--- a/src/Layers/W1/BaseApp/Sales/Document/StandardSalesProFormaInvBody.docx
+++ b/src/Layers/W1/BaseApp/Sales/Document/StandardSalesProFormaInvBody.docx
@@ -4,39 +4,38 @@
   <w:body>
     <w:tbl>
       <w:tblPr>
-        <w:tblStyle w:val="Default2"/>
-        <w:tblW w:w="15422" w:type="dxa"/>
+        <w:tblStyle w:val="BCBlockTable"/>
+        <w:tblW w:w="5000" w:type="pct"/>
         <w:tblBorders>
-          <w:top w:val="none" w:color="auto" w:sz="0" w:space="0"/>
-          <w:left w:val="none" w:color="auto" w:sz="0" w:space="0"/>
-          <w:bottom w:val="none" w:color="auto" w:sz="0" w:space="0"/>
-          <w:right w:val="none" w:color="auto" w:sz="0" w:space="0"/>
-          <w:insideH w:val="none" w:color="auto" w:sz="0" w:space="0"/>
-          <w:insideV w:val="none" w:color="auto" w:sz="0" w:space="0"/>
+          <w:top w:val="none" w:sz="0" w:space="0" w:color="auto"/>
+          <w:left w:val="none" w:sz="0" w:space="0" w:color="auto"/>
+          <w:bottom w:val="none" w:sz="0" w:space="0" w:color="auto"/>
+          <w:right w:val="none" w:sz="0" w:space="0" w:color="auto"/>
+          <w:insideH w:val="none" w:sz="0" w:space="0" w:color="auto"/>
+          <w:insideV w:val="none" w:sz="0" w:space="0" w:color="auto"/>
         </w:tblBorders>
         <w:tblCellMar>
           <w:left w:w="0" w:type="dxa"/>
           <w:right w:w="0" w:type="dxa"/>
         </w:tblCellMar>
-        <w:tblLook w:val="04A0" w:firstRow="1" w:lastRow="0" w:firstColumn="1" w:lastColumn="0" w:noHBand="0" w:noVBand="1"/>
+        <w:tblLook w:val="0620" w:firstRow="1" w:lastRow="0" w:firstColumn="0" w:lastColumn="0" w:noHBand="1" w:noVBand="1"/>
         <w:tblCaption w:val="ADDRESS BLOCK"/>
+        <w:tblDescription w:val="Layout table. Used for positioning, not for tabular data."/>
       </w:tblPr>
       <w:tblGrid>
-        <w:gridCol w:w="3551"/>
+        <w:gridCol w:w="3550"/>
         <w:gridCol w:w="5937"/>
         <w:gridCol w:w="5934"/>
       </w:tblGrid>
       <w:tr>
         <w:trPr>
           <w:cnfStyle w:val="100000000000" w:firstRow="1" w:lastRow="0" w:firstColumn="0" w:lastColumn="0" w:oddVBand="0" w:evenVBand="0" w:oddHBand="0" w:evenHBand="0" w:firstRowFirstColumn="0" w:firstRowLastColumn="0" w:lastRowFirstColumn="0" w:lastRowLastColumn="0"/>
+          <w:cantSplit/>
           <w:trHeight w:val="302"/>
         </w:trPr>
         <w:sdt>
           <w:sdtPr>
             <w:rPr>
-              <w:rFonts w:ascii="Segoe UI Semibold" w:hAnsi="Segoe UI Semibold" w:eastAsia="Times New Roman" w:cs="Segoe UI Semibold"/>
-              <w:sz w:val="22"/>
-              <w:szCs w:val="22"/>
               <w:lang w:val="da-DK"/>
             </w:rPr>
             <w:alias w:val="CustomerAddress1"/>
@@ -45,11 +44,10 @@
             <w:placeholder>
               <w:docPart w:val="BB1050C2C8994367A8126BE74A881D55"/>
             </w:placeholder>
+            <w:dataBinding w:prefixMappings="&lt;xmlns:ns0='urn:microsoft-dynamics-nav/reports/Standard_Sales_Pro_Forma_Inv/1302/' " w:xpath="/ns0:NavWordReportXmlPart[1]/ns0:Header[1]/ns0:CustomerAddress1[1]" w:storeItemID="{00000000-0000-0000-0000-000000000000}"/>
             <w15:color w:val="808080"/>
             <w:text/>
-            <w:dataBinding w:prefixMappings="xmlns:ns0='urn:microsoft-dynamics-nav/reports/Standard_Sales_Pro_Forma_Inv/1302/'" w:xpath="/ns0:NavWordReportXmlPart[1]/ns0:Header[1]/ns0:CustomerAddress1[1]"/>
           </w:sdtPr>
-          <w:sdtEndPr/>
           <w:sdtContent>
             <w:tc>
               <w:tcPr>
@@ -57,20 +55,14 @@
               </w:tcPr>
               <w:p>
                 <w:pPr>
-                  <w:pStyle w:val="Heading2"/>
+                  <w:pStyle w:val="BCLabel"/>
                   <w:spacing w:before="0" w:line="276" w:lineRule="auto"/>
                   <w:rPr>
-                    <w:rFonts w:ascii="Segoe UI Semibold" w:hAnsi="Segoe UI Semibold" w:eastAsia="Times New Roman" w:cs="Segoe UI Semibold"/>
-                    <w:sz w:val="22"/>
-                    <w:szCs w:val="22"/>
                     <w:lang w:val="da-DK" w:eastAsia="en-DK"/>
                   </w:rPr>
                 </w:pPr>
                 <w:r>
                   <w:rPr>
-                    <w:rFonts w:ascii="Segoe UI Semibold" w:hAnsi="Segoe UI Semibold" w:eastAsia="Times New Roman" w:cs="Segoe UI Semibold"/>
-                    <w:sz w:val="22"/>
-                    <w:szCs w:val="22"/>
                     <w:lang w:val="da-DK" w:eastAsia="en-DK"/>
                   </w:rPr>
                   <w:t>CustomerAddress1</w:t>
@@ -85,12 +77,9 @@
           </w:tcPr>
           <w:p>
             <w:pPr>
-              <w:pStyle w:val="Heading2"/>
+              <w:pStyle w:val="BCLabel"/>
               <w:spacing w:before="0" w:line="276" w:lineRule="auto"/>
               <w:rPr>
-                <w:rFonts w:ascii="Segoe UI Semibold" w:hAnsi="Segoe UI Semibold" w:eastAsia="Times New Roman" w:cs="Segoe UI Semibold"/>
-                <w:sz w:val="22"/>
-                <w:szCs w:val="22"/>
                 <w:lang w:val="da-DK" w:eastAsia="en-DK"/>
               </w:rPr>
             </w:pPr>
@@ -99,9 +88,6 @@
         <w:sdt>
           <w:sdtPr>
             <w:rPr>
-              <w:rFonts w:ascii="Segoe UI Semibold" w:hAnsi="Segoe UI Semibold" w:eastAsia="Times New Roman" w:cs="Segoe UI Semibold"/>
-              <w:sz w:val="22"/>
-              <w:szCs w:val="22"/>
               <w:lang w:val="da-DK"/>
             </w:rPr>
             <w:alias w:val="CompanyAddress1"/>
@@ -110,11 +96,10 @@
             <w:placeholder>
               <w:docPart w:val="E1C3DFAE78E14FD2B2D0C1DCF6D40B28"/>
             </w:placeholder>
+            <w:dataBinding w:prefixMappings="&lt;xmlns:ns0='urn:microsoft-dynamics-nav/reports/Standard_Sales_Pro_Forma_Inv/1302/' " w:xpath="/ns0:NavWordReportXmlPart[1]/ns0:Header[1]/ns0:CompanyAddress1[1]" w:storeItemID="{00000000-0000-0000-0000-000000000000}"/>
             <w15:color w:val="808080"/>
             <w:text/>
-            <w:dataBinding w:prefixMappings="xmlns:ns0='urn:microsoft-dynamics-nav/reports/Standard_Sales_Pro_Forma_Inv/1302/'" w:xpath="/ns0:NavWordReportXmlPart[1]/ns0:Header[1]/ns0:CompanyAddress1[1]"/>
           </w:sdtPr>
-          <w:sdtEndPr/>
           <w:sdtContent>
             <w:tc>
               <w:tcPr>
@@ -122,21 +107,15 @@
               </w:tcPr>
               <w:p>
                 <w:pPr>
-                  <w:pStyle w:val="Heading2"/>
+                  <w:pStyle w:val="BCLabelNumber"/>
                   <w:spacing w:before="0" w:line="276" w:lineRule="auto"/>
                   <w:jc w:val="right"/>
                   <w:rPr>
-                    <w:rFonts w:ascii="Segoe UI Semibold" w:hAnsi="Segoe UI Semibold" w:eastAsia="Times New Roman" w:cs="Segoe UI Semibold"/>
-                    <w:sz w:val="22"/>
-                    <w:szCs w:val="22"/>
                     <w:lang w:val="da-DK"/>
                   </w:rPr>
                 </w:pPr>
                 <w:r>
                   <w:rPr>
-                    <w:rFonts w:ascii="Segoe UI Semibold" w:hAnsi="Segoe UI Semibold" w:eastAsia="Times New Roman" w:cs="Segoe UI Semibold"/>
-                    <w:sz w:val="22"/>
-                    <w:szCs w:val="22"/>
                     <w:lang w:val="da-DK" w:eastAsia="en-DK"/>
                   </w:rPr>
                   <w:t>CompanyAddress1</w:t>
@@ -148,26 +127,22 @@
       </w:tr>
       <w:tr>
         <w:trPr>
+          <w:cantSplit/>
           <w:trHeight w:val="274"/>
         </w:trPr>
         <w:sdt>
           <w:sdtPr>
-            <w:rPr>
-              <w:rFonts w:eastAsia="Times New Roman" w:cs="Segoe UI"/>
-              <w:sz w:val="22"/>
-              <w:szCs w:val="22"/>
-            </w:rPr>
+            <w:rPr/>
             <w:alias w:val="CustomerAddress2"/>
             <w:tag w:val="#BC:InsertDataItem,DataItems/Header/CustomerAddress2"/>
             <w:id w:val="856541041"/>
             <w:placeholder>
               <w:docPart w:val="BB1050C2C8994367A8126BE74A881D55"/>
             </w:placeholder>
+            <w:dataBinding w:prefixMappings="&lt;xmlns:ns0='urn:microsoft-dynamics-nav/reports/Standard_Sales_Pro_Forma_Inv/1302/' " w:xpath="/ns0:NavWordReportXmlPart[1]/ns0:Header[1]/ns0:CustomerAddress2[1]" w:storeItemID="{00000000-0000-0000-0000-000000000000}"/>
             <w15:color w:val="808080"/>
             <w:text/>
-            <w:dataBinding w:prefixMappings="xmlns:ns0='urn:microsoft-dynamics-nav/reports/Standard_Sales_Pro_Forma_Inv/1302/'" w:xpath="/ns0:NavWordReportXmlPart[1]/ns0:Header[1]/ns0:CustomerAddress2[1]"/>
           </w:sdtPr>
-          <w:sdtEndPr/>
           <w:sdtContent>
             <w:tc>
               <w:tcPr>
@@ -175,18 +150,13 @@
               </w:tcPr>
               <w:p>
                 <w:pPr>
+                  <w:pStyle w:val="NoSpacing"/>
                   <w:rPr>
-                    <w:rFonts w:eastAsia="Times New Roman" w:cs="Segoe UI" w:asciiTheme="minorHAnsi" w:hAnsiTheme="minorHAnsi"/>
-                    <w:sz w:val="22"/>
-                    <w:szCs w:val="22"/>
                     <w:lang w:val="en-DK" w:eastAsia="en-DK"/>
                   </w:rPr>
                 </w:pPr>
                 <w:r>
                   <w:rPr>
-                    <w:rFonts w:eastAsia="Times New Roman" w:cs="Segoe UI" w:asciiTheme="minorHAnsi" w:hAnsiTheme="minorHAnsi"/>
-                    <w:sz w:val="22"/>
-                    <w:szCs w:val="22"/>
                     <w:lang w:val="en-DK" w:eastAsia="en-DK"/>
                   </w:rPr>
                   <w:t>CustomerAddress2</w:t>
@@ -201,10 +171,8 @@
           </w:tcPr>
           <w:p>
             <w:pPr>
+              <w:pStyle w:val="NoSpacing"/>
               <w:rPr>
-                <w:rFonts w:eastAsia="Times New Roman" w:cs="Segoe UI" w:asciiTheme="minorHAnsi" w:hAnsiTheme="minorHAnsi"/>
-                <w:sz w:val="22"/>
-                <w:szCs w:val="22"/>
                 <w:lang w:val="en-DK" w:eastAsia="en-DK"/>
               </w:rPr>
             </w:pPr>
@@ -212,22 +180,17 @@
         </w:tc>
         <w:sdt>
           <w:sdtPr>
-            <w:rPr>
-              <w:rFonts w:eastAsia="Times New Roman" w:cs="Segoe UI"/>
-              <w:sz w:val="22"/>
-              <w:szCs w:val="22"/>
-            </w:rPr>
+            <w:rPr/>
             <w:alias w:val="CompanyAddress2"/>
             <w:tag w:val="#BC:InsertDataItem,DataItems/Header/CompanyAddress2"/>
             <w:id w:val="927465436"/>
             <w:placeholder>
               <w:docPart w:val="C0C1B5D2A0B74192B7E45A7530D8650F"/>
             </w:placeholder>
+            <w:dataBinding w:prefixMappings="&lt;xmlns:ns0='urn:microsoft-dynamics-nav/reports/Standard_Sales_Pro_Forma_Inv/1302/' " w:xpath="/ns0:NavWordReportXmlPart[1]/ns0:Header[1]/ns0:CompanyAddress2[1]" w:storeItemID="{00000000-0000-0000-0000-000000000000}"/>
             <w15:color w:val="808080"/>
             <w:text/>
-            <w:dataBinding w:prefixMappings="xmlns:ns0='urn:microsoft-dynamics-nav/reports/Standard_Sales_Pro_Forma_Inv/1302/'" w:xpath="/ns0:NavWordReportXmlPart[1]/ns0:Header[1]/ns0:CompanyAddress2[1]"/>
           </w:sdtPr>
-          <w:sdtEndPr/>
           <w:sdtContent>
             <w:tc>
               <w:tcPr>
@@ -235,18 +198,11 @@
               </w:tcPr>
               <w:p>
                 <w:pPr>
+                  <w:pStyle w:val="BCNumber"/>
                   <w:jc w:val="right"/>
-                  <w:rPr>
-                    <w:rFonts w:eastAsia="Times New Roman" w:cs="Segoe UI"/>
-                    <w:sz w:val="22"/>
-                    <w:szCs w:val="22"/>
-                  </w:rPr>
                 </w:pPr>
                 <w:r>
                   <w:rPr>
-                    <w:rFonts w:eastAsia="Times New Roman" w:cs="Segoe UI" w:asciiTheme="minorHAnsi" w:hAnsiTheme="minorHAnsi"/>
-                    <w:sz w:val="22"/>
-                    <w:szCs w:val="22"/>
                     <w:lang w:val="en-DK" w:eastAsia="en-DK"/>
                   </w:rPr>
                   <w:t>CompanyAddress2</w:t>
@@ -258,26 +214,22 @@
       </w:tr>
       <w:tr>
         <w:trPr>
+          <w:cantSplit/>
           <w:trHeight w:val="274"/>
         </w:trPr>
         <w:sdt>
           <w:sdtPr>
-            <w:rPr>
-              <w:rFonts w:eastAsia="Times New Roman" w:cs="Segoe UI"/>
-              <w:sz w:val="22"/>
-              <w:szCs w:val="22"/>
-            </w:rPr>
+            <w:rPr/>
             <w:alias w:val="CustomerAddress3"/>
             <w:tag w:val="#BC:InsertDataItem,DataItems/Header/CustomerAddress3"/>
             <w:id w:val="840433313"/>
             <w:placeholder>
               <w:docPart w:val="BB1050C2C8994367A8126BE74A881D55"/>
             </w:placeholder>
+            <w:dataBinding w:prefixMappings="&lt;xmlns:ns0='urn:microsoft-dynamics-nav/reports/Standard_Sales_Pro_Forma_Inv/1302/' " w:xpath="/ns0:NavWordReportXmlPart[1]/ns0:Header[1]/ns0:CustomerAddress3[1]" w:storeItemID="{00000000-0000-0000-0000-000000000000}"/>
             <w15:color w:val="808080"/>
             <w:text/>
-            <w:dataBinding w:prefixMappings="xmlns:ns0='urn:microsoft-dynamics-nav/reports/Standard_Sales_Pro_Forma_Inv/1302/'" w:xpath="/ns0:NavWordReportXmlPart[1]/ns0:Header[1]/ns0:CustomerAddress3[1]"/>
           </w:sdtPr>
-          <w:sdtEndPr/>
           <w:sdtContent>
             <w:tc>
               <w:tcPr>
@@ -285,18 +237,13 @@
               </w:tcPr>
               <w:p>
                 <w:pPr>
+                  <w:pStyle w:val="NoSpacing"/>
                   <w:rPr>
-                    <w:rFonts w:eastAsia="Times New Roman" w:cs="Segoe UI" w:asciiTheme="minorHAnsi" w:hAnsiTheme="minorHAnsi"/>
-                    <w:sz w:val="22"/>
-                    <w:szCs w:val="22"/>
                     <w:lang w:val="en-DK" w:eastAsia="en-DK"/>
                   </w:rPr>
                 </w:pPr>
                 <w:r>
                   <w:rPr>
-                    <w:rFonts w:eastAsia="Times New Roman" w:cs="Segoe UI" w:asciiTheme="minorHAnsi" w:hAnsiTheme="minorHAnsi"/>
-                    <w:sz w:val="22"/>
-                    <w:szCs w:val="22"/>
                     <w:lang w:val="en-DK" w:eastAsia="en-DK"/>
                   </w:rPr>
                   <w:t>CustomerAddress3</w:t>
@@ -311,10 +258,8 @@
           </w:tcPr>
           <w:p>
             <w:pPr>
+              <w:pStyle w:val="NoSpacing"/>
               <w:rPr>
-                <w:rFonts w:eastAsia="Times New Roman" w:cs="Segoe UI" w:asciiTheme="minorHAnsi" w:hAnsiTheme="minorHAnsi"/>
-                <w:sz w:val="22"/>
-                <w:szCs w:val="22"/>
                 <w:lang w:val="en-DK" w:eastAsia="en-DK"/>
               </w:rPr>
             </w:pPr>
@@ -322,22 +267,17 @@
         </w:tc>
         <w:sdt>
           <w:sdtPr>
-            <w:rPr>
-              <w:rFonts w:eastAsia="Times New Roman" w:cs="Segoe UI"/>
-              <w:sz w:val="22"/>
-              <w:szCs w:val="22"/>
-            </w:rPr>
+            <w:rPr/>
             <w:alias w:val="CompanyAddress3"/>
             <w:tag w:val="#BC:InsertDataItem,DataItems/Header/CompanyAddress3"/>
             <w:id w:val="41182478"/>
             <w:placeholder>
               <w:docPart w:val="FBFF5AC15E064F02AB44E2AFC1AF80D5"/>
             </w:placeholder>
+            <w:dataBinding w:prefixMappings="&lt;xmlns:ns0='urn:microsoft-dynamics-nav/reports/Standard_Sales_Pro_Forma_Inv/1302/' " w:xpath="/ns0:NavWordReportXmlPart[1]/ns0:Header[1]/ns0:CompanyAddress3[1]" w:storeItemID="{00000000-0000-0000-0000-000000000000}"/>
             <w15:color w:val="808080"/>
             <w:text/>
-            <w:dataBinding w:prefixMappings="xmlns:ns0='urn:microsoft-dynamics-nav/reports/Standard_Sales_Pro_Forma_Inv/1302/'" w:xpath="/ns0:NavWordReportXmlPart[1]/ns0:Header[1]/ns0:CompanyAddress3[1]"/>
           </w:sdtPr>
-          <w:sdtEndPr/>
           <w:sdtContent>
             <w:tc>
               <w:tcPr>
@@ -345,18 +285,11 @@
               </w:tcPr>
               <w:p>
                 <w:pPr>
+                  <w:pStyle w:val="BCNumber"/>
                   <w:jc w:val="right"/>
-                  <w:rPr>
-                    <w:rFonts w:eastAsia="Times New Roman" w:cs="Segoe UI"/>
-                    <w:sz w:val="22"/>
-                    <w:szCs w:val="22"/>
-                  </w:rPr>
                 </w:pPr>
                 <w:r>
                   <w:rPr>
-                    <w:rFonts w:eastAsia="Times New Roman" w:cs="Segoe UI" w:asciiTheme="minorHAnsi" w:hAnsiTheme="minorHAnsi"/>
-                    <w:sz w:val="22"/>
-                    <w:szCs w:val="22"/>
                     <w:lang w:val="en-DK" w:eastAsia="en-DK"/>
                   </w:rPr>
                   <w:t>CompanyAddress3</w:t>
@@ -368,26 +301,22 @@
       </w:tr>
       <w:tr>
         <w:trPr>
+          <w:cantSplit/>
           <w:trHeight w:val="274"/>
         </w:trPr>
         <w:sdt>
           <w:sdtPr>
-            <w:rPr>
-              <w:rFonts w:eastAsia="Times New Roman" w:cs="Segoe UI"/>
-              <w:sz w:val="22"/>
-              <w:szCs w:val="22"/>
-            </w:rPr>
+            <w:rPr/>
             <w:alias w:val="CustomerAddress4"/>
             <w:tag w:val="#BC:InsertDataItem,DataItems/Header/CustomerAddress4"/>
             <w:id w:val="1455374910"/>
             <w:placeholder>
               <w:docPart w:val="BB1050C2C8994367A8126BE74A881D55"/>
             </w:placeholder>
+            <w:dataBinding w:prefixMappings="&lt;xmlns:ns0='urn:microsoft-dynamics-nav/reports/Standard_Sales_Pro_Forma_Inv/1302/' " w:xpath="/ns0:NavWordReportXmlPart[1]/ns0:Header[1]/ns0:CustomerAddress4[1]" w:storeItemID="{00000000-0000-0000-0000-000000000000}"/>
             <w15:color w:val="808080"/>
             <w:text/>
-            <w:dataBinding w:prefixMappings="xmlns:ns0='urn:microsoft-dynamics-nav/reports/Standard_Sales_Pro_Forma_Inv/1302/'" w:xpath="/ns0:NavWordReportXmlPart[1]/ns0:Header[1]/ns0:CustomerAddress4[1]"/>
           </w:sdtPr>
-          <w:sdtEndPr/>
           <w:sdtContent>
             <w:tc>
               <w:tcPr>
@@ -395,18 +324,13 @@
               </w:tcPr>
               <w:p>
                 <w:pPr>
+                  <w:pStyle w:val="NoSpacing"/>
                   <w:rPr>
-                    <w:rFonts w:eastAsia="Times New Roman" w:cs="Segoe UI" w:asciiTheme="minorHAnsi" w:hAnsiTheme="minorHAnsi"/>
-                    <w:sz w:val="22"/>
-                    <w:szCs w:val="22"/>
                     <w:lang w:val="en-DK" w:eastAsia="en-DK"/>
                   </w:rPr>
                 </w:pPr>
                 <w:r>
                   <w:rPr>
-                    <w:rFonts w:eastAsia="Times New Roman" w:cs="Segoe UI" w:asciiTheme="minorHAnsi" w:hAnsiTheme="minorHAnsi"/>
-                    <w:sz w:val="22"/>
-                    <w:szCs w:val="22"/>
                     <w:lang w:val="en-DK" w:eastAsia="en-DK"/>
                   </w:rPr>
                   <w:t>CustomerAddress4</w:t>
@@ -421,10 +345,8 @@
           </w:tcPr>
           <w:p>
             <w:pPr>
+              <w:pStyle w:val="NoSpacing"/>
               <w:rPr>
-                <w:rFonts w:eastAsia="Times New Roman" w:cs="Segoe UI" w:asciiTheme="minorHAnsi" w:hAnsiTheme="minorHAnsi"/>
-                <w:sz w:val="22"/>
-                <w:szCs w:val="22"/>
                 <w:lang w:val="en-DK" w:eastAsia="en-DK"/>
               </w:rPr>
             </w:pPr>
@@ -432,22 +354,17 @@
         </w:tc>
         <w:sdt>
           <w:sdtPr>
-            <w:rPr>
-              <w:rFonts w:eastAsia="Times New Roman" w:cs="Segoe UI"/>
-              <w:sz w:val="22"/>
-              <w:szCs w:val="22"/>
-            </w:rPr>
+            <w:rPr/>
             <w:alias w:val="CompanyAddress4"/>
             <w:tag w:val="#BC:InsertDataItem,DataItems/Header/CompanyAddress4"/>
             <w:id w:val="83121806"/>
             <w:placeholder>
               <w:docPart w:val="E4A3209ACF2B4C339143EDB1A7517A2D"/>
             </w:placeholder>
+            <w:dataBinding w:prefixMappings="&lt;xmlns:ns0='urn:microsoft-dynamics-nav/reports/Standard_Sales_Pro_Forma_Inv/1302/' " w:xpath="/ns0:NavWordReportXmlPart[1]/ns0:Header[1]/ns0:CompanyAddress4[1]" w:storeItemID="{00000000-0000-0000-0000-000000000000}"/>
             <w15:color w:val="808080"/>
             <w:text/>
-            <w:dataBinding w:prefixMappings="xmlns:ns0='urn:microsoft-dynamics-nav/reports/Standard_Sales_Pro_Forma_Inv/1302/'" w:xpath="/ns0:NavWordReportXmlPart[1]/ns0:Header[1]/ns0:CompanyAddress4[1]"/>
           </w:sdtPr>
-          <w:sdtEndPr/>
           <w:sdtContent>
             <w:tc>
               <w:tcPr>
@@ -455,18 +372,11 @@
               </w:tcPr>
               <w:p>
                 <w:pPr>
+                  <w:pStyle w:val="BCNumber"/>
                   <w:jc w:val="right"/>
-                  <w:rPr>
-                    <w:rFonts w:eastAsia="Times New Roman" w:cs="Segoe UI"/>
-                    <w:sz w:val="22"/>
-                    <w:szCs w:val="22"/>
-                  </w:rPr>
                 </w:pPr>
                 <w:r>
                   <w:rPr>
-                    <w:rFonts w:eastAsia="Times New Roman" w:cs="Segoe UI" w:asciiTheme="minorHAnsi" w:hAnsiTheme="minorHAnsi"/>
-                    <w:sz w:val="22"/>
-                    <w:szCs w:val="22"/>
                     <w:lang w:val="en-DK" w:eastAsia="en-DK"/>
                   </w:rPr>
                   <w:t>CompanyAddress4</w:t>
@@ -478,26 +388,22 @@
       </w:tr>
       <w:tr>
         <w:trPr>
+          <w:cantSplit/>
           <w:trHeight w:val="274"/>
         </w:trPr>
         <w:sdt>
           <w:sdtPr>
-            <w:rPr>
-              <w:rFonts w:eastAsia="Times New Roman" w:cs="Segoe UI"/>
-              <w:sz w:val="22"/>
-              <w:szCs w:val="22"/>
-            </w:rPr>
+            <w:rPr/>
             <w:alias w:val="CustomerAddress5"/>
             <w:tag w:val="#BC:InsertDataItem,DataItems/Header/CustomerAddress5"/>
             <w:id w:val="-559171327"/>
             <w:placeholder>
               <w:docPart w:val="BB1050C2C8994367A8126BE74A881D55"/>
             </w:placeholder>
+            <w:dataBinding w:prefixMappings="&lt;xmlns:ns0='urn:microsoft-dynamics-nav/reports/Standard_Sales_Pro_Forma_Inv/1302/' " w:xpath="/ns0:NavWordReportXmlPart[1]/ns0:Header[1]/ns0:CustomerAddress5[1]" w:storeItemID="{00000000-0000-0000-0000-000000000000}"/>
             <w15:color w:val="808080"/>
             <w:text/>
-            <w:dataBinding w:prefixMappings="xmlns:ns0='urn:microsoft-dynamics-nav/reports/Standard_Sales_Pro_Forma_Inv/1302/'" w:xpath="/ns0:NavWordReportXmlPart[1]/ns0:Header[1]/ns0:CustomerAddress5[1]"/>
           </w:sdtPr>
-          <w:sdtEndPr/>
           <w:sdtContent>
             <w:tc>
               <w:tcPr>
@@ -505,18 +411,13 @@
               </w:tcPr>
               <w:p>
                 <w:pPr>
+                  <w:pStyle w:val="NoSpacing"/>
                   <w:rPr>
-                    <w:rFonts w:eastAsia="Times New Roman" w:cs="Segoe UI" w:asciiTheme="minorHAnsi" w:hAnsiTheme="minorHAnsi"/>
-                    <w:sz w:val="22"/>
-                    <w:szCs w:val="22"/>
                     <w:lang w:val="en-DK" w:eastAsia="en-DK"/>
                   </w:rPr>
                 </w:pPr>
                 <w:r>
                   <w:rPr>
-                    <w:rFonts w:eastAsia="Times New Roman" w:cs="Segoe UI" w:asciiTheme="minorHAnsi" w:hAnsiTheme="minorHAnsi"/>
-                    <w:sz w:val="22"/>
-                    <w:szCs w:val="22"/>
                     <w:lang w:val="en-DK" w:eastAsia="en-DK"/>
                   </w:rPr>
                   <w:t>CustomerAddress5</w:t>
@@ -531,10 +432,8 @@
           </w:tcPr>
           <w:p>
             <w:pPr>
+              <w:pStyle w:val="NoSpacing"/>
               <w:rPr>
-                <w:rFonts w:eastAsia="Times New Roman" w:cs="Segoe UI" w:asciiTheme="minorHAnsi" w:hAnsiTheme="minorHAnsi"/>
-                <w:sz w:val="22"/>
-                <w:szCs w:val="22"/>
                 <w:lang w:val="en-DK" w:eastAsia="en-DK"/>
               </w:rPr>
             </w:pPr>
@@ -542,22 +441,17 @@
         </w:tc>
         <w:sdt>
           <w:sdtPr>
-            <w:rPr>
-              <w:rFonts w:eastAsia="Times New Roman" w:cs="Segoe UI"/>
-              <w:sz w:val="22"/>
-              <w:szCs w:val="22"/>
-            </w:rPr>
+            <w:rPr/>
             <w:alias w:val="CompanyAddress5"/>
             <w:tag w:val="#BC:InsertDataItem,DataItems/Header/CompanyAddress5"/>
             <w:id w:val="-1529014133"/>
             <w:placeholder>
               <w:docPart w:val="4CE97AB939E04268923FA8C8602250DA"/>
             </w:placeholder>
+            <w:dataBinding w:prefixMappings="&lt;xmlns:ns0='urn:microsoft-dynamics-nav/reports/Standard_Sales_Pro_Forma_Inv/1302/' " w:xpath="/ns0:NavWordReportXmlPart[1]/ns0:Header[1]/ns0:CompanyAddress5[1]" w:storeItemID="{00000000-0000-0000-0000-000000000000}"/>
             <w15:color w:val="808080"/>
             <w:text/>
-            <w:dataBinding w:prefixMappings="xmlns:ns0='urn:microsoft-dynamics-nav/reports/Standard_Sales_Pro_Forma_Inv/1302/'" w:xpath="/ns0:NavWordReportXmlPart[1]/ns0:Header[1]/ns0:CompanyAddress5[1]"/>
           </w:sdtPr>
-          <w:sdtEndPr/>
           <w:sdtContent>
             <w:tc>
               <w:tcPr>
@@ -565,18 +459,11 @@
               </w:tcPr>
               <w:p>
                 <w:pPr>
+                  <w:pStyle w:val="BCNumber"/>
                   <w:jc w:val="right"/>
-                  <w:rPr>
-                    <w:rFonts w:eastAsia="Times New Roman" w:cs="Segoe UI"/>
-                    <w:sz w:val="22"/>
-                    <w:szCs w:val="22"/>
-                  </w:rPr>
                 </w:pPr>
                 <w:r>
                   <w:rPr>
-                    <w:rFonts w:eastAsia="Times New Roman" w:cs="Segoe UI" w:asciiTheme="minorHAnsi" w:hAnsiTheme="minorHAnsi"/>
-                    <w:sz w:val="22"/>
-                    <w:szCs w:val="22"/>
                     <w:lang w:val="en-DK" w:eastAsia="en-DK"/>
                   </w:rPr>
                   <w:t>CompanyAddress5</w:t>
@@ -588,26 +475,22 @@
       </w:tr>
       <w:tr>
         <w:trPr>
+          <w:cantSplit/>
           <w:trHeight w:val="274"/>
         </w:trPr>
         <w:sdt>
           <w:sdtPr>
-            <w:rPr>
-              <w:rFonts w:eastAsia="Times New Roman" w:cs="Segoe UI"/>
-              <w:sz w:val="22"/>
-              <w:szCs w:val="22"/>
-            </w:rPr>
+            <w:rPr/>
             <w:alias w:val="CustomerAddress6"/>
             <w:tag w:val="#BC:InsertDataItem,DataItems/Header/CustomerAddress6"/>
             <w:id w:val="735363797"/>
             <w:placeholder>
               <w:docPart w:val="BB1050C2C8994367A8126BE74A881D55"/>
             </w:placeholder>
+            <w:dataBinding w:prefixMappings="&lt;xmlns:ns0='urn:microsoft-dynamics-nav/reports/Standard_Sales_Pro_Forma_Inv/1302/' " w:xpath="/ns0:NavWordReportXmlPart[1]/ns0:Header[1]/ns0:CustomerAddress6[1]" w:storeItemID="{00000000-0000-0000-0000-000000000000}"/>
             <w15:color w:val="808080"/>
             <w:text/>
-            <w:dataBinding w:prefixMappings="xmlns:ns0='urn:microsoft-dynamics-nav/reports/Standard_Sales_Pro_Forma_Inv/1302/'" w:xpath="/ns0:NavWordReportXmlPart[1]/ns0:Header[1]/ns0:CustomerAddress6[1]"/>
           </w:sdtPr>
-          <w:sdtEndPr/>
           <w:sdtContent>
             <w:tc>
               <w:tcPr>
@@ -615,18 +498,13 @@
               </w:tcPr>
               <w:p>
                 <w:pPr>
+                  <w:pStyle w:val="NoSpacing"/>
                   <w:rPr>
-                    <w:rFonts w:eastAsia="Times New Roman" w:cs="Segoe UI" w:asciiTheme="minorHAnsi" w:hAnsiTheme="minorHAnsi"/>
-                    <w:sz w:val="22"/>
-                    <w:szCs w:val="22"/>
                     <w:lang w:val="en-DK" w:eastAsia="en-DK"/>
                   </w:rPr>
                 </w:pPr>
                 <w:r>
                   <w:rPr>
-                    <w:rFonts w:eastAsia="Times New Roman" w:cs="Segoe UI" w:asciiTheme="minorHAnsi" w:hAnsiTheme="minorHAnsi"/>
-                    <w:sz w:val="22"/>
-                    <w:szCs w:val="22"/>
                     <w:lang w:val="en-DK" w:eastAsia="en-DK"/>
                   </w:rPr>
                   <w:t>CustomerAddress6</w:t>
@@ -641,10 +519,8 @@
           </w:tcPr>
           <w:p>
             <w:pPr>
+              <w:pStyle w:val="NoSpacing"/>
               <w:rPr>
-                <w:rFonts w:eastAsia="Times New Roman" w:cs="Segoe UI" w:asciiTheme="minorHAnsi" w:hAnsiTheme="minorHAnsi"/>
-                <w:sz w:val="22"/>
-                <w:szCs w:val="22"/>
                 <w:lang w:val="en-DK" w:eastAsia="en-DK"/>
               </w:rPr>
             </w:pPr>
@@ -652,22 +528,17 @@
         </w:tc>
         <w:sdt>
           <w:sdtPr>
-            <w:rPr>
-              <w:rFonts w:eastAsia="Times New Roman" w:cs="Segoe UI"/>
-              <w:sz w:val="22"/>
-              <w:szCs w:val="22"/>
-            </w:rPr>
+            <w:rPr/>
             <w:alias w:val="CompanyAddress6"/>
             <w:tag w:val="#BC:InsertDataItem,DataItems/Header/CompanyAddress6"/>
             <w:id w:val="-148360329"/>
             <w:placeholder>
               <w:docPart w:val="7A4FFA8C27C24AC0B5B0461E1B3B8ED4"/>
             </w:placeholder>
+            <w:dataBinding w:prefixMappings="&lt;xmlns:ns0='urn:microsoft-dynamics-nav/reports/Standard_Sales_Pro_Forma_Inv/1302/' " w:xpath="/ns0:NavWordReportXmlPart[1]/ns0:Header[1]/ns0:CompanyAddress6[1]" w:storeItemID="{00000000-0000-0000-0000-000000000000}"/>
             <w15:color w:val="808080"/>
             <w:text/>
-            <w:dataBinding w:prefixMappings="xmlns:ns0='urn:microsoft-dynamics-nav/reports/Standard_Sales_Pro_Forma_Inv/1302/'" w:xpath="/ns0:NavWordReportXmlPart[1]/ns0:Header[1]/ns0:CompanyAddress6[1]"/>
           </w:sdtPr>
-          <w:sdtEndPr/>
           <w:sdtContent>
             <w:tc>
               <w:tcPr>
@@ -675,18 +546,11 @@
               </w:tcPr>
               <w:p>
                 <w:pPr>
+                  <w:pStyle w:val="BCNumber"/>
                   <w:jc w:val="right"/>
-                  <w:rPr>
-                    <w:rFonts w:eastAsia="Times New Roman" w:cs="Segoe UI"/>
-                    <w:sz w:val="22"/>
-                    <w:szCs w:val="22"/>
-                  </w:rPr>
                 </w:pPr>
                 <w:r>
                   <w:rPr>
-                    <w:rFonts w:eastAsia="Times New Roman" w:cs="Segoe UI" w:asciiTheme="minorHAnsi" w:hAnsiTheme="minorHAnsi"/>
-                    <w:sz w:val="22"/>
-                    <w:szCs w:val="22"/>
                     <w:lang w:val="en-DK" w:eastAsia="en-DK"/>
                   </w:rPr>
                   <w:t>CompanyAddress6</w:t>
@@ -698,26 +562,22 @@
       </w:tr>
       <w:tr>
         <w:trPr>
+          <w:cantSplit/>
           <w:trHeight w:val="274"/>
         </w:trPr>
         <w:sdt>
           <w:sdtPr>
-            <w:rPr>
-              <w:rFonts w:eastAsia="Times New Roman" w:cs="Segoe UI"/>
-              <w:sz w:val="22"/>
-              <w:szCs w:val="22"/>
-            </w:rPr>
+            <w:rPr/>
             <w:alias w:val="CustomerAddress7"/>
             <w:tag w:val="#BC:InsertDataItem,DataItems/Header/CustomerAddress7"/>
             <w:id w:val="-113363865"/>
             <w:placeholder>
               <w:docPart w:val="BB1050C2C8994367A8126BE74A881D55"/>
             </w:placeholder>
+            <w:dataBinding w:prefixMappings="&lt;xmlns:ns0='urn:microsoft-dynamics-nav/reports/Standard_Sales_Pro_Forma_Inv/1302/' " w:xpath="/ns0:NavWordReportXmlPart[1]/ns0:Header[1]/ns0:CustomerAddress7[1]" w:storeItemID="{00000000-0000-0000-0000-000000000000}"/>
             <w15:color w:val="808080"/>
             <w:text/>
-            <w:dataBinding w:prefixMappings="xmlns:ns0='urn:microsoft-dynamics-nav/reports/Standard_Sales_Pro_Forma_Inv/1302/'" w:xpath="/ns0:NavWordReportXmlPart[1]/ns0:Header[1]/ns0:CustomerAddress7[1]"/>
           </w:sdtPr>
-          <w:sdtEndPr/>
           <w:sdtContent>
             <w:tc>
               <w:tcPr>
@@ -725,18 +585,13 @@
               </w:tcPr>
               <w:p>
                 <w:pPr>
+                  <w:pStyle w:val="NoSpacing"/>
                   <w:rPr>
-                    <w:rFonts w:eastAsia="Times New Roman" w:cs="Segoe UI" w:asciiTheme="minorHAnsi" w:hAnsiTheme="minorHAnsi"/>
-                    <w:sz w:val="22"/>
-                    <w:szCs w:val="22"/>
                     <w:lang w:val="en-DK" w:eastAsia="en-DK"/>
                   </w:rPr>
                 </w:pPr>
                 <w:r>
                   <w:rPr>
-                    <w:rFonts w:eastAsia="Times New Roman" w:cs="Segoe UI" w:asciiTheme="minorHAnsi" w:hAnsiTheme="minorHAnsi"/>
-                    <w:sz w:val="22"/>
-                    <w:szCs w:val="22"/>
                     <w:lang w:val="en-DK" w:eastAsia="en-DK"/>
                   </w:rPr>
                   <w:t>CustomerAddress7</w:t>
@@ -751,10 +606,8 @@
           </w:tcPr>
           <w:p>
             <w:pPr>
+              <w:pStyle w:val="NoSpacing"/>
               <w:rPr>
-                <w:rFonts w:eastAsia="Times New Roman" w:cs="Segoe UI" w:asciiTheme="minorHAnsi" w:hAnsiTheme="minorHAnsi"/>
-                <w:sz w:val="22"/>
-                <w:szCs w:val="22"/>
                 <w:lang w:val="en-DK" w:eastAsia="en-DK"/>
               </w:rPr>
             </w:pPr>
@@ -766,38 +619,30 @@
           </w:tcPr>
           <w:p>
             <w:pPr>
+              <w:pStyle w:val="BCNumber"/>
               <w:jc w:val="right"/>
-              <w:rPr>
-                <w:rFonts w:eastAsia="Times New Roman" w:cs="Segoe UI"/>
-                <w:sz w:val="22"/>
-                <w:szCs w:val="22"/>
-              </w:rPr>
             </w:pPr>
           </w:p>
         </w:tc>
       </w:tr>
       <w:tr>
         <w:trPr>
+          <w:cantSplit/>
           <w:trHeight w:val="274"/>
         </w:trPr>
         <w:sdt>
           <w:sdtPr>
-            <w:rPr>
-              <w:rFonts w:eastAsia="Times New Roman" w:cs="Segoe UI"/>
-              <w:sz w:val="22"/>
-              <w:szCs w:val="22"/>
-            </w:rPr>
+            <w:rPr/>
             <w:alias w:val="CustomerAddress8"/>
             <w:tag w:val="#BC:InsertDataItem,DataItems/Header/CustomerAddress8"/>
             <w:id w:val="-1482609569"/>
             <w:placeholder>
               <w:docPart w:val="BB1050C2C8994367A8126BE74A881D55"/>
             </w:placeholder>
+            <w:dataBinding w:prefixMappings="&lt;xmlns:ns0='urn:microsoft-dynamics-nav/reports/Standard_Sales_Pro_Forma_Inv/1302/' " w:xpath="/ns0:NavWordReportXmlPart[1]/ns0:Header[1]/ns0:CustomerAddress8[1]" w:storeItemID="{00000000-0000-0000-0000-000000000000}"/>
             <w15:color w:val="808080"/>
             <w:text/>
-            <w:dataBinding w:prefixMappings="xmlns:ns0='urn:microsoft-dynamics-nav/reports/Standard_Sales_Pro_Forma_Inv/1302/'" w:xpath="/ns0:NavWordReportXmlPart[1]/ns0:Header[1]/ns0:CustomerAddress8[1]"/>
           </w:sdtPr>
-          <w:sdtEndPr/>
           <w:sdtContent>
             <w:tc>
               <w:tcPr>
@@ -805,18 +650,13 @@
               </w:tcPr>
               <w:p>
                 <w:pPr>
+                  <w:pStyle w:val="NoSpacing"/>
                   <w:rPr>
-                    <w:rFonts w:eastAsia="Times New Roman" w:cs="Segoe UI" w:asciiTheme="minorHAnsi" w:hAnsiTheme="minorHAnsi"/>
-                    <w:sz w:val="22"/>
-                    <w:szCs w:val="22"/>
                     <w:lang w:val="en-DK" w:eastAsia="en-DK"/>
                   </w:rPr>
                 </w:pPr>
                 <w:r>
                   <w:rPr>
-                    <w:rFonts w:eastAsia="Times New Roman" w:cs="Segoe UI" w:asciiTheme="minorHAnsi" w:hAnsiTheme="minorHAnsi"/>
-                    <w:sz w:val="22"/>
-                    <w:szCs w:val="22"/>
                     <w:lang w:val="en-DK" w:eastAsia="en-DK"/>
                   </w:rPr>
                   <w:t>CustomerAddress8</w:t>
@@ -831,10 +671,8 @@
           </w:tcPr>
           <w:p>
             <w:pPr>
+              <w:pStyle w:val="NoSpacing"/>
               <w:rPr>
-                <w:rFonts w:eastAsia="Times New Roman" w:cs="Segoe UI" w:asciiTheme="minorHAnsi" w:hAnsiTheme="minorHAnsi"/>
-                <w:sz w:val="22"/>
-                <w:szCs w:val="22"/>
                 <w:lang w:val="en-DK" w:eastAsia="en-DK"/>
               </w:rPr>
             </w:pPr>
@@ -846,12 +684,8 @@
           </w:tcPr>
           <w:p>
             <w:pPr>
+              <w:pStyle w:val="BCNumber"/>
               <w:jc w:val="right"/>
-              <w:rPr>
-                <w:rFonts w:eastAsia="Times New Roman" w:cs="Segoe UI"/>
-                <w:sz w:val="22"/>
-                <w:szCs w:val="22"/>
-              </w:rPr>
             </w:pPr>
           </w:p>
         </w:tc>
@@ -860,82 +694,95 @@
     <w:p>
       <w:pPr>
         <w:spacing w:after="0" w:line="240" w:lineRule="auto"/>
-        <w:rPr>
-          <w:sz w:val="22"/>
-          <w:szCs w:val="22"/>
-        </w:rPr>
       </w:pPr>
     </w:p>
     <w:tbl>
       <w:tblPr>
-        <w:tblStyle w:val="TableGrid"/>
-        <w:tblW w:w="15422" w:type="dxa"/>
+        <w:tblStyle w:val="BCBlockTable"/>
+        <w:tblW w:w="5000" w:type="pct"/>
         <w:tblBorders>
-          <w:top w:val="none" w:color="auto" w:sz="0" w:space="0"/>
-          <w:left w:val="none" w:color="auto" w:sz="0" w:space="0"/>
-          <w:bottom w:val="none" w:color="auto" w:sz="0" w:space="0"/>
-          <w:right w:val="none" w:color="auto" w:sz="0" w:space="0"/>
-          <w:insideH w:val="none" w:color="auto" w:sz="0" w:space="0"/>
-          <w:insideV w:val="none" w:color="auto" w:sz="0" w:space="0"/>
+          <w:top w:val="none" w:sz="0" w:space="0" w:color="auto"/>
+          <w:left w:val="none" w:sz="0" w:space="0" w:color="auto"/>
+          <w:bottom w:val="none" w:sz="0" w:space="0" w:color="auto"/>
+          <w:right w:val="none" w:sz="0" w:space="0" w:color="auto"/>
+          <w:insideH w:val="none" w:sz="0" w:space="0" w:color="auto"/>
+          <w:insideV w:val="none" w:sz="0" w:space="0" w:color="auto"/>
         </w:tblBorders>
-        <w:tblLayout w:type="fixed"/>
         <w:tblCellMar>
           <w:left w:w="0" w:type="dxa"/>
           <w:right w:w="0" w:type="dxa"/>
         </w:tblCellMar>
-        <w:tblLook w:val="04A0" w:firstRow="1" w:lastRow="0" w:firstColumn="1" w:lastColumn="0" w:noHBand="0" w:noVBand="1"/>
+        <w:tblLook w:val="0620" w:firstRow="1" w:lastRow="0" w:firstColumn="0" w:lastColumn="0" w:noHBand="1" w:noVBand="1"/>
+        <w:tblCaption w:val="Table 2"/>
+        <w:tblDescription w:val="Layout table. Used for positioning, not for tabular data."/>
       </w:tblPr>
       <w:tblGrid>
-        <w:gridCol w:w="2571"/>
-        <w:gridCol w:w="2571"/>
-        <w:gridCol w:w="2570"/>
-        <w:gridCol w:w="2570"/>
-        <w:gridCol w:w="2570"/>
-        <w:gridCol w:w="2570"/>
+        <w:gridCol w:w="2572"/>
+        <w:gridCol w:w="2572"/>
+        <w:gridCol w:w="2569"/>
+        <w:gridCol w:w="2569"/>
+        <w:gridCol w:w="2569"/>
+        <w:gridCol w:w="2569"/>
       </w:tblGrid>
       <w:tr>
         <w:trPr>
+          <w:cantSplit/>
           <w:trHeight w:val="254"/>
         </w:trPr>
         <w:sdt>
           <w:sdtPr>
-            <w:rPr>
-              <w:rFonts w:ascii="Segoe UI Semibold" w:hAnsi="Segoe UI Semibold" w:cs="Segoe UI Semibold"/>
-              <w:sz w:val="22"/>
-              <w:szCs w:val="22"/>
-            </w:rPr>
+            <w:rPr/>
+            <w:alias w:val="DocumentTitleLbl"/>
+            <w:tag w:val="#BC:InsertDataItem,DataItems/Header/DocumentTitleLbl"/>
+            <w:id w:val="1301574715"/>
+            <w:placeholder>
+              <w:docPart w:val="DefaultPlaceholder_-1854013440"/>
+            </w:placeholder>
+            <w15:color w:val="808080"/>
+            <w:text/>
+          </w:sdtPr>
+          <w:sdtContent>
+            <w:tc>
+              <w:tcPr>
+                <w:tcW w:w="834" w:type="pct"/>
+              </w:tcPr>
+              <w:p>
+                <w:pPr>
+                  <w:pStyle w:val="BCLabel"/>
+                </w:pPr>
+                <w:proofErr w:type="spellStart"/>
+                <w:r>
+                  <w:t>DocumentTitleLbl</w:t>
+                </w:r>
+                <w:proofErr w:type="spellEnd"/>
+              </w:p>
+            </w:tc>
+          </w:sdtContent>
+        </w:sdt>
+        <w:sdt>
+          <w:sdtPr>
+            <w:rPr/>
             <w:alias w:val="ExternalDocumentNoLbl"/>
             <w:tag w:val="#BC:InsertDataItem,DataItems/Header/ExternalDocumentNoLbl"/>
             <w:id w:val="752322027"/>
             <w:placeholder>
-              <w:docPart w:val="B8214D736BD4464AA8C4AD77FFBD1135"/>
+              <w:docPart w:val="071B7163A0344FB8BEA4741E79E3EFED"/>
             </w:placeholder>
+            <w:dataBinding w:prefixMappings="&lt;xmlns:ns0='urn:microsoft-dynamics-nav/reports/Standard_Sales_Pro_Forma_Inv/1302/' " w:xpath="/ns0:NavWordReportXmlPart[1]/ns0:Header[1]/ns0:ExternalDocumentNoLbl[1]" w:storeItemID="{00000000-0000-0000-0000-000000000000}"/>
             <w15:color w:val="808080"/>
             <w:text/>
-            <w:dataBinding w:prefixMappings="xmlns:ns0='urn:microsoft-dynamics-nav/reports/Standard_Sales_Pro_Forma_Inv/1302/'" w:xpath="/ns0:NavWordReportXmlPart[1]/ns0:Header[1]/ns0:ExternalDocumentNoLbl[1]"/>
           </w:sdtPr>
-          <w:sdtEndPr/>
           <w:sdtContent>
             <w:tc>
               <w:tcPr>
-                <w:tcW w:w="2621" w:type="dxa"/>
+                <w:tcW w:w="834" w:type="pct"/>
               </w:tcPr>
               <w:p>
                 <w:pPr>
-                  <w:pStyle w:val="Heading2"/>
-                  <w:rPr>
-                    <w:rFonts w:ascii="Segoe UI Semibold" w:hAnsi="Segoe UI Semibold" w:cs="Segoe UI Semibold"/>
-                    <w:sz w:val="22"/>
-                    <w:szCs w:val="22"/>
-                  </w:rPr>
+                  <w:pStyle w:val="BCLabel"/>
                 </w:pPr>
                 <w:proofErr w:type="spellStart"/>
                 <w:r>
-                  <w:rPr>
-                    <w:rFonts w:ascii="Segoe UI Semibold" w:hAnsi="Segoe UI Semibold" w:cs="Segoe UI Semibold"/>
-                    <w:sz w:val="22"/>
-                    <w:szCs w:val="22"/>
-                  </w:rPr>
                   <w:t>ExternalDocumentNoLbl</w:t>
                 </w:r>
                 <w:proofErr w:type="spellEnd"/>
@@ -945,43 +792,28 @@
         </w:sdt>
         <w:sdt>
           <w:sdtPr>
-            <w:rPr>
-              <w:rFonts w:ascii="Segoe UI Semibold" w:hAnsi="Segoe UI Semibold" w:cs="Segoe UI Semibold"/>
-              <w:sz w:val="22"/>
-              <w:szCs w:val="22"/>
-            </w:rPr>
+            <w:rPr/>
             <w:alias w:val="CustomerVATRegistrationNoLbl"/>
             <w:tag w:val="#BC:InsertDataItem,DataItems/Header/CustomerVATRegistrationNoLbl"/>
             <w:id w:val="624894316"/>
             <w:placeholder>
-              <w:docPart w:val="B8214D736BD4464AA8C4AD77FFBD1135"/>
+              <w:docPart w:val="505CEAEF06384B7EB23752A16DB7DCA6"/>
             </w:placeholder>
+            <w:dataBinding w:prefixMappings="&lt;xmlns:ns0='urn:microsoft-dynamics-nav/reports/Standard_Sales_Pro_Forma_Inv/1302/' " w:xpath="/ns0:NavWordReportXmlPart[1]/ns0:Header[1]/ns0:CustomerVATRegistrationNoLbl[1]" w:storeItemID="{00000000-0000-0000-0000-000000000000}"/>
             <w15:color w:val="808080"/>
             <w:text/>
-            <w:dataBinding w:prefixMappings="xmlns:ns0='urn:microsoft-dynamics-nav/reports/Standard_Sales_Pro_Forma_Inv/1302/'" w:xpath="/ns0:NavWordReportXmlPart[1]/ns0:Header[1]/ns0:CustomerVATRegistrationNoLbl[1]"/>
           </w:sdtPr>
-          <w:sdtEndPr/>
           <w:sdtContent>
             <w:tc>
               <w:tcPr>
-                <w:tcW w:w="2621" w:type="dxa"/>
+                <w:tcW w:w="833" w:type="pct"/>
               </w:tcPr>
               <w:p>
                 <w:pPr>
-                  <w:pStyle w:val="Heading2"/>
-                  <w:rPr>
-                    <w:rFonts w:ascii="Segoe UI Semibold" w:hAnsi="Segoe UI Semibold" w:cs="Segoe UI Semibold"/>
-                    <w:sz w:val="22"/>
-                    <w:szCs w:val="22"/>
-                  </w:rPr>
+                  <w:pStyle w:val="BCLabel"/>
                 </w:pPr>
                 <w:proofErr w:type="spellStart"/>
                 <w:r>
-                  <w:rPr>
-                    <w:rFonts w:ascii="Segoe UI Semibold" w:hAnsi="Segoe UI Semibold" w:cs="Segoe UI Semibold"/>
-                    <w:sz w:val="22"/>
-                    <w:szCs w:val="22"/>
-                  </w:rPr>
                   <w:t>CustomerVATRegistrationNoLbl</w:t>
                 </w:r>
                 <w:proofErr w:type="spellEnd"/>
@@ -991,43 +823,28 @@
         </w:sdt>
         <w:sdt>
           <w:sdtPr>
-            <w:rPr>
-              <w:rFonts w:ascii="Segoe UI Semibold" w:hAnsi="Segoe UI Semibold" w:cs="Segoe UI Semibold"/>
-              <w:sz w:val="22"/>
-              <w:szCs w:val="22"/>
-            </w:rPr>
+            <w:rPr/>
             <w:alias w:val="YourReferenceLbl"/>
             <w:tag w:val="#BC:InsertDataItem,DataItems/Header/YourReferenceLbl"/>
             <w:id w:val="92367059"/>
             <w:placeholder>
-              <w:docPart w:val="B8214D736BD4464AA8C4AD77FFBD1135"/>
+              <w:docPart w:val="81485FA443324D308323DF3232FDBE9F"/>
             </w:placeholder>
+            <w:dataBinding w:prefixMappings="&lt;xmlns:ns0='urn:microsoft-dynamics-nav/reports/Standard_Sales_Pro_Forma_Inv/1302/' " w:xpath="/ns0:NavWordReportXmlPart[1]/ns0:Header[1]/ns0:YourReferenceLbl[1]" w:storeItemID="{00000000-0000-0000-0000-000000000000}"/>
             <w15:color w:val="808080"/>
             <w:text/>
-            <w:dataBinding w:prefixMappings="xmlns:ns0='urn:microsoft-dynamics-nav/reports/Standard_Sales_Pro_Forma_Inv/1302/'" w:xpath="/ns0:NavWordReportXmlPart[1]/ns0:Header[1]/ns0:YourReferenceLbl[1]"/>
           </w:sdtPr>
-          <w:sdtEndPr/>
           <w:sdtContent>
             <w:tc>
               <w:tcPr>
-                <w:tcW w:w="2621" w:type="dxa"/>
+                <w:tcW w:w="833" w:type="pct"/>
               </w:tcPr>
               <w:p>
                 <w:pPr>
-                  <w:pStyle w:val="Heading2"/>
-                  <w:rPr>
-                    <w:rFonts w:ascii="Segoe UI Semibold" w:hAnsi="Segoe UI Semibold" w:cs="Segoe UI Semibold"/>
-                    <w:sz w:val="22"/>
-                    <w:szCs w:val="22"/>
-                  </w:rPr>
+                  <w:pStyle w:val="BCLabel"/>
                 </w:pPr>
                 <w:proofErr w:type="spellStart"/>
                 <w:r>
-                  <w:rPr>
-                    <w:rFonts w:ascii="Segoe UI Semibold" w:hAnsi="Segoe UI Semibold" w:cs="Segoe UI Semibold"/>
-                    <w:sz w:val="22"/>
-                    <w:szCs w:val="22"/>
-                  </w:rPr>
                   <w:t>YourReferenceLbl</w:t>
                 </w:r>
                 <w:proofErr w:type="spellEnd"/>
@@ -1037,43 +854,28 @@
         </w:sdt>
         <w:sdt>
           <w:sdtPr>
-            <w:rPr>
-              <w:rFonts w:ascii="Segoe UI Semibold" w:hAnsi="Segoe UI Semibold" w:cs="Segoe UI Semibold"/>
-              <w:sz w:val="22"/>
-              <w:szCs w:val="22"/>
-            </w:rPr>
+            <w:rPr/>
             <w:alias w:val="ShipmentMethodDescriptionLbl"/>
             <w:tag w:val="#BC:InsertDataItem,DataItems/Header/ShipmentMethodDescriptionLbl"/>
             <w:id w:val="-797603676"/>
             <w:placeholder>
-              <w:docPart w:val="B8214D736BD4464AA8C4AD77FFBD1135"/>
+              <w:docPart w:val="F184C32C3CED4E7AB29C1DAACB4EE833"/>
             </w:placeholder>
+            <w:dataBinding w:prefixMappings="&lt;xmlns:ns0='urn:microsoft-dynamics-nav/reports/Standard_Sales_Pro_Forma_Inv/1302/' " w:xpath="/ns0:NavWordReportXmlPart[1]/ns0:Header[1]/ns0:ShipmentMethodDescriptionLbl[1]" w:storeItemID="{00000000-0000-0000-0000-000000000000}"/>
             <w15:color w:val="808080"/>
             <w:text/>
-            <w:dataBinding w:prefixMappings="xmlns:ns0='urn:microsoft-dynamics-nav/reports/Standard_Sales_Pro_Forma_Inv/1302/'" w:xpath="/ns0:NavWordReportXmlPart[1]/ns0:Header[1]/ns0:ShipmentMethodDescriptionLbl[1]"/>
           </w:sdtPr>
-          <w:sdtEndPr/>
           <w:sdtContent>
             <w:tc>
               <w:tcPr>
-                <w:tcW w:w="2621" w:type="dxa"/>
+                <w:tcW w:w="833" w:type="pct"/>
               </w:tcPr>
               <w:p>
                 <w:pPr>
-                  <w:pStyle w:val="Heading2"/>
-                  <w:rPr>
-                    <w:rFonts w:ascii="Segoe UI Semibold" w:hAnsi="Segoe UI Semibold" w:cs="Segoe UI Semibold"/>
-                    <w:sz w:val="22"/>
-                    <w:szCs w:val="22"/>
-                  </w:rPr>
+                  <w:pStyle w:val="BCLabel"/>
                 </w:pPr>
                 <w:proofErr w:type="spellStart"/>
                 <w:r>
-                  <w:rPr>
-                    <w:rFonts w:ascii="Segoe UI Semibold" w:hAnsi="Segoe UI Semibold" w:cs="Segoe UI Semibold"/>
-                    <w:sz w:val="22"/>
-                    <w:szCs w:val="22"/>
-                  </w:rPr>
                   <w:t>ShipmentMethodDescriptionLbl</w:t>
                 </w:r>
                 <w:proofErr w:type="spellEnd"/>
@@ -1083,90 +885,29 @@
         </w:sdt>
         <w:sdt>
           <w:sdtPr>
-            <w:rPr>
-              <w:rFonts w:ascii="Segoe UI Semibold" w:hAnsi="Segoe UI Semibold" w:cs="Segoe UI Semibold"/>
-              <w:sz w:val="22"/>
-              <w:szCs w:val="22"/>
-            </w:rPr>
+            <w:rPr/>
             <w:alias w:val="VATRegNoLbl"/>
             <w:tag w:val="#BC:InsertDataItem,DataItems/Header/VATRegNoLbl"/>
             <w:id w:val="1198281018"/>
             <w:placeholder>
-              <w:docPart w:val="DF3C383A41C24202964CCA9A2FB68EF8"/>
+              <w:docPart w:val="1767AD09CDE8455E96D40738EF71DBDA"/>
             </w:placeholder>
+            <w:dataBinding w:prefixMappings="&lt;xmlns:ns0='urn:microsoft-dynamics-nav/reports/Standard_Sales_Pro_Forma_Inv/1302/' " w:xpath="/ns0:NavWordReportXmlPart[1]/ns0:Header[1]/ns0:VATRegNoLbl[1]" w:storeItemID="{00000000-0000-0000-0000-000000000000}"/>
             <w15:color w:val="808080"/>
             <w:text/>
-            <w:dataBinding w:prefixMappings="xmlns:ns0='urn:microsoft-dynamics-nav/reports/Standard_Sales_Pro_Forma_Inv/1302/'" w:xpath="/ns0:NavWordReportXmlPart[1]/ns0:Header[1]/ns0:VATRegNoLbl[1]"/>
           </w:sdtPr>
-          <w:sdtEndPr/>
           <w:sdtContent>
             <w:tc>
               <w:tcPr>
-                <w:tcW w:w="2621" w:type="dxa"/>
+                <w:tcW w:w="833" w:type="pct"/>
               </w:tcPr>
               <w:p>
                 <w:pPr>
-                  <w:pStyle w:val="Heading2"/>
-                  <w:rPr>
-                    <w:rFonts w:ascii="Segoe UI Semibold" w:hAnsi="Segoe UI Semibold" w:cs="Segoe UI Semibold"/>
-                    <w:sz w:val="22"/>
-                    <w:szCs w:val="22"/>
-                  </w:rPr>
+                  <w:pStyle w:val="BCLabel"/>
                 </w:pPr>
                 <w:proofErr w:type="spellStart"/>
                 <w:r>
-                  <w:rPr>
-                    <w:rFonts w:ascii="Segoe UI Semibold" w:hAnsi="Segoe UI Semibold" w:cs="Segoe UI Semibold"/>
-                    <w:sz w:val="22"/>
-                    <w:szCs w:val="22"/>
-                  </w:rPr>
                   <w:t>VATRegNoLbl</w:t>
-                </w:r>
-                <w:proofErr w:type="spellEnd"/>
-              </w:p>
-            </w:tc>
-          </w:sdtContent>
-        </w:sdt>
-        <w:sdt>
-          <w:sdtPr>
-            <w:rPr>
-              <w:rFonts w:ascii="Segoe UI Semibold" w:hAnsi="Segoe UI Semibold" w:cs="Segoe UI Semibold"/>
-              <w:sz w:val="22"/>
-              <w:szCs w:val="22"/>
-            </w:rPr>
-            <w:alias w:val="SalesPersonLbl"/>
-            <w:tag w:val="#BC:InsertDataItem,DataItems/Header/SalesPersonLbl"/>
-            <w:id w:val="-1365904496"/>
-            <w:placeholder>
-              <w:docPart w:val="4314FC2017F7456C932B156E5B150D29"/>
-            </w:placeholder>
-            <w15:color w:val="808080"/>
-            <w:text/>
-            <w:dataBinding w:prefixMappings="xmlns:ns0='urn:microsoft-dynamics-nav/reports/Standard_Sales_Pro_Forma_Inv/1302/'" w:xpath="/ns0:NavWordReportXmlPart[1]/ns0:Header[1]/ns0:SalesPersonLbl[1]"/>
-          </w:sdtPr>
-          <w:sdtEndPr/>
-          <w:sdtContent>
-            <w:tc>
-              <w:tcPr>
-                <w:tcW w:w="2621" w:type="dxa"/>
-              </w:tcPr>
-              <w:p>
-                <w:pPr>
-                  <w:pStyle w:val="Heading2"/>
-                  <w:rPr>
-                    <w:rFonts w:ascii="Segoe UI Semibold" w:hAnsi="Segoe UI Semibold" w:cs="Segoe UI Semibold"/>
-                    <w:sz w:val="22"/>
-                    <w:szCs w:val="22"/>
-                  </w:rPr>
-                </w:pPr>
-                <w:proofErr w:type="spellStart"/>
-                <w:r>
-                  <w:rPr>
-                    <w:rFonts w:ascii="Segoe UI Semibold" w:hAnsi="Segoe UI Semibold" w:cs="Segoe UI Semibold"/>
-                    <w:sz w:val="22"/>
-                    <w:szCs w:val="22"/>
-                  </w:rPr>
-                  <w:t>SalesPersonLbl</w:t>
                 </w:r>
                 <w:proofErr w:type="spellEnd"/>
               </w:p>
@@ -1176,43 +917,63 @@
       </w:tr>
       <w:tr>
         <w:trPr>
+          <w:cantSplit/>
           <w:trHeight w:val="242"/>
         </w:trPr>
+        <w:tc>
+          <w:tcPr>
+            <w:tcW w:w="834" w:type="pct"/>
+          </w:tcPr>
+          <w:p>
+            <w:pPr>
+              <w:pStyle w:val="NoSpacing"/>
+            </w:pPr>
+            <w:sdt>
+              <w:sdtPr>
+                <w:rPr/>
+                <w:alias w:val="#Nav: /Header/DocumentNo"/>
+                <w:tag w:val="#Nav: Standard_Sales_Pro_Forma_Inv/1302"/>
+                <w:id w:val="1256330535"/>
+                <w:placeholder>
+                  <w:docPart w:val="43470F0134B04704868CC87AB74FA141"/>
+                </w:placeholder>
+                <w:dataBinding w:prefixMappings="xmlns:ns0='urn:microsoft-dynamics-nav/reports/Standard_Sales_Pro_Forma_Inv/1302/'" w:xpath="/ns0:NavWordReportXmlPart[1]/ns0:Header[1]/ns0:DocumentNo[1]" w:storeItemID="{9EFA8D47-512C-4E9A-880B-24DA1144706D}"/>
+                <w:text/>
+              </w:sdtPr>
+              <w:sdtContent>
+                <w:proofErr w:type="spellStart"/>
+                <w:r>
+                  <w:t>DocumentNo</w:t>
+                </w:r>
+                <w:proofErr w:type="spellEnd"/>
+              </w:sdtContent>
+            </w:sdt>
+          </w:p>
+        </w:tc>
         <w:sdt>
           <w:sdtPr>
-            <w:rPr>
-              <w:rFonts w:cs="Segoe UI"/>
-              <w:color w:val="242424"/>
-            </w:rPr>
+            <w:rPr/>
             <w:alias w:val="ExternalDocumentNo"/>
             <w:tag w:val="#BC:InsertDataItem,DataItems/Header/ExternalDocumentNo"/>
             <w:id w:val="-1939287562"/>
             <w:placeholder>
-              <w:docPart w:val="B8214D736BD4464AA8C4AD77FFBD1135"/>
+              <w:docPart w:val="21D283960F57443A8948267969C9F31D"/>
             </w:placeholder>
+            <w:dataBinding w:prefixMappings="&lt;xmlns:ns0='urn:microsoft-dynamics-nav/reports/Standard_Sales_Pro_Forma_Inv/1302/' " w:xpath="/ns0:NavWordReportXmlPart[1]/ns0:Header[1]/ns0:ExternalDocumentNo[1]" w:storeItemID="{00000000-0000-0000-0000-000000000000}"/>
             <w15:color w:val="808080"/>
             <w:text/>
-            <w:dataBinding w:prefixMappings="xmlns:ns0='urn:microsoft-dynamics-nav/reports/Standard_Sales_Pro_Forma_Inv/1302/'" w:xpath="/ns0:NavWordReportXmlPart[1]/ns0:Header[1]/ns0:ExternalDocumentNo[1]"/>
           </w:sdtPr>
-          <w:sdtEndPr/>
           <w:sdtContent>
             <w:tc>
               <w:tcPr>
-                <w:tcW w:w="2621" w:type="dxa"/>
+                <w:tcW w:w="834" w:type="pct"/>
               </w:tcPr>
               <w:p>
                 <w:pPr>
-                  <w:rPr>
-                    <w:rFonts w:cs="Segoe UI"/>
-                    <w:color w:val="242424"/>
-                  </w:rPr>
+                  <w:pStyle w:val="NoSpacing"/>
                 </w:pPr>
                 <w:proofErr w:type="spellStart"/>
                 <w:r>
-                  <w:rPr>
-                    <w:rFonts w:cs="Segoe UI"/>
-                    <w:color w:val="242424"/>
-                  </w:rPr>
                   <w:t>ExternalDocumentNo</w:t>
                 </w:r>
                 <w:proofErr w:type="spellEnd"/>
@@ -1222,39 +983,28 @@
         </w:sdt>
         <w:sdt>
           <w:sdtPr>
-            <w:rPr>
-              <w:rFonts w:cs="Segoe UI"/>
-              <w:color w:val="242424"/>
-            </w:rPr>
+            <w:rPr/>
             <w:alias w:val="CustomerVATRegNo"/>
             <w:tag w:val="#BC:InsertDataItem,DataItems/Header/CustomerVATRegNo"/>
             <w:id w:val="-227159413"/>
             <w:placeholder>
-              <w:docPart w:val="B8214D736BD4464AA8C4AD77FFBD1135"/>
+              <w:docPart w:val="FDF2E3502AAD43D9AF82E77B2012C518"/>
             </w:placeholder>
+            <w:dataBinding w:prefixMappings="&lt;xmlns:ns0='urn:microsoft-dynamics-nav/reports/Standard_Sales_Pro_Forma_Inv/1302/' " w:xpath="/ns0:NavWordReportXmlPart[1]/ns0:Header[1]/ns0:CustomerVATRegNo[1]" w:storeItemID="{00000000-0000-0000-0000-000000000000}"/>
             <w15:color w:val="808080"/>
             <w:text/>
-            <w:dataBinding w:prefixMappings="xmlns:ns0='urn:microsoft-dynamics-nav/reports/Standard_Sales_Pro_Forma_Inv/1302/'" w:xpath="/ns0:NavWordReportXmlPart[1]/ns0:Header[1]/ns0:CustomerVATRegNo[1]"/>
           </w:sdtPr>
-          <w:sdtEndPr/>
           <w:sdtContent>
             <w:tc>
               <w:tcPr>
-                <w:tcW w:w="2621" w:type="dxa"/>
+                <w:tcW w:w="833" w:type="pct"/>
               </w:tcPr>
               <w:p>
                 <w:pPr>
-                  <w:rPr>
-                    <w:rFonts w:cs="Segoe UI"/>
-                    <w:color w:val="242424"/>
-                  </w:rPr>
+                  <w:pStyle w:val="NoSpacing"/>
                 </w:pPr>
                 <w:proofErr w:type="spellStart"/>
                 <w:r>
-                  <w:rPr>
-                    <w:rFonts w:cs="Segoe UI"/>
-                    <w:color w:val="242424"/>
-                  </w:rPr>
                   <w:t>CustomerVATRegNo</w:t>
                 </w:r>
                 <w:proofErr w:type="spellEnd"/>
@@ -1264,39 +1014,28 @@
         </w:sdt>
         <w:sdt>
           <w:sdtPr>
-            <w:rPr>
-              <w:rFonts w:cs="Segoe UI"/>
-              <w:color w:val="242424"/>
-            </w:rPr>
+            <w:rPr/>
             <w:alias w:val="YourReference"/>
             <w:tag w:val="#BC:InsertDataItem,DataItems/Header/YourReference"/>
             <w:id w:val="2137601095"/>
             <w:placeholder>
-              <w:docPart w:val="B8214D736BD4464AA8C4AD77FFBD1135"/>
+              <w:docPart w:val="E7FA638205D1416FA055BB86BE980309"/>
             </w:placeholder>
+            <w:dataBinding w:prefixMappings="&lt;xmlns:ns0='urn:microsoft-dynamics-nav/reports/Standard_Sales_Pro_Forma_Inv/1302/' " w:xpath="/ns0:NavWordReportXmlPart[1]/ns0:Header[1]/ns0:YourReference[1]" w:storeItemID="{00000000-0000-0000-0000-000000000000}"/>
             <w15:color w:val="808080"/>
             <w:text/>
-            <w:dataBinding w:prefixMappings="xmlns:ns0='urn:microsoft-dynamics-nav/reports/Standard_Sales_Pro_Forma_Inv/1302/'" w:xpath="/ns0:NavWordReportXmlPart[1]/ns0:Header[1]/ns0:YourReference[1]"/>
           </w:sdtPr>
-          <w:sdtEndPr/>
           <w:sdtContent>
             <w:tc>
               <w:tcPr>
-                <w:tcW w:w="2621" w:type="dxa"/>
+                <w:tcW w:w="833" w:type="pct"/>
               </w:tcPr>
               <w:p>
                 <w:pPr>
-                  <w:rPr>
-                    <w:rFonts w:cs="Segoe UI"/>
-                    <w:color w:val="242424"/>
-                  </w:rPr>
+                  <w:pStyle w:val="NoSpacing"/>
                 </w:pPr>
                 <w:proofErr w:type="spellStart"/>
                 <w:r>
-                  <w:rPr>
-                    <w:rFonts w:cs="Segoe UI"/>
-                    <w:color w:val="242424"/>
-                  </w:rPr>
                   <w:t>YourReference</w:t>
                 </w:r>
                 <w:proofErr w:type="spellEnd"/>
@@ -1306,39 +1045,28 @@
         </w:sdt>
         <w:sdt>
           <w:sdtPr>
-            <w:rPr>
-              <w:rFonts w:cs="Segoe UI"/>
-              <w:color w:val="242424"/>
-            </w:rPr>
+            <w:rPr/>
             <w:alias w:val="ShipmentMethodDescription"/>
             <w:tag w:val="#BC:InsertDataItem,DataItems/Header/ShipmentMethodDescription"/>
             <w:id w:val="620490563"/>
             <w:placeholder>
-              <w:docPart w:val="B8214D736BD4464AA8C4AD77FFBD1135"/>
+              <w:docPart w:val="E89EC60C27D14CDD95F8830E17E5603F"/>
             </w:placeholder>
+            <w:dataBinding w:prefixMappings="&lt;xmlns:ns0='urn:microsoft-dynamics-nav/reports/Standard_Sales_Pro_Forma_Inv/1302/' " w:xpath="/ns0:NavWordReportXmlPart[1]/ns0:Header[1]/ns0:ShipmentMethodDescription[1]" w:storeItemID="{00000000-0000-0000-0000-000000000000}"/>
             <w15:color w:val="808080"/>
             <w:text/>
-            <w:dataBinding w:prefixMappings="xmlns:ns0='urn:microsoft-dynamics-nav/reports/Standard_Sales_Pro_Forma_Inv/1302/'" w:xpath="/ns0:NavWordReportXmlPart[1]/ns0:Header[1]/ns0:ShipmentMethodDescription[1]"/>
           </w:sdtPr>
-          <w:sdtEndPr/>
           <w:sdtContent>
             <w:tc>
               <w:tcPr>
-                <w:tcW w:w="2621" w:type="dxa"/>
+                <w:tcW w:w="833" w:type="pct"/>
               </w:tcPr>
               <w:p>
                 <w:pPr>
-                  <w:rPr>
-                    <w:rFonts w:cs="Segoe UI"/>
-                    <w:color w:val="242424"/>
-                  </w:rPr>
+                  <w:pStyle w:val="NoSpacing"/>
                 </w:pPr>
                 <w:proofErr w:type="spellStart"/>
                 <w:r>
-                  <w:rPr>
-                    <w:rFonts w:cs="Segoe UI"/>
-                    <w:color w:val="242424"/>
-                  </w:rPr>
                   <w:t>ShipmentMethodDescription</w:t>
                 </w:r>
                 <w:proofErr w:type="spellEnd"/>
@@ -1348,82 +1076,29 @@
         </w:sdt>
         <w:sdt>
           <w:sdtPr>
-            <w:rPr>
-              <w:rFonts w:cs="Segoe UI Semibold"/>
-              <w:color w:val="242424"/>
-            </w:rPr>
+            <w:rPr/>
             <w:alias w:val="CompanyVATRegNo"/>
             <w:tag w:val="#BC:InsertDataItem,DataItems/Header/CompanyVATRegNo"/>
             <w:id w:val="-889573646"/>
             <w:placeholder>
-              <w:docPart w:val="34EE5DEEAA284C2094E98FA20F5E7130"/>
+              <w:docPart w:val="F755DD5736EE430CAF651E925686D827"/>
             </w:placeholder>
+            <w:dataBinding w:prefixMappings="&lt;xmlns:ns0='urn:microsoft-dynamics-nav/reports/Standard_Sales_Pro_Forma_Inv/1302/' " w:xpath="/ns0:NavWordReportXmlPart[1]/ns0:Header[1]/ns0:CompanyVATRegNo[1]" w:storeItemID="{00000000-0000-0000-0000-000000000000}"/>
             <w15:color w:val="808080"/>
             <w:text/>
-            <w:dataBinding w:prefixMappings="xmlns:ns0='urn:microsoft-dynamics-nav/reports/Standard_Sales_Pro_Forma_Inv/1302/'" w:xpath="/ns0:NavWordReportXmlPart[1]/ns0:Header[1]/ns0:CompanyVATRegNo[1]"/>
           </w:sdtPr>
-          <w:sdtEndPr/>
           <w:sdtContent>
             <w:tc>
               <w:tcPr>
-                <w:tcW w:w="2621" w:type="dxa"/>
+                <w:tcW w:w="833" w:type="pct"/>
               </w:tcPr>
               <w:p>
                 <w:pPr>
-                  <w:rPr>
-                    <w:rFonts w:cs="Segoe UI"/>
-                    <w:color w:val="242424"/>
-                  </w:rPr>
+                  <w:pStyle w:val="NoSpacing"/>
                 </w:pPr>
                 <w:proofErr w:type="spellStart"/>
                 <w:r>
-                  <w:rPr>
-                    <w:rFonts w:cs="Segoe UI Semibold"/>
-                    <w:color w:val="242424"/>
-                  </w:rPr>
                   <w:t>CompanyVATRegNo</w:t>
-                </w:r>
-                <w:proofErr w:type="spellEnd"/>
-              </w:p>
-            </w:tc>
-          </w:sdtContent>
-        </w:sdt>
-        <w:sdt>
-          <w:sdtPr>
-            <w:rPr>
-              <w:rFonts w:cs="Segoe UI Semibold"/>
-              <w:color w:val="242424"/>
-            </w:rPr>
-            <w:alias w:val="SalesPersonName"/>
-            <w:tag w:val="#BC:InsertDataItem,DataItems/Header/SalesPersonName"/>
-            <w:id w:val="1963372593"/>
-            <w:placeholder>
-              <w:docPart w:val="F113D0187B4E4CEBA238BED479755E8F"/>
-            </w:placeholder>
-            <w15:color w:val="808080"/>
-            <w:text/>
-            <w:dataBinding w:prefixMappings="xmlns:ns0='urn:microsoft-dynamics-nav/reports/Standard_Sales_Pro_Forma_Inv/1302/'" w:xpath="/ns0:NavWordReportXmlPart[1]/ns0:Header[1]/ns0:SalesPersonName[1]"/>
-          </w:sdtPr>
-          <w:sdtEndPr/>
-          <w:sdtContent>
-            <w:tc>
-              <w:tcPr>
-                <w:tcW w:w="2621" w:type="dxa"/>
-              </w:tcPr>
-              <w:p>
-                <w:pPr>
-                  <w:rPr>
-                    <w:rFonts w:cs="Segoe UI"/>
-                    <w:color w:val="242424"/>
-                  </w:rPr>
-                </w:pPr>
-                <w:proofErr w:type="spellStart"/>
-                <w:r>
-                  <w:rPr>
-                    <w:rFonts w:cs="Segoe UI Semibold"/>
-                    <w:color w:val="242424"/>
-                  </w:rPr>
-                  <w:t>SalesPersonName</w:t>
                 </w:r>
                 <w:proofErr w:type="spellEnd"/>
               </w:p>
@@ -1433,129 +1108,129 @@
       </w:tr>
       <w:tr>
         <w:trPr>
+          <w:cantSplit/>
           <w:trHeight w:val="245"/>
         </w:trPr>
         <w:tc>
           <w:tcPr>
-            <w:tcW w:w="2621" w:type="dxa"/>
+            <w:tcW w:w="834" w:type="pct"/>
           </w:tcPr>
           <w:p>
             <w:pPr>
-              <w:rPr>
-                <w:rFonts w:cs="Segoe UI"/>
-                <w:color w:val="242424"/>
-              </w:rPr>
+              <w:pStyle w:val="NoSpacing"/>
             </w:pPr>
           </w:p>
         </w:tc>
         <w:tc>
           <w:tcPr>
-            <w:tcW w:w="2621" w:type="dxa"/>
+            <w:tcW w:w="834" w:type="pct"/>
           </w:tcPr>
           <w:p>
             <w:pPr>
-              <w:rPr>
-                <w:rFonts w:cs="Segoe UI"/>
-                <w:color w:val="242424"/>
-              </w:rPr>
+              <w:pStyle w:val="NoSpacing"/>
             </w:pPr>
           </w:p>
         </w:tc>
         <w:tc>
           <w:tcPr>
-            <w:tcW w:w="2621" w:type="dxa"/>
+            <w:tcW w:w="833" w:type="pct"/>
           </w:tcPr>
           <w:p>
             <w:pPr>
-              <w:rPr>
-                <w:rFonts w:cs="Segoe UI"/>
-                <w:color w:val="242424"/>
-              </w:rPr>
+              <w:pStyle w:val="NoSpacing"/>
             </w:pPr>
           </w:p>
         </w:tc>
         <w:tc>
           <w:tcPr>
-            <w:tcW w:w="2621" w:type="dxa"/>
+            <w:tcW w:w="833" w:type="pct"/>
           </w:tcPr>
           <w:p>
             <w:pPr>
-              <w:rPr>
-                <w:rFonts w:cs="Segoe UI"/>
-                <w:color w:val="242424"/>
-              </w:rPr>
+              <w:pStyle w:val="NoSpacing"/>
             </w:pPr>
           </w:p>
         </w:tc>
         <w:tc>
           <w:tcPr>
-            <w:tcW w:w="2621" w:type="dxa"/>
+            <w:tcW w:w="833" w:type="pct"/>
           </w:tcPr>
           <w:p>
             <w:pPr>
-              <w:rPr>
-                <w:rFonts w:cs="Segoe UI"/>
-                <w:color w:val="242424"/>
-              </w:rPr>
+              <w:pStyle w:val="NoSpacing"/>
             </w:pPr>
           </w:p>
         </w:tc>
         <w:tc>
           <w:tcPr>
-            <w:tcW w:w="2621" w:type="dxa"/>
+            <w:tcW w:w="833" w:type="pct"/>
           </w:tcPr>
           <w:p>
             <w:pPr>
-              <w:rPr>
-                <w:rFonts w:cs="Segoe UI"/>
-                <w:color w:val="242424"/>
-              </w:rPr>
+              <w:pStyle w:val="NoSpacing"/>
             </w:pPr>
           </w:p>
         </w:tc>
       </w:tr>
       <w:tr>
         <w:trPr>
+          <w:cantSplit/>
           <w:trHeight w:val="259"/>
         </w:trPr>
         <w:sdt>
           <w:sdtPr>
-            <w:rPr>
-              <w:rFonts w:ascii="Segoe UI Semibold" w:hAnsi="Segoe UI Semibold" w:cs="Segoe UI Semibold"/>
-              <w:sz w:val="22"/>
-              <w:szCs w:val="22"/>
-            </w:rPr>
+            <w:rPr/>
+            <w:alias w:val="SalesPersonLbl"/>
+            <w:tag w:val="#BC:InsertDataItem,DataItems/Header/SalesPersonLbl"/>
+            <w:id w:val="-1365904496"/>
+            <w:placeholder>
+              <w:docPart w:val="FFE12A115C054AC3A47F62E3EEB3AE11"/>
+            </w:placeholder>
+            <w:dataBinding w:prefixMappings="&lt;xmlns:ns0='urn:microsoft-dynamics-nav/reports/Standard_Sales_Pro_Forma_Inv/1302/' " w:xpath="/ns0:NavWordReportXmlPart[1]/ns0:Header[1]/ns0:SalesPersonLbl[1]" w:storeItemID="{00000000-0000-0000-0000-000000000000}"/>
+            <w15:color w:val="808080"/>
+            <w:text/>
+          </w:sdtPr>
+          <w:sdtContent>
+            <w:tc>
+              <w:tcPr>
+                <w:tcW w:w="834" w:type="pct"/>
+              </w:tcPr>
+              <w:p>
+                <w:pPr>
+                  <w:pStyle w:val="BCLabel"/>
+                </w:pPr>
+                <w:proofErr w:type="spellStart"/>
+                <w:r>
+                  <w:t>SalesPersonLbl</w:t>
+                </w:r>
+                <w:proofErr w:type="spellEnd"/>
+              </w:p>
+            </w:tc>
+          </w:sdtContent>
+        </w:sdt>
+        <w:sdt>
+          <w:sdtPr>
+            <w:rPr/>
             <w:alias w:val="CurrencyLbl"/>
             <w:tag w:val="#BC:InsertDataItem,DataItems/Header/CurrencyLbl"/>
             <w:id w:val="1568063017"/>
             <w:placeholder>
-              <w:docPart w:val="EDB4B07195894A69B6328F997DF29271"/>
+              <w:docPart w:val="43B3CA69F3D148079DAF52C26803D059"/>
             </w:placeholder>
+            <w:dataBinding w:prefixMappings="&lt;xmlns:ns0='urn:microsoft-dynamics-nav/reports/Standard_Sales_Pro_Forma_Inv/1302/' " w:xpath="/ns0:NavWordReportXmlPart[1]/ns0:Header[1]/ns0:CurrencyLbl[1]" w:storeItemID="{00000000-0000-0000-0000-000000000000}"/>
             <w15:color w:val="808080"/>
             <w:text/>
-            <w:dataBinding w:prefixMappings="xmlns:ns0='urn:microsoft-dynamics-nav/reports/Standard_Sales_Pro_Forma_Inv/1302/'" w:xpath="/ns0:NavWordReportXmlPart[1]/ns0:Header[1]/ns0:CurrencyLbl[1]"/>
           </w:sdtPr>
-          <w:sdtEndPr/>
           <w:sdtContent>
             <w:tc>
               <w:tcPr>
-                <w:tcW w:w="2621" w:type="dxa"/>
+                <w:tcW w:w="834" w:type="pct"/>
               </w:tcPr>
               <w:p>
                 <w:pPr>
-                  <w:pStyle w:val="Heading2"/>
-                  <w:rPr>
-                    <w:rFonts w:ascii="Segoe UI Semibold" w:hAnsi="Segoe UI Semibold" w:cs="Segoe UI Semibold"/>
-                    <w:sz w:val="22"/>
-                    <w:szCs w:val="22"/>
-                  </w:rPr>
+                  <w:pStyle w:val="BCLabel"/>
                 </w:pPr>
                 <w:r>
-                  <w:rPr>
-                    <w:rFonts w:ascii="Segoe UI Semibold" w:hAnsi="Segoe UI Semibold" w:cs="Segoe UI Semibold"/>
-                    <w:sz w:val="22"/>
-                    <w:szCs w:val="22"/>
-                  </w:rPr>
                   <w:t>CurrencyLbl</w:t>
                 </w:r>
               </w:p>
@@ -1564,118 +1239,104 @@
         </w:sdt>
         <w:tc>
           <w:tcPr>
-            <w:tcW w:w="2621" w:type="dxa"/>
+            <w:tcW w:w="833" w:type="pct"/>
           </w:tcPr>
           <w:p>
             <w:pPr>
-              <w:pStyle w:val="Heading2"/>
-              <w:rPr>
-                <w:rFonts w:ascii="Segoe UI Semibold" w:hAnsi="Segoe UI Semibold" w:cs="Segoe UI Semibold"/>
-                <w:sz w:val="22"/>
-                <w:szCs w:val="22"/>
-              </w:rPr>
+              <w:pStyle w:val="BCLabel"/>
             </w:pPr>
           </w:p>
         </w:tc>
         <w:tc>
           <w:tcPr>
-            <w:tcW w:w="2621" w:type="dxa"/>
+            <w:tcW w:w="833" w:type="pct"/>
           </w:tcPr>
           <w:p>
             <w:pPr>
-              <w:pStyle w:val="Heading2"/>
-              <w:rPr>
-                <w:rFonts w:ascii="Segoe UI Semibold" w:hAnsi="Segoe UI Semibold" w:cs="Segoe UI Semibold"/>
-                <w:sz w:val="22"/>
-                <w:szCs w:val="22"/>
-              </w:rPr>
+              <w:pStyle w:val="BCLabel"/>
             </w:pPr>
           </w:p>
         </w:tc>
         <w:tc>
           <w:tcPr>
-            <w:tcW w:w="2621" w:type="dxa"/>
+            <w:tcW w:w="833" w:type="pct"/>
           </w:tcPr>
           <w:p>
             <w:pPr>
-              <w:pStyle w:val="Heading2"/>
-              <w:rPr>
-                <w:rFonts w:ascii="Segoe UI Semibold" w:hAnsi="Segoe UI Semibold" w:cs="Segoe UI Semibold"/>
-                <w:sz w:val="22"/>
-                <w:szCs w:val="22"/>
-              </w:rPr>
+              <w:pStyle w:val="BCLabel"/>
             </w:pPr>
           </w:p>
         </w:tc>
         <w:tc>
           <w:tcPr>
-            <w:tcW w:w="2621" w:type="dxa"/>
+            <w:tcW w:w="833" w:type="pct"/>
           </w:tcPr>
           <w:p>
             <w:pPr>
-              <w:pStyle w:val="Heading2"/>
-              <w:rPr>
-                <w:rFonts w:ascii="Segoe UI Semibold" w:hAnsi="Segoe UI Semibold" w:cs="Segoe UI Semibold"/>
-                <w:sz w:val="22"/>
-                <w:szCs w:val="22"/>
-              </w:rPr>
-            </w:pPr>
-          </w:p>
-        </w:tc>
-        <w:tc>
-          <w:tcPr>
-            <w:tcW w:w="2621" w:type="dxa"/>
-          </w:tcPr>
-          <w:p>
-            <w:pPr>
-              <w:pStyle w:val="Heading2"/>
-              <w:rPr>
-                <w:rFonts w:ascii="Segoe UI Semibold" w:hAnsi="Segoe UI Semibold" w:cs="Segoe UI Semibold"/>
-                <w:sz w:val="22"/>
-                <w:szCs w:val="22"/>
-              </w:rPr>
+              <w:pStyle w:val="BCLabel"/>
             </w:pPr>
           </w:p>
         </w:tc>
       </w:tr>
       <w:tr>
         <w:trPr>
+          <w:cantSplit/>
           <w:trHeight w:val="242"/>
         </w:trPr>
+        <w:sdt>
+          <w:sdtPr>
+            <w:rPr/>
+            <w:alias w:val="SalesPersonName"/>
+            <w:tag w:val="#BC:InsertDataItem,DataItems/Header/SalesPersonName"/>
+            <w:id w:val="1963372593"/>
+            <w:placeholder>
+              <w:docPart w:val="89BB6698EED941539D565F3815C14C82"/>
+            </w:placeholder>
+            <w:dataBinding w:prefixMappings="&lt;xmlns:ns0='urn:microsoft-dynamics-nav/reports/Standard_Sales_Pro_Forma_Inv/1302/' " w:xpath="/ns0:NavWordReportXmlPart[1]/ns0:Header[1]/ns0:SalesPersonName[1]" w:storeItemID="{00000000-0000-0000-0000-000000000000}"/>
+            <w15:color w:val="808080"/>
+            <w:text/>
+          </w:sdtPr>
+          <w:sdtContent>
+            <w:tc>
+              <w:tcPr>
+                <w:tcW w:w="834" w:type="pct"/>
+              </w:tcPr>
+              <w:p>
+                <w:pPr>
+                  <w:pStyle w:val="NoSpacing"/>
+                </w:pPr>
+                <w:proofErr w:type="spellStart"/>
+                <w:r>
+                  <w:t>SalesPersonName</w:t>
+                </w:r>
+                <w:proofErr w:type="spellEnd"/>
+              </w:p>
+            </w:tc>
+          </w:sdtContent>
+        </w:sdt>
         <w:tc>
           <w:tcPr>
-            <w:tcW w:w="2621" w:type="dxa"/>
+            <w:tcW w:w="834" w:type="pct"/>
           </w:tcPr>
           <w:sdt>
             <w:sdtPr>
-              <w:rPr>
-                <w:rFonts w:cs="Segoe UI Semibold"/>
-                <w:color w:val="242424"/>
-              </w:rPr>
+              <w:rPr/>
               <w:alias w:val="Currency"/>
               <w:tag w:val="#BC:InsertDataItem,DataItems/Header/Currency"/>
               <w:id w:val="1210229806"/>
               <w:placeholder>
-                <w:docPart w:val="768FD0B317494634B38EF550D80EE5C7"/>
+                <w:docPart w:val="EAF1BBAC542D4ED6BEB856E96B4D8195"/>
               </w:placeholder>
+              <w:dataBinding w:prefixMappings="&lt;xmlns:ns0='urn:microsoft-dynamics-nav/reports/Standard_Sales_Pro_Forma_Inv/1302/' " w:xpath="/ns0:NavWordReportXmlPart[1]/ns0:Header[1]/ns0:Currency[1]" w:storeItemID="{00000000-0000-0000-0000-000000000000}"/>
               <w15:color w:val="808080"/>
               <w:text/>
-              <w:dataBinding w:prefixMappings="xmlns:ns0='urn:microsoft-dynamics-nav/reports/Standard_Sales_Pro_Forma_Inv/1302/'" w:xpath="/ns0:NavWordReportXmlPart[1]/ns0:Header[1]/ns0:Currency[1]"/>
             </w:sdtPr>
-            <w:sdtEndPr/>
             <w:sdtContent>
               <w:p>
                 <w:pPr>
-                  <w:rPr>
-                    <w:rFonts w:cs="Segoe UI Semibold"/>
-                    <w:color w:val="242424"/>
-                  </w:rPr>
+                  <w:pStyle w:val="NoSpacing"/>
                 </w:pPr>
                 <w:r>
-                  <w:rPr>
-                    <w:rFonts w:cs="Segoe UI Semibold"/>
-                    <w:color w:val="242424"/>
-                  </w:rPr>
                   <w:t>Currency</w:t>
                 </w:r>
               </w:p>
@@ -1684,66 +1345,41 @@
         </w:tc>
         <w:tc>
           <w:tcPr>
-            <w:tcW w:w="2621" w:type="dxa"/>
+            <w:tcW w:w="833" w:type="pct"/>
           </w:tcPr>
           <w:p>
             <w:pPr>
-              <w:rPr>
-                <w:rFonts w:cs="Segoe UI Semibold"/>
-                <w:color w:val="242424"/>
-              </w:rPr>
+              <w:pStyle w:val="NoSpacing"/>
             </w:pPr>
           </w:p>
         </w:tc>
         <w:tc>
           <w:tcPr>
-            <w:tcW w:w="2621" w:type="dxa"/>
+            <w:tcW w:w="833" w:type="pct"/>
           </w:tcPr>
           <w:p>
             <w:pPr>
-              <w:rPr>
-                <w:rFonts w:cs="Segoe UI Semibold"/>
-                <w:color w:val="242424"/>
-              </w:rPr>
+              <w:pStyle w:val="NoSpacing"/>
             </w:pPr>
           </w:p>
         </w:tc>
         <w:tc>
           <w:tcPr>
-            <w:tcW w:w="2621" w:type="dxa"/>
+            <w:tcW w:w="833" w:type="pct"/>
           </w:tcPr>
           <w:p>
             <w:pPr>
-              <w:rPr>
-                <w:rFonts w:cs="Segoe UI Semibold"/>
-                <w:color w:val="242424"/>
-              </w:rPr>
+              <w:pStyle w:val="NoSpacing"/>
             </w:pPr>
           </w:p>
         </w:tc>
         <w:tc>
           <w:tcPr>
-            <w:tcW w:w="2621" w:type="dxa"/>
+            <w:tcW w:w="833" w:type="pct"/>
           </w:tcPr>
           <w:p>
             <w:pPr>
-              <w:rPr>
-                <w:rFonts w:cs="Segoe UI Semibold"/>
-                <w:color w:val="242424"/>
-              </w:rPr>
-            </w:pPr>
-          </w:p>
-        </w:tc>
-        <w:tc>
-          <w:tcPr>
-            <w:tcW w:w="2621" w:type="dxa"/>
-          </w:tcPr>
-          <w:p>
-            <w:pPr>
-              <w:rPr>
-                <w:rFonts w:cs="Segoe UI Semibold"/>
-                <w:color w:val="242424"/>
-              </w:rPr>
+              <w:pStyle w:val="NoSpacing"/>
             </w:pPr>
           </w:p>
         </w:tc>
@@ -1752,50 +1388,42 @@
     <w:p>
       <w:pPr>
         <w:spacing w:after="0" w:line="240" w:lineRule="auto"/>
-        <w:rPr>
-          <w:sz w:val="22"/>
-          <w:szCs w:val="22"/>
-        </w:rPr>
       </w:pPr>
     </w:p>
     <w:p>
       <w:pPr>
         <w:spacing w:after="0" w:line="240" w:lineRule="auto"/>
-        <w:rPr>
-          <w:sz w:val="22"/>
-          <w:szCs w:val="22"/>
-        </w:rPr>
       </w:pPr>
     </w:p>
     <w:tbl>
       <w:tblPr>
-        <w:tblStyle w:val="CLSequoiatablestyle021"/>
-        <w:tblW w:w="15422" w:type="dxa"/>
-        <w:tblLayout w:type="fixed"/>
-        <w:tblLook w:val="04A0" w:firstRow="1" w:lastRow="0" w:firstColumn="1" w:lastColumn="0" w:noHBand="0" w:noVBand="1"/>
+        <w:tblStyle w:val="BCDataTable"/>
+        <w:tblW w:w="5000" w:type="pct"/>
+        <w:tblLook w:val="0460" w:firstRow="1" w:lastRow="1" w:firstColumn="0" w:lastColumn="0" w:noHBand="0" w:noVBand="1"/>
+        <w:tblCaption w:val="Table 3"/>
+        <w:tblDescription w:val="Document lines. Column headers in the first row."/>
       </w:tblPr>
       <w:tblGrid>
-        <w:gridCol w:w="2700"/>
+        <w:gridCol w:w="2699"/>
         <w:gridCol w:w="1980"/>
-        <w:gridCol w:w="1170"/>
+        <w:gridCol w:w="1169"/>
         <w:gridCol w:w="1440"/>
         <w:gridCol w:w="1530"/>
-        <w:gridCol w:w="1890"/>
-        <w:gridCol w:w="1182"/>
+        <w:gridCol w:w="1891"/>
+        <w:gridCol w:w="1181"/>
         <w:gridCol w:w="1878"/>
-        <w:gridCol w:w="1652"/>
+        <w:gridCol w:w="1653"/>
       </w:tblGrid>
       <w:tr>
         <w:trPr>
           <w:cnfStyle w:val="100000000000" w:firstRow="1" w:lastRow="0" w:firstColumn="0" w:lastColumn="0" w:oddVBand="0" w:evenVBand="0" w:oddHBand="0" w:evenHBand="0" w:firstRowFirstColumn="0" w:firstRowLastColumn="0" w:lastRowFirstColumn="0" w:lastRowLastColumn="0"/>
+          <w:cantSplit/>
           <w:trHeight w:val="490"/>
+          <w:tblHeader/>
         </w:trPr>
         <w:sdt>
           <w:sdtPr>
             <w:rPr>
-              <w:rFonts w:ascii="Segoe UI Semibold" w:hAnsi="Segoe UI Semibold" w:cs="Segoe UI Semibold"/>
-              <w:sz w:val="22"/>
-              <w:szCs w:val="22"/>
               <w:lang w:eastAsia="en-US"/>
             </w:rPr>
             <w:alias w:val="ItemLbl"/>
@@ -1804,36 +1432,29 @@
             <w:placeholder>
               <w:docPart w:val="568F44E2AB434794973B7660D657E151"/>
             </w:placeholder>
+            <w:dataBinding w:prefixMappings="&lt;xmlns:ns0='urn:microsoft-dynamics-nav/reports/Standard_Sales_Pro_Forma_Inv/1302/' " w:xpath="/ns0:NavWordReportXmlPart[1]/ns0:Header[1]/ns0:ItemLbl[1]" w:storeItemID="{00000000-0000-0000-0000-000000000000}"/>
             <w15:color w:val="808080"/>
             <w:text/>
-            <w:dataBinding w:prefixMappings="xmlns:ns0='urn:microsoft-dynamics-nav/reports/Standard_Sales_Pro_Forma_Inv/1302/'" w:xpath="/ns0:NavWordReportXmlPart[1]/ns0:Header[1]/ns0:ItemLbl[1]"/>
           </w:sdtPr>
-          <w:sdtEndPr/>
           <w:sdtContent>
             <w:tc>
               <w:tcPr>
                 <w:cnfStyle w:val="001000000000" w:firstRow="0" w:lastRow="0" w:firstColumn="1" w:lastColumn="0" w:oddVBand="0" w:evenVBand="0" w:oddHBand="0" w:evenHBand="0" w:firstRowFirstColumn="0" w:firstRowLastColumn="0" w:lastRowFirstColumn="0" w:lastRowLastColumn="0"/>
-                <w:tcW w:w="2700" w:type="dxa"/>
+                <w:tcW w:w="875" w:type="pct"/>
                 <w:tcBorders>
-                  <w:bottom w:val="single" w:color="auto" w:sz="4" w:space="0"/>
+                  <w:bottom w:val="single" w:sz="4" w:space="0" w:color="auto"/>
                 </w:tcBorders>
               </w:tcPr>
               <w:p>
                 <w:pPr>
-                  <w:pStyle w:val="Heading2"/>
+                  <w:pStyle w:val="BCLabel"/>
                   <w:rPr>
-                    <w:rFonts w:ascii="Segoe UI Semibold" w:hAnsi="Segoe UI Semibold" w:cs="Segoe UI Semibold"/>
-                    <w:sz w:val="22"/>
-                    <w:szCs w:val="22"/>
                     <w:lang w:eastAsia="en-US"/>
                   </w:rPr>
                 </w:pPr>
                 <w:proofErr w:type="spellStart"/>
                 <w:r>
                   <w:rPr>
-                    <w:rFonts w:ascii="Segoe UI Semibold" w:hAnsi="Segoe UI Semibold" w:cs="Segoe UI Semibold"/>
-                    <w:sz w:val="22"/>
-                    <w:szCs w:val="22"/>
                     <w:lang w:eastAsia="en-US"/>
                   </w:rPr>
                   <w:t>ItemLbl</w:t>
@@ -1846,9 +1467,6 @@
         <w:sdt>
           <w:sdtPr>
             <w:rPr>
-              <w:rFonts w:ascii="Segoe UI Semibold" w:hAnsi="Segoe UI Semibold" w:cs="Segoe UI Semibold"/>
-              <w:sz w:val="22"/>
-              <w:szCs w:val="22"/>
               <w:lang w:eastAsia="en-US"/>
             </w:rPr>
             <w:alias w:val="CountryOfManufactuctureLbl"/>
@@ -1857,38 +1475,29 @@
             <w:placeholder>
               <w:docPart w:val="568F44E2AB434794973B7660D657E151"/>
             </w:placeholder>
+            <w:dataBinding w:prefixMappings="&lt;xmlns:ns0='urn:microsoft-dynamics-nav/reports/Standard_Sales_Pro_Forma_Inv/1302/' " w:xpath="/ns0:NavWordReportXmlPart[1]/ns0:Header[1]/ns0:CountryOfManufactuctureLbl[1]" w:storeItemID="{00000000-0000-0000-0000-000000000000}"/>
             <w15:color w:val="808080"/>
             <w:text/>
-            <w:dataBinding w:prefixMappings="xmlns:ns0='urn:microsoft-dynamics-nav/reports/Standard_Sales_Pro_Forma_Inv/1302/'" w:xpath="/ns0:NavWordReportXmlPart[1]/ns0:Header[1]/ns0:CountryOfManufactuctureLbl[1]"/>
           </w:sdtPr>
-          <w:sdtEndPr/>
           <w:sdtContent>
             <w:tc>
               <w:tcPr>
-                <w:tcW w:w="1980" w:type="dxa"/>
+                <w:tcW w:w="642" w:type="pct"/>
                 <w:tcBorders>
-                  <w:bottom w:val="single" w:color="auto" w:sz="4" w:space="0"/>
+                  <w:bottom w:val="single" w:sz="4" w:space="0" w:color="auto"/>
                 </w:tcBorders>
               </w:tcPr>
               <w:p>
                 <w:pPr>
-                  <w:pStyle w:val="Heading2"/>
+                  <w:pStyle w:val="BCLabel"/>
                   <w:cnfStyle w:val="100000000000" w:firstRow="1" w:lastRow="0" w:firstColumn="0" w:lastColumn="0" w:oddVBand="0" w:evenVBand="0" w:oddHBand="0" w:evenHBand="0" w:firstRowFirstColumn="0" w:firstRowLastColumn="0" w:lastRowFirstColumn="0" w:lastRowLastColumn="0"/>
                   <w:rPr>
-                    <w:rFonts w:ascii="Segoe UI Semibold" w:hAnsi="Segoe UI Semibold" w:cs="Segoe UI Semibold"/>
-                    <w:bCs w:val="0"/>
-                    <w:sz w:val="22"/>
-                    <w:szCs w:val="22"/>
                     <w:lang w:eastAsia="en-US"/>
                   </w:rPr>
                 </w:pPr>
                 <w:proofErr w:type="spellStart"/>
                 <w:r>
                   <w:rPr>
-                    <w:rFonts w:ascii="Segoe UI Semibold" w:hAnsi="Segoe UI Semibold" w:cs="Segoe UI Semibold"/>
-                    <w:bCs w:val="0"/>
-                    <w:sz w:val="22"/>
-                    <w:szCs w:val="22"/>
                     <w:lang w:eastAsia="en-US"/>
                   </w:rPr>
                   <w:t>CountryOfManufactuctureLbl</w:t>
@@ -1901,9 +1510,6 @@
         <w:sdt>
           <w:sdtPr>
             <w:rPr>
-              <w:rFonts w:ascii="Segoe UI Semibold" w:hAnsi="Segoe UI Semibold" w:cs="Segoe UI Semibold"/>
-              <w:sz w:val="22"/>
-              <w:szCs w:val="22"/>
               <w:lang w:eastAsia="en-US"/>
             </w:rPr>
             <w:alias w:val="TariffLbl"/>
@@ -1912,38 +1518,29 @@
             <w:placeholder>
               <w:docPart w:val="568F44E2AB434794973B7660D657E151"/>
             </w:placeholder>
+            <w:dataBinding w:prefixMappings="&lt;xmlns:ns0='urn:microsoft-dynamics-nav/reports/Standard_Sales_Pro_Forma_Inv/1302/' " w:xpath="/ns0:NavWordReportXmlPart[1]/ns0:Header[1]/ns0:TariffLbl[1]" w:storeItemID="{00000000-0000-0000-0000-000000000000}"/>
             <w15:color w:val="808080"/>
             <w:text/>
-            <w:dataBinding w:prefixMappings="xmlns:ns0='urn:microsoft-dynamics-nav/reports/Standard_Sales_Pro_Forma_Inv/1302/'" w:xpath="/ns0:NavWordReportXmlPart[1]/ns0:Header[1]/ns0:TariffLbl[1]"/>
           </w:sdtPr>
-          <w:sdtEndPr/>
           <w:sdtContent>
             <w:tc>
               <w:tcPr>
-                <w:tcW w:w="1170" w:type="dxa"/>
+                <w:tcW w:w="379" w:type="pct"/>
                 <w:tcBorders>
-                  <w:bottom w:val="single" w:color="auto" w:sz="4" w:space="0"/>
+                  <w:bottom w:val="single" w:sz="4" w:space="0" w:color="auto"/>
                 </w:tcBorders>
               </w:tcPr>
               <w:p>
                 <w:pPr>
-                  <w:pStyle w:val="Heading2"/>
+                  <w:pStyle w:val="BCLabel"/>
                   <w:cnfStyle w:val="100000000000" w:firstRow="1" w:lastRow="0" w:firstColumn="0" w:lastColumn="0" w:oddVBand="0" w:evenVBand="0" w:oddHBand="0" w:evenHBand="0" w:firstRowFirstColumn="0" w:firstRowLastColumn="0" w:lastRowFirstColumn="0" w:lastRowLastColumn="0"/>
                   <w:rPr>
-                    <w:rFonts w:ascii="Segoe UI Semibold" w:hAnsi="Segoe UI Semibold" w:cs="Segoe UI Semibold"/>
-                    <w:bCs w:val="0"/>
-                    <w:sz w:val="22"/>
-                    <w:szCs w:val="22"/>
                     <w:lang w:eastAsia="en-US"/>
                   </w:rPr>
                 </w:pPr>
                 <w:proofErr w:type="spellStart"/>
                 <w:r>
                   <w:rPr>
-                    <w:rFonts w:ascii="Segoe UI Semibold" w:hAnsi="Segoe UI Semibold" w:cs="Segoe UI Semibold"/>
-                    <w:bCs w:val="0"/>
-                    <w:sz w:val="22"/>
-                    <w:szCs w:val="22"/>
                     <w:lang w:eastAsia="en-US"/>
                   </w:rPr>
                   <w:t>TariffLbl</w:t>
@@ -1956,9 +1553,6 @@
         <w:sdt>
           <w:sdtPr>
             <w:rPr>
-              <w:rFonts w:ascii="Segoe UI Semibold" w:hAnsi="Segoe UI Semibold" w:cs="Segoe UI Semibold"/>
-              <w:sz w:val="22"/>
-              <w:szCs w:val="22"/>
               <w:lang w:eastAsia="en-US"/>
             </w:rPr>
             <w:alias w:val="QuantityLbl"/>
@@ -1967,39 +1561,30 @@
             <w:placeholder>
               <w:docPart w:val="568F44E2AB434794973B7660D657E151"/>
             </w:placeholder>
+            <w:dataBinding w:prefixMappings="&lt;xmlns:ns0='urn:microsoft-dynamics-nav/reports/Standard_Sales_Pro_Forma_Inv/1302/' " w:xpath="/ns0:NavWordReportXmlPart[1]/ns0:Header[1]/ns0:QuantityLbl[1]" w:storeItemID="{00000000-0000-0000-0000-000000000000}"/>
             <w15:color w:val="808080"/>
             <w:text/>
-            <w:dataBinding w:prefixMappings="xmlns:ns0='urn:microsoft-dynamics-nav/reports/Standard_Sales_Pro_Forma_Inv/1302/'" w:xpath="/ns0:NavWordReportXmlPart[1]/ns0:Header[1]/ns0:QuantityLbl[1]"/>
           </w:sdtPr>
-          <w:sdtEndPr/>
           <w:sdtContent>
             <w:tc>
               <w:tcPr>
-                <w:tcW w:w="1440" w:type="dxa"/>
+                <w:tcW w:w="467" w:type="pct"/>
                 <w:tcBorders>
-                  <w:bottom w:val="single" w:color="auto" w:sz="4" w:space="0"/>
+                  <w:bottom w:val="single" w:sz="4" w:space="0" w:color="auto"/>
                 </w:tcBorders>
               </w:tcPr>
               <w:p>
                 <w:pPr>
-                  <w:pStyle w:val="Heading2"/>
+                  <w:pStyle w:val="BCLabelNumber"/>
                   <w:jc w:val="right"/>
                   <w:cnfStyle w:val="100000000000" w:firstRow="1" w:lastRow="0" w:firstColumn="0" w:lastColumn="0" w:oddVBand="0" w:evenVBand="0" w:oddHBand="0" w:evenHBand="0" w:firstRowFirstColumn="0" w:firstRowLastColumn="0" w:lastRowFirstColumn="0" w:lastRowLastColumn="0"/>
                   <w:rPr>
-                    <w:rFonts w:ascii="Segoe UI Semibold" w:hAnsi="Segoe UI Semibold" w:cs="Segoe UI Semibold"/>
-                    <w:bCs w:val="0"/>
-                    <w:sz w:val="22"/>
-                    <w:szCs w:val="22"/>
                     <w:lang w:eastAsia="en-US"/>
                   </w:rPr>
                 </w:pPr>
                 <w:proofErr w:type="spellStart"/>
                 <w:r>
                   <w:rPr>
-                    <w:rFonts w:ascii="Segoe UI Semibold" w:hAnsi="Segoe UI Semibold" w:cs="Segoe UI Semibold"/>
-                    <w:bCs w:val="0"/>
-                    <w:sz w:val="22"/>
-                    <w:szCs w:val="22"/>
                     <w:lang w:eastAsia="en-US"/>
                   </w:rPr>
                   <w:t>QuantityLbl</w:t>
@@ -2012,9 +1597,6 @@
         <w:sdt>
           <w:sdtPr>
             <w:rPr>
-              <w:rFonts w:ascii="Segoe UI Semibold" w:hAnsi="Segoe UI Semibold" w:cs="Segoe UI Semibold"/>
-              <w:sz w:val="22"/>
-              <w:szCs w:val="22"/>
               <w:lang w:eastAsia="en-US"/>
             </w:rPr>
             <w:alias w:val="UnitPriceLbl"/>
@@ -2023,38 +1605,29 @@
             <w:placeholder>
               <w:docPart w:val="568F44E2AB434794973B7660D657E151"/>
             </w:placeholder>
+            <w:dataBinding w:prefixMappings="&lt;xmlns:ns0='urn:microsoft-dynamics-nav/reports/Standard_Sales_Pro_Forma_Inv/1302/' " w:xpath="/ns0:NavWordReportXmlPart[1]/ns0:Header[1]/ns0:UnitPriceLbl[1]" w:storeItemID="{00000000-0000-0000-0000-000000000000}"/>
             <w15:color w:val="808080"/>
             <w:text/>
-            <w:dataBinding w:prefixMappings="xmlns:ns0='urn:microsoft-dynamics-nav/reports/Standard_Sales_Pro_Forma_Inv/1302/'" w:xpath="/ns0:NavWordReportXmlPart[1]/ns0:Header[1]/ns0:UnitPriceLbl[1]"/>
           </w:sdtPr>
-          <w:sdtEndPr/>
           <w:sdtContent>
             <w:tc>
               <w:tcPr>
-                <w:tcW w:w="1530" w:type="dxa"/>
+                <w:tcW w:w="496" w:type="pct"/>
                 <w:tcBorders>
-                  <w:bottom w:val="single" w:color="auto" w:sz="4" w:space="0"/>
+                  <w:bottom w:val="single" w:sz="4" w:space="0" w:color="auto"/>
                 </w:tcBorders>
               </w:tcPr>
               <w:p>
                 <w:pPr>
-                  <w:pStyle w:val="Heading2"/>
+                  <w:pStyle w:val="BCLabel"/>
                   <w:cnfStyle w:val="100000000000" w:firstRow="1" w:lastRow="0" w:firstColumn="0" w:lastColumn="0" w:oddVBand="0" w:evenVBand="0" w:oddHBand="0" w:evenHBand="0" w:firstRowFirstColumn="0" w:firstRowLastColumn="0" w:lastRowFirstColumn="0" w:lastRowLastColumn="0"/>
                   <w:rPr>
-                    <w:rFonts w:ascii="Segoe UI Semibold" w:hAnsi="Segoe UI Semibold" w:cs="Segoe UI Semibold"/>
-                    <w:bCs w:val="0"/>
-                    <w:sz w:val="22"/>
-                    <w:szCs w:val="22"/>
                     <w:lang w:eastAsia="en-US"/>
                   </w:rPr>
                 </w:pPr>
                 <w:proofErr w:type="spellStart"/>
                 <w:r>
                   <w:rPr>
-                    <w:rFonts w:ascii="Segoe UI Semibold" w:hAnsi="Segoe UI Semibold" w:cs="Segoe UI Semibold"/>
-                    <w:bCs w:val="0"/>
-                    <w:sz w:val="22"/>
-                    <w:szCs w:val="22"/>
                     <w:lang w:eastAsia="en-US"/>
                   </w:rPr>
                   <w:t>UnitPriceLbl</w:t>
@@ -2066,33 +1639,40 @@
         </w:sdt>
         <w:sdt>
           <w:sdtPr>
+            <w:rPr>
+              <w:lang w:eastAsia="en-US"/>
+            </w:rPr>
             <w:alias w:val="NetWeightLbl"/>
             <w:tag w:val="#BC:InsertDataItem,DataItems/Header/NetWeightLbl"/>
             <w:id w:val="-1254809883"/>
             <w:placeholder>
               <w:docPart w:val="6288621E7A9C433688E04BF4E07CAF57"/>
             </w:placeholder>
+            <w:dataBinding w:prefixMappings="&lt;xmlns:ns0='urn:microsoft-dynamics-nav/reports/Standard_Sales_Pro_Forma_Inv/1302/' " w:xpath="/ns0:NavWordReportXmlPart[1]/ns0:Header[1]/ns0:NetWeightLbl[1]" w:storeItemID="{00000000-0000-0000-0000-000000000000}"/>
             <w15:color w:val="808080"/>
             <w:text/>
-            <w:dataBinding w:prefixMappings="xmlns:ns0='urn:microsoft-dynamics-nav/reports/Standard_Sales_Pro_Forma_Inv/1302/'" w:xpath="/ns0:NavWordReportXmlPart[1]/ns0:Header[1]/ns0:NetWeightLbl[1]"/>
           </w:sdtPr>
-          <w:sdtEndPr/>
           <w:sdtContent>
             <w:tc>
               <w:tcPr>
-                <w:tcW w:w="1890" w:type="dxa"/>
+                <w:tcW w:w="613" w:type="pct"/>
                 <w:tcBorders>
-                  <w:bottom w:val="single" w:color="auto" w:sz="4" w:space="0"/>
+                  <w:bottom w:val="single" w:sz="4" w:space="0" w:color="auto"/>
                 </w:tcBorders>
               </w:tcPr>
               <w:p>
                 <w:pPr>
-                  <w:pStyle w:val="SequoiaLeftLabel"/>
-                  <w:jc w:val="left"/>
+                  <w:pStyle w:val="BCLabel"/>
                   <w:cnfStyle w:val="100000000000" w:firstRow="1" w:lastRow="0" w:firstColumn="0" w:lastColumn="0" w:oddVBand="0" w:evenVBand="0" w:oddHBand="0" w:evenHBand="0" w:firstRowFirstColumn="0" w:firstRowLastColumn="0" w:lastRowFirstColumn="0" w:lastRowLastColumn="0"/>
+                  <w:rPr>
+                    <w:lang w:eastAsia="en-US"/>
+                  </w:rPr>
                 </w:pPr>
                 <w:proofErr w:type="spellStart"/>
                 <w:r>
+                  <w:rPr>
+                    <w:lang w:eastAsia="en-US"/>
+                  </w:rPr>
                   <w:t>NetWeightLbl</w:t>
                 </w:r>
                 <w:proofErr w:type="spellEnd"/>
@@ -2102,33 +1682,40 @@
         </w:sdt>
         <w:sdt>
           <w:sdtPr>
+            <w:rPr>
+              <w:lang w:eastAsia="en-US"/>
+            </w:rPr>
             <w:alias w:val="VATPctLbl"/>
             <w:tag w:val="#BC:InsertDataItem,DataItems/Header/VATPctLbl"/>
             <w:id w:val="832722474"/>
             <w:placeholder>
               <w:docPart w:val="6288621E7A9C433688E04BF4E07CAF57"/>
             </w:placeholder>
+            <w:dataBinding w:prefixMappings="&lt;xmlns:ns0='urn:microsoft-dynamics-nav/reports/Standard_Sales_Pro_Forma_Inv/1302/' " w:xpath="/ns0:NavWordReportXmlPart[1]/ns0:Header[1]/ns0:VATPctLbl[1]" w:storeItemID="{00000000-0000-0000-0000-000000000000}"/>
             <w15:color w:val="808080"/>
             <w:text/>
-            <w:dataBinding w:prefixMappings="xmlns:ns0='urn:microsoft-dynamics-nav/reports/Standard_Sales_Pro_Forma_Inv/1302/'" w:xpath="/ns0:NavWordReportXmlPart[1]/ns0:Header[1]/ns0:VATPctLbl[1]"/>
           </w:sdtPr>
-          <w:sdtEndPr/>
           <w:sdtContent>
             <w:tc>
               <w:tcPr>
-                <w:tcW w:w="1182" w:type="dxa"/>
+                <w:tcW w:w="383" w:type="pct"/>
                 <w:tcBorders>
-                  <w:bottom w:val="single" w:color="auto" w:sz="4" w:space="0"/>
+                  <w:bottom w:val="single" w:sz="4" w:space="0" w:color="auto"/>
                 </w:tcBorders>
               </w:tcPr>
               <w:p>
                 <w:pPr>
-                  <w:pStyle w:val="SequoiaLeftLabel"/>
-                  <w:jc w:val="left"/>
+                  <w:pStyle w:val="BCLabel"/>
                   <w:cnfStyle w:val="100000000000" w:firstRow="1" w:lastRow="0" w:firstColumn="0" w:lastColumn="0" w:oddVBand="0" w:evenVBand="0" w:oddHBand="0" w:evenHBand="0" w:firstRowFirstColumn="0" w:firstRowLastColumn="0" w:lastRowFirstColumn="0" w:lastRowLastColumn="0"/>
+                  <w:rPr>
+                    <w:lang w:eastAsia="en-US"/>
+                  </w:rPr>
                 </w:pPr>
                 <w:proofErr w:type="spellStart"/>
                 <w:r>
+                  <w:rPr>
+                    <w:lang w:eastAsia="en-US"/>
+                  </w:rPr>
                   <w:t>VATPctLbl</w:t>
                 </w:r>
                 <w:proofErr w:type="spellEnd"/>
@@ -2139,9 +1726,6 @@
         <w:sdt>
           <w:sdtPr>
             <w:rPr>
-              <w:rFonts w:ascii="Segoe UI Semibold" w:hAnsi="Segoe UI Semibold" w:cs="Segoe UI Semibold"/>
-              <w:sz w:val="22"/>
-              <w:szCs w:val="22"/>
               <w:lang w:eastAsia="en-US"/>
             </w:rPr>
             <w:alias w:val="VATAmountLbl"/>
@@ -2150,39 +1734,30 @@
             <w:placeholder>
               <w:docPart w:val="6288621E7A9C433688E04BF4E07CAF57"/>
             </w:placeholder>
+            <w:dataBinding w:prefixMappings="&lt;xmlns:ns0='urn:microsoft-dynamics-nav/reports/Standard_Sales_Pro_Forma_Inv/1302/' " w:xpath="/ns0:NavWordReportXmlPart[1]/ns0:Header[1]/ns0:VATAmountLbl[1]" w:storeItemID="{00000000-0000-0000-0000-000000000000}"/>
             <w15:color w:val="808080"/>
             <w:text/>
-            <w:dataBinding w:prefixMappings="xmlns:ns0='urn:microsoft-dynamics-nav/reports/Standard_Sales_Pro_Forma_Inv/1302/'" w:xpath="/ns0:NavWordReportXmlPart[1]/ns0:Header[1]/ns0:VATAmountLbl[1]"/>
           </w:sdtPr>
-          <w:sdtEndPr/>
           <w:sdtContent>
             <w:tc>
               <w:tcPr>
-                <w:tcW w:w="1878" w:type="dxa"/>
+                <w:tcW w:w="609" w:type="pct"/>
                 <w:tcBorders>
-                  <w:bottom w:val="single" w:color="auto" w:sz="4" w:space="0"/>
+                  <w:bottom w:val="single" w:sz="4" w:space="0" w:color="auto"/>
                 </w:tcBorders>
               </w:tcPr>
               <w:p>
                 <w:pPr>
-                  <w:pStyle w:val="Heading2"/>
+                  <w:pStyle w:val="BCLabelNumber"/>
                   <w:jc w:val="right"/>
                   <w:cnfStyle w:val="100000000000" w:firstRow="1" w:lastRow="0" w:firstColumn="0" w:lastColumn="0" w:oddVBand="0" w:evenVBand="0" w:oddHBand="0" w:evenHBand="0" w:firstRowFirstColumn="0" w:firstRowLastColumn="0" w:lastRowFirstColumn="0" w:lastRowLastColumn="0"/>
                   <w:rPr>
-                    <w:rFonts w:ascii="Segoe UI Semibold" w:hAnsi="Segoe UI Semibold" w:cs="Segoe UI Semibold"/>
-                    <w:bCs w:val="0"/>
-                    <w:sz w:val="22"/>
-                    <w:szCs w:val="22"/>
                     <w:lang w:eastAsia="en-US"/>
                   </w:rPr>
                 </w:pPr>
                 <w:proofErr w:type="spellStart"/>
                 <w:r>
                   <w:rPr>
-                    <w:rFonts w:ascii="Segoe UI Semibold" w:hAnsi="Segoe UI Semibold" w:cs="Segoe UI Semibold"/>
-                    <w:bCs w:val="0"/>
-                    <w:sz w:val="22"/>
-                    <w:szCs w:val="22"/>
                     <w:lang w:eastAsia="en-US"/>
                   </w:rPr>
                   <w:t>VATAmountLbl</w:t>
@@ -2195,9 +1770,6 @@
         <w:sdt>
           <w:sdtPr>
             <w:rPr>
-              <w:rFonts w:ascii="Segoe UI Semibold" w:hAnsi="Segoe UI Semibold" w:cs="Segoe UI Semibold"/>
-              <w:sz w:val="22"/>
-              <w:szCs w:val="22"/>
               <w:lang w:eastAsia="en-US"/>
             </w:rPr>
             <w:alias w:val="AmountLbl"/>
@@ -2206,39 +1778,30 @@
             <w:placeholder>
               <w:docPart w:val="6288621E7A9C433688E04BF4E07CAF57"/>
             </w:placeholder>
+            <w:dataBinding w:prefixMappings="&lt;xmlns:ns0='urn:microsoft-dynamics-nav/reports/Standard_Sales_Pro_Forma_Inv/1302/' " w:xpath="/ns0:NavWordReportXmlPart[1]/ns0:Header[1]/ns0:AmountLbl[1]" w:storeItemID="{00000000-0000-0000-0000-000000000000}"/>
             <w15:color w:val="808080"/>
             <w:text/>
-            <w:dataBinding w:prefixMappings="xmlns:ns0='urn:microsoft-dynamics-nav/reports/Standard_Sales_Pro_Forma_Inv/1302/'" w:xpath="/ns0:NavWordReportXmlPart[1]/ns0:Header[1]/ns0:AmountLbl[1]"/>
           </w:sdtPr>
-          <w:sdtEndPr/>
           <w:sdtContent>
             <w:tc>
               <w:tcPr>
-                <w:tcW w:w="1652" w:type="dxa"/>
+                <w:tcW w:w="536" w:type="pct"/>
                 <w:tcBorders>
-                  <w:bottom w:val="single" w:color="auto" w:sz="4" w:space="0"/>
+                  <w:bottom w:val="single" w:sz="4" w:space="0" w:color="auto"/>
                 </w:tcBorders>
               </w:tcPr>
               <w:p>
                 <w:pPr>
-                  <w:pStyle w:val="Heading2"/>
+                  <w:pStyle w:val="BCLabelNumber"/>
                   <w:jc w:val="right"/>
                   <w:cnfStyle w:val="100000000000" w:firstRow="1" w:lastRow="0" w:firstColumn="0" w:lastColumn="0" w:oddVBand="0" w:evenVBand="0" w:oddHBand="0" w:evenHBand="0" w:firstRowFirstColumn="0" w:firstRowLastColumn="0" w:lastRowFirstColumn="0" w:lastRowLastColumn="0"/>
                   <w:rPr>
-                    <w:rFonts w:ascii="Segoe UI Semibold" w:hAnsi="Segoe UI Semibold" w:cs="Segoe UI Semibold"/>
-                    <w:bCs w:val="0"/>
-                    <w:sz w:val="22"/>
-                    <w:szCs w:val="22"/>
                     <w:lang w:eastAsia="en-US"/>
                   </w:rPr>
                 </w:pPr>
                 <w:proofErr w:type="spellStart"/>
                 <w:r>
                   <w:rPr>
-                    <w:rFonts w:ascii="Segoe UI Semibold" w:hAnsi="Segoe UI Semibold" w:cs="Segoe UI Semibold"/>
-                    <w:bCs w:val="0"/>
-                    <w:sz w:val="22"/>
-                    <w:szCs w:val="22"/>
                     <w:lang w:eastAsia="en-US"/>
                   </w:rPr>
                   <w:t>AmountLbl</w:t>
@@ -2252,24 +1815,22 @@
       <w:tr>
         <w:trPr>
           <w:cnfStyle w:val="000000100000" w:firstRow="0" w:lastRow="0" w:firstColumn="0" w:lastColumn="0" w:oddVBand="0" w:evenVBand="0" w:oddHBand="1" w:evenHBand="0" w:firstRowFirstColumn="0" w:firstRowLastColumn="0" w:lastRowFirstColumn="0" w:lastRowLastColumn="0"/>
-          <w:trHeight w:val="245" w:hRule="exact"/>
+          <w:cantSplit/>
+          <w:trHeight w:hRule="atLeast" w:val="245"/>
         </w:trPr>
         <w:tc>
           <w:tcPr>
             <w:cnfStyle w:val="001000000000" w:firstRow="0" w:lastRow="0" w:firstColumn="1" w:lastColumn="0" w:oddVBand="0" w:evenVBand="0" w:oddHBand="0" w:evenHBand="0" w:firstRowFirstColumn="0" w:firstRowLastColumn="0" w:lastRowFirstColumn="0" w:lastRowLastColumn="0"/>
-            <w:tcW w:w="2700" w:type="dxa"/>
+            <w:tcW w:w="875" w:type="pct"/>
             <w:tcBorders>
-              <w:top w:val="single" w:color="auto" w:sz="4" w:space="0"/>
+              <w:top w:val="single" w:sz="4" w:space="0" w:color="auto"/>
             </w:tcBorders>
             <w:vAlign w:val="center"/>
           </w:tcPr>
           <w:p>
             <w:pPr>
+              <w:pStyle w:val="NoSpacing"/>
               <w:rPr>
-                <w:rFonts w:ascii="Segoe UI Semibold" w:hAnsi="Segoe UI Semibold" w:cs="Segoe UI Semibold"/>
-                <w:b/>
-                <w:sz w:val="22"/>
-                <w:szCs w:val="22"/>
                 <w:lang w:eastAsia="en-US"/>
               </w:rPr>
             </w:pPr>
@@ -2277,20 +1838,17 @@
         </w:tc>
         <w:tc>
           <w:tcPr>
-            <w:tcW w:w="1980" w:type="dxa"/>
+            <w:tcW w:w="642" w:type="pct"/>
             <w:tcBorders>
-              <w:top w:val="single" w:color="auto" w:sz="4" w:space="0"/>
+              <w:top w:val="single" w:sz="4" w:space="0" w:color="auto"/>
             </w:tcBorders>
             <w:vAlign w:val="center"/>
           </w:tcPr>
           <w:p>
             <w:pPr>
+              <w:pStyle w:val="NoSpacing"/>
               <w:cnfStyle w:val="000000100000" w:firstRow="0" w:lastRow="0" w:firstColumn="0" w:lastColumn="0" w:oddVBand="0" w:evenVBand="0" w:oddHBand="1" w:evenHBand="0" w:firstRowFirstColumn="0" w:firstRowLastColumn="0" w:lastRowFirstColumn="0" w:lastRowLastColumn="0"/>
               <w:rPr>
-                <w:rFonts w:ascii="Segoe UI Semibold" w:hAnsi="Segoe UI Semibold" w:cs="Segoe UI Semibold"/>
-                <w:b/>
-                <w:sz w:val="22"/>
-                <w:szCs w:val="22"/>
                 <w:lang w:eastAsia="en-US"/>
               </w:rPr>
             </w:pPr>
@@ -2298,21 +1856,18 @@
         </w:tc>
         <w:tc>
           <w:tcPr>
-            <w:tcW w:w="1170" w:type="dxa"/>
+            <w:tcW w:w="379" w:type="pct"/>
             <w:tcBorders>
-              <w:top w:val="single" w:color="auto" w:sz="4" w:space="0"/>
+              <w:top w:val="single" w:sz="4" w:space="0" w:color="auto"/>
             </w:tcBorders>
             <w:vAlign w:val="center"/>
           </w:tcPr>
           <w:p>
             <w:pPr>
+              <w:pStyle w:val="BCNumber"/>
               <w:jc w:val="right"/>
               <w:cnfStyle w:val="000000100000" w:firstRow="0" w:lastRow="0" w:firstColumn="0" w:lastColumn="0" w:oddVBand="0" w:evenVBand="0" w:oddHBand="1" w:evenHBand="0" w:firstRowFirstColumn="0" w:firstRowLastColumn="0" w:lastRowFirstColumn="0" w:lastRowLastColumn="0"/>
               <w:rPr>
-                <w:rFonts w:ascii="Segoe UI Semibold" w:hAnsi="Segoe UI Semibold" w:cs="Segoe UI Semibold"/>
-                <w:b/>
-                <w:sz w:val="22"/>
-                <w:szCs w:val="22"/>
                 <w:lang w:eastAsia="en-US"/>
               </w:rPr>
             </w:pPr>
@@ -2320,21 +1875,18 @@
         </w:tc>
         <w:tc>
           <w:tcPr>
-            <w:tcW w:w="1440" w:type="dxa"/>
+            <w:tcW w:w="467" w:type="pct"/>
             <w:tcBorders>
-              <w:top w:val="single" w:color="auto" w:sz="4" w:space="0"/>
+              <w:top w:val="single" w:sz="4" w:space="0" w:color="auto"/>
             </w:tcBorders>
             <w:vAlign w:val="center"/>
           </w:tcPr>
           <w:p>
             <w:pPr>
+              <w:pStyle w:val="BCNumber"/>
               <w:jc w:val="right"/>
               <w:cnfStyle w:val="000000100000" w:firstRow="0" w:lastRow="0" w:firstColumn="0" w:lastColumn="0" w:oddVBand="0" w:evenVBand="0" w:oddHBand="1" w:evenHBand="0" w:firstRowFirstColumn="0" w:firstRowLastColumn="0" w:lastRowFirstColumn="0" w:lastRowLastColumn="0"/>
               <w:rPr>
-                <w:rFonts w:ascii="Segoe UI Semibold" w:hAnsi="Segoe UI Semibold" w:cs="Segoe UI Semibold"/>
-                <w:b/>
-                <w:sz w:val="22"/>
-                <w:szCs w:val="22"/>
                 <w:lang w:eastAsia="en-US"/>
               </w:rPr>
             </w:pPr>
@@ -2342,21 +1894,18 @@
         </w:tc>
         <w:tc>
           <w:tcPr>
-            <w:tcW w:w="1530" w:type="dxa"/>
+            <w:tcW w:w="496" w:type="pct"/>
             <w:tcBorders>
-              <w:top w:val="single" w:color="auto" w:sz="4" w:space="0"/>
+              <w:top w:val="single" w:sz="4" w:space="0" w:color="auto"/>
             </w:tcBorders>
             <w:vAlign w:val="center"/>
           </w:tcPr>
           <w:p>
             <w:pPr>
+              <w:pStyle w:val="BCNumber"/>
               <w:jc w:val="right"/>
               <w:cnfStyle w:val="000000100000" w:firstRow="0" w:lastRow="0" w:firstColumn="0" w:lastColumn="0" w:oddVBand="0" w:evenVBand="0" w:oddHBand="1" w:evenHBand="0" w:firstRowFirstColumn="0" w:firstRowLastColumn="0" w:lastRowFirstColumn="0" w:lastRowLastColumn="0"/>
               <w:rPr>
-                <w:rFonts w:ascii="Segoe UI Semibold" w:hAnsi="Segoe UI Semibold" w:cs="Segoe UI Semibold"/>
-                <w:b/>
-                <w:sz w:val="22"/>
-                <w:szCs w:val="22"/>
                 <w:lang w:eastAsia="en-US"/>
               </w:rPr>
             </w:pPr>
@@ -2364,20 +1913,17 @@
         </w:tc>
         <w:tc>
           <w:tcPr>
-            <w:tcW w:w="1890" w:type="dxa"/>
+            <w:tcW w:w="613" w:type="pct"/>
             <w:tcBorders>
-              <w:top w:val="single" w:color="auto" w:sz="4" w:space="0"/>
+              <w:top w:val="single" w:sz="4" w:space="0" w:color="auto"/>
             </w:tcBorders>
           </w:tcPr>
           <w:p>
             <w:pPr>
+              <w:pStyle w:val="BCNumber"/>
               <w:jc w:val="right"/>
               <w:cnfStyle w:val="000000100000" w:firstRow="0" w:lastRow="0" w:firstColumn="0" w:lastColumn="0" w:oddVBand="0" w:evenVBand="0" w:oddHBand="1" w:evenHBand="0" w:firstRowFirstColumn="0" w:firstRowLastColumn="0" w:lastRowFirstColumn="0" w:lastRowLastColumn="0"/>
               <w:rPr>
-                <w:rFonts w:ascii="Segoe UI Semibold" w:hAnsi="Segoe UI Semibold" w:cs="Segoe UI Semibold"/>
-                <w:b/>
-                <w:sz w:val="22"/>
-                <w:szCs w:val="22"/>
                 <w:lang w:eastAsia="en-US"/>
               </w:rPr>
             </w:pPr>
@@ -2385,20 +1931,17 @@
         </w:tc>
         <w:tc>
           <w:tcPr>
-            <w:tcW w:w="1182" w:type="dxa"/>
+            <w:tcW w:w="383" w:type="pct"/>
             <w:tcBorders>
-              <w:top w:val="single" w:color="auto" w:sz="4" w:space="0"/>
+              <w:top w:val="single" w:sz="4" w:space="0" w:color="auto"/>
             </w:tcBorders>
           </w:tcPr>
           <w:p>
             <w:pPr>
+              <w:pStyle w:val="BCNumber"/>
               <w:jc w:val="right"/>
               <w:cnfStyle w:val="000000100000" w:firstRow="0" w:lastRow="0" w:firstColumn="0" w:lastColumn="0" w:oddVBand="0" w:evenVBand="0" w:oddHBand="1" w:evenHBand="0" w:firstRowFirstColumn="0" w:firstRowLastColumn="0" w:lastRowFirstColumn="0" w:lastRowLastColumn="0"/>
               <w:rPr>
-                <w:rFonts w:ascii="Segoe UI Semibold" w:hAnsi="Segoe UI Semibold" w:cs="Segoe UI Semibold"/>
-                <w:b/>
-                <w:sz w:val="22"/>
-                <w:szCs w:val="22"/>
                 <w:lang w:eastAsia="en-US"/>
               </w:rPr>
             </w:pPr>
@@ -2406,20 +1949,17 @@
         </w:tc>
         <w:tc>
           <w:tcPr>
-            <w:tcW w:w="1878" w:type="dxa"/>
+            <w:tcW w:w="609" w:type="pct"/>
             <w:tcBorders>
-              <w:top w:val="single" w:color="auto" w:sz="4" w:space="0"/>
+              <w:top w:val="single" w:sz="4" w:space="0" w:color="auto"/>
             </w:tcBorders>
           </w:tcPr>
           <w:p>
             <w:pPr>
+              <w:pStyle w:val="BCNumber"/>
               <w:jc w:val="right"/>
               <w:cnfStyle w:val="000000100000" w:firstRow="0" w:lastRow="0" w:firstColumn="0" w:lastColumn="0" w:oddVBand="0" w:evenVBand="0" w:oddHBand="1" w:evenHBand="0" w:firstRowFirstColumn="0" w:firstRowLastColumn="0" w:lastRowFirstColumn="0" w:lastRowLastColumn="0"/>
               <w:rPr>
-                <w:rFonts w:ascii="Segoe UI Semibold" w:hAnsi="Segoe UI Semibold" w:cs="Segoe UI Semibold"/>
-                <w:b/>
-                <w:sz w:val="22"/>
-                <w:szCs w:val="22"/>
                 <w:lang w:eastAsia="en-US"/>
               </w:rPr>
             </w:pPr>
@@ -2427,20 +1967,17 @@
         </w:tc>
         <w:tc>
           <w:tcPr>
-            <w:tcW w:w="1652" w:type="dxa"/>
+            <w:tcW w:w="536" w:type="pct"/>
             <w:tcBorders>
-              <w:top w:val="single" w:color="auto" w:sz="4" w:space="0"/>
+              <w:top w:val="single" w:sz="4" w:space="0" w:color="auto"/>
             </w:tcBorders>
           </w:tcPr>
           <w:p>
             <w:pPr>
+              <w:pStyle w:val="BCNumber"/>
               <w:jc w:val="right"/>
               <w:cnfStyle w:val="000000100000" w:firstRow="0" w:lastRow="0" w:firstColumn="0" w:lastColumn="0" w:oddVBand="0" w:evenVBand="0" w:oddHBand="1" w:evenHBand="0" w:firstRowFirstColumn="0" w:firstRowLastColumn="0" w:lastRowFirstColumn="0" w:lastRowLastColumn="0"/>
               <w:rPr>
-                <w:rFonts w:ascii="Segoe UI Semibold" w:hAnsi="Segoe UI Semibold" w:cs="Segoe UI Semibold"/>
-                <w:b/>
-                <w:sz w:val="22"/>
-                <w:szCs w:val="22"/>
                 <w:lang w:eastAsia="en-US"/>
               </w:rPr>
             </w:pPr>
@@ -2450,13 +1987,7 @@
       <w:sdt>
         <w:sdtPr>
           <w:rPr>
-            <w:rFonts w:cs="Arial" w:asciiTheme="minorHAnsi" w:hAnsiTheme="minorHAnsi" w:eastAsiaTheme="minorEastAsia"/>
-            <w:bCs w:val="0"/>
-            <w:kern w:val="2"/>
-            <w:sz w:val="22"/>
-            <w:szCs w:val="22"/>
             <w:lang w:val="en-DK" w:eastAsia="en-US"/>
-            <w14:ligatures w14:val="standardContextual"/>
           </w:rPr>
           <w:alias w:val="Repeater: Line"/>
           <w:tag w:val="#BC:InsertRepeater,DataItems/Header/Line"/>
@@ -2464,458 +1995,403 @@
           <w:placeholder>
             <w:docPart w:val="9186D105DE5F42ABB688D396D0418C2D"/>
           </w:placeholder>
+          <w15:dataBinding w:prefixMappings="&lt;xmlns:ns0='urn:microsoft-dynamics-nav/reports/Standard_Sales_Pro_Forma_Inv/1302/' " w:xpath="/ns0:NavWordReportXmlPart[1]/ns0:Header[1]/ns0:Line" w:storeItemID="{00000000-0000-0000-0000-000000000000}"/>
           <w15:color w:val="808080"/>
+          <w15:repeatingSection/>
         </w:sdtPr>
-        <w:sdtEndPr/>
         <w:sdtContent>
-          <w:tr>
-            <w:trPr>
-              <w:cnfStyle w:val="000000010000" w:firstRow="0" w:lastRow="0" w:firstColumn="0" w:lastColumn="0" w:oddVBand="0" w:evenVBand="0" w:oddHBand="0" w:evenHBand="1" w:firstRowFirstColumn="0" w:firstRowLastColumn="0" w:lastRowFirstColumn="0" w:lastRowLastColumn="0"/>
-              <w:trHeight w:val="490"/>
-            </w:trPr>
-            <w:sdt>
-              <w:sdtPr>
-                <w:rPr>
-                  <w:rFonts w:cs="Arial" w:asciiTheme="minorHAnsi" w:hAnsiTheme="minorHAnsi" w:eastAsiaTheme="minorEastAsia"/>
-                  <w:bCs w:val="0"/>
-                  <w:kern w:val="2"/>
-                  <w:sz w:val="22"/>
-                  <w:szCs w:val="22"/>
-                  <w:lang w:val="en-DK" w:eastAsia="en-US"/>
-                  <w14:ligatures w14:val="standardContextual"/>
-                </w:rPr>
-                <w:alias w:val="ItemDescription"/>
-                <w:tag w:val="#BC:InsertDataItem,DataItems/Header/Line/ItemDescription"/>
-                <w:id w:val="1446956539"/>
-                <w:placeholder>
-                  <w:docPart w:val="DefaultPlaceholder_-1854013440"/>
-                </w:placeholder>
-                <w15:color w:val="808080"/>
-                <w:text/>
-                <w:dataBinding w:prefixMappings="xmlns:ns0='urn:microsoft-dynamics-nav/reports/Standard_Sales_Pro_Forma_Inv/1302/'" w:xpath="/ns0:NavWordReportXmlPart[1]/ns0:Header[1]/ns0:Line[1]/ns0:ItemDescription[1]"/>
-              </w:sdtPr>
-              <w:sdtEndPr>
-                <w:rPr>
-                  <w:rFonts w:ascii="Segoe UI" w:hAnsi="Segoe UI" w:eastAsia="Aptos"/>
-                  <w:kern w:val="0"/>
-                  <w:lang w:val="en-US"/>
-                  <w14:ligatures w14:val="none"/>
-                </w:rPr>
-              </w:sdtEndPr>
-              <w:sdtContent>
-                <w:tc>
-                  <w:tcPr>
-                    <w:cnfStyle w:val="001000000000" w:firstRow="0" w:lastRow="0" w:firstColumn="1" w:lastColumn="0" w:oddVBand="0" w:evenVBand="0" w:oddHBand="0" w:evenHBand="0" w:firstRowFirstColumn="0" w:firstRowLastColumn="0" w:lastRowFirstColumn="0" w:lastRowLastColumn="0"/>
-                    <w:tcW w:w="2700" w:type="dxa"/>
-                    <w:vAlign w:val="center"/>
-                  </w:tcPr>
-                  <w:p>
-                    <w:pPr>
-                      <w:rPr>
-                        <w:rFonts w:cs="Arial" w:asciiTheme="minorHAnsi" w:hAnsiTheme="minorHAnsi"/>
-                        <w:b/>
-                        <w:sz w:val="22"/>
-                        <w:szCs w:val="22"/>
-                        <w:lang w:eastAsia="en-US"/>
-                      </w:rPr>
-                    </w:pPr>
-                    <w:r>
-                      <w:rPr>
-                        <w:rFonts w:cs="Arial" w:asciiTheme="minorHAnsi" w:hAnsiTheme="minorHAnsi"/>
-                        <w:bCs w:val="0"/>
-                        <w:sz w:val="22"/>
-                        <w:szCs w:val="22"/>
-                        <w:lang w:eastAsia="en-US"/>
-                      </w:rPr>
-                      <w:t>ItemDescription</w:t>
-                    </w:r>
-                  </w:p>
-                </w:tc>
-              </w:sdtContent>
-            </w:sdt>
-            <w:sdt>
-              <w:sdtPr>
-                <w:rPr>
-                  <w:rFonts w:cs="Arial"/>
-                  <w:sz w:val="22"/>
-                  <w:szCs w:val="22"/>
-                  <w:lang w:eastAsia="en-US"/>
-                </w:rPr>
-                <w:alias w:val="CountryOfManufacturing"/>
-                <w:tag w:val="#BC:InsertDataItem,DataItems/Header/Line/CountryOfManufacturing"/>
-                <w:id w:val="-969438002"/>
-                <w:placeholder>
-                  <w:docPart w:val="568F44E2AB434794973B7660D657E151"/>
-                </w:placeholder>
-                <w15:color w:val="808080"/>
-                <w:text/>
-                <w:dataBinding w:prefixMappings="xmlns:ns0='urn:microsoft-dynamics-nav/reports/Standard_Sales_Pro_Forma_Inv/1302/'" w:xpath="/ns0:NavWordReportXmlPart[1]/ns0:Header[1]/ns0:Line[1]/ns0:CountryOfManufacturing[1]"/>
-              </w:sdtPr>
-              <w:sdtEndPr/>
-              <w:sdtContent>
-                <w:tc>
-                  <w:tcPr>
-                    <w:tcW w:w="1980" w:type="dxa"/>
-                    <w:vAlign w:val="center"/>
-                  </w:tcPr>
-                  <w:p>
-                    <w:pPr>
-                      <w:cnfStyle w:val="000000010000" w:firstRow="0" w:lastRow="0" w:firstColumn="0" w:lastColumn="0" w:oddVBand="0" w:evenVBand="0" w:oddHBand="0" w:evenHBand="1" w:firstRowFirstColumn="0" w:firstRowLastColumn="0" w:lastRowFirstColumn="0" w:lastRowLastColumn="0"/>
-                      <w:rPr>
-                        <w:rFonts w:cs="Arial" w:asciiTheme="minorHAnsi" w:hAnsiTheme="minorHAnsi"/>
-                        <w:sz w:val="22"/>
-                        <w:szCs w:val="22"/>
-                        <w:lang w:eastAsia="en-US"/>
-                      </w:rPr>
-                    </w:pPr>
-                    <w:proofErr w:type="spellStart"/>
-                    <w:r>
-                      <w:rPr>
-                        <w:rFonts w:cs="Arial" w:asciiTheme="minorHAnsi" w:hAnsiTheme="minorHAnsi"/>
-                        <w:sz w:val="22"/>
-                        <w:szCs w:val="22"/>
-                        <w:lang w:eastAsia="en-US"/>
-                      </w:rPr>
-                      <w:t>CountryOfManufacturing</w:t>
-                    </w:r>
-                    <w:proofErr w:type="spellEnd"/>
-                  </w:p>
-                </w:tc>
-              </w:sdtContent>
-            </w:sdt>
-            <w:sdt>
-              <w:sdtPr>
-                <w:rPr>
-                  <w:rFonts w:cs="Arial"/>
-                  <w:sz w:val="22"/>
-                  <w:szCs w:val="22"/>
-                  <w:lang w:eastAsia="en-US"/>
-                </w:rPr>
-                <w:alias w:val="Tariff"/>
-                <w:tag w:val="#BC:InsertDataItem,DataItems/Header/Line/Tariff"/>
-                <w:id w:val="-941524514"/>
-                <w:placeholder>
-                  <w:docPart w:val="568F44E2AB434794973B7660D657E151"/>
-                </w:placeholder>
-                <w15:color w:val="808080"/>
-                <w:text/>
-                <w:dataBinding w:prefixMappings="xmlns:ns0='urn:microsoft-dynamics-nav/reports/Standard_Sales_Pro_Forma_Inv/1302/'" w:xpath="/ns0:NavWordReportXmlPart[1]/ns0:Header[1]/ns0:Line[1]/ns0:Tariff[1]"/>
-              </w:sdtPr>
-              <w:sdtEndPr/>
-              <w:sdtContent>
-                <w:tc>
-                  <w:tcPr>
-                    <w:tcW w:w="1170" w:type="dxa"/>
-                    <w:vAlign w:val="center"/>
-                  </w:tcPr>
-                  <w:p>
-                    <w:pPr>
-                      <w:cnfStyle w:val="000000010000" w:firstRow="0" w:lastRow="0" w:firstColumn="0" w:lastColumn="0" w:oddVBand="0" w:evenVBand="0" w:oddHBand="0" w:evenHBand="1" w:firstRowFirstColumn="0" w:firstRowLastColumn="0" w:lastRowFirstColumn="0" w:lastRowLastColumn="0"/>
-                      <w:rPr>
-                        <w:rFonts w:cs="Arial" w:asciiTheme="minorHAnsi" w:hAnsiTheme="minorHAnsi"/>
-                        <w:sz w:val="22"/>
-                        <w:szCs w:val="22"/>
-                        <w:lang w:eastAsia="en-US"/>
-                      </w:rPr>
-                    </w:pPr>
-                    <w:r>
-                      <w:rPr>
-                        <w:rFonts w:cs="Arial" w:asciiTheme="minorHAnsi" w:hAnsiTheme="minorHAnsi"/>
-                        <w:sz w:val="22"/>
-                        <w:szCs w:val="22"/>
-                        <w:lang w:eastAsia="en-US"/>
-                      </w:rPr>
-                      <w:t>Tariff</w:t>
-                    </w:r>
-                  </w:p>
-                </w:tc>
-              </w:sdtContent>
-            </w:sdt>
-            <w:sdt>
-              <w:sdtPr>
-                <w:rPr>
-                  <w:rFonts w:cs="Arial"/>
-                  <w:sz w:val="22"/>
-                  <w:szCs w:val="22"/>
-                  <w:lang w:eastAsia="en-US"/>
-                </w:rPr>
-                <w:alias w:val="Quantity"/>
-                <w:tag w:val="#BC:InsertDataItem,DataItems/Header/Line/Quantity"/>
-                <w:id w:val="650103880"/>
-                <w:placeholder>
-                  <w:docPart w:val="568F44E2AB434794973B7660D657E151"/>
-                </w:placeholder>
-                <w15:color w:val="808080"/>
-                <w:text/>
-                <w:dataBinding w:prefixMappings="xmlns:ns0='urn:microsoft-dynamics-nav/reports/Standard_Sales_Pro_Forma_Inv/1302/'" w:xpath="/ns0:NavWordReportXmlPart[1]/ns0:Header[1]/ns0:Line[1]/ns0:Quantity[1]"/>
-              </w:sdtPr>
-              <w:sdtEndPr/>
-              <w:sdtContent>
-                <w:tc>
-                  <w:tcPr>
-                    <w:tcW w:w="1440" w:type="dxa"/>
-                    <w:vAlign w:val="center"/>
-                  </w:tcPr>
-                  <w:p>
-                    <w:pPr>
-                      <w:jc w:val="right"/>
-                      <w:cnfStyle w:val="000000010000" w:firstRow="0" w:lastRow="0" w:firstColumn="0" w:lastColumn="0" w:oddVBand="0" w:evenVBand="0" w:oddHBand="0" w:evenHBand="1" w:firstRowFirstColumn="0" w:firstRowLastColumn="0" w:lastRowFirstColumn="0" w:lastRowLastColumn="0"/>
-                      <w:rPr>
-                        <w:rFonts w:cs="Arial" w:asciiTheme="minorHAnsi" w:hAnsiTheme="minorHAnsi"/>
-                        <w:sz w:val="22"/>
-                        <w:szCs w:val="22"/>
-                        <w:lang w:eastAsia="en-US"/>
-                      </w:rPr>
-                    </w:pPr>
-                    <w:r>
-                      <w:rPr>
-                        <w:rFonts w:cs="Arial" w:asciiTheme="minorHAnsi" w:hAnsiTheme="minorHAnsi"/>
-                        <w:sz w:val="22"/>
-                        <w:szCs w:val="22"/>
-                        <w:lang w:eastAsia="en-US"/>
-                      </w:rPr>
-                      <w:t>Quantity</w:t>
-                    </w:r>
-                  </w:p>
-                </w:tc>
-              </w:sdtContent>
-            </w:sdt>
-            <w:sdt>
-              <w:sdtPr>
-                <w:rPr>
-                  <w:rFonts w:cs="Arial"/>
-                  <w:sz w:val="22"/>
-                  <w:szCs w:val="22"/>
-                  <w:lang w:eastAsia="en-US"/>
-                </w:rPr>
-                <w:alias w:val="Price"/>
-                <w:tag w:val="#BC:InsertDataItem,DataItems/Header/Line/Price"/>
-                <w:id w:val="1796329844"/>
-                <w:placeholder>
-                  <w:docPart w:val="568F44E2AB434794973B7660D657E151"/>
-                </w:placeholder>
-                <w15:color w:val="808080"/>
-                <w:text/>
-                <w:dataBinding w:prefixMappings="xmlns:ns0='urn:microsoft-dynamics-nav/reports/Standard_Sales_Pro_Forma_Inv/1302/'" w:xpath="/ns0:NavWordReportXmlPart[1]/ns0:Header[1]/ns0:Line[1]/ns0:Price[1]"/>
-              </w:sdtPr>
-              <w:sdtEndPr/>
-              <w:sdtContent>
-                <w:tc>
-                  <w:tcPr>
-                    <w:tcW w:w="1530" w:type="dxa"/>
-                    <w:vAlign w:val="center"/>
-                  </w:tcPr>
-                  <w:p>
-                    <w:pPr>
-                      <w:cnfStyle w:val="000000010000" w:firstRow="0" w:lastRow="0" w:firstColumn="0" w:lastColumn="0" w:oddVBand="0" w:evenVBand="0" w:oddHBand="0" w:evenHBand="1" w:firstRowFirstColumn="0" w:firstRowLastColumn="0" w:lastRowFirstColumn="0" w:lastRowLastColumn="0"/>
-                      <w:rPr>
-                        <w:rFonts w:cs="Arial" w:asciiTheme="minorHAnsi" w:hAnsiTheme="minorHAnsi"/>
-                        <w:sz w:val="22"/>
-                        <w:szCs w:val="22"/>
-                        <w:lang w:eastAsia="en-US"/>
-                      </w:rPr>
-                    </w:pPr>
-                    <w:r>
-                      <w:rPr>
-                        <w:rFonts w:cs="Arial" w:asciiTheme="minorHAnsi" w:hAnsiTheme="minorHAnsi"/>
-                        <w:sz w:val="22"/>
-                        <w:szCs w:val="22"/>
-                        <w:lang w:eastAsia="en-US"/>
-                      </w:rPr>
-                      <w:t>Price</w:t>
-                    </w:r>
-                  </w:p>
-                </w:tc>
-              </w:sdtContent>
-            </w:sdt>
-            <w:sdt>
-              <w:sdtPr>
-                <w:alias w:val="NetWeight"/>
-                <w:tag w:val="#BC:InsertDataItem,DataItems/Header/Line/NetWeight"/>
-                <w:id w:val="556051561"/>
-                <w:placeholder>
-                  <w:docPart w:val="6288621E7A9C433688E04BF4E07CAF57"/>
-                </w:placeholder>
-                <w15:color w:val="808080"/>
-                <w:text/>
-                <w:dataBinding w:prefixMappings="xmlns:ns0='urn:microsoft-dynamics-nav/reports/Standard_Sales_Pro_Forma_Inv/1302/'" w:xpath="/ns0:NavWordReportXmlPart[1]/ns0:Header[1]/ns0:Line[1]/ns0:NetWeight[1]"/>
-              </w:sdtPr>
-              <w:sdtEndPr/>
-              <w:sdtContent>
-                <w:tc>
-                  <w:tcPr>
-                    <w:tcW w:w="1890" w:type="dxa"/>
-                    <w:vAlign w:val="center"/>
-                  </w:tcPr>
-                  <w:p>
-                    <w:pPr>
-                      <w:pStyle w:val="SequoiaLeftData"/>
-                      <w:jc w:val="left"/>
-                      <w:cnfStyle w:val="000000010000" w:firstRow="0" w:lastRow="0" w:firstColumn="0" w:lastColumn="0" w:oddVBand="0" w:evenVBand="0" w:oddHBand="0" w:evenHBand="1" w:firstRowFirstColumn="0" w:firstRowLastColumn="0" w:lastRowFirstColumn="0" w:lastRowLastColumn="0"/>
-                    </w:pPr>
-                    <w:proofErr w:type="spellStart"/>
-                    <w:r>
-                      <w:t>NetWeight</w:t>
-                    </w:r>
-                    <w:proofErr w:type="spellEnd"/>
-                  </w:p>
-                </w:tc>
-              </w:sdtContent>
-            </w:sdt>
-            <w:sdt>
-              <w:sdtPr>
-                <w:alias w:val="VATPct"/>
-                <w:tag w:val="#BC:InsertDataItem,DataItems/Header/Line/VATPct"/>
-                <w:id w:val="-1720518168"/>
-                <w:placeholder>
-                  <w:docPart w:val="6288621E7A9C433688E04BF4E07CAF57"/>
-                </w:placeholder>
-                <w15:color w:val="808080"/>
-                <w:text/>
-                <w:dataBinding w:prefixMappings="xmlns:ns0='urn:microsoft-dynamics-nav/reports/Standard_Sales_Pro_Forma_Inv/1302/'" w:xpath="/ns0:NavWordReportXmlPart[1]/ns0:Header[1]/ns0:Line[1]/ns0:VATPct[1]"/>
-              </w:sdtPr>
-              <w:sdtEndPr/>
-              <w:sdtContent>
-                <w:tc>
-                  <w:tcPr>
-                    <w:tcW w:w="1182" w:type="dxa"/>
-                    <w:vAlign w:val="center"/>
-                  </w:tcPr>
-                  <w:p>
-                    <w:pPr>
-                      <w:pStyle w:val="SequoiaLeftData"/>
-                      <w:jc w:val="left"/>
-                      <w:cnfStyle w:val="000000010000" w:firstRow="0" w:lastRow="0" w:firstColumn="0" w:lastColumn="0" w:oddVBand="0" w:evenVBand="0" w:oddHBand="0" w:evenHBand="1" w:firstRowFirstColumn="0" w:firstRowLastColumn="0" w:lastRowFirstColumn="0" w:lastRowLastColumn="0"/>
-                    </w:pPr>
-                    <w:proofErr w:type="spellStart"/>
-                    <w:r>
-                      <w:t>VATPct</w:t>
-                    </w:r>
-                    <w:proofErr w:type="spellEnd"/>
-                  </w:p>
-                </w:tc>
-              </w:sdtContent>
-            </w:sdt>
-            <w:sdt>
-              <w:sdtPr>
-                <w:rPr>
-                  <w:rFonts w:cs="Arial"/>
-                  <w:sz w:val="22"/>
-                  <w:szCs w:val="22"/>
-                  <w:lang w:eastAsia="en-US"/>
-                </w:rPr>
-                <w:alias w:val="VATAmount"/>
-                <w:tag w:val="#BC:InsertDataItem,DataItems/Header/Line/VATAmount"/>
-                <w:id w:val="2119645239"/>
-                <w:placeholder>
-                  <w:docPart w:val="6288621E7A9C433688E04BF4E07CAF57"/>
-                </w:placeholder>
-                <w15:color w:val="808080"/>
-                <w:text/>
-                <w:dataBinding w:prefixMappings="xmlns:ns0='urn:microsoft-dynamics-nav/reports/Standard_Sales_Pro_Forma_Inv/1302/'" w:xpath="/ns0:NavWordReportXmlPart[1]/ns0:Header[1]/ns0:Line[1]/ns0:VATAmount[1]"/>
-              </w:sdtPr>
-              <w:sdtEndPr/>
-              <w:sdtContent>
-                <w:tc>
-                  <w:tcPr>
-                    <w:tcW w:w="1878" w:type="dxa"/>
-                    <w:vAlign w:val="center"/>
-                  </w:tcPr>
-                  <w:p>
-                    <w:pPr>
-                      <w:jc w:val="right"/>
-                      <w:cnfStyle w:val="000000010000" w:firstRow="0" w:lastRow="0" w:firstColumn="0" w:lastColumn="0" w:oddVBand="0" w:evenVBand="0" w:oddHBand="0" w:evenHBand="1" w:firstRowFirstColumn="0" w:firstRowLastColumn="0" w:lastRowFirstColumn="0" w:lastRowLastColumn="0"/>
-                      <w:rPr>
-                        <w:rFonts w:cs="Arial" w:asciiTheme="minorHAnsi" w:hAnsiTheme="minorHAnsi"/>
-                        <w:sz w:val="22"/>
-                        <w:szCs w:val="22"/>
-                        <w:lang w:eastAsia="en-US"/>
-                      </w:rPr>
-                    </w:pPr>
-                    <w:proofErr w:type="spellStart"/>
-                    <w:r>
-                      <w:rPr>
-                        <w:rFonts w:cs="Arial" w:asciiTheme="minorHAnsi" w:hAnsiTheme="minorHAnsi"/>
-                        <w:sz w:val="22"/>
-                        <w:szCs w:val="22"/>
-                        <w:lang w:eastAsia="en-US"/>
-                      </w:rPr>
-                      <w:t>VATAmount</w:t>
-                    </w:r>
-                    <w:proofErr w:type="spellEnd"/>
-                  </w:p>
-                </w:tc>
-              </w:sdtContent>
-            </w:sdt>
-            <w:sdt>
-              <w:sdtPr>
-                <w:rPr>
-                  <w:rFonts w:cs="Arial"/>
-                  <w:sz w:val="22"/>
-                  <w:szCs w:val="22"/>
-                  <w:lang w:eastAsia="en-US"/>
-                </w:rPr>
-                <w:alias w:val="LineAmount"/>
-                <w:tag w:val="#BC:InsertDataItem,DataItems/Header/Line/LineAmount"/>
-                <w:id w:val="-2086754771"/>
-                <w:placeholder>
-                  <w:docPart w:val="6288621E7A9C433688E04BF4E07CAF57"/>
-                </w:placeholder>
-                <w15:color w:val="808080"/>
-                <w:text/>
-                <w:dataBinding w:prefixMappings="xmlns:ns0='urn:microsoft-dynamics-nav/reports/Standard_Sales_Pro_Forma_Inv/1302/'" w:xpath="/ns0:NavWordReportXmlPart[1]/ns0:Header[1]/ns0:Line[1]/ns0:LineAmount[1]"/>
-              </w:sdtPr>
-              <w:sdtEndPr/>
-              <w:sdtContent>
-                <w:tc>
-                  <w:tcPr>
-                    <w:tcW w:w="1652" w:type="dxa"/>
-                    <w:vAlign w:val="center"/>
-                  </w:tcPr>
-                  <w:p>
-                    <w:pPr>
-                      <w:jc w:val="right"/>
-                      <w:cnfStyle w:val="000000010000" w:firstRow="0" w:lastRow="0" w:firstColumn="0" w:lastColumn="0" w:oddVBand="0" w:evenVBand="0" w:oddHBand="0" w:evenHBand="1" w:firstRowFirstColumn="0" w:firstRowLastColumn="0" w:lastRowFirstColumn="0" w:lastRowLastColumn="0"/>
-                      <w:rPr>
-                        <w:rFonts w:cs="Arial" w:asciiTheme="minorHAnsi" w:hAnsiTheme="minorHAnsi"/>
-                        <w:sz w:val="22"/>
-                        <w:szCs w:val="22"/>
-                        <w:lang w:eastAsia="en-US"/>
-                      </w:rPr>
-                    </w:pPr>
-                    <w:proofErr w:type="spellStart"/>
-                    <w:r>
-                      <w:rPr>
-                        <w:rFonts w:cs="Arial" w:asciiTheme="minorHAnsi" w:hAnsiTheme="minorHAnsi"/>
-                        <w:sz w:val="22"/>
-                        <w:szCs w:val="22"/>
-                        <w:lang w:eastAsia="en-US"/>
-                      </w:rPr>
-                      <w:t>LineAmount</w:t>
-                    </w:r>
-                    <w:proofErr w:type="spellEnd"/>
-                  </w:p>
-                </w:tc>
-              </w:sdtContent>
-            </w:sdt>
-          </w:tr>
+          <w:sdt>
+            <w:sdtPr>
+              <w:rPr>
+                <w:lang w:val="en-DK" w:eastAsia="en-US"/>
+              </w:rPr>
+              <w:id w:val="-901138404"/>
+              <w15:color w:val="808080"/>
+              <w15:repeatingSectionItem/>
+            </w:sdtPr>
+            <w:sdtEndPr>
+              <w:rPr>
+                <w:lang w:eastAsia="en-DK"/>
+              </w:rPr>
+            </w:sdtEndPr>
+            <w:sdtContent>
+              <w:tr>
+                <w:trPr>
+                  <w:cnfStyle w:val="000000010000" w:firstRow="0" w:lastRow="0" w:firstColumn="0" w:lastColumn="0" w:oddVBand="0" w:evenVBand="0" w:oddHBand="0" w:evenHBand="1" w:firstRowFirstColumn="0" w:firstRowLastColumn="0" w:lastRowFirstColumn="0" w:lastRowLastColumn="0"/>
+                  <w:cantSplit/>
+                  <w:trHeight w:val="490"/>
+                </w:trPr>
+                <w:sdt>
+                  <w:sdtPr>
+                    <w:rPr>
+                      <w:lang w:val="en-DK" w:eastAsia="en-US"/>
+                    </w:rPr>
+                    <w:alias w:val="ItemDescription"/>
+                    <w:tag w:val="#BC:InsertDataItem,DataItems/Header/Line/ItemDescription"/>
+                    <w:id w:val="1446956539"/>
+                    <w:placeholder>
+                      <w:docPart w:val="DefaultPlaceholder_-1854013440"/>
+                    </w:placeholder>
+                    <w:dataBinding w:prefixMappings="&lt;xmlns:ns0='urn:microsoft-dynamics-nav/reports/Standard_Sales_Pro_Forma_Inv/1302/' " w:xpath="/ns0:NavWordReportXmlPart[1]/ns0:Header[1]/ns0:Line[1]/ns0:ItemDescription[1]" w:storeItemID="{00000000-0000-0000-0000-000000000000}"/>
+                    <w15:color w:val="808080"/>
+                    <w:text/>
+                  </w:sdtPr>
+                  <w:sdtEndPr>
+                    <w:rPr>
+                      <w:lang w:val="en-US"/>
+                    </w:rPr>
+                  </w:sdtEndPr>
+                  <w:sdtContent>
+                    <w:tc>
+                      <w:tcPr>
+                        <w:cnfStyle w:val="001000000000" w:firstRow="0" w:lastRow="0" w:firstColumn="1" w:lastColumn="0" w:oddVBand="0" w:evenVBand="0" w:oddHBand="0" w:evenHBand="0" w:firstRowFirstColumn="0" w:firstRowLastColumn="0" w:lastRowFirstColumn="0" w:lastRowLastColumn="0"/>
+                        <w:tcW w:w="875" w:type="pct"/>
+                        <w:vAlign w:val="center"/>
+                      </w:tcPr>
+                      <w:p>
+                        <w:pPr>
+                          <w:pStyle w:val="NoSpacing"/>
+                          <w:rPr>
+                            <w:lang w:eastAsia="en-US"/>
+                          </w:rPr>
+                        </w:pPr>
+                        <w:r>
+                          <w:rPr>
+                            <w:lang w:eastAsia="en-US"/>
+                          </w:rPr>
+                          <w:t>ItemDescription</w:t>
+                        </w:r>
+                      </w:p>
+                    </w:tc>
+                  </w:sdtContent>
+                </w:sdt>
+                <w:sdt>
+                  <w:sdtPr>
+                    <w:rPr>
+                      <w:lang w:eastAsia="en-US"/>
+                    </w:rPr>
+                    <w:alias w:val="CountryOfManufacturing"/>
+                    <w:tag w:val="#BC:InsertDataItem,DataItems/Header/Line/CountryOfManufacturing"/>
+                    <w:id w:val="-969438002"/>
+                    <w:placeholder>
+                      <w:docPart w:val="568F44E2AB434794973B7660D657E151"/>
+                    </w:placeholder>
+                    <w:dataBinding w:prefixMappings="&lt;xmlns:ns0='urn:microsoft-dynamics-nav/reports/Standard_Sales_Pro_Forma_Inv/1302/' " w:xpath="/ns0:NavWordReportXmlPart[1]/ns0:Header[1]/ns0:Line[1]/ns0:CountryOfManufacturing[1]" w:storeItemID="{00000000-0000-0000-0000-000000000000}"/>
+                    <w15:color w:val="808080"/>
+                    <w:text/>
+                  </w:sdtPr>
+                  <w:sdtContent>
+                    <w:tc>
+                      <w:tcPr>
+                        <w:tcW w:w="642" w:type="pct"/>
+                        <w:vAlign w:val="center"/>
+                      </w:tcPr>
+                      <w:p>
+                        <w:pPr>
+                          <w:pStyle w:val="NoSpacing"/>
+                          <w:cnfStyle w:val="000000010000" w:firstRow="0" w:lastRow="0" w:firstColumn="0" w:lastColumn="0" w:oddVBand="0" w:evenVBand="0" w:oddHBand="0" w:evenHBand="1" w:firstRowFirstColumn="0" w:firstRowLastColumn="0" w:lastRowFirstColumn="0" w:lastRowLastColumn="0"/>
+                          <w:rPr>
+                            <w:lang w:eastAsia="en-US"/>
+                          </w:rPr>
+                        </w:pPr>
+                        <w:proofErr w:type="spellStart"/>
+                        <w:r>
+                          <w:rPr>
+                            <w:lang w:eastAsia="en-US"/>
+                          </w:rPr>
+                          <w:t>CountryOfManufacturing</w:t>
+                        </w:r>
+                        <w:proofErr w:type="spellEnd"/>
+                      </w:p>
+                    </w:tc>
+                  </w:sdtContent>
+                </w:sdt>
+                <w:sdt>
+                  <w:sdtPr>
+                    <w:rPr>
+                      <w:lang w:eastAsia="en-US"/>
+                    </w:rPr>
+                    <w:alias w:val="Tariff"/>
+                    <w:tag w:val="#BC:InsertDataItem,DataItems/Header/Line/Tariff"/>
+                    <w:id w:val="-941524514"/>
+                    <w:placeholder>
+                      <w:docPart w:val="568F44E2AB434794973B7660D657E151"/>
+                    </w:placeholder>
+                    <w:dataBinding w:prefixMappings="&lt;xmlns:ns0='urn:microsoft-dynamics-nav/reports/Standard_Sales_Pro_Forma_Inv/1302/' " w:xpath="/ns0:NavWordReportXmlPart[1]/ns0:Header[1]/ns0:Line[1]/ns0:Tariff[1]" w:storeItemID="{00000000-0000-0000-0000-000000000000}"/>
+                    <w15:color w:val="808080"/>
+                    <w:text/>
+                  </w:sdtPr>
+                  <w:sdtContent>
+                    <w:tc>
+                      <w:tcPr>
+                        <w:tcW w:w="379" w:type="pct"/>
+                        <w:vAlign w:val="center"/>
+                      </w:tcPr>
+                      <w:p>
+                        <w:pPr>
+                          <w:pStyle w:val="NoSpacing"/>
+                          <w:cnfStyle w:val="000000010000" w:firstRow="0" w:lastRow="0" w:firstColumn="0" w:lastColumn="0" w:oddVBand="0" w:evenVBand="0" w:oddHBand="0" w:evenHBand="1" w:firstRowFirstColumn="0" w:firstRowLastColumn="0" w:lastRowFirstColumn="0" w:lastRowLastColumn="0"/>
+                          <w:rPr>
+                            <w:lang w:eastAsia="en-US"/>
+                          </w:rPr>
+                        </w:pPr>
+                        <w:r>
+                          <w:rPr>
+                            <w:lang w:eastAsia="en-US"/>
+                          </w:rPr>
+                          <w:t>Tariff</w:t>
+                        </w:r>
+                      </w:p>
+                    </w:tc>
+                  </w:sdtContent>
+                </w:sdt>
+                <w:sdt>
+                  <w:sdtPr>
+                    <w:rPr>
+                      <w:lang w:eastAsia="en-US"/>
+                    </w:rPr>
+                    <w:alias w:val="Quantity"/>
+                    <w:tag w:val="#BC:InsertDataItem,DataItems/Header/Line/Quantity"/>
+                    <w:id w:val="650103880"/>
+                    <w:placeholder>
+                      <w:docPart w:val="568F44E2AB434794973B7660D657E151"/>
+                    </w:placeholder>
+                    <w:dataBinding w:prefixMappings="&lt;xmlns:ns0='urn:microsoft-dynamics-nav/reports/Standard_Sales_Pro_Forma_Inv/1302/' " w:xpath="/ns0:NavWordReportXmlPart[1]/ns0:Header[1]/ns0:Line[1]/ns0:Quantity[1]" w:storeItemID="{00000000-0000-0000-0000-000000000000}"/>
+                    <w15:color w:val="808080"/>
+                    <w:text/>
+                  </w:sdtPr>
+                  <w:sdtContent>
+                    <w:tc>
+                      <w:tcPr>
+                        <w:tcW w:w="467" w:type="pct"/>
+                        <w:vAlign w:val="center"/>
+                      </w:tcPr>
+                      <w:p>
+                        <w:pPr>
+                          <w:pStyle w:val="BCNumber"/>
+                          <w:jc w:val="right"/>
+                          <w:cnfStyle w:val="000000010000" w:firstRow="0" w:lastRow="0" w:firstColumn="0" w:lastColumn="0" w:oddVBand="0" w:evenVBand="0" w:oddHBand="0" w:evenHBand="1" w:firstRowFirstColumn="0" w:firstRowLastColumn="0" w:lastRowFirstColumn="0" w:lastRowLastColumn="0"/>
+                          <w:rPr>
+                            <w:lang w:eastAsia="en-US"/>
+                          </w:rPr>
+                        </w:pPr>
+                        <w:r>
+                          <w:rPr>
+                            <w:lang w:eastAsia="en-US"/>
+                          </w:rPr>
+                          <w:t>Quantity</w:t>
+                        </w:r>
+                      </w:p>
+                    </w:tc>
+                  </w:sdtContent>
+                </w:sdt>
+                <w:sdt>
+                  <w:sdtPr>
+                    <w:rPr>
+                      <w:lang w:eastAsia="en-US"/>
+                    </w:rPr>
+                    <w:alias w:val="Price"/>
+                    <w:tag w:val="#BC:InsertDataItem,DataItems/Header/Line/Price"/>
+                    <w:id w:val="1796329844"/>
+                    <w:placeholder>
+                      <w:docPart w:val="568F44E2AB434794973B7660D657E151"/>
+                    </w:placeholder>
+                    <w:dataBinding w:prefixMappings="&lt;xmlns:ns0='urn:microsoft-dynamics-nav/reports/Standard_Sales_Pro_Forma_Inv/1302/' " w:xpath="/ns0:NavWordReportXmlPart[1]/ns0:Header[1]/ns0:Line[1]/ns0:Price[1]" w:storeItemID="{00000000-0000-0000-0000-000000000000}"/>
+                    <w15:color w:val="808080"/>
+                    <w:text/>
+                  </w:sdtPr>
+                  <w:sdtContent>
+                    <w:tc>
+                      <w:tcPr>
+                        <w:tcW w:w="496" w:type="pct"/>
+                        <w:vAlign w:val="center"/>
+                      </w:tcPr>
+                      <w:p>
+                        <w:pPr>
+                          <w:pStyle w:val="NoSpacing"/>
+                          <w:cnfStyle w:val="000000010000" w:firstRow="0" w:lastRow="0" w:firstColumn="0" w:lastColumn="0" w:oddVBand="0" w:evenVBand="0" w:oddHBand="0" w:evenHBand="1" w:firstRowFirstColumn="0" w:firstRowLastColumn="0" w:lastRowFirstColumn="0" w:lastRowLastColumn="0"/>
+                          <w:rPr>
+                            <w:lang w:eastAsia="en-US"/>
+                          </w:rPr>
+                        </w:pPr>
+                        <w:r>
+                          <w:rPr>
+                            <w:lang w:eastAsia="en-US"/>
+                          </w:rPr>
+                          <w:t>Price</w:t>
+                        </w:r>
+                      </w:p>
+                    </w:tc>
+                  </w:sdtContent>
+                </w:sdt>
+                <w:sdt>
+                  <w:sdtPr>
+                    <w:alias w:val="NetWeight"/>
+                    <w:tag w:val="#BC:InsertDataItem,DataItems/Header/Line/NetWeight"/>
+                    <w:id w:val="556051561"/>
+                    <w:placeholder>
+                      <w:docPart w:val="6288621E7A9C433688E04BF4E07CAF57"/>
+                    </w:placeholder>
+                    <w:dataBinding w:prefixMappings="&lt;xmlns:ns0='urn:microsoft-dynamics-nav/reports/Standard_Sales_Pro_Forma_Inv/1302/' " w:xpath="/ns0:NavWordReportXmlPart[1]/ns0:Header[1]/ns0:Line[1]/ns0:NetWeight[1]" w:storeItemID="{00000000-0000-0000-0000-000000000000}"/>
+                    <w15:color w:val="808080"/>
+                    <w:text/>
+                  </w:sdtPr>
+                  <w:sdtContent>
+                    <w:tc>
+                      <w:tcPr>
+                        <w:tcW w:w="613" w:type="pct"/>
+                        <w:vAlign w:val="center"/>
+                      </w:tcPr>
+                      <w:p>
+                        <w:pPr>
+                          <w:pStyle w:val="NoSpacing"/>
+                          <w:jc w:val="left"/>
+                          <w:cnfStyle w:val="000000010000" w:firstRow="0" w:lastRow="0" w:firstColumn="0" w:lastColumn="0" w:oddVBand="0" w:evenVBand="0" w:oddHBand="0" w:evenHBand="1" w:firstRowFirstColumn="0" w:firstRowLastColumn="0" w:lastRowFirstColumn="0" w:lastRowLastColumn="0"/>
+                        </w:pPr>
+                        <w:proofErr w:type="spellStart"/>
+                        <w:r>
+                          <w:t>NetWeight</w:t>
+                        </w:r>
+                        <w:proofErr w:type="spellEnd"/>
+                      </w:p>
+                    </w:tc>
+                  </w:sdtContent>
+                </w:sdt>
+                <w:sdt>
+                  <w:sdtPr>
+                    <w:alias w:val="VATPct"/>
+                    <w:tag w:val="#BC:InsertDataItem,DataItems/Header/Line/VATPct"/>
+                    <w:id w:val="-1720518168"/>
+                    <w:placeholder>
+                      <w:docPart w:val="6288621E7A9C433688E04BF4E07CAF57"/>
+                    </w:placeholder>
+                    <w:dataBinding w:prefixMappings="&lt;xmlns:ns0='urn:microsoft-dynamics-nav/reports/Standard_Sales_Pro_Forma_Inv/1302/' " w:xpath="/ns0:NavWordReportXmlPart[1]/ns0:Header[1]/ns0:Line[1]/ns0:VATPct[1]" w:storeItemID="{00000000-0000-0000-0000-000000000000}"/>
+                    <w15:color w:val="808080"/>
+                    <w:text/>
+                  </w:sdtPr>
+                  <w:sdtContent>
+                    <w:tc>
+                      <w:tcPr>
+                        <w:tcW w:w="383" w:type="pct"/>
+                        <w:vAlign w:val="center"/>
+                      </w:tcPr>
+                      <w:p>
+                        <w:pPr>
+                          <w:pStyle w:val="NoSpacing"/>
+                          <w:jc w:val="left"/>
+                          <w:cnfStyle w:val="000000010000" w:firstRow="0" w:lastRow="0" w:firstColumn="0" w:lastColumn="0" w:oddVBand="0" w:evenVBand="0" w:oddHBand="0" w:evenHBand="1" w:firstRowFirstColumn="0" w:firstRowLastColumn="0" w:lastRowFirstColumn="0" w:lastRowLastColumn="0"/>
+                        </w:pPr>
+                        <w:proofErr w:type="spellStart"/>
+                        <w:r>
+                          <w:t>VATPct</w:t>
+                        </w:r>
+                        <w:proofErr w:type="spellEnd"/>
+                      </w:p>
+                    </w:tc>
+                  </w:sdtContent>
+                </w:sdt>
+                <w:sdt>
+                  <w:sdtPr>
+                    <w:rPr>
+                      <w:lang w:eastAsia="en-US"/>
+                    </w:rPr>
+                    <w:alias w:val="VATAmount"/>
+                    <w:tag w:val="#BC:InsertDataItem,DataItems/Header/Line/VATAmount"/>
+                    <w:id w:val="2119645239"/>
+                    <w:placeholder>
+                      <w:docPart w:val="6288621E7A9C433688E04BF4E07CAF57"/>
+                    </w:placeholder>
+                    <w:dataBinding w:prefixMappings="&lt;xmlns:ns0='urn:microsoft-dynamics-nav/reports/Standard_Sales_Pro_Forma_Inv/1302/' " w:xpath="/ns0:NavWordReportXmlPart[1]/ns0:Header[1]/ns0:Line[1]/ns0:VATAmount[1]" w:storeItemID="{00000000-0000-0000-0000-000000000000}"/>
+                    <w15:color w:val="808080"/>
+                    <w:text/>
+                  </w:sdtPr>
+                  <w:sdtContent>
+                    <w:tc>
+                      <w:tcPr>
+                        <w:tcW w:w="609" w:type="pct"/>
+                        <w:vAlign w:val="center"/>
+                      </w:tcPr>
+                      <w:p>
+                        <w:pPr>
+                          <w:pStyle w:val="BCNumber"/>
+                          <w:jc w:val="right"/>
+                          <w:cnfStyle w:val="000000010000" w:firstRow="0" w:lastRow="0" w:firstColumn="0" w:lastColumn="0" w:oddVBand="0" w:evenVBand="0" w:oddHBand="0" w:evenHBand="1" w:firstRowFirstColumn="0" w:firstRowLastColumn="0" w:lastRowFirstColumn="0" w:lastRowLastColumn="0"/>
+                          <w:rPr>
+                            <w:lang w:eastAsia="en-US"/>
+                          </w:rPr>
+                        </w:pPr>
+                        <w:proofErr w:type="spellStart"/>
+                        <w:r>
+                          <w:rPr>
+                            <w:lang w:eastAsia="en-US"/>
+                          </w:rPr>
+                          <w:t>VATAmount</w:t>
+                        </w:r>
+                        <w:proofErr w:type="spellEnd"/>
+                      </w:p>
+                    </w:tc>
+                  </w:sdtContent>
+                </w:sdt>
+                <w:sdt>
+                  <w:sdtPr>
+                    <w:rPr>
+                      <w:lang w:eastAsia="en-US"/>
+                    </w:rPr>
+                    <w:alias w:val="LineAmount"/>
+                    <w:tag w:val="#BC:InsertDataItem,DataItems/Header/Line/LineAmount"/>
+                    <w:id w:val="-2086754771"/>
+                    <w:placeholder>
+                      <w:docPart w:val="6288621E7A9C433688E04BF4E07CAF57"/>
+                    </w:placeholder>
+                    <w:dataBinding w:prefixMappings="&lt;xmlns:ns0='urn:microsoft-dynamics-nav/reports/Standard_Sales_Pro_Forma_Inv/1302/' " w:xpath="/ns0:NavWordReportXmlPart[1]/ns0:Header[1]/ns0:Line[1]/ns0:LineAmount[1]" w:storeItemID="{00000000-0000-0000-0000-000000000000}"/>
+                    <w15:color w:val="808080"/>
+                    <w:text/>
+                  </w:sdtPr>
+                  <w:sdtContent>
+                    <w:tc>
+                      <w:tcPr>
+                        <w:tcW w:w="536" w:type="pct"/>
+                        <w:vAlign w:val="center"/>
+                      </w:tcPr>
+                      <w:p>
+                        <w:pPr>
+                          <w:pStyle w:val="BCNumber"/>
+                          <w:jc w:val="right"/>
+                          <w:cnfStyle w:val="000000010000" w:firstRow="0" w:lastRow="0" w:firstColumn="0" w:lastColumn="0" w:oddVBand="0" w:evenVBand="0" w:oddHBand="0" w:evenHBand="1" w:firstRowFirstColumn="0" w:firstRowLastColumn="0" w:lastRowFirstColumn="0" w:lastRowLastColumn="0"/>
+                          <w:rPr>
+                            <w:lang w:eastAsia="en-US"/>
+                          </w:rPr>
+                        </w:pPr>
+                        <w:proofErr w:type="spellStart"/>
+                        <w:r>
+                          <w:rPr>
+                            <w:lang w:eastAsia="en-US"/>
+                          </w:rPr>
+                          <w:t>LineAmount</w:t>
+                        </w:r>
+                        <w:proofErr w:type="spellEnd"/>
+                      </w:p>
+                    </w:tc>
+                  </w:sdtContent>
+                </w:sdt>
+              </w:tr>
+            </w:sdtContent>
+          </w:sdt>
         </w:sdtContent>
       </w:sdt>
     </w:tbl>
     <w:p>
       <w:pPr>
         <w:spacing w:after="0" w:line="240" w:lineRule="auto"/>
-        <w:rPr>
-          <w:sz w:val="22"/>
-          <w:szCs w:val="22"/>
-        </w:rPr>
       </w:pPr>
     </w:p>
     <w:tbl>
       <w:tblPr>
-        <w:tblStyle w:val="CLSequoiatablestyle021"/>
-        <w:tblW w:w="15422" w:type="dxa"/>
-        <w:tblLook w:val="06C0" w:firstRow="0" w:lastRow="1" w:firstColumn="1" w:lastColumn="0" w:noHBand="1" w:noVBand="1"/>
+        <w:tblStyle w:val="BCTotalsTable"/>
+        <w:tblW w:w="5000" w:type="pct"/>
+        <w:tblLook w:val="0640" w:firstRow="0" w:lastRow="1" w:firstColumn="0" w:lastColumn="0" w:noHBand="1" w:noVBand="1"/>
+        <w:tblCaption w:val="Table 4"/>
+        <w:tblDescription w:val="Document totals."/>
       </w:tblPr>
       <w:tblGrid>
         <w:gridCol w:w="7711"/>
@@ -2923,14 +2399,12 @@
       </w:tblGrid>
       <w:tr>
         <w:trPr>
+          <w:cantSplit/>
           <w:trHeight w:val="490"/>
         </w:trPr>
         <w:sdt>
           <w:sdtPr>
             <w:rPr>
-              <w:rFonts w:cs="Arial"/>
-              <w:sz w:val="22"/>
-              <w:szCs w:val="22"/>
               <w:lang w:eastAsia="en-US"/>
             </w:rPr>
             <w:alias w:val="TotalWeightLbl"/>
@@ -2939,11 +2413,10 @@
             <w:placeholder>
               <w:docPart w:val="DefaultPlaceholder_-1854013440"/>
             </w:placeholder>
+            <w:dataBinding w:prefixMappings="&lt;xmlns:ns0='urn:microsoft-dynamics-nav/reports/Standard_Sales_Pro_Forma_Inv/1302/' " w:xpath="/ns0:NavWordReportXmlPart[1]/ns0:Header[1]/ns0:TotalWeightLbl[1]" w:storeItemID="{00000000-0000-0000-0000-000000000000}"/>
             <w15:color w:val="808080"/>
             <w:text/>
-            <w:dataBinding w:prefixMappings="xmlns:ns0='urn:microsoft-dynamics-nav/reports/Standard_Sales_Pro_Forma_Inv/1302/'" w:xpath="/ns0:NavWordReportXmlPart[1]/ns0:Header[1]/ns0:TotalWeightLbl[1]"/>
           </w:sdtPr>
-          <w:sdtEndPr/>
           <w:sdtContent>
             <w:tc>
               <w:tcPr>
@@ -2953,20 +2426,15 @@
               </w:tcPr>
               <w:p>
                 <w:pPr>
-                  <w:spacing w:before="120" w:after="120" w:line="240" w:lineRule="exact"/>
+                  <w:pStyle w:val="NoSpacing"/>
+                  <w:spacing w:before="120" w:after="120" w:line="240" w:lineRule="auto"/>
                   <w:rPr>
-                    <w:rFonts w:cs="Arial" w:asciiTheme="minorHAnsi" w:hAnsiTheme="minorHAnsi"/>
-                    <w:sz w:val="22"/>
-                    <w:szCs w:val="22"/>
                     <w:lang w:eastAsia="en-US"/>
                   </w:rPr>
                 </w:pPr>
                 <w:proofErr w:type="spellStart"/>
                 <w:r>
                   <w:rPr>
-                    <w:rFonts w:cs="Arial" w:asciiTheme="minorHAnsi" w:hAnsiTheme="minorHAnsi"/>
-                    <w:sz w:val="22"/>
-                    <w:szCs w:val="22"/>
                     <w:lang w:eastAsia="en-US"/>
                   </w:rPr>
                   <w:t>TotalWeightLbl</w:t>
@@ -2979,9 +2447,6 @@
         <w:sdt>
           <w:sdtPr>
             <w:rPr>
-              <w:rFonts w:cs="Arial"/>
-              <w:sz w:val="22"/>
-              <w:szCs w:val="22"/>
               <w:lang w:eastAsia="en-US"/>
             </w:rPr>
             <w:alias w:val="TotalWeight"/>
@@ -2990,11 +2455,10 @@
             <w:placeholder>
               <w:docPart w:val="DefaultPlaceholder_-1854013440"/>
             </w:placeholder>
+            <w:dataBinding w:prefixMappings="&lt;xmlns:ns0='urn:microsoft-dynamics-nav/reports/Standard_Sales_Pro_Forma_Inv/1302/' " w:xpath="/ns0:NavWordReportXmlPart[1]/ns0:Header[1]/ns0:Totals[1]/ns0:TotalWeight[1]" w:storeItemID="{00000000-0000-0000-0000-000000000000}"/>
             <w15:color w:val="808080"/>
             <w:text/>
-            <w:dataBinding w:prefixMappings="xmlns:ns0='urn:microsoft-dynamics-nav/reports/Standard_Sales_Pro_Forma_Inv/1302/'" w:xpath="/ns0:NavWordReportXmlPart[1]/ns0:Header[1]/ns0:Totals[1]/ns0:TotalWeight[1]"/>
           </w:sdtPr>
-          <w:sdtEndPr/>
           <w:sdtContent>
             <w:tc>
               <w:tcPr>
@@ -3003,22 +2467,17 @@
               </w:tcPr>
               <w:p>
                 <w:pPr>
-                  <w:spacing w:before="120" w:after="120" w:line="240" w:lineRule="exact"/>
+                  <w:pStyle w:val="BCNumber"/>
+                  <w:spacing w:before="120" w:after="120" w:line="240" w:lineRule="auto"/>
                   <w:jc w:val="right"/>
                   <w:cnfStyle w:val="000000000000" w:firstRow="0" w:lastRow="0" w:firstColumn="0" w:lastColumn="0" w:oddVBand="0" w:evenVBand="0" w:oddHBand="0" w:evenHBand="0" w:firstRowFirstColumn="0" w:firstRowLastColumn="0" w:lastRowFirstColumn="0" w:lastRowLastColumn="0"/>
                   <w:rPr>
-                    <w:rFonts w:cs="Arial" w:asciiTheme="minorHAnsi" w:hAnsiTheme="minorHAnsi"/>
-                    <w:sz w:val="22"/>
-                    <w:szCs w:val="22"/>
                     <w:lang w:eastAsia="en-US"/>
                   </w:rPr>
                 </w:pPr>
                 <w:proofErr w:type="spellStart"/>
                 <w:r>
                   <w:rPr>
-                    <w:rFonts w:cs="Arial" w:asciiTheme="minorHAnsi" w:hAnsiTheme="minorHAnsi"/>
-                    <w:sz w:val="22"/>
-                    <w:szCs w:val="22"/>
                     <w:lang w:eastAsia="en-US"/>
                   </w:rPr>
                   <w:t>TotalWeight</w:t>
@@ -3031,14 +2490,12 @@
       </w:tr>
       <w:tr>
         <w:trPr>
+          <w:cantSplit/>
           <w:trHeight w:val="490"/>
         </w:trPr>
         <w:sdt>
           <w:sdtPr>
             <w:rPr>
-              <w:rFonts w:cs="Arial"/>
-              <w:sz w:val="22"/>
-              <w:szCs w:val="22"/>
               <w:lang w:eastAsia="en-US"/>
             </w:rPr>
             <w:alias w:val="TotalAmountLbl"/>
@@ -3047,11 +2504,10 @@
             <w:placeholder>
               <w:docPart w:val="DefaultPlaceholder_-1854013440"/>
             </w:placeholder>
+            <w:dataBinding w:prefixMappings="&lt;xmlns:ns0='urn:microsoft-dynamics-nav/reports/Standard_Sales_Pro_Forma_Inv/1302/' " w:xpath="/ns0:NavWordReportXmlPart[1]/ns0:Header[1]/ns0:TotalAmountLbl[1]" w:storeItemID="{00000000-0000-0000-0000-000000000000}"/>
             <w15:color w:val="808080"/>
             <w:text/>
-            <w:dataBinding w:prefixMappings="xmlns:ns0='urn:microsoft-dynamics-nav/reports/Standard_Sales_Pro_Forma_Inv/1302/'" w:xpath="/ns0:NavWordReportXmlPart[1]/ns0:Header[1]/ns0:TotalAmountLbl[1]"/>
           </w:sdtPr>
-          <w:sdtEndPr/>
           <w:sdtContent>
             <w:tc>
               <w:tcPr>
@@ -3061,20 +2517,15 @@
               </w:tcPr>
               <w:p>
                 <w:pPr>
-                  <w:spacing w:before="120" w:after="120" w:line="240" w:lineRule="exact"/>
+                  <w:pStyle w:val="NoSpacing"/>
+                  <w:spacing w:before="120" w:after="120" w:line="240" w:lineRule="auto"/>
                   <w:rPr>
-                    <w:rFonts w:cs="Arial" w:asciiTheme="minorHAnsi" w:hAnsiTheme="minorHAnsi"/>
-                    <w:sz w:val="22"/>
-                    <w:szCs w:val="22"/>
                     <w:lang w:eastAsia="en-US"/>
                   </w:rPr>
                 </w:pPr>
                 <w:proofErr w:type="spellStart"/>
                 <w:r>
                   <w:rPr>
-                    <w:rFonts w:cs="Arial" w:asciiTheme="minorHAnsi" w:hAnsiTheme="minorHAnsi"/>
-                    <w:sz w:val="22"/>
-                    <w:szCs w:val="22"/>
                     <w:lang w:eastAsia="en-US"/>
                   </w:rPr>
                   <w:t>TotalAmountLbl</w:t>
@@ -3087,9 +2538,6 @@
         <w:sdt>
           <w:sdtPr>
             <w:rPr>
-              <w:rFonts w:cs="Arial"/>
-              <w:sz w:val="22"/>
-              <w:szCs w:val="22"/>
               <w:lang w:eastAsia="en-US"/>
             </w:rPr>
             <w:alias w:val="TotalValue"/>
@@ -3098,11 +2546,10 @@
             <w:placeholder>
               <w:docPart w:val="DefaultPlaceholder_-1854013440"/>
             </w:placeholder>
+            <w:dataBinding w:prefixMappings="&lt;xmlns:ns0='urn:microsoft-dynamics-nav/reports/Standard_Sales_Pro_Forma_Inv/1302/' " w:xpath="/ns0:NavWordReportXmlPart[1]/ns0:Header[1]/ns0:Totals[1]/ns0:TotalValue[1]" w:storeItemID="{00000000-0000-0000-0000-000000000000}"/>
             <w15:color w:val="808080"/>
             <w:text/>
-            <w:dataBinding w:prefixMappings="xmlns:ns0='urn:microsoft-dynamics-nav/reports/Standard_Sales_Pro_Forma_Inv/1302/'" w:xpath="/ns0:NavWordReportXmlPart[1]/ns0:Header[1]/ns0:Totals[1]/ns0:TotalValue[1]"/>
           </w:sdtPr>
-          <w:sdtEndPr/>
           <w:sdtContent>
             <w:tc>
               <w:tcPr>
@@ -3111,21 +2558,16 @@
               </w:tcPr>
               <w:p>
                 <w:pPr>
-                  <w:spacing w:before="120" w:after="120" w:line="240" w:lineRule="exact"/>
+                  <w:pStyle w:val="BCNumber"/>
+                  <w:spacing w:before="120" w:after="120" w:line="240" w:lineRule="auto"/>
                   <w:jc w:val="right"/>
                   <w:cnfStyle w:val="000000000000" w:firstRow="0" w:lastRow="0" w:firstColumn="0" w:lastColumn="0" w:oddVBand="0" w:evenVBand="0" w:oddHBand="0" w:evenHBand="0" w:firstRowFirstColumn="0" w:firstRowLastColumn="0" w:lastRowFirstColumn="0" w:lastRowLastColumn="0"/>
                   <w:rPr>
-                    <w:rFonts w:cs="Arial" w:asciiTheme="minorHAnsi" w:hAnsiTheme="minorHAnsi"/>
-                    <w:sz w:val="22"/>
-                    <w:szCs w:val="22"/>
                     <w:lang w:eastAsia="en-US"/>
                   </w:rPr>
                 </w:pPr>
                 <w:r>
                   <w:rPr>
-                    <w:rFonts w:cs="Arial" w:asciiTheme="minorHAnsi" w:hAnsiTheme="minorHAnsi"/>
-                    <w:sz w:val="22"/>
-                    <w:szCs w:val="22"/>
                     <w:lang w:eastAsia="en-US"/>
                   </w:rPr>
                   <w:t>TotalValue</w:t>
@@ -3137,14 +2579,12 @@
       </w:tr>
       <w:tr>
         <w:trPr>
+          <w:cantSplit/>
           <w:trHeight w:val="490"/>
         </w:trPr>
         <w:sdt>
           <w:sdtPr>
             <w:rPr>
-              <w:rFonts w:cs="Arial"/>
-              <w:sz w:val="22"/>
-              <w:szCs w:val="22"/>
               <w:lang w:eastAsia="en-US"/>
             </w:rPr>
             <w:alias w:val="VATAmountLbl"/>
@@ -3153,11 +2593,10 @@
             <w:placeholder>
               <w:docPart w:val="DefaultPlaceholder_-1854013440"/>
             </w:placeholder>
+            <w:dataBinding w:prefixMappings="&lt;xmlns:ns0='urn:microsoft-dynamics-nav/reports/Standard_Sales_Pro_Forma_Inv/1302/' " w:xpath="/ns0:NavWordReportXmlPart[1]/ns0:Header[1]/ns0:VATAmountLbl[1]" w:storeItemID="{00000000-0000-0000-0000-000000000000}"/>
             <w15:color w:val="808080"/>
             <w:text/>
-            <w:dataBinding w:prefixMappings="xmlns:ns0='urn:microsoft-dynamics-nav/reports/Standard_Sales_Pro_Forma_Inv/1302/'" w:xpath="/ns0:NavWordReportXmlPart[1]/ns0:Header[1]/ns0:VATAmountLbl[1]"/>
           </w:sdtPr>
-          <w:sdtEndPr/>
           <w:sdtContent>
             <w:tc>
               <w:tcPr>
@@ -3167,20 +2606,15 @@
               </w:tcPr>
               <w:p>
                 <w:pPr>
-                  <w:spacing w:before="120" w:after="120" w:line="240" w:lineRule="exact"/>
+                  <w:pStyle w:val="NoSpacing"/>
+                  <w:spacing w:before="120" w:after="120" w:line="240" w:lineRule="auto"/>
                   <w:rPr>
-                    <w:rFonts w:cs="Arial" w:asciiTheme="minorHAnsi" w:hAnsiTheme="minorHAnsi"/>
-                    <w:sz w:val="22"/>
-                    <w:szCs w:val="22"/>
                     <w:lang w:eastAsia="en-US"/>
                   </w:rPr>
                 </w:pPr>
                 <w:proofErr w:type="spellStart"/>
                 <w:r>
                   <w:rPr>
-                    <w:rFonts w:cs="Arial" w:asciiTheme="minorHAnsi" w:hAnsiTheme="minorHAnsi"/>
-                    <w:sz w:val="22"/>
-                    <w:szCs w:val="22"/>
                     <w:lang w:eastAsia="en-US"/>
                   </w:rPr>
                   <w:t>VATAmountLbl</w:t>
@@ -3193,9 +2627,6 @@
         <w:sdt>
           <w:sdtPr>
             <w:rPr>
-              <w:rFonts w:cs="Arial"/>
-              <w:sz w:val="22"/>
-              <w:szCs w:val="22"/>
               <w:lang w:eastAsia="en-US"/>
             </w:rPr>
             <w:alias w:val="TotalVATAmount"/>
@@ -3204,11 +2635,10 @@
             <w:placeholder>
               <w:docPart w:val="DefaultPlaceholder_-1854013440"/>
             </w:placeholder>
+            <w:dataBinding w:prefixMappings="&lt;xmlns:ns0='urn:microsoft-dynamics-nav/reports/Standard_Sales_Pro_Forma_Inv/1302/' " w:xpath="/ns0:NavWordReportXmlPart[1]/ns0:Header[1]/ns0:Totals[1]/ns0:TotalVATAmount[1]" w:storeItemID="{00000000-0000-0000-0000-000000000000}"/>
             <w15:color w:val="808080"/>
             <w:text/>
-            <w:dataBinding w:prefixMappings="xmlns:ns0='urn:microsoft-dynamics-nav/reports/Standard_Sales_Pro_Forma_Inv/1302/'" w:xpath="/ns0:NavWordReportXmlPart[1]/ns0:Header[1]/ns0:Totals[1]/ns0:TotalVATAmount[1]"/>
           </w:sdtPr>
-          <w:sdtEndPr/>
           <w:sdtContent>
             <w:tc>
               <w:tcPr>
@@ -3217,22 +2647,17 @@
               </w:tcPr>
               <w:p>
                 <w:pPr>
-                  <w:spacing w:before="120" w:after="120" w:line="240" w:lineRule="exact"/>
+                  <w:pStyle w:val="BCNumber"/>
+                  <w:spacing w:before="120" w:after="120" w:line="240" w:lineRule="auto"/>
                   <w:jc w:val="right"/>
                   <w:cnfStyle w:val="000000000000" w:firstRow="0" w:lastRow="0" w:firstColumn="0" w:lastColumn="0" w:oddVBand="0" w:evenVBand="0" w:oddHBand="0" w:evenHBand="0" w:firstRowFirstColumn="0" w:firstRowLastColumn="0" w:lastRowFirstColumn="0" w:lastRowLastColumn="0"/>
                   <w:rPr>
-                    <w:rFonts w:cs="Arial" w:asciiTheme="minorHAnsi" w:hAnsiTheme="minorHAnsi"/>
-                    <w:sz w:val="22"/>
-                    <w:szCs w:val="22"/>
                     <w:lang w:eastAsia="en-US"/>
                   </w:rPr>
                 </w:pPr>
                 <w:proofErr w:type="spellStart"/>
                 <w:r>
                   <w:rPr>
-                    <w:rFonts w:cs="Arial" w:asciiTheme="minorHAnsi" w:hAnsiTheme="minorHAnsi"/>
-                    <w:sz w:val="22"/>
-                    <w:szCs w:val="22"/>
                     <w:lang w:eastAsia="en-US"/>
                   </w:rPr>
                   <w:t>TotalVATAmount</w:t>
@@ -3246,14 +2671,12 @@
       <w:tr>
         <w:trPr>
           <w:cnfStyle w:val="010000000000" w:firstRow="0" w:lastRow="1" w:firstColumn="0" w:lastColumn="0" w:oddVBand="0" w:evenVBand="0" w:oddHBand="0" w:evenHBand="0" w:firstRowFirstColumn="0" w:firstRowLastColumn="0" w:lastRowFirstColumn="0" w:lastRowLastColumn="0"/>
+          <w:cantSplit/>
           <w:trHeight w:val="490"/>
         </w:trPr>
         <w:sdt>
           <w:sdtPr>
             <w:rPr>
-              <w:rFonts w:ascii="Segoe UI Semibold" w:hAnsi="Segoe UI Semibold" w:cs="Segoe UI Semibold"/>
-              <w:sz w:val="22"/>
-              <w:szCs w:val="22"/>
               <w:lang w:eastAsia="en-US"/>
             </w:rPr>
             <w:alias w:val="TotalAmountInclVATLbl"/>
@@ -3262,38 +2685,31 @@
             <w:placeholder>
               <w:docPart w:val="DefaultPlaceholder_-1854013440"/>
             </w:placeholder>
+            <w:dataBinding w:prefixMappings="&lt;xmlns:ns0='urn:microsoft-dynamics-nav/reports/Standard_Sales_Pro_Forma_Inv/1302/' " w:xpath="/ns0:NavWordReportXmlPart[1]/ns0:Header[1]/ns0:TotalAmountInclVATLbl[1]" w:storeItemID="{00000000-0000-0000-0000-000000000000}"/>
             <w15:color w:val="808080"/>
             <w:text/>
-            <w:dataBinding w:prefixMappings="xmlns:ns0='urn:microsoft-dynamics-nav/reports/Standard_Sales_Pro_Forma_Inv/1302/'" w:xpath="/ns0:NavWordReportXmlPart[1]/ns0:Header[1]/ns0:TotalAmountInclVATLbl[1]"/>
           </w:sdtPr>
-          <w:sdtEndPr/>
           <w:sdtContent>
             <w:tc>
               <w:tcPr>
                 <w:cnfStyle w:val="001000000000" w:firstRow="0" w:lastRow="0" w:firstColumn="1" w:lastColumn="0" w:oddVBand="0" w:evenVBand="0" w:oddHBand="0" w:evenHBand="0" w:firstRowFirstColumn="0" w:firstRowLastColumn="0" w:lastRowFirstColumn="0" w:lastRowLastColumn="0"/>
                 <w:tcW w:w="2500" w:type="pct"/>
                 <w:tcBorders>
-                  <w:top w:val="single" w:color="242424" w:sz="6" w:space="0"/>
-                  <w:bottom w:val="single" w:color="auto" w:sz="12" w:space="0"/>
+                  <w:top w:val="single" w:sz="6" w:space="0" w:color="242424"/>
+                  <w:bottom w:val="single" w:sz="12" w:space="0" w:color="auto"/>
                 </w:tcBorders>
                 <w:vAlign w:val="center"/>
               </w:tcPr>
               <w:p>
                 <w:pPr>
-                  <w:pStyle w:val="Heading2"/>
+                  <w:pStyle w:val="BCLabel"/>
                   <w:rPr>
-                    <w:rFonts w:ascii="Segoe UI Semibold" w:hAnsi="Segoe UI Semibold" w:cs="Segoe UI Semibold"/>
-                    <w:sz w:val="22"/>
-                    <w:szCs w:val="22"/>
                     <w:lang w:eastAsia="en-US"/>
                   </w:rPr>
                 </w:pPr>
                 <w:proofErr w:type="spellStart"/>
                 <w:r>
                   <w:rPr>
-                    <w:rFonts w:ascii="Segoe UI Semibold" w:hAnsi="Segoe UI Semibold" w:cs="Segoe UI Semibold"/>
-                    <w:sz w:val="22"/>
-                    <w:szCs w:val="22"/>
                     <w:lang w:eastAsia="en-US"/>
                   </w:rPr>
                   <w:t>TotalAmountInclVATLbl</w:t>
@@ -3306,9 +2722,6 @@
         <w:sdt>
           <w:sdtPr>
             <w:rPr>
-              <w:rFonts w:ascii="Segoe UI Semibold" w:hAnsi="Segoe UI Semibold" w:cs="Segoe UI Semibold"/>
-              <w:sz w:val="22"/>
-              <w:szCs w:val="22"/>
               <w:lang w:eastAsia="en-US"/>
             </w:rPr>
             <w:alias w:val="TotalAmountInclVAT"/>
@@ -3317,39 +2730,32 @@
             <w:placeholder>
               <w:docPart w:val="DefaultPlaceholder_-1854013440"/>
             </w:placeholder>
+            <w:dataBinding w:prefixMappings="&lt;xmlns:ns0='urn:microsoft-dynamics-nav/reports/Standard_Sales_Pro_Forma_Inv/1302/' " w:xpath="/ns0:NavWordReportXmlPart[1]/ns0:Header[1]/ns0:Totals[1]/ns0:TotalAmountInclVAT[1]" w:storeItemID="{00000000-0000-0000-0000-000000000000}"/>
             <w15:color w:val="808080"/>
             <w:text/>
-            <w:dataBinding w:prefixMappings="xmlns:ns0='urn:microsoft-dynamics-nav/reports/Standard_Sales_Pro_Forma_Inv/1302/'" w:xpath="/ns0:NavWordReportXmlPart[1]/ns0:Header[1]/ns0:Totals[1]/ns0:TotalAmountInclVAT[1]"/>
           </w:sdtPr>
-          <w:sdtEndPr/>
           <w:sdtContent>
             <w:tc>
               <w:tcPr>
                 <w:tcW w:w="2500" w:type="pct"/>
                 <w:tcBorders>
-                  <w:top w:val="single" w:color="242424" w:sz="6" w:space="0"/>
-                  <w:bottom w:val="single" w:color="auto" w:sz="12" w:space="0"/>
+                  <w:top w:val="single" w:sz="6" w:space="0" w:color="242424"/>
+                  <w:bottom w:val="single" w:sz="12" w:space="0" w:color="auto"/>
                 </w:tcBorders>
                 <w:vAlign w:val="center"/>
               </w:tcPr>
               <w:p>
                 <w:pPr>
-                  <w:pStyle w:val="Heading2"/>
+                  <w:pStyle w:val="BCLabelNumber"/>
                   <w:jc w:val="right"/>
                   <w:cnfStyle w:val="010000000000" w:firstRow="0" w:lastRow="1" w:firstColumn="0" w:lastColumn="0" w:oddVBand="0" w:evenVBand="0" w:oddHBand="0" w:evenHBand="0" w:firstRowFirstColumn="0" w:firstRowLastColumn="0" w:lastRowFirstColumn="0" w:lastRowLastColumn="0"/>
                   <w:rPr>
-                    <w:rFonts w:ascii="Segoe UI Semibold" w:hAnsi="Segoe UI Semibold" w:cs="Segoe UI Semibold"/>
-                    <w:sz w:val="22"/>
-                    <w:szCs w:val="22"/>
                     <w:lang w:eastAsia="en-US"/>
                   </w:rPr>
                 </w:pPr>
                 <w:proofErr w:type="spellStart"/>
                 <w:r>
                   <w:rPr>
-                    <w:rFonts w:ascii="Segoe UI Semibold" w:hAnsi="Segoe UI Semibold" w:cs="Segoe UI Semibold"/>
-                    <w:sz w:val="22"/>
-                    <w:szCs w:val="22"/>
                     <w:lang w:eastAsia="en-US"/>
                   </w:rPr>
                   <w:t>TotalAmountInclVAT</w:t>
@@ -3366,16 +2772,8 @@
         <w:tabs>
           <w:tab w:val="left" w:pos="3465"/>
         </w:tabs>
-        <w:rPr>
-          <w:sz w:val="22"/>
-          <w:szCs w:val="22"/>
-        </w:rPr>
       </w:pPr>
       <w:r>
-        <w:rPr>
-          <w:sz w:val="22"/>
-          <w:szCs w:val="22"/>
-        </w:rPr>
         <w:tab/>
       </w:r>
     </w:p>
@@ -4489,6 +3887,238 @@
       <w:sz w:val="22"/>
     </w:rPr>
   </w:style>
+  <w:style w:type="paragraph" w:customStyle="1" w:styleId="BCNumber">
+    <w:name w:val="BC Number"/>
+    <w:basedOn w:val="NoSpacing"/>
+    <w:next w:val="Normal"/>
+    <w:uiPriority w:val="2"/>
+    <w:qFormat/>
+    <w:pPr>
+      <w:spacing w:before="0" w:after="0" w:line="240" w:lineRule="auto"/>
+    </w:pPr>
+    <w:rPr>
+      <w:rFonts w:asciiTheme="minorHAnsi" w:hAnsiTheme="minorHAnsi" w:eastAsiaTheme="minorHAnsi" w:cstheme="minorBidi"/>
+      <w:color w:val="242424" w:themeColor="text1"/>
+      <w14:numForm w14:val="tabular"/>
+      <w14:numSpacing w14:val="tabular"/>
+    </w:rPr>
+  </w:style>
+  <w:style w:type="paragraph" w:customStyle="1" w:styleId="BCLabel">
+    <w:name w:val="BC Label"/>
+    <w:basedOn w:val="NoSpacing"/>
+    <w:next w:val="Normal"/>
+    <w:uiPriority w:val="2"/>
+    <w:qFormat/>
+    <w:pPr>
+      <w:keepNext/>
+      <w:spacing w:before="0" w:after="0" w:line="240" w:lineRule="auto"/>
+    </w:pPr>
+    <w:rPr>
+      <w:rFonts w:asciiTheme="majorHAnsi" w:hAnsiTheme="majorHAnsi" w:eastAsiaTheme="majorEastAsia" w:cstheme="majorBidi"/>
+      <w:color w:val="242424" w:themeColor="text1"/>
+    </w:rPr>
+  </w:style>
+  <w:style w:type="paragraph" w:customStyle="1" w:styleId="BCLabelNumber">
+    <w:name w:val="BC Label Number"/>
+    <w:basedOn w:val="BCLabel"/>
+    <w:next w:val="Normal"/>
+    <w:uiPriority w:val="2"/>
+    <w:qFormat/>
+    <w:pPr>
+      <w:spacing w:before="0" w:after="0" w:line="240" w:lineRule="auto"/>
+    </w:pPr>
+    <w:rPr>
+      <w:rFonts w:asciiTheme="majorHAnsi" w:hAnsiTheme="majorHAnsi" w:eastAsiaTheme="majorEastAsia" w:cstheme="majorBidi"/>
+      <w:color w:val="242424" w:themeColor="text1"/>
+      <w14:numForm w14:val="tabular"/>
+      <w14:numSpacing w14:val="tabular"/>
+    </w:rPr>
+  </w:style>
+  <w:style w:type="table" w:customStyle="1" w:styleId="BCBlockTable">
+    <w:name w:val="BC Block Table"/>
+    <w:basedOn w:val="TableNormal"/>
+    <w:uiPriority w:val="99"/>
+    <w:qFormat/>
+    <w:pPr>
+      <w:spacing w:before="0" w:after="0" w:line="240" w:lineRule="auto"/>
+    </w:pPr>
+    <w:tblPr>
+      <w:tblStyleRowBandSize w:val="1"/>
+      <w:tblStyleColBandSize w:val="1"/>
+      <w:tblCellMar>
+        <w:top w:w="0" w:type="dxa"/>
+        <w:left w:w="0" w:type="dxa"/>
+        <w:bottom w:w="0" w:type="dxa"/>
+        <w:right w:w="0" w:type="dxa"/>
+      </w:tblCellMar>
+    </w:tblPr>
+    <w:tcPr>
+      <w:vAlign w:val="top"/>
+    </w:tcPr>
+    <w:tblStylePr w:type="firstRow">
+      <w:rPr>
+        <w:rFonts w:asciiTheme="majorHAnsi" w:hAnsiTheme="majorHAnsi" w:cstheme="majorBidi"/>
+      </w:rPr>
+      <w:tcPr>
+        <w:vAlign w:val="top"/>
+      </w:tcPr>
+    </w:tblStylePr>
+  </w:style>
+  <w:style w:type="table" w:customStyle="1" w:styleId="BCDataTable">
+    <w:name w:val="BC Data Table"/>
+    <w:basedOn w:val="TableNormal"/>
+    <w:uiPriority w:val="99"/>
+    <w:qFormat/>
+    <w:pPr>
+      <w:spacing w:before="0" w:after="0" w:line="240" w:lineRule="auto"/>
+    </w:pPr>
+    <w:tblPr>
+      <w:tblStyleRowBandSize w:val="1"/>
+      <w:tblStyleColBandSize w:val="1"/>
+      <w:tblCellMar>
+        <w:top w:w="0" w:type="dxa"/>
+        <w:left w:w="115" w:type="dxa"/>
+        <w:bottom w:w="0" w:type="dxa"/>
+        <w:right w:w="115" w:type="dxa"/>
+      </w:tblCellMar>
+    </w:tblPr>
+    <w:tcPr>
+      <w:vAlign w:val="center"/>
+    </w:tcPr>
+    <w:tblStylePr w:type="firstRow">
+      <w:pPr>
+        <w:spacing w:before="160" w:after="80"/>
+      </w:pPr>
+      <w:rPr>
+        <w:rFonts w:asciiTheme="majorHAnsi" w:hAnsiTheme="majorHAnsi" w:cstheme="majorBidi"/>
+      </w:rPr>
+      <w:tcPr>
+        <w:tcBorders>
+          <w:bottom w:val="single" w:sz="4" w:space="0" w:color="242424" w:themeColor="text1"/>
+        </w:tcBorders>
+        <w:vAlign w:val="top"/>
+      </w:tcPr>
+    </w:tblStylePr>
+    <w:tblStylePr w:type="lastRow">
+      <w:tcPr>
+        <w:tcBorders>
+          <w:bottom w:val="single" w:sz="4" w:space="0" w:color="F5F7F8" w:themeColor="background2"/>
+        </w:tcBorders>
+      </w:tcPr>
+    </w:tblStylePr>
+    <w:tblStylePr w:type="band1Horz">
+      <w:tcPr>
+        <w:shd w:val="clear" w:color="auto" w:fill="auto"/>
+      </w:tcPr>
+    </w:tblStylePr>
+    <w:tblStylePr w:type="band2Horz">
+      <w:tcPr>
+        <w:shd w:val="clear" w:color="auto" w:fill="CCE6E9" w:themeFill="accent2" w:themeFillTint="33"/>
+      </w:tcPr>
+    </w:tblStylePr>
+  </w:style>
+  <w:style w:type="table" w:customStyle="1" w:styleId="BCTotalsTable">
+    <w:name w:val="BC Totals Table"/>
+    <w:basedOn w:val="TableNormal"/>
+    <w:uiPriority w:val="99"/>
+    <w:qFormat/>
+    <w:pPr>
+      <w:spacing w:before="0" w:after="0" w:line="240" w:lineRule="auto"/>
+    </w:pPr>
+    <w:tblPr>
+      <w:tblStyleRowBandSize w:val="1"/>
+      <w:tblStyleColBandSize w:val="1"/>
+      <w:tblCellMar>
+        <w:top w:w="0" w:type="dxa"/>
+        <w:left w:w="115" w:type="dxa"/>
+        <w:bottom w:w="0" w:type="dxa"/>
+        <w:right w:w="115" w:type="dxa"/>
+      </w:tblCellMar>
+    </w:tblPr>
+    <w:tcPr>
+      <w:vAlign w:val="center"/>
+    </w:tcPr>
+    <w:tblStylePr w:type="lastRow">
+      <w:rPr>
+        <w:rFonts w:asciiTheme="majorHAnsi" w:hAnsiTheme="majorHAnsi" w:cstheme="majorBidi"/>
+      </w:rPr>
+      <w:tcPr>
+        <w:tcBorders>
+          <w:top w:val="single" w:sz="4" w:space="0" w:color="242424" w:themeColor="text1"/>
+          <w:bottom w:val="single" w:sz="8" w:space="0" w:color="242424" w:themeColor="text1"/>
+        </w:tcBorders>
+      </w:tcPr>
+    </w:tblStylePr>
+  </w:style>
+  <w:style w:type="table" w:customStyle="1" w:styleId="BCCalculationTable">
+    <w:name w:val="BC Calculation Table"/>
+    <w:basedOn w:val="TableNormal"/>
+    <w:uiPriority w:val="99"/>
+    <w:qFormat/>
+    <w:pPr>
+      <w:spacing w:before="0" w:after="0" w:line="240" w:lineRule="auto"/>
+    </w:pPr>
+    <w:tblPr>
+      <w:tblStyleRowBandSize w:val="1"/>
+      <w:tblStyleColBandSize w:val="1"/>
+      <w:tblCellMar>
+        <w:top w:w="58" w:type="dxa"/>
+        <w:left w:w="0" w:type="dxa"/>
+        <w:bottom w:w="58" w:type="dxa"/>
+        <w:right w:w="0" w:type="dxa"/>
+      </w:tblCellMar>
+    </w:tblPr>
+    <w:tcPr>
+      <w:vAlign w:val="center"/>
+    </w:tcPr>
+    <w:tblStylePr w:type="firstRow">
+      <w:rPr>
+        <w:rFonts w:asciiTheme="majorHAnsi" w:hAnsiTheme="majorHAnsi" w:cstheme="majorBidi"/>
+      </w:rPr>
+      <w:tcPr>
+        <w:vAlign w:val="bottom"/>
+      </w:tcPr>
+    </w:tblStylePr>
+    <w:tblStylePr w:type="lastRow">
+      <w:rPr>
+        <w:rFonts w:asciiTheme="majorHAnsi" w:hAnsiTheme="majorHAnsi" w:cstheme="majorBidi"/>
+      </w:rPr>
+      <w:tcPr>
+        <w:tcBorders>
+          <w:top w:val="single" w:sz="4" w:space="0" w:color="242424" w:themeColor="text1"/>
+        </w:tcBorders>
+      </w:tcPr>
+    </w:tblStylePr>
+  </w:style>
+  <w:style w:type="table" w:customStyle="1" w:styleId="BCSignatureTable">
+    <w:name w:val="BC Signature Table"/>
+    <w:basedOn w:val="TableNormal"/>
+    <w:uiPriority w:val="99"/>
+    <w:qFormat/>
+    <w:pPr>
+      <w:spacing w:before="0" w:after="0" w:line="240" w:lineRule="auto"/>
+    </w:pPr>
+    <w:tblPr>
+      <w:tblStyleRowBandSize w:val="1"/>
+      <w:tblStyleColBandSize w:val="1"/>
+      <w:tblCellMar>
+        <w:top w:w="0" w:type="dxa"/>
+        <w:left w:w="0" w:type="dxa"/>
+        <w:bottom w:w="0" w:type="dxa"/>
+        <w:right w:w="0" w:type="dxa"/>
+      </w:tblCellMar>
+    </w:tblPr>
+    <w:tcPr>
+      <w:vAlign w:val="top"/>
+    </w:tcPr>
+    <w:tblStylePr w:type="lastRow">
+      <w:tcPr>
+        <w:tcBorders>
+          <w:bottom w:val="single" w:sz="4" w:space="0" w:color="242424" w:themeColor="text1"/>
+        </w:tcBorders>
+      </w:tcPr>
+    </w:tblStylePr>
+  </w:style>
 </w:styles>
 </file>
 
@@ -4784,209 +4414,6 @@
     </w:docPart>
     <w:docPart>
       <w:docPartPr>
-        <w:name w:val="B8214D736BD4464AA8C4AD77FFBD1135"/>
-        <w:category>
-          <w:name w:val="General"/>
-          <w:gallery w:val="placeholder"/>
-        </w:category>
-        <w:types>
-          <w:type w:val="bbPlcHdr"/>
-        </w:types>
-        <w:behaviors>
-          <w:behavior w:val="content"/>
-        </w:behaviors>
-        <w:guid w:val="{3A2189D1-0240-470A-964F-1A07186EE316}"/>
-      </w:docPartPr>
-      <w:docPartBody>
-        <w:p>
-          <w:pPr>
-            <w:pStyle w:val="B8214D736BD4464AA8C4AD77FFBD1135"/>
-          </w:pPr>
-          <w:r>
-            <w:rPr>
-              <w:rStyle w:val="PlaceholderText"/>
-            </w:rPr>
-            <w:t>Click or tap here to enter text.</w:t>
-          </w:r>
-        </w:p>
-      </w:docPartBody>
-    </w:docPart>
-    <w:docPart>
-      <w:docPartPr>
-        <w:name w:val="DF3C383A41C24202964CCA9A2FB68EF8"/>
-        <w:category>
-          <w:name w:val="General"/>
-          <w:gallery w:val="placeholder"/>
-        </w:category>
-        <w:types>
-          <w:type w:val="bbPlcHdr"/>
-        </w:types>
-        <w:behaviors>
-          <w:behavior w:val="content"/>
-        </w:behaviors>
-        <w:guid w:val="{254B2DC9-E40F-4DF6-ADE3-1D6A8F3F2127}"/>
-      </w:docPartPr>
-      <w:docPartBody>
-        <w:p>
-          <w:pPr>
-            <w:pStyle w:val="DF3C383A41C24202964CCA9A2FB68EF8"/>
-          </w:pPr>
-          <w:r>
-            <w:rPr>
-              <w:rStyle w:val="PlaceholderText"/>
-            </w:rPr>
-            <w:t>Click or tap here to enter text.</w:t>
-          </w:r>
-        </w:p>
-      </w:docPartBody>
-    </w:docPart>
-    <w:docPart>
-      <w:docPartPr>
-        <w:name w:val="34EE5DEEAA284C2094E98FA20F5E7130"/>
-        <w:category>
-          <w:name w:val="General"/>
-          <w:gallery w:val="placeholder"/>
-        </w:category>
-        <w:types>
-          <w:type w:val="bbPlcHdr"/>
-        </w:types>
-        <w:behaviors>
-          <w:behavior w:val="content"/>
-        </w:behaviors>
-        <w:guid w:val="{4304B0C5-D413-47B1-8E7E-4052B38ABB48}"/>
-      </w:docPartPr>
-      <w:docPartBody>
-        <w:p>
-          <w:pPr>
-            <w:pStyle w:val="34EE5DEEAA284C2094E98FA20F5E7130"/>
-          </w:pPr>
-          <w:r>
-            <w:rPr>
-              <w:rStyle w:val="PlaceholderText"/>
-            </w:rPr>
-            <w:t>Click or tap here to enter text.</w:t>
-          </w:r>
-        </w:p>
-      </w:docPartBody>
-    </w:docPart>
-    <w:docPart>
-      <w:docPartPr>
-        <w:name w:val="4314FC2017F7456C932B156E5B150D29"/>
-        <w:category>
-          <w:name w:val="General"/>
-          <w:gallery w:val="placeholder"/>
-        </w:category>
-        <w:types>
-          <w:type w:val="bbPlcHdr"/>
-        </w:types>
-        <w:behaviors>
-          <w:behavior w:val="content"/>
-        </w:behaviors>
-        <w:guid w:val="{E4B3BE6E-60D9-4520-9CAC-5C718234DA45}"/>
-      </w:docPartPr>
-      <w:docPartBody>
-        <w:p>
-          <w:pPr>
-            <w:pStyle w:val="4314FC2017F7456C932B156E5B150D29"/>
-          </w:pPr>
-          <w:r>
-            <w:rPr>
-              <w:rStyle w:val="PlaceholderText"/>
-            </w:rPr>
-            <w:t>Click or tap here to enter text.</w:t>
-          </w:r>
-        </w:p>
-      </w:docPartBody>
-    </w:docPart>
-    <w:docPart>
-      <w:docPartPr>
-        <w:name w:val="F113D0187B4E4CEBA238BED479755E8F"/>
-        <w:category>
-          <w:name w:val="General"/>
-          <w:gallery w:val="placeholder"/>
-        </w:category>
-        <w:types>
-          <w:type w:val="bbPlcHdr"/>
-        </w:types>
-        <w:behaviors>
-          <w:behavior w:val="content"/>
-        </w:behaviors>
-        <w:guid w:val="{9A484C4C-2CE1-4237-9E4B-35905BB7B1F4}"/>
-      </w:docPartPr>
-      <w:docPartBody>
-        <w:p>
-          <w:pPr>
-            <w:pStyle w:val="F113D0187B4E4CEBA238BED479755E8F"/>
-          </w:pPr>
-          <w:r>
-            <w:rPr>
-              <w:rStyle w:val="PlaceholderText"/>
-            </w:rPr>
-            <w:t>Click or tap here to enter text.</w:t>
-          </w:r>
-        </w:p>
-      </w:docPartBody>
-    </w:docPart>
-    <w:docPart>
-      <w:docPartPr>
-        <w:name w:val="EDB4B07195894A69B6328F997DF29271"/>
-        <w:category>
-          <w:name w:val="General"/>
-          <w:gallery w:val="placeholder"/>
-        </w:category>
-        <w:types>
-          <w:type w:val="bbPlcHdr"/>
-        </w:types>
-        <w:behaviors>
-          <w:behavior w:val="content"/>
-        </w:behaviors>
-        <w:guid w:val="{E3BDE4DB-A5E0-47EB-9D8F-0A9477F4377A}"/>
-      </w:docPartPr>
-      <w:docPartBody>
-        <w:p>
-          <w:pPr>
-            <w:pStyle w:val="EDB4B07195894A69B6328F997DF29271"/>
-          </w:pPr>
-          <w:r>
-            <w:rPr>
-              <w:rStyle w:val="PlaceholderText"/>
-            </w:rPr>
-            <w:t>Click or tap here to enter text.</w:t>
-          </w:r>
-        </w:p>
-      </w:docPartBody>
-    </w:docPart>
-    <w:docPart>
-      <w:docPartPr>
-        <w:name w:val="768FD0B317494634B38EF550D80EE5C7"/>
-        <w:category>
-          <w:name w:val="General"/>
-          <w:gallery w:val="placeholder"/>
-        </w:category>
-        <w:types>
-          <w:type w:val="bbPlcHdr"/>
-        </w:types>
-        <w:behaviors>
-          <w:behavior w:val="content"/>
-        </w:behaviors>
-        <w:guid w:val="{635555B0-74C8-4E2F-8CD9-BF899833B7F1}"/>
-      </w:docPartPr>
-      <w:docPartBody>
-        <w:p>
-          <w:pPr>
-            <w:pStyle w:val="768FD0B317494634B38EF550D80EE5C7"/>
-          </w:pPr>
-          <w:r>
-            <w:rPr>
-              <w:rStyle w:val="PlaceholderText"/>
-            </w:rPr>
-            <w:t>Click or tap here to enter text.</w:t>
-          </w:r>
-        </w:p>
-      </w:docPartBody>
-    </w:docPart>
-    <w:docPart>
-      <w:docPartPr>
         <w:name w:val="9186D105DE5F42ABB688D396D0418C2D"/>
         <w:category>
           <w:name w:val="General"/>
@@ -5007,6 +4434,441 @@
               <w:rStyle w:val="PlaceholderText"/>
             </w:rPr>
             <w:t>Line: Insert any data item you want to repeat.</w:t>
+          </w:r>
+        </w:p>
+      </w:docPartBody>
+    </w:docPart>
+    <w:docPart>
+      <w:docPartPr>
+        <w:name w:val="071B7163A0344FB8BEA4741E79E3EFED"/>
+        <w:category>
+          <w:name w:val="General"/>
+          <w:gallery w:val="placeholder"/>
+        </w:category>
+        <w:types>
+          <w:type w:val="bbPlcHdr"/>
+        </w:types>
+        <w:behaviors>
+          <w:behavior w:val="content"/>
+        </w:behaviors>
+        <w:guid w:val="{42AFD9D1-DF87-4B38-9E0A-CC122DCD77AC}"/>
+      </w:docPartPr>
+      <w:docPartBody>
+        <w:p>
+          <w:pPr>
+            <w:pStyle w:val="071B7163A0344FB8BEA4741E79E3EFED"/>
+          </w:pPr>
+          <w:r>
+            <w:rPr>
+              <w:rStyle w:val="PlaceholderText"/>
+            </w:rPr>
+            <w:t>Click or tap here to enter text.</w:t>
+          </w:r>
+        </w:p>
+      </w:docPartBody>
+    </w:docPart>
+    <w:docPart>
+      <w:docPartPr>
+        <w:name w:val="505CEAEF06384B7EB23752A16DB7DCA6"/>
+        <w:category>
+          <w:name w:val="General"/>
+          <w:gallery w:val="placeholder"/>
+        </w:category>
+        <w:types>
+          <w:type w:val="bbPlcHdr"/>
+        </w:types>
+        <w:behaviors>
+          <w:behavior w:val="content"/>
+        </w:behaviors>
+        <w:guid w:val="{1F04534B-3C96-4A3D-ADDB-DB85DBC700D8}"/>
+      </w:docPartPr>
+      <w:docPartBody>
+        <w:p>
+          <w:pPr>
+            <w:pStyle w:val="505CEAEF06384B7EB23752A16DB7DCA6"/>
+          </w:pPr>
+          <w:r>
+            <w:rPr>
+              <w:rStyle w:val="PlaceholderText"/>
+            </w:rPr>
+            <w:t>Click or tap here to enter text.</w:t>
+          </w:r>
+        </w:p>
+      </w:docPartBody>
+    </w:docPart>
+    <w:docPart>
+      <w:docPartPr>
+        <w:name w:val="81485FA443324D308323DF3232FDBE9F"/>
+        <w:category>
+          <w:name w:val="General"/>
+          <w:gallery w:val="placeholder"/>
+        </w:category>
+        <w:types>
+          <w:type w:val="bbPlcHdr"/>
+        </w:types>
+        <w:behaviors>
+          <w:behavior w:val="content"/>
+        </w:behaviors>
+        <w:guid w:val="{3972E56F-9522-4277-B268-9D5A3BFBFEC5}"/>
+      </w:docPartPr>
+      <w:docPartBody>
+        <w:p>
+          <w:pPr>
+            <w:pStyle w:val="81485FA443324D308323DF3232FDBE9F"/>
+          </w:pPr>
+          <w:r>
+            <w:rPr>
+              <w:rStyle w:val="PlaceholderText"/>
+            </w:rPr>
+            <w:t>Click or tap here to enter text.</w:t>
+          </w:r>
+        </w:p>
+      </w:docPartBody>
+    </w:docPart>
+    <w:docPart>
+      <w:docPartPr>
+        <w:name w:val="F184C32C3CED4E7AB29C1DAACB4EE833"/>
+        <w:category>
+          <w:name w:val="General"/>
+          <w:gallery w:val="placeholder"/>
+        </w:category>
+        <w:types>
+          <w:type w:val="bbPlcHdr"/>
+        </w:types>
+        <w:behaviors>
+          <w:behavior w:val="content"/>
+        </w:behaviors>
+        <w:guid w:val="{863AE5AB-AFA3-46B0-9117-F7A8B685ECC8}"/>
+      </w:docPartPr>
+      <w:docPartBody>
+        <w:p>
+          <w:pPr>
+            <w:pStyle w:val="F184C32C3CED4E7AB29C1DAACB4EE833"/>
+          </w:pPr>
+          <w:r>
+            <w:rPr>
+              <w:rStyle w:val="PlaceholderText"/>
+            </w:rPr>
+            <w:t>Click or tap here to enter text.</w:t>
+          </w:r>
+        </w:p>
+      </w:docPartBody>
+    </w:docPart>
+    <w:docPart>
+      <w:docPartPr>
+        <w:name w:val="1767AD09CDE8455E96D40738EF71DBDA"/>
+        <w:category>
+          <w:name w:val="General"/>
+          <w:gallery w:val="placeholder"/>
+        </w:category>
+        <w:types>
+          <w:type w:val="bbPlcHdr"/>
+        </w:types>
+        <w:behaviors>
+          <w:behavior w:val="content"/>
+        </w:behaviors>
+        <w:guid w:val="{3FA703A0-BAC2-4F8C-91D3-A9DF27661770}"/>
+      </w:docPartPr>
+      <w:docPartBody>
+        <w:p>
+          <w:pPr>
+            <w:pStyle w:val="1767AD09CDE8455E96D40738EF71DBDA"/>
+          </w:pPr>
+          <w:r>
+            <w:rPr>
+              <w:rStyle w:val="PlaceholderText"/>
+            </w:rPr>
+            <w:t>Click or tap here to enter text.</w:t>
+          </w:r>
+        </w:p>
+      </w:docPartBody>
+    </w:docPart>
+    <w:docPart>
+      <w:docPartPr>
+        <w:name w:val="21D283960F57443A8948267969C9F31D"/>
+        <w:category>
+          <w:name w:val="General"/>
+          <w:gallery w:val="placeholder"/>
+        </w:category>
+        <w:types>
+          <w:type w:val="bbPlcHdr"/>
+        </w:types>
+        <w:behaviors>
+          <w:behavior w:val="content"/>
+        </w:behaviors>
+        <w:guid w:val="{CC5901DC-647B-40ED-8BBA-06DE8FDFB5B7}"/>
+      </w:docPartPr>
+      <w:docPartBody>
+        <w:p>
+          <w:pPr>
+            <w:pStyle w:val="21D283960F57443A8948267969C9F31D"/>
+          </w:pPr>
+          <w:r>
+            <w:rPr>
+              <w:rStyle w:val="PlaceholderText"/>
+            </w:rPr>
+            <w:t>Click or tap here to enter text.</w:t>
+          </w:r>
+        </w:p>
+      </w:docPartBody>
+    </w:docPart>
+    <w:docPart>
+      <w:docPartPr>
+        <w:name w:val="FDF2E3502AAD43D9AF82E77B2012C518"/>
+        <w:category>
+          <w:name w:val="General"/>
+          <w:gallery w:val="placeholder"/>
+        </w:category>
+        <w:types>
+          <w:type w:val="bbPlcHdr"/>
+        </w:types>
+        <w:behaviors>
+          <w:behavior w:val="content"/>
+        </w:behaviors>
+        <w:guid w:val="{2BA2C27F-0318-46B1-8D70-7F9DEE3C2339}"/>
+      </w:docPartPr>
+      <w:docPartBody>
+        <w:p>
+          <w:pPr>
+            <w:pStyle w:val="FDF2E3502AAD43D9AF82E77B2012C518"/>
+          </w:pPr>
+          <w:r>
+            <w:rPr>
+              <w:rStyle w:val="PlaceholderText"/>
+            </w:rPr>
+            <w:t>Click or tap here to enter text.</w:t>
+          </w:r>
+        </w:p>
+      </w:docPartBody>
+    </w:docPart>
+    <w:docPart>
+      <w:docPartPr>
+        <w:name w:val="E7FA638205D1416FA055BB86BE980309"/>
+        <w:category>
+          <w:name w:val="General"/>
+          <w:gallery w:val="placeholder"/>
+        </w:category>
+        <w:types>
+          <w:type w:val="bbPlcHdr"/>
+        </w:types>
+        <w:behaviors>
+          <w:behavior w:val="content"/>
+        </w:behaviors>
+        <w:guid w:val="{E04ECA82-23F3-405F-8AC6-19C8AE6BADEF}"/>
+      </w:docPartPr>
+      <w:docPartBody>
+        <w:p>
+          <w:pPr>
+            <w:pStyle w:val="E7FA638205D1416FA055BB86BE980309"/>
+          </w:pPr>
+          <w:r>
+            <w:rPr>
+              <w:rStyle w:val="PlaceholderText"/>
+            </w:rPr>
+            <w:t>Click or tap here to enter text.</w:t>
+          </w:r>
+        </w:p>
+      </w:docPartBody>
+    </w:docPart>
+    <w:docPart>
+      <w:docPartPr>
+        <w:name w:val="E89EC60C27D14CDD95F8830E17E5603F"/>
+        <w:category>
+          <w:name w:val="General"/>
+          <w:gallery w:val="placeholder"/>
+        </w:category>
+        <w:types>
+          <w:type w:val="bbPlcHdr"/>
+        </w:types>
+        <w:behaviors>
+          <w:behavior w:val="content"/>
+        </w:behaviors>
+        <w:guid w:val="{73ABC647-5A16-4EA1-BFD5-E12A0872A53C}"/>
+      </w:docPartPr>
+      <w:docPartBody>
+        <w:p>
+          <w:pPr>
+            <w:pStyle w:val="E89EC60C27D14CDD95F8830E17E5603F"/>
+          </w:pPr>
+          <w:r>
+            <w:rPr>
+              <w:rStyle w:val="PlaceholderText"/>
+            </w:rPr>
+            <w:t>Click or tap here to enter text.</w:t>
+          </w:r>
+        </w:p>
+      </w:docPartBody>
+    </w:docPart>
+    <w:docPart>
+      <w:docPartPr>
+        <w:name w:val="F755DD5736EE430CAF651E925686D827"/>
+        <w:category>
+          <w:name w:val="General"/>
+          <w:gallery w:val="placeholder"/>
+        </w:category>
+        <w:types>
+          <w:type w:val="bbPlcHdr"/>
+        </w:types>
+        <w:behaviors>
+          <w:behavior w:val="content"/>
+        </w:behaviors>
+        <w:guid w:val="{537A6823-C924-45FD-AB4B-EC224520C6A4}"/>
+      </w:docPartPr>
+      <w:docPartBody>
+        <w:p>
+          <w:pPr>
+            <w:pStyle w:val="F755DD5736EE430CAF651E925686D827"/>
+          </w:pPr>
+          <w:r>
+            <w:rPr>
+              <w:rStyle w:val="PlaceholderText"/>
+            </w:rPr>
+            <w:t>Click or tap here to enter text.</w:t>
+          </w:r>
+        </w:p>
+      </w:docPartBody>
+    </w:docPart>
+    <w:docPart>
+      <w:docPartPr>
+        <w:name w:val="FFE12A115C054AC3A47F62E3EEB3AE11"/>
+        <w:category>
+          <w:name w:val="General"/>
+          <w:gallery w:val="placeholder"/>
+        </w:category>
+        <w:types>
+          <w:type w:val="bbPlcHdr"/>
+        </w:types>
+        <w:behaviors>
+          <w:behavior w:val="content"/>
+        </w:behaviors>
+        <w:guid w:val="{4DD27812-EC33-4FEC-9B37-967211FC76D3}"/>
+      </w:docPartPr>
+      <w:docPartBody>
+        <w:p>
+          <w:pPr>
+            <w:pStyle w:val="FFE12A115C054AC3A47F62E3EEB3AE11"/>
+          </w:pPr>
+          <w:r>
+            <w:rPr>
+              <w:rStyle w:val="PlaceholderText"/>
+            </w:rPr>
+            <w:t>Click or tap here to enter text.</w:t>
+          </w:r>
+        </w:p>
+      </w:docPartBody>
+    </w:docPart>
+    <w:docPart>
+      <w:docPartPr>
+        <w:name w:val="43B3CA69F3D148079DAF52C26803D059"/>
+        <w:category>
+          <w:name w:val="General"/>
+          <w:gallery w:val="placeholder"/>
+        </w:category>
+        <w:types>
+          <w:type w:val="bbPlcHdr"/>
+        </w:types>
+        <w:behaviors>
+          <w:behavior w:val="content"/>
+        </w:behaviors>
+        <w:guid w:val="{5EF45BB3-6017-471B-9BBD-5008782F7302}"/>
+      </w:docPartPr>
+      <w:docPartBody>
+        <w:p>
+          <w:pPr>
+            <w:pStyle w:val="43B3CA69F3D148079DAF52C26803D059"/>
+          </w:pPr>
+          <w:r>
+            <w:rPr>
+              <w:rStyle w:val="PlaceholderText"/>
+            </w:rPr>
+            <w:t>Click or tap here to enter text.</w:t>
+          </w:r>
+        </w:p>
+      </w:docPartBody>
+    </w:docPart>
+    <w:docPart>
+      <w:docPartPr>
+        <w:name w:val="89BB6698EED941539D565F3815C14C82"/>
+        <w:category>
+          <w:name w:val="General"/>
+          <w:gallery w:val="placeholder"/>
+        </w:category>
+        <w:types>
+          <w:type w:val="bbPlcHdr"/>
+        </w:types>
+        <w:behaviors>
+          <w:behavior w:val="content"/>
+        </w:behaviors>
+        <w:guid w:val="{C2D5300D-A2DF-4615-A91F-A29D5697746E}"/>
+      </w:docPartPr>
+      <w:docPartBody>
+        <w:p>
+          <w:pPr>
+            <w:pStyle w:val="89BB6698EED941539D565F3815C14C82"/>
+          </w:pPr>
+          <w:r>
+            <w:rPr>
+              <w:rStyle w:val="PlaceholderText"/>
+            </w:rPr>
+            <w:t>Click or tap here to enter text.</w:t>
+          </w:r>
+        </w:p>
+      </w:docPartBody>
+    </w:docPart>
+    <w:docPart>
+      <w:docPartPr>
+        <w:name w:val="EAF1BBAC542D4ED6BEB856E96B4D8195"/>
+        <w:category>
+          <w:name w:val="General"/>
+          <w:gallery w:val="placeholder"/>
+        </w:category>
+        <w:types>
+          <w:type w:val="bbPlcHdr"/>
+        </w:types>
+        <w:behaviors>
+          <w:behavior w:val="content"/>
+        </w:behaviors>
+        <w:guid w:val="{00D0B3E8-2B36-40D3-A897-7717A0F9D26F}"/>
+      </w:docPartPr>
+      <w:docPartBody>
+        <w:p>
+          <w:pPr>
+            <w:pStyle w:val="EAF1BBAC542D4ED6BEB856E96B4D8195"/>
+          </w:pPr>
+          <w:r>
+            <w:rPr>
+              <w:rStyle w:val="PlaceholderText"/>
+            </w:rPr>
+            <w:t>Click or tap here to enter text.</w:t>
+          </w:r>
+        </w:p>
+      </w:docPartBody>
+    </w:docPart>
+    <w:docPart>
+      <w:docPartPr>
+        <w:name w:val="43470F0134B04704868CC87AB74FA141"/>
+        <w:category>
+          <w:name w:val="General"/>
+          <w:gallery w:val="placeholder"/>
+        </w:category>
+        <w:types>
+          <w:type w:val="bbPlcHdr"/>
+        </w:types>
+        <w:behaviors>
+          <w:behavior w:val="content"/>
+        </w:behaviors>
+        <w:guid w:val="{42227705-D7AF-44B4-864D-829ED7B5E924}"/>
+      </w:docPartPr>
+      <w:docPartBody>
+        <w:p>
+          <w:pPr>
+            <w:pStyle w:val="43470F0134B04704868CC87AB74FA141"/>
+          </w:pPr>
+          <w:r>
+            <w:rPr>
+              <w:rStyle w:val="PlaceholderText"/>
+            </w:rPr>
+            <w:t>Click here to enter text.</w:t>
           </w:r>
         </w:p>
       </w:docPartBody>
@@ -5085,6 +4947,7 @@
 <w:settings xmlns:mc="http://schemas.openxmlformats.org/markup-compatibility/2006" xmlns:o="urn:schemas-microsoft-com:office:office" xmlns:r="http://schemas.openxmlformats.org/officeDocument/2006/relationships" xmlns:m="http://schemas.openxmlformats.org/officeDocument/2006/math" xmlns:v="urn:schemas-microsoft-com:vml" xmlns:w10="urn:schemas-microsoft-com:office:word" xmlns:w="http://schemas.openxmlformats.org/wordprocessingml/2006/main" xmlns:w14="http://schemas.microsoft.com/office/word/2010/wordml" xmlns:w15="http://schemas.microsoft.com/office/word/2012/wordml" xmlns:w16cex="http://schemas.microsoft.com/office/word/2018/wordml/cex" xmlns:w16cid="http://schemas.microsoft.com/office/word/2016/wordml/cid" xmlns:w16="http://schemas.microsoft.com/office/word/2018/wordml" xmlns:w16du="http://schemas.microsoft.com/office/word/2023/wordml/word16du" xmlns:w16sdtdh="http://schemas.microsoft.com/office/word/2020/wordml/sdtdatahash" xmlns:w16sdtfl="http://schemas.microsoft.com/office/word/2024/wordml/sdtformatlock" xmlns:w16se="http://schemas.microsoft.com/office/word/2015/wordml/symex" xmlns:sl="http://schemas.openxmlformats.org/schemaLibrary/2006/main" mc:Ignorable="w14 w15 w16se w16cid w16 w16cex w16sdtdh w16sdtfl w16du">
   <w:view w:val="normal"/>
   <w:defaultTabStop w:val="720"/>
+  <w:hyphenationZone w:val="425"/>
   <w:characterSpacingControl w:val="doNotCompress"/>
   <w:compat>
     <w:useFELayout/>
@@ -5097,13 +4960,16 @@
   </w:compat>
   <w:rsids>
     <w:rsidRoot w:val="00BA5D0F"/>
+    <w:rsid w:val="000A76FF"/>
     <w:rsid w:val="000F4AFD"/>
     <w:rsid w:val="00140433"/>
     <w:rsid w:val="00322A84"/>
     <w:rsid w:val="003A1BE8"/>
+    <w:rsid w:val="006203BB"/>
     <w:rsid w:val="007D4982"/>
     <w:rsid w:val="00840A52"/>
     <w:rsid w:val="0088349C"/>
+    <w:rsid w:val="00905144"/>
     <w:rsid w:val="00934481"/>
     <w:rsid w:val="00A83744"/>
     <w:rsid w:val="00B67334"/>
@@ -5567,9 +5433,9 @@
     <w:basedOn w:val="DefaultParagraphFont"/>
     <w:uiPriority w:val="99"/>
     <w:semiHidden/>
-    <w:rsid w:val="0088349C"/>
-    <w:rPr>
-      <w:color w:val="666666"/>
+    <w:rsid w:val="000A76FF"/>
+    <w:rPr>
+      <w:color w:val="808080"/>
     </w:rPr>
   </w:style>
   <w:style w:type="paragraph" w:customStyle="1" w:styleId="568F44E2AB434794973B7660D657E151">
@@ -5635,6 +5501,1630 @@
   <w:style w:type="paragraph" w:customStyle="1" w:styleId="768FD0B317494634B38EF550D80EE5C7">
     <w:name w:val="768FD0B317494634B38EF550D80EE5C7"/>
     <w:rsid w:val="0088349C"/>
+  </w:style>
+  <w:style w:type="paragraph" w:customStyle="1" w:styleId="FB1B1B62BE9F4343AE8EB27BEEF4F15A">
+    <w:name w:val="FB1B1B62BE9F4343AE8EB27BEEF4F15A"/>
+    <w:rsid w:val="000A76FF"/>
+    <w:rPr>
+      <w:lang w:val="da-DK" w:eastAsia="da-DK"/>
+    </w:rPr>
+  </w:style>
+  <w:style w:type="paragraph" w:customStyle="1" w:styleId="AC37B737D507467984074028D697B840">
+    <w:name w:val="AC37B737D507467984074028D697B840"/>
+    <w:rsid w:val="000A76FF"/>
+    <w:rPr>
+      <w:lang w:val="da-DK" w:eastAsia="da-DK"/>
+    </w:rPr>
+  </w:style>
+  <w:style w:type="paragraph" w:customStyle="1" w:styleId="80289F096BDA493EBD364685AC038D31">
+    <w:name w:val="80289F096BDA493EBD364685AC038D31"/>
+    <w:rsid w:val="000A76FF"/>
+    <w:rPr>
+      <w:lang w:val="da-DK" w:eastAsia="da-DK"/>
+    </w:rPr>
+  </w:style>
+  <w:style w:type="paragraph" w:customStyle="1" w:styleId="59D51C58D55E4193B96E8BD2D39A5A4A">
+    <w:name w:val="59D51C58D55E4193B96E8BD2D39A5A4A"/>
+    <w:rsid w:val="000A76FF"/>
+    <w:rPr>
+      <w:lang w:val="da-DK" w:eastAsia="da-DK"/>
+    </w:rPr>
+  </w:style>
+  <w:style w:type="paragraph" w:customStyle="1" w:styleId="7720E273413F424D8DA2CBDFDAD94346">
+    <w:name w:val="7720E273413F424D8DA2CBDFDAD94346"/>
+    <w:rsid w:val="000A76FF"/>
+    <w:rPr>
+      <w:lang w:val="da-DK" w:eastAsia="da-DK"/>
+    </w:rPr>
+  </w:style>
+  <w:style w:type="paragraph" w:customStyle="1" w:styleId="0C7336295DB34C0CABD63E64D00FFFF2">
+    <w:name w:val="0C7336295DB34C0CABD63E64D00FFFF2"/>
+    <w:rsid w:val="000A76FF"/>
+    <w:rPr>
+      <w:lang w:val="da-DK" w:eastAsia="da-DK"/>
+    </w:rPr>
+  </w:style>
+  <w:style w:type="paragraph" w:customStyle="1" w:styleId="B77AAE32A751435792C504547E00E8F2">
+    <w:name w:val="B77AAE32A751435792C504547E00E8F2"/>
+    <w:rsid w:val="000A76FF"/>
+    <w:rPr>
+      <w:lang w:val="da-DK" w:eastAsia="da-DK"/>
+    </w:rPr>
+  </w:style>
+  <w:style w:type="paragraph" w:customStyle="1" w:styleId="53153DC880D8401E92CEA7F77C107148">
+    <w:name w:val="53153DC880D8401E92CEA7F77C107148"/>
+    <w:rsid w:val="000A76FF"/>
+    <w:rPr>
+      <w:lang w:val="da-DK" w:eastAsia="da-DK"/>
+    </w:rPr>
+  </w:style>
+  <w:style w:type="paragraph" w:customStyle="1" w:styleId="AC56B31FF05B40B5842BF797179A5FE3">
+    <w:name w:val="AC56B31FF05B40B5842BF797179A5FE3"/>
+    <w:rsid w:val="000A76FF"/>
+    <w:rPr>
+      <w:lang w:val="da-DK" w:eastAsia="da-DK"/>
+    </w:rPr>
+  </w:style>
+  <w:style w:type="paragraph" w:customStyle="1" w:styleId="9E6A97A72E7344DA9386BC0DCFA0E03A">
+    <w:name w:val="9E6A97A72E7344DA9386BC0DCFA0E03A"/>
+    <w:rsid w:val="000A76FF"/>
+    <w:rPr>
+      <w:lang w:val="da-DK" w:eastAsia="da-DK"/>
+    </w:rPr>
+  </w:style>
+  <w:style w:type="paragraph" w:customStyle="1" w:styleId="52B0EAC335D14C4A8F14CE70E066F0F4">
+    <w:name w:val="52B0EAC335D14C4A8F14CE70E066F0F4"/>
+    <w:rsid w:val="000A76FF"/>
+    <w:rPr>
+      <w:lang w:val="da-DK" w:eastAsia="da-DK"/>
+    </w:rPr>
+  </w:style>
+  <w:style w:type="paragraph" w:customStyle="1" w:styleId="39B260A21B6445AA91C8402AD7D41407">
+    <w:name w:val="39B260A21B6445AA91C8402AD7D41407"/>
+    <w:rsid w:val="000A76FF"/>
+    <w:rPr>
+      <w:lang w:val="da-DK" w:eastAsia="da-DK"/>
+    </w:rPr>
+  </w:style>
+  <w:style w:type="paragraph" w:customStyle="1" w:styleId="A06E4BC92DB9477D9B00885CFA0A7B57">
+    <w:name w:val="A06E4BC92DB9477D9B00885CFA0A7B57"/>
+    <w:rsid w:val="000A76FF"/>
+    <w:rPr>
+      <w:lang w:val="da-DK" w:eastAsia="da-DK"/>
+    </w:rPr>
+  </w:style>
+  <w:style w:type="paragraph" w:customStyle="1" w:styleId="4F50C44BFE18423D81F066074ACBAB6A">
+    <w:name w:val="4F50C44BFE18423D81F066074ACBAB6A"/>
+    <w:rsid w:val="000A76FF"/>
+    <w:rPr>
+      <w:lang w:val="da-DK" w:eastAsia="da-DK"/>
+    </w:rPr>
+  </w:style>
+  <w:style w:type="paragraph" w:customStyle="1" w:styleId="3F86B77A3EDD4E05AEC33FC276EE2165">
+    <w:name w:val="3F86B77A3EDD4E05AEC33FC276EE2165"/>
+    <w:rsid w:val="000A76FF"/>
+    <w:rPr>
+      <w:lang w:val="da-DK" w:eastAsia="da-DK"/>
+    </w:rPr>
+  </w:style>
+  <w:style w:type="paragraph" w:customStyle="1" w:styleId="84959C76EA8D489B9F430AC93E9843E3">
+    <w:name w:val="84959C76EA8D489B9F430AC93E9843E3"/>
+    <w:rsid w:val="000A76FF"/>
+    <w:rPr>
+      <w:lang w:val="da-DK" w:eastAsia="da-DK"/>
+    </w:rPr>
+  </w:style>
+  <w:style w:type="paragraph" w:customStyle="1" w:styleId="FFD20BF25DC94F3BABABADB029F29CA7">
+    <w:name w:val="FFD20BF25DC94F3BABABADB029F29CA7"/>
+    <w:rsid w:val="000A76FF"/>
+    <w:rPr>
+      <w:lang w:val="da-DK" w:eastAsia="da-DK"/>
+    </w:rPr>
+  </w:style>
+  <w:style w:type="paragraph" w:customStyle="1" w:styleId="0B67F6F9B1094B679CA061BA54129DA6">
+    <w:name w:val="0B67F6F9B1094B679CA061BA54129DA6"/>
+    <w:rsid w:val="000A76FF"/>
+    <w:rPr>
+      <w:lang w:val="da-DK" w:eastAsia="da-DK"/>
+    </w:rPr>
+  </w:style>
+  <w:style w:type="paragraph" w:customStyle="1" w:styleId="3C5B85381E4043BD97F4EE8967D459B7">
+    <w:name w:val="3C5B85381E4043BD97F4EE8967D459B7"/>
+    <w:rsid w:val="000A76FF"/>
+    <w:rPr>
+      <w:lang w:val="da-DK" w:eastAsia="da-DK"/>
+    </w:rPr>
+  </w:style>
+  <w:style w:type="paragraph" w:customStyle="1" w:styleId="1DDA6947C0594E24B21165F7F6D151E1">
+    <w:name w:val="1DDA6947C0594E24B21165F7F6D151E1"/>
+    <w:rsid w:val="000A76FF"/>
+    <w:rPr>
+      <w:lang w:val="da-DK" w:eastAsia="da-DK"/>
+    </w:rPr>
+  </w:style>
+  <w:style w:type="paragraph" w:customStyle="1" w:styleId="520FA46148474C3296ED14021DD9C934">
+    <w:name w:val="520FA46148474C3296ED14021DD9C934"/>
+    <w:rsid w:val="000A76FF"/>
+    <w:rPr>
+      <w:lang w:val="da-DK" w:eastAsia="da-DK"/>
+    </w:rPr>
+  </w:style>
+  <w:style w:type="paragraph" w:customStyle="1" w:styleId="F6B0143043424BF4AE238BFDDAA0BCC2">
+    <w:name w:val="F6B0143043424BF4AE238BFDDAA0BCC2"/>
+    <w:rsid w:val="000A76FF"/>
+    <w:rPr>
+      <w:lang w:val="da-DK" w:eastAsia="da-DK"/>
+    </w:rPr>
+  </w:style>
+  <w:style w:type="paragraph" w:customStyle="1" w:styleId="C579F98599A349EA9AD17984D6B62B62">
+    <w:name w:val="C579F98599A349EA9AD17984D6B62B62"/>
+    <w:rsid w:val="000A76FF"/>
+    <w:rPr>
+      <w:lang w:val="da-DK" w:eastAsia="da-DK"/>
+    </w:rPr>
+  </w:style>
+  <w:style w:type="paragraph" w:customStyle="1" w:styleId="F7454C2E26434EB7A497CF37737C0195">
+    <w:name w:val="F7454C2E26434EB7A497CF37737C0195"/>
+    <w:rsid w:val="000A76FF"/>
+    <w:rPr>
+      <w:lang w:val="da-DK" w:eastAsia="da-DK"/>
+    </w:rPr>
+  </w:style>
+  <w:style w:type="paragraph" w:customStyle="1" w:styleId="DDB59B97C9B04131ABCE7E072E4008F8">
+    <w:name w:val="DDB59B97C9B04131ABCE7E072E4008F8"/>
+    <w:rsid w:val="000A76FF"/>
+    <w:rPr>
+      <w:lang w:val="da-DK" w:eastAsia="da-DK"/>
+    </w:rPr>
+  </w:style>
+  <w:style w:type="paragraph" w:customStyle="1" w:styleId="1ED756EF27CE4707BAD48E047261229F">
+    <w:name w:val="1ED756EF27CE4707BAD48E047261229F"/>
+    <w:rsid w:val="000A76FF"/>
+    <w:rPr>
+      <w:lang w:val="da-DK" w:eastAsia="da-DK"/>
+    </w:rPr>
+  </w:style>
+  <w:style w:type="paragraph" w:customStyle="1" w:styleId="0F4B9E2C52E946F399DA59D7E796AE3C">
+    <w:name w:val="0F4B9E2C52E946F399DA59D7E796AE3C"/>
+    <w:rsid w:val="000A76FF"/>
+    <w:rPr>
+      <w:lang w:val="da-DK" w:eastAsia="da-DK"/>
+    </w:rPr>
+  </w:style>
+  <w:style w:type="paragraph" w:customStyle="1" w:styleId="6B84481FB91E4D28B0C976F91162C50F">
+    <w:name w:val="6B84481FB91E4D28B0C976F91162C50F"/>
+    <w:rsid w:val="000A76FF"/>
+    <w:rPr>
+      <w:lang w:val="da-DK" w:eastAsia="da-DK"/>
+    </w:rPr>
+  </w:style>
+  <w:style w:type="paragraph" w:customStyle="1" w:styleId="55C26FFA90204304A2C7BD7EDAA7DC2E">
+    <w:name w:val="55C26FFA90204304A2C7BD7EDAA7DC2E"/>
+    <w:rsid w:val="000A76FF"/>
+    <w:rPr>
+      <w:lang w:val="da-DK" w:eastAsia="da-DK"/>
+    </w:rPr>
+  </w:style>
+  <w:style w:type="paragraph" w:customStyle="1" w:styleId="67915F7D5043445296AA139A701BB771">
+    <w:name w:val="67915F7D5043445296AA139A701BB771"/>
+    <w:rsid w:val="000A76FF"/>
+    <w:rPr>
+      <w:lang w:val="da-DK" w:eastAsia="da-DK"/>
+    </w:rPr>
+  </w:style>
+  <w:style w:type="paragraph" w:customStyle="1" w:styleId="2A82229F83B24158B41758FA964523A7">
+    <w:name w:val="2A82229F83B24158B41758FA964523A7"/>
+    <w:rsid w:val="000A76FF"/>
+    <w:rPr>
+      <w:lang w:val="da-DK" w:eastAsia="da-DK"/>
+    </w:rPr>
+  </w:style>
+  <w:style w:type="paragraph" w:customStyle="1" w:styleId="F64F0E63A42F418A88A03351DCE2F2DF">
+    <w:name w:val="F64F0E63A42F418A88A03351DCE2F2DF"/>
+    <w:rsid w:val="000A76FF"/>
+    <w:rPr>
+      <w:lang w:val="da-DK" w:eastAsia="da-DK"/>
+    </w:rPr>
+  </w:style>
+  <w:style w:type="paragraph" w:customStyle="1" w:styleId="F38F91A0E4D34E0F856BCD7C127B4F31">
+    <w:name w:val="F38F91A0E4D34E0F856BCD7C127B4F31"/>
+    <w:rsid w:val="000A76FF"/>
+    <w:rPr>
+      <w:lang w:val="da-DK" w:eastAsia="da-DK"/>
+    </w:rPr>
+  </w:style>
+  <w:style w:type="paragraph" w:customStyle="1" w:styleId="9496E782B375454CB87C8363D22224BA">
+    <w:name w:val="9496E782B375454CB87C8363D22224BA"/>
+    <w:rsid w:val="000A76FF"/>
+    <w:rPr>
+      <w:lang w:val="da-DK" w:eastAsia="da-DK"/>
+    </w:rPr>
+  </w:style>
+  <w:style w:type="paragraph" w:customStyle="1" w:styleId="636E0A3F87824E0794E54C8C33D120CD">
+    <w:name w:val="636E0A3F87824E0794E54C8C33D120CD"/>
+    <w:rsid w:val="000A76FF"/>
+    <w:rPr>
+      <w:lang w:val="da-DK" w:eastAsia="da-DK"/>
+    </w:rPr>
+  </w:style>
+  <w:style w:type="paragraph" w:customStyle="1" w:styleId="6AFE83F771744C1DBA10CAAD6B26A9FF">
+    <w:name w:val="6AFE83F771744C1DBA10CAAD6B26A9FF"/>
+    <w:rsid w:val="000A76FF"/>
+    <w:rPr>
+      <w:lang w:val="da-DK" w:eastAsia="da-DK"/>
+    </w:rPr>
+  </w:style>
+  <w:style w:type="paragraph" w:customStyle="1" w:styleId="E7D54F7CA4674CA09144BA77BA7C835A">
+    <w:name w:val="E7D54F7CA4674CA09144BA77BA7C835A"/>
+    <w:rsid w:val="000A76FF"/>
+    <w:rPr>
+      <w:lang w:val="da-DK" w:eastAsia="da-DK"/>
+    </w:rPr>
+  </w:style>
+  <w:style w:type="paragraph" w:customStyle="1" w:styleId="D1673C7CB4CE4FC5AB173F104A2B9A6C">
+    <w:name w:val="D1673C7CB4CE4FC5AB173F104A2B9A6C"/>
+    <w:rsid w:val="000A76FF"/>
+    <w:rPr>
+      <w:lang w:val="da-DK" w:eastAsia="da-DK"/>
+    </w:rPr>
+  </w:style>
+  <w:style w:type="paragraph" w:customStyle="1" w:styleId="9F9792C3D0EE4755BD1DFAD73D62460F">
+    <w:name w:val="9F9792C3D0EE4755BD1DFAD73D62460F"/>
+    <w:rsid w:val="000A76FF"/>
+    <w:rPr>
+      <w:lang w:val="da-DK" w:eastAsia="da-DK"/>
+    </w:rPr>
+  </w:style>
+  <w:style w:type="paragraph" w:customStyle="1" w:styleId="CE3FFABCDD4949DB97ACA3CCAECC3171">
+    <w:name w:val="CE3FFABCDD4949DB97ACA3CCAECC3171"/>
+    <w:rsid w:val="000A76FF"/>
+    <w:rPr>
+      <w:lang w:val="da-DK" w:eastAsia="da-DK"/>
+    </w:rPr>
+  </w:style>
+  <w:style w:type="paragraph" w:customStyle="1" w:styleId="28FBD2CE7F274AC1A93257C4CAABBA3C">
+    <w:name w:val="28FBD2CE7F274AC1A93257C4CAABBA3C"/>
+    <w:rsid w:val="000A76FF"/>
+    <w:rPr>
+      <w:lang w:val="da-DK" w:eastAsia="da-DK"/>
+    </w:rPr>
+  </w:style>
+  <w:style w:type="paragraph" w:customStyle="1" w:styleId="8A9F29EC92CB4AC4A6FEAD3D04EC3A82">
+    <w:name w:val="8A9F29EC92CB4AC4A6FEAD3D04EC3A82"/>
+    <w:rsid w:val="000A76FF"/>
+    <w:rPr>
+      <w:lang w:val="da-DK" w:eastAsia="da-DK"/>
+    </w:rPr>
+  </w:style>
+  <w:style w:type="paragraph" w:customStyle="1" w:styleId="8DF693EE220849B79707A9E86F8E823E">
+    <w:name w:val="8DF693EE220849B79707A9E86F8E823E"/>
+    <w:rsid w:val="000A76FF"/>
+    <w:rPr>
+      <w:lang w:val="da-DK" w:eastAsia="da-DK"/>
+    </w:rPr>
+  </w:style>
+  <w:style w:type="paragraph" w:customStyle="1" w:styleId="6CCA4B9E6582411E8967755D2C33FC53">
+    <w:name w:val="6CCA4B9E6582411E8967755D2C33FC53"/>
+    <w:rsid w:val="000A76FF"/>
+    <w:rPr>
+      <w:lang w:val="da-DK" w:eastAsia="da-DK"/>
+    </w:rPr>
+  </w:style>
+  <w:style w:type="paragraph" w:customStyle="1" w:styleId="BC493A41B0DA4E1699BA6BE0FB9AF19D">
+    <w:name w:val="BC493A41B0DA4E1699BA6BE0FB9AF19D"/>
+    <w:rsid w:val="000A76FF"/>
+    <w:rPr>
+      <w:lang w:val="da-DK" w:eastAsia="da-DK"/>
+    </w:rPr>
+  </w:style>
+  <w:style w:type="paragraph" w:customStyle="1" w:styleId="3BA40AEBEA554685A61DE8056C0FCBA8">
+    <w:name w:val="3BA40AEBEA554685A61DE8056C0FCBA8"/>
+    <w:rsid w:val="000A76FF"/>
+    <w:rPr>
+      <w:lang w:val="da-DK" w:eastAsia="da-DK"/>
+    </w:rPr>
+  </w:style>
+  <w:style w:type="paragraph" w:customStyle="1" w:styleId="F10F088D6A7E4C89AABE48F5453311DA">
+    <w:name w:val="F10F088D6A7E4C89AABE48F5453311DA"/>
+    <w:rsid w:val="000A76FF"/>
+    <w:rPr>
+      <w:lang w:val="da-DK" w:eastAsia="da-DK"/>
+    </w:rPr>
+  </w:style>
+  <w:style w:type="paragraph" w:customStyle="1" w:styleId="B61E7F823C1A4B2782E30C5A4DA36888">
+    <w:name w:val="B61E7F823C1A4B2782E30C5A4DA36888"/>
+    <w:rsid w:val="000A76FF"/>
+    <w:rPr>
+      <w:lang w:val="da-DK" w:eastAsia="da-DK"/>
+    </w:rPr>
+  </w:style>
+  <w:style w:type="paragraph" w:customStyle="1" w:styleId="E0F4D56509E74E098F9A2A9336298E06">
+    <w:name w:val="E0F4D56509E74E098F9A2A9336298E06"/>
+    <w:rsid w:val="000A76FF"/>
+    <w:rPr>
+      <w:lang w:val="da-DK" w:eastAsia="da-DK"/>
+    </w:rPr>
+  </w:style>
+  <w:style w:type="paragraph" w:customStyle="1" w:styleId="26EE064844A64C3787CD488E03B347D0">
+    <w:name w:val="26EE064844A64C3787CD488E03B347D0"/>
+    <w:rsid w:val="000A76FF"/>
+    <w:rPr>
+      <w:lang w:val="da-DK" w:eastAsia="da-DK"/>
+    </w:rPr>
+  </w:style>
+  <w:style w:type="paragraph" w:customStyle="1" w:styleId="73B3CE42FFB84ED0831EBB7C423B960C">
+    <w:name w:val="73B3CE42FFB84ED0831EBB7C423B960C"/>
+    <w:rsid w:val="000A76FF"/>
+    <w:rPr>
+      <w:lang w:val="da-DK" w:eastAsia="da-DK"/>
+    </w:rPr>
+  </w:style>
+  <w:style w:type="paragraph" w:customStyle="1" w:styleId="65957CF931E446E7BE4ADE5F1FB7FBC7">
+    <w:name w:val="65957CF931E446E7BE4ADE5F1FB7FBC7"/>
+    <w:rsid w:val="000A76FF"/>
+    <w:rPr>
+      <w:lang w:val="da-DK" w:eastAsia="da-DK"/>
+    </w:rPr>
+  </w:style>
+  <w:style w:type="paragraph" w:customStyle="1" w:styleId="3B0857B89CF445E0ABA5C25AB78FB4F1">
+    <w:name w:val="3B0857B89CF445E0ABA5C25AB78FB4F1"/>
+    <w:rsid w:val="000A76FF"/>
+    <w:rPr>
+      <w:lang w:val="da-DK" w:eastAsia="da-DK"/>
+    </w:rPr>
+  </w:style>
+  <w:style w:type="paragraph" w:customStyle="1" w:styleId="F0C778246DBE44D8B37A116E81778CD2">
+    <w:name w:val="F0C778246DBE44D8B37A116E81778CD2"/>
+    <w:rsid w:val="000A76FF"/>
+    <w:rPr>
+      <w:lang w:val="da-DK" w:eastAsia="da-DK"/>
+    </w:rPr>
+  </w:style>
+  <w:style w:type="paragraph" w:customStyle="1" w:styleId="1BCED4A8FA2048468C155C69615AC0E8">
+    <w:name w:val="1BCED4A8FA2048468C155C69615AC0E8"/>
+    <w:rsid w:val="000A76FF"/>
+    <w:rPr>
+      <w:lang w:val="da-DK" w:eastAsia="da-DK"/>
+    </w:rPr>
+  </w:style>
+  <w:style w:type="paragraph" w:customStyle="1" w:styleId="34131167A33C4B73B0DEB6338ABE476A">
+    <w:name w:val="34131167A33C4B73B0DEB6338ABE476A"/>
+    <w:rsid w:val="000A76FF"/>
+    <w:rPr>
+      <w:lang w:val="da-DK" w:eastAsia="da-DK"/>
+    </w:rPr>
+  </w:style>
+  <w:style w:type="paragraph" w:customStyle="1" w:styleId="9A8705E28B2B44A78794527918A925D4">
+    <w:name w:val="9A8705E28B2B44A78794527918A925D4"/>
+    <w:rsid w:val="000A76FF"/>
+    <w:rPr>
+      <w:lang w:val="da-DK" w:eastAsia="da-DK"/>
+    </w:rPr>
+  </w:style>
+  <w:style w:type="paragraph" w:customStyle="1" w:styleId="75BD719311374EE08A960277AED7E496">
+    <w:name w:val="75BD719311374EE08A960277AED7E496"/>
+    <w:rsid w:val="000A76FF"/>
+    <w:rPr>
+      <w:lang w:val="da-DK" w:eastAsia="da-DK"/>
+    </w:rPr>
+  </w:style>
+  <w:style w:type="paragraph" w:customStyle="1" w:styleId="D70761EB271E4F038C628415F39D8F99">
+    <w:name w:val="D70761EB271E4F038C628415F39D8F99"/>
+    <w:rsid w:val="000A76FF"/>
+    <w:rPr>
+      <w:lang w:val="da-DK" w:eastAsia="da-DK"/>
+    </w:rPr>
+  </w:style>
+  <w:style w:type="paragraph" w:customStyle="1" w:styleId="E73DD42EA12848AEB2DC9A9247562224">
+    <w:name w:val="E73DD42EA12848AEB2DC9A9247562224"/>
+    <w:rsid w:val="000A76FF"/>
+    <w:rPr>
+      <w:lang w:val="da-DK" w:eastAsia="da-DK"/>
+    </w:rPr>
+  </w:style>
+  <w:style w:type="paragraph" w:customStyle="1" w:styleId="EC60C0D7396F4DEFAF34A2123422474B">
+    <w:name w:val="EC60C0D7396F4DEFAF34A2123422474B"/>
+    <w:rsid w:val="000A76FF"/>
+    <w:rPr>
+      <w:lang w:val="da-DK" w:eastAsia="da-DK"/>
+    </w:rPr>
+  </w:style>
+  <w:style w:type="paragraph" w:customStyle="1" w:styleId="5EA80AE781044D53A16C3013A682D4C1">
+    <w:name w:val="5EA80AE781044D53A16C3013A682D4C1"/>
+    <w:rsid w:val="000A76FF"/>
+    <w:rPr>
+      <w:lang w:val="da-DK" w:eastAsia="da-DK"/>
+    </w:rPr>
+  </w:style>
+  <w:style w:type="paragraph" w:customStyle="1" w:styleId="EBEC030AFC56463BA13A9454875FD2E5">
+    <w:name w:val="EBEC030AFC56463BA13A9454875FD2E5"/>
+    <w:rsid w:val="000A76FF"/>
+    <w:rPr>
+      <w:lang w:val="da-DK" w:eastAsia="da-DK"/>
+    </w:rPr>
+  </w:style>
+  <w:style w:type="paragraph" w:customStyle="1" w:styleId="EE43DAFEDD5E4D73B89C3EB1E6C7EA80">
+    <w:name w:val="EE43DAFEDD5E4D73B89C3EB1E6C7EA80"/>
+    <w:rsid w:val="000A76FF"/>
+    <w:rPr>
+      <w:lang w:val="da-DK" w:eastAsia="da-DK"/>
+    </w:rPr>
+  </w:style>
+  <w:style w:type="paragraph" w:customStyle="1" w:styleId="D82EF4A197F34F17987E63DEC2583C6B">
+    <w:name w:val="D82EF4A197F34F17987E63DEC2583C6B"/>
+    <w:rsid w:val="000A76FF"/>
+    <w:rPr>
+      <w:lang w:val="da-DK" w:eastAsia="da-DK"/>
+    </w:rPr>
+  </w:style>
+  <w:style w:type="paragraph" w:customStyle="1" w:styleId="C977584E431743399E3F857AFBA343FF">
+    <w:name w:val="C977584E431743399E3F857AFBA343FF"/>
+    <w:rsid w:val="000A76FF"/>
+    <w:rPr>
+      <w:lang w:val="da-DK" w:eastAsia="da-DK"/>
+    </w:rPr>
+  </w:style>
+  <w:style w:type="paragraph" w:customStyle="1" w:styleId="38ABBEC9A45A409C855E5F43686C568A">
+    <w:name w:val="38ABBEC9A45A409C855E5F43686C568A"/>
+    <w:rsid w:val="000A76FF"/>
+    <w:rPr>
+      <w:lang w:val="da-DK" w:eastAsia="da-DK"/>
+    </w:rPr>
+  </w:style>
+  <w:style w:type="paragraph" w:customStyle="1" w:styleId="FB5E1132D1B34422A026E89EE3373C76">
+    <w:name w:val="FB5E1132D1B34422A026E89EE3373C76"/>
+    <w:rsid w:val="000A76FF"/>
+    <w:rPr>
+      <w:lang w:val="da-DK" w:eastAsia="da-DK"/>
+    </w:rPr>
+  </w:style>
+  <w:style w:type="paragraph" w:customStyle="1" w:styleId="03DBC52B726845A7B3072BF2C95ACA82">
+    <w:name w:val="03DBC52B726845A7B3072BF2C95ACA82"/>
+    <w:rsid w:val="000A76FF"/>
+    <w:rPr>
+      <w:lang w:val="da-DK" w:eastAsia="da-DK"/>
+    </w:rPr>
+  </w:style>
+  <w:style w:type="paragraph" w:customStyle="1" w:styleId="CE43BB82F6AF4FFAB7CEB5D408ECBF9B">
+    <w:name w:val="CE43BB82F6AF4FFAB7CEB5D408ECBF9B"/>
+    <w:rsid w:val="000A76FF"/>
+    <w:rPr>
+      <w:lang w:val="da-DK" w:eastAsia="da-DK"/>
+    </w:rPr>
+  </w:style>
+  <w:style w:type="paragraph" w:customStyle="1" w:styleId="472E6298F54E44D3B43738E220B66D80">
+    <w:name w:val="472E6298F54E44D3B43738E220B66D80"/>
+    <w:rsid w:val="000A76FF"/>
+    <w:rPr>
+      <w:lang w:val="da-DK" w:eastAsia="da-DK"/>
+    </w:rPr>
+  </w:style>
+  <w:style w:type="paragraph" w:customStyle="1" w:styleId="FCE46A8504154FE9B9E2B5740601F659">
+    <w:name w:val="FCE46A8504154FE9B9E2B5740601F659"/>
+    <w:rsid w:val="000A76FF"/>
+    <w:rPr>
+      <w:lang w:val="da-DK" w:eastAsia="da-DK"/>
+    </w:rPr>
+  </w:style>
+  <w:style w:type="paragraph" w:customStyle="1" w:styleId="CCFF009D219C491EB89AA79B2671BEBC">
+    <w:name w:val="CCFF009D219C491EB89AA79B2671BEBC"/>
+    <w:rsid w:val="000A76FF"/>
+    <w:rPr>
+      <w:lang w:val="da-DK" w:eastAsia="da-DK"/>
+    </w:rPr>
+  </w:style>
+  <w:style w:type="paragraph" w:customStyle="1" w:styleId="C49EF675175C47D18B44B44D37B7B9BB">
+    <w:name w:val="C49EF675175C47D18B44B44D37B7B9BB"/>
+    <w:rsid w:val="000A76FF"/>
+    <w:rPr>
+      <w:lang w:val="da-DK" w:eastAsia="da-DK"/>
+    </w:rPr>
+  </w:style>
+  <w:style w:type="paragraph" w:customStyle="1" w:styleId="A17F027CEAE64EDD9A9F2D49EE7B273B">
+    <w:name w:val="A17F027CEAE64EDD9A9F2D49EE7B273B"/>
+    <w:rsid w:val="000A76FF"/>
+    <w:rPr>
+      <w:lang w:val="da-DK" w:eastAsia="da-DK"/>
+    </w:rPr>
+  </w:style>
+  <w:style w:type="paragraph" w:customStyle="1" w:styleId="C34D029456564437A3C6C62A3983AC63">
+    <w:name w:val="C34D029456564437A3C6C62A3983AC63"/>
+    <w:rsid w:val="000A76FF"/>
+    <w:rPr>
+      <w:lang w:val="da-DK" w:eastAsia="da-DK"/>
+    </w:rPr>
+  </w:style>
+  <w:style w:type="paragraph" w:customStyle="1" w:styleId="468C599DD836460F8052D92B54ECC7C6">
+    <w:name w:val="468C599DD836460F8052D92B54ECC7C6"/>
+    <w:rsid w:val="000A76FF"/>
+    <w:rPr>
+      <w:lang w:val="da-DK" w:eastAsia="da-DK"/>
+    </w:rPr>
+  </w:style>
+  <w:style w:type="paragraph" w:customStyle="1" w:styleId="1EFE7996B62643099E275079DBE5B230">
+    <w:name w:val="1EFE7996B62643099E275079DBE5B230"/>
+    <w:rsid w:val="000A76FF"/>
+    <w:rPr>
+      <w:lang w:val="da-DK" w:eastAsia="da-DK"/>
+    </w:rPr>
+  </w:style>
+  <w:style w:type="paragraph" w:customStyle="1" w:styleId="8616173E402A4591AE8DF4F447888328">
+    <w:name w:val="8616173E402A4591AE8DF4F447888328"/>
+    <w:rsid w:val="000A76FF"/>
+    <w:rPr>
+      <w:lang w:val="da-DK" w:eastAsia="da-DK"/>
+    </w:rPr>
+  </w:style>
+  <w:style w:type="paragraph" w:customStyle="1" w:styleId="E3EC29EA994F460C835C7B65A8CE9805">
+    <w:name w:val="E3EC29EA994F460C835C7B65A8CE9805"/>
+    <w:rsid w:val="000A76FF"/>
+    <w:rPr>
+      <w:lang w:val="da-DK" w:eastAsia="da-DK"/>
+    </w:rPr>
+  </w:style>
+  <w:style w:type="paragraph" w:customStyle="1" w:styleId="4DBE1A459A2F4AC4A5EE4749CDDA2469">
+    <w:name w:val="4DBE1A459A2F4AC4A5EE4749CDDA2469"/>
+    <w:rsid w:val="000A76FF"/>
+    <w:rPr>
+      <w:lang w:val="da-DK" w:eastAsia="da-DK"/>
+    </w:rPr>
+  </w:style>
+  <w:style w:type="paragraph" w:customStyle="1" w:styleId="80F075D1B8B34E7CA03ECED3FF86D82D">
+    <w:name w:val="80F075D1B8B34E7CA03ECED3FF86D82D"/>
+    <w:rsid w:val="000A76FF"/>
+    <w:rPr>
+      <w:lang w:val="da-DK" w:eastAsia="da-DK"/>
+    </w:rPr>
+  </w:style>
+  <w:style w:type="paragraph" w:customStyle="1" w:styleId="ED9E96CD694442558AF998318B890A2F">
+    <w:name w:val="ED9E96CD694442558AF998318B890A2F"/>
+    <w:rsid w:val="000A76FF"/>
+    <w:rPr>
+      <w:lang w:val="da-DK" w:eastAsia="da-DK"/>
+    </w:rPr>
+  </w:style>
+  <w:style w:type="paragraph" w:customStyle="1" w:styleId="C86A7E45DCC54E6EA9D4170E22AD82F6">
+    <w:name w:val="C86A7E45DCC54E6EA9D4170E22AD82F6"/>
+    <w:rsid w:val="000A76FF"/>
+    <w:rPr>
+      <w:lang w:val="da-DK" w:eastAsia="da-DK"/>
+    </w:rPr>
+  </w:style>
+  <w:style w:type="paragraph" w:customStyle="1" w:styleId="63C63AB2A0EB4303A94B7C68738EE0EC">
+    <w:name w:val="63C63AB2A0EB4303A94B7C68738EE0EC"/>
+    <w:rsid w:val="000A76FF"/>
+    <w:rPr>
+      <w:lang w:val="da-DK" w:eastAsia="da-DK"/>
+    </w:rPr>
+  </w:style>
+  <w:style w:type="paragraph" w:customStyle="1" w:styleId="D1947A8C491A4A3594DE6117B9B55CFA">
+    <w:name w:val="D1947A8C491A4A3594DE6117B9B55CFA"/>
+    <w:rsid w:val="000A76FF"/>
+    <w:rPr>
+      <w:lang w:val="da-DK" w:eastAsia="da-DK"/>
+    </w:rPr>
+  </w:style>
+  <w:style w:type="paragraph" w:customStyle="1" w:styleId="9B1812057B314D23B150C5A1A5F77E5D">
+    <w:name w:val="9B1812057B314D23B150C5A1A5F77E5D"/>
+    <w:rsid w:val="000A76FF"/>
+    <w:rPr>
+      <w:lang w:val="da-DK" w:eastAsia="da-DK"/>
+    </w:rPr>
+  </w:style>
+  <w:style w:type="paragraph" w:customStyle="1" w:styleId="30529FDEBAF148DFA4B49AAB52466F0D">
+    <w:name w:val="30529FDEBAF148DFA4B49AAB52466F0D"/>
+    <w:rsid w:val="000A76FF"/>
+    <w:rPr>
+      <w:lang w:val="da-DK" w:eastAsia="da-DK"/>
+    </w:rPr>
+  </w:style>
+  <w:style w:type="paragraph" w:customStyle="1" w:styleId="7D8C31A1620D4637B000BD003BB30A04">
+    <w:name w:val="7D8C31A1620D4637B000BD003BB30A04"/>
+    <w:rsid w:val="000A76FF"/>
+    <w:rPr>
+      <w:lang w:val="da-DK" w:eastAsia="da-DK"/>
+    </w:rPr>
+  </w:style>
+  <w:style w:type="paragraph" w:customStyle="1" w:styleId="B2414F1F1B2044E88B0DA9B75C23EB19">
+    <w:name w:val="B2414F1F1B2044E88B0DA9B75C23EB19"/>
+    <w:rsid w:val="000A76FF"/>
+    <w:rPr>
+      <w:lang w:val="da-DK" w:eastAsia="da-DK"/>
+    </w:rPr>
+  </w:style>
+  <w:style w:type="paragraph" w:customStyle="1" w:styleId="39201606199248B4B985251FC000A69D">
+    <w:name w:val="39201606199248B4B985251FC000A69D"/>
+    <w:rsid w:val="000A76FF"/>
+    <w:rPr>
+      <w:lang w:val="da-DK" w:eastAsia="da-DK"/>
+    </w:rPr>
+  </w:style>
+  <w:style w:type="paragraph" w:customStyle="1" w:styleId="055A227F505F4402AE68C5C660ED1298">
+    <w:name w:val="055A227F505F4402AE68C5C660ED1298"/>
+    <w:rsid w:val="000A76FF"/>
+    <w:rPr>
+      <w:lang w:val="da-DK" w:eastAsia="da-DK"/>
+    </w:rPr>
+  </w:style>
+  <w:style w:type="paragraph" w:customStyle="1" w:styleId="454896EB7D1749F3B319ABE66A93B368">
+    <w:name w:val="454896EB7D1749F3B319ABE66A93B368"/>
+    <w:rsid w:val="000A76FF"/>
+    <w:rPr>
+      <w:lang w:val="da-DK" w:eastAsia="da-DK"/>
+    </w:rPr>
+  </w:style>
+  <w:style w:type="paragraph" w:customStyle="1" w:styleId="B003F6DD8D9B4F25BE1F0E64B76ABCA0">
+    <w:name w:val="B003F6DD8D9B4F25BE1F0E64B76ABCA0"/>
+    <w:rsid w:val="000A76FF"/>
+    <w:rPr>
+      <w:lang w:val="da-DK" w:eastAsia="da-DK"/>
+    </w:rPr>
+  </w:style>
+  <w:style w:type="paragraph" w:customStyle="1" w:styleId="E1A6B26D04F047D496342DCB0A15168A">
+    <w:name w:val="E1A6B26D04F047D496342DCB0A15168A"/>
+    <w:rsid w:val="000A76FF"/>
+    <w:rPr>
+      <w:lang w:val="da-DK" w:eastAsia="da-DK"/>
+    </w:rPr>
+  </w:style>
+  <w:style w:type="paragraph" w:customStyle="1" w:styleId="3523E0952B734C37B560D50F894333DB">
+    <w:name w:val="3523E0952B734C37B560D50F894333DB"/>
+    <w:rsid w:val="000A76FF"/>
+    <w:rPr>
+      <w:lang w:val="da-DK" w:eastAsia="da-DK"/>
+    </w:rPr>
+  </w:style>
+  <w:style w:type="paragraph" w:customStyle="1" w:styleId="FCE14256364F4429B8E2CB3688759303">
+    <w:name w:val="FCE14256364F4429B8E2CB3688759303"/>
+    <w:rsid w:val="000A76FF"/>
+    <w:rPr>
+      <w:lang w:val="da-DK" w:eastAsia="da-DK"/>
+    </w:rPr>
+  </w:style>
+  <w:style w:type="paragraph" w:customStyle="1" w:styleId="064C0CF281EF4BC085052428D72FA229">
+    <w:name w:val="064C0CF281EF4BC085052428D72FA229"/>
+    <w:rsid w:val="000A76FF"/>
+    <w:rPr>
+      <w:lang w:val="da-DK" w:eastAsia="da-DK"/>
+    </w:rPr>
+  </w:style>
+  <w:style w:type="paragraph" w:customStyle="1" w:styleId="66F13E0D0FD34221A6544450709393BE">
+    <w:name w:val="66F13E0D0FD34221A6544450709393BE"/>
+    <w:rsid w:val="000A76FF"/>
+    <w:rPr>
+      <w:lang w:val="da-DK" w:eastAsia="da-DK"/>
+    </w:rPr>
+  </w:style>
+  <w:style w:type="paragraph" w:customStyle="1" w:styleId="2144D90BF0724F7AA2D5392F1F779F73">
+    <w:name w:val="2144D90BF0724F7AA2D5392F1F779F73"/>
+    <w:rsid w:val="000A76FF"/>
+    <w:rPr>
+      <w:lang w:val="da-DK" w:eastAsia="da-DK"/>
+    </w:rPr>
+  </w:style>
+  <w:style w:type="paragraph" w:customStyle="1" w:styleId="5BEEF1962A9244F8AEE913EFC1D40A27">
+    <w:name w:val="5BEEF1962A9244F8AEE913EFC1D40A27"/>
+    <w:rsid w:val="000A76FF"/>
+    <w:rPr>
+      <w:lang w:val="da-DK" w:eastAsia="da-DK"/>
+    </w:rPr>
+  </w:style>
+  <w:style w:type="paragraph" w:customStyle="1" w:styleId="679D2754B9A94C45B3DEBB6AF35E08EB">
+    <w:name w:val="679D2754B9A94C45B3DEBB6AF35E08EB"/>
+    <w:rsid w:val="000A76FF"/>
+    <w:rPr>
+      <w:lang w:val="da-DK" w:eastAsia="da-DK"/>
+    </w:rPr>
+  </w:style>
+  <w:style w:type="paragraph" w:customStyle="1" w:styleId="BAC6C322E21D43218E9CBD3A171C6DA7">
+    <w:name w:val="BAC6C322E21D43218E9CBD3A171C6DA7"/>
+    <w:rsid w:val="000A76FF"/>
+    <w:rPr>
+      <w:lang w:val="da-DK" w:eastAsia="da-DK"/>
+    </w:rPr>
+  </w:style>
+  <w:style w:type="paragraph" w:customStyle="1" w:styleId="A504C4BA2FC74401A63BE19CFBD084B0">
+    <w:name w:val="A504C4BA2FC74401A63BE19CFBD084B0"/>
+    <w:rsid w:val="000A76FF"/>
+    <w:rPr>
+      <w:lang w:val="da-DK" w:eastAsia="da-DK"/>
+    </w:rPr>
+  </w:style>
+  <w:style w:type="paragraph" w:customStyle="1" w:styleId="323D2D4EBC854C11B1005AE0F6AFA4E1">
+    <w:name w:val="323D2D4EBC854C11B1005AE0F6AFA4E1"/>
+    <w:rsid w:val="000A76FF"/>
+    <w:rPr>
+      <w:lang w:val="da-DK" w:eastAsia="da-DK"/>
+    </w:rPr>
+  </w:style>
+  <w:style w:type="paragraph" w:customStyle="1" w:styleId="634456E57A984B36A58E39B523EA58EE">
+    <w:name w:val="634456E57A984B36A58E39B523EA58EE"/>
+    <w:rsid w:val="000A76FF"/>
+    <w:rPr>
+      <w:lang w:val="da-DK" w:eastAsia="da-DK"/>
+    </w:rPr>
+  </w:style>
+  <w:style w:type="paragraph" w:customStyle="1" w:styleId="3E7964FFDFA94FB3A1DA43A45C1C6163">
+    <w:name w:val="3E7964FFDFA94FB3A1DA43A45C1C6163"/>
+    <w:rsid w:val="000A76FF"/>
+    <w:rPr>
+      <w:lang w:val="da-DK" w:eastAsia="da-DK"/>
+    </w:rPr>
+  </w:style>
+  <w:style w:type="paragraph" w:customStyle="1" w:styleId="A6BA6F750C054FE1BD78C1CD18EC6BAD">
+    <w:name w:val="A6BA6F750C054FE1BD78C1CD18EC6BAD"/>
+    <w:rsid w:val="000A76FF"/>
+    <w:rPr>
+      <w:lang w:val="da-DK" w:eastAsia="da-DK"/>
+    </w:rPr>
+  </w:style>
+  <w:style w:type="paragraph" w:customStyle="1" w:styleId="682DA7C20B134F4592A9887C6DBAACC7">
+    <w:name w:val="682DA7C20B134F4592A9887C6DBAACC7"/>
+    <w:rsid w:val="000A76FF"/>
+    <w:rPr>
+      <w:lang w:val="da-DK" w:eastAsia="da-DK"/>
+    </w:rPr>
+  </w:style>
+  <w:style w:type="paragraph" w:customStyle="1" w:styleId="FF5ABE1E19DD45EAA4CD3E888D28FA3D">
+    <w:name w:val="FF5ABE1E19DD45EAA4CD3E888D28FA3D"/>
+    <w:rsid w:val="000A76FF"/>
+    <w:rPr>
+      <w:lang w:val="da-DK" w:eastAsia="da-DK"/>
+    </w:rPr>
+  </w:style>
+  <w:style w:type="paragraph" w:customStyle="1" w:styleId="6152ABB853124291B5A4C5700A0624E9">
+    <w:name w:val="6152ABB853124291B5A4C5700A0624E9"/>
+    <w:rsid w:val="000A76FF"/>
+    <w:rPr>
+      <w:lang w:val="da-DK" w:eastAsia="da-DK"/>
+    </w:rPr>
+  </w:style>
+  <w:style w:type="paragraph" w:customStyle="1" w:styleId="42011D59419C4026BFF09310ECC2FCA2">
+    <w:name w:val="42011D59419C4026BFF09310ECC2FCA2"/>
+    <w:rsid w:val="000A76FF"/>
+    <w:rPr>
+      <w:lang w:val="da-DK" w:eastAsia="da-DK"/>
+    </w:rPr>
+  </w:style>
+  <w:style w:type="paragraph" w:customStyle="1" w:styleId="38384B20C9CD437DBF13034F4E730063">
+    <w:name w:val="38384B20C9CD437DBF13034F4E730063"/>
+    <w:rsid w:val="000A76FF"/>
+    <w:rPr>
+      <w:lang w:val="da-DK" w:eastAsia="da-DK"/>
+    </w:rPr>
+  </w:style>
+  <w:style w:type="paragraph" w:customStyle="1" w:styleId="43D21A4A5A1A475C895A72B520F2C96C">
+    <w:name w:val="43D21A4A5A1A475C895A72B520F2C96C"/>
+    <w:rsid w:val="000A76FF"/>
+    <w:rPr>
+      <w:lang w:val="da-DK" w:eastAsia="da-DK"/>
+    </w:rPr>
+  </w:style>
+  <w:style w:type="paragraph" w:customStyle="1" w:styleId="B75EF2BC316D4DB5B35957809712EFB5">
+    <w:name w:val="B75EF2BC316D4DB5B35957809712EFB5"/>
+    <w:rsid w:val="000A76FF"/>
+    <w:rPr>
+      <w:lang w:val="da-DK" w:eastAsia="da-DK"/>
+    </w:rPr>
+  </w:style>
+  <w:style w:type="paragraph" w:customStyle="1" w:styleId="6A8AB3730EDE4218AA5D468F8E68F3EF">
+    <w:name w:val="6A8AB3730EDE4218AA5D468F8E68F3EF"/>
+    <w:rsid w:val="000A76FF"/>
+    <w:rPr>
+      <w:lang w:val="da-DK" w:eastAsia="da-DK"/>
+    </w:rPr>
+  </w:style>
+  <w:style w:type="paragraph" w:customStyle="1" w:styleId="F0E95632812D4E89ABE9A8C4ED7ADA9E">
+    <w:name w:val="F0E95632812D4E89ABE9A8C4ED7ADA9E"/>
+    <w:rsid w:val="000A76FF"/>
+    <w:rPr>
+      <w:lang w:val="da-DK" w:eastAsia="da-DK"/>
+    </w:rPr>
+  </w:style>
+  <w:style w:type="paragraph" w:customStyle="1" w:styleId="FE94AD3CFEBE4AB6AA822D852B6B9185">
+    <w:name w:val="FE94AD3CFEBE4AB6AA822D852B6B9185"/>
+    <w:rsid w:val="000A76FF"/>
+    <w:rPr>
+      <w:lang w:val="da-DK" w:eastAsia="da-DK"/>
+    </w:rPr>
+  </w:style>
+  <w:style w:type="paragraph" w:customStyle="1" w:styleId="B7101FCA4A494527AF6D1BDE9E2FFC58">
+    <w:name w:val="B7101FCA4A494527AF6D1BDE9E2FFC58"/>
+    <w:rsid w:val="000A76FF"/>
+    <w:rPr>
+      <w:lang w:val="da-DK" w:eastAsia="da-DK"/>
+    </w:rPr>
+  </w:style>
+  <w:style w:type="paragraph" w:customStyle="1" w:styleId="873F25FCDE804F6A84672C7B415B7F2B">
+    <w:name w:val="873F25FCDE804F6A84672C7B415B7F2B"/>
+    <w:rsid w:val="000A76FF"/>
+    <w:rPr>
+      <w:lang w:val="da-DK" w:eastAsia="da-DK"/>
+    </w:rPr>
+  </w:style>
+  <w:style w:type="paragraph" w:customStyle="1" w:styleId="402A9A63E48D4E1C9AF89EAB61E160B9">
+    <w:name w:val="402A9A63E48D4E1C9AF89EAB61E160B9"/>
+    <w:rsid w:val="000A76FF"/>
+    <w:rPr>
+      <w:lang w:val="da-DK" w:eastAsia="da-DK"/>
+    </w:rPr>
+  </w:style>
+  <w:style w:type="paragraph" w:customStyle="1" w:styleId="CC8C3771A39548A08ED2F4D07FE34C26">
+    <w:name w:val="CC8C3771A39548A08ED2F4D07FE34C26"/>
+    <w:rsid w:val="000A76FF"/>
+    <w:rPr>
+      <w:lang w:val="da-DK" w:eastAsia="da-DK"/>
+    </w:rPr>
+  </w:style>
+  <w:style w:type="paragraph" w:customStyle="1" w:styleId="12927CCF1F964F2A8DCE1D736F405A71">
+    <w:name w:val="12927CCF1F964F2A8DCE1D736F405A71"/>
+    <w:rsid w:val="000A76FF"/>
+    <w:rPr>
+      <w:lang w:val="da-DK" w:eastAsia="da-DK"/>
+    </w:rPr>
+  </w:style>
+  <w:style w:type="paragraph" w:customStyle="1" w:styleId="550FF8920A8540139A1A22FA83A12C05">
+    <w:name w:val="550FF8920A8540139A1A22FA83A12C05"/>
+    <w:rsid w:val="000A76FF"/>
+    <w:rPr>
+      <w:lang w:val="da-DK" w:eastAsia="da-DK"/>
+    </w:rPr>
+  </w:style>
+  <w:style w:type="paragraph" w:customStyle="1" w:styleId="227F62C2D42544168508449933BD241A">
+    <w:name w:val="227F62C2D42544168508449933BD241A"/>
+    <w:rsid w:val="000A76FF"/>
+    <w:rPr>
+      <w:lang w:val="da-DK" w:eastAsia="da-DK"/>
+    </w:rPr>
+  </w:style>
+  <w:style w:type="paragraph" w:customStyle="1" w:styleId="E11C54A3594249D4A36E15297764A459">
+    <w:name w:val="E11C54A3594249D4A36E15297764A459"/>
+    <w:rsid w:val="000A76FF"/>
+    <w:rPr>
+      <w:lang w:val="da-DK" w:eastAsia="da-DK"/>
+    </w:rPr>
+  </w:style>
+  <w:style w:type="paragraph" w:customStyle="1" w:styleId="053A85C1F4D64FB7971AF9564AC5EDC6">
+    <w:name w:val="053A85C1F4D64FB7971AF9564AC5EDC6"/>
+    <w:rsid w:val="000A76FF"/>
+    <w:rPr>
+      <w:lang w:val="da-DK" w:eastAsia="da-DK"/>
+    </w:rPr>
+  </w:style>
+  <w:style w:type="paragraph" w:customStyle="1" w:styleId="19C9B813A88B43F6BD63EB3489B5C96B">
+    <w:name w:val="19C9B813A88B43F6BD63EB3489B5C96B"/>
+    <w:rsid w:val="000A76FF"/>
+    <w:rPr>
+      <w:lang w:val="da-DK" w:eastAsia="da-DK"/>
+    </w:rPr>
+  </w:style>
+  <w:style w:type="paragraph" w:customStyle="1" w:styleId="22FF9941AB9447FDBA9B53CF8D893B92">
+    <w:name w:val="22FF9941AB9447FDBA9B53CF8D893B92"/>
+    <w:rsid w:val="000A76FF"/>
+    <w:rPr>
+      <w:lang w:val="da-DK" w:eastAsia="da-DK"/>
+    </w:rPr>
+  </w:style>
+  <w:style w:type="paragraph" w:customStyle="1" w:styleId="33B2E045FC9B4EFE8227623B6E6F8CE5">
+    <w:name w:val="33B2E045FC9B4EFE8227623B6E6F8CE5"/>
+    <w:rsid w:val="000A76FF"/>
+    <w:rPr>
+      <w:lang w:val="da-DK" w:eastAsia="da-DK"/>
+    </w:rPr>
+  </w:style>
+  <w:style w:type="paragraph" w:customStyle="1" w:styleId="1647686E24AC429FBB8F4654CB31FBA0">
+    <w:name w:val="1647686E24AC429FBB8F4654CB31FBA0"/>
+    <w:rsid w:val="000A76FF"/>
+    <w:rPr>
+      <w:lang w:val="da-DK" w:eastAsia="da-DK"/>
+    </w:rPr>
+  </w:style>
+  <w:style w:type="paragraph" w:customStyle="1" w:styleId="5C70CC3942C643B08636511275AA810F">
+    <w:name w:val="5C70CC3942C643B08636511275AA810F"/>
+    <w:rsid w:val="000A76FF"/>
+    <w:rPr>
+      <w:lang w:val="da-DK" w:eastAsia="da-DK"/>
+    </w:rPr>
+  </w:style>
+  <w:style w:type="paragraph" w:customStyle="1" w:styleId="DFDBA3C94173484B82719D193448B342">
+    <w:name w:val="DFDBA3C94173484B82719D193448B342"/>
+    <w:rsid w:val="000A76FF"/>
+    <w:rPr>
+      <w:lang w:val="da-DK" w:eastAsia="da-DK"/>
+    </w:rPr>
+  </w:style>
+  <w:style w:type="paragraph" w:customStyle="1" w:styleId="849B72A7F7EA4DC6B8A2336EA085196A">
+    <w:name w:val="849B72A7F7EA4DC6B8A2336EA085196A"/>
+    <w:rsid w:val="000A76FF"/>
+    <w:rPr>
+      <w:lang w:val="da-DK" w:eastAsia="da-DK"/>
+    </w:rPr>
+  </w:style>
+  <w:style w:type="paragraph" w:customStyle="1" w:styleId="D13963D337064CB08BC936D889806661">
+    <w:name w:val="D13963D337064CB08BC936D889806661"/>
+    <w:rsid w:val="000A76FF"/>
+    <w:rPr>
+      <w:lang w:val="da-DK" w:eastAsia="da-DK"/>
+    </w:rPr>
+  </w:style>
+  <w:style w:type="paragraph" w:customStyle="1" w:styleId="C8A1B42FD47D4767B521D1347784F7DA">
+    <w:name w:val="C8A1B42FD47D4767B521D1347784F7DA"/>
+    <w:rsid w:val="000A76FF"/>
+    <w:rPr>
+      <w:lang w:val="da-DK" w:eastAsia="da-DK"/>
+    </w:rPr>
+  </w:style>
+  <w:style w:type="paragraph" w:customStyle="1" w:styleId="08D13A0624C84140BE877F4D7DB85031">
+    <w:name w:val="08D13A0624C84140BE877F4D7DB85031"/>
+    <w:rsid w:val="000A76FF"/>
+    <w:rPr>
+      <w:lang w:val="da-DK" w:eastAsia="da-DK"/>
+    </w:rPr>
+  </w:style>
+  <w:style w:type="paragraph" w:customStyle="1" w:styleId="5D0B51E1FAC6414389FC3B59BF86A91E">
+    <w:name w:val="5D0B51E1FAC6414389FC3B59BF86A91E"/>
+    <w:rsid w:val="000A76FF"/>
+    <w:rPr>
+      <w:lang w:val="da-DK" w:eastAsia="da-DK"/>
+    </w:rPr>
+  </w:style>
+  <w:style w:type="paragraph" w:customStyle="1" w:styleId="7071D0EFE03747EE8F28A5135777BB62">
+    <w:name w:val="7071D0EFE03747EE8F28A5135777BB62"/>
+    <w:rsid w:val="000A76FF"/>
+    <w:rPr>
+      <w:lang w:val="da-DK" w:eastAsia="da-DK"/>
+    </w:rPr>
+  </w:style>
+  <w:style w:type="paragraph" w:customStyle="1" w:styleId="FF6EBE74198849A394332F1912D55B62">
+    <w:name w:val="FF6EBE74198849A394332F1912D55B62"/>
+    <w:rsid w:val="000A76FF"/>
+    <w:rPr>
+      <w:lang w:val="da-DK" w:eastAsia="da-DK"/>
+    </w:rPr>
+  </w:style>
+  <w:style w:type="paragraph" w:customStyle="1" w:styleId="FE315EC873A745F29698935FB0538EAB">
+    <w:name w:val="FE315EC873A745F29698935FB0538EAB"/>
+    <w:rsid w:val="000A76FF"/>
+    <w:rPr>
+      <w:lang w:val="da-DK" w:eastAsia="da-DK"/>
+    </w:rPr>
+  </w:style>
+  <w:style w:type="paragraph" w:customStyle="1" w:styleId="854AA0DA24234A429978551CD0390F32">
+    <w:name w:val="854AA0DA24234A429978551CD0390F32"/>
+    <w:rsid w:val="000A76FF"/>
+    <w:rPr>
+      <w:lang w:val="da-DK" w:eastAsia="da-DK"/>
+    </w:rPr>
+  </w:style>
+  <w:style w:type="paragraph" w:customStyle="1" w:styleId="4C73BD6A79E4484689ED26C38E0F6B5E">
+    <w:name w:val="4C73BD6A79E4484689ED26C38E0F6B5E"/>
+    <w:rsid w:val="000A76FF"/>
+    <w:rPr>
+      <w:lang w:val="da-DK" w:eastAsia="da-DK"/>
+    </w:rPr>
+  </w:style>
+  <w:style w:type="paragraph" w:customStyle="1" w:styleId="62D1152F9F294E7C81028C62918DABA5">
+    <w:name w:val="62D1152F9F294E7C81028C62918DABA5"/>
+    <w:rsid w:val="000A76FF"/>
+    <w:rPr>
+      <w:lang w:val="da-DK" w:eastAsia="da-DK"/>
+    </w:rPr>
+  </w:style>
+  <w:style w:type="paragraph" w:customStyle="1" w:styleId="260AF5D8BD9B483A9466B29B1CBC0471">
+    <w:name w:val="260AF5D8BD9B483A9466B29B1CBC0471"/>
+    <w:rsid w:val="000A76FF"/>
+    <w:rPr>
+      <w:lang w:val="da-DK" w:eastAsia="da-DK"/>
+    </w:rPr>
+  </w:style>
+  <w:style w:type="paragraph" w:customStyle="1" w:styleId="4092B2C302DF47D08EFC574F065EF10D">
+    <w:name w:val="4092B2C302DF47D08EFC574F065EF10D"/>
+    <w:rsid w:val="000A76FF"/>
+    <w:rPr>
+      <w:lang w:val="da-DK" w:eastAsia="da-DK"/>
+    </w:rPr>
+  </w:style>
+  <w:style w:type="paragraph" w:customStyle="1" w:styleId="6341464722BA4EE9A149D8061EC4B2B8">
+    <w:name w:val="6341464722BA4EE9A149D8061EC4B2B8"/>
+    <w:rsid w:val="000A76FF"/>
+    <w:rPr>
+      <w:lang w:val="da-DK" w:eastAsia="da-DK"/>
+    </w:rPr>
+  </w:style>
+  <w:style w:type="paragraph" w:customStyle="1" w:styleId="36CDA6E2DBEC4158A8F427448319311D">
+    <w:name w:val="36CDA6E2DBEC4158A8F427448319311D"/>
+    <w:rsid w:val="000A76FF"/>
+    <w:rPr>
+      <w:lang w:val="da-DK" w:eastAsia="da-DK"/>
+    </w:rPr>
+  </w:style>
+  <w:style w:type="paragraph" w:customStyle="1" w:styleId="A163A0AB0848434B8E6F5AAA045EC210">
+    <w:name w:val="A163A0AB0848434B8E6F5AAA045EC210"/>
+    <w:rsid w:val="000A76FF"/>
+    <w:rPr>
+      <w:lang w:val="da-DK" w:eastAsia="da-DK"/>
+    </w:rPr>
+  </w:style>
+  <w:style w:type="paragraph" w:customStyle="1" w:styleId="CD8CE48AD89A4FE785430126C117337E">
+    <w:name w:val="CD8CE48AD89A4FE785430126C117337E"/>
+    <w:rsid w:val="000A76FF"/>
+    <w:rPr>
+      <w:lang w:val="da-DK" w:eastAsia="da-DK"/>
+    </w:rPr>
+  </w:style>
+  <w:style w:type="paragraph" w:customStyle="1" w:styleId="A1A299A0C60646269EF8D70E5A7F6036">
+    <w:name w:val="A1A299A0C60646269EF8D70E5A7F6036"/>
+    <w:rsid w:val="000A76FF"/>
+    <w:rPr>
+      <w:lang w:val="da-DK" w:eastAsia="da-DK"/>
+    </w:rPr>
+  </w:style>
+  <w:style w:type="paragraph" w:customStyle="1" w:styleId="3689BFBA5DAB4CC7926623682C487178">
+    <w:name w:val="3689BFBA5DAB4CC7926623682C487178"/>
+    <w:rsid w:val="000A76FF"/>
+    <w:rPr>
+      <w:lang w:val="da-DK" w:eastAsia="da-DK"/>
+    </w:rPr>
+  </w:style>
+  <w:style w:type="paragraph" w:customStyle="1" w:styleId="F72CCE26D8254CB1B14D0DCFBCD2419B">
+    <w:name w:val="F72CCE26D8254CB1B14D0DCFBCD2419B"/>
+    <w:rsid w:val="000A76FF"/>
+    <w:rPr>
+      <w:lang w:val="da-DK" w:eastAsia="da-DK"/>
+    </w:rPr>
+  </w:style>
+  <w:style w:type="paragraph" w:customStyle="1" w:styleId="AADCD6CD531B4B8A96DD1DE383278068">
+    <w:name w:val="AADCD6CD531B4B8A96DD1DE383278068"/>
+    <w:rsid w:val="000A76FF"/>
+    <w:rPr>
+      <w:lang w:val="da-DK" w:eastAsia="da-DK"/>
+    </w:rPr>
+  </w:style>
+  <w:style w:type="paragraph" w:customStyle="1" w:styleId="BBC5A326A3634E6C955EFA6ABC9BB528">
+    <w:name w:val="BBC5A326A3634E6C955EFA6ABC9BB528"/>
+    <w:rsid w:val="000A76FF"/>
+    <w:rPr>
+      <w:lang w:val="da-DK" w:eastAsia="da-DK"/>
+    </w:rPr>
+  </w:style>
+  <w:style w:type="paragraph" w:customStyle="1" w:styleId="A72D4D3E0A9F4D7AA4DA460E9D241B9B">
+    <w:name w:val="A72D4D3E0A9F4D7AA4DA460E9D241B9B"/>
+    <w:rsid w:val="000A76FF"/>
+    <w:rPr>
+      <w:lang w:val="da-DK" w:eastAsia="da-DK"/>
+    </w:rPr>
+  </w:style>
+  <w:style w:type="paragraph" w:customStyle="1" w:styleId="60068D6B21894B5CAF4655A6F2026ED2">
+    <w:name w:val="60068D6B21894B5CAF4655A6F2026ED2"/>
+    <w:rsid w:val="000A76FF"/>
+    <w:rPr>
+      <w:lang w:val="da-DK" w:eastAsia="da-DK"/>
+    </w:rPr>
+  </w:style>
+  <w:style w:type="paragraph" w:customStyle="1" w:styleId="33F94630A0E242DB8C81CFCE299C856B">
+    <w:name w:val="33F94630A0E242DB8C81CFCE299C856B"/>
+    <w:rsid w:val="000A76FF"/>
+    <w:rPr>
+      <w:lang w:val="da-DK" w:eastAsia="da-DK"/>
+    </w:rPr>
+  </w:style>
+  <w:style w:type="paragraph" w:customStyle="1" w:styleId="49B4313AFFBB4FC1ACE7ECF274D67243">
+    <w:name w:val="49B4313AFFBB4FC1ACE7ECF274D67243"/>
+    <w:rsid w:val="000A76FF"/>
+    <w:rPr>
+      <w:lang w:val="da-DK" w:eastAsia="da-DK"/>
+    </w:rPr>
+  </w:style>
+  <w:style w:type="paragraph" w:customStyle="1" w:styleId="CF3BEAD7E88F4A34BA6A011BA7FE69E2">
+    <w:name w:val="CF3BEAD7E88F4A34BA6A011BA7FE69E2"/>
+    <w:rsid w:val="000A76FF"/>
+    <w:rPr>
+      <w:lang w:val="da-DK" w:eastAsia="da-DK"/>
+    </w:rPr>
+  </w:style>
+  <w:style w:type="paragraph" w:customStyle="1" w:styleId="7CED6340BC0C49D8A96225F6815D4DD1">
+    <w:name w:val="7CED6340BC0C49D8A96225F6815D4DD1"/>
+    <w:rsid w:val="000A76FF"/>
+    <w:rPr>
+      <w:lang w:val="da-DK" w:eastAsia="da-DK"/>
+    </w:rPr>
+  </w:style>
+  <w:style w:type="paragraph" w:customStyle="1" w:styleId="8DAB330AFA684AC2973D9D2D4B91C7BD">
+    <w:name w:val="8DAB330AFA684AC2973D9D2D4B91C7BD"/>
+    <w:rsid w:val="000A76FF"/>
+    <w:rPr>
+      <w:lang w:val="da-DK" w:eastAsia="da-DK"/>
+    </w:rPr>
+  </w:style>
+  <w:style w:type="paragraph" w:customStyle="1" w:styleId="7E23E0CE4C56494582EE9C90CA8246BA">
+    <w:name w:val="7E23E0CE4C56494582EE9C90CA8246BA"/>
+    <w:rsid w:val="000A76FF"/>
+    <w:rPr>
+      <w:lang w:val="da-DK" w:eastAsia="da-DK"/>
+    </w:rPr>
+  </w:style>
+  <w:style w:type="paragraph" w:customStyle="1" w:styleId="785EB4E225DB478A9A2115D1B2E687C2">
+    <w:name w:val="785EB4E225DB478A9A2115D1B2E687C2"/>
+    <w:rsid w:val="000A76FF"/>
+    <w:rPr>
+      <w:lang w:val="da-DK" w:eastAsia="da-DK"/>
+    </w:rPr>
+  </w:style>
+  <w:style w:type="paragraph" w:customStyle="1" w:styleId="2A5315B5CE7845AAB844BAAE4C0F7A63">
+    <w:name w:val="2A5315B5CE7845AAB844BAAE4C0F7A63"/>
+    <w:rsid w:val="000A76FF"/>
+    <w:rPr>
+      <w:lang w:val="da-DK" w:eastAsia="da-DK"/>
+    </w:rPr>
+  </w:style>
+  <w:style w:type="paragraph" w:customStyle="1" w:styleId="DE1D169163BB4BB1A478EEF388EE8235">
+    <w:name w:val="DE1D169163BB4BB1A478EEF388EE8235"/>
+    <w:rsid w:val="000A76FF"/>
+    <w:rPr>
+      <w:lang w:val="da-DK" w:eastAsia="da-DK"/>
+    </w:rPr>
+  </w:style>
+  <w:style w:type="paragraph" w:customStyle="1" w:styleId="9EB5E3264CB54556A3FC604196C677DA">
+    <w:name w:val="9EB5E3264CB54556A3FC604196C677DA"/>
+    <w:rsid w:val="000A76FF"/>
+    <w:rPr>
+      <w:lang w:val="da-DK" w:eastAsia="da-DK"/>
+    </w:rPr>
+  </w:style>
+  <w:style w:type="paragraph" w:customStyle="1" w:styleId="5AD437295928481B8F9F65ABBB98C447">
+    <w:name w:val="5AD437295928481B8F9F65ABBB98C447"/>
+    <w:rsid w:val="000A76FF"/>
+    <w:rPr>
+      <w:lang w:val="da-DK" w:eastAsia="da-DK"/>
+    </w:rPr>
+  </w:style>
+  <w:style w:type="paragraph" w:customStyle="1" w:styleId="10F66CC769A74D4488C03DF608DF7F53">
+    <w:name w:val="10F66CC769A74D4488C03DF608DF7F53"/>
+    <w:rsid w:val="000A76FF"/>
+    <w:rPr>
+      <w:lang w:val="da-DK" w:eastAsia="da-DK"/>
+    </w:rPr>
+  </w:style>
+  <w:style w:type="paragraph" w:customStyle="1" w:styleId="B7E43C00EE4043EAA12E88DFF109A6B3">
+    <w:name w:val="B7E43C00EE4043EAA12E88DFF109A6B3"/>
+    <w:rsid w:val="000A76FF"/>
+    <w:rPr>
+      <w:lang w:val="da-DK" w:eastAsia="da-DK"/>
+    </w:rPr>
+  </w:style>
+  <w:style w:type="paragraph" w:customStyle="1" w:styleId="BB244C4D35214A199E949BEF268E082C">
+    <w:name w:val="BB244C4D35214A199E949BEF268E082C"/>
+    <w:rsid w:val="000A76FF"/>
+    <w:rPr>
+      <w:lang w:val="da-DK" w:eastAsia="da-DK"/>
+    </w:rPr>
+  </w:style>
+  <w:style w:type="paragraph" w:customStyle="1" w:styleId="68E0A0523F104D4EB40ADD80BAA47FD4">
+    <w:name w:val="68E0A0523F104D4EB40ADD80BAA47FD4"/>
+    <w:rsid w:val="000A76FF"/>
+    <w:rPr>
+      <w:lang w:val="da-DK" w:eastAsia="da-DK"/>
+    </w:rPr>
+  </w:style>
+  <w:style w:type="paragraph" w:customStyle="1" w:styleId="7FFE14B52FEC4B94AA105176EEE83F4F">
+    <w:name w:val="7FFE14B52FEC4B94AA105176EEE83F4F"/>
+    <w:rsid w:val="000A76FF"/>
+    <w:rPr>
+      <w:lang w:val="da-DK" w:eastAsia="da-DK"/>
+    </w:rPr>
+  </w:style>
+  <w:style w:type="paragraph" w:customStyle="1" w:styleId="BA6CE9C6B50B471980E0951B0F9A8B72">
+    <w:name w:val="BA6CE9C6B50B471980E0951B0F9A8B72"/>
+    <w:rsid w:val="000A76FF"/>
+    <w:rPr>
+      <w:lang w:val="da-DK" w:eastAsia="da-DK"/>
+    </w:rPr>
+  </w:style>
+  <w:style w:type="paragraph" w:customStyle="1" w:styleId="3833BC7C6A95414AA034263093EF8FDC">
+    <w:name w:val="3833BC7C6A95414AA034263093EF8FDC"/>
+    <w:rsid w:val="000A76FF"/>
+    <w:rPr>
+      <w:lang w:val="da-DK" w:eastAsia="da-DK"/>
+    </w:rPr>
+  </w:style>
+  <w:style w:type="paragraph" w:customStyle="1" w:styleId="C839E2D7808E417DB7E7A40AD1D67236">
+    <w:name w:val="C839E2D7808E417DB7E7A40AD1D67236"/>
+    <w:rsid w:val="000A76FF"/>
+    <w:rPr>
+      <w:lang w:val="da-DK" w:eastAsia="da-DK"/>
+    </w:rPr>
+  </w:style>
+  <w:style w:type="paragraph" w:customStyle="1" w:styleId="23BE5380B0324A41883EFF48CC247DFE">
+    <w:name w:val="23BE5380B0324A41883EFF48CC247DFE"/>
+    <w:rsid w:val="000A76FF"/>
+    <w:rPr>
+      <w:lang w:val="da-DK" w:eastAsia="da-DK"/>
+    </w:rPr>
+  </w:style>
+  <w:style w:type="paragraph" w:customStyle="1" w:styleId="C335489DDEBB483E87AFEAE1BAF97B22">
+    <w:name w:val="C335489DDEBB483E87AFEAE1BAF97B22"/>
+    <w:rsid w:val="000A76FF"/>
+    <w:rPr>
+      <w:lang w:val="da-DK" w:eastAsia="da-DK"/>
+    </w:rPr>
+  </w:style>
+  <w:style w:type="paragraph" w:customStyle="1" w:styleId="17498F3286AB49998C346D55C7983939">
+    <w:name w:val="17498F3286AB49998C346D55C7983939"/>
+    <w:rsid w:val="000A76FF"/>
+    <w:rPr>
+      <w:lang w:val="da-DK" w:eastAsia="da-DK"/>
+    </w:rPr>
+  </w:style>
+  <w:style w:type="paragraph" w:customStyle="1" w:styleId="DBA2C7BB7ED44829B46D3086CD44580E">
+    <w:name w:val="DBA2C7BB7ED44829B46D3086CD44580E"/>
+    <w:rsid w:val="000A76FF"/>
+    <w:rPr>
+      <w:lang w:val="da-DK" w:eastAsia="da-DK"/>
+    </w:rPr>
+  </w:style>
+  <w:style w:type="paragraph" w:customStyle="1" w:styleId="17268BDC71674CA4BDE40123F51AC304">
+    <w:name w:val="17268BDC71674CA4BDE40123F51AC304"/>
+    <w:rsid w:val="000A76FF"/>
+    <w:rPr>
+      <w:lang w:val="da-DK" w:eastAsia="da-DK"/>
+    </w:rPr>
+  </w:style>
+  <w:style w:type="paragraph" w:customStyle="1" w:styleId="884FDB38CF5442CDBE8AE66BF37F4AB0">
+    <w:name w:val="884FDB38CF5442CDBE8AE66BF37F4AB0"/>
+    <w:rsid w:val="000A76FF"/>
+    <w:rPr>
+      <w:lang w:val="da-DK" w:eastAsia="da-DK"/>
+    </w:rPr>
+  </w:style>
+  <w:style w:type="paragraph" w:customStyle="1" w:styleId="DC5B88B8E82D44EBAC88D153276D6D97">
+    <w:name w:val="DC5B88B8E82D44EBAC88D153276D6D97"/>
+    <w:rsid w:val="000A76FF"/>
+    <w:rPr>
+      <w:lang w:val="da-DK" w:eastAsia="da-DK"/>
+    </w:rPr>
+  </w:style>
+  <w:style w:type="paragraph" w:customStyle="1" w:styleId="F34C5DC1B1D5489EB60A73381D2A69A6">
+    <w:name w:val="F34C5DC1B1D5489EB60A73381D2A69A6"/>
+    <w:rsid w:val="000A76FF"/>
+    <w:rPr>
+      <w:lang w:val="da-DK" w:eastAsia="da-DK"/>
+    </w:rPr>
+  </w:style>
+  <w:style w:type="paragraph" w:customStyle="1" w:styleId="E5950C06AFE6447FA746BF780832EBEC">
+    <w:name w:val="E5950C06AFE6447FA746BF780832EBEC"/>
+    <w:rsid w:val="000A76FF"/>
+    <w:rPr>
+      <w:lang w:val="da-DK" w:eastAsia="da-DK"/>
+    </w:rPr>
+  </w:style>
+  <w:style w:type="paragraph" w:customStyle="1" w:styleId="5081C57B74CE425F8FE014B9CBA912AC">
+    <w:name w:val="5081C57B74CE425F8FE014B9CBA912AC"/>
+    <w:rsid w:val="000A76FF"/>
+    <w:rPr>
+      <w:lang w:val="da-DK" w:eastAsia="da-DK"/>
+    </w:rPr>
+  </w:style>
+  <w:style w:type="paragraph" w:customStyle="1" w:styleId="C0C128B3C1AA456CB0C3658B0482C172">
+    <w:name w:val="C0C128B3C1AA456CB0C3658B0482C172"/>
+    <w:rsid w:val="000A76FF"/>
+    <w:rPr>
+      <w:lang w:val="da-DK" w:eastAsia="da-DK"/>
+    </w:rPr>
+  </w:style>
+  <w:style w:type="paragraph" w:customStyle="1" w:styleId="90BC450CEEC1451B82BFCBD5BE08FC85">
+    <w:name w:val="90BC450CEEC1451B82BFCBD5BE08FC85"/>
+    <w:rsid w:val="000A76FF"/>
+    <w:rPr>
+      <w:lang w:val="da-DK" w:eastAsia="da-DK"/>
+    </w:rPr>
+  </w:style>
+  <w:style w:type="paragraph" w:customStyle="1" w:styleId="A426128E1FB3418B8BBE3B7825C1E8AD">
+    <w:name w:val="A426128E1FB3418B8BBE3B7825C1E8AD"/>
+    <w:rsid w:val="000A76FF"/>
+    <w:rPr>
+      <w:lang w:val="da-DK" w:eastAsia="da-DK"/>
+    </w:rPr>
+  </w:style>
+  <w:style w:type="paragraph" w:customStyle="1" w:styleId="CC22A50F141045AD8A15AB733CC88B2A">
+    <w:name w:val="CC22A50F141045AD8A15AB733CC88B2A"/>
+    <w:rsid w:val="000A76FF"/>
+    <w:rPr>
+      <w:lang w:val="da-DK" w:eastAsia="da-DK"/>
+    </w:rPr>
+  </w:style>
+  <w:style w:type="paragraph" w:customStyle="1" w:styleId="09D5A327C7264A308AED8A02E3FF9C1E">
+    <w:name w:val="09D5A327C7264A308AED8A02E3FF9C1E"/>
+    <w:rsid w:val="000A76FF"/>
+    <w:rPr>
+      <w:lang w:val="da-DK" w:eastAsia="da-DK"/>
+    </w:rPr>
+  </w:style>
+  <w:style w:type="paragraph" w:customStyle="1" w:styleId="0B9CC01785F14436A1422C2BAFB254F7">
+    <w:name w:val="0B9CC01785F14436A1422C2BAFB254F7"/>
+    <w:rsid w:val="000A76FF"/>
+    <w:rPr>
+      <w:lang w:val="da-DK" w:eastAsia="da-DK"/>
+    </w:rPr>
+  </w:style>
+  <w:style w:type="paragraph" w:customStyle="1" w:styleId="0A0032DB94C5456BB53A3F22614FB03F">
+    <w:name w:val="0A0032DB94C5456BB53A3F22614FB03F"/>
+    <w:rsid w:val="000A76FF"/>
+    <w:rPr>
+      <w:lang w:val="da-DK" w:eastAsia="da-DK"/>
+    </w:rPr>
+  </w:style>
+  <w:style w:type="paragraph" w:customStyle="1" w:styleId="3ADEA63E06394361B91B2B53DD4A07C6">
+    <w:name w:val="3ADEA63E06394361B91B2B53DD4A07C6"/>
+    <w:rsid w:val="000A76FF"/>
+    <w:rPr>
+      <w:lang w:val="da-DK" w:eastAsia="da-DK"/>
+    </w:rPr>
+  </w:style>
+  <w:style w:type="paragraph" w:customStyle="1" w:styleId="063947E1CE964077A626A740F4C742A6">
+    <w:name w:val="063947E1CE964077A626A740F4C742A6"/>
+    <w:rsid w:val="000A76FF"/>
+    <w:rPr>
+      <w:lang w:val="da-DK" w:eastAsia="da-DK"/>
+    </w:rPr>
+  </w:style>
+  <w:style w:type="paragraph" w:customStyle="1" w:styleId="BCA0FEC02CE641A0A7C0F03EAC1F105E">
+    <w:name w:val="BCA0FEC02CE641A0A7C0F03EAC1F105E"/>
+    <w:rsid w:val="000A76FF"/>
+    <w:rPr>
+      <w:lang w:val="da-DK" w:eastAsia="da-DK"/>
+    </w:rPr>
+  </w:style>
+  <w:style w:type="paragraph" w:customStyle="1" w:styleId="071B7163A0344FB8BEA4741E79E3EFED">
+    <w:name w:val="071B7163A0344FB8BEA4741E79E3EFED"/>
+    <w:rsid w:val="000A76FF"/>
+    <w:rPr>
+      <w:lang w:val="da-DK" w:eastAsia="da-DK"/>
+    </w:rPr>
+  </w:style>
+  <w:style w:type="paragraph" w:customStyle="1" w:styleId="505CEAEF06384B7EB23752A16DB7DCA6">
+    <w:name w:val="505CEAEF06384B7EB23752A16DB7DCA6"/>
+    <w:rsid w:val="000A76FF"/>
+    <w:rPr>
+      <w:lang w:val="da-DK" w:eastAsia="da-DK"/>
+    </w:rPr>
+  </w:style>
+  <w:style w:type="paragraph" w:customStyle="1" w:styleId="81485FA443324D308323DF3232FDBE9F">
+    <w:name w:val="81485FA443324D308323DF3232FDBE9F"/>
+    <w:rsid w:val="000A76FF"/>
+    <w:rPr>
+      <w:lang w:val="da-DK" w:eastAsia="da-DK"/>
+    </w:rPr>
+  </w:style>
+  <w:style w:type="paragraph" w:customStyle="1" w:styleId="F184C32C3CED4E7AB29C1DAACB4EE833">
+    <w:name w:val="F184C32C3CED4E7AB29C1DAACB4EE833"/>
+    <w:rsid w:val="000A76FF"/>
+    <w:rPr>
+      <w:lang w:val="da-DK" w:eastAsia="da-DK"/>
+    </w:rPr>
+  </w:style>
+  <w:style w:type="paragraph" w:customStyle="1" w:styleId="1767AD09CDE8455E96D40738EF71DBDA">
+    <w:name w:val="1767AD09CDE8455E96D40738EF71DBDA"/>
+    <w:rsid w:val="000A76FF"/>
+    <w:rPr>
+      <w:lang w:val="da-DK" w:eastAsia="da-DK"/>
+    </w:rPr>
+  </w:style>
+  <w:style w:type="paragraph" w:customStyle="1" w:styleId="E238B9AB1747444D8205A8DAA54F34FC">
+    <w:name w:val="E238B9AB1747444D8205A8DAA54F34FC"/>
+    <w:rsid w:val="000A76FF"/>
+    <w:rPr>
+      <w:lang w:val="da-DK" w:eastAsia="da-DK"/>
+    </w:rPr>
+  </w:style>
+  <w:style w:type="paragraph" w:customStyle="1" w:styleId="138CD1E2DA1840BFB2E73C829196506A">
+    <w:name w:val="138CD1E2DA1840BFB2E73C829196506A"/>
+    <w:rsid w:val="000A76FF"/>
+    <w:rPr>
+      <w:lang w:val="da-DK" w:eastAsia="da-DK"/>
+    </w:rPr>
+  </w:style>
+  <w:style w:type="paragraph" w:customStyle="1" w:styleId="0A37E5B3363141DA998DE7F0C00675BA">
+    <w:name w:val="0A37E5B3363141DA998DE7F0C00675BA"/>
+    <w:rsid w:val="000A76FF"/>
+    <w:rPr>
+      <w:lang w:val="da-DK" w:eastAsia="da-DK"/>
+    </w:rPr>
+  </w:style>
+  <w:style w:type="paragraph" w:customStyle="1" w:styleId="43BDEDB810BF480FB5959E4AB949EFE3">
+    <w:name w:val="43BDEDB810BF480FB5959E4AB949EFE3"/>
+    <w:rsid w:val="000A76FF"/>
+    <w:rPr>
+      <w:lang w:val="da-DK" w:eastAsia="da-DK"/>
+    </w:rPr>
+  </w:style>
+  <w:style w:type="paragraph" w:customStyle="1" w:styleId="2F0B03272ACC49A68AE4B6808639C3E7">
+    <w:name w:val="2F0B03272ACC49A68AE4B6808639C3E7"/>
+    <w:rsid w:val="000A76FF"/>
+    <w:rPr>
+      <w:lang w:val="da-DK" w:eastAsia="da-DK"/>
+    </w:rPr>
+  </w:style>
+  <w:style w:type="paragraph" w:customStyle="1" w:styleId="567A5F7516B546C3898EC905DF0F2A6B">
+    <w:name w:val="567A5F7516B546C3898EC905DF0F2A6B"/>
+    <w:rsid w:val="000A76FF"/>
+    <w:rPr>
+      <w:lang w:val="da-DK" w:eastAsia="da-DK"/>
+    </w:rPr>
+  </w:style>
+  <w:style w:type="paragraph" w:customStyle="1" w:styleId="801B2757A98346A089A2A7FF6D57E43B">
+    <w:name w:val="801B2757A98346A089A2A7FF6D57E43B"/>
+    <w:rsid w:val="000A76FF"/>
+    <w:rPr>
+      <w:lang w:val="da-DK" w:eastAsia="da-DK"/>
+    </w:rPr>
+  </w:style>
+  <w:style w:type="paragraph" w:customStyle="1" w:styleId="44C372AD877847979C62FA0BD6EBB64C">
+    <w:name w:val="44C372AD877847979C62FA0BD6EBB64C"/>
+    <w:rsid w:val="000A76FF"/>
+    <w:rPr>
+      <w:lang w:val="da-DK" w:eastAsia="da-DK"/>
+    </w:rPr>
+  </w:style>
+  <w:style w:type="paragraph" w:customStyle="1" w:styleId="1EDD8DF22D9B4E05BF1F0E4152EFEB67">
+    <w:name w:val="1EDD8DF22D9B4E05BF1F0E4152EFEB67"/>
+    <w:rsid w:val="000A76FF"/>
+    <w:rPr>
+      <w:lang w:val="da-DK" w:eastAsia="da-DK"/>
+    </w:rPr>
+  </w:style>
+  <w:style w:type="paragraph" w:customStyle="1" w:styleId="21D283960F57443A8948267969C9F31D">
+    <w:name w:val="21D283960F57443A8948267969C9F31D"/>
+    <w:rsid w:val="000A76FF"/>
+    <w:rPr>
+      <w:lang w:val="da-DK" w:eastAsia="da-DK"/>
+    </w:rPr>
+  </w:style>
+  <w:style w:type="paragraph" w:customStyle="1" w:styleId="FDF2E3502AAD43D9AF82E77B2012C518">
+    <w:name w:val="FDF2E3502AAD43D9AF82E77B2012C518"/>
+    <w:rsid w:val="000A76FF"/>
+    <w:rPr>
+      <w:lang w:val="da-DK" w:eastAsia="da-DK"/>
+    </w:rPr>
+  </w:style>
+  <w:style w:type="paragraph" w:customStyle="1" w:styleId="E7FA638205D1416FA055BB86BE980309">
+    <w:name w:val="E7FA638205D1416FA055BB86BE980309"/>
+    <w:rsid w:val="000A76FF"/>
+    <w:rPr>
+      <w:lang w:val="da-DK" w:eastAsia="da-DK"/>
+    </w:rPr>
+  </w:style>
+  <w:style w:type="paragraph" w:customStyle="1" w:styleId="E89EC60C27D14CDD95F8830E17E5603F">
+    <w:name w:val="E89EC60C27D14CDD95F8830E17E5603F"/>
+    <w:rsid w:val="000A76FF"/>
+    <w:rPr>
+      <w:lang w:val="da-DK" w:eastAsia="da-DK"/>
+    </w:rPr>
+  </w:style>
+  <w:style w:type="paragraph" w:customStyle="1" w:styleId="F755DD5736EE430CAF651E925686D827">
+    <w:name w:val="F755DD5736EE430CAF651E925686D827"/>
+    <w:rsid w:val="000A76FF"/>
+    <w:rPr>
+      <w:lang w:val="da-DK" w:eastAsia="da-DK"/>
+    </w:rPr>
+  </w:style>
+  <w:style w:type="paragraph" w:customStyle="1" w:styleId="8AB02A2515D84B379303BD24886370E9">
+    <w:name w:val="8AB02A2515D84B379303BD24886370E9"/>
+    <w:rsid w:val="000A76FF"/>
+    <w:rPr>
+      <w:lang w:val="da-DK" w:eastAsia="da-DK"/>
+    </w:rPr>
+  </w:style>
+  <w:style w:type="paragraph" w:customStyle="1" w:styleId="96734D77FD0D468A91D1E194E61CF514">
+    <w:name w:val="96734D77FD0D468A91D1E194E61CF514"/>
+    <w:rsid w:val="000A76FF"/>
+    <w:rPr>
+      <w:lang w:val="da-DK" w:eastAsia="da-DK"/>
+    </w:rPr>
+  </w:style>
+  <w:style w:type="paragraph" w:customStyle="1" w:styleId="330D0DC9B8644EDF9D3CDCE0EC05BDA1">
+    <w:name w:val="330D0DC9B8644EDF9D3CDCE0EC05BDA1"/>
+    <w:rsid w:val="000A76FF"/>
+    <w:rPr>
+      <w:lang w:val="da-DK" w:eastAsia="da-DK"/>
+    </w:rPr>
+  </w:style>
+  <w:style w:type="paragraph" w:customStyle="1" w:styleId="DDCECB95963D48BAA49513C24EC5CEBF">
+    <w:name w:val="DDCECB95963D48BAA49513C24EC5CEBF"/>
+    <w:rsid w:val="000A76FF"/>
+    <w:rPr>
+      <w:lang w:val="da-DK" w:eastAsia="da-DK"/>
+    </w:rPr>
+  </w:style>
+  <w:style w:type="paragraph" w:customStyle="1" w:styleId="40227AFE909641FDABA3B7C38D1624EB">
+    <w:name w:val="40227AFE909641FDABA3B7C38D1624EB"/>
+    <w:rsid w:val="000A76FF"/>
+    <w:rPr>
+      <w:lang w:val="da-DK" w:eastAsia="da-DK"/>
+    </w:rPr>
+  </w:style>
+  <w:style w:type="paragraph" w:customStyle="1" w:styleId="70BC407A7DA04B7FB77C42F7826CA716">
+    <w:name w:val="70BC407A7DA04B7FB77C42F7826CA716"/>
+    <w:rsid w:val="000A76FF"/>
+    <w:rPr>
+      <w:lang w:val="da-DK" w:eastAsia="da-DK"/>
+    </w:rPr>
+  </w:style>
+  <w:style w:type="paragraph" w:customStyle="1" w:styleId="10C554D1F5A2449E8ABD087903379D30">
+    <w:name w:val="10C554D1F5A2449E8ABD087903379D30"/>
+    <w:rsid w:val="000A76FF"/>
+    <w:rPr>
+      <w:lang w:val="da-DK" w:eastAsia="da-DK"/>
+    </w:rPr>
+  </w:style>
+  <w:style w:type="paragraph" w:customStyle="1" w:styleId="7033E918D0884CCD871E51F9427BE568">
+    <w:name w:val="7033E918D0884CCD871E51F9427BE568"/>
+    <w:rsid w:val="000A76FF"/>
+    <w:rPr>
+      <w:lang w:val="da-DK" w:eastAsia="da-DK"/>
+    </w:rPr>
+  </w:style>
+  <w:style w:type="paragraph" w:customStyle="1" w:styleId="04572F616D074BCBA7E91BE009B5A7C2">
+    <w:name w:val="04572F616D074BCBA7E91BE009B5A7C2"/>
+    <w:rsid w:val="000A76FF"/>
+    <w:rPr>
+      <w:lang w:val="da-DK" w:eastAsia="da-DK"/>
+    </w:rPr>
+  </w:style>
+  <w:style w:type="paragraph" w:customStyle="1" w:styleId="69A524A55589466CA848897EF5BFB2F2">
+    <w:name w:val="69A524A55589466CA848897EF5BFB2F2"/>
+    <w:rsid w:val="000A76FF"/>
+    <w:rPr>
+      <w:lang w:val="da-DK" w:eastAsia="da-DK"/>
+    </w:rPr>
+  </w:style>
+  <w:style w:type="paragraph" w:customStyle="1" w:styleId="FFE12A115C054AC3A47F62E3EEB3AE11">
+    <w:name w:val="FFE12A115C054AC3A47F62E3EEB3AE11"/>
+    <w:rsid w:val="000A76FF"/>
+    <w:rPr>
+      <w:lang w:val="da-DK" w:eastAsia="da-DK"/>
+    </w:rPr>
+  </w:style>
+  <w:style w:type="paragraph" w:customStyle="1" w:styleId="43B3CA69F3D148079DAF52C26803D059">
+    <w:name w:val="43B3CA69F3D148079DAF52C26803D059"/>
+    <w:rsid w:val="000A76FF"/>
+    <w:rPr>
+      <w:lang w:val="da-DK" w:eastAsia="da-DK"/>
+    </w:rPr>
+  </w:style>
+  <w:style w:type="paragraph" w:customStyle="1" w:styleId="55E8BA2052714C8BBD890075A535128D">
+    <w:name w:val="55E8BA2052714C8BBD890075A535128D"/>
+    <w:rsid w:val="000A76FF"/>
+    <w:rPr>
+      <w:lang w:val="da-DK" w:eastAsia="da-DK"/>
+    </w:rPr>
+  </w:style>
+  <w:style w:type="paragraph" w:customStyle="1" w:styleId="8BD3AC9B9062405B93AFD6E5041F6A1A">
+    <w:name w:val="8BD3AC9B9062405B93AFD6E5041F6A1A"/>
+    <w:rsid w:val="000A76FF"/>
+    <w:rPr>
+      <w:lang w:val="da-DK" w:eastAsia="da-DK"/>
+    </w:rPr>
+  </w:style>
+  <w:style w:type="paragraph" w:customStyle="1" w:styleId="89BB6698EED941539D565F3815C14C82">
+    <w:name w:val="89BB6698EED941539D565F3815C14C82"/>
+    <w:rsid w:val="000A76FF"/>
+    <w:rPr>
+      <w:lang w:val="da-DK" w:eastAsia="da-DK"/>
+    </w:rPr>
+  </w:style>
+  <w:style w:type="paragraph" w:customStyle="1" w:styleId="EAF1BBAC542D4ED6BEB856E96B4D8195">
+    <w:name w:val="EAF1BBAC542D4ED6BEB856E96B4D8195"/>
+    <w:rsid w:val="000A76FF"/>
+    <w:rPr>
+      <w:lang w:val="da-DK" w:eastAsia="da-DK"/>
+    </w:rPr>
+  </w:style>
+  <w:style w:type="paragraph" w:customStyle="1" w:styleId="43470F0134B04704868CC87AB74FA141">
+    <w:name w:val="43470F0134B04704868CC87AB74FA141"/>
+    <w:rsid w:val="000A76FF"/>
+    <w:rPr>
+      <w:lang w:val="da-DK" w:eastAsia="da-DK"/>
+    </w:rPr>
   </w:style>
 </w:styles>
 </file>
@@ -5969,6 +7459,9 @@
   <wetp:taskpane dockstate="right" visibility="0" width="350" row="2">
     <wetp:webextensionref xmlns:r="http://schemas.openxmlformats.org/officeDocument/2006/relationships" r:id="rId2"/>
   </wetp:taskpane>
+  <wetp:taskpane dockstate="right" visibility="0" width="350" row="0">
+    <wetp:webextensionref xmlns:r="http://schemas.openxmlformats.org/officeDocument/2006/relationships" r:id="rId3"/>
+  </wetp:taskpane>
 </wetp:taskpanes>
 </file>
 
@@ -5998,804 +7491,546 @@
 </we:webextension>
 </file>
 
-<file path=customXml/item1.xml><?xml version="1.0" encoding="utf-8"?>
+<file path=word/webextensions/webextension3.xml><?xml version="1.0" encoding="utf-8"?>
+<we:webextension xmlns:we="http://schemas.microsoft.com/office/webextensions/webextension/2010/11" id="{715AF55D-15D3-4D84-8AE2-12725CDBBC5F}">
+  <we:reference id="wa200007356" version="2.0.0.1" store="en-US" storeType="OMEX"/>
+  <we:alternateReferences>
+    <we:reference id="WA200007356" version="2.0.0.1" store="WA200007356" storeType="OMEX"/>
+  </we:alternateReferences>
+  <we:properties/>
+  <we:bindings/>
+  <we:snapshot xmlns:r="http://schemas.openxmlformats.org/officeDocument/2006/relationships"/>
+</we:webextension>
+</file>
+
+<file path=customXml/item1.xml>��< ? x m l   v e r s i o n = " 1 . 0 "   e n c o d i n g = " u t f - 1 6 " ? > < N a v W o r d R e p o r t X m l P a r t   x m l n s = " u r n : m i c r o s o f t - d y n a m i c s - n a v / r e p o r t s / S t a n d a r d _ S a l e s _ P r o _ F o r m a _ I n v / 1 3 0 2 / " > + 
+     < B C R e p o r t I n f o r m a t i o n > + 
+         < R e p o r t M e t a d a t a > + 
+             < E x t e n s i o n I d > E x t e n s i o n   I D < / E x t e n s i o n I d > + 
+             < E x t e n s i o n N a m e > E x t e n s i o n   N a m e < / E x t e n s i o n N a m e > + 
+             < E x t e n s i o n P u b l i s h e r > E x t e n s i o n   P u b l i s h e r < / E x t e n s i o n P u b l i s h e r > + 
+             < E x t e n s i o n V e r s i o n > E x t e n s i o n   V e r s i o n < / E x t e n s i o n V e r s i o n > + 
+             < R e p o r t I d > R e p o r t   I D < / R e p o r t I d > + 
+             < R e p o r t N a m e > R e p o r t   N a m e < / R e p o r t N a m e > + 
+             < A b o u t T h i s R e p o r t T i t l e > A b o u t   T h i s   R e p o r t   T i t l e < / A b o u t T h i s R e p o r t T i t l e > + 
+             < A b o u t T h i s R e p o r t T e x t > A b o u t   T h i s   R e p o r t   T e x t < / A b o u t T h i s R e p o r t T e x t > + 
+             < R e p o r t H e l p L i n k > R e p o r t   H e l p   L i n k < / R e p o r t H e l p L i n k > + 
+         < / R e p o r t M e t a d a t a > + 
+         < R e p o r t R e q u e s t > + 
+             < T e n a n t E n t r a I d > T e n a n t   E n t r a   I d < / T e n a n t E n t r a I d > + 
+             < E n v i r o n m e n t N a m e > E n v i r o n m e n t   N a m e < / E n v i r o n m e n t N a m e > + 
+             < E n v i r o n m e n t T y p e > E n v i r o n m e n t   T y p e < / E n v i r o n m e n t T y p e > + 
+             < C o m p a n y N a m e > C o m p a n y   N a m e < / C o m p a n y N a m e > + 
+             < C o m p a n y D i s p l a y N a m e > C o m p a n y   D i s p l a y   N a m e < / C o m p a n y D i s p l a y N a m e > + 
+             < C o m p a n y I d > C o m p a n y   I D < / C o m p a n y I d > + 
+             < U s e r N a m e > U s e r   N a m e < / U s e r N a m e > + 
+             < D a t e A n d T i m e > D a t e   a n d   T i m e < / D a t e A n d T i m e > + 
+             < L a n g u a g e > L a n g u a g e < / L a n g u a g e > + 
+             < F o r m a t R e g i o n > F o r m a t   R e g i o n < / F o r m a t R e g i o n > + 
+             < D a t e T i m e V a l u e s > + 
+                 < Y e a r > Y e a r < / Y e a r > + 
+                 < M o n t h N u m b e r > M o n t h   N u m b e r < / M o n t h N u m b e r > + 
+                 < D a y N u m b e r > D a y   N u m b e r < / D a y N u m b e r > + 
+                 < H o u r > H o u r < / H o u r > + 
+                 < M i n u t e > M i n u t e < / M i n u t e > + 
+             < / D a t e T i m e V a l u e s > + 
+         < / R e p o r t R e q u e s t > + 
+     < / B C R e p o r t I n f o r m a t i o n > + 
+     < H e a d e r > + 
+         < A m o u n t L b l > A m o u n t L b l < / A m o u n t L b l > + 
+         < B i l l T o C o n t a c t E m a i l > B i l l T o C o n t a c t E m a i l < / B i l l T o C o n t a c t E m a i l > + 
+         < B i l l T o C o n t a c t E m a i l L b l > B i l l T o C o n t a c t E m a i l L b l < / B i l l T o C o n t a c t E m a i l L b l > + 
+         < B i l l T o C o n t a c t M o b i l e P h o n e N o > B i l l T o C o n t a c t M o b i l e P h o n e N o < / B i l l T o C o n t a c t M o b i l e P h o n e N o > + 
+         < B i l l T o C o n t a c t M o b i l e P h o n e N o L b l > B i l l T o C o n t a c t M o b i l e P h o n e N o L b l < / B i l l T o C o n t a c t M o b i l e P h o n e N o L b l > + 
+         < B i l l T o C o n t a c t P h o n e N o > B i l l T o C o n t a c t P h o n e N o < / B i l l T o C o n t a c t P h o n e N o > + 
+         < B i l l T o C o n t a c t P h o n e N o L b l > B i l l T o C o n t a c t P h o n e N o L b l < / B i l l T o C o n t a c t P h o n e N o L b l > + 
+         < C o m p a n y A d d r e s s 1 > C o m p a n y A d d r e s s 1 < / C o m p a n y A d d r e s s 1 > + 
+         < C o m p a n y A d d r e s s 2 > C o m p a n y A d d r e s s 2 < / C o m p a n y A d d r e s s 2 > + 
+         < C o m p a n y A d d r e s s 3 > C o m p a n y A d d r e s s 3 < / C o m p a n y A d d r e s s 3 > + 
+         < C o m p a n y A d d r e s s 4 > C o m p a n y A d d r e s s 4 < / C o m p a n y A d d r e s s 4 > + 
+         < C o m p a n y A d d r e s s 5 > C o m p a n y A d d r e s s 5 < / C o m p a n y A d d r e s s 5 > + 
+         < C o m p a n y A d d r e s s 6 > C o m p a n y A d d r e s s 6 < / C o m p a n y A d d r e s s 6 > + 
+         < C o m p a n y A d d r e s s 7 > C o m p a n y A d d r e s s 7 < / C o m p a n y A d d r e s s 7 > + 
+         < C o m p a n y A d d r e s s 8 > C o m p a n y A d d r e s s 8 < / C o m p a n y A d d r e s s 8 > + 
+         < C o m p a n y E M a i l > C o m p a n y E M a i l < / C o m p a n y E M a i l > + 
+         < C o m p a n y H o m e P a g e > C o m p a n y H o m e P a g e < / C o m p a n y H o m e P a g e > + 
+         < C o m p a n y L e g a l O f f i c e > C o m p a n y L e g a l O f f i c e < / C o m p a n y L e g a l O f f i c e > + 
+         < C o m p a n y L e g a l O f f i c e L b l > C o m p a n y L e g a l O f f i c e L b l < / C o m p a n y L e g a l O f f i c e L b l > + 
+         < C o m p a n y P h o n e N o > C o m p a n y P h o n e N o < / C o m p a n y P h o n e N o > + 
+         < C o m p a n y P h o n e N o L b l > C o m p a n y P h o n e N o L b l < / C o m p a n y P h o n e N o L b l > + 
+         < C o m p a n y P i c t u r e / > + 
+         < C o m p a n y V A T R e g N o > C o m p a n y V A T R e g N o < / C o m p a n y V A T R e g N o > + 
+         < C o u n t r y O f M a n u f a c t u c t u r e L b l > C o u n t r y O f M a n u f a c t u c t u r e L b l < / C o u n t r y O f M a n u f a c t u c t u r e L b l > + 
+         < C u r r e n c y > C u r r e n c y < / C u r r e n c y > + 
+         < C u r r e n c y L b l > C u r r e n c y L b l < / C u r r e n c y L b l > + 
+         < C u s t o m e r A d d r e s s 1 > C u s t o m e r A d d r e s s 1 < / C u s t o m e r A d d r e s s 1 > + 
+         < C u s t o m e r A d d r e s s 2 > C u s t o m e r A d d r e s s 2 < / C u s t o m e r A d d r e s s 2 > + 
+         < C u s t o m e r A d d r e s s 3 > C u s t o m e r A d d r e s s 3 < / C u s t o m e r A d d r e s s 3 > + 
+         < C u s t o m e r A d d r e s s 4 > C u s t o m e r A d d r e s s 4 < / C u s t o m e r A d d r e s s 4 > + 
+         < C u s t o m e r A d d r e s s 5 > C u s t o m e r A d d r e s s 5 < / C u s t o m e r A d d r e s s 5 > + 
+         < C u s t o m e r A d d r e s s 6 > C u s t o m e r A d d r e s s 6 < / C u s t o m e r A d d r e s s 6 > + 
+         < C u s t o m e r A d d r e s s 7 > C u s t o m e r A d d r e s s 7 < / C u s t o m e r A d d r e s s 7 > + 
+         < C u s t o m e r A d d r e s s 8 > C u s t o m e r A d d r e s s 8 < / C u s t o m e r A d d r e s s 8 > + 
+         < C u s t o m e r V A T R e g i s t r a t i o n N o L b l > C u s t o m e r V A T R e g i s t r a t i o n N o L b l < / C u s t o m e r V A T R e g i s t r a t i o n N o L b l > + 
+         < C u s t o m e r V A T R e g N o > C u s t o m e r V A T R e g N o < / C u s t o m e r V A T R e g N o > + 
+         < D e c l a r t i o n L b l > D e c l a r t i o n L b l < / D e c l a r t i o n L b l > + 
+         < D o c u m e n t D a t e / > + 
+         < D o c u m e n t N o > D o c u m e n t N o < / D o c u m e n t N o > + 
+         < D o c u m e n t T i t l e L b l > D o c u m e n t T i t l e L b l < / D o c u m e n t T i t l e L b l > + 
+         < E M a i l L b l > E M a i l L b l < / E M a i l L b l > + 
+         < E x t e r n a l D o c u m e n t N o > E x t e r n a l D o c u m e n t N o < / E x t e r n a l D o c u m e n t N o > + 
+         < E x t e r n a l D o c u m e n t N o L b l > E x t e r n a l D o c u m e n t N o L b l < / E x t e r n a l D o c u m e n t N o L b l > + 
+         < H o m e P a g e L b l > H o m e P a g e L b l < / H o m e P a g e L b l > + 
+         < I t e m L b l > I t e m L b l < / I t e m L b l > + 
+         < N e t W e i g h t L b l > N e t W e i g h t L b l < / N e t W e i g h t L b l > + 
+         < P a g e L b l > P a g e L b l < / P a g e L b l > + 
+         < Q u a n t i t y L b l > Q u a n t i t y L b l < / Q u a n t i t y L b l > + 
+         < S a l e s P e r s o n L b l > S a l e s P e r s o n L b l < / S a l e s P e r s o n L b l > + 
+         < S a l e s P e r s o n N a m e > S a l e s P e r s o n N a m e < / S a l e s P e r s o n N a m e > + 
+         < S e l l T o C o n t a c t E m a i l > S e l l T o C o n t a c t E m a i l < / S e l l T o C o n t a c t E m a i l > + 
+         < S e l l T o C o n t a c t E m a i l L b l > S e l l T o C o n t a c t E m a i l L b l < / S e l l T o C o n t a c t E m a i l L b l > + 
+         < S e l l T o C o n t a c t M o b i l e P h o n e N o > S e l l T o C o n t a c t M o b i l e P h o n e N o < / S e l l T o C o n t a c t M o b i l e P h o n e N o > + 
+         < S e l l T o C o n t a c t M o b i l e P h o n e N o L b l > S e l l T o C o n t a c t M o b i l e P h o n e N o L b l < / S e l l T o C o n t a c t M o b i l e P h o n e N o L b l > + 
+         < S e l l T o C o n t a c t P h o n e N o > S e l l T o C o n t a c t P h o n e N o < / S e l l T o C o n t a c t P h o n e N o > + 
+         < S e l l T o C o n t a c t P h o n e N o L b l > S e l l T o C o n t a c t P h o n e N o L b l < / S e l l T o C o n t a c t P h o n e N o L b l > + 
+         < S h i p m e n t M e t h o d D e s c r i p t i o n > S h i p m e n t M e t h o d D e s c r i p t i o n < / S h i p m e n t M e t h o d D e s c r i p t i o n > + 
+         < S h i p m e n t M e t h o d D e s c r i p t i o n L b l > S h i p m e n t M e t h o d D e s c r i p t i o n L b l < / S h i p m e n t M e t h o d D e s c r i p t i o n L b l > + 
+         < S h o w W o r k D e s c r i p t i o n > S h o w W o r k D e s c r i p t i o n < / S h o w W o r k D e s c r i p t i o n > + 
+         < S i g n a t u r e L b l > S i g n a t u r e L b l < / S i g n a t u r e L b l > + 
+         < S i g n a t u r e N a m e L b l > S i g n a t u r e N a m e L b l < / S i g n a t u r e N a m e L b l > + 
+         < S i g n a t u r e P o s i t i o n L b l > S i g n a t u r e P o s i t i o n L b l < / S i g n a t u r e P o s i t i o n L b l > + 
+         < T a r i f f L b l > T a r i f f L b l < / T a r i f f L b l > + 
+         < T o t a l A m o u n t I n c l V A T L b l > T o t a l A m o u n t I n c l V A T L b l < / T o t a l A m o u n t I n c l V A T L b l > + 
+         < T o t a l A m o u n t L b l > T o t a l A m o u n t L b l < / T o t a l A m o u n t L b l > + 
+         < T o t a l W e i g h t L b l > T o t a l W e i g h t L b l < / T o t a l W e i g h t L b l > + 
+         < U n i t P r i c e L b l > U n i t P r i c e L b l < / U n i t P r i c e L b l > + 
+         < V A T A m o u n t L b l > V A T A m o u n t L b l < / V A T A m o u n t L b l > + 
+         < V A T P c t L b l > V A T P c t L b l < / V A T P c t L b l > + 
+         < V A T R e g N o L b l > V A T R e g N o L b l < / V A T R e g N o L b l > + 
+         < Y o u r R e f e r e n c e > Y o u r R e f e r e n c e < / Y o u r R e f e r e n c e > + 
+         < Y o u r R e f e r e n c e L b l > Y o u r R e f e r e n c e L b l < / Y o u r R e f e r e n c e L b l > + 
+         < L i n e > + 
+             < C o u n t r y O f M a n u f a c t u r i n g > C o u n t r y O f M a n u f a c t u r i n g < / C o u n t r y O f M a n u f a c t u r i n g > + 
+             < I t e m D e s c r i p t i o n > I t e m D e s c r i p t i o n < / I t e m D e s c r i p t i o n > + 
+             < L i n e A m o u n t > L i n e A m o u n t < / L i n e A m o u n t > + 
+             < N e t W e i g h t > N e t W e i g h t < / N e t W e i g h t > + 
+             < P r i c e > P r i c e < / P r i c e > + 
+             < Q u a n t i t y > Q u a n t i t y < / Q u a n t i t y > + 
+             < T a r i f f > T a r i f f < / T a r i f f > + 
+             < V A T A m o u n t > V A T A m o u n t < / V A T A m o u n t > + 
+             < V A T P c t > V A T P c t < / V A T P c t > + 
+         < / L i n e > + 
+         < W o r k D e s c r i p t i o n L i n e s > + 
+             < W o r k D e s c r i p t i o n L i n e > W o r k D e s c r i p t i o n L i n e < / W o r k D e s c r i p t i o n L i n e > + 
+             < W o r k D e s c r i p t i o n L i n e N u m b e r > W o r k D e s c r i p t i o n L i n e N u m b e r < / W o r k D e s c r i p t i o n L i n e N u m b e r > + 
+         < / W o r k D e s c r i p t i o n L i n e s > + 
+         < T o t a l s > + 
+             < T o t a l A m o u n t I n c l V A T > T o t a l A m o u n t I n c l V A T < / T o t a l A m o u n t I n c l V A T > + 
+             < T o t a l V a l u e > T o t a l V a l u e < / T o t a l V a l u e > + 
+             < T o t a l V A T A m o u n t > T o t a l V A T A m o u n t < / T o t a l V A T A m o u n t > + 
+             < T o t a l W e i g h t > T o t a l W e i g h t < / T o t a l W e i g h t > + 
+         < / T o t a l s > + 
+     < / H e a d e r > + 
+ < / N a v W o r d R e p o r t X m l P a r t > 
+</file>
+
+<file path=customXml/item2.xml>��< ? x m l   v e r s i o n = " 1 . 0 "   e n c o d i n g = " u t f - 1 6 " ? > < N a v W o r d R e p o r t X m l P a r t   x m l n s = " u r n : m i c r o s o f t - d y n a m i c s - b u s i n e s s c e n t r a l / i n t e r n a l / e x t e n d e d / r e p o r t s / S t a n d a r d _ S a l e s _ P r o _ F o r m a _ I n v / 1 3 0 2 / " > + 
+     < B C R e p o r t I n f o r m a t i o n > + 
+         < R e p o r t M e t a d a t a > + 
+             < E x t e n s i o n I d > E x t e n s i o n   I D < / E x t e n s i o n I d > + 
+             < E x t e n s i o n N a m e > E x t e n s i o n   N a m e < / E x t e n s i o n N a m e > + 
+             < E x t e n s i o n P u b l i s h e r > E x t e n s i o n   P u b l i s h e r < / E x t e n s i o n P u b l i s h e r > + 
+             < E x t e n s i o n V e r s i o n > E x t e n s i o n   V e r s i o n < / E x t e n s i o n V e r s i o n > + 
+             < R e p o r t I d > R e p o r t   I D < / R e p o r t I d > + 
+             < R e p o r t N a m e > R e p o r t   N a m e < / R e p o r t N a m e > + 
+             < A b o u t T h i s R e p o r t T i t l e > A b o u t   T h i s   R e p o r t   T i t l e < / A b o u t T h i s R e p o r t T i t l e > + 
+             < A b o u t T h i s R e p o r t T e x t > A b o u t   T h i s   R e p o r t   T e x t < / A b o u t T h i s R e p o r t T e x t > + 
+             < R e p o r t H e l p L i n k > R e p o r t   H e l p   L i n k < / R e p o r t H e l p L i n k > + 
+         < / R e p o r t M e t a d a t a > + 
+         < R e p o r t R e q u e s t > + 
+             < T e n a n t E n t r a I d > T e n a n t   E n t r a   I d < / T e n a n t E n t r a I d > + 
+             < E n v i r o n m e n t N a m e > E n v i r o n m e n t   N a m e < / E n v i r o n m e n t N a m e > + 
+             < E n v i r o n m e n t T y p e > E n v i r o n m e n t   T y p e < / E n v i r o n m e n t T y p e > + 
+             < C o m p a n y N a m e > C o m p a n y   N a m e < / C o m p a n y N a m e > + 
+             < C o m p a n y D i s p l a y N a m e > C o m p a n y   D i s p l a y   N a m e < / C o m p a n y D i s p l a y N a m e > + 
+             < C o m p a n y I d > C o m p a n y   I D < / C o m p a n y I d > + 
+             < U s e r N a m e > U s e r   N a m e < / U s e r N a m e > + 
+             < D a t e A n d T i m e > D a t e   a n d   T i m e < / D a t e A n d T i m e > + 
+             < L a n g u a g e > L a n g u a g e < / L a n g u a g e > + 
+             < F o r m a t R e g i o n > F o r m a t   R e g i o n < / F o r m a t R e g i o n > + 
+             < D a t e T i m e V a l u e s > + 
+                 < Y e a r > Y e a r < / Y e a r > + 
+                 < M o n t h N u m b e r > M o n t h   N u m b e r < / M o n t h N u m b e r > + 
+                 < D a y N u m b e r > D a y   N u m b e r < / D a y N u m b e r > + 
+                 < H o u r > H o u r < / H o u r > + 
+                 < M i n u t e > M i n u t e < / M i n u t e > + 
+             < / D a t e T i m e V a l u e s > + 
+         < / R e p o r t R e q u e s t > + 
+     < / B C R e p o r t I n f o r m a t i o n > + 
+     < T o o l t i p s / > + 
+     < H e a d e r   E l e m e n t T y p e = " D a t a I t e m "   E l e m e n t I d = " 1 2 4 0 3 7 3 8 8 6 " > + 
+         < A m o u n t L b l   E l e m e n t T y p e = " C o l u m n "   E l e m e n t I d = " 9 0 1 6 2 1 0 3 7 "   D a t a T y p e = " S t r i n g " > A m o u n t L b l < / A m o u n t L b l > + 
+         < B i l l T o C o n t a c t E m a i l   E l e m e n t T y p e = " C o l u m n "   E l e m e n t I d = " 3 3 5 8 2 7 8 9 5 "   D a t a T y p e = " T e x t " > B i l l T o C o n t a c t E m a i l < / B i l l T o C o n t a c t E m a i l > + 
+         < B i l l T o C o n t a c t E m a i l L b l   E l e m e n t T y p e = " C o l u m n "   E l e m e n t I d = " 2 9 6 4 7 8 3 6 5 "   D a t a T y p e = " T e x t C o n s t " > B i l l T o C o n t a c t E m a i l L b l < / B i l l T o C o n t a c t E m a i l L b l > + 
+         < B i l l T o C o n t a c t M o b i l e P h o n e N o   E l e m e n t T y p e = " C o l u m n "   E l e m e n t I d = " 2 4 8 4 8 8 6 9 6 "   D a t a T y p e = " T e x t " > B i l l T o C o n t a c t M o b i l e P h o n e N o < / B i l l T o C o n t a c t M o b i l e P h o n e N o > + 
+         < B i l l T o C o n t a c t M o b i l e P h o n e N o L b l   E l e m e n t T y p e = " C o l u m n "   E l e m e n t I d = " 2 7 6 3 1 1 3 3 8 "   D a t a T y p e = " T e x t C o n s t " > B i l l T o C o n t a c t M o b i l e P h o n e N o L b l < / B i l l T o C o n t a c t M o b i l e P h o n e N o L b l > + 
+         < B i l l T o C o n t a c t P h o n e N o   E l e m e n t T y p e = " C o l u m n "   E l e m e n t I d = " 3 6 2 4 7 7 4 8 8 "   D a t a T y p e = " T e x t " > B i l l T o C o n t a c t P h o n e N o < / B i l l T o C o n t a c t P h o n e N o > + 
+         < B i l l T o C o n t a c t P h o n e N o L b l   E l e m e n t T y p e = " C o l u m n "   E l e m e n t I d = " 2 1 2 3 3 4 5 9 6 6 "   D a t a T y p e = " T e x t C o n s t " > B i l l T o C o n t a c t P h o n e N o L b l < / B i l l T o C o n t a c t P h o n e N o L b l > + 
+         < C o m p a n y A d d r e s s 1   E l e m e n t T y p e = " C o l u m n "   E l e m e n t I d = " 1 8 8 4 1 6 4 3 2 3 "   D a t a T y p e = " T e x t " > C o m p a n y A d d r e s s 1 < / C o m p a n y A d d r e s s 1 > + 
+         < C o m p a n y A d d r e s s 2   E l e m e n t T y p e = " C o l u m n "   E l e m e n t I d = " 1 2 4 6 4 6 7 7 0 6 "   D a t a T y p e = " T e x t " > C o m p a n y A d d r e s s 2 < / C o m p a n y A d d r e s s 2 > + 
+         < C o m p a n y A d d r e s s 3   E l e m e n t T y p e = " C o l u m n "   E l e m e n t I d = " 6 0 8 7 7 1 0 8 9 "   D a t a T y p e = " T e x t " > C o m p a n y A d d r e s s 3 < / C o m p a n y A d d r e s s 3 > + 
+         < C o m p a n y A d d r e s s 4   E l e m e n t T y p e = " C o l u m n "   E l e m e n t I d = " 7 7 7 6 8 0 1 1 2 "   D a t a T y p e = " T e x t " > C o m p a n y A d d r e s s 4 < / C o m p a n y A d d r e s s 4 > + 
+         < C o m p a n y A d d r e s s 5   E l e m e n t T y p e = " C o l u m n "   E l e m e n t I d = " 1 3 9 9 8 3 4 9 5 "   D a t a T y p e = " T e x t " > C o m p a n y A d d r e s s 5 < / C o m p a n y A d d r e s s 5 > + 
+         < C o m p a n y A d d r e s s 6   E l e m e n t T y p e = " C o l u m n "   E l e m e n t I d = " 4 9 7 7 1 3 1 2 2 "   D a t a T y p e = " T e x t " > C o m p a n y A d d r e s s 6 < / C o m p a n y A d d r e s s 6 > + 
+         < C o m p a n y A d d r e s s 7   E l e m e n t T y p e = " C o l u m n "   E l e m e n t I d = " 1 1 3 5 4 0 9 7 3 9 "   D a t a T y p e = " T e x t " > C o m p a n y A d d r e s s 7 < / C o m p a n y A d d r e s s 7 > + 
+         < C o m p a n y A d d r e s s 8   E l e m e n t T y p e = " C o l u m n "   E l e m e n t I d = " 1 7 1 5 2 5 5 3 0 0 "   D a t a T y p e = " T e x t " > C o m p a n y A d d r e s s 8 < / C o m p a n y A d d r e s s 8 > + 
+         < C o m p a n y E M a i l   E l e m e n t T y p e = " C o l u m n "   E l e m e n t I d = " 1 6 7 7 0 7 4 0 5 8 "   D a t a T y p e = " T e x t " > C o m p a n y E M a i l < / C o m p a n y E M a i l > + 
+         < C o m p a n y H o m e P a g e   E l e m e n t T y p e = " C o l u m n "   E l e m e n t I d = " 1 9 8 9 1 8 8 7 0 "   D a t a T y p e = " T e x t " > C o m p a n y H o m e P a g e < / C o m p a n y H o m e P a g e > + 
+         < C o m p a n y L e g a l O f f i c e   E l e m e n t T y p e = " C o l u m n "   E l e m e n t I d = " 7 1 4 2 5 8 1 1 1 "   D a t a T y p e = " T e x t " > C o m p a n y L e g a l O f f i c e < / C o m p a n y L e g a l O f f i c e > + 
+         < C o m p a n y L e g a l O f f i c e L b l   E l e m e n t T y p e = " C o l u m n "   E l e m e n t I d = " 7 0 0 0 1 4 3 6 3 "   D a t a T y p e = " T e x t " > C o m p a n y L e g a l O f f i c e L b l < / C o m p a n y L e g a l O f f i c e L b l > + 
+         < C o m p a n y P h o n e N o   E l e m e n t T y p e = " C o l u m n "   E l e m e n t I d = " 2 5 0 4 4 0 6 5 5 "   D a t a T y p e = " T e x t " > C o m p a n y P h o n e N o < / C o m p a n y P h o n e N o > + 
+         < C o m p a n y P h o n e N o L b l   E l e m e n t T y p e = " C o l u m n "   E l e m e n t I d = " 1 4 0 2 7 9 8 1 5 5 "   D a t a T y p e = " S t r i n g " > C o m p a n y P h o n e N o L b l < / C o m p a n y P h o n e N o L b l > + 
+         < C o m p a n y P i c t u r e   E l e m e n t T y p e = " C o l u m n "   E l e m e n t I d = " 1 3 9 7 4 1 1 0 7 4 "   D a t a T y p e = " B L O B " / > + 
+         < C o m p a n y V A T R e g N o   E l e m e n t T y p e = " C o l u m n "   E l e m e n t I d = " 1 7 1 4 3 1 9 3 6 "   D a t a T y p e = " T e x t " > C o m p a n y V A T R e g N o < / C o m p a n y V A T R e g N o > + 
+         < C o u n t r y O f M a n u f a c t u c t u r e L b l   E l e m e n t T y p e = " C o l u m n "   E l e m e n t I d = " 6 8 3 0 8 4 6 7 9 "   D a t a T y p e = " T e x t C o n s t " > C o u n t r y O f M a n u f a c t u c t u r e L b l < / C o u n t r y O f M a n u f a c t u c t u r e L b l > + 
+         < C u r r e n c y   E l e m e n t T y p e = " C o l u m n "   E l e m e n t I d = " 1 4 1 3 6 7 1 0 5 8 "   D a t a T y p e = " C o d e " > C u r r e n c y < / C u r r e n c y > + 
+         < C u r r e n c y L b l   E l e m e n t T y p e = " C o l u m n "   E l e m e n t I d = " 1 1 6 2 5 3 0 8 4 8 "   D a t a T y p e = " S t r i n g " > C u r r e n c y L b l < / C u r r e n c y L b l > + 
+         < C u s t o m e r A d d r e s s 1   E l e m e n t T y p e = " C o l u m n "   E l e m e n t I d = " 1 8 0 1 9 6 6 4 5 4 "   D a t a T y p e = " T e x t " > C u s t o m e r A d d r e s s 1 < / C u s t o m e r A d d r e s s 1 > + 
+         < C u s t o m e r A d d r e s s 2   E l e m e n t T y p e = " C o l u m n "   E l e m e n t I d = " 1 1 6 4 2 6 9 8 3 7 "   D a t a T y p e = " T e x t " > C u s t o m e r A d d r e s s 2 < / C u s t o m e r A d d r e s s 2 > + 
+         < C u s t o m e r A d d r e s s 3   E l e m e n t T y p e = " C o l u m n "   E l e m e n t I d = " 5 2 6 5 7 3 2 2 0 "   D a t a T y p e = " T e x t " > C u s t o m e r A d d r e s s 3 < / C u s t o m e r A d d r e s s 3 > + 
+         < C u s t o m e r A d d r e s s 4   E l e m e n t T y p e = " C o l u m n "   E l e m e n t I d = " 1 1 1 1 2 3 3 9 7 "   D a t a T y p e = " T e x t " > C u s t o m e r A d d r e s s 4 < / C u s t o m e r A d d r e s s 4 > + 
+         < C u s t o m e r A d d r e s s 5   E l e m e n t T y p e = " C o l u m n "   E l e m e n t I d = " 7 4 8 8 2 0 0 1 4 "   D a t a T y p e = " T e x t " > C u s t o m e r A d d r e s s 5 < / C u s t o m e r A d d r e s s 5 > + 
+         < C u s t o m e r A d d r e s s 6   E l e m e n t T y p e = " C o l u m n "   E l e m e n t I d = " 1 3 8 6 5 1 6 6 3 1 "   D a t a T y p e = " T e x t " > C u s t o m e r A d d r e s s 6 < / C u s t o m e r A d d r e s s 6 > + 
+         < C u s t o m e r A d d r e s s 7   E l e m e n t T y p e = " C o l u m n "   E l e m e n t I d = " 2 0 2 4 2 1 3 2 4 8 "   D a t a T y p e = " T e x t " > C u s t o m e r A d d r e s s 7 < / C u s t o m e r A d d r e s s 7 > + 
+         < C u s t o m e r A d d r e s s 8   E l e m e n t T y p e = " C o l u m n "   E l e m e n t I d = " 1 0 4 8 6 9 8 5 8 5 "   D a t a T y p e = " T e x t " > C u s t o m e r A d d r e s s 8 < / C u s t o m e r A d d r e s s 8 > + 
+         < C u s t o m e r V A T R e g i s t r a t i o n N o L b l   E l e m e n t T y p e = " C o l u m n "   E l e m e n t I d = " 1 9 3 3 3 6 8 9 6 "   D a t a T y p e = " T e x t " > C u s t o m e r V A T R e g i s t r a t i o n N o L b l < / C u s t o m e r V A T R e g i s t r a t i o n N o L b l > + 
+         < C u s t o m e r V A T R e g N o   E l e m e n t T y p e = " C o l u m n "   E l e m e n t I d = " 3 6 6 7 3 9 2 6 9 "   D a t a T y p e = " T e x t " > C u s t o m e r V A T R e g N o < / C u s t o m e r V A T R e g N o > + 
+         < D e c l a r t i o n L b l   E l e m e n t T y p e = " C o l u m n "   E l e m e n t I d = " 1 7 3 1 1 5 3 7 1 8 "   D a t a T y p e = " T e x t C o n s t " > D e c l a r t i o n L b l < / D e c l a r t i o n L b l > + 
+         < D o c u m e n t D a t e   E l e m e n t T y p e = " C o l u m n "   E l e m e n t I d = " 5 5 2 8 7 1 9 1 4 "   D a t a T y p e = " S t r i n g " > D o c u m e n t D a t e < / D o c u m e n t D a t e > + 
+         < D o c u m e n t N o   E l e m e n t T y p e = " C o l u m n "   E l e m e n t I d = " 9 7 0 3 5 0 5 3 9 "   D a t a T y p e = " C o d e " > D o c u m e n t N o < / D o c u m e n t N o > + 
+         < D o c u m e n t T i t l e L b l   E l e m e n t T y p e = " C o l u m n "   E l e m e n t I d = " 4 7 5 6 0 9 4 4 8 "   D a t a T y p e = " T e x t " > D o c u m e n t T i t l e L b l < / D o c u m e n t T i t l e L b l > + 
+         < E M a i l L b l   E l e m e n t T y p e = " C o l u m n "   E l e m e n t I d = " 9 4 8 6 9 2 2 4 5 "   D a t a T y p e = " S t r i n g " > E M a i l L b l < / E M a i l L b l > + 
+         < E x t e r n a l D o c u m e n t N o   E l e m e n t T y p e = " C o l u m n "   E l e m e n t I d = " 7 3 3 9 5 3 9 6 6 "   D a t a T y p e = " C o d e " > E x t e r n a l D o c u m e n t N o < / E x t e r n a l D o c u m e n t N o > + 
+         < E x t e r n a l D o c u m e n t N o L b l   E l e m e n t T y p e = " C o l u m n "   E l e m e n t I d = " 7 8 3 2 8 7 4 5 2 "   D a t a T y p e = " S t r i n g " > E x t e r n a l D o c u m e n t N o L b l < / E x t e r n a l D o c u m e n t N o L b l > + 
+         < H o m e P a g e L b l   E l e m e n t T y p e = " C o l u m n "   E l e m e n t I d = " 9 0 3 6 3 2 5 7 3 "   D a t a T y p e = " S t r i n g " > H o m e P a g e L b l < / H o m e P a g e L b l > + 
+         < I t e m L b l   E l e m e n t T y p e = " C o l u m n "   E l e m e n t I d = " 2 1 1 5 2 0 3 3 0 "   D a t a T y p e = " S t r i n g " > I t e m L b l < / I t e m L b l > + 
+         < N e t W e i g h t L b l   E l e m e n t T y p e = " C o l u m n "   E l e m e n t I d = " 8 0 8 0 5 9 8 5 6 "   D a t a T y p e = " S t r i n g " > N e t W e i g h t L b l < / N e t W e i g h t L b l > + 
+         < P a g e L b l   E l e m e n t T y p e = " C o l u m n "   E l e m e n t I d = " 2 7 0 2 9 6 3 3 2 "   D a t a T y p e = " T e x t C o n s t " > P a g e L b l < / P a g e L b l > + 
+         < Q u a n t i t y L b l   E l e m e n t T y p e = " C o l u m n "   E l e m e n t I d = " 2 7 2 0 7 7 8 0 "   D a t a T y p e = " S t r i n g " > Q u a n t i t y L b l < / Q u a n t i t y L b l > + 
+         < S a l e s P e r s o n L b l   E l e m e n t T y p e = " C o l u m n "   E l e m e n t I d = " 2 0 3 5 7 5 8 2 2 2 "   D a t a T y p e = " T e x t " > S a l e s P e r s o n L b l < / S a l e s P e r s o n L b l > + 
+         < S a l e s P e r s o n N a m e   E l e m e n t T y p e = " C o l u m n "   E l e m e n t I d = " 8 7 1 4 9 2 9 8 3 "   D a t a T y p e = " T e x t " > S a l e s P e r s o n N a m e < / S a l e s P e r s o n N a m e > + 
+         < S e l l T o C o n t a c t E m a i l   E l e m e n t T y p e = " C o l u m n "   E l e m e n t I d = " 2 6 2 8 2 4 5 6 4 "   D a t a T y p e = " T e x t " > S e l l T o C o n t a c t E m a i l < / S e l l T o C o n t a c t E m a i l > + 
+         < S e l l T o C o n t a c t E m a i l L b l   E l e m e n t T y p e = " C o l u m n "   E l e m e n t I d = " 3 7 0 9 2 0 3 7 4 "   D a t a T y p e = " T e x t C o n s t " > S e l l T o C o n t a c t E m a i l L b l < / S e l l T o C o n t a c t E m a i l L b l > + 
+         < S e l l T o C o n t a c t M o b i l e P h o n e N o   E l e m e n t T y p e = " C o l u m n "   E l e m e n t I d = " 1 8 4 3 5 8 7 4 7 "   D a t a T y p e = " T e x t " > S e l l T o C o n t a c t M o b i l e P h o n e N o < / S e l l T o C o n t a c t M o b i l e P h o n e N o > + 
+         < S e l l T o C o n t a c t M o b i l e P h o n e N o L b l   E l e m e n t T y p e = " C o l u m n "   E l e m e n t I d = " 1 4 5 7 5 2 8 4 1 7 "   D a t a T y p e = " T e x t C o n s t " > S e l l T o C o n t a c t M o b i l e P h o n e N o L b l < / S e l l T o C o n t a c t M o b i l e P h o n e N o L b l > + 
+         < S e l l T o C o n t a c t P h o n e N o   E l e m e n t T y p e = " C o l u m n "   E l e m e n t I d = " 1 6 1 3 8 2 2 4 8 3 "   D a t a T y p e = " T e x t " > S e l l T o C o n t a c t P h o n e N o < / S e l l T o C o n t a c t P h o n e N o > + 
+         < S e l l T o C o n t a c t P h o n e N o L b l   E l e m e n t T y p e = " C o l u m n "   E l e m e n t I d = " 1 0 5 0 6 8 6 8 0 9 "   D a t a T y p e = " T e x t C o n s t " > S e l l T o C o n t a c t P h o n e N o L b l < / S e l l T o C o n t a c t P h o n e N o L b l > + 
+         < S h i p m e n t M e t h o d D e s c r i p t i o n   E l e m e n t T y p e = " C o l u m n "   E l e m e n t I d = " 2 0 5 9 4 0 3 2 6 0 "   D a t a T y p e = " T e x t " > S h i p m e n t M e t h o d D e s c r i p t i o n < / S h i p m e n t M e t h o d D e s c r i p t i o n > + 
+         < S h i p m e n t M e t h o d D e s c r i p t i o n L b l   E l e m e n t T y p e = " C o l u m n "   E l e m e n t I d = " 1 3 1 0 7 6 9 9 4 "   D a t a T y p e = " S t r i n g " > S h i p m e n t M e t h o d D e s c r i p t i o n L b l < / S h i p m e n t M e t h o d D e s c r i p t i o n L b l > + 
+         < S h o w W o r k D e s c r i p t i o n   E l e m e n t T y p e = " C o l u m n "   E l e m e n t I d = " 7 8 5 4 6 8 8 6 5 "   D a t a T y p e = " B o o l e a n " > S h o w W o r k D e s c r i p t i o n < / S h o w W o r k D e s c r i p t i o n > + 
+         < S i g n a t u r e L b l   E l e m e n t T y p e = " C o l u m n "   E l e m e n t I d = " 9 1 0 9 5 0 3 4 7 "   D a t a T y p e = " T e x t C o n s t " > S i g n a t u r e L b l < / S i g n a t u r e L b l > + 
+         < S i g n a t u r e N a m e L b l   E l e m e n t T y p e = " C o l u m n "   E l e m e n t I d = " 1 0 2 8 2 9 0 9 4 0 "   D a t a T y p e = " T e x t C o n s t " > S i g n a t u r e N a m e L b l < / S i g n a t u r e N a m e L b l > + 
+         < S i g n a t u r e P o s i t i o n L b l   E l e m e n t T y p e = " C o l u m n "   E l e m e n t I d = " 6 0 9 3 1 5 1 8 6 "   D a t a T y p e = " T e x t C o n s t " > S i g n a t u r e P o s i t i o n L b l < / S i g n a t u r e P o s i t i o n L b l > + 
+         < T a r i f f L b l   E l e m e n t T y p e = " C o l u m n "   E l e m e n t I d = " 1 7 9 3 6 1 9 4 0 9 "   D a t a T y p e = " S t r i n g " > T a r i f f L b l < / T a r i f f L b l > + 
+         < T o t a l A m o u n t I n c l V A T L b l   E l e m e n t T y p e = " C o l u m n "   E l e m e n t I d = " 1 3 1 7 8 8 7 6 3 0 "   D a t a T y p e = " T e x t " > T o t a l A m o u n t I n c l V A T L b l < / T o t a l A m o u n t I n c l V A T L b l > + 
+         < T o t a l A m o u n t L b l   E l e m e n t T y p e = " C o l u m n "   E l e m e n t I d = " 1 2 1 0 2 0 8 3 7 7 "   D a t a T y p e = " T e x t " > T o t a l A m o u n t L b l < / T o t a l A m o u n t L b l > + 
+         < T o t a l W e i g h t L b l   E l e m e n t T y p e = " C o l u m n "   E l e m e n t I d = " 1 0 3 4 9 8 5 3 9 7 "   D a t a T y p e = " T e x t C o n s t " > T o t a l W e i g h t L b l < / T o t a l W e i g h t L b l > + 
+         < U n i t P r i c e L b l   E l e m e n t T y p e = " C o l u m n "   E l e m e n t I d = " 6 3 9 0 7 3 1 5 6 "   D a t a T y p e = " S t r i n g " > U n i t P r i c e L b l < / U n i t P r i c e L b l > + 
+         < V A T A m o u n t L b l   E l e m e n t T y p e = " C o l u m n "   E l e m e n t I d = " 1 8 4 5 5 5 8 6 7 2 "   D a t a T y p e = " T e x t " > V A T A m o u n t L b l < / V A T A m o u n t L b l > + 
+         < V A T P c t L b l   E l e m e n t T y p e = " C o l u m n "   E l e m e n t I d = " 8 8 4 3 2 7 1 8 1 "   D a t a T y p e = " S t r i n g " > V A T P c t L b l < / V A T P c t L b l > + 
+         < V A T R e g N o L b l   E l e m e n t T y p e = " C o l u m n "   E l e m e n t I d = " 1 5 8 9 8 1 5 5 5 7 "   D a t a T y p e = " T e x t " > V A T R e g N o L b l < / V A T R e g N o L b l > + 
+         < Y o u r R e f e r e n c e   E l e m e n t T y p e = " C o l u m n "   E l e m e n t I d = " 1 1 0 3 9 9 5 1 "   D a t a T y p e = " T e x t " > Y o u r R e f e r e n c e < / Y o u r R e f e r e n c e > + 
+         < Y o u r R e f e r e n c e L b l   E l e m e n t T y p e = " C o l u m n "   E l e m e n t I d = " 1 0 4 0 0 4 0 1 1 7 "   D a t a T y p e = " S t r i n g " > Y o u r R e f e r e n c e L b l < / Y o u r R e f e r e n c e L b l > + 
+         < L i n e   E l e m e n t T y p e = " D a t a I t e m "   E l e m e n t I d = " 4 1 1 9 7 6 1 3 3 " > + 
+             < C o u n t r y O f M a n u f a c t u r i n g   E l e m e n t T y p e = " C o l u m n "   E l e m e n t I d = " 9 6 7 5 1 0 9 9 6 "   D a t a T y p e = " C o d e " > C o u n t r y O f M a n u f a c t u r i n g < / C o u n t r y O f M a n u f a c t u r i n g > + 
+             < I t e m D e s c r i p t i o n   E l e m e n t T y p e = " C o l u m n "   E l e m e n t I d = " 1 9 6 5 3 9 3 7 9 0 "   D a t a T y p e = " T e x t " > I t e m D e s c r i p t i o n < / I t e m D e s c r i p t i o n > + 
+             < L i n e A m o u n t   E l e m e n t T y p e = " C o l u m n "   E l e m e n t I d = " 1 6 4 5 5 1 1 0 0 1 "   D a t a T y p e = " T e x t " > L i n e A m o u n t < / L i n e A m o u n t > + 
+             < N e t W e i g h t   E l e m e n t T y p e = " C o l u m n "   E l e m e n t I d = " 1 8 1 6 3 8 9 3 4 2 "   D a t a T y p e = " D e c i m a l " > N e t W e i g h t < / N e t W e i g h t > + 
+             < P r i c e   E l e m e n t T y p e = " C o l u m n "   E l e m e n t I d = " 1 4 8 7 8 5 5 2 6 4 "   D a t a T y p e = " T e x t " > P r i c e < / P r i c e > + 
+             < Q u a n t i t y   E l e m e n t T y p e = " C o l u m n "   E l e m e n t I d = " 5 5 6 9 2 0 8 8 6 "   D a t a T y p e = " D e c i m a l " > Q u a n t i t y < / Q u a n t i t y > + 
+             < T a r i f f   E l e m e n t T y p e = " C o l u m n "   E l e m e n t I d = " 1 6 1 7 3 6 3 7 2 3 "   D a t a T y p e = " C o d e " > T a r i f f < / T a r i f f > + 
+             < V A T A m o u n t   E l e m e n t T y p e = " C o l u m n "   E l e m e n t I d = " 7 4 4 7 0 7 5 5 4 "   D a t a T y p e = " T e x t " > V A T A m o u n t < / V A T A m o u n t > + 
+             < V A T P c t   E l e m e n t T y p e = " C o l u m n "   E l e m e n t I d = " 4 2 6 2 1 7 3 8 3 "   D a t a T y p e = " D e c i m a l " > V A T P c t < / V A T P c t > + 
+         < / L i n e > + 
+         < W o r k D e s c r i p t i o n L i n e s   E l e m e n t T y p e = " D a t a I t e m "   E l e m e n t I d = " 2 7 6 8 1 9 4 4 7 " > + 
+             < W o r k D e s c r i p t i o n L i n e   E l e m e n t T y p e = " C o l u m n "   E l e m e n t I d = " 1 9 4 7 6 2 1 6 7 6 "   D a t a T y p e = " T e x t " > W o r k D e s c r i p t i o n L i n e < / W o r k D e s c r i p t i o n L i n e > + 
+             < W o r k D e s c r i p t i o n L i n e N u m b e r   E l e m e n t T y p e = " C o l u m n "   E l e m e n t I d = " 7 9 7 3 0 7 2 2 3 "   D a t a T y p e = " I n t e g e r " > W o r k D e s c r i p t i o n L i n e N u m b e r < / W o r k D e s c r i p t i o n L i n e N u m b e r > + 
+         < / W o r k D e s c r i p t i o n L i n e s > + 
+         < T o t a l s   E l e m e n t T y p e = " D a t a I t e m "   E l e m e n t I d = " 1 8 2 3 9 5 0 0 4 4 " > + 
+             < T o t a l A m o u n t I n c l V A T   E l e m e n t T y p e = " C o l u m n "   E l e m e n t I d = " 1 4 2 2 4 2 7 9 5 2 "   D a t a T y p e = " T e x t " > T o t a l A m o u n t I n c l V A T < / T o t a l A m o u n t I n c l V A T > + 
+             < T o t a l V a l u e   E l e m e n t T y p e = " C o l u m n "   E l e m e n t I d = " 2 1 0 1 8 1 0 8 8 4 "   D a t a T y p e = " T e x t " > T o t a l V a l u e < / T o t a l V a l u e > + 
+             < T o t a l V A T A m o u n t   E l e m e n t T y p e = " C o l u m n "   E l e m e n t I d = " 1 6 2 7 1 0 2 3 2 8 "   D a t a T y p e = " T e x t " > T o t a l V A T A m o u n t < / T o t a l V A T A m o u n t > + 
+             < T o t a l W e i g h t   E l e m e n t T y p e = " C o l u m n "   E l e m e n t I d = " 2 1 4 2 2 3 7 7 4 5 "   D a t a T y p e = " D e c i m a l " > T o t a l W e i g h t < / T o t a l W e i g h t > + 
+         < / T o t a l s > + 
+     < / H e a d e r > + 
+ < / N a v W o r d R e p o r t X m l P a r t > 
+</file>
+
+<file path=customXml/item3.xml><?xml version="1.0" encoding="utf-8"?>
 <b:Sources xmlns:b="http://schemas.openxmlformats.org/officeDocument/2006/bibliography" xmlns="http://schemas.openxmlformats.org/officeDocument/2006/bibliography" SelectedStyle="\APASixthEditionOfficeOnline.xsl" StyleName="APA" Version="6"/>
 </file>
 
-<file path=customXml/item2.xml>��< ? x m l   v e r s i o n = " 1 . 0 "   e n c o d i n g = " u t f - 1 6 " ? > - 
- < N a v W o r d R e p o r t X m l P a r t   x m l n s = " u r n : m i c r o s o f t - d y n a m i c s - b u s i n e s s c e n t r a l / i n t e r n a l / e x t e n d e d / r e p o r t s / S t a n d a r d _ S a l e s _ P r o _ F o r m a _ I n v / 1 3 0 2 / " > - 
-     < B C R e p o r t I n f o r m a t i o n > - 
-         < R e p o r t M e t a d a t a > - 
-             < E x t e n s i o n I d > E x t e n s i o n   I D < / E x t e n s i o n I d > - 
-             < E x t e n s i o n N a m e > E x t e n s i o n   N a m e < / E x t e n s i o n N a m e > - 
-             < E x t e n s i o n P u b l i s h e r > E x t e n s i o n   P u b l i s h e r < / E x t e n s i o n P u b l i s h e r > - 
-             < E x t e n s i o n V e r s i o n > E x t e n s i o n   V e r s i o n < / E x t e n s i o n V e r s i o n > - 
-             < R e p o r t I d > R e p o r t   I D < / R e p o r t I d > - 
-             < R e p o r t N a m e > R e p o r t   N a m e < / R e p o r t N a m e > - 
-             < A b o u t T h i s R e p o r t T i t l e > A b o u t   T h i s   R e p o r t   T i t l e < / A b o u t T h i s R e p o r t T i t l e > - 
-             < A b o u t T h i s R e p o r t T e x t > A b o u t   T h i s   R e p o r t   T e x t < / A b o u t T h i s R e p o r t T e x t > - 
-             < R e p o r t H e l p L i n k > R e p o r t   H e l p   L i n k < / R e p o r t H e l p L i n k > - 
-         < / R e p o r t M e t a d a t a > - 
-         < R e p o r t R e q u e s t > - 
-             < T e n a n t E n t r a I d > T e n a n t   E n t r a   I d < / T e n a n t E n t r a I d > - 
-             < E n v i r o n m e n t N a m e > E n v i r o n m e n t   N a m e < / E n v i r o n m e n t N a m e > - 
-             < E n v i r o n m e n t T y p e > E n v i r o n m e n t   T y p e < / E n v i r o n m e n t T y p e > - 
-             < C o m p a n y N a m e > C o m p a n y   N a m e < / C o m p a n y N a m e > - 
-             < C o m p a n y D i s p l a y N a m e > C o m p a n y   D i s p l a y   N a m e < / C o m p a n y D i s p l a y N a m e > - 
-             < C o m p a n y I d > C o m p a n y   I D < / C o m p a n y I d > - 
-             < U s e r N a m e > U s e r   N a m e < / U s e r N a m e > - 
-             < D a t e A n d T i m e > D a t e   a n d   T i m e < / D a t e A n d T i m e > - 
-             < L a n g u a g e > L a n g u a g e < / L a n g u a g e > - 
-             < F o r m a t R e g i o n > F o r m a t   R e g i o n < / F o r m a t R e g i o n > - 
-             < D a t e T i m e V a l u e s > - 
-                 < Y e a r > Y e a r < / Y e a r > - 
-                 < M o n t h N u m b e r > M o n t h   N u m b e r < / M o n t h N u m b e r > - 
-                 < D a y N u m b e r > D a y   N u m b e r < / D a y N u m b e r > - 
-                 < H o u r > H o u r < / H o u r > - 
-                 < M i n u t e > M i n u t e < / M i n u t e > - 
-             < / D a t e T i m e V a l u e s > - 
-         < / R e p o r t R e q u e s t > - 
-         < C o m p a n y M e t a d a t a > - 
-             < C o m p a n y N a m e > C o m p a n y   N a m e < / C o m p a n y N a m e > - 
-             < C o m p a n y D i s p l a y N a m e > C o m p a n y   D i s p l a y   N a m e < / C o m p a n y D i s p l a y N a m e > - 
-             < C o m p a n y A d d r e s s L i n e s > - 
-                 < C o m p a n y A d d r e s s L i n e > C o m p a n y   A d d r e s s   L i n e   1 < / C o m p a n y A d d r e s s L i n e > - 
-                 < C o m p a n y A d d r e s s L i n e > C o m p a n y   A d d r e s s   L i n e   2 < / C o m p a n y A d d r e s s L i n e > - 
-                 < C o m p a n y A d d r e s s L i n e > C o m p a n y   A d d r e s s   L i n e   3 < / C o m p a n y A d d r e s s L i n e > - 
-                 < C o m p a n y A d d r e s s L i n e > C o m p a n y   A d d r e s s   L i n e   4 < / C o m p a n y A d d r e s s L i n e > - 
-                 < C o m p a n y A d d r e s s L i n e > C o m p a n y   A d d r e s s   L i n e   5 < / C o m p a n y A d d r e s s L i n e > - 
-                 < C o m p a n y A d d r e s s L i n e > C o m p a n y   A d d r e s s   L i n e   6 < / C o m p a n y A d d r e s s L i n e > - 
-                 < C o m p a n y A d d r e s s L i n e > C o m p a n y   A d d r e s s   L i n e   7 < / C o m p a n y A d d r e s s L i n e > - 
-                 < C o m p a n y A d d r e s s L i n e > C o m p a n y   A d d r e s s   L i n e   8 < / C o m p a n y A d d r e s s L i n e > - 
-             < / C o m p a n y A d d r e s s L i n e s > - 
-             < C o m p a n y P h o n e > C o m p a n y   P h o n e < / C o m p a n y P h o n e > - 
-             < C o m p a n y P h o n e C a p t i o n > C o m p a n y   P h o n e   C a p t i o n < / C o m p a n y P h o n e C a p t i o n > - 
-             < C o m p a n y F a x N o > C o m p a n y   F a x   N o . < / C o m p a n y F a x N o > - 
-             < C o m p a n y F a x N o C a p t i o n > C o m p a n y   F a x   N o .   C a p t i o n < / C o m p a n y F a x N o C a p t i o n > - 
-             < C o m p a n y E m a i l > C o m p a n y   E m a i l < / C o m p a n y E m a i l > - 
-             < C o m p a n y E m a i l C a p t i o n > C o m p a n y   E m a i l   C a p t i o n < / C o m p a n y E m a i l C a p t i o n > - 
-             < C o m p a n y H o m e P a g e > C o m p a n y   H o m e   P a g e < / C o m p a n y H o m e P a g e > - 
-             < C o m p a n y H o m e P a g e C a p t i o n > C o m p a n y   H o m e   P a g e   C a p t i o n < / C o m p a n y H o m e P a g e C a p t i o n > - 
-             < C o m p a n y L o g o > C o m p a n y   L o g o < / C o m p a n y L o g o > - 
-             < C o m p a n y V A T R e g i s t r a t i o n N o > C o m p a n y   V A T   R e g i s t r a t i o n   N o . < / C o m p a n y V A T R e g i s t r a t i o n N o > - 
-             < C o m p a n y V A T R e g i s t r a t i o n N o C a p t i o n > C o m p a n y   V A T   R e g i s t r a t i o n   N o .   C a p t i o n < / C o m p a n y V A T R e g i s t r a t i o n N o C a p t i o n > - 
-             < C o m p a n y R e g i s t r a t i o n N o > C o m p a n y   R e g i s t r a t i o n   N o . < / C o m p a n y R e g i s t r a t i o n N o > - 
-             < C o m p a n y R e g i s t r a t i o n N o C a p t i o n > C o m p a n y   R e g i s t r a t i o n   N o .   C a p t i o n < / C o m p a n y R e g i s t r a t i o n N o C a p t i o n > - 
-             < C o m p a n y B a n k N a m e > C o m p a n y   B a n k   N a m e < / C o m p a n y B a n k N a m e > - 
-             < C o m p a n y B a n k N a m e C a p t i o n > C o m p a n y   B a n k   N a m e   C a p t i o n < / C o m p a n y B a n k N a m e C a p t i o n > - 
-             < C o m p a n y B a n k A c c o u n t N o > C o m p a n y   B a n k   A c c o u n t   N o . < / C o m p a n y B a n k A c c o u n t N o > - 
-             < C o m p a n y B a n k A c c o u n t N o C a p t i o n > C o m p a n y   B a n k   A c c o u n t   N o .   C a p t i o n < / C o m p a n y B a n k A c c o u n t N o C a p t i o n > - 
-             < C o m p a n y B a n k B r a n c h N o > C o m p a n y   B a n k   B r a n c h   N o . < / C o m p a n y B a n k B r a n c h N o > - 
-             < C o m p a n y B a n k B r a n c h N o C a p t i o n > C o m p a n y   B a n k   B r a n c h   N o .   C a p t i o n < / C o m p a n y B a n k B r a n c h N o C a p t i o n > - 
-             < C o m p a n y I B A N > C o m p a n y   I B A N < / C o m p a n y I B A N > - 
-             < C o m p a n y I B A N C a p t i o n > C o m p a n y   I B A N   C a p t i o n < / C o m p a n y I B A N C a p t i o n > - 
-             < C o m p a n y B a n k S W I F T > C o m p a n y   B a n k   S W I F T < / C o m p a n y B a n k S W I F T > - 
-             < C o m p a n y B a n k S W I F T C a p t i o n > C o m p a n y   B a n k   S W I F T   C a p t i o n < / C o m p a n y B a n k S W I F T C a p t i o n > - 
-             < C o m p a n y G i r o N o > C o m p a n y   G i r o   N o . < / C o m p a n y G i r o N o > - 
-             < C o m p a n y G i r o N o C a p t i o n > C o m p a n y   G i r o   N o .   C a p t i o n < / C o m p a n y G i r o N o C a p t i o n > - 
-         < / C o m p a n y M e t a d a t a > - 
-     < / B C R e p o r t I n f o r m a t i o n > - 
-     < T o o l t i p s > - 
-         < T o o l t i p   c o l u m n = " C o m p a n y P i c t u r e "   E l e m e n t I d = " 1 3 9 7 4 1 1 0 7 4 " > - 
-             < T o o l t i p T e x t   l a n g = " e n - U S " > S p e c i f i e s   t h e   p i c t u r e   t h a t   h a s   b e e n   s e t   u p   f o r   t h e   c o m p a n y ,   s u c h   a s   a   c o m p a n y   l o g o . < / T o o l t i p T e x t > - 
-         < / T o o l t i p > - 
-         < T o o l t i p   c o l u m n = " C o m p a n y E M a i l "   E l e m e n t I d = " 1 6 7 7 0 7 4 0 5 8 " > - 
-             < T o o l t i p T e x t   l a n g = " e n - U S " > S p e c i f i e s   t h e   c o m p a n y ' s   e m a i l   a d d r e s s . < / T o o l t i p T e x t > - 
-         < / T o o l t i p > - 
-         < T o o l t i p   c o l u m n = " C o m p a n y H o m e P a g e "   E l e m e n t I d = " 1 9 8 9 1 8 8 7 0 " > - 
-             < T o o l t i p T e x t   l a n g = " e n - U S " > S p e c i f i e s   y o u r   c o m p a n y ' s   w e b   s i t e . < / T o o l t i p T e x t > - 
-         < / T o o l t i p > - 
-         < T o o l t i p   c o l u m n = " C o m p a n y P h o n e N o "   E l e m e n t I d = " 2 5 0 4 4 0 6 5 5 " > - 
-             < T o o l t i p T e x t   l a n g = " e n - U S " > S p e c i f i e s   t h e   c o m p a n y ' s   t e l e p h o n e   n u m b e r . < / T o o l t i p T e x t > - 
-         < / T o o l t i p > - 
-         < T o o l t i p   c o l u m n = " S e l l T o C o n t a c t P h o n e N o "   E l e m e n t I d = " 1 6 1 3 8 2 2 4 8 3 " > - 
-             < T o o l t i p T e x t   l a n g = " e n - U S " > S p e c i f i e s   t h e   c o n t a c t ' s   p h o n e   n u m b e r . < / T o o l t i p T e x t > - 
-         < / T o o l t i p > - 
-         < T o o l t i p   c o l u m n = " S e l l T o C o n t a c t M o b i l e P h o n e N o "   E l e m e n t I d = " 1 8 4 3 5 8 7 4 7 " > - 
-             < T o o l t i p T e x t   l a n g = " e n - U S " > S p e c i f i e s   t h e   c o n t a c t ' s   m o b i l e   t e l e p h o n e   n u m b e r . < / T o o l t i p T e x t > - 
-         < / T o o l t i p > - 
-         < T o o l t i p   c o l u m n = " S e l l T o C o n t a c t E m a i l "   E l e m e n t I d = " 2 6 2 8 2 4 5 6 4 " > - 
-             < T o o l t i p T e x t   l a n g = " e n - U S " > S p e c i f i e s   t h e   e m a i l   a d d r e s s   o f   t h e   c o n t a c t . < / T o o l t i p T e x t > - 
-         < / T o o l t i p > - 
-         < T o o l t i p   c o l u m n = " B i l l T o C o n t a c t P h o n e N o "   E l e m e n t I d = " 3 6 2 4 7 7 4 8 8 " > - 
-             < T o o l t i p T e x t   l a n g = " e n - U S " > S p e c i f i e s   t h e   c o n t a c t ' s   p h o n e   n u m b e r . < / T o o l t i p T e x t > - 
-         < / T o o l t i p > - 
-         < T o o l t i p   c o l u m n = " B i l l T o C o n t a c t M o b i l e P h o n e N o "   E l e m e n t I d = " 2 4 8 4 8 8 6 9 6 " > - 
-             < T o o l t i p T e x t   l a n g = " e n - U S " > S p e c i f i e s   t h e   c o n t a c t ' s   m o b i l e   t e l e p h o n e   n u m b e r . < / T o o l t i p T e x t > - 
-         < / T o o l t i p > - 
-         < T o o l t i p   c o l u m n = " B i l l T o C o n t a c t E m a i l "   E l e m e n t I d = " 3 3 5 8 2 7 8 9 5 " > - 
-             < T o o l t i p T e x t   l a n g = " e n - U S " > S p e c i f i e s   t h e   e m a i l   a d d r e s s   o f   t h e   c o n t a c t . < / T o o l t i p T e x t > - 
-         < / T o o l t i p > - 
-         < T o o l t i p   c o l u m n = " Y o u r R e f e r e n c e "   E l e m e n t I d = " 1 1 0 3 9 9 5 1 " > - 
-             < T o o l t i p T e x t   l a n g = " e n - U S " > S p e c i f i e s   t h e   c u s t o m e r ' s   r e f e r e n c e .   T h e   c o n t e n t   w i l l   b e   p r i n t e d   o n   s a l e s   d o c u m e n t s . < / T o o l t i p T e x t > - 
-         < / T o o l t i p > - 
-         < T o o l t i p   c o l u m n = " E x t e r n a l D o c u m e n t N o "   E l e m e n t I d = " 7 3 3 9 5 3 9 6 6 " > - 
-             < T o o l t i p T e x t   l a n g = " e n - U S " > S p e c i f i e s   a   d o c u m e n t   n u m b e r   t h a t   r e f e r s   t o   t h e   c u s t o m e r ' s   o r   v e n d o r ' s   n u m b e r i n g   s y s t e m . < / T o o l t i p T e x t > - 
-         < / T o o l t i p > - 
-         < T o o l t i p   c o l u m n = " D o c u m e n t N o "   E l e m e n t I d = " 9 7 0 3 5 0 5 3 9 " > - 
-             < T o o l t i p T e x t   l a n g = " e n - U S " > S p e c i f i e s   a   u n i q u e   n u m b e r   t h a t   i d e n t i f i e s   t h e   s a l e s   d o c u m e n t .   T h e   n u m b e r   c a n   b e   g e n e r a t e d   a u t o m a t i c a l l y   f r o m   a   n u m b e r   s e r i e s ,   o r   y o u   c a n   n u m b e r   e a c h   o f   t h e m   m a n u a l l y . < / T o o l t i p T e x t > - 
-         < / T o o l t i p > - 
-         < T o o l t i p   c o l u m n = " I t e m D e s c r i p t i o n "   E l e m e n t I d = " 1 9 6 5 3 9 3 7 9 0 " > - 
-             < T o o l t i p T e x t   l a n g = " e n - U S " > S p e c i f i e s   a   d e s c r i p t i o n   o f   t h e   e n t r y   o f   t h e   p r o d u c t   t o   b e   s o l d .   T o   a d d   a   n o n - t r a n s a c t i o n a l   t e x t   l i n e ,   f i l l   i n   t h e   D e s c r i p t i o n   f i e l d   o n l y . < / T o o l t i p T e x t > - 
-         < / T o o l t i p > - 
-         < T o o l t i p   c o l u m n = " C o u n t r y O f M a n u f a c t u r i n g "   E l e m e n t I d = " 9 6 7 5 1 0 9 9 6 " > - 
-             < T o o l t i p T e x t   l a n g = " e n - U S " > S p e c i f i e s   a   c o d e   f o r   t h e   c o u n t r y / r e g i o n   w h e r e   t h e   i t e m   w a s   p r o d u c e d   o r   p r o c e s s e d . < / T o o l t i p T e x t > - 
-         < / T o o l t i p > - 
-         < T o o l t i p   c o l u m n = " T a r i f f "   E l e m e n t I d = " 1 6 1 7 3 6 3 7 2 3 " > - 
-             < T o o l t i p T e x t   l a n g = " e n - U S " > S p e c i f i e s   a   c o d e   f o r   t h e   i t e m ' s   t a r i f f   n u m b e r . < / T o o l t i p T e x t > - 
-         < / T o o l t i p > - 
-         < T o o l t i p   c o l u m n = " Q u a n t i t y "   E l e m e n t I d = " 5 5 6 9 2 0 8 8 6 " > - 
-             < T o o l t i p T e x t   l a n g = " e n - U S " > S p e c i f i e s   t h e   q u a n t i t y   t h a t   r e m a i n s   t o   b e   i n v o i c e d .   I t   i s   c a l c u l a t e d   a s   Q u a n t i t y   -   Q t y .   I n v o i c e d . < / T o o l t i p T e x t > - 
-         < / T o o l t i p > - 
-         < T o o l t i p   c o l u m n = " N e t W e i g h t "   E l e m e n t I d = " 1 8 1 6 3 8 9 3 4 2 " > - 
-             < T o o l t i p T e x t   l a n g = " e n - U S " > S p e c i f i e s   t h e   n e t   w e i g h t   o f   o n e   u n i t   o f   t h e   i t e m .   I n   t h e   s a l e s   s t a t i s t i c s   w i n d o w ,   t h e   n e t   w e i g h t   o n   t h e   l i n e   i s   i n c l u d e d   i n   t h e   t o t a l   n e t   w e i g h t   o f   a l l   t h e   l i n e s   f o r   t h e   p a r t i c u l a r   s a l e s   d o c u m e n t . < / T o o l t i p T e x t > - 
-         < / T o o l t i p > - 
-     < / T o o l t i p s > - 
-     < H e a d e r   E l e m e n t T y p e = " D a t a I t e m "   E l e m e n t I d = " 1 2 4 0 3 7 3 8 8 6 " > - 
-         < A m o u n t L b l   E l e m e n t T y p e = " C o l u m n "   E l e m e n t I d = " 9 0 1 6 2 1 0 3 7 "   D a t a T y p e = " S t r i n g " > A m o u n t L b l < / A m o u n t L b l > - 
-         < B i l l T o C o n t a c t E m a i l   E l e m e n t T y p e = " C o l u m n "   E l e m e n t I d = " 3 3 5 8 2 7 8 9 5 "   D a t a T y p e = " T e x t " > B i l l T o C o n t a c t E m a i l < / B i l l T o C o n t a c t E m a i l > - 
-         < B i l l T o C o n t a c t E m a i l L b l   E l e m e n t T y p e = " C o l u m n "   E l e m e n t I d = " 2 9 6 4 7 8 3 6 5 "   D a t a T y p e = " L a b e l " > B i l l T o C o n t a c t E m a i l L b l < / B i l l T o C o n t a c t E m a i l L b l > - 
-         < B i l l T o C o n t a c t M o b i l e P h o n e N o   E l e m e n t T y p e = " C o l u m n "   E l e m e n t I d = " 2 4 8 4 8 8 6 9 6 "   D a t a T y p e = " T e x t " > B i l l T o C o n t a c t M o b i l e P h o n e N o < / B i l l T o C o n t a c t M o b i l e P h o n e N o > - 
-         < B i l l T o C o n t a c t M o b i l e P h o n e N o L b l   E l e m e n t T y p e = " C o l u m n "   E l e m e n t I d = " 2 7 6 3 1 1 3 3 8 "   D a t a T y p e = " L a b e l " > B i l l T o C o n t a c t M o b i l e P h o n e N o L b l < / B i l l T o C o n t a c t M o b i l e P h o n e N o L b l > - 
-         < B i l l T o C o n t a c t P h o n e N o   E l e m e n t T y p e = " C o l u m n "   E l e m e n t I d = " 3 6 2 4 7 7 4 8 8 "   D a t a T y p e = " T e x t " > B i l l T o C o n t a c t P h o n e N o < / B i l l T o C o n t a c t P h o n e N o > - 
-         < B i l l T o C o n t a c t P h o n e N o L b l   E l e m e n t T y p e = " C o l u m n "   E l e m e n t I d = " 2 1 2 3 3 4 5 9 6 6 "   D a t a T y p e = " L a b e l " > B i l l T o C o n t a c t P h o n e N o L b l < / B i l l T o C o n t a c t P h o n e N o L b l > - 
-         < C o m p a n y A d d r e s s 1   E l e m e n t T y p e = " C o l u m n "   E l e m e n t I d = " 1 8 8 4 1 6 4 3 2 3 "   D a t a T y p e = " T e x t " > C o m p a n y A d d r e s s 1 < / C o m p a n y A d d r e s s 1 > - 
-         < C o m p a n y A d d r e s s 2   E l e m e n t T y p e = " C o l u m n "   E l e m e n t I d = " 1 2 4 6 4 6 7 7 0 6 "   D a t a T y p e = " T e x t " > C o m p a n y A d d r e s s 2 < / C o m p a n y A d d r e s s 2 > - 
-         < C o m p a n y A d d r e s s 3   E l e m e n t T y p e = " C o l u m n "   E l e m e n t I d = " 6 0 8 7 7 1 0 8 9 "   D a t a T y p e = " T e x t " > C o m p a n y A d d r e s s 3 < / C o m p a n y A d d r e s s 3 > - 
-         < C o m p a n y A d d r e s s 4   E l e m e n t T y p e = " C o l u m n "   E l e m e n t I d = " 7 7 7 6 8 0 1 1 2 "   D a t a T y p e = " T e x t " > C o m p a n y A d d r e s s 4 < / C o m p a n y A d d r e s s 4 > - 
-         < C o m p a n y A d d r e s s 5   E l e m e n t T y p e = " C o l u m n "   E l e m e n t I d = " 1 3 9 9 8 3 4 9 5 "   D a t a T y p e = " T e x t " > C o m p a n y A d d r e s s 5 < / C o m p a n y A d d r e s s 5 > - 
-         < C o m p a n y A d d r e s s 6   E l e m e n t T y p e = " C o l u m n "   E l e m e n t I d = " 4 9 7 7 1 3 1 2 2 "   D a t a T y p e = " T e x t " > C o m p a n y A d d r e s s 6 < / C o m p a n y A d d r e s s 6 > - 
-         < C o m p a n y A d d r e s s 7   E l e m e n t T y p e = " C o l u m n "   E l e m e n t I d = " 1 1 3 5 4 0 9 7 3 9 "   D a t a T y p e = " T e x t " > C o m p a n y A d d r e s s 7 < / C o m p a n y A d d r e s s 7 > - 
-         < C o m p a n y A d d r e s s 8   E l e m e n t T y p e = " C o l u m n "   E l e m e n t I d = " 1 7 1 5 2 5 5 3 0 0 "   D a t a T y p e = " T e x t " > C o m p a n y A d d r e s s 8 < / C o m p a n y A d d r e s s 8 > - 
-         < C o m p a n y E M a i l   E l e m e n t T y p e = " C o l u m n "   E l e m e n t I d = " 1 6 7 7 0 7 4 0 5 8 "   D a t a T y p e = " T e x t " > C o m p a n y E M a i l < / C o m p a n y E M a i l > - 
-         < C o m p a n y H o m e P a g e   E l e m e n t T y p e = " C o l u m n "   E l e m e n t I d = " 1 9 8 9 1 8 8 7 0 "   D a t a T y p e = " T e x t " > C o m p a n y H o m e P a g e < / C o m p a n y H o m e P a g e > - 
-         < C o m p a n y L e g a l O f f i c e   E l e m e n t T y p e = " C o l u m n "   E l e m e n t I d = " 7 1 4 2 5 8 1 1 1 "   D a t a T y p e = " T e x t " > C o m p a n y L e g a l O f f i c e < / C o m p a n y L e g a l O f f i c e > - 
-         < C o m p a n y L e g a l O f f i c e L b l   E l e m e n t T y p e = " C o l u m n "   E l e m e n t I d = " 7 0 0 0 1 4 3 6 3 "   D a t a T y p e = " T e x t " > C o m p a n y L e g a l O f f i c e L b l < / C o m p a n y L e g a l O f f i c e L b l > - 
-         < C o m p a n y P h o n e N o   E l e m e n t T y p e = " C o l u m n "   E l e m e n t I d = " 2 5 0 4 4 0 6 5 5 "   D a t a T y p e = " T e x t " > C o m p a n y P h o n e N o < / C o m p a n y P h o n e N o > - 
-         < C o m p a n y P h o n e N o L b l   E l e m e n t T y p e = " C o l u m n "   E l e m e n t I d = " 1 4 0 2 7 9 8 1 5 5 "   D a t a T y p e = " S t r i n g " > C o m p a n y P h o n e N o L b l < / C o m p a n y P h o n e N o L b l > - 
-         < C o m p a n y P i c t u r e   E l e m e n t T y p e = " C o l u m n "   E l e m e n t I d = " 1 3 9 7 4 1 1 0 7 4 "   D a t a T y p e = " B l o b "   / > - 
-         < C o m p a n y V A T R e g N o   E l e m e n t T y p e = " C o l u m n "   E l e m e n t I d = " 1 7 1 4 3 1 9 3 6 "   D a t a T y p e = " T e x t " > C o m p a n y V A T R e g N o < / C o m p a n y V A T R e g N o > - 
-         < C o u n t r y O f M a n u f a c t u c t u r e L b l   E l e m e n t T y p e = " C o l u m n "   E l e m e n t I d = " 6 8 3 0 8 4 6 7 9 "   D a t a T y p e = " L a b e l " > C o u n t r y O f M a n u f a c t u c t u r e L b l < / C o u n t r y O f M a n u f a c t u c t u r e L b l > - 
-         < C u r r e n c y   E l e m e n t T y p e = " C o l u m n "   E l e m e n t I d = " 1 4 1 3 6 7 1 0 5 8 "   D a t a T y p e = " C o d e " > C u r r e n c y < / C u r r e n c y > - 
-         < C u r r e n c y L b l   E l e m e n t T y p e = " C o l u m n "   E l e m e n t I d = " 1 1 6 2 5 3 0 8 4 8 "   D a t a T y p e = " S t r i n g " > C u r r e n c y L b l < / C u r r e n c y L b l > - 
-         < C u s t o m e r A d d r e s s 1   E l e m e n t T y p e = " C o l u m n "   E l e m e n t I d = " 1 8 0 1 9 6 6 4 5 4 "   D a t a T y p e = " T e x t " > C u s t o m e r A d d r e s s 1 < / C u s t o m e r A d d r e s s 1 > - 
-         < C u s t o m e r A d d r e s s 2   E l e m e n t T y p e = " C o l u m n "   E l e m e n t I d = " 1 1 6 4 2 6 9 8 3 7 "   D a t a T y p e = " T e x t " > C u s t o m e r A d d r e s s 2 < / C u s t o m e r A d d r e s s 2 > - 
-         < C u s t o m e r A d d r e s s 3   E l e m e n t T y p e = " C o l u m n "   E l e m e n t I d = " 5 2 6 5 7 3 2 2 0 "   D a t a T y p e = " T e x t " > C u s t o m e r A d d r e s s 3 < / C u s t o m e r A d d r e s s 3 > - 
-         < C u s t o m e r A d d r e s s 4   E l e m e n t T y p e = " C o l u m n "   E l e m e n t I d = " 1 1 1 1 2 3 3 9 7 "   D a t a T y p e = " T e x t " > C u s t o m e r A d d r e s s 4 < / C u s t o m e r A d d r e s s 4 > - 
-         < C u s t o m e r A d d r e s s 5   E l e m e n t T y p e = " C o l u m n "   E l e m e n t I d = " 7 4 8 8 2 0 0 1 4 "   D a t a T y p e = " T e x t " > C u s t o m e r A d d r e s s 5 < / C u s t o m e r A d d r e s s 5 > - 
-         < C u s t o m e r A d d r e s s 6   E l e m e n t T y p e = " C o l u m n "   E l e m e n t I d = " 1 3 8 6 5 1 6 6 3 1 "   D a t a T y p e = " T e x t " > C u s t o m e r A d d r e s s 6 < / C u s t o m e r A d d r e s s 6 > - 
-         < C u s t o m e r A d d r e s s 7   E l e m e n t T y p e = " C o l u m n "   E l e m e n t I d = " 2 0 2 4 2 1 3 2 4 8 "   D a t a T y p e = " T e x t " > C u s t o m e r A d d r e s s 7 < / C u s t o m e r A d d r e s s 7 > - 
-         < C u s t o m e r A d d r e s s 8   E l e m e n t T y p e = " C o l u m n "   E l e m e n t I d = " 1 0 4 8 6 9 8 5 8 5 "   D a t a T y p e = " T e x t " > C u s t o m e r A d d r e s s 8 < / C u s t o m e r A d d r e s s 8 > - 
-         < C u s t o m e r V A T R e g i s t r a t i o n N o L b l   E l e m e n t T y p e = " C o l u m n "   E l e m e n t I d = " 1 9 3 3 3 6 8 9 6 "   D a t a T y p e = " T e x t " > C u s t o m e r V A T R e g i s t r a t i o n N o L b l < / C u s t o m e r V A T R e g i s t r a t i o n N o L b l > - 
-         < C u s t o m e r V A T R e g N o   E l e m e n t T y p e = " C o l u m n "   E l e m e n t I d = " 3 6 6 7 3 9 2 6 9 "   D a t a T y p e = " T e x t " > C u s t o m e r V A T R e g N o < / C u s t o m e r V A T R e g N o > - 
-         < D e c l a r t i o n L b l   E l e m e n t T y p e = " C o l u m n "   E l e m e n t I d = " 1 7 3 1 1 5 3 7 1 8 "   D a t a T y p e = " L a b e l " > D e c l a r t i o n L b l < / D e c l a r t i o n L b l > - 
-         < D o c u m e n t D a t e   E l e m e n t T y p e = " C o l u m n "   E l e m e n t I d = " 5 5 2 8 7 1 9 1 4 "   D a t a T y p e = " S t r i n g " > D o c u m e n t D a t e < / D o c u m e n t D a t e > - 
-         < D o c u m e n t N o   E l e m e n t T y p e = " C o l u m n "   E l e m e n t I d = " 9 7 0 3 5 0 5 3 9 "   D a t a T y p e = " C o d e " > D o c u m e n t N o < / D o c u m e n t N o > - 
-         < D o c u m e n t T i t l e L b l   E l e m e n t T y p e = " C o l u m n "   E l e m e n t I d = " 4 7 5 6 0 9 4 4 8 "   D a t a T y p e = " T e x t " > D o c u m e n t T i t l e L b l < / D o c u m e n t T i t l e L b l > - 
-         < E M a i l L b l   E l e m e n t T y p e = " C o l u m n "   E l e m e n t I d = " 9 4 8 6 9 2 2 4 5 "   D a t a T y p e = " S t r i n g " > E M a i l L b l < / E M a i l L b l > - 
-         < E x t e r n a l D o c u m e n t N o   E l e m e n t T y p e = " C o l u m n "   E l e m e n t I d = " 7 3 3 9 5 3 9 6 6 "   D a t a T y p e = " C o d e " > E x t e r n a l D o c u m e n t N o < / E x t e r n a l D o c u m e n t N o > - 
-         < E x t e r n a l D o c u m e n t N o L b l   E l e m e n t T y p e = " C o l u m n "   E l e m e n t I d = " 7 8 3 2 8 7 4 5 2 "   D a t a T y p e = " S t r i n g " > E x t e r n a l D o c u m e n t N o L b l < / E x t e r n a l D o c u m e n t N o L b l > - 
-         < H o m e P a g e L b l   E l e m e n t T y p e = " C o l u m n "   E l e m e n t I d = " 9 0 3 6 3 2 5 7 3 "   D a t a T y p e = " S t r i n g " > H o m e P a g e L b l < / H o m e P a g e L b l > - 
-         < I t e m L b l   E l e m e n t T y p e = " C o l u m n "   E l e m e n t I d = " 2 1 1 5 2 0 3 3 0 "   D a t a T y p e = " S t r i n g " > I t e m L b l < / I t e m L b l > - 
-         < N e t W e i g h t L b l   E l e m e n t T y p e = " C o l u m n "   E l e m e n t I d = " 8 0 8 0 5 9 8 5 6 "   D a t a T y p e = " S t r i n g " > N e t W e i g h t L b l < / N e t W e i g h t L b l > - 
-         < P a g e L b l   E l e m e n t T y p e = " C o l u m n "   E l e m e n t I d = " 2 7 0 2 9 6 3 3 2 "   D a t a T y p e = " L a b e l " > P a g e L b l < / P a g e L b l > - 
-         < Q u a n t i t y L b l   E l e m e n t T y p e = " C o l u m n "   E l e m e n t I d = " 2 7 2 0 7 7 8 0 "   D a t a T y p e = " S t r i n g " > Q u a n t i t y L b l < / Q u a n t i t y L b l > - 
-         < S a l e s P e r s o n L b l   E l e m e n t T y p e = " C o l u m n "   E l e m e n t I d = " 2 0 3 5 7 5 8 2 2 2 "   D a t a T y p e = " T e x t " > S a l e s P e r s o n L b l < / S a l e s P e r s o n L b l > - 
-         < S a l e s P e r s o n N a m e   E l e m e n t T y p e = " C o l u m n "   E l e m e n t I d = " 8 7 1 4 9 2 9 8 3 "   D a t a T y p e = " T e x t " > S a l e s P e r s o n N a m e < / S a l e s P e r s o n N a m e > - 
-         < S e l l T o C o n t a c t E m a i l   E l e m e n t T y p e = " C o l u m n "   E l e m e n t I d = " 2 6 2 8 2 4 5 6 4 "   D a t a T y p e = " T e x t " > S e l l T o C o n t a c t E m a i l < / S e l l T o C o n t a c t E m a i l > - 
-         < S e l l T o C o n t a c t E m a i l L b l   E l e m e n t T y p e = " C o l u m n "   E l e m e n t I d = " 3 7 0 9 2 0 3 7 4 "   D a t a T y p e = " L a b e l " > S e l l T o C o n t a c t E m a i l L b l < / S e l l T o C o n t a c t E m a i l L b l > - 
-         < S e l l T o C o n t a c t M o b i l e P h o n e N o   E l e m e n t T y p e = " C o l u m n "   E l e m e n t I d = " 1 8 4 3 5 8 7 4 7 "   D a t a T y p e = " T e x t " > S e l l T o C o n t a c t M o b i l e P h o n e N o < / S e l l T o C o n t a c t M o b i l e P h o n e N o > - 
-         < S e l l T o C o n t a c t M o b i l e P h o n e N o L b l   E l e m e n t T y p e = " C o l u m n "   E l e m e n t I d = " 1 4 5 7 5 2 8 4 1 7 "   D a t a T y p e = " L a b e l " > S e l l T o C o n t a c t M o b i l e P h o n e N o L b l < / S e l l T o C o n t a c t M o b i l e P h o n e N o L b l > - 
-         < S e l l T o C o n t a c t P h o n e N o   E l e m e n t T y p e = " C o l u m n "   E l e m e n t I d = " 1 6 1 3 8 2 2 4 8 3 "   D a t a T y p e = " T e x t " > S e l l T o C o n t a c t P h o n e N o < / S e l l T o C o n t a c t P h o n e N o > - 
-         < S e l l T o C o n t a c t P h o n e N o L b l   E l e m e n t T y p e = " C o l u m n "   E l e m e n t I d = " 1 0 5 0 6 8 6 8 0 9 "   D a t a T y p e = " L a b e l " > S e l l T o C o n t a c t P h o n e N o L b l < / S e l l T o C o n t a c t P h o n e N o L b l > - 
-         < S h i p m e n t M e t h o d D e s c r i p t i o n   E l e m e n t T y p e = " C o l u m n "   E l e m e n t I d = " 2 0 5 9 4 0 3 2 6 0 "   D a t a T y p e = " T e x t " > S h i p m e n t M e t h o d D e s c r i p t i o n < / S h i p m e n t M e t h o d D e s c r i p t i o n > - 
-         < S h i p m e n t M e t h o d D e s c r i p t i o n L b l   E l e m e n t T y p e = " C o l u m n "   E l e m e n t I d = " 1 3 1 0 7 6 9 9 4 "   D a t a T y p e = " S t r i n g " > S h i p m e n t M e t h o d D e s c r i p t i o n L b l < / S h i p m e n t M e t h o d D e s c r i p t i o n L b l > - 
-         < S h o w W o r k D e s c r i p t i o n   E l e m e n t T y p e = " C o l u m n "   E l e m e n t I d = " 7 8 5 4 6 8 8 6 5 "   D a t a T y p e = " B o o l e a n " > S h o w W o r k D e s c r i p t i o n < / S h o w W o r k D e s c r i p t i o n > - 
-         < S i g n a t u r e L b l   E l e m e n t T y p e = " C o l u m n "   E l e m e n t I d = " 9 1 0 9 5 0 3 4 7 "   D a t a T y p e = " L a b e l " > S i g n a t u r e L b l < / S i g n a t u r e L b l > - 
-         < S i g n a t u r e N a m e L b l   E l e m e n t T y p e = " C o l u m n "   E l e m e n t I d = " 1 0 2 8 2 9 0 9 4 0 "   D a t a T y p e = " L a b e l " > S i g n a t u r e N a m e L b l < / S i g n a t u r e N a m e L b l > - 
-         < S i g n a t u r e P o s i t i o n L b l   E l e m e n t T y p e = " C o l u m n "   E l e m e n t I d = " 6 0 9 3 1 5 1 8 6 "   D a t a T y p e = " L a b e l " > S i g n a t u r e P o s i t i o n L b l < / S i g n a t u r e P o s i t i o n L b l > - 
-         < T a r i f f L b l   E l e m e n t T y p e = " C o l u m n "   E l e m e n t I d = " 1 7 9 3 6 1 9 4 0 9 "   D a t a T y p e = " S t r i n g " > T a r i f f L b l < / T a r i f f L b l > - 
-         < T o t a l A m o u n t I n c l V A T L b l   E l e m e n t T y p e = " C o l u m n "   E l e m e n t I d = " 1 3 1 7 8 8 7 6 3 0 "   D a t a T y p e = " T e x t " > T o t a l A m o u n t I n c l V A T L b l < / T o t a l A m o u n t I n c l V A T L b l > - 
-         < T o t a l A m o u n t L b l   E l e m e n t T y p e = " C o l u m n "   E l e m e n t I d = " 1 2 1 0 2 0 8 3 7 7 "   D a t a T y p e = " T e x t " > T o t a l A m o u n t L b l < / T o t a l A m o u n t L b l > - 
-         < T o t a l W e i g h t L b l   E l e m e n t T y p e = " C o l u m n "   E l e m e n t I d = " 1 0 3 4 9 8 5 3 9 7 "   D a t a T y p e = " L a b e l " > T o t a l W e i g h t L b l < / T o t a l W e i g h t L b l > - 
-         < U n i t P r i c e L b l   E l e m e n t T y p e = " C o l u m n "   E l e m e n t I d = " 6 3 9 0 7 3 1 5 6 "   D a t a T y p e = " S t r i n g " > U n i t P r i c e L b l < / U n i t P r i c e L b l > - 
-         < V A T A m o u n t L b l   E l e m e n t T y p e = " C o l u m n "   E l e m e n t I d = " 1 8 4 5 5 5 8 6 7 2 "   D a t a T y p e = " T e x t " > V A T A m o u n t L b l < / V A T A m o u n t L b l > - 
-         < V A T P c t L b l   E l e m e n t T y p e = " C o l u m n "   E l e m e n t I d = " 8 8 4 3 2 7 1 8 1 "   D a t a T y p e = " S t r i n g " > V A T P c t L b l < / V A T P c t L b l > - 
-         < V A T R e g N o L b l   E l e m e n t T y p e = " C o l u m n "   E l e m e n t I d = " 1 5 8 9 8 1 5 5 5 7 "   D a t a T y p e = " T e x t " > V A T R e g N o L b l < / V A T R e g N o L b l > - 
-         < Y o u r R e f e r e n c e   E l e m e n t T y p e = " C o l u m n "   E l e m e n t I d = " 1 1 0 3 9 9 5 1 "   D a t a T y p e = " T e x t " > Y o u r R e f e r e n c e < / Y o u r R e f e r e n c e > - 
-         < Y o u r R e f e r e n c e L b l   E l e m e n t T y p e = " C o l u m n "   E l e m e n t I d = " 1 0 4 0 0 4 0 1 1 7 "   D a t a T y p e = " S t r i n g " > Y o u r R e f e r e n c e L b l < / Y o u r R e f e r e n c e L b l > - 
-         < L i n e   E l e m e n t T y p e = " D a t a I t e m "   E l e m e n t I d = " 4 1 1 9 7 6 1 3 3 " > - 
-             < C o u n t r y O f M a n u f a c t u r i n g   E l e m e n t T y p e = " C o l u m n "   E l e m e n t I d = " 9 6 7 5 1 0 9 9 6 "   D a t a T y p e = " C o d e " > C o u n t r y O f M a n u f a c t u r i n g < / C o u n t r y O f M a n u f a c t u r i n g > - 
-             < I t e m D e s c r i p t i o n   E l e m e n t T y p e = " C o l u m n "   E l e m e n t I d = " 1 9 6 5 3 9 3 7 9 0 "   D a t a T y p e = " T e x t " > I t e m D e s c r i p t i o n < / I t e m D e s c r i p t i o n > - 
-             < L i n e A m o u n t   E l e m e n t T y p e = " C o l u m n "   E l e m e n t I d = " 1 6 4 5 5 1 1 0 0 1 "   D a t a T y p e = " T e x t " > L i n e A m o u n t < / L i n e A m o u n t > - 
-             < N e t W e i g h t   E l e m e n t T y p e = " C o l u m n "   E l e m e n t I d = " 1 8 1 6 3 8 9 3 4 2 "   D a t a T y p e = " D e c i m a l " > N e t W e i g h t < / N e t W e i g h t > - 
-             < P r i c e   E l e m e n t T y p e = " C o l u m n "   E l e m e n t I d = " 1 4 8 7 8 5 5 2 6 4 "   D a t a T y p e = " T e x t " > P r i c e < / P r i c e > - 
-             < Q u a n t i t y   E l e m e n t T y p e = " C o l u m n "   E l e m e n t I d = " 5 5 6 9 2 0 8 8 6 "   D a t a T y p e = " D e c i m a l " > Q u a n t i t y < / Q u a n t i t y > - 
-             < T a r i f f   E l e m e n t T y p e = " C o l u m n "   E l e m e n t I d = " 1 6 1 7 3 6 3 7 2 3 "   D a t a T y p e = " C o d e " > T a r i f f < / T a r i f f > - 
-             < V A T A m o u n t   E l e m e n t T y p e = " C o l u m n "   E l e m e n t I d = " 7 4 4 7 0 7 5 5 4 "   D a t a T y p e = " T e x t " > V A T A m o u n t < / V A T A m o u n t > - 
-             < V A T P c t   E l e m e n t T y p e = " C o l u m n "   E l e m e n t I d = " 4 2 6 2 1 7 3 8 3 "   D a t a T y p e = " D e c i m a l " > V A T P c t < / V A T P c t > - 
-         < / L i n e > - 
-         < W o r k D e s c r i p t i o n L i n e s   E l e m e n t T y p e = " D a t a I t e m "   E l e m e n t I d = " 2 7 6 8 1 9 4 4 7 " > - 
-             < W o r k D e s c r i p t i o n L i n e   E l e m e n t T y p e = " C o l u m n "   E l e m e n t I d = " 1 9 4 7 6 2 1 6 7 6 "   D a t a T y p e = " T e x t " > W o r k D e s c r i p t i o n L i n e < / W o r k D e s c r i p t i o n L i n e > - 
-             < W o r k D e s c r i p t i o n L i n e N u m b e r   E l e m e n t T y p e = " C o l u m n "   E l e m e n t I d = " 7 9 7 3 0 7 2 2 3 "   D a t a T y p e = " I n t e g e r " > W o r k D e s c r i p t i o n L i n e N u m b e r < / W o r k D e s c r i p t i o n L i n e N u m b e r > - 
-         < / W o r k D e s c r i p t i o n L i n e s > - 
-         < T o t a l s   E l e m e n t T y p e = " D a t a I t e m "   E l e m e n t I d = " 1 8 2 3 9 5 0 0 4 4 " > - 
-             < T o t a l A m o u n t I n c l V A T   E l e m e n t T y p e = " C o l u m n "   E l e m e n t I d = " 1 4 2 2 4 2 7 9 5 2 "   D a t a T y p e = " T e x t " > T o t a l A m o u n t I n c l V A T < / T o t a l A m o u n t I n c l V A T > - 
-             < T o t a l V a l u e   E l e m e n t T y p e = " C o l u m n "   E l e m e n t I d = " 2 1 0 1 8 1 0 8 8 4 "   D a t a T y p e = " T e x t " > T o t a l V a l u e < / T o t a l V a l u e > - 
-             < T o t a l V A T A m o u n t   E l e m e n t T y p e = " C o l u m n "   E l e m e n t I d = " 1 6 2 7 1 0 2 3 2 8 "   D a t a T y p e = " T e x t " > T o t a l V A T A m o u n t < / T o t a l V A T A m o u n t > - 
-             < T o t a l W e i g h t   E l e m e n t T y p e = " C o l u m n "   E l e m e n t I d = " 2 1 4 2 2 3 7 7 4 5 "   D a t a T y p e = " D e c i m a l " > T o t a l W e i g h t < / T o t a l W e i g h t > - 
-         < / T o t a l s > - 
-     < / H e a d e r > - 
- < / N a v W o r d R e p o r t X m l P a r t > 
-</file>
-
-<file path=customXml/item3.xml>��< ? x m l   v e r s i o n = " 1 . 0 "   e n c o d i n g = " u t f - 1 6 " ? > - 
- < N a v W o r d R e p o r t X m l P a r t   x m l n s = " u r n : m i c r o s o f t - d y n a m i c s - n a v / r e p o r t s / S t a n d a r d _ S a l e s _ P r o _ F o r m a _ I n v / 1 3 0 2 / " > - 
-     < B C R e p o r t I n f o r m a t i o n > - 
-         < R e p o r t M e t a d a t a > - 
-             < E x t e n s i o n I d > E x t e n s i o n   I D < / E x t e n s i o n I d > - 
-             < E x t e n s i o n N a m e > E x t e n s i o n   N a m e < / E x t e n s i o n N a m e > - 
-             < E x t e n s i o n P u b l i s h e r > E x t e n s i o n   P u b l i s h e r < / E x t e n s i o n P u b l i s h e r > - 
-             < E x t e n s i o n V e r s i o n > E x t e n s i o n   V e r s i o n < / E x t e n s i o n V e r s i o n > - 
-             < R e p o r t I d > R e p o r t   I D < / R e p o r t I d > - 
-             < R e p o r t N a m e > R e p o r t   N a m e < / R e p o r t N a m e > - 
-             < A b o u t T h i s R e p o r t T i t l e > A b o u t   T h i s   R e p o r t   T i t l e < / A b o u t T h i s R e p o r t T i t l e > - 
-             < A b o u t T h i s R e p o r t T e x t > A b o u t   T h i s   R e p o r t   T e x t < / A b o u t T h i s R e p o r t T e x t > - 
-             < R e p o r t H e l p L i n k > R e p o r t   H e l p   L i n k < / R e p o r t H e l p L i n k > - 
-         < / R e p o r t M e t a d a t a > - 
-         < R e p o r t R e q u e s t > - 
-             < T e n a n t E n t r a I d > T e n a n t   E n t r a   I d < / T e n a n t E n t r a I d > - 
-             < E n v i r o n m e n t N a m e > E n v i r o n m e n t   N a m e < / E n v i r o n m e n t N a m e > - 
-             < E n v i r o n m e n t T y p e > E n v i r o n m e n t   T y p e < / E n v i r o n m e n t T y p e > - 
-             < C o m p a n y N a m e > C o m p a n y   N a m e < / C o m p a n y N a m e > - 
-             < C o m p a n y D i s p l a y N a m e > C o m p a n y   D i s p l a y   N a m e < / C o m p a n y D i s p l a y N a m e > - 
-             < C o m p a n y I d > C o m p a n y   I D < / C o m p a n y I d > - 
-             < U s e r N a m e > U s e r   N a m e < / U s e r N a m e > - 
-             < D a t e A n d T i m e > D a t e   a n d   T i m e < / D a t e A n d T i m e > - 
-             < L a n g u a g e > L a n g u a g e < / L a n g u a g e > - 
-             < F o r m a t R e g i o n > F o r m a t   R e g i o n < / F o r m a t R e g i o n > - 
-             < D a t e T i m e V a l u e s > - 
-                 < Y e a r > Y e a r < / Y e a r > - 
-                 < M o n t h N u m b e r > M o n t h   N u m b e r < / M o n t h N u m b e r > - 
-                 < D a y N u m b e r > D a y   N u m b e r < / D a y N u m b e r > - 
-                 < H o u r > H o u r < / H o u r > - 
-                 < M i n u t e > M i n u t e < / M i n u t e > - 
-             < / D a t e T i m e V a l u e s > - 
-         < / R e p o r t R e q u e s t > - 
-         < C o m p a n y M e t a d a t a > - 
-             < C o m p a n y N a m e > C o m p a n y   N a m e < / C o m p a n y N a m e > - 
-             < C o m p a n y D i s p l a y N a m e > C o m p a n y   D i s p l a y   N a m e < / C o m p a n y D i s p l a y N a m e > - 
-             < C o m p a n y A d d r e s s L i n e s > - 
-                 < C o m p a n y A d d r e s s L i n e > C o m p a n y   A d d r e s s   L i n e   1 < / C o m p a n y A d d r e s s L i n e > - 
-                 < C o m p a n y A d d r e s s L i n e > C o m p a n y   A d d r e s s   L i n e   2 < / C o m p a n y A d d r e s s L i n e > - 
-                 < C o m p a n y A d d r e s s L i n e > C o m p a n y   A d d r e s s   L i n e   3 < / C o m p a n y A d d r e s s L i n e > - 
-                 < C o m p a n y A d d r e s s L i n e > C o m p a n y   A d d r e s s   L i n e   4 < / C o m p a n y A d d r e s s L i n e > - 
-                 < C o m p a n y A d d r e s s L i n e > C o m p a n y   A d d r e s s   L i n e   5 < / C o m p a n y A d d r e s s L i n e > - 
-                 < C o m p a n y A d d r e s s L i n e > C o m p a n y   A d d r e s s   L i n e   6 < / C o m p a n y A d d r e s s L i n e > - 
-                 < C o m p a n y A d d r e s s L i n e > C o m p a n y   A d d r e s s   L i n e   7 < / C o m p a n y A d d r e s s L i n e > - 
-                 < C o m p a n y A d d r e s s L i n e > C o m p a n y   A d d r e s s   L i n e   8 < / C o m p a n y A d d r e s s L i n e > - 
-             < / C o m p a n y A d d r e s s L i n e s > - 
-             < C o m p a n y P h o n e > C o m p a n y   P h o n e < / C o m p a n y P h o n e > - 
-             < C o m p a n y P h o n e C a p t i o n > C o m p a n y   P h o n e   C a p t i o n < / C o m p a n y P h o n e C a p t i o n > - 
-             < C o m p a n y F a x N o > C o m p a n y   F a x   N o . < / C o m p a n y F a x N o > - 
-             < C o m p a n y F a x N o C a p t i o n > C o m p a n y   F a x   N o .   C a p t i o n < / C o m p a n y F a x N o C a p t i o n > - 
-             < C o m p a n y E m a i l > C o m p a n y   E m a i l < / C o m p a n y E m a i l > - 
-             < C o m p a n y E m a i l C a p t i o n > C o m p a n y   E m a i l   C a p t i o n < / C o m p a n y E m a i l C a p t i o n > - 
-             < C o m p a n y H o m e P a g e > C o m p a n y   H o m e   P a g e < / C o m p a n y H o m e P a g e > - 
-             < C o m p a n y H o m e P a g e C a p t i o n > C o m p a n y   H o m e   P a g e   C a p t i o n < / C o m p a n y H o m e P a g e C a p t i o n > - 
-             < C o m p a n y L o g o > C o m p a n y   L o g o < / C o m p a n y L o g o > - 
-             < C o m p a n y V A T R e g i s t r a t i o n N o > C o m p a n y   V A T   R e g i s t r a t i o n   N o . < / C o m p a n y V A T R e g i s t r a t i o n N o > - 
-             < C o m p a n y V A T R e g i s t r a t i o n N o C a p t i o n > C o m p a n y   V A T   R e g i s t r a t i o n   N o .   C a p t i o n < / C o m p a n y V A T R e g i s t r a t i o n N o C a p t i o n > - 
-             < C o m p a n y R e g i s t r a t i o n N o > C o m p a n y   R e g i s t r a t i o n   N o . < / C o m p a n y R e g i s t r a t i o n N o > - 
-             < C o m p a n y R e g i s t r a t i o n N o C a p t i o n > C o m p a n y   R e g i s t r a t i o n   N o .   C a p t i o n < / C o m p a n y R e g i s t r a t i o n N o C a p t i o n > - 
-             < C o m p a n y B a n k N a m e > C o m p a n y   B a n k   N a m e < / C o m p a n y B a n k N a m e > - 
-             < C o m p a n y B a n k N a m e C a p t i o n > C o m p a n y   B a n k   N a m e   C a p t i o n < / C o m p a n y B a n k N a m e C a p t i o n > - 
-             < C o m p a n y B a n k A c c o u n t N o > C o m p a n y   B a n k   A c c o u n t   N o . < / C o m p a n y B a n k A c c o u n t N o > - 
-             < C o m p a n y B a n k A c c o u n t N o C a p t i o n > C o m p a n y   B a n k   A c c o u n t   N o .   C a p t i o n < / C o m p a n y B a n k A c c o u n t N o C a p t i o n > - 
-             < C o m p a n y B a n k B r a n c h N o > C o m p a n y   B a n k   B r a n c h   N o . < / C o m p a n y B a n k B r a n c h N o > - 
-             < C o m p a n y B a n k B r a n c h N o C a p t i o n > C o m p a n y   B a n k   B r a n c h   N o .   C a p t i o n < / C o m p a n y B a n k B r a n c h N o C a p t i o n > - 
-             < C o m p a n y I B A N > C o m p a n y   I B A N < / C o m p a n y I B A N > - 
-             < C o m p a n y I B A N C a p t i o n > C o m p a n y   I B A N   C a p t i o n < / C o m p a n y I B A N C a p t i o n > - 
-             < C o m p a n y B a n k S W I F T > C o m p a n y   B a n k   S W I F T < / C o m p a n y B a n k S W I F T > - 
-             < C o m p a n y B a n k S W I F T C a p t i o n > C o m p a n y   B a n k   S W I F T   C a p t i o n < / C o m p a n y B a n k S W I F T C a p t i o n > - 
-             < C o m p a n y G i r o N o > C o m p a n y   G i r o   N o . < / C o m p a n y G i r o N o > - 
-             < C o m p a n y G i r o N o C a p t i o n > C o m p a n y   G i r o   N o .   C a p t i o n < / C o m p a n y G i r o N o C a p t i o n > - 
-         < / C o m p a n y M e t a d a t a > - 
-     < / B C R e p o r t I n f o r m a t i o n > - 
-     < H e a d e r > - 
-         < A m o u n t L b l > A m o u n t L b l < / A m o u n t L b l > - 
-         < B i l l T o C o n t a c t E m a i l > B i l l T o C o n t a c t E m a i l < / B i l l T o C o n t a c t E m a i l > - 
-         < B i l l T o C o n t a c t E m a i l L b l > B i l l T o C o n t a c t E m a i l L b l < / B i l l T o C o n t a c t E m a i l L b l > - 
-         < B i l l T o C o n t a c t M o b i l e P h o n e N o > B i l l T o C o n t a c t M o b i l e P h o n e N o < / B i l l T o C o n t a c t M o b i l e P h o n e N o > - 
-         < B i l l T o C o n t a c t M o b i l e P h o n e N o L b l > B i l l T o C o n t a c t M o b i l e P h o n e N o L b l < / B i l l T o C o n t a c t M o b i l e P h o n e N o L b l > - 
-         < B i l l T o C o n t a c t P h o n e N o > B i l l T o C o n t a c t P h o n e N o < / B i l l T o C o n t a c t P h o n e N o > - 
-         < B i l l T o C o n t a c t P h o n e N o L b l > B i l l T o C o n t a c t P h o n e N o L b l < / B i l l T o C o n t a c t P h o n e N o L b l > - 
-         < C o m p a n y A d d r e s s 1 > C o m p a n y A d d r e s s 1 < / C o m p a n y A d d r e s s 1 > - 
-         < C o m p a n y A d d r e s s 2 > C o m p a n y A d d r e s s 2 < / C o m p a n y A d d r e s s 2 > - 
-         < C o m p a n y A d d r e s s 3 > C o m p a n y A d d r e s s 3 < / C o m p a n y A d d r e s s 3 > - 
-         < C o m p a n y A d d r e s s 4 > C o m p a n y A d d r e s s 4 < / C o m p a n y A d d r e s s 4 > - 
-         < C o m p a n y A d d r e s s 5 > C o m p a n y A d d r e s s 5 < / C o m p a n y A d d r e s s 5 > - 
-         < C o m p a n y A d d r e s s 6 > C o m p a n y A d d r e s s 6 < / C o m p a n y A d d r e s s 6 > - 
-         < C o m p a n y A d d r e s s 7 > C o m p a n y A d d r e s s 7 < / C o m p a n y A d d r e s s 7 > - 
-         < C o m p a n y A d d r e s s 8 > C o m p a n y A d d r e s s 8 < / C o m p a n y A d d r e s s 8 > - 
-         < C o m p a n y E M a i l > C o m p a n y E M a i l < / C o m p a n y E M a i l > - 
-         < C o m p a n y H o m e P a g e > C o m p a n y H o m e P a g e < / C o m p a n y H o m e P a g e > - 
-         < C o m p a n y L e g a l O f f i c e > C o m p a n y L e g a l O f f i c e < / C o m p a n y L e g a l O f f i c e > - 
-         < C o m p a n y L e g a l O f f i c e L b l > C o m p a n y L e g a l O f f i c e L b l < / C o m p a n y L e g a l O f f i c e L b l > - 
-         < C o m p a n y P h o n e N o > C o m p a n y P h o n e N o < / C o m p a n y P h o n e N o > - 
-         < C o m p a n y P h o n e N o L b l > C o m p a n y P h o n e N o L b l < / C o m p a n y P h o n e N o L b l > - 
-         < C o m p a n y P i c t u r e   / > - 
-         < C o m p a n y V A T R e g N o > C o m p a n y V A T R e g N o < / C o m p a n y V A T R e g N o > - 
-         < C o u n t r y O f M a n u f a c t u c t u r e L b l > C o u n t r y O f M a n u f a c t u c t u r e L b l < / C o u n t r y O f M a n u f a c t u c t u r e L b l > - 
-         < C u r r e n c y > C u r r e n c y < / C u r r e n c y > - 
-         < C u r r e n c y L b l > C u r r e n c y L b l < / C u r r e n c y L b l > - 
-         < C u s t o m e r A d d r e s s 1 > C u s t o m e r A d d r e s s 1 < / C u s t o m e r A d d r e s s 1 > - 
-         < C u s t o m e r A d d r e s s 2 > C u s t o m e r A d d r e s s 2 < / C u s t o m e r A d d r e s s 2 > - 
-         < C u s t o m e r A d d r e s s 3 > C u s t o m e r A d d r e s s 3 < / C u s t o m e r A d d r e s s 3 > - 
-         < C u s t o m e r A d d r e s s 4 > C u s t o m e r A d d r e s s 4 < / C u s t o m e r A d d r e s s 4 > - 
-         < C u s t o m e r A d d r e s s 5 > C u s t o m e r A d d r e s s 5 < / C u s t o m e r A d d r e s s 5 > - 
-         < C u s t o m e r A d d r e s s 6 > C u s t o m e r A d d r e s s 6 < / C u s t o m e r A d d r e s s 6 > - 
-         < C u s t o m e r A d d r e s s 7 > C u s t o m e r A d d r e s s 7 < / C u s t o m e r A d d r e s s 7 > - 
-         < C u s t o m e r A d d r e s s 8 > C u s t o m e r A d d r e s s 8 < / C u s t o m e r A d d r e s s 8 > - 
-         < C u s t o m e r V A T R e g i s t r a t i o n N o L b l > C u s t o m e r V A T R e g i s t r a t i o n N o L b l < / C u s t o m e r V A T R e g i s t r a t i o n N o L b l > - 
-         < C u s t o m e r V A T R e g N o > C u s t o m e r V A T R e g N o < / C u s t o m e r V A T R e g N o > - 
-         < D e c l a r t i o n L b l > D e c l a r t i o n L b l < / D e c l a r t i o n L b l > - 
-         < D o c u m e n t D a t e > D o c u m e n t D a t e < / D o c u m e n t D a t e > - 
-         < D o c u m e n t N o > D o c u m e n t N o < / D o c u m e n t N o > - 
-         < D o c u m e n t T i t l e L b l > D o c u m e n t T i t l e L b l < / D o c u m e n t T i t l e L b l > - 
-         < E M a i l L b l > E M a i l L b l < / E M a i l L b l > - 
-         < E x t e r n a l D o c u m e n t N o > E x t e r n a l D o c u m e n t N o < / E x t e r n a l D o c u m e n t N o > - 
-         < E x t e r n a l D o c u m e n t N o L b l > E x t e r n a l D o c u m e n t N o L b l < / E x t e r n a l D o c u m e n t N o L b l > - 
-         < H o m e P a g e L b l > H o m e P a g e L b l < / H o m e P a g e L b l > - 
-         < I t e m L b l > I t e m L b l < / I t e m L b l > - 
-         < N e t W e i g h t L b l > N e t W e i g h t L b l < / N e t W e i g h t L b l > - 
-         < P a g e L b l > P a g e L b l < / P a g e L b l > - 
-         < Q u a n t i t y L b l > Q u a n t i t y L b l < / Q u a n t i t y L b l > - 
-         < S a l e s P e r s o n L b l > S a l e s P e r s o n L b l < / S a l e s P e r s o n L b l > - 
-         < S a l e s P e r s o n N a m e > S a l e s P e r s o n N a m e < / S a l e s P e r s o n N a m e > - 
-         < S e l l T o C o n t a c t E m a i l > S e l l T o C o n t a c t E m a i l < / S e l l T o C o n t a c t E m a i l > - 
-         < S e l l T o C o n t a c t E m a i l L b l > S e l l T o C o n t a c t E m a i l L b l < / S e l l T o C o n t a c t E m a i l L b l > - 
-         < S e l l T o C o n t a c t M o b i l e P h o n e N o > S e l l T o C o n t a c t M o b i l e P h o n e N o < / S e l l T o C o n t a c t M o b i l e P h o n e N o > - 
-         < S e l l T o C o n t a c t M o b i l e P h o n e N o L b l > S e l l T o C o n t a c t M o b i l e P h o n e N o L b l < / S e l l T o C o n t a c t M o b i l e P h o n e N o L b l > - 
-         < S e l l T o C o n t a c t P h o n e N o > S e l l T o C o n t a c t P h o n e N o < / S e l l T o C o n t a c t P h o n e N o > - 
-         < S e l l T o C o n t a c t P h o n e N o L b l > S e l l T o C o n t a c t P h o n e N o L b l < / S e l l T o C o n t a c t P h o n e N o L b l > - 
-         < S h i p m e n t M e t h o d D e s c r i p t i o n > S h i p m e n t M e t h o d D e s c r i p t i o n < / S h i p m e n t M e t h o d D e s c r i p t i o n > - 
-         < S h i p m e n t M e t h o d D e s c r i p t i o n L b l > S h i p m e n t M e t h o d D e s c r i p t i o n L b l < / S h i p m e n t M e t h o d D e s c r i p t i o n L b l > - 
-         < S h o w W o r k D e s c r i p t i o n > S h o w W o r k D e s c r i p t i o n < / S h o w W o r k D e s c r i p t i o n > - 
-         < S i g n a t u r e L b l > S i g n a t u r e L b l < / S i g n a t u r e L b l > - 
-         < S i g n a t u r e N a m e L b l > S i g n a t u r e N a m e L b l < / S i g n a t u r e N a m e L b l > - 
-         < S i g n a t u r e P o s i t i o n L b l > S i g n a t u r e P o s i t i o n L b l < / S i g n a t u r e P o s i t i o n L b l > - 
-         < T a r i f f L b l > T a r i f f L b l < / T a r i f f L b l > - 
-         < T o t a l A m o u n t I n c l V A T L b l > T o t a l A m o u n t I n c l V A T L b l < / T o t a l A m o u n t I n c l V A T L b l > - 
-         < T o t a l A m o u n t L b l > T o t a l A m o u n t L b l < / T o t a l A m o u n t L b l > - 
-         < T o t a l W e i g h t L b l > T o t a l W e i g h t L b l < / T o t a l W e i g h t L b l > - 
-         < U n i t P r i c e L b l > U n i t P r i c e L b l < / U n i t P r i c e L b l > - 
-         < V A T A m o u n t L b l > V A T A m o u n t L b l < / V A T A m o u n t L b l > - 
-         < V A T P c t L b l > V A T P c t L b l < / V A T P c t L b l > - 
-         < V A T R e g N o L b l > V A T R e g N o L b l < / V A T R e g N o L b l > - 
-         < Y o u r R e f e r e n c e > Y o u r R e f e r e n c e < / Y o u r R e f e r e n c e > - 
-         < Y o u r R e f e r e n c e L b l > Y o u r R e f e r e n c e L b l < / Y o u r R e f e r e n c e L b l > - 
-         < L i n e > - 
-             < C o u n t r y O f M a n u f a c t u r i n g > C o u n t r y O f M a n u f a c t u r i n g < / C o u n t r y O f M a n u f a c t u r i n g > - 
-             < I t e m D e s c r i p t i o n > I t e m D e s c r i p t i o n < / I t e m D e s c r i p t i o n > - 
-             < L i n e A m o u n t > L i n e A m o u n t < / L i n e A m o u n t > - 
-             < N e t W e i g h t > N e t W e i g h t < / N e t W e i g h t > - 
-             < P r i c e > P r i c e < / P r i c e > - 
-             < Q u a n t i t y > Q u a n t i t y < / Q u a n t i t y > - 
-             < T a r i f f > T a r i f f < / T a r i f f > - 
-             < V A T A m o u n t > V A T A m o u n t < / V A T A m o u n t > - 
-             < V A T P c t > V A T P c t < / V A T P c t > - 
-         < / L i n e > - 
-         < W o r k D e s c r i p t i o n L i n e s > - 
-             < W o r k D e s c r i p t i o n L i n e > W o r k D e s c r i p t i o n L i n e < / W o r k D e s c r i p t i o n L i n e > - 
-             < W o r k D e s c r i p t i o n L i n e N u m b e r > W o r k D e s c r i p t i o n L i n e N u m b e r < / W o r k D e s c r i p t i o n L i n e N u m b e r > - 
-         < / W o r k D e s c r i p t i o n L i n e s > - 
-         < T o t a l s > - 
-             < T o t a l A m o u n t I n c l V A T > T o t a l A m o u n t I n c l V A T < / T o t a l A m o u n t I n c l V A T > - 
-             < T o t a l V a l u e > T o t a l V a l u e < / T o t a l V a l u e > - 
-             < T o t a l V A T A m o u n t > T o t a l V A T A m o u n t < / T o t a l V A T A m o u n t > - 
-             < T o t a l W e i g h t > T o t a l W e i g h t < / T o t a l W e i g h t > - 
-         < / T o t a l s > - 
-     < / H e a d e r > - 
- < / N a v W o r d R e p o r t X m l P a r t > 
-</file>
-
 <file path=customXml/itemProps1.xml><?xml version="1.0" encoding="utf-8"?>
-<ds:datastoreItem xmlns:ds="http://schemas.openxmlformats.org/officeDocument/2006/customXml" ds:itemID="{8C00CB74-2B00-4575-BDB7-0D4EE853C3C1}">
+<ds:datastoreItem xmlns:ds="http://schemas.openxmlformats.org/officeDocument/2006/customXml" ds:itemID="{9EFA8D47-512C-4E9A-880B-24DA1144706D}">
   <ds:schemaRefs>
-    <ds:schemaRef ds:uri="http://schemas.openxmlformats.org/officeDocument/2006/bibliography"/>
+    <ds:schemaRef ds:uri="urn:microsoft-dynamics-nav/reports/Standard_Sales_Pro_Forma_Inv/1302/"/>
   </ds:schemaRefs>
 </ds:datastoreItem>
 </file>
@@ -6809,9 +8044,9 @@
 </file>
 
 <file path=customXml/itemProps3.xml><?xml version="1.0" encoding="utf-8"?>
-<ds:datastoreItem xmlns:ds="http://schemas.openxmlformats.org/officeDocument/2006/customXml" ds:itemID="{9EFA8D47-512C-4E9A-880B-24DA1144706D}">
+<ds:datastoreItem xmlns:ds="http://schemas.openxmlformats.org/officeDocument/2006/customXml" ds:itemID="{8C00CB74-2B00-4575-BDB7-0D4EE853C3C1}">
   <ds:schemaRefs>
-    <ds:schemaRef ds:uri="urn:microsoft-dynamics-nav/reports/Standard_Sales_Pro_Forma_Inv/1302/"/>
+    <ds:schemaRef ds:uri="http://schemas.openxmlformats.org/officeDocument/2006/bibliography"/>
   </ds:schemaRefs>
 </ds:datastoreItem>
 </file>
--- a/src/Layers/W1/BaseApp/Sales/Document/StandardSalesProFormaInvBody.docx
+++ b/src/Layers/W1/BaseApp/Sales/Document/StandardSalesProFormaInvBody.docx
@@ -1,31 +1,19 @@
 
 <file path=word/document.xml><?xml version="1.0" encoding="utf-8"?>
-<w:document xmlns:wpc="http://schemas.microsoft.com/office/word/2010/wordprocessingCanvas" xmlns:cx="http://schemas.microsoft.com/office/drawing/2014/chartex" xmlns:cx1="http://schemas.microsoft.com/office/drawing/2015/9/8/chartex" xmlns:cx2="http://schemas.microsoft.com/office/drawing/2015/10/21/chartex" xmlns:cx3="http://schemas.microsoft.com/office/drawing/2016/5/9/chartex" xmlns:cx4="http://schemas.microsoft.com/office/drawing/2016/5/10/chartex" xmlns:cx5="http://schemas.microsoft.com/office/drawing/2016/5/11/chartex" xmlns:cx6="http://schemas.microsoft.com/office/drawing/2016/5/12/chartex" xmlns:cx7="http://schemas.microsoft.com/office/drawing/2016/5/13/chartex" xmlns:cx8="http://schemas.microsoft.com/office/drawing/2016/5/14/chartex" xmlns:mc="http://schemas.openxmlformats.org/markup-compatibility/2006" xmlns:aink="http://schemas.microsoft.com/office/drawing/2016/ink" xmlns:am3d="http://schemas.microsoft.com/office/drawing/2017/model3d" xmlns:o="urn:schemas-microsoft-com:office:office" xmlns:oel="http://schemas.microsoft.com/office/2019/extlst" xmlns:r="http://schemas.openxmlformats.org/officeDocument/2006/relationships" xmlns:m="http://schemas.openxmlformats.org/officeDocument/2006/math" xmlns:v="urn:schemas-microsoft-com:vml" xmlns:wp14="http://schemas.microsoft.com/office/word/2010/wordprocessingDrawing" xmlns:wp="http://schemas.openxmlformats.org/drawingml/2006/wordprocessingDrawing" xmlns:w10="urn:schemas-microsoft-com:office:word" xmlns:w="http://schemas.openxmlformats.org/wordprocessingml/2006/main" xmlns:w14="http://schemas.microsoft.com/office/word/2010/wordml" xmlns:w15="http://schemas.microsoft.com/office/word/2012/wordml" xmlns:w16cex="http://schemas.microsoft.com/office/word/2018/wordml/cex" xmlns:w16cid="http://schemas.microsoft.com/office/word/2016/wordml/cid" xmlns:w16="http://schemas.microsoft.com/office/word/2018/wordml" xmlns:w16du="http://schemas.microsoft.com/office/word/2023/wordml/word16du" xmlns:w16sdtdh="http://schemas.microsoft.com/office/word/2020/wordml/sdtdatahash" xmlns:w16sdtfl="http://schemas.microsoft.com/office/word/2024/wordml/sdtformatlock" xmlns:w16se="http://schemas.microsoft.com/office/word/2015/wordml/symex" xmlns:wpg="http://schemas.microsoft.com/office/word/2010/wordprocessingGroup" xmlns:wpi="http://schemas.microsoft.com/office/word/2010/wordprocessingInk" xmlns:wne="http://schemas.microsoft.com/office/word/2006/wordml" xmlns:wps="http://schemas.microsoft.com/office/word/2010/wordprocessingShape" mc:Ignorable="w14 w15 w16se w16cid w16 w16cex w16sdtdh w16sdtfl w16du wp14">
+<w:document xmlns:wpc="http://schemas.microsoft.com/office/word/2010/wordprocessingCanvas" xmlns:cx="http://schemas.microsoft.com/office/drawing/2014/chartex" xmlns:cx1="http://schemas.microsoft.com/office/drawing/2015/9/8/chartex" xmlns:cx2="http://schemas.microsoft.com/office/drawing/2015/10/21/chartex" xmlns:cx3="http://schemas.microsoft.com/office/drawing/2016/5/9/chartex" xmlns:cx4="http://schemas.microsoft.com/office/drawing/2016/5/10/chartex" xmlns:cx5="http://schemas.microsoft.com/office/drawing/2016/5/11/chartex" xmlns:cx6="http://schemas.microsoft.com/office/drawing/2016/5/12/chartex" xmlns:cx7="http://schemas.microsoft.com/office/drawing/2016/5/13/chartex" xmlns:cx8="http://schemas.microsoft.com/office/drawing/2016/5/14/chartex" xmlns:mc="http://schemas.openxmlformats.org/markup-compatibility/2006" xmlns:aink="http://schemas.microsoft.com/office/drawing/2016/ink" xmlns:am3d="http://schemas.microsoft.com/office/drawing/2017/model3d" xmlns:o="urn:schemas-microsoft-com:office:office" xmlns:oel="http://schemas.microsoft.com/office/2019/extlst" xmlns:r="http://schemas.openxmlformats.org/officeDocument/2006/relationships" xmlns:m="http://schemas.openxmlformats.org/officeDocument/2006/math" xmlns:v="urn:schemas-microsoft-com:vml" xmlns:wp14="http://schemas.microsoft.com/office/word/2010/wordprocessingDrawing" xmlns:wp="http://schemas.openxmlformats.org/drawingml/2006/wordprocessingDrawing" xmlns:w10="urn:schemas-microsoft-com:office:word" xmlns:w="http://schemas.openxmlformats.org/wordprocessingml/2006/main" xmlns:w14="http://schemas.microsoft.com/office/word/2010/wordml" xmlns:w15="http://schemas.microsoft.com/office/word/2012/wordml" xmlns:w16cei="http://schemas.microsoft.com/office/word/2026/wordml/cei" xmlns:w16cex="http://schemas.microsoft.com/office/word/2018/wordml/cex" xmlns:w16cid="http://schemas.microsoft.com/office/word/2016/wordml/cid" xmlns:w16="http://schemas.microsoft.com/office/word/2018/wordml" xmlns:w16du="http://schemas.microsoft.com/office/word/2023/wordml/word16du" xmlns:w16sdtdh="http://schemas.microsoft.com/office/word/2020/wordml/sdtdatahash" xmlns:w16sdtfl="http://schemas.microsoft.com/office/word/2024/wordml/sdtformatlock" xmlns:w16se="http://schemas.microsoft.com/office/word/2015/wordml/symex" xmlns:wpg="http://schemas.microsoft.com/office/word/2010/wordprocessingGroup" xmlns:wpi="http://schemas.microsoft.com/office/word/2010/wordprocessingInk" xmlns:wne="http://schemas.microsoft.com/office/word/2006/wordml" xmlns:wps="http://schemas.microsoft.com/office/word/2010/wordprocessingShape" mc:Ignorable="w14 w15 w16se w16cid w16 w16cex w16sdtdh w16sdtfl w16du wp14">
   <w:body>
     <w:tbl>
       <w:tblPr>
         <w:tblStyle w:val="BCBlockTable"/>
         <w:tblW w:w="5000" w:type="pct"/>
-        <w:tblBorders>
-          <w:top w:val="none" w:sz="0" w:space="0" w:color="auto"/>
-          <w:left w:val="none" w:sz="0" w:space="0" w:color="auto"/>
-          <w:bottom w:val="none" w:sz="0" w:space="0" w:color="auto"/>
-          <w:right w:val="none" w:sz="0" w:space="0" w:color="auto"/>
-          <w:insideH w:val="none" w:sz="0" w:space="0" w:color="auto"/>
-          <w:insideV w:val="none" w:sz="0" w:space="0" w:color="auto"/>
-        </w:tblBorders>
-        <w:tblCellMar>
-          <w:left w:w="0" w:type="dxa"/>
-          <w:right w:w="0" w:type="dxa"/>
-        </w:tblCellMar>
         <w:tblLook w:val="0620" w:firstRow="1" w:lastRow="0" w:firstColumn="0" w:lastColumn="0" w:noHBand="1" w:noVBand="1"/>
         <w:tblCaption w:val="ADDRESS BLOCK"/>
         <w:tblDescription w:val="Layout table. Used for positioning, not for tabular data."/>
       </w:tblPr>
       <w:tblGrid>
-        <w:gridCol w:w="3550"/>
-        <w:gridCol w:w="5937"/>
-        <w:gridCol w:w="5934"/>
+        <w:gridCol w:w="3611"/>
+        <w:gridCol w:w="6039"/>
+        <w:gridCol w:w="6036"/>
       </w:tblGrid>
       <w:tr>
         <w:trPr>
@@ -56,14 +44,14 @@
               <w:p>
                 <w:pPr>
                   <w:pStyle w:val="BCLabel"/>
-                  <w:spacing w:before="0" w:line="276" w:lineRule="auto"/>
+                  <w:spacing w:line="276" w:lineRule="auto"/>
                   <w:rPr>
-                    <w:lang w:val="da-DK" w:eastAsia="en-DK"/>
+                    <w:lang w:val="da-DK"/>
                   </w:rPr>
                 </w:pPr>
                 <w:r>
                   <w:rPr>
-                    <w:lang w:val="da-DK" w:eastAsia="en-DK"/>
+                    <w:lang w:val="da-DK"/>
                   </w:rPr>
                   <w:t>CustomerAddress1</w:t>
                 </w:r>
@@ -78,9 +66,9 @@
           <w:p>
             <w:pPr>
               <w:pStyle w:val="BCLabel"/>
-              <w:spacing w:before="0" w:line="276" w:lineRule="auto"/>
+              <w:spacing w:line="276" w:lineRule="auto"/>
               <w:rPr>
-                <w:lang w:val="da-DK" w:eastAsia="en-DK"/>
+                <w:lang w:val="da-DK"/>
               </w:rPr>
             </w:pPr>
           </w:p>
@@ -108,7 +96,7 @@
               <w:p>
                 <w:pPr>
                   <w:pStyle w:val="BCLabelNumber"/>
-                  <w:spacing w:before="0" w:line="276" w:lineRule="auto"/>
+                  <w:spacing w:line="276" w:lineRule="auto"/>
                   <w:jc w:val="right"/>
                   <w:rPr>
                     <w:lang w:val="da-DK"/>
@@ -116,7 +104,7 @@
                 </w:pPr>
                 <w:r>
                   <w:rPr>
-                    <w:lang w:val="da-DK" w:eastAsia="en-DK"/>
+                    <w:lang w:val="da-DK"/>
                   </w:rPr>
                   <w:t>CompanyAddress1</w:t>
                 </w:r>
@@ -132,7 +120,6 @@
         </w:trPr>
         <w:sdt>
           <w:sdtPr>
-            <w:rPr/>
             <w:alias w:val="CustomerAddress2"/>
             <w:tag w:val="#BC:InsertDataItem,DataItems/Header/CustomerAddress2"/>
             <w:id w:val="856541041"/>
@@ -151,14 +138,8 @@
               <w:p>
                 <w:pPr>
                   <w:pStyle w:val="NoSpacing"/>
-                  <w:rPr>
-                    <w:lang w:val="en-DK" w:eastAsia="en-DK"/>
-                  </w:rPr>
                 </w:pPr>
                 <w:r>
-                  <w:rPr>
-                    <w:lang w:val="en-DK" w:eastAsia="en-DK"/>
-                  </w:rPr>
                   <w:t>CustomerAddress2</w:t>
                 </w:r>
               </w:p>
@@ -172,15 +153,11 @@
           <w:p>
             <w:pPr>
               <w:pStyle w:val="NoSpacing"/>
-              <w:rPr>
-                <w:lang w:val="en-DK" w:eastAsia="en-DK"/>
-              </w:rPr>
             </w:pPr>
           </w:p>
         </w:tc>
         <w:sdt>
           <w:sdtPr>
-            <w:rPr/>
             <w:alias w:val="CompanyAddress2"/>
             <w:tag w:val="#BC:InsertDataItem,DataItems/Header/CompanyAddress2"/>
             <w:id w:val="927465436"/>
@@ -202,9 +179,6 @@
                   <w:jc w:val="right"/>
                 </w:pPr>
                 <w:r>
-                  <w:rPr>
-                    <w:lang w:val="en-DK" w:eastAsia="en-DK"/>
-                  </w:rPr>
                   <w:t>CompanyAddress2</w:t>
                 </w:r>
               </w:p>
@@ -219,7 +193,6 @@
         </w:trPr>
         <w:sdt>
           <w:sdtPr>
-            <w:rPr/>
             <w:alias w:val="CustomerAddress3"/>
             <w:tag w:val="#BC:InsertDataItem,DataItems/Header/CustomerAddress3"/>
             <w:id w:val="840433313"/>
@@ -238,14 +211,8 @@
               <w:p>
                 <w:pPr>
                   <w:pStyle w:val="NoSpacing"/>
-                  <w:rPr>
-                    <w:lang w:val="en-DK" w:eastAsia="en-DK"/>
-                  </w:rPr>
                 </w:pPr>
                 <w:r>
-                  <w:rPr>
-                    <w:lang w:val="en-DK" w:eastAsia="en-DK"/>
-                  </w:rPr>
                   <w:t>CustomerAddress3</w:t>
                 </w:r>
               </w:p>
@@ -259,15 +226,11 @@
           <w:p>
             <w:pPr>
               <w:pStyle w:val="NoSpacing"/>
-              <w:rPr>
-                <w:lang w:val="en-DK" w:eastAsia="en-DK"/>
-              </w:rPr>
             </w:pPr>
           </w:p>
         </w:tc>
         <w:sdt>
           <w:sdtPr>
-            <w:rPr/>
             <w:alias w:val="CompanyAddress3"/>
             <w:tag w:val="#BC:InsertDataItem,DataItems/Header/CompanyAddress3"/>
             <w:id w:val="41182478"/>
@@ -289,9 +252,6 @@
                   <w:jc w:val="right"/>
                 </w:pPr>
                 <w:r>
-                  <w:rPr>
-                    <w:lang w:val="en-DK" w:eastAsia="en-DK"/>
-                  </w:rPr>
                   <w:t>CompanyAddress3</w:t>
                 </w:r>
               </w:p>
@@ -306,7 +266,6 @@
         </w:trPr>
         <w:sdt>
           <w:sdtPr>
-            <w:rPr/>
             <w:alias w:val="CustomerAddress4"/>
             <w:tag w:val="#BC:InsertDataItem,DataItems/Header/CustomerAddress4"/>
             <w:id w:val="1455374910"/>
@@ -325,14 +284,8 @@
               <w:p>
                 <w:pPr>
                   <w:pStyle w:val="NoSpacing"/>
-                  <w:rPr>
-                    <w:lang w:val="en-DK" w:eastAsia="en-DK"/>
-                  </w:rPr>
                 </w:pPr>
                 <w:r>
-                  <w:rPr>
-                    <w:lang w:val="en-DK" w:eastAsia="en-DK"/>
-                  </w:rPr>
                   <w:t>CustomerAddress4</w:t>
                 </w:r>
               </w:p>
@@ -346,15 +299,11 @@
           <w:p>
             <w:pPr>
               <w:pStyle w:val="NoSpacing"/>
-              <w:rPr>
-                <w:lang w:val="en-DK" w:eastAsia="en-DK"/>
-              </w:rPr>
             </w:pPr>
           </w:p>
         </w:tc>
         <w:sdt>
           <w:sdtPr>
-            <w:rPr/>
             <w:alias w:val="CompanyAddress4"/>
             <w:tag w:val="#BC:InsertDataItem,DataItems/Header/CompanyAddress4"/>
             <w:id w:val="83121806"/>
@@ -376,9 +325,6 @@
                   <w:jc w:val="right"/>
                 </w:pPr>
                 <w:r>
-                  <w:rPr>
-                    <w:lang w:val="en-DK" w:eastAsia="en-DK"/>
-                  </w:rPr>
                   <w:t>CompanyAddress4</w:t>
                 </w:r>
               </w:p>
@@ -393,7 +339,6 @@
         </w:trPr>
         <w:sdt>
           <w:sdtPr>
-            <w:rPr/>
             <w:alias w:val="CustomerAddress5"/>
             <w:tag w:val="#BC:InsertDataItem,DataItems/Header/CustomerAddress5"/>
             <w:id w:val="-559171327"/>
@@ -412,14 +357,8 @@
               <w:p>
                 <w:pPr>
                   <w:pStyle w:val="NoSpacing"/>
-                  <w:rPr>
-                    <w:lang w:val="en-DK" w:eastAsia="en-DK"/>
-                  </w:rPr>
                 </w:pPr>
                 <w:r>
-                  <w:rPr>
-                    <w:lang w:val="en-DK" w:eastAsia="en-DK"/>
-                  </w:rPr>
                   <w:t>CustomerAddress5</w:t>
                 </w:r>
               </w:p>
@@ -433,15 +372,11 @@
           <w:p>
             <w:pPr>
               <w:pStyle w:val="NoSpacing"/>
-              <w:rPr>
-                <w:lang w:val="en-DK" w:eastAsia="en-DK"/>
-              </w:rPr>
             </w:pPr>
           </w:p>
         </w:tc>
         <w:sdt>
           <w:sdtPr>
-            <w:rPr/>
             <w:alias w:val="CompanyAddress5"/>
             <w:tag w:val="#BC:InsertDataItem,DataItems/Header/CompanyAddress5"/>
             <w:id w:val="-1529014133"/>
@@ -463,9 +398,6 @@
                   <w:jc w:val="right"/>
                 </w:pPr>
                 <w:r>
-                  <w:rPr>
-                    <w:lang w:val="en-DK" w:eastAsia="en-DK"/>
-                  </w:rPr>
                   <w:t>CompanyAddress5</w:t>
                 </w:r>
               </w:p>
@@ -480,7 +412,6 @@
         </w:trPr>
         <w:sdt>
           <w:sdtPr>
-            <w:rPr/>
             <w:alias w:val="CustomerAddress6"/>
             <w:tag w:val="#BC:InsertDataItem,DataItems/Header/CustomerAddress6"/>
             <w:id w:val="735363797"/>
@@ -499,14 +430,8 @@
               <w:p>
                 <w:pPr>
                   <w:pStyle w:val="NoSpacing"/>
-                  <w:rPr>
-                    <w:lang w:val="en-DK" w:eastAsia="en-DK"/>
-                  </w:rPr>
                 </w:pPr>
                 <w:r>
-                  <w:rPr>
-                    <w:lang w:val="en-DK" w:eastAsia="en-DK"/>
-                  </w:rPr>
                   <w:t>CustomerAddress6</w:t>
                 </w:r>
               </w:p>
@@ -520,15 +445,11 @@
           <w:p>
             <w:pPr>
               <w:pStyle w:val="NoSpacing"/>
-              <w:rPr>
-                <w:lang w:val="en-DK" w:eastAsia="en-DK"/>
-              </w:rPr>
             </w:pPr>
           </w:p>
         </w:tc>
         <w:sdt>
           <w:sdtPr>
-            <w:rPr/>
             <w:alias w:val="CompanyAddress6"/>
             <w:tag w:val="#BC:InsertDataItem,DataItems/Header/CompanyAddress6"/>
             <w:id w:val="-148360329"/>
@@ -550,9 +471,6 @@
                   <w:jc w:val="right"/>
                 </w:pPr>
                 <w:r>
-                  <w:rPr>
-                    <w:lang w:val="en-DK" w:eastAsia="en-DK"/>
-                  </w:rPr>
                   <w:t>CompanyAddress6</w:t>
                 </w:r>
               </w:p>
@@ -567,7 +485,6 @@
         </w:trPr>
         <w:sdt>
           <w:sdtPr>
-            <w:rPr/>
             <w:alias w:val="CustomerAddress7"/>
             <w:tag w:val="#BC:InsertDataItem,DataItems/Header/CustomerAddress7"/>
             <w:id w:val="-113363865"/>
@@ -586,14 +503,8 @@
               <w:p>
                 <w:pPr>
                   <w:pStyle w:val="NoSpacing"/>
-                  <w:rPr>
-                    <w:lang w:val="en-DK" w:eastAsia="en-DK"/>
-                  </w:rPr>
                 </w:pPr>
                 <w:r>
-                  <w:rPr>
-                    <w:lang w:val="en-DK" w:eastAsia="en-DK"/>
-                  </w:rPr>
                   <w:t>CustomerAddress7</w:t>
                 </w:r>
               </w:p>
@@ -607,9 +518,6 @@
           <w:p>
             <w:pPr>
               <w:pStyle w:val="NoSpacing"/>
-              <w:rPr>
-                <w:lang w:val="en-DK" w:eastAsia="en-DK"/>
-              </w:rPr>
             </w:pPr>
           </w:p>
         </w:tc>
@@ -632,7 +540,6 @@
         </w:trPr>
         <w:sdt>
           <w:sdtPr>
-            <w:rPr/>
             <w:alias w:val="CustomerAddress8"/>
             <w:tag w:val="#BC:InsertDataItem,DataItems/Header/CustomerAddress8"/>
             <w:id w:val="-1482609569"/>
@@ -651,14 +558,8 @@
               <w:p>
                 <w:pPr>
                   <w:pStyle w:val="NoSpacing"/>
-                  <w:rPr>
-                    <w:lang w:val="en-DK" w:eastAsia="en-DK"/>
-                  </w:rPr>
                 </w:pPr>
                 <w:r>
-                  <w:rPr>
-                    <w:lang w:val="en-DK" w:eastAsia="en-DK"/>
-                  </w:rPr>
                   <w:t>CustomerAddress8</w:t>
                 </w:r>
               </w:p>
@@ -672,9 +573,6 @@
           <w:p>
             <w:pPr>
               <w:pStyle w:val="NoSpacing"/>
-              <w:rPr>
-                <w:lang w:val="en-DK" w:eastAsia="en-DK"/>
-              </w:rPr>
             </w:pPr>
           </w:p>
         </w:tc>
@@ -700,38 +598,26 @@
       <w:tblPr>
         <w:tblStyle w:val="BCBlockTable"/>
         <w:tblW w:w="5000" w:type="pct"/>
-        <w:tblBorders>
-          <w:top w:val="none" w:sz="0" w:space="0" w:color="auto"/>
-          <w:left w:val="none" w:sz="0" w:space="0" w:color="auto"/>
-          <w:bottom w:val="none" w:sz="0" w:space="0" w:color="auto"/>
-          <w:right w:val="none" w:sz="0" w:space="0" w:color="auto"/>
-          <w:insideH w:val="none" w:sz="0" w:space="0" w:color="auto"/>
-          <w:insideV w:val="none" w:sz="0" w:space="0" w:color="auto"/>
-        </w:tblBorders>
-        <w:tblCellMar>
-          <w:left w:w="0" w:type="dxa"/>
-          <w:right w:w="0" w:type="dxa"/>
-        </w:tblCellMar>
         <w:tblLook w:val="0620" w:firstRow="1" w:lastRow="0" w:firstColumn="0" w:lastColumn="0" w:noHBand="1" w:noVBand="1"/>
         <w:tblCaption w:val="Table 2"/>
         <w:tblDescription w:val="Layout table. Used for positioning, not for tabular data."/>
       </w:tblPr>
       <w:tblGrid>
-        <w:gridCol w:w="2572"/>
-        <w:gridCol w:w="2572"/>
-        <w:gridCol w:w="2569"/>
-        <w:gridCol w:w="2569"/>
-        <w:gridCol w:w="2569"/>
-        <w:gridCol w:w="2569"/>
+        <w:gridCol w:w="2500"/>
+        <w:gridCol w:w="2501"/>
+        <w:gridCol w:w="2849"/>
+        <w:gridCol w:w="2498"/>
+        <w:gridCol w:w="2840"/>
+        <w:gridCol w:w="2498"/>
       </w:tblGrid>
       <w:tr>
         <w:trPr>
+          <w:cnfStyle w:val="100000000000" w:firstRow="1" w:lastRow="0" w:firstColumn="0" w:lastColumn="0" w:oddVBand="0" w:evenVBand="0" w:oddHBand="0" w:evenHBand="0" w:firstRowFirstColumn="0" w:firstRowLastColumn="0" w:lastRowFirstColumn="0" w:lastRowLastColumn="0"/>
           <w:cantSplit/>
           <w:trHeight w:val="254"/>
         </w:trPr>
         <w:sdt>
           <w:sdtPr>
-            <w:rPr/>
             <w:alias w:val="DocumentTitleLbl"/>
             <w:tag w:val="#BC:InsertDataItem,DataItems/Header/DocumentTitleLbl"/>
             <w:id w:val="1301574715"/>
@@ -761,7 +647,6 @@
         </w:sdt>
         <w:sdt>
           <w:sdtPr>
-            <w:rPr/>
             <w:alias w:val="ExternalDocumentNoLbl"/>
             <w:tag w:val="#BC:InsertDataItem,DataItems/Header/ExternalDocumentNoLbl"/>
             <w:id w:val="752322027"/>
@@ -792,7 +677,6 @@
         </w:sdt>
         <w:sdt>
           <w:sdtPr>
-            <w:rPr/>
             <w:alias w:val="CustomerVATRegistrationNoLbl"/>
             <w:tag w:val="#BC:InsertDataItem,DataItems/Header/CustomerVATRegistrationNoLbl"/>
             <w:id w:val="624894316"/>
@@ -823,7 +707,6 @@
         </w:sdt>
         <w:sdt>
           <w:sdtPr>
-            <w:rPr/>
             <w:alias w:val="YourReferenceLbl"/>
             <w:tag w:val="#BC:InsertDataItem,DataItems/Header/YourReferenceLbl"/>
             <w:id w:val="92367059"/>
@@ -854,7 +737,6 @@
         </w:sdt>
         <w:sdt>
           <w:sdtPr>
-            <w:rPr/>
             <w:alias w:val="ShipmentMethodDescriptionLbl"/>
             <w:tag w:val="#BC:InsertDataItem,DataItems/Header/ShipmentMethodDescriptionLbl"/>
             <w:id w:val="-797603676"/>
@@ -885,7 +767,6 @@
         </w:sdt>
         <w:sdt>
           <w:sdtPr>
-            <w:rPr/>
             <w:alias w:val="VATRegNoLbl"/>
             <w:tag w:val="#BC:InsertDataItem,DataItems/Header/VATRegNoLbl"/>
             <w:id w:val="1198281018"/>
@@ -930,7 +811,6 @@
             </w:pPr>
             <w:sdt>
               <w:sdtPr>
-                <w:rPr/>
                 <w:alias w:val="#Nav: /Header/DocumentNo"/>
                 <w:tag w:val="#Nav: Standard_Sales_Pro_Forma_Inv/1302"/>
                 <w:id w:val="1256330535"/>
@@ -952,7 +832,6 @@
         </w:tc>
         <w:sdt>
           <w:sdtPr>
-            <w:rPr/>
             <w:alias w:val="ExternalDocumentNo"/>
             <w:tag w:val="#BC:InsertDataItem,DataItems/Header/ExternalDocumentNo"/>
             <w:id w:val="-1939287562"/>
@@ -983,7 +862,6 @@
         </w:sdt>
         <w:sdt>
           <w:sdtPr>
-            <w:rPr/>
             <w:alias w:val="CustomerVATRegNo"/>
             <w:tag w:val="#BC:InsertDataItem,DataItems/Header/CustomerVATRegNo"/>
             <w:id w:val="-227159413"/>
@@ -1014,7 +892,6 @@
         </w:sdt>
         <w:sdt>
           <w:sdtPr>
-            <w:rPr/>
             <w:alias w:val="YourReference"/>
             <w:tag w:val="#BC:InsertDataItem,DataItems/Header/YourReference"/>
             <w:id w:val="2137601095"/>
@@ -1045,7 +922,6 @@
         </w:sdt>
         <w:sdt>
           <w:sdtPr>
-            <w:rPr/>
             <w:alias w:val="ShipmentMethodDescription"/>
             <w:tag w:val="#BC:InsertDataItem,DataItems/Header/ShipmentMethodDescription"/>
             <w:id w:val="620490563"/>
@@ -1076,7 +952,6 @@
         </w:sdt>
         <w:sdt>
           <w:sdtPr>
-            <w:rPr/>
             <w:alias w:val="CompanyVATRegNo"/>
             <w:tag w:val="#BC:InsertDataItem,DataItems/Header/CompanyVATRegNo"/>
             <w:id w:val="-889573646"/>
@@ -1179,7 +1054,6 @@
         </w:trPr>
         <w:sdt>
           <w:sdtPr>
-            <w:rPr/>
             <w:alias w:val="SalesPersonLbl"/>
             <w:tag w:val="#BC:InsertDataItem,DataItems/Header/SalesPersonLbl"/>
             <w:id w:val="-1365904496"/>
@@ -1210,7 +1084,6 @@
         </w:sdt>
         <w:sdt>
           <w:sdtPr>
-            <w:rPr/>
             <w:alias w:val="CurrencyLbl"/>
             <w:tag w:val="#BC:InsertDataItem,DataItems/Header/CurrencyLbl"/>
             <w:id w:val="1568063017"/>
@@ -1285,7 +1158,6 @@
         </w:trPr>
         <w:sdt>
           <w:sdtPr>
-            <w:rPr/>
             <w:alias w:val="SalesPersonName"/>
             <w:tag w:val="#BC:InsertDataItem,DataItems/Header/SalesPersonName"/>
             <w:id w:val="1963372593"/>
@@ -1320,7 +1192,6 @@
           </w:tcPr>
           <w:sdt>
             <w:sdtPr>
-              <w:rPr/>
               <w:alias w:val="Currency"/>
               <w:tag w:val="#BC:InsertDataItem,DataItems/Header/Currency"/>
               <w:id w:val="1210229806"/>
@@ -1399,33 +1270,28 @@
       <w:tblPr>
         <w:tblStyle w:val="BCDataTable"/>
         <w:tblW w:w="5000" w:type="pct"/>
-        <w:tblLook w:val="0460" w:firstRow="1" w:lastRow="1" w:firstColumn="0" w:lastColumn="0" w:noHBand="0" w:noVBand="1"/>
+        <w:tblLook w:val="0420" w:firstRow="1" w:lastRow="0" w:firstColumn="0" w:lastColumn="0" w:noHBand="0" w:noVBand="1"/>
         <w:tblCaption w:val="Table 3"/>
         <w:tblDescription w:val="Document lines. Column headers in the first row."/>
       </w:tblPr>
       <w:tblGrid>
-        <w:gridCol w:w="2699"/>
-        <w:gridCol w:w="1980"/>
-        <w:gridCol w:w="1169"/>
-        <w:gridCol w:w="1440"/>
-        <w:gridCol w:w="1530"/>
-        <w:gridCol w:w="1891"/>
-        <w:gridCol w:w="1181"/>
-        <w:gridCol w:w="1878"/>
-        <w:gridCol w:w="1653"/>
+        <w:gridCol w:w="2640"/>
+        <w:gridCol w:w="2848"/>
+        <w:gridCol w:w="1084"/>
+        <w:gridCol w:w="1360"/>
+        <w:gridCol w:w="1452"/>
+        <w:gridCol w:w="1819"/>
+        <w:gridCol w:w="1161"/>
+        <w:gridCol w:w="1744"/>
+        <w:gridCol w:w="1578"/>
       </w:tblGrid>
       <w:tr>
         <w:trPr>
           <w:cnfStyle w:val="100000000000" w:firstRow="1" w:lastRow="0" w:firstColumn="0" w:lastColumn="0" w:oddVBand="0" w:evenVBand="0" w:oddHBand="0" w:evenHBand="0" w:firstRowFirstColumn="0" w:firstRowLastColumn="0" w:lastRowFirstColumn="0" w:lastRowLastColumn="0"/>
-          <w:cantSplit/>
           <w:trHeight w:val="490"/>
-          <w:tblHeader/>
         </w:trPr>
         <w:sdt>
           <w:sdtPr>
-            <w:rPr>
-              <w:lang w:eastAsia="en-US"/>
-            </w:rPr>
             <w:alias w:val="ItemLbl"/>
             <w:tag w:val="#BC:InsertDataItem,DataItems/Header/ItemLbl"/>
             <w:id w:val="844280574"/>
@@ -1439,24 +1305,14 @@
           <w:sdtContent>
             <w:tc>
               <w:tcPr>
-                <w:cnfStyle w:val="001000000000" w:firstRow="0" w:lastRow="0" w:firstColumn="1" w:lastColumn="0" w:oddVBand="0" w:evenVBand="0" w:oddHBand="0" w:evenHBand="0" w:firstRowFirstColumn="0" w:firstRowLastColumn="0" w:lastRowFirstColumn="0" w:lastRowLastColumn="0"/>
                 <w:tcW w:w="875" w:type="pct"/>
-                <w:tcBorders>
-                  <w:bottom w:val="single" w:sz="4" w:space="0" w:color="auto"/>
-                </w:tcBorders>
               </w:tcPr>
               <w:p>
                 <w:pPr>
                   <w:pStyle w:val="BCLabel"/>
-                  <w:rPr>
-                    <w:lang w:eastAsia="en-US"/>
-                  </w:rPr>
                 </w:pPr>
                 <w:proofErr w:type="spellStart"/>
                 <w:r>
-                  <w:rPr>
-                    <w:lang w:eastAsia="en-US"/>
-                  </w:rPr>
                   <w:t>ItemLbl</w:t>
                 </w:r>
                 <w:proofErr w:type="spellEnd"/>
@@ -1466,9 +1322,6 @@
         </w:sdt>
         <w:sdt>
           <w:sdtPr>
-            <w:rPr>
-              <w:lang w:eastAsia="en-US"/>
-            </w:rPr>
             <w:alias w:val="CountryOfManufactuctureLbl"/>
             <w:tag w:val="#BC:InsertDataItem,DataItems/Header/CountryOfManufactuctureLbl"/>
             <w:id w:val="-418558045"/>
@@ -1483,23 +1336,13 @@
             <w:tc>
               <w:tcPr>
                 <w:tcW w:w="642" w:type="pct"/>
-                <w:tcBorders>
-                  <w:bottom w:val="single" w:sz="4" w:space="0" w:color="auto"/>
-                </w:tcBorders>
               </w:tcPr>
               <w:p>
                 <w:pPr>
                   <w:pStyle w:val="BCLabel"/>
-                  <w:cnfStyle w:val="100000000000" w:firstRow="1" w:lastRow="0" w:firstColumn="0" w:lastColumn="0" w:oddVBand="0" w:evenVBand="0" w:oddHBand="0" w:evenHBand="0" w:firstRowFirstColumn="0" w:firstRowLastColumn="0" w:lastRowFirstColumn="0" w:lastRowLastColumn="0"/>
-                  <w:rPr>
-                    <w:lang w:eastAsia="en-US"/>
-                  </w:rPr>
                 </w:pPr>
                 <w:proofErr w:type="spellStart"/>
                 <w:r>
-                  <w:rPr>
-                    <w:lang w:eastAsia="en-US"/>
-                  </w:rPr>
                   <w:t>CountryOfManufactuctureLbl</w:t>
                 </w:r>
                 <w:proofErr w:type="spellEnd"/>
@@ -1509,9 +1352,6 @@
         </w:sdt>
         <w:sdt>
           <w:sdtPr>
-            <w:rPr>
-              <w:lang w:eastAsia="en-US"/>
-            </w:rPr>
             <w:alias w:val="TariffLbl"/>
             <w:tag w:val="#BC:InsertDataItem,DataItems/Header/TariffLbl"/>
             <w:id w:val="484599388"/>
@@ -1526,23 +1366,13 @@
             <w:tc>
               <w:tcPr>
                 <w:tcW w:w="379" w:type="pct"/>
-                <w:tcBorders>
-                  <w:bottom w:val="single" w:sz="4" w:space="0" w:color="auto"/>
-                </w:tcBorders>
               </w:tcPr>
               <w:p>
                 <w:pPr>
                   <w:pStyle w:val="BCLabel"/>
-                  <w:cnfStyle w:val="100000000000" w:firstRow="1" w:lastRow="0" w:firstColumn="0" w:lastColumn="0" w:oddVBand="0" w:evenVBand="0" w:oddHBand="0" w:evenHBand="0" w:firstRowFirstColumn="0" w:firstRowLastColumn="0" w:lastRowFirstColumn="0" w:lastRowLastColumn="0"/>
-                  <w:rPr>
-                    <w:lang w:eastAsia="en-US"/>
-                  </w:rPr>
                 </w:pPr>
                 <w:proofErr w:type="spellStart"/>
                 <w:r>
-                  <w:rPr>
-                    <w:lang w:eastAsia="en-US"/>
-                  </w:rPr>
                   <w:t>TariffLbl</w:t>
                 </w:r>
                 <w:proofErr w:type="spellEnd"/>
@@ -1552,9 +1382,6 @@
         </w:sdt>
         <w:sdt>
           <w:sdtPr>
-            <w:rPr>
-              <w:lang w:eastAsia="en-US"/>
-            </w:rPr>
             <w:alias w:val="QuantityLbl"/>
             <w:tag w:val="#BC:InsertDataItem,DataItems/Header/QuantityLbl"/>
             <w:id w:val="-789351566"/>
@@ -1569,24 +1396,14 @@
             <w:tc>
               <w:tcPr>
                 <w:tcW w:w="467" w:type="pct"/>
-                <w:tcBorders>
-                  <w:bottom w:val="single" w:sz="4" w:space="0" w:color="auto"/>
-                </w:tcBorders>
               </w:tcPr>
               <w:p>
                 <w:pPr>
                   <w:pStyle w:val="BCLabelNumber"/>
                   <w:jc w:val="right"/>
-                  <w:cnfStyle w:val="100000000000" w:firstRow="1" w:lastRow="0" w:firstColumn="0" w:lastColumn="0" w:oddVBand="0" w:evenVBand="0" w:oddHBand="0" w:evenHBand="0" w:firstRowFirstColumn="0" w:firstRowLastColumn="0" w:lastRowFirstColumn="0" w:lastRowLastColumn="0"/>
-                  <w:rPr>
-                    <w:lang w:eastAsia="en-US"/>
-                  </w:rPr>
                 </w:pPr>
                 <w:proofErr w:type="spellStart"/>
                 <w:r>
-                  <w:rPr>
-                    <w:lang w:eastAsia="en-US"/>
-                  </w:rPr>
                   <w:t>QuantityLbl</w:t>
                 </w:r>
                 <w:proofErr w:type="spellEnd"/>
@@ -1596,9 +1413,6 @@
         </w:sdt>
         <w:sdt>
           <w:sdtPr>
-            <w:rPr>
-              <w:lang w:eastAsia="en-US"/>
-            </w:rPr>
             <w:alias w:val="UnitPriceLbl"/>
             <w:tag w:val="#BC:InsertDataItem,DataItems/Header/UnitPriceLbl"/>
             <w:id w:val="-1070888015"/>
@@ -1613,23 +1427,13 @@
             <w:tc>
               <w:tcPr>
                 <w:tcW w:w="496" w:type="pct"/>
-                <w:tcBorders>
-                  <w:bottom w:val="single" w:sz="4" w:space="0" w:color="auto"/>
-                </w:tcBorders>
               </w:tcPr>
               <w:p>
                 <w:pPr>
                   <w:pStyle w:val="BCLabel"/>
-                  <w:cnfStyle w:val="100000000000" w:firstRow="1" w:lastRow="0" w:firstColumn="0" w:lastColumn="0" w:oddVBand="0" w:evenVBand="0" w:oddHBand="0" w:evenHBand="0" w:firstRowFirstColumn="0" w:firstRowLastColumn="0" w:lastRowFirstColumn="0" w:lastRowLastColumn="0"/>
-                  <w:rPr>
-                    <w:lang w:eastAsia="en-US"/>
-                  </w:rPr>
                 </w:pPr>
                 <w:proofErr w:type="spellStart"/>
                 <w:r>
-                  <w:rPr>
-                    <w:lang w:eastAsia="en-US"/>
-                  </w:rPr>
                   <w:t>UnitPriceLbl</w:t>
                 </w:r>
                 <w:proofErr w:type="spellEnd"/>
@@ -1639,9 +1443,6 @@
         </w:sdt>
         <w:sdt>
           <w:sdtPr>
-            <w:rPr>
-              <w:lang w:eastAsia="en-US"/>
-            </w:rPr>
             <w:alias w:val="NetWeightLbl"/>
             <w:tag w:val="#BC:InsertDataItem,DataItems/Header/NetWeightLbl"/>
             <w:id w:val="-1254809883"/>
@@ -1656,23 +1457,13 @@
             <w:tc>
               <w:tcPr>
                 <w:tcW w:w="613" w:type="pct"/>
-                <w:tcBorders>
-                  <w:bottom w:val="single" w:sz="4" w:space="0" w:color="auto"/>
-                </w:tcBorders>
               </w:tcPr>
               <w:p>
                 <w:pPr>
                   <w:pStyle w:val="BCLabel"/>
-                  <w:cnfStyle w:val="100000000000" w:firstRow="1" w:lastRow="0" w:firstColumn="0" w:lastColumn="0" w:oddVBand="0" w:evenVBand="0" w:oddHBand="0" w:evenHBand="0" w:firstRowFirstColumn="0" w:firstRowLastColumn="0" w:lastRowFirstColumn="0" w:lastRowLastColumn="0"/>
-                  <w:rPr>
-                    <w:lang w:eastAsia="en-US"/>
-                  </w:rPr>
                 </w:pPr>
                 <w:proofErr w:type="spellStart"/>
                 <w:r>
-                  <w:rPr>
-                    <w:lang w:eastAsia="en-US"/>
-                  </w:rPr>
                   <w:t>NetWeightLbl</w:t>
                 </w:r>
                 <w:proofErr w:type="spellEnd"/>
@@ -1682,9 +1473,6 @@
         </w:sdt>
         <w:sdt>
           <w:sdtPr>
-            <w:rPr>
-              <w:lang w:eastAsia="en-US"/>
-            </w:rPr>
             <w:alias w:val="VATPctLbl"/>
             <w:tag w:val="#BC:InsertDataItem,DataItems/Header/VATPctLbl"/>
             <w:id w:val="832722474"/>
@@ -1699,23 +1487,13 @@
             <w:tc>
               <w:tcPr>
                 <w:tcW w:w="383" w:type="pct"/>
-                <w:tcBorders>
-                  <w:bottom w:val="single" w:sz="4" w:space="0" w:color="auto"/>
-                </w:tcBorders>
               </w:tcPr>
               <w:p>
                 <w:pPr>
                   <w:pStyle w:val="BCLabel"/>
-                  <w:cnfStyle w:val="100000000000" w:firstRow="1" w:lastRow="0" w:firstColumn="0" w:lastColumn="0" w:oddVBand="0" w:evenVBand="0" w:oddHBand="0" w:evenHBand="0" w:firstRowFirstColumn="0" w:firstRowLastColumn="0" w:lastRowFirstColumn="0" w:lastRowLastColumn="0"/>
-                  <w:rPr>
-                    <w:lang w:eastAsia="en-US"/>
-                  </w:rPr>
                 </w:pPr>
                 <w:proofErr w:type="spellStart"/>
                 <w:r>
-                  <w:rPr>
-                    <w:lang w:eastAsia="en-US"/>
-                  </w:rPr>
                   <w:t>VATPctLbl</w:t>
                 </w:r>
                 <w:proofErr w:type="spellEnd"/>
@@ -1725,9 +1503,6 @@
         </w:sdt>
         <w:sdt>
           <w:sdtPr>
-            <w:rPr>
-              <w:lang w:eastAsia="en-US"/>
-            </w:rPr>
             <w:alias w:val="VATAmountLbl"/>
             <w:tag w:val="#BC:InsertDataItem,DataItems/Header/VATAmountLbl"/>
             <w:id w:val="83658876"/>
@@ -1742,24 +1517,14 @@
             <w:tc>
               <w:tcPr>
                 <w:tcW w:w="609" w:type="pct"/>
-                <w:tcBorders>
-                  <w:bottom w:val="single" w:sz="4" w:space="0" w:color="auto"/>
-                </w:tcBorders>
               </w:tcPr>
               <w:p>
                 <w:pPr>
                   <w:pStyle w:val="BCLabelNumber"/>
                   <w:jc w:val="right"/>
-                  <w:cnfStyle w:val="100000000000" w:firstRow="1" w:lastRow="0" w:firstColumn="0" w:lastColumn="0" w:oddVBand="0" w:evenVBand="0" w:oddHBand="0" w:evenHBand="0" w:firstRowFirstColumn="0" w:firstRowLastColumn="0" w:lastRowFirstColumn="0" w:lastRowLastColumn="0"/>
-                  <w:rPr>
-                    <w:lang w:eastAsia="en-US"/>
-                  </w:rPr>
                 </w:pPr>
                 <w:proofErr w:type="spellStart"/>
                 <w:r>
-                  <w:rPr>
-                    <w:lang w:eastAsia="en-US"/>
-                  </w:rPr>
                   <w:t>VATAmountLbl</w:t>
                 </w:r>
                 <w:proofErr w:type="spellEnd"/>
@@ -1769,9 +1534,6 @@
         </w:sdt>
         <w:sdt>
           <w:sdtPr>
-            <w:rPr>
-              <w:lang w:eastAsia="en-US"/>
-            </w:rPr>
             <w:alias w:val="AmountLbl"/>
             <w:tag w:val="#BC:InsertDataItem,DataItems/Header/AmountLbl"/>
             <w:id w:val="344290521"/>
@@ -1786,24 +1548,14 @@
             <w:tc>
               <w:tcPr>
                 <w:tcW w:w="536" w:type="pct"/>
-                <w:tcBorders>
-                  <w:bottom w:val="single" w:sz="4" w:space="0" w:color="auto"/>
-                </w:tcBorders>
               </w:tcPr>
               <w:p>
                 <w:pPr>
                   <w:pStyle w:val="BCLabelNumber"/>
                   <w:jc w:val="right"/>
-                  <w:cnfStyle w:val="100000000000" w:firstRow="1" w:lastRow="0" w:firstColumn="0" w:lastColumn="0" w:oddVBand="0" w:evenVBand="0" w:oddHBand="0" w:evenHBand="0" w:firstRowFirstColumn="0" w:firstRowLastColumn="0" w:lastRowFirstColumn="0" w:lastRowLastColumn="0"/>
-                  <w:rPr>
-                    <w:lang w:eastAsia="en-US"/>
-                  </w:rPr>
                 </w:pPr>
                 <w:proofErr w:type="spellStart"/>
                 <w:r>
-                  <w:rPr>
-                    <w:lang w:eastAsia="en-US"/>
-                  </w:rPr>
                   <w:t>AmountLbl</w:t>
                 </w:r>
                 <w:proofErr w:type="spellEnd"/>
@@ -1815,171 +1567,102 @@
       <w:tr>
         <w:trPr>
           <w:cnfStyle w:val="000000100000" w:firstRow="0" w:lastRow="0" w:firstColumn="0" w:lastColumn="0" w:oddVBand="0" w:evenVBand="0" w:oddHBand="1" w:evenHBand="0" w:firstRowFirstColumn="0" w:firstRowLastColumn="0" w:lastRowFirstColumn="0" w:lastRowLastColumn="0"/>
-          <w:cantSplit/>
-          <w:trHeight w:hRule="atLeast" w:val="245"/>
+          <w:trHeight w:val="245"/>
         </w:trPr>
         <w:tc>
           <w:tcPr>
-            <w:cnfStyle w:val="001000000000" w:firstRow="0" w:lastRow="0" w:firstColumn="1" w:lastColumn="0" w:oddVBand="0" w:evenVBand="0" w:oddHBand="0" w:evenHBand="0" w:firstRowFirstColumn="0" w:firstRowLastColumn="0" w:lastRowFirstColumn="0" w:lastRowLastColumn="0"/>
             <w:tcW w:w="875" w:type="pct"/>
-            <w:tcBorders>
-              <w:top w:val="single" w:sz="4" w:space="0" w:color="auto"/>
-            </w:tcBorders>
-            <w:vAlign w:val="center"/>
           </w:tcPr>
           <w:p>
             <w:pPr>
               <w:pStyle w:val="NoSpacing"/>
-              <w:rPr>
-                <w:lang w:eastAsia="en-US"/>
-              </w:rPr>
             </w:pPr>
           </w:p>
         </w:tc>
         <w:tc>
           <w:tcPr>
             <w:tcW w:w="642" w:type="pct"/>
-            <w:tcBorders>
-              <w:top w:val="single" w:sz="4" w:space="0" w:color="auto"/>
-            </w:tcBorders>
-            <w:vAlign w:val="center"/>
           </w:tcPr>
           <w:p>
             <w:pPr>
               <w:pStyle w:val="NoSpacing"/>
-              <w:cnfStyle w:val="000000100000" w:firstRow="0" w:lastRow="0" w:firstColumn="0" w:lastColumn="0" w:oddVBand="0" w:evenVBand="0" w:oddHBand="1" w:evenHBand="0" w:firstRowFirstColumn="0" w:firstRowLastColumn="0" w:lastRowFirstColumn="0" w:lastRowLastColumn="0"/>
-              <w:rPr>
-                <w:lang w:eastAsia="en-US"/>
-              </w:rPr>
             </w:pPr>
           </w:p>
         </w:tc>
         <w:tc>
           <w:tcPr>
             <w:tcW w:w="379" w:type="pct"/>
-            <w:tcBorders>
-              <w:top w:val="single" w:sz="4" w:space="0" w:color="auto"/>
-            </w:tcBorders>
-            <w:vAlign w:val="center"/>
           </w:tcPr>
           <w:p>
             <w:pPr>
               <w:pStyle w:val="BCNumber"/>
               <w:jc w:val="right"/>
-              <w:cnfStyle w:val="000000100000" w:firstRow="0" w:lastRow="0" w:firstColumn="0" w:lastColumn="0" w:oddVBand="0" w:evenVBand="0" w:oddHBand="1" w:evenHBand="0" w:firstRowFirstColumn="0" w:firstRowLastColumn="0" w:lastRowFirstColumn="0" w:lastRowLastColumn="0"/>
-              <w:rPr>
-                <w:lang w:eastAsia="en-US"/>
-              </w:rPr>
             </w:pPr>
           </w:p>
         </w:tc>
         <w:tc>
           <w:tcPr>
             <w:tcW w:w="467" w:type="pct"/>
-            <w:tcBorders>
-              <w:top w:val="single" w:sz="4" w:space="0" w:color="auto"/>
-            </w:tcBorders>
-            <w:vAlign w:val="center"/>
           </w:tcPr>
           <w:p>
             <w:pPr>
               <w:pStyle w:val="BCNumber"/>
               <w:jc w:val="right"/>
-              <w:cnfStyle w:val="000000100000" w:firstRow="0" w:lastRow="0" w:firstColumn="0" w:lastColumn="0" w:oddVBand="0" w:evenVBand="0" w:oddHBand="1" w:evenHBand="0" w:firstRowFirstColumn="0" w:firstRowLastColumn="0" w:lastRowFirstColumn="0" w:lastRowLastColumn="0"/>
-              <w:rPr>
-                <w:lang w:eastAsia="en-US"/>
-              </w:rPr>
             </w:pPr>
           </w:p>
         </w:tc>
         <w:tc>
           <w:tcPr>
             <w:tcW w:w="496" w:type="pct"/>
-            <w:tcBorders>
-              <w:top w:val="single" w:sz="4" w:space="0" w:color="auto"/>
-            </w:tcBorders>
-            <w:vAlign w:val="center"/>
           </w:tcPr>
           <w:p>
             <w:pPr>
               <w:pStyle w:val="BCNumber"/>
               <w:jc w:val="right"/>
-              <w:cnfStyle w:val="000000100000" w:firstRow="0" w:lastRow="0" w:firstColumn="0" w:lastColumn="0" w:oddVBand="0" w:evenVBand="0" w:oddHBand="1" w:evenHBand="0" w:firstRowFirstColumn="0" w:firstRowLastColumn="0" w:lastRowFirstColumn="0" w:lastRowLastColumn="0"/>
-              <w:rPr>
-                <w:lang w:eastAsia="en-US"/>
-              </w:rPr>
             </w:pPr>
           </w:p>
         </w:tc>
         <w:tc>
           <w:tcPr>
             <w:tcW w:w="613" w:type="pct"/>
-            <w:tcBorders>
-              <w:top w:val="single" w:sz="4" w:space="0" w:color="auto"/>
-            </w:tcBorders>
           </w:tcPr>
           <w:p>
             <w:pPr>
               <w:pStyle w:val="BCNumber"/>
               <w:jc w:val="right"/>
-              <w:cnfStyle w:val="000000100000" w:firstRow="0" w:lastRow="0" w:firstColumn="0" w:lastColumn="0" w:oddVBand="0" w:evenVBand="0" w:oddHBand="1" w:evenHBand="0" w:firstRowFirstColumn="0" w:firstRowLastColumn="0" w:lastRowFirstColumn="0" w:lastRowLastColumn="0"/>
-              <w:rPr>
-                <w:lang w:eastAsia="en-US"/>
-              </w:rPr>
             </w:pPr>
           </w:p>
         </w:tc>
         <w:tc>
           <w:tcPr>
             <w:tcW w:w="383" w:type="pct"/>
-            <w:tcBorders>
-              <w:top w:val="single" w:sz="4" w:space="0" w:color="auto"/>
-            </w:tcBorders>
           </w:tcPr>
           <w:p>
             <w:pPr>
               <w:pStyle w:val="BCNumber"/>
               <w:jc w:val="right"/>
-              <w:cnfStyle w:val="000000100000" w:firstRow="0" w:lastRow="0" w:firstColumn="0" w:lastColumn="0" w:oddVBand="0" w:evenVBand="0" w:oddHBand="1" w:evenHBand="0" w:firstRowFirstColumn="0" w:firstRowLastColumn="0" w:lastRowFirstColumn="0" w:lastRowLastColumn="0"/>
-              <w:rPr>
-                <w:lang w:eastAsia="en-US"/>
-              </w:rPr>
             </w:pPr>
           </w:p>
         </w:tc>
         <w:tc>
           <w:tcPr>
             <w:tcW w:w="609" w:type="pct"/>
-            <w:tcBorders>
-              <w:top w:val="single" w:sz="4" w:space="0" w:color="auto"/>
-            </w:tcBorders>
           </w:tcPr>
           <w:p>
             <w:pPr>
               <w:pStyle w:val="BCNumber"/>
               <w:jc w:val="right"/>
-              <w:cnfStyle w:val="000000100000" w:firstRow="0" w:lastRow="0" w:firstColumn="0" w:lastColumn="0" w:oddVBand="0" w:evenVBand="0" w:oddHBand="1" w:evenHBand="0" w:firstRowFirstColumn="0" w:firstRowLastColumn="0" w:lastRowFirstColumn="0" w:lastRowLastColumn="0"/>
-              <w:rPr>
-                <w:lang w:eastAsia="en-US"/>
-              </w:rPr>
             </w:pPr>
           </w:p>
         </w:tc>
         <w:tc>
           <w:tcPr>
             <w:tcW w:w="536" w:type="pct"/>
-            <w:tcBorders>
-              <w:top w:val="single" w:sz="4" w:space="0" w:color="auto"/>
-            </w:tcBorders>
           </w:tcPr>
           <w:p>
             <w:pPr>
               <w:pStyle w:val="BCNumber"/>
               <w:jc w:val="right"/>
-              <w:cnfStyle w:val="000000100000" w:firstRow="0" w:lastRow="0" w:firstColumn="0" w:lastColumn="0" w:oddVBand="0" w:evenVBand="0" w:oddHBand="1" w:evenHBand="0" w:firstRowFirstColumn="0" w:firstRowLastColumn="0" w:lastRowFirstColumn="0" w:lastRowLastColumn="0"/>
-              <w:rPr>
-                <w:lang w:eastAsia="en-US"/>
-              </w:rPr>
             </w:pPr>
           </w:p>
         </w:tc>
@@ -1987,7 +1670,8 @@
       <w:sdt>
         <w:sdtPr>
           <w:rPr>
-            <w:lang w:val="en-DK" w:eastAsia="en-US"/>
+            <w:color w:val="000000" w:themeColor="text1"/>
+            <w14:numSpacing w14:val="tabular"/>
           </w:rPr>
           <w:alias w:val="Repeater: Line"/>
           <w:tag w:val="#BC:InsertRepeater,DataItems/Header/Line"/>
@@ -2003,28 +1687,24 @@
           <w:sdt>
             <w:sdtPr>
               <w:rPr>
-                <w:lang w:val="en-DK" w:eastAsia="en-US"/>
+                <w:color w:val="000000" w:themeColor="text1"/>
+                <w14:numSpacing w14:val="tabular"/>
               </w:rPr>
               <w:id w:val="-901138404"/>
               <w15:color w:val="808080"/>
               <w15:repeatingSectionItem/>
             </w:sdtPr>
-            <w:sdtEndPr>
-              <w:rPr>
-                <w:lang w:eastAsia="en-DK"/>
-              </w:rPr>
-            </w:sdtEndPr>
             <w:sdtContent>
               <w:tr>
                 <w:trPr>
                   <w:cnfStyle w:val="000000010000" w:firstRow="0" w:lastRow="0" w:firstColumn="0" w:lastColumn="0" w:oddVBand="0" w:evenVBand="0" w:oddHBand="0" w:evenHBand="1" w:firstRowFirstColumn="0" w:firstRowLastColumn="0" w:lastRowFirstColumn="0" w:lastRowLastColumn="0"/>
-                  <w:cantSplit/>
                   <w:trHeight w:val="490"/>
                 </w:trPr>
                 <w:sdt>
                   <w:sdtPr>
                     <w:rPr>
-                      <w:lang w:val="en-DK" w:eastAsia="en-US"/>
+                      <w:color w:val="000000" w:themeColor="text1"/>
+                      <w14:numSpacing w14:val="tabular"/>
                     </w:rPr>
                     <w:alias w:val="ItemDescription"/>
                     <w:tag w:val="#BC:InsertDataItem,DataItems/Header/Line/ItemDescription"/>
@@ -2038,27 +1718,20 @@
                   </w:sdtPr>
                   <w:sdtEndPr>
                     <w:rPr>
-                      <w:lang w:val="en-US"/>
+                      <w:color w:val="auto"/>
+                      <w14:numSpacing w14:val="default"/>
                     </w:rPr>
                   </w:sdtEndPr>
                   <w:sdtContent>
                     <w:tc>
                       <w:tcPr>
-                        <w:cnfStyle w:val="001000000000" w:firstRow="0" w:lastRow="0" w:firstColumn="1" w:lastColumn="0" w:oddVBand="0" w:evenVBand="0" w:oddHBand="0" w:evenHBand="0" w:firstRowFirstColumn="0" w:firstRowLastColumn="0" w:lastRowFirstColumn="0" w:lastRowLastColumn="0"/>
                         <w:tcW w:w="875" w:type="pct"/>
-                        <w:vAlign w:val="center"/>
                       </w:tcPr>
                       <w:p>
                         <w:pPr>
                           <w:pStyle w:val="NoSpacing"/>
-                          <w:rPr>
-                            <w:lang w:eastAsia="en-US"/>
-                          </w:rPr>
                         </w:pPr>
                         <w:r>
-                          <w:rPr>
-                            <w:lang w:eastAsia="en-US"/>
-                          </w:rPr>
                           <w:t>ItemDescription</w:t>
                         </w:r>
                       </w:p>
@@ -2067,9 +1740,6 @@
                 </w:sdt>
                 <w:sdt>
                   <w:sdtPr>
-                    <w:rPr>
-                      <w:lang w:eastAsia="en-US"/>
-                    </w:rPr>
                     <w:alias w:val="CountryOfManufacturing"/>
                     <w:tag w:val="#BC:InsertDataItem,DataItems/Header/Line/CountryOfManufacturing"/>
                     <w:id w:val="-969438002"/>
@@ -2084,21 +1754,13 @@
                     <w:tc>
                       <w:tcPr>
                         <w:tcW w:w="642" w:type="pct"/>
-                        <w:vAlign w:val="center"/>
                       </w:tcPr>
                       <w:p>
                         <w:pPr>
                           <w:pStyle w:val="NoSpacing"/>
-                          <w:cnfStyle w:val="000000010000" w:firstRow="0" w:lastRow="0" w:firstColumn="0" w:lastColumn="0" w:oddVBand="0" w:evenVBand="0" w:oddHBand="0" w:evenHBand="1" w:firstRowFirstColumn="0" w:firstRowLastColumn="0" w:lastRowFirstColumn="0" w:lastRowLastColumn="0"/>
-                          <w:rPr>
-                            <w:lang w:eastAsia="en-US"/>
-                          </w:rPr>
                         </w:pPr>
                         <w:proofErr w:type="spellStart"/>
                         <w:r>
-                          <w:rPr>
-                            <w:lang w:eastAsia="en-US"/>
-                          </w:rPr>
                           <w:t>CountryOfManufacturing</w:t>
                         </w:r>
                         <w:proofErr w:type="spellEnd"/>
@@ -2108,9 +1770,6 @@
                 </w:sdt>
                 <w:sdt>
                   <w:sdtPr>
-                    <w:rPr>
-                      <w:lang w:eastAsia="en-US"/>
-                    </w:rPr>
                     <w:alias w:val="Tariff"/>
                     <w:tag w:val="#BC:InsertDataItem,DataItems/Header/Line/Tariff"/>
                     <w:id w:val="-941524514"/>
@@ -2125,20 +1784,12 @@
                     <w:tc>
                       <w:tcPr>
                         <w:tcW w:w="379" w:type="pct"/>
-                        <w:vAlign w:val="center"/>
                       </w:tcPr>
                       <w:p>
                         <w:pPr>
                           <w:pStyle w:val="NoSpacing"/>
-                          <w:cnfStyle w:val="000000010000" w:firstRow="0" w:lastRow="0" w:firstColumn="0" w:lastColumn="0" w:oddVBand="0" w:evenVBand="0" w:oddHBand="0" w:evenHBand="1" w:firstRowFirstColumn="0" w:firstRowLastColumn="0" w:lastRowFirstColumn="0" w:lastRowLastColumn="0"/>
-                          <w:rPr>
-                            <w:lang w:eastAsia="en-US"/>
-                          </w:rPr>
                         </w:pPr>
                         <w:r>
-                          <w:rPr>
-                            <w:lang w:eastAsia="en-US"/>
-                          </w:rPr>
                           <w:t>Tariff</w:t>
                         </w:r>
                       </w:p>
@@ -2147,9 +1798,6 @@
                 </w:sdt>
                 <w:sdt>
                   <w:sdtPr>
-                    <w:rPr>
-                      <w:lang w:eastAsia="en-US"/>
-                    </w:rPr>
                     <w:alias w:val="Quantity"/>
                     <w:tag w:val="#BC:InsertDataItem,DataItems/Header/Line/Quantity"/>
                     <w:id w:val="650103880"/>
@@ -2164,21 +1812,13 @@
                     <w:tc>
                       <w:tcPr>
                         <w:tcW w:w="467" w:type="pct"/>
-                        <w:vAlign w:val="center"/>
                       </w:tcPr>
                       <w:p>
                         <w:pPr>
                           <w:pStyle w:val="BCNumber"/>
                           <w:jc w:val="right"/>
-                          <w:cnfStyle w:val="000000010000" w:firstRow="0" w:lastRow="0" w:firstColumn="0" w:lastColumn="0" w:oddVBand="0" w:evenVBand="0" w:oddHBand="0" w:evenHBand="1" w:firstRowFirstColumn="0" w:firstRowLastColumn="0" w:lastRowFirstColumn="0" w:lastRowLastColumn="0"/>
-                          <w:rPr>
-                            <w:lang w:eastAsia="en-US"/>
-                          </w:rPr>
                         </w:pPr>
                         <w:r>
-                          <w:rPr>
-                            <w:lang w:eastAsia="en-US"/>
-                          </w:rPr>
                           <w:t>Quantity</w:t>
                         </w:r>
                       </w:p>
@@ -2187,9 +1827,6 @@
                 </w:sdt>
                 <w:sdt>
                   <w:sdtPr>
-                    <w:rPr>
-                      <w:lang w:eastAsia="en-US"/>
-                    </w:rPr>
                     <w:alias w:val="Price"/>
                     <w:tag w:val="#BC:InsertDataItem,DataItems/Header/Line/Price"/>
                     <w:id w:val="1796329844"/>
@@ -2204,20 +1841,12 @@
                     <w:tc>
                       <w:tcPr>
                         <w:tcW w:w="496" w:type="pct"/>
-                        <w:vAlign w:val="center"/>
                       </w:tcPr>
                       <w:p>
                         <w:pPr>
                           <w:pStyle w:val="NoSpacing"/>
-                          <w:cnfStyle w:val="000000010000" w:firstRow="0" w:lastRow="0" w:firstColumn="0" w:lastColumn="0" w:oddVBand="0" w:evenVBand="0" w:oddHBand="0" w:evenHBand="1" w:firstRowFirstColumn="0" w:firstRowLastColumn="0" w:lastRowFirstColumn="0" w:lastRowLastColumn="0"/>
-                          <w:rPr>
-                            <w:lang w:eastAsia="en-US"/>
-                          </w:rPr>
                         </w:pPr>
                         <w:r>
-                          <w:rPr>
-                            <w:lang w:eastAsia="en-US"/>
-                          </w:rPr>
                           <w:t>Price</w:t>
                         </w:r>
                       </w:p>
@@ -2240,13 +1869,10 @@
                     <w:tc>
                       <w:tcPr>
                         <w:tcW w:w="613" w:type="pct"/>
-                        <w:vAlign w:val="center"/>
                       </w:tcPr>
                       <w:p>
                         <w:pPr>
                           <w:pStyle w:val="NoSpacing"/>
-                          <w:jc w:val="left"/>
-                          <w:cnfStyle w:val="000000010000" w:firstRow="0" w:lastRow="0" w:firstColumn="0" w:lastColumn="0" w:oddVBand="0" w:evenVBand="0" w:oddHBand="0" w:evenHBand="1" w:firstRowFirstColumn="0" w:firstRowLastColumn="0" w:lastRowFirstColumn="0" w:lastRowLastColumn="0"/>
                         </w:pPr>
                         <w:proofErr w:type="spellStart"/>
                         <w:r>
@@ -2273,13 +1899,10 @@
                     <w:tc>
                       <w:tcPr>
                         <w:tcW w:w="383" w:type="pct"/>
-                        <w:vAlign w:val="center"/>
                       </w:tcPr>
                       <w:p>
                         <w:pPr>
                           <w:pStyle w:val="NoSpacing"/>
-                          <w:jc w:val="left"/>
-                          <w:cnfStyle w:val="000000010000" w:firstRow="0" w:lastRow="0" w:firstColumn="0" w:lastColumn="0" w:oddVBand="0" w:evenVBand="0" w:oddHBand="0" w:evenHBand="1" w:firstRowFirstColumn="0" w:firstRowLastColumn="0" w:lastRowFirstColumn="0" w:lastRowLastColumn="0"/>
                         </w:pPr>
                         <w:proofErr w:type="spellStart"/>
                         <w:r>
@@ -2292,9 +1915,6 @@
                 </w:sdt>
                 <w:sdt>
                   <w:sdtPr>
-                    <w:rPr>
-                      <w:lang w:eastAsia="en-US"/>
-                    </w:rPr>
                     <w:alias w:val="VATAmount"/>
                     <w:tag w:val="#BC:InsertDataItem,DataItems/Header/Line/VATAmount"/>
                     <w:id w:val="2119645239"/>
@@ -2309,22 +1929,14 @@
                     <w:tc>
                       <w:tcPr>
                         <w:tcW w:w="609" w:type="pct"/>
-                        <w:vAlign w:val="center"/>
                       </w:tcPr>
                       <w:p>
                         <w:pPr>
                           <w:pStyle w:val="BCNumber"/>
                           <w:jc w:val="right"/>
-                          <w:cnfStyle w:val="000000010000" w:firstRow="0" w:lastRow="0" w:firstColumn="0" w:lastColumn="0" w:oddVBand="0" w:evenVBand="0" w:oddHBand="0" w:evenHBand="1" w:firstRowFirstColumn="0" w:firstRowLastColumn="0" w:lastRowFirstColumn="0" w:lastRowLastColumn="0"/>
-                          <w:rPr>
-                            <w:lang w:eastAsia="en-US"/>
-                          </w:rPr>
                         </w:pPr>
                         <w:proofErr w:type="spellStart"/>
                         <w:r>
-                          <w:rPr>
-                            <w:lang w:eastAsia="en-US"/>
-                          </w:rPr>
                           <w:t>VATAmount</w:t>
                         </w:r>
                         <w:proofErr w:type="spellEnd"/>
@@ -2334,9 +1946,6 @@
                 </w:sdt>
                 <w:sdt>
                   <w:sdtPr>
-                    <w:rPr>
-                      <w:lang w:eastAsia="en-US"/>
-                    </w:rPr>
                     <w:alias w:val="LineAmount"/>
                     <w:tag w:val="#BC:InsertDataItem,DataItems/Header/Line/LineAmount"/>
                     <w:id w:val="-2086754771"/>
@@ -2351,22 +1960,14 @@
                     <w:tc>
                       <w:tcPr>
                         <w:tcW w:w="536" w:type="pct"/>
-                        <w:vAlign w:val="center"/>
                       </w:tcPr>
                       <w:p>
                         <w:pPr>
                           <w:pStyle w:val="BCNumber"/>
                           <w:jc w:val="right"/>
-                          <w:cnfStyle w:val="000000010000" w:firstRow="0" w:lastRow="0" w:firstColumn="0" w:lastColumn="0" w:oddVBand="0" w:evenVBand="0" w:oddHBand="0" w:evenHBand="1" w:firstRowFirstColumn="0" w:firstRowLastColumn="0" w:lastRowFirstColumn="0" w:lastRowLastColumn="0"/>
-                          <w:rPr>
-                            <w:lang w:eastAsia="en-US"/>
-                          </w:rPr>
                         </w:pPr>
                         <w:proofErr w:type="spellStart"/>
                         <w:r>
-                          <w:rPr>
-                            <w:lang w:eastAsia="en-US"/>
-                          </w:rPr>
                           <w:t>LineAmount</w:t>
                         </w:r>
                         <w:proofErr w:type="spellEnd"/>
@@ -2394,8 +1995,8 @@
         <w:tblDescription w:val="Document totals."/>
       </w:tblPr>
       <w:tblGrid>
-        <w:gridCol w:w="7711"/>
-        <w:gridCol w:w="7711"/>
+        <w:gridCol w:w="7843"/>
+        <w:gridCol w:w="7843"/>
       </w:tblGrid>
       <w:tr>
         <w:trPr>
@@ -2404,9 +2005,6 @@
         </w:trPr>
         <w:sdt>
           <w:sdtPr>
-            <w:rPr>
-              <w:lang w:eastAsia="en-US"/>
-            </w:rPr>
             <w:alias w:val="TotalWeightLbl"/>
             <w:tag w:val="#BC:InsertDataItem,DataItems/Header/TotalWeightLbl"/>
             <w:id w:val="-1660381314"/>
@@ -2420,23 +2018,15 @@
           <w:sdtContent>
             <w:tc>
               <w:tcPr>
-                <w:cnfStyle w:val="001000000000" w:firstRow="0" w:lastRow="0" w:firstColumn="1" w:lastColumn="0" w:oddVBand="0" w:evenVBand="0" w:oddHBand="0" w:evenHBand="0" w:firstRowFirstColumn="0" w:firstRowLastColumn="0" w:lastRowFirstColumn="0" w:lastRowLastColumn="0"/>
                 <w:tcW w:w="2500" w:type="pct"/>
-                <w:vAlign w:val="center"/>
               </w:tcPr>
               <w:p>
                 <w:pPr>
                   <w:pStyle w:val="NoSpacing"/>
-                  <w:spacing w:before="120" w:after="120" w:line="240" w:lineRule="auto"/>
-                  <w:rPr>
-                    <w:lang w:eastAsia="en-US"/>
-                  </w:rPr>
+                  <w:spacing w:before="120" w:after="120"/>
                 </w:pPr>
                 <w:proofErr w:type="spellStart"/>
                 <w:r>
-                  <w:rPr>
-                    <w:lang w:eastAsia="en-US"/>
-                  </w:rPr>
                   <w:t>TotalWeightLbl</w:t>
                 </w:r>
                 <w:proofErr w:type="spellEnd"/>
@@ -2446,9 +2036,6 @@
         </w:sdt>
         <w:sdt>
           <w:sdtPr>
-            <w:rPr>
-              <w:lang w:eastAsia="en-US"/>
-            </w:rPr>
             <w:alias w:val="TotalWeight"/>
             <w:tag w:val="#BC:InsertDataItem,DataItems/Header/Totals/TotalWeight"/>
             <w:id w:val="-740567477"/>
@@ -2463,23 +2050,15 @@
             <w:tc>
               <w:tcPr>
                 <w:tcW w:w="2500" w:type="pct"/>
-                <w:vAlign w:val="center"/>
               </w:tcPr>
               <w:p>
                 <w:pPr>
                   <w:pStyle w:val="BCNumber"/>
-                  <w:spacing w:before="120" w:after="120" w:line="240" w:lineRule="auto"/>
+                  <w:spacing w:before="120" w:after="120"/>
                   <w:jc w:val="right"/>
-                  <w:cnfStyle w:val="000000000000" w:firstRow="0" w:lastRow="0" w:firstColumn="0" w:lastColumn="0" w:oddVBand="0" w:evenVBand="0" w:oddHBand="0" w:evenHBand="0" w:firstRowFirstColumn="0" w:firstRowLastColumn="0" w:lastRowFirstColumn="0" w:lastRowLastColumn="0"/>
-                  <w:rPr>
-                    <w:lang w:eastAsia="en-US"/>
-                  </w:rPr>
                 </w:pPr>
                 <w:proofErr w:type="spellStart"/>
                 <w:r>
-                  <w:rPr>
-                    <w:lang w:eastAsia="en-US"/>
-                  </w:rPr>
                   <w:t>TotalWeight</w:t>
                 </w:r>
                 <w:proofErr w:type="spellEnd"/>
@@ -2495,9 +2074,6 @@
         </w:trPr>
         <w:sdt>
           <w:sdtPr>
-            <w:rPr>
-              <w:lang w:eastAsia="en-US"/>
-            </w:rPr>
             <w:alias w:val="TotalAmountLbl"/>
             <w:tag w:val="#BC:InsertDataItem,DataItems/Header/TotalAmountLbl"/>
             <w:id w:val="24611313"/>
@@ -2511,23 +2087,15 @@
           <w:sdtContent>
             <w:tc>
               <w:tcPr>
-                <w:cnfStyle w:val="001000000000" w:firstRow="0" w:lastRow="0" w:firstColumn="1" w:lastColumn="0" w:oddVBand="0" w:evenVBand="0" w:oddHBand="0" w:evenHBand="0" w:firstRowFirstColumn="0" w:firstRowLastColumn="0" w:lastRowFirstColumn="0" w:lastRowLastColumn="0"/>
                 <w:tcW w:w="2500" w:type="pct"/>
-                <w:vAlign w:val="center"/>
               </w:tcPr>
               <w:p>
                 <w:pPr>
                   <w:pStyle w:val="NoSpacing"/>
-                  <w:spacing w:before="120" w:after="120" w:line="240" w:lineRule="auto"/>
-                  <w:rPr>
-                    <w:lang w:eastAsia="en-US"/>
-                  </w:rPr>
+                  <w:spacing w:before="120" w:after="120"/>
                 </w:pPr>
                 <w:proofErr w:type="spellStart"/>
                 <w:r>
-                  <w:rPr>
-                    <w:lang w:eastAsia="en-US"/>
-                  </w:rPr>
                   <w:t>TotalAmountLbl</w:t>
                 </w:r>
                 <w:proofErr w:type="spellEnd"/>
@@ -2537,9 +2105,6 @@
         </w:sdt>
         <w:sdt>
           <w:sdtPr>
-            <w:rPr>
-              <w:lang w:eastAsia="en-US"/>
-            </w:rPr>
             <w:alias w:val="TotalValue"/>
             <w:tag w:val="#BC:InsertDataItem,DataItems/Header/Totals/TotalValue"/>
             <w:id w:val="-1982148101"/>
@@ -2554,22 +2119,14 @@
             <w:tc>
               <w:tcPr>
                 <w:tcW w:w="2500" w:type="pct"/>
-                <w:vAlign w:val="center"/>
               </w:tcPr>
               <w:p>
                 <w:pPr>
                   <w:pStyle w:val="BCNumber"/>
-                  <w:spacing w:before="120" w:after="120" w:line="240" w:lineRule="auto"/>
+                  <w:spacing w:before="120" w:after="120"/>
                   <w:jc w:val="right"/>
-                  <w:cnfStyle w:val="000000000000" w:firstRow="0" w:lastRow="0" w:firstColumn="0" w:lastColumn="0" w:oddVBand="0" w:evenVBand="0" w:oddHBand="0" w:evenHBand="0" w:firstRowFirstColumn="0" w:firstRowLastColumn="0" w:lastRowFirstColumn="0" w:lastRowLastColumn="0"/>
-                  <w:rPr>
-                    <w:lang w:eastAsia="en-US"/>
-                  </w:rPr>
                 </w:pPr>
                 <w:r>
-                  <w:rPr>
-                    <w:lang w:eastAsia="en-US"/>
-                  </w:rPr>
                   <w:t>TotalValue</w:t>
                 </w:r>
               </w:p>
@@ -2584,9 +2141,6 @@
         </w:trPr>
         <w:sdt>
           <w:sdtPr>
-            <w:rPr>
-              <w:lang w:eastAsia="en-US"/>
-            </w:rPr>
             <w:alias w:val="VATAmountLbl"/>
             <w:tag w:val="#BC:InsertDataItem,DataItems/Header/VATAmountLbl"/>
             <w:id w:val="-1438216416"/>
@@ -2600,23 +2154,15 @@
           <w:sdtContent>
             <w:tc>
               <w:tcPr>
-                <w:cnfStyle w:val="001000000000" w:firstRow="0" w:lastRow="0" w:firstColumn="1" w:lastColumn="0" w:oddVBand="0" w:evenVBand="0" w:oddHBand="0" w:evenHBand="0" w:firstRowFirstColumn="0" w:firstRowLastColumn="0" w:lastRowFirstColumn="0" w:lastRowLastColumn="0"/>
                 <w:tcW w:w="2500" w:type="pct"/>
-                <w:vAlign w:val="center"/>
               </w:tcPr>
               <w:p>
                 <w:pPr>
                   <w:pStyle w:val="NoSpacing"/>
-                  <w:spacing w:before="120" w:after="120" w:line="240" w:lineRule="auto"/>
-                  <w:rPr>
-                    <w:lang w:eastAsia="en-US"/>
-                  </w:rPr>
+                  <w:spacing w:before="120" w:after="120"/>
                 </w:pPr>
                 <w:proofErr w:type="spellStart"/>
                 <w:r>
-                  <w:rPr>
-                    <w:lang w:eastAsia="en-US"/>
-                  </w:rPr>
                   <w:t>VATAmountLbl</w:t>
                 </w:r>
                 <w:proofErr w:type="spellEnd"/>
@@ -2626,9 +2172,6 @@
         </w:sdt>
         <w:sdt>
           <w:sdtPr>
-            <w:rPr>
-              <w:lang w:eastAsia="en-US"/>
-            </w:rPr>
             <w:alias w:val="TotalVATAmount"/>
             <w:tag w:val="#BC:InsertDataItem,DataItems/Header/Totals/TotalVATAmount"/>
             <w:id w:val="-732232014"/>
@@ -2643,23 +2186,15 @@
             <w:tc>
               <w:tcPr>
                 <w:tcW w:w="2500" w:type="pct"/>
-                <w:vAlign w:val="center"/>
               </w:tcPr>
               <w:p>
                 <w:pPr>
                   <w:pStyle w:val="BCNumber"/>
-                  <w:spacing w:before="120" w:after="120" w:line="240" w:lineRule="auto"/>
+                  <w:spacing w:before="120" w:after="120"/>
                   <w:jc w:val="right"/>
-                  <w:cnfStyle w:val="000000000000" w:firstRow="0" w:lastRow="0" w:firstColumn="0" w:lastColumn="0" w:oddVBand="0" w:evenVBand="0" w:oddHBand="0" w:evenHBand="0" w:firstRowFirstColumn="0" w:firstRowLastColumn="0" w:lastRowFirstColumn="0" w:lastRowLastColumn="0"/>
-                  <w:rPr>
-                    <w:lang w:eastAsia="en-US"/>
-                  </w:rPr>
                 </w:pPr>
                 <w:proofErr w:type="spellStart"/>
                 <w:r>
-                  <w:rPr>
-                    <w:lang w:eastAsia="en-US"/>
-                  </w:rPr>
                   <w:t>TotalVATAmount</w:t>
                 </w:r>
                 <w:proofErr w:type="spellEnd"/>
@@ -2676,9 +2211,6 @@
         </w:trPr>
         <w:sdt>
           <w:sdtPr>
-            <w:rPr>
-              <w:lang w:eastAsia="en-US"/>
-            </w:rPr>
             <w:alias w:val="TotalAmountInclVATLbl"/>
             <w:tag w:val="#BC:InsertDataItem,DataItems/Header/TotalAmountInclVATLbl"/>
             <w:id w:val="1748534020"/>
@@ -2692,26 +2224,18 @@
           <w:sdtContent>
             <w:tc>
               <w:tcPr>
-                <w:cnfStyle w:val="001000000000" w:firstRow="0" w:lastRow="0" w:firstColumn="1" w:lastColumn="0" w:oddVBand="0" w:evenVBand="0" w:oddHBand="0" w:evenHBand="0" w:firstRowFirstColumn="0" w:firstRowLastColumn="0" w:lastRowFirstColumn="0" w:lastRowLastColumn="0"/>
                 <w:tcW w:w="2500" w:type="pct"/>
                 <w:tcBorders>
                   <w:top w:val="single" w:sz="6" w:space="0" w:color="242424"/>
                   <w:bottom w:val="single" w:sz="12" w:space="0" w:color="auto"/>
                 </w:tcBorders>
-                <w:vAlign w:val="center"/>
               </w:tcPr>
               <w:p>
                 <w:pPr>
                   <w:pStyle w:val="BCLabel"/>
-                  <w:rPr>
-                    <w:lang w:eastAsia="en-US"/>
-                  </w:rPr>
                 </w:pPr>
                 <w:proofErr w:type="spellStart"/>
                 <w:r>
-                  <w:rPr>
-                    <w:lang w:eastAsia="en-US"/>
-                  </w:rPr>
                   <w:t>TotalAmountInclVATLbl</w:t>
                 </w:r>
                 <w:proofErr w:type="spellEnd"/>
@@ -2721,9 +2245,6 @@
         </w:sdt>
         <w:sdt>
           <w:sdtPr>
-            <w:rPr>
-              <w:lang w:eastAsia="en-US"/>
-            </w:rPr>
             <w:alias w:val="TotalAmountInclVAT"/>
             <w:tag w:val="#BC:InsertDataItem,DataItems/Header/Totals/TotalAmountInclVAT"/>
             <w:id w:val="1274758053"/>
@@ -2742,22 +2263,14 @@
                   <w:top w:val="single" w:sz="6" w:space="0" w:color="242424"/>
                   <w:bottom w:val="single" w:sz="12" w:space="0" w:color="auto"/>
                 </w:tcBorders>
-                <w:vAlign w:val="center"/>
               </w:tcPr>
               <w:p>
                 <w:pPr>
                   <w:pStyle w:val="BCLabelNumber"/>
                   <w:jc w:val="right"/>
-                  <w:cnfStyle w:val="010000000000" w:firstRow="0" w:lastRow="1" w:firstColumn="0" w:lastColumn="0" w:oddVBand="0" w:evenVBand="0" w:oddHBand="0" w:evenHBand="0" w:firstRowFirstColumn="0" w:firstRowLastColumn="0" w:lastRowFirstColumn="0" w:lastRowLastColumn="0"/>
-                  <w:rPr>
-                    <w:lang w:eastAsia="en-US"/>
-                  </w:rPr>
                 </w:pPr>
                 <w:proofErr w:type="spellStart"/>
                 <w:r>
-                  <w:rPr>
-                    <w:lang w:eastAsia="en-US"/>
-                  </w:rPr>
                   <w:t>TotalAmountInclVAT</w:t>
                 </w:r>
                 <w:proofErr w:type="spellEnd"/>
@@ -2794,7 +2307,7 @@
 </file>
 
 <file path=word/endnotes.xml><?xml version="1.0" encoding="utf-8"?>
-<w:endnotes xmlns:wpc="http://schemas.microsoft.com/office/word/2010/wordprocessingCanvas" xmlns:cx="http://schemas.microsoft.com/office/drawing/2014/chartex" xmlns:cx1="http://schemas.microsoft.com/office/drawing/2015/9/8/chartex" xmlns:cx2="http://schemas.microsoft.com/office/drawing/2015/10/21/chartex" xmlns:cx3="http://schemas.microsoft.com/office/drawing/2016/5/9/chartex" xmlns:cx4="http://schemas.microsoft.com/office/drawing/2016/5/10/chartex" xmlns:cx5="http://schemas.microsoft.com/office/drawing/2016/5/11/chartex" xmlns:cx6="http://schemas.microsoft.com/office/drawing/2016/5/12/chartex" xmlns:cx7="http://schemas.microsoft.com/office/drawing/2016/5/13/chartex" xmlns:cx8="http://schemas.microsoft.com/office/drawing/2016/5/14/chartex" xmlns:mc="http://schemas.openxmlformats.org/markup-compatibility/2006" xmlns:aink="http://schemas.microsoft.com/office/drawing/2016/ink" xmlns:am3d="http://schemas.microsoft.com/office/drawing/2017/model3d" xmlns:o="urn:schemas-microsoft-com:office:office" xmlns:oel="http://schemas.microsoft.com/office/2019/extlst" xmlns:r="http://schemas.openxmlformats.org/officeDocument/2006/relationships" xmlns:m="http://schemas.openxmlformats.org/officeDocument/2006/math" xmlns:v="urn:schemas-microsoft-com:vml" xmlns:wp14="http://schemas.microsoft.com/office/word/2010/wordprocessingDrawing" xmlns:wp="http://schemas.openxmlformats.org/drawingml/2006/wordprocessingDrawing" xmlns:w10="urn:schemas-microsoft-com:office:word" xmlns:w="http://schemas.openxmlformats.org/wordprocessingml/2006/main" xmlns:w14="http://schemas.microsoft.com/office/word/2010/wordml" xmlns:w15="http://schemas.microsoft.com/office/word/2012/wordml" xmlns:w16cex="http://schemas.microsoft.com/office/word/2018/wordml/cex" xmlns:w16cid="http://schemas.microsoft.com/office/word/2016/wordml/cid" xmlns:w16="http://schemas.microsoft.com/office/word/2018/wordml" xmlns:w16du="http://schemas.microsoft.com/office/word/2023/wordml/word16du" xmlns:w16sdtdh="http://schemas.microsoft.com/office/word/2020/wordml/sdtdatahash" xmlns:w16sdtfl="http://schemas.microsoft.com/office/word/2024/wordml/sdtformatlock" xmlns:w16se="http://schemas.microsoft.com/office/word/2015/wordml/symex" xmlns:wpg="http://schemas.microsoft.com/office/word/2010/wordprocessingGroup" xmlns:wpi="http://schemas.microsoft.com/office/word/2010/wordprocessingInk" xmlns:wne="http://schemas.microsoft.com/office/word/2006/wordml" xmlns:wps="http://schemas.microsoft.com/office/word/2010/wordprocessingShape" mc:Ignorable="w14 w15 w16se w16cid w16 w16cex w16sdtdh w16sdtfl w16du wp14">
+<w:endnotes xmlns:wpc="http://schemas.microsoft.com/office/word/2010/wordprocessingCanvas" xmlns:cx="http://schemas.microsoft.com/office/drawing/2014/chartex" xmlns:cx1="http://schemas.microsoft.com/office/drawing/2015/9/8/chartex" xmlns:cx2="http://schemas.microsoft.com/office/drawing/2015/10/21/chartex" xmlns:cx3="http://schemas.microsoft.com/office/drawing/2016/5/9/chartex" xmlns:cx4="http://schemas.microsoft.com/office/drawing/2016/5/10/chartex" xmlns:cx5="http://schemas.microsoft.com/office/drawing/2016/5/11/chartex" xmlns:cx6="http://schemas.microsoft.com/office/drawing/2016/5/12/chartex" xmlns:cx7="http://schemas.microsoft.com/office/drawing/2016/5/13/chartex" xmlns:cx8="http://schemas.microsoft.com/office/drawing/2016/5/14/chartex" xmlns:mc="http://schemas.openxmlformats.org/markup-compatibility/2006" xmlns:aink="http://schemas.microsoft.com/office/drawing/2016/ink" xmlns:am3d="http://schemas.microsoft.com/office/drawing/2017/model3d" xmlns:o="urn:schemas-microsoft-com:office:office" xmlns:oel="http://schemas.microsoft.com/office/2019/extlst" xmlns:r="http://schemas.openxmlformats.org/officeDocument/2006/relationships" xmlns:m="http://schemas.openxmlformats.org/officeDocument/2006/math" xmlns:v="urn:schemas-microsoft-com:vml" xmlns:wp14="http://schemas.microsoft.com/office/word/2010/wordprocessingDrawing" xmlns:wp="http://schemas.openxmlformats.org/drawingml/2006/wordprocessingDrawing" xmlns:w10="urn:schemas-microsoft-com:office:word" xmlns:w="http://schemas.openxmlformats.org/wordprocessingml/2006/main" xmlns:w14="http://schemas.microsoft.com/office/word/2010/wordml" xmlns:w15="http://schemas.microsoft.com/office/word/2012/wordml" xmlns:w16cei="http://schemas.microsoft.com/office/word/2026/wordml/cei" xmlns:w16cex="http://schemas.microsoft.com/office/word/2018/wordml/cex" xmlns:w16cid="http://schemas.microsoft.com/office/word/2016/wordml/cid" xmlns:w16="http://schemas.microsoft.com/office/word/2018/wordml" xmlns:w16du="http://schemas.microsoft.com/office/word/2023/wordml/word16du" xmlns:w16sdtdh="http://schemas.microsoft.com/office/word/2020/wordml/sdtdatahash" xmlns:w16sdtfl="http://schemas.microsoft.com/office/word/2024/wordml/sdtformatlock" xmlns:w16se="http://schemas.microsoft.com/office/word/2015/wordml/symex" xmlns:wpg="http://schemas.microsoft.com/office/word/2010/wordprocessingGroup" xmlns:wpi="http://schemas.microsoft.com/office/word/2010/wordprocessingInk" xmlns:wne="http://schemas.microsoft.com/office/word/2006/wordml" xmlns:wps="http://schemas.microsoft.com/office/word/2010/wordprocessingShape" mc:Ignorable="w14 w15 w16se w16cid w16 w16cex w16sdtdh w16sdtfl w16du wp14">
   <w:endnote w:type="separator" w:id="-1">
     <w:p>
       <w:pPr>
@@ -2819,7 +2332,7 @@
 </file>
 
 <file path=word/footer1.xml><?xml version="1.0" encoding="utf-8"?>
-<w:ftr xmlns:wpc="http://schemas.microsoft.com/office/word/2010/wordprocessingCanvas" xmlns:cx="http://schemas.microsoft.com/office/drawing/2014/chartex" xmlns:cx1="http://schemas.microsoft.com/office/drawing/2015/9/8/chartex" xmlns:cx2="http://schemas.microsoft.com/office/drawing/2015/10/21/chartex" xmlns:cx3="http://schemas.microsoft.com/office/drawing/2016/5/9/chartex" xmlns:cx4="http://schemas.microsoft.com/office/drawing/2016/5/10/chartex" xmlns:cx5="http://schemas.microsoft.com/office/drawing/2016/5/11/chartex" xmlns:cx6="http://schemas.microsoft.com/office/drawing/2016/5/12/chartex" xmlns:cx7="http://schemas.microsoft.com/office/drawing/2016/5/13/chartex" xmlns:cx8="http://schemas.microsoft.com/office/drawing/2016/5/14/chartex" xmlns:mc="http://schemas.openxmlformats.org/markup-compatibility/2006" xmlns:aink="http://schemas.microsoft.com/office/drawing/2016/ink" xmlns:am3d="http://schemas.microsoft.com/office/drawing/2017/model3d" xmlns:o="urn:schemas-microsoft-com:office:office" xmlns:oel="http://schemas.microsoft.com/office/2019/extlst" xmlns:r="http://schemas.openxmlformats.org/officeDocument/2006/relationships" xmlns:m="http://schemas.openxmlformats.org/officeDocument/2006/math" xmlns:v="urn:schemas-microsoft-com:vml" xmlns:wp14="http://schemas.microsoft.com/office/word/2010/wordprocessingDrawing" xmlns:wp="http://schemas.openxmlformats.org/drawingml/2006/wordprocessingDrawing" xmlns:w10="urn:schemas-microsoft-com:office:word" xmlns:w="http://schemas.openxmlformats.org/wordprocessingml/2006/main" xmlns:w14="http://schemas.microsoft.com/office/word/2010/wordml" xmlns:w15="http://schemas.microsoft.com/office/word/2012/wordml" xmlns:w16cex="http://schemas.microsoft.com/office/word/2018/wordml/cex" xmlns:w16cid="http://schemas.microsoft.com/office/word/2016/wordml/cid" xmlns:w16="http://schemas.microsoft.com/office/word/2018/wordml" xmlns:w16du="http://schemas.microsoft.com/office/word/2023/wordml/word16du" xmlns:w16sdtdh="http://schemas.microsoft.com/office/word/2020/wordml/sdtdatahash" xmlns:w16sdtfl="http://schemas.microsoft.com/office/word/2024/wordml/sdtformatlock" xmlns:w16se="http://schemas.microsoft.com/office/word/2015/wordml/symex" xmlns:wpg="http://schemas.microsoft.com/office/word/2010/wordprocessingGroup" xmlns:wpi="http://schemas.microsoft.com/office/word/2010/wordprocessingInk" xmlns:wne="http://schemas.microsoft.com/office/word/2006/wordml" xmlns:wps="http://schemas.microsoft.com/office/word/2010/wordprocessingShape" mc:Ignorable="w14 w15 w16se w16cid w16 w16cex w16sdtdh w16sdtfl w16du wp14">
+<w:ftr xmlns:wpc="http://schemas.microsoft.com/office/word/2010/wordprocessingCanvas" xmlns:cx="http://schemas.microsoft.com/office/drawing/2014/chartex" xmlns:cx1="http://schemas.microsoft.com/office/drawing/2015/9/8/chartex" xmlns:cx2="http://schemas.microsoft.com/office/drawing/2015/10/21/chartex" xmlns:cx3="http://schemas.microsoft.com/office/drawing/2016/5/9/chartex" xmlns:cx4="http://schemas.microsoft.com/office/drawing/2016/5/10/chartex" xmlns:cx5="http://schemas.microsoft.com/office/drawing/2016/5/11/chartex" xmlns:cx6="http://schemas.microsoft.com/office/drawing/2016/5/12/chartex" xmlns:cx7="http://schemas.microsoft.com/office/drawing/2016/5/13/chartex" xmlns:cx8="http://schemas.microsoft.com/office/drawing/2016/5/14/chartex" xmlns:mc="http://schemas.openxmlformats.org/markup-compatibility/2006" xmlns:aink="http://schemas.microsoft.com/office/drawing/2016/ink" xmlns:am3d="http://schemas.microsoft.com/office/drawing/2017/model3d" xmlns:o="urn:schemas-microsoft-com:office:office" xmlns:oel="http://schemas.microsoft.com/office/2019/extlst" xmlns:r="http://schemas.openxmlformats.org/officeDocument/2006/relationships" xmlns:m="http://schemas.openxmlformats.org/officeDocument/2006/math" xmlns:v="urn:schemas-microsoft-com:vml" xmlns:wp14="http://schemas.microsoft.com/office/word/2010/wordprocessingDrawing" xmlns:wp="http://schemas.openxmlformats.org/drawingml/2006/wordprocessingDrawing" xmlns:w10="urn:schemas-microsoft-com:office:word" xmlns:w="http://schemas.openxmlformats.org/wordprocessingml/2006/main" xmlns:w14="http://schemas.microsoft.com/office/word/2010/wordml" xmlns:w15="http://schemas.microsoft.com/office/word/2012/wordml" xmlns:w16cei="http://schemas.microsoft.com/office/word/2026/wordml/cei" xmlns:w16cex="http://schemas.microsoft.com/office/word/2018/wordml/cex" xmlns:w16cid="http://schemas.microsoft.com/office/word/2016/wordml/cid" xmlns:w16="http://schemas.microsoft.com/office/word/2018/wordml" xmlns:w16du="http://schemas.microsoft.com/office/word/2023/wordml/word16du" xmlns:w16sdtdh="http://schemas.microsoft.com/office/word/2020/wordml/sdtdatahash" xmlns:w16sdtfl="http://schemas.microsoft.com/office/word/2024/wordml/sdtformatlock" xmlns:w16se="http://schemas.microsoft.com/office/word/2015/wordml/symex" xmlns:wpg="http://schemas.microsoft.com/office/word/2010/wordprocessingGroup" xmlns:wpi="http://schemas.microsoft.com/office/word/2010/wordprocessingInk" xmlns:wne="http://schemas.microsoft.com/office/word/2006/wordml" xmlns:wps="http://schemas.microsoft.com/office/word/2010/wordprocessingShape" mc:Ignorable="w14 w15 w16se w16cid w16 w16cex w16sdtdh w16sdtfl w16du wp14">
   <w:p>
     <w:pPr>
       <w:pStyle w:val="Footer"/>
@@ -2829,7 +2342,7 @@
 </file>
 
 <file path=word/footer2.xml><?xml version="1.0" encoding="utf-8"?>
-<w:ftr xmlns:wpc="http://schemas.microsoft.com/office/word/2010/wordprocessingCanvas" xmlns:cx="http://schemas.microsoft.com/office/drawing/2014/chartex" xmlns:cx1="http://schemas.microsoft.com/office/drawing/2015/9/8/chartex" xmlns:cx2="http://schemas.microsoft.com/office/drawing/2015/10/21/chartex" xmlns:cx3="http://schemas.microsoft.com/office/drawing/2016/5/9/chartex" xmlns:cx4="http://schemas.microsoft.com/office/drawing/2016/5/10/chartex" xmlns:cx5="http://schemas.microsoft.com/office/drawing/2016/5/11/chartex" xmlns:cx6="http://schemas.microsoft.com/office/drawing/2016/5/12/chartex" xmlns:cx7="http://schemas.microsoft.com/office/drawing/2016/5/13/chartex" xmlns:cx8="http://schemas.microsoft.com/office/drawing/2016/5/14/chartex" xmlns:mc="http://schemas.openxmlformats.org/markup-compatibility/2006" xmlns:aink="http://schemas.microsoft.com/office/drawing/2016/ink" xmlns:am3d="http://schemas.microsoft.com/office/drawing/2017/model3d" xmlns:o="urn:schemas-microsoft-com:office:office" xmlns:oel="http://schemas.microsoft.com/office/2019/extlst" xmlns:r="http://schemas.openxmlformats.org/officeDocument/2006/relationships" xmlns:m="http://schemas.openxmlformats.org/officeDocument/2006/math" xmlns:v="urn:schemas-microsoft-com:vml" xmlns:wp14="http://schemas.microsoft.com/office/word/2010/wordprocessingDrawing" xmlns:wp="http://schemas.openxmlformats.org/drawingml/2006/wordprocessingDrawing" xmlns:w10="urn:schemas-microsoft-com:office:word" xmlns:w="http://schemas.openxmlformats.org/wordprocessingml/2006/main" xmlns:w14="http://schemas.microsoft.com/office/word/2010/wordml" xmlns:w15="http://schemas.microsoft.com/office/word/2012/wordml" xmlns:w16cex="http://schemas.microsoft.com/office/word/2018/wordml/cex" xmlns:w16cid="http://schemas.microsoft.com/office/word/2016/wordml/cid" xmlns:w16="http://schemas.microsoft.com/office/word/2018/wordml" xmlns:w16du="http://schemas.microsoft.com/office/word/2023/wordml/word16du" xmlns:w16sdtdh="http://schemas.microsoft.com/office/word/2020/wordml/sdtdatahash" xmlns:w16sdtfl="http://schemas.microsoft.com/office/word/2024/wordml/sdtformatlock" xmlns:w16se="http://schemas.microsoft.com/office/word/2015/wordml/symex" xmlns:wpg="http://schemas.microsoft.com/office/word/2010/wordprocessingGroup" xmlns:wpi="http://schemas.microsoft.com/office/word/2010/wordprocessingInk" xmlns:wne="http://schemas.microsoft.com/office/word/2006/wordml" xmlns:wps="http://schemas.microsoft.com/office/word/2010/wordprocessingShape" mc:Ignorable="w14 w15 w16se w16cid w16 w16cex w16sdtdh w16sdtfl w16du wp14">
+<w:ftr xmlns:wpc="http://schemas.microsoft.com/office/word/2010/wordprocessingCanvas" xmlns:cx="http://schemas.microsoft.com/office/drawing/2014/chartex" xmlns:cx1="http://schemas.microsoft.com/office/drawing/2015/9/8/chartex" xmlns:cx2="http://schemas.microsoft.com/office/drawing/2015/10/21/chartex" xmlns:cx3="http://schemas.microsoft.com/office/drawing/2016/5/9/chartex" xmlns:cx4="http://schemas.microsoft.com/office/drawing/2016/5/10/chartex" xmlns:cx5="http://schemas.microsoft.com/office/drawing/2016/5/11/chartex" xmlns:cx6="http://schemas.microsoft.com/office/drawing/2016/5/12/chartex" xmlns:cx7="http://schemas.microsoft.com/office/drawing/2016/5/13/chartex" xmlns:cx8="http://schemas.microsoft.com/office/drawing/2016/5/14/chartex" xmlns:mc="http://schemas.openxmlformats.org/markup-compatibility/2006" xmlns:aink="http://schemas.microsoft.com/office/drawing/2016/ink" xmlns:am3d="http://schemas.microsoft.com/office/drawing/2017/model3d" xmlns:o="urn:schemas-microsoft-com:office:office" xmlns:oel="http://schemas.microsoft.com/office/2019/extlst" xmlns:r="http://schemas.openxmlformats.org/officeDocument/2006/relationships" xmlns:m="http://schemas.openxmlformats.org/officeDocument/2006/math" xmlns:v="urn:schemas-microsoft-com:vml" xmlns:wp14="http://schemas.microsoft.com/office/word/2010/wordprocessingDrawing" xmlns:wp="http://schemas.openxmlformats.org/drawingml/2006/wordprocessingDrawing" xmlns:w10="urn:schemas-microsoft-com:office:word" xmlns:w="http://schemas.openxmlformats.org/wordprocessingml/2006/main" xmlns:w14="http://schemas.microsoft.com/office/word/2010/wordml" xmlns:w15="http://schemas.microsoft.com/office/word/2012/wordml" xmlns:w16cei="http://schemas.microsoft.com/office/word/2026/wordml/cei" xmlns:w16cex="http://schemas.microsoft.com/office/word/2018/wordml/cex" xmlns:w16cid="http://schemas.microsoft.com/office/word/2016/wordml/cid" xmlns:w16="http://schemas.microsoft.com/office/word/2018/wordml" xmlns:w16du="http://schemas.microsoft.com/office/word/2023/wordml/word16du" xmlns:w16sdtdh="http://schemas.microsoft.com/office/word/2020/wordml/sdtdatahash" xmlns:w16sdtfl="http://schemas.microsoft.com/office/word/2024/wordml/sdtformatlock" xmlns:w16se="http://schemas.microsoft.com/office/word/2015/wordml/symex" xmlns:wpg="http://schemas.microsoft.com/office/word/2010/wordprocessingGroup" xmlns:wpi="http://schemas.microsoft.com/office/word/2010/wordprocessingInk" xmlns:wne="http://schemas.microsoft.com/office/word/2006/wordml" xmlns:wps="http://schemas.microsoft.com/office/word/2010/wordprocessingShape" mc:Ignorable="w14 w15 w16se w16cid w16 w16cex w16sdtdh w16sdtfl w16du wp14">
   <w:p>
     <w:pPr>
       <w:pStyle w:val="Footer"/>
@@ -2839,7 +2352,7 @@
 </file>
 
 <file path=word/footer3.xml><?xml version="1.0" encoding="utf-8"?>
-<w:ftr xmlns:wpc="http://schemas.microsoft.com/office/word/2010/wordprocessingCanvas" xmlns:cx="http://schemas.microsoft.com/office/drawing/2014/chartex" xmlns:cx1="http://schemas.microsoft.com/office/drawing/2015/9/8/chartex" xmlns:cx2="http://schemas.microsoft.com/office/drawing/2015/10/21/chartex" xmlns:cx3="http://schemas.microsoft.com/office/drawing/2016/5/9/chartex" xmlns:cx4="http://schemas.microsoft.com/office/drawing/2016/5/10/chartex" xmlns:cx5="http://schemas.microsoft.com/office/drawing/2016/5/11/chartex" xmlns:cx6="http://schemas.microsoft.com/office/drawing/2016/5/12/chartex" xmlns:cx7="http://schemas.microsoft.com/office/drawing/2016/5/13/chartex" xmlns:cx8="http://schemas.microsoft.com/office/drawing/2016/5/14/chartex" xmlns:mc="http://schemas.openxmlformats.org/markup-compatibility/2006" xmlns:aink="http://schemas.microsoft.com/office/drawing/2016/ink" xmlns:am3d="http://schemas.microsoft.com/office/drawing/2017/model3d" xmlns:o="urn:schemas-microsoft-com:office:office" xmlns:oel="http://schemas.microsoft.com/office/2019/extlst" xmlns:r="http://schemas.openxmlformats.org/officeDocument/2006/relationships" xmlns:m="http://schemas.openxmlformats.org/officeDocument/2006/math" xmlns:v="urn:schemas-microsoft-com:vml" xmlns:wp14="http://schemas.microsoft.com/office/word/2010/wordprocessingDrawing" xmlns:wp="http://schemas.openxmlformats.org/drawingml/2006/wordprocessingDrawing" xmlns:w10="urn:schemas-microsoft-com:office:word" xmlns:w="http://schemas.openxmlformats.org/wordprocessingml/2006/main" xmlns:w14="http://schemas.microsoft.com/office/word/2010/wordml" xmlns:w15="http://schemas.microsoft.com/office/word/2012/wordml" xmlns:w16cex="http://schemas.microsoft.com/office/word/2018/wordml/cex" xmlns:w16cid="http://schemas.microsoft.com/office/word/2016/wordml/cid" xmlns:w16="http://schemas.microsoft.com/office/word/2018/wordml" xmlns:w16du="http://schemas.microsoft.com/office/word/2023/wordml/word16du" xmlns:w16sdtdh="http://schemas.microsoft.com/office/word/2020/wordml/sdtdatahash" xmlns:w16sdtfl="http://schemas.microsoft.com/office/word/2024/wordml/sdtformatlock" xmlns:w16se="http://schemas.microsoft.com/office/word/2015/wordml/symex" xmlns:wpg="http://schemas.microsoft.com/office/word/2010/wordprocessingGroup" xmlns:wpi="http://schemas.microsoft.com/office/word/2010/wordprocessingInk" xmlns:wne="http://schemas.microsoft.com/office/word/2006/wordml" xmlns:wps="http://schemas.microsoft.com/office/word/2010/wordprocessingShape" mc:Ignorable="w14 w15 w16se w16cid w16 w16cex w16sdtdh w16sdtfl w16du wp14">
+<w:ftr xmlns:wpc="http://schemas.microsoft.com/office/word/2010/wordprocessingCanvas" xmlns:cx="http://schemas.microsoft.com/office/drawing/2014/chartex" xmlns:cx1="http://schemas.microsoft.com/office/drawing/2015/9/8/chartex" xmlns:cx2="http://schemas.microsoft.com/office/drawing/2015/10/21/chartex" xmlns:cx3="http://schemas.microsoft.com/office/drawing/2016/5/9/chartex" xmlns:cx4="http://schemas.microsoft.com/office/drawing/2016/5/10/chartex" xmlns:cx5="http://schemas.microsoft.com/office/drawing/2016/5/11/chartex" xmlns:cx6="http://schemas.microsoft.com/office/drawing/2016/5/12/chartex" xmlns:cx7="http://schemas.microsoft.com/office/drawing/2016/5/13/chartex" xmlns:cx8="http://schemas.microsoft.com/office/drawing/2016/5/14/chartex" xmlns:mc="http://schemas.openxmlformats.org/markup-compatibility/2006" xmlns:aink="http://schemas.microsoft.com/office/drawing/2016/ink" xmlns:am3d="http://schemas.microsoft.com/office/drawing/2017/model3d" xmlns:o="urn:schemas-microsoft-com:office:office" xmlns:oel="http://schemas.microsoft.com/office/2019/extlst" xmlns:r="http://schemas.openxmlformats.org/officeDocument/2006/relationships" xmlns:m="http://schemas.openxmlformats.org/officeDocument/2006/math" xmlns:v="urn:schemas-microsoft-com:vml" xmlns:wp14="http://schemas.microsoft.com/office/word/2010/wordprocessingDrawing" xmlns:wp="http://schemas.openxmlformats.org/drawingml/2006/wordprocessingDrawing" xmlns:w10="urn:schemas-microsoft-com:office:word" xmlns:w="http://schemas.openxmlformats.org/wordprocessingml/2006/main" xmlns:w14="http://schemas.microsoft.com/office/word/2010/wordml" xmlns:w15="http://schemas.microsoft.com/office/word/2012/wordml" xmlns:w16cei="http://schemas.microsoft.com/office/word/2026/wordml/cei" xmlns:w16cex="http://schemas.microsoft.com/office/word/2018/wordml/cex" xmlns:w16cid="http://schemas.microsoft.com/office/word/2016/wordml/cid" xmlns:w16="http://schemas.microsoft.com/office/word/2018/wordml" xmlns:w16du="http://schemas.microsoft.com/office/word/2023/wordml/word16du" xmlns:w16sdtdh="http://schemas.microsoft.com/office/word/2020/wordml/sdtdatahash" xmlns:w16sdtfl="http://schemas.microsoft.com/office/word/2024/wordml/sdtformatlock" xmlns:w16se="http://schemas.microsoft.com/office/word/2015/wordml/symex" xmlns:wpg="http://schemas.microsoft.com/office/word/2010/wordprocessingGroup" xmlns:wpi="http://schemas.microsoft.com/office/word/2010/wordprocessingInk" xmlns:wne="http://schemas.microsoft.com/office/word/2006/wordml" xmlns:wps="http://schemas.microsoft.com/office/word/2010/wordprocessingShape" mc:Ignorable="w14 w15 w16se w16cid w16 w16cex w16sdtdh w16sdtfl w16du wp14">
   <w:p>
     <w:pPr>
       <w:pStyle w:val="Footer"/>
@@ -2849,7 +2362,7 @@
 </file>
 
 <file path=word/footnotes.xml><?xml version="1.0" encoding="utf-8"?>
-<w:footnotes xmlns:wpc="http://schemas.microsoft.com/office/word/2010/wordprocessingCanvas" xmlns:cx="http://schemas.microsoft.com/office/drawing/2014/chartex" xmlns:cx1="http://schemas.microsoft.com/office/drawing/2015/9/8/chartex" xmlns:cx2="http://schemas.microsoft.com/office/drawing/2015/10/21/chartex" xmlns:cx3="http://schemas.microsoft.com/office/drawing/2016/5/9/chartex" xmlns:cx4="http://schemas.microsoft.com/office/drawing/2016/5/10/chartex" xmlns:cx5="http://schemas.microsoft.com/office/drawing/2016/5/11/chartex" xmlns:cx6="http://schemas.microsoft.com/office/drawing/2016/5/12/chartex" xmlns:cx7="http://schemas.microsoft.com/office/drawing/2016/5/13/chartex" xmlns:cx8="http://schemas.microsoft.com/office/drawing/2016/5/14/chartex" xmlns:mc="http://schemas.openxmlformats.org/markup-compatibility/2006" xmlns:aink="http://schemas.microsoft.com/office/drawing/2016/ink" xmlns:am3d="http://schemas.microsoft.com/office/drawing/2017/model3d" xmlns:o="urn:schemas-microsoft-com:office:office" xmlns:oel="http://schemas.microsoft.com/office/2019/extlst" xmlns:r="http://schemas.openxmlformats.org/officeDocument/2006/relationships" xmlns:m="http://schemas.openxmlformats.org/officeDocument/2006/math" xmlns:v="urn:schemas-microsoft-com:vml" xmlns:wp14="http://schemas.microsoft.com/office/word/2010/wordprocessingDrawing" xmlns:wp="http://schemas.openxmlformats.org/drawingml/2006/wordprocessingDrawing" xmlns:w10="urn:schemas-microsoft-com:office:word" xmlns:w="http://schemas.openxmlformats.org/wordprocessingml/2006/main" xmlns:w14="http://schemas.microsoft.com/office/word/2010/wordml" xmlns:w15="http://schemas.microsoft.com/office/word/2012/wordml" xmlns:w16cex="http://schemas.microsoft.com/office/word/2018/wordml/cex" xmlns:w16cid="http://schemas.microsoft.com/office/word/2016/wordml/cid" xmlns:w16="http://schemas.microsoft.com/office/word/2018/wordml" xmlns:w16du="http://schemas.microsoft.com/office/word/2023/wordml/word16du" xmlns:w16sdtdh="http://schemas.microsoft.com/office/word/2020/wordml/sdtdatahash" xmlns:w16sdtfl="http://schemas.microsoft.com/office/word/2024/wordml/sdtformatlock" xmlns:w16se="http://schemas.microsoft.com/office/word/2015/wordml/symex" xmlns:wpg="http://schemas.microsoft.com/office/word/2010/wordprocessingGroup" xmlns:wpi="http://schemas.microsoft.com/office/word/2010/wordprocessingInk" xmlns:wne="http://schemas.microsoft.com/office/word/2006/wordml" xmlns:wps="http://schemas.microsoft.com/office/word/2010/wordprocessingShape" mc:Ignorable="w14 w15 w16se w16cid w16 w16cex w16sdtdh w16sdtfl w16du wp14">
+<w:footnotes xmlns:wpc="http://schemas.microsoft.com/office/word/2010/wordprocessingCanvas" xmlns:cx="http://schemas.microsoft.com/office/drawing/2014/chartex" xmlns:cx1="http://schemas.microsoft.com/office/drawing/2015/9/8/chartex" xmlns:cx2="http://schemas.microsoft.com/office/drawing/2015/10/21/chartex" xmlns:cx3="http://schemas.microsoft.com/office/drawing/2016/5/9/chartex" xmlns:cx4="http://schemas.microsoft.com/office/drawing/2016/5/10/chartex" xmlns:cx5="http://schemas.microsoft.com/office/drawing/2016/5/11/chartex" xmlns:cx6="http://schemas.microsoft.com/office/drawing/2016/5/12/chartex" xmlns:cx7="http://schemas.microsoft.com/office/drawing/2016/5/13/chartex" xmlns:cx8="http://schemas.microsoft.com/office/drawing/2016/5/14/chartex" xmlns:mc="http://schemas.openxmlformats.org/markup-compatibility/2006" xmlns:aink="http://schemas.microsoft.com/office/drawing/2016/ink" xmlns:am3d="http://schemas.microsoft.com/office/drawing/2017/model3d" xmlns:o="urn:schemas-microsoft-com:office:office" xmlns:oel="http://schemas.microsoft.com/office/2019/extlst" xmlns:r="http://schemas.openxmlformats.org/officeDocument/2006/relationships" xmlns:m="http://schemas.openxmlformats.org/officeDocument/2006/math" xmlns:v="urn:schemas-microsoft-com:vml" xmlns:wp14="http://schemas.microsoft.com/office/word/2010/wordprocessingDrawing" xmlns:wp="http://schemas.openxmlformats.org/drawingml/2006/wordprocessingDrawing" xmlns:w10="urn:schemas-microsoft-com:office:word" xmlns:w="http://schemas.openxmlformats.org/wordprocessingml/2006/main" xmlns:w14="http://schemas.microsoft.com/office/word/2010/wordml" xmlns:w15="http://schemas.microsoft.com/office/word/2012/wordml" xmlns:w16cei="http://schemas.microsoft.com/office/word/2026/wordml/cei" xmlns:w16cex="http://schemas.microsoft.com/office/word/2018/wordml/cex" xmlns:w16cid="http://schemas.microsoft.com/office/word/2016/wordml/cid" xmlns:w16="http://schemas.microsoft.com/office/word/2018/wordml" xmlns:w16du="http://schemas.microsoft.com/office/word/2023/wordml/word16du" xmlns:w16sdtdh="http://schemas.microsoft.com/office/word/2020/wordml/sdtdatahash" xmlns:w16sdtfl="http://schemas.microsoft.com/office/word/2024/wordml/sdtformatlock" xmlns:w16se="http://schemas.microsoft.com/office/word/2015/wordml/symex" xmlns:wpg="http://schemas.microsoft.com/office/word/2010/wordprocessingGroup" xmlns:wpi="http://schemas.microsoft.com/office/word/2010/wordprocessingInk" xmlns:wne="http://schemas.microsoft.com/office/word/2006/wordml" xmlns:wps="http://schemas.microsoft.com/office/word/2010/wordprocessingShape" mc:Ignorable="w14 w15 w16se w16cid w16 w16cex w16sdtdh w16sdtfl w16du wp14">
   <w:footnote w:type="separator" w:id="-1">
     <w:p>
       <w:pPr>
@@ -2874,7 +2387,7 @@
 </file>
 
 <file path=word/header1.xml><?xml version="1.0" encoding="utf-8"?>
-<w:hdr xmlns:wpc="http://schemas.microsoft.com/office/word/2010/wordprocessingCanvas" xmlns:cx="http://schemas.microsoft.com/office/drawing/2014/chartex" xmlns:cx1="http://schemas.microsoft.com/office/drawing/2015/9/8/chartex" xmlns:cx2="http://schemas.microsoft.com/office/drawing/2015/10/21/chartex" xmlns:cx3="http://schemas.microsoft.com/office/drawing/2016/5/9/chartex" xmlns:cx4="http://schemas.microsoft.com/office/drawing/2016/5/10/chartex" xmlns:cx5="http://schemas.microsoft.com/office/drawing/2016/5/11/chartex" xmlns:cx6="http://schemas.microsoft.com/office/drawing/2016/5/12/chartex" xmlns:cx7="http://schemas.microsoft.com/office/drawing/2016/5/13/chartex" xmlns:cx8="http://schemas.microsoft.com/office/drawing/2016/5/14/chartex" xmlns:mc="http://schemas.openxmlformats.org/markup-compatibility/2006" xmlns:aink="http://schemas.microsoft.com/office/drawing/2016/ink" xmlns:am3d="http://schemas.microsoft.com/office/drawing/2017/model3d" xmlns:o="urn:schemas-microsoft-com:office:office" xmlns:oel="http://schemas.microsoft.com/office/2019/extlst" xmlns:r="http://schemas.openxmlformats.org/officeDocument/2006/relationships" xmlns:m="http://schemas.openxmlformats.org/officeDocument/2006/math" xmlns:v="urn:schemas-microsoft-com:vml" xmlns:wp14="http://schemas.microsoft.com/office/word/2010/wordprocessingDrawing" xmlns:wp="http://schemas.openxmlformats.org/drawingml/2006/wordprocessingDrawing" xmlns:w10="urn:schemas-microsoft-com:office:word" xmlns:w="http://schemas.openxmlformats.org/wordprocessingml/2006/main" xmlns:w14="http://schemas.microsoft.com/office/word/2010/wordml" xmlns:w15="http://schemas.microsoft.com/office/word/2012/wordml" xmlns:w16cex="http://schemas.microsoft.com/office/word/2018/wordml/cex" xmlns:w16cid="http://schemas.microsoft.com/office/word/2016/wordml/cid" xmlns:w16="http://schemas.microsoft.com/office/word/2018/wordml" xmlns:w16du="http://schemas.microsoft.com/office/word/2023/wordml/word16du" xmlns:w16sdtdh="http://schemas.microsoft.com/office/word/2020/wordml/sdtdatahash" xmlns:w16sdtfl="http://schemas.microsoft.com/office/word/2024/wordml/sdtformatlock" xmlns:w16se="http://schemas.microsoft.com/office/word/2015/wordml/symex" xmlns:wpg="http://schemas.microsoft.com/office/word/2010/wordprocessingGroup" xmlns:wpi="http://schemas.microsoft.com/office/word/2010/wordprocessingInk" xmlns:wne="http://schemas.microsoft.com/office/word/2006/wordml" xmlns:wps="http://schemas.microsoft.com/office/word/2010/wordprocessingShape" mc:Ignorable="w14 w15 w16se w16cid w16 w16cex w16sdtdh w16sdtfl w16du wp14">
+<w:hdr xmlns:wpc="http://schemas.microsoft.com/office/word/2010/wordprocessingCanvas" xmlns:cx="http://schemas.microsoft.com/office/drawing/2014/chartex" xmlns:cx1="http://schemas.microsoft.com/office/drawing/2015/9/8/chartex" xmlns:cx2="http://schemas.microsoft.com/office/drawing/2015/10/21/chartex" xmlns:cx3="http://schemas.microsoft.com/office/drawing/2016/5/9/chartex" xmlns:cx4="http://schemas.microsoft.com/office/drawing/2016/5/10/chartex" xmlns:cx5="http://schemas.microsoft.com/office/drawing/2016/5/11/chartex" xmlns:cx6="http://schemas.microsoft.com/office/drawing/2016/5/12/chartex" xmlns:cx7="http://schemas.microsoft.com/office/drawing/2016/5/13/chartex" xmlns:cx8="http://schemas.microsoft.com/office/drawing/2016/5/14/chartex" xmlns:mc="http://schemas.openxmlformats.org/markup-compatibility/2006" xmlns:aink="http://schemas.microsoft.com/office/drawing/2016/ink" xmlns:am3d="http://schemas.microsoft.com/office/drawing/2017/model3d" xmlns:o="urn:schemas-microsoft-com:office:office" xmlns:oel="http://schemas.microsoft.com/office/2019/extlst" xmlns:r="http://schemas.openxmlformats.org/officeDocument/2006/relationships" xmlns:m="http://schemas.openxmlformats.org/officeDocument/2006/math" xmlns:v="urn:schemas-microsoft-com:vml" xmlns:wp14="http://schemas.microsoft.com/office/word/2010/wordprocessingDrawing" xmlns:wp="http://schemas.openxmlformats.org/drawingml/2006/wordprocessingDrawing" xmlns:w10="urn:schemas-microsoft-com:office:word" xmlns:w="http://schemas.openxmlformats.org/wordprocessingml/2006/main" xmlns:w14="http://schemas.microsoft.com/office/word/2010/wordml" xmlns:w15="http://schemas.microsoft.com/office/word/2012/wordml" xmlns:w16cei="http://schemas.microsoft.com/office/word/2026/wordml/cei" xmlns:w16cex="http://schemas.microsoft.com/office/word/2018/wordml/cex" xmlns:w16cid="http://schemas.microsoft.com/office/word/2016/wordml/cid" xmlns:w16="http://schemas.microsoft.com/office/word/2018/wordml" xmlns:w16du="http://schemas.microsoft.com/office/word/2023/wordml/word16du" xmlns:w16sdtdh="http://schemas.microsoft.com/office/word/2020/wordml/sdtdatahash" xmlns:w16sdtfl="http://schemas.microsoft.com/office/word/2024/wordml/sdtformatlock" xmlns:w16se="http://schemas.microsoft.com/office/word/2015/wordml/symex" xmlns:wpg="http://schemas.microsoft.com/office/word/2010/wordprocessingGroup" xmlns:wpi="http://schemas.microsoft.com/office/word/2010/wordprocessingInk" xmlns:wne="http://schemas.microsoft.com/office/word/2006/wordml" xmlns:wps="http://schemas.microsoft.com/office/word/2010/wordprocessingShape" mc:Ignorable="w14 w15 w16se w16cid w16 w16cex w16sdtdh w16sdtfl w16du wp14">
   <w:p>
     <w:pPr>
       <w:pStyle w:val="Header"/>
@@ -2884,7 +2397,7 @@
 </file>
 
 <file path=word/header2.xml><?xml version="1.0" encoding="utf-8"?>
-<w:hdr xmlns:wpc="http://schemas.microsoft.com/office/word/2010/wordprocessingCanvas" xmlns:cx="http://schemas.microsoft.com/office/drawing/2014/chartex" xmlns:cx1="http://schemas.microsoft.com/office/drawing/2015/9/8/chartex" xmlns:cx2="http://schemas.microsoft.com/office/drawing/2015/10/21/chartex" xmlns:cx3="http://schemas.microsoft.com/office/drawing/2016/5/9/chartex" xmlns:cx4="http://schemas.microsoft.com/office/drawing/2016/5/10/chartex" xmlns:cx5="http://schemas.microsoft.com/office/drawing/2016/5/11/chartex" xmlns:cx6="http://schemas.microsoft.com/office/drawing/2016/5/12/chartex" xmlns:cx7="http://schemas.microsoft.com/office/drawing/2016/5/13/chartex" xmlns:cx8="http://schemas.microsoft.com/office/drawing/2016/5/14/chartex" xmlns:mc="http://schemas.openxmlformats.org/markup-compatibility/2006" xmlns:aink="http://schemas.microsoft.com/office/drawing/2016/ink" xmlns:am3d="http://schemas.microsoft.com/office/drawing/2017/model3d" xmlns:o="urn:schemas-microsoft-com:office:office" xmlns:oel="http://schemas.microsoft.com/office/2019/extlst" xmlns:r="http://schemas.openxmlformats.org/officeDocument/2006/relationships" xmlns:m="http://schemas.openxmlformats.org/officeDocument/2006/math" xmlns:v="urn:schemas-microsoft-com:vml" xmlns:wp14="http://schemas.microsoft.com/office/word/2010/wordprocessingDrawing" xmlns:wp="http://schemas.openxmlformats.org/drawingml/2006/wordprocessingDrawing" xmlns:w10="urn:schemas-microsoft-com:office:word" xmlns:w="http://schemas.openxmlformats.org/wordprocessingml/2006/main" xmlns:w14="http://schemas.microsoft.com/office/word/2010/wordml" xmlns:w15="http://schemas.microsoft.com/office/word/2012/wordml" xmlns:w16cex="http://schemas.microsoft.com/office/word/2018/wordml/cex" xmlns:w16cid="http://schemas.microsoft.com/office/word/2016/wordml/cid" xmlns:w16="http://schemas.microsoft.com/office/word/2018/wordml" xmlns:w16du="http://schemas.microsoft.com/office/word/2023/wordml/word16du" xmlns:w16sdtdh="http://schemas.microsoft.com/office/word/2020/wordml/sdtdatahash" xmlns:w16sdtfl="http://schemas.microsoft.com/office/word/2024/wordml/sdtformatlock" xmlns:w16se="http://schemas.microsoft.com/office/word/2015/wordml/symex" xmlns:wpg="http://schemas.microsoft.com/office/word/2010/wordprocessingGroup" xmlns:wpi="http://schemas.microsoft.com/office/word/2010/wordprocessingInk" xmlns:wne="http://schemas.microsoft.com/office/word/2006/wordml" xmlns:wps="http://schemas.microsoft.com/office/word/2010/wordprocessingShape" mc:Ignorable="w14 w15 w16se w16cid w16 w16cex w16sdtdh w16sdtfl w16du wp14">
+<w:hdr xmlns:wpc="http://schemas.microsoft.com/office/word/2010/wordprocessingCanvas" xmlns:cx="http://schemas.microsoft.com/office/drawing/2014/chartex" xmlns:cx1="http://schemas.microsoft.com/office/drawing/2015/9/8/chartex" xmlns:cx2="http://schemas.microsoft.com/office/drawing/2015/10/21/chartex" xmlns:cx3="http://schemas.microsoft.com/office/drawing/2016/5/9/chartex" xmlns:cx4="http://schemas.microsoft.com/office/drawing/2016/5/10/chartex" xmlns:cx5="http://schemas.microsoft.com/office/drawing/2016/5/11/chartex" xmlns:cx6="http://schemas.microsoft.com/office/drawing/2016/5/12/chartex" xmlns:cx7="http://schemas.microsoft.com/office/drawing/2016/5/13/chartex" xmlns:cx8="http://schemas.microsoft.com/office/drawing/2016/5/14/chartex" xmlns:mc="http://schemas.openxmlformats.org/markup-compatibility/2006" xmlns:aink="http://schemas.microsoft.com/office/drawing/2016/ink" xmlns:am3d="http://schemas.microsoft.com/office/drawing/2017/model3d" xmlns:o="urn:schemas-microsoft-com:office:office" xmlns:oel="http://schemas.microsoft.com/office/2019/extlst" xmlns:r="http://schemas.openxmlformats.org/officeDocument/2006/relationships" xmlns:m="http://schemas.openxmlformats.org/officeDocument/2006/math" xmlns:v="urn:schemas-microsoft-com:vml" xmlns:wp14="http://schemas.microsoft.com/office/word/2010/wordprocessingDrawing" xmlns:wp="http://schemas.openxmlformats.org/drawingml/2006/wordprocessingDrawing" xmlns:w10="urn:schemas-microsoft-com:office:word" xmlns:w="http://schemas.openxmlformats.org/wordprocessingml/2006/main" xmlns:w14="http://schemas.microsoft.com/office/word/2010/wordml" xmlns:w15="http://schemas.microsoft.com/office/word/2012/wordml" xmlns:w16cei="http://schemas.microsoft.com/office/word/2026/wordml/cei" xmlns:w16cex="http://schemas.microsoft.com/office/word/2018/wordml/cex" xmlns:w16cid="http://schemas.microsoft.com/office/word/2016/wordml/cid" xmlns:w16="http://schemas.microsoft.com/office/word/2018/wordml" xmlns:w16du="http://schemas.microsoft.com/office/word/2023/wordml/word16du" xmlns:w16sdtdh="http://schemas.microsoft.com/office/word/2020/wordml/sdtdatahash" xmlns:w16sdtfl="http://schemas.microsoft.com/office/word/2024/wordml/sdtformatlock" xmlns:w16se="http://schemas.microsoft.com/office/word/2015/wordml/symex" xmlns:wpg="http://schemas.microsoft.com/office/word/2010/wordprocessingGroup" xmlns:wpi="http://schemas.microsoft.com/office/word/2010/wordprocessingInk" xmlns:wne="http://schemas.microsoft.com/office/word/2006/wordml" xmlns:wps="http://schemas.microsoft.com/office/word/2010/wordprocessingShape" mc:Ignorable="w14 w15 w16se w16cid w16 w16cex w16sdtdh w16sdtfl w16du wp14">
   <w:p>
     <w:pPr>
       <w:pStyle w:val="Header"/>
@@ -2894,7 +2407,7 @@
 </file>
 
 <file path=word/header3.xml><?xml version="1.0" encoding="utf-8"?>
-<w:hdr xmlns:wpc="http://schemas.microsoft.com/office/word/2010/wordprocessingCanvas" xmlns:cx="http://schemas.microsoft.com/office/drawing/2014/chartex" xmlns:cx1="http://schemas.microsoft.com/office/drawing/2015/9/8/chartex" xmlns:cx2="http://schemas.microsoft.com/office/drawing/2015/10/21/chartex" xmlns:cx3="http://schemas.microsoft.com/office/drawing/2016/5/9/chartex" xmlns:cx4="http://schemas.microsoft.com/office/drawing/2016/5/10/chartex" xmlns:cx5="http://schemas.microsoft.com/office/drawing/2016/5/11/chartex" xmlns:cx6="http://schemas.microsoft.com/office/drawing/2016/5/12/chartex" xmlns:cx7="http://schemas.microsoft.com/office/drawing/2016/5/13/chartex" xmlns:cx8="http://schemas.microsoft.com/office/drawing/2016/5/14/chartex" xmlns:mc="http://schemas.openxmlformats.org/markup-compatibility/2006" xmlns:aink="http://schemas.microsoft.com/office/drawing/2016/ink" xmlns:am3d="http://schemas.microsoft.com/office/drawing/2017/model3d" xmlns:o="urn:schemas-microsoft-com:office:office" xmlns:oel="http://schemas.microsoft.com/office/2019/extlst" xmlns:r="http://schemas.openxmlformats.org/officeDocument/2006/relationships" xmlns:m="http://schemas.openxmlformats.org/officeDocument/2006/math" xmlns:v="urn:schemas-microsoft-com:vml" xmlns:wp14="http://schemas.microsoft.com/office/word/2010/wordprocessingDrawing" xmlns:wp="http://schemas.openxmlformats.org/drawingml/2006/wordprocessingDrawing" xmlns:w10="urn:schemas-microsoft-com:office:word" xmlns:w="http://schemas.openxmlformats.org/wordprocessingml/2006/main" xmlns:w14="http://schemas.microsoft.com/office/word/2010/wordml" xmlns:w15="http://schemas.microsoft.com/office/word/2012/wordml" xmlns:w16cex="http://schemas.microsoft.com/office/word/2018/wordml/cex" xmlns:w16cid="http://schemas.microsoft.com/office/word/2016/wordml/cid" xmlns:w16="http://schemas.microsoft.com/office/word/2018/wordml" xmlns:w16du="http://schemas.microsoft.com/office/word/2023/wordml/word16du" xmlns:w16sdtdh="http://schemas.microsoft.com/office/word/2020/wordml/sdtdatahash" xmlns:w16sdtfl="http://schemas.microsoft.com/office/word/2024/wordml/sdtformatlock" xmlns:w16se="http://schemas.microsoft.com/office/word/2015/wordml/symex" xmlns:wpg="http://schemas.microsoft.com/office/word/2010/wordprocessingGroup" xmlns:wpi="http://schemas.microsoft.com/office/word/2010/wordprocessingInk" xmlns:wne="http://schemas.microsoft.com/office/word/2006/wordml" xmlns:wps="http://schemas.microsoft.com/office/word/2010/wordprocessingShape" mc:Ignorable="w14 w15 w16se w16cid w16 w16cex w16sdtdh w16sdtfl w16du wp14">
+<w:hdr xmlns:wpc="http://schemas.microsoft.com/office/word/2010/wordprocessingCanvas" xmlns:cx="http://schemas.microsoft.com/office/drawing/2014/chartex" xmlns:cx1="http://schemas.microsoft.com/office/drawing/2015/9/8/chartex" xmlns:cx2="http://schemas.microsoft.com/office/drawing/2015/10/21/chartex" xmlns:cx3="http://schemas.microsoft.com/office/drawing/2016/5/9/chartex" xmlns:cx4="http://schemas.microsoft.com/office/drawing/2016/5/10/chartex" xmlns:cx5="http://schemas.microsoft.com/office/drawing/2016/5/11/chartex" xmlns:cx6="http://schemas.microsoft.com/office/drawing/2016/5/12/chartex" xmlns:cx7="http://schemas.microsoft.com/office/drawing/2016/5/13/chartex" xmlns:cx8="http://schemas.microsoft.com/office/drawing/2016/5/14/chartex" xmlns:mc="http://schemas.openxmlformats.org/markup-compatibility/2006" xmlns:aink="http://schemas.microsoft.com/office/drawing/2016/ink" xmlns:am3d="http://schemas.microsoft.com/office/drawing/2017/model3d" xmlns:o="urn:schemas-microsoft-com:office:office" xmlns:oel="http://schemas.microsoft.com/office/2019/extlst" xmlns:r="http://schemas.openxmlformats.org/officeDocument/2006/relationships" xmlns:m="http://schemas.openxmlformats.org/officeDocument/2006/math" xmlns:v="urn:schemas-microsoft-com:vml" xmlns:wp14="http://schemas.microsoft.com/office/word/2010/wordprocessingDrawing" xmlns:wp="http://schemas.openxmlformats.org/drawingml/2006/wordprocessingDrawing" xmlns:w10="urn:schemas-microsoft-com:office:word" xmlns:w="http://schemas.openxmlformats.org/wordprocessingml/2006/main" xmlns:w14="http://schemas.microsoft.com/office/word/2010/wordml" xmlns:w15="http://schemas.microsoft.com/office/word/2012/wordml" xmlns:w16cei="http://schemas.microsoft.com/office/word/2026/wordml/cei" xmlns:w16cex="http://schemas.microsoft.com/office/word/2018/wordml/cex" xmlns:w16cid="http://schemas.microsoft.com/office/word/2016/wordml/cid" xmlns:w16="http://schemas.microsoft.com/office/word/2018/wordml" xmlns:w16du="http://schemas.microsoft.com/office/word/2023/wordml/word16du" xmlns:w16sdtdh="http://schemas.microsoft.com/office/word/2020/wordml/sdtdatahash" xmlns:w16sdtfl="http://schemas.microsoft.com/office/word/2024/wordml/sdtformatlock" xmlns:w16se="http://schemas.microsoft.com/office/word/2015/wordml/symex" xmlns:wpg="http://schemas.microsoft.com/office/word/2010/wordprocessingGroup" xmlns:wpi="http://schemas.microsoft.com/office/word/2010/wordprocessingInk" xmlns:wne="http://schemas.microsoft.com/office/word/2006/wordml" xmlns:wps="http://schemas.microsoft.com/office/word/2010/wordprocessingShape" mc:Ignorable="w14 w15 w16se w16cid w16 w16cex w16sdtdh w16sdtfl w16du wp14">
   <w:p>
     <w:pPr>
       <w:pStyle w:val="Header"/>
@@ -2912,7 +2425,7 @@
         <w:kern w:val="2"/>
         <w:sz w:val="24"/>
         <w:szCs w:val="24"/>
-        <w:lang w:val="en-DK" w:eastAsia="en-DK" w:bidi="ar-SA"/>
+        <w:lang w:val="da-DK" w:eastAsia="da-DK" w:bidi="ar-SA"/>
         <w14:ligatures w14:val="standardContextual"/>
       </w:rPr>
     </w:rPrDefault>
@@ -3409,7 +2922,6 @@
       <w:kern w:val="0"/>
       <w:sz w:val="22"/>
       <w:szCs w:val="22"/>
-      <w:lang w:val="da-DK" w:eastAsia="da-DK"/>
       <w14:ligatures w14:val="none"/>
     </w:rPr>
   </w:style>
@@ -3445,7 +2957,6 @@
       <w:kern w:val="0"/>
       <w:sz w:val="22"/>
       <w:szCs w:val="22"/>
-      <w:lang w:val="da-DK" w:eastAsia="da-DK"/>
       <w14:ligatures w14:val="none"/>
     </w:rPr>
   </w:style>
@@ -3893,13 +3404,8 @@
     <w:next w:val="Normal"/>
     <w:uiPriority w:val="2"/>
     <w:qFormat/>
-    <w:pPr>
-      <w:spacing w:before="0" w:after="0" w:line="240" w:lineRule="auto"/>
-    </w:pPr>
     <w:rPr>
-      <w:rFonts w:asciiTheme="minorHAnsi" w:hAnsiTheme="minorHAnsi" w:eastAsiaTheme="minorHAnsi" w:cstheme="minorBidi"/>
-      <w:color w:val="242424" w:themeColor="text1"/>
-      <w14:numForm w14:val="tabular"/>
+      <w:color w:val="000000" w:themeColor="text1"/>
       <w14:numSpacing w14:val="tabular"/>
     </w:rPr>
   </w:style>
@@ -3911,11 +3417,10 @@
     <w:qFormat/>
     <w:pPr>
       <w:keepNext/>
-      <w:spacing w:before="0" w:after="0" w:line="240" w:lineRule="auto"/>
     </w:pPr>
     <w:rPr>
-      <w:rFonts w:asciiTheme="majorHAnsi" w:hAnsiTheme="majorHAnsi" w:eastAsiaTheme="majorEastAsia" w:cstheme="majorBidi"/>
-      <w:color w:val="242424" w:themeColor="text1"/>
+      <w:rFonts w:asciiTheme="majorHAnsi" w:eastAsiaTheme="majorEastAsia" w:hAnsiTheme="majorHAnsi" w:cstheme="majorBidi"/>
+      <w:color w:val="000000" w:themeColor="text1"/>
     </w:rPr>
   </w:style>
   <w:style w:type="paragraph" w:customStyle="1" w:styleId="BCLabelNumber">
@@ -3924,13 +3429,7 @@
     <w:next w:val="Normal"/>
     <w:uiPriority w:val="2"/>
     <w:qFormat/>
-    <w:pPr>
-      <w:spacing w:before="0" w:after="0" w:line="240" w:lineRule="auto"/>
-    </w:pPr>
     <w:rPr>
-      <w:rFonts w:asciiTheme="majorHAnsi" w:hAnsiTheme="majorHAnsi" w:eastAsiaTheme="majorEastAsia" w:cstheme="majorBidi"/>
-      <w:color w:val="242424" w:themeColor="text1"/>
-      <w14:numForm w14:val="tabular"/>
       <w14:numSpacing w14:val="tabular"/>
     </w:rPr>
   </w:style>
@@ -3940,25 +3439,21 @@
     <w:uiPriority w:val="99"/>
     <w:qFormat/>
     <w:pPr>
-      <w:spacing w:before="0" w:after="0" w:line="240" w:lineRule="auto"/>
+      <w:spacing w:after="0" w:line="240" w:lineRule="auto"/>
     </w:pPr>
     <w:tblPr>
       <w:tblStyleRowBandSize w:val="1"/>
       <w:tblStyleColBandSize w:val="1"/>
       <w:tblCellMar>
-        <w:top w:w="0" w:type="dxa"/>
         <w:left w:w="0" w:type="dxa"/>
-        <w:bottom w:w="0" w:type="dxa"/>
         <w:right w:w="0" w:type="dxa"/>
       </w:tblCellMar>
     </w:tblPr>
-    <w:tcPr>
-      <w:vAlign w:val="top"/>
-    </w:tcPr>
     <w:tblStylePr w:type="firstRow">
       <w:rPr>
         <w:rFonts w:asciiTheme="majorHAnsi" w:hAnsiTheme="majorHAnsi" w:cstheme="majorBidi"/>
       </w:rPr>
+      <w:tblPr/>
       <w:tcPr>
         <w:vAlign w:val="top"/>
       </w:tcPr>
@@ -3970,15 +3465,13 @@
     <w:uiPriority w:val="99"/>
     <w:qFormat/>
     <w:pPr>
-      <w:spacing w:before="0" w:after="0" w:line="240" w:lineRule="auto"/>
+      <w:spacing w:after="0" w:line="240" w:lineRule="auto"/>
     </w:pPr>
     <w:tblPr>
       <w:tblStyleRowBandSize w:val="1"/>
       <w:tblStyleColBandSize w:val="1"/>
       <w:tblCellMar>
-        <w:top w:w="0" w:type="dxa"/>
         <w:left w:w="115" w:type="dxa"/>
-        <w:bottom w:w="0" w:type="dxa"/>
         <w:right w:w="115" w:type="dxa"/>
       </w:tblCellMar>
     </w:tblPr>
@@ -3992,28 +3485,32 @@
       <w:rPr>
         <w:rFonts w:asciiTheme="majorHAnsi" w:hAnsiTheme="majorHAnsi" w:cstheme="majorBidi"/>
       </w:rPr>
+      <w:tblPr/>
       <w:tcPr>
         <w:tcBorders>
-          <w:bottom w:val="single" w:sz="4" w:space="0" w:color="242424" w:themeColor="text1"/>
+          <w:bottom w:val="single" w:sz="4" w:space="0" w:color="000000" w:themeColor="text1"/>
         </w:tcBorders>
         <w:vAlign w:val="top"/>
       </w:tcPr>
     </w:tblStylePr>
     <w:tblStylePr w:type="lastRow">
+      <w:tblPr/>
       <w:tcPr>
         <w:tcBorders>
-          <w:bottom w:val="single" w:sz="4" w:space="0" w:color="F5F7F8" w:themeColor="background2"/>
+          <w:bottom w:val="single" w:sz="4" w:space="0" w:color="E8E8E8" w:themeColor="background2"/>
         </w:tcBorders>
       </w:tcPr>
     </w:tblStylePr>
     <w:tblStylePr w:type="band1Horz">
+      <w:tblPr/>
       <w:tcPr>
         <w:shd w:val="clear" w:color="auto" w:fill="auto"/>
       </w:tcPr>
     </w:tblStylePr>
     <w:tblStylePr w:type="band2Horz">
+      <w:tblPr/>
       <w:tcPr>
-        <w:shd w:val="clear" w:color="auto" w:fill="CCE6E9" w:themeFill="accent2" w:themeFillTint="33"/>
+        <w:shd w:val="clear" w:color="auto" w:fill="FAE2D5" w:themeFill="accent2" w:themeFillTint="33"/>
       </w:tcPr>
     </w:tblStylePr>
   </w:style>
@@ -4023,15 +3520,13 @@
     <w:uiPriority w:val="99"/>
     <w:qFormat/>
     <w:pPr>
-      <w:spacing w:before="0" w:after="0" w:line="240" w:lineRule="auto"/>
+      <w:spacing w:after="0" w:line="240" w:lineRule="auto"/>
     </w:pPr>
     <w:tblPr>
       <w:tblStyleRowBandSize w:val="1"/>
       <w:tblStyleColBandSize w:val="1"/>
       <w:tblCellMar>
-        <w:top w:w="0" w:type="dxa"/>
         <w:left w:w="115" w:type="dxa"/>
-        <w:bottom w:w="0" w:type="dxa"/>
         <w:right w:w="115" w:type="dxa"/>
       </w:tblCellMar>
     </w:tblPr>
@@ -4042,10 +3537,11 @@
       <w:rPr>
         <w:rFonts w:asciiTheme="majorHAnsi" w:hAnsiTheme="majorHAnsi" w:cstheme="majorBidi"/>
       </w:rPr>
+      <w:tblPr/>
       <w:tcPr>
         <w:tcBorders>
-          <w:top w:val="single" w:sz="4" w:space="0" w:color="242424" w:themeColor="text1"/>
-          <w:bottom w:val="single" w:sz="8" w:space="0" w:color="242424" w:themeColor="text1"/>
+          <w:top w:val="single" w:sz="4" w:space="0" w:color="000000" w:themeColor="text1"/>
+          <w:bottom w:val="single" w:sz="8" w:space="0" w:color="000000" w:themeColor="text1"/>
         </w:tcBorders>
       </w:tcPr>
     </w:tblStylePr>
@@ -4056,7 +3552,7 @@
     <w:uiPriority w:val="99"/>
     <w:qFormat/>
     <w:pPr>
-      <w:spacing w:before="0" w:after="0" w:line="240" w:lineRule="auto"/>
+      <w:spacing w:after="0" w:line="240" w:lineRule="auto"/>
     </w:pPr>
     <w:tblPr>
       <w:tblStyleRowBandSize w:val="1"/>
@@ -4075,6 +3571,7 @@
       <w:rPr>
         <w:rFonts w:asciiTheme="majorHAnsi" w:hAnsiTheme="majorHAnsi" w:cstheme="majorBidi"/>
       </w:rPr>
+      <w:tblPr/>
       <w:tcPr>
         <w:vAlign w:val="bottom"/>
       </w:tcPr>
@@ -4083,9 +3580,10 @@
       <w:rPr>
         <w:rFonts w:asciiTheme="majorHAnsi" w:hAnsiTheme="majorHAnsi" w:cstheme="majorBidi"/>
       </w:rPr>
+      <w:tblPr/>
       <w:tcPr>
         <w:tcBorders>
-          <w:top w:val="single" w:sz="4" w:space="0" w:color="242424" w:themeColor="text1"/>
+          <w:top w:val="single" w:sz="4" w:space="0" w:color="000000" w:themeColor="text1"/>
         </w:tcBorders>
       </w:tcPr>
     </w:tblStylePr>
@@ -4096,25 +3594,21 @@
     <w:uiPriority w:val="99"/>
     <w:qFormat/>
     <w:pPr>
-      <w:spacing w:before="0" w:after="0" w:line="240" w:lineRule="auto"/>
+      <w:spacing w:after="0" w:line="240" w:lineRule="auto"/>
     </w:pPr>
     <w:tblPr>
       <w:tblStyleRowBandSize w:val="1"/>
       <w:tblStyleColBandSize w:val="1"/>
       <w:tblCellMar>
-        <w:top w:w="0" w:type="dxa"/>
         <w:left w:w="0" w:type="dxa"/>
-        <w:bottom w:w="0" w:type="dxa"/>
         <w:right w:w="0" w:type="dxa"/>
       </w:tblCellMar>
     </w:tblPr>
-    <w:tcPr>
-      <w:vAlign w:val="top"/>
-    </w:tcPr>
     <w:tblStylePr w:type="lastRow">
+      <w:tblPr/>
       <w:tcPr>
         <w:tcBorders>
-          <w:bottom w:val="single" w:sz="4" w:space="0" w:color="242424" w:themeColor="text1"/>
+          <w:bottom w:val="single" w:sz="4" w:space="0" w:color="000000" w:themeColor="text1"/>
         </w:tcBorders>
       </w:tcPr>
     </w:tblStylePr>
@@ -4123,7 +3617,7 @@
 </file>
 
 <file path=word/glossary/document.xml><?xml version="1.0" encoding="utf-8"?>
-<w:glossaryDocument xmlns:wpc="http://schemas.microsoft.com/office/word/2010/wordprocessingCanvas" xmlns:cx="http://schemas.microsoft.com/office/drawing/2014/chartex" xmlns:cx1="http://schemas.microsoft.com/office/drawing/2015/9/8/chartex" xmlns:cx2="http://schemas.microsoft.com/office/drawing/2015/10/21/chartex" xmlns:cx3="http://schemas.microsoft.com/office/drawing/2016/5/9/chartex" xmlns:cx4="http://schemas.microsoft.com/office/drawing/2016/5/10/chartex" xmlns:cx5="http://schemas.microsoft.com/office/drawing/2016/5/11/chartex" xmlns:cx6="http://schemas.microsoft.com/office/drawing/2016/5/12/chartex" xmlns:cx7="http://schemas.microsoft.com/office/drawing/2016/5/13/chartex" xmlns:cx8="http://schemas.microsoft.com/office/drawing/2016/5/14/chartex" xmlns:mc="http://schemas.openxmlformats.org/markup-compatibility/2006" xmlns:aink="http://schemas.microsoft.com/office/drawing/2016/ink" xmlns:am3d="http://schemas.microsoft.com/office/drawing/2017/model3d" xmlns:o="urn:schemas-microsoft-com:office:office" xmlns:oel="http://schemas.microsoft.com/office/2019/extlst" xmlns:r="http://schemas.openxmlformats.org/officeDocument/2006/relationships" xmlns:m="http://schemas.openxmlformats.org/officeDocument/2006/math" xmlns:v="urn:schemas-microsoft-com:vml" xmlns:wp14="http://schemas.microsoft.com/office/word/2010/wordprocessingDrawing" xmlns:wp="http://schemas.openxmlformats.org/drawingml/2006/wordprocessingDrawing" xmlns:w10="urn:schemas-microsoft-com:office:word" xmlns:w="http://schemas.openxmlformats.org/wordprocessingml/2006/main" xmlns:w14="http://schemas.microsoft.com/office/word/2010/wordml" xmlns:w15="http://schemas.microsoft.com/office/word/2012/wordml" xmlns:w16cex="http://schemas.microsoft.com/office/word/2018/wordml/cex" xmlns:w16cid="http://schemas.microsoft.com/office/word/2016/wordml/cid" xmlns:w16="http://schemas.microsoft.com/office/word/2018/wordml" xmlns:w16du="http://schemas.microsoft.com/office/word/2023/wordml/word16du" xmlns:w16sdtdh="http://schemas.microsoft.com/office/word/2020/wordml/sdtdatahash" xmlns:w16sdtfl="http://schemas.microsoft.com/office/word/2024/wordml/sdtformatlock" xmlns:w16se="http://schemas.microsoft.com/office/word/2015/wordml/symex" xmlns:wpg="http://schemas.microsoft.com/office/word/2010/wordprocessingGroup" xmlns:wpi="http://schemas.microsoft.com/office/word/2010/wordprocessingInk" xmlns:wne="http://schemas.microsoft.com/office/word/2006/wordml" xmlns:wps="http://schemas.microsoft.com/office/word/2010/wordprocessingShape" mc:Ignorable="w14 w15 w16se w16cid w16 w16cex w16sdtdh w16sdtfl w16du wp14">
+<w:glossaryDocument xmlns:wpc="http://schemas.microsoft.com/office/word/2010/wordprocessingCanvas" xmlns:cx="http://schemas.microsoft.com/office/drawing/2014/chartex" xmlns:cx1="http://schemas.microsoft.com/office/drawing/2015/9/8/chartex" xmlns:cx2="http://schemas.microsoft.com/office/drawing/2015/10/21/chartex" xmlns:cx3="http://schemas.microsoft.com/office/drawing/2016/5/9/chartex" xmlns:cx4="http://schemas.microsoft.com/office/drawing/2016/5/10/chartex" xmlns:cx5="http://schemas.microsoft.com/office/drawing/2016/5/11/chartex" xmlns:cx6="http://schemas.microsoft.com/office/drawing/2016/5/12/chartex" xmlns:cx7="http://schemas.microsoft.com/office/drawing/2016/5/13/chartex" xmlns:cx8="http://schemas.microsoft.com/office/drawing/2016/5/14/chartex" xmlns:mc="http://schemas.openxmlformats.org/markup-compatibility/2006" xmlns:aink="http://schemas.microsoft.com/office/drawing/2016/ink" xmlns:am3d="http://schemas.microsoft.com/office/drawing/2017/model3d" xmlns:o="urn:schemas-microsoft-com:office:office" xmlns:oel="http://schemas.microsoft.com/office/2019/extlst" xmlns:r="http://schemas.openxmlformats.org/officeDocument/2006/relationships" xmlns:m="http://schemas.openxmlformats.org/officeDocument/2006/math" xmlns:v="urn:schemas-microsoft-com:vml" xmlns:wp14="http://schemas.microsoft.com/office/word/2010/wordprocessingDrawing" xmlns:wp="http://schemas.openxmlformats.org/drawingml/2006/wordprocessingDrawing" xmlns:w10="urn:schemas-microsoft-com:office:word" xmlns:w="http://schemas.openxmlformats.org/wordprocessingml/2006/main" xmlns:w14="http://schemas.microsoft.com/office/word/2010/wordml" xmlns:w15="http://schemas.microsoft.com/office/word/2012/wordml" xmlns:w16cei="http://schemas.microsoft.com/office/word/2026/wordml/cei" xmlns:w16cex="http://schemas.microsoft.com/office/word/2018/wordml/cex" xmlns:w16cid="http://schemas.microsoft.com/office/word/2016/wordml/cid" xmlns:w16="http://schemas.microsoft.com/office/word/2018/wordml" xmlns:w16du="http://schemas.microsoft.com/office/word/2023/wordml/word16du" xmlns:w16sdtdh="http://schemas.microsoft.com/office/word/2020/wordml/sdtdatahash" xmlns:w16sdtfl="http://schemas.microsoft.com/office/word/2024/wordml/sdtformatlock" xmlns:w16se="http://schemas.microsoft.com/office/word/2015/wordml/symex" xmlns:wpg="http://schemas.microsoft.com/office/word/2010/wordprocessingGroup" xmlns:wpi="http://schemas.microsoft.com/office/word/2010/wordprocessingInk" xmlns:wne="http://schemas.microsoft.com/office/word/2006/wordml" xmlns:wps="http://schemas.microsoft.com/office/word/2010/wordprocessingShape" mc:Ignorable="w14 w15 w16se w16cid w16 w16cex w16sdtdh w16sdtfl w16du wp14">
   <w:docParts>
     <w:docPart>
       <w:docPartPr>
@@ -4933,13 +4427,6 @@
     <w:pitch w:val="variable"/>
     <w:sig w:usb0="00000007" w:usb1="00000000" w:usb2="00000000" w:usb3="00000000" w:csb0="00000011" w:csb1="00000000"/>
   </w:font>
-  <w:font w:name="Arial">
-    <w:panose1 w:val="020B0604020202020204"/>
-    <w:charset w:val="00"/>
-    <w:family w:val="swiss"/>
-    <w:pitch w:val="variable"/>
-    <w:sig w:usb0="E0002EFF" w:usb1="C000785B" w:usb2="00000009" w:usb3="00000000" w:csb0="000001FF" w:csb1="00000000"/>
-  </w:font>
 </w:fonts>
 </file>
 
@@ -4963,19 +4450,24 @@
     <w:rsid w:val="000A76FF"/>
     <w:rsid w:val="000F4AFD"/>
     <w:rsid w:val="00140433"/>
+    <w:rsid w:val="00293911"/>
     <w:rsid w:val="00322A84"/>
     <w:rsid w:val="003A1BE8"/>
+    <w:rsid w:val="004B2427"/>
     <w:rsid w:val="006203BB"/>
     <w:rsid w:val="007D4982"/>
     <w:rsid w:val="00840A52"/>
     <w:rsid w:val="0088349C"/>
+    <w:rsid w:val="008858E8"/>
     <w:rsid w:val="00905144"/>
     <w:rsid w:val="00934481"/>
     <w:rsid w:val="00A83744"/>
     <w:rsid w:val="00B67334"/>
     <w:rsid w:val="00BA5D0F"/>
+    <w:rsid w:val="00BB0341"/>
     <w:rsid w:val="00D22D42"/>
     <w:rsid w:val="00DF1A95"/>
+    <w:rsid w:val="00E5711F"/>
     <w:rsid w:val="00EF7BF0"/>
     <w:rsid w:val="00F83469"/>
   </w:rsids>
@@ -4992,7 +4484,7 @@
     <m:intLim m:val="subSup"/>
     <m:naryLim m:val="undOvr"/>
   </m:mathPr>
-  <w:themeFontLang w:val="en-DK"/>
+  <w:themeFontLang w:val="da-DK"/>
   <w:clrSchemeMapping w:bg1="light1" w:t1="dark1" w:bg2="light2" w:t2="dark2" w:accent1="accent1" w:accent2="accent2" w:accent3="accent3" w:accent4="accent4" w:accent5="accent5" w:accent6="accent6" w:hyperlink="hyperlink" w:followedHyperlink="followedHyperlink"/>
   <w:decimalSymbol w:val=","/>
   <w:listSeparator w:val=","/>
@@ -5009,7 +4501,7 @@
         <w:kern w:val="2"/>
         <w:sz w:val="24"/>
         <w:szCs w:val="24"/>
-        <w:lang w:val="en-DK" w:eastAsia="en-DK" w:bidi="ar-SA"/>
+        <w:lang w:val="da-DK" w:eastAsia="da-DK" w:bidi="ar-SA"/>
         <w14:ligatures w14:val="standardContextual"/>
       </w:rPr>
     </w:rPrDefault>
@@ -5474,1657 +4966,65 @@
     <w:name w:val="7A4FFA8C27C24AC0B5B0461E1B3B8ED4"/>
     <w:rsid w:val="0088349C"/>
   </w:style>
-  <w:style w:type="paragraph" w:customStyle="1" w:styleId="B8214D736BD4464AA8C4AD77FFBD1135">
-    <w:name w:val="B8214D736BD4464AA8C4AD77FFBD1135"/>
-    <w:rsid w:val="0088349C"/>
-  </w:style>
-  <w:style w:type="paragraph" w:customStyle="1" w:styleId="DF3C383A41C24202964CCA9A2FB68EF8">
-    <w:name w:val="DF3C383A41C24202964CCA9A2FB68EF8"/>
-    <w:rsid w:val="0088349C"/>
-  </w:style>
-  <w:style w:type="paragraph" w:customStyle="1" w:styleId="34EE5DEEAA284C2094E98FA20F5E7130">
-    <w:name w:val="34EE5DEEAA284C2094E98FA20F5E7130"/>
-    <w:rsid w:val="0088349C"/>
-  </w:style>
-  <w:style w:type="paragraph" w:customStyle="1" w:styleId="4314FC2017F7456C932B156E5B150D29">
-    <w:name w:val="4314FC2017F7456C932B156E5B150D29"/>
-    <w:rsid w:val="0088349C"/>
-  </w:style>
-  <w:style w:type="paragraph" w:customStyle="1" w:styleId="F113D0187B4E4CEBA238BED479755E8F">
-    <w:name w:val="F113D0187B4E4CEBA238BED479755E8F"/>
-    <w:rsid w:val="0088349C"/>
-  </w:style>
-  <w:style w:type="paragraph" w:customStyle="1" w:styleId="EDB4B07195894A69B6328F997DF29271">
-    <w:name w:val="EDB4B07195894A69B6328F997DF29271"/>
-    <w:rsid w:val="0088349C"/>
-  </w:style>
-  <w:style w:type="paragraph" w:customStyle="1" w:styleId="768FD0B317494634B38EF550D80EE5C7">
-    <w:name w:val="768FD0B317494634B38EF550D80EE5C7"/>
-    <w:rsid w:val="0088349C"/>
-  </w:style>
-  <w:style w:type="paragraph" w:customStyle="1" w:styleId="FB1B1B62BE9F4343AE8EB27BEEF4F15A">
-    <w:name w:val="FB1B1B62BE9F4343AE8EB27BEEF4F15A"/>
-    <w:rsid w:val="000A76FF"/>
-    <w:rPr>
-      <w:lang w:val="da-DK" w:eastAsia="da-DK"/>
-    </w:rPr>
-  </w:style>
-  <w:style w:type="paragraph" w:customStyle="1" w:styleId="AC37B737D507467984074028D697B840">
-    <w:name w:val="AC37B737D507467984074028D697B840"/>
-    <w:rsid w:val="000A76FF"/>
-    <w:rPr>
-      <w:lang w:val="da-DK" w:eastAsia="da-DK"/>
-    </w:rPr>
-  </w:style>
-  <w:style w:type="paragraph" w:customStyle="1" w:styleId="80289F096BDA493EBD364685AC038D31">
-    <w:name w:val="80289F096BDA493EBD364685AC038D31"/>
-    <w:rsid w:val="000A76FF"/>
-    <w:rPr>
-      <w:lang w:val="da-DK" w:eastAsia="da-DK"/>
-    </w:rPr>
-  </w:style>
-  <w:style w:type="paragraph" w:customStyle="1" w:styleId="59D51C58D55E4193B96E8BD2D39A5A4A">
-    <w:name w:val="59D51C58D55E4193B96E8BD2D39A5A4A"/>
-    <w:rsid w:val="000A76FF"/>
-    <w:rPr>
-      <w:lang w:val="da-DK" w:eastAsia="da-DK"/>
-    </w:rPr>
-  </w:style>
-  <w:style w:type="paragraph" w:customStyle="1" w:styleId="7720E273413F424D8DA2CBDFDAD94346">
-    <w:name w:val="7720E273413F424D8DA2CBDFDAD94346"/>
-    <w:rsid w:val="000A76FF"/>
-    <w:rPr>
-      <w:lang w:val="da-DK" w:eastAsia="da-DK"/>
-    </w:rPr>
-  </w:style>
-  <w:style w:type="paragraph" w:customStyle="1" w:styleId="0C7336295DB34C0CABD63E64D00FFFF2">
-    <w:name w:val="0C7336295DB34C0CABD63E64D00FFFF2"/>
-    <w:rsid w:val="000A76FF"/>
-    <w:rPr>
-      <w:lang w:val="da-DK" w:eastAsia="da-DK"/>
-    </w:rPr>
-  </w:style>
-  <w:style w:type="paragraph" w:customStyle="1" w:styleId="B77AAE32A751435792C504547E00E8F2">
-    <w:name w:val="B77AAE32A751435792C504547E00E8F2"/>
-    <w:rsid w:val="000A76FF"/>
-    <w:rPr>
-      <w:lang w:val="da-DK" w:eastAsia="da-DK"/>
-    </w:rPr>
-  </w:style>
-  <w:style w:type="paragraph" w:customStyle="1" w:styleId="53153DC880D8401E92CEA7F77C107148">
-    <w:name w:val="53153DC880D8401E92CEA7F77C107148"/>
-    <w:rsid w:val="000A76FF"/>
-    <w:rPr>
-      <w:lang w:val="da-DK" w:eastAsia="da-DK"/>
-    </w:rPr>
-  </w:style>
-  <w:style w:type="paragraph" w:customStyle="1" w:styleId="AC56B31FF05B40B5842BF797179A5FE3">
-    <w:name w:val="AC56B31FF05B40B5842BF797179A5FE3"/>
-    <w:rsid w:val="000A76FF"/>
-    <w:rPr>
-      <w:lang w:val="da-DK" w:eastAsia="da-DK"/>
-    </w:rPr>
-  </w:style>
-  <w:style w:type="paragraph" w:customStyle="1" w:styleId="9E6A97A72E7344DA9386BC0DCFA0E03A">
-    <w:name w:val="9E6A97A72E7344DA9386BC0DCFA0E03A"/>
-    <w:rsid w:val="000A76FF"/>
-    <w:rPr>
-      <w:lang w:val="da-DK" w:eastAsia="da-DK"/>
-    </w:rPr>
-  </w:style>
-  <w:style w:type="paragraph" w:customStyle="1" w:styleId="52B0EAC335D14C4A8F14CE70E066F0F4">
-    <w:name w:val="52B0EAC335D14C4A8F14CE70E066F0F4"/>
-    <w:rsid w:val="000A76FF"/>
-    <w:rPr>
-      <w:lang w:val="da-DK" w:eastAsia="da-DK"/>
-    </w:rPr>
-  </w:style>
-  <w:style w:type="paragraph" w:customStyle="1" w:styleId="39B260A21B6445AA91C8402AD7D41407">
-    <w:name w:val="39B260A21B6445AA91C8402AD7D41407"/>
-    <w:rsid w:val="000A76FF"/>
-    <w:rPr>
-      <w:lang w:val="da-DK" w:eastAsia="da-DK"/>
-    </w:rPr>
-  </w:style>
-  <w:style w:type="paragraph" w:customStyle="1" w:styleId="A06E4BC92DB9477D9B00885CFA0A7B57">
-    <w:name w:val="A06E4BC92DB9477D9B00885CFA0A7B57"/>
-    <w:rsid w:val="000A76FF"/>
-    <w:rPr>
-      <w:lang w:val="da-DK" w:eastAsia="da-DK"/>
-    </w:rPr>
-  </w:style>
-  <w:style w:type="paragraph" w:customStyle="1" w:styleId="4F50C44BFE18423D81F066074ACBAB6A">
-    <w:name w:val="4F50C44BFE18423D81F066074ACBAB6A"/>
-    <w:rsid w:val="000A76FF"/>
-    <w:rPr>
-      <w:lang w:val="da-DK" w:eastAsia="da-DK"/>
-    </w:rPr>
-  </w:style>
-  <w:style w:type="paragraph" w:customStyle="1" w:styleId="3F86B77A3EDD4E05AEC33FC276EE2165">
-    <w:name w:val="3F86B77A3EDD4E05AEC33FC276EE2165"/>
-    <w:rsid w:val="000A76FF"/>
-    <w:rPr>
-      <w:lang w:val="da-DK" w:eastAsia="da-DK"/>
-    </w:rPr>
-  </w:style>
-  <w:style w:type="paragraph" w:customStyle="1" w:styleId="84959C76EA8D489B9F430AC93E9843E3">
-    <w:name w:val="84959C76EA8D489B9F430AC93E9843E3"/>
-    <w:rsid w:val="000A76FF"/>
-    <w:rPr>
-      <w:lang w:val="da-DK" w:eastAsia="da-DK"/>
-    </w:rPr>
-  </w:style>
-  <w:style w:type="paragraph" w:customStyle="1" w:styleId="FFD20BF25DC94F3BABABADB029F29CA7">
-    <w:name w:val="FFD20BF25DC94F3BABABADB029F29CA7"/>
-    <w:rsid w:val="000A76FF"/>
-    <w:rPr>
-      <w:lang w:val="da-DK" w:eastAsia="da-DK"/>
-    </w:rPr>
-  </w:style>
-  <w:style w:type="paragraph" w:customStyle="1" w:styleId="0B67F6F9B1094B679CA061BA54129DA6">
-    <w:name w:val="0B67F6F9B1094B679CA061BA54129DA6"/>
-    <w:rsid w:val="000A76FF"/>
-    <w:rPr>
-      <w:lang w:val="da-DK" w:eastAsia="da-DK"/>
-    </w:rPr>
-  </w:style>
-  <w:style w:type="paragraph" w:customStyle="1" w:styleId="3C5B85381E4043BD97F4EE8967D459B7">
-    <w:name w:val="3C5B85381E4043BD97F4EE8967D459B7"/>
-    <w:rsid w:val="000A76FF"/>
-    <w:rPr>
-      <w:lang w:val="da-DK" w:eastAsia="da-DK"/>
-    </w:rPr>
-  </w:style>
-  <w:style w:type="paragraph" w:customStyle="1" w:styleId="1DDA6947C0594E24B21165F7F6D151E1">
-    <w:name w:val="1DDA6947C0594E24B21165F7F6D151E1"/>
-    <w:rsid w:val="000A76FF"/>
-    <w:rPr>
-      <w:lang w:val="da-DK" w:eastAsia="da-DK"/>
-    </w:rPr>
-  </w:style>
-  <w:style w:type="paragraph" w:customStyle="1" w:styleId="520FA46148474C3296ED14021DD9C934">
-    <w:name w:val="520FA46148474C3296ED14021DD9C934"/>
-    <w:rsid w:val="000A76FF"/>
-    <w:rPr>
-      <w:lang w:val="da-DK" w:eastAsia="da-DK"/>
-    </w:rPr>
-  </w:style>
-  <w:style w:type="paragraph" w:customStyle="1" w:styleId="F6B0143043424BF4AE238BFDDAA0BCC2">
-    <w:name w:val="F6B0143043424BF4AE238BFDDAA0BCC2"/>
-    <w:rsid w:val="000A76FF"/>
-    <w:rPr>
-      <w:lang w:val="da-DK" w:eastAsia="da-DK"/>
-    </w:rPr>
-  </w:style>
-  <w:style w:type="paragraph" w:customStyle="1" w:styleId="C579F98599A349EA9AD17984D6B62B62">
-    <w:name w:val="C579F98599A349EA9AD17984D6B62B62"/>
-    <w:rsid w:val="000A76FF"/>
-    <w:rPr>
-      <w:lang w:val="da-DK" w:eastAsia="da-DK"/>
-    </w:rPr>
-  </w:style>
-  <w:style w:type="paragraph" w:customStyle="1" w:styleId="F7454C2E26434EB7A497CF37737C0195">
-    <w:name w:val="F7454C2E26434EB7A497CF37737C0195"/>
-    <w:rsid w:val="000A76FF"/>
-    <w:rPr>
-      <w:lang w:val="da-DK" w:eastAsia="da-DK"/>
-    </w:rPr>
-  </w:style>
-  <w:style w:type="paragraph" w:customStyle="1" w:styleId="DDB59B97C9B04131ABCE7E072E4008F8">
-    <w:name w:val="DDB59B97C9B04131ABCE7E072E4008F8"/>
-    <w:rsid w:val="000A76FF"/>
-    <w:rPr>
-      <w:lang w:val="da-DK" w:eastAsia="da-DK"/>
-    </w:rPr>
-  </w:style>
-  <w:style w:type="paragraph" w:customStyle="1" w:styleId="1ED756EF27CE4707BAD48E047261229F">
-    <w:name w:val="1ED756EF27CE4707BAD48E047261229F"/>
-    <w:rsid w:val="000A76FF"/>
-    <w:rPr>
-      <w:lang w:val="da-DK" w:eastAsia="da-DK"/>
-    </w:rPr>
-  </w:style>
-  <w:style w:type="paragraph" w:customStyle="1" w:styleId="0F4B9E2C52E946F399DA59D7E796AE3C">
-    <w:name w:val="0F4B9E2C52E946F399DA59D7E796AE3C"/>
-    <w:rsid w:val="000A76FF"/>
-    <w:rPr>
-      <w:lang w:val="da-DK" w:eastAsia="da-DK"/>
-    </w:rPr>
-  </w:style>
-  <w:style w:type="paragraph" w:customStyle="1" w:styleId="6B84481FB91E4D28B0C976F91162C50F">
-    <w:name w:val="6B84481FB91E4D28B0C976F91162C50F"/>
-    <w:rsid w:val="000A76FF"/>
-    <w:rPr>
-      <w:lang w:val="da-DK" w:eastAsia="da-DK"/>
-    </w:rPr>
-  </w:style>
-  <w:style w:type="paragraph" w:customStyle="1" w:styleId="55C26FFA90204304A2C7BD7EDAA7DC2E">
-    <w:name w:val="55C26FFA90204304A2C7BD7EDAA7DC2E"/>
-    <w:rsid w:val="000A76FF"/>
-    <w:rPr>
-      <w:lang w:val="da-DK" w:eastAsia="da-DK"/>
-    </w:rPr>
-  </w:style>
-  <w:style w:type="paragraph" w:customStyle="1" w:styleId="67915F7D5043445296AA139A701BB771">
-    <w:name w:val="67915F7D5043445296AA139A701BB771"/>
-    <w:rsid w:val="000A76FF"/>
-    <w:rPr>
-      <w:lang w:val="da-DK" w:eastAsia="da-DK"/>
-    </w:rPr>
-  </w:style>
-  <w:style w:type="paragraph" w:customStyle="1" w:styleId="2A82229F83B24158B41758FA964523A7">
-    <w:name w:val="2A82229F83B24158B41758FA964523A7"/>
-    <w:rsid w:val="000A76FF"/>
-    <w:rPr>
-      <w:lang w:val="da-DK" w:eastAsia="da-DK"/>
-    </w:rPr>
-  </w:style>
-  <w:style w:type="paragraph" w:customStyle="1" w:styleId="F64F0E63A42F418A88A03351DCE2F2DF">
-    <w:name w:val="F64F0E63A42F418A88A03351DCE2F2DF"/>
-    <w:rsid w:val="000A76FF"/>
-    <w:rPr>
-      <w:lang w:val="da-DK" w:eastAsia="da-DK"/>
-    </w:rPr>
-  </w:style>
-  <w:style w:type="paragraph" w:customStyle="1" w:styleId="F38F91A0E4D34E0F856BCD7C127B4F31">
-    <w:name w:val="F38F91A0E4D34E0F856BCD7C127B4F31"/>
-    <w:rsid w:val="000A76FF"/>
-    <w:rPr>
-      <w:lang w:val="da-DK" w:eastAsia="da-DK"/>
-    </w:rPr>
-  </w:style>
-  <w:style w:type="paragraph" w:customStyle="1" w:styleId="9496E782B375454CB87C8363D22224BA">
-    <w:name w:val="9496E782B375454CB87C8363D22224BA"/>
-    <w:rsid w:val="000A76FF"/>
-    <w:rPr>
-      <w:lang w:val="da-DK" w:eastAsia="da-DK"/>
-    </w:rPr>
-  </w:style>
-  <w:style w:type="paragraph" w:customStyle="1" w:styleId="636E0A3F87824E0794E54C8C33D120CD">
-    <w:name w:val="636E0A3F87824E0794E54C8C33D120CD"/>
-    <w:rsid w:val="000A76FF"/>
-    <w:rPr>
-      <w:lang w:val="da-DK" w:eastAsia="da-DK"/>
-    </w:rPr>
-  </w:style>
-  <w:style w:type="paragraph" w:customStyle="1" w:styleId="6AFE83F771744C1DBA10CAAD6B26A9FF">
-    <w:name w:val="6AFE83F771744C1DBA10CAAD6B26A9FF"/>
-    <w:rsid w:val="000A76FF"/>
-    <w:rPr>
-      <w:lang w:val="da-DK" w:eastAsia="da-DK"/>
-    </w:rPr>
-  </w:style>
-  <w:style w:type="paragraph" w:customStyle="1" w:styleId="E7D54F7CA4674CA09144BA77BA7C835A">
-    <w:name w:val="E7D54F7CA4674CA09144BA77BA7C835A"/>
-    <w:rsid w:val="000A76FF"/>
-    <w:rPr>
-      <w:lang w:val="da-DK" w:eastAsia="da-DK"/>
-    </w:rPr>
-  </w:style>
-  <w:style w:type="paragraph" w:customStyle="1" w:styleId="D1673C7CB4CE4FC5AB173F104A2B9A6C">
-    <w:name w:val="D1673C7CB4CE4FC5AB173F104A2B9A6C"/>
-    <w:rsid w:val="000A76FF"/>
-    <w:rPr>
-      <w:lang w:val="da-DK" w:eastAsia="da-DK"/>
-    </w:rPr>
-  </w:style>
-  <w:style w:type="paragraph" w:customStyle="1" w:styleId="9F9792C3D0EE4755BD1DFAD73D62460F">
-    <w:name w:val="9F9792C3D0EE4755BD1DFAD73D62460F"/>
-    <w:rsid w:val="000A76FF"/>
-    <w:rPr>
-      <w:lang w:val="da-DK" w:eastAsia="da-DK"/>
-    </w:rPr>
-  </w:style>
-  <w:style w:type="paragraph" w:customStyle="1" w:styleId="CE3FFABCDD4949DB97ACA3CCAECC3171">
-    <w:name w:val="CE3FFABCDD4949DB97ACA3CCAECC3171"/>
-    <w:rsid w:val="000A76FF"/>
-    <w:rPr>
-      <w:lang w:val="da-DK" w:eastAsia="da-DK"/>
-    </w:rPr>
-  </w:style>
-  <w:style w:type="paragraph" w:customStyle="1" w:styleId="28FBD2CE7F274AC1A93257C4CAABBA3C">
-    <w:name w:val="28FBD2CE7F274AC1A93257C4CAABBA3C"/>
-    <w:rsid w:val="000A76FF"/>
-    <w:rPr>
-      <w:lang w:val="da-DK" w:eastAsia="da-DK"/>
-    </w:rPr>
-  </w:style>
-  <w:style w:type="paragraph" w:customStyle="1" w:styleId="8A9F29EC92CB4AC4A6FEAD3D04EC3A82">
-    <w:name w:val="8A9F29EC92CB4AC4A6FEAD3D04EC3A82"/>
-    <w:rsid w:val="000A76FF"/>
-    <w:rPr>
-      <w:lang w:val="da-DK" w:eastAsia="da-DK"/>
-    </w:rPr>
-  </w:style>
-  <w:style w:type="paragraph" w:customStyle="1" w:styleId="8DF693EE220849B79707A9E86F8E823E">
-    <w:name w:val="8DF693EE220849B79707A9E86F8E823E"/>
-    <w:rsid w:val="000A76FF"/>
-    <w:rPr>
-      <w:lang w:val="da-DK" w:eastAsia="da-DK"/>
-    </w:rPr>
-  </w:style>
-  <w:style w:type="paragraph" w:customStyle="1" w:styleId="6CCA4B9E6582411E8967755D2C33FC53">
-    <w:name w:val="6CCA4B9E6582411E8967755D2C33FC53"/>
-    <w:rsid w:val="000A76FF"/>
-    <w:rPr>
-      <w:lang w:val="da-DK" w:eastAsia="da-DK"/>
-    </w:rPr>
-  </w:style>
-  <w:style w:type="paragraph" w:customStyle="1" w:styleId="BC493A41B0DA4E1699BA6BE0FB9AF19D">
-    <w:name w:val="BC493A41B0DA4E1699BA6BE0FB9AF19D"/>
-    <w:rsid w:val="000A76FF"/>
-    <w:rPr>
-      <w:lang w:val="da-DK" w:eastAsia="da-DK"/>
-    </w:rPr>
-  </w:style>
-  <w:style w:type="paragraph" w:customStyle="1" w:styleId="3BA40AEBEA554685A61DE8056C0FCBA8">
-    <w:name w:val="3BA40AEBEA554685A61DE8056C0FCBA8"/>
-    <w:rsid w:val="000A76FF"/>
-    <w:rPr>
-      <w:lang w:val="da-DK" w:eastAsia="da-DK"/>
-    </w:rPr>
-  </w:style>
-  <w:style w:type="paragraph" w:customStyle="1" w:styleId="F10F088D6A7E4C89AABE48F5453311DA">
-    <w:name w:val="F10F088D6A7E4C89AABE48F5453311DA"/>
-    <w:rsid w:val="000A76FF"/>
-    <w:rPr>
-      <w:lang w:val="da-DK" w:eastAsia="da-DK"/>
-    </w:rPr>
-  </w:style>
-  <w:style w:type="paragraph" w:customStyle="1" w:styleId="B61E7F823C1A4B2782E30C5A4DA36888">
-    <w:name w:val="B61E7F823C1A4B2782E30C5A4DA36888"/>
-    <w:rsid w:val="000A76FF"/>
-    <w:rPr>
-      <w:lang w:val="da-DK" w:eastAsia="da-DK"/>
-    </w:rPr>
-  </w:style>
-  <w:style w:type="paragraph" w:customStyle="1" w:styleId="E0F4D56509E74E098F9A2A9336298E06">
-    <w:name w:val="E0F4D56509E74E098F9A2A9336298E06"/>
-    <w:rsid w:val="000A76FF"/>
-    <w:rPr>
-      <w:lang w:val="da-DK" w:eastAsia="da-DK"/>
-    </w:rPr>
-  </w:style>
-  <w:style w:type="paragraph" w:customStyle="1" w:styleId="26EE064844A64C3787CD488E03B347D0">
-    <w:name w:val="26EE064844A64C3787CD488E03B347D0"/>
-    <w:rsid w:val="000A76FF"/>
-    <w:rPr>
-      <w:lang w:val="da-DK" w:eastAsia="da-DK"/>
-    </w:rPr>
-  </w:style>
-  <w:style w:type="paragraph" w:customStyle="1" w:styleId="73B3CE42FFB84ED0831EBB7C423B960C">
-    <w:name w:val="73B3CE42FFB84ED0831EBB7C423B960C"/>
-    <w:rsid w:val="000A76FF"/>
-    <w:rPr>
-      <w:lang w:val="da-DK" w:eastAsia="da-DK"/>
-    </w:rPr>
-  </w:style>
-  <w:style w:type="paragraph" w:customStyle="1" w:styleId="65957CF931E446E7BE4ADE5F1FB7FBC7">
-    <w:name w:val="65957CF931E446E7BE4ADE5F1FB7FBC7"/>
-    <w:rsid w:val="000A76FF"/>
-    <w:rPr>
-      <w:lang w:val="da-DK" w:eastAsia="da-DK"/>
-    </w:rPr>
-  </w:style>
-  <w:style w:type="paragraph" w:customStyle="1" w:styleId="3B0857B89CF445E0ABA5C25AB78FB4F1">
-    <w:name w:val="3B0857B89CF445E0ABA5C25AB78FB4F1"/>
-    <w:rsid w:val="000A76FF"/>
-    <w:rPr>
-      <w:lang w:val="da-DK" w:eastAsia="da-DK"/>
-    </w:rPr>
-  </w:style>
-  <w:style w:type="paragraph" w:customStyle="1" w:styleId="F0C778246DBE44D8B37A116E81778CD2">
-    <w:name w:val="F0C778246DBE44D8B37A116E81778CD2"/>
-    <w:rsid w:val="000A76FF"/>
-    <w:rPr>
-      <w:lang w:val="da-DK" w:eastAsia="da-DK"/>
-    </w:rPr>
-  </w:style>
-  <w:style w:type="paragraph" w:customStyle="1" w:styleId="1BCED4A8FA2048468C155C69615AC0E8">
-    <w:name w:val="1BCED4A8FA2048468C155C69615AC0E8"/>
-    <w:rsid w:val="000A76FF"/>
-    <w:rPr>
-      <w:lang w:val="da-DK" w:eastAsia="da-DK"/>
-    </w:rPr>
-  </w:style>
-  <w:style w:type="paragraph" w:customStyle="1" w:styleId="34131167A33C4B73B0DEB6338ABE476A">
-    <w:name w:val="34131167A33C4B73B0DEB6338ABE476A"/>
-    <w:rsid w:val="000A76FF"/>
-    <w:rPr>
-      <w:lang w:val="da-DK" w:eastAsia="da-DK"/>
-    </w:rPr>
-  </w:style>
-  <w:style w:type="paragraph" w:customStyle="1" w:styleId="9A8705E28B2B44A78794527918A925D4">
-    <w:name w:val="9A8705E28B2B44A78794527918A925D4"/>
-    <w:rsid w:val="000A76FF"/>
-    <w:rPr>
-      <w:lang w:val="da-DK" w:eastAsia="da-DK"/>
-    </w:rPr>
-  </w:style>
-  <w:style w:type="paragraph" w:customStyle="1" w:styleId="75BD719311374EE08A960277AED7E496">
-    <w:name w:val="75BD719311374EE08A960277AED7E496"/>
-    <w:rsid w:val="000A76FF"/>
-    <w:rPr>
-      <w:lang w:val="da-DK" w:eastAsia="da-DK"/>
-    </w:rPr>
-  </w:style>
-  <w:style w:type="paragraph" w:customStyle="1" w:styleId="D70761EB271E4F038C628415F39D8F99">
-    <w:name w:val="D70761EB271E4F038C628415F39D8F99"/>
-    <w:rsid w:val="000A76FF"/>
-    <w:rPr>
-      <w:lang w:val="da-DK" w:eastAsia="da-DK"/>
-    </w:rPr>
-  </w:style>
-  <w:style w:type="paragraph" w:customStyle="1" w:styleId="E73DD42EA12848AEB2DC9A9247562224">
-    <w:name w:val="E73DD42EA12848AEB2DC9A9247562224"/>
-    <w:rsid w:val="000A76FF"/>
-    <w:rPr>
-      <w:lang w:val="da-DK" w:eastAsia="da-DK"/>
-    </w:rPr>
-  </w:style>
-  <w:style w:type="paragraph" w:customStyle="1" w:styleId="EC60C0D7396F4DEFAF34A2123422474B">
-    <w:name w:val="EC60C0D7396F4DEFAF34A2123422474B"/>
-    <w:rsid w:val="000A76FF"/>
-    <w:rPr>
-      <w:lang w:val="da-DK" w:eastAsia="da-DK"/>
-    </w:rPr>
-  </w:style>
-  <w:style w:type="paragraph" w:customStyle="1" w:styleId="5EA80AE781044D53A16C3013A682D4C1">
-    <w:name w:val="5EA80AE781044D53A16C3013A682D4C1"/>
-    <w:rsid w:val="000A76FF"/>
-    <w:rPr>
-      <w:lang w:val="da-DK" w:eastAsia="da-DK"/>
-    </w:rPr>
-  </w:style>
-  <w:style w:type="paragraph" w:customStyle="1" w:styleId="EBEC030AFC56463BA13A9454875FD2E5">
-    <w:name w:val="EBEC030AFC56463BA13A9454875FD2E5"/>
-    <w:rsid w:val="000A76FF"/>
-    <w:rPr>
-      <w:lang w:val="da-DK" w:eastAsia="da-DK"/>
-    </w:rPr>
-  </w:style>
-  <w:style w:type="paragraph" w:customStyle="1" w:styleId="EE43DAFEDD5E4D73B89C3EB1E6C7EA80">
-    <w:name w:val="EE43DAFEDD5E4D73B89C3EB1E6C7EA80"/>
-    <w:rsid w:val="000A76FF"/>
-    <w:rPr>
-      <w:lang w:val="da-DK" w:eastAsia="da-DK"/>
-    </w:rPr>
-  </w:style>
-  <w:style w:type="paragraph" w:customStyle="1" w:styleId="D82EF4A197F34F17987E63DEC2583C6B">
-    <w:name w:val="D82EF4A197F34F17987E63DEC2583C6B"/>
-    <w:rsid w:val="000A76FF"/>
-    <w:rPr>
-      <w:lang w:val="da-DK" w:eastAsia="da-DK"/>
-    </w:rPr>
-  </w:style>
-  <w:style w:type="paragraph" w:customStyle="1" w:styleId="C977584E431743399E3F857AFBA343FF">
-    <w:name w:val="C977584E431743399E3F857AFBA343FF"/>
-    <w:rsid w:val="000A76FF"/>
-    <w:rPr>
-      <w:lang w:val="da-DK" w:eastAsia="da-DK"/>
-    </w:rPr>
-  </w:style>
-  <w:style w:type="paragraph" w:customStyle="1" w:styleId="38ABBEC9A45A409C855E5F43686C568A">
-    <w:name w:val="38ABBEC9A45A409C855E5F43686C568A"/>
-    <w:rsid w:val="000A76FF"/>
-    <w:rPr>
-      <w:lang w:val="da-DK" w:eastAsia="da-DK"/>
-    </w:rPr>
-  </w:style>
-  <w:style w:type="paragraph" w:customStyle="1" w:styleId="FB5E1132D1B34422A026E89EE3373C76">
-    <w:name w:val="FB5E1132D1B34422A026E89EE3373C76"/>
-    <w:rsid w:val="000A76FF"/>
-    <w:rPr>
-      <w:lang w:val="da-DK" w:eastAsia="da-DK"/>
-    </w:rPr>
-  </w:style>
-  <w:style w:type="paragraph" w:customStyle="1" w:styleId="03DBC52B726845A7B3072BF2C95ACA82">
-    <w:name w:val="03DBC52B726845A7B3072BF2C95ACA82"/>
-    <w:rsid w:val="000A76FF"/>
-    <w:rPr>
-      <w:lang w:val="da-DK" w:eastAsia="da-DK"/>
-    </w:rPr>
-  </w:style>
-  <w:style w:type="paragraph" w:customStyle="1" w:styleId="CE43BB82F6AF4FFAB7CEB5D408ECBF9B">
-    <w:name w:val="CE43BB82F6AF4FFAB7CEB5D408ECBF9B"/>
-    <w:rsid w:val="000A76FF"/>
-    <w:rPr>
-      <w:lang w:val="da-DK" w:eastAsia="da-DK"/>
-    </w:rPr>
-  </w:style>
-  <w:style w:type="paragraph" w:customStyle="1" w:styleId="472E6298F54E44D3B43738E220B66D80">
-    <w:name w:val="472E6298F54E44D3B43738E220B66D80"/>
-    <w:rsid w:val="000A76FF"/>
-    <w:rPr>
-      <w:lang w:val="da-DK" w:eastAsia="da-DK"/>
-    </w:rPr>
-  </w:style>
-  <w:style w:type="paragraph" w:customStyle="1" w:styleId="FCE46A8504154FE9B9E2B5740601F659">
-    <w:name w:val="FCE46A8504154FE9B9E2B5740601F659"/>
-    <w:rsid w:val="000A76FF"/>
-    <w:rPr>
-      <w:lang w:val="da-DK" w:eastAsia="da-DK"/>
-    </w:rPr>
-  </w:style>
-  <w:style w:type="paragraph" w:customStyle="1" w:styleId="CCFF009D219C491EB89AA79B2671BEBC">
-    <w:name w:val="CCFF009D219C491EB89AA79B2671BEBC"/>
-    <w:rsid w:val="000A76FF"/>
-    <w:rPr>
-      <w:lang w:val="da-DK" w:eastAsia="da-DK"/>
-    </w:rPr>
-  </w:style>
-  <w:style w:type="paragraph" w:customStyle="1" w:styleId="C49EF675175C47D18B44B44D37B7B9BB">
-    <w:name w:val="C49EF675175C47D18B44B44D37B7B9BB"/>
-    <w:rsid w:val="000A76FF"/>
-    <w:rPr>
-      <w:lang w:val="da-DK" w:eastAsia="da-DK"/>
-    </w:rPr>
-  </w:style>
-  <w:style w:type="paragraph" w:customStyle="1" w:styleId="A17F027CEAE64EDD9A9F2D49EE7B273B">
-    <w:name w:val="A17F027CEAE64EDD9A9F2D49EE7B273B"/>
-    <w:rsid w:val="000A76FF"/>
-    <w:rPr>
-      <w:lang w:val="da-DK" w:eastAsia="da-DK"/>
-    </w:rPr>
-  </w:style>
-  <w:style w:type="paragraph" w:customStyle="1" w:styleId="C34D029456564437A3C6C62A3983AC63">
-    <w:name w:val="C34D029456564437A3C6C62A3983AC63"/>
-    <w:rsid w:val="000A76FF"/>
-    <w:rPr>
-      <w:lang w:val="da-DK" w:eastAsia="da-DK"/>
-    </w:rPr>
-  </w:style>
-  <w:style w:type="paragraph" w:customStyle="1" w:styleId="468C599DD836460F8052D92B54ECC7C6">
-    <w:name w:val="468C599DD836460F8052D92B54ECC7C6"/>
-    <w:rsid w:val="000A76FF"/>
-    <w:rPr>
-      <w:lang w:val="da-DK" w:eastAsia="da-DK"/>
-    </w:rPr>
-  </w:style>
-  <w:style w:type="paragraph" w:customStyle="1" w:styleId="1EFE7996B62643099E275079DBE5B230">
-    <w:name w:val="1EFE7996B62643099E275079DBE5B230"/>
-    <w:rsid w:val="000A76FF"/>
-    <w:rPr>
-      <w:lang w:val="da-DK" w:eastAsia="da-DK"/>
-    </w:rPr>
-  </w:style>
-  <w:style w:type="paragraph" w:customStyle="1" w:styleId="8616173E402A4591AE8DF4F447888328">
-    <w:name w:val="8616173E402A4591AE8DF4F447888328"/>
-    <w:rsid w:val="000A76FF"/>
-    <w:rPr>
-      <w:lang w:val="da-DK" w:eastAsia="da-DK"/>
-    </w:rPr>
-  </w:style>
-  <w:style w:type="paragraph" w:customStyle="1" w:styleId="E3EC29EA994F460C835C7B65A8CE9805">
-    <w:name w:val="E3EC29EA994F460C835C7B65A8CE9805"/>
-    <w:rsid w:val="000A76FF"/>
-    <w:rPr>
-      <w:lang w:val="da-DK" w:eastAsia="da-DK"/>
-    </w:rPr>
-  </w:style>
-  <w:style w:type="paragraph" w:customStyle="1" w:styleId="4DBE1A459A2F4AC4A5EE4749CDDA2469">
-    <w:name w:val="4DBE1A459A2F4AC4A5EE4749CDDA2469"/>
-    <w:rsid w:val="000A76FF"/>
-    <w:rPr>
-      <w:lang w:val="da-DK" w:eastAsia="da-DK"/>
-    </w:rPr>
-  </w:style>
-  <w:style w:type="paragraph" w:customStyle="1" w:styleId="80F075D1B8B34E7CA03ECED3FF86D82D">
-    <w:name w:val="80F075D1B8B34E7CA03ECED3FF86D82D"/>
-    <w:rsid w:val="000A76FF"/>
-    <w:rPr>
-      <w:lang w:val="da-DK" w:eastAsia="da-DK"/>
-    </w:rPr>
-  </w:style>
-  <w:style w:type="paragraph" w:customStyle="1" w:styleId="ED9E96CD694442558AF998318B890A2F">
-    <w:name w:val="ED9E96CD694442558AF998318B890A2F"/>
-    <w:rsid w:val="000A76FF"/>
-    <w:rPr>
-      <w:lang w:val="da-DK" w:eastAsia="da-DK"/>
-    </w:rPr>
-  </w:style>
-  <w:style w:type="paragraph" w:customStyle="1" w:styleId="C86A7E45DCC54E6EA9D4170E22AD82F6">
-    <w:name w:val="C86A7E45DCC54E6EA9D4170E22AD82F6"/>
-    <w:rsid w:val="000A76FF"/>
-    <w:rPr>
-      <w:lang w:val="da-DK" w:eastAsia="da-DK"/>
-    </w:rPr>
-  </w:style>
-  <w:style w:type="paragraph" w:customStyle="1" w:styleId="63C63AB2A0EB4303A94B7C68738EE0EC">
-    <w:name w:val="63C63AB2A0EB4303A94B7C68738EE0EC"/>
-    <w:rsid w:val="000A76FF"/>
-    <w:rPr>
-      <w:lang w:val="da-DK" w:eastAsia="da-DK"/>
-    </w:rPr>
-  </w:style>
-  <w:style w:type="paragraph" w:customStyle="1" w:styleId="D1947A8C491A4A3594DE6117B9B55CFA">
-    <w:name w:val="D1947A8C491A4A3594DE6117B9B55CFA"/>
-    <w:rsid w:val="000A76FF"/>
-    <w:rPr>
-      <w:lang w:val="da-DK" w:eastAsia="da-DK"/>
-    </w:rPr>
-  </w:style>
-  <w:style w:type="paragraph" w:customStyle="1" w:styleId="9B1812057B314D23B150C5A1A5F77E5D">
-    <w:name w:val="9B1812057B314D23B150C5A1A5F77E5D"/>
-    <w:rsid w:val="000A76FF"/>
-    <w:rPr>
-      <w:lang w:val="da-DK" w:eastAsia="da-DK"/>
-    </w:rPr>
-  </w:style>
-  <w:style w:type="paragraph" w:customStyle="1" w:styleId="30529FDEBAF148DFA4B49AAB52466F0D">
-    <w:name w:val="30529FDEBAF148DFA4B49AAB52466F0D"/>
-    <w:rsid w:val="000A76FF"/>
-    <w:rPr>
-      <w:lang w:val="da-DK" w:eastAsia="da-DK"/>
-    </w:rPr>
-  </w:style>
-  <w:style w:type="paragraph" w:customStyle="1" w:styleId="7D8C31A1620D4637B000BD003BB30A04">
-    <w:name w:val="7D8C31A1620D4637B000BD003BB30A04"/>
-    <w:rsid w:val="000A76FF"/>
-    <w:rPr>
-      <w:lang w:val="da-DK" w:eastAsia="da-DK"/>
-    </w:rPr>
-  </w:style>
-  <w:style w:type="paragraph" w:customStyle="1" w:styleId="B2414F1F1B2044E88B0DA9B75C23EB19">
-    <w:name w:val="B2414F1F1B2044E88B0DA9B75C23EB19"/>
-    <w:rsid w:val="000A76FF"/>
-    <w:rPr>
-      <w:lang w:val="da-DK" w:eastAsia="da-DK"/>
-    </w:rPr>
-  </w:style>
-  <w:style w:type="paragraph" w:customStyle="1" w:styleId="39201606199248B4B985251FC000A69D">
-    <w:name w:val="39201606199248B4B985251FC000A69D"/>
-    <w:rsid w:val="000A76FF"/>
-    <w:rPr>
-      <w:lang w:val="da-DK" w:eastAsia="da-DK"/>
-    </w:rPr>
-  </w:style>
-  <w:style w:type="paragraph" w:customStyle="1" w:styleId="055A227F505F4402AE68C5C660ED1298">
-    <w:name w:val="055A227F505F4402AE68C5C660ED1298"/>
-    <w:rsid w:val="000A76FF"/>
-    <w:rPr>
-      <w:lang w:val="da-DK" w:eastAsia="da-DK"/>
-    </w:rPr>
-  </w:style>
-  <w:style w:type="paragraph" w:customStyle="1" w:styleId="454896EB7D1749F3B319ABE66A93B368">
-    <w:name w:val="454896EB7D1749F3B319ABE66A93B368"/>
-    <w:rsid w:val="000A76FF"/>
-    <w:rPr>
-      <w:lang w:val="da-DK" w:eastAsia="da-DK"/>
-    </w:rPr>
-  </w:style>
-  <w:style w:type="paragraph" w:customStyle="1" w:styleId="B003F6DD8D9B4F25BE1F0E64B76ABCA0">
-    <w:name w:val="B003F6DD8D9B4F25BE1F0E64B76ABCA0"/>
-    <w:rsid w:val="000A76FF"/>
-    <w:rPr>
-      <w:lang w:val="da-DK" w:eastAsia="da-DK"/>
-    </w:rPr>
-  </w:style>
-  <w:style w:type="paragraph" w:customStyle="1" w:styleId="E1A6B26D04F047D496342DCB0A15168A">
-    <w:name w:val="E1A6B26D04F047D496342DCB0A15168A"/>
-    <w:rsid w:val="000A76FF"/>
-    <w:rPr>
-      <w:lang w:val="da-DK" w:eastAsia="da-DK"/>
-    </w:rPr>
-  </w:style>
-  <w:style w:type="paragraph" w:customStyle="1" w:styleId="3523E0952B734C37B560D50F894333DB">
-    <w:name w:val="3523E0952B734C37B560D50F894333DB"/>
-    <w:rsid w:val="000A76FF"/>
-    <w:rPr>
-      <w:lang w:val="da-DK" w:eastAsia="da-DK"/>
-    </w:rPr>
-  </w:style>
-  <w:style w:type="paragraph" w:customStyle="1" w:styleId="FCE14256364F4429B8E2CB3688759303">
-    <w:name w:val="FCE14256364F4429B8E2CB3688759303"/>
-    <w:rsid w:val="000A76FF"/>
-    <w:rPr>
-      <w:lang w:val="da-DK" w:eastAsia="da-DK"/>
-    </w:rPr>
-  </w:style>
-  <w:style w:type="paragraph" w:customStyle="1" w:styleId="064C0CF281EF4BC085052428D72FA229">
-    <w:name w:val="064C0CF281EF4BC085052428D72FA229"/>
-    <w:rsid w:val="000A76FF"/>
-    <w:rPr>
-      <w:lang w:val="da-DK" w:eastAsia="da-DK"/>
-    </w:rPr>
-  </w:style>
-  <w:style w:type="paragraph" w:customStyle="1" w:styleId="66F13E0D0FD34221A6544450709393BE">
-    <w:name w:val="66F13E0D0FD34221A6544450709393BE"/>
-    <w:rsid w:val="000A76FF"/>
-    <w:rPr>
-      <w:lang w:val="da-DK" w:eastAsia="da-DK"/>
-    </w:rPr>
-  </w:style>
-  <w:style w:type="paragraph" w:customStyle="1" w:styleId="2144D90BF0724F7AA2D5392F1F779F73">
-    <w:name w:val="2144D90BF0724F7AA2D5392F1F779F73"/>
-    <w:rsid w:val="000A76FF"/>
-    <w:rPr>
-      <w:lang w:val="da-DK" w:eastAsia="da-DK"/>
-    </w:rPr>
-  </w:style>
-  <w:style w:type="paragraph" w:customStyle="1" w:styleId="5BEEF1962A9244F8AEE913EFC1D40A27">
-    <w:name w:val="5BEEF1962A9244F8AEE913EFC1D40A27"/>
-    <w:rsid w:val="000A76FF"/>
-    <w:rPr>
-      <w:lang w:val="da-DK" w:eastAsia="da-DK"/>
-    </w:rPr>
-  </w:style>
-  <w:style w:type="paragraph" w:customStyle="1" w:styleId="679D2754B9A94C45B3DEBB6AF35E08EB">
-    <w:name w:val="679D2754B9A94C45B3DEBB6AF35E08EB"/>
-    <w:rsid w:val="000A76FF"/>
-    <w:rPr>
-      <w:lang w:val="da-DK" w:eastAsia="da-DK"/>
-    </w:rPr>
-  </w:style>
-  <w:style w:type="paragraph" w:customStyle="1" w:styleId="BAC6C322E21D43218E9CBD3A171C6DA7">
-    <w:name w:val="BAC6C322E21D43218E9CBD3A171C6DA7"/>
-    <w:rsid w:val="000A76FF"/>
-    <w:rPr>
-      <w:lang w:val="da-DK" w:eastAsia="da-DK"/>
-    </w:rPr>
-  </w:style>
-  <w:style w:type="paragraph" w:customStyle="1" w:styleId="A504C4BA2FC74401A63BE19CFBD084B0">
-    <w:name w:val="A504C4BA2FC74401A63BE19CFBD084B0"/>
-    <w:rsid w:val="000A76FF"/>
-    <w:rPr>
-      <w:lang w:val="da-DK" w:eastAsia="da-DK"/>
-    </w:rPr>
-  </w:style>
-  <w:style w:type="paragraph" w:customStyle="1" w:styleId="323D2D4EBC854C11B1005AE0F6AFA4E1">
-    <w:name w:val="323D2D4EBC854C11B1005AE0F6AFA4E1"/>
-    <w:rsid w:val="000A76FF"/>
-    <w:rPr>
-      <w:lang w:val="da-DK" w:eastAsia="da-DK"/>
-    </w:rPr>
-  </w:style>
-  <w:style w:type="paragraph" w:customStyle="1" w:styleId="634456E57A984B36A58E39B523EA58EE">
-    <w:name w:val="634456E57A984B36A58E39B523EA58EE"/>
-    <w:rsid w:val="000A76FF"/>
-    <w:rPr>
-      <w:lang w:val="da-DK" w:eastAsia="da-DK"/>
-    </w:rPr>
-  </w:style>
-  <w:style w:type="paragraph" w:customStyle="1" w:styleId="3E7964FFDFA94FB3A1DA43A45C1C6163">
-    <w:name w:val="3E7964FFDFA94FB3A1DA43A45C1C6163"/>
-    <w:rsid w:val="000A76FF"/>
-    <w:rPr>
-      <w:lang w:val="da-DK" w:eastAsia="da-DK"/>
-    </w:rPr>
-  </w:style>
-  <w:style w:type="paragraph" w:customStyle="1" w:styleId="A6BA6F750C054FE1BD78C1CD18EC6BAD">
-    <w:name w:val="A6BA6F750C054FE1BD78C1CD18EC6BAD"/>
-    <w:rsid w:val="000A76FF"/>
-    <w:rPr>
-      <w:lang w:val="da-DK" w:eastAsia="da-DK"/>
-    </w:rPr>
-  </w:style>
-  <w:style w:type="paragraph" w:customStyle="1" w:styleId="682DA7C20B134F4592A9887C6DBAACC7">
-    <w:name w:val="682DA7C20B134F4592A9887C6DBAACC7"/>
-    <w:rsid w:val="000A76FF"/>
-    <w:rPr>
-      <w:lang w:val="da-DK" w:eastAsia="da-DK"/>
-    </w:rPr>
-  </w:style>
-  <w:style w:type="paragraph" w:customStyle="1" w:styleId="FF5ABE1E19DD45EAA4CD3E888D28FA3D">
-    <w:name w:val="FF5ABE1E19DD45EAA4CD3E888D28FA3D"/>
-    <w:rsid w:val="000A76FF"/>
-    <w:rPr>
-      <w:lang w:val="da-DK" w:eastAsia="da-DK"/>
-    </w:rPr>
-  </w:style>
-  <w:style w:type="paragraph" w:customStyle="1" w:styleId="6152ABB853124291B5A4C5700A0624E9">
-    <w:name w:val="6152ABB853124291B5A4C5700A0624E9"/>
-    <w:rsid w:val="000A76FF"/>
-    <w:rPr>
-      <w:lang w:val="da-DK" w:eastAsia="da-DK"/>
-    </w:rPr>
-  </w:style>
-  <w:style w:type="paragraph" w:customStyle="1" w:styleId="42011D59419C4026BFF09310ECC2FCA2">
-    <w:name w:val="42011D59419C4026BFF09310ECC2FCA2"/>
-    <w:rsid w:val="000A76FF"/>
-    <w:rPr>
-      <w:lang w:val="da-DK" w:eastAsia="da-DK"/>
-    </w:rPr>
-  </w:style>
-  <w:style w:type="paragraph" w:customStyle="1" w:styleId="38384B20C9CD437DBF13034F4E730063">
-    <w:name w:val="38384B20C9CD437DBF13034F4E730063"/>
-    <w:rsid w:val="000A76FF"/>
-    <w:rPr>
-      <w:lang w:val="da-DK" w:eastAsia="da-DK"/>
-    </w:rPr>
-  </w:style>
-  <w:style w:type="paragraph" w:customStyle="1" w:styleId="43D21A4A5A1A475C895A72B520F2C96C">
-    <w:name w:val="43D21A4A5A1A475C895A72B520F2C96C"/>
-    <w:rsid w:val="000A76FF"/>
-    <w:rPr>
-      <w:lang w:val="da-DK" w:eastAsia="da-DK"/>
-    </w:rPr>
-  </w:style>
-  <w:style w:type="paragraph" w:customStyle="1" w:styleId="B75EF2BC316D4DB5B35957809712EFB5">
-    <w:name w:val="B75EF2BC316D4DB5B35957809712EFB5"/>
-    <w:rsid w:val="000A76FF"/>
-    <w:rPr>
-      <w:lang w:val="da-DK" w:eastAsia="da-DK"/>
-    </w:rPr>
-  </w:style>
-  <w:style w:type="paragraph" w:customStyle="1" w:styleId="6A8AB3730EDE4218AA5D468F8E68F3EF">
-    <w:name w:val="6A8AB3730EDE4218AA5D468F8E68F3EF"/>
-    <w:rsid w:val="000A76FF"/>
-    <w:rPr>
-      <w:lang w:val="da-DK" w:eastAsia="da-DK"/>
-    </w:rPr>
-  </w:style>
-  <w:style w:type="paragraph" w:customStyle="1" w:styleId="F0E95632812D4E89ABE9A8C4ED7ADA9E">
-    <w:name w:val="F0E95632812D4E89ABE9A8C4ED7ADA9E"/>
-    <w:rsid w:val="000A76FF"/>
-    <w:rPr>
-      <w:lang w:val="da-DK" w:eastAsia="da-DK"/>
-    </w:rPr>
-  </w:style>
-  <w:style w:type="paragraph" w:customStyle="1" w:styleId="FE94AD3CFEBE4AB6AA822D852B6B9185">
-    <w:name w:val="FE94AD3CFEBE4AB6AA822D852B6B9185"/>
-    <w:rsid w:val="000A76FF"/>
-    <w:rPr>
-      <w:lang w:val="da-DK" w:eastAsia="da-DK"/>
-    </w:rPr>
-  </w:style>
-  <w:style w:type="paragraph" w:customStyle="1" w:styleId="B7101FCA4A494527AF6D1BDE9E2FFC58">
-    <w:name w:val="B7101FCA4A494527AF6D1BDE9E2FFC58"/>
-    <w:rsid w:val="000A76FF"/>
-    <w:rPr>
-      <w:lang w:val="da-DK" w:eastAsia="da-DK"/>
-    </w:rPr>
-  </w:style>
-  <w:style w:type="paragraph" w:customStyle="1" w:styleId="873F25FCDE804F6A84672C7B415B7F2B">
-    <w:name w:val="873F25FCDE804F6A84672C7B415B7F2B"/>
-    <w:rsid w:val="000A76FF"/>
-    <w:rPr>
-      <w:lang w:val="da-DK" w:eastAsia="da-DK"/>
-    </w:rPr>
-  </w:style>
-  <w:style w:type="paragraph" w:customStyle="1" w:styleId="402A9A63E48D4E1C9AF89EAB61E160B9">
-    <w:name w:val="402A9A63E48D4E1C9AF89EAB61E160B9"/>
-    <w:rsid w:val="000A76FF"/>
-    <w:rPr>
-      <w:lang w:val="da-DK" w:eastAsia="da-DK"/>
-    </w:rPr>
-  </w:style>
-  <w:style w:type="paragraph" w:customStyle="1" w:styleId="CC8C3771A39548A08ED2F4D07FE34C26">
-    <w:name w:val="CC8C3771A39548A08ED2F4D07FE34C26"/>
-    <w:rsid w:val="000A76FF"/>
-    <w:rPr>
-      <w:lang w:val="da-DK" w:eastAsia="da-DK"/>
-    </w:rPr>
-  </w:style>
-  <w:style w:type="paragraph" w:customStyle="1" w:styleId="12927CCF1F964F2A8DCE1D736F405A71">
-    <w:name w:val="12927CCF1F964F2A8DCE1D736F405A71"/>
-    <w:rsid w:val="000A76FF"/>
-    <w:rPr>
-      <w:lang w:val="da-DK" w:eastAsia="da-DK"/>
-    </w:rPr>
-  </w:style>
-  <w:style w:type="paragraph" w:customStyle="1" w:styleId="550FF8920A8540139A1A22FA83A12C05">
-    <w:name w:val="550FF8920A8540139A1A22FA83A12C05"/>
-    <w:rsid w:val="000A76FF"/>
-    <w:rPr>
-      <w:lang w:val="da-DK" w:eastAsia="da-DK"/>
-    </w:rPr>
-  </w:style>
-  <w:style w:type="paragraph" w:customStyle="1" w:styleId="227F62C2D42544168508449933BD241A">
-    <w:name w:val="227F62C2D42544168508449933BD241A"/>
-    <w:rsid w:val="000A76FF"/>
-    <w:rPr>
-      <w:lang w:val="da-DK" w:eastAsia="da-DK"/>
-    </w:rPr>
-  </w:style>
-  <w:style w:type="paragraph" w:customStyle="1" w:styleId="E11C54A3594249D4A36E15297764A459">
-    <w:name w:val="E11C54A3594249D4A36E15297764A459"/>
-    <w:rsid w:val="000A76FF"/>
-    <w:rPr>
-      <w:lang w:val="da-DK" w:eastAsia="da-DK"/>
-    </w:rPr>
-  </w:style>
-  <w:style w:type="paragraph" w:customStyle="1" w:styleId="053A85C1F4D64FB7971AF9564AC5EDC6">
-    <w:name w:val="053A85C1F4D64FB7971AF9564AC5EDC6"/>
-    <w:rsid w:val="000A76FF"/>
-    <w:rPr>
-      <w:lang w:val="da-DK" w:eastAsia="da-DK"/>
-    </w:rPr>
-  </w:style>
-  <w:style w:type="paragraph" w:customStyle="1" w:styleId="19C9B813A88B43F6BD63EB3489B5C96B">
-    <w:name w:val="19C9B813A88B43F6BD63EB3489B5C96B"/>
-    <w:rsid w:val="000A76FF"/>
-    <w:rPr>
-      <w:lang w:val="da-DK" w:eastAsia="da-DK"/>
-    </w:rPr>
-  </w:style>
-  <w:style w:type="paragraph" w:customStyle="1" w:styleId="22FF9941AB9447FDBA9B53CF8D893B92">
-    <w:name w:val="22FF9941AB9447FDBA9B53CF8D893B92"/>
-    <w:rsid w:val="000A76FF"/>
-    <w:rPr>
-      <w:lang w:val="da-DK" w:eastAsia="da-DK"/>
-    </w:rPr>
-  </w:style>
-  <w:style w:type="paragraph" w:customStyle="1" w:styleId="33B2E045FC9B4EFE8227623B6E6F8CE5">
-    <w:name w:val="33B2E045FC9B4EFE8227623B6E6F8CE5"/>
-    <w:rsid w:val="000A76FF"/>
-    <w:rPr>
-      <w:lang w:val="da-DK" w:eastAsia="da-DK"/>
-    </w:rPr>
-  </w:style>
-  <w:style w:type="paragraph" w:customStyle="1" w:styleId="1647686E24AC429FBB8F4654CB31FBA0">
-    <w:name w:val="1647686E24AC429FBB8F4654CB31FBA0"/>
-    <w:rsid w:val="000A76FF"/>
-    <w:rPr>
-      <w:lang w:val="da-DK" w:eastAsia="da-DK"/>
-    </w:rPr>
-  </w:style>
-  <w:style w:type="paragraph" w:customStyle="1" w:styleId="5C70CC3942C643B08636511275AA810F">
-    <w:name w:val="5C70CC3942C643B08636511275AA810F"/>
-    <w:rsid w:val="000A76FF"/>
-    <w:rPr>
-      <w:lang w:val="da-DK" w:eastAsia="da-DK"/>
-    </w:rPr>
-  </w:style>
-  <w:style w:type="paragraph" w:customStyle="1" w:styleId="DFDBA3C94173484B82719D193448B342">
-    <w:name w:val="DFDBA3C94173484B82719D193448B342"/>
-    <w:rsid w:val="000A76FF"/>
-    <w:rPr>
-      <w:lang w:val="da-DK" w:eastAsia="da-DK"/>
-    </w:rPr>
-  </w:style>
-  <w:style w:type="paragraph" w:customStyle="1" w:styleId="849B72A7F7EA4DC6B8A2336EA085196A">
-    <w:name w:val="849B72A7F7EA4DC6B8A2336EA085196A"/>
-    <w:rsid w:val="000A76FF"/>
-    <w:rPr>
-      <w:lang w:val="da-DK" w:eastAsia="da-DK"/>
-    </w:rPr>
-  </w:style>
-  <w:style w:type="paragraph" w:customStyle="1" w:styleId="D13963D337064CB08BC936D889806661">
-    <w:name w:val="D13963D337064CB08BC936D889806661"/>
-    <w:rsid w:val="000A76FF"/>
-    <w:rPr>
-      <w:lang w:val="da-DK" w:eastAsia="da-DK"/>
-    </w:rPr>
-  </w:style>
-  <w:style w:type="paragraph" w:customStyle="1" w:styleId="C8A1B42FD47D4767B521D1347784F7DA">
-    <w:name w:val="C8A1B42FD47D4767B521D1347784F7DA"/>
-    <w:rsid w:val="000A76FF"/>
-    <w:rPr>
-      <w:lang w:val="da-DK" w:eastAsia="da-DK"/>
-    </w:rPr>
-  </w:style>
-  <w:style w:type="paragraph" w:customStyle="1" w:styleId="08D13A0624C84140BE877F4D7DB85031">
-    <w:name w:val="08D13A0624C84140BE877F4D7DB85031"/>
-    <w:rsid w:val="000A76FF"/>
-    <w:rPr>
-      <w:lang w:val="da-DK" w:eastAsia="da-DK"/>
-    </w:rPr>
-  </w:style>
-  <w:style w:type="paragraph" w:customStyle="1" w:styleId="5D0B51E1FAC6414389FC3B59BF86A91E">
-    <w:name w:val="5D0B51E1FAC6414389FC3B59BF86A91E"/>
-    <w:rsid w:val="000A76FF"/>
-    <w:rPr>
-      <w:lang w:val="da-DK" w:eastAsia="da-DK"/>
-    </w:rPr>
-  </w:style>
-  <w:style w:type="paragraph" w:customStyle="1" w:styleId="7071D0EFE03747EE8F28A5135777BB62">
-    <w:name w:val="7071D0EFE03747EE8F28A5135777BB62"/>
-    <w:rsid w:val="000A76FF"/>
-    <w:rPr>
-      <w:lang w:val="da-DK" w:eastAsia="da-DK"/>
-    </w:rPr>
-  </w:style>
-  <w:style w:type="paragraph" w:customStyle="1" w:styleId="FF6EBE74198849A394332F1912D55B62">
-    <w:name w:val="FF6EBE74198849A394332F1912D55B62"/>
-    <w:rsid w:val="000A76FF"/>
-    <w:rPr>
-      <w:lang w:val="da-DK" w:eastAsia="da-DK"/>
-    </w:rPr>
-  </w:style>
-  <w:style w:type="paragraph" w:customStyle="1" w:styleId="FE315EC873A745F29698935FB0538EAB">
-    <w:name w:val="FE315EC873A745F29698935FB0538EAB"/>
-    <w:rsid w:val="000A76FF"/>
-    <w:rPr>
-      <w:lang w:val="da-DK" w:eastAsia="da-DK"/>
-    </w:rPr>
-  </w:style>
-  <w:style w:type="paragraph" w:customStyle="1" w:styleId="854AA0DA24234A429978551CD0390F32">
-    <w:name w:val="854AA0DA24234A429978551CD0390F32"/>
-    <w:rsid w:val="000A76FF"/>
-    <w:rPr>
-      <w:lang w:val="da-DK" w:eastAsia="da-DK"/>
-    </w:rPr>
-  </w:style>
-  <w:style w:type="paragraph" w:customStyle="1" w:styleId="4C73BD6A79E4484689ED26C38E0F6B5E">
-    <w:name w:val="4C73BD6A79E4484689ED26C38E0F6B5E"/>
-    <w:rsid w:val="000A76FF"/>
-    <w:rPr>
-      <w:lang w:val="da-DK" w:eastAsia="da-DK"/>
-    </w:rPr>
-  </w:style>
-  <w:style w:type="paragraph" w:customStyle="1" w:styleId="62D1152F9F294E7C81028C62918DABA5">
-    <w:name w:val="62D1152F9F294E7C81028C62918DABA5"/>
-    <w:rsid w:val="000A76FF"/>
-    <w:rPr>
-      <w:lang w:val="da-DK" w:eastAsia="da-DK"/>
-    </w:rPr>
-  </w:style>
-  <w:style w:type="paragraph" w:customStyle="1" w:styleId="260AF5D8BD9B483A9466B29B1CBC0471">
-    <w:name w:val="260AF5D8BD9B483A9466B29B1CBC0471"/>
-    <w:rsid w:val="000A76FF"/>
-    <w:rPr>
-      <w:lang w:val="da-DK" w:eastAsia="da-DK"/>
-    </w:rPr>
-  </w:style>
-  <w:style w:type="paragraph" w:customStyle="1" w:styleId="4092B2C302DF47D08EFC574F065EF10D">
-    <w:name w:val="4092B2C302DF47D08EFC574F065EF10D"/>
-    <w:rsid w:val="000A76FF"/>
-    <w:rPr>
-      <w:lang w:val="da-DK" w:eastAsia="da-DK"/>
-    </w:rPr>
-  </w:style>
-  <w:style w:type="paragraph" w:customStyle="1" w:styleId="6341464722BA4EE9A149D8061EC4B2B8">
-    <w:name w:val="6341464722BA4EE9A149D8061EC4B2B8"/>
-    <w:rsid w:val="000A76FF"/>
-    <w:rPr>
-      <w:lang w:val="da-DK" w:eastAsia="da-DK"/>
-    </w:rPr>
-  </w:style>
-  <w:style w:type="paragraph" w:customStyle="1" w:styleId="36CDA6E2DBEC4158A8F427448319311D">
-    <w:name w:val="36CDA6E2DBEC4158A8F427448319311D"/>
-    <w:rsid w:val="000A76FF"/>
-    <w:rPr>
-      <w:lang w:val="da-DK" w:eastAsia="da-DK"/>
-    </w:rPr>
-  </w:style>
-  <w:style w:type="paragraph" w:customStyle="1" w:styleId="A163A0AB0848434B8E6F5AAA045EC210">
-    <w:name w:val="A163A0AB0848434B8E6F5AAA045EC210"/>
-    <w:rsid w:val="000A76FF"/>
-    <w:rPr>
-      <w:lang w:val="da-DK" w:eastAsia="da-DK"/>
-    </w:rPr>
-  </w:style>
-  <w:style w:type="paragraph" w:customStyle="1" w:styleId="CD8CE48AD89A4FE785430126C117337E">
-    <w:name w:val="CD8CE48AD89A4FE785430126C117337E"/>
-    <w:rsid w:val="000A76FF"/>
-    <w:rPr>
-      <w:lang w:val="da-DK" w:eastAsia="da-DK"/>
-    </w:rPr>
-  </w:style>
-  <w:style w:type="paragraph" w:customStyle="1" w:styleId="A1A299A0C60646269EF8D70E5A7F6036">
-    <w:name w:val="A1A299A0C60646269EF8D70E5A7F6036"/>
-    <w:rsid w:val="000A76FF"/>
-    <w:rPr>
-      <w:lang w:val="da-DK" w:eastAsia="da-DK"/>
-    </w:rPr>
-  </w:style>
-  <w:style w:type="paragraph" w:customStyle="1" w:styleId="3689BFBA5DAB4CC7926623682C487178">
-    <w:name w:val="3689BFBA5DAB4CC7926623682C487178"/>
-    <w:rsid w:val="000A76FF"/>
-    <w:rPr>
-      <w:lang w:val="da-DK" w:eastAsia="da-DK"/>
-    </w:rPr>
-  </w:style>
-  <w:style w:type="paragraph" w:customStyle="1" w:styleId="F72CCE26D8254CB1B14D0DCFBCD2419B">
-    <w:name w:val="F72CCE26D8254CB1B14D0DCFBCD2419B"/>
-    <w:rsid w:val="000A76FF"/>
-    <w:rPr>
-      <w:lang w:val="da-DK" w:eastAsia="da-DK"/>
-    </w:rPr>
-  </w:style>
-  <w:style w:type="paragraph" w:customStyle="1" w:styleId="AADCD6CD531B4B8A96DD1DE383278068">
-    <w:name w:val="AADCD6CD531B4B8A96DD1DE383278068"/>
-    <w:rsid w:val="000A76FF"/>
-    <w:rPr>
-      <w:lang w:val="da-DK" w:eastAsia="da-DK"/>
-    </w:rPr>
-  </w:style>
-  <w:style w:type="paragraph" w:customStyle="1" w:styleId="BBC5A326A3634E6C955EFA6ABC9BB528">
-    <w:name w:val="BBC5A326A3634E6C955EFA6ABC9BB528"/>
-    <w:rsid w:val="000A76FF"/>
-    <w:rPr>
-      <w:lang w:val="da-DK" w:eastAsia="da-DK"/>
-    </w:rPr>
-  </w:style>
-  <w:style w:type="paragraph" w:customStyle="1" w:styleId="A72D4D3E0A9F4D7AA4DA460E9D241B9B">
-    <w:name w:val="A72D4D3E0A9F4D7AA4DA460E9D241B9B"/>
-    <w:rsid w:val="000A76FF"/>
-    <w:rPr>
-      <w:lang w:val="da-DK" w:eastAsia="da-DK"/>
-    </w:rPr>
-  </w:style>
-  <w:style w:type="paragraph" w:customStyle="1" w:styleId="60068D6B21894B5CAF4655A6F2026ED2">
-    <w:name w:val="60068D6B21894B5CAF4655A6F2026ED2"/>
-    <w:rsid w:val="000A76FF"/>
-    <w:rPr>
-      <w:lang w:val="da-DK" w:eastAsia="da-DK"/>
-    </w:rPr>
-  </w:style>
-  <w:style w:type="paragraph" w:customStyle="1" w:styleId="33F94630A0E242DB8C81CFCE299C856B">
-    <w:name w:val="33F94630A0E242DB8C81CFCE299C856B"/>
-    <w:rsid w:val="000A76FF"/>
-    <w:rPr>
-      <w:lang w:val="da-DK" w:eastAsia="da-DK"/>
-    </w:rPr>
-  </w:style>
-  <w:style w:type="paragraph" w:customStyle="1" w:styleId="49B4313AFFBB4FC1ACE7ECF274D67243">
-    <w:name w:val="49B4313AFFBB4FC1ACE7ECF274D67243"/>
-    <w:rsid w:val="000A76FF"/>
-    <w:rPr>
-      <w:lang w:val="da-DK" w:eastAsia="da-DK"/>
-    </w:rPr>
-  </w:style>
-  <w:style w:type="paragraph" w:customStyle="1" w:styleId="CF3BEAD7E88F4A34BA6A011BA7FE69E2">
-    <w:name w:val="CF3BEAD7E88F4A34BA6A011BA7FE69E2"/>
-    <w:rsid w:val="000A76FF"/>
-    <w:rPr>
-      <w:lang w:val="da-DK" w:eastAsia="da-DK"/>
-    </w:rPr>
-  </w:style>
-  <w:style w:type="paragraph" w:customStyle="1" w:styleId="7CED6340BC0C49D8A96225F6815D4DD1">
-    <w:name w:val="7CED6340BC0C49D8A96225F6815D4DD1"/>
-    <w:rsid w:val="000A76FF"/>
-    <w:rPr>
-      <w:lang w:val="da-DK" w:eastAsia="da-DK"/>
-    </w:rPr>
-  </w:style>
-  <w:style w:type="paragraph" w:customStyle="1" w:styleId="8DAB330AFA684AC2973D9D2D4B91C7BD">
-    <w:name w:val="8DAB330AFA684AC2973D9D2D4B91C7BD"/>
-    <w:rsid w:val="000A76FF"/>
-    <w:rPr>
-      <w:lang w:val="da-DK" w:eastAsia="da-DK"/>
-    </w:rPr>
-  </w:style>
-  <w:style w:type="paragraph" w:customStyle="1" w:styleId="7E23E0CE4C56494582EE9C90CA8246BA">
-    <w:name w:val="7E23E0CE4C56494582EE9C90CA8246BA"/>
-    <w:rsid w:val="000A76FF"/>
-    <w:rPr>
-      <w:lang w:val="da-DK" w:eastAsia="da-DK"/>
-    </w:rPr>
-  </w:style>
-  <w:style w:type="paragraph" w:customStyle="1" w:styleId="785EB4E225DB478A9A2115D1B2E687C2">
-    <w:name w:val="785EB4E225DB478A9A2115D1B2E687C2"/>
-    <w:rsid w:val="000A76FF"/>
-    <w:rPr>
-      <w:lang w:val="da-DK" w:eastAsia="da-DK"/>
-    </w:rPr>
-  </w:style>
-  <w:style w:type="paragraph" w:customStyle="1" w:styleId="2A5315B5CE7845AAB844BAAE4C0F7A63">
-    <w:name w:val="2A5315B5CE7845AAB844BAAE4C0F7A63"/>
-    <w:rsid w:val="000A76FF"/>
-    <w:rPr>
-      <w:lang w:val="da-DK" w:eastAsia="da-DK"/>
-    </w:rPr>
-  </w:style>
-  <w:style w:type="paragraph" w:customStyle="1" w:styleId="DE1D169163BB4BB1A478EEF388EE8235">
-    <w:name w:val="DE1D169163BB4BB1A478EEF388EE8235"/>
-    <w:rsid w:val="000A76FF"/>
-    <w:rPr>
-      <w:lang w:val="da-DK" w:eastAsia="da-DK"/>
-    </w:rPr>
-  </w:style>
-  <w:style w:type="paragraph" w:customStyle="1" w:styleId="9EB5E3264CB54556A3FC604196C677DA">
-    <w:name w:val="9EB5E3264CB54556A3FC604196C677DA"/>
-    <w:rsid w:val="000A76FF"/>
-    <w:rPr>
-      <w:lang w:val="da-DK" w:eastAsia="da-DK"/>
-    </w:rPr>
-  </w:style>
-  <w:style w:type="paragraph" w:customStyle="1" w:styleId="5AD437295928481B8F9F65ABBB98C447">
-    <w:name w:val="5AD437295928481B8F9F65ABBB98C447"/>
-    <w:rsid w:val="000A76FF"/>
-    <w:rPr>
-      <w:lang w:val="da-DK" w:eastAsia="da-DK"/>
-    </w:rPr>
-  </w:style>
-  <w:style w:type="paragraph" w:customStyle="1" w:styleId="10F66CC769A74D4488C03DF608DF7F53">
-    <w:name w:val="10F66CC769A74D4488C03DF608DF7F53"/>
-    <w:rsid w:val="000A76FF"/>
-    <w:rPr>
-      <w:lang w:val="da-DK" w:eastAsia="da-DK"/>
-    </w:rPr>
-  </w:style>
-  <w:style w:type="paragraph" w:customStyle="1" w:styleId="B7E43C00EE4043EAA12E88DFF109A6B3">
-    <w:name w:val="B7E43C00EE4043EAA12E88DFF109A6B3"/>
-    <w:rsid w:val="000A76FF"/>
-    <w:rPr>
-      <w:lang w:val="da-DK" w:eastAsia="da-DK"/>
-    </w:rPr>
-  </w:style>
-  <w:style w:type="paragraph" w:customStyle="1" w:styleId="BB244C4D35214A199E949BEF268E082C">
-    <w:name w:val="BB244C4D35214A199E949BEF268E082C"/>
-    <w:rsid w:val="000A76FF"/>
-    <w:rPr>
-      <w:lang w:val="da-DK" w:eastAsia="da-DK"/>
-    </w:rPr>
-  </w:style>
-  <w:style w:type="paragraph" w:customStyle="1" w:styleId="68E0A0523F104D4EB40ADD80BAA47FD4">
-    <w:name w:val="68E0A0523F104D4EB40ADD80BAA47FD4"/>
-    <w:rsid w:val="000A76FF"/>
-    <w:rPr>
-      <w:lang w:val="da-DK" w:eastAsia="da-DK"/>
-    </w:rPr>
-  </w:style>
-  <w:style w:type="paragraph" w:customStyle="1" w:styleId="7FFE14B52FEC4B94AA105176EEE83F4F">
-    <w:name w:val="7FFE14B52FEC4B94AA105176EEE83F4F"/>
-    <w:rsid w:val="000A76FF"/>
-    <w:rPr>
-      <w:lang w:val="da-DK" w:eastAsia="da-DK"/>
-    </w:rPr>
-  </w:style>
-  <w:style w:type="paragraph" w:customStyle="1" w:styleId="BA6CE9C6B50B471980E0951B0F9A8B72">
-    <w:name w:val="BA6CE9C6B50B471980E0951B0F9A8B72"/>
-    <w:rsid w:val="000A76FF"/>
-    <w:rPr>
-      <w:lang w:val="da-DK" w:eastAsia="da-DK"/>
-    </w:rPr>
-  </w:style>
-  <w:style w:type="paragraph" w:customStyle="1" w:styleId="3833BC7C6A95414AA034263093EF8FDC">
-    <w:name w:val="3833BC7C6A95414AA034263093EF8FDC"/>
-    <w:rsid w:val="000A76FF"/>
-    <w:rPr>
-      <w:lang w:val="da-DK" w:eastAsia="da-DK"/>
-    </w:rPr>
-  </w:style>
-  <w:style w:type="paragraph" w:customStyle="1" w:styleId="C839E2D7808E417DB7E7A40AD1D67236">
-    <w:name w:val="C839E2D7808E417DB7E7A40AD1D67236"/>
-    <w:rsid w:val="000A76FF"/>
-    <w:rPr>
-      <w:lang w:val="da-DK" w:eastAsia="da-DK"/>
-    </w:rPr>
-  </w:style>
-  <w:style w:type="paragraph" w:customStyle="1" w:styleId="23BE5380B0324A41883EFF48CC247DFE">
-    <w:name w:val="23BE5380B0324A41883EFF48CC247DFE"/>
-    <w:rsid w:val="000A76FF"/>
-    <w:rPr>
-      <w:lang w:val="da-DK" w:eastAsia="da-DK"/>
-    </w:rPr>
-  </w:style>
-  <w:style w:type="paragraph" w:customStyle="1" w:styleId="C335489DDEBB483E87AFEAE1BAF97B22">
-    <w:name w:val="C335489DDEBB483E87AFEAE1BAF97B22"/>
-    <w:rsid w:val="000A76FF"/>
-    <w:rPr>
-      <w:lang w:val="da-DK" w:eastAsia="da-DK"/>
-    </w:rPr>
-  </w:style>
-  <w:style w:type="paragraph" w:customStyle="1" w:styleId="17498F3286AB49998C346D55C7983939">
-    <w:name w:val="17498F3286AB49998C346D55C7983939"/>
-    <w:rsid w:val="000A76FF"/>
-    <w:rPr>
-      <w:lang w:val="da-DK" w:eastAsia="da-DK"/>
-    </w:rPr>
-  </w:style>
-  <w:style w:type="paragraph" w:customStyle="1" w:styleId="DBA2C7BB7ED44829B46D3086CD44580E">
-    <w:name w:val="DBA2C7BB7ED44829B46D3086CD44580E"/>
-    <w:rsid w:val="000A76FF"/>
-    <w:rPr>
-      <w:lang w:val="da-DK" w:eastAsia="da-DK"/>
-    </w:rPr>
-  </w:style>
-  <w:style w:type="paragraph" w:customStyle="1" w:styleId="17268BDC71674CA4BDE40123F51AC304">
-    <w:name w:val="17268BDC71674CA4BDE40123F51AC304"/>
-    <w:rsid w:val="000A76FF"/>
-    <w:rPr>
-      <w:lang w:val="da-DK" w:eastAsia="da-DK"/>
-    </w:rPr>
-  </w:style>
-  <w:style w:type="paragraph" w:customStyle="1" w:styleId="884FDB38CF5442CDBE8AE66BF37F4AB0">
-    <w:name w:val="884FDB38CF5442CDBE8AE66BF37F4AB0"/>
-    <w:rsid w:val="000A76FF"/>
-    <w:rPr>
-      <w:lang w:val="da-DK" w:eastAsia="da-DK"/>
-    </w:rPr>
-  </w:style>
-  <w:style w:type="paragraph" w:customStyle="1" w:styleId="DC5B88B8E82D44EBAC88D153276D6D97">
-    <w:name w:val="DC5B88B8E82D44EBAC88D153276D6D97"/>
-    <w:rsid w:val="000A76FF"/>
-    <w:rPr>
-      <w:lang w:val="da-DK" w:eastAsia="da-DK"/>
-    </w:rPr>
-  </w:style>
-  <w:style w:type="paragraph" w:customStyle="1" w:styleId="F34C5DC1B1D5489EB60A73381D2A69A6">
-    <w:name w:val="F34C5DC1B1D5489EB60A73381D2A69A6"/>
-    <w:rsid w:val="000A76FF"/>
-    <w:rPr>
-      <w:lang w:val="da-DK" w:eastAsia="da-DK"/>
-    </w:rPr>
-  </w:style>
-  <w:style w:type="paragraph" w:customStyle="1" w:styleId="E5950C06AFE6447FA746BF780832EBEC">
-    <w:name w:val="E5950C06AFE6447FA746BF780832EBEC"/>
-    <w:rsid w:val="000A76FF"/>
-    <w:rPr>
-      <w:lang w:val="da-DK" w:eastAsia="da-DK"/>
-    </w:rPr>
-  </w:style>
-  <w:style w:type="paragraph" w:customStyle="1" w:styleId="5081C57B74CE425F8FE014B9CBA912AC">
-    <w:name w:val="5081C57B74CE425F8FE014B9CBA912AC"/>
-    <w:rsid w:val="000A76FF"/>
-    <w:rPr>
-      <w:lang w:val="da-DK" w:eastAsia="da-DK"/>
-    </w:rPr>
-  </w:style>
-  <w:style w:type="paragraph" w:customStyle="1" w:styleId="C0C128B3C1AA456CB0C3658B0482C172">
-    <w:name w:val="C0C128B3C1AA456CB0C3658B0482C172"/>
-    <w:rsid w:val="000A76FF"/>
-    <w:rPr>
-      <w:lang w:val="da-DK" w:eastAsia="da-DK"/>
-    </w:rPr>
-  </w:style>
-  <w:style w:type="paragraph" w:customStyle="1" w:styleId="90BC450CEEC1451B82BFCBD5BE08FC85">
-    <w:name w:val="90BC450CEEC1451B82BFCBD5BE08FC85"/>
-    <w:rsid w:val="000A76FF"/>
-    <w:rPr>
-      <w:lang w:val="da-DK" w:eastAsia="da-DK"/>
-    </w:rPr>
-  </w:style>
-  <w:style w:type="paragraph" w:customStyle="1" w:styleId="A426128E1FB3418B8BBE3B7825C1E8AD">
-    <w:name w:val="A426128E1FB3418B8BBE3B7825C1E8AD"/>
-    <w:rsid w:val="000A76FF"/>
-    <w:rPr>
-      <w:lang w:val="da-DK" w:eastAsia="da-DK"/>
-    </w:rPr>
-  </w:style>
-  <w:style w:type="paragraph" w:customStyle="1" w:styleId="CC22A50F141045AD8A15AB733CC88B2A">
-    <w:name w:val="CC22A50F141045AD8A15AB733CC88B2A"/>
-    <w:rsid w:val="000A76FF"/>
-    <w:rPr>
-      <w:lang w:val="da-DK" w:eastAsia="da-DK"/>
-    </w:rPr>
-  </w:style>
-  <w:style w:type="paragraph" w:customStyle="1" w:styleId="09D5A327C7264A308AED8A02E3FF9C1E">
-    <w:name w:val="09D5A327C7264A308AED8A02E3FF9C1E"/>
-    <w:rsid w:val="000A76FF"/>
-    <w:rPr>
-      <w:lang w:val="da-DK" w:eastAsia="da-DK"/>
-    </w:rPr>
-  </w:style>
-  <w:style w:type="paragraph" w:customStyle="1" w:styleId="0B9CC01785F14436A1422C2BAFB254F7">
-    <w:name w:val="0B9CC01785F14436A1422C2BAFB254F7"/>
-    <w:rsid w:val="000A76FF"/>
-    <w:rPr>
-      <w:lang w:val="da-DK" w:eastAsia="da-DK"/>
-    </w:rPr>
-  </w:style>
-  <w:style w:type="paragraph" w:customStyle="1" w:styleId="0A0032DB94C5456BB53A3F22614FB03F">
-    <w:name w:val="0A0032DB94C5456BB53A3F22614FB03F"/>
-    <w:rsid w:val="000A76FF"/>
-    <w:rPr>
-      <w:lang w:val="da-DK" w:eastAsia="da-DK"/>
-    </w:rPr>
-  </w:style>
-  <w:style w:type="paragraph" w:customStyle="1" w:styleId="3ADEA63E06394361B91B2B53DD4A07C6">
-    <w:name w:val="3ADEA63E06394361B91B2B53DD4A07C6"/>
-    <w:rsid w:val="000A76FF"/>
-    <w:rPr>
-      <w:lang w:val="da-DK" w:eastAsia="da-DK"/>
-    </w:rPr>
-  </w:style>
-  <w:style w:type="paragraph" w:customStyle="1" w:styleId="063947E1CE964077A626A740F4C742A6">
-    <w:name w:val="063947E1CE964077A626A740F4C742A6"/>
-    <w:rsid w:val="000A76FF"/>
-    <w:rPr>
-      <w:lang w:val="da-DK" w:eastAsia="da-DK"/>
-    </w:rPr>
-  </w:style>
-  <w:style w:type="paragraph" w:customStyle="1" w:styleId="BCA0FEC02CE641A0A7C0F03EAC1F105E">
-    <w:name w:val="BCA0FEC02CE641A0A7C0F03EAC1F105E"/>
-    <w:rsid w:val="000A76FF"/>
-    <w:rPr>
-      <w:lang w:val="da-DK" w:eastAsia="da-DK"/>
-    </w:rPr>
-  </w:style>
   <w:style w:type="paragraph" w:customStyle="1" w:styleId="071B7163A0344FB8BEA4741E79E3EFED">
     <w:name w:val="071B7163A0344FB8BEA4741E79E3EFED"/>
     <w:rsid w:val="000A76FF"/>
-    <w:rPr>
-      <w:lang w:val="da-DK" w:eastAsia="da-DK"/>
-    </w:rPr>
   </w:style>
   <w:style w:type="paragraph" w:customStyle="1" w:styleId="505CEAEF06384B7EB23752A16DB7DCA6">
     <w:name w:val="505CEAEF06384B7EB23752A16DB7DCA6"/>
     <w:rsid w:val="000A76FF"/>
-    <w:rPr>
-      <w:lang w:val="da-DK" w:eastAsia="da-DK"/>
-    </w:rPr>
   </w:style>
   <w:style w:type="paragraph" w:customStyle="1" w:styleId="81485FA443324D308323DF3232FDBE9F">
     <w:name w:val="81485FA443324D308323DF3232FDBE9F"/>
     <w:rsid w:val="000A76FF"/>
-    <w:rPr>
-      <w:lang w:val="da-DK" w:eastAsia="da-DK"/>
-    </w:rPr>
   </w:style>
   <w:style w:type="paragraph" w:customStyle="1" w:styleId="F184C32C3CED4E7AB29C1DAACB4EE833">
     <w:name w:val="F184C32C3CED4E7AB29C1DAACB4EE833"/>
     <w:rsid w:val="000A76FF"/>
-    <w:rPr>
-      <w:lang w:val="da-DK" w:eastAsia="da-DK"/>
-    </w:rPr>
   </w:style>
   <w:style w:type="paragraph" w:customStyle="1" w:styleId="1767AD09CDE8455E96D40738EF71DBDA">
     <w:name w:val="1767AD09CDE8455E96D40738EF71DBDA"/>
     <w:rsid w:val="000A76FF"/>
-    <w:rPr>
-      <w:lang w:val="da-DK" w:eastAsia="da-DK"/>
-    </w:rPr>
-  </w:style>
-  <w:style w:type="paragraph" w:customStyle="1" w:styleId="E238B9AB1747444D8205A8DAA54F34FC">
-    <w:name w:val="E238B9AB1747444D8205A8DAA54F34FC"/>
-    <w:rsid w:val="000A76FF"/>
-    <w:rPr>
-      <w:lang w:val="da-DK" w:eastAsia="da-DK"/>
-    </w:rPr>
-  </w:style>
-  <w:style w:type="paragraph" w:customStyle="1" w:styleId="138CD1E2DA1840BFB2E73C829196506A">
-    <w:name w:val="138CD1E2DA1840BFB2E73C829196506A"/>
-    <w:rsid w:val="000A76FF"/>
-    <w:rPr>
-      <w:lang w:val="da-DK" w:eastAsia="da-DK"/>
-    </w:rPr>
-  </w:style>
-  <w:style w:type="paragraph" w:customStyle="1" w:styleId="0A37E5B3363141DA998DE7F0C00675BA">
-    <w:name w:val="0A37E5B3363141DA998DE7F0C00675BA"/>
-    <w:rsid w:val="000A76FF"/>
-    <w:rPr>
-      <w:lang w:val="da-DK" w:eastAsia="da-DK"/>
-    </w:rPr>
-  </w:style>
-  <w:style w:type="paragraph" w:customStyle="1" w:styleId="43BDEDB810BF480FB5959E4AB949EFE3">
-    <w:name w:val="43BDEDB810BF480FB5959E4AB949EFE3"/>
-    <w:rsid w:val="000A76FF"/>
-    <w:rPr>
-      <w:lang w:val="da-DK" w:eastAsia="da-DK"/>
-    </w:rPr>
-  </w:style>
-  <w:style w:type="paragraph" w:customStyle="1" w:styleId="2F0B03272ACC49A68AE4B6808639C3E7">
-    <w:name w:val="2F0B03272ACC49A68AE4B6808639C3E7"/>
-    <w:rsid w:val="000A76FF"/>
-    <w:rPr>
-      <w:lang w:val="da-DK" w:eastAsia="da-DK"/>
-    </w:rPr>
-  </w:style>
-  <w:style w:type="paragraph" w:customStyle="1" w:styleId="567A5F7516B546C3898EC905DF0F2A6B">
-    <w:name w:val="567A5F7516B546C3898EC905DF0F2A6B"/>
-    <w:rsid w:val="000A76FF"/>
-    <w:rPr>
-      <w:lang w:val="da-DK" w:eastAsia="da-DK"/>
-    </w:rPr>
-  </w:style>
-  <w:style w:type="paragraph" w:customStyle="1" w:styleId="801B2757A98346A089A2A7FF6D57E43B">
-    <w:name w:val="801B2757A98346A089A2A7FF6D57E43B"/>
-    <w:rsid w:val="000A76FF"/>
-    <w:rPr>
-      <w:lang w:val="da-DK" w:eastAsia="da-DK"/>
-    </w:rPr>
-  </w:style>
-  <w:style w:type="paragraph" w:customStyle="1" w:styleId="44C372AD877847979C62FA0BD6EBB64C">
-    <w:name w:val="44C372AD877847979C62FA0BD6EBB64C"/>
-    <w:rsid w:val="000A76FF"/>
-    <w:rPr>
-      <w:lang w:val="da-DK" w:eastAsia="da-DK"/>
-    </w:rPr>
-  </w:style>
-  <w:style w:type="paragraph" w:customStyle="1" w:styleId="1EDD8DF22D9B4E05BF1F0E4152EFEB67">
-    <w:name w:val="1EDD8DF22D9B4E05BF1F0E4152EFEB67"/>
-    <w:rsid w:val="000A76FF"/>
-    <w:rPr>
-      <w:lang w:val="da-DK" w:eastAsia="da-DK"/>
-    </w:rPr>
   </w:style>
   <w:style w:type="paragraph" w:customStyle="1" w:styleId="21D283960F57443A8948267969C9F31D">
     <w:name w:val="21D283960F57443A8948267969C9F31D"/>
     <w:rsid w:val="000A76FF"/>
-    <w:rPr>
-      <w:lang w:val="da-DK" w:eastAsia="da-DK"/>
-    </w:rPr>
   </w:style>
   <w:style w:type="paragraph" w:customStyle="1" w:styleId="FDF2E3502AAD43D9AF82E77B2012C518">
     <w:name w:val="FDF2E3502AAD43D9AF82E77B2012C518"/>
     <w:rsid w:val="000A76FF"/>
-    <w:rPr>
-      <w:lang w:val="da-DK" w:eastAsia="da-DK"/>
-    </w:rPr>
   </w:style>
   <w:style w:type="paragraph" w:customStyle="1" w:styleId="E7FA638205D1416FA055BB86BE980309">
     <w:name w:val="E7FA638205D1416FA055BB86BE980309"/>
     <w:rsid w:val="000A76FF"/>
-    <w:rPr>
-      <w:lang w:val="da-DK" w:eastAsia="da-DK"/>
-    </w:rPr>
   </w:style>
   <w:style w:type="paragraph" w:customStyle="1" w:styleId="E89EC60C27D14CDD95F8830E17E5603F">
     <w:name w:val="E89EC60C27D14CDD95F8830E17E5603F"/>
     <w:rsid w:val="000A76FF"/>
-    <w:rPr>
-      <w:lang w:val="da-DK" w:eastAsia="da-DK"/>
-    </w:rPr>
   </w:style>
   <w:style w:type="paragraph" w:customStyle="1" w:styleId="F755DD5736EE430CAF651E925686D827">
     <w:name w:val="F755DD5736EE430CAF651E925686D827"/>
     <w:rsid w:val="000A76FF"/>
-    <w:rPr>
-      <w:lang w:val="da-DK" w:eastAsia="da-DK"/>
-    </w:rPr>
-  </w:style>
-  <w:style w:type="paragraph" w:customStyle="1" w:styleId="8AB02A2515D84B379303BD24886370E9">
-    <w:name w:val="8AB02A2515D84B379303BD24886370E9"/>
-    <w:rsid w:val="000A76FF"/>
-    <w:rPr>
-      <w:lang w:val="da-DK" w:eastAsia="da-DK"/>
-    </w:rPr>
-  </w:style>
-  <w:style w:type="paragraph" w:customStyle="1" w:styleId="96734D77FD0D468A91D1E194E61CF514">
-    <w:name w:val="96734D77FD0D468A91D1E194E61CF514"/>
-    <w:rsid w:val="000A76FF"/>
-    <w:rPr>
-      <w:lang w:val="da-DK" w:eastAsia="da-DK"/>
-    </w:rPr>
-  </w:style>
-  <w:style w:type="paragraph" w:customStyle="1" w:styleId="330D0DC9B8644EDF9D3CDCE0EC05BDA1">
-    <w:name w:val="330D0DC9B8644EDF9D3CDCE0EC05BDA1"/>
-    <w:rsid w:val="000A76FF"/>
-    <w:rPr>
-      <w:lang w:val="da-DK" w:eastAsia="da-DK"/>
-    </w:rPr>
-  </w:style>
-  <w:style w:type="paragraph" w:customStyle="1" w:styleId="DDCECB95963D48BAA49513C24EC5CEBF">
-    <w:name w:val="DDCECB95963D48BAA49513C24EC5CEBF"/>
-    <w:rsid w:val="000A76FF"/>
-    <w:rPr>
-      <w:lang w:val="da-DK" w:eastAsia="da-DK"/>
-    </w:rPr>
-  </w:style>
-  <w:style w:type="paragraph" w:customStyle="1" w:styleId="40227AFE909641FDABA3B7C38D1624EB">
-    <w:name w:val="40227AFE909641FDABA3B7C38D1624EB"/>
-    <w:rsid w:val="000A76FF"/>
-    <w:rPr>
-      <w:lang w:val="da-DK" w:eastAsia="da-DK"/>
-    </w:rPr>
-  </w:style>
-  <w:style w:type="paragraph" w:customStyle="1" w:styleId="70BC407A7DA04B7FB77C42F7826CA716">
-    <w:name w:val="70BC407A7DA04B7FB77C42F7826CA716"/>
-    <w:rsid w:val="000A76FF"/>
-    <w:rPr>
-      <w:lang w:val="da-DK" w:eastAsia="da-DK"/>
-    </w:rPr>
-  </w:style>
-  <w:style w:type="paragraph" w:customStyle="1" w:styleId="10C554D1F5A2449E8ABD087903379D30">
-    <w:name w:val="10C554D1F5A2449E8ABD087903379D30"/>
-    <w:rsid w:val="000A76FF"/>
-    <w:rPr>
-      <w:lang w:val="da-DK" w:eastAsia="da-DK"/>
-    </w:rPr>
-  </w:style>
-  <w:style w:type="paragraph" w:customStyle="1" w:styleId="7033E918D0884CCD871E51F9427BE568">
-    <w:name w:val="7033E918D0884CCD871E51F9427BE568"/>
-    <w:rsid w:val="000A76FF"/>
-    <w:rPr>
-      <w:lang w:val="da-DK" w:eastAsia="da-DK"/>
-    </w:rPr>
-  </w:style>
-  <w:style w:type="paragraph" w:customStyle="1" w:styleId="04572F616D074BCBA7E91BE009B5A7C2">
-    <w:name w:val="04572F616D074BCBA7E91BE009B5A7C2"/>
-    <w:rsid w:val="000A76FF"/>
-    <w:rPr>
-      <w:lang w:val="da-DK" w:eastAsia="da-DK"/>
-    </w:rPr>
-  </w:style>
-  <w:style w:type="paragraph" w:customStyle="1" w:styleId="69A524A55589466CA848897EF5BFB2F2">
-    <w:name w:val="69A524A55589466CA848897EF5BFB2F2"/>
-    <w:rsid w:val="000A76FF"/>
-    <w:rPr>
-      <w:lang w:val="da-DK" w:eastAsia="da-DK"/>
-    </w:rPr>
   </w:style>
   <w:style w:type="paragraph" w:customStyle="1" w:styleId="FFE12A115C054AC3A47F62E3EEB3AE11">
     <w:name w:val="FFE12A115C054AC3A47F62E3EEB3AE11"/>
     <w:rsid w:val="000A76FF"/>
-    <w:rPr>
-      <w:lang w:val="da-DK" w:eastAsia="da-DK"/>
-    </w:rPr>
   </w:style>
   <w:style w:type="paragraph" w:customStyle="1" w:styleId="43B3CA69F3D148079DAF52C26803D059">
     <w:name w:val="43B3CA69F3D148079DAF52C26803D059"/>
     <w:rsid w:val="000A76FF"/>
-    <w:rPr>
-      <w:lang w:val="da-DK" w:eastAsia="da-DK"/>
-    </w:rPr>
-  </w:style>
-  <w:style w:type="paragraph" w:customStyle="1" w:styleId="55E8BA2052714C8BBD890075A535128D">
-    <w:name w:val="55E8BA2052714C8BBD890075A535128D"/>
-    <w:rsid w:val="000A76FF"/>
-    <w:rPr>
-      <w:lang w:val="da-DK" w:eastAsia="da-DK"/>
-    </w:rPr>
-  </w:style>
-  <w:style w:type="paragraph" w:customStyle="1" w:styleId="8BD3AC9B9062405B93AFD6E5041F6A1A">
-    <w:name w:val="8BD3AC9B9062405B93AFD6E5041F6A1A"/>
-    <w:rsid w:val="000A76FF"/>
-    <w:rPr>
-      <w:lang w:val="da-DK" w:eastAsia="da-DK"/>
-    </w:rPr>
   </w:style>
   <w:style w:type="paragraph" w:customStyle="1" w:styleId="89BB6698EED941539D565F3815C14C82">
     <w:name w:val="89BB6698EED941539D565F3815C14C82"/>
     <w:rsid w:val="000A76FF"/>
-    <w:rPr>
-      <w:lang w:val="da-DK" w:eastAsia="da-DK"/>
-    </w:rPr>
   </w:style>
   <w:style w:type="paragraph" w:customStyle="1" w:styleId="EAF1BBAC542D4ED6BEB856E96B4D8195">
     <w:name w:val="EAF1BBAC542D4ED6BEB856E96B4D8195"/>
     <w:rsid w:val="000A76FF"/>
-    <w:rPr>
-      <w:lang w:val="da-DK" w:eastAsia="da-DK"/>
-    </w:rPr>
   </w:style>
   <w:style w:type="paragraph" w:customStyle="1" w:styleId="43470F0134B04704868CC87AB74FA141">
     <w:name w:val="43470F0134B04704868CC87AB74FA141"/>
     <w:rsid w:val="000A76FF"/>
-    <w:rPr>
-      <w:lang w:val="da-DK" w:eastAsia="da-DK"/>
-    </w:rPr>
   </w:style>
 </w:styles>
 </file>
@@ -8049,4 +5949,10 @@
     <ds:schemaRef ds:uri="http://schemas.openxmlformats.org/officeDocument/2006/bibliography"/>
   </ds:schemaRefs>
 </ds:datastoreItem>
+</file>
+
+<file path=docMetadata/LabelInfo.xml><?xml version="1.0" encoding="utf-8"?>
+<clbl:labelList xmlns:clbl="http://schemas.microsoft.com/office/2020/mipLabelMetadata">
+  <clbl:label id="{f42aa342-8706-4288-bd11-ebb85995028c}" enabled="1" method="Standard" siteId="{72f988bf-86f1-41af-91ab-2d7cd011db47}" removed="0"/>
+</clbl:labelList>
 </file>
--- a/src/Layers/W1/BaseApp/Sales/Document/StandardSalesProFormaInvBody.docx
+++ b/src/Layers/W1/BaseApp/Sales/Document/StandardSalesProFormaInvBody.docx
@@ -32,7 +32,7 @@
             <w:placeholder>
               <w:docPart w:val="BB1050C2C8994367A8126BE74A881D55"/>
             </w:placeholder>
-            <w:dataBinding w:prefixMappings="&lt;xmlns:ns0='urn:microsoft-dynamics-nav/reports/Standard_Sales_Pro_Forma_Inv/1302/' " w:xpath="/ns0:NavWordReportXmlPart[1]/ns0:Header[1]/ns0:CustomerAddress1[1]" w:storeItemID="{00000000-0000-0000-0000-000000000000}"/>
+            <w:dataBinding w:prefixMappings="xmlns:ns0='urn:microsoft-dynamics-nav/reports/Standard_Sales_Pro_Forma_Inv/1302/'" w:xpath="/ns0:NavWordReportXmlPart[1]/ns0:Header[1]/ns0:CustomerAddress1[1]" w:storeItemID="{00000000-0000-0000-0000-000000000000}"/>
             <w15:color w:val="808080"/>
             <w:text/>
           </w:sdtPr>
@@ -84,7 +84,7 @@
             <w:placeholder>
               <w:docPart w:val="E1C3DFAE78E14FD2B2D0C1DCF6D40B28"/>
             </w:placeholder>
-            <w:dataBinding w:prefixMappings="&lt;xmlns:ns0='urn:microsoft-dynamics-nav/reports/Standard_Sales_Pro_Forma_Inv/1302/' " w:xpath="/ns0:NavWordReportXmlPart[1]/ns0:Header[1]/ns0:CompanyAddress1[1]" w:storeItemID="{00000000-0000-0000-0000-000000000000}"/>
+            <w:dataBinding w:prefixMappings="xmlns:ns0='urn:microsoft-dynamics-nav/reports/Standard_Sales_Pro_Forma_Inv/1302/'" w:xpath="/ns0:NavWordReportXmlPart[1]/ns0:Header[1]/ns0:CompanyAddress1[1]" w:storeItemID="{00000000-0000-0000-0000-000000000000}"/>
             <w15:color w:val="808080"/>
             <w:text/>
           </w:sdtPr>
@@ -126,7 +126,7 @@
             <w:placeholder>
               <w:docPart w:val="BB1050C2C8994367A8126BE74A881D55"/>
             </w:placeholder>
-            <w:dataBinding w:prefixMappings="&lt;xmlns:ns0='urn:microsoft-dynamics-nav/reports/Standard_Sales_Pro_Forma_Inv/1302/' " w:xpath="/ns0:NavWordReportXmlPart[1]/ns0:Header[1]/ns0:CustomerAddress2[1]" w:storeItemID="{00000000-0000-0000-0000-000000000000}"/>
+            <w:dataBinding w:prefixMappings="xmlns:ns0='urn:microsoft-dynamics-nav/reports/Standard_Sales_Pro_Forma_Inv/1302/'" w:xpath="/ns0:NavWordReportXmlPart[1]/ns0:Header[1]/ns0:CustomerAddress2[1]" w:storeItemID="{00000000-0000-0000-0000-000000000000}"/>
             <w15:color w:val="808080"/>
             <w:text/>
           </w:sdtPr>
@@ -164,7 +164,7 @@
             <w:placeholder>
               <w:docPart w:val="C0C1B5D2A0B74192B7E45A7530D8650F"/>
             </w:placeholder>
-            <w:dataBinding w:prefixMappings="&lt;xmlns:ns0='urn:microsoft-dynamics-nav/reports/Standard_Sales_Pro_Forma_Inv/1302/' " w:xpath="/ns0:NavWordReportXmlPart[1]/ns0:Header[1]/ns0:CompanyAddress2[1]" w:storeItemID="{00000000-0000-0000-0000-000000000000}"/>
+            <w:dataBinding w:prefixMappings="xmlns:ns0='urn:microsoft-dynamics-nav/reports/Standard_Sales_Pro_Forma_Inv/1302/'" w:xpath="/ns0:NavWordReportXmlPart[1]/ns0:Header[1]/ns0:CompanyAddress2[1]" w:storeItemID="{00000000-0000-0000-0000-000000000000}"/>
             <w15:color w:val="808080"/>
             <w:text/>
           </w:sdtPr>
@@ -199,7 +199,7 @@
             <w:placeholder>
               <w:docPart w:val="BB1050C2C8994367A8126BE74A881D55"/>
             </w:placeholder>
-            <w:dataBinding w:prefixMappings="&lt;xmlns:ns0='urn:microsoft-dynamics-nav/reports/Standard_Sales_Pro_Forma_Inv/1302/' " w:xpath="/ns0:NavWordReportXmlPart[1]/ns0:Header[1]/ns0:CustomerAddress3[1]" w:storeItemID="{00000000-0000-0000-0000-000000000000}"/>
+            <w:dataBinding w:prefixMappings="xmlns:ns0='urn:microsoft-dynamics-nav/reports/Standard_Sales_Pro_Forma_Inv/1302/'" w:xpath="/ns0:NavWordReportXmlPart[1]/ns0:Header[1]/ns0:CustomerAddress3[1]" w:storeItemID="{00000000-0000-0000-0000-000000000000}"/>
             <w15:color w:val="808080"/>
             <w:text/>
           </w:sdtPr>
@@ -237,7 +237,7 @@
             <w:placeholder>
               <w:docPart w:val="FBFF5AC15E064F02AB44E2AFC1AF80D5"/>
             </w:placeholder>
-            <w:dataBinding w:prefixMappings="&lt;xmlns:ns0='urn:microsoft-dynamics-nav/reports/Standard_Sales_Pro_Forma_Inv/1302/' " w:xpath="/ns0:NavWordReportXmlPart[1]/ns0:Header[1]/ns0:CompanyAddress3[1]" w:storeItemID="{00000000-0000-0000-0000-000000000000}"/>
+            <w:dataBinding w:prefixMappings="xmlns:ns0='urn:microsoft-dynamics-nav/reports/Standard_Sales_Pro_Forma_Inv/1302/'" w:xpath="/ns0:NavWordReportXmlPart[1]/ns0:Header[1]/ns0:CompanyAddress3[1]" w:storeItemID="{00000000-0000-0000-0000-000000000000}"/>
             <w15:color w:val="808080"/>
             <w:text/>
           </w:sdtPr>
@@ -272,7 +272,7 @@
             <w:placeholder>
               <w:docPart w:val="BB1050C2C8994367A8126BE74A881D55"/>
             </w:placeholder>
-            <w:dataBinding w:prefixMappings="&lt;xmlns:ns0='urn:microsoft-dynamics-nav/reports/Standard_Sales_Pro_Forma_Inv/1302/' " w:xpath="/ns0:NavWordReportXmlPart[1]/ns0:Header[1]/ns0:CustomerAddress4[1]" w:storeItemID="{00000000-0000-0000-0000-000000000000}"/>
+            <w:dataBinding w:prefixMappings="xmlns:ns0='urn:microsoft-dynamics-nav/reports/Standard_Sales_Pro_Forma_Inv/1302/'" w:xpath="/ns0:NavWordReportXmlPart[1]/ns0:Header[1]/ns0:CustomerAddress4[1]" w:storeItemID="{00000000-0000-0000-0000-000000000000}"/>
             <w15:color w:val="808080"/>
             <w:text/>
           </w:sdtPr>
@@ -310,7 +310,7 @@
             <w:placeholder>
               <w:docPart w:val="E4A3209ACF2B4C339143EDB1A7517A2D"/>
             </w:placeholder>
-            <w:dataBinding w:prefixMappings="&lt;xmlns:ns0='urn:microsoft-dynamics-nav/reports/Standard_Sales_Pro_Forma_Inv/1302/' " w:xpath="/ns0:NavWordReportXmlPart[1]/ns0:Header[1]/ns0:CompanyAddress4[1]" w:storeItemID="{00000000-0000-0000-0000-000000000000}"/>
+            <w:dataBinding w:prefixMappings="xmlns:ns0='urn:microsoft-dynamics-nav/reports/Standard_Sales_Pro_Forma_Inv/1302/'" w:xpath="/ns0:NavWordReportXmlPart[1]/ns0:Header[1]/ns0:CompanyAddress4[1]" w:storeItemID="{00000000-0000-0000-0000-000000000000}"/>
             <w15:color w:val="808080"/>
             <w:text/>
           </w:sdtPr>
@@ -345,7 +345,7 @@
             <w:placeholder>
               <w:docPart w:val="BB1050C2C8994367A8126BE74A881D55"/>
             </w:placeholder>
-            <w:dataBinding w:prefixMappings="&lt;xmlns:ns0='urn:microsoft-dynamics-nav/reports/Standard_Sales_Pro_Forma_Inv/1302/' " w:xpath="/ns0:NavWordReportXmlPart[1]/ns0:Header[1]/ns0:CustomerAddress5[1]" w:storeItemID="{00000000-0000-0000-0000-000000000000}"/>
+            <w:dataBinding w:prefixMappings="xmlns:ns0='urn:microsoft-dynamics-nav/reports/Standard_Sales_Pro_Forma_Inv/1302/'" w:xpath="/ns0:NavWordReportXmlPart[1]/ns0:Header[1]/ns0:CustomerAddress5[1]" w:storeItemID="{00000000-0000-0000-0000-000000000000}"/>
             <w15:color w:val="808080"/>
             <w:text/>
           </w:sdtPr>
@@ -383,7 +383,7 @@
             <w:placeholder>
               <w:docPart w:val="4CE97AB939E04268923FA8C8602250DA"/>
             </w:placeholder>
-            <w:dataBinding w:prefixMappings="&lt;xmlns:ns0='urn:microsoft-dynamics-nav/reports/Standard_Sales_Pro_Forma_Inv/1302/' " w:xpath="/ns0:NavWordReportXmlPart[1]/ns0:Header[1]/ns0:CompanyAddress5[1]" w:storeItemID="{00000000-0000-0000-0000-000000000000}"/>
+            <w:dataBinding w:prefixMappings="xmlns:ns0='urn:microsoft-dynamics-nav/reports/Standard_Sales_Pro_Forma_Inv/1302/'" w:xpath="/ns0:NavWordReportXmlPart[1]/ns0:Header[1]/ns0:CompanyAddress5[1]" w:storeItemID="{00000000-0000-0000-0000-000000000000}"/>
             <w15:color w:val="808080"/>
             <w:text/>
           </w:sdtPr>
@@ -418,7 +418,7 @@
             <w:placeholder>
               <w:docPart w:val="BB1050C2C8994367A8126BE74A881D55"/>
             </w:placeholder>
-            <w:dataBinding w:prefixMappings="&lt;xmlns:ns0='urn:microsoft-dynamics-nav/reports/Standard_Sales_Pro_Forma_Inv/1302/' " w:xpath="/ns0:NavWordReportXmlPart[1]/ns0:Header[1]/ns0:CustomerAddress6[1]" w:storeItemID="{00000000-0000-0000-0000-000000000000}"/>
+            <w:dataBinding w:prefixMappings="xmlns:ns0='urn:microsoft-dynamics-nav/reports/Standard_Sales_Pro_Forma_Inv/1302/'" w:xpath="/ns0:NavWordReportXmlPart[1]/ns0:Header[1]/ns0:CustomerAddress6[1]" w:storeItemID="{00000000-0000-0000-0000-000000000000}"/>
             <w15:color w:val="808080"/>
             <w:text/>
           </w:sdtPr>
@@ -456,7 +456,7 @@
             <w:placeholder>
               <w:docPart w:val="7A4FFA8C27C24AC0B5B0461E1B3B8ED4"/>
             </w:placeholder>
-            <w:dataBinding w:prefixMappings="&lt;xmlns:ns0='urn:microsoft-dynamics-nav/reports/Standard_Sales_Pro_Forma_Inv/1302/' " w:xpath="/ns0:NavWordReportXmlPart[1]/ns0:Header[1]/ns0:CompanyAddress6[1]" w:storeItemID="{00000000-0000-0000-0000-000000000000}"/>
+            <w:dataBinding w:prefixMappings="xmlns:ns0='urn:microsoft-dynamics-nav/reports/Standard_Sales_Pro_Forma_Inv/1302/'" w:xpath="/ns0:NavWordReportXmlPart[1]/ns0:Header[1]/ns0:CompanyAddress6[1]" w:storeItemID="{00000000-0000-0000-0000-000000000000}"/>
             <w15:color w:val="808080"/>
             <w:text/>
           </w:sdtPr>
@@ -491,7 +491,7 @@
             <w:placeholder>
               <w:docPart w:val="BB1050C2C8994367A8126BE74A881D55"/>
             </w:placeholder>
-            <w:dataBinding w:prefixMappings="&lt;xmlns:ns0='urn:microsoft-dynamics-nav/reports/Standard_Sales_Pro_Forma_Inv/1302/' " w:xpath="/ns0:NavWordReportXmlPart[1]/ns0:Header[1]/ns0:CustomerAddress7[1]" w:storeItemID="{00000000-0000-0000-0000-000000000000}"/>
+            <w:dataBinding w:prefixMappings="xmlns:ns0='urn:microsoft-dynamics-nav/reports/Standard_Sales_Pro_Forma_Inv/1302/'" w:xpath="/ns0:NavWordReportXmlPart[1]/ns0:Header[1]/ns0:CustomerAddress7[1]" w:storeItemID="{00000000-0000-0000-0000-000000000000}"/>
             <w15:color w:val="808080"/>
             <w:text/>
           </w:sdtPr>
@@ -546,7 +546,7 @@
             <w:placeholder>
               <w:docPart w:val="BB1050C2C8994367A8126BE74A881D55"/>
             </w:placeholder>
-            <w:dataBinding w:prefixMappings="&lt;xmlns:ns0='urn:microsoft-dynamics-nav/reports/Standard_Sales_Pro_Forma_Inv/1302/' " w:xpath="/ns0:NavWordReportXmlPart[1]/ns0:Header[1]/ns0:CustomerAddress8[1]" w:storeItemID="{00000000-0000-0000-0000-000000000000}"/>
+            <w:dataBinding w:prefixMappings="xmlns:ns0='urn:microsoft-dynamics-nav/reports/Standard_Sales_Pro_Forma_Inv/1302/'" w:xpath="/ns0:NavWordReportXmlPart[1]/ns0:Header[1]/ns0:CustomerAddress8[1]" w:storeItemID="{00000000-0000-0000-0000-000000000000}"/>
             <w15:color w:val="808080"/>
             <w:text/>
           </w:sdtPr>
@@ -653,7 +653,7 @@
             <w:placeholder>
               <w:docPart w:val="071B7163A0344FB8BEA4741E79E3EFED"/>
             </w:placeholder>
-            <w:dataBinding w:prefixMappings="&lt;xmlns:ns0='urn:microsoft-dynamics-nav/reports/Standard_Sales_Pro_Forma_Inv/1302/' " w:xpath="/ns0:NavWordReportXmlPart[1]/ns0:Header[1]/ns0:ExternalDocumentNoLbl[1]" w:storeItemID="{00000000-0000-0000-0000-000000000000}"/>
+            <w:dataBinding w:prefixMappings="xmlns:ns0='urn:microsoft-dynamics-nav/reports/Standard_Sales_Pro_Forma_Inv/1302/'" w:xpath="/ns0:NavWordReportXmlPart[1]/ns0:Header[1]/ns0:ExternalDocumentNoLbl[1]" w:storeItemID="{00000000-0000-0000-0000-000000000000}"/>
             <w15:color w:val="808080"/>
             <w:text/>
           </w:sdtPr>
@@ -683,7 +683,7 @@
             <w:placeholder>
               <w:docPart w:val="505CEAEF06384B7EB23752A16DB7DCA6"/>
             </w:placeholder>
-            <w:dataBinding w:prefixMappings="&lt;xmlns:ns0='urn:microsoft-dynamics-nav/reports/Standard_Sales_Pro_Forma_Inv/1302/' " w:xpath="/ns0:NavWordReportXmlPart[1]/ns0:Header[1]/ns0:CustomerVATRegistrationNoLbl[1]" w:storeItemID="{00000000-0000-0000-0000-000000000000}"/>
+            <w:dataBinding w:prefixMappings="xmlns:ns0='urn:microsoft-dynamics-nav/reports/Standard_Sales_Pro_Forma_Inv/1302/'" w:xpath="/ns0:NavWordReportXmlPart[1]/ns0:Header[1]/ns0:CustomerVATRegistrationNoLbl[1]" w:storeItemID="{00000000-0000-0000-0000-000000000000}"/>
             <w15:color w:val="808080"/>
             <w:text/>
           </w:sdtPr>
@@ -713,7 +713,7 @@
             <w:placeholder>
               <w:docPart w:val="81485FA443324D308323DF3232FDBE9F"/>
             </w:placeholder>
-            <w:dataBinding w:prefixMappings="&lt;xmlns:ns0='urn:microsoft-dynamics-nav/reports/Standard_Sales_Pro_Forma_Inv/1302/' " w:xpath="/ns0:NavWordReportXmlPart[1]/ns0:Header[1]/ns0:YourReferenceLbl[1]" w:storeItemID="{00000000-0000-0000-0000-000000000000}"/>
+            <w:dataBinding w:prefixMappings="xmlns:ns0='urn:microsoft-dynamics-nav/reports/Standard_Sales_Pro_Forma_Inv/1302/'" w:xpath="/ns0:NavWordReportXmlPart[1]/ns0:Header[1]/ns0:YourReferenceLbl[1]" w:storeItemID="{00000000-0000-0000-0000-000000000000}"/>
             <w15:color w:val="808080"/>
             <w:text/>
           </w:sdtPr>
@@ -743,7 +743,7 @@
             <w:placeholder>
               <w:docPart w:val="F184C32C3CED4E7AB29C1DAACB4EE833"/>
             </w:placeholder>
-            <w:dataBinding w:prefixMappings="&lt;xmlns:ns0='urn:microsoft-dynamics-nav/reports/Standard_Sales_Pro_Forma_Inv/1302/' " w:xpath="/ns0:NavWordReportXmlPart[1]/ns0:Header[1]/ns0:ShipmentMethodDescriptionLbl[1]" w:storeItemID="{00000000-0000-0000-0000-000000000000}"/>
+            <w:dataBinding w:prefixMappings="xmlns:ns0='urn:microsoft-dynamics-nav/reports/Standard_Sales_Pro_Forma_Inv/1302/'" w:xpath="/ns0:NavWordReportXmlPart[1]/ns0:Header[1]/ns0:ShipmentMethodDescriptionLbl[1]" w:storeItemID="{00000000-0000-0000-0000-000000000000}"/>
             <w15:color w:val="808080"/>
             <w:text/>
           </w:sdtPr>
@@ -773,7 +773,7 @@
             <w:placeholder>
               <w:docPart w:val="1767AD09CDE8455E96D40738EF71DBDA"/>
             </w:placeholder>
-            <w:dataBinding w:prefixMappings="&lt;xmlns:ns0='urn:microsoft-dynamics-nav/reports/Standard_Sales_Pro_Forma_Inv/1302/' " w:xpath="/ns0:NavWordReportXmlPart[1]/ns0:Header[1]/ns0:VATRegNoLbl[1]" w:storeItemID="{00000000-0000-0000-0000-000000000000}"/>
+            <w:dataBinding w:prefixMappings="xmlns:ns0='urn:microsoft-dynamics-nav/reports/Standard_Sales_Pro_Forma_Inv/1302/'" w:xpath="/ns0:NavWordReportXmlPart[1]/ns0:Header[1]/ns0:VATRegNoLbl[1]" w:storeItemID="{00000000-0000-0000-0000-000000000000}"/>
             <w15:color w:val="808080"/>
             <w:text/>
           </w:sdtPr>
@@ -838,7 +838,7 @@
             <w:placeholder>
               <w:docPart w:val="21D283960F57443A8948267969C9F31D"/>
             </w:placeholder>
-            <w:dataBinding w:prefixMappings="&lt;xmlns:ns0='urn:microsoft-dynamics-nav/reports/Standard_Sales_Pro_Forma_Inv/1302/' " w:xpath="/ns0:NavWordReportXmlPart[1]/ns0:Header[1]/ns0:ExternalDocumentNo[1]" w:storeItemID="{00000000-0000-0000-0000-000000000000}"/>
+            <w:dataBinding w:prefixMappings="xmlns:ns0='urn:microsoft-dynamics-nav/reports/Standard_Sales_Pro_Forma_Inv/1302/'" w:xpath="/ns0:NavWordReportXmlPart[1]/ns0:Header[1]/ns0:ExternalDocumentNo[1]" w:storeItemID="{00000000-0000-0000-0000-000000000000}"/>
             <w15:color w:val="808080"/>
             <w:text/>
           </w:sdtPr>
@@ -868,7 +868,7 @@
             <w:placeholder>
               <w:docPart w:val="FDF2E3502AAD43D9AF82E77B2012C518"/>
             </w:placeholder>
-            <w:dataBinding w:prefixMappings="&lt;xmlns:ns0='urn:microsoft-dynamics-nav/reports/Standard_Sales_Pro_Forma_Inv/1302/' " w:xpath="/ns0:NavWordReportXmlPart[1]/ns0:Header[1]/ns0:CustomerVATRegNo[1]" w:storeItemID="{00000000-0000-0000-0000-000000000000}"/>
+            <w:dataBinding w:prefixMappings="xmlns:ns0='urn:microsoft-dynamics-nav/reports/Standard_Sales_Pro_Forma_Inv/1302/'" w:xpath="/ns0:NavWordReportXmlPart[1]/ns0:Header[1]/ns0:CustomerVATRegNo[1]" w:storeItemID="{00000000-0000-0000-0000-000000000000}"/>
             <w15:color w:val="808080"/>
             <w:text/>
           </w:sdtPr>
@@ -898,7 +898,7 @@
             <w:placeholder>
               <w:docPart w:val="E7FA638205D1416FA055BB86BE980309"/>
             </w:placeholder>
-            <w:dataBinding w:prefixMappings="&lt;xmlns:ns0='urn:microsoft-dynamics-nav/reports/Standard_Sales_Pro_Forma_Inv/1302/' " w:xpath="/ns0:NavWordReportXmlPart[1]/ns0:Header[1]/ns0:YourReference[1]" w:storeItemID="{00000000-0000-0000-0000-000000000000}"/>
+            <w:dataBinding w:prefixMappings="xmlns:ns0='urn:microsoft-dynamics-nav/reports/Standard_Sales_Pro_Forma_Inv/1302/'" w:xpath="/ns0:NavWordReportXmlPart[1]/ns0:Header[1]/ns0:YourReference[1]" w:storeItemID="{00000000-0000-0000-0000-000000000000}"/>
             <w15:color w:val="808080"/>
             <w:text/>
           </w:sdtPr>
@@ -928,7 +928,7 @@
             <w:placeholder>
               <w:docPart w:val="E89EC60C27D14CDD95F8830E17E5603F"/>
             </w:placeholder>
-            <w:dataBinding w:prefixMappings="&lt;xmlns:ns0='urn:microsoft-dynamics-nav/reports/Standard_Sales_Pro_Forma_Inv/1302/' " w:xpath="/ns0:NavWordReportXmlPart[1]/ns0:Header[1]/ns0:ShipmentMethodDescription[1]" w:storeItemID="{00000000-0000-0000-0000-000000000000}"/>
+            <w:dataBinding w:prefixMappings="xmlns:ns0='urn:microsoft-dynamics-nav/reports/Standard_Sales_Pro_Forma_Inv/1302/'" w:xpath="/ns0:NavWordReportXmlPart[1]/ns0:Header[1]/ns0:ShipmentMethodDescription[1]" w:storeItemID="{00000000-0000-0000-0000-000000000000}"/>
             <w15:color w:val="808080"/>
             <w:text/>
           </w:sdtPr>
@@ -958,7 +958,7 @@
             <w:placeholder>
               <w:docPart w:val="F755DD5736EE430CAF651E925686D827"/>
             </w:placeholder>
-            <w:dataBinding w:prefixMappings="&lt;xmlns:ns0='urn:microsoft-dynamics-nav/reports/Standard_Sales_Pro_Forma_Inv/1302/' " w:xpath="/ns0:NavWordReportXmlPart[1]/ns0:Header[1]/ns0:CompanyVATRegNo[1]" w:storeItemID="{00000000-0000-0000-0000-000000000000}"/>
+            <w:dataBinding w:prefixMappings="xmlns:ns0='urn:microsoft-dynamics-nav/reports/Standard_Sales_Pro_Forma_Inv/1302/'" w:xpath="/ns0:NavWordReportXmlPart[1]/ns0:Header[1]/ns0:CompanyVATRegNo[1]" w:storeItemID="{00000000-0000-0000-0000-000000000000}"/>
             <w15:color w:val="808080"/>
             <w:text/>
           </w:sdtPr>
@@ -1060,7 +1060,7 @@
             <w:placeholder>
               <w:docPart w:val="FFE12A115C054AC3A47F62E3EEB3AE11"/>
             </w:placeholder>
-            <w:dataBinding w:prefixMappings="&lt;xmlns:ns0='urn:microsoft-dynamics-nav/reports/Standard_Sales_Pro_Forma_Inv/1302/' " w:xpath="/ns0:NavWordReportXmlPart[1]/ns0:Header[1]/ns0:SalesPersonLbl[1]" w:storeItemID="{00000000-0000-0000-0000-000000000000}"/>
+            <w:dataBinding w:prefixMappings="xmlns:ns0='urn:microsoft-dynamics-nav/reports/Standard_Sales_Pro_Forma_Inv/1302/'" w:xpath="/ns0:NavWordReportXmlPart[1]/ns0:Header[1]/ns0:SalesPersonLbl[1]" w:storeItemID="{00000000-0000-0000-0000-000000000000}"/>
             <w15:color w:val="808080"/>
             <w:text/>
           </w:sdtPr>
@@ -1090,7 +1090,7 @@
             <w:placeholder>
               <w:docPart w:val="43B3CA69F3D148079DAF52C26803D059"/>
             </w:placeholder>
-            <w:dataBinding w:prefixMappings="&lt;xmlns:ns0='urn:microsoft-dynamics-nav/reports/Standard_Sales_Pro_Forma_Inv/1302/' " w:xpath="/ns0:NavWordReportXmlPart[1]/ns0:Header[1]/ns0:CurrencyLbl[1]" w:storeItemID="{00000000-0000-0000-0000-000000000000}"/>
+            <w:dataBinding w:prefixMappings="xmlns:ns0='urn:microsoft-dynamics-nav/reports/Standard_Sales_Pro_Forma_Inv/1302/'" w:xpath="/ns0:NavWordReportXmlPart[1]/ns0:Header[1]/ns0:CurrencyLbl[1]" w:storeItemID="{00000000-0000-0000-0000-000000000000}"/>
             <w15:color w:val="808080"/>
             <w:text/>
           </w:sdtPr>
@@ -1164,7 +1164,7 @@
             <w:placeholder>
               <w:docPart w:val="89BB6698EED941539D565F3815C14C82"/>
             </w:placeholder>
-            <w:dataBinding w:prefixMappings="&lt;xmlns:ns0='urn:microsoft-dynamics-nav/reports/Standard_Sales_Pro_Forma_Inv/1302/' " w:xpath="/ns0:NavWordReportXmlPart[1]/ns0:Header[1]/ns0:SalesPersonName[1]" w:storeItemID="{00000000-0000-0000-0000-000000000000}"/>
+            <w:dataBinding w:prefixMappings="xmlns:ns0='urn:microsoft-dynamics-nav/reports/Standard_Sales_Pro_Forma_Inv/1302/'" w:xpath="/ns0:NavWordReportXmlPart[1]/ns0:Header[1]/ns0:SalesPersonName[1]" w:storeItemID="{00000000-0000-0000-0000-000000000000}"/>
             <w15:color w:val="808080"/>
             <w:text/>
           </w:sdtPr>
@@ -1198,7 +1198,7 @@
               <w:placeholder>
                 <w:docPart w:val="EAF1BBAC542D4ED6BEB856E96B4D8195"/>
               </w:placeholder>
-              <w:dataBinding w:prefixMappings="&lt;xmlns:ns0='urn:microsoft-dynamics-nav/reports/Standard_Sales_Pro_Forma_Inv/1302/' " w:xpath="/ns0:NavWordReportXmlPart[1]/ns0:Header[1]/ns0:Currency[1]" w:storeItemID="{00000000-0000-0000-0000-000000000000}"/>
+              <w:dataBinding w:prefixMappings="xmlns:ns0='urn:microsoft-dynamics-nav/reports/Standard_Sales_Pro_Forma_Inv/1302/'" w:xpath="/ns0:NavWordReportXmlPart[1]/ns0:Header[1]/ns0:Currency[1]" w:storeItemID="{00000000-0000-0000-0000-000000000000}"/>
               <w15:color w:val="808080"/>
               <w:text/>
             </w:sdtPr>
@@ -1298,7 +1298,7 @@
             <w:placeholder>
               <w:docPart w:val="568F44E2AB434794973B7660D657E151"/>
             </w:placeholder>
-            <w:dataBinding w:prefixMappings="&lt;xmlns:ns0='urn:microsoft-dynamics-nav/reports/Standard_Sales_Pro_Forma_Inv/1302/' " w:xpath="/ns0:NavWordReportXmlPart[1]/ns0:Header[1]/ns0:ItemLbl[1]" w:storeItemID="{00000000-0000-0000-0000-000000000000}"/>
+            <w:dataBinding w:prefixMappings="xmlns:ns0='urn:microsoft-dynamics-nav/reports/Standard_Sales_Pro_Forma_Inv/1302/'" w:xpath="/ns0:NavWordReportXmlPart[1]/ns0:Header[1]/ns0:ItemLbl[1]" w:storeItemID="{00000000-0000-0000-0000-000000000000}"/>
             <w15:color w:val="808080"/>
             <w:text/>
           </w:sdtPr>
@@ -1328,7 +1328,7 @@
             <w:placeholder>
               <w:docPart w:val="568F44E2AB434794973B7660D657E151"/>
             </w:placeholder>
-            <w:dataBinding w:prefixMappings="&lt;xmlns:ns0='urn:microsoft-dynamics-nav/reports/Standard_Sales_Pro_Forma_Inv/1302/' " w:xpath="/ns0:NavWordReportXmlPart[1]/ns0:Header[1]/ns0:CountryOfManufactuctureLbl[1]" w:storeItemID="{00000000-0000-0000-0000-000000000000}"/>
+            <w:dataBinding w:prefixMappings="xmlns:ns0='urn:microsoft-dynamics-nav/reports/Standard_Sales_Pro_Forma_Inv/1302/'" w:xpath="/ns0:NavWordReportXmlPart[1]/ns0:Header[1]/ns0:CountryOfManufactuctureLbl[1]" w:storeItemID="{00000000-0000-0000-0000-000000000000}"/>
             <w15:color w:val="808080"/>
             <w:text/>
           </w:sdtPr>
@@ -1358,7 +1358,7 @@
             <w:placeholder>
               <w:docPart w:val="568F44E2AB434794973B7660D657E151"/>
             </w:placeholder>
-            <w:dataBinding w:prefixMappings="&lt;xmlns:ns0='urn:microsoft-dynamics-nav/reports/Standard_Sales_Pro_Forma_Inv/1302/' " w:xpath="/ns0:NavWordReportXmlPart[1]/ns0:Header[1]/ns0:TariffLbl[1]" w:storeItemID="{00000000-0000-0000-0000-000000000000}"/>
+            <w:dataBinding w:prefixMappings="xmlns:ns0='urn:microsoft-dynamics-nav/reports/Standard_Sales_Pro_Forma_Inv/1302/'" w:xpath="/ns0:NavWordReportXmlPart[1]/ns0:Header[1]/ns0:TariffLbl[1]" w:storeItemID="{00000000-0000-0000-0000-000000000000}"/>
             <w15:color w:val="808080"/>
             <w:text/>
           </w:sdtPr>
@@ -1388,7 +1388,7 @@
             <w:placeholder>
               <w:docPart w:val="568F44E2AB434794973B7660D657E151"/>
             </w:placeholder>
-            <w:dataBinding w:prefixMappings="&lt;xmlns:ns0='urn:microsoft-dynamics-nav/reports/Standard_Sales_Pro_Forma_Inv/1302/' " w:xpath="/ns0:NavWordReportXmlPart[1]/ns0:Header[1]/ns0:QuantityLbl[1]" w:storeItemID="{00000000-0000-0000-0000-000000000000}"/>
+            <w:dataBinding w:prefixMappings="xmlns:ns0='urn:microsoft-dynamics-nav/reports/Standard_Sales_Pro_Forma_Inv/1302/'" w:xpath="/ns0:NavWordReportXmlPart[1]/ns0:Header[1]/ns0:QuantityLbl[1]" w:storeItemID="{00000000-0000-0000-0000-000000000000}"/>
             <w15:color w:val="808080"/>
             <w:text/>
           </w:sdtPr>
@@ -1419,7 +1419,7 @@
             <w:placeholder>
               <w:docPart w:val="568F44E2AB434794973B7660D657E151"/>
             </w:placeholder>
-            <w:dataBinding w:prefixMappings="&lt;xmlns:ns0='urn:microsoft-dynamics-nav/reports/Standard_Sales_Pro_Forma_Inv/1302/' " w:xpath="/ns0:NavWordReportXmlPart[1]/ns0:Header[1]/ns0:UnitPriceLbl[1]" w:storeItemID="{00000000-0000-0000-0000-000000000000}"/>
+            <w:dataBinding w:prefixMappings="xmlns:ns0='urn:microsoft-dynamics-nav/reports/Standard_Sales_Pro_Forma_Inv/1302/'" w:xpath="/ns0:NavWordReportXmlPart[1]/ns0:Header[1]/ns0:UnitPriceLbl[1]" w:storeItemID="{00000000-0000-0000-0000-000000000000}"/>
             <w15:color w:val="808080"/>
             <w:text/>
           </w:sdtPr>
@@ -1449,7 +1449,7 @@
             <w:placeholder>
               <w:docPart w:val="6288621E7A9C433688E04BF4E07CAF57"/>
             </w:placeholder>
-            <w:dataBinding w:prefixMappings="&lt;xmlns:ns0='urn:microsoft-dynamics-nav/reports/Standard_Sales_Pro_Forma_Inv/1302/' " w:xpath="/ns0:NavWordReportXmlPart[1]/ns0:Header[1]/ns0:NetWeightLbl[1]" w:storeItemID="{00000000-0000-0000-0000-000000000000}"/>
+            <w:dataBinding w:prefixMappings="xmlns:ns0='urn:microsoft-dynamics-nav/reports/Standard_Sales_Pro_Forma_Inv/1302/'" w:xpath="/ns0:NavWordReportXmlPart[1]/ns0:Header[1]/ns0:NetWeightLbl[1]" w:storeItemID="{00000000-0000-0000-0000-000000000000}"/>
             <w15:color w:val="808080"/>
             <w:text/>
           </w:sdtPr>
@@ -1479,7 +1479,7 @@
             <w:placeholder>
               <w:docPart w:val="6288621E7A9C433688E04BF4E07CAF57"/>
             </w:placeholder>
-            <w:dataBinding w:prefixMappings="&lt;xmlns:ns0='urn:microsoft-dynamics-nav/reports/Standard_Sales_Pro_Forma_Inv/1302/' " w:xpath="/ns0:NavWordReportXmlPart[1]/ns0:Header[1]/ns0:VATPctLbl[1]" w:storeItemID="{00000000-0000-0000-0000-000000000000}"/>
+            <w:dataBinding w:prefixMappings="xmlns:ns0='urn:microsoft-dynamics-nav/reports/Standard_Sales_Pro_Forma_Inv/1302/'" w:xpath="/ns0:NavWordReportXmlPart[1]/ns0:Header[1]/ns0:VATPctLbl[1]" w:storeItemID="{00000000-0000-0000-0000-000000000000}"/>
             <w15:color w:val="808080"/>
             <w:text/>
           </w:sdtPr>
@@ -1509,7 +1509,7 @@
             <w:placeholder>
               <w:docPart w:val="6288621E7A9C433688E04BF4E07CAF57"/>
             </w:placeholder>
-            <w:dataBinding w:prefixMappings="&lt;xmlns:ns0='urn:microsoft-dynamics-nav/reports/Standard_Sales_Pro_Forma_Inv/1302/' " w:xpath="/ns0:NavWordReportXmlPart[1]/ns0:Header[1]/ns0:VATAmountLbl[1]" w:storeItemID="{00000000-0000-0000-0000-000000000000}"/>
+            <w:dataBinding w:prefixMappings="xmlns:ns0='urn:microsoft-dynamics-nav/reports/Standard_Sales_Pro_Forma_Inv/1302/'" w:xpath="/ns0:NavWordReportXmlPart[1]/ns0:Header[1]/ns0:VATAmountLbl[1]" w:storeItemID="{00000000-0000-0000-0000-000000000000}"/>
             <w15:color w:val="808080"/>
             <w:text/>
           </w:sdtPr>
@@ -1540,7 +1540,7 @@
             <w:placeholder>
               <w:docPart w:val="6288621E7A9C433688E04BF4E07CAF57"/>
             </w:placeholder>
-            <w:dataBinding w:prefixMappings="&lt;xmlns:ns0='urn:microsoft-dynamics-nav/reports/Standard_Sales_Pro_Forma_Inv/1302/' " w:xpath="/ns0:NavWordReportXmlPart[1]/ns0:Header[1]/ns0:AmountLbl[1]" w:storeItemID="{00000000-0000-0000-0000-000000000000}"/>
+            <w:dataBinding w:prefixMappings="xmlns:ns0='urn:microsoft-dynamics-nav/reports/Standard_Sales_Pro_Forma_Inv/1302/'" w:xpath="/ns0:NavWordReportXmlPart[1]/ns0:Header[1]/ns0:AmountLbl[1]" w:storeItemID="{00000000-0000-0000-0000-000000000000}"/>
             <w15:color w:val="808080"/>
             <w:text/>
           </w:sdtPr>
@@ -1679,7 +1679,7 @@
           <w:placeholder>
             <w:docPart w:val="9186D105DE5F42ABB688D396D0418C2D"/>
           </w:placeholder>
-          <w15:dataBinding w:prefixMappings="&lt;xmlns:ns0='urn:microsoft-dynamics-nav/reports/Standard_Sales_Pro_Forma_Inv/1302/' " w:xpath="/ns0:NavWordReportXmlPart[1]/ns0:Header[1]/ns0:Line" w:storeItemID="{00000000-0000-0000-0000-000000000000}"/>
+          <w15:dataBinding w:prefixMappings="xmlns:ns0='urn:microsoft-dynamics-nav/reports/Standard_Sales_Pro_Forma_Inv/1302/'" w:xpath="/ns0:NavWordReportXmlPart[1]/ns0:Header[1]/ns0:Line" w:storeItemID="{00000000-0000-0000-0000-000000000000}"/>
           <w15:color w:val="808080"/>
           <w15:repeatingSection/>
         </w:sdtPr>
@@ -1712,7 +1712,7 @@
                     <w:placeholder>
                       <w:docPart w:val="DefaultPlaceholder_-1854013440"/>
                     </w:placeholder>
-                    <w:dataBinding w:prefixMappings="&lt;xmlns:ns0='urn:microsoft-dynamics-nav/reports/Standard_Sales_Pro_Forma_Inv/1302/' " w:xpath="/ns0:NavWordReportXmlPart[1]/ns0:Header[1]/ns0:Line[1]/ns0:ItemDescription[1]" w:storeItemID="{00000000-0000-0000-0000-000000000000}"/>
+                    <w:dataBinding w:prefixMappings="xmlns:ns0='urn:microsoft-dynamics-nav/reports/Standard_Sales_Pro_Forma_Inv/1302/'" w:xpath="/ns0:NavWordReportXmlPart[1]/ns0:Header[1]/ns0:Line[1]/ns0:ItemDescription[1]" w:storeItemID="{00000000-0000-0000-0000-000000000000}"/>
                     <w15:color w:val="808080"/>
                     <w:text/>
                   </w:sdtPr>
@@ -1746,7 +1746,7 @@
                     <w:placeholder>
                       <w:docPart w:val="568F44E2AB434794973B7660D657E151"/>
                     </w:placeholder>
-                    <w:dataBinding w:prefixMappings="&lt;xmlns:ns0='urn:microsoft-dynamics-nav/reports/Standard_Sales_Pro_Forma_Inv/1302/' " w:xpath="/ns0:NavWordReportXmlPart[1]/ns0:Header[1]/ns0:Line[1]/ns0:CountryOfManufacturing[1]" w:storeItemID="{00000000-0000-0000-0000-000000000000}"/>
+                    <w:dataBinding w:prefixMappings="xmlns:ns0='urn:microsoft-dynamics-nav/reports/Standard_Sales_Pro_Forma_Inv/1302/'" w:xpath="/ns0:NavWordReportXmlPart[1]/ns0:Header[1]/ns0:Line[1]/ns0:CountryOfManufacturing[1]" w:storeItemID="{00000000-0000-0000-0000-000000000000}"/>
                     <w15:color w:val="808080"/>
                     <w:text/>
                   </w:sdtPr>
@@ -1776,7 +1776,7 @@
                     <w:placeholder>
                       <w:docPart w:val="568F44E2AB434794973B7660D657E151"/>
                     </w:placeholder>
-                    <w:dataBinding w:prefixMappings="&lt;xmlns:ns0='urn:microsoft-dynamics-nav/reports/Standard_Sales_Pro_Forma_Inv/1302/' " w:xpath="/ns0:NavWordReportXmlPart[1]/ns0:Header[1]/ns0:Line[1]/ns0:Tariff[1]" w:storeItemID="{00000000-0000-0000-0000-000000000000}"/>
+                    <w:dataBinding w:prefixMappings="xmlns:ns0='urn:microsoft-dynamics-nav/reports/Standard_Sales_Pro_Forma_Inv/1302/'" w:xpath="/ns0:NavWordReportXmlPart[1]/ns0:Header[1]/ns0:Line[1]/ns0:Tariff[1]" w:storeItemID="{00000000-0000-0000-0000-000000000000}"/>
                     <w15:color w:val="808080"/>
                     <w:text/>
                   </w:sdtPr>
@@ -1804,7 +1804,7 @@
                     <w:placeholder>
                       <w:docPart w:val="568F44E2AB434794973B7660D657E151"/>
                     </w:placeholder>
-                    <w:dataBinding w:prefixMappings="&lt;xmlns:ns0='urn:microsoft-dynamics-nav/reports/Standard_Sales_Pro_Forma_Inv/1302/' " w:xpath="/ns0:NavWordReportXmlPart[1]/ns0:Header[1]/ns0:Line[1]/ns0:Quantity[1]" w:storeItemID="{00000000-0000-0000-0000-000000000000}"/>
+                    <w:dataBinding w:prefixMappings="xmlns:ns0='urn:microsoft-dynamics-nav/reports/Standard_Sales_Pro_Forma_Inv/1302/'" w:xpath="/ns0:NavWordReportXmlPart[1]/ns0:Header[1]/ns0:Line[1]/ns0:Quantity[1]" w:storeItemID="{00000000-0000-0000-0000-000000000000}"/>
                     <w15:color w:val="808080"/>
                     <w:text/>
                   </w:sdtPr>
@@ -1833,7 +1833,7 @@
                     <w:placeholder>
                       <w:docPart w:val="568F44E2AB434794973B7660D657E151"/>
                     </w:placeholder>
-                    <w:dataBinding w:prefixMappings="&lt;xmlns:ns0='urn:microsoft-dynamics-nav/reports/Standard_Sales_Pro_Forma_Inv/1302/' " w:xpath="/ns0:NavWordReportXmlPart[1]/ns0:Header[1]/ns0:Line[1]/ns0:Price[1]" w:storeItemID="{00000000-0000-0000-0000-000000000000}"/>
+                    <w:dataBinding w:prefixMappings="xmlns:ns0='urn:microsoft-dynamics-nav/reports/Standard_Sales_Pro_Forma_Inv/1302/'" w:xpath="/ns0:NavWordReportXmlPart[1]/ns0:Header[1]/ns0:Line[1]/ns0:Price[1]" w:storeItemID="{00000000-0000-0000-0000-000000000000}"/>
                     <w15:color w:val="808080"/>
                     <w:text/>
                   </w:sdtPr>
@@ -1861,7 +1861,7 @@
                     <w:placeholder>
                       <w:docPart w:val="6288621E7A9C433688E04BF4E07CAF57"/>
                     </w:placeholder>
-                    <w:dataBinding w:prefixMappings="&lt;xmlns:ns0='urn:microsoft-dynamics-nav/reports/Standard_Sales_Pro_Forma_Inv/1302/' " w:xpath="/ns0:NavWordReportXmlPart[1]/ns0:Header[1]/ns0:Line[1]/ns0:NetWeight[1]" w:storeItemID="{00000000-0000-0000-0000-000000000000}"/>
+                    <w:dataBinding w:prefixMappings="xmlns:ns0='urn:microsoft-dynamics-nav/reports/Standard_Sales_Pro_Forma_Inv/1302/'" w:xpath="/ns0:NavWordReportXmlPart[1]/ns0:Header[1]/ns0:Line[1]/ns0:NetWeight[1]" w:storeItemID="{00000000-0000-0000-0000-000000000000}"/>
                     <w15:color w:val="808080"/>
                     <w:text/>
                   </w:sdtPr>
@@ -1891,7 +1891,7 @@
                     <w:placeholder>
                       <w:docPart w:val="6288621E7A9C433688E04BF4E07CAF57"/>
                     </w:placeholder>
-                    <w:dataBinding w:prefixMappings="&lt;xmlns:ns0='urn:microsoft-dynamics-nav/reports/Standard_Sales_Pro_Forma_Inv/1302/' " w:xpath="/ns0:NavWordReportXmlPart[1]/ns0:Header[1]/ns0:Line[1]/ns0:VATPct[1]" w:storeItemID="{00000000-0000-0000-0000-000000000000}"/>
+                    <w:dataBinding w:prefixMappings="xmlns:ns0='urn:microsoft-dynamics-nav/reports/Standard_Sales_Pro_Forma_Inv/1302/'" w:xpath="/ns0:NavWordReportXmlPart[1]/ns0:Header[1]/ns0:Line[1]/ns0:VATPct[1]" w:storeItemID="{00000000-0000-0000-0000-000000000000}"/>
                     <w15:color w:val="808080"/>
                     <w:text/>
                   </w:sdtPr>
@@ -1921,7 +1921,7 @@
                     <w:placeholder>
                       <w:docPart w:val="6288621E7A9C433688E04BF4E07CAF57"/>
                     </w:placeholder>
-                    <w:dataBinding w:prefixMappings="&lt;xmlns:ns0='urn:microsoft-dynamics-nav/reports/Standard_Sales_Pro_Forma_Inv/1302/' " w:xpath="/ns0:NavWordReportXmlPart[1]/ns0:Header[1]/ns0:Line[1]/ns0:VATAmount[1]" w:storeItemID="{00000000-0000-0000-0000-000000000000}"/>
+                    <w:dataBinding w:prefixMappings="xmlns:ns0='urn:microsoft-dynamics-nav/reports/Standard_Sales_Pro_Forma_Inv/1302/'" w:xpath="/ns0:NavWordReportXmlPart[1]/ns0:Header[1]/ns0:Line[1]/ns0:VATAmount[1]" w:storeItemID="{00000000-0000-0000-0000-000000000000}"/>
                     <w15:color w:val="808080"/>
                     <w:text/>
                   </w:sdtPr>
@@ -1952,7 +1952,7 @@
                     <w:placeholder>
                       <w:docPart w:val="6288621E7A9C433688E04BF4E07CAF57"/>
                     </w:placeholder>
-                    <w:dataBinding w:prefixMappings="&lt;xmlns:ns0='urn:microsoft-dynamics-nav/reports/Standard_Sales_Pro_Forma_Inv/1302/' " w:xpath="/ns0:NavWordReportXmlPart[1]/ns0:Header[1]/ns0:Line[1]/ns0:LineAmount[1]" w:storeItemID="{00000000-0000-0000-0000-000000000000}"/>
+                    <w:dataBinding w:prefixMappings="xmlns:ns0='urn:microsoft-dynamics-nav/reports/Standard_Sales_Pro_Forma_Inv/1302/'" w:xpath="/ns0:NavWordReportXmlPart[1]/ns0:Header[1]/ns0:Line[1]/ns0:LineAmount[1]" w:storeItemID="{00000000-0000-0000-0000-000000000000}"/>
                     <w15:color w:val="808080"/>
                     <w:text/>
                   </w:sdtPr>
@@ -2011,7 +2011,7 @@
             <w:placeholder>
               <w:docPart w:val="DefaultPlaceholder_-1854013440"/>
             </w:placeholder>
-            <w:dataBinding w:prefixMappings="&lt;xmlns:ns0='urn:microsoft-dynamics-nav/reports/Standard_Sales_Pro_Forma_Inv/1302/' " w:xpath="/ns0:NavWordReportXmlPart[1]/ns0:Header[1]/ns0:TotalWeightLbl[1]" w:storeItemID="{00000000-0000-0000-0000-000000000000}"/>
+            <w:dataBinding w:prefixMappings="xmlns:ns0='urn:microsoft-dynamics-nav/reports/Standard_Sales_Pro_Forma_Inv/1302/'" w:xpath="/ns0:NavWordReportXmlPart[1]/ns0:Header[1]/ns0:TotalWeightLbl[1]" w:storeItemID="{00000000-0000-0000-0000-000000000000}"/>
             <w15:color w:val="808080"/>
             <w:text/>
           </w:sdtPr>
@@ -2042,7 +2042,7 @@
             <w:placeholder>
               <w:docPart w:val="DefaultPlaceholder_-1854013440"/>
             </w:placeholder>
-            <w:dataBinding w:prefixMappings="&lt;xmlns:ns0='urn:microsoft-dynamics-nav/reports/Standard_Sales_Pro_Forma_Inv/1302/' " w:xpath="/ns0:NavWordReportXmlPart[1]/ns0:Header[1]/ns0:Totals[1]/ns0:TotalWeight[1]" w:storeItemID="{00000000-0000-0000-0000-000000000000}"/>
+            <w:dataBinding w:prefixMappings="xmlns:ns0='urn:microsoft-dynamics-nav/reports/Standard_Sales_Pro_Forma_Inv/1302/'" w:xpath="/ns0:NavWordReportXmlPart[1]/ns0:Header[1]/ns0:Totals[1]/ns0:TotalWeight[1]" w:storeItemID="{00000000-0000-0000-0000-000000000000}"/>
             <w15:color w:val="808080"/>
             <w:text/>
           </w:sdtPr>
@@ -2080,7 +2080,7 @@
             <w:placeholder>
               <w:docPart w:val="DefaultPlaceholder_-1854013440"/>
             </w:placeholder>
-            <w:dataBinding w:prefixMappings="&lt;xmlns:ns0='urn:microsoft-dynamics-nav/reports/Standard_Sales_Pro_Forma_Inv/1302/' " w:xpath="/ns0:NavWordReportXmlPart[1]/ns0:Header[1]/ns0:TotalAmountLbl[1]" w:storeItemID="{00000000-0000-0000-0000-000000000000}"/>
+            <w:dataBinding w:prefixMappings="xmlns:ns0='urn:microsoft-dynamics-nav/reports/Standard_Sales_Pro_Forma_Inv/1302/'" w:xpath="/ns0:NavWordReportXmlPart[1]/ns0:Header[1]/ns0:TotalAmountLbl[1]" w:storeItemID="{00000000-0000-0000-0000-000000000000}"/>
             <w15:color w:val="808080"/>
             <w:text/>
           </w:sdtPr>
@@ -2111,7 +2111,7 @@
             <w:placeholder>
               <w:docPart w:val="DefaultPlaceholder_-1854013440"/>
             </w:placeholder>
-            <w:dataBinding w:prefixMappings="&lt;xmlns:ns0='urn:microsoft-dynamics-nav/reports/Standard_Sales_Pro_Forma_Inv/1302/' " w:xpath="/ns0:NavWordReportXmlPart[1]/ns0:Header[1]/ns0:Totals[1]/ns0:TotalValue[1]" w:storeItemID="{00000000-0000-0000-0000-000000000000}"/>
+            <w:dataBinding w:prefixMappings="xmlns:ns0='urn:microsoft-dynamics-nav/reports/Standard_Sales_Pro_Forma_Inv/1302/'" w:xpath="/ns0:NavWordReportXmlPart[1]/ns0:Header[1]/ns0:Totals[1]/ns0:TotalValue[1]" w:storeItemID="{00000000-0000-0000-0000-000000000000}"/>
             <w15:color w:val="808080"/>
             <w:text/>
           </w:sdtPr>
@@ -2147,7 +2147,7 @@
             <w:placeholder>
               <w:docPart w:val="DefaultPlaceholder_-1854013440"/>
             </w:placeholder>
-            <w:dataBinding w:prefixMappings="&lt;xmlns:ns0='urn:microsoft-dynamics-nav/reports/Standard_Sales_Pro_Forma_Inv/1302/' " w:xpath="/ns0:NavWordReportXmlPart[1]/ns0:Header[1]/ns0:VATAmountLbl[1]" w:storeItemID="{00000000-0000-0000-0000-000000000000}"/>
+            <w:dataBinding w:prefixMappings="xmlns:ns0='urn:microsoft-dynamics-nav/reports/Standard_Sales_Pro_Forma_Inv/1302/'" w:xpath="/ns0:NavWordReportXmlPart[1]/ns0:Header[1]/ns0:VATAmountLbl[1]" w:storeItemID="{00000000-0000-0000-0000-000000000000}"/>
             <w15:color w:val="808080"/>
             <w:text/>
           </w:sdtPr>
@@ -2178,7 +2178,7 @@
             <w:placeholder>
               <w:docPart w:val="DefaultPlaceholder_-1854013440"/>
             </w:placeholder>
-            <w:dataBinding w:prefixMappings="&lt;xmlns:ns0='urn:microsoft-dynamics-nav/reports/Standard_Sales_Pro_Forma_Inv/1302/' " w:xpath="/ns0:NavWordReportXmlPart[1]/ns0:Header[1]/ns0:Totals[1]/ns0:TotalVATAmount[1]" w:storeItemID="{00000000-0000-0000-0000-000000000000}"/>
+            <w:dataBinding w:prefixMappings="xmlns:ns0='urn:microsoft-dynamics-nav/reports/Standard_Sales_Pro_Forma_Inv/1302/'" w:xpath="/ns0:NavWordReportXmlPart[1]/ns0:Header[1]/ns0:Totals[1]/ns0:TotalVATAmount[1]" w:storeItemID="{00000000-0000-0000-0000-000000000000}"/>
             <w15:color w:val="808080"/>
             <w:text/>
           </w:sdtPr>
@@ -2217,7 +2217,7 @@
             <w:placeholder>
               <w:docPart w:val="DefaultPlaceholder_-1854013440"/>
             </w:placeholder>
-            <w:dataBinding w:prefixMappings="&lt;xmlns:ns0='urn:microsoft-dynamics-nav/reports/Standard_Sales_Pro_Forma_Inv/1302/' " w:xpath="/ns0:NavWordReportXmlPart[1]/ns0:Header[1]/ns0:TotalAmountInclVATLbl[1]" w:storeItemID="{00000000-0000-0000-0000-000000000000}"/>
+            <w:dataBinding w:prefixMappings="xmlns:ns0='urn:microsoft-dynamics-nav/reports/Standard_Sales_Pro_Forma_Inv/1302/'" w:xpath="/ns0:NavWordReportXmlPart[1]/ns0:Header[1]/ns0:TotalAmountInclVATLbl[1]" w:storeItemID="{00000000-0000-0000-0000-000000000000}"/>
             <w15:color w:val="808080"/>
             <w:text/>
           </w:sdtPr>
@@ -2226,8 +2226,8 @@
               <w:tcPr>
                 <w:tcW w:w="2500" w:type="pct"/>
                 <w:tcBorders>
-                  <w:top w:val="single" w:sz="6" w:space="0" w:color="242424"/>
-                  <w:bottom w:val="single" w:sz="12" w:space="0" w:color="auto"/>
+                  <w:top w:val="single" w:color="242424" w:sz="6" w:space="0"/>
+                  <w:bottom w:val="single" w:color="auto" w:sz="12" w:space="0"/>
                 </w:tcBorders>
               </w:tcPr>
               <w:p>
@@ -2251,7 +2251,7 @@
             <w:placeholder>
               <w:docPart w:val="DefaultPlaceholder_-1854013440"/>
             </w:placeholder>
-            <w:dataBinding w:prefixMappings="&lt;xmlns:ns0='urn:microsoft-dynamics-nav/reports/Standard_Sales_Pro_Forma_Inv/1302/' " w:xpath="/ns0:NavWordReportXmlPart[1]/ns0:Header[1]/ns0:Totals[1]/ns0:TotalAmountInclVAT[1]" w:storeItemID="{00000000-0000-0000-0000-000000000000}"/>
+            <w:dataBinding w:prefixMappings="xmlns:ns0='urn:microsoft-dynamics-nav/reports/Standard_Sales_Pro_Forma_Inv/1302/'" w:xpath="/ns0:NavWordReportXmlPart[1]/ns0:Header[1]/ns0:Totals[1]/ns0:TotalAmountInclVAT[1]" w:storeItemID="{00000000-0000-0000-0000-000000000000}"/>
             <w15:color w:val="808080"/>
             <w:text/>
           </w:sdtPr>
@@ -2260,8 +2260,8 @@
               <w:tcPr>
                 <w:tcW w:w="2500" w:type="pct"/>
                 <w:tcBorders>
-                  <w:top w:val="single" w:sz="6" w:space="0" w:color="242424"/>
-                  <w:bottom w:val="single" w:sz="12" w:space="0" w:color="auto"/>
+                  <w:top w:val="single" w:color="242424" w:sz="6" w:space="0"/>
+                  <w:bottom w:val="single" w:color="auto" w:sz="12" w:space="0"/>
                 </w:tcBorders>
               </w:tcPr>
               <w:p>
@@ -5403,7 +5403,9 @@
 </we:webextension>
 </file>
 
-<file path=customXml/item1.xml>��< ? x m l   v e r s i o n = " 1 . 0 "   e n c o d i n g = " u t f - 1 6 " ? > < N a v W o r d R e p o r t X m l P a r t   x m l n s = " u r n : m i c r o s o f t - d y n a m i c s - n a v / r e p o r t s / S t a n d a r d _ S a l e s _ P r o _ F o r m a _ I n v / 1 3 0 2 / " > +<file path=customXml/item1.xml>��< ? x m l   v e r s i o n = " 1 . 0 "   e n c o d i n g = " u t f - 1 6 " ? > + 
+ < N a v W o r d R e p o r t X m l P a r t   x m l n s = " u r n : m i c r o s o f t - d y n a m i c s - n a v / r e p o r t s / S t a n d a r d _ S a l e s _ P r o _ F o r m a _ I n v / 1 3 0 2 / " >   
      < B C R e p o r t I n f o r m a t i o n >   
@@ -5467,6 +5469,84 @@
  
          < / R e p o r t R e q u e s t >   
+         < C o m p a n y M e t a d a t a > + 
+             < C o m p a n y N a m e > C o m p a n y   N a m e < / C o m p a n y N a m e > + 
+             < C o m p a n y D i s p l a y N a m e > C o m p a n y   D i s p l a y   N a m e < / C o m p a n y D i s p l a y N a m e > + 
+             < C o m p a n y A d d r e s s L i n e s > + 
+                 < C o m p a n y A d d r e s s L i n e > C o m p a n y   A d d r e s s   L i n e   1 < / C o m p a n y A d d r e s s L i n e > + 
+                 < C o m p a n y A d d r e s s L i n e > C o m p a n y   A d d r e s s   L i n e   2 < / C o m p a n y A d d r e s s L i n e > + 
+                 < C o m p a n y A d d r e s s L i n e > C o m p a n y   A d d r e s s   L i n e   3 < / C o m p a n y A d d r e s s L i n e > + 
+                 < C o m p a n y A d d r e s s L i n e > C o m p a n y   A d d r e s s   L i n e   4 < / C o m p a n y A d d r e s s L i n e > + 
+                 < C o m p a n y A d d r e s s L i n e > C o m p a n y   A d d r e s s   L i n e   5 < / C o m p a n y A d d r e s s L i n e > + 
+                 < C o m p a n y A d d r e s s L i n e > C o m p a n y   A d d r e s s   L i n e   6 < / C o m p a n y A d d r e s s L i n e > + 
+                 < C o m p a n y A d d r e s s L i n e > C o m p a n y   A d d r e s s   L i n e   7 < / C o m p a n y A d d r e s s L i n e > + 
+                 < C o m p a n y A d d r e s s L i n e > C o m p a n y   A d d r e s s   L i n e   8 < / C o m p a n y A d d r e s s L i n e > + 
+             < / C o m p a n y A d d r e s s L i n e s > + 
+             < C o m p a n y P h o n e > C o m p a n y   P h o n e < / C o m p a n y P h o n e > + 
+             < C o m p a n y P h o n e C a p t i o n > C o m p a n y   P h o n e   C a p t i o n < / C o m p a n y P h o n e C a p t i o n > + 
+             < C o m p a n y F a x N o > C o m p a n y   F a x   N o . < / C o m p a n y F a x N o > + 
+             < C o m p a n y F a x N o C a p t i o n > C o m p a n y   F a x   N o .   C a p t i o n < / C o m p a n y F a x N o C a p t i o n > + 
+             < C o m p a n y E m a i l > C o m p a n y   E m a i l < / C o m p a n y E m a i l > + 
+             < C o m p a n y E m a i l C a p t i o n > C o m p a n y   E m a i l   C a p t i o n < / C o m p a n y E m a i l C a p t i o n > + 
+             < C o m p a n y H o m e P a g e > C o m p a n y   H o m e   P a g e < / C o m p a n y H o m e P a g e > + 
+             < C o m p a n y H o m e P a g e C a p t i o n > C o m p a n y   H o m e   P a g e   C a p t i o n < / C o m p a n y H o m e P a g e C a p t i o n > + 
+             < C o m p a n y L o g o > C o m p a n y   L o g o < / C o m p a n y L o g o > + 
+             < C o m p a n y V A T R e g i s t r a t i o n N o > C o m p a n y   V A T   R e g i s t r a t i o n   N o . < / C o m p a n y V A T R e g i s t r a t i o n N o > + 
+             < C o m p a n y V A T R e g i s t r a t i o n N o C a p t i o n > C o m p a n y   V A T   R e g i s t r a t i o n   N o .   C a p t i o n < / C o m p a n y V A T R e g i s t r a t i o n N o C a p t i o n > + 
+             < C o m p a n y R e g i s t r a t i o n N o > C o m p a n y   R e g i s t r a t i o n   N o . < / C o m p a n y R e g i s t r a t i o n N o > + 
+             < C o m p a n y R e g i s t r a t i o n N o C a p t i o n > C o m p a n y   R e g i s t r a t i o n   N o .   C a p t i o n < / C o m p a n y R e g i s t r a t i o n N o C a p t i o n > + 
+             < C o m p a n y B a n k N a m e > C o m p a n y   B a n k   N a m e < / C o m p a n y B a n k N a m e > + 
+             < C o m p a n y B a n k N a m e C a p t i o n > C o m p a n y   B a n k   N a m e   C a p t i o n < / C o m p a n y B a n k N a m e C a p t i o n > + 
+             < C o m p a n y B a n k A c c o u n t N o > C o m p a n y   B a n k   A c c o u n t   N o . < / C o m p a n y B a n k A c c o u n t N o > + 
+             < C o m p a n y B a n k A c c o u n t N o C a p t i o n > C o m p a n y   B a n k   A c c o u n t   N o .   C a p t i o n < / C o m p a n y B a n k A c c o u n t N o C a p t i o n > + 
+             < C o m p a n y B a n k B r a n c h N o > C o m p a n y   B a n k   B r a n c h   N o . < / C o m p a n y B a n k B r a n c h N o > + 
+             < C o m p a n y B a n k B r a n c h N o C a p t i o n > C o m p a n y   B a n k   B r a n c h   N o .   C a p t i o n < / C o m p a n y B a n k B r a n c h N o C a p t i o n > + 
+             < C o m p a n y I B A N > C o m p a n y   I B A N < / C o m p a n y I B A N > + 
+             < C o m p a n y I B A N C a p t i o n > C o m p a n y   I B A N   C a p t i o n < / C o m p a n y I B A N C a p t i o n > + 
+             < C o m p a n y B a n k S W I F T > C o m p a n y   B a n k   S W I F T < / C o m p a n y B a n k S W I F T > + 
+             < C o m p a n y B a n k S W I F T C a p t i o n > C o m p a n y   B a n k   S W I F T   C a p t i o n < / C o m p a n y B a n k S W I F T C a p t i o n > + 
+             < C o m p a n y G i r o N o > C o m p a n y   G i r o   N o . < / C o m p a n y G i r o N o > + 
+             < C o m p a n y G i r o N o C a p t i o n > C o m p a n y   G i r o   N o .   C a p t i o n < / C o m p a n y G i r o N o C a p t i o n > + 
+         < / C o m p a n y M e t a d a t a > + 
      < / B C R e p o r t I n f o r m a t i o n >   
      < H e a d e r > @@ -5513,7 +5593,7 @@
  
          < C o m p a n y P h o n e N o L b l > C o m p a n y P h o n e N o L b l < / C o m p a n y P h o n e N o L b l >   
-         < C o m p a n y P i c t u r e / > +         < C o m p a n y P i c t u r e   / >   
          < C o m p a n y V A T R e g N o > C o m p a n y V A T R e g N o < / C o m p a n y V A T R e g N o >   
@@ -5545,7 +5625,7 @@
  
          < D e c l a r t i o n L b l > D e c l a r t i o n L b l < / D e c l a r t i o n L b l >   
-         < D o c u m e n t D a t e / > +         < D o c u m e n t D a t e > D o c u m e n t D a t e < / D o c u m e n t D a t e >   
          < D o c u m e n t N o > D o c u m e n t N o < / D o c u m e n t N o >   
@@ -5662,7 +5742,9 @@
  < / N a v W o r d R e p o r t X m l P a r t > 
 </file>
 
-<file path=customXml/item2.xml>��< ? x m l   v e r s i o n = " 1 . 0 "   e n c o d i n g = " u t f - 1 6 " ? > < N a v W o r d R e p o r t X m l P a r t   x m l n s = " u r n : m i c r o s o f t - d y n a m i c s - b u s i n e s s c e n t r a l / i n t e r n a l / e x t e n d e d / r e p o r t s / S t a n d a r d _ S a l e s _ P r o _ F o r m a _ I n v / 1 3 0 2 / " > +<file path=customXml/item2.xml>��< ? x m l   v e r s i o n = " 1 . 0 "   e n c o d i n g = " u t f - 1 6 " ? > + 
+ < N a v W o r d R e p o r t X m l P a r t   x m l n s = " u r n : m i c r o s o f t - d y n a m i c s - b u s i n e s s c e n t r a l / i n t e r n a l / e x t e n d e d / r e p o r t s / S t a n d a r d _ S a l e s _ P r o _ F o r m a _ I n v / 1 3 0 2 / " >   
      < B C R e p o r t I n f o r m a t i o n >   
@@ -5726,9 +5808,197 @@
  
          < / R e p o r t R e q u e s t >   
+         < C o m p a n y M e t a d a t a > + 
+             < C o m p a n y N a m e > C o m p a n y   N a m e < / C o m p a n y N a m e > + 
+             < C o m p a n y D i s p l a y N a m e > C o m p a n y   D i s p l a y   N a m e < / C o m p a n y D i s p l a y N a m e > + 
+             < C o m p a n y A d d r e s s L i n e s > + 
+                 < C o m p a n y A d d r e s s L i n e > C o m p a n y   A d d r e s s   L i n e   1 < / C o m p a n y A d d r e s s L i n e > + 
+                 < C o m p a n y A d d r e s s L i n e > C o m p a n y   A d d r e s s   L i n e   2 < / C o m p a n y A d d r e s s L i n e > + 
+                 < C o m p a n y A d d r e s s L i n e > C o m p a n y   A d d r e s s   L i n e   3 < / C o m p a n y A d d r e s s L i n e > + 
+                 < C o m p a n y A d d r e s s L i n e > C o m p a n y   A d d r e s s   L i n e   4 < / C o m p a n y A d d r e s s L i n e > + 
+                 < C o m p a n y A d d r e s s L i n e > C o m p a n y   A d d r e s s   L i n e   5 < / C o m p a n y A d d r e s s L i n e > + 
+                 < C o m p a n y A d d r e s s L i n e > C o m p a n y   A d d r e s s   L i n e   6 < / C o m p a n y A d d r e s s L i n e > + 
+                 < C o m p a n y A d d r e s s L i n e > C o m p a n y   A d d r e s s   L i n e   7 < / C o m p a n y A d d r e s s L i n e > + 
+                 < C o m p a n y A d d r e s s L i n e > C o m p a n y   A d d r e s s   L i n e   8 < / C o m p a n y A d d r e s s L i n e > + 
+             < / C o m p a n y A d d r e s s L i n e s > + 
+             < C o m p a n y P h o n e > C o m p a n y   P h o n e < / C o m p a n y P h o n e > + 
+             < C o m p a n y P h o n e C a p t i o n > C o m p a n y   P h o n e   C a p t i o n < / C o m p a n y P h o n e C a p t i o n > + 
+             < C o m p a n y F a x N o > C o m p a n y   F a x   N o . < / C o m p a n y F a x N o > + 
+             < C o m p a n y F a x N o C a p t i o n > C o m p a n y   F a x   N o .   C a p t i o n < / C o m p a n y F a x N o C a p t i o n > + 
+             < C o m p a n y E m a i l > C o m p a n y   E m a i l < / C o m p a n y E m a i l > + 
+             < C o m p a n y E m a i l C a p t i o n > C o m p a n y   E m a i l   C a p t i o n < / C o m p a n y E m a i l C a p t i o n > + 
+             < C o m p a n y H o m e P a g e > C o m p a n y   H o m e   P a g e < / C o m p a n y H o m e P a g e > + 
+             < C o m p a n y H o m e P a g e C a p t i o n > C o m p a n y   H o m e   P a g e   C a p t i o n < / C o m p a n y H o m e P a g e C a p t i o n > + 
+             < C o m p a n y L o g o > C o m p a n y   L o g o < / C o m p a n y L o g o > + 
+             < C o m p a n y V A T R e g i s t r a t i o n N o > C o m p a n y   V A T   R e g i s t r a t i o n   N o . < / C o m p a n y V A T R e g i s t r a t i o n N o > + 
+             < C o m p a n y V A T R e g i s t r a t i o n N o C a p t i o n > C o m p a n y   V A T   R e g i s t r a t i o n   N o .   C a p t i o n < / C o m p a n y V A T R e g i s t r a t i o n N o C a p t i o n > + 
+             < C o m p a n y R e g i s t r a t i o n N o > C o m p a n y   R e g i s t r a t i o n   N o . < / C o m p a n y R e g i s t r a t i o n N o > + 
+             < C o m p a n y R e g i s t r a t i o n N o C a p t i o n > C o m p a n y   R e g i s t r a t i o n   N o .   C a p t i o n < / C o m p a n y R e g i s t r a t i o n N o C a p t i o n > + 
+             < C o m p a n y B a n k N a m e > C o m p a n y   B a n k   N a m e < / C o m p a n y B a n k N a m e > + 
+             < C o m p a n y B a n k N a m e C a p t i o n > C o m p a n y   B a n k   N a m e   C a p t i o n < / C o m p a n y B a n k N a m e C a p t i o n > + 
+             < C o m p a n y B a n k A c c o u n t N o > C o m p a n y   B a n k   A c c o u n t   N o . < / C o m p a n y B a n k A c c o u n t N o > + 
+             < C o m p a n y B a n k A c c o u n t N o C a p t i o n > C o m p a n y   B a n k   A c c o u n t   N o .   C a p t i o n < / C o m p a n y B a n k A c c o u n t N o C a p t i o n > + 
+             < C o m p a n y B a n k B r a n c h N o > C o m p a n y   B a n k   B r a n c h   N o . < / C o m p a n y B a n k B r a n c h N o > + 
+             < C o m p a n y B a n k B r a n c h N o C a p t i o n > C o m p a n y   B a n k   B r a n c h   N o .   C a p t i o n < / C o m p a n y B a n k B r a n c h N o C a p t i o n > + 
+             < C o m p a n y I B A N > C o m p a n y   I B A N < / C o m p a n y I B A N > + 
+             < C o m p a n y I B A N C a p t i o n > C o m p a n y   I B A N   C a p t i o n < / C o m p a n y I B A N C a p t i o n > + 
+             < C o m p a n y B a n k S W I F T > C o m p a n y   B a n k   S W I F T < / C o m p a n y B a n k S W I F T > + 
+             < C o m p a n y B a n k S W I F T C a p t i o n > C o m p a n y   B a n k   S W I F T   C a p t i o n < / C o m p a n y B a n k S W I F T C a p t i o n > + 
+             < C o m p a n y G i r o N o > C o m p a n y   G i r o   N o . < / C o m p a n y G i r o N o > + 
+             < C o m p a n y G i r o N o C a p t i o n > C o m p a n y   G i r o   N o .   C a p t i o n < / C o m p a n y G i r o N o C a p t i o n > + 
+         < / C o m p a n y M e t a d a t a > + 
      < / B C R e p o r t I n f o r m a t i o n >   
-     < T o o l t i p s / > +     < T o o l t i p s > + 
+         < T o o l t i p   c o l u m n = " C o m p a n y P i c t u r e "   E l e m e n t I d = " 1 3 9 7 4 1 1 0 7 4 " > + 
+             < T o o l t i p T e x t   l a n g = " e n - U S " > S p e c i f i e s   t h e   p i c t u r e   t h a t   h a s   b e e n   s e t   u p   f o r   t h e   c o m p a n y ,   s u c h   a s   a   c o m p a n y   l o g o . < / T o o l t i p T e x t > + 
+         < / T o o l t i p > + 
+         < T o o l t i p   c o l u m n = " C o m p a n y E M a i l "   E l e m e n t I d = " 1 6 7 7 0 7 4 0 5 8 " > + 
+             < T o o l t i p T e x t   l a n g = " e n - U S " > S p e c i f i e s   t h e   c o m p a n y ' s   e m a i l   a d d r e s s . < / T o o l t i p T e x t > + 
+         < / T o o l t i p > + 
+         < T o o l t i p   c o l u m n = " C o m p a n y H o m e P a g e "   E l e m e n t I d = " 1 9 8 9 1 8 8 7 0 " > + 
+             < T o o l t i p T e x t   l a n g = " e n - U S " > S p e c i f i e s   y o u r   c o m p a n y ' s   w e b   s i t e . < / T o o l t i p T e x t > + 
+         < / T o o l t i p > + 
+         < T o o l t i p   c o l u m n = " C o m p a n y P h o n e N o "   E l e m e n t I d = " 2 5 0 4 4 0 6 5 5 " > + 
+             < T o o l t i p T e x t   l a n g = " e n - U S " > S p e c i f i e s   t h e   c o m p a n y ' s   t e l e p h o n e   n u m b e r . < / T o o l t i p T e x t > + 
+         < / T o o l t i p > + 
+         < T o o l t i p   c o l u m n = " S e l l T o C o n t a c t P h o n e N o "   E l e m e n t I d = " 1 6 1 3 8 2 2 4 8 3 " > + 
+             < T o o l t i p T e x t   l a n g = " e n - U S " > S p e c i f i e s   t h e   c o n t a c t ' s   p h o n e   n u m b e r . < / T o o l t i p T e x t > + 
+         < / T o o l t i p > + 
+         < T o o l t i p   c o l u m n = " S e l l T o C o n t a c t M o b i l e P h o n e N o "   E l e m e n t I d = " 1 8 4 3 5 8 7 4 7 " > + 
+             < T o o l t i p T e x t   l a n g = " e n - U S " > S p e c i f i e s   t h e   c o n t a c t ' s   m o b i l e   t e l e p h o n e   n u m b e r . < / T o o l t i p T e x t > + 
+         < / T o o l t i p > + 
+         < T o o l t i p   c o l u m n = " S e l l T o C o n t a c t E m a i l "   E l e m e n t I d = " 2 6 2 8 2 4 5 6 4 " > + 
+             < T o o l t i p T e x t   l a n g = " e n - U S " > S p e c i f i e s   t h e   e m a i l   a d d r e s s   o f   t h e   c o n t a c t . < / T o o l t i p T e x t > + 
+         < / T o o l t i p > + 
+         < T o o l t i p   c o l u m n = " B i l l T o C o n t a c t P h o n e N o "   E l e m e n t I d = " 3 6 2 4 7 7 4 8 8 " > + 
+             < T o o l t i p T e x t   l a n g = " e n - U S " > S p e c i f i e s   t h e   c o n t a c t ' s   p h o n e   n u m b e r . < / T o o l t i p T e x t > + 
+         < / T o o l t i p > + 
+         < T o o l t i p   c o l u m n = " B i l l T o C o n t a c t M o b i l e P h o n e N o "   E l e m e n t I d = " 2 4 8 4 8 8 6 9 6 " > + 
+             < T o o l t i p T e x t   l a n g = " e n - U S " > S p e c i f i e s   t h e   c o n t a c t ' s   m o b i l e   t e l e p h o n e   n u m b e r . < / T o o l t i p T e x t > + 
+         < / T o o l t i p > + 
+         < T o o l t i p   c o l u m n = " B i l l T o C o n t a c t E m a i l "   E l e m e n t I d = " 3 3 5 8 2 7 8 9 5 " > + 
+             < T o o l t i p T e x t   l a n g = " e n - U S " > S p e c i f i e s   t h e   e m a i l   a d d r e s s   o f   t h e   c o n t a c t . < / T o o l t i p T e x t > + 
+         < / T o o l t i p > + 
+         < T o o l t i p   c o l u m n = " Y o u r R e f e r e n c e "   E l e m e n t I d = " 1 1 0 3 9 9 5 1 " > + 
+             < T o o l t i p T e x t   l a n g = " e n - U S " > S p e c i f i e s   t h e   c u s t o m e r ' s   r e f e r e n c e .   T h e   c o n t e n t   w i l l   b e   p r i n t e d   o n   s a l e s   d o c u m e n t s . < / T o o l t i p T e x t > + 
+         < / T o o l t i p > + 
+         < T o o l t i p   c o l u m n = " E x t e r n a l D o c u m e n t N o "   E l e m e n t I d = " 7 3 3 9 5 3 9 6 6 " > + 
+             < T o o l t i p T e x t   l a n g = " e n - U S " > S p e c i f i e s   a   d o c u m e n t   n u m b e r   t h a t   r e f e r s   t o   t h e   c u s t o m e r ' s   o r   v e n d o r ' s   n u m b e r i n g   s y s t e m . < / T o o l t i p T e x t > + 
+         < / T o o l t i p > + 
+         < T o o l t i p   c o l u m n = " D o c u m e n t N o "   E l e m e n t I d = " 9 7 0 3 5 0 5 3 9 " > + 
+             < T o o l t i p T e x t   l a n g = " e n - U S " > S p e c i f i e s   a   u n i q u e   n u m b e r   t h a t   i d e n t i f i e s   t h e   s a l e s   d o c u m e n t .   T h e   n u m b e r   c a n   b e   g e n e r a t e d   a u t o m a t i c a l l y   f r o m   a   n u m b e r   s e r i e s ,   o r   y o u   c a n   n u m b e r   e a c h   o f   t h e m   m a n u a l l y . < / T o o l t i p T e x t > + 
+         < / T o o l t i p > + 
+         < T o o l t i p   c o l u m n = " I t e m D e s c r i p t i o n "   E l e m e n t I d = " 1 9 6 5 3 9 3 7 9 0 " > + 
+             < T o o l t i p T e x t   l a n g = " e n - U S " > S p e c i f i e s   a   d e s c r i p t i o n   o f   t h e   e n t r y   o f   t h e   p r o d u c t   t o   b e   s o l d .   T o   a d d   a   n o n - t r a n s a c t i o n a l   t e x t   l i n e ,   f i l l   i n   t h e   D e s c r i p t i o n   f i e l d   o n l y . < / T o o l t i p T e x t > + 
+         < / T o o l t i p > + 
+         < T o o l t i p   c o l u m n = " C o u n t r y O f M a n u f a c t u r i n g "   E l e m e n t I d = " 9 6 7 5 1 0 9 9 6 " > + 
+             < T o o l t i p T e x t   l a n g = " e n - U S " > S p e c i f i e s   a   c o d e   f o r   t h e   c o u n t r y / r e g i o n   w h e r e   t h e   i t e m   w a s   p r o d u c e d   o r   p r o c e s s e d . < / T o o l t i p T e x t > + 
+         < / T o o l t i p > + 
+         < T o o l t i p   c o l u m n = " T a r i f f "   E l e m e n t I d = " 1 6 1 7 3 6 3 7 2 3 " > + 
+             < T o o l t i p T e x t   l a n g = " e n - U S " > S p e c i f i e s   a   c o d e   f o r   t h e   i t e m ' s   t a r i f f   n u m b e r . < / T o o l t i p T e x t > + 
+         < / T o o l t i p > + 
+         < T o o l t i p   c o l u m n = " Q u a n t i t y "   E l e m e n t I d = " 5 5 6 9 2 0 8 8 6 " > + 
+             < T o o l t i p T e x t   l a n g = " e n - U S " > S p e c i f i e s   t h e   q u a n t i t y   t h a t   r e m a i n s   t o   b e   i n v o i c e d .   I t   i s   c a l c u l a t e d   a s   Q u a n t i t y   -   Q t y .   I n v o i c e d . < / T o o l t i p T e x t > + 
+         < / T o o l t i p > + 
+         < T o o l t i p   c o l u m n = " N e t W e i g h t "   E l e m e n t I d = " 1 8 1 6 3 8 9 3 4 2 " > + 
+             < T o o l t i p T e x t   l a n g = " e n - U S " > S p e c i f i e s   t h e   n e t   w e i g h t   o f   o n e   u n i t   o f   t h e   i t e m .   I n   t h e   s a l e s   s t a t i s t i c s   w i n d o w ,   t h e   n e t   w e i g h t   o n   t h e   l i n e   i s   i n c l u d e d   i n   t h e   t o t a l   n e t   w e i g h t   o f   a l l   t h e   l i n e s   f o r   t h e   p a r t i c u l a r   s a l e s   d o c u m e n t . < / T o o l t i p T e x t > + 
+         < / T o o l t i p > + 
+     < / T o o l t i p s >   
      < H e a d e r   E l e m e n t T y p e = " D a t a I t e m "   E l e m e n t I d = " 1 2 4 0 3 7 3 8 8 6 " >   
@@ -5736,15 +6006,15 @@
  
          < B i l l T o C o n t a c t E m a i l   E l e m e n t T y p e = " C o l u m n "   E l e m e n t I d = " 3 3 5 8 2 7 8 9 5 "   D a t a T y p e = " T e x t " > B i l l T o C o n t a c t E m a i l < / B i l l T o C o n t a c t E m a i l >   
-         < B i l l T o C o n t a c t E m a i l L b l   E l e m e n t T y p e = " C o l u m n "   E l e m e n t I d = " 2 9 6 4 7 8 3 6 5 "   D a t a T y p e = " T e x t C o n s t " > B i l l T o C o n t a c t E m a i l L b l < / B i l l T o C o n t a c t E m a i l L b l > +         < B i l l T o C o n t a c t E m a i l L b l   E l e m e n t T y p e = " C o l u m n "   E l e m e n t I d = " 2 9 6 4 7 8 3 6 5 "   D a t a T y p e = " L a b e l " > B i l l T o C o n t a c t E m a i l L b l < / B i l l T o C o n t a c t E m a i l L b l >   
          < B i l l T o C o n t a c t M o b i l e P h o n e N o   E l e m e n t T y p e = " C o l u m n "   E l e m e n t I d = " 2 4 8 4 8 8 6 9 6 "   D a t a T y p e = " T e x t " > B i l l T o C o n t a c t M o b i l e P h o n e N o < / B i l l T o C o n t a c t M o b i l e P h o n e N o >   
-         < B i l l T o C o n t a c t M o b i l e P h o n e N o L b l   E l e m e n t T y p e = " C o l u m n "   E l e m e n t I d = " 2 7 6 3 1 1 3 3 8 "   D a t a T y p e = " T e x t C o n s t " > B i l l T o C o n t a c t M o b i l e P h o n e N o L b l < / B i l l T o C o n t a c t M o b i l e P h o n e N o L b l > +         < B i l l T o C o n t a c t M o b i l e P h o n e N o L b l   E l e m e n t T y p e = " C o l u m n "   E l e m e n t I d = " 2 7 6 3 1 1 3 3 8 "   D a t a T y p e = " L a b e l " > B i l l T o C o n t a c t M o b i l e P h o n e N o L b l < / B i l l T o C o n t a c t M o b i l e P h o n e N o L b l >   
          < B i l l T o C o n t a c t P h o n e N o   E l e m e n t T y p e = " C o l u m n "   E l e m e n t I d = " 3 6 2 4 7 7 4 8 8 "   D a t a T y p e = " T e x t " > B i l l T o C o n t a c t P h o n e N o < / B i l l T o C o n t a c t P h o n e N o >   
-         < B i l l T o C o n t a c t P h o n e N o L b l   E l e m e n t T y p e = " C o l u m n "   E l e m e n t I d = " 2 1 2 3 3 4 5 9 6 6 "   D a t a T y p e = " T e x t C o n s t " > B i l l T o C o n t a c t P h o n e N o L b l < / B i l l T o C o n t a c t P h o n e N o L b l > +         < B i l l T o C o n t a c t P h o n e N o L b l   E l e m e n t T y p e = " C o l u m n "   E l e m e n t I d = " 2 1 2 3 3 4 5 9 6 6 "   D a t a T y p e = " L a b e l " > B i l l T o C o n t a c t P h o n e N o L b l < / B i l l T o C o n t a c t P h o n e N o L b l >   
          < C o m p a n y A d d r e s s 1   E l e m e n t T y p e = " C o l u m n "   E l e m e n t I d = " 1 8 8 4 1 6 4 3 2 3 "   D a t a T y p e = " T e x t " > C o m p a n y A d d r e s s 1 < / C o m p a n y A d d r e s s 1 >   
@@ -5774,11 +6044,11 @@
  
          < C o m p a n y P h o n e N o L b l   E l e m e n t T y p e = " C o l u m n "   E l e m e n t I d = " 1 4 0 2 7 9 8 1 5 5 "   D a t a T y p e = " S t r i n g " > C o m p a n y P h o n e N o L b l < / C o m p a n y P h o n e N o L b l >   
-         < C o m p a n y P i c t u r e   E l e m e n t T y p e = " C o l u m n "   E l e m e n t I d = " 1 3 9 7 4 1 1 0 7 4 "   D a t a T y p e = " B L O B " / > +         < C o m p a n y P i c t u r e   E l e m e n t T y p e = " C o l u m n "   E l e m e n t I d = " 1 3 9 7 4 1 1 0 7 4 "   D a t a T y p e = " B l o b "   / >   
          < C o m p a n y V A T R e g N o   E l e m e n t T y p e = " C o l u m n "   E l e m e n t I d = " 1 7 1 4 3 1 9 3 6 "   D a t a T y p e = " T e x t " > C o m p a n y V A T R e g N o < / C o m p a n y V A T R e g N o >   
-         < C o u n t r y O f M a n u f a c t u c t u r e L b l   E l e m e n t T y p e = " C o l u m n "   E l e m e n t I d = " 6 8 3 0 8 4 6 7 9 "   D a t a T y p e = " T e x t C o n s t " > C o u n t r y O f M a n u f a c t u c t u r e L b l < / C o u n t r y O f M a n u f a c t u c t u r e L b l > +         < C o u n t r y O f M a n u f a c t u c t u r e L b l   E l e m e n t T y p e = " C o l u m n "   E l e m e n t I d = " 6 8 3 0 8 4 6 7 9 "   D a t a T y p e = " L a b e l " > C o u n t r y O f M a n u f a c t u c t u r e L b l < / C o u n t r y O f M a n u f a c t u c t u r e L b l >   
          < C u r r e n c y   E l e m e n t T y p e = " C o l u m n "   E l e m e n t I d = " 1 4 1 3 6 7 1 0 5 8 "   D a t a T y p e = " C o d e " > C u r r e n c y < / C u r r e n c y >   
@@ -5804,7 +6074,7 @@
  
          < C u s t o m e r V A T R e g N o   E l e m e n t T y p e = " C o l u m n "   E l e m e n t I d = " 3 6 6 7 3 9 2 6 9 "   D a t a T y p e = " T e x t " > C u s t o m e r V A T R e g N o < / C u s t o m e r V A T R e g N o >   
-         < D e c l a r t i o n L b l   E l e m e n t T y p e = " C o l u m n "   E l e m e n t I d = " 1 7 3 1 1 5 3 7 1 8 "   D a t a T y p e = " T e x t C o n s t " > D e c l a r t i o n L b l < / D e c l a r t i o n L b l > +         < D e c l a r t i o n L b l   E l e m e n t T y p e = " C o l u m n "   E l e m e n t I d = " 1 7 3 1 1 5 3 7 1 8 "   D a t a T y p e = " L a b e l " > D e c l a r t i o n L b l < / D e c l a r t i o n L b l >   
          < D o c u m e n t D a t e   E l e m e n t T y p e = " C o l u m n "   E l e m e n t I d = " 5 5 2 8 7 1 9 1 4 "   D a t a T y p e = " S t r i n g " > D o c u m e n t D a t e < / D o c u m e n t D a t e >   
@@ -5824,7 +6094,7 @@
  
          < N e t W e i g h t L b l   E l e m e n t T y p e = " C o l u m n "   E l e m e n t I d = " 8 0 8 0 5 9 8 5 6 "   D a t a T y p e = " S t r i n g " > N e t W e i g h t L b l < / N e t W e i g h t L b l >   
-         < P a g e L b l   E l e m e n t T y p e = " C o l u m n "   E l e m e n t I d = " 2 7 0 2 9 6 3 3 2 "   D a t a T y p e = " T e x t C o n s t " > P a g e L b l < / P a g e L b l > +         < P a g e L b l   E l e m e n t T y p e = " C o l u m n "   E l e m e n t I d = " 2 7 0 2 9 6 3 3 2 "   D a t a T y p e = " L a b e l " > P a g e L b l < / P a g e L b l >   
          < Q u a n t i t y L b l   E l e m e n t T y p e = " C o l u m n "   E l e m e n t I d = " 2 7 2 0 7 7 8 0 "   D a t a T y p e = " S t r i n g " > Q u a n t i t y L b l < / Q u a n t i t y L b l >   
@@ -5834,15 +6104,15 @@
  
          < S e l l T o C o n t a c t E m a i l   E l e m e n t T y p e = " C o l u m n "   E l e m e n t I d = " 2 6 2 8 2 4 5 6 4 "   D a t a T y p e = " T e x t " > S e l l T o C o n t a c t E m a i l < / S e l l T o C o n t a c t E m a i l >   
-         < S e l l T o C o n t a c t E m a i l L b l   E l e m e n t T y p e = " C o l u m n "   E l e m e n t I d = " 3 7 0 9 2 0 3 7 4 "   D a t a T y p e = " T e x t C o n s t " > S e l l T o C o n t a c t E m a i l L b l < / S e l l T o C o n t a c t E m a i l L b l > +         < S e l l T o C o n t a c t E m a i l L b l   E l e m e n t T y p e = " C o l u m n "   E l e m e n t I d = " 3 7 0 9 2 0 3 7 4 "   D a t a T y p e = " L a b e l " > S e l l T o C o n t a c t E m a i l L b l < / S e l l T o C o n t a c t E m a i l L b l >   
          < S e l l T o C o n t a c t M o b i l e P h o n e N o   E l e m e n t T y p e = " C o l u m n "   E l e m e n t I d = " 1 8 4 3 5 8 7 4 7 "   D a t a T y p e = " T e x t " > S e l l T o C o n t a c t M o b i l e P h o n e N o < / S e l l T o C o n t a c t M o b i l e P h o n e N o >   
-         < S e l l T o C o n t a c t M o b i l e P h o n e N o L b l   E l e m e n t T y p e = " C o l u m n "   E l e m e n t I d = " 1 4 5 7 5 2 8 4 1 7 "   D a t a T y p e = " T e x t C o n s t " > S e l l T o C o n t a c t M o b i l e P h o n e N o L b l < / S e l l T o C o n t a c t M o b i l e P h o n e N o L b l > +         < S e l l T o C o n t a c t M o b i l e P h o n e N o L b l   E l e m e n t T y p e = " C o l u m n "   E l e m e n t I d = " 1 4 5 7 5 2 8 4 1 7 "   D a t a T y p e = " L a b e l " > S e l l T o C o n t a c t M o b i l e P h o n e N o L b l < / S e l l T o C o n t a c t M o b i l e P h o n e N o L b l >   
          < S e l l T o C o n t a c t P h o n e N o   E l e m e n t T y p e = " C o l u m n "   E l e m e n t I d = " 1 6 1 3 8 2 2 4 8 3 "   D a t a T y p e = " T e x t " > S e l l T o C o n t a c t P h o n e N o < / S e l l T o C o n t a c t P h o n e N o >   
-         < S e l l T o C o n t a c t P h o n e N o L b l   E l e m e n t T y p e = " C o l u m n "   E l e m e n t I d = " 1 0 5 0 6 8 6 8 0 9 "   D a t a T y p e = " T e x t C o n s t " > S e l l T o C o n t a c t P h o n e N o L b l < / S e l l T o C o n t a c t P h o n e N o L b l > +         < S e l l T o C o n t a c t P h o n e N o L b l   E l e m e n t T y p e = " C o l u m n "   E l e m e n t I d = " 1 0 5 0 6 8 6 8 0 9 "   D a t a T y p e = " L a b e l " > S e l l T o C o n t a c t P h o n e N o L b l < / S e l l T o C o n t a c t P h o n e N o L b l >   
          < S h i p m e n t M e t h o d D e s c r i p t i o n   E l e m e n t T y p e = " C o l u m n "   E l e m e n t I d = " 2 0 5 9 4 0 3 2 6 0 "   D a t a T y p e = " T e x t " > S h i p m e n t M e t h o d D e s c r i p t i o n < / S h i p m e n t M e t h o d D e s c r i p t i o n >   
@@ -5850,11 +6120,11 @@
  
          < S h o w W o r k D e s c r i p t i o n   E l e m e n t T y p e = " C o l u m n "   E l e m e n t I d = " 7 8 5 4 6 8 8 6 5 "   D a t a T y p e = " B o o l e a n " > S h o w W o r k D e s c r i p t i o n < / S h o w W o r k D e s c r i p t i o n >   
-         < S i g n a t u r e L b l   E l e m e n t T y p e = " C o l u m n "   E l e m e n t I d = " 9 1 0 9 5 0 3 4 7 "   D a t a T y p e = " T e x t C o n s t " > S i g n a t u r e L b l < / S i g n a t u r e L b l > - 
-         < S i g n a t u r e N a m e L b l   E l e m e n t T y p e = " C o l u m n "   E l e m e n t I d = " 1 0 2 8 2 9 0 9 4 0 "   D a t a T y p e = " T e x t C o n s t " > S i g n a t u r e N a m e L b l < / S i g n a t u r e N a m e L b l > - 
-         < S i g n a t u r e P o s i t i o n L b l   E l e m e n t T y p e = " C o l u m n "   E l e m e n t I d = " 6 0 9 3 1 5 1 8 6 "   D a t a T y p e = " T e x t C o n s t " > S i g n a t u r e P o s i t i o n L b l < / S i g n a t u r e P o s i t i o n L b l > +         < S i g n a t u r e L b l   E l e m e n t T y p e = " C o l u m n "   E l e m e n t I d = " 9 1 0 9 5 0 3 4 7 "   D a t a T y p e = " L a b e l " > S i g n a t u r e L b l < / S i g n a t u r e L b l > + 
+         < S i g n a t u r e N a m e L b l   E l e m e n t T y p e = " C o l u m n "   E l e m e n t I d = " 1 0 2 8 2 9 0 9 4 0 "   D a t a T y p e = " L a b e l " > S i g n a t u r e N a m e L b l < / S i g n a t u r e N a m e L b l > + 
+         < S i g n a t u r e P o s i t i o n L b l   E l e m e n t T y p e = " C o l u m n "   E l e m e n t I d = " 6 0 9 3 1 5 1 8 6 "   D a t a T y p e = " L a b e l " > S i g n a t u r e P o s i t i o n L b l < / S i g n a t u r e P o s i t i o n L b l >   
          < T a r i f f L b l   E l e m e n t T y p e = " C o l u m n "   E l e m e n t I d = " 1 7 9 3 6 1 9 4 0 9 "   D a t a T y p e = " S t r i n g " > T a r i f f L b l < / T a r i f f L b l >   
@@ -5862,7 +6132,7 @@
  
          < T o t a l A m o u n t L b l   E l e m e n t T y p e = " C o l u m n "   E l e m e n t I d = " 1 2 1 0 2 0 8 3 7 7 "   D a t a T y p e = " T e x t " > T o t a l A m o u n t L b l < / T o t a l A m o u n t L b l >   
-         < T o t a l W e i g h t L b l   E l e m e n t T y p e = " C o l u m n "   E l e m e n t I d = " 1 0 3 4 9 8 5 3 9 7 "   D a t a T y p e = " T e x t C o n s t " > T o t a l W e i g h t L b l < / T o t a l W e i g h t L b l > +         < T o t a l W e i g h t L b l   E l e m e n t T y p e = " C o l u m n "   E l e m e n t I d = " 1 0 3 4 9 8 5 3 9 7 "   D a t a T y p e = " L a b e l " > T o t a l W e i g h t L b l < / T o t a l W e i g h t L b l >   
          < U n i t P r i c e L b l   E l e m e n t T y p e = " C o l u m n "   E l e m e n t I d = " 6 3 9 0 7 3 1 5 6 "   D a t a T y p e = " S t r i n g " > U n i t P r i c e L b l < / U n i t P r i c e L b l >   

--- a/src/Layers/W1/BaseApp/Sales/Document/StandardSalesProFormaInvBody.docx
+++ b/src/Layers/W1/BaseApp/Sales/Document/StandardSalesProFormaInvBody.docx
@@ -5423,6 +5423,8 @@
  
              < R e p o r t N a m e > R e p o r t   N a m e < / R e p o r t N a m e >   
+             < R e p o r t C a p t i o n > R e p o r t   C a p t i o n < / R e p o r t C a p t i o n > + 
              < A b o u t T h i s R e p o r t T i t l e > A b o u t   T h i s   R e p o r t   T i t l e < / A b o u t T h i s R e p o r t T i t l e >   
              < A b o u t T h i s R e p o r t T e x t > A b o u t   T h i s   R e p o r t   T e x t < / A b o u t T h i s R e p o r t T e x t > @@ -5477,21 +5479,21 @@
  
              < C o m p a n y A d d r e s s L i n e s >   
-                 < C o m p a n y A d d r e s s L i n e > C o m p a n y   A d d r e s s   L i n e   1 < / C o m p a n y A d d r e s s L i n e > - 
-                 < C o m p a n y A d d r e s s L i n e > C o m p a n y   A d d r e s s   L i n e   2 < / C o m p a n y A d d r e s s L i n e > - 
-                 < C o m p a n y A d d r e s s L i n e > C o m p a n y   A d d r e s s   L i n e   3 < / C o m p a n y A d d r e s s L i n e > - 
-                 < C o m p a n y A d d r e s s L i n e > C o m p a n y   A d d r e s s   L i n e   4 < / C o m p a n y A d d r e s s L i n e > - 
-                 < C o m p a n y A d d r e s s L i n e > C o m p a n y   A d d r e s s   L i n e   5 < / C o m p a n y A d d r e s s L i n e > - 
-                 < C o m p a n y A d d r e s s L i n e > C o m p a n y   A d d r e s s   L i n e   6 < / C o m p a n y A d d r e s s L i n e > - 
-                 < C o m p a n y A d d r e s s L i n e > C o m p a n y   A d d r e s s   L i n e   7 < / C o m p a n y A d d r e s s L i n e > - 
-                 < C o m p a n y A d d r e s s L i n e > C o m p a n y   A d d r e s s   L i n e   8 < / C o m p a n y A d d r e s s L i n e > +                 < C o m p a n y A d d r e s s L i n e 1 > C o m p a n y   A d d r e s s   L i n e   1 < / C o m p a n y A d d r e s s L i n e 1 > + 
+                 < C o m p a n y A d d r e s s L i n e 2 > C o m p a n y   A d d r e s s   L i n e   2 < / C o m p a n y A d d r e s s L i n e 2 > + 
+                 < C o m p a n y A d d r e s s L i n e 3 > C o m p a n y   A d d r e s s   L i n e   3 < / C o m p a n y A d d r e s s L i n e 3 > + 
+                 < C o m p a n y A d d r e s s L i n e 4 > C o m p a n y   A d d r e s s   L i n e   4 < / C o m p a n y A d d r e s s L i n e 4 > + 
+                 < C o m p a n y A d d r e s s L i n e 5 > C o m p a n y   A d d r e s s   L i n e   5 < / C o m p a n y A d d r e s s L i n e 5 > + 
+                 < C o m p a n y A d d r e s s L i n e 6 > C o m p a n y   A d d r e s s   L i n e   6 < / C o m p a n y A d d r e s s L i n e 6 > + 
+                 < C o m p a n y A d d r e s s L i n e 7 > C o m p a n y   A d d r e s s   L i n e   7 < / C o m p a n y A d d r e s s L i n e 7 > + 
+                 < C o m p a n y A d d r e s s L i n e 8 > C o m p a n y   A d d r e s s   L i n e   8 < / C o m p a n y A d d r e s s L i n e 8 >   
              < / C o m p a n y A d d r e s s L i n e s >   
@@ -5762,6 +5764,8 @@
  
              < R e p o r t N a m e > R e p o r t   N a m e < / R e p o r t N a m e >   
+             < R e p o r t C a p t i o n > R e p o r t   C a p t i o n < / R e p o r t C a p t i o n > + 
              < A b o u t T h i s R e p o r t T i t l e > A b o u t   T h i s   R e p o r t   T i t l e < / A b o u t T h i s R e p o r t T i t l e >   
              < A b o u t T h i s R e p o r t T e x t > A b o u t   T h i s   R e p o r t   T e x t < / A b o u t T h i s R e p o r t T e x t > @@ -5816,21 +5820,21 @@
  
              < C o m p a n y A d d r e s s L i n e s >   
-                 < C o m p a n y A d d r e s s L i n e > C o m p a n y   A d d r e s s   L i n e   1 < / C o m p a n y A d d r e s s L i n e > - 
-                 < C o m p a n y A d d r e s s L i n e > C o m p a n y   A d d r e s s   L i n e   2 < / C o m p a n y A d d r e s s L i n e > - 
-                 < C o m p a n y A d d r e s s L i n e > C o m p a n y   A d d r e s s   L i n e   3 < / C o m p a n y A d d r e s s L i n e > - 
-                 < C o m p a n y A d d r e s s L i n e > C o m p a n y   A d d r e s s   L i n e   4 < / C o m p a n y A d d r e s s L i n e > - 
-                 < C o m p a n y A d d r e s s L i n e > C o m p a n y   A d d r e s s   L i n e   5 < / C o m p a n y A d d r e s s L i n e > - 
-                 < C o m p a n y A d d r e s s L i n e > C o m p a n y   A d d r e s s   L i n e   6 < / C o m p a n y A d d r e s s L i n e > - 
-                 < C o m p a n y A d d r e s s L i n e > C o m p a n y   A d d r e s s   L i n e   7 < / C o m p a n y A d d r e s s L i n e > - 
-                 < C o m p a n y A d d r e s s L i n e > C o m p a n y   A d d r e s s   L i n e   8 < / C o m p a n y A d d r e s s L i n e > +                 < C o m p a n y A d d r e s s L i n e 1 > C o m p a n y   A d d r e s s   L i n e   1 < / C o m p a n y A d d r e s s L i n e 1 > + 
+                 < C o m p a n y A d d r e s s L i n e 2 > C o m p a n y   A d d r e s s   L i n e   2 < / C o m p a n y A d d r e s s L i n e 2 > + 
+                 < C o m p a n y A d d r e s s L i n e 3 > C o m p a n y   A d d r e s s   L i n e   3 < / C o m p a n y A d d r e s s L i n e 3 > + 
+                 < C o m p a n y A d d r e s s L i n e 4 > C o m p a n y   A d d r e s s   L i n e   4 < / C o m p a n y A d d r e s s L i n e 4 > + 
+                 < C o m p a n y A d d r e s s L i n e 5 > C o m p a n y   A d d r e s s   L i n e   5 < / C o m p a n y A d d r e s s L i n e 5 > + 
+                 < C o m p a n y A d d r e s s L i n e 6 > C o m p a n y   A d d r e s s   L i n e   6 < / C o m p a n y A d d r e s s L i n e 6 > + 
+                 < C o m p a n y A d d r e s s L i n e 7 > C o m p a n y   A d d r e s s   L i n e   7 < / C o m p a n y A d d r e s s L i n e 7 > + 
+                 < C o m p a n y A d d r e s s L i n e 8 > C o m p a n y   A d d r e s s   L i n e   8 < / C o m p a n y A d d r e s s L i n e 8 >   
              < / C o m p a n y A d d r e s s L i n e s >   

--- a/src/Layers/W1/BaseApp/Sales/Document/StandardSalesProFormaInvBody.docx
+++ b/src/Layers/W1/BaseApp/Sales/Document/StandardSalesProFormaInvBody.docx
@@ -11,9 +11,9 @@
         <w:tblDescription w:val="Layout table. Used for positioning, not for tabular data."/>
       </w:tblPr>
       <w:tblGrid>
-        <w:gridCol w:w="3611"/>
-        <w:gridCol w:w="6039"/>
-        <w:gridCol w:w="6036"/>
+        <w:gridCol w:w="2416"/>
+        <w:gridCol w:w="4040"/>
+        <w:gridCol w:w="4038"/>
       </w:tblGrid>
       <w:tr>
         <w:trPr>
@@ -24,6 +24,8 @@
         <w:sdt>
           <w:sdtPr>
             <w:rPr>
+              <w:sz w:val="18"/>
+              <w:szCs w:val="18"/>
               <w:lang w:val="da-DK"/>
             </w:rPr>
             <w:alias w:val="CustomerAddress1"/>
@@ -32,7 +34,7 @@
             <w:placeholder>
               <w:docPart w:val="BB1050C2C8994367A8126BE74A881D55"/>
             </w:placeholder>
-            <w:dataBinding w:prefixMappings="xmlns:ns0='urn:microsoft-dynamics-nav/reports/Standard_Sales_Pro_Forma_Inv/1302/'" w:xpath="/ns0:NavWordReportXmlPart[1]/ns0:Header[1]/ns0:CustomerAddress1[1]" w:storeItemID="{00000000-0000-0000-0000-000000000000}"/>
+            <w:dataBinding w:prefixMappings="&lt;xmlns:ns0='urn:microsoft-dynamics-nav/reports/Standard_Sales_Pro_Forma_Inv/1302/' " w:xpath="/ns0:NavWordReportXmlPart[1]/ns0:Header[1]/ns0:CustomerAddress1[1]" w:storeItemID="{00000000-0000-0000-0000-000000000000}"/>
             <w15:color w:val="808080"/>
             <w:text/>
           </w:sdtPr>
@@ -46,11 +48,15 @@
                   <w:pStyle w:val="BCLabel"/>
                   <w:spacing w:line="276" w:lineRule="auto"/>
                   <w:rPr>
+                    <w:sz w:val="18"/>
+                    <w:szCs w:val="18"/>
                     <w:lang w:val="da-DK"/>
                   </w:rPr>
                 </w:pPr>
                 <w:r>
                   <w:rPr>
+                    <w:sz w:val="18"/>
+                    <w:szCs w:val="18"/>
                     <w:lang w:val="da-DK"/>
                   </w:rPr>
                   <w:t>CustomerAddress1</w:t>
@@ -68,6 +74,8 @@
               <w:pStyle w:val="BCLabel"/>
               <w:spacing w:line="276" w:lineRule="auto"/>
               <w:rPr>
+                <w:sz w:val="18"/>
+                <w:szCs w:val="18"/>
                 <w:lang w:val="da-DK"/>
               </w:rPr>
             </w:pPr>
@@ -76,6 +84,8 @@
         <w:sdt>
           <w:sdtPr>
             <w:rPr>
+              <w:sz w:val="18"/>
+              <w:szCs w:val="18"/>
               <w:lang w:val="da-DK"/>
             </w:rPr>
             <w:alias w:val="CompanyAddress1"/>
@@ -84,7 +94,7 @@
             <w:placeholder>
               <w:docPart w:val="E1C3DFAE78E14FD2B2D0C1DCF6D40B28"/>
             </w:placeholder>
-            <w:dataBinding w:prefixMappings="xmlns:ns0='urn:microsoft-dynamics-nav/reports/Standard_Sales_Pro_Forma_Inv/1302/'" w:xpath="/ns0:NavWordReportXmlPart[1]/ns0:Header[1]/ns0:CompanyAddress1[1]" w:storeItemID="{00000000-0000-0000-0000-000000000000}"/>
+            <w:dataBinding w:prefixMappings="&lt;xmlns:ns0='urn:microsoft-dynamics-nav/reports/Standard_Sales_Pro_Forma_Inv/1302/' " w:xpath="/ns0:NavWordReportXmlPart[1]/ns0:Header[1]/ns0:CompanyAddress1[1]" w:storeItemID="{00000000-0000-0000-0000-000000000000}"/>
             <w15:color w:val="808080"/>
             <w:text/>
           </w:sdtPr>
@@ -99,11 +109,15 @@
                   <w:spacing w:line="276" w:lineRule="auto"/>
                   <w:jc w:val="right"/>
                   <w:rPr>
+                    <w:sz w:val="18"/>
+                    <w:szCs w:val="18"/>
                     <w:lang w:val="da-DK"/>
                   </w:rPr>
                 </w:pPr>
                 <w:r>
                   <w:rPr>
+                    <w:sz w:val="18"/>
+                    <w:szCs w:val="18"/>
                     <w:lang w:val="da-DK"/>
                   </w:rPr>
                   <w:t>CompanyAddress1</w:t>
@@ -120,13 +134,17 @@
         </w:trPr>
         <w:sdt>
           <w:sdtPr>
+            <w:rPr>
+              <w:sz w:val="18"/>
+              <w:szCs w:val="18"/>
+            </w:rPr>
             <w:alias w:val="CustomerAddress2"/>
             <w:tag w:val="#BC:InsertDataItem,DataItems/Header/CustomerAddress2"/>
             <w:id w:val="856541041"/>
             <w:placeholder>
               <w:docPart w:val="BB1050C2C8994367A8126BE74A881D55"/>
             </w:placeholder>
-            <w:dataBinding w:prefixMappings="xmlns:ns0='urn:microsoft-dynamics-nav/reports/Standard_Sales_Pro_Forma_Inv/1302/'" w:xpath="/ns0:NavWordReportXmlPart[1]/ns0:Header[1]/ns0:CustomerAddress2[1]" w:storeItemID="{00000000-0000-0000-0000-000000000000}"/>
+            <w:dataBinding w:prefixMappings="&lt;xmlns:ns0='urn:microsoft-dynamics-nav/reports/Standard_Sales_Pro_Forma_Inv/1302/' " w:xpath="/ns0:NavWordReportXmlPart[1]/ns0:Header[1]/ns0:CustomerAddress2[1]" w:storeItemID="{00000000-0000-0000-0000-000000000000}"/>
             <w15:color w:val="808080"/>
             <w:text/>
           </w:sdtPr>
@@ -138,8 +156,16 @@
               <w:p>
                 <w:pPr>
                   <w:pStyle w:val="NoSpacing"/>
+                  <w:rPr>
+                    <w:sz w:val="18"/>
+                    <w:szCs w:val="18"/>
+                  </w:rPr>
                 </w:pPr>
                 <w:r>
+                  <w:rPr>
+                    <w:sz w:val="18"/>
+                    <w:szCs w:val="18"/>
+                  </w:rPr>
                   <w:t>CustomerAddress2</w:t>
                 </w:r>
               </w:p>
@@ -153,18 +179,26 @@
           <w:p>
             <w:pPr>
               <w:pStyle w:val="NoSpacing"/>
+              <w:rPr>
+                <w:sz w:val="18"/>
+                <w:szCs w:val="18"/>
+              </w:rPr>
             </w:pPr>
           </w:p>
         </w:tc>
         <w:sdt>
           <w:sdtPr>
+            <w:rPr>
+              <w:sz w:val="18"/>
+              <w:szCs w:val="18"/>
+            </w:rPr>
             <w:alias w:val="CompanyAddress2"/>
             <w:tag w:val="#BC:InsertDataItem,DataItems/Header/CompanyAddress2"/>
             <w:id w:val="927465436"/>
             <w:placeholder>
               <w:docPart w:val="C0C1B5D2A0B74192B7E45A7530D8650F"/>
             </w:placeholder>
-            <w:dataBinding w:prefixMappings="xmlns:ns0='urn:microsoft-dynamics-nav/reports/Standard_Sales_Pro_Forma_Inv/1302/'" w:xpath="/ns0:NavWordReportXmlPart[1]/ns0:Header[1]/ns0:CompanyAddress2[1]" w:storeItemID="{00000000-0000-0000-0000-000000000000}"/>
+            <w:dataBinding w:prefixMappings="&lt;xmlns:ns0='urn:microsoft-dynamics-nav/reports/Standard_Sales_Pro_Forma_Inv/1302/' " w:xpath="/ns0:NavWordReportXmlPart[1]/ns0:Header[1]/ns0:CompanyAddress2[1]" w:storeItemID="{00000000-0000-0000-0000-000000000000}"/>
             <w15:color w:val="808080"/>
             <w:text/>
           </w:sdtPr>
@@ -177,8 +211,16 @@
                 <w:pPr>
                   <w:pStyle w:val="BCNumber"/>
                   <w:jc w:val="right"/>
+                  <w:rPr>
+                    <w:sz w:val="18"/>
+                    <w:szCs w:val="18"/>
+                  </w:rPr>
                 </w:pPr>
                 <w:r>
+                  <w:rPr>
+                    <w:sz w:val="18"/>
+                    <w:szCs w:val="18"/>
+                  </w:rPr>
                   <w:t>CompanyAddress2</w:t>
                 </w:r>
               </w:p>
@@ -193,13 +235,17 @@
         </w:trPr>
         <w:sdt>
           <w:sdtPr>
+            <w:rPr>
+              <w:sz w:val="18"/>
+              <w:szCs w:val="18"/>
+            </w:rPr>
             <w:alias w:val="CustomerAddress3"/>
             <w:tag w:val="#BC:InsertDataItem,DataItems/Header/CustomerAddress3"/>
             <w:id w:val="840433313"/>
             <w:placeholder>
               <w:docPart w:val="BB1050C2C8994367A8126BE74A881D55"/>
             </w:placeholder>
-            <w:dataBinding w:prefixMappings="xmlns:ns0='urn:microsoft-dynamics-nav/reports/Standard_Sales_Pro_Forma_Inv/1302/'" w:xpath="/ns0:NavWordReportXmlPart[1]/ns0:Header[1]/ns0:CustomerAddress3[1]" w:storeItemID="{00000000-0000-0000-0000-000000000000}"/>
+            <w:dataBinding w:prefixMappings="&lt;xmlns:ns0='urn:microsoft-dynamics-nav/reports/Standard_Sales_Pro_Forma_Inv/1302/' " w:xpath="/ns0:NavWordReportXmlPart[1]/ns0:Header[1]/ns0:CustomerAddress3[1]" w:storeItemID="{00000000-0000-0000-0000-000000000000}"/>
             <w15:color w:val="808080"/>
             <w:text/>
           </w:sdtPr>
@@ -211,8 +257,16 @@
               <w:p>
                 <w:pPr>
                   <w:pStyle w:val="NoSpacing"/>
+                  <w:rPr>
+                    <w:sz w:val="18"/>
+                    <w:szCs w:val="18"/>
+                  </w:rPr>
                 </w:pPr>
                 <w:r>
+                  <w:rPr>
+                    <w:sz w:val="18"/>
+                    <w:szCs w:val="18"/>
+                  </w:rPr>
                   <w:t>CustomerAddress3</w:t>
                 </w:r>
               </w:p>
@@ -226,18 +280,26 @@
           <w:p>
             <w:pPr>
               <w:pStyle w:val="NoSpacing"/>
+              <w:rPr>
+                <w:sz w:val="18"/>
+                <w:szCs w:val="18"/>
+              </w:rPr>
             </w:pPr>
           </w:p>
         </w:tc>
         <w:sdt>
           <w:sdtPr>
+            <w:rPr>
+              <w:sz w:val="18"/>
+              <w:szCs w:val="18"/>
+            </w:rPr>
             <w:alias w:val="CompanyAddress3"/>
             <w:tag w:val="#BC:InsertDataItem,DataItems/Header/CompanyAddress3"/>
             <w:id w:val="41182478"/>
             <w:placeholder>
               <w:docPart w:val="FBFF5AC15E064F02AB44E2AFC1AF80D5"/>
             </w:placeholder>
-            <w:dataBinding w:prefixMappings="xmlns:ns0='urn:microsoft-dynamics-nav/reports/Standard_Sales_Pro_Forma_Inv/1302/'" w:xpath="/ns0:NavWordReportXmlPart[1]/ns0:Header[1]/ns0:CompanyAddress3[1]" w:storeItemID="{00000000-0000-0000-0000-000000000000}"/>
+            <w:dataBinding w:prefixMappings="&lt;xmlns:ns0='urn:microsoft-dynamics-nav/reports/Standard_Sales_Pro_Forma_Inv/1302/' " w:xpath="/ns0:NavWordReportXmlPart[1]/ns0:Header[1]/ns0:CompanyAddress3[1]" w:storeItemID="{00000000-0000-0000-0000-000000000000}"/>
             <w15:color w:val="808080"/>
             <w:text/>
           </w:sdtPr>
@@ -250,8 +312,16 @@
                 <w:pPr>
                   <w:pStyle w:val="BCNumber"/>
                   <w:jc w:val="right"/>
+                  <w:rPr>
+                    <w:sz w:val="18"/>
+                    <w:szCs w:val="18"/>
+                  </w:rPr>
                 </w:pPr>
                 <w:r>
+                  <w:rPr>
+                    <w:sz w:val="18"/>
+                    <w:szCs w:val="18"/>
+                  </w:rPr>
                   <w:t>CompanyAddress3</w:t>
                 </w:r>
               </w:p>
@@ -266,13 +336,17 @@
         </w:trPr>
         <w:sdt>
           <w:sdtPr>
+            <w:rPr>
+              <w:sz w:val="18"/>
+              <w:szCs w:val="18"/>
+            </w:rPr>
             <w:alias w:val="CustomerAddress4"/>
             <w:tag w:val="#BC:InsertDataItem,DataItems/Header/CustomerAddress4"/>
             <w:id w:val="1455374910"/>
             <w:placeholder>
               <w:docPart w:val="BB1050C2C8994367A8126BE74A881D55"/>
             </w:placeholder>
-            <w:dataBinding w:prefixMappings="xmlns:ns0='urn:microsoft-dynamics-nav/reports/Standard_Sales_Pro_Forma_Inv/1302/'" w:xpath="/ns0:NavWordReportXmlPart[1]/ns0:Header[1]/ns0:CustomerAddress4[1]" w:storeItemID="{00000000-0000-0000-0000-000000000000}"/>
+            <w:dataBinding w:prefixMappings="&lt;xmlns:ns0='urn:microsoft-dynamics-nav/reports/Standard_Sales_Pro_Forma_Inv/1302/' " w:xpath="/ns0:NavWordReportXmlPart[1]/ns0:Header[1]/ns0:CustomerAddress4[1]" w:storeItemID="{00000000-0000-0000-0000-000000000000}"/>
             <w15:color w:val="808080"/>
             <w:text/>
           </w:sdtPr>
@@ -284,8 +358,16 @@
               <w:p>
                 <w:pPr>
                   <w:pStyle w:val="NoSpacing"/>
+                  <w:rPr>
+                    <w:sz w:val="18"/>
+                    <w:szCs w:val="18"/>
+                  </w:rPr>
                 </w:pPr>
                 <w:r>
+                  <w:rPr>
+                    <w:sz w:val="18"/>
+                    <w:szCs w:val="18"/>
+                  </w:rPr>
                   <w:t>CustomerAddress4</w:t>
                 </w:r>
               </w:p>
@@ -299,18 +381,26 @@
           <w:p>
             <w:pPr>
               <w:pStyle w:val="NoSpacing"/>
+              <w:rPr>
+                <w:sz w:val="18"/>
+                <w:szCs w:val="18"/>
+              </w:rPr>
             </w:pPr>
           </w:p>
         </w:tc>
         <w:sdt>
           <w:sdtPr>
+            <w:rPr>
+              <w:sz w:val="18"/>
+              <w:szCs w:val="18"/>
+            </w:rPr>
             <w:alias w:val="CompanyAddress4"/>
             <w:tag w:val="#BC:InsertDataItem,DataItems/Header/CompanyAddress4"/>
             <w:id w:val="83121806"/>
             <w:placeholder>
               <w:docPart w:val="E4A3209ACF2B4C339143EDB1A7517A2D"/>
             </w:placeholder>
-            <w:dataBinding w:prefixMappings="xmlns:ns0='urn:microsoft-dynamics-nav/reports/Standard_Sales_Pro_Forma_Inv/1302/'" w:xpath="/ns0:NavWordReportXmlPart[1]/ns0:Header[1]/ns0:CompanyAddress4[1]" w:storeItemID="{00000000-0000-0000-0000-000000000000}"/>
+            <w:dataBinding w:prefixMappings="&lt;xmlns:ns0='urn:microsoft-dynamics-nav/reports/Standard_Sales_Pro_Forma_Inv/1302/' " w:xpath="/ns0:NavWordReportXmlPart[1]/ns0:Header[1]/ns0:CompanyAddress4[1]" w:storeItemID="{00000000-0000-0000-0000-000000000000}"/>
             <w15:color w:val="808080"/>
             <w:text/>
           </w:sdtPr>
@@ -323,8 +413,16 @@
                 <w:pPr>
                   <w:pStyle w:val="BCNumber"/>
                   <w:jc w:val="right"/>
+                  <w:rPr>
+                    <w:sz w:val="18"/>
+                    <w:szCs w:val="18"/>
+                  </w:rPr>
                 </w:pPr>
                 <w:r>
+                  <w:rPr>
+                    <w:sz w:val="18"/>
+                    <w:szCs w:val="18"/>
+                  </w:rPr>
                   <w:t>CompanyAddress4</w:t>
                 </w:r>
               </w:p>
@@ -339,13 +437,17 @@
         </w:trPr>
         <w:sdt>
           <w:sdtPr>
+            <w:rPr>
+              <w:sz w:val="18"/>
+              <w:szCs w:val="18"/>
+            </w:rPr>
             <w:alias w:val="CustomerAddress5"/>
             <w:tag w:val="#BC:InsertDataItem,DataItems/Header/CustomerAddress5"/>
             <w:id w:val="-559171327"/>
             <w:placeholder>
               <w:docPart w:val="BB1050C2C8994367A8126BE74A881D55"/>
             </w:placeholder>
-            <w:dataBinding w:prefixMappings="xmlns:ns0='urn:microsoft-dynamics-nav/reports/Standard_Sales_Pro_Forma_Inv/1302/'" w:xpath="/ns0:NavWordReportXmlPart[1]/ns0:Header[1]/ns0:CustomerAddress5[1]" w:storeItemID="{00000000-0000-0000-0000-000000000000}"/>
+            <w:dataBinding w:prefixMappings="&lt;xmlns:ns0='urn:microsoft-dynamics-nav/reports/Standard_Sales_Pro_Forma_Inv/1302/' " w:xpath="/ns0:NavWordReportXmlPart[1]/ns0:Header[1]/ns0:CustomerAddress5[1]" w:storeItemID="{00000000-0000-0000-0000-000000000000}"/>
             <w15:color w:val="808080"/>
             <w:text/>
           </w:sdtPr>
@@ -357,8 +459,16 @@
               <w:p>
                 <w:pPr>
                   <w:pStyle w:val="NoSpacing"/>
+                  <w:rPr>
+                    <w:sz w:val="18"/>
+                    <w:szCs w:val="18"/>
+                  </w:rPr>
                 </w:pPr>
                 <w:r>
+                  <w:rPr>
+                    <w:sz w:val="18"/>
+                    <w:szCs w:val="18"/>
+                  </w:rPr>
                   <w:t>CustomerAddress5</w:t>
                 </w:r>
               </w:p>
@@ -372,18 +482,26 @@
           <w:p>
             <w:pPr>
               <w:pStyle w:val="NoSpacing"/>
+              <w:rPr>
+                <w:sz w:val="18"/>
+                <w:szCs w:val="18"/>
+              </w:rPr>
             </w:pPr>
           </w:p>
         </w:tc>
         <w:sdt>
           <w:sdtPr>
+            <w:rPr>
+              <w:sz w:val="18"/>
+              <w:szCs w:val="18"/>
+            </w:rPr>
             <w:alias w:val="CompanyAddress5"/>
             <w:tag w:val="#BC:InsertDataItem,DataItems/Header/CompanyAddress5"/>
             <w:id w:val="-1529014133"/>
             <w:placeholder>
               <w:docPart w:val="4CE97AB939E04268923FA8C8602250DA"/>
             </w:placeholder>
-            <w:dataBinding w:prefixMappings="xmlns:ns0='urn:microsoft-dynamics-nav/reports/Standard_Sales_Pro_Forma_Inv/1302/'" w:xpath="/ns0:NavWordReportXmlPart[1]/ns0:Header[1]/ns0:CompanyAddress5[1]" w:storeItemID="{00000000-0000-0000-0000-000000000000}"/>
+            <w:dataBinding w:prefixMappings="&lt;xmlns:ns0='urn:microsoft-dynamics-nav/reports/Standard_Sales_Pro_Forma_Inv/1302/' " w:xpath="/ns0:NavWordReportXmlPart[1]/ns0:Header[1]/ns0:CompanyAddress5[1]" w:storeItemID="{00000000-0000-0000-0000-000000000000}"/>
             <w15:color w:val="808080"/>
             <w:text/>
           </w:sdtPr>
@@ -396,8 +514,16 @@
                 <w:pPr>
                   <w:pStyle w:val="BCNumber"/>
                   <w:jc w:val="right"/>
+                  <w:rPr>
+                    <w:sz w:val="18"/>
+                    <w:szCs w:val="18"/>
+                  </w:rPr>
                 </w:pPr>
                 <w:r>
+                  <w:rPr>
+                    <w:sz w:val="18"/>
+                    <w:szCs w:val="18"/>
+                  </w:rPr>
                   <w:t>CompanyAddress5</w:t>
                 </w:r>
               </w:p>
@@ -412,13 +538,17 @@
         </w:trPr>
         <w:sdt>
           <w:sdtPr>
+            <w:rPr>
+              <w:sz w:val="18"/>
+              <w:szCs w:val="18"/>
+            </w:rPr>
             <w:alias w:val="CustomerAddress6"/>
             <w:tag w:val="#BC:InsertDataItem,DataItems/Header/CustomerAddress6"/>
             <w:id w:val="735363797"/>
             <w:placeholder>
               <w:docPart w:val="BB1050C2C8994367A8126BE74A881D55"/>
             </w:placeholder>
-            <w:dataBinding w:prefixMappings="xmlns:ns0='urn:microsoft-dynamics-nav/reports/Standard_Sales_Pro_Forma_Inv/1302/'" w:xpath="/ns0:NavWordReportXmlPart[1]/ns0:Header[1]/ns0:CustomerAddress6[1]" w:storeItemID="{00000000-0000-0000-0000-000000000000}"/>
+            <w:dataBinding w:prefixMappings="&lt;xmlns:ns0='urn:microsoft-dynamics-nav/reports/Standard_Sales_Pro_Forma_Inv/1302/' " w:xpath="/ns0:NavWordReportXmlPart[1]/ns0:Header[1]/ns0:CustomerAddress6[1]" w:storeItemID="{00000000-0000-0000-0000-000000000000}"/>
             <w15:color w:val="808080"/>
             <w:text/>
           </w:sdtPr>
@@ -430,8 +560,16 @@
               <w:p>
                 <w:pPr>
                   <w:pStyle w:val="NoSpacing"/>
+                  <w:rPr>
+                    <w:sz w:val="18"/>
+                    <w:szCs w:val="18"/>
+                  </w:rPr>
                 </w:pPr>
                 <w:r>
+                  <w:rPr>
+                    <w:sz w:val="18"/>
+                    <w:szCs w:val="18"/>
+                  </w:rPr>
                   <w:t>CustomerAddress6</w:t>
                 </w:r>
               </w:p>
@@ -445,18 +583,26 @@
           <w:p>
             <w:pPr>
               <w:pStyle w:val="NoSpacing"/>
+              <w:rPr>
+                <w:sz w:val="18"/>
+                <w:szCs w:val="18"/>
+              </w:rPr>
             </w:pPr>
           </w:p>
         </w:tc>
         <w:sdt>
           <w:sdtPr>
+            <w:rPr>
+              <w:sz w:val="18"/>
+              <w:szCs w:val="18"/>
+            </w:rPr>
             <w:alias w:val="CompanyAddress6"/>
             <w:tag w:val="#BC:InsertDataItem,DataItems/Header/CompanyAddress6"/>
             <w:id w:val="-148360329"/>
             <w:placeholder>
               <w:docPart w:val="7A4FFA8C27C24AC0B5B0461E1B3B8ED4"/>
             </w:placeholder>
-            <w:dataBinding w:prefixMappings="xmlns:ns0='urn:microsoft-dynamics-nav/reports/Standard_Sales_Pro_Forma_Inv/1302/'" w:xpath="/ns0:NavWordReportXmlPart[1]/ns0:Header[1]/ns0:CompanyAddress6[1]" w:storeItemID="{00000000-0000-0000-0000-000000000000}"/>
+            <w:dataBinding w:prefixMappings="&lt;xmlns:ns0='urn:microsoft-dynamics-nav/reports/Standard_Sales_Pro_Forma_Inv/1302/' " w:xpath="/ns0:NavWordReportXmlPart[1]/ns0:Header[1]/ns0:CompanyAddress6[1]" w:storeItemID="{00000000-0000-0000-0000-000000000000}"/>
             <w15:color w:val="808080"/>
             <w:text/>
           </w:sdtPr>
@@ -469,8 +615,16 @@
                 <w:pPr>
                   <w:pStyle w:val="BCNumber"/>
                   <w:jc w:val="right"/>
+                  <w:rPr>
+                    <w:sz w:val="18"/>
+                    <w:szCs w:val="18"/>
+                  </w:rPr>
                 </w:pPr>
                 <w:r>
+                  <w:rPr>
+                    <w:sz w:val="18"/>
+                    <w:szCs w:val="18"/>
+                  </w:rPr>
                   <w:t>CompanyAddress6</w:t>
                 </w:r>
               </w:p>
@@ -485,13 +639,17 @@
         </w:trPr>
         <w:sdt>
           <w:sdtPr>
+            <w:rPr>
+              <w:sz w:val="18"/>
+              <w:szCs w:val="18"/>
+            </w:rPr>
             <w:alias w:val="CustomerAddress7"/>
             <w:tag w:val="#BC:InsertDataItem,DataItems/Header/CustomerAddress7"/>
             <w:id w:val="-113363865"/>
             <w:placeholder>
               <w:docPart w:val="BB1050C2C8994367A8126BE74A881D55"/>
             </w:placeholder>
-            <w:dataBinding w:prefixMappings="xmlns:ns0='urn:microsoft-dynamics-nav/reports/Standard_Sales_Pro_Forma_Inv/1302/'" w:xpath="/ns0:NavWordReportXmlPart[1]/ns0:Header[1]/ns0:CustomerAddress7[1]" w:storeItemID="{00000000-0000-0000-0000-000000000000}"/>
+            <w:dataBinding w:prefixMappings="&lt;xmlns:ns0='urn:microsoft-dynamics-nav/reports/Standard_Sales_Pro_Forma_Inv/1302/' " w:xpath="/ns0:NavWordReportXmlPart[1]/ns0:Header[1]/ns0:CustomerAddress7[1]" w:storeItemID="{00000000-0000-0000-0000-000000000000}"/>
             <w15:color w:val="808080"/>
             <w:text/>
           </w:sdtPr>
@@ -503,8 +661,16 @@
               <w:p>
                 <w:pPr>
                   <w:pStyle w:val="NoSpacing"/>
+                  <w:rPr>
+                    <w:sz w:val="18"/>
+                    <w:szCs w:val="18"/>
+                  </w:rPr>
                 </w:pPr>
                 <w:r>
+                  <w:rPr>
+                    <w:sz w:val="18"/>
+                    <w:szCs w:val="18"/>
+                  </w:rPr>
                   <w:t>CustomerAddress7</w:t>
                 </w:r>
               </w:p>
@@ -518,6 +684,10 @@
           <w:p>
             <w:pPr>
               <w:pStyle w:val="NoSpacing"/>
+              <w:rPr>
+                <w:sz w:val="18"/>
+                <w:szCs w:val="18"/>
+              </w:rPr>
             </w:pPr>
           </w:p>
         </w:tc>
@@ -529,6 +699,10 @@
             <w:pPr>
               <w:pStyle w:val="BCNumber"/>
               <w:jc w:val="right"/>
+              <w:rPr>
+                <w:sz w:val="18"/>
+                <w:szCs w:val="18"/>
+              </w:rPr>
             </w:pPr>
           </w:p>
         </w:tc>
@@ -540,13 +714,17 @@
         </w:trPr>
         <w:sdt>
           <w:sdtPr>
+            <w:rPr>
+              <w:sz w:val="18"/>
+              <w:szCs w:val="18"/>
+            </w:rPr>
             <w:alias w:val="CustomerAddress8"/>
             <w:tag w:val="#BC:InsertDataItem,DataItems/Header/CustomerAddress8"/>
             <w:id w:val="-1482609569"/>
             <w:placeholder>
               <w:docPart w:val="BB1050C2C8994367A8126BE74A881D55"/>
             </w:placeholder>
-            <w:dataBinding w:prefixMappings="xmlns:ns0='urn:microsoft-dynamics-nav/reports/Standard_Sales_Pro_Forma_Inv/1302/'" w:xpath="/ns0:NavWordReportXmlPart[1]/ns0:Header[1]/ns0:CustomerAddress8[1]" w:storeItemID="{00000000-0000-0000-0000-000000000000}"/>
+            <w:dataBinding w:prefixMappings="&lt;xmlns:ns0='urn:microsoft-dynamics-nav/reports/Standard_Sales_Pro_Forma_Inv/1302/' " w:xpath="/ns0:NavWordReportXmlPart[1]/ns0:Header[1]/ns0:CustomerAddress8[1]" w:storeItemID="{00000000-0000-0000-0000-000000000000}"/>
             <w15:color w:val="808080"/>
             <w:text/>
           </w:sdtPr>
@@ -558,8 +736,16 @@
               <w:p>
                 <w:pPr>
                   <w:pStyle w:val="NoSpacing"/>
+                  <w:rPr>
+                    <w:sz w:val="18"/>
+                    <w:szCs w:val="18"/>
+                  </w:rPr>
                 </w:pPr>
                 <w:r>
+                  <w:rPr>
+                    <w:sz w:val="18"/>
+                    <w:szCs w:val="18"/>
+                  </w:rPr>
                   <w:t>CustomerAddress8</w:t>
                 </w:r>
               </w:p>
@@ -573,6 +759,10 @@
           <w:p>
             <w:pPr>
               <w:pStyle w:val="NoSpacing"/>
+              <w:rPr>
+                <w:sz w:val="18"/>
+                <w:szCs w:val="18"/>
+              </w:rPr>
             </w:pPr>
           </w:p>
         </w:tc>
@@ -584,6 +774,10 @@
             <w:pPr>
               <w:pStyle w:val="BCNumber"/>
               <w:jc w:val="right"/>
+              <w:rPr>
+                <w:sz w:val="18"/>
+                <w:szCs w:val="18"/>
+              </w:rPr>
             </w:pPr>
           </w:p>
         </w:tc>
@@ -592,37 +786,40 @@
     <w:p>
       <w:pPr>
         <w:spacing w:after="0" w:line="240" w:lineRule="auto"/>
+        <w:rPr>
+          <w:sz w:val="18"/>
+          <w:szCs w:val="18"/>
+        </w:rPr>
       </w:pPr>
     </w:p>
     <w:tbl>
       <w:tblPr>
         <w:tblStyle w:val="BCBlockTable"/>
-        <w:tblW w:w="5000" w:type="pct"/>
-        <w:tblLook w:val="0620" w:firstRow="1" w:lastRow="0" w:firstColumn="0" w:lastColumn="0" w:noHBand="1" w:noVBand="1"/>
-        <w:tblCaption w:val="Table 2"/>
-        <w:tblDescription w:val="Layout table. Used for positioning, not for tabular data."/>
+        <w:tblW w:w="10497" w:type="dxa"/>
+        <w:tblLook w:val="04A0" w:firstRow="1" w:lastRow="0" w:firstColumn="1" w:lastColumn="0" w:noHBand="0" w:noVBand="1"/>
       </w:tblPr>
       <w:tblGrid>
-        <w:gridCol w:w="2500"/>
-        <w:gridCol w:w="2501"/>
+        <w:gridCol w:w="2840"/>
+        <w:gridCol w:w="2508"/>
         <w:gridCol w:w="2849"/>
-        <w:gridCol w:w="2498"/>
-        <w:gridCol w:w="2840"/>
-        <w:gridCol w:w="2498"/>
+        <w:gridCol w:w="2300"/>
       </w:tblGrid>
       <w:tr>
         <w:trPr>
           <w:cnfStyle w:val="100000000000" w:firstRow="1" w:lastRow="0" w:firstColumn="0" w:lastColumn="0" w:oddVBand="0" w:evenVBand="0" w:oddHBand="0" w:evenHBand="0" w:firstRowFirstColumn="0" w:firstRowLastColumn="0" w:lastRowFirstColumn="0" w:lastRowLastColumn="0"/>
-          <w:cantSplit/>
           <w:trHeight w:val="254"/>
         </w:trPr>
         <w:sdt>
           <w:sdtPr>
+            <w:rPr>
+              <w:sz w:val="18"/>
+              <w:szCs w:val="18"/>
+            </w:rPr>
             <w:alias w:val="DocumentTitleLbl"/>
             <w:tag w:val="#BC:InsertDataItem,DataItems/Header/DocumentTitleLbl"/>
             <w:id w:val="1301574715"/>
             <w:placeholder>
-              <w:docPart w:val="DefaultPlaceholder_-1854013440"/>
+              <w:docPart w:val="E74F6518D6584F12848140EC5D947688"/>
             </w:placeholder>
             <w15:color w:val="808080"/>
             <w:text/>
@@ -630,14 +827,22 @@
           <w:sdtContent>
             <w:tc>
               <w:tcPr>
-                <w:tcW w:w="834" w:type="pct"/>
+                <w:tcW w:w="2840" w:type="dxa"/>
               </w:tcPr>
               <w:p>
                 <w:pPr>
                   <w:pStyle w:val="BCLabel"/>
+                  <w:rPr>
+                    <w:sz w:val="18"/>
+                    <w:szCs w:val="18"/>
+                  </w:rPr>
                 </w:pPr>
                 <w:proofErr w:type="spellStart"/>
                 <w:r>
+                  <w:rPr>
+                    <w:sz w:val="18"/>
+                    <w:szCs w:val="18"/>
+                  </w:rPr>
                   <w:t>DocumentTitleLbl</w:t>
                 </w:r>
                 <w:proofErr w:type="spellEnd"/>
@@ -647,27 +852,39 @@
         </w:sdt>
         <w:sdt>
           <w:sdtPr>
+            <w:rPr>
+              <w:sz w:val="18"/>
+              <w:szCs w:val="18"/>
+            </w:rPr>
             <w:alias w:val="ExternalDocumentNoLbl"/>
             <w:tag w:val="#BC:InsertDataItem,DataItems/Header/ExternalDocumentNoLbl"/>
             <w:id w:val="752322027"/>
             <w:placeholder>
-              <w:docPart w:val="071B7163A0344FB8BEA4741E79E3EFED"/>
+              <w:docPart w:val="E4A936BB3F784CE892CE53F1B8632C13"/>
             </w:placeholder>
-            <w:dataBinding w:prefixMappings="xmlns:ns0='urn:microsoft-dynamics-nav/reports/Standard_Sales_Pro_Forma_Inv/1302/'" w:xpath="/ns0:NavWordReportXmlPart[1]/ns0:Header[1]/ns0:ExternalDocumentNoLbl[1]" w:storeItemID="{00000000-0000-0000-0000-000000000000}"/>
+            <w:dataBinding w:prefixMappings="&lt;xmlns:ns0='urn:microsoft-dynamics-nav/reports/Standard_Sales_Pro_Forma_Inv/1302/' " w:xpath="/ns0:NavWordReportXmlPart[1]/ns0:Header[1]/ns0:ExternalDocumentNoLbl[1]" w:storeItemID="{00000000-0000-0000-0000-000000000000}"/>
             <w15:color w:val="808080"/>
             <w:text/>
           </w:sdtPr>
           <w:sdtContent>
             <w:tc>
               <w:tcPr>
-                <w:tcW w:w="834" w:type="pct"/>
+                <w:tcW w:w="2508" w:type="dxa"/>
               </w:tcPr>
               <w:p>
                 <w:pPr>
                   <w:pStyle w:val="BCLabel"/>
+                  <w:rPr>
+                    <w:sz w:val="18"/>
+                    <w:szCs w:val="18"/>
+                  </w:rPr>
                 </w:pPr>
                 <w:proofErr w:type="spellStart"/>
                 <w:r>
+                  <w:rPr>
+                    <w:sz w:val="18"/>
+                    <w:szCs w:val="18"/>
+                  </w:rPr>
                   <w:t>ExternalDocumentNoLbl</w:t>
                 </w:r>
                 <w:proofErr w:type="spellEnd"/>
@@ -677,27 +894,39 @@
         </w:sdt>
         <w:sdt>
           <w:sdtPr>
+            <w:rPr>
+              <w:sz w:val="18"/>
+              <w:szCs w:val="18"/>
+            </w:rPr>
             <w:alias w:val="CustomerVATRegistrationNoLbl"/>
             <w:tag w:val="#BC:InsertDataItem,DataItems/Header/CustomerVATRegistrationNoLbl"/>
             <w:id w:val="624894316"/>
             <w:placeholder>
-              <w:docPart w:val="505CEAEF06384B7EB23752A16DB7DCA6"/>
+              <w:docPart w:val="F43B6BD8035C4471A8C4B2E257BE925C"/>
             </w:placeholder>
-            <w:dataBinding w:prefixMappings="xmlns:ns0='urn:microsoft-dynamics-nav/reports/Standard_Sales_Pro_Forma_Inv/1302/'" w:xpath="/ns0:NavWordReportXmlPart[1]/ns0:Header[1]/ns0:CustomerVATRegistrationNoLbl[1]" w:storeItemID="{00000000-0000-0000-0000-000000000000}"/>
+            <w:dataBinding w:prefixMappings="&lt;xmlns:ns0='urn:microsoft-dynamics-nav/reports/Standard_Sales_Pro_Forma_Inv/1302/' " w:xpath="/ns0:NavWordReportXmlPart[1]/ns0:Header[1]/ns0:CustomerVATRegistrationNoLbl[1]" w:storeItemID="{00000000-0000-0000-0000-000000000000}"/>
             <w15:color w:val="808080"/>
             <w:text/>
           </w:sdtPr>
           <w:sdtContent>
             <w:tc>
               <w:tcPr>
-                <w:tcW w:w="833" w:type="pct"/>
+                <w:tcW w:w="2849" w:type="dxa"/>
               </w:tcPr>
               <w:p>
                 <w:pPr>
                   <w:pStyle w:val="BCLabel"/>
+                  <w:rPr>
+                    <w:sz w:val="18"/>
+                    <w:szCs w:val="18"/>
+                  </w:rPr>
                 </w:pPr>
                 <w:proofErr w:type="spellStart"/>
                 <w:r>
+                  <w:rPr>
+                    <w:sz w:val="18"/>
+                    <w:szCs w:val="18"/>
+                  </w:rPr>
                   <w:t>CustomerVATRegistrationNoLbl</w:t>
                 </w:r>
                 <w:proofErr w:type="spellEnd"/>
@@ -707,28 +936,128 @@
         </w:sdt>
         <w:sdt>
           <w:sdtPr>
+            <w:rPr>
+              <w:sz w:val="18"/>
+              <w:szCs w:val="18"/>
+            </w:rPr>
             <w:alias w:val="YourReferenceLbl"/>
             <w:tag w:val="#BC:InsertDataItem,DataItems/Header/YourReferenceLbl"/>
             <w:id w:val="92367059"/>
             <w:placeholder>
-              <w:docPart w:val="81485FA443324D308323DF3232FDBE9F"/>
+              <w:docPart w:val="3DA281722B2D421BAAB5F481FEF3A94A"/>
             </w:placeholder>
-            <w:dataBinding w:prefixMappings="xmlns:ns0='urn:microsoft-dynamics-nav/reports/Standard_Sales_Pro_Forma_Inv/1302/'" w:xpath="/ns0:NavWordReportXmlPart[1]/ns0:Header[1]/ns0:YourReferenceLbl[1]" w:storeItemID="{00000000-0000-0000-0000-000000000000}"/>
+            <w:dataBinding w:prefixMappings="&lt;xmlns:ns0='urn:microsoft-dynamics-nav/reports/Standard_Sales_Pro_Forma_Inv/1302/' " w:xpath="/ns0:NavWordReportXmlPart[1]/ns0:Header[1]/ns0:YourReferenceLbl[1]" w:storeItemID="{00000000-0000-0000-0000-000000000000}"/>
             <w15:color w:val="808080"/>
             <w:text/>
           </w:sdtPr>
           <w:sdtContent>
             <w:tc>
               <w:tcPr>
-                <w:tcW w:w="833" w:type="pct"/>
+                <w:tcW w:w="2300" w:type="dxa"/>
               </w:tcPr>
               <w:p>
                 <w:pPr>
                   <w:pStyle w:val="BCLabel"/>
+                  <w:rPr>
+                    <w:sz w:val="18"/>
+                    <w:szCs w:val="18"/>
+                  </w:rPr>
                 </w:pPr>
                 <w:proofErr w:type="spellStart"/>
                 <w:r>
+                  <w:rPr>
+                    <w:sz w:val="18"/>
+                    <w:szCs w:val="18"/>
+                  </w:rPr>
                   <w:t>YourReferenceLbl</w:t>
+                </w:r>
+                <w:proofErr w:type="spellEnd"/>
+              </w:p>
+            </w:tc>
+          </w:sdtContent>
+        </w:sdt>
+      </w:tr>
+      <w:tr>
+        <w:trPr>
+          <w:trHeight w:val="242"/>
+        </w:trPr>
+        <w:tc>
+          <w:tcPr>
+            <w:tcW w:w="2840" w:type="dxa"/>
+          </w:tcPr>
+          <w:p>
+            <w:pPr>
+              <w:pStyle w:val="BCLabel"/>
+              <w:rPr>
+                <w:sz w:val="18"/>
+                <w:szCs w:val="18"/>
+              </w:rPr>
+            </w:pPr>
+            <w:sdt>
+              <w:sdtPr>
+                <w:rPr>
+                  <w:sz w:val="18"/>
+                  <w:szCs w:val="18"/>
+                </w:rPr>
+                <w:alias w:val="#Nav: /Header/DocumentNo"/>
+                <w:tag w:val="#Nav: Standard_Sales_Pro_Forma_Inv/1302"/>
+                <w:id w:val="1256330535"/>
+                <w:placeholder>
+                  <w:docPart w:val="60DF775C9DB9498CBF16C9016D12D869"/>
+                </w:placeholder>
+                <w:dataBinding w:prefixMappings="xmlns:ns0='urn:microsoft-dynamics-nav/reports/Standard_Sales_Pro_Forma_Inv/1302/'" w:xpath="/ns0:NavWordReportXmlPart[1]/ns0:Header[1]/ns0:DocumentNo[1]" w:storeItemID="{9EFA8D47-512C-4E9A-880B-24DA1144706D}"/>
+                <w:text/>
+              </w:sdtPr>
+              <w:sdtContent>
+                <w:proofErr w:type="spellStart"/>
+                <w:r>
+                  <w:rPr>
+                    <w:sz w:val="18"/>
+                    <w:szCs w:val="18"/>
+                  </w:rPr>
+                  <w:t>DocumentNo</w:t>
+                </w:r>
+                <w:proofErr w:type="spellEnd"/>
+              </w:sdtContent>
+            </w:sdt>
+          </w:p>
+        </w:tc>
+        <w:sdt>
+          <w:sdtPr>
+            <w:rPr>
+              <w:sz w:val="18"/>
+              <w:szCs w:val="18"/>
+            </w:rPr>
+            <w:alias w:val="ExternalDocumentNo"/>
+            <w:tag w:val="#BC:InsertDataItem,DataItems/Header/ExternalDocumentNo"/>
+            <w:id w:val="-1939287562"/>
+            <w:placeholder>
+              <w:docPart w:val="D6204E6720F44A199DE256409D1A9028"/>
+            </w:placeholder>
+            <w:dataBinding w:prefixMappings="&lt;xmlns:ns0='urn:microsoft-dynamics-nav/reports/Standard_Sales_Pro_Forma_Inv/1302/' " w:xpath="/ns0:NavWordReportXmlPart[1]/ns0:Header[1]/ns0:ExternalDocumentNo[1]" w:storeItemID="{00000000-0000-0000-0000-000000000000}"/>
+            <w15:color w:val="808080"/>
+            <w:text/>
+          </w:sdtPr>
+          <w:sdtContent>
+            <w:tc>
+              <w:tcPr>
+                <w:tcW w:w="2508" w:type="dxa"/>
+              </w:tcPr>
+              <w:p>
+                <w:pPr>
+                  <w:pStyle w:val="BCLabel"/>
+                  <w:rPr>
+                    <w:sz w:val="18"/>
+                    <w:szCs w:val="18"/>
+                  </w:rPr>
+                </w:pPr>
+                <w:proofErr w:type="spellStart"/>
+                <w:r>
+                  <w:rPr>
+                    <w:sz w:val="18"/>
+                    <w:szCs w:val="18"/>
+                  </w:rPr>
+                  <w:t>ExternalDocumentNo</w:t>
                 </w:r>
                 <w:proofErr w:type="spellEnd"/>
               </w:p>
@@ -737,27 +1066,189 @@
         </w:sdt>
         <w:sdt>
           <w:sdtPr>
-            <w:alias w:val="ShipmentMethodDescriptionLbl"/>
-            <w:tag w:val="#BC:InsertDataItem,DataItems/Header/ShipmentMethodDescriptionLbl"/>
-            <w:id w:val="-797603676"/>
+            <w:rPr>
+              <w:sz w:val="18"/>
+              <w:szCs w:val="18"/>
+            </w:rPr>
+            <w:alias w:val="CustomerVATRegNo"/>
+            <w:tag w:val="#BC:InsertDataItem,DataItems/Header/CustomerVATRegNo"/>
+            <w:id w:val="-227159413"/>
             <w:placeholder>
-              <w:docPart w:val="F184C32C3CED4E7AB29C1DAACB4EE833"/>
+              <w:docPart w:val="1FBC201A7B774392B0F5729EFA4322DC"/>
             </w:placeholder>
-            <w:dataBinding w:prefixMappings="xmlns:ns0='urn:microsoft-dynamics-nav/reports/Standard_Sales_Pro_Forma_Inv/1302/'" w:xpath="/ns0:NavWordReportXmlPart[1]/ns0:Header[1]/ns0:ShipmentMethodDescriptionLbl[1]" w:storeItemID="{00000000-0000-0000-0000-000000000000}"/>
+            <w:dataBinding w:prefixMappings="&lt;xmlns:ns0='urn:microsoft-dynamics-nav/reports/Standard_Sales_Pro_Forma_Inv/1302/' " w:xpath="/ns0:NavWordReportXmlPart[1]/ns0:Header[1]/ns0:CustomerVATRegNo[1]" w:storeItemID="{00000000-0000-0000-0000-000000000000}"/>
             <w15:color w:val="808080"/>
             <w:text/>
           </w:sdtPr>
           <w:sdtContent>
             <w:tc>
               <w:tcPr>
-                <w:tcW w:w="833" w:type="pct"/>
+                <w:tcW w:w="2849" w:type="dxa"/>
               </w:tcPr>
               <w:p>
                 <w:pPr>
                   <w:pStyle w:val="BCLabel"/>
+                  <w:rPr>
+                    <w:sz w:val="18"/>
+                    <w:szCs w:val="18"/>
+                  </w:rPr>
                 </w:pPr>
                 <w:proofErr w:type="spellStart"/>
                 <w:r>
+                  <w:rPr>
+                    <w:sz w:val="18"/>
+                    <w:szCs w:val="18"/>
+                  </w:rPr>
+                  <w:t>CustomerVATRegNo</w:t>
+                </w:r>
+                <w:proofErr w:type="spellEnd"/>
+              </w:p>
+            </w:tc>
+          </w:sdtContent>
+        </w:sdt>
+        <w:sdt>
+          <w:sdtPr>
+            <w:rPr>
+              <w:sz w:val="18"/>
+              <w:szCs w:val="18"/>
+            </w:rPr>
+            <w:alias w:val="YourReference"/>
+            <w:tag w:val="#BC:InsertDataItem,DataItems/Header/YourReference"/>
+            <w:id w:val="2137601095"/>
+            <w:placeholder>
+              <w:docPart w:val="976365F18AF44D9D95B0086103816739"/>
+            </w:placeholder>
+            <w:dataBinding w:prefixMappings="&lt;xmlns:ns0='urn:microsoft-dynamics-nav/reports/Standard_Sales_Pro_Forma_Inv/1302/' " w:xpath="/ns0:NavWordReportXmlPart[1]/ns0:Header[1]/ns0:YourReference[1]" w:storeItemID="{00000000-0000-0000-0000-000000000000}"/>
+            <w15:color w:val="808080"/>
+            <w:text/>
+          </w:sdtPr>
+          <w:sdtContent>
+            <w:tc>
+              <w:tcPr>
+                <w:tcW w:w="2300" w:type="dxa"/>
+              </w:tcPr>
+              <w:p>
+                <w:pPr>
+                  <w:pStyle w:val="BCLabel"/>
+                  <w:rPr>
+                    <w:sz w:val="18"/>
+                    <w:szCs w:val="18"/>
+                  </w:rPr>
+                </w:pPr>
+                <w:proofErr w:type="spellStart"/>
+                <w:r>
+                  <w:rPr>
+                    <w:sz w:val="18"/>
+                    <w:szCs w:val="18"/>
+                  </w:rPr>
+                  <w:t>YourReference</w:t>
+                </w:r>
+                <w:proofErr w:type="spellEnd"/>
+              </w:p>
+            </w:tc>
+          </w:sdtContent>
+        </w:sdt>
+      </w:tr>
+      <w:tr>
+        <w:trPr>
+          <w:trHeight w:val="432"/>
+        </w:trPr>
+        <w:tc>
+          <w:tcPr>
+            <w:tcW w:w="2840" w:type="dxa"/>
+          </w:tcPr>
+          <w:p>
+            <w:pPr>
+              <w:pStyle w:val="BCLabel"/>
+              <w:rPr>
+                <w:sz w:val="18"/>
+                <w:szCs w:val="18"/>
+              </w:rPr>
+            </w:pPr>
+          </w:p>
+        </w:tc>
+        <w:tc>
+          <w:tcPr>
+            <w:tcW w:w="2508" w:type="dxa"/>
+          </w:tcPr>
+          <w:p>
+            <w:pPr>
+              <w:pStyle w:val="BCLabel"/>
+              <w:rPr>
+                <w:sz w:val="18"/>
+                <w:szCs w:val="18"/>
+              </w:rPr>
+            </w:pPr>
+          </w:p>
+        </w:tc>
+        <w:tc>
+          <w:tcPr>
+            <w:tcW w:w="2849" w:type="dxa"/>
+          </w:tcPr>
+          <w:p>
+            <w:pPr>
+              <w:pStyle w:val="BCLabel"/>
+              <w:rPr>
+                <w:sz w:val="18"/>
+                <w:szCs w:val="18"/>
+              </w:rPr>
+            </w:pPr>
+          </w:p>
+        </w:tc>
+        <w:tc>
+          <w:tcPr>
+            <w:tcW w:w="2300" w:type="dxa"/>
+          </w:tcPr>
+          <w:p>
+            <w:pPr>
+              <w:pStyle w:val="BCLabel"/>
+              <w:rPr>
+                <w:sz w:val="18"/>
+                <w:szCs w:val="18"/>
+              </w:rPr>
+            </w:pPr>
+          </w:p>
+        </w:tc>
+      </w:tr>
+      <w:tr>
+        <w:trPr>
+          <w:trHeight w:val="242"/>
+        </w:trPr>
+        <w:sdt>
+          <w:sdtPr>
+            <w:rPr>
+              <w:sz w:val="18"/>
+              <w:szCs w:val="18"/>
+            </w:rPr>
+            <w:alias w:val="ShipmentMethodDescriptionLbl"/>
+            <w:tag w:val="#BC:InsertDataItem,DataItems/Header/ShipmentMethodDescriptionLbl"/>
+            <w:id w:val="-797603676"/>
+            <w:placeholder>
+              <w:docPart w:val="5556F837F7DC48A4A3304BE7CEB52FBD"/>
+            </w:placeholder>
+            <w:dataBinding w:prefixMappings="&lt;xmlns:ns0='urn:microsoft-dynamics-nav/reports/Standard_Sales_Pro_Forma_Inv/1302/' " w:xpath="/ns0:NavWordReportXmlPart[1]/ns0:Header[1]/ns0:ShipmentMethodDescriptionLbl[1]" w:storeItemID="{00000000-0000-0000-0000-000000000000}"/>
+            <w15:color w:val="808080"/>
+            <w:text/>
+          </w:sdtPr>
+          <w:sdtContent>
+            <w:tc>
+              <w:tcPr>
+                <w:tcW w:w="2840" w:type="dxa"/>
+              </w:tcPr>
+              <w:p>
+                <w:pPr>
+                  <w:pStyle w:val="BCLabel"/>
+                  <w:rPr>
+                    <w:sz w:val="18"/>
+                    <w:szCs w:val="18"/>
+                  </w:rPr>
+                </w:pPr>
+                <w:proofErr w:type="spellStart"/>
+                <w:r>
+                  <w:rPr>
+                    <w:sz w:val="18"/>
+                    <w:szCs w:val="18"/>
+                  </w:rPr>
                   <w:t>ShipmentMethodDescriptionLbl</w:t>
                 </w:r>
                 <w:proofErr w:type="spellEnd"/>
@@ -767,93 +1258,40 @@
         </w:sdt>
         <w:sdt>
           <w:sdtPr>
+            <w:rPr>
+              <w:sz w:val="18"/>
+              <w:szCs w:val="18"/>
+            </w:rPr>
             <w:alias w:val="VATRegNoLbl"/>
             <w:tag w:val="#BC:InsertDataItem,DataItems/Header/VATRegNoLbl"/>
             <w:id w:val="1198281018"/>
             <w:placeholder>
-              <w:docPart w:val="1767AD09CDE8455E96D40738EF71DBDA"/>
+              <w:docPart w:val="873EC22A4E994BE4AB06F5D3EE8F90A0"/>
             </w:placeholder>
-            <w:dataBinding w:prefixMappings="xmlns:ns0='urn:microsoft-dynamics-nav/reports/Standard_Sales_Pro_Forma_Inv/1302/'" w:xpath="/ns0:NavWordReportXmlPart[1]/ns0:Header[1]/ns0:VATRegNoLbl[1]" w:storeItemID="{00000000-0000-0000-0000-000000000000}"/>
+            <w:dataBinding w:prefixMappings="&lt;xmlns:ns0='urn:microsoft-dynamics-nav/reports/Standard_Sales_Pro_Forma_Inv/1302/' " w:xpath="/ns0:NavWordReportXmlPart[1]/ns0:Header[1]/ns0:VATRegNoLbl[1]" w:storeItemID="{00000000-0000-0000-0000-000000000000}"/>
             <w15:color w:val="808080"/>
             <w:text/>
           </w:sdtPr>
           <w:sdtContent>
             <w:tc>
               <w:tcPr>
-                <w:tcW w:w="833" w:type="pct"/>
+                <w:tcW w:w="2508" w:type="dxa"/>
               </w:tcPr>
               <w:p>
                 <w:pPr>
                   <w:pStyle w:val="BCLabel"/>
+                  <w:rPr>
+                    <w:sz w:val="18"/>
+                    <w:szCs w:val="18"/>
+                  </w:rPr>
                 </w:pPr>
                 <w:proofErr w:type="spellStart"/>
                 <w:r>
+                  <w:rPr>
+                    <w:sz w:val="18"/>
+                    <w:szCs w:val="18"/>
+                  </w:rPr>
                   <w:t>VATRegNoLbl</w:t>
-                </w:r>
-                <w:proofErr w:type="spellEnd"/>
-              </w:p>
-            </w:tc>
-          </w:sdtContent>
-        </w:sdt>
-      </w:tr>
-      <w:tr>
-        <w:trPr>
-          <w:cantSplit/>
-          <w:trHeight w:val="242"/>
-        </w:trPr>
-        <w:tc>
-          <w:tcPr>
-            <w:tcW w:w="834" w:type="pct"/>
-          </w:tcPr>
-          <w:p>
-            <w:pPr>
-              <w:pStyle w:val="NoSpacing"/>
-            </w:pPr>
-            <w:sdt>
-              <w:sdtPr>
-                <w:alias w:val="#Nav: /Header/DocumentNo"/>
-                <w:tag w:val="#Nav: Standard_Sales_Pro_Forma_Inv/1302"/>
-                <w:id w:val="1256330535"/>
-                <w:placeholder>
-                  <w:docPart w:val="43470F0134B04704868CC87AB74FA141"/>
-                </w:placeholder>
-                <w:dataBinding w:prefixMappings="xmlns:ns0='urn:microsoft-dynamics-nav/reports/Standard_Sales_Pro_Forma_Inv/1302/'" w:xpath="/ns0:NavWordReportXmlPart[1]/ns0:Header[1]/ns0:DocumentNo[1]" w:storeItemID="{9EFA8D47-512C-4E9A-880B-24DA1144706D}"/>
-                <w:text/>
-              </w:sdtPr>
-              <w:sdtContent>
-                <w:proofErr w:type="spellStart"/>
-                <w:r>
-                  <w:t>DocumentNo</w:t>
-                </w:r>
-                <w:proofErr w:type="spellEnd"/>
-              </w:sdtContent>
-            </w:sdt>
-          </w:p>
-        </w:tc>
-        <w:sdt>
-          <w:sdtPr>
-            <w:alias w:val="ExternalDocumentNo"/>
-            <w:tag w:val="#BC:InsertDataItem,DataItems/Header/ExternalDocumentNo"/>
-            <w:id w:val="-1939287562"/>
-            <w:placeholder>
-              <w:docPart w:val="21D283960F57443A8948267969C9F31D"/>
-            </w:placeholder>
-            <w:dataBinding w:prefixMappings="xmlns:ns0='urn:microsoft-dynamics-nav/reports/Standard_Sales_Pro_Forma_Inv/1302/'" w:xpath="/ns0:NavWordReportXmlPart[1]/ns0:Header[1]/ns0:ExternalDocumentNo[1]" w:storeItemID="{00000000-0000-0000-0000-000000000000}"/>
-            <w15:color w:val="808080"/>
-            <w:text/>
-          </w:sdtPr>
-          <w:sdtContent>
-            <w:tc>
-              <w:tcPr>
-                <w:tcW w:w="834" w:type="pct"/>
-              </w:tcPr>
-              <w:p>
-                <w:pPr>
-                  <w:pStyle w:val="NoSpacing"/>
-                </w:pPr>
-                <w:proofErr w:type="spellStart"/>
-                <w:r>
-                  <w:t>ExternalDocumentNo</w:t>
                 </w:r>
                 <w:proofErr w:type="spellEnd"/>
               </w:p>
@@ -862,28 +1300,40 @@
         </w:sdt>
         <w:sdt>
           <w:sdtPr>
-            <w:alias w:val="CustomerVATRegNo"/>
-            <w:tag w:val="#BC:InsertDataItem,DataItems/Header/CustomerVATRegNo"/>
-            <w:id w:val="-227159413"/>
+            <w:rPr>
+              <w:sz w:val="18"/>
+              <w:szCs w:val="18"/>
+            </w:rPr>
+            <w:alias w:val="SalesPersonLbl"/>
+            <w:tag w:val="#BC:InsertDataItem,DataItems/Header/SalesPersonLbl"/>
+            <w:id w:val="-1365904496"/>
             <w:placeholder>
-              <w:docPart w:val="FDF2E3502AAD43D9AF82E77B2012C518"/>
+              <w:docPart w:val="67EB4ACD3855486A89ACF09215B856F5"/>
             </w:placeholder>
-            <w:dataBinding w:prefixMappings="xmlns:ns0='urn:microsoft-dynamics-nav/reports/Standard_Sales_Pro_Forma_Inv/1302/'" w:xpath="/ns0:NavWordReportXmlPart[1]/ns0:Header[1]/ns0:CustomerVATRegNo[1]" w:storeItemID="{00000000-0000-0000-0000-000000000000}"/>
+            <w:dataBinding w:prefixMappings="&lt;xmlns:ns0='urn:microsoft-dynamics-nav/reports/Standard_Sales_Pro_Forma_Inv/1302/' " w:xpath="/ns0:NavWordReportXmlPart[1]/ns0:Header[1]/ns0:SalesPersonLbl[1]" w:storeItemID="{00000000-0000-0000-0000-000000000000}"/>
             <w15:color w:val="808080"/>
             <w:text/>
           </w:sdtPr>
           <w:sdtContent>
             <w:tc>
               <w:tcPr>
-                <w:tcW w:w="833" w:type="pct"/>
+                <w:tcW w:w="2849" w:type="dxa"/>
               </w:tcPr>
               <w:p>
                 <w:pPr>
-                  <w:pStyle w:val="NoSpacing"/>
+                  <w:pStyle w:val="BCLabel"/>
+                  <w:rPr>
+                    <w:sz w:val="18"/>
+                    <w:szCs w:val="18"/>
+                  </w:rPr>
                 </w:pPr>
                 <w:proofErr w:type="spellStart"/>
                 <w:r>
-                  <w:t>CustomerVATRegNo</w:t>
+                  <w:rPr>
+                    <w:sz w:val="18"/>
+                    <w:szCs w:val="18"/>
+                  </w:rPr>
+                  <w:t>SalesPersonLbl</w:t>
                 </w:r>
                 <w:proofErr w:type="spellEnd"/>
               </w:p>
@@ -892,57 +1342,84 @@
         </w:sdt>
         <w:sdt>
           <w:sdtPr>
-            <w:alias w:val="YourReference"/>
-            <w:tag w:val="#BC:InsertDataItem,DataItems/Header/YourReference"/>
-            <w:id w:val="2137601095"/>
+            <w:rPr>
+              <w:sz w:val="18"/>
+              <w:szCs w:val="18"/>
+            </w:rPr>
+            <w:alias w:val="CurrencyLbl"/>
+            <w:tag w:val="#BC:InsertDataItem,DataItems/Header/CurrencyLbl"/>
+            <w:id w:val="1568063017"/>
             <w:placeholder>
-              <w:docPart w:val="E7FA638205D1416FA055BB86BE980309"/>
+              <w:docPart w:val="0DFE205F07344CDE8B7DE04F8418A41F"/>
             </w:placeholder>
-            <w:dataBinding w:prefixMappings="xmlns:ns0='urn:microsoft-dynamics-nav/reports/Standard_Sales_Pro_Forma_Inv/1302/'" w:xpath="/ns0:NavWordReportXmlPart[1]/ns0:Header[1]/ns0:YourReference[1]" w:storeItemID="{00000000-0000-0000-0000-000000000000}"/>
+            <w:dataBinding w:prefixMappings="&lt;xmlns:ns0='urn:microsoft-dynamics-nav/reports/Standard_Sales_Pro_Forma_Inv/1302/' " w:xpath="/ns0:NavWordReportXmlPart[1]/ns0:Header[1]/ns0:CurrencyLbl[1]" w:storeItemID="{00000000-0000-0000-0000-000000000000}"/>
             <w15:color w:val="808080"/>
             <w:text/>
           </w:sdtPr>
           <w:sdtContent>
             <w:tc>
               <w:tcPr>
-                <w:tcW w:w="833" w:type="pct"/>
+                <w:tcW w:w="2300" w:type="dxa"/>
               </w:tcPr>
               <w:p>
                 <w:pPr>
-                  <w:pStyle w:val="NoSpacing"/>
+                  <w:pStyle w:val="BCLabel"/>
+                  <w:rPr>
+                    <w:sz w:val="18"/>
+                    <w:szCs w:val="18"/>
+                  </w:rPr>
                 </w:pPr>
-                <w:proofErr w:type="spellStart"/>
                 <w:r>
-                  <w:t>YourReference</w:t>
+                  <w:rPr>
+                    <w:sz w:val="18"/>
+                    <w:szCs w:val="18"/>
+                  </w:rPr>
+                  <w:t>CurrencyLbl</w:t>
                 </w:r>
-                <w:proofErr w:type="spellEnd"/>
               </w:p>
             </w:tc>
           </w:sdtContent>
         </w:sdt>
+      </w:tr>
+      <w:tr>
+        <w:trPr>
+          <w:trHeight w:val="242"/>
+        </w:trPr>
         <w:sdt>
           <w:sdtPr>
+            <w:rPr>
+              <w:sz w:val="18"/>
+              <w:szCs w:val="18"/>
+            </w:rPr>
             <w:alias w:val="ShipmentMethodDescription"/>
             <w:tag w:val="#BC:InsertDataItem,DataItems/Header/ShipmentMethodDescription"/>
             <w:id w:val="620490563"/>
             <w:placeholder>
-              <w:docPart w:val="E89EC60C27D14CDD95F8830E17E5603F"/>
+              <w:docPart w:val="6E8A85BDCDA04E56BA61810B3222EC63"/>
             </w:placeholder>
-            <w:dataBinding w:prefixMappings="xmlns:ns0='urn:microsoft-dynamics-nav/reports/Standard_Sales_Pro_Forma_Inv/1302/'" w:xpath="/ns0:NavWordReportXmlPart[1]/ns0:Header[1]/ns0:ShipmentMethodDescription[1]" w:storeItemID="{00000000-0000-0000-0000-000000000000}"/>
+            <w:dataBinding w:prefixMappings="&lt;xmlns:ns0='urn:microsoft-dynamics-nav/reports/Standard_Sales_Pro_Forma_Inv/1302/' " w:xpath="/ns0:NavWordReportXmlPart[1]/ns0:Header[1]/ns0:ShipmentMethodDescription[1]" w:storeItemID="{00000000-0000-0000-0000-000000000000}"/>
             <w15:color w:val="808080"/>
             <w:text/>
           </w:sdtPr>
           <w:sdtContent>
             <w:tc>
               <w:tcPr>
-                <w:tcW w:w="833" w:type="pct"/>
+                <w:tcW w:w="2840" w:type="dxa"/>
               </w:tcPr>
               <w:p>
                 <w:pPr>
-                  <w:pStyle w:val="NoSpacing"/>
+                  <w:pStyle w:val="BCLabel"/>
+                  <w:rPr>
+                    <w:sz w:val="18"/>
+                    <w:szCs w:val="18"/>
+                  </w:rPr>
                 </w:pPr>
                 <w:proofErr w:type="spellStart"/>
                 <w:r>
+                  <w:rPr>
+                    <w:sz w:val="18"/>
+                    <w:szCs w:val="18"/>
+                  </w:rPr>
                   <w:t>ShipmentMethodDescription</w:t>
                 </w:r>
                 <w:proofErr w:type="spellEnd"/>
@@ -952,130 +1429,40 @@
         </w:sdt>
         <w:sdt>
           <w:sdtPr>
+            <w:rPr>
+              <w:sz w:val="18"/>
+              <w:szCs w:val="18"/>
+            </w:rPr>
             <w:alias w:val="CompanyVATRegNo"/>
             <w:tag w:val="#BC:InsertDataItem,DataItems/Header/CompanyVATRegNo"/>
             <w:id w:val="-889573646"/>
             <w:placeholder>
-              <w:docPart w:val="F755DD5736EE430CAF651E925686D827"/>
+              <w:docPart w:val="CB615668107247839B31122A120F9A2F"/>
             </w:placeholder>
-            <w:dataBinding w:prefixMappings="xmlns:ns0='urn:microsoft-dynamics-nav/reports/Standard_Sales_Pro_Forma_Inv/1302/'" w:xpath="/ns0:NavWordReportXmlPart[1]/ns0:Header[1]/ns0:CompanyVATRegNo[1]" w:storeItemID="{00000000-0000-0000-0000-000000000000}"/>
+            <w:dataBinding w:prefixMappings="&lt;xmlns:ns0='urn:microsoft-dynamics-nav/reports/Standard_Sales_Pro_Forma_Inv/1302/' " w:xpath="/ns0:NavWordReportXmlPart[1]/ns0:Header[1]/ns0:CompanyVATRegNo[1]" w:storeItemID="{00000000-0000-0000-0000-000000000000}"/>
             <w15:color w:val="808080"/>
             <w:text/>
           </w:sdtPr>
           <w:sdtContent>
             <w:tc>
               <w:tcPr>
-                <w:tcW w:w="833" w:type="pct"/>
-              </w:tcPr>
-              <w:p>
-                <w:pPr>
-                  <w:pStyle w:val="NoSpacing"/>
-                </w:pPr>
-                <w:proofErr w:type="spellStart"/>
-                <w:r>
-                  <w:t>CompanyVATRegNo</w:t>
-                </w:r>
-                <w:proofErr w:type="spellEnd"/>
-              </w:p>
-            </w:tc>
-          </w:sdtContent>
-        </w:sdt>
-      </w:tr>
-      <w:tr>
-        <w:trPr>
-          <w:cantSplit/>
-          <w:trHeight w:val="245"/>
-        </w:trPr>
-        <w:tc>
-          <w:tcPr>
-            <w:tcW w:w="834" w:type="pct"/>
-          </w:tcPr>
-          <w:p>
-            <w:pPr>
-              <w:pStyle w:val="NoSpacing"/>
-            </w:pPr>
-          </w:p>
-        </w:tc>
-        <w:tc>
-          <w:tcPr>
-            <w:tcW w:w="834" w:type="pct"/>
-          </w:tcPr>
-          <w:p>
-            <w:pPr>
-              <w:pStyle w:val="NoSpacing"/>
-            </w:pPr>
-          </w:p>
-        </w:tc>
-        <w:tc>
-          <w:tcPr>
-            <w:tcW w:w="833" w:type="pct"/>
-          </w:tcPr>
-          <w:p>
-            <w:pPr>
-              <w:pStyle w:val="NoSpacing"/>
-            </w:pPr>
-          </w:p>
-        </w:tc>
-        <w:tc>
-          <w:tcPr>
-            <w:tcW w:w="833" w:type="pct"/>
-          </w:tcPr>
-          <w:p>
-            <w:pPr>
-              <w:pStyle w:val="NoSpacing"/>
-            </w:pPr>
-          </w:p>
-        </w:tc>
-        <w:tc>
-          <w:tcPr>
-            <w:tcW w:w="833" w:type="pct"/>
-          </w:tcPr>
-          <w:p>
-            <w:pPr>
-              <w:pStyle w:val="NoSpacing"/>
-            </w:pPr>
-          </w:p>
-        </w:tc>
-        <w:tc>
-          <w:tcPr>
-            <w:tcW w:w="833" w:type="pct"/>
-          </w:tcPr>
-          <w:p>
-            <w:pPr>
-              <w:pStyle w:val="NoSpacing"/>
-            </w:pPr>
-          </w:p>
-        </w:tc>
-      </w:tr>
-      <w:tr>
-        <w:trPr>
-          <w:cantSplit/>
-          <w:trHeight w:val="259"/>
-        </w:trPr>
-        <w:sdt>
-          <w:sdtPr>
-            <w:alias w:val="SalesPersonLbl"/>
-            <w:tag w:val="#BC:InsertDataItem,DataItems/Header/SalesPersonLbl"/>
-            <w:id w:val="-1365904496"/>
-            <w:placeholder>
-              <w:docPart w:val="FFE12A115C054AC3A47F62E3EEB3AE11"/>
-            </w:placeholder>
-            <w:dataBinding w:prefixMappings="xmlns:ns0='urn:microsoft-dynamics-nav/reports/Standard_Sales_Pro_Forma_Inv/1302/'" w:xpath="/ns0:NavWordReportXmlPart[1]/ns0:Header[1]/ns0:SalesPersonLbl[1]" w:storeItemID="{00000000-0000-0000-0000-000000000000}"/>
-            <w15:color w:val="808080"/>
-            <w:text/>
-          </w:sdtPr>
-          <w:sdtContent>
-            <w:tc>
-              <w:tcPr>
-                <w:tcW w:w="834" w:type="pct"/>
+                <w:tcW w:w="2508" w:type="dxa"/>
               </w:tcPr>
               <w:p>
                 <w:pPr>
                   <w:pStyle w:val="BCLabel"/>
+                  <w:rPr>
+                    <w:sz w:val="18"/>
+                    <w:szCs w:val="18"/>
+                  </w:rPr>
                 </w:pPr>
                 <w:proofErr w:type="spellStart"/>
                 <w:r>
-                  <w:t>SalesPersonLbl</w:t>
+                  <w:rPr>
+                    <w:sz w:val="18"/>
+                    <w:szCs w:val="18"/>
+                  </w:rPr>
+                  <w:t>CompanyVATRegNo</w:t>
                 </w:r>
                 <w:proofErr w:type="spellEnd"/>
               </w:p>
@@ -1084,101 +1471,39 @@
         </w:sdt>
         <w:sdt>
           <w:sdtPr>
-            <w:alias w:val="CurrencyLbl"/>
-            <w:tag w:val="#BC:InsertDataItem,DataItems/Header/CurrencyLbl"/>
-            <w:id w:val="1568063017"/>
+            <w:rPr>
+              <w:sz w:val="18"/>
+              <w:szCs w:val="18"/>
+            </w:rPr>
+            <w:alias w:val="SalesPersonName"/>
+            <w:tag w:val="#BC:InsertDataItem,DataItems/Header/SalesPersonName"/>
+            <w:id w:val="1963372593"/>
             <w:placeholder>
-              <w:docPart w:val="43B3CA69F3D148079DAF52C26803D059"/>
+              <w:docPart w:val="16A10E0276444A26B405BA7B0CF5D71B"/>
             </w:placeholder>
-            <w:dataBinding w:prefixMappings="xmlns:ns0='urn:microsoft-dynamics-nav/reports/Standard_Sales_Pro_Forma_Inv/1302/'" w:xpath="/ns0:NavWordReportXmlPart[1]/ns0:Header[1]/ns0:CurrencyLbl[1]" w:storeItemID="{00000000-0000-0000-0000-000000000000}"/>
+            <w:dataBinding w:prefixMappings="&lt;xmlns:ns0='urn:microsoft-dynamics-nav/reports/Standard_Sales_Pro_Forma_Inv/1302/' " w:xpath="/ns0:NavWordReportXmlPart[1]/ns0:Header[1]/ns0:SalesPersonName[1]" w:storeItemID="{00000000-0000-0000-0000-000000000000}"/>
             <w15:color w:val="808080"/>
             <w:text/>
           </w:sdtPr>
           <w:sdtContent>
             <w:tc>
               <w:tcPr>
-                <w:tcW w:w="834" w:type="pct"/>
+                <w:tcW w:w="2849" w:type="dxa"/>
               </w:tcPr>
               <w:p>
                 <w:pPr>
                   <w:pStyle w:val="BCLabel"/>
-                </w:pPr>
-                <w:r>
-                  <w:t>CurrencyLbl</w:t>
-                </w:r>
-              </w:p>
-            </w:tc>
-          </w:sdtContent>
-        </w:sdt>
-        <w:tc>
-          <w:tcPr>
-            <w:tcW w:w="833" w:type="pct"/>
-          </w:tcPr>
-          <w:p>
-            <w:pPr>
-              <w:pStyle w:val="BCLabel"/>
-            </w:pPr>
-          </w:p>
-        </w:tc>
-        <w:tc>
-          <w:tcPr>
-            <w:tcW w:w="833" w:type="pct"/>
-          </w:tcPr>
-          <w:p>
-            <w:pPr>
-              <w:pStyle w:val="BCLabel"/>
-            </w:pPr>
-          </w:p>
-        </w:tc>
-        <w:tc>
-          <w:tcPr>
-            <w:tcW w:w="833" w:type="pct"/>
-          </w:tcPr>
-          <w:p>
-            <w:pPr>
-              <w:pStyle w:val="BCLabel"/>
-            </w:pPr>
-          </w:p>
-        </w:tc>
-        <w:tc>
-          <w:tcPr>
-            <w:tcW w:w="833" w:type="pct"/>
-          </w:tcPr>
-          <w:p>
-            <w:pPr>
-              <w:pStyle w:val="BCLabel"/>
-            </w:pPr>
-          </w:p>
-        </w:tc>
-      </w:tr>
-      <w:tr>
-        <w:trPr>
-          <w:cantSplit/>
-          <w:trHeight w:val="242"/>
-        </w:trPr>
-        <w:sdt>
-          <w:sdtPr>
-            <w:alias w:val="SalesPersonName"/>
-            <w:tag w:val="#BC:InsertDataItem,DataItems/Header/SalesPersonName"/>
-            <w:id w:val="1963372593"/>
-            <w:placeholder>
-              <w:docPart w:val="89BB6698EED941539D565F3815C14C82"/>
-            </w:placeholder>
-            <w:dataBinding w:prefixMappings="xmlns:ns0='urn:microsoft-dynamics-nav/reports/Standard_Sales_Pro_Forma_Inv/1302/'" w:xpath="/ns0:NavWordReportXmlPart[1]/ns0:Header[1]/ns0:SalesPersonName[1]" w:storeItemID="{00000000-0000-0000-0000-000000000000}"/>
-            <w15:color w:val="808080"/>
-            <w:text/>
-          </w:sdtPr>
-          <w:sdtContent>
-            <w:tc>
-              <w:tcPr>
-                <w:tcW w:w="834" w:type="pct"/>
-              </w:tcPr>
-              <w:p>
-                <w:pPr>
-                  <w:pStyle w:val="NoSpacing"/>
+                  <w:rPr>
+                    <w:sz w:val="18"/>
+                    <w:szCs w:val="18"/>
+                  </w:rPr>
                 </w:pPr>
                 <w:proofErr w:type="spellStart"/>
                 <w:r>
+                  <w:rPr>
+                    <w:sz w:val="18"/>
+                    <w:szCs w:val="18"/>
+                  </w:rPr>
                   <w:t>SalesPersonName</w:t>
                 </w:r>
                 <w:proofErr w:type="spellEnd"/>
@@ -1188,82 +1513,53 @@
         </w:sdt>
         <w:tc>
           <w:tcPr>
-            <w:tcW w:w="834" w:type="pct"/>
+            <w:tcW w:w="2300" w:type="dxa"/>
           </w:tcPr>
           <w:sdt>
             <w:sdtPr>
+              <w:rPr>
+                <w:sz w:val="18"/>
+                <w:szCs w:val="18"/>
+              </w:rPr>
               <w:alias w:val="Currency"/>
               <w:tag w:val="#BC:InsertDataItem,DataItems/Header/Currency"/>
               <w:id w:val="1210229806"/>
               <w:placeholder>
-                <w:docPart w:val="EAF1BBAC542D4ED6BEB856E96B4D8195"/>
+                <w:docPart w:val="9356E4569D544DCAB55BFED5F810B3B6"/>
               </w:placeholder>
-              <w:dataBinding w:prefixMappings="xmlns:ns0='urn:microsoft-dynamics-nav/reports/Standard_Sales_Pro_Forma_Inv/1302/'" w:xpath="/ns0:NavWordReportXmlPart[1]/ns0:Header[1]/ns0:Currency[1]" w:storeItemID="{00000000-0000-0000-0000-000000000000}"/>
+              <w:dataBinding w:prefixMappings="&lt;xmlns:ns0='urn:microsoft-dynamics-nav/reports/Standard_Sales_Pro_Forma_Inv/1302/' " w:xpath="/ns0:NavWordReportXmlPart[1]/ns0:Header[1]/ns0:Currency[1]" w:storeItemID="{00000000-0000-0000-0000-000000000000}"/>
               <w15:color w:val="808080"/>
               <w:text/>
             </w:sdtPr>
             <w:sdtContent>
               <w:p>
                 <w:pPr>
-                  <w:pStyle w:val="NoSpacing"/>
+                  <w:pStyle w:val="BCLabel"/>
+                  <w:rPr>
+                    <w:sz w:val="18"/>
+                    <w:szCs w:val="18"/>
+                  </w:rPr>
                 </w:pPr>
                 <w:r>
+                  <w:rPr>
+                    <w:sz w:val="18"/>
+                    <w:szCs w:val="18"/>
+                  </w:rPr>
                   <w:t>Currency</w:t>
                 </w:r>
               </w:p>
             </w:sdtContent>
           </w:sdt>
         </w:tc>
-        <w:tc>
-          <w:tcPr>
-            <w:tcW w:w="833" w:type="pct"/>
-          </w:tcPr>
-          <w:p>
-            <w:pPr>
-              <w:pStyle w:val="NoSpacing"/>
-            </w:pPr>
-          </w:p>
-        </w:tc>
-        <w:tc>
-          <w:tcPr>
-            <w:tcW w:w="833" w:type="pct"/>
-          </w:tcPr>
-          <w:p>
-            <w:pPr>
-              <w:pStyle w:val="NoSpacing"/>
-            </w:pPr>
-          </w:p>
-        </w:tc>
-        <w:tc>
-          <w:tcPr>
-            <w:tcW w:w="833" w:type="pct"/>
-          </w:tcPr>
-          <w:p>
-            <w:pPr>
-              <w:pStyle w:val="NoSpacing"/>
-            </w:pPr>
-          </w:p>
-        </w:tc>
-        <w:tc>
-          <w:tcPr>
-            <w:tcW w:w="833" w:type="pct"/>
-          </w:tcPr>
-          <w:p>
-            <w:pPr>
-              <w:pStyle w:val="NoSpacing"/>
-            </w:pPr>
-          </w:p>
-        </w:tc>
       </w:tr>
     </w:tbl>
     <w:p>
       <w:pPr>
         <w:spacing w:after="0" w:line="240" w:lineRule="auto"/>
-      </w:pPr>
-    </w:p>
-    <w:p>
-      <w:pPr>
-        <w:spacing w:after="0" w:line="240" w:lineRule="auto"/>
+        <w:rPr>
+          <w:sz w:val="18"/>
+          <w:szCs w:val="18"/>
+        </w:rPr>
       </w:pPr>
     </w:p>
     <w:tbl>
@@ -1275,15 +1571,15 @@
         <w:tblDescription w:val="Document lines. Column headers in the first row."/>
       </w:tblPr>
       <w:tblGrid>
-        <w:gridCol w:w="2640"/>
-        <w:gridCol w:w="2848"/>
-        <w:gridCol w:w="1084"/>
-        <w:gridCol w:w="1360"/>
-        <w:gridCol w:w="1452"/>
-        <w:gridCol w:w="1819"/>
-        <w:gridCol w:w="1161"/>
-        <w:gridCol w:w="1744"/>
-        <w:gridCol w:w="1578"/>
+        <w:gridCol w:w="1340"/>
+        <w:gridCol w:w="2121"/>
+        <w:gridCol w:w="755"/>
+        <w:gridCol w:w="976"/>
+        <w:gridCol w:w="1022"/>
+        <w:gridCol w:w="1115"/>
+        <w:gridCol w:w="903"/>
+        <w:gridCol w:w="1198"/>
+        <w:gridCol w:w="1064"/>
       </w:tblGrid>
       <w:tr>
         <w:trPr>
@@ -1292,13 +1588,17 @@
         </w:trPr>
         <w:sdt>
           <w:sdtPr>
+            <w:rPr>
+              <w:sz w:val="18"/>
+              <w:szCs w:val="18"/>
+            </w:rPr>
             <w:alias w:val="ItemLbl"/>
             <w:tag w:val="#BC:InsertDataItem,DataItems/Header/ItemLbl"/>
             <w:id w:val="844280574"/>
             <w:placeholder>
               <w:docPart w:val="568F44E2AB434794973B7660D657E151"/>
             </w:placeholder>
-            <w:dataBinding w:prefixMappings="xmlns:ns0='urn:microsoft-dynamics-nav/reports/Standard_Sales_Pro_Forma_Inv/1302/'" w:xpath="/ns0:NavWordReportXmlPart[1]/ns0:Header[1]/ns0:ItemLbl[1]" w:storeItemID="{00000000-0000-0000-0000-000000000000}"/>
+            <w:dataBinding w:prefixMappings="&lt;xmlns:ns0='urn:microsoft-dynamics-nav/reports/Standard_Sales_Pro_Forma_Inv/1302/' " w:xpath="/ns0:NavWordReportXmlPart[1]/ns0:Header[1]/ns0:ItemLbl[1]" w:storeItemID="{00000000-0000-0000-0000-000000000000}"/>
             <w15:color w:val="808080"/>
             <w:text/>
           </w:sdtPr>
@@ -1310,9 +1610,17 @@
               <w:p>
                 <w:pPr>
                   <w:pStyle w:val="BCLabel"/>
+                  <w:rPr>
+                    <w:sz w:val="18"/>
+                    <w:szCs w:val="18"/>
+                  </w:rPr>
                 </w:pPr>
                 <w:proofErr w:type="spellStart"/>
                 <w:r>
+                  <w:rPr>
+                    <w:sz w:val="18"/>
+                    <w:szCs w:val="18"/>
+                  </w:rPr>
                   <w:t>ItemLbl</w:t>
                 </w:r>
                 <w:proofErr w:type="spellEnd"/>
@@ -1322,13 +1630,17 @@
         </w:sdt>
         <w:sdt>
           <w:sdtPr>
+            <w:rPr>
+              <w:sz w:val="18"/>
+              <w:szCs w:val="18"/>
+            </w:rPr>
             <w:alias w:val="CountryOfManufactuctureLbl"/>
             <w:tag w:val="#BC:InsertDataItem,DataItems/Header/CountryOfManufactuctureLbl"/>
             <w:id w:val="-418558045"/>
             <w:placeholder>
               <w:docPart w:val="568F44E2AB434794973B7660D657E151"/>
             </w:placeholder>
-            <w:dataBinding w:prefixMappings="xmlns:ns0='urn:microsoft-dynamics-nav/reports/Standard_Sales_Pro_Forma_Inv/1302/'" w:xpath="/ns0:NavWordReportXmlPart[1]/ns0:Header[1]/ns0:CountryOfManufactuctureLbl[1]" w:storeItemID="{00000000-0000-0000-0000-000000000000}"/>
+            <w:dataBinding w:prefixMappings="&lt;xmlns:ns0='urn:microsoft-dynamics-nav/reports/Standard_Sales_Pro_Forma_Inv/1302/' " w:xpath="/ns0:NavWordReportXmlPart[1]/ns0:Header[1]/ns0:CountryOfManufactuctureLbl[1]" w:storeItemID="{00000000-0000-0000-0000-000000000000}"/>
             <w15:color w:val="808080"/>
             <w:text/>
           </w:sdtPr>
@@ -1340,9 +1652,17 @@
               <w:p>
                 <w:pPr>
                   <w:pStyle w:val="BCLabel"/>
+                  <w:rPr>
+                    <w:sz w:val="18"/>
+                    <w:szCs w:val="18"/>
+                  </w:rPr>
                 </w:pPr>
                 <w:proofErr w:type="spellStart"/>
                 <w:r>
+                  <w:rPr>
+                    <w:sz w:val="18"/>
+                    <w:szCs w:val="18"/>
+                  </w:rPr>
                   <w:t>CountryOfManufactuctureLbl</w:t>
                 </w:r>
                 <w:proofErr w:type="spellEnd"/>
@@ -1352,13 +1672,17 @@
         </w:sdt>
         <w:sdt>
           <w:sdtPr>
+            <w:rPr>
+              <w:sz w:val="18"/>
+              <w:szCs w:val="18"/>
+            </w:rPr>
             <w:alias w:val="TariffLbl"/>
             <w:tag w:val="#BC:InsertDataItem,DataItems/Header/TariffLbl"/>
             <w:id w:val="484599388"/>
             <w:placeholder>
               <w:docPart w:val="568F44E2AB434794973B7660D657E151"/>
             </w:placeholder>
-            <w:dataBinding w:prefixMappings="xmlns:ns0='urn:microsoft-dynamics-nav/reports/Standard_Sales_Pro_Forma_Inv/1302/'" w:xpath="/ns0:NavWordReportXmlPart[1]/ns0:Header[1]/ns0:TariffLbl[1]" w:storeItemID="{00000000-0000-0000-0000-000000000000}"/>
+            <w:dataBinding w:prefixMappings="&lt;xmlns:ns0='urn:microsoft-dynamics-nav/reports/Standard_Sales_Pro_Forma_Inv/1302/' " w:xpath="/ns0:NavWordReportXmlPart[1]/ns0:Header[1]/ns0:TariffLbl[1]" w:storeItemID="{00000000-0000-0000-0000-000000000000}"/>
             <w15:color w:val="808080"/>
             <w:text/>
           </w:sdtPr>
@@ -1370,9 +1694,17 @@
               <w:p>
                 <w:pPr>
                   <w:pStyle w:val="BCLabel"/>
+                  <w:rPr>
+                    <w:sz w:val="18"/>
+                    <w:szCs w:val="18"/>
+                  </w:rPr>
                 </w:pPr>
                 <w:proofErr w:type="spellStart"/>
                 <w:r>
+                  <w:rPr>
+                    <w:sz w:val="18"/>
+                    <w:szCs w:val="18"/>
+                  </w:rPr>
                   <w:t>TariffLbl</w:t>
                 </w:r>
                 <w:proofErr w:type="spellEnd"/>
@@ -1382,13 +1714,17 @@
         </w:sdt>
         <w:sdt>
           <w:sdtPr>
+            <w:rPr>
+              <w:sz w:val="18"/>
+              <w:szCs w:val="18"/>
+            </w:rPr>
             <w:alias w:val="QuantityLbl"/>
             <w:tag w:val="#BC:InsertDataItem,DataItems/Header/QuantityLbl"/>
             <w:id w:val="-789351566"/>
             <w:placeholder>
               <w:docPart w:val="568F44E2AB434794973B7660D657E151"/>
             </w:placeholder>
-            <w:dataBinding w:prefixMappings="xmlns:ns0='urn:microsoft-dynamics-nav/reports/Standard_Sales_Pro_Forma_Inv/1302/'" w:xpath="/ns0:NavWordReportXmlPart[1]/ns0:Header[1]/ns0:QuantityLbl[1]" w:storeItemID="{00000000-0000-0000-0000-000000000000}"/>
+            <w:dataBinding w:prefixMappings="&lt;xmlns:ns0='urn:microsoft-dynamics-nav/reports/Standard_Sales_Pro_Forma_Inv/1302/' " w:xpath="/ns0:NavWordReportXmlPart[1]/ns0:Header[1]/ns0:QuantityLbl[1]" w:storeItemID="{00000000-0000-0000-0000-000000000000}"/>
             <w15:color w:val="808080"/>
             <w:text/>
           </w:sdtPr>
@@ -1401,9 +1737,17 @@
                 <w:pPr>
                   <w:pStyle w:val="BCLabelNumber"/>
                   <w:jc w:val="right"/>
+                  <w:rPr>
+                    <w:sz w:val="18"/>
+                    <w:szCs w:val="18"/>
+                  </w:rPr>
                 </w:pPr>
                 <w:proofErr w:type="spellStart"/>
                 <w:r>
+                  <w:rPr>
+                    <w:sz w:val="18"/>
+                    <w:szCs w:val="18"/>
+                  </w:rPr>
                   <w:t>QuantityLbl</w:t>
                 </w:r>
                 <w:proofErr w:type="spellEnd"/>
@@ -1413,13 +1757,17 @@
         </w:sdt>
         <w:sdt>
           <w:sdtPr>
+            <w:rPr>
+              <w:sz w:val="18"/>
+              <w:szCs w:val="18"/>
+            </w:rPr>
             <w:alias w:val="UnitPriceLbl"/>
             <w:tag w:val="#BC:InsertDataItem,DataItems/Header/UnitPriceLbl"/>
             <w:id w:val="-1070888015"/>
             <w:placeholder>
               <w:docPart w:val="568F44E2AB434794973B7660D657E151"/>
             </w:placeholder>
-            <w:dataBinding w:prefixMappings="xmlns:ns0='urn:microsoft-dynamics-nav/reports/Standard_Sales_Pro_Forma_Inv/1302/'" w:xpath="/ns0:NavWordReportXmlPart[1]/ns0:Header[1]/ns0:UnitPriceLbl[1]" w:storeItemID="{00000000-0000-0000-0000-000000000000}"/>
+            <w:dataBinding w:prefixMappings="&lt;xmlns:ns0='urn:microsoft-dynamics-nav/reports/Standard_Sales_Pro_Forma_Inv/1302/' " w:xpath="/ns0:NavWordReportXmlPart[1]/ns0:Header[1]/ns0:UnitPriceLbl[1]" w:storeItemID="{00000000-0000-0000-0000-000000000000}"/>
             <w15:color w:val="808080"/>
             <w:text/>
           </w:sdtPr>
@@ -1431,9 +1779,17 @@
               <w:p>
                 <w:pPr>
                   <w:pStyle w:val="BCLabel"/>
+                  <w:rPr>
+                    <w:sz w:val="18"/>
+                    <w:szCs w:val="18"/>
+                  </w:rPr>
                 </w:pPr>
                 <w:proofErr w:type="spellStart"/>
                 <w:r>
+                  <w:rPr>
+                    <w:sz w:val="18"/>
+                    <w:szCs w:val="18"/>
+                  </w:rPr>
                   <w:t>UnitPriceLbl</w:t>
                 </w:r>
                 <w:proofErr w:type="spellEnd"/>
@@ -1443,13 +1799,17 @@
         </w:sdt>
         <w:sdt>
           <w:sdtPr>
+            <w:rPr>
+              <w:sz w:val="18"/>
+              <w:szCs w:val="18"/>
+            </w:rPr>
             <w:alias w:val="NetWeightLbl"/>
             <w:tag w:val="#BC:InsertDataItem,DataItems/Header/NetWeightLbl"/>
             <w:id w:val="-1254809883"/>
             <w:placeholder>
               <w:docPart w:val="6288621E7A9C433688E04BF4E07CAF57"/>
             </w:placeholder>
-            <w:dataBinding w:prefixMappings="xmlns:ns0='urn:microsoft-dynamics-nav/reports/Standard_Sales_Pro_Forma_Inv/1302/'" w:xpath="/ns0:NavWordReportXmlPart[1]/ns0:Header[1]/ns0:NetWeightLbl[1]" w:storeItemID="{00000000-0000-0000-0000-000000000000}"/>
+            <w:dataBinding w:prefixMappings="&lt;xmlns:ns0='urn:microsoft-dynamics-nav/reports/Standard_Sales_Pro_Forma_Inv/1302/' " w:xpath="/ns0:NavWordReportXmlPart[1]/ns0:Header[1]/ns0:NetWeightLbl[1]" w:storeItemID="{00000000-0000-0000-0000-000000000000}"/>
             <w15:color w:val="808080"/>
             <w:text/>
           </w:sdtPr>
@@ -1461,9 +1821,17 @@
               <w:p>
                 <w:pPr>
                   <w:pStyle w:val="BCLabel"/>
+                  <w:rPr>
+                    <w:sz w:val="18"/>
+                    <w:szCs w:val="18"/>
+                  </w:rPr>
                 </w:pPr>
                 <w:proofErr w:type="spellStart"/>
                 <w:r>
+                  <w:rPr>
+                    <w:sz w:val="18"/>
+                    <w:szCs w:val="18"/>
+                  </w:rPr>
                   <w:t>NetWeightLbl</w:t>
                 </w:r>
                 <w:proofErr w:type="spellEnd"/>
@@ -1473,13 +1841,17 @@
         </w:sdt>
         <w:sdt>
           <w:sdtPr>
+            <w:rPr>
+              <w:sz w:val="18"/>
+              <w:szCs w:val="18"/>
+            </w:rPr>
             <w:alias w:val="VATPctLbl"/>
             <w:tag w:val="#BC:InsertDataItem,DataItems/Header/VATPctLbl"/>
             <w:id w:val="832722474"/>
             <w:placeholder>
               <w:docPart w:val="6288621E7A9C433688E04BF4E07CAF57"/>
             </w:placeholder>
-            <w:dataBinding w:prefixMappings="xmlns:ns0='urn:microsoft-dynamics-nav/reports/Standard_Sales_Pro_Forma_Inv/1302/'" w:xpath="/ns0:NavWordReportXmlPart[1]/ns0:Header[1]/ns0:VATPctLbl[1]" w:storeItemID="{00000000-0000-0000-0000-000000000000}"/>
+            <w:dataBinding w:prefixMappings="&lt;xmlns:ns0='urn:microsoft-dynamics-nav/reports/Standard_Sales_Pro_Forma_Inv/1302/' " w:xpath="/ns0:NavWordReportXmlPart[1]/ns0:Header[1]/ns0:VATPctLbl[1]" w:storeItemID="{00000000-0000-0000-0000-000000000000}"/>
             <w15:color w:val="808080"/>
             <w:text/>
           </w:sdtPr>
@@ -1491,9 +1863,17 @@
               <w:p>
                 <w:pPr>
                   <w:pStyle w:val="BCLabel"/>
+                  <w:rPr>
+                    <w:sz w:val="18"/>
+                    <w:szCs w:val="18"/>
+                  </w:rPr>
                 </w:pPr>
                 <w:proofErr w:type="spellStart"/>
                 <w:r>
+                  <w:rPr>
+                    <w:sz w:val="18"/>
+                    <w:szCs w:val="18"/>
+                  </w:rPr>
                   <w:t>VATPctLbl</w:t>
                 </w:r>
                 <w:proofErr w:type="spellEnd"/>
@@ -1503,13 +1883,17 @@
         </w:sdt>
         <w:sdt>
           <w:sdtPr>
+            <w:rPr>
+              <w:sz w:val="18"/>
+              <w:szCs w:val="18"/>
+            </w:rPr>
             <w:alias w:val="VATAmountLbl"/>
             <w:tag w:val="#BC:InsertDataItem,DataItems/Header/VATAmountLbl"/>
             <w:id w:val="83658876"/>
             <w:placeholder>
               <w:docPart w:val="6288621E7A9C433688E04BF4E07CAF57"/>
             </w:placeholder>
-            <w:dataBinding w:prefixMappings="xmlns:ns0='urn:microsoft-dynamics-nav/reports/Standard_Sales_Pro_Forma_Inv/1302/'" w:xpath="/ns0:NavWordReportXmlPart[1]/ns0:Header[1]/ns0:VATAmountLbl[1]" w:storeItemID="{00000000-0000-0000-0000-000000000000}"/>
+            <w:dataBinding w:prefixMappings="&lt;xmlns:ns0='urn:microsoft-dynamics-nav/reports/Standard_Sales_Pro_Forma_Inv/1302/' " w:xpath="/ns0:NavWordReportXmlPart[1]/ns0:Header[1]/ns0:VATAmountLbl[1]" w:storeItemID="{00000000-0000-0000-0000-000000000000}"/>
             <w15:color w:val="808080"/>
             <w:text/>
           </w:sdtPr>
@@ -1522,9 +1906,17 @@
                 <w:pPr>
                   <w:pStyle w:val="BCLabelNumber"/>
                   <w:jc w:val="right"/>
+                  <w:rPr>
+                    <w:sz w:val="18"/>
+                    <w:szCs w:val="18"/>
+                  </w:rPr>
                 </w:pPr>
                 <w:proofErr w:type="spellStart"/>
                 <w:r>
+                  <w:rPr>
+                    <w:sz w:val="18"/>
+                    <w:szCs w:val="18"/>
+                  </w:rPr>
                   <w:t>VATAmountLbl</w:t>
                 </w:r>
                 <w:proofErr w:type="spellEnd"/>
@@ -1534,13 +1926,17 @@
         </w:sdt>
         <w:sdt>
           <w:sdtPr>
+            <w:rPr>
+              <w:sz w:val="18"/>
+              <w:szCs w:val="18"/>
+            </w:rPr>
             <w:alias w:val="AmountLbl"/>
             <w:tag w:val="#BC:InsertDataItem,DataItems/Header/AmountLbl"/>
             <w:id w:val="344290521"/>
             <w:placeholder>
               <w:docPart w:val="6288621E7A9C433688E04BF4E07CAF57"/>
             </w:placeholder>
-            <w:dataBinding w:prefixMappings="xmlns:ns0='urn:microsoft-dynamics-nav/reports/Standard_Sales_Pro_Forma_Inv/1302/'" w:xpath="/ns0:NavWordReportXmlPart[1]/ns0:Header[1]/ns0:AmountLbl[1]" w:storeItemID="{00000000-0000-0000-0000-000000000000}"/>
+            <w:dataBinding w:prefixMappings="&lt;xmlns:ns0='urn:microsoft-dynamics-nav/reports/Standard_Sales_Pro_Forma_Inv/1302/' " w:xpath="/ns0:NavWordReportXmlPart[1]/ns0:Header[1]/ns0:AmountLbl[1]" w:storeItemID="{00000000-0000-0000-0000-000000000000}"/>
             <w15:color w:val="808080"/>
             <w:text/>
           </w:sdtPr>
@@ -1553,9 +1949,17 @@
                 <w:pPr>
                   <w:pStyle w:val="BCLabelNumber"/>
                   <w:jc w:val="right"/>
+                  <w:rPr>
+                    <w:sz w:val="18"/>
+                    <w:szCs w:val="18"/>
+                  </w:rPr>
                 </w:pPr>
                 <w:proofErr w:type="spellStart"/>
                 <w:r>
+                  <w:rPr>
+                    <w:sz w:val="18"/>
+                    <w:szCs w:val="18"/>
+                  </w:rPr>
                   <w:t>AmountLbl</w:t>
                 </w:r>
                 <w:proofErr w:type="spellEnd"/>
@@ -1576,6 +1980,10 @@
           <w:p>
             <w:pPr>
               <w:pStyle w:val="NoSpacing"/>
+              <w:rPr>
+                <w:sz w:val="18"/>
+                <w:szCs w:val="18"/>
+              </w:rPr>
             </w:pPr>
           </w:p>
         </w:tc>
@@ -1586,6 +1994,10 @@
           <w:p>
             <w:pPr>
               <w:pStyle w:val="NoSpacing"/>
+              <w:rPr>
+                <w:sz w:val="18"/>
+                <w:szCs w:val="18"/>
+              </w:rPr>
             </w:pPr>
           </w:p>
         </w:tc>
@@ -1597,6 +2009,10 @@
             <w:pPr>
               <w:pStyle w:val="BCNumber"/>
               <w:jc w:val="right"/>
+              <w:rPr>
+                <w:sz w:val="18"/>
+                <w:szCs w:val="18"/>
+              </w:rPr>
             </w:pPr>
           </w:p>
         </w:tc>
@@ -1608,6 +2024,10 @@
             <w:pPr>
               <w:pStyle w:val="BCNumber"/>
               <w:jc w:val="right"/>
+              <w:rPr>
+                <w:sz w:val="18"/>
+                <w:szCs w:val="18"/>
+              </w:rPr>
             </w:pPr>
           </w:p>
         </w:tc>
@@ -1619,6 +2039,10 @@
             <w:pPr>
               <w:pStyle w:val="BCNumber"/>
               <w:jc w:val="right"/>
+              <w:rPr>
+                <w:sz w:val="18"/>
+                <w:szCs w:val="18"/>
+              </w:rPr>
             </w:pPr>
           </w:p>
         </w:tc>
@@ -1630,6 +2054,10 @@
             <w:pPr>
               <w:pStyle w:val="BCNumber"/>
               <w:jc w:val="right"/>
+              <w:rPr>
+                <w:sz w:val="18"/>
+                <w:szCs w:val="18"/>
+              </w:rPr>
             </w:pPr>
           </w:p>
         </w:tc>
@@ -1641,6 +2069,10 @@
             <w:pPr>
               <w:pStyle w:val="BCNumber"/>
               <w:jc w:val="right"/>
+              <w:rPr>
+                <w:sz w:val="18"/>
+                <w:szCs w:val="18"/>
+              </w:rPr>
             </w:pPr>
           </w:p>
         </w:tc>
@@ -1652,6 +2084,10 @@
             <w:pPr>
               <w:pStyle w:val="BCNumber"/>
               <w:jc w:val="right"/>
+              <w:rPr>
+                <w:sz w:val="18"/>
+                <w:szCs w:val="18"/>
+              </w:rPr>
             </w:pPr>
           </w:p>
         </w:tc>
@@ -1663,6 +2099,10 @@
             <w:pPr>
               <w:pStyle w:val="BCNumber"/>
               <w:jc w:val="right"/>
+              <w:rPr>
+                <w:sz w:val="18"/>
+                <w:szCs w:val="18"/>
+              </w:rPr>
             </w:pPr>
           </w:p>
         </w:tc>
@@ -1671,6 +2111,8 @@
         <w:sdtPr>
           <w:rPr>
             <w:color w:val="000000" w:themeColor="text1"/>
+            <w:sz w:val="18"/>
+            <w:szCs w:val="18"/>
             <w14:numSpacing w14:val="tabular"/>
           </w:rPr>
           <w:alias w:val="Repeater: Line"/>
@@ -1679,7 +2121,7 @@
           <w:placeholder>
             <w:docPart w:val="9186D105DE5F42ABB688D396D0418C2D"/>
           </w:placeholder>
-          <w15:dataBinding w:prefixMappings="xmlns:ns0='urn:microsoft-dynamics-nav/reports/Standard_Sales_Pro_Forma_Inv/1302/'" w:xpath="/ns0:NavWordReportXmlPart[1]/ns0:Header[1]/ns0:Line" w:storeItemID="{00000000-0000-0000-0000-000000000000}"/>
+          <w15:dataBinding w:prefixMappings="&lt;xmlns:ns0='urn:microsoft-dynamics-nav/reports/Standard_Sales_Pro_Forma_Inv/1302/' " w:xpath="/ns0:NavWordReportXmlPart[1]/ns0:Header[1]/ns0:Line" w:storeItemID="{00000000-0000-0000-0000-000000000000}"/>
           <w15:color w:val="808080"/>
           <w15:repeatingSection/>
         </w:sdtPr>
@@ -1688,6 +2130,8 @@
             <w:sdtPr>
               <w:rPr>
                 <w:color w:val="000000" w:themeColor="text1"/>
+                <w:sz w:val="18"/>
+                <w:szCs w:val="18"/>
                 <w14:numSpacing w14:val="tabular"/>
               </w:rPr>
               <w:id w:val="-901138404"/>
@@ -1704,6 +2148,8 @@
                   <w:sdtPr>
                     <w:rPr>
                       <w:color w:val="000000" w:themeColor="text1"/>
+                      <w:sz w:val="18"/>
+                      <w:szCs w:val="18"/>
                       <w14:numSpacing w14:val="tabular"/>
                     </w:rPr>
                     <w:alias w:val="ItemDescription"/>
@@ -1712,7 +2158,7 @@
                     <w:placeholder>
                       <w:docPart w:val="DefaultPlaceholder_-1854013440"/>
                     </w:placeholder>
-                    <w:dataBinding w:prefixMappings="xmlns:ns0='urn:microsoft-dynamics-nav/reports/Standard_Sales_Pro_Forma_Inv/1302/'" w:xpath="/ns0:NavWordReportXmlPart[1]/ns0:Header[1]/ns0:Line[1]/ns0:ItemDescription[1]" w:storeItemID="{00000000-0000-0000-0000-000000000000}"/>
+                    <w:dataBinding w:prefixMappings="&lt;xmlns:ns0='urn:microsoft-dynamics-nav/reports/Standard_Sales_Pro_Forma_Inv/1302/' " w:xpath="/ns0:NavWordReportXmlPart[1]/ns0:Header[1]/ns0:Line[1]/ns0:ItemDescription[1]" w:storeItemID="{00000000-0000-0000-0000-000000000000}"/>
                     <w15:color w:val="808080"/>
                     <w:text/>
                   </w:sdtPr>
@@ -1730,8 +2176,16 @@
                       <w:p>
                         <w:pPr>
                           <w:pStyle w:val="NoSpacing"/>
+                          <w:rPr>
+                            <w:sz w:val="18"/>
+                            <w:szCs w:val="18"/>
+                          </w:rPr>
                         </w:pPr>
                         <w:r>
+                          <w:rPr>
+                            <w:sz w:val="18"/>
+                            <w:szCs w:val="18"/>
+                          </w:rPr>
                           <w:t>ItemDescription</w:t>
                         </w:r>
                       </w:p>
@@ -1740,13 +2194,17 @@
                 </w:sdt>
                 <w:sdt>
                   <w:sdtPr>
+                    <w:rPr>
+                      <w:sz w:val="18"/>
+                      <w:szCs w:val="18"/>
+                    </w:rPr>
                     <w:alias w:val="CountryOfManufacturing"/>
                     <w:tag w:val="#BC:InsertDataItem,DataItems/Header/Line/CountryOfManufacturing"/>
                     <w:id w:val="-969438002"/>
                     <w:placeholder>
                       <w:docPart w:val="568F44E2AB434794973B7660D657E151"/>
                     </w:placeholder>
-                    <w:dataBinding w:prefixMappings="xmlns:ns0='urn:microsoft-dynamics-nav/reports/Standard_Sales_Pro_Forma_Inv/1302/'" w:xpath="/ns0:NavWordReportXmlPart[1]/ns0:Header[1]/ns0:Line[1]/ns0:CountryOfManufacturing[1]" w:storeItemID="{00000000-0000-0000-0000-000000000000}"/>
+                    <w:dataBinding w:prefixMappings="&lt;xmlns:ns0='urn:microsoft-dynamics-nav/reports/Standard_Sales_Pro_Forma_Inv/1302/' " w:xpath="/ns0:NavWordReportXmlPart[1]/ns0:Header[1]/ns0:Line[1]/ns0:CountryOfManufacturing[1]" w:storeItemID="{00000000-0000-0000-0000-000000000000}"/>
                     <w15:color w:val="808080"/>
                     <w:text/>
                   </w:sdtPr>
@@ -1758,9 +2216,17 @@
                       <w:p>
                         <w:pPr>
                           <w:pStyle w:val="NoSpacing"/>
+                          <w:rPr>
+                            <w:sz w:val="18"/>
+                            <w:szCs w:val="18"/>
+                          </w:rPr>
                         </w:pPr>
                         <w:proofErr w:type="spellStart"/>
                         <w:r>
+                          <w:rPr>
+                            <w:sz w:val="18"/>
+                            <w:szCs w:val="18"/>
+                          </w:rPr>
                           <w:t>CountryOfManufacturing</w:t>
                         </w:r>
                         <w:proofErr w:type="spellEnd"/>
@@ -1770,13 +2236,17 @@
                 </w:sdt>
                 <w:sdt>
                   <w:sdtPr>
+                    <w:rPr>
+                      <w:sz w:val="18"/>
+                      <w:szCs w:val="18"/>
+                    </w:rPr>
                     <w:alias w:val="Tariff"/>
                     <w:tag w:val="#BC:InsertDataItem,DataItems/Header/Line/Tariff"/>
                     <w:id w:val="-941524514"/>
                     <w:placeholder>
                       <w:docPart w:val="568F44E2AB434794973B7660D657E151"/>
                     </w:placeholder>
-                    <w:dataBinding w:prefixMappings="xmlns:ns0='urn:microsoft-dynamics-nav/reports/Standard_Sales_Pro_Forma_Inv/1302/'" w:xpath="/ns0:NavWordReportXmlPart[1]/ns0:Header[1]/ns0:Line[1]/ns0:Tariff[1]" w:storeItemID="{00000000-0000-0000-0000-000000000000}"/>
+                    <w:dataBinding w:prefixMappings="&lt;xmlns:ns0='urn:microsoft-dynamics-nav/reports/Standard_Sales_Pro_Forma_Inv/1302/' " w:xpath="/ns0:NavWordReportXmlPart[1]/ns0:Header[1]/ns0:Line[1]/ns0:Tariff[1]" w:storeItemID="{00000000-0000-0000-0000-000000000000}"/>
                     <w15:color w:val="808080"/>
                     <w:text/>
                   </w:sdtPr>
@@ -1788,8 +2258,16 @@
                       <w:p>
                         <w:pPr>
                           <w:pStyle w:val="NoSpacing"/>
+                          <w:rPr>
+                            <w:sz w:val="18"/>
+                            <w:szCs w:val="18"/>
+                          </w:rPr>
                         </w:pPr>
                         <w:r>
+                          <w:rPr>
+                            <w:sz w:val="18"/>
+                            <w:szCs w:val="18"/>
+                          </w:rPr>
                           <w:t>Tariff</w:t>
                         </w:r>
                       </w:p>
@@ -1798,13 +2276,17 @@
                 </w:sdt>
                 <w:sdt>
                   <w:sdtPr>
+                    <w:rPr>
+                      <w:sz w:val="18"/>
+                      <w:szCs w:val="18"/>
+                    </w:rPr>
                     <w:alias w:val="Quantity"/>
                     <w:tag w:val="#BC:InsertDataItem,DataItems/Header/Line/Quantity"/>
                     <w:id w:val="650103880"/>
                     <w:placeholder>
                       <w:docPart w:val="568F44E2AB434794973B7660D657E151"/>
                     </w:placeholder>
-                    <w:dataBinding w:prefixMappings="xmlns:ns0='urn:microsoft-dynamics-nav/reports/Standard_Sales_Pro_Forma_Inv/1302/'" w:xpath="/ns0:NavWordReportXmlPart[1]/ns0:Header[1]/ns0:Line[1]/ns0:Quantity[1]" w:storeItemID="{00000000-0000-0000-0000-000000000000}"/>
+                    <w:dataBinding w:prefixMappings="&lt;xmlns:ns0='urn:microsoft-dynamics-nav/reports/Standard_Sales_Pro_Forma_Inv/1302/' " w:xpath="/ns0:NavWordReportXmlPart[1]/ns0:Header[1]/ns0:Line[1]/ns0:Quantity[1]" w:storeItemID="{00000000-0000-0000-0000-000000000000}"/>
                     <w15:color w:val="808080"/>
                     <w:text/>
                   </w:sdtPr>
@@ -1817,8 +2299,16 @@
                         <w:pPr>
                           <w:pStyle w:val="BCNumber"/>
                           <w:jc w:val="right"/>
+                          <w:rPr>
+                            <w:sz w:val="18"/>
+                            <w:szCs w:val="18"/>
+                          </w:rPr>
                         </w:pPr>
                         <w:r>
+                          <w:rPr>
+                            <w:sz w:val="18"/>
+                            <w:szCs w:val="18"/>
+                          </w:rPr>
                           <w:t>Quantity</w:t>
                         </w:r>
                       </w:p>
@@ -1827,13 +2317,17 @@
                 </w:sdt>
                 <w:sdt>
                   <w:sdtPr>
+                    <w:rPr>
+                      <w:sz w:val="18"/>
+                      <w:szCs w:val="18"/>
+                    </w:rPr>
                     <w:alias w:val="Price"/>
                     <w:tag w:val="#BC:InsertDataItem,DataItems/Header/Line/Price"/>
                     <w:id w:val="1796329844"/>
                     <w:placeholder>
                       <w:docPart w:val="568F44E2AB434794973B7660D657E151"/>
                     </w:placeholder>
-                    <w:dataBinding w:prefixMappings="xmlns:ns0='urn:microsoft-dynamics-nav/reports/Standard_Sales_Pro_Forma_Inv/1302/'" w:xpath="/ns0:NavWordReportXmlPart[1]/ns0:Header[1]/ns0:Line[1]/ns0:Price[1]" w:storeItemID="{00000000-0000-0000-0000-000000000000}"/>
+                    <w:dataBinding w:prefixMappings="&lt;xmlns:ns0='urn:microsoft-dynamics-nav/reports/Standard_Sales_Pro_Forma_Inv/1302/' " w:xpath="/ns0:NavWordReportXmlPart[1]/ns0:Header[1]/ns0:Line[1]/ns0:Price[1]" w:storeItemID="{00000000-0000-0000-0000-000000000000}"/>
                     <w15:color w:val="808080"/>
                     <w:text/>
                   </w:sdtPr>
@@ -1845,8 +2339,16 @@
                       <w:p>
                         <w:pPr>
                           <w:pStyle w:val="NoSpacing"/>
+                          <w:rPr>
+                            <w:sz w:val="18"/>
+                            <w:szCs w:val="18"/>
+                          </w:rPr>
                         </w:pPr>
                         <w:r>
+                          <w:rPr>
+                            <w:sz w:val="18"/>
+                            <w:szCs w:val="18"/>
+                          </w:rPr>
                           <w:t>Price</w:t>
                         </w:r>
                       </w:p>
@@ -1855,13 +2357,17 @@
                 </w:sdt>
                 <w:sdt>
                   <w:sdtPr>
+                    <w:rPr>
+                      <w:sz w:val="18"/>
+                      <w:szCs w:val="18"/>
+                    </w:rPr>
                     <w:alias w:val="NetWeight"/>
                     <w:tag w:val="#BC:InsertDataItem,DataItems/Header/Line/NetWeight"/>
                     <w:id w:val="556051561"/>
                     <w:placeholder>
                       <w:docPart w:val="6288621E7A9C433688E04BF4E07CAF57"/>
                     </w:placeholder>
-                    <w:dataBinding w:prefixMappings="xmlns:ns0='urn:microsoft-dynamics-nav/reports/Standard_Sales_Pro_Forma_Inv/1302/'" w:xpath="/ns0:NavWordReportXmlPart[1]/ns0:Header[1]/ns0:Line[1]/ns0:NetWeight[1]" w:storeItemID="{00000000-0000-0000-0000-000000000000}"/>
+                    <w:dataBinding w:prefixMappings="&lt;xmlns:ns0='urn:microsoft-dynamics-nav/reports/Standard_Sales_Pro_Forma_Inv/1302/' " w:xpath="/ns0:NavWordReportXmlPart[1]/ns0:Header[1]/ns0:Line[1]/ns0:NetWeight[1]" w:storeItemID="{00000000-0000-0000-0000-000000000000}"/>
                     <w15:color w:val="808080"/>
                     <w:text/>
                   </w:sdtPr>
@@ -1873,9 +2379,17 @@
                       <w:p>
                         <w:pPr>
                           <w:pStyle w:val="NoSpacing"/>
+                          <w:rPr>
+                            <w:sz w:val="18"/>
+                            <w:szCs w:val="18"/>
+                          </w:rPr>
                         </w:pPr>
                         <w:proofErr w:type="spellStart"/>
                         <w:r>
+                          <w:rPr>
+                            <w:sz w:val="18"/>
+                            <w:szCs w:val="18"/>
+                          </w:rPr>
                           <w:t>NetWeight</w:t>
                         </w:r>
                         <w:proofErr w:type="spellEnd"/>
@@ -1885,13 +2399,17 @@
                 </w:sdt>
                 <w:sdt>
                   <w:sdtPr>
+                    <w:rPr>
+                      <w:sz w:val="18"/>
+                      <w:szCs w:val="18"/>
+                    </w:rPr>
                     <w:alias w:val="VATPct"/>
                     <w:tag w:val="#BC:InsertDataItem,DataItems/Header/Line/VATPct"/>
                     <w:id w:val="-1720518168"/>
                     <w:placeholder>
                       <w:docPart w:val="6288621E7A9C433688E04BF4E07CAF57"/>
                     </w:placeholder>
-                    <w:dataBinding w:prefixMappings="xmlns:ns0='urn:microsoft-dynamics-nav/reports/Standard_Sales_Pro_Forma_Inv/1302/'" w:xpath="/ns0:NavWordReportXmlPart[1]/ns0:Header[1]/ns0:Line[1]/ns0:VATPct[1]" w:storeItemID="{00000000-0000-0000-0000-000000000000}"/>
+                    <w:dataBinding w:prefixMappings="&lt;xmlns:ns0='urn:microsoft-dynamics-nav/reports/Standard_Sales_Pro_Forma_Inv/1302/' " w:xpath="/ns0:NavWordReportXmlPart[1]/ns0:Header[1]/ns0:Line[1]/ns0:VATPct[1]" w:storeItemID="{00000000-0000-0000-0000-000000000000}"/>
                     <w15:color w:val="808080"/>
                     <w:text/>
                   </w:sdtPr>
@@ -1903,9 +2421,17 @@
                       <w:p>
                         <w:pPr>
                           <w:pStyle w:val="NoSpacing"/>
+                          <w:rPr>
+                            <w:sz w:val="18"/>
+                            <w:szCs w:val="18"/>
+                          </w:rPr>
                         </w:pPr>
                         <w:proofErr w:type="spellStart"/>
                         <w:r>
+                          <w:rPr>
+                            <w:sz w:val="18"/>
+                            <w:szCs w:val="18"/>
+                          </w:rPr>
                           <w:t>VATPct</w:t>
                         </w:r>
                         <w:proofErr w:type="spellEnd"/>
@@ -1915,13 +2441,17 @@
                 </w:sdt>
                 <w:sdt>
                   <w:sdtPr>
+                    <w:rPr>
+                      <w:sz w:val="18"/>
+                      <w:szCs w:val="18"/>
+                    </w:rPr>
                     <w:alias w:val="VATAmount"/>
                     <w:tag w:val="#BC:InsertDataItem,DataItems/Header/Line/VATAmount"/>
                     <w:id w:val="2119645239"/>
                     <w:placeholder>
                       <w:docPart w:val="6288621E7A9C433688E04BF4E07CAF57"/>
                     </w:placeholder>
-                    <w:dataBinding w:prefixMappings="xmlns:ns0='urn:microsoft-dynamics-nav/reports/Standard_Sales_Pro_Forma_Inv/1302/'" w:xpath="/ns0:NavWordReportXmlPart[1]/ns0:Header[1]/ns0:Line[1]/ns0:VATAmount[1]" w:storeItemID="{00000000-0000-0000-0000-000000000000}"/>
+                    <w:dataBinding w:prefixMappings="&lt;xmlns:ns0='urn:microsoft-dynamics-nav/reports/Standard_Sales_Pro_Forma_Inv/1302/' " w:xpath="/ns0:NavWordReportXmlPart[1]/ns0:Header[1]/ns0:Line[1]/ns0:VATAmount[1]" w:storeItemID="{00000000-0000-0000-0000-000000000000}"/>
                     <w15:color w:val="808080"/>
                     <w:text/>
                   </w:sdtPr>
@@ -1934,9 +2464,17 @@
                         <w:pPr>
                           <w:pStyle w:val="BCNumber"/>
                           <w:jc w:val="right"/>
+                          <w:rPr>
+                            <w:sz w:val="18"/>
+                            <w:szCs w:val="18"/>
+                          </w:rPr>
                         </w:pPr>
                         <w:proofErr w:type="spellStart"/>
                         <w:r>
+                          <w:rPr>
+                            <w:sz w:val="18"/>
+                            <w:szCs w:val="18"/>
+                          </w:rPr>
                           <w:t>VATAmount</w:t>
                         </w:r>
                         <w:proofErr w:type="spellEnd"/>
@@ -1946,13 +2484,17 @@
                 </w:sdt>
                 <w:sdt>
                   <w:sdtPr>
+                    <w:rPr>
+                      <w:sz w:val="18"/>
+                      <w:szCs w:val="18"/>
+                    </w:rPr>
                     <w:alias w:val="LineAmount"/>
                     <w:tag w:val="#BC:InsertDataItem,DataItems/Header/Line/LineAmount"/>
                     <w:id w:val="-2086754771"/>
                     <w:placeholder>
                       <w:docPart w:val="6288621E7A9C433688E04BF4E07CAF57"/>
                     </w:placeholder>
-                    <w:dataBinding w:prefixMappings="xmlns:ns0='urn:microsoft-dynamics-nav/reports/Standard_Sales_Pro_Forma_Inv/1302/'" w:xpath="/ns0:NavWordReportXmlPart[1]/ns0:Header[1]/ns0:Line[1]/ns0:LineAmount[1]" w:storeItemID="{00000000-0000-0000-0000-000000000000}"/>
+                    <w:dataBinding w:prefixMappings="&lt;xmlns:ns0='urn:microsoft-dynamics-nav/reports/Standard_Sales_Pro_Forma_Inv/1302/' " w:xpath="/ns0:NavWordReportXmlPart[1]/ns0:Header[1]/ns0:Line[1]/ns0:LineAmount[1]" w:storeItemID="{00000000-0000-0000-0000-000000000000}"/>
                     <w15:color w:val="808080"/>
                     <w:text/>
                   </w:sdtPr>
@@ -1965,9 +2507,17 @@
                         <w:pPr>
                           <w:pStyle w:val="BCNumber"/>
                           <w:jc w:val="right"/>
+                          <w:rPr>
+                            <w:sz w:val="18"/>
+                            <w:szCs w:val="18"/>
+                          </w:rPr>
                         </w:pPr>
                         <w:proofErr w:type="spellStart"/>
                         <w:r>
+                          <w:rPr>
+                            <w:sz w:val="18"/>
+                            <w:szCs w:val="18"/>
+                          </w:rPr>
                           <w:t>LineAmount</w:t>
                         </w:r>
                         <w:proofErr w:type="spellEnd"/>
@@ -1984,6 +2534,10 @@
     <w:p>
       <w:pPr>
         <w:spacing w:after="0" w:line="240" w:lineRule="auto"/>
+        <w:rPr>
+          <w:sz w:val="18"/>
+          <w:szCs w:val="18"/>
+        </w:rPr>
       </w:pPr>
     </w:p>
     <w:tbl>
@@ -1995,8 +2549,8 @@
         <w:tblDescription w:val="Document totals."/>
       </w:tblPr>
       <w:tblGrid>
-        <w:gridCol w:w="7843"/>
-        <w:gridCol w:w="7843"/>
+        <w:gridCol w:w="5247"/>
+        <w:gridCol w:w="5247"/>
       </w:tblGrid>
       <w:tr>
         <w:trPr>
@@ -2005,13 +2559,17 @@
         </w:trPr>
         <w:sdt>
           <w:sdtPr>
+            <w:rPr>
+              <w:sz w:val="18"/>
+              <w:szCs w:val="18"/>
+            </w:rPr>
             <w:alias w:val="TotalWeightLbl"/>
             <w:tag w:val="#BC:InsertDataItem,DataItems/Header/TotalWeightLbl"/>
             <w:id w:val="-1660381314"/>
             <w:placeholder>
               <w:docPart w:val="DefaultPlaceholder_-1854013440"/>
             </w:placeholder>
-            <w:dataBinding w:prefixMappings="xmlns:ns0='urn:microsoft-dynamics-nav/reports/Standard_Sales_Pro_Forma_Inv/1302/'" w:xpath="/ns0:NavWordReportXmlPart[1]/ns0:Header[1]/ns0:TotalWeightLbl[1]" w:storeItemID="{00000000-0000-0000-0000-000000000000}"/>
+            <w:dataBinding w:prefixMappings="&lt;xmlns:ns0='urn:microsoft-dynamics-nav/reports/Standard_Sales_Pro_Forma_Inv/1302/' " w:xpath="/ns0:NavWordReportXmlPart[1]/ns0:Header[1]/ns0:TotalWeightLbl[1]" w:storeItemID="{00000000-0000-0000-0000-000000000000}"/>
             <w15:color w:val="808080"/>
             <w:text/>
           </w:sdtPr>
@@ -2024,9 +2582,17 @@
                 <w:pPr>
                   <w:pStyle w:val="NoSpacing"/>
                   <w:spacing w:before="120" w:after="120"/>
+                  <w:rPr>
+                    <w:sz w:val="18"/>
+                    <w:szCs w:val="18"/>
+                  </w:rPr>
                 </w:pPr>
                 <w:proofErr w:type="spellStart"/>
                 <w:r>
+                  <w:rPr>
+                    <w:sz w:val="18"/>
+                    <w:szCs w:val="18"/>
+                  </w:rPr>
                   <w:t>TotalWeightLbl</w:t>
                 </w:r>
                 <w:proofErr w:type="spellEnd"/>
@@ -2036,13 +2602,17 @@
         </w:sdt>
         <w:sdt>
           <w:sdtPr>
+            <w:rPr>
+              <w:sz w:val="18"/>
+              <w:szCs w:val="18"/>
+            </w:rPr>
             <w:alias w:val="TotalWeight"/>
             <w:tag w:val="#BC:InsertDataItem,DataItems/Header/Totals/TotalWeight"/>
             <w:id w:val="-740567477"/>
             <w:placeholder>
               <w:docPart w:val="DefaultPlaceholder_-1854013440"/>
             </w:placeholder>
-            <w:dataBinding w:prefixMappings="xmlns:ns0='urn:microsoft-dynamics-nav/reports/Standard_Sales_Pro_Forma_Inv/1302/'" w:xpath="/ns0:NavWordReportXmlPart[1]/ns0:Header[1]/ns0:Totals[1]/ns0:TotalWeight[1]" w:storeItemID="{00000000-0000-0000-0000-000000000000}"/>
+            <w:dataBinding w:prefixMappings="&lt;xmlns:ns0='urn:microsoft-dynamics-nav/reports/Standard_Sales_Pro_Forma_Inv/1302/' " w:xpath="/ns0:NavWordReportXmlPart[1]/ns0:Header[1]/ns0:Totals[1]/ns0:TotalWeight[1]" w:storeItemID="{00000000-0000-0000-0000-000000000000}"/>
             <w15:color w:val="808080"/>
             <w:text/>
           </w:sdtPr>
@@ -2056,9 +2626,17 @@
                   <w:pStyle w:val="BCNumber"/>
                   <w:spacing w:before="120" w:after="120"/>
                   <w:jc w:val="right"/>
+                  <w:rPr>
+                    <w:sz w:val="18"/>
+                    <w:szCs w:val="18"/>
+                  </w:rPr>
                 </w:pPr>
                 <w:proofErr w:type="spellStart"/>
                 <w:r>
+                  <w:rPr>
+                    <w:sz w:val="18"/>
+                    <w:szCs w:val="18"/>
+                  </w:rPr>
                   <w:t>TotalWeight</w:t>
                 </w:r>
                 <w:proofErr w:type="spellEnd"/>
@@ -2074,13 +2652,17 @@
         </w:trPr>
         <w:sdt>
           <w:sdtPr>
+            <w:rPr>
+              <w:sz w:val="18"/>
+              <w:szCs w:val="18"/>
+            </w:rPr>
             <w:alias w:val="TotalAmountLbl"/>
             <w:tag w:val="#BC:InsertDataItem,DataItems/Header/TotalAmountLbl"/>
             <w:id w:val="24611313"/>
             <w:placeholder>
               <w:docPart w:val="DefaultPlaceholder_-1854013440"/>
             </w:placeholder>
-            <w:dataBinding w:prefixMappings="xmlns:ns0='urn:microsoft-dynamics-nav/reports/Standard_Sales_Pro_Forma_Inv/1302/'" w:xpath="/ns0:NavWordReportXmlPart[1]/ns0:Header[1]/ns0:TotalAmountLbl[1]" w:storeItemID="{00000000-0000-0000-0000-000000000000}"/>
+            <w:dataBinding w:prefixMappings="&lt;xmlns:ns0='urn:microsoft-dynamics-nav/reports/Standard_Sales_Pro_Forma_Inv/1302/' " w:xpath="/ns0:NavWordReportXmlPart[1]/ns0:Header[1]/ns0:TotalAmountLbl[1]" w:storeItemID="{00000000-0000-0000-0000-000000000000}"/>
             <w15:color w:val="808080"/>
             <w:text/>
           </w:sdtPr>
@@ -2093,9 +2675,17 @@
                 <w:pPr>
                   <w:pStyle w:val="NoSpacing"/>
                   <w:spacing w:before="120" w:after="120"/>
+                  <w:rPr>
+                    <w:sz w:val="18"/>
+                    <w:szCs w:val="18"/>
+                  </w:rPr>
                 </w:pPr>
                 <w:proofErr w:type="spellStart"/>
                 <w:r>
+                  <w:rPr>
+                    <w:sz w:val="18"/>
+                    <w:szCs w:val="18"/>
+                  </w:rPr>
                   <w:t>TotalAmountLbl</w:t>
                 </w:r>
                 <w:proofErr w:type="spellEnd"/>
@@ -2105,13 +2695,17 @@
         </w:sdt>
         <w:sdt>
           <w:sdtPr>
+            <w:rPr>
+              <w:sz w:val="18"/>
+              <w:szCs w:val="18"/>
+            </w:rPr>
             <w:alias w:val="TotalValue"/>
             <w:tag w:val="#BC:InsertDataItem,DataItems/Header/Totals/TotalValue"/>
             <w:id w:val="-1982148101"/>
             <w:placeholder>
               <w:docPart w:val="DefaultPlaceholder_-1854013440"/>
             </w:placeholder>
-            <w:dataBinding w:prefixMappings="xmlns:ns0='urn:microsoft-dynamics-nav/reports/Standard_Sales_Pro_Forma_Inv/1302/'" w:xpath="/ns0:NavWordReportXmlPart[1]/ns0:Header[1]/ns0:Totals[1]/ns0:TotalValue[1]" w:storeItemID="{00000000-0000-0000-0000-000000000000}"/>
+            <w:dataBinding w:prefixMappings="&lt;xmlns:ns0='urn:microsoft-dynamics-nav/reports/Standard_Sales_Pro_Forma_Inv/1302/' " w:xpath="/ns0:NavWordReportXmlPart[1]/ns0:Header[1]/ns0:Totals[1]/ns0:TotalValue[1]" w:storeItemID="{00000000-0000-0000-0000-000000000000}"/>
             <w15:color w:val="808080"/>
             <w:text/>
           </w:sdtPr>
@@ -2125,8 +2719,16 @@
                   <w:pStyle w:val="BCNumber"/>
                   <w:spacing w:before="120" w:after="120"/>
                   <w:jc w:val="right"/>
+                  <w:rPr>
+                    <w:sz w:val="18"/>
+                    <w:szCs w:val="18"/>
+                  </w:rPr>
                 </w:pPr>
                 <w:r>
+                  <w:rPr>
+                    <w:sz w:val="18"/>
+                    <w:szCs w:val="18"/>
+                  </w:rPr>
                   <w:t>TotalValue</w:t>
                 </w:r>
               </w:p>
@@ -2141,13 +2743,17 @@
         </w:trPr>
         <w:sdt>
           <w:sdtPr>
+            <w:rPr>
+              <w:sz w:val="18"/>
+              <w:szCs w:val="18"/>
+            </w:rPr>
             <w:alias w:val="VATAmountLbl"/>
             <w:tag w:val="#BC:InsertDataItem,DataItems/Header/VATAmountLbl"/>
             <w:id w:val="-1438216416"/>
             <w:placeholder>
               <w:docPart w:val="DefaultPlaceholder_-1854013440"/>
             </w:placeholder>
-            <w:dataBinding w:prefixMappings="xmlns:ns0='urn:microsoft-dynamics-nav/reports/Standard_Sales_Pro_Forma_Inv/1302/'" w:xpath="/ns0:NavWordReportXmlPart[1]/ns0:Header[1]/ns0:VATAmountLbl[1]" w:storeItemID="{00000000-0000-0000-0000-000000000000}"/>
+            <w:dataBinding w:prefixMappings="&lt;xmlns:ns0='urn:microsoft-dynamics-nav/reports/Standard_Sales_Pro_Forma_Inv/1302/' " w:xpath="/ns0:NavWordReportXmlPart[1]/ns0:Header[1]/ns0:VATAmountLbl[1]" w:storeItemID="{00000000-0000-0000-0000-000000000000}"/>
             <w15:color w:val="808080"/>
             <w:text/>
           </w:sdtPr>
@@ -2160,9 +2766,17 @@
                 <w:pPr>
                   <w:pStyle w:val="NoSpacing"/>
                   <w:spacing w:before="120" w:after="120"/>
+                  <w:rPr>
+                    <w:sz w:val="18"/>
+                    <w:szCs w:val="18"/>
+                  </w:rPr>
                 </w:pPr>
                 <w:proofErr w:type="spellStart"/>
                 <w:r>
+                  <w:rPr>
+                    <w:sz w:val="18"/>
+                    <w:szCs w:val="18"/>
+                  </w:rPr>
                   <w:t>VATAmountLbl</w:t>
                 </w:r>
                 <w:proofErr w:type="spellEnd"/>
@@ -2172,13 +2786,17 @@
         </w:sdt>
         <w:sdt>
           <w:sdtPr>
+            <w:rPr>
+              <w:sz w:val="18"/>
+              <w:szCs w:val="18"/>
+            </w:rPr>
             <w:alias w:val="TotalVATAmount"/>
             <w:tag w:val="#BC:InsertDataItem,DataItems/Header/Totals/TotalVATAmount"/>
             <w:id w:val="-732232014"/>
             <w:placeholder>
               <w:docPart w:val="DefaultPlaceholder_-1854013440"/>
             </w:placeholder>
-            <w:dataBinding w:prefixMappings="xmlns:ns0='urn:microsoft-dynamics-nav/reports/Standard_Sales_Pro_Forma_Inv/1302/'" w:xpath="/ns0:NavWordReportXmlPart[1]/ns0:Header[1]/ns0:Totals[1]/ns0:TotalVATAmount[1]" w:storeItemID="{00000000-0000-0000-0000-000000000000}"/>
+            <w:dataBinding w:prefixMappings="&lt;xmlns:ns0='urn:microsoft-dynamics-nav/reports/Standard_Sales_Pro_Forma_Inv/1302/' " w:xpath="/ns0:NavWordReportXmlPart[1]/ns0:Header[1]/ns0:Totals[1]/ns0:TotalVATAmount[1]" w:storeItemID="{00000000-0000-0000-0000-000000000000}"/>
             <w15:color w:val="808080"/>
             <w:text/>
           </w:sdtPr>
@@ -2192,9 +2810,17 @@
                   <w:pStyle w:val="BCNumber"/>
                   <w:spacing w:before="120" w:after="120"/>
                   <w:jc w:val="right"/>
+                  <w:rPr>
+                    <w:sz w:val="18"/>
+                    <w:szCs w:val="18"/>
+                  </w:rPr>
                 </w:pPr>
                 <w:proofErr w:type="spellStart"/>
                 <w:r>
+                  <w:rPr>
+                    <w:sz w:val="18"/>
+                    <w:szCs w:val="18"/>
+                  </w:rPr>
                   <w:t>TotalVATAmount</w:t>
                 </w:r>
                 <w:proofErr w:type="spellEnd"/>
@@ -2211,13 +2837,17 @@
         </w:trPr>
         <w:sdt>
           <w:sdtPr>
+            <w:rPr>
+              <w:sz w:val="18"/>
+              <w:szCs w:val="18"/>
+            </w:rPr>
             <w:alias w:val="TotalAmountInclVATLbl"/>
             <w:tag w:val="#BC:InsertDataItem,DataItems/Header/TotalAmountInclVATLbl"/>
             <w:id w:val="1748534020"/>
             <w:placeholder>
               <w:docPart w:val="DefaultPlaceholder_-1854013440"/>
             </w:placeholder>
-            <w:dataBinding w:prefixMappings="xmlns:ns0='urn:microsoft-dynamics-nav/reports/Standard_Sales_Pro_Forma_Inv/1302/'" w:xpath="/ns0:NavWordReportXmlPart[1]/ns0:Header[1]/ns0:TotalAmountInclVATLbl[1]" w:storeItemID="{00000000-0000-0000-0000-000000000000}"/>
+            <w:dataBinding w:prefixMappings="&lt;xmlns:ns0='urn:microsoft-dynamics-nav/reports/Standard_Sales_Pro_Forma_Inv/1302/' " w:xpath="/ns0:NavWordReportXmlPart[1]/ns0:Header[1]/ns0:TotalAmountInclVATLbl[1]" w:storeItemID="{00000000-0000-0000-0000-000000000000}"/>
             <w15:color w:val="808080"/>
             <w:text/>
           </w:sdtPr>
@@ -2226,16 +2856,24 @@
               <w:tcPr>
                 <w:tcW w:w="2500" w:type="pct"/>
                 <w:tcBorders>
-                  <w:top w:val="single" w:color="242424" w:sz="6" w:space="0"/>
-                  <w:bottom w:val="single" w:color="auto" w:sz="12" w:space="0"/>
+                  <w:top w:val="single" w:sz="6" w:space="0" w:color="242424"/>
+                  <w:bottom w:val="single" w:sz="12" w:space="0" w:color="auto"/>
                 </w:tcBorders>
               </w:tcPr>
               <w:p>
                 <w:pPr>
                   <w:pStyle w:val="BCLabel"/>
+                  <w:rPr>
+                    <w:sz w:val="18"/>
+                    <w:szCs w:val="18"/>
+                  </w:rPr>
                 </w:pPr>
                 <w:proofErr w:type="spellStart"/>
                 <w:r>
+                  <w:rPr>
+                    <w:sz w:val="18"/>
+                    <w:szCs w:val="18"/>
+                  </w:rPr>
                   <w:t>TotalAmountInclVATLbl</w:t>
                 </w:r>
                 <w:proofErr w:type="spellEnd"/>
@@ -2245,13 +2883,17 @@
         </w:sdt>
         <w:sdt>
           <w:sdtPr>
+            <w:rPr>
+              <w:sz w:val="18"/>
+              <w:szCs w:val="18"/>
+            </w:rPr>
             <w:alias w:val="TotalAmountInclVAT"/>
             <w:tag w:val="#BC:InsertDataItem,DataItems/Header/Totals/TotalAmountInclVAT"/>
             <w:id w:val="1274758053"/>
             <w:placeholder>
               <w:docPart w:val="DefaultPlaceholder_-1854013440"/>
             </w:placeholder>
-            <w:dataBinding w:prefixMappings="xmlns:ns0='urn:microsoft-dynamics-nav/reports/Standard_Sales_Pro_Forma_Inv/1302/'" w:xpath="/ns0:NavWordReportXmlPart[1]/ns0:Header[1]/ns0:Totals[1]/ns0:TotalAmountInclVAT[1]" w:storeItemID="{00000000-0000-0000-0000-000000000000}"/>
+            <w:dataBinding w:prefixMappings="&lt;xmlns:ns0='urn:microsoft-dynamics-nav/reports/Standard_Sales_Pro_Forma_Inv/1302/' " w:xpath="/ns0:NavWordReportXmlPart[1]/ns0:Header[1]/ns0:Totals[1]/ns0:TotalAmountInclVAT[1]" w:storeItemID="{00000000-0000-0000-0000-000000000000}"/>
             <w15:color w:val="808080"/>
             <w:text/>
           </w:sdtPr>
@@ -2260,17 +2902,25 @@
               <w:tcPr>
                 <w:tcW w:w="2500" w:type="pct"/>
                 <w:tcBorders>
-                  <w:top w:val="single" w:color="242424" w:sz="6" w:space="0"/>
-                  <w:bottom w:val="single" w:color="auto" w:sz="12" w:space="0"/>
+                  <w:top w:val="single" w:sz="6" w:space="0" w:color="242424"/>
+                  <w:bottom w:val="single" w:sz="12" w:space="0" w:color="auto"/>
                 </w:tcBorders>
               </w:tcPr>
               <w:p>
                 <w:pPr>
                   <w:pStyle w:val="BCLabelNumber"/>
                   <w:jc w:val="right"/>
+                  <w:rPr>
+                    <w:sz w:val="18"/>
+                    <w:szCs w:val="18"/>
+                  </w:rPr>
                 </w:pPr>
                 <w:proofErr w:type="spellStart"/>
                 <w:r>
+                  <w:rPr>
+                    <w:sz w:val="18"/>
+                    <w:szCs w:val="18"/>
+                  </w:rPr>
                   <w:t>TotalAmountInclVAT</w:t>
                 </w:r>
                 <w:proofErr w:type="spellEnd"/>
@@ -2285,8 +2935,16 @@
         <w:tabs>
           <w:tab w:val="left" w:pos="3465"/>
         </w:tabs>
+        <w:rPr>
+          <w:sz w:val="18"/>
+          <w:szCs w:val="18"/>
+        </w:rPr>
       </w:pPr>
       <w:r>
+        <w:rPr>
+          <w:sz w:val="18"/>
+          <w:szCs w:val="18"/>
+        </w:rPr>
         <w:tab/>
       </w:r>
     </w:p>
@@ -2297,8 +2955,8 @@
       <w:footerReference w:type="default" r:id="rId12"/>
       <w:headerReference w:type="first" r:id="rId13"/>
       <w:footerReference w:type="first" r:id="rId14"/>
-      <w:pgSz w:w="16838" w:h="11906" w:orient="landscape"/>
-      <w:pgMar w:top="706" w:right="576" w:bottom="706" w:left="576" w:header="708" w:footer="708" w:gutter="0"/>
+      <w:pgSz w:w="11906" w:h="16838"/>
+      <w:pgMar w:top="576" w:right="706" w:bottom="576" w:left="706" w:header="708" w:footer="708" w:gutter="0"/>
       <w:cols w:space="708"/>
       <w:docGrid w:linePitch="360"/>
     </w:sectPr>
@@ -3613,6 +4271,16 @@
       </w:tcPr>
     </w:tblStylePr>
   </w:style>
+  <w:style w:type="character" w:styleId="Strong">
+    <w:name w:val="Strong"/>
+    <w:uiPriority w:val="22"/>
+    <w:qFormat/>
+    <w:rsid w:val="00CC4DEC"/>
+    <w:rPr>
+      <w:b/>
+      <w:bCs/>
+    </w:rPr>
+  </w:style>
 </w:styles>
 </file>
 
@@ -3934,7 +4602,7 @@
     </w:docPart>
     <w:docPart>
       <w:docPartPr>
-        <w:name w:val="071B7163A0344FB8BEA4741E79E3EFED"/>
+        <w:name w:val="E74F6518D6584F12848140EC5D947688"/>
         <w:category>
           <w:name w:val="General"/>
           <w:gallery w:val="placeholder"/>
@@ -3945,12 +4613,12 @@
         <w:behaviors>
           <w:behavior w:val="content"/>
         </w:behaviors>
-        <w:guid w:val="{42AFD9D1-DF87-4B38-9E0A-CC122DCD77AC}"/>
+        <w:guid w:val="{6D0BCF76-9BC0-4171-AD67-D598E7C0D137}"/>
       </w:docPartPr>
       <w:docPartBody>
         <w:p>
           <w:pPr>
-            <w:pStyle w:val="071B7163A0344FB8BEA4741E79E3EFED"/>
+            <w:pStyle w:val="E74F6518D6584F12848140EC5D947688"/>
           </w:pPr>
           <w:r>
             <w:rPr>
@@ -3963,7 +4631,7 @@
     </w:docPart>
     <w:docPart>
       <w:docPartPr>
-        <w:name w:val="505CEAEF06384B7EB23752A16DB7DCA6"/>
+        <w:name w:val="E4A936BB3F784CE892CE53F1B8632C13"/>
         <w:category>
           <w:name w:val="General"/>
           <w:gallery w:val="placeholder"/>
@@ -3974,12 +4642,12 @@
         <w:behaviors>
           <w:behavior w:val="content"/>
         </w:behaviors>
-        <w:guid w:val="{1F04534B-3C96-4A3D-ADDB-DB85DBC700D8}"/>
+        <w:guid w:val="{A8B55F41-C6DD-472F-840E-BD13E948A565}"/>
       </w:docPartPr>
       <w:docPartBody>
         <w:p>
           <w:pPr>
-            <w:pStyle w:val="505CEAEF06384B7EB23752A16DB7DCA6"/>
+            <w:pStyle w:val="E4A936BB3F784CE892CE53F1B8632C13"/>
           </w:pPr>
           <w:r>
             <w:rPr>
@@ -3992,7 +4660,7 @@
     </w:docPart>
     <w:docPart>
       <w:docPartPr>
-        <w:name w:val="81485FA443324D308323DF3232FDBE9F"/>
+        <w:name w:val="F43B6BD8035C4471A8C4B2E257BE925C"/>
         <w:category>
           <w:name w:val="General"/>
           <w:gallery w:val="placeholder"/>
@@ -4003,12 +4671,12 @@
         <w:behaviors>
           <w:behavior w:val="content"/>
         </w:behaviors>
-        <w:guid w:val="{3972E56F-9522-4277-B268-9D5A3BFBFEC5}"/>
+        <w:guid w:val="{79F7F576-EDE5-468A-A901-9FDB537055D0}"/>
       </w:docPartPr>
       <w:docPartBody>
         <w:p>
           <w:pPr>
-            <w:pStyle w:val="81485FA443324D308323DF3232FDBE9F"/>
+            <w:pStyle w:val="F43B6BD8035C4471A8C4B2E257BE925C"/>
           </w:pPr>
           <w:r>
             <w:rPr>
@@ -4021,7 +4689,7 @@
     </w:docPart>
     <w:docPart>
       <w:docPartPr>
-        <w:name w:val="F184C32C3CED4E7AB29C1DAACB4EE833"/>
+        <w:name w:val="3DA281722B2D421BAAB5F481FEF3A94A"/>
         <w:category>
           <w:name w:val="General"/>
           <w:gallery w:val="placeholder"/>
@@ -4032,12 +4700,12 @@
         <w:behaviors>
           <w:behavior w:val="content"/>
         </w:behaviors>
-        <w:guid w:val="{863AE5AB-AFA3-46B0-9117-F7A8B685ECC8}"/>
+        <w:guid w:val="{EE6480C3-298E-46F4-961C-9DFAFA1A6211}"/>
       </w:docPartPr>
       <w:docPartBody>
         <w:p>
           <w:pPr>
-            <w:pStyle w:val="F184C32C3CED4E7AB29C1DAACB4EE833"/>
+            <w:pStyle w:val="3DA281722B2D421BAAB5F481FEF3A94A"/>
           </w:pPr>
           <w:r>
             <w:rPr>
@@ -4050,7 +4718,7 @@
     </w:docPart>
     <w:docPart>
       <w:docPartPr>
-        <w:name w:val="1767AD09CDE8455E96D40738EF71DBDA"/>
+        <w:name w:val="60DF775C9DB9498CBF16C9016D12D869"/>
         <w:category>
           <w:name w:val="General"/>
           <w:gallery w:val="placeholder"/>
@@ -4061,25 +4729,25 @@
         <w:behaviors>
           <w:behavior w:val="content"/>
         </w:behaviors>
-        <w:guid w:val="{3FA703A0-BAC2-4F8C-91D3-A9DF27661770}"/>
+        <w:guid w:val="{F12DD2E1-E855-4D1C-A0E1-0C65C6F36544}"/>
       </w:docPartPr>
       <w:docPartBody>
         <w:p>
           <w:pPr>
-            <w:pStyle w:val="1767AD09CDE8455E96D40738EF71DBDA"/>
+            <w:pStyle w:val="60DF775C9DB9498CBF16C9016D12D869"/>
           </w:pPr>
           <w:r>
             <w:rPr>
               <w:rStyle w:val="PlaceholderText"/>
             </w:rPr>
-            <w:t>Click or tap here to enter text.</w:t>
+            <w:t>Click here to enter text.</w:t>
           </w:r>
         </w:p>
       </w:docPartBody>
     </w:docPart>
     <w:docPart>
       <w:docPartPr>
-        <w:name w:val="21D283960F57443A8948267969C9F31D"/>
+        <w:name w:val="D6204E6720F44A199DE256409D1A9028"/>
         <w:category>
           <w:name w:val="General"/>
           <w:gallery w:val="placeholder"/>
@@ -4090,12 +4758,12 @@
         <w:behaviors>
           <w:behavior w:val="content"/>
         </w:behaviors>
-        <w:guid w:val="{CC5901DC-647B-40ED-8BBA-06DE8FDFB5B7}"/>
+        <w:guid w:val="{30005578-FE32-4898-A34B-7E6D68D9FFEB}"/>
       </w:docPartPr>
       <w:docPartBody>
         <w:p>
           <w:pPr>
-            <w:pStyle w:val="21D283960F57443A8948267969C9F31D"/>
+            <w:pStyle w:val="D6204E6720F44A199DE256409D1A9028"/>
           </w:pPr>
           <w:r>
             <w:rPr>
@@ -4108,7 +4776,7 @@
     </w:docPart>
     <w:docPart>
       <w:docPartPr>
-        <w:name w:val="FDF2E3502AAD43D9AF82E77B2012C518"/>
+        <w:name w:val="1FBC201A7B774392B0F5729EFA4322DC"/>
         <w:category>
           <w:name w:val="General"/>
           <w:gallery w:val="placeholder"/>
@@ -4119,12 +4787,12 @@
         <w:behaviors>
           <w:behavior w:val="content"/>
         </w:behaviors>
-        <w:guid w:val="{2BA2C27F-0318-46B1-8D70-7F9DEE3C2339}"/>
+        <w:guid w:val="{5CA387AF-A76A-40D4-832E-9333997CC9A3}"/>
       </w:docPartPr>
       <w:docPartBody>
         <w:p>
           <w:pPr>
-            <w:pStyle w:val="FDF2E3502AAD43D9AF82E77B2012C518"/>
+            <w:pStyle w:val="1FBC201A7B774392B0F5729EFA4322DC"/>
           </w:pPr>
           <w:r>
             <w:rPr>
@@ -4137,7 +4805,7 @@
     </w:docPart>
     <w:docPart>
       <w:docPartPr>
-        <w:name w:val="E7FA638205D1416FA055BB86BE980309"/>
+        <w:name w:val="976365F18AF44D9D95B0086103816739"/>
         <w:category>
           <w:name w:val="General"/>
           <w:gallery w:val="placeholder"/>
@@ -4148,12 +4816,12 @@
         <w:behaviors>
           <w:behavior w:val="content"/>
         </w:behaviors>
-        <w:guid w:val="{E04ECA82-23F3-405F-8AC6-19C8AE6BADEF}"/>
+        <w:guid w:val="{71B38D2F-1494-4C85-822E-A23206ED5A10}"/>
       </w:docPartPr>
       <w:docPartBody>
         <w:p>
           <w:pPr>
-            <w:pStyle w:val="E7FA638205D1416FA055BB86BE980309"/>
+            <w:pStyle w:val="976365F18AF44D9D95B0086103816739"/>
           </w:pPr>
           <w:r>
             <w:rPr>
@@ -4166,7 +4834,7 @@
     </w:docPart>
     <w:docPart>
       <w:docPartPr>
-        <w:name w:val="E89EC60C27D14CDD95F8830E17E5603F"/>
+        <w:name w:val="5556F837F7DC48A4A3304BE7CEB52FBD"/>
         <w:category>
           <w:name w:val="General"/>
           <w:gallery w:val="placeholder"/>
@@ -4177,12 +4845,12 @@
         <w:behaviors>
           <w:behavior w:val="content"/>
         </w:behaviors>
-        <w:guid w:val="{73ABC647-5A16-4EA1-BFD5-E12A0872A53C}"/>
+        <w:guid w:val="{84770662-C99D-4560-A362-2F0177E3FFEB}"/>
       </w:docPartPr>
       <w:docPartBody>
         <w:p>
           <w:pPr>
-            <w:pStyle w:val="E89EC60C27D14CDD95F8830E17E5603F"/>
+            <w:pStyle w:val="5556F837F7DC48A4A3304BE7CEB52FBD"/>
           </w:pPr>
           <w:r>
             <w:rPr>
@@ -4195,7 +4863,7 @@
     </w:docPart>
     <w:docPart>
       <w:docPartPr>
-        <w:name w:val="F755DD5736EE430CAF651E925686D827"/>
+        <w:name w:val="873EC22A4E994BE4AB06F5D3EE8F90A0"/>
         <w:category>
           <w:name w:val="General"/>
           <w:gallery w:val="placeholder"/>
@@ -4206,12 +4874,12 @@
         <w:behaviors>
           <w:behavior w:val="content"/>
         </w:behaviors>
-        <w:guid w:val="{537A6823-C924-45FD-AB4B-EC224520C6A4}"/>
+        <w:guid w:val="{5C2D8EDD-D104-400D-84E8-9C00F61BE8A8}"/>
       </w:docPartPr>
       <w:docPartBody>
         <w:p>
           <w:pPr>
-            <w:pStyle w:val="F755DD5736EE430CAF651E925686D827"/>
+            <w:pStyle w:val="873EC22A4E994BE4AB06F5D3EE8F90A0"/>
           </w:pPr>
           <w:r>
             <w:rPr>
@@ -4224,7 +4892,7 @@
     </w:docPart>
     <w:docPart>
       <w:docPartPr>
-        <w:name w:val="FFE12A115C054AC3A47F62E3EEB3AE11"/>
+        <w:name w:val="67EB4ACD3855486A89ACF09215B856F5"/>
         <w:category>
           <w:name w:val="General"/>
           <w:gallery w:val="placeholder"/>
@@ -4235,12 +4903,12 @@
         <w:behaviors>
           <w:behavior w:val="content"/>
         </w:behaviors>
-        <w:guid w:val="{4DD27812-EC33-4FEC-9B37-967211FC76D3}"/>
+        <w:guid w:val="{7334E554-833F-4D37-883F-92C0B7A0A89A}"/>
       </w:docPartPr>
       <w:docPartBody>
         <w:p>
           <w:pPr>
-            <w:pStyle w:val="FFE12A115C054AC3A47F62E3EEB3AE11"/>
+            <w:pStyle w:val="67EB4ACD3855486A89ACF09215B856F5"/>
           </w:pPr>
           <w:r>
             <w:rPr>
@@ -4253,7 +4921,7 @@
     </w:docPart>
     <w:docPart>
       <w:docPartPr>
-        <w:name w:val="43B3CA69F3D148079DAF52C26803D059"/>
+        <w:name w:val="0DFE205F07344CDE8B7DE04F8418A41F"/>
         <w:category>
           <w:name w:val="General"/>
           <w:gallery w:val="placeholder"/>
@@ -4264,12 +4932,12 @@
         <w:behaviors>
           <w:behavior w:val="content"/>
         </w:behaviors>
-        <w:guid w:val="{5EF45BB3-6017-471B-9BBD-5008782F7302}"/>
+        <w:guid w:val="{1D0CB245-D21B-4F5B-9C2D-A888654E3D6E}"/>
       </w:docPartPr>
       <w:docPartBody>
         <w:p>
           <w:pPr>
-            <w:pStyle w:val="43B3CA69F3D148079DAF52C26803D059"/>
+            <w:pStyle w:val="0DFE205F07344CDE8B7DE04F8418A41F"/>
           </w:pPr>
           <w:r>
             <w:rPr>
@@ -4282,7 +4950,7 @@
     </w:docPart>
     <w:docPart>
       <w:docPartPr>
-        <w:name w:val="89BB6698EED941539D565F3815C14C82"/>
+        <w:name w:val="6E8A85BDCDA04E56BA61810B3222EC63"/>
         <w:category>
           <w:name w:val="General"/>
           <w:gallery w:val="placeholder"/>
@@ -4293,12 +4961,12 @@
         <w:behaviors>
           <w:behavior w:val="content"/>
         </w:behaviors>
-        <w:guid w:val="{C2D5300D-A2DF-4615-A91F-A29D5697746E}"/>
+        <w:guid w:val="{B30F4230-0001-4857-A6DD-680198058E62}"/>
       </w:docPartPr>
       <w:docPartBody>
         <w:p>
           <w:pPr>
-            <w:pStyle w:val="89BB6698EED941539D565F3815C14C82"/>
+            <w:pStyle w:val="6E8A85BDCDA04E56BA61810B3222EC63"/>
           </w:pPr>
           <w:r>
             <w:rPr>
@@ -4311,7 +4979,7 @@
     </w:docPart>
     <w:docPart>
       <w:docPartPr>
-        <w:name w:val="EAF1BBAC542D4ED6BEB856E96B4D8195"/>
+        <w:name w:val="CB615668107247839B31122A120F9A2F"/>
         <w:category>
           <w:name w:val="General"/>
           <w:gallery w:val="placeholder"/>
@@ -4322,12 +4990,12 @@
         <w:behaviors>
           <w:behavior w:val="content"/>
         </w:behaviors>
-        <w:guid w:val="{00D0B3E8-2B36-40D3-A897-7717A0F9D26F}"/>
+        <w:guid w:val="{C3212DA1-BCBE-4534-9DFE-B16312904206}"/>
       </w:docPartPr>
       <w:docPartBody>
         <w:p>
           <w:pPr>
-            <w:pStyle w:val="EAF1BBAC542D4ED6BEB856E96B4D8195"/>
+            <w:pStyle w:val="CB615668107247839B31122A120F9A2F"/>
           </w:pPr>
           <w:r>
             <w:rPr>
@@ -4340,7 +5008,7 @@
     </w:docPart>
     <w:docPart>
       <w:docPartPr>
-        <w:name w:val="43470F0134B04704868CC87AB74FA141"/>
+        <w:name w:val="16A10E0276444A26B405BA7B0CF5D71B"/>
         <w:category>
           <w:name w:val="General"/>
           <w:gallery w:val="placeholder"/>
@@ -4351,18 +5019,47 @@
         <w:behaviors>
           <w:behavior w:val="content"/>
         </w:behaviors>
-        <w:guid w:val="{42227705-D7AF-44B4-864D-829ED7B5E924}"/>
+        <w:guid w:val="{53D831DD-290A-416F-A115-9C1A56A6ADD3}"/>
       </w:docPartPr>
       <w:docPartBody>
         <w:p>
           <w:pPr>
-            <w:pStyle w:val="43470F0134B04704868CC87AB74FA141"/>
+            <w:pStyle w:val="16A10E0276444A26B405BA7B0CF5D71B"/>
           </w:pPr>
           <w:r>
             <w:rPr>
               <w:rStyle w:val="PlaceholderText"/>
             </w:rPr>
-            <w:t>Click here to enter text.</w:t>
+            <w:t>Click or tap here to enter text.</w:t>
+          </w:r>
+        </w:p>
+      </w:docPartBody>
+    </w:docPart>
+    <w:docPart>
+      <w:docPartPr>
+        <w:name w:val="9356E4569D544DCAB55BFED5F810B3B6"/>
+        <w:category>
+          <w:name w:val="General"/>
+          <w:gallery w:val="placeholder"/>
+        </w:category>
+        <w:types>
+          <w:type w:val="bbPlcHdr"/>
+        </w:types>
+        <w:behaviors>
+          <w:behavior w:val="content"/>
+        </w:behaviors>
+        <w:guid w:val="{C98C201C-8D54-49BD-BD7B-F5264DCE1B0E}"/>
+      </w:docPartPr>
+      <w:docPartBody>
+        <w:p>
+          <w:pPr>
+            <w:pStyle w:val="9356E4569D544DCAB55BFED5F810B3B6"/>
+          </w:pPr>
+          <w:r>
+            <w:rPr>
+              <w:rStyle w:val="PlaceholderText"/>
+            </w:rPr>
+            <w:t>Click or tap here to enter text.</w:t>
           </w:r>
         </w:p>
       </w:docPartBody>
@@ -4447,14 +5144,19 @@
   </w:compat>
   <w:rsids>
     <w:rsidRoot w:val="00BA5D0F"/>
+    <w:rsid w:val="00090E10"/>
     <w:rsid w:val="000A76FF"/>
+    <w:rsid w:val="000B0428"/>
     <w:rsid w:val="000F4AFD"/>
     <w:rsid w:val="00140433"/>
+    <w:rsid w:val="002657F2"/>
     <w:rsid w:val="00293911"/>
     <w:rsid w:val="00322A84"/>
     <w:rsid w:val="003A1BE8"/>
+    <w:rsid w:val="00455C5F"/>
     <w:rsid w:val="004B2427"/>
     <w:rsid w:val="006203BB"/>
+    <w:rsid w:val="006D61F8"/>
     <w:rsid w:val="007D4982"/>
     <w:rsid w:val="00840A52"/>
     <w:rsid w:val="0088349C"/>
@@ -4466,6 +5168,7 @@
     <w:rsid w:val="00BA5D0F"/>
     <w:rsid w:val="00BB0341"/>
     <w:rsid w:val="00D22D42"/>
+    <w:rsid w:val="00D938E1"/>
     <w:rsid w:val="00DF1A95"/>
     <w:rsid w:val="00E5711F"/>
     <w:rsid w:val="00EF7BF0"/>
@@ -4925,7 +5628,7 @@
     <w:basedOn w:val="DefaultParagraphFont"/>
     <w:uiPriority w:val="99"/>
     <w:semiHidden/>
-    <w:rsid w:val="000A76FF"/>
+    <w:rsid w:val="002657F2"/>
     <w:rPr>
       <w:color w:val="808080"/>
     </w:rPr>
@@ -4966,65 +5669,69 @@
     <w:name w:val="7A4FFA8C27C24AC0B5B0461E1B3B8ED4"/>
     <w:rsid w:val="0088349C"/>
   </w:style>
-  <w:style w:type="paragraph" w:customStyle="1" w:styleId="071B7163A0344FB8BEA4741E79E3EFED">
-    <w:name w:val="071B7163A0344FB8BEA4741E79E3EFED"/>
-    <w:rsid w:val="000A76FF"/>
+  <w:style w:type="paragraph" w:customStyle="1" w:styleId="E74F6518D6584F12848140EC5D947688">
+    <w:name w:val="E74F6518D6584F12848140EC5D947688"/>
+    <w:rsid w:val="002657F2"/>
   </w:style>
-  <w:style w:type="paragraph" w:customStyle="1" w:styleId="505CEAEF06384B7EB23752A16DB7DCA6">
-    <w:name w:val="505CEAEF06384B7EB23752A16DB7DCA6"/>
-    <w:rsid w:val="000A76FF"/>
+  <w:style w:type="paragraph" w:customStyle="1" w:styleId="E4A936BB3F784CE892CE53F1B8632C13">
+    <w:name w:val="E4A936BB3F784CE892CE53F1B8632C13"/>
+    <w:rsid w:val="002657F2"/>
   </w:style>
-  <w:style w:type="paragraph" w:customStyle="1" w:styleId="81485FA443324D308323DF3232FDBE9F">
-    <w:name w:val="81485FA443324D308323DF3232FDBE9F"/>
-    <w:rsid w:val="000A76FF"/>
+  <w:style w:type="paragraph" w:customStyle="1" w:styleId="F43B6BD8035C4471A8C4B2E257BE925C">
+    <w:name w:val="F43B6BD8035C4471A8C4B2E257BE925C"/>
+    <w:rsid w:val="002657F2"/>
   </w:style>
-  <w:style w:type="paragraph" w:customStyle="1" w:styleId="F184C32C3CED4E7AB29C1DAACB4EE833">
-    <w:name w:val="F184C32C3CED4E7AB29C1DAACB4EE833"/>
-    <w:rsid w:val="000A76FF"/>
+  <w:style w:type="paragraph" w:customStyle="1" w:styleId="3DA281722B2D421BAAB5F481FEF3A94A">
+    <w:name w:val="3DA281722B2D421BAAB5F481FEF3A94A"/>
+    <w:rsid w:val="002657F2"/>
   </w:style>
-  <w:style w:type="paragraph" w:customStyle="1" w:styleId="1767AD09CDE8455E96D40738EF71DBDA">
-    <w:name w:val="1767AD09CDE8455E96D40738EF71DBDA"/>
-    <w:rsid w:val="000A76FF"/>
+  <w:style w:type="paragraph" w:customStyle="1" w:styleId="60DF775C9DB9498CBF16C9016D12D869">
+    <w:name w:val="60DF775C9DB9498CBF16C9016D12D869"/>
+    <w:rsid w:val="002657F2"/>
   </w:style>
-  <w:style w:type="paragraph" w:customStyle="1" w:styleId="21D283960F57443A8948267969C9F31D">
-    <w:name w:val="21D283960F57443A8948267969C9F31D"/>
-    <w:rsid w:val="000A76FF"/>
+  <w:style w:type="paragraph" w:customStyle="1" w:styleId="D6204E6720F44A199DE256409D1A9028">
+    <w:name w:val="D6204E6720F44A199DE256409D1A9028"/>
+    <w:rsid w:val="002657F2"/>
   </w:style>
-  <w:style w:type="paragraph" w:customStyle="1" w:styleId="FDF2E3502AAD43D9AF82E77B2012C518">
-    <w:name w:val="FDF2E3502AAD43D9AF82E77B2012C518"/>
-    <w:rsid w:val="000A76FF"/>
+  <w:style w:type="paragraph" w:customStyle="1" w:styleId="1FBC201A7B774392B0F5729EFA4322DC">
+    <w:name w:val="1FBC201A7B774392B0F5729EFA4322DC"/>
+    <w:rsid w:val="002657F2"/>
   </w:style>
-  <w:style w:type="paragraph" w:customStyle="1" w:styleId="E7FA638205D1416FA055BB86BE980309">
-    <w:name w:val="E7FA638205D1416FA055BB86BE980309"/>
-    <w:rsid w:val="000A76FF"/>
+  <w:style w:type="paragraph" w:customStyle="1" w:styleId="976365F18AF44D9D95B0086103816739">
+    <w:name w:val="976365F18AF44D9D95B0086103816739"/>
+    <w:rsid w:val="002657F2"/>
   </w:style>
-  <w:style w:type="paragraph" w:customStyle="1" w:styleId="E89EC60C27D14CDD95F8830E17E5603F">
-    <w:name w:val="E89EC60C27D14CDD95F8830E17E5603F"/>
-    <w:rsid w:val="000A76FF"/>
+  <w:style w:type="paragraph" w:customStyle="1" w:styleId="5556F837F7DC48A4A3304BE7CEB52FBD">
+    <w:name w:val="5556F837F7DC48A4A3304BE7CEB52FBD"/>
+    <w:rsid w:val="002657F2"/>
   </w:style>
-  <w:style w:type="paragraph" w:customStyle="1" w:styleId="F755DD5736EE430CAF651E925686D827">
-    <w:name w:val="F755DD5736EE430CAF651E925686D827"/>
-    <w:rsid w:val="000A76FF"/>
+  <w:style w:type="paragraph" w:customStyle="1" w:styleId="873EC22A4E994BE4AB06F5D3EE8F90A0">
+    <w:name w:val="873EC22A4E994BE4AB06F5D3EE8F90A0"/>
+    <w:rsid w:val="002657F2"/>
   </w:style>
-  <w:style w:type="paragraph" w:customStyle="1" w:styleId="FFE12A115C054AC3A47F62E3EEB3AE11">
-    <w:name w:val="FFE12A115C054AC3A47F62E3EEB3AE11"/>
-    <w:rsid w:val="000A76FF"/>
+  <w:style w:type="paragraph" w:customStyle="1" w:styleId="67EB4ACD3855486A89ACF09215B856F5">
+    <w:name w:val="67EB4ACD3855486A89ACF09215B856F5"/>
+    <w:rsid w:val="002657F2"/>
   </w:style>
-  <w:style w:type="paragraph" w:customStyle="1" w:styleId="43B3CA69F3D148079DAF52C26803D059">
-    <w:name w:val="43B3CA69F3D148079DAF52C26803D059"/>
-    <w:rsid w:val="000A76FF"/>
+  <w:style w:type="paragraph" w:customStyle="1" w:styleId="0DFE205F07344CDE8B7DE04F8418A41F">
+    <w:name w:val="0DFE205F07344CDE8B7DE04F8418A41F"/>
+    <w:rsid w:val="002657F2"/>
   </w:style>
-  <w:style w:type="paragraph" w:customStyle="1" w:styleId="89BB6698EED941539D565F3815C14C82">
-    <w:name w:val="89BB6698EED941539D565F3815C14C82"/>
-    <w:rsid w:val="000A76FF"/>
+  <w:style w:type="paragraph" w:customStyle="1" w:styleId="6E8A85BDCDA04E56BA61810B3222EC63">
+    <w:name w:val="6E8A85BDCDA04E56BA61810B3222EC63"/>
+    <w:rsid w:val="002657F2"/>
   </w:style>
-  <w:style w:type="paragraph" w:customStyle="1" w:styleId="EAF1BBAC542D4ED6BEB856E96B4D8195">
-    <w:name w:val="EAF1BBAC542D4ED6BEB856E96B4D8195"/>
-    <w:rsid w:val="000A76FF"/>
+  <w:style w:type="paragraph" w:customStyle="1" w:styleId="CB615668107247839B31122A120F9A2F">
+    <w:name w:val="CB615668107247839B31122A120F9A2F"/>
+    <w:rsid w:val="002657F2"/>
   </w:style>
-  <w:style w:type="paragraph" w:customStyle="1" w:styleId="43470F0134B04704868CC87AB74FA141">
-    <w:name w:val="43470F0134B04704868CC87AB74FA141"/>
-    <w:rsid w:val="000A76FF"/>
+  <w:style w:type="paragraph" w:customStyle="1" w:styleId="16A10E0276444A26B405BA7B0CF5D71B">
+    <w:name w:val="16A10E0276444A26B405BA7B0CF5D71B"/>
+    <w:rsid w:val="002657F2"/>
+  </w:style>
+  <w:style w:type="paragraph" w:customStyle="1" w:styleId="9356E4569D544DCAB55BFED5F810B3B6">
+    <w:name w:val="9356E4569D544DCAB55BFED5F810B3B6"/>
+    <w:rsid w:val="002657F2"/>
   </w:style>
 </w:styles>
 </file>
@@ -5403,9 +6110,7 @@
 </we:webextension>
 </file>
 
-<file path=customXml/item1.xml>��< ? x m l   v e r s i o n = " 1 . 0 "   e n c o d i n g = " u t f - 1 6 " ? > - 
- < N a v W o r d R e p o r t X m l P a r t   x m l n s = " u r n : m i c r o s o f t - d y n a m i c s - n a v / r e p o r t s / S t a n d a r d _ S a l e s _ P r o _ F o r m a _ I n v / 1 3 0 2 / " > +<file path=customXml/item1.xml>��< ? x m l   v e r s i o n = " 1 . 0 "   e n c o d i n g = " u t f - 1 6 " ? > < N a v W o r d R e p o r t X m l P a r t   x m l n s = " u r n : m i c r o s o f t - d y n a m i c s - n a v / r e p o r t s / S t a n d a r d _ S a l e s _ P r o _ F o r m a _ I n v / 1 3 0 2 / " >   
      < B C R e p o r t I n f o r m a t i o n >   
@@ -5423,8 +6128,6 @@
  
              < R e p o r t N a m e > R e p o r t   N a m e < / R e p o r t N a m e >   
-             < R e p o r t C a p t i o n > R e p o r t   C a p t i o n < / R e p o r t C a p t i o n > - 
              < A b o u t T h i s R e p o r t T i t l e > A b o u t   T h i s   R e p o r t   T i t l e < / A b o u t T h i s R e p o r t T i t l e >   
              < A b o u t T h i s R e p o r t T e x t > A b o u t   T h i s   R e p o r t   T e x t < / A b o u t T h i s R e p o r t T e x t > @@ -5471,84 +6174,6 @@
  
          < / R e p o r t R e q u e s t >   
-         < C o m p a n y M e t a d a t a > - 
-             < C o m p a n y N a m e > C o m p a n y   N a m e < / C o m p a n y N a m e > - 
-             < C o m p a n y D i s p l a y N a m e > C o m p a n y   D i s p l a y   N a m e < / C o m p a n y D i s p l a y N a m e > - 
-             < C o m p a n y A d d r e s s L i n e s > - 
-                 < C o m p a n y A d d r e s s L i n e 1 > C o m p a n y   A d d r e s s   L i n e   1 < / C o m p a n y A d d r e s s L i n e 1 > - 
-                 < C o m p a n y A d d r e s s L i n e 2 > C o m p a n y   A d d r e s s   L i n e   2 < / C o m p a n y A d d r e s s L i n e 2 > - 
-                 < C o m p a n y A d d r e s s L i n e 3 > C o m p a n y   A d d r e s s   L i n e   3 < / C o m p a n y A d d r e s s L i n e 3 > - 
-                 < C o m p a n y A d d r e s s L i n e 4 > C o m p a n y   A d d r e s s   L i n e   4 < / C o m p a n y A d d r e s s L i n e 4 > - 
-                 < C o m p a n y A d d r e s s L i n e 5 > C o m p a n y   A d d r e s s   L i n e   5 < / C o m p a n y A d d r e s s L i n e 5 > - 
-                 < C o m p a n y A d d r e s s L i n e 6 > C o m p a n y   A d d r e s s   L i n e   6 < / C o m p a n y A d d r e s s L i n e 6 > - 
-                 < C o m p a n y A d d r e s s L i n e 7 > C o m p a n y   A d d r e s s   L i n e   7 < / C o m p a n y A d d r e s s L i n e 7 > - 
-                 < C o m p a n y A d d r e s s L i n e 8 > C o m p a n y   A d d r e s s   L i n e   8 < / C o m p a n y A d d r e s s L i n e 8 > - 
-             < / C o m p a n y A d d r e s s L i n e s > - 
-             < C o m p a n y P h o n e > C o m p a n y   P h o n e < / C o m p a n y P h o n e > - 
-             < C o m p a n y P h o n e C a p t i o n > C o m p a n y   P h o n e   C a p t i o n < / C o m p a n y P h o n e C a p t i o n > - 
-             < C o m p a n y F a x N o > C o m p a n y   F a x   N o . < / C o m p a n y F a x N o > - 
-             < C o m p a n y F a x N o C a p t i o n > C o m p a n y   F a x   N o .   C a p t i o n < / C o m p a n y F a x N o C a p t i o n > - 
-             < C o m p a n y E m a i l > C o m p a n y   E m a i l < / C o m p a n y E m a i l > - 
-             < C o m p a n y E m a i l C a p t i o n > C o m p a n y   E m a i l   C a p t i o n < / C o m p a n y E m a i l C a p t i o n > - 
-             < C o m p a n y H o m e P a g e > C o m p a n y   H o m e   P a g e < / C o m p a n y H o m e P a g e > - 
-             < C o m p a n y H o m e P a g e C a p t i o n > C o m p a n y   H o m e   P a g e   C a p t i o n < / C o m p a n y H o m e P a g e C a p t i o n > - 
-             < C o m p a n y L o g o > C o m p a n y   L o g o < / C o m p a n y L o g o > - 
-             < C o m p a n y V A T R e g i s t r a t i o n N o > C o m p a n y   V A T   R e g i s t r a t i o n   N o . < / C o m p a n y V A T R e g i s t r a t i o n N o > - 
-             < C o m p a n y V A T R e g i s t r a t i o n N o C a p t i o n > C o m p a n y   V A T   R e g i s t r a t i o n   N o .   C a p t i o n < / C o m p a n y V A T R e g i s t r a t i o n N o C a p t i o n > - 
-             < C o m p a n y R e g i s t r a t i o n N o > C o m p a n y   R e g i s t r a t i o n   N o . < / C o m p a n y R e g i s t r a t i o n N o > - 
-             < C o m p a n y R e g i s t r a t i o n N o C a p t i o n > C o m p a n y   R e g i s t r a t i o n   N o .   C a p t i o n < / C o m p a n y R e g i s t r a t i o n N o C a p t i o n > - 
-             < C o m p a n y B a n k N a m e > C o m p a n y   B a n k   N a m e < / C o m p a n y B a n k N a m e > - 
-             < C o m p a n y B a n k N a m e C a p t i o n > C o m p a n y   B a n k   N a m e   C a p t i o n < / C o m p a n y B a n k N a m e C a p t i o n > - 
-             < C o m p a n y B a n k A c c o u n t N o > C o m p a n y   B a n k   A c c o u n t   N o . < / C o m p a n y B a n k A c c o u n t N o > - 
-             < C o m p a n y B a n k A c c o u n t N o C a p t i o n > C o m p a n y   B a n k   A c c o u n t   N o .   C a p t i o n < / C o m p a n y B a n k A c c o u n t N o C a p t i o n > - 
-             < C o m p a n y B a n k B r a n c h N o > C o m p a n y   B a n k   B r a n c h   N o . < / C o m p a n y B a n k B r a n c h N o > - 
-             < C o m p a n y B a n k B r a n c h N o C a p t i o n > C o m p a n y   B a n k   B r a n c h   N o .   C a p t i o n < / C o m p a n y B a n k B r a n c h N o C a p t i o n > - 
-             < C o m p a n y I B A N > C o m p a n y   I B A N < / C o m p a n y I B A N > - 
-             < C o m p a n y I B A N C a p t i o n > C o m p a n y   I B A N   C a p t i o n < / C o m p a n y I B A N C a p t i o n > - 
-             < C o m p a n y B a n k S W I F T > C o m p a n y   B a n k   S W I F T < / C o m p a n y B a n k S W I F T > - 
-             < C o m p a n y B a n k S W I F T C a p t i o n > C o m p a n y   B a n k   S W I F T   C a p t i o n < / C o m p a n y B a n k S W I F T C a p t i o n > - 
-             < C o m p a n y G i r o N o > C o m p a n y   G i r o   N o . < / C o m p a n y G i r o N o > - 
-             < C o m p a n y G i r o N o C a p t i o n > C o m p a n y   G i r o   N o .   C a p t i o n < / C o m p a n y G i r o N o C a p t i o n > - 
-         < / C o m p a n y M e t a d a t a > - 
      < / B C R e p o r t I n f o r m a t i o n >   
      < H e a d e r > @@ -5595,7 +6220,7 @@
  
          < C o m p a n y P h o n e N o L b l > C o m p a n y P h o n e N o L b l < / C o m p a n y P h o n e N o L b l >   
-         < C o m p a n y P i c t u r e   / > +         < C o m p a n y P i c t u r e / >   
          < C o m p a n y V A T R e g N o > C o m p a n y V A T R e g N o < / C o m p a n y V A T R e g N o >   
@@ -5627,7 +6252,7 @@
  
          < D e c l a r t i o n L b l > D e c l a r t i o n L b l < / D e c l a r t i o n L b l >   
-         < D o c u m e n t D a t e > D o c u m e n t D a t e < / D o c u m e n t D a t e > +         < D o c u m e n t D a t e / >   
          < D o c u m e n t N o > D o c u m e n t N o < / D o c u m e n t N o >   
@@ -5744,461 +6369,269 @@
  < / N a v W o r d R e p o r t X m l P a r t > 
 </file>
 
-<file path=customXml/item2.xml>��< ? x m l   v e r s i o n = " 1 . 0 "   e n c o d i n g = " u t f - 1 6 " ? > - 
- < N a v W o r d R e p o r t X m l P a r t   x m l n s = " u r n : m i c r o s o f t - d y n a m i c s - b u s i n e s s c e n t r a l / i n t e r n a l / e x t e n d e d / r e p o r t s / S t a n d a r d _ S a l e s _ P r o _ F o r m a _ I n v / 1 3 0 2 / " > - 
-     < B C R e p o r t I n f o r m a t i o n > - 
-         < R e p o r t M e t a d a t a > - 
-             < E x t e n s i o n I d > E x t e n s i o n   I D < / E x t e n s i o n I d > - 
-             < E x t e n s i o n N a m e > E x t e n s i o n   N a m e < / E x t e n s i o n N a m e > - 
-             < E x t e n s i o n P u b l i s h e r > E x t e n s i o n   P u b l i s h e r < / E x t e n s i o n P u b l i s h e r > - 
-             < E x t e n s i o n V e r s i o n > E x t e n s i o n   V e r s i o n < / E x t e n s i o n V e r s i o n > - 
-             < R e p o r t I d > R e p o r t   I D < / R e p o r t I d > - 
-             < R e p o r t N a m e > R e p o r t   N a m e < / R e p o r t N a m e > - 
-             < R e p o r t C a p t i o n > R e p o r t   C a p t i o n < / R e p o r t C a p t i o n > - 
-             < A b o u t T h i s R e p o r t T i t l e > A b o u t   T h i s   R e p o r t   T i t l e < / A b o u t T h i s R e p o r t T i t l e > - 
-             < A b o u t T h i s R e p o r t T e x t > A b o u t   T h i s   R e p o r t   T e x t < / A b o u t T h i s R e p o r t T e x t > - 
-             < R e p o r t H e l p L i n k > R e p o r t   H e l p   L i n k < / R e p o r t H e l p L i n k > - 
-         < / R e p o r t M e t a d a t a > - 
-         < R e p o r t R e q u e s t > - 
-             < T e n a n t E n t r a I d > T e n a n t   E n t r a   I d < / T e n a n t E n t r a I d > - 
-             < E n v i r o n m e n t N a m e > E n v i r o n m e n t   N a m e < / E n v i r o n m e n t N a m e > - 
-             < E n v i r o n m e n t T y p e > E n v i r o n m e n t   T y p e < / E n v i r o n m e n t T y p e > - 
-             < C o m p a n y N a m e > C o m p a n y   N a m e < / C o m p a n y N a m e > - 
-             < C o m p a n y D i s p l a y N a m e > C o m p a n y   D i s p l a y   N a m e < / C o m p a n y D i s p l a y N a m e > - 
-             < C o m p a n y I d > C o m p a n y   I D < / C o m p a n y I d > - 
-             < U s e r N a m e > U s e r   N a m e < / U s e r N a m e > - 
-             < D a t e A n d T i m e > D a t e   a n d   T i m e < / D a t e A n d T i m e > - 
-             < L a n g u a g e > L a n g u a g e < / L a n g u a g e > - 
-             < F o r m a t R e g i o n > F o r m a t   R e g i o n < / F o r m a t R e g i o n > - 
-             < D a t e T i m e V a l u e s > - 
-                 < Y e a r > Y e a r < / Y e a r > - 
-                 < M o n t h N u m b e r > M o n t h   N u m b e r < / M o n t h N u m b e r > - 
-                 < D a y N u m b e r > D a y   N u m b e r < / D a y N u m b e r > - 
-                 < H o u r > H o u r < / H o u r > - 
-                 < M i n u t e > M i n u t e < / M i n u t e > - 
-             < / D a t e T i m e V a l u e s > - 
-         < / R e p o r t R e q u e s t > - 
-         < C o m p a n y M e t a d a t a > - 
-             < C o m p a n y N a m e > C o m p a n y   N a m e < / C o m p a n y N a m e > - 
-             < C o m p a n y D i s p l a y N a m e > C o m p a n y   D i s p l a y   N a m e < / C o m p a n y D i s p l a y N a m e > - 
-             < C o m p a n y A d d r e s s L i n e s > - 
-                 < C o m p a n y A d d r e s s L i n e 1 > C o m p a n y   A d d r e s s   L i n e   1 < / C o m p a n y A d d r e s s L i n e 1 > - 
-                 < C o m p a n y A d d r e s s L i n e 2 > C o m p a n y   A d d r e s s   L i n e   2 < / C o m p a n y A d d r e s s L i n e 2 > - 
-                 < C o m p a n y A d d r e s s L i n e 3 > C o m p a n y   A d d r e s s   L i n e   3 < / C o m p a n y A d d r e s s L i n e 3 > - 
-                 < C o m p a n y A d d r e s s L i n e 4 > C o m p a n y   A d d r e s s   L i n e   4 < / C o m p a n y A d d r e s s L i n e 4 > - 
-                 < C o m p a n y A d d r e s s L i n e 5 > C o m p a n y   A d d r e s s   L i n e   5 < / C o m p a n y A d d r e s s L i n e 5 > - 
-                 < C o m p a n y A d d r e s s L i n e 6 > C o m p a n y   A d d r e s s   L i n e   6 < / C o m p a n y A d d r e s s L i n e 6 > - 
-                 < C o m p a n y A d d r e s s L i n e 7 > C o m p a n y   A d d r e s s   L i n e   7 < / C o m p a n y A d d r e s s L i n e 7 > - 
-                 < C o m p a n y A d d r e s s L i n e 8 > C o m p a n y   A d d r e s s   L i n e   8 < / C o m p a n y A d d r e s s L i n e 8 > - 
-             < / C o m p a n y A d d r e s s L i n e s > - 
-             < C o m p a n y P h o n e > C o m p a n y   P h o n e < / C o m p a n y P h o n e > - 
-             < C o m p a n y P h o n e C a p t i o n > C o m p a n y   P h o n e   C a p t i o n < / C o m p a n y P h o n e C a p t i o n > - 
-             < C o m p a n y F a x N o > C o m p a n y   F a x   N o . < / C o m p a n y F a x N o > - 
-             < C o m p a n y F a x N o C a p t i o n > C o m p a n y   F a x   N o .   C a p t i o n < / C o m p a n y F a x N o C a p t i o n > - 
-             < C o m p a n y E m a i l > C o m p a n y   E m a i l < / C o m p a n y E m a i l > - 
-             < C o m p a n y E m a i l C a p t i o n > C o m p a n y   E m a i l   C a p t i o n < / C o m p a n y E m a i l C a p t i o n > - 
-             < C o m p a n y H o m e P a g e > C o m p a n y   H o m e   P a g e < / C o m p a n y H o m e P a g e > - 
-             < C o m p a n y H o m e P a g e C a p t i o n > C o m p a n y   H o m e   P a g e   C a p t i o n < / C o m p a n y H o m e P a g e C a p t i o n > - 
-             < C o m p a n y L o g o > C o m p a n y   L o g o < / C o m p a n y L o g o > - 
-             < C o m p a n y V A T R e g i s t r a t i o n N o > C o m p a n y   V A T   R e g i s t r a t i o n   N o . < / C o m p a n y V A T R e g i s t r a t i o n N o > - 
-             < C o m p a n y V A T R e g i s t r a t i o n N o C a p t i o n > C o m p a n y   V A T   R e g i s t r a t i o n   N o .   C a p t i o n < / C o m p a n y V A T R e g i s t r a t i o n N o C a p t i o n > - 
-             < C o m p a n y R e g i s t r a t i o n N o > C o m p a n y   R e g i s t r a t i o n   N o . < / C o m p a n y R e g i s t r a t i o n N o > - 
-             < C o m p a n y R e g i s t r a t i o n N o C a p t i o n > C o m p a n y   R e g i s t r a t i o n   N o .   C a p t i o n < / C o m p a n y R e g i s t r a t i o n N o C a p t i o n > - 
-             < C o m p a n y B a n k N a m e > C o m p a n y   B a n k   N a m e < / C o m p a n y B a n k N a m e > - 
-             < C o m p a n y B a n k N a m e C a p t i o n > C o m p a n y   B a n k   N a m e   C a p t i o n < / C o m p a n y B a n k N a m e C a p t i o n > - 
-             < C o m p a n y B a n k A c c o u n t N o > C o m p a n y   B a n k   A c c o u n t   N o . < / C o m p a n y B a n k A c c o u n t N o > - 
-             < C o m p a n y B a n k A c c o u n t N o C a p t i o n > C o m p a n y   B a n k   A c c o u n t   N o .   C a p t i o n < / C o m p a n y B a n k A c c o u n t N o C a p t i o n > - 
-             < C o m p a n y B a n k B r a n c h N o > C o m p a n y   B a n k   B r a n c h   N o . < / C o m p a n y B a n k B r a n c h N o > - 
-             < C o m p a n y B a n k B r a n c h N o C a p t i o n > C o m p a n y   B a n k   B r a n c h   N o .   C a p t i o n < / C o m p a n y B a n k B r a n c h N o C a p t i o n > - 
-             < C o m p a n y I B A N > C o m p a n y   I B A N < / C o m p a n y I B A N > - 
-             < C o m p a n y I B A N C a p t i o n > C o m p a n y   I B A N   C a p t i o n < / C o m p a n y I B A N C a p t i o n > - 
-             < C o m p a n y B a n k S W I F T > C o m p a n y   B a n k   S W I F T < / C o m p a n y B a n k S W I F T > - 
-             < C o m p a n y B a n k S W I F T C a p t i o n > C o m p a n y   B a n k   S W I F T   C a p t i o n < / C o m p a n y B a n k S W I F T C a p t i o n > - 
-             < C o m p a n y G i r o N o > C o m p a n y   G i r o   N o . < / C o m p a n y G i r o N o > - 
-             < C o m p a n y G i r o N o C a p t i o n > C o m p a n y   G i r o   N o .   C a p t i o n < / C o m p a n y G i r o N o C a p t i o n > - 
-         < / C o m p a n y M e t a d a t a > - 
-     < / B C R e p o r t I n f o r m a t i o n > - 
-     < T o o l t i p s > - 
-         < T o o l t i p   c o l u m n = " C o m p a n y P i c t u r e "   E l e m e n t I d = " 1 3 9 7 4 1 1 0 7 4 " > - 
-             < T o o l t i p T e x t   l a n g = " e n - U S " > S p e c i f i e s   t h e   p i c t u r e   t h a t   h a s   b e e n   s e t   u p   f o r   t h e   c o m p a n y ,   s u c h   a s   a   c o m p a n y   l o g o . < / T o o l t i p T e x t > - 
-         < / T o o l t i p > - 
-         < T o o l t i p   c o l u m n = " C o m p a n y E M a i l "   E l e m e n t I d = " 1 6 7 7 0 7 4 0 5 8 " > - 
-             < T o o l t i p T e x t   l a n g = " e n - U S " > S p e c i f i e s   t h e   c o m p a n y ' s   e m a i l   a d d r e s s . < / T o o l t i p T e x t > - 
-         < / T o o l t i p > - 
-         < T o o l t i p   c o l u m n = " C o m p a n y H o m e P a g e "   E l e m e n t I d = " 1 9 8 9 1 8 8 7 0 " > - 
-             < T o o l t i p T e x t   l a n g = " e n - U S " > S p e c i f i e s   y o u r   c o m p a n y ' s   w e b   s i t e . < / T o o l t i p T e x t > - 
-         < / T o o l t i p > - 
-         < T o o l t i p   c o l u m n = " C o m p a n y P h o n e N o "   E l e m e n t I d = " 2 5 0 4 4 0 6 5 5 " > - 
-             < T o o l t i p T e x t   l a n g = " e n - U S " > S p e c i f i e s   t h e   c o m p a n y ' s   t e l e p h o n e   n u m b e r . < / T o o l t i p T e x t > - 
-         < / T o o l t i p > - 
-         < T o o l t i p   c o l u m n = " S e l l T o C o n t a c t P h o n e N o "   E l e m e n t I d = " 1 6 1 3 8 2 2 4 8 3 " > - 
-             < T o o l t i p T e x t   l a n g = " e n - U S " > S p e c i f i e s   t h e   c o n t a c t ' s   p h o n e   n u m b e r . < / T o o l t i p T e x t > - 
-         < / T o o l t i p > - 
-         < T o o l t i p   c o l u m n = " S e l l T o C o n t a c t M o b i l e P h o n e N o "   E l e m e n t I d = " 1 8 4 3 5 8 7 4 7 " > - 
-             < T o o l t i p T e x t   l a n g = " e n - U S " > S p e c i f i e s   t h e   c o n t a c t ' s   m o b i l e   t e l e p h o n e   n u m b e r . < / T o o l t i p T e x t > - 
-         < / T o o l t i p > - 
-         < T o o l t i p   c o l u m n = " S e l l T o C o n t a c t E m a i l "   E l e m e n t I d = " 2 6 2 8 2 4 5 6 4 " > - 
-             < T o o l t i p T e x t   l a n g = " e n - U S " > S p e c i f i e s   t h e   e m a i l   a d d r e s s   o f   t h e   c o n t a c t . < / T o o l t i p T e x t > - 
-         < / T o o l t i p > - 
-         < T o o l t i p   c o l u m n = " B i l l T o C o n t a c t P h o n e N o "   E l e m e n t I d = " 3 6 2 4 7 7 4 8 8 " > - 
-             < T o o l t i p T e x t   l a n g = " e n - U S " > S p e c i f i e s   t h e   c o n t a c t ' s   p h o n e   n u m b e r . < / T o o l t i p T e x t > - 
-         < / T o o l t i p > - 
-         < T o o l t i p   c o l u m n = " B i l l T o C o n t a c t M o b i l e P h o n e N o "   E l e m e n t I d = " 2 4 8 4 8 8 6 9 6 " > - 
-             < T o o l t i p T e x t   l a n g = " e n - U S " > S p e c i f i e s   t h e   c o n t a c t ' s   m o b i l e   t e l e p h o n e   n u m b e r . < / T o o l t i p T e x t > - 
-         < / T o o l t i p > - 
-         < T o o l t i p   c o l u m n = " B i l l T o C o n t a c t E m a i l "   E l e m e n t I d = " 3 3 5 8 2 7 8 9 5 " > - 
-             < T o o l t i p T e x t   l a n g = " e n - U S " > S p e c i f i e s   t h e   e m a i l   a d d r e s s   o f   t h e   c o n t a c t . < / T o o l t i p T e x t > - 
-         < / T o o l t i p > - 
-         < T o o l t i p   c o l u m n = " Y o u r R e f e r e n c e "   E l e m e n t I d = " 1 1 0 3 9 9 5 1 " > - 
-             < T o o l t i p T e x t   l a n g = " e n - U S " > S p e c i f i e s   t h e   c u s t o m e r ' s   r e f e r e n c e .   T h e   c o n t e n t   w i l l   b e   p r i n t e d   o n   s a l e s   d o c u m e n t s . < / T o o l t i p T e x t > - 
-         < / T o o l t i p > - 
-         < T o o l t i p   c o l u m n = " E x t e r n a l D o c u m e n t N o "   E l e m e n t I d = " 7 3 3 9 5 3 9 6 6 " > - 
-             < T o o l t i p T e x t   l a n g = " e n - U S " > S p e c i f i e s   a   d o c u m e n t   n u m b e r   t h a t   r e f e r s   t o   t h e   c u s t o m e r ' s   o r   v e n d o r ' s   n u m b e r i n g   s y s t e m . < / T o o l t i p T e x t > - 
-         < / T o o l t i p > - 
-         < T o o l t i p   c o l u m n = " D o c u m e n t N o "   E l e m e n t I d = " 9 7 0 3 5 0 5 3 9 " > - 
-             < T o o l t i p T e x t   l a n g = " e n - U S " > S p e c i f i e s   a   u n i q u e   n u m b e r   t h a t   i d e n t i f i e s   t h e   s a l e s   d o c u m e n t .   T h e   n u m b e r   c a n   b e   g e n e r a t e d   a u t o m a t i c a l l y   f r o m   a   n u m b e r   s e r i e s ,   o r   y o u   c a n   n u m b e r   e a c h   o f   t h e m   m a n u a l l y . < / T o o l t i p T e x t > - 
-         < / T o o l t i p > - 
-         < T o o l t i p   c o l u m n = " I t e m D e s c r i p t i o n "   E l e m e n t I d = " 1 9 6 5 3 9 3 7 9 0 " > - 
-             < T o o l t i p T e x t   l a n g = " e n - U S " > S p e c i f i e s   a   d e s c r i p t i o n   o f   t h e   e n t r y   o f   t h e   p r o d u c t   t o   b e   s o l d .   T o   a d d   a   n o n - t r a n s a c t i o n a l   t e x t   l i n e ,   f i l l   i n   t h e   D e s c r i p t i o n   f i e l d   o n l y . < / T o o l t i p T e x t > - 
-         < / T o o l t i p > - 
-         < T o o l t i p   c o l u m n = " C o u n t r y O f M a n u f a c t u r i n g "   E l e m e n t I d = " 9 6 7 5 1 0 9 9 6 " > - 
-             < T o o l t i p T e x t   l a n g = " e n - U S " > S p e c i f i e s   a   c o d e   f o r   t h e   c o u n t r y / r e g i o n   w h e r e   t h e   i t e m   w a s   p r o d u c e d   o r   p r o c e s s e d . < / T o o l t i p T e x t > - 
-         < / T o o l t i p > - 
-         < T o o l t i p   c o l u m n = " T a r i f f "   E l e m e n t I d = " 1 6 1 7 3 6 3 7 2 3 " > - 
-             < T o o l t i p T e x t   l a n g = " e n - U S " > S p e c i f i e s   a   c o d e   f o r   t h e   i t e m ' s   t a r i f f   n u m b e r . < / T o o l t i p T e x t > - 
-         < / T o o l t i p > - 
-         < T o o l t i p   c o l u m n = " Q u a n t i t y "   E l e m e n t I d = " 5 5 6 9 2 0 8 8 6 " > - 
-             < T o o l t i p T e x t   l a n g = " e n - U S " > S p e c i f i e s   t h e   q u a n t i t y   t h a t   r e m a i n s   t o   b e   i n v o i c e d .   I t   i s   c a l c u l a t e d   a s   Q u a n t i t y   -   Q t y .   I n v o i c e d . < / T o o l t i p T e x t > - 
-         < / T o o l t i p > - 
-         < T o o l t i p   c o l u m n = " N e t W e i g h t "   E l e m e n t I d = " 1 8 1 6 3 8 9 3 4 2 " > - 
-             < T o o l t i p T e x t   l a n g = " e n - U S " > S p e c i f i e s   t h e   n e t   w e i g h t   o f   o n e   u n i t   o f   t h e   i t e m .   I n   t h e   s a l e s   s t a t i s t i c s   w i n d o w ,   t h e   n e t   w e i g h t   o n   t h e   l i n e   i s   i n c l u d e d   i n   t h e   t o t a l   n e t   w e i g h t   o f   a l l   t h e   l i n e s   f o r   t h e   p a r t i c u l a r   s a l e s   d o c u m e n t . < / T o o l t i p T e x t > - 
-         < / T o o l t i p > - 
-     < / T o o l t i p s > - 
-     < H e a d e r   E l e m e n t T y p e = " D a t a I t e m "   E l e m e n t I d = " 1 2 4 0 3 7 3 8 8 6 " > - 
-         < A m o u n t L b l   E l e m e n t T y p e = " C o l u m n "   E l e m e n t I d = " 9 0 1 6 2 1 0 3 7 "   D a t a T y p e = " S t r i n g " > A m o u n t L b l < / A m o u n t L b l > - 
-         < B i l l T o C o n t a c t E m a i l   E l e m e n t T y p e = " C o l u m n "   E l e m e n t I d = " 3 3 5 8 2 7 8 9 5 "   D a t a T y p e = " T e x t " > B i l l T o C o n t a c t E m a i l < / B i l l T o C o n t a c t E m a i l > - 
-         < B i l l T o C o n t a c t E m a i l L b l   E l e m e n t T y p e = " C o l u m n "   E l e m e n t I d = " 2 9 6 4 7 8 3 6 5 "   D a t a T y p e = " L a b e l " > B i l l T o C o n t a c t E m a i l L b l < / B i l l T o C o n t a c t E m a i l L b l > - 
-         < B i l l T o C o n t a c t M o b i l e P h o n e N o   E l e m e n t T y p e = " C o l u m n "   E l e m e n t I d = " 2 4 8 4 8 8 6 9 6 "   D a t a T y p e = " T e x t " > B i l l T o C o n t a c t M o b i l e P h o n e N o < / B i l l T o C o n t a c t M o b i l e P h o n e N o > - 
-         < B i l l T o C o n t a c t M o b i l e P h o n e N o L b l   E l e m e n t T y p e = " C o l u m n "   E l e m e n t I d = " 2 7 6 3 1 1 3 3 8 "   D a t a T y p e = " L a b e l " > B i l l T o C o n t a c t M o b i l e P h o n e N o L b l < / B i l l T o C o n t a c t M o b i l e P h o n e N o L b l > - 
-         < B i l l T o C o n t a c t P h o n e N o   E l e m e n t T y p e = " C o l u m n "   E l e m e n t I d = " 3 6 2 4 7 7 4 8 8 "   D a t a T y p e = " T e x t " > B i l l T o C o n t a c t P h o n e N o < / B i l l T o C o n t a c t P h o n e N o > - 
-         < B i l l T o C o n t a c t P h o n e N o L b l   E l e m e n t T y p e = " C o l u m n "   E l e m e n t I d = " 2 1 2 3 3 4 5 9 6 6 "   D a t a T y p e = " L a b e l " > B i l l T o C o n t a c t P h o n e N o L b l < / B i l l T o C o n t a c t P h o n e N o L b l > - 
-         < C o m p a n y A d d r e s s 1   E l e m e n t T y p e = " C o l u m n "   E l e m e n t I d = " 1 8 8 4 1 6 4 3 2 3 "   D a t a T y p e = " T e x t " > C o m p a n y A d d r e s s 1 < / C o m p a n y A d d r e s s 1 > - 
-         < C o m p a n y A d d r e s s 2   E l e m e n t T y p e = " C o l u m n "   E l e m e n t I d = " 1 2 4 6 4 6 7 7 0 6 "   D a t a T y p e = " T e x t " > C o m p a n y A d d r e s s 2 < / C o m p a n y A d d r e s s 2 > - 
-         < C o m p a n y A d d r e s s 3   E l e m e n t T y p e = " C o l u m n "   E l e m e n t I d = " 6 0 8 7 7 1 0 8 9 "   D a t a T y p e = " T e x t " > C o m p a n y A d d r e s s 3 < / C o m p a n y A d d r e s s 3 > - 
-         < C o m p a n y A d d r e s s 4   E l e m e n t T y p e = " C o l u m n "   E l e m e n t I d = " 7 7 7 6 8 0 1 1 2 "   D a t a T y p e = " T e x t " > C o m p a n y A d d r e s s 4 < / C o m p a n y A d d r e s s 4 > - 
-         < C o m p a n y A d d r e s s 5   E l e m e n t T y p e = " C o l u m n "   E l e m e n t I d = " 1 3 9 9 8 3 4 9 5 "   D a t a T y p e = " T e x t " > C o m p a n y A d d r e s s 5 < / C o m p a n y A d d r e s s 5 > - 
-         < C o m p a n y A d d r e s s 6   E l e m e n t T y p e = " C o l u m n "   E l e m e n t I d = " 4 9 7 7 1 3 1 2 2 "   D a t a T y p e = " T e x t " > C o m p a n y A d d r e s s 6 < / C o m p a n y A d d r e s s 6 > - 
-         < C o m p a n y A d d r e s s 7   E l e m e n t T y p e = " C o l u m n "   E l e m e n t I d = " 1 1 3 5 4 0 9 7 3 9 "   D a t a T y p e = " T e x t " > C o m p a n y A d d r e s s 7 < / C o m p a n y A d d r e s s 7 > - 
-         < C o m p a n y A d d r e s s 8   E l e m e n t T y p e = " C o l u m n "   E l e m e n t I d = " 1 7 1 5 2 5 5 3 0 0 "   D a t a T y p e = " T e x t " > C o m p a n y A d d r e s s 8 < / C o m p a n y A d d r e s s 8 > - 
-         < C o m p a n y E M a i l   E l e m e n t T y p e = " C o l u m n "   E l e m e n t I d = " 1 6 7 7 0 7 4 0 5 8 "   D a t a T y p e = " T e x t " > C o m p a n y E M a i l < / C o m p a n y E M a i l > - 
-         < C o m p a n y H o m e P a g e   E l e m e n t T y p e = " C o l u m n "   E l e m e n t I d = " 1 9 8 9 1 8 8 7 0 "   D a t a T y p e = " T e x t " > C o m p a n y H o m e P a g e < / C o m p a n y H o m e P a g e > - 
-         < C o m p a n y L e g a l O f f i c e   E l e m e n t T y p e = " C o l u m n "   E l e m e n t I d = " 7 1 4 2 5 8 1 1 1 "   D a t a T y p e = " T e x t " > C o m p a n y L e g a l O f f i c e < / C o m p a n y L e g a l O f f i c e > - 
-         < C o m p a n y L e g a l O f f i c e L b l   E l e m e n t T y p e = " C o l u m n "   E l e m e n t I d = " 7 0 0 0 1 4 3 6 3 "   D a t a T y p e = " T e x t " > C o m p a n y L e g a l O f f i c e L b l < / C o m p a n y L e g a l O f f i c e L b l > - 
-         < C o m p a n y P h o n e N o   E l e m e n t T y p e = " C o l u m n "   E l e m e n t I d = " 2 5 0 4 4 0 6 5 5 "   D a t a T y p e = " T e x t " > C o m p a n y P h o n e N o < / C o m p a n y P h o n e N o > - 
-         < C o m p a n y P h o n e N o L b l   E l e m e n t T y p e = " C o l u m n "   E l e m e n t I d = " 1 4 0 2 7 9 8 1 5 5 "   D a t a T y p e = " S t r i n g " > C o m p a n y P h o n e N o L b l < / C o m p a n y P h o n e N o L b l > - 
-         < C o m p a n y P i c t u r e   E l e m e n t T y p e = " C o l u m n "   E l e m e n t I d = " 1 3 9 7 4 1 1 0 7 4 "   D a t a T y p e = " B l o b "   / > - 
-         < C o m p a n y V A T R e g N o   E l e m e n t T y p e = " C o l u m n "   E l e m e n t I d = " 1 7 1 4 3 1 9 3 6 "   D a t a T y p e = " T e x t " > C o m p a n y V A T R e g N o < / C o m p a n y V A T R e g N o > - 
-         < C o u n t r y O f M a n u f a c t u c t u r e L b l   E l e m e n t T y p e = " C o l u m n "   E l e m e n t I d = " 6 8 3 0 8 4 6 7 9 "   D a t a T y p e = " L a b e l " > C o u n t r y O f M a n u f a c t u c t u r e L b l < / C o u n t r y O f M a n u f a c t u c t u r e L b l > - 
-         < C u r r e n c y   E l e m e n t T y p e = " C o l u m n "   E l e m e n t I d = " 1 4 1 3 6 7 1 0 5 8 "   D a t a T y p e = " C o d e " > C u r r e n c y < / C u r r e n c y > - 
-         < C u r r e n c y L b l   E l e m e n t T y p e = " C o l u m n "   E l e m e n t I d = " 1 1 6 2 5 3 0 8 4 8 "   D a t a T y p e = " S t r i n g " > C u r r e n c y L b l < / C u r r e n c y L b l > - 
-         < C u s t o m e r A d d r e s s 1   E l e m e n t T y p e = " C o l u m n "   E l e m e n t I d = " 1 8 0 1 9 6 6 4 5 4 "   D a t a T y p e = " T e x t " > C u s t o m e r A d d r e s s 1 < / C u s t o m e r A d d r e s s 1 > - 
-         < C u s t o m e r A d d r e s s 2   E l e m e n t T y p e = " C o l u m n "   E l e m e n t I d = " 1 1 6 4 2 6 9 8 3 7 "   D a t a T y p e = " T e x t " > C u s t o m e r A d d r e s s 2 < / C u s t o m e r A d d r e s s 2 > - 
-         < C u s t o m e r A d d r e s s 3   E l e m e n t T y p e = " C o l u m n "   E l e m e n t I d = " 5 2 6 5 7 3 2 2 0 "   D a t a T y p e = " T e x t " > C u s t o m e r A d d r e s s 3 < / C u s t o m e r A d d r e s s 3 > - 
-         < C u s t o m e r A d d r e s s 4   E l e m e n t T y p e = " C o l u m n "   E l e m e n t I d = " 1 1 1 1 2 3 3 9 7 "   D a t a T y p e = " T e x t " > C u s t o m e r A d d r e s s 4 < / C u s t o m e r A d d r e s s 4 > - 
-         < C u s t o m e r A d d r e s s 5   E l e m e n t T y p e = " C o l u m n "   E l e m e n t I d = " 7 4 8 8 2 0 0 1 4 "   D a t a T y p e = " T e x t " > C u s t o m e r A d d r e s s 5 < / C u s t o m e r A d d r e s s 5 > - 
-         < C u s t o m e r A d d r e s s 6   E l e m e n t T y p e = " C o l u m n "   E l e m e n t I d = " 1 3 8 6 5 1 6 6 3 1 "   D a t a T y p e = " T e x t " > C u s t o m e r A d d r e s s 6 < / C u s t o m e r A d d r e s s 6 > - 
-         < C u s t o m e r A d d r e s s 7   E l e m e n t T y p e = " C o l u m n "   E l e m e n t I d = " 2 0 2 4 2 1 3 2 4 8 "   D a t a T y p e = " T e x t " > C u s t o m e r A d d r e s s 7 < / C u s t o m e r A d d r e s s 7 > - 
-         < C u s t o m e r A d d r e s s 8   E l e m e n t T y p e = " C o l u m n "   E l e m e n t I d = " 1 0 4 8 6 9 8 5 8 5 "   D a t a T y p e = " T e x t " > C u s t o m e r A d d r e s s 8 < / C u s t o m e r A d d r e s s 8 > - 
-         < C u s t o m e r V A T R e g i s t r a t i o n N o L b l   E l e m e n t T y p e = " C o l u m n "   E l e m e n t I d = " 1 9 3 3 3 6 8 9 6 "   D a t a T y p e = " T e x t " > C u s t o m e r V A T R e g i s t r a t i o n N o L b l < / C u s t o m e r V A T R e g i s t r a t i o n N o L b l > - 
-         < C u s t o m e r V A T R e g N o   E l e m e n t T y p e = " C o l u m n "   E l e m e n t I d = " 3 6 6 7 3 9 2 6 9 "   D a t a T y p e = " T e x t " > C u s t o m e r V A T R e g N o < / C u s t o m e r V A T R e g N o > - 
-         < D e c l a r t i o n L b l   E l e m e n t T y p e = " C o l u m n "   E l e m e n t I d = " 1 7 3 1 1 5 3 7 1 8 "   D a t a T y p e = " L a b e l " > D e c l a r t i o n L b l < / D e c l a r t i o n L b l > - 
-         < D o c u m e n t D a t e   E l e m e n t T y p e = " C o l u m n "   E l e m e n t I d = " 5 5 2 8 7 1 9 1 4 "   D a t a T y p e = " S t r i n g " > D o c u m e n t D a t e < / D o c u m e n t D a t e > - 
-         < D o c u m e n t N o   E l e m e n t T y p e = " C o l u m n "   E l e m e n t I d = " 9 7 0 3 5 0 5 3 9 "   D a t a T y p e = " C o d e " > D o c u m e n t N o < / D o c u m e n t N o > - 
-         < D o c u m e n t T i t l e L b l   E l e m e n t T y p e = " C o l u m n "   E l e m e n t I d = " 4 7 5 6 0 9 4 4 8 "   D a t a T y p e = " T e x t " > D o c u m e n t T i t l e L b l < / D o c u m e n t T i t l e L b l > - 
-         < E M a i l L b l   E l e m e n t T y p e = " C o l u m n "   E l e m e n t I d = " 9 4 8 6 9 2 2 4 5 "   D a t a T y p e = " S t r i n g " > E M a i l L b l < / E M a i l L b l > - 
-         < E x t e r n a l D o c u m e n t N o   E l e m e n t T y p e = " C o l u m n "   E l e m e n t I d = " 7 3 3 9 5 3 9 6 6 "   D a t a T y p e = " C o d e " > E x t e r n a l D o c u m e n t N o < / E x t e r n a l D o c u m e n t N o > - 
-         < E x t e r n a l D o c u m e n t N o L b l   E l e m e n t T y p e = " C o l u m n "   E l e m e n t I d = " 7 8 3 2 8 7 4 5 2 "   D a t a T y p e = " S t r i n g " > E x t e r n a l D o c u m e n t N o L b l < / E x t e r n a l D o c u m e n t N o L b l > - 
-         < H o m e P a g e L b l   E l e m e n t T y p e = " C o l u m n "   E l e m e n t I d = " 9 0 3 6 3 2 5 7 3 "   D a t a T y p e = " S t r i n g " > H o m e P a g e L b l < / H o m e P a g e L b l > - 
-         < I t e m L b l   E l e m e n t T y p e = " C o l u m n "   E l e m e n t I d = " 2 1 1 5 2 0 3 3 0 "   D a t a T y p e = " S t r i n g " > I t e m L b l < / I t e m L b l > - 
-         < N e t W e i g h t L b l   E l e m e n t T y p e = " C o l u m n "   E l e m e n t I d = " 8 0 8 0 5 9 8 5 6 "   D a t a T y p e = " S t r i n g " > N e t W e i g h t L b l < / N e t W e i g h t L b l > - 
-         < P a g e L b l   E l e m e n t T y p e = " C o l u m n "   E l e m e n t I d = " 2 7 0 2 9 6 3 3 2 "   D a t a T y p e = " L a b e l " > P a g e L b l < / P a g e L b l > - 
-         < Q u a n t i t y L b l   E l e m e n t T y p e = " C o l u m n "   E l e m e n t I d = " 2 7 2 0 7 7 8 0 "   D a t a T y p e = " S t r i n g " > Q u a n t i t y L b l < / Q u a n t i t y L b l > - 
-         < S a l e s P e r s o n L b l   E l e m e n t T y p e = " C o l u m n "   E l e m e n t I d = " 2 0 3 5 7 5 8 2 2 2 "   D a t a T y p e = " T e x t " > S a l e s P e r s o n L b l < / S a l e s P e r s o n L b l > - 
-         < S a l e s P e r s o n N a m e   E l e m e n t T y p e = " C o l u m n "   E l e m e n t I d = " 8 7 1 4 9 2 9 8 3 "   D a t a T y p e = " T e x t " > S a l e s P e r s o n N a m e < / S a l e s P e r s o n N a m e > - 
-         < S e l l T o C o n t a c t E m a i l   E l e m e n t T y p e = " C o l u m n "   E l e m e n t I d = " 2 6 2 8 2 4 5 6 4 "   D a t a T y p e = " T e x t " > S e l l T o C o n t a c t E m a i l < / S e l l T o C o n t a c t E m a i l > - 
-         < S e l l T o C o n t a c t E m a i l L b l   E l e m e n t T y p e = " C o l u m n "   E l e m e n t I d = " 3 7 0 9 2 0 3 7 4 "   D a t a T y p e = " L a b e l " > S e l l T o C o n t a c t E m a i l L b l < / S e l l T o C o n t a c t E m a i l L b l > - 
-         < S e l l T o C o n t a c t M o b i l e P h o n e N o   E l e m e n t T y p e = " C o l u m n "   E l e m e n t I d = " 1 8 4 3 5 8 7 4 7 "   D a t a T y p e = " T e x t " > S e l l T o C o n t a c t M o b i l e P h o n e N o < / S e l l T o C o n t a c t M o b i l e P h o n e N o > - 
-         < S e l l T o C o n t a c t M o b i l e P h o n e N o L b l   E l e m e n t T y p e = " C o l u m n "   E l e m e n t I d = " 1 4 5 7 5 2 8 4 1 7 "   D a t a T y p e = " L a b e l " > S e l l T o C o n t a c t M o b i l e P h o n e N o L b l < / S e l l T o C o n t a c t M o b i l e P h o n e N o L b l > - 
-         < S e l l T o C o n t a c t P h o n e N o   E l e m e n t T y p e = " C o l u m n "   E l e m e n t I d = " 1 6 1 3 8 2 2 4 8 3 "   D a t a T y p e = " T e x t " > S e l l T o C o n t a c t P h o n e N o < / S e l l T o C o n t a c t P h o n e N o > - 
-         < S e l l T o C o n t a c t P h o n e N o L b l   E l e m e n t T y p e = " C o l u m n "   E l e m e n t I d = " 1 0 5 0 6 8 6 8 0 9 "   D a t a T y p e = " L a b e l " > S e l l T o C o n t a c t P h o n e N o L b l < / S e l l T o C o n t a c t P h o n e N o L b l > - 
-         < S h i p m e n t M e t h o d D e s c r i p t i o n   E l e m e n t T y p e = " C o l u m n "   E l e m e n t I d = " 2 0 5 9 4 0 3 2 6 0 "   D a t a T y p e = " T e x t " > S h i p m e n t M e t h o d D e s c r i p t i o n < / S h i p m e n t M e t h o d D e s c r i p t i o n > - 
-         < S h i p m e n t M e t h o d D e s c r i p t i o n L b l   E l e m e n t T y p e = " C o l u m n "   E l e m e n t I d = " 1 3 1 0 7 6 9 9 4 "   D a t a T y p e = " S t r i n g " > S h i p m e n t M e t h o d D e s c r i p t i o n L b l < / S h i p m e n t M e t h o d D e s c r i p t i o n L b l > - 
-         < S h o w W o r k D e s c r i p t i o n   E l e m e n t T y p e = " C o l u m n "   E l e m e n t I d = " 7 8 5 4 6 8 8 6 5 "   D a t a T y p e = " B o o l e a n " > S h o w W o r k D e s c r i p t i o n < / S h o w W o r k D e s c r i p t i o n > - 
-         < S i g n a t u r e L b l   E l e m e n t T y p e = " C o l u m n "   E l e m e n t I d = " 9 1 0 9 5 0 3 4 7 "   D a t a T y p e = " L a b e l " > S i g n a t u r e L b l < / S i g n a t u r e L b l > - 
-         < S i g n a t u r e N a m e L b l   E l e m e n t T y p e = " C o l u m n "   E l e m e n t I d = " 1 0 2 8 2 9 0 9 4 0 "   D a t a T y p e = " L a b e l " > S i g n a t u r e N a m e L b l < / S i g n a t u r e N a m e L b l > - 
-         < S i g n a t u r e P o s i t i o n L b l   E l e m e n t T y p e = " C o l u m n "   E l e m e n t I d = " 6 0 9 3 1 5 1 8 6 "   D a t a T y p e = " L a b e l " > S i g n a t u r e P o s i t i o n L b l < / S i g n a t u r e P o s i t i o n L b l > - 
-         < T a r i f f L b l   E l e m e n t T y p e = " C o l u m n "   E l e m e n t I d = " 1 7 9 3 6 1 9 4 0 9 "   D a t a T y p e = " S t r i n g " > T a r i f f L b l < / T a r i f f L b l > - 
-         < T o t a l A m o u n t I n c l V A T L b l   E l e m e n t T y p e = " C o l u m n "   E l e m e n t I d = " 1 3 1 7 8 8 7 6 3 0 "   D a t a T y p e = " T e x t " > T o t a l A m o u n t I n c l V A T L b l < / T o t a l A m o u n t I n c l V A T L b l > - 
-         < T o t a l A m o u n t L b l   E l e m e n t T y p e = " C o l u m n "   E l e m e n t I d = " 1 2 1 0 2 0 8 3 7 7 "   D a t a T y p e = " T e x t " > T o t a l A m o u n t L b l < / T o t a l A m o u n t L b l > - 
-         < T o t a l W e i g h t L b l   E l e m e n t T y p e = " C o l u m n "   E l e m e n t I d = " 1 0 3 4 9 8 5 3 9 7 "   D a t a T y p e = " L a b e l " > T o t a l W e i g h t L b l < / T o t a l W e i g h t L b l > - 
-         < U n i t P r i c e L b l   E l e m e n t T y p e = " C o l u m n "   E l e m e n t I d = " 6 3 9 0 7 3 1 5 6 "   D a t a T y p e = " S t r i n g " > U n i t P r i c e L b l < / U n i t P r i c e L b l > - 
-         < V A T A m o u n t L b l   E l e m e n t T y p e = " C o l u m n "   E l e m e n t I d = " 1 8 4 5 5 5 8 6 7 2 "   D a t a T y p e = " T e x t " > V A T A m o u n t L b l < / V A T A m o u n t L b l > - 
-         < V A T P c t L b l   E l e m e n t T y p e = " C o l u m n "   E l e m e n t I d = " 8 8 4 3 2 7 1 8 1 "   D a t a T y p e = " S t r i n g " > V A T P c t L b l < / V A T P c t L b l > - 
-         < V A T R e g N o L b l   E l e m e n t T y p e = " C o l u m n "   E l e m e n t I d = " 1 5 8 9 8 1 5 5 5 7 "   D a t a T y p e = " T e x t " > V A T R e g N o L b l < / V A T R e g N o L b l > - 
-         < Y o u r R e f e r e n c e   E l e m e n t T y p e = " C o l u m n "   E l e m e n t I d = " 1 1 0 3 9 9 5 1 "   D a t a T y p e = " T e x t " > Y o u r R e f e r e n c e < / Y o u r R e f e r e n c e > - 
-         < Y o u r R e f e r e n c e L b l   E l e m e n t T y p e = " C o l u m n "   E l e m e n t I d = " 1 0 4 0 0 4 0 1 1 7 "   D a t a T y p e = " S t r i n g " > Y o u r R e f e r e n c e L b l < / Y o u r R e f e r e n c e L b l > - 
-         < L i n e   E l e m e n t T y p e = " D a t a I t e m "   E l e m e n t I d = " 4 1 1 9 7 6 1 3 3 " > - 
-             < C o u n t r y O f M a n u f a c t u r i n g   E l e m e n t T y p e = " C o l u m n "   E l e m e n t I d = " 9 6 7 5 1 0 9 9 6 "   D a t a T y p e = " C o d e " > C o u n t r y O f M a n u f a c t u r i n g < / C o u n t r y O f M a n u f a c t u r i n g > - 
-             < I t e m D e s c r i p t i o n   E l e m e n t T y p e = " C o l u m n "   E l e m e n t I d = " 1 9 6 5 3 9 3 7 9 0 "   D a t a T y p e = " T e x t " > I t e m D e s c r i p t i o n < / I t e m D e s c r i p t i o n > - 
-             < L i n e A m o u n t   E l e m e n t T y p e = " C o l u m n "   E l e m e n t I d = " 1 6 4 5 5 1 1 0 0 1 "   D a t a T y p e = " T e x t " > L i n e A m o u n t < / L i n e A m o u n t > - 
-             < N e t W e i g h t   E l e m e n t T y p e = " C o l u m n "   E l e m e n t I d = " 1 8 1 6 3 8 9 3 4 2 "   D a t a T y p e = " D e c i m a l " > N e t W e i g h t < / N e t W e i g h t > - 
-             < P r i c e   E l e m e n t T y p e = " C o l u m n "   E l e m e n t I d = " 1 4 8 7 8 5 5 2 6 4 "   D a t a T y p e = " T e x t " > P r i c e < / P r i c e > - 
-             < Q u a n t i t y   E l e m e n t T y p e = " C o l u m n "   E l e m e n t I d = " 5 5 6 9 2 0 8 8 6 "   D a t a T y p e = " D e c i m a l " > Q u a n t i t y < / Q u a n t i t y > - 
-             < T a r i f f   E l e m e n t T y p e = " C o l u m n "   E l e m e n t I d = " 1 6 1 7 3 6 3 7 2 3 "   D a t a T y p e = " C o d e " > T a r i f f < / T a r i f f > - 
-             < V A T A m o u n t   E l e m e n t T y p e = " C o l u m n "   E l e m e n t I d = " 7 4 4 7 0 7 5 5 4 "   D a t a T y p e = " T e x t " > V A T A m o u n t < / V A T A m o u n t > - 
-             < V A T P c t   E l e m e n t T y p e = " C o l u m n "   E l e m e n t I d = " 4 2 6 2 1 7 3 8 3 "   D a t a T y p e = " D e c i m a l " > V A T P c t < / V A T P c t > - 
-         < / L i n e > - 
-         < W o r k D e s c r i p t i o n L i n e s   E l e m e n t T y p e = " D a t a I t e m "   E l e m e n t I d = " 2 7 6 8 1 9 4 4 7 " > - 
-             < W o r k D e s c r i p t i o n L i n e   E l e m e n t T y p e = " C o l u m n "   E l e m e n t I d = " 1 9 4 7 6 2 1 6 7 6 "   D a t a T y p e = " T e x t " > W o r k D e s c r i p t i o n L i n e < / W o r k D e s c r i p t i o n L i n e > - 
-             < W o r k D e s c r i p t i o n L i n e N u m b e r   E l e m e n t T y p e = " C o l u m n "   E l e m e n t I d = " 7 9 7 3 0 7 2 2 3 "   D a t a T y p e = " I n t e g e r " > W o r k D e s c r i p t i o n L i n e N u m b e r < / W o r k D e s c r i p t i o n L i n e N u m b e r > - 
-         < / W o r k D e s c r i p t i o n L i n e s > - 
-         < T o t a l s   E l e m e n t T y p e = " D a t a I t e m "   E l e m e n t I d = " 1 8 2 3 9 5 0 0 4 4 " > - 
-             < T o t a l A m o u n t I n c l V A T   E l e m e n t T y p e = " C o l u m n "   E l e m e n t I d = " 1 4 2 2 4 2 7 9 5 2 "   D a t a T y p e = " T e x t " > T o t a l A m o u n t I n c l V A T < / T o t a l A m o u n t I n c l V A T > - 
-             < T o t a l V a l u e   E l e m e n t T y p e = " C o l u m n "   E l e m e n t I d = " 2 1 0 1 8 1 0 8 8 4 "   D a t a T y p e = " T e x t " > T o t a l V a l u e < / T o t a l V a l u e > - 
-             < T o t a l V A T A m o u n t   E l e m e n t T y p e = " C o l u m n "   E l e m e n t I d = " 1 6 2 7 1 0 2 3 2 8 "   D a t a T y p e = " T e x t " > T o t a l V A T A m o u n t < / T o t a l V A T A m o u n t > - 
-             < T o t a l W e i g h t   E l e m e n t T y p e = " C o l u m n "   E l e m e n t I d = " 2 1 4 2 2 3 7 7 4 5 "   D a t a T y p e = " D e c i m a l " > T o t a l W e i g h t < / T o t a l W e i g h t > - 
-         < / T o t a l s > - 
-     < / H e a d e r > - 
- < / N a v W o r d R e p o r t X m l P a r t > 
+<file path=customXml/item2.xml><?xml version="1.0" encoding="utf-8"?>
+<b:Sources xmlns:b="http://schemas.openxmlformats.org/officeDocument/2006/bibliography" xmlns="http://schemas.openxmlformats.org/officeDocument/2006/bibliography" SelectedStyle="\APASixthEditionOfficeOnline.xsl" StyleName="APA" Version="6"/>
 </file>
 
-<file path=customXml/item3.xml><?xml version="1.0" encoding="utf-8"?>
-<b:Sources xmlns:b="http://schemas.openxmlformats.org/officeDocument/2006/bibliography" xmlns="http://schemas.openxmlformats.org/officeDocument/2006/bibliography" SelectedStyle="\APASixthEditionOfficeOnline.xsl" StyleName="APA" Version="6"/>
+<file path=customXml/item3.xml>��< ? x m l   v e r s i o n = " 1 . 0 "   e n c o d i n g = " u t f - 1 6 " ? > < N a v W o r d R e p o r t X m l P a r t   x m l n s = " u r n : m i c r o s o f t - d y n a m i c s - b u s i n e s s c e n t r a l / i n t e r n a l / e x t e n d e d / r e p o r t s / S t a n d a r d _ S a l e s _ P r o _ F o r m a _ I n v / 1 3 0 2 / " > + 
+     < B C R e p o r t I n f o r m a t i o n > + 
+         < R e p o r t M e t a d a t a > + 
+             < E x t e n s i o n I d > E x t e n s i o n   I D < / E x t e n s i o n I d > + 
+             < E x t e n s i o n N a m e > E x t e n s i o n   N a m e < / E x t e n s i o n N a m e > + 
+             < E x t e n s i o n P u b l i s h e r > E x t e n s i o n   P u b l i s h e r < / E x t e n s i o n P u b l i s h e r > + 
+             < E x t e n s i o n V e r s i o n > E x t e n s i o n   V e r s i o n < / E x t e n s i o n V e r s i o n > + 
+             < R e p o r t I d > R e p o r t   I D < / R e p o r t I d > + 
+             < R e p o r t N a m e > R e p o r t   N a m e < / R e p o r t N a m e > + 
+             < A b o u t T h i s R e p o r t T i t l e > A b o u t   T h i s   R e p o r t   T i t l e < / A b o u t T h i s R e p o r t T i t l e > + 
+             < A b o u t T h i s R e p o r t T e x t > A b o u t   T h i s   R e p o r t   T e x t < / A b o u t T h i s R e p o r t T e x t > + 
+             < R e p o r t H e l p L i n k > R e p o r t   H e l p   L i n k < / R e p o r t H e l p L i n k > + 
+         < / R e p o r t M e t a d a t a > + 
+         < R e p o r t R e q u e s t > + 
+             < T e n a n t E n t r a I d > T e n a n t   E n t r a   I d < / T e n a n t E n t r a I d > + 
+             < E n v i r o n m e n t N a m e > E n v i r o n m e n t   N a m e < / E n v i r o n m e n t N a m e > + 
+             < E n v i r o n m e n t T y p e > E n v i r o n m e n t   T y p e < / E n v i r o n m e n t T y p e > + 
+             < C o m p a n y N a m e > C o m p a n y   N a m e < / C o m p a n y N a m e > + 
+             < C o m p a n y D i s p l a y N a m e > C o m p a n y   D i s p l a y   N a m e < / C o m p a n y D i s p l a y N a m e > + 
+             < C o m p a n y I d > C o m p a n y   I D < / C o m p a n y I d > + 
+             < U s e r N a m e > U s e r   N a m e < / U s e r N a m e > + 
+             < D a t e A n d T i m e > D a t e   a n d   T i m e < / D a t e A n d T i m e > + 
+             < L a n g u a g e > L a n g u a g e < / L a n g u a g e > + 
+             < F o r m a t R e g i o n > F o r m a t   R e g i o n < / F o r m a t R e g i o n > + 
+             < D a t e T i m e V a l u e s > + 
+                 < Y e a r > Y e a r < / Y e a r > + 
+                 < M o n t h N u m b e r > M o n t h   N u m b e r < / M o n t h N u m b e r > + 
+                 < D a y N u m b e r > D a y   N u m b e r < / D a y N u m b e r > + 
+                 < H o u r > H o u r < / H o u r > + 
+                 < M i n u t e > M i n u t e < / M i n u t e > + 
+             < / D a t e T i m e V a l u e s > + 
+         < / R e p o r t R e q u e s t > + 
+     < / B C R e p o r t I n f o r m a t i o n > + 
+     < T o o l t i p s / > + 
+     < H e a d e r   E l e m e n t T y p e = " D a t a I t e m "   E l e m e n t I d = " 1 2 4 0 3 7 3 8 8 6 " > + 
+         < A m o u n t L b l   E l e m e n t T y p e = " C o l u m n "   E l e m e n t I d = " 9 0 1 6 2 1 0 3 7 "   D a t a T y p e = " S t r i n g " > A m o u n t L b l < / A m o u n t L b l > + 
+         < B i l l T o C o n t a c t E m a i l   E l e m e n t T y p e = " C o l u m n "   E l e m e n t I d = " 3 3 5 8 2 7 8 9 5 "   D a t a T y p e = " T e x t " > B i l l T o C o n t a c t E m a i l < / B i l l T o C o n t a c t E m a i l > + 
+         < B i l l T o C o n t a c t E m a i l L b l   E l e m e n t T y p e = " C o l u m n "   E l e m e n t I d = " 2 9 6 4 7 8 3 6 5 "   D a t a T y p e = " T e x t C o n s t " > B i l l T o C o n t a c t E m a i l L b l < / B i l l T o C o n t a c t E m a i l L b l > + 
+         < B i l l T o C o n t a c t M o b i l e P h o n e N o   E l e m e n t T y p e = " C o l u m n "   E l e m e n t I d = " 2 4 8 4 8 8 6 9 6 "   D a t a T y p e = " T e x t " > B i l l T o C o n t a c t M o b i l e P h o n e N o < / B i l l T o C o n t a c t M o b i l e P h o n e N o > + 
+         < B i l l T o C o n t a c t M o b i l e P h o n e N o L b l   E l e m e n t T y p e = " C o l u m n "   E l e m e n t I d = " 2 7 6 3 1 1 3 3 8 "   D a t a T y p e = " T e x t C o n s t " > B i l l T o C o n t a c t M o b i l e P h o n e N o L b l < / B i l l T o C o n t a c t M o b i l e P h o n e N o L b l > + 
+         < B i l l T o C o n t a c t P h o n e N o   E l e m e n t T y p e = " C o l u m n "   E l e m e n t I d = " 3 6 2 4 7 7 4 8 8 "   D a t a T y p e = " T e x t " > B i l l T o C o n t a c t P h o n e N o < / B i l l T o C o n t a c t P h o n e N o > + 
+         < B i l l T o C o n t a c t P h o n e N o L b l   E l e m e n t T y p e = " C o l u m n "   E l e m e n t I d = " 2 1 2 3 3 4 5 9 6 6 "   D a t a T y p e = " T e x t C o n s t " > B i l l T o C o n t a c t P h o n e N o L b l < / B i l l T o C o n t a c t P h o n e N o L b l > + 
+         < C o m p a n y A d d r e s s 1   E l e m e n t T y p e = " C o l u m n "   E l e m e n t I d = " 1 8 8 4 1 6 4 3 2 3 "   D a t a T y p e = " T e x t " > C o m p a n y A d d r e s s 1 < / C o m p a n y A d d r e s s 1 > + 
+         < C o m p a n y A d d r e s s 2   E l e m e n t T y p e = " C o l u m n "   E l e m e n t I d = " 1 2 4 6 4 6 7 7 0 6 "   D a t a T y p e = " T e x t " > C o m p a n y A d d r e s s 2 < / C o m p a n y A d d r e s s 2 > + 
+         < C o m p a n y A d d r e s s 3   E l e m e n t T y p e = " C o l u m n "   E l e m e n t I d = " 6 0 8 7 7 1 0 8 9 "   D a t a T y p e = " T e x t " > C o m p a n y A d d r e s s 3 < / C o m p a n y A d d r e s s 3 > + 
+         < C o m p a n y A d d r e s s 4   E l e m e n t T y p e = " C o l u m n "   E l e m e n t I d = " 7 7 7 6 8 0 1 1 2 "   D a t a T y p e = " T e x t " > C o m p a n y A d d r e s s 4 < / C o m p a n y A d d r e s s 4 > + 
+         < C o m p a n y A d d r e s s 5   E l e m e n t T y p e = " C o l u m n "   E l e m e n t I d = " 1 3 9 9 8 3 4 9 5 "   D a t a T y p e = " T e x t " > C o m p a n y A d d r e s s 5 < / C o m p a n y A d d r e s s 5 > + 
+         < C o m p a n y A d d r e s s 6   E l e m e n t T y p e = " C o l u m n "   E l e m e n t I d = " 4 9 7 7 1 3 1 2 2 "   D a t a T y p e = " T e x t " > C o m p a n y A d d r e s s 6 < / C o m p a n y A d d r e s s 6 > + 
+         < C o m p a n y A d d r e s s 7   E l e m e n t T y p e = " C o l u m n "   E l e m e n t I d = " 1 1 3 5 4 0 9 7 3 9 "   D a t a T y p e = " T e x t " > C o m p a n y A d d r e s s 7 < / C o m p a n y A d d r e s s 7 > + 
+         < C o m p a n y A d d r e s s 8   E l e m e n t T y p e = " C o l u m n "   E l e m e n t I d = " 1 7 1 5 2 5 5 3 0 0 "   D a t a T y p e = " T e x t " > C o m p a n y A d d r e s s 8 < / C o m p a n y A d d r e s s 8 > + 
+         < C o m p a n y E M a i l   E l e m e n t T y p e = " C o l u m n "   E l e m e n t I d = " 1 6 7 7 0 7 4 0 5 8 "   D a t a T y p e = " T e x t " > C o m p a n y E M a i l < / C o m p a n y E M a i l > + 
+         < C o m p a n y H o m e P a g e   E l e m e n t T y p e = " C o l u m n "   E l e m e n t I d = " 1 9 8 9 1 8 8 7 0 "   D a t a T y p e = " T e x t " > C o m p a n y H o m e P a g e < / C o m p a n y H o m e P a g e > + 
+         < C o m p a n y L e g a l O f f i c e   E l e m e n t T y p e = " C o l u m n "   E l e m e n t I d = " 7 1 4 2 5 8 1 1 1 "   D a t a T y p e = " T e x t " > C o m p a n y L e g a l O f f i c e < / C o m p a n y L e g a l O f f i c e > + 
+         < C o m p a n y L e g a l O f f i c e L b l   E l e m e n t T y p e = " C o l u m n "   E l e m e n t I d = " 7 0 0 0 1 4 3 6 3 "   D a t a T y p e = " T e x t " > C o m p a n y L e g a l O f f i c e L b l < / C o m p a n y L e g a l O f f i c e L b l > + 
+         < C o m p a n y P h o n e N o   E l e m e n t T y p e = " C o l u m n "   E l e m e n t I d = " 2 5 0 4 4 0 6 5 5 "   D a t a T y p e = " T e x t " > C o m p a n y P h o n e N o < / C o m p a n y P h o n e N o > + 
+         < C o m p a n y P h o n e N o L b l   E l e m e n t T y p e = " C o l u m n "   E l e m e n t I d = " 1 4 0 2 7 9 8 1 5 5 "   D a t a T y p e = " S t r i n g " > C o m p a n y P h o n e N o L b l < / C o m p a n y P h o n e N o L b l > + 
+         < C o m p a n y P i c t u r e   E l e m e n t T y p e = " C o l u m n "   E l e m e n t I d = " 1 3 9 7 4 1 1 0 7 4 "   D a t a T y p e = " B L O B " / > + 
+         < C o m p a n y V A T R e g N o   E l e m e n t T y p e = " C o l u m n "   E l e m e n t I d = " 1 7 1 4 3 1 9 3 6 "   D a t a T y p e = " T e x t " > C o m p a n y V A T R e g N o < / C o m p a n y V A T R e g N o > + 
+         < C o u n t r y O f M a n u f a c t u c t u r e L b l   E l e m e n t T y p e = " C o l u m n "   E l e m e n t I d = " 6 8 3 0 8 4 6 7 9 "   D a t a T y p e = " T e x t C o n s t " > C o u n t r y O f M a n u f a c t u c t u r e L b l < / C o u n t r y O f M a n u f a c t u c t u r e L b l > + 
+         < C u r r e n c y   E l e m e n t T y p e = " C o l u m n "   E l e m e n t I d = " 1 4 1 3 6 7 1 0 5 8 "   D a t a T y p e = " C o d e " > C u r r e n c y < / C u r r e n c y > + 
+         < C u r r e n c y L b l   E l e m e n t T y p e = " C o l u m n "   E l e m e n t I d = " 1 1 6 2 5 3 0 8 4 8 "   D a t a T y p e = " S t r i n g " > C u r r e n c y L b l < / C u r r e n c y L b l > + 
+         < C u s t o m e r A d d r e s s 1   E l e m e n t T y p e = " C o l u m n "   E l e m e n t I d = " 1 8 0 1 9 6 6 4 5 4 "   D a t a T y p e = " T e x t " > C u s t o m e r A d d r e s s 1 < / C u s t o m e r A d d r e s s 1 > + 
+         < C u s t o m e r A d d r e s s 2   E l e m e n t T y p e = " C o l u m n "   E l e m e n t I d = " 1 1 6 4 2 6 9 8 3 7 "   D a t a T y p e = " T e x t " > C u s t o m e r A d d r e s s 2 < / C u s t o m e r A d d r e s s 2 > + 
+         < C u s t o m e r A d d r e s s 3   E l e m e n t T y p e = " C o l u m n "   E l e m e n t I d = " 5 2 6 5 7 3 2 2 0 "   D a t a T y p e = " T e x t " > C u s t o m e r A d d r e s s 3 < / C u s t o m e r A d d r e s s 3 > + 
+         < C u s t o m e r A d d r e s s 4   E l e m e n t T y p e = " C o l u m n "   E l e m e n t I d = " 1 1 1 1 2 3 3 9 7 "   D a t a T y p e = " T e x t " > C u s t o m e r A d d r e s s 4 < / C u s t o m e r A d d r e s s 4 > + 
+         < C u s t o m e r A d d r e s s 5   E l e m e n t T y p e = " C o l u m n "   E l e m e n t I d = " 7 4 8 8 2 0 0 1 4 "   D a t a T y p e = " T e x t " > C u s t o m e r A d d r e s s 5 < / C u s t o m e r A d d r e s s 5 > + 
+         < C u s t o m e r A d d r e s s 6   E l e m e n t T y p e = " C o l u m n "   E l e m e n t I d = " 1 3 8 6 5 1 6 6 3 1 "   D a t a T y p e = " T e x t " > C u s t o m e r A d d r e s s 6 < / C u s t o m e r A d d r e s s 6 > + 
+         < C u s t o m e r A d d r e s s 7   E l e m e n t T y p e = " C o l u m n "   E l e m e n t I d = " 2 0 2 4 2 1 3 2 4 8 "   D a t a T y p e = " T e x t " > C u s t o m e r A d d r e s s 7 < / C u s t o m e r A d d r e s s 7 > + 
+         < C u s t o m e r A d d r e s s 8   E l e m e n t T y p e = " C o l u m n "   E l e m e n t I d = " 1 0 4 8 6 9 8 5 8 5 "   D a t a T y p e = " T e x t " > C u s t o m e r A d d r e s s 8 < / C u s t o m e r A d d r e s s 8 > + 
+         < C u s t o m e r V A T R e g i s t r a t i o n N o L b l   E l e m e n t T y p e = " C o l u m n "   E l e m e n t I d = " 1 9 3 3 3 6 8 9 6 "   D a t a T y p e = " T e x t " > C u s t o m e r V A T R e g i s t r a t i o n N o L b l < / C u s t o m e r V A T R e g i s t r a t i o n N o L b l > + 
+         < C u s t o m e r V A T R e g N o   E l e m e n t T y p e = " C o l u m n "   E l e m e n t I d = " 3 6 6 7 3 9 2 6 9 "   D a t a T y p e = " T e x t " > C u s t o m e r V A T R e g N o < / C u s t o m e r V A T R e g N o > + 
+         < D e c l a r t i o n L b l   E l e m e n t T y p e = " C o l u m n "   E l e m e n t I d = " 1 7 3 1 1 5 3 7 1 8 "   D a t a T y p e = " T e x t C o n s t " > D e c l a r t i o n L b l < / D e c l a r t i o n L b l > + 
+         < D o c u m e n t D a t e   E l e m e n t T y p e = " C o l u m n "   E l e m e n t I d = " 5 5 2 8 7 1 9 1 4 "   D a t a T y p e = " S t r i n g " > D o c u m e n t D a t e < / D o c u m e n t D a t e > + 
+         < D o c u m e n t N o   E l e m e n t T y p e = " C o l u m n "   E l e m e n t I d = " 9 7 0 3 5 0 5 3 9 "   D a t a T y p e = " C o d e " > D o c u m e n t N o < / D o c u m e n t N o > + 
+         < D o c u m e n t T i t l e L b l   E l e m e n t T y p e = " C o l u m n "   E l e m e n t I d = " 4 7 5 6 0 9 4 4 8 "   D a t a T y p e = " T e x t " > D o c u m e n t T i t l e L b l < / D o c u m e n t T i t l e L b l > + 
+         < E M a i l L b l   E l e m e n t T y p e = " C o l u m n "   E l e m e n t I d = " 9 4 8 6 9 2 2 4 5 "   D a t a T y p e = " S t r i n g " > E M a i l L b l < / E M a i l L b l > + 
+         < E x t e r n a l D o c u m e n t N o   E l e m e n t T y p e = " C o l u m n "   E l e m e n t I d = " 7 3 3 9 5 3 9 6 6 "   D a t a T y p e = " C o d e " > E x t e r n a l D o c u m e n t N o < / E x t e r n a l D o c u m e n t N o > + 
+         < E x t e r n a l D o c u m e n t N o L b l   E l e m e n t T y p e = " C o l u m n "   E l e m e n t I d = " 7 8 3 2 8 7 4 5 2 "   D a t a T y p e = " S t r i n g " > E x t e r n a l D o c u m e n t N o L b l < / E x t e r n a l D o c u m e n t N o L b l > + 
+         < H o m e P a g e L b l   E l e m e n t T y p e = " C o l u m n "   E l e m e n t I d = " 9 0 3 6 3 2 5 7 3 "   D a t a T y p e = " S t r i n g " > H o m e P a g e L b l < / H o m e P a g e L b l > + 
+         < I t e m L b l   E l e m e n t T y p e = " C o l u m n "   E l e m e n t I d = " 2 1 1 5 2 0 3 3 0 "   D a t a T y p e = " S t r i n g " > I t e m L b l < / I t e m L b l > + 
+         < N e t W e i g h t L b l   E l e m e n t T y p e = " C o l u m n "   E l e m e n t I d = " 8 0 8 0 5 9 8 5 6 "   D a t a T y p e = " S t r i n g " > N e t W e i g h t L b l < / N e t W e i g h t L b l > + 
+         < P a g e L b l   E l e m e n t T y p e = " C o l u m n "   E l e m e n t I d = " 2 7 0 2 9 6 3 3 2 "   D a t a T y p e = " T e x t C o n s t " > P a g e L b l < / P a g e L b l > + 
+         < Q u a n t i t y L b l   E l e m e n t T y p e = " C o l u m n "   E l e m e n t I d = " 2 7 2 0 7 7 8 0 "   D a t a T y p e = " S t r i n g " > Q u a n t i t y L b l < / Q u a n t i t y L b l > + 
+         < S a l e s P e r s o n L b l   E l e m e n t T y p e = " C o l u m n "   E l e m e n t I d = " 2 0 3 5 7 5 8 2 2 2 "   D a t a T y p e = " T e x t " > S a l e s P e r s o n L b l < / S a l e s P e r s o n L b l > + 
+         < S a l e s P e r s o n N a m e   E l e m e n t T y p e = " C o l u m n "   E l e m e n t I d = " 8 7 1 4 9 2 9 8 3 "   D a t a T y p e = " T e x t " > S a l e s P e r s o n N a m e < / S a l e s P e r s o n N a m e > + 
+         < S e l l T o C o n t a c t E m a i l   E l e m e n t T y p e = " C o l u m n "   E l e m e n t I d = " 2 6 2 8 2 4 5 6 4 "   D a t a T y p e = " T e x t " > S e l l T o C o n t a c t E m a i l < / S e l l T o C o n t a c t E m a i l > + 
+         < S e l l T o C o n t a c t E m a i l L b l   E l e m e n t T y p e = " C o l u m n "   E l e m e n t I d = " 3 7 0 9 2 0 3 7 4 "   D a t a T y p e = " T e x t C o n s t " > S e l l T o C o n t a c t E m a i l L b l < / S e l l T o C o n t a c t E m a i l L b l > + 
+         < S e l l T o C o n t a c t M o b i l e P h o n e N o   E l e m e n t T y p e = " C o l u m n "   E l e m e n t I d = " 1 8 4 3 5 8 7 4 7 "   D a t a T y p e = " T e x t " > S e l l T o C o n t a c t M o b i l e P h o n e N o < / S e l l T o C o n t a c t M o b i l e P h o n e N o > + 
+         < S e l l T o C o n t a c t M o b i l e P h o n e N o L b l   E l e m e n t T y p e = " C o l u m n "   E l e m e n t I d = " 1 4 5 7 5 2 8 4 1 7 "   D a t a T y p e = " T e x t C o n s t " > S e l l T o C o n t a c t M o b i l e P h o n e N o L b l < / S e l l T o C o n t a c t M o b i l e P h o n e N o L b l > + 
+         < S e l l T o C o n t a c t P h o n e N o   E l e m e n t T y p e = " C o l u m n "   E l e m e n t I d = " 1 6 1 3 8 2 2 4 8 3 "   D a t a T y p e = " T e x t " > S e l l T o C o n t a c t P h o n e N o < / S e l l T o C o n t a c t P h o n e N o > + 
+         < S e l l T o C o n t a c t P h o n e N o L b l   E l e m e n t T y p e = " C o l u m n "   E l e m e n t I d = " 1 0 5 0 6 8 6 8 0 9 "   D a t a T y p e = " T e x t C o n s t " > S e l l T o C o n t a c t P h o n e N o L b l < / S e l l T o C o n t a c t P h o n e N o L b l > + 
+         < S h i p m e n t M e t h o d D e s c r i p t i o n   E l e m e n t T y p e = " C o l u m n "   E l e m e n t I d = " 2 0 5 9 4 0 3 2 6 0 "   D a t a T y p e = " T e x t " > S h i p m e n t M e t h o d D e s c r i p t i o n < / S h i p m e n t M e t h o d D e s c r i p t i o n > + 
+         < S h i p m e n t M e t h o d D e s c r i p t i o n L b l   E l e m e n t T y p e = " C o l u m n "   E l e m e n t I d = " 1 3 1 0 7 6 9 9 4 "   D a t a T y p e = " S t r i n g " > S h i p m e n t M e t h o d D e s c r i p t i o n L b l < / S h i p m e n t M e t h o d D e s c r i p t i o n L b l > + 
+         < S h o w W o r k D e s c r i p t i o n   E l e m e n t T y p e = " C o l u m n "   E l e m e n t I d = " 7 8 5 4 6 8 8 6 5 "   D a t a T y p e = " B o o l e a n " > S h o w W o r k D e s c r i p t i o n < / S h o w W o r k D e s c r i p t i o n > + 
+         < S i g n a t u r e L b l   E l e m e n t T y p e = " C o l u m n "   E l e m e n t I d = " 9 1 0 9 5 0 3 4 7 "   D a t a T y p e = " T e x t C o n s t " > S i g n a t u r e L b l < / S i g n a t u r e L b l > + 
+         < S i g n a t u r e N a m e L b l   E l e m e n t T y p e = " C o l u m n "   E l e m e n t I d = " 1 0 2 8 2 9 0 9 4 0 "   D a t a T y p e = " T e x t C o n s t " > S i g n a t u r e N a m e L b l < / S i g n a t u r e N a m e L b l > + 
+         < S i g n a t u r e P o s i t i o n L b l   E l e m e n t T y p e = " C o l u m n "   E l e m e n t I d = " 6 0 9 3 1 5 1 8 6 "   D a t a T y p e = " T e x t C o n s t " > S i g n a t u r e P o s i t i o n L b l < / S i g n a t u r e P o s i t i o n L b l > + 
+         < T a r i f f L b l   E l e m e n t T y p e = " C o l u m n "   E l e m e n t I d = " 1 7 9 3 6 1 9 4 0 9 "   D a t a T y p e = " S t r i n g " > T a r i f f L b l < / T a r i f f L b l > + 
+         < T o t a l A m o u n t I n c l V A T L b l   E l e m e n t T y p e = " C o l u m n "   E l e m e n t I d = " 1 3 1 7 8 8 7 6 3 0 "   D a t a T y p e = " T e x t " > T o t a l A m o u n t I n c l V A T L b l < / T o t a l A m o u n t I n c l V A T L b l > + 
+         < T o t a l A m o u n t L b l   E l e m e n t T y p e = " C o l u m n "   E l e m e n t I d = " 1 2 1 0 2 0 8 3 7 7 "   D a t a T y p e = " T e x t " > T o t a l A m o u n t L b l < / T o t a l A m o u n t L b l > + 
+         < T o t a l W e i g h t L b l   E l e m e n t T y p e = " C o l u m n "   E l e m e n t I d = " 1 0 3 4 9 8 5 3 9 7 "   D a t a T y p e = " T e x t C o n s t " > T o t a l W e i g h t L b l < / T o t a l W e i g h t L b l > + 
+         < U n i t P r i c e L b l   E l e m e n t T y p e = " C o l u m n "   E l e m e n t I d = " 6 3 9 0 7 3 1 5 6 "   D a t a T y p e = " S t r i n g " > U n i t P r i c e L b l < / U n i t P r i c e L b l > + 
+         < V A T A m o u n t L b l   E l e m e n t T y p e = " C o l u m n "   E l e m e n t I d = " 1 8 4 5 5 5 8 6 7 2 "   D a t a T y p e = " T e x t " > V A T A m o u n t L b l < / V A T A m o u n t L b l > + 
+         < V A T P c t L b l   E l e m e n t T y p e = " C o l u m n "   E l e m e n t I d = " 8 8 4 3 2 7 1 8 1 "   D a t a T y p e = " S t r i n g " > V A T P c t L b l < / V A T P c t L b l > + 
+         < V A T R e g N o L b l   E l e m e n t T y p e = " C o l u m n "   E l e m e n t I d = " 1 5 8 9 8 1 5 5 5 7 "   D a t a T y p e = " T e x t " > V A T R e g N o L b l < / V A T R e g N o L b l > + 
+         < Y o u r R e f e r e n c e   E l e m e n t T y p e = " C o l u m n "   E l e m e n t I d = " 1 1 0 3 9 9 5 1 "   D a t a T y p e = " T e x t " > Y o u r R e f e r e n c e < / Y o u r R e f e r e n c e > + 
+         < Y o u r R e f e r e n c e L b l   E l e m e n t T y p e = " C o l u m n "   E l e m e n t I d = " 1 0 4 0 0 4 0 1 1 7 "   D a t a T y p e = " S t r i n g " > Y o u r R e f e r e n c e L b l < / Y o u r R e f e r e n c e L b l > + 
+         < L i n e   E l e m e n t T y p e = " D a t a I t e m "   E l e m e n t I d = " 4 1 1 9 7 6 1 3 3 " > + 
+             < C o u n t r y O f M a n u f a c t u r i n g   E l e m e n t T y p e = " C o l u m n "   E l e m e n t I d = " 9 6 7 5 1 0 9 9 6 "   D a t a T y p e = " C o d e " > C o u n t r y O f M a n u f a c t u r i n g < / C o u n t r y O f M a n u f a c t u r i n g > + 
+             < I t e m D e s c r i p t i o n   E l e m e n t T y p e = " C o l u m n "   E l e m e n t I d = " 1 9 6 5 3 9 3 7 9 0 "   D a t a T y p e = " T e x t " > I t e m D e s c r i p t i o n < / I t e m D e s c r i p t i o n > + 
+             < L i n e A m o u n t   E l e m e n t T y p e = " C o l u m n "   E l e m e n t I d = " 1 6 4 5 5 1 1 0 0 1 "   D a t a T y p e = " T e x t " > L i n e A m o u n t < / L i n e A m o u n t > + 
+             < N e t W e i g h t   E l e m e n t T y p e = " C o l u m n "   E l e m e n t I d = " 1 8 1 6 3 8 9 3 4 2 "   D a t a T y p e = " D e c i m a l " > N e t W e i g h t < / N e t W e i g h t > + 
+             < P r i c e   E l e m e n t T y p e = " C o l u m n "   E l e m e n t I d = " 1 4 8 7 8 5 5 2 6 4 "   D a t a T y p e = " T e x t " > P r i c e < / P r i c e > + 
+             < Q u a n t i t y   E l e m e n t T y p e = " C o l u m n "   E l e m e n t I d = " 5 5 6 9 2 0 8 8 6 "   D a t a T y p e = " D e c i m a l " > Q u a n t i t y < / Q u a n t i t y > + 
+             < T a r i f f   E l e m e n t T y p e = " C o l u m n "   E l e m e n t I d = " 1 6 1 7 3 6 3 7 2 3 "   D a t a T y p e = " C o d e " > T a r i f f < / T a r i f f > + 
+             < V A T A m o u n t   E l e m e n t T y p e = " C o l u m n "   E l e m e n t I d = " 7 4 4 7 0 7 5 5 4 "   D a t a T y p e = " T e x t " > V A T A m o u n t < / V A T A m o u n t > + 
+             < V A T P c t   E l e m e n t T y p e = " C o l u m n "   E l e m e n t I d = " 4 2 6 2 1 7 3 8 3 "   D a t a T y p e = " D e c i m a l " > V A T P c t < / V A T P c t > + 
+         < / L i n e > + 
+         < W o r k D e s c r i p t i o n L i n e s   E l e m e n t T y p e = " D a t a I t e m "   E l e m e n t I d = " 2 7 6 8 1 9 4 4 7 " > + 
+             < W o r k D e s c r i p t i o n L i n e   E l e m e n t T y p e = " C o l u m n "   E l e m e n t I d = " 1 9 4 7 6 2 1 6 7 6 "   D a t a T y p e = " T e x t " > W o r k D e s c r i p t i o n L i n e < / W o r k D e s c r i p t i o n L i n e > + 
+             < W o r k D e s c r i p t i o n L i n e N u m b e r   E l e m e n t T y p e = " C o l u m n "   E l e m e n t I d = " 7 9 7 3 0 7 2 2 3 "   D a t a T y p e = " I n t e g e r " > W o r k D e s c r i p t i o n L i n e N u m b e r < / W o r k D e s c r i p t i o n L i n e N u m b e r > + 
+         < / W o r k D e s c r i p t i o n L i n e s > + 
+         < T o t a l s   E l e m e n t T y p e = " D a t a I t e m "   E l e m e n t I d = " 1 8 2 3 9 5 0 0 4 4 " > + 
+             < T o t a l A m o u n t I n c l V A T   E l e m e n t T y p e = " C o l u m n "   E l e m e n t I d = " 1 4 2 2 4 2 7 9 5 2 "   D a t a T y p e = " T e x t " > T o t a l A m o u n t I n c l V A T < / T o t a l A m o u n t I n c l V A T > + 
+             < T o t a l V a l u e   E l e m e n t T y p e = " C o l u m n "   E l e m e n t I d = " 2 1 0 1 8 1 0 8 8 4 "   D a t a T y p e = " T e x t " > T o t a l V a l u e < / T o t a l V a l u e > + 
+             < T o t a l V A T A m o u n t   E l e m e n t T y p e = " C o l u m n "   E l e m e n t I d = " 1 6 2 7 1 0 2 3 2 8 "   D a t a T y p e = " T e x t " > T o t a l V A T A m o u n t < / T o t a l V A T A m o u n t > + 
+             < T o t a l W e i g h t   E l e m e n t T y p e = " C o l u m n "   E l e m e n t I d = " 2 1 4 2 2 3 7 7 4 5 "   D a t a T y p e = " D e c i m a l " > T o t a l W e i g h t < / T o t a l W e i g h t > + 
+         < / T o t a l s > + 
+     < / H e a d e r > + 
+ < / N a v W o r d R e p o r t X m l P a r t > 
 </file>
 
 <file path=customXml/itemProps1.xml><?xml version="1.0" encoding="utf-8"?>
@@ -6210,17 +6643,17 @@
 </file>
 
 <file path=customXml/itemProps2.xml><?xml version="1.0" encoding="utf-8"?>
-<ds:datastoreItem xmlns:ds="http://schemas.openxmlformats.org/officeDocument/2006/customXml" ds:itemID="{3C17B632-D076-48F1-904C-89B662E446FA}">
+<ds:datastoreItem xmlns:ds="http://schemas.openxmlformats.org/officeDocument/2006/customXml" ds:itemID="{8C00CB74-2B00-4575-BDB7-0D4EE853C3C1}">
   <ds:schemaRefs>
-    <ds:schemaRef ds:uri="urn:microsoft-dynamics-businesscentral/internal/extended/reports/Standard_Sales_Pro_Forma_Inv/1302/"/>
+    <ds:schemaRef ds:uri="http://schemas.openxmlformats.org/officeDocument/2006/bibliography"/>
   </ds:schemaRefs>
 </ds:datastoreItem>
 </file>
 
 <file path=customXml/itemProps3.xml><?xml version="1.0" encoding="utf-8"?>
-<ds:datastoreItem xmlns:ds="http://schemas.openxmlformats.org/officeDocument/2006/customXml" ds:itemID="{8C00CB74-2B00-4575-BDB7-0D4EE853C3C1}">
+<ds:datastoreItem xmlns:ds="http://schemas.openxmlformats.org/officeDocument/2006/customXml" ds:itemID="{3C17B632-D076-48F1-904C-89B662E446FA}">
   <ds:schemaRefs>
-    <ds:schemaRef ds:uri="http://schemas.openxmlformats.org/officeDocument/2006/bibliography"/>
+    <ds:schemaRef ds:uri="urn:microsoft-dynamics-businesscentral/internal/extended/reports/Standard_Sales_Pro_Forma_Inv/1302/"/>
   </ds:schemaRefs>
 </ds:datastoreItem>
 </file>

--- a/src/Layers/W1/BaseApp/Sales/Document/StandardSalesProFormaInvBody.docx
+++ b/src/Layers/W1/BaseApp/Sales/Document/StandardSalesProFormaInvBody.docx
@@ -34,7 +34,7 @@
             <w:placeholder>
               <w:docPart w:val="BB1050C2C8994367A8126BE74A881D55"/>
             </w:placeholder>
-            <w:dataBinding w:prefixMappings="&lt;xmlns:ns0='urn:microsoft-dynamics-nav/reports/Standard_Sales_Pro_Forma_Inv/1302/' " w:xpath="/ns0:NavWordReportXmlPart[1]/ns0:Header[1]/ns0:CustomerAddress1[1]" w:storeItemID="{00000000-0000-0000-0000-000000000000}"/>
+            <w:dataBinding w:prefixMappings="xmlns:ns0='urn:microsoft-dynamics-nav/reports/Standard_Sales_Pro_Forma_Inv/1302/'" w:xpath="/ns0:NavWordReportXmlPart[1]/ns0:Header[1]/ns0:CustomerAddress1[1]" w:storeItemID="{00000000-0000-0000-0000-000000000000}"/>
             <w15:color w:val="808080"/>
             <w:text/>
           </w:sdtPr>
@@ -94,7 +94,7 @@
             <w:placeholder>
               <w:docPart w:val="E1C3DFAE78E14FD2B2D0C1DCF6D40B28"/>
             </w:placeholder>
-            <w:dataBinding w:prefixMappings="&lt;xmlns:ns0='urn:microsoft-dynamics-nav/reports/Standard_Sales_Pro_Forma_Inv/1302/' " w:xpath="/ns0:NavWordReportXmlPart[1]/ns0:Header[1]/ns0:CompanyAddress1[1]" w:storeItemID="{00000000-0000-0000-0000-000000000000}"/>
+            <w:dataBinding w:prefixMappings="xmlns:ns0='urn:microsoft-dynamics-nav/reports/Standard_Sales_Pro_Forma_Inv/1302/'" w:xpath="/ns0:NavWordReportXmlPart[1]/ns0:Header[1]/ns0:CompanyAddress1[1]" w:storeItemID="{00000000-0000-0000-0000-000000000000}"/>
             <w15:color w:val="808080"/>
             <w:text/>
           </w:sdtPr>
@@ -144,7 +144,7 @@
             <w:placeholder>
               <w:docPart w:val="BB1050C2C8994367A8126BE74A881D55"/>
             </w:placeholder>
-            <w:dataBinding w:prefixMappings="&lt;xmlns:ns0='urn:microsoft-dynamics-nav/reports/Standard_Sales_Pro_Forma_Inv/1302/' " w:xpath="/ns0:NavWordReportXmlPart[1]/ns0:Header[1]/ns0:CustomerAddress2[1]" w:storeItemID="{00000000-0000-0000-0000-000000000000}"/>
+            <w:dataBinding w:prefixMappings="xmlns:ns0='urn:microsoft-dynamics-nav/reports/Standard_Sales_Pro_Forma_Inv/1302/'" w:xpath="/ns0:NavWordReportXmlPart[1]/ns0:Header[1]/ns0:CustomerAddress2[1]" w:storeItemID="{00000000-0000-0000-0000-000000000000}"/>
             <w15:color w:val="808080"/>
             <w:text/>
           </w:sdtPr>
@@ -198,7 +198,7 @@
             <w:placeholder>
               <w:docPart w:val="C0C1B5D2A0B74192B7E45A7530D8650F"/>
             </w:placeholder>
-            <w:dataBinding w:prefixMappings="&lt;xmlns:ns0='urn:microsoft-dynamics-nav/reports/Standard_Sales_Pro_Forma_Inv/1302/' " w:xpath="/ns0:NavWordReportXmlPart[1]/ns0:Header[1]/ns0:CompanyAddress2[1]" w:storeItemID="{00000000-0000-0000-0000-000000000000}"/>
+            <w:dataBinding w:prefixMappings="xmlns:ns0='urn:microsoft-dynamics-nav/reports/Standard_Sales_Pro_Forma_Inv/1302/'" w:xpath="/ns0:NavWordReportXmlPart[1]/ns0:Header[1]/ns0:CompanyAddress2[1]" w:storeItemID="{00000000-0000-0000-0000-000000000000}"/>
             <w15:color w:val="808080"/>
             <w:text/>
           </w:sdtPr>
@@ -245,7 +245,7 @@
             <w:placeholder>
               <w:docPart w:val="BB1050C2C8994367A8126BE74A881D55"/>
             </w:placeholder>
-            <w:dataBinding w:prefixMappings="&lt;xmlns:ns0='urn:microsoft-dynamics-nav/reports/Standard_Sales_Pro_Forma_Inv/1302/' " w:xpath="/ns0:NavWordReportXmlPart[1]/ns0:Header[1]/ns0:CustomerAddress3[1]" w:storeItemID="{00000000-0000-0000-0000-000000000000}"/>
+            <w:dataBinding w:prefixMappings="xmlns:ns0='urn:microsoft-dynamics-nav/reports/Standard_Sales_Pro_Forma_Inv/1302/'" w:xpath="/ns0:NavWordReportXmlPart[1]/ns0:Header[1]/ns0:CustomerAddress3[1]" w:storeItemID="{00000000-0000-0000-0000-000000000000}"/>
             <w15:color w:val="808080"/>
             <w:text/>
           </w:sdtPr>
@@ -299,7 +299,7 @@
             <w:placeholder>
               <w:docPart w:val="FBFF5AC15E064F02AB44E2AFC1AF80D5"/>
             </w:placeholder>
-            <w:dataBinding w:prefixMappings="&lt;xmlns:ns0='urn:microsoft-dynamics-nav/reports/Standard_Sales_Pro_Forma_Inv/1302/' " w:xpath="/ns0:NavWordReportXmlPart[1]/ns0:Header[1]/ns0:CompanyAddress3[1]" w:storeItemID="{00000000-0000-0000-0000-000000000000}"/>
+            <w:dataBinding w:prefixMappings="xmlns:ns0='urn:microsoft-dynamics-nav/reports/Standard_Sales_Pro_Forma_Inv/1302/'" w:xpath="/ns0:NavWordReportXmlPart[1]/ns0:Header[1]/ns0:CompanyAddress3[1]" w:storeItemID="{00000000-0000-0000-0000-000000000000}"/>
             <w15:color w:val="808080"/>
             <w:text/>
           </w:sdtPr>
@@ -346,7 +346,7 @@
             <w:placeholder>
               <w:docPart w:val="BB1050C2C8994367A8126BE74A881D55"/>
             </w:placeholder>
-            <w:dataBinding w:prefixMappings="&lt;xmlns:ns0='urn:microsoft-dynamics-nav/reports/Standard_Sales_Pro_Forma_Inv/1302/' " w:xpath="/ns0:NavWordReportXmlPart[1]/ns0:Header[1]/ns0:CustomerAddress4[1]" w:storeItemID="{00000000-0000-0000-0000-000000000000}"/>
+            <w:dataBinding w:prefixMappings="xmlns:ns0='urn:microsoft-dynamics-nav/reports/Standard_Sales_Pro_Forma_Inv/1302/'" w:xpath="/ns0:NavWordReportXmlPart[1]/ns0:Header[1]/ns0:CustomerAddress4[1]" w:storeItemID="{00000000-0000-0000-0000-000000000000}"/>
             <w15:color w:val="808080"/>
             <w:text/>
           </w:sdtPr>
@@ -400,7 +400,7 @@
             <w:placeholder>
               <w:docPart w:val="E4A3209ACF2B4C339143EDB1A7517A2D"/>
             </w:placeholder>
-            <w:dataBinding w:prefixMappings="&lt;xmlns:ns0='urn:microsoft-dynamics-nav/reports/Standard_Sales_Pro_Forma_Inv/1302/' " w:xpath="/ns0:NavWordReportXmlPart[1]/ns0:Header[1]/ns0:CompanyAddress4[1]" w:storeItemID="{00000000-0000-0000-0000-000000000000}"/>
+            <w:dataBinding w:prefixMappings="xmlns:ns0='urn:microsoft-dynamics-nav/reports/Standard_Sales_Pro_Forma_Inv/1302/'" w:xpath="/ns0:NavWordReportXmlPart[1]/ns0:Header[1]/ns0:CompanyAddress4[1]" w:storeItemID="{00000000-0000-0000-0000-000000000000}"/>
             <w15:color w:val="808080"/>
             <w:text/>
           </w:sdtPr>
@@ -447,7 +447,7 @@
             <w:placeholder>
               <w:docPart w:val="BB1050C2C8994367A8126BE74A881D55"/>
             </w:placeholder>
-            <w:dataBinding w:prefixMappings="&lt;xmlns:ns0='urn:microsoft-dynamics-nav/reports/Standard_Sales_Pro_Forma_Inv/1302/' " w:xpath="/ns0:NavWordReportXmlPart[1]/ns0:Header[1]/ns0:CustomerAddress5[1]" w:storeItemID="{00000000-0000-0000-0000-000000000000}"/>
+            <w:dataBinding w:prefixMappings="xmlns:ns0='urn:microsoft-dynamics-nav/reports/Standard_Sales_Pro_Forma_Inv/1302/'" w:xpath="/ns0:NavWordReportXmlPart[1]/ns0:Header[1]/ns0:CustomerAddress5[1]" w:storeItemID="{00000000-0000-0000-0000-000000000000}"/>
             <w15:color w:val="808080"/>
             <w:text/>
           </w:sdtPr>
@@ -501,7 +501,7 @@
             <w:placeholder>
               <w:docPart w:val="4CE97AB939E04268923FA8C8602250DA"/>
             </w:placeholder>
-            <w:dataBinding w:prefixMappings="&lt;xmlns:ns0='urn:microsoft-dynamics-nav/reports/Standard_Sales_Pro_Forma_Inv/1302/' " w:xpath="/ns0:NavWordReportXmlPart[1]/ns0:Header[1]/ns0:CompanyAddress5[1]" w:storeItemID="{00000000-0000-0000-0000-000000000000}"/>
+            <w:dataBinding w:prefixMappings="xmlns:ns0='urn:microsoft-dynamics-nav/reports/Standard_Sales_Pro_Forma_Inv/1302/'" w:xpath="/ns0:NavWordReportXmlPart[1]/ns0:Header[1]/ns0:CompanyAddress5[1]" w:storeItemID="{00000000-0000-0000-0000-000000000000}"/>
             <w15:color w:val="808080"/>
             <w:text/>
           </w:sdtPr>
@@ -548,7 +548,7 @@
             <w:placeholder>
               <w:docPart w:val="BB1050C2C8994367A8126BE74A881D55"/>
             </w:placeholder>
-            <w:dataBinding w:prefixMappings="&lt;xmlns:ns0='urn:microsoft-dynamics-nav/reports/Standard_Sales_Pro_Forma_Inv/1302/' " w:xpath="/ns0:NavWordReportXmlPart[1]/ns0:Header[1]/ns0:CustomerAddress6[1]" w:storeItemID="{00000000-0000-0000-0000-000000000000}"/>
+            <w:dataBinding w:prefixMappings="xmlns:ns0='urn:microsoft-dynamics-nav/reports/Standard_Sales_Pro_Forma_Inv/1302/'" w:xpath="/ns0:NavWordReportXmlPart[1]/ns0:Header[1]/ns0:CustomerAddress6[1]" w:storeItemID="{00000000-0000-0000-0000-000000000000}"/>
             <w15:color w:val="808080"/>
             <w:text/>
           </w:sdtPr>
@@ -602,7 +602,7 @@
             <w:placeholder>
               <w:docPart w:val="7A4FFA8C27C24AC0B5B0461E1B3B8ED4"/>
             </w:placeholder>
-            <w:dataBinding w:prefixMappings="&lt;xmlns:ns0='urn:microsoft-dynamics-nav/reports/Standard_Sales_Pro_Forma_Inv/1302/' " w:xpath="/ns0:NavWordReportXmlPart[1]/ns0:Header[1]/ns0:CompanyAddress6[1]" w:storeItemID="{00000000-0000-0000-0000-000000000000}"/>
+            <w:dataBinding w:prefixMappings="xmlns:ns0='urn:microsoft-dynamics-nav/reports/Standard_Sales_Pro_Forma_Inv/1302/'" w:xpath="/ns0:NavWordReportXmlPart[1]/ns0:Header[1]/ns0:CompanyAddress6[1]" w:storeItemID="{00000000-0000-0000-0000-000000000000}"/>
             <w15:color w:val="808080"/>
             <w:text/>
           </w:sdtPr>
@@ -649,7 +649,7 @@
             <w:placeholder>
               <w:docPart w:val="BB1050C2C8994367A8126BE74A881D55"/>
             </w:placeholder>
-            <w:dataBinding w:prefixMappings="&lt;xmlns:ns0='urn:microsoft-dynamics-nav/reports/Standard_Sales_Pro_Forma_Inv/1302/' " w:xpath="/ns0:NavWordReportXmlPart[1]/ns0:Header[1]/ns0:CustomerAddress7[1]" w:storeItemID="{00000000-0000-0000-0000-000000000000}"/>
+            <w:dataBinding w:prefixMappings="xmlns:ns0='urn:microsoft-dynamics-nav/reports/Standard_Sales_Pro_Forma_Inv/1302/'" w:xpath="/ns0:NavWordReportXmlPart[1]/ns0:Header[1]/ns0:CustomerAddress7[1]" w:storeItemID="{00000000-0000-0000-0000-000000000000}"/>
             <w15:color w:val="808080"/>
             <w:text/>
           </w:sdtPr>
@@ -724,7 +724,7 @@
             <w:placeholder>
               <w:docPart w:val="BB1050C2C8994367A8126BE74A881D55"/>
             </w:placeholder>
-            <w:dataBinding w:prefixMappings="&lt;xmlns:ns0='urn:microsoft-dynamics-nav/reports/Standard_Sales_Pro_Forma_Inv/1302/' " w:xpath="/ns0:NavWordReportXmlPart[1]/ns0:Header[1]/ns0:CustomerAddress8[1]" w:storeItemID="{00000000-0000-0000-0000-000000000000}"/>
+            <w:dataBinding w:prefixMappings="xmlns:ns0='urn:microsoft-dynamics-nav/reports/Standard_Sales_Pro_Forma_Inv/1302/'" w:xpath="/ns0:NavWordReportXmlPart[1]/ns0:Header[1]/ns0:CustomerAddress8[1]" w:storeItemID="{00000000-0000-0000-0000-000000000000}"/>
             <w15:color w:val="808080"/>
             <w:text/>
           </w:sdtPr>
@@ -862,7 +862,7 @@
             <w:placeholder>
               <w:docPart w:val="E4A936BB3F784CE892CE53F1B8632C13"/>
             </w:placeholder>
-            <w:dataBinding w:prefixMappings="&lt;xmlns:ns0='urn:microsoft-dynamics-nav/reports/Standard_Sales_Pro_Forma_Inv/1302/' " w:xpath="/ns0:NavWordReportXmlPart[1]/ns0:Header[1]/ns0:ExternalDocumentNoLbl[1]" w:storeItemID="{00000000-0000-0000-0000-000000000000}"/>
+            <w:dataBinding w:prefixMappings="xmlns:ns0='urn:microsoft-dynamics-nav/reports/Standard_Sales_Pro_Forma_Inv/1302/'" w:xpath="/ns0:NavWordReportXmlPart[1]/ns0:Header[1]/ns0:ExternalDocumentNoLbl[1]" w:storeItemID="{00000000-0000-0000-0000-000000000000}"/>
             <w15:color w:val="808080"/>
             <w:text/>
           </w:sdtPr>
@@ -904,7 +904,7 @@
             <w:placeholder>
               <w:docPart w:val="F43B6BD8035C4471A8C4B2E257BE925C"/>
             </w:placeholder>
-            <w:dataBinding w:prefixMappings="&lt;xmlns:ns0='urn:microsoft-dynamics-nav/reports/Standard_Sales_Pro_Forma_Inv/1302/' " w:xpath="/ns0:NavWordReportXmlPart[1]/ns0:Header[1]/ns0:CustomerVATRegistrationNoLbl[1]" w:storeItemID="{00000000-0000-0000-0000-000000000000}"/>
+            <w:dataBinding w:prefixMappings="xmlns:ns0='urn:microsoft-dynamics-nav/reports/Standard_Sales_Pro_Forma_Inv/1302/'" w:xpath="/ns0:NavWordReportXmlPart[1]/ns0:Header[1]/ns0:CustomerVATRegistrationNoLbl[1]" w:storeItemID="{00000000-0000-0000-0000-000000000000}"/>
             <w15:color w:val="808080"/>
             <w:text/>
           </w:sdtPr>
@@ -946,7 +946,7 @@
             <w:placeholder>
               <w:docPart w:val="3DA281722B2D421BAAB5F481FEF3A94A"/>
             </w:placeholder>
-            <w:dataBinding w:prefixMappings="&lt;xmlns:ns0='urn:microsoft-dynamics-nav/reports/Standard_Sales_Pro_Forma_Inv/1302/' " w:xpath="/ns0:NavWordReportXmlPart[1]/ns0:Header[1]/ns0:YourReferenceLbl[1]" w:storeItemID="{00000000-0000-0000-0000-000000000000}"/>
+            <w:dataBinding w:prefixMappings="xmlns:ns0='urn:microsoft-dynamics-nav/reports/Standard_Sales_Pro_Forma_Inv/1302/'" w:xpath="/ns0:NavWordReportXmlPart[1]/ns0:Header[1]/ns0:YourReferenceLbl[1]" w:storeItemID="{00000000-0000-0000-0000-000000000000}"/>
             <w15:color w:val="808080"/>
             <w:text/>
           </w:sdtPr>
@@ -1034,7 +1034,7 @@
             <w:placeholder>
               <w:docPart w:val="D6204E6720F44A199DE256409D1A9028"/>
             </w:placeholder>
-            <w:dataBinding w:prefixMappings="&lt;xmlns:ns0='urn:microsoft-dynamics-nav/reports/Standard_Sales_Pro_Forma_Inv/1302/' " w:xpath="/ns0:NavWordReportXmlPart[1]/ns0:Header[1]/ns0:ExternalDocumentNo[1]" w:storeItemID="{00000000-0000-0000-0000-000000000000}"/>
+            <w:dataBinding w:prefixMappings="xmlns:ns0='urn:microsoft-dynamics-nav/reports/Standard_Sales_Pro_Forma_Inv/1302/'" w:xpath="/ns0:NavWordReportXmlPart[1]/ns0:Header[1]/ns0:ExternalDocumentNo[1]" w:storeItemID="{00000000-0000-0000-0000-000000000000}"/>
             <w15:color w:val="808080"/>
             <w:text/>
           </w:sdtPr>
@@ -1076,7 +1076,7 @@
             <w:placeholder>
               <w:docPart w:val="1FBC201A7B774392B0F5729EFA4322DC"/>
             </w:placeholder>
-            <w:dataBinding w:prefixMappings="&lt;xmlns:ns0='urn:microsoft-dynamics-nav/reports/Standard_Sales_Pro_Forma_Inv/1302/' " w:xpath="/ns0:NavWordReportXmlPart[1]/ns0:Header[1]/ns0:CustomerVATRegNo[1]" w:storeItemID="{00000000-0000-0000-0000-000000000000}"/>
+            <w:dataBinding w:prefixMappings="xmlns:ns0='urn:microsoft-dynamics-nav/reports/Standard_Sales_Pro_Forma_Inv/1302/'" w:xpath="/ns0:NavWordReportXmlPart[1]/ns0:Header[1]/ns0:CustomerVATRegNo[1]" w:storeItemID="{00000000-0000-0000-0000-000000000000}"/>
             <w15:color w:val="808080"/>
             <w:text/>
           </w:sdtPr>
@@ -1118,7 +1118,7 @@
             <w:placeholder>
               <w:docPart w:val="976365F18AF44D9D95B0086103816739"/>
             </w:placeholder>
-            <w:dataBinding w:prefixMappings="&lt;xmlns:ns0='urn:microsoft-dynamics-nav/reports/Standard_Sales_Pro_Forma_Inv/1302/' " w:xpath="/ns0:NavWordReportXmlPart[1]/ns0:Header[1]/ns0:YourReference[1]" w:storeItemID="{00000000-0000-0000-0000-000000000000}"/>
+            <w:dataBinding w:prefixMappings="xmlns:ns0='urn:microsoft-dynamics-nav/reports/Standard_Sales_Pro_Forma_Inv/1302/'" w:xpath="/ns0:NavWordReportXmlPart[1]/ns0:Header[1]/ns0:YourReference[1]" w:storeItemID="{00000000-0000-0000-0000-000000000000}"/>
             <w15:color w:val="808080"/>
             <w:text/>
           </w:sdtPr>
@@ -1226,7 +1226,7 @@
             <w:placeholder>
               <w:docPart w:val="5556F837F7DC48A4A3304BE7CEB52FBD"/>
             </w:placeholder>
-            <w:dataBinding w:prefixMappings="&lt;xmlns:ns0='urn:microsoft-dynamics-nav/reports/Standard_Sales_Pro_Forma_Inv/1302/' " w:xpath="/ns0:NavWordReportXmlPart[1]/ns0:Header[1]/ns0:ShipmentMethodDescriptionLbl[1]" w:storeItemID="{00000000-0000-0000-0000-000000000000}"/>
+            <w:dataBinding w:prefixMappings="xmlns:ns0='urn:microsoft-dynamics-nav/reports/Standard_Sales_Pro_Forma_Inv/1302/'" w:xpath="/ns0:NavWordReportXmlPart[1]/ns0:Header[1]/ns0:ShipmentMethodDescriptionLbl[1]" w:storeItemID="{00000000-0000-0000-0000-000000000000}"/>
             <w15:color w:val="808080"/>
             <w:text/>
           </w:sdtPr>
@@ -1268,7 +1268,7 @@
             <w:placeholder>
               <w:docPart w:val="873EC22A4E994BE4AB06F5D3EE8F90A0"/>
             </w:placeholder>
-            <w:dataBinding w:prefixMappings="&lt;xmlns:ns0='urn:microsoft-dynamics-nav/reports/Standard_Sales_Pro_Forma_Inv/1302/' " w:xpath="/ns0:NavWordReportXmlPart[1]/ns0:Header[1]/ns0:VATRegNoLbl[1]" w:storeItemID="{00000000-0000-0000-0000-000000000000}"/>
+            <w:dataBinding w:prefixMappings="xmlns:ns0='urn:microsoft-dynamics-nav/reports/Standard_Sales_Pro_Forma_Inv/1302/'" w:xpath="/ns0:NavWordReportXmlPart[1]/ns0:Header[1]/ns0:VATRegNoLbl[1]" w:storeItemID="{00000000-0000-0000-0000-000000000000}"/>
             <w15:color w:val="808080"/>
             <w:text/>
           </w:sdtPr>
@@ -1310,7 +1310,7 @@
             <w:placeholder>
               <w:docPart w:val="67EB4ACD3855486A89ACF09215B856F5"/>
             </w:placeholder>
-            <w:dataBinding w:prefixMappings="&lt;xmlns:ns0='urn:microsoft-dynamics-nav/reports/Standard_Sales_Pro_Forma_Inv/1302/' " w:xpath="/ns0:NavWordReportXmlPart[1]/ns0:Header[1]/ns0:SalesPersonLbl[1]" w:storeItemID="{00000000-0000-0000-0000-000000000000}"/>
+            <w:dataBinding w:prefixMappings="xmlns:ns0='urn:microsoft-dynamics-nav/reports/Standard_Sales_Pro_Forma_Inv/1302/'" w:xpath="/ns0:NavWordReportXmlPart[1]/ns0:Header[1]/ns0:SalesPersonLbl[1]" w:storeItemID="{00000000-0000-0000-0000-000000000000}"/>
             <w15:color w:val="808080"/>
             <w:text/>
           </w:sdtPr>
@@ -1352,7 +1352,7 @@
             <w:placeholder>
               <w:docPart w:val="0DFE205F07344CDE8B7DE04F8418A41F"/>
             </w:placeholder>
-            <w:dataBinding w:prefixMappings="&lt;xmlns:ns0='urn:microsoft-dynamics-nav/reports/Standard_Sales_Pro_Forma_Inv/1302/' " w:xpath="/ns0:NavWordReportXmlPart[1]/ns0:Header[1]/ns0:CurrencyLbl[1]" w:storeItemID="{00000000-0000-0000-0000-000000000000}"/>
+            <w:dataBinding w:prefixMappings="xmlns:ns0='urn:microsoft-dynamics-nav/reports/Standard_Sales_Pro_Forma_Inv/1302/'" w:xpath="/ns0:NavWordReportXmlPart[1]/ns0:Header[1]/ns0:CurrencyLbl[1]" w:storeItemID="{00000000-0000-0000-0000-000000000000}"/>
             <w15:color w:val="808080"/>
             <w:text/>
           </w:sdtPr>
@@ -1397,7 +1397,7 @@
             <w:placeholder>
               <w:docPart w:val="6E8A85BDCDA04E56BA61810B3222EC63"/>
             </w:placeholder>
-            <w:dataBinding w:prefixMappings="&lt;xmlns:ns0='urn:microsoft-dynamics-nav/reports/Standard_Sales_Pro_Forma_Inv/1302/' " w:xpath="/ns0:NavWordReportXmlPart[1]/ns0:Header[1]/ns0:ShipmentMethodDescription[1]" w:storeItemID="{00000000-0000-0000-0000-000000000000}"/>
+            <w:dataBinding w:prefixMappings="xmlns:ns0='urn:microsoft-dynamics-nav/reports/Standard_Sales_Pro_Forma_Inv/1302/'" w:xpath="/ns0:NavWordReportXmlPart[1]/ns0:Header[1]/ns0:ShipmentMethodDescription[1]" w:storeItemID="{00000000-0000-0000-0000-000000000000}"/>
             <w15:color w:val="808080"/>
             <w:text/>
           </w:sdtPr>
@@ -1439,7 +1439,7 @@
             <w:placeholder>
               <w:docPart w:val="CB615668107247839B31122A120F9A2F"/>
             </w:placeholder>
-            <w:dataBinding w:prefixMappings="&lt;xmlns:ns0='urn:microsoft-dynamics-nav/reports/Standard_Sales_Pro_Forma_Inv/1302/' " w:xpath="/ns0:NavWordReportXmlPart[1]/ns0:Header[1]/ns0:CompanyVATRegNo[1]" w:storeItemID="{00000000-0000-0000-0000-000000000000}"/>
+            <w:dataBinding w:prefixMappings="xmlns:ns0='urn:microsoft-dynamics-nav/reports/Standard_Sales_Pro_Forma_Inv/1302/'" w:xpath="/ns0:NavWordReportXmlPart[1]/ns0:Header[1]/ns0:CompanyVATRegNo[1]" w:storeItemID="{00000000-0000-0000-0000-000000000000}"/>
             <w15:color w:val="808080"/>
             <w:text/>
           </w:sdtPr>
@@ -1481,7 +1481,7 @@
             <w:placeholder>
               <w:docPart w:val="16A10E0276444A26B405BA7B0CF5D71B"/>
             </w:placeholder>
-            <w:dataBinding w:prefixMappings="&lt;xmlns:ns0='urn:microsoft-dynamics-nav/reports/Standard_Sales_Pro_Forma_Inv/1302/' " w:xpath="/ns0:NavWordReportXmlPart[1]/ns0:Header[1]/ns0:SalesPersonName[1]" w:storeItemID="{00000000-0000-0000-0000-000000000000}"/>
+            <w:dataBinding w:prefixMappings="xmlns:ns0='urn:microsoft-dynamics-nav/reports/Standard_Sales_Pro_Forma_Inv/1302/'" w:xpath="/ns0:NavWordReportXmlPart[1]/ns0:Header[1]/ns0:SalesPersonName[1]" w:storeItemID="{00000000-0000-0000-0000-000000000000}"/>
             <w15:color w:val="808080"/>
             <w:text/>
           </w:sdtPr>
@@ -1527,7 +1527,7 @@
               <w:placeholder>
                 <w:docPart w:val="9356E4569D544DCAB55BFED5F810B3B6"/>
               </w:placeholder>
-              <w:dataBinding w:prefixMappings="&lt;xmlns:ns0='urn:microsoft-dynamics-nav/reports/Standard_Sales_Pro_Forma_Inv/1302/' " w:xpath="/ns0:NavWordReportXmlPart[1]/ns0:Header[1]/ns0:Currency[1]" w:storeItemID="{00000000-0000-0000-0000-000000000000}"/>
+              <w:dataBinding w:prefixMappings="xmlns:ns0='urn:microsoft-dynamics-nav/reports/Standard_Sales_Pro_Forma_Inv/1302/'" w:xpath="/ns0:NavWordReportXmlPart[1]/ns0:Header[1]/ns0:Currency[1]" w:storeItemID="{00000000-0000-0000-0000-000000000000}"/>
               <w15:color w:val="808080"/>
               <w:text/>
             </w:sdtPr>
@@ -1598,7 +1598,7 @@
             <w:placeholder>
               <w:docPart w:val="568F44E2AB434794973B7660D657E151"/>
             </w:placeholder>
-            <w:dataBinding w:prefixMappings="&lt;xmlns:ns0='urn:microsoft-dynamics-nav/reports/Standard_Sales_Pro_Forma_Inv/1302/' " w:xpath="/ns0:NavWordReportXmlPart[1]/ns0:Header[1]/ns0:ItemLbl[1]" w:storeItemID="{00000000-0000-0000-0000-000000000000}"/>
+            <w:dataBinding w:prefixMappings="xmlns:ns0='urn:microsoft-dynamics-nav/reports/Standard_Sales_Pro_Forma_Inv/1302/'" w:xpath="/ns0:NavWordReportXmlPart[1]/ns0:Header[1]/ns0:ItemLbl[1]" w:storeItemID="{00000000-0000-0000-0000-000000000000}"/>
             <w15:color w:val="808080"/>
             <w:text/>
           </w:sdtPr>
@@ -1640,7 +1640,7 @@
             <w:placeholder>
               <w:docPart w:val="568F44E2AB434794973B7660D657E151"/>
             </w:placeholder>
-            <w:dataBinding w:prefixMappings="&lt;xmlns:ns0='urn:microsoft-dynamics-nav/reports/Standard_Sales_Pro_Forma_Inv/1302/' " w:xpath="/ns0:NavWordReportXmlPart[1]/ns0:Header[1]/ns0:CountryOfManufactuctureLbl[1]" w:storeItemID="{00000000-0000-0000-0000-000000000000}"/>
+            <w:dataBinding w:prefixMappings="xmlns:ns0='urn:microsoft-dynamics-nav/reports/Standard_Sales_Pro_Forma_Inv/1302/'" w:xpath="/ns0:NavWordReportXmlPart[1]/ns0:Header[1]/ns0:CountryOfManufactuctureLbl[1]" w:storeItemID="{00000000-0000-0000-0000-000000000000}"/>
             <w15:color w:val="808080"/>
             <w:text/>
           </w:sdtPr>
@@ -1682,7 +1682,7 @@
             <w:placeholder>
               <w:docPart w:val="568F44E2AB434794973B7660D657E151"/>
             </w:placeholder>
-            <w:dataBinding w:prefixMappings="&lt;xmlns:ns0='urn:microsoft-dynamics-nav/reports/Standard_Sales_Pro_Forma_Inv/1302/' " w:xpath="/ns0:NavWordReportXmlPart[1]/ns0:Header[1]/ns0:TariffLbl[1]" w:storeItemID="{00000000-0000-0000-0000-000000000000}"/>
+            <w:dataBinding w:prefixMappings="xmlns:ns0='urn:microsoft-dynamics-nav/reports/Standard_Sales_Pro_Forma_Inv/1302/'" w:xpath="/ns0:NavWordReportXmlPart[1]/ns0:Header[1]/ns0:TariffLbl[1]" w:storeItemID="{00000000-0000-0000-0000-000000000000}"/>
             <w15:color w:val="808080"/>
             <w:text/>
           </w:sdtPr>
@@ -1724,7 +1724,7 @@
             <w:placeholder>
               <w:docPart w:val="568F44E2AB434794973B7660D657E151"/>
             </w:placeholder>
-            <w:dataBinding w:prefixMappings="&lt;xmlns:ns0='urn:microsoft-dynamics-nav/reports/Standard_Sales_Pro_Forma_Inv/1302/' " w:xpath="/ns0:NavWordReportXmlPart[1]/ns0:Header[1]/ns0:QuantityLbl[1]" w:storeItemID="{00000000-0000-0000-0000-000000000000}"/>
+            <w:dataBinding w:prefixMappings="xmlns:ns0='urn:microsoft-dynamics-nav/reports/Standard_Sales_Pro_Forma_Inv/1302/'" w:xpath="/ns0:NavWordReportXmlPart[1]/ns0:Header[1]/ns0:QuantityLbl[1]" w:storeItemID="{00000000-0000-0000-0000-000000000000}"/>
             <w15:color w:val="808080"/>
             <w:text/>
           </w:sdtPr>
@@ -1767,7 +1767,7 @@
             <w:placeholder>
               <w:docPart w:val="568F44E2AB434794973B7660D657E151"/>
             </w:placeholder>
-            <w:dataBinding w:prefixMappings="&lt;xmlns:ns0='urn:microsoft-dynamics-nav/reports/Standard_Sales_Pro_Forma_Inv/1302/' " w:xpath="/ns0:NavWordReportXmlPart[1]/ns0:Header[1]/ns0:UnitPriceLbl[1]" w:storeItemID="{00000000-0000-0000-0000-000000000000}"/>
+            <w:dataBinding w:prefixMappings="xmlns:ns0='urn:microsoft-dynamics-nav/reports/Standard_Sales_Pro_Forma_Inv/1302/'" w:xpath="/ns0:NavWordReportXmlPart[1]/ns0:Header[1]/ns0:UnitPriceLbl[1]" w:storeItemID="{00000000-0000-0000-0000-000000000000}"/>
             <w15:color w:val="808080"/>
             <w:text/>
           </w:sdtPr>
@@ -1809,7 +1809,7 @@
             <w:placeholder>
               <w:docPart w:val="6288621E7A9C433688E04BF4E07CAF57"/>
             </w:placeholder>
-            <w:dataBinding w:prefixMappings="&lt;xmlns:ns0='urn:microsoft-dynamics-nav/reports/Standard_Sales_Pro_Forma_Inv/1302/' " w:xpath="/ns0:NavWordReportXmlPart[1]/ns0:Header[1]/ns0:NetWeightLbl[1]" w:storeItemID="{00000000-0000-0000-0000-000000000000}"/>
+            <w:dataBinding w:prefixMappings="xmlns:ns0='urn:microsoft-dynamics-nav/reports/Standard_Sales_Pro_Forma_Inv/1302/'" w:xpath="/ns0:NavWordReportXmlPart[1]/ns0:Header[1]/ns0:NetWeightLbl[1]" w:storeItemID="{00000000-0000-0000-0000-000000000000}"/>
             <w15:color w:val="808080"/>
             <w:text/>
           </w:sdtPr>
@@ -1851,7 +1851,7 @@
             <w:placeholder>
               <w:docPart w:val="6288621E7A9C433688E04BF4E07CAF57"/>
             </w:placeholder>
-            <w:dataBinding w:prefixMappings="&lt;xmlns:ns0='urn:microsoft-dynamics-nav/reports/Standard_Sales_Pro_Forma_Inv/1302/' " w:xpath="/ns0:NavWordReportXmlPart[1]/ns0:Header[1]/ns0:VATPctLbl[1]" w:storeItemID="{00000000-0000-0000-0000-000000000000}"/>
+            <w:dataBinding w:prefixMappings="xmlns:ns0='urn:microsoft-dynamics-nav/reports/Standard_Sales_Pro_Forma_Inv/1302/'" w:xpath="/ns0:NavWordReportXmlPart[1]/ns0:Header[1]/ns0:VATPctLbl[1]" w:storeItemID="{00000000-0000-0000-0000-000000000000}"/>
             <w15:color w:val="808080"/>
             <w:text/>
           </w:sdtPr>
@@ -1893,7 +1893,7 @@
             <w:placeholder>
               <w:docPart w:val="6288621E7A9C433688E04BF4E07CAF57"/>
             </w:placeholder>
-            <w:dataBinding w:prefixMappings="&lt;xmlns:ns0='urn:microsoft-dynamics-nav/reports/Standard_Sales_Pro_Forma_Inv/1302/' " w:xpath="/ns0:NavWordReportXmlPart[1]/ns0:Header[1]/ns0:VATAmountLbl[1]" w:storeItemID="{00000000-0000-0000-0000-000000000000}"/>
+            <w:dataBinding w:prefixMappings="xmlns:ns0='urn:microsoft-dynamics-nav/reports/Standard_Sales_Pro_Forma_Inv/1302/'" w:xpath="/ns0:NavWordReportXmlPart[1]/ns0:Header[1]/ns0:VATAmountLbl[1]" w:storeItemID="{00000000-0000-0000-0000-000000000000}"/>
             <w15:color w:val="808080"/>
             <w:text/>
           </w:sdtPr>
@@ -1936,7 +1936,7 @@
             <w:placeholder>
               <w:docPart w:val="6288621E7A9C433688E04BF4E07CAF57"/>
             </w:placeholder>
-            <w:dataBinding w:prefixMappings="&lt;xmlns:ns0='urn:microsoft-dynamics-nav/reports/Standard_Sales_Pro_Forma_Inv/1302/' " w:xpath="/ns0:NavWordReportXmlPart[1]/ns0:Header[1]/ns0:AmountLbl[1]" w:storeItemID="{00000000-0000-0000-0000-000000000000}"/>
+            <w:dataBinding w:prefixMappings="xmlns:ns0='urn:microsoft-dynamics-nav/reports/Standard_Sales_Pro_Forma_Inv/1302/'" w:xpath="/ns0:NavWordReportXmlPart[1]/ns0:Header[1]/ns0:AmountLbl[1]" w:storeItemID="{00000000-0000-0000-0000-000000000000}"/>
             <w15:color w:val="808080"/>
             <w:text/>
           </w:sdtPr>
@@ -2121,7 +2121,7 @@
           <w:placeholder>
             <w:docPart w:val="9186D105DE5F42ABB688D396D0418C2D"/>
           </w:placeholder>
-          <w15:dataBinding w:prefixMappings="&lt;xmlns:ns0='urn:microsoft-dynamics-nav/reports/Standard_Sales_Pro_Forma_Inv/1302/' " w:xpath="/ns0:NavWordReportXmlPart[1]/ns0:Header[1]/ns0:Line" w:storeItemID="{00000000-0000-0000-0000-000000000000}"/>
+          <w15:dataBinding w:prefixMappings="xmlns:ns0='urn:microsoft-dynamics-nav/reports/Standard_Sales_Pro_Forma_Inv/1302/'" w:xpath="/ns0:NavWordReportXmlPart[1]/ns0:Header[1]/ns0:Line" w:storeItemID="{00000000-0000-0000-0000-000000000000}"/>
           <w15:color w:val="808080"/>
           <w15:repeatingSection/>
         </w:sdtPr>
@@ -2158,7 +2158,7 @@
                     <w:placeholder>
                       <w:docPart w:val="DefaultPlaceholder_-1854013440"/>
                     </w:placeholder>
-                    <w:dataBinding w:prefixMappings="&lt;xmlns:ns0='urn:microsoft-dynamics-nav/reports/Standard_Sales_Pro_Forma_Inv/1302/' " w:xpath="/ns0:NavWordReportXmlPart[1]/ns0:Header[1]/ns0:Line[1]/ns0:ItemDescription[1]" w:storeItemID="{00000000-0000-0000-0000-000000000000}"/>
+                    <w:dataBinding w:prefixMappings="xmlns:ns0='urn:microsoft-dynamics-nav/reports/Standard_Sales_Pro_Forma_Inv/1302/'" w:xpath="/ns0:NavWordReportXmlPart[1]/ns0:Header[1]/ns0:Line[1]/ns0:ItemDescription[1]" w:storeItemID="{00000000-0000-0000-0000-000000000000}"/>
                     <w15:color w:val="808080"/>
                     <w:text/>
                   </w:sdtPr>
@@ -2204,7 +2204,7 @@
                     <w:placeholder>
                       <w:docPart w:val="568F44E2AB434794973B7660D657E151"/>
                     </w:placeholder>
-                    <w:dataBinding w:prefixMappings="&lt;xmlns:ns0='urn:microsoft-dynamics-nav/reports/Standard_Sales_Pro_Forma_Inv/1302/' " w:xpath="/ns0:NavWordReportXmlPart[1]/ns0:Header[1]/ns0:Line[1]/ns0:CountryOfManufacturing[1]" w:storeItemID="{00000000-0000-0000-0000-000000000000}"/>
+                    <w:dataBinding w:prefixMappings="xmlns:ns0='urn:microsoft-dynamics-nav/reports/Standard_Sales_Pro_Forma_Inv/1302/'" w:xpath="/ns0:NavWordReportXmlPart[1]/ns0:Header[1]/ns0:Line[1]/ns0:CountryOfManufacturing[1]" w:storeItemID="{00000000-0000-0000-0000-000000000000}"/>
                     <w15:color w:val="808080"/>
                     <w:text/>
                   </w:sdtPr>
@@ -2246,7 +2246,7 @@
                     <w:placeholder>
                       <w:docPart w:val="568F44E2AB434794973B7660D657E151"/>
                     </w:placeholder>
-                    <w:dataBinding w:prefixMappings="&lt;xmlns:ns0='urn:microsoft-dynamics-nav/reports/Standard_Sales_Pro_Forma_Inv/1302/' " w:xpath="/ns0:NavWordReportXmlPart[1]/ns0:Header[1]/ns0:Line[1]/ns0:Tariff[1]" w:storeItemID="{00000000-0000-0000-0000-000000000000}"/>
+                    <w:dataBinding w:prefixMappings="xmlns:ns0='urn:microsoft-dynamics-nav/reports/Standard_Sales_Pro_Forma_Inv/1302/'" w:xpath="/ns0:NavWordReportXmlPart[1]/ns0:Header[1]/ns0:Line[1]/ns0:Tariff[1]" w:storeItemID="{00000000-0000-0000-0000-000000000000}"/>
                     <w15:color w:val="808080"/>
                     <w:text/>
                   </w:sdtPr>
@@ -2286,7 +2286,7 @@
                     <w:placeholder>
                       <w:docPart w:val="568F44E2AB434794973B7660D657E151"/>
                     </w:placeholder>
-                    <w:dataBinding w:prefixMappings="&lt;xmlns:ns0='urn:microsoft-dynamics-nav/reports/Standard_Sales_Pro_Forma_Inv/1302/' " w:xpath="/ns0:NavWordReportXmlPart[1]/ns0:Header[1]/ns0:Line[1]/ns0:Quantity[1]" w:storeItemID="{00000000-0000-0000-0000-000000000000}"/>
+                    <w:dataBinding w:prefixMappings="xmlns:ns0='urn:microsoft-dynamics-nav/reports/Standard_Sales_Pro_Forma_Inv/1302/'" w:xpath="/ns0:NavWordReportXmlPart[1]/ns0:Header[1]/ns0:Line[1]/ns0:Quantity[1]" w:storeItemID="{00000000-0000-0000-0000-000000000000}"/>
                     <w15:color w:val="808080"/>
                     <w:text/>
                   </w:sdtPr>
@@ -2327,7 +2327,7 @@
                     <w:placeholder>
                       <w:docPart w:val="568F44E2AB434794973B7660D657E151"/>
                     </w:placeholder>
-                    <w:dataBinding w:prefixMappings="&lt;xmlns:ns0='urn:microsoft-dynamics-nav/reports/Standard_Sales_Pro_Forma_Inv/1302/' " w:xpath="/ns0:NavWordReportXmlPart[1]/ns0:Header[1]/ns0:Line[1]/ns0:Price[1]" w:storeItemID="{00000000-0000-0000-0000-000000000000}"/>
+                    <w:dataBinding w:prefixMappings="xmlns:ns0='urn:microsoft-dynamics-nav/reports/Standard_Sales_Pro_Forma_Inv/1302/'" w:xpath="/ns0:NavWordReportXmlPart[1]/ns0:Header[1]/ns0:Line[1]/ns0:Price[1]" w:storeItemID="{00000000-0000-0000-0000-000000000000}"/>
                     <w15:color w:val="808080"/>
                     <w:text/>
                   </w:sdtPr>
@@ -2367,7 +2367,7 @@
                     <w:placeholder>
                       <w:docPart w:val="6288621E7A9C433688E04BF4E07CAF57"/>
                     </w:placeholder>
-                    <w:dataBinding w:prefixMappings="&lt;xmlns:ns0='urn:microsoft-dynamics-nav/reports/Standard_Sales_Pro_Forma_Inv/1302/' " w:xpath="/ns0:NavWordReportXmlPart[1]/ns0:Header[1]/ns0:Line[1]/ns0:NetWeight[1]" w:storeItemID="{00000000-0000-0000-0000-000000000000}"/>
+                    <w:dataBinding w:prefixMappings="xmlns:ns0='urn:microsoft-dynamics-nav/reports/Standard_Sales_Pro_Forma_Inv/1302/'" w:xpath="/ns0:NavWordReportXmlPart[1]/ns0:Header[1]/ns0:Line[1]/ns0:NetWeight[1]" w:storeItemID="{00000000-0000-0000-0000-000000000000}"/>
                     <w15:color w:val="808080"/>
                     <w:text/>
                   </w:sdtPr>
@@ -2409,7 +2409,7 @@
                     <w:placeholder>
                       <w:docPart w:val="6288621E7A9C433688E04BF4E07CAF57"/>
                     </w:placeholder>
-                    <w:dataBinding w:prefixMappings="&lt;xmlns:ns0='urn:microsoft-dynamics-nav/reports/Standard_Sales_Pro_Forma_Inv/1302/' " w:xpath="/ns0:NavWordReportXmlPart[1]/ns0:Header[1]/ns0:Line[1]/ns0:VATPct[1]" w:storeItemID="{00000000-0000-0000-0000-000000000000}"/>
+                    <w:dataBinding w:prefixMappings="xmlns:ns0='urn:microsoft-dynamics-nav/reports/Standard_Sales_Pro_Forma_Inv/1302/'" w:xpath="/ns0:NavWordReportXmlPart[1]/ns0:Header[1]/ns0:Line[1]/ns0:VATPct[1]" w:storeItemID="{00000000-0000-0000-0000-000000000000}"/>
                     <w15:color w:val="808080"/>
                     <w:text/>
                   </w:sdtPr>
@@ -2451,7 +2451,7 @@
                     <w:placeholder>
                       <w:docPart w:val="6288621E7A9C433688E04BF4E07CAF57"/>
                     </w:placeholder>
-                    <w:dataBinding w:prefixMappings="&lt;xmlns:ns0='urn:microsoft-dynamics-nav/reports/Standard_Sales_Pro_Forma_Inv/1302/' " w:xpath="/ns0:NavWordReportXmlPart[1]/ns0:Header[1]/ns0:Line[1]/ns0:VATAmount[1]" w:storeItemID="{00000000-0000-0000-0000-000000000000}"/>
+                    <w:dataBinding w:prefixMappings="xmlns:ns0='urn:microsoft-dynamics-nav/reports/Standard_Sales_Pro_Forma_Inv/1302/'" w:xpath="/ns0:NavWordReportXmlPart[1]/ns0:Header[1]/ns0:Line[1]/ns0:VATAmount[1]" w:storeItemID="{00000000-0000-0000-0000-000000000000}"/>
                     <w15:color w:val="808080"/>
                     <w:text/>
                   </w:sdtPr>
@@ -2494,7 +2494,7 @@
                     <w:placeholder>
                       <w:docPart w:val="6288621E7A9C433688E04BF4E07CAF57"/>
                     </w:placeholder>
-                    <w:dataBinding w:prefixMappings="&lt;xmlns:ns0='urn:microsoft-dynamics-nav/reports/Standard_Sales_Pro_Forma_Inv/1302/' " w:xpath="/ns0:NavWordReportXmlPart[1]/ns0:Header[1]/ns0:Line[1]/ns0:LineAmount[1]" w:storeItemID="{00000000-0000-0000-0000-000000000000}"/>
+                    <w:dataBinding w:prefixMappings="xmlns:ns0='urn:microsoft-dynamics-nav/reports/Standard_Sales_Pro_Forma_Inv/1302/'" w:xpath="/ns0:NavWordReportXmlPart[1]/ns0:Header[1]/ns0:Line[1]/ns0:LineAmount[1]" w:storeItemID="{00000000-0000-0000-0000-000000000000}"/>
                     <w15:color w:val="808080"/>
                     <w:text/>
                   </w:sdtPr>
@@ -2569,7 +2569,7 @@
             <w:placeholder>
               <w:docPart w:val="DefaultPlaceholder_-1854013440"/>
             </w:placeholder>
-            <w:dataBinding w:prefixMappings="&lt;xmlns:ns0='urn:microsoft-dynamics-nav/reports/Standard_Sales_Pro_Forma_Inv/1302/' " w:xpath="/ns0:NavWordReportXmlPart[1]/ns0:Header[1]/ns0:TotalWeightLbl[1]" w:storeItemID="{00000000-0000-0000-0000-000000000000}"/>
+            <w:dataBinding w:prefixMappings="xmlns:ns0='urn:microsoft-dynamics-nav/reports/Standard_Sales_Pro_Forma_Inv/1302/'" w:xpath="/ns0:NavWordReportXmlPart[1]/ns0:Header[1]/ns0:TotalWeightLbl[1]" w:storeItemID="{00000000-0000-0000-0000-000000000000}"/>
             <w15:color w:val="808080"/>
             <w:text/>
           </w:sdtPr>
@@ -2612,7 +2612,7 @@
             <w:placeholder>
               <w:docPart w:val="DefaultPlaceholder_-1854013440"/>
             </w:placeholder>
-            <w:dataBinding w:prefixMappings="&lt;xmlns:ns0='urn:microsoft-dynamics-nav/reports/Standard_Sales_Pro_Forma_Inv/1302/' " w:xpath="/ns0:NavWordReportXmlPart[1]/ns0:Header[1]/ns0:Totals[1]/ns0:TotalWeight[1]" w:storeItemID="{00000000-0000-0000-0000-000000000000}"/>
+            <w:dataBinding w:prefixMappings="xmlns:ns0='urn:microsoft-dynamics-nav/reports/Standard_Sales_Pro_Forma_Inv/1302/'" w:xpath="/ns0:NavWordReportXmlPart[1]/ns0:Header[1]/ns0:Totals[1]/ns0:TotalWeight[1]" w:storeItemID="{00000000-0000-0000-0000-000000000000}"/>
             <w15:color w:val="808080"/>
             <w:text/>
           </w:sdtPr>
@@ -2662,7 +2662,7 @@
             <w:placeholder>
               <w:docPart w:val="DefaultPlaceholder_-1854013440"/>
             </w:placeholder>
-            <w:dataBinding w:prefixMappings="&lt;xmlns:ns0='urn:microsoft-dynamics-nav/reports/Standard_Sales_Pro_Forma_Inv/1302/' " w:xpath="/ns0:NavWordReportXmlPart[1]/ns0:Header[1]/ns0:TotalAmountLbl[1]" w:storeItemID="{00000000-0000-0000-0000-000000000000}"/>
+            <w:dataBinding w:prefixMappings="xmlns:ns0='urn:microsoft-dynamics-nav/reports/Standard_Sales_Pro_Forma_Inv/1302/'" w:xpath="/ns0:NavWordReportXmlPart[1]/ns0:Header[1]/ns0:TotalAmountLbl[1]" w:storeItemID="{00000000-0000-0000-0000-000000000000}"/>
             <w15:color w:val="808080"/>
             <w:text/>
           </w:sdtPr>
@@ -2705,7 +2705,7 @@
             <w:placeholder>
               <w:docPart w:val="DefaultPlaceholder_-1854013440"/>
             </w:placeholder>
-            <w:dataBinding w:prefixMappings="&lt;xmlns:ns0='urn:microsoft-dynamics-nav/reports/Standard_Sales_Pro_Forma_Inv/1302/' " w:xpath="/ns0:NavWordReportXmlPart[1]/ns0:Header[1]/ns0:Totals[1]/ns0:TotalValue[1]" w:storeItemID="{00000000-0000-0000-0000-000000000000}"/>
+            <w:dataBinding w:prefixMappings="xmlns:ns0='urn:microsoft-dynamics-nav/reports/Standard_Sales_Pro_Forma_Inv/1302/'" w:xpath="/ns0:NavWordReportXmlPart[1]/ns0:Header[1]/ns0:Totals[1]/ns0:TotalValue[1]" w:storeItemID="{00000000-0000-0000-0000-000000000000}"/>
             <w15:color w:val="808080"/>
             <w:text/>
           </w:sdtPr>
@@ -2753,7 +2753,7 @@
             <w:placeholder>
               <w:docPart w:val="DefaultPlaceholder_-1854013440"/>
             </w:placeholder>
-            <w:dataBinding w:prefixMappings="&lt;xmlns:ns0='urn:microsoft-dynamics-nav/reports/Standard_Sales_Pro_Forma_Inv/1302/' " w:xpath="/ns0:NavWordReportXmlPart[1]/ns0:Header[1]/ns0:VATAmountLbl[1]" w:storeItemID="{00000000-0000-0000-0000-000000000000}"/>
+            <w:dataBinding w:prefixMappings="xmlns:ns0='urn:microsoft-dynamics-nav/reports/Standard_Sales_Pro_Forma_Inv/1302/'" w:xpath="/ns0:NavWordReportXmlPart[1]/ns0:Header[1]/ns0:VATAmountLbl[1]" w:storeItemID="{00000000-0000-0000-0000-000000000000}"/>
             <w15:color w:val="808080"/>
             <w:text/>
           </w:sdtPr>
@@ -2796,7 +2796,7 @@
             <w:placeholder>
               <w:docPart w:val="DefaultPlaceholder_-1854013440"/>
             </w:placeholder>
-            <w:dataBinding w:prefixMappings="&lt;xmlns:ns0='urn:microsoft-dynamics-nav/reports/Standard_Sales_Pro_Forma_Inv/1302/' " w:xpath="/ns0:NavWordReportXmlPart[1]/ns0:Header[1]/ns0:Totals[1]/ns0:TotalVATAmount[1]" w:storeItemID="{00000000-0000-0000-0000-000000000000}"/>
+            <w:dataBinding w:prefixMappings="xmlns:ns0='urn:microsoft-dynamics-nav/reports/Standard_Sales_Pro_Forma_Inv/1302/'" w:xpath="/ns0:NavWordReportXmlPart[1]/ns0:Header[1]/ns0:Totals[1]/ns0:TotalVATAmount[1]" w:storeItemID="{00000000-0000-0000-0000-000000000000}"/>
             <w15:color w:val="808080"/>
             <w:text/>
           </w:sdtPr>
@@ -2847,7 +2847,7 @@
             <w:placeholder>
               <w:docPart w:val="DefaultPlaceholder_-1854013440"/>
             </w:placeholder>
-            <w:dataBinding w:prefixMappings="&lt;xmlns:ns0='urn:microsoft-dynamics-nav/reports/Standard_Sales_Pro_Forma_Inv/1302/' " w:xpath="/ns0:NavWordReportXmlPart[1]/ns0:Header[1]/ns0:TotalAmountInclVATLbl[1]" w:storeItemID="{00000000-0000-0000-0000-000000000000}"/>
+            <w:dataBinding w:prefixMappings="xmlns:ns0='urn:microsoft-dynamics-nav/reports/Standard_Sales_Pro_Forma_Inv/1302/'" w:xpath="/ns0:NavWordReportXmlPart[1]/ns0:Header[1]/ns0:TotalAmountInclVATLbl[1]" w:storeItemID="{00000000-0000-0000-0000-000000000000}"/>
             <w15:color w:val="808080"/>
             <w:text/>
           </w:sdtPr>
@@ -2856,8 +2856,8 @@
               <w:tcPr>
                 <w:tcW w:w="2500" w:type="pct"/>
                 <w:tcBorders>
-                  <w:top w:val="single" w:sz="6" w:space="0" w:color="242424"/>
-                  <w:bottom w:val="single" w:sz="12" w:space="0" w:color="auto"/>
+                  <w:top w:val="single" w:color="242424" w:sz="6" w:space="0"/>
+                  <w:bottom w:val="single" w:color="auto" w:sz="12" w:space="0"/>
                 </w:tcBorders>
               </w:tcPr>
               <w:p>
@@ -2893,7 +2893,7 @@
             <w:placeholder>
               <w:docPart w:val="DefaultPlaceholder_-1854013440"/>
             </w:placeholder>
-            <w:dataBinding w:prefixMappings="&lt;xmlns:ns0='urn:microsoft-dynamics-nav/reports/Standard_Sales_Pro_Forma_Inv/1302/' " w:xpath="/ns0:NavWordReportXmlPart[1]/ns0:Header[1]/ns0:Totals[1]/ns0:TotalAmountInclVAT[1]" w:storeItemID="{00000000-0000-0000-0000-000000000000}"/>
+            <w:dataBinding w:prefixMappings="xmlns:ns0='urn:microsoft-dynamics-nav/reports/Standard_Sales_Pro_Forma_Inv/1302/'" w:xpath="/ns0:NavWordReportXmlPart[1]/ns0:Header[1]/ns0:Totals[1]/ns0:TotalAmountInclVAT[1]" w:storeItemID="{00000000-0000-0000-0000-000000000000}"/>
             <w15:color w:val="808080"/>
             <w:text/>
           </w:sdtPr>
@@ -2902,8 +2902,8 @@
               <w:tcPr>
                 <w:tcW w:w="2500" w:type="pct"/>
                 <w:tcBorders>
-                  <w:top w:val="single" w:sz="6" w:space="0" w:color="242424"/>
-                  <w:bottom w:val="single" w:sz="12" w:space="0" w:color="auto"/>
+                  <w:top w:val="single" w:color="242424" w:sz="6" w:space="0"/>
+                  <w:bottom w:val="single" w:color="auto" w:sz="12" w:space="0"/>
                 </w:tcBorders>
               </w:tcPr>
               <w:p>
@@ -6110,7 +6110,9 @@
 </we:webextension>
 </file>
 
-<file path=customXml/item1.xml>��< ? x m l   v e r s i o n = " 1 . 0 "   e n c o d i n g = " u t f - 1 6 " ? > < N a v W o r d R e p o r t X m l P a r t   x m l n s = " u r n : m i c r o s o f t - d y n a m i c s - n a v / r e p o r t s / S t a n d a r d _ S a l e s _ P r o _ F o r m a _ I n v / 1 3 0 2 / " > +<file path=customXml/item1.xml>��< ? x m l   v e r s i o n = " 1 . 0 "   e n c o d i n g = " u t f - 1 6 " ? > + 
+ < N a v W o r d R e p o r t X m l P a r t   x m l n s = " u r n : m i c r o s o f t - d y n a m i c s - n a v / r e p o r t s / S t a n d a r d _ S a l e s _ P r o _ F o r m a _ I n v / 1 3 0 2 / " >   
      < B C R e p o r t I n f o r m a t i o n >   
@@ -6128,6 +6130,8 @@
  
              < R e p o r t N a m e > R e p o r t   N a m e < / R e p o r t N a m e >   
+             < R e p o r t C a p t i o n > R e p o r t   C a p t i o n < / R e p o r t C a p t i o n > + 
              < A b o u t T h i s R e p o r t T i t l e > A b o u t   T h i s   R e p o r t   T i t l e < / A b o u t T h i s R e p o r t T i t l e >   
              < A b o u t T h i s R e p o r t T e x t > A b o u t   T h i s   R e p o r t   T e x t < / A b o u t T h i s R e p o r t T e x t > @@ -6174,6 +6178,84 @@
  
          < / R e p o r t R e q u e s t >   
+         < C o m p a n y M e t a d a t a > + 
+             < C o m p a n y N a m e > C o m p a n y   N a m e < / C o m p a n y N a m e > + 
+             < C o m p a n y D i s p l a y N a m e > C o m p a n y   D i s p l a y   N a m e < / C o m p a n y D i s p l a y N a m e > + 
+             < C o m p a n y A d d r e s s L i n e s > + 
+                 < C o m p a n y A d d r e s s L i n e 1 > C o m p a n y   A d d r e s s   L i n e   1 < / C o m p a n y A d d r e s s L i n e 1 > + 
+                 < C o m p a n y A d d r e s s L i n e 2 > C o m p a n y   A d d r e s s   L i n e   2 < / C o m p a n y A d d r e s s L i n e 2 > + 
+                 < C o m p a n y A d d r e s s L i n e 3 > C o m p a n y   A d d r e s s   L i n e   3 < / C o m p a n y A d d r e s s L i n e 3 > + 
+                 < C o m p a n y A d d r e s s L i n e 4 > C o m p a n y   A d d r e s s   L i n e   4 < / C o m p a n y A d d r e s s L i n e 4 > + 
+                 < C o m p a n y A d d r e s s L i n e 5 > C o m p a n y   A d d r e s s   L i n e   5 < / C o m p a n y A d d r e s s L i n e 5 > + 
+                 < C o m p a n y A d d r e s s L i n e 6 > C o m p a n y   A d d r e s s   L i n e   6 < / C o m p a n y A d d r e s s L i n e 6 > + 
+                 < C o m p a n y A d d r e s s L i n e 7 > C o m p a n y   A d d r e s s   L i n e   7 < / C o m p a n y A d d r e s s L i n e 7 > + 
+                 < C o m p a n y A d d r e s s L i n e 8 > C o m p a n y   A d d r e s s   L i n e   8 < / C o m p a n y A d d r e s s L i n e 8 > + 
+             < / C o m p a n y A d d r e s s L i n e s > + 
+             < C o m p a n y P h o n e > C o m p a n y   P h o n e < / C o m p a n y P h o n e > + 
+             < C o m p a n y P h o n e C a p t i o n > C o m p a n y   P h o n e   C a p t i o n < / C o m p a n y P h o n e C a p t i o n > + 
+             < C o m p a n y F a x N o > C o m p a n y   F a x   N o . < / C o m p a n y F a x N o > + 
+             < C o m p a n y F a x N o C a p t i o n > C o m p a n y   F a x   N o .   C a p t i o n < / C o m p a n y F a x N o C a p t i o n > + 
+             < C o m p a n y E m a i l > C o m p a n y   E m a i l < / C o m p a n y E m a i l > + 
+             < C o m p a n y E m a i l C a p t i o n > C o m p a n y   E m a i l   C a p t i o n < / C o m p a n y E m a i l C a p t i o n > + 
+             < C o m p a n y H o m e P a g e > C o m p a n y   H o m e   P a g e < / C o m p a n y H o m e P a g e > + 
+             < C o m p a n y H o m e P a g e C a p t i o n > C o m p a n y   H o m e   P a g e   C a p t i o n < / C o m p a n y H o m e P a g e C a p t i o n > + 
+             < C o m p a n y L o g o > C o m p a n y   L o g o < / C o m p a n y L o g o > + 
+             < C o m p a n y V A T R e g i s t r a t i o n N o > C o m p a n y   V A T   R e g i s t r a t i o n   N o . < / C o m p a n y V A T R e g i s t r a t i o n N o > + 
+             < C o m p a n y V A T R e g i s t r a t i o n N o C a p t i o n > C o m p a n y   V A T   R e g i s t r a t i o n   N o .   C a p t i o n < / C o m p a n y V A T R e g i s t r a t i o n N o C a p t i o n > + 
+             < C o m p a n y R e g i s t r a t i o n N o > C o m p a n y   R e g i s t r a t i o n   N o . < / C o m p a n y R e g i s t r a t i o n N o > + 
+             < C o m p a n y R e g i s t r a t i o n N o C a p t i o n > C o m p a n y   R e g i s t r a t i o n   N o .   C a p t i o n < / C o m p a n y R e g i s t r a t i o n N o C a p t i o n > + 
+             < C o m p a n y B a n k N a m e > C o m p a n y   B a n k   N a m e < / C o m p a n y B a n k N a m e > + 
+             < C o m p a n y B a n k N a m e C a p t i o n > C o m p a n y   B a n k   N a m e   C a p t i o n < / C o m p a n y B a n k N a m e C a p t i o n > + 
+             < C o m p a n y B a n k A c c o u n t N o > C o m p a n y   B a n k   A c c o u n t   N o . < / C o m p a n y B a n k A c c o u n t N o > + 
+             < C o m p a n y B a n k A c c o u n t N o C a p t i o n > C o m p a n y   B a n k   A c c o u n t   N o .   C a p t i o n < / C o m p a n y B a n k A c c o u n t N o C a p t i o n > + 
+             < C o m p a n y B a n k B r a n c h N o > C o m p a n y   B a n k   B r a n c h   N o . < / C o m p a n y B a n k B r a n c h N o > + 
+             < C o m p a n y B a n k B r a n c h N o C a p t i o n > C o m p a n y   B a n k   B r a n c h   N o .   C a p t i o n < / C o m p a n y B a n k B r a n c h N o C a p t i o n > + 
+             < C o m p a n y I B A N > C o m p a n y   I B A N < / C o m p a n y I B A N > + 
+             < C o m p a n y I B A N C a p t i o n > C o m p a n y   I B A N   C a p t i o n < / C o m p a n y I B A N C a p t i o n > + 
+             < C o m p a n y B a n k S W I F T > C o m p a n y   B a n k   S W I F T < / C o m p a n y B a n k S W I F T > + 
+             < C o m p a n y B a n k S W I F T C a p t i o n > C o m p a n y   B a n k   S W I F T   C a p t i o n < / C o m p a n y B a n k S W I F T C a p t i o n > + 
+             < C o m p a n y G i r o N o > C o m p a n y   G i r o   N o . < / C o m p a n y G i r o N o > + 
+             < C o m p a n y G i r o N o C a p t i o n > C o m p a n y   G i r o   N o .   C a p t i o n < / C o m p a n y G i r o N o C a p t i o n > + 
+         < / C o m p a n y M e t a d a t a > + 
      < / B C R e p o r t I n f o r m a t i o n >   
      < H e a d e r > @@ -6220,7 +6302,7 @@
  
          < C o m p a n y P h o n e N o L b l > C o m p a n y P h o n e N o L b l < / C o m p a n y P h o n e N o L b l >   
-         < C o m p a n y P i c t u r e / > +         < C o m p a n y P i c t u r e   / >   
          < C o m p a n y V A T R e g N o > C o m p a n y V A T R e g N o < / C o m p a n y V A T R e g N o >   
@@ -6252,7 +6334,7 @@
  
          < D e c l a r t i o n L b l > D e c l a r t i o n L b l < / D e c l a r t i o n L b l >   
-         < D o c u m e n t D a t e / > +         < D o c u m e n t D a t e > D o c u m e n t D a t e < / D o c u m e n t D a t e >   
          < D o c u m e n t N o > D o c u m e n t N o < / D o c u m e n t N o >   
@@ -6373,7 +6455,9 @@
 <b:Sources xmlns:b="http://schemas.openxmlformats.org/officeDocument/2006/bibliography" xmlns="http://schemas.openxmlformats.org/officeDocument/2006/bibliography" SelectedStyle="\APASixthEditionOfficeOnline.xsl" StyleName="APA" Version="6"/>
 </file>
 
-<file path=customXml/item3.xml>��< ? x m l   v e r s i o n = " 1 . 0 "   e n c o d i n g = " u t f - 1 6 " ? > < N a v W o r d R e p o r t X m l P a r t   x m l n s = " u r n : m i c r o s o f t - d y n a m i c s - b u s i n e s s c e n t r a l / i n t e r n a l / e x t e n d e d / r e p o r t s / S t a n d a r d _ S a l e s _ P r o _ F o r m a _ I n v / 1 3 0 2 / " > +<file path=customXml/item3.xml>��< ? x m l   v e r s i o n = " 1 . 0 "   e n c o d i n g = " u t f - 1 6 " ? > + 
+ < N a v W o r d R e p o r t X m l P a r t   x m l n s = " u r n : m i c r o s o f t - d y n a m i c s - b u s i n e s s c e n t r a l / i n t e r n a l / e x t e n d e d / r e p o r t s / S t a n d a r d _ S a l e s _ P r o _ F o r m a _ I n v / 1 3 0 2 / " >   
      < B C R e p o r t I n f o r m a t i o n >   
@@ -6391,6 +6475,8 @@
  
              < R e p o r t N a m e > R e p o r t   N a m e < / R e p o r t N a m e >   
+             < R e p o r t C a p t i o n > R e p o r t   C a p t i o n < / R e p o r t C a p t i o n > + 
              < A b o u t T h i s R e p o r t T i t l e > A b o u t   T h i s   R e p o r t   T i t l e < / A b o u t T h i s R e p o r t T i t l e >   
              < A b o u t T h i s R e p o r t T e x t > A b o u t   T h i s   R e p o r t   T e x t < / A b o u t T h i s R e p o r t T e x t > @@ -6437,9 +6523,197 @@
  
          < / R e p o r t R e q u e s t >   
+         < C o m p a n y M e t a d a t a > + 
+             < C o m p a n y N a m e > C o m p a n y   N a m e < / C o m p a n y N a m e > + 
+             < C o m p a n y D i s p l a y N a m e > C o m p a n y   D i s p l a y   N a m e < / C o m p a n y D i s p l a y N a m e > + 
+             < C o m p a n y A d d r e s s L i n e s > + 
+                 < C o m p a n y A d d r e s s L i n e 1 > C o m p a n y   A d d r e s s   L i n e   1 < / C o m p a n y A d d r e s s L i n e 1 > + 
+                 < C o m p a n y A d d r e s s L i n e 2 > C o m p a n y   A d d r e s s   L i n e   2 < / C o m p a n y A d d r e s s L i n e 2 > + 
+                 < C o m p a n y A d d r e s s L i n e 3 > C o m p a n y   A d d r e s s   L i n e   3 < / C o m p a n y A d d r e s s L i n e 3 > + 
+                 < C o m p a n y A d d r e s s L i n e 4 > C o m p a n y   A d d r e s s   L i n e   4 < / C o m p a n y A d d r e s s L i n e 4 > + 
+                 < C o m p a n y A d d r e s s L i n e 5 > C o m p a n y   A d d r e s s   L i n e   5 < / C o m p a n y A d d r e s s L i n e 5 > + 
+                 < C o m p a n y A d d r e s s L i n e 6 > C o m p a n y   A d d r e s s   L i n e   6 < / C o m p a n y A d d r e s s L i n e 6 > + 
+                 < C o m p a n y A d d r e s s L i n e 7 > C o m p a n y   A d d r e s s   L i n e   7 < / C o m p a n y A d d r e s s L i n e 7 > + 
+                 < C o m p a n y A d d r e s s L i n e 8 > C o m p a n y   A d d r e s s   L i n e   8 < / C o m p a n y A d d r e s s L i n e 8 > + 
+             < / C o m p a n y A d d r e s s L i n e s > + 
+             < C o m p a n y P h o n e > C o m p a n y   P h o n e < / C o m p a n y P h o n e > + 
+             < C o m p a n y P h o n e C a p t i o n > C o m p a n y   P h o n e   C a p t i o n < / C o m p a n y P h o n e C a p t i o n > + 
+             < C o m p a n y F a x N o > C o m p a n y   F a x   N o . < / C o m p a n y F a x N o > + 
+             < C o m p a n y F a x N o C a p t i o n > C o m p a n y   F a x   N o .   C a p t i o n < / C o m p a n y F a x N o C a p t i o n > + 
+             < C o m p a n y E m a i l > C o m p a n y   E m a i l < / C o m p a n y E m a i l > + 
+             < C o m p a n y E m a i l C a p t i o n > C o m p a n y   E m a i l   C a p t i o n < / C o m p a n y E m a i l C a p t i o n > + 
+             < C o m p a n y H o m e P a g e > C o m p a n y   H o m e   P a g e < / C o m p a n y H o m e P a g e > + 
+             < C o m p a n y H o m e P a g e C a p t i o n > C o m p a n y   H o m e   P a g e   C a p t i o n < / C o m p a n y H o m e P a g e C a p t i o n > + 
+             < C o m p a n y L o g o > C o m p a n y   L o g o < / C o m p a n y L o g o > + 
+             < C o m p a n y V A T R e g i s t r a t i o n N o > C o m p a n y   V A T   R e g i s t r a t i o n   N o . < / C o m p a n y V A T R e g i s t r a t i o n N o > + 
+             < C o m p a n y V A T R e g i s t r a t i o n N o C a p t i o n > C o m p a n y   V A T   R e g i s t r a t i o n   N o .   C a p t i o n < / C o m p a n y V A T R e g i s t r a t i o n N o C a p t i o n > + 
+             < C o m p a n y R e g i s t r a t i o n N o > C o m p a n y   R e g i s t r a t i o n   N o . < / C o m p a n y R e g i s t r a t i o n N o > + 
+             < C o m p a n y R e g i s t r a t i o n N o C a p t i o n > C o m p a n y   R e g i s t r a t i o n   N o .   C a p t i o n < / C o m p a n y R e g i s t r a t i o n N o C a p t i o n > + 
+             < C o m p a n y B a n k N a m e > C o m p a n y   B a n k   N a m e < / C o m p a n y B a n k N a m e > + 
+             < C o m p a n y B a n k N a m e C a p t i o n > C o m p a n y   B a n k   N a m e   C a p t i o n < / C o m p a n y B a n k N a m e C a p t i o n > + 
+             < C o m p a n y B a n k A c c o u n t N o > C o m p a n y   B a n k   A c c o u n t   N o . < / C o m p a n y B a n k A c c o u n t N o > + 
+             < C o m p a n y B a n k A c c o u n t N o C a p t i o n > C o m p a n y   B a n k   A c c o u n t   N o .   C a p t i o n < / C o m p a n y B a n k A c c o u n t N o C a p t i o n > + 
+             < C o m p a n y B a n k B r a n c h N o > C o m p a n y   B a n k   B r a n c h   N o . < / C o m p a n y B a n k B r a n c h N o > + 
+             < C o m p a n y B a n k B r a n c h N o C a p t i o n > C o m p a n y   B a n k   B r a n c h   N o .   C a p t i o n < / C o m p a n y B a n k B r a n c h N o C a p t i o n > + 
+             < C o m p a n y I B A N > C o m p a n y   I B A N < / C o m p a n y I B A N > + 
+             < C o m p a n y I B A N C a p t i o n > C o m p a n y   I B A N   C a p t i o n < / C o m p a n y I B A N C a p t i o n > + 
+             < C o m p a n y B a n k S W I F T > C o m p a n y   B a n k   S W I F T < / C o m p a n y B a n k S W I F T > + 
+             < C o m p a n y B a n k S W I F T C a p t i o n > C o m p a n y   B a n k   S W I F T   C a p t i o n < / C o m p a n y B a n k S W I F T C a p t i o n > + 
+             < C o m p a n y G i r o N o > C o m p a n y   G i r o   N o . < / C o m p a n y G i r o N o > + 
+             < C o m p a n y G i r o N o C a p t i o n > C o m p a n y   G i r o   N o .   C a p t i o n < / C o m p a n y G i r o N o C a p t i o n > + 
+         < / C o m p a n y M e t a d a t a > + 
      < / B C R e p o r t I n f o r m a t i o n >   
-     < T o o l t i p s / > +     < T o o l t i p s > + 
+         < T o o l t i p   c o l u m n = " C o m p a n y P i c t u r e "   E l e m e n t I d = " 1 3 9 7 4 1 1 0 7 4 " > + 
+             < T o o l t i p T e x t   l a n g = " e n - U S " > S p e c i f i e s   t h e   p i c t u r e   t h a t   h a s   b e e n   s e t   u p   f o r   t h e   c o m p a n y ,   s u c h   a s   a   c o m p a n y   l o g o . < / T o o l t i p T e x t > + 
+         < / T o o l t i p > + 
+         < T o o l t i p   c o l u m n = " C o m p a n y E M a i l "   E l e m e n t I d = " 1 6 7 7 0 7 4 0 5 8 " > + 
+             < T o o l t i p T e x t   l a n g = " e n - U S " > S p e c i f i e s   t h e   c o m p a n y ' s   e m a i l   a d d r e s s . < / T o o l t i p T e x t > + 
+         < / T o o l t i p > + 
+         < T o o l t i p   c o l u m n = " C o m p a n y H o m e P a g e "   E l e m e n t I d = " 1 9 8 9 1 8 8 7 0 " > + 
+             < T o o l t i p T e x t   l a n g = " e n - U S " > S p e c i f i e s   y o u r   c o m p a n y ' s   w e b   s i t e . < / T o o l t i p T e x t > + 
+         < / T o o l t i p > + 
+         < T o o l t i p   c o l u m n = " C o m p a n y P h o n e N o "   E l e m e n t I d = " 2 5 0 4 4 0 6 5 5 " > + 
+             < T o o l t i p T e x t   l a n g = " e n - U S " > S p e c i f i e s   t h e   c o m p a n y ' s   t e l e p h o n e   n u m b e r . < / T o o l t i p T e x t > + 
+         < / T o o l t i p > + 
+         < T o o l t i p   c o l u m n = " S e l l T o C o n t a c t P h o n e N o "   E l e m e n t I d = " 1 6 1 3 8 2 2 4 8 3 " > + 
+             < T o o l t i p T e x t   l a n g = " e n - U S " > S p e c i f i e s   t h e   c o n t a c t ' s   p h o n e   n u m b e r . < / T o o l t i p T e x t > + 
+         < / T o o l t i p > + 
+         < T o o l t i p   c o l u m n = " S e l l T o C o n t a c t M o b i l e P h o n e N o "   E l e m e n t I d = " 1 8 4 3 5 8 7 4 7 " > + 
+             < T o o l t i p T e x t   l a n g = " e n - U S " > S p e c i f i e s   t h e   c o n t a c t ' s   m o b i l e   t e l e p h o n e   n u m b e r . < / T o o l t i p T e x t > + 
+         < / T o o l t i p > + 
+         < T o o l t i p   c o l u m n = " S e l l T o C o n t a c t E m a i l "   E l e m e n t I d = " 2 6 2 8 2 4 5 6 4 " > + 
+             < T o o l t i p T e x t   l a n g = " e n - U S " > S p e c i f i e s   t h e   e m a i l   a d d r e s s   o f   t h e   c o n t a c t . < / T o o l t i p T e x t > + 
+         < / T o o l t i p > + 
+         < T o o l t i p   c o l u m n = " B i l l T o C o n t a c t P h o n e N o "   E l e m e n t I d = " 3 6 2 4 7 7 4 8 8 " > + 
+             < T o o l t i p T e x t   l a n g = " e n - U S " > S p e c i f i e s   t h e   c o n t a c t ' s   p h o n e   n u m b e r . < / T o o l t i p T e x t > + 
+         < / T o o l t i p > + 
+         < T o o l t i p   c o l u m n = " B i l l T o C o n t a c t M o b i l e P h o n e N o "   E l e m e n t I d = " 2 4 8 4 8 8 6 9 6 " > + 
+             < T o o l t i p T e x t   l a n g = " e n - U S " > S p e c i f i e s   t h e   c o n t a c t ' s   m o b i l e   t e l e p h o n e   n u m b e r . < / T o o l t i p T e x t > + 
+         < / T o o l t i p > + 
+         < T o o l t i p   c o l u m n = " B i l l T o C o n t a c t E m a i l "   E l e m e n t I d = " 3 3 5 8 2 7 8 9 5 " > + 
+             < T o o l t i p T e x t   l a n g = " e n - U S " > S p e c i f i e s   t h e   e m a i l   a d d r e s s   o f   t h e   c o n t a c t . < / T o o l t i p T e x t > + 
+         < / T o o l t i p > + 
+         < T o o l t i p   c o l u m n = " Y o u r R e f e r e n c e "   E l e m e n t I d = " 1 1 0 3 9 9 5 1 " > + 
+             < T o o l t i p T e x t   l a n g = " e n - U S " > S p e c i f i e s   t h e   c u s t o m e r ' s   r e f e r e n c e .   T h e   c o n t e n t   w i l l   b e   p r i n t e d   o n   s a l e s   d o c u m e n t s . < / T o o l t i p T e x t > + 
+         < / T o o l t i p > + 
+         < T o o l t i p   c o l u m n = " E x t e r n a l D o c u m e n t N o "   E l e m e n t I d = " 7 3 3 9 5 3 9 6 6 " > + 
+             < T o o l t i p T e x t   l a n g = " e n - U S " > S p e c i f i e s   a   d o c u m e n t   n u m b e r   t h a t   r e f e r s   t o   t h e   c u s t o m e r ' s   o r   v e n d o r ' s   n u m b e r i n g   s y s t e m . < / T o o l t i p T e x t > + 
+         < / T o o l t i p > + 
+         < T o o l t i p   c o l u m n = " D o c u m e n t N o "   E l e m e n t I d = " 9 7 0 3 5 0 5 3 9 " > + 
+             < T o o l t i p T e x t   l a n g = " e n - U S " > S p e c i f i e s   a   u n i q u e   n u m b e r   t h a t   i d e n t i f i e s   t h e   s a l e s   d o c u m e n t .   T h e   n u m b e r   c a n   b e   g e n e r a t e d   a u t o m a t i c a l l y   f r o m   a   n u m b e r   s e r i e s ,   o r   y o u   c a n   n u m b e r   e a c h   o f   t h e m   m a n u a l l y . < / T o o l t i p T e x t > + 
+         < / T o o l t i p > + 
+         < T o o l t i p   c o l u m n = " I t e m D e s c r i p t i o n "   E l e m e n t I d = " 1 9 6 5 3 9 3 7 9 0 " > + 
+             < T o o l t i p T e x t   l a n g = " e n - U S " > S p e c i f i e s   a   d e s c r i p t i o n   o f   t h e   e n t r y   o f   t h e   p r o d u c t   t o   b e   s o l d .   T o   a d d   a   n o n - t r a n s a c t i o n a l   t e x t   l i n e ,   f i l l   i n   t h e   D e s c r i p t i o n   f i e l d   o n l y . < / T o o l t i p T e x t > + 
+         < / T o o l t i p > + 
+         < T o o l t i p   c o l u m n = " C o u n t r y O f M a n u f a c t u r i n g "   E l e m e n t I d = " 9 6 7 5 1 0 9 9 6 " > + 
+             < T o o l t i p T e x t   l a n g = " e n - U S " > S p e c i f i e s   a   c o d e   f o r   t h e   c o u n t r y / r e g i o n   w h e r e   t h e   i t e m   w a s   p r o d u c e d   o r   p r o c e s s e d . < / T o o l t i p T e x t > + 
+         < / T o o l t i p > + 
+         < T o o l t i p   c o l u m n = " T a r i f f "   E l e m e n t I d = " 1 6 1 7 3 6 3 7 2 3 " > + 
+             < T o o l t i p T e x t   l a n g = " e n - U S " > S p e c i f i e s   a   c o d e   f o r   t h e   i t e m ' s   t a r i f f   n u m b e r . < / T o o l t i p T e x t > + 
+         < / T o o l t i p > + 
+         < T o o l t i p   c o l u m n = " Q u a n t i t y "   E l e m e n t I d = " 5 5 6 9 2 0 8 8 6 " > + 
+             < T o o l t i p T e x t   l a n g = " e n - U S " > S p e c i f i e s   t h e   q u a n t i t y   t h a t   r e m a i n s   t o   b e   i n v o i c e d .   I t   i s   c a l c u l a t e d   a s   Q u a n t i t y   -   Q t y .   I n v o i c e d . < / T o o l t i p T e x t > + 
+         < / T o o l t i p > + 
+         < T o o l t i p   c o l u m n = " N e t W e i g h t "   E l e m e n t I d = " 1 8 1 6 3 8 9 3 4 2 " > + 
+             < T o o l t i p T e x t   l a n g = " e n - U S " > S p e c i f i e s   t h e   n e t   w e i g h t   o f   o n e   u n i t   o f   t h e   i t e m .   I n   t h e   s a l e s   s t a t i s t i c s   w i n d o w ,   t h e   n e t   w e i g h t   o n   t h e   l i n e   i s   i n c l u d e d   i n   t h e   t o t a l   n e t   w e i g h t   o f   a l l   t h e   l i n e s   f o r   t h e   p a r t i c u l a r   s a l e s   d o c u m e n t . < / T o o l t i p T e x t > + 
+         < / T o o l t i p > + 
+     < / T o o l t i p s >   
      < H e a d e r   E l e m e n t T y p e = " D a t a I t e m "   E l e m e n t I d = " 1 2 4 0 3 7 3 8 8 6 " >   
@@ -6447,15 +6721,15 @@
  
          < B i l l T o C o n t a c t E m a i l   E l e m e n t T y p e = " C o l u m n "   E l e m e n t I d = " 3 3 5 8 2 7 8 9 5 "   D a t a T y p e = " T e x t " > B i l l T o C o n t a c t E m a i l < / B i l l T o C o n t a c t E m a i l >   
-         < B i l l T o C o n t a c t E m a i l L b l   E l e m e n t T y p e = " C o l u m n "   E l e m e n t I d = " 2 9 6 4 7 8 3 6 5 "   D a t a T y p e = " T e x t C o n s t " > B i l l T o C o n t a c t E m a i l L b l < / B i l l T o C o n t a c t E m a i l L b l > +         < B i l l T o C o n t a c t E m a i l L b l   E l e m e n t T y p e = " C o l u m n "   E l e m e n t I d = " 2 9 6 4 7 8 3 6 5 "   D a t a T y p e = " L a b e l " > B i l l T o C o n t a c t E m a i l L b l < / B i l l T o C o n t a c t E m a i l L b l >   
          < B i l l T o C o n t a c t M o b i l e P h o n e N o   E l e m e n t T y p e = " C o l u m n "   E l e m e n t I d = " 2 4 8 4 8 8 6 9 6 "   D a t a T y p e = " T e x t " > B i l l T o C o n t a c t M o b i l e P h o n e N o < / B i l l T o C o n t a c t M o b i l e P h o n e N o >   
-         < B i l l T o C o n t a c t M o b i l e P h o n e N o L b l   E l e m e n t T y p e = " C o l u m n "   E l e m e n t I d = " 2 7 6 3 1 1 3 3 8 "   D a t a T y p e = " T e x t C o n s t " > B i l l T o C o n t a c t M o b i l e P h o n e N o L b l < / B i l l T o C o n t a c t M o b i l e P h o n e N o L b l > +         < B i l l T o C o n t a c t M o b i l e P h o n e N o L b l   E l e m e n t T y p e = " C o l u m n "   E l e m e n t I d = " 2 7 6 3 1 1 3 3 8 "   D a t a T y p e = " L a b e l " > B i l l T o C o n t a c t M o b i l e P h o n e N o L b l < / B i l l T o C o n t a c t M o b i l e P h o n e N o L b l >   
          < B i l l T o C o n t a c t P h o n e N o   E l e m e n t T y p e = " C o l u m n "   E l e m e n t I d = " 3 6 2 4 7 7 4 8 8 "   D a t a T y p e = " T e x t " > B i l l T o C o n t a c t P h o n e N o < / B i l l T o C o n t a c t P h o n e N o >   
-         < B i l l T o C o n t a c t P h o n e N o L b l   E l e m e n t T y p e = " C o l u m n "   E l e m e n t I d = " 2 1 2 3 3 4 5 9 6 6 "   D a t a T y p e = " T e x t C o n s t " > B i l l T o C o n t a c t P h o n e N o L b l < / B i l l T o C o n t a c t P h o n e N o L b l > +         < B i l l T o C o n t a c t P h o n e N o L b l   E l e m e n t T y p e = " C o l u m n "   E l e m e n t I d = " 2 1 2 3 3 4 5 9 6 6 "   D a t a T y p e = " L a b e l " > B i l l T o C o n t a c t P h o n e N o L b l < / B i l l T o C o n t a c t P h o n e N o L b l >   
          < C o m p a n y A d d r e s s 1   E l e m e n t T y p e = " C o l u m n "   E l e m e n t I d = " 1 8 8 4 1 6 4 3 2 3 "   D a t a T y p e = " T e x t " > C o m p a n y A d d r e s s 1 < / C o m p a n y A d d r e s s 1 >   
@@ -6485,11 +6759,11 @@
  
          < C o m p a n y P h o n e N o L b l   E l e m e n t T y p e = " C o l u m n "   E l e m e n t I d = " 1 4 0 2 7 9 8 1 5 5 "   D a t a T y p e = " S t r i n g " > C o m p a n y P h o n e N o L b l < / C o m p a n y P h o n e N o L b l >   
-         < C o m p a n y P i c t u r e   E l e m e n t T y p e = " C o l u m n "   E l e m e n t I d = " 1 3 9 7 4 1 1 0 7 4 "   D a t a T y p e = " B L O B " / > +         < C o m p a n y P i c t u r e   E l e m e n t T y p e = " C o l u m n "   E l e m e n t I d = " 1 3 9 7 4 1 1 0 7 4 "   D a t a T y p e = " B l o b "   / >   
          < C o m p a n y V A T R e g N o   E l e m e n t T y p e = " C o l u m n "   E l e m e n t I d = " 1 7 1 4 3 1 9 3 6 "   D a t a T y p e = " T e x t " > C o m p a n y V A T R e g N o < / C o m p a n y V A T R e g N o >   
-         < C o u n t r y O f M a n u f a c t u c t u r e L b l   E l e m e n t T y p e = " C o l u m n "   E l e m e n t I d = " 6 8 3 0 8 4 6 7 9 "   D a t a T y p e = " T e x t C o n s t " > C o u n t r y O f M a n u f a c t u c t u r e L b l < / C o u n t r y O f M a n u f a c t u c t u r e L b l > +         < C o u n t r y O f M a n u f a c t u c t u r e L b l   E l e m e n t T y p e = " C o l u m n "   E l e m e n t I d = " 6 8 3 0 8 4 6 7 9 "   D a t a T y p e = " L a b e l " > C o u n t r y O f M a n u f a c t u c t u r e L b l < / C o u n t r y O f M a n u f a c t u c t u r e L b l >   
          < C u r r e n c y   E l e m e n t T y p e = " C o l u m n "   E l e m e n t I d = " 1 4 1 3 6 7 1 0 5 8 "   D a t a T y p e = " C o d e " > C u r r e n c y < / C u r r e n c y >   
@@ -6515,7 +6789,7 @@
  
          < C u s t o m e r V A T R e g N o   E l e m e n t T y p e = " C o l u m n "   E l e m e n t I d = " 3 6 6 7 3 9 2 6 9 "   D a t a T y p e = " T e x t " > C u s t o m e r V A T R e g N o < / C u s t o m e r V A T R e g N o >   
-         < D e c l a r t i o n L b l   E l e m e n t T y p e = " C o l u m n "   E l e m e n t I d = " 1 7 3 1 1 5 3 7 1 8 "   D a t a T y p e = " T e x t C o n s t " > D e c l a r t i o n L b l < / D e c l a r t i o n L b l > +         < D e c l a r t i o n L b l   E l e m e n t T y p e = " C o l u m n "   E l e m e n t I d = " 1 7 3 1 1 5 3 7 1 8 "   D a t a T y p e = " L a b e l " > D e c l a r t i o n L b l < / D e c l a r t i o n L b l >   
          < D o c u m e n t D a t e   E l e m e n t T y p e = " C o l u m n "   E l e m e n t I d = " 5 5 2 8 7 1 9 1 4 "   D a t a T y p e = " S t r i n g " > D o c u m e n t D a t e < / D o c u m e n t D a t e >   
@@ -6535,7 +6809,7 @@
  
          < N e t W e i g h t L b l   E l e m e n t T y p e = " C o l u m n "   E l e m e n t I d = " 8 0 8 0 5 9 8 5 6 "   D a t a T y p e = " S t r i n g " > N e t W e i g h t L b l < / N e t W e i g h t L b l >   
-         < P a g e L b l   E l e m e n t T y p e = " C o l u m n "   E l e m e n t I d = " 2 7 0 2 9 6 3 3 2 "   D a t a T y p e = " T e x t C o n s t " > P a g e L b l < / P a g e L b l > +         < P a g e L b l   E l e m e n t T y p e = " C o l u m n "   E l e m e n t I d = " 2 7 0 2 9 6 3 3 2 "   D a t a T y p e = " L a b e l " > P a g e L b l < / P a g e L b l >   
          < Q u a n t i t y L b l   E l e m e n t T y p e = " C o l u m n "   E l e m e n t I d = " 2 7 2 0 7 7 8 0 "   D a t a T y p e = " S t r i n g " > Q u a n t i t y L b l < / Q u a n t i t y L b l >   
@@ -6545,15 +6819,15 @@
  
          < S e l l T o C o n t a c t E m a i l   E l e m e n t T y p e = " C o l u m n "   E l e m e n t I d = " 2 6 2 8 2 4 5 6 4 "   D a t a T y p e = " T e x t " > S e l l T o C o n t a c t E m a i l < / S e l l T o C o n t a c t E m a i l >   
-         < S e l l T o C o n t a c t E m a i l L b l   E l e m e n t T y p e = " C o l u m n "   E l e m e n t I d = " 3 7 0 9 2 0 3 7 4 "   D a t a T y p e = " T e x t C o n s t " > S e l l T o C o n t a c t E m a i l L b l < / S e l l T o C o n t a c t E m a i l L b l > +         < S e l l T o C o n t a c t E m a i l L b l   E l e m e n t T y p e = " C o l u m n "   E l e m e n t I d = " 3 7 0 9 2 0 3 7 4 "   D a t a T y p e = " L a b e l " > S e l l T o C o n t a c t E m a i l L b l < / S e l l T o C o n t a c t E m a i l L b l >   
          < S e l l T o C o n t a c t M o b i l e P h o n e N o   E l e m e n t T y p e = " C o l u m n "   E l e m e n t I d = " 1 8 4 3 5 8 7 4 7 "   D a t a T y p e = " T e x t " > S e l l T o C o n t a c t M o b i l e P h o n e N o < / S e l l T o C o n t a c t M o b i l e P h o n e N o >   
-         < S e l l T o C o n t a c t M o b i l e P h o n e N o L b l   E l e m e n t T y p e = " C o l u m n "   E l e m e n t I d = " 1 4 5 7 5 2 8 4 1 7 "   D a t a T y p e = " T e x t C o n s t " > S e l l T o C o n t a c t M o b i l e P h o n e N o L b l < / S e l l T o C o n t a c t M o b i l e P h o n e N o L b l > +         < S e l l T o C o n t a c t M o b i l e P h o n e N o L b l   E l e m e n t T y p e = " C o l u m n "   E l e m e n t I d = " 1 4 5 7 5 2 8 4 1 7 "   D a t a T y p e = " L a b e l " > S e l l T o C o n t a c t M o b i l e P h o n e N o L b l < / S e l l T o C o n t a c t M o b i l e P h o n e N o L b l >   
          < S e l l T o C o n t a c t P h o n e N o   E l e m e n t T y p e = " C o l u m n "   E l e m e n t I d = " 1 6 1 3 8 2 2 4 8 3 "   D a t a T y p e = " T e x t " > S e l l T o C o n t a c t P h o n e N o < / S e l l T o C o n t a c t P h o n e N o >   
-         < S e l l T o C o n t a c t P h o n e N o L b l   E l e m e n t T y p e = " C o l u m n "   E l e m e n t I d = " 1 0 5 0 6 8 6 8 0 9 "   D a t a T y p e = " T e x t C o n s t " > S e l l T o C o n t a c t P h o n e N o L b l < / S e l l T o C o n t a c t P h o n e N o L b l > +         < S e l l T o C o n t a c t P h o n e N o L b l   E l e m e n t T y p e = " C o l u m n "   E l e m e n t I d = " 1 0 5 0 6 8 6 8 0 9 "   D a t a T y p e = " L a b e l " > S e l l T o C o n t a c t P h o n e N o L b l < / S e l l T o C o n t a c t P h o n e N o L b l >   
          < S h i p m e n t M e t h o d D e s c r i p t i o n   E l e m e n t T y p e = " C o l u m n "   E l e m e n t I d = " 2 0 5 9 4 0 3 2 6 0 "   D a t a T y p e = " T e x t " > S h i p m e n t M e t h o d D e s c r i p t i o n < / S h i p m e n t M e t h o d D e s c r i p t i o n >   
@@ -6561,11 +6835,11 @@
  
          < S h o w W o r k D e s c r i p t i o n   E l e m e n t T y p e = " C o l u m n "   E l e m e n t I d = " 7 8 5 4 6 8 8 6 5 "   D a t a T y p e = " B o o l e a n " > S h o w W o r k D e s c r i p t i o n < / S h o w W o r k D e s c r i p t i o n >   
-         < S i g n a t u r e L b l   E l e m e n t T y p e = " C o l u m n "   E l e m e n t I d = " 9 1 0 9 5 0 3 4 7 "   D a t a T y p e = " T e x t C o n s t " > S i g n a t u r e L b l < / S i g n a t u r e L b l > - 
-         < S i g n a t u r e N a m e L b l   E l e m e n t T y p e = " C o l u m n "   E l e m e n t I d = " 1 0 2 8 2 9 0 9 4 0 "   D a t a T y p e = " T e x t C o n s t " > S i g n a t u r e N a m e L b l < / S i g n a t u r e N a m e L b l > - 
-         < S i g n a t u r e P o s i t i o n L b l   E l e m e n t T y p e = " C o l u m n "   E l e m e n t I d = " 6 0 9 3 1 5 1 8 6 "   D a t a T y p e = " T e x t C o n s t " > S i g n a t u r e P o s i t i o n L b l < / S i g n a t u r e P o s i t i o n L b l > +         < S i g n a t u r e L b l   E l e m e n t T y p e = " C o l u m n "   E l e m e n t I d = " 9 1 0 9 5 0 3 4 7 "   D a t a T y p e = " L a b e l " > S i g n a t u r e L b l < / S i g n a t u r e L b l > + 
+         < S i g n a t u r e N a m e L b l   E l e m e n t T y p e = " C o l u m n "   E l e m e n t I d = " 1 0 2 8 2 9 0 9 4 0 "   D a t a T y p e = " L a b e l " > S i g n a t u r e N a m e L b l < / S i g n a t u r e N a m e L b l > + 
+         < S i g n a t u r e P o s i t i o n L b l   E l e m e n t T y p e = " C o l u m n "   E l e m e n t I d = " 6 0 9 3 1 5 1 8 6 "   D a t a T y p e = " L a b e l " > S i g n a t u r e P o s i t i o n L b l < / S i g n a t u r e P o s i t i o n L b l >   
          < T a r i f f L b l   E l e m e n t T y p e = " C o l u m n "   E l e m e n t I d = " 1 7 9 3 6 1 9 4 0 9 "   D a t a T y p e = " S t r i n g " > T a r i f f L b l < / T a r i f f L b l >   
@@ -6573,7 +6847,7 @@
  
          < T o t a l A m o u n t L b l   E l e m e n t T y p e = " C o l u m n "   E l e m e n t I d = " 1 2 1 0 2 0 8 3 7 7 "   D a t a T y p e = " T e x t " > T o t a l A m o u n t L b l < / T o t a l A m o u n t L b l >   
-         < T o t a l W e i g h t L b l   E l e m e n t T y p e = " C o l u m n "   E l e m e n t I d = " 1 0 3 4 9 8 5 3 9 7 "   D a t a T y p e = " T e x t C o n s t " > T o t a l W e i g h t L b l < / T o t a l W e i g h t L b l > +         < T o t a l W e i g h t L b l   E l e m e n t T y p e = " C o l u m n "   E l e m e n t I d = " 1 0 3 4 9 8 5 3 9 7 "   D a t a T y p e = " L a b e l " > T o t a l W e i g h t L b l < / T o t a l W e i g h t L b l >   
          < U n i t P r i c e L b l   E l e m e n t T y p e = " C o l u m n "   E l e m e n t I d = " 6 3 9 0 7 3 1 5 6 "   D a t a T y p e = " S t r i n g " > U n i t P r i c e L b l < / U n i t P r i c e L b l >   

--- a/src/Layers/W1/BaseApp/Sales/Document/StandardSalesProFormaInvBody.docx
+++ b/src/Layers/W1/BaseApp/Sales/Document/StandardSalesProFormaInvBody.docx
@@ -34,10 +34,11 @@
             <w:placeholder>
               <w:docPart w:val="BB1050C2C8994367A8126BE74A881D55"/>
             </w:placeholder>
-            <w:dataBinding w:prefixMappings="xmlns:ns0='urn:microsoft-dynamics-nav/reports/Standard_Sales_Pro_Forma_Inv/1302/'" w:xpath="/ns0:NavWordReportXmlPart[1]/ns0:Header[1]/ns0:CustomerAddress1[1]" w:storeItemID="{00000000-0000-0000-0000-000000000000}"/>
+            <w:dataBinding w:prefixMappings="&lt;xmlns:ns0='urn:microsoft-dynamics-nav/reports/Standard_Sales_Pro_Forma_Inv/1302/' " w:xpath="/ns0:NavWordReportXmlPart[1]/ns0:Header[1]/ns0:CustomerAddress1[1]" w:storeItemID="{9EFA8D47-512C-4E9A-880B-24DA1144706D}"/>
             <w15:color w:val="808080"/>
             <w:text/>
           </w:sdtPr>
+          <w:sdtEndPr/>
           <w:sdtContent>
             <w:tc>
               <w:tcPr>
@@ -94,10 +95,11 @@
             <w:placeholder>
               <w:docPart w:val="E1C3DFAE78E14FD2B2D0C1DCF6D40B28"/>
             </w:placeholder>
-            <w:dataBinding w:prefixMappings="xmlns:ns0='urn:microsoft-dynamics-nav/reports/Standard_Sales_Pro_Forma_Inv/1302/'" w:xpath="/ns0:NavWordReportXmlPart[1]/ns0:Header[1]/ns0:CompanyAddress1[1]" w:storeItemID="{00000000-0000-0000-0000-000000000000}"/>
+            <w:dataBinding w:prefixMappings="&lt;xmlns:ns0='urn:microsoft-dynamics-nav/reports/Standard_Sales_Pro_Forma_Inv/1302/' " w:xpath="/ns0:NavWordReportXmlPart[1]/ns0:Header[1]/ns0:CompanyAddress1[1]" w:storeItemID="{9EFA8D47-512C-4E9A-880B-24DA1144706D}"/>
             <w15:color w:val="808080"/>
             <w:text/>
           </w:sdtPr>
+          <w:sdtEndPr/>
           <w:sdtContent>
             <w:tc>
               <w:tcPr>
@@ -144,10 +146,11 @@
             <w:placeholder>
               <w:docPart w:val="BB1050C2C8994367A8126BE74A881D55"/>
             </w:placeholder>
-            <w:dataBinding w:prefixMappings="xmlns:ns0='urn:microsoft-dynamics-nav/reports/Standard_Sales_Pro_Forma_Inv/1302/'" w:xpath="/ns0:NavWordReportXmlPart[1]/ns0:Header[1]/ns0:CustomerAddress2[1]" w:storeItemID="{00000000-0000-0000-0000-000000000000}"/>
+            <w:dataBinding w:prefixMappings="&lt;xmlns:ns0='urn:microsoft-dynamics-nav/reports/Standard_Sales_Pro_Forma_Inv/1302/' " w:xpath="/ns0:NavWordReportXmlPart[1]/ns0:Header[1]/ns0:CustomerAddress2[1]" w:storeItemID="{9EFA8D47-512C-4E9A-880B-24DA1144706D}"/>
             <w15:color w:val="808080"/>
             <w:text/>
           </w:sdtPr>
+          <w:sdtEndPr/>
           <w:sdtContent>
             <w:tc>
               <w:tcPr>
@@ -198,10 +201,11 @@
             <w:placeholder>
               <w:docPart w:val="C0C1B5D2A0B74192B7E45A7530D8650F"/>
             </w:placeholder>
-            <w:dataBinding w:prefixMappings="xmlns:ns0='urn:microsoft-dynamics-nav/reports/Standard_Sales_Pro_Forma_Inv/1302/'" w:xpath="/ns0:NavWordReportXmlPart[1]/ns0:Header[1]/ns0:CompanyAddress2[1]" w:storeItemID="{00000000-0000-0000-0000-000000000000}"/>
+            <w:dataBinding w:prefixMappings="&lt;xmlns:ns0='urn:microsoft-dynamics-nav/reports/Standard_Sales_Pro_Forma_Inv/1302/' " w:xpath="/ns0:NavWordReportXmlPart[1]/ns0:Header[1]/ns0:CompanyAddress2[1]" w:storeItemID="{9EFA8D47-512C-4E9A-880B-24DA1144706D}"/>
             <w15:color w:val="808080"/>
             <w:text/>
           </w:sdtPr>
+          <w:sdtEndPr/>
           <w:sdtContent>
             <w:tc>
               <w:tcPr>
@@ -245,10 +249,11 @@
             <w:placeholder>
               <w:docPart w:val="BB1050C2C8994367A8126BE74A881D55"/>
             </w:placeholder>
-            <w:dataBinding w:prefixMappings="xmlns:ns0='urn:microsoft-dynamics-nav/reports/Standard_Sales_Pro_Forma_Inv/1302/'" w:xpath="/ns0:NavWordReportXmlPart[1]/ns0:Header[1]/ns0:CustomerAddress3[1]" w:storeItemID="{00000000-0000-0000-0000-000000000000}"/>
+            <w:dataBinding w:prefixMappings="&lt;xmlns:ns0='urn:microsoft-dynamics-nav/reports/Standard_Sales_Pro_Forma_Inv/1302/' " w:xpath="/ns0:NavWordReportXmlPart[1]/ns0:Header[1]/ns0:CustomerAddress3[1]" w:storeItemID="{9EFA8D47-512C-4E9A-880B-24DA1144706D}"/>
             <w15:color w:val="808080"/>
             <w:text/>
           </w:sdtPr>
+          <w:sdtEndPr/>
           <w:sdtContent>
             <w:tc>
               <w:tcPr>
@@ -299,10 +304,11 @@
             <w:placeholder>
               <w:docPart w:val="FBFF5AC15E064F02AB44E2AFC1AF80D5"/>
             </w:placeholder>
-            <w:dataBinding w:prefixMappings="xmlns:ns0='urn:microsoft-dynamics-nav/reports/Standard_Sales_Pro_Forma_Inv/1302/'" w:xpath="/ns0:NavWordReportXmlPart[1]/ns0:Header[1]/ns0:CompanyAddress3[1]" w:storeItemID="{00000000-0000-0000-0000-000000000000}"/>
+            <w:dataBinding w:prefixMappings="&lt;xmlns:ns0='urn:microsoft-dynamics-nav/reports/Standard_Sales_Pro_Forma_Inv/1302/' " w:xpath="/ns0:NavWordReportXmlPart[1]/ns0:Header[1]/ns0:CompanyAddress3[1]" w:storeItemID="{9EFA8D47-512C-4E9A-880B-24DA1144706D}"/>
             <w15:color w:val="808080"/>
             <w:text/>
           </w:sdtPr>
+          <w:sdtEndPr/>
           <w:sdtContent>
             <w:tc>
               <w:tcPr>
@@ -346,10 +352,11 @@
             <w:placeholder>
               <w:docPart w:val="BB1050C2C8994367A8126BE74A881D55"/>
             </w:placeholder>
-            <w:dataBinding w:prefixMappings="xmlns:ns0='urn:microsoft-dynamics-nav/reports/Standard_Sales_Pro_Forma_Inv/1302/'" w:xpath="/ns0:NavWordReportXmlPart[1]/ns0:Header[1]/ns0:CustomerAddress4[1]" w:storeItemID="{00000000-0000-0000-0000-000000000000}"/>
+            <w:dataBinding w:prefixMappings="&lt;xmlns:ns0='urn:microsoft-dynamics-nav/reports/Standard_Sales_Pro_Forma_Inv/1302/' " w:xpath="/ns0:NavWordReportXmlPart[1]/ns0:Header[1]/ns0:CustomerAddress4[1]" w:storeItemID="{9EFA8D47-512C-4E9A-880B-24DA1144706D}"/>
             <w15:color w:val="808080"/>
             <w:text/>
           </w:sdtPr>
+          <w:sdtEndPr/>
           <w:sdtContent>
             <w:tc>
               <w:tcPr>
@@ -400,10 +407,11 @@
             <w:placeholder>
               <w:docPart w:val="E4A3209ACF2B4C339143EDB1A7517A2D"/>
             </w:placeholder>
-            <w:dataBinding w:prefixMappings="xmlns:ns0='urn:microsoft-dynamics-nav/reports/Standard_Sales_Pro_Forma_Inv/1302/'" w:xpath="/ns0:NavWordReportXmlPart[1]/ns0:Header[1]/ns0:CompanyAddress4[1]" w:storeItemID="{00000000-0000-0000-0000-000000000000}"/>
+            <w:dataBinding w:prefixMappings="&lt;xmlns:ns0='urn:microsoft-dynamics-nav/reports/Standard_Sales_Pro_Forma_Inv/1302/' " w:xpath="/ns0:NavWordReportXmlPart[1]/ns0:Header[1]/ns0:CompanyAddress4[1]" w:storeItemID="{9EFA8D47-512C-4E9A-880B-24DA1144706D}"/>
             <w15:color w:val="808080"/>
             <w:text/>
           </w:sdtPr>
+          <w:sdtEndPr/>
           <w:sdtContent>
             <w:tc>
               <w:tcPr>
@@ -447,10 +455,11 @@
             <w:placeholder>
               <w:docPart w:val="BB1050C2C8994367A8126BE74A881D55"/>
             </w:placeholder>
-            <w:dataBinding w:prefixMappings="xmlns:ns0='urn:microsoft-dynamics-nav/reports/Standard_Sales_Pro_Forma_Inv/1302/'" w:xpath="/ns0:NavWordReportXmlPart[1]/ns0:Header[1]/ns0:CustomerAddress5[1]" w:storeItemID="{00000000-0000-0000-0000-000000000000}"/>
+            <w:dataBinding w:prefixMappings="&lt;xmlns:ns0='urn:microsoft-dynamics-nav/reports/Standard_Sales_Pro_Forma_Inv/1302/' " w:xpath="/ns0:NavWordReportXmlPart[1]/ns0:Header[1]/ns0:CustomerAddress5[1]" w:storeItemID="{9EFA8D47-512C-4E9A-880B-24DA1144706D}"/>
             <w15:color w:val="808080"/>
             <w:text/>
           </w:sdtPr>
+          <w:sdtEndPr/>
           <w:sdtContent>
             <w:tc>
               <w:tcPr>
@@ -501,10 +510,11 @@
             <w:placeholder>
               <w:docPart w:val="4CE97AB939E04268923FA8C8602250DA"/>
             </w:placeholder>
-            <w:dataBinding w:prefixMappings="xmlns:ns0='urn:microsoft-dynamics-nav/reports/Standard_Sales_Pro_Forma_Inv/1302/'" w:xpath="/ns0:NavWordReportXmlPart[1]/ns0:Header[1]/ns0:CompanyAddress5[1]" w:storeItemID="{00000000-0000-0000-0000-000000000000}"/>
+            <w:dataBinding w:prefixMappings="&lt;xmlns:ns0='urn:microsoft-dynamics-nav/reports/Standard_Sales_Pro_Forma_Inv/1302/' " w:xpath="/ns0:NavWordReportXmlPart[1]/ns0:Header[1]/ns0:CompanyAddress5[1]" w:storeItemID="{9EFA8D47-512C-4E9A-880B-24DA1144706D}"/>
             <w15:color w:val="808080"/>
             <w:text/>
           </w:sdtPr>
+          <w:sdtEndPr/>
           <w:sdtContent>
             <w:tc>
               <w:tcPr>
@@ -548,10 +558,11 @@
             <w:placeholder>
               <w:docPart w:val="BB1050C2C8994367A8126BE74A881D55"/>
             </w:placeholder>
-            <w:dataBinding w:prefixMappings="xmlns:ns0='urn:microsoft-dynamics-nav/reports/Standard_Sales_Pro_Forma_Inv/1302/'" w:xpath="/ns0:NavWordReportXmlPart[1]/ns0:Header[1]/ns0:CustomerAddress6[1]" w:storeItemID="{00000000-0000-0000-0000-000000000000}"/>
+            <w:dataBinding w:prefixMappings="&lt;xmlns:ns0='urn:microsoft-dynamics-nav/reports/Standard_Sales_Pro_Forma_Inv/1302/' " w:xpath="/ns0:NavWordReportXmlPart[1]/ns0:Header[1]/ns0:CustomerAddress6[1]" w:storeItemID="{9EFA8D47-512C-4E9A-880B-24DA1144706D}"/>
             <w15:color w:val="808080"/>
             <w:text/>
           </w:sdtPr>
+          <w:sdtEndPr/>
           <w:sdtContent>
             <w:tc>
               <w:tcPr>
@@ -602,10 +613,11 @@
             <w:placeholder>
               <w:docPart w:val="7A4FFA8C27C24AC0B5B0461E1B3B8ED4"/>
             </w:placeholder>
-            <w:dataBinding w:prefixMappings="xmlns:ns0='urn:microsoft-dynamics-nav/reports/Standard_Sales_Pro_Forma_Inv/1302/'" w:xpath="/ns0:NavWordReportXmlPart[1]/ns0:Header[1]/ns0:CompanyAddress6[1]" w:storeItemID="{00000000-0000-0000-0000-000000000000}"/>
+            <w:dataBinding w:prefixMappings="&lt;xmlns:ns0='urn:microsoft-dynamics-nav/reports/Standard_Sales_Pro_Forma_Inv/1302/' " w:xpath="/ns0:NavWordReportXmlPart[1]/ns0:Header[1]/ns0:CompanyAddress6[1]" w:storeItemID="{9EFA8D47-512C-4E9A-880B-24DA1144706D}"/>
             <w15:color w:val="808080"/>
             <w:text/>
           </w:sdtPr>
+          <w:sdtEndPr/>
           <w:sdtContent>
             <w:tc>
               <w:tcPr>
@@ -649,10 +661,11 @@
             <w:placeholder>
               <w:docPart w:val="BB1050C2C8994367A8126BE74A881D55"/>
             </w:placeholder>
-            <w:dataBinding w:prefixMappings="xmlns:ns0='urn:microsoft-dynamics-nav/reports/Standard_Sales_Pro_Forma_Inv/1302/'" w:xpath="/ns0:NavWordReportXmlPart[1]/ns0:Header[1]/ns0:CustomerAddress7[1]" w:storeItemID="{00000000-0000-0000-0000-000000000000}"/>
+            <w:dataBinding w:prefixMappings="&lt;xmlns:ns0='urn:microsoft-dynamics-nav/reports/Standard_Sales_Pro_Forma_Inv/1302/' " w:xpath="/ns0:NavWordReportXmlPart[1]/ns0:Header[1]/ns0:CustomerAddress7[1]" w:storeItemID="{9EFA8D47-512C-4E9A-880B-24DA1144706D}"/>
             <w15:color w:val="808080"/>
             <w:text/>
           </w:sdtPr>
+          <w:sdtEndPr/>
           <w:sdtContent>
             <w:tc>
               <w:tcPr>
@@ -724,10 +737,11 @@
             <w:placeholder>
               <w:docPart w:val="BB1050C2C8994367A8126BE74A881D55"/>
             </w:placeholder>
-            <w:dataBinding w:prefixMappings="xmlns:ns0='urn:microsoft-dynamics-nav/reports/Standard_Sales_Pro_Forma_Inv/1302/'" w:xpath="/ns0:NavWordReportXmlPart[1]/ns0:Header[1]/ns0:CustomerAddress8[1]" w:storeItemID="{00000000-0000-0000-0000-000000000000}"/>
+            <w:dataBinding w:prefixMappings="&lt;xmlns:ns0='urn:microsoft-dynamics-nav/reports/Standard_Sales_Pro_Forma_Inv/1302/' " w:xpath="/ns0:NavWordReportXmlPart[1]/ns0:Header[1]/ns0:CustomerAddress8[1]" w:storeItemID="{9EFA8D47-512C-4E9A-880B-24DA1144706D}"/>
             <w15:color w:val="808080"/>
             <w:text/>
           </w:sdtPr>
+          <w:sdtEndPr/>
           <w:sdtContent>
             <w:tc>
               <w:tcPr>
@@ -823,7 +837,9 @@
             </w:placeholder>
             <w15:color w:val="808080"/>
             <w:text/>
+            <w:dataBinding w:prefixMappings="&lt;xmlns:ns0='urn:microsoft-dynamics-nav/reports/Standard_Sales_Pro_Forma_Inv/1302/' " w:xpath="/ns0:NavWordReportXmlPart[1]/ns0:Header[1]/ns0:DocumentTitleLbl[1]"/>
           </w:sdtPr>
+          <w:sdtEndPr/>
           <w:sdtContent>
             <w:tc>
               <w:tcPr>
@@ -837,7 +853,6 @@
                     <w:szCs w:val="18"/>
                   </w:rPr>
                 </w:pPr>
-                <w:proofErr w:type="spellStart"/>
                 <w:r>
                   <w:rPr>
                     <w:sz w:val="18"/>
@@ -845,7 +860,6 @@
                   </w:rPr>
                   <w:t>DocumentTitleLbl</w:t>
                 </w:r>
-                <w:proofErr w:type="spellEnd"/>
               </w:p>
             </w:tc>
           </w:sdtContent>
@@ -862,10 +876,11 @@
             <w:placeholder>
               <w:docPart w:val="E4A936BB3F784CE892CE53F1B8632C13"/>
             </w:placeholder>
-            <w:dataBinding w:prefixMappings="xmlns:ns0='urn:microsoft-dynamics-nav/reports/Standard_Sales_Pro_Forma_Inv/1302/'" w:xpath="/ns0:NavWordReportXmlPart[1]/ns0:Header[1]/ns0:ExternalDocumentNoLbl[1]" w:storeItemID="{00000000-0000-0000-0000-000000000000}"/>
+            <w:dataBinding w:prefixMappings="&lt;xmlns:ns0='urn:microsoft-dynamics-nav/reports/Standard_Sales_Pro_Forma_Inv/1302/' " w:xpath="/ns0:NavWordReportXmlPart[1]/ns0:Header[1]/ns0:ExternalDocumentNoLbl[1]" w:storeItemID="{9EFA8D47-512C-4E9A-880B-24DA1144706D}"/>
             <w15:color w:val="808080"/>
             <w:text/>
           </w:sdtPr>
+          <w:sdtEndPr/>
           <w:sdtContent>
             <w:tc>
               <w:tcPr>
@@ -879,7 +894,6 @@
                     <w:szCs w:val="18"/>
                   </w:rPr>
                 </w:pPr>
-                <w:proofErr w:type="spellStart"/>
                 <w:r>
                   <w:rPr>
                     <w:sz w:val="18"/>
@@ -887,7 +901,6 @@
                   </w:rPr>
                   <w:t>ExternalDocumentNoLbl</w:t>
                 </w:r>
-                <w:proofErr w:type="spellEnd"/>
               </w:p>
             </w:tc>
           </w:sdtContent>
@@ -904,10 +917,11 @@
             <w:placeholder>
               <w:docPart w:val="F43B6BD8035C4471A8C4B2E257BE925C"/>
             </w:placeholder>
-            <w:dataBinding w:prefixMappings="xmlns:ns0='urn:microsoft-dynamics-nav/reports/Standard_Sales_Pro_Forma_Inv/1302/'" w:xpath="/ns0:NavWordReportXmlPart[1]/ns0:Header[1]/ns0:CustomerVATRegistrationNoLbl[1]" w:storeItemID="{00000000-0000-0000-0000-000000000000}"/>
+            <w:dataBinding w:prefixMappings="&lt;xmlns:ns0='urn:microsoft-dynamics-nav/reports/Standard_Sales_Pro_Forma_Inv/1302/' " w:xpath="/ns0:NavWordReportXmlPart[1]/ns0:Header[1]/ns0:CustomerVATRegistrationNoLbl[1]" w:storeItemID="{9EFA8D47-512C-4E9A-880B-24DA1144706D}"/>
             <w15:color w:val="808080"/>
             <w:text/>
           </w:sdtPr>
+          <w:sdtEndPr/>
           <w:sdtContent>
             <w:tc>
               <w:tcPr>
@@ -921,7 +935,6 @@
                     <w:szCs w:val="18"/>
                   </w:rPr>
                 </w:pPr>
-                <w:proofErr w:type="spellStart"/>
                 <w:r>
                   <w:rPr>
                     <w:sz w:val="18"/>
@@ -929,7 +942,6 @@
                   </w:rPr>
                   <w:t>CustomerVATRegistrationNoLbl</w:t>
                 </w:r>
-                <w:proofErr w:type="spellEnd"/>
               </w:p>
             </w:tc>
           </w:sdtContent>
@@ -946,10 +958,11 @@
             <w:placeholder>
               <w:docPart w:val="3DA281722B2D421BAAB5F481FEF3A94A"/>
             </w:placeholder>
-            <w:dataBinding w:prefixMappings="xmlns:ns0='urn:microsoft-dynamics-nav/reports/Standard_Sales_Pro_Forma_Inv/1302/'" w:xpath="/ns0:NavWordReportXmlPart[1]/ns0:Header[1]/ns0:YourReferenceLbl[1]" w:storeItemID="{00000000-0000-0000-0000-000000000000}"/>
+            <w:dataBinding w:prefixMappings="&lt;xmlns:ns0='urn:microsoft-dynamics-nav/reports/Standard_Sales_Pro_Forma_Inv/1302/' " w:xpath="/ns0:NavWordReportXmlPart[1]/ns0:Header[1]/ns0:YourReferenceLbl[1]" w:storeItemID="{9EFA8D47-512C-4E9A-880B-24DA1144706D}"/>
             <w15:color w:val="808080"/>
             <w:text/>
           </w:sdtPr>
+          <w:sdtEndPr/>
           <w:sdtContent>
             <w:tc>
               <w:tcPr>
@@ -963,7 +976,6 @@
                     <w:szCs w:val="18"/>
                   </w:rPr>
                 </w:pPr>
-                <w:proofErr w:type="spellStart"/>
                 <w:r>
                   <w:rPr>
                     <w:sz w:val="18"/>
@@ -971,7 +983,6 @@
                   </w:rPr>
                   <w:t>YourReferenceLbl</w:t>
                 </w:r>
-                <w:proofErr w:type="spellEnd"/>
               </w:p>
             </w:tc>
           </w:sdtContent>
@@ -1005,11 +1016,11 @@
                 <w:placeholder>
                   <w:docPart w:val="60DF775C9DB9498CBF16C9016D12D869"/>
                 </w:placeholder>
-                <w:dataBinding w:prefixMappings="xmlns:ns0='urn:microsoft-dynamics-nav/reports/Standard_Sales_Pro_Forma_Inv/1302/'" w:xpath="/ns0:NavWordReportXmlPart[1]/ns0:Header[1]/ns0:DocumentNo[1]" w:storeItemID="{9EFA8D47-512C-4E9A-880B-24DA1144706D}"/>
+                <w:dataBinding w:prefixMappings="&lt;xmlns:ns0='urn:microsoft-dynamics-nav/reports/Standard_Sales_Pro_Forma_Inv/1302/' " w:xpath="/ns0:NavWordReportXmlPart[1]/ns0:Header[1]/ns0:DocumentNo[1]" w:storeItemID="{9EFA8D47-512C-4E9A-880B-24DA1144706D}"/>
                 <w:text/>
               </w:sdtPr>
+              <w:sdtEndPr/>
               <w:sdtContent>
-                <w:proofErr w:type="spellStart"/>
                 <w:r>
                   <w:rPr>
                     <w:sz w:val="18"/>
@@ -1017,7 +1028,6 @@
                   </w:rPr>
                   <w:t>DocumentNo</w:t>
                 </w:r>
-                <w:proofErr w:type="spellEnd"/>
               </w:sdtContent>
             </w:sdt>
           </w:p>
@@ -1034,10 +1044,11 @@
             <w:placeholder>
               <w:docPart w:val="D6204E6720F44A199DE256409D1A9028"/>
             </w:placeholder>
-            <w:dataBinding w:prefixMappings="xmlns:ns0='urn:microsoft-dynamics-nav/reports/Standard_Sales_Pro_Forma_Inv/1302/'" w:xpath="/ns0:NavWordReportXmlPart[1]/ns0:Header[1]/ns0:ExternalDocumentNo[1]" w:storeItemID="{00000000-0000-0000-0000-000000000000}"/>
+            <w:dataBinding w:prefixMappings="&lt;xmlns:ns0='urn:microsoft-dynamics-nav/reports/Standard_Sales_Pro_Forma_Inv/1302/' " w:xpath="/ns0:NavWordReportXmlPart[1]/ns0:Header[1]/ns0:ExternalDocumentNo[1]" w:storeItemID="{9EFA8D47-512C-4E9A-880B-24DA1144706D}"/>
             <w15:color w:val="808080"/>
             <w:text/>
           </w:sdtPr>
+          <w:sdtEndPr/>
           <w:sdtContent>
             <w:tc>
               <w:tcPr>
@@ -1051,7 +1062,6 @@
                     <w:szCs w:val="18"/>
                   </w:rPr>
                 </w:pPr>
-                <w:proofErr w:type="spellStart"/>
                 <w:r>
                   <w:rPr>
                     <w:sz w:val="18"/>
@@ -1059,7 +1069,6 @@
                   </w:rPr>
                   <w:t>ExternalDocumentNo</w:t>
                 </w:r>
-                <w:proofErr w:type="spellEnd"/>
               </w:p>
             </w:tc>
           </w:sdtContent>
@@ -1076,10 +1085,11 @@
             <w:placeholder>
               <w:docPart w:val="1FBC201A7B774392B0F5729EFA4322DC"/>
             </w:placeholder>
-            <w:dataBinding w:prefixMappings="xmlns:ns0='urn:microsoft-dynamics-nav/reports/Standard_Sales_Pro_Forma_Inv/1302/'" w:xpath="/ns0:NavWordReportXmlPart[1]/ns0:Header[1]/ns0:CustomerVATRegNo[1]" w:storeItemID="{00000000-0000-0000-0000-000000000000}"/>
+            <w:dataBinding w:prefixMappings="&lt;xmlns:ns0='urn:microsoft-dynamics-nav/reports/Standard_Sales_Pro_Forma_Inv/1302/' " w:xpath="/ns0:NavWordReportXmlPart[1]/ns0:Header[1]/ns0:CustomerVATRegNo[1]" w:storeItemID="{9EFA8D47-512C-4E9A-880B-24DA1144706D}"/>
             <w15:color w:val="808080"/>
             <w:text/>
           </w:sdtPr>
+          <w:sdtEndPr/>
           <w:sdtContent>
             <w:tc>
               <w:tcPr>
@@ -1093,7 +1103,6 @@
                     <w:szCs w:val="18"/>
                   </w:rPr>
                 </w:pPr>
-                <w:proofErr w:type="spellStart"/>
                 <w:r>
                   <w:rPr>
                     <w:sz w:val="18"/>
@@ -1101,7 +1110,6 @@
                   </w:rPr>
                   <w:t>CustomerVATRegNo</w:t>
                 </w:r>
-                <w:proofErr w:type="spellEnd"/>
               </w:p>
             </w:tc>
           </w:sdtContent>
@@ -1118,10 +1126,11 @@
             <w:placeholder>
               <w:docPart w:val="976365F18AF44D9D95B0086103816739"/>
             </w:placeholder>
-            <w:dataBinding w:prefixMappings="xmlns:ns0='urn:microsoft-dynamics-nav/reports/Standard_Sales_Pro_Forma_Inv/1302/'" w:xpath="/ns0:NavWordReportXmlPart[1]/ns0:Header[1]/ns0:YourReference[1]" w:storeItemID="{00000000-0000-0000-0000-000000000000}"/>
+            <w:dataBinding w:prefixMappings="&lt;xmlns:ns0='urn:microsoft-dynamics-nav/reports/Standard_Sales_Pro_Forma_Inv/1302/' " w:xpath="/ns0:NavWordReportXmlPart[1]/ns0:Header[1]/ns0:YourReference[1]" w:storeItemID="{9EFA8D47-512C-4E9A-880B-24DA1144706D}"/>
             <w15:color w:val="808080"/>
             <w:text/>
           </w:sdtPr>
+          <w:sdtEndPr/>
           <w:sdtContent>
             <w:tc>
               <w:tcPr>
@@ -1135,7 +1144,6 @@
                     <w:szCs w:val="18"/>
                   </w:rPr>
                 </w:pPr>
-                <w:proofErr w:type="spellStart"/>
                 <w:r>
                   <w:rPr>
                     <w:sz w:val="18"/>
@@ -1143,7 +1151,6 @@
                   </w:rPr>
                   <w:t>YourReference</w:t>
                 </w:r>
-                <w:proofErr w:type="spellEnd"/>
               </w:p>
             </w:tc>
           </w:sdtContent>
@@ -1226,10 +1233,11 @@
             <w:placeholder>
               <w:docPart w:val="5556F837F7DC48A4A3304BE7CEB52FBD"/>
             </w:placeholder>
-            <w:dataBinding w:prefixMappings="xmlns:ns0='urn:microsoft-dynamics-nav/reports/Standard_Sales_Pro_Forma_Inv/1302/'" w:xpath="/ns0:NavWordReportXmlPart[1]/ns0:Header[1]/ns0:ShipmentMethodDescriptionLbl[1]" w:storeItemID="{00000000-0000-0000-0000-000000000000}"/>
+            <w:dataBinding w:prefixMappings="&lt;xmlns:ns0='urn:microsoft-dynamics-nav/reports/Standard_Sales_Pro_Forma_Inv/1302/' " w:xpath="/ns0:NavWordReportXmlPart[1]/ns0:Header[1]/ns0:ShipmentMethodDescriptionLbl[1]" w:storeItemID="{9EFA8D47-512C-4E9A-880B-24DA1144706D}"/>
             <w15:color w:val="808080"/>
             <w:text/>
           </w:sdtPr>
+          <w:sdtEndPr/>
           <w:sdtContent>
             <w:tc>
               <w:tcPr>
@@ -1243,7 +1251,6 @@
                     <w:szCs w:val="18"/>
                   </w:rPr>
                 </w:pPr>
-                <w:proofErr w:type="spellStart"/>
                 <w:r>
                   <w:rPr>
                     <w:sz w:val="18"/>
@@ -1251,7 +1258,6 @@
                   </w:rPr>
                   <w:t>ShipmentMethodDescriptionLbl</w:t>
                 </w:r>
-                <w:proofErr w:type="spellEnd"/>
               </w:p>
             </w:tc>
           </w:sdtContent>
@@ -1268,10 +1274,11 @@
             <w:placeholder>
               <w:docPart w:val="873EC22A4E994BE4AB06F5D3EE8F90A0"/>
             </w:placeholder>
-            <w:dataBinding w:prefixMappings="xmlns:ns0='urn:microsoft-dynamics-nav/reports/Standard_Sales_Pro_Forma_Inv/1302/'" w:xpath="/ns0:NavWordReportXmlPart[1]/ns0:Header[1]/ns0:VATRegNoLbl[1]" w:storeItemID="{00000000-0000-0000-0000-000000000000}"/>
+            <w:dataBinding w:prefixMappings="&lt;xmlns:ns0='urn:microsoft-dynamics-nav/reports/Standard_Sales_Pro_Forma_Inv/1302/' " w:xpath="/ns0:NavWordReportXmlPart[1]/ns0:Header[1]/ns0:VATRegNoLbl[1]" w:storeItemID="{9EFA8D47-512C-4E9A-880B-24DA1144706D}"/>
             <w15:color w:val="808080"/>
             <w:text/>
           </w:sdtPr>
+          <w:sdtEndPr/>
           <w:sdtContent>
             <w:tc>
               <w:tcPr>
@@ -1285,7 +1292,6 @@
                     <w:szCs w:val="18"/>
                   </w:rPr>
                 </w:pPr>
-                <w:proofErr w:type="spellStart"/>
                 <w:r>
                   <w:rPr>
                     <w:sz w:val="18"/>
@@ -1293,7 +1299,6 @@
                   </w:rPr>
                   <w:t>VATRegNoLbl</w:t>
                 </w:r>
-                <w:proofErr w:type="spellEnd"/>
               </w:p>
             </w:tc>
           </w:sdtContent>
@@ -1310,10 +1315,11 @@
             <w:placeholder>
               <w:docPart w:val="67EB4ACD3855486A89ACF09215B856F5"/>
             </w:placeholder>
-            <w:dataBinding w:prefixMappings="xmlns:ns0='urn:microsoft-dynamics-nav/reports/Standard_Sales_Pro_Forma_Inv/1302/'" w:xpath="/ns0:NavWordReportXmlPart[1]/ns0:Header[1]/ns0:SalesPersonLbl[1]" w:storeItemID="{00000000-0000-0000-0000-000000000000}"/>
+            <w:dataBinding w:prefixMappings="&lt;xmlns:ns0='urn:microsoft-dynamics-nav/reports/Standard_Sales_Pro_Forma_Inv/1302/' " w:xpath="/ns0:NavWordReportXmlPart[1]/ns0:Header[1]/ns0:SalesPersonLbl[1]" w:storeItemID="{9EFA8D47-512C-4E9A-880B-24DA1144706D}"/>
             <w15:color w:val="808080"/>
             <w:text/>
           </w:sdtPr>
+          <w:sdtEndPr/>
           <w:sdtContent>
             <w:tc>
               <w:tcPr>
@@ -1327,7 +1333,6 @@
                     <w:szCs w:val="18"/>
                   </w:rPr>
                 </w:pPr>
-                <w:proofErr w:type="spellStart"/>
                 <w:r>
                   <w:rPr>
                     <w:sz w:val="18"/>
@@ -1335,7 +1340,6 @@
                   </w:rPr>
                   <w:t>SalesPersonLbl</w:t>
                 </w:r>
-                <w:proofErr w:type="spellEnd"/>
               </w:p>
             </w:tc>
           </w:sdtContent>
@@ -1352,10 +1356,11 @@
             <w:placeholder>
               <w:docPart w:val="0DFE205F07344CDE8B7DE04F8418A41F"/>
             </w:placeholder>
-            <w:dataBinding w:prefixMappings="xmlns:ns0='urn:microsoft-dynamics-nav/reports/Standard_Sales_Pro_Forma_Inv/1302/'" w:xpath="/ns0:NavWordReportXmlPart[1]/ns0:Header[1]/ns0:CurrencyLbl[1]" w:storeItemID="{00000000-0000-0000-0000-000000000000}"/>
+            <w:dataBinding w:prefixMappings="&lt;xmlns:ns0='urn:microsoft-dynamics-nav/reports/Standard_Sales_Pro_Forma_Inv/1302/' " w:xpath="/ns0:NavWordReportXmlPart[1]/ns0:Header[1]/ns0:CurrencyLbl[1]" w:storeItemID="{9EFA8D47-512C-4E9A-880B-24DA1144706D}"/>
             <w15:color w:val="808080"/>
             <w:text/>
           </w:sdtPr>
+          <w:sdtEndPr/>
           <w:sdtContent>
             <w:tc>
               <w:tcPr>
@@ -1397,10 +1402,11 @@
             <w:placeholder>
               <w:docPart w:val="6E8A85BDCDA04E56BA61810B3222EC63"/>
             </w:placeholder>
-            <w:dataBinding w:prefixMappings="xmlns:ns0='urn:microsoft-dynamics-nav/reports/Standard_Sales_Pro_Forma_Inv/1302/'" w:xpath="/ns0:NavWordReportXmlPart[1]/ns0:Header[1]/ns0:ShipmentMethodDescription[1]" w:storeItemID="{00000000-0000-0000-0000-000000000000}"/>
+            <w:dataBinding w:prefixMappings="&lt;xmlns:ns0='urn:microsoft-dynamics-nav/reports/Standard_Sales_Pro_Forma_Inv/1302/' " w:xpath="/ns0:NavWordReportXmlPart[1]/ns0:Header[1]/ns0:ShipmentMethodDescription[1]" w:storeItemID="{9EFA8D47-512C-4E9A-880B-24DA1144706D}"/>
             <w15:color w:val="808080"/>
             <w:text/>
           </w:sdtPr>
+          <w:sdtEndPr/>
           <w:sdtContent>
             <w:tc>
               <w:tcPr>
@@ -1414,7 +1420,6 @@
                     <w:szCs w:val="18"/>
                   </w:rPr>
                 </w:pPr>
-                <w:proofErr w:type="spellStart"/>
                 <w:r>
                   <w:rPr>
                     <w:sz w:val="18"/>
@@ -1422,7 +1427,6 @@
                   </w:rPr>
                   <w:t>ShipmentMethodDescription</w:t>
                 </w:r>
-                <w:proofErr w:type="spellEnd"/>
               </w:p>
             </w:tc>
           </w:sdtContent>
@@ -1439,10 +1443,11 @@
             <w:placeholder>
               <w:docPart w:val="CB615668107247839B31122A120F9A2F"/>
             </w:placeholder>
-            <w:dataBinding w:prefixMappings="xmlns:ns0='urn:microsoft-dynamics-nav/reports/Standard_Sales_Pro_Forma_Inv/1302/'" w:xpath="/ns0:NavWordReportXmlPart[1]/ns0:Header[1]/ns0:CompanyVATRegNo[1]" w:storeItemID="{00000000-0000-0000-0000-000000000000}"/>
+            <w:dataBinding w:prefixMappings="&lt;xmlns:ns0='urn:microsoft-dynamics-nav/reports/Standard_Sales_Pro_Forma_Inv/1302/' " w:xpath="/ns0:NavWordReportXmlPart[1]/ns0:Header[1]/ns0:CompanyVATRegNo[1]" w:storeItemID="{9EFA8D47-512C-4E9A-880B-24DA1144706D}"/>
             <w15:color w:val="808080"/>
             <w:text/>
           </w:sdtPr>
+          <w:sdtEndPr/>
           <w:sdtContent>
             <w:tc>
               <w:tcPr>
@@ -1456,7 +1461,6 @@
                     <w:szCs w:val="18"/>
                   </w:rPr>
                 </w:pPr>
-                <w:proofErr w:type="spellStart"/>
                 <w:r>
                   <w:rPr>
                     <w:sz w:val="18"/>
@@ -1464,7 +1468,6 @@
                   </w:rPr>
                   <w:t>CompanyVATRegNo</w:t>
                 </w:r>
-                <w:proofErr w:type="spellEnd"/>
               </w:p>
             </w:tc>
           </w:sdtContent>
@@ -1481,10 +1484,11 @@
             <w:placeholder>
               <w:docPart w:val="16A10E0276444A26B405BA7B0CF5D71B"/>
             </w:placeholder>
-            <w:dataBinding w:prefixMappings="xmlns:ns0='urn:microsoft-dynamics-nav/reports/Standard_Sales_Pro_Forma_Inv/1302/'" w:xpath="/ns0:NavWordReportXmlPart[1]/ns0:Header[1]/ns0:SalesPersonName[1]" w:storeItemID="{00000000-0000-0000-0000-000000000000}"/>
+            <w:dataBinding w:prefixMappings="&lt;xmlns:ns0='urn:microsoft-dynamics-nav/reports/Standard_Sales_Pro_Forma_Inv/1302/' " w:xpath="/ns0:NavWordReportXmlPart[1]/ns0:Header[1]/ns0:SalesPersonName[1]" w:storeItemID="{9EFA8D47-512C-4E9A-880B-24DA1144706D}"/>
             <w15:color w:val="808080"/>
             <w:text/>
           </w:sdtPr>
+          <w:sdtEndPr/>
           <w:sdtContent>
             <w:tc>
               <w:tcPr>
@@ -1498,7 +1502,6 @@
                     <w:szCs w:val="18"/>
                   </w:rPr>
                 </w:pPr>
-                <w:proofErr w:type="spellStart"/>
                 <w:r>
                   <w:rPr>
                     <w:sz w:val="18"/>
@@ -1506,7 +1509,6 @@
                   </w:rPr>
                   <w:t>SalesPersonName</w:t>
                 </w:r>
-                <w:proofErr w:type="spellEnd"/>
               </w:p>
             </w:tc>
           </w:sdtContent>
@@ -1527,10 +1529,11 @@
               <w:placeholder>
                 <w:docPart w:val="9356E4569D544DCAB55BFED5F810B3B6"/>
               </w:placeholder>
-              <w:dataBinding w:prefixMappings="xmlns:ns0='urn:microsoft-dynamics-nav/reports/Standard_Sales_Pro_Forma_Inv/1302/'" w:xpath="/ns0:NavWordReportXmlPart[1]/ns0:Header[1]/ns0:Currency[1]" w:storeItemID="{00000000-0000-0000-0000-000000000000}"/>
+              <w:dataBinding w:prefixMappings="&lt;xmlns:ns0='urn:microsoft-dynamics-nav/reports/Standard_Sales_Pro_Forma_Inv/1302/' " w:xpath="/ns0:NavWordReportXmlPart[1]/ns0:Header[1]/ns0:Currency[1]" w:storeItemID="{9EFA8D47-512C-4E9A-880B-24DA1144706D}"/>
               <w15:color w:val="808080"/>
               <w:text/>
             </w:sdtPr>
+            <w:sdtEndPr/>
             <w:sdtContent>
               <w:p>
                 <w:pPr>
@@ -1566,20 +1569,21 @@
       <w:tblPr>
         <w:tblStyle w:val="BCDataTable"/>
         <w:tblW w:w="5000" w:type="pct"/>
+        <w:tblLayout w:type="fixed"/>
         <w:tblLook w:val="0420" w:firstRow="1" w:lastRow="0" w:firstColumn="0" w:lastColumn="0" w:noHBand="0" w:noVBand="1"/>
         <w:tblCaption w:val="Table 3"/>
         <w:tblDescription w:val="Document lines. Column headers in the first row."/>
       </w:tblPr>
       <w:tblGrid>
-        <w:gridCol w:w="1340"/>
-        <w:gridCol w:w="2121"/>
-        <w:gridCol w:w="755"/>
-        <w:gridCol w:w="976"/>
+        <w:gridCol w:w="2341"/>
+        <w:gridCol w:w="1080"/>
+        <w:gridCol w:w="810"/>
+        <w:gridCol w:w="965"/>
         <w:gridCol w:w="1022"/>
-        <w:gridCol w:w="1115"/>
-        <w:gridCol w:w="903"/>
+        <w:gridCol w:w="1114"/>
+        <w:gridCol w:w="902"/>
         <w:gridCol w:w="1198"/>
-        <w:gridCol w:w="1064"/>
+        <w:gridCol w:w="1062"/>
       </w:tblGrid>
       <w:tr>
         <w:trPr>
@@ -1598,14 +1602,15 @@
             <w:placeholder>
               <w:docPart w:val="568F44E2AB434794973B7660D657E151"/>
             </w:placeholder>
-            <w:dataBinding w:prefixMappings="xmlns:ns0='urn:microsoft-dynamics-nav/reports/Standard_Sales_Pro_Forma_Inv/1302/'" w:xpath="/ns0:NavWordReportXmlPart[1]/ns0:Header[1]/ns0:ItemLbl[1]" w:storeItemID="{00000000-0000-0000-0000-000000000000}"/>
+            <w:dataBinding w:prefixMappings="&lt;xmlns:ns0='urn:microsoft-dynamics-nav/reports/Standard_Sales_Pro_Forma_Inv/1302/' " w:xpath="/ns0:NavWordReportXmlPart[1]/ns0:Header[1]/ns0:ItemLbl[1]" w:storeItemID="{9EFA8D47-512C-4E9A-880B-24DA1144706D}"/>
             <w15:color w:val="808080"/>
             <w:text/>
           </w:sdtPr>
+          <w:sdtEndPr/>
           <w:sdtContent>
             <w:tc>
               <w:tcPr>
-                <w:tcW w:w="875" w:type="pct"/>
+                <w:tcW w:w="1115" w:type="pct"/>
               </w:tcPr>
               <w:p>
                 <w:pPr>
@@ -1615,7 +1620,6 @@
                     <w:szCs w:val="18"/>
                   </w:rPr>
                 </w:pPr>
-                <w:proofErr w:type="spellStart"/>
                 <w:r>
                   <w:rPr>
                     <w:sz w:val="18"/>
@@ -1623,7 +1627,6 @@
                   </w:rPr>
                   <w:t>ItemLbl</w:t>
                 </w:r>
-                <w:proofErr w:type="spellEnd"/>
               </w:p>
             </w:tc>
           </w:sdtContent>
@@ -1640,14 +1643,15 @@
             <w:placeholder>
               <w:docPart w:val="568F44E2AB434794973B7660D657E151"/>
             </w:placeholder>
-            <w:dataBinding w:prefixMappings="xmlns:ns0='urn:microsoft-dynamics-nav/reports/Standard_Sales_Pro_Forma_Inv/1302/'" w:xpath="/ns0:NavWordReportXmlPart[1]/ns0:Header[1]/ns0:CountryOfManufactuctureLbl[1]" w:storeItemID="{00000000-0000-0000-0000-000000000000}"/>
+            <w:dataBinding w:prefixMappings="&lt;xmlns:ns0='urn:microsoft-dynamics-nav/reports/Standard_Sales_Pro_Forma_Inv/1302/' " w:xpath="/ns0:NavWordReportXmlPart[1]/ns0:Header[1]/ns0:CountryOfManufactuctureLbl[1]" w:storeItemID="{9EFA8D47-512C-4E9A-880B-24DA1144706D}"/>
             <w15:color w:val="808080"/>
             <w:text/>
           </w:sdtPr>
+          <w:sdtEndPr/>
           <w:sdtContent>
             <w:tc>
               <w:tcPr>
-                <w:tcW w:w="642" w:type="pct"/>
+                <w:tcW w:w="514" w:type="pct"/>
               </w:tcPr>
               <w:p>
                 <w:pPr>
@@ -1657,7 +1661,6 @@
                     <w:szCs w:val="18"/>
                   </w:rPr>
                 </w:pPr>
-                <w:proofErr w:type="spellStart"/>
                 <w:r>
                   <w:rPr>
                     <w:sz w:val="18"/>
@@ -1665,7 +1668,6 @@
                   </w:rPr>
                   <w:t>CountryOfManufactuctureLbl</w:t>
                 </w:r>
-                <w:proofErr w:type="spellEnd"/>
               </w:p>
             </w:tc>
           </w:sdtContent>
@@ -1682,14 +1684,15 @@
             <w:placeholder>
               <w:docPart w:val="568F44E2AB434794973B7660D657E151"/>
             </w:placeholder>
-            <w:dataBinding w:prefixMappings="xmlns:ns0='urn:microsoft-dynamics-nav/reports/Standard_Sales_Pro_Forma_Inv/1302/'" w:xpath="/ns0:NavWordReportXmlPart[1]/ns0:Header[1]/ns0:TariffLbl[1]" w:storeItemID="{00000000-0000-0000-0000-000000000000}"/>
+            <w:dataBinding w:prefixMappings="&lt;xmlns:ns0='urn:microsoft-dynamics-nav/reports/Standard_Sales_Pro_Forma_Inv/1302/' " w:xpath="/ns0:NavWordReportXmlPart[1]/ns0:Header[1]/ns0:TariffLbl[1]" w:storeItemID="{9EFA8D47-512C-4E9A-880B-24DA1144706D}"/>
             <w15:color w:val="808080"/>
             <w:text/>
           </w:sdtPr>
+          <w:sdtEndPr/>
           <w:sdtContent>
             <w:tc>
               <w:tcPr>
-                <w:tcW w:w="379" w:type="pct"/>
+                <w:tcW w:w="386" w:type="pct"/>
               </w:tcPr>
               <w:p>
                 <w:pPr>
@@ -1699,7 +1702,6 @@
                     <w:szCs w:val="18"/>
                   </w:rPr>
                 </w:pPr>
-                <w:proofErr w:type="spellStart"/>
                 <w:r>
                   <w:rPr>
                     <w:sz w:val="18"/>
@@ -1707,7 +1709,6 @@
                   </w:rPr>
                   <w:t>TariffLbl</w:t>
                 </w:r>
-                <w:proofErr w:type="spellEnd"/>
               </w:p>
             </w:tc>
           </w:sdtContent>
@@ -1724,14 +1725,15 @@
             <w:placeholder>
               <w:docPart w:val="568F44E2AB434794973B7660D657E151"/>
             </w:placeholder>
-            <w:dataBinding w:prefixMappings="xmlns:ns0='urn:microsoft-dynamics-nav/reports/Standard_Sales_Pro_Forma_Inv/1302/'" w:xpath="/ns0:NavWordReportXmlPart[1]/ns0:Header[1]/ns0:QuantityLbl[1]" w:storeItemID="{00000000-0000-0000-0000-000000000000}"/>
+            <w:dataBinding w:prefixMappings="&lt;xmlns:ns0='urn:microsoft-dynamics-nav/reports/Standard_Sales_Pro_Forma_Inv/1302/' " w:xpath="/ns0:NavWordReportXmlPart[1]/ns0:Header[1]/ns0:QuantityLbl[1]" w:storeItemID="{9EFA8D47-512C-4E9A-880B-24DA1144706D}"/>
             <w15:color w:val="808080"/>
             <w:text/>
           </w:sdtPr>
+          <w:sdtEndPr/>
           <w:sdtContent>
             <w:tc>
               <w:tcPr>
-                <w:tcW w:w="467" w:type="pct"/>
+                <w:tcW w:w="460" w:type="pct"/>
               </w:tcPr>
               <w:p>
                 <w:pPr>
@@ -1742,7 +1744,6 @@
                     <w:szCs w:val="18"/>
                   </w:rPr>
                 </w:pPr>
-                <w:proofErr w:type="spellStart"/>
                 <w:r>
                   <w:rPr>
                     <w:sz w:val="18"/>
@@ -1750,7 +1751,6 @@
                   </w:rPr>
                   <w:t>QuantityLbl</w:t>
                 </w:r>
-                <w:proofErr w:type="spellEnd"/>
               </w:p>
             </w:tc>
           </w:sdtContent>
@@ -1767,14 +1767,15 @@
             <w:placeholder>
               <w:docPart w:val="568F44E2AB434794973B7660D657E151"/>
             </w:placeholder>
-            <w:dataBinding w:prefixMappings="xmlns:ns0='urn:microsoft-dynamics-nav/reports/Standard_Sales_Pro_Forma_Inv/1302/'" w:xpath="/ns0:NavWordReportXmlPart[1]/ns0:Header[1]/ns0:UnitPriceLbl[1]" w:storeItemID="{00000000-0000-0000-0000-000000000000}"/>
+            <w:dataBinding w:prefixMappings="&lt;xmlns:ns0='urn:microsoft-dynamics-nav/reports/Standard_Sales_Pro_Forma_Inv/1302/' " w:xpath="/ns0:NavWordReportXmlPart[1]/ns0:Header[1]/ns0:UnitPriceLbl[1]" w:storeItemID="{9EFA8D47-512C-4E9A-880B-24DA1144706D}"/>
             <w15:color w:val="808080"/>
             <w:text/>
           </w:sdtPr>
+          <w:sdtEndPr/>
           <w:sdtContent>
             <w:tc>
               <w:tcPr>
-                <w:tcW w:w="496" w:type="pct"/>
+                <w:tcW w:w="487" w:type="pct"/>
               </w:tcPr>
               <w:p>
                 <w:pPr>
@@ -1784,7 +1785,6 @@
                     <w:szCs w:val="18"/>
                   </w:rPr>
                 </w:pPr>
-                <w:proofErr w:type="spellStart"/>
                 <w:r>
                   <w:rPr>
                     <w:sz w:val="18"/>
@@ -1792,7 +1792,6 @@
                   </w:rPr>
                   <w:t>UnitPriceLbl</w:t>
                 </w:r>
-                <w:proofErr w:type="spellEnd"/>
               </w:p>
             </w:tc>
           </w:sdtContent>
@@ -1809,14 +1808,15 @@
             <w:placeholder>
               <w:docPart w:val="6288621E7A9C433688E04BF4E07CAF57"/>
             </w:placeholder>
-            <w:dataBinding w:prefixMappings="xmlns:ns0='urn:microsoft-dynamics-nav/reports/Standard_Sales_Pro_Forma_Inv/1302/'" w:xpath="/ns0:NavWordReportXmlPart[1]/ns0:Header[1]/ns0:NetWeightLbl[1]" w:storeItemID="{00000000-0000-0000-0000-000000000000}"/>
+            <w:dataBinding w:prefixMappings="&lt;xmlns:ns0='urn:microsoft-dynamics-nav/reports/Standard_Sales_Pro_Forma_Inv/1302/' " w:xpath="/ns0:NavWordReportXmlPart[1]/ns0:Header[1]/ns0:NetWeightLbl[1]" w:storeItemID="{9EFA8D47-512C-4E9A-880B-24DA1144706D}"/>
             <w15:color w:val="808080"/>
             <w:text/>
           </w:sdtPr>
+          <w:sdtEndPr/>
           <w:sdtContent>
             <w:tc>
               <w:tcPr>
-                <w:tcW w:w="613" w:type="pct"/>
+                <w:tcW w:w="531" w:type="pct"/>
               </w:tcPr>
               <w:p>
                 <w:pPr>
@@ -1826,7 +1826,6 @@
                     <w:szCs w:val="18"/>
                   </w:rPr>
                 </w:pPr>
-                <w:proofErr w:type="spellStart"/>
                 <w:r>
                   <w:rPr>
                     <w:sz w:val="18"/>
@@ -1834,7 +1833,6 @@
                   </w:rPr>
                   <w:t>NetWeightLbl</w:t>
                 </w:r>
-                <w:proofErr w:type="spellEnd"/>
               </w:p>
             </w:tc>
           </w:sdtContent>
@@ -1851,14 +1849,15 @@
             <w:placeholder>
               <w:docPart w:val="6288621E7A9C433688E04BF4E07CAF57"/>
             </w:placeholder>
-            <w:dataBinding w:prefixMappings="xmlns:ns0='urn:microsoft-dynamics-nav/reports/Standard_Sales_Pro_Forma_Inv/1302/'" w:xpath="/ns0:NavWordReportXmlPart[1]/ns0:Header[1]/ns0:VATPctLbl[1]" w:storeItemID="{00000000-0000-0000-0000-000000000000}"/>
+            <w:dataBinding w:prefixMappings="&lt;xmlns:ns0='urn:microsoft-dynamics-nav/reports/Standard_Sales_Pro_Forma_Inv/1302/' " w:xpath="/ns0:NavWordReportXmlPart[1]/ns0:Header[1]/ns0:VATPctLbl[1]" w:storeItemID="{9EFA8D47-512C-4E9A-880B-24DA1144706D}"/>
             <w15:color w:val="808080"/>
             <w:text/>
           </w:sdtPr>
+          <w:sdtEndPr/>
           <w:sdtContent>
             <w:tc>
               <w:tcPr>
-                <w:tcW w:w="383" w:type="pct"/>
+                <w:tcW w:w="430" w:type="pct"/>
               </w:tcPr>
               <w:p>
                 <w:pPr>
@@ -1868,7 +1867,6 @@
                     <w:szCs w:val="18"/>
                   </w:rPr>
                 </w:pPr>
-                <w:proofErr w:type="spellStart"/>
                 <w:r>
                   <w:rPr>
                     <w:sz w:val="18"/>
@@ -1876,7 +1874,6 @@
                   </w:rPr>
                   <w:t>VATPctLbl</w:t>
                 </w:r>
-                <w:proofErr w:type="spellEnd"/>
               </w:p>
             </w:tc>
           </w:sdtContent>
@@ -1893,14 +1890,15 @@
             <w:placeholder>
               <w:docPart w:val="6288621E7A9C433688E04BF4E07CAF57"/>
             </w:placeholder>
-            <w:dataBinding w:prefixMappings="xmlns:ns0='urn:microsoft-dynamics-nav/reports/Standard_Sales_Pro_Forma_Inv/1302/'" w:xpath="/ns0:NavWordReportXmlPart[1]/ns0:Header[1]/ns0:VATAmountLbl[1]" w:storeItemID="{00000000-0000-0000-0000-000000000000}"/>
+            <w:dataBinding w:prefixMappings="&lt;xmlns:ns0='urn:microsoft-dynamics-nav/reports/Standard_Sales_Pro_Forma_Inv/1302/' " w:xpath="/ns0:NavWordReportXmlPart[1]/ns0:Header[1]/ns0:VATAmountLbl[1]" w:storeItemID="{9EFA8D47-512C-4E9A-880B-24DA1144706D}"/>
             <w15:color w:val="808080"/>
             <w:text/>
           </w:sdtPr>
+          <w:sdtEndPr/>
           <w:sdtContent>
             <w:tc>
               <w:tcPr>
-                <w:tcW w:w="609" w:type="pct"/>
+                <w:tcW w:w="571" w:type="pct"/>
               </w:tcPr>
               <w:p>
                 <w:pPr>
@@ -1911,7 +1909,6 @@
                     <w:szCs w:val="18"/>
                   </w:rPr>
                 </w:pPr>
-                <w:proofErr w:type="spellStart"/>
                 <w:r>
                   <w:rPr>
                     <w:sz w:val="18"/>
@@ -1919,7 +1916,6 @@
                   </w:rPr>
                   <w:t>VATAmountLbl</w:t>
                 </w:r>
-                <w:proofErr w:type="spellEnd"/>
               </w:p>
             </w:tc>
           </w:sdtContent>
@@ -1936,14 +1932,15 @@
             <w:placeholder>
               <w:docPart w:val="6288621E7A9C433688E04BF4E07CAF57"/>
             </w:placeholder>
-            <w:dataBinding w:prefixMappings="xmlns:ns0='urn:microsoft-dynamics-nav/reports/Standard_Sales_Pro_Forma_Inv/1302/'" w:xpath="/ns0:NavWordReportXmlPart[1]/ns0:Header[1]/ns0:AmountLbl[1]" w:storeItemID="{00000000-0000-0000-0000-000000000000}"/>
+            <w:dataBinding w:prefixMappings="&lt;xmlns:ns0='urn:microsoft-dynamics-nav/reports/Standard_Sales_Pro_Forma_Inv/1302/' " w:xpath="/ns0:NavWordReportXmlPart[1]/ns0:Header[1]/ns0:AmountLbl[1]" w:storeItemID="{9EFA8D47-512C-4E9A-880B-24DA1144706D}"/>
             <w15:color w:val="808080"/>
             <w:text/>
           </w:sdtPr>
+          <w:sdtEndPr/>
           <w:sdtContent>
             <w:tc>
               <w:tcPr>
-                <w:tcW w:w="536" w:type="pct"/>
+                <w:tcW w:w="506" w:type="pct"/>
               </w:tcPr>
               <w:p>
                 <w:pPr>
@@ -1954,7 +1951,6 @@
                     <w:szCs w:val="18"/>
                   </w:rPr>
                 </w:pPr>
-                <w:proofErr w:type="spellStart"/>
                 <w:r>
                   <w:rPr>
                     <w:sz w:val="18"/>
@@ -1962,7 +1958,6 @@
                   </w:rPr>
                   <w:t>AmountLbl</w:t>
                 </w:r>
-                <w:proofErr w:type="spellEnd"/>
               </w:p>
             </w:tc>
           </w:sdtContent>
@@ -1975,7 +1970,7 @@
         </w:trPr>
         <w:tc>
           <w:tcPr>
-            <w:tcW w:w="875" w:type="pct"/>
+            <w:tcW w:w="1115" w:type="pct"/>
           </w:tcPr>
           <w:p>
             <w:pPr>
@@ -1989,7 +1984,7 @@
         </w:tc>
         <w:tc>
           <w:tcPr>
-            <w:tcW w:w="642" w:type="pct"/>
+            <w:tcW w:w="514" w:type="pct"/>
           </w:tcPr>
           <w:p>
             <w:pPr>
@@ -2003,7 +1998,7 @@
         </w:tc>
         <w:tc>
           <w:tcPr>
-            <w:tcW w:w="379" w:type="pct"/>
+            <w:tcW w:w="386" w:type="pct"/>
           </w:tcPr>
           <w:p>
             <w:pPr>
@@ -2018,7 +2013,7 @@
         </w:tc>
         <w:tc>
           <w:tcPr>
-            <w:tcW w:w="467" w:type="pct"/>
+            <w:tcW w:w="460" w:type="pct"/>
           </w:tcPr>
           <w:p>
             <w:pPr>
@@ -2033,7 +2028,7 @@
         </w:tc>
         <w:tc>
           <w:tcPr>
-            <w:tcW w:w="496" w:type="pct"/>
+            <w:tcW w:w="487" w:type="pct"/>
           </w:tcPr>
           <w:p>
             <w:pPr>
@@ -2048,7 +2043,7 @@
         </w:tc>
         <w:tc>
           <w:tcPr>
-            <w:tcW w:w="613" w:type="pct"/>
+            <w:tcW w:w="531" w:type="pct"/>
           </w:tcPr>
           <w:p>
             <w:pPr>
@@ -2063,7 +2058,7 @@
         </w:tc>
         <w:tc>
           <w:tcPr>
-            <w:tcW w:w="383" w:type="pct"/>
+            <w:tcW w:w="430" w:type="pct"/>
           </w:tcPr>
           <w:p>
             <w:pPr>
@@ -2078,7 +2073,7 @@
         </w:tc>
         <w:tc>
           <w:tcPr>
-            <w:tcW w:w="609" w:type="pct"/>
+            <w:tcW w:w="571" w:type="pct"/>
           </w:tcPr>
           <w:p>
             <w:pPr>
@@ -2093,7 +2088,7 @@
         </w:tc>
         <w:tc>
           <w:tcPr>
-            <w:tcW w:w="536" w:type="pct"/>
+            <w:tcW w:w="506" w:type="pct"/>
           </w:tcPr>
           <w:p>
             <w:pPr>
@@ -2121,10 +2116,11 @@
           <w:placeholder>
             <w:docPart w:val="9186D105DE5F42ABB688D396D0418C2D"/>
           </w:placeholder>
-          <w15:dataBinding w:prefixMappings="xmlns:ns0='urn:microsoft-dynamics-nav/reports/Standard_Sales_Pro_Forma_Inv/1302/'" w:xpath="/ns0:NavWordReportXmlPart[1]/ns0:Header[1]/ns0:Line" w:storeItemID="{00000000-0000-0000-0000-000000000000}"/>
+          <w15:dataBinding w:prefixMappings="&lt;xmlns:ns0='urn:microsoft-dynamics-nav/reports/Standard_Sales_Pro_Forma_Inv/1302/' " w:xpath="/ns0:NavWordReportXmlPart[1]/ns0:Header[1]/ns0:Line" w:storeItemID="{9EFA8D47-512C-4E9A-880B-24DA1144706D}"/>
           <w15:color w:val="808080"/>
           <w15:repeatingSection/>
         </w:sdtPr>
+        <w:sdtEndPr/>
         <w:sdtContent>
           <w:sdt>
             <w:sdtPr>
@@ -2138,6 +2134,7 @@
               <w15:color w:val="808080"/>
               <w15:repeatingSectionItem/>
             </w:sdtPr>
+            <w:sdtEndPr/>
             <w:sdtContent>
               <w:tr>
                 <w:trPr>
@@ -2158,7 +2155,7 @@
                     <w:placeholder>
                       <w:docPart w:val="DefaultPlaceholder_-1854013440"/>
                     </w:placeholder>
-                    <w:dataBinding w:prefixMappings="xmlns:ns0='urn:microsoft-dynamics-nav/reports/Standard_Sales_Pro_Forma_Inv/1302/'" w:xpath="/ns0:NavWordReportXmlPart[1]/ns0:Header[1]/ns0:Line[1]/ns0:ItemDescription[1]" w:storeItemID="{00000000-0000-0000-0000-000000000000}"/>
+                    <w:dataBinding w:prefixMappings="&lt;xmlns:ns0='urn:microsoft-dynamics-nav/reports/Standard_Sales_Pro_Forma_Inv/1302/' " w:xpath="/ns0:NavWordReportXmlPart[1]/ns0:Header[1]/ns0:Line[1]/ns0:ItemDescription[1]" w:storeItemID="{9EFA8D47-512C-4E9A-880B-24DA1144706D}"/>
                     <w15:color w:val="808080"/>
                     <w:text/>
                   </w:sdtPr>
@@ -2171,7 +2168,7 @@
                   <w:sdtContent>
                     <w:tc>
                       <w:tcPr>
-                        <w:tcW w:w="875" w:type="pct"/>
+                        <w:tcW w:w="1115" w:type="pct"/>
                       </w:tcPr>
                       <w:p>
                         <w:pPr>
@@ -2204,14 +2201,15 @@
                     <w:placeholder>
                       <w:docPart w:val="568F44E2AB434794973B7660D657E151"/>
                     </w:placeholder>
-                    <w:dataBinding w:prefixMappings="xmlns:ns0='urn:microsoft-dynamics-nav/reports/Standard_Sales_Pro_Forma_Inv/1302/'" w:xpath="/ns0:NavWordReportXmlPart[1]/ns0:Header[1]/ns0:Line[1]/ns0:CountryOfManufacturing[1]" w:storeItemID="{00000000-0000-0000-0000-000000000000}"/>
+                    <w:dataBinding w:prefixMappings="&lt;xmlns:ns0='urn:microsoft-dynamics-nav/reports/Standard_Sales_Pro_Forma_Inv/1302/' " w:xpath="/ns0:NavWordReportXmlPart[1]/ns0:Header[1]/ns0:Line[1]/ns0:CountryOfManufacturing[1]" w:storeItemID="{9EFA8D47-512C-4E9A-880B-24DA1144706D}"/>
                     <w15:color w:val="808080"/>
                     <w:text/>
                   </w:sdtPr>
+                  <w:sdtEndPr/>
                   <w:sdtContent>
                     <w:tc>
                       <w:tcPr>
-                        <w:tcW w:w="642" w:type="pct"/>
+                        <w:tcW w:w="514" w:type="pct"/>
                       </w:tcPr>
                       <w:p>
                         <w:pPr>
@@ -2221,7 +2219,6 @@
                             <w:szCs w:val="18"/>
                           </w:rPr>
                         </w:pPr>
-                        <w:proofErr w:type="spellStart"/>
                         <w:r>
                           <w:rPr>
                             <w:sz w:val="18"/>
@@ -2229,7 +2226,6 @@
                           </w:rPr>
                           <w:t>CountryOfManufacturing</w:t>
                         </w:r>
-                        <w:proofErr w:type="spellEnd"/>
                       </w:p>
                     </w:tc>
                   </w:sdtContent>
@@ -2246,14 +2242,15 @@
                     <w:placeholder>
                       <w:docPart w:val="568F44E2AB434794973B7660D657E151"/>
                     </w:placeholder>
-                    <w:dataBinding w:prefixMappings="xmlns:ns0='urn:microsoft-dynamics-nav/reports/Standard_Sales_Pro_Forma_Inv/1302/'" w:xpath="/ns0:NavWordReportXmlPart[1]/ns0:Header[1]/ns0:Line[1]/ns0:Tariff[1]" w:storeItemID="{00000000-0000-0000-0000-000000000000}"/>
+                    <w:dataBinding w:prefixMappings="&lt;xmlns:ns0='urn:microsoft-dynamics-nav/reports/Standard_Sales_Pro_Forma_Inv/1302/' " w:xpath="/ns0:NavWordReportXmlPart[1]/ns0:Header[1]/ns0:Line[1]/ns0:Tariff[1]" w:storeItemID="{9EFA8D47-512C-4E9A-880B-24DA1144706D}"/>
                     <w15:color w:val="808080"/>
                     <w:text/>
                   </w:sdtPr>
+                  <w:sdtEndPr/>
                   <w:sdtContent>
                     <w:tc>
                       <w:tcPr>
-                        <w:tcW w:w="379" w:type="pct"/>
+                        <w:tcW w:w="386" w:type="pct"/>
                       </w:tcPr>
                       <w:p>
                         <w:pPr>
@@ -2286,14 +2283,15 @@
                     <w:placeholder>
                       <w:docPart w:val="568F44E2AB434794973B7660D657E151"/>
                     </w:placeholder>
-                    <w:dataBinding w:prefixMappings="xmlns:ns0='urn:microsoft-dynamics-nav/reports/Standard_Sales_Pro_Forma_Inv/1302/'" w:xpath="/ns0:NavWordReportXmlPart[1]/ns0:Header[1]/ns0:Line[1]/ns0:Quantity[1]" w:storeItemID="{00000000-0000-0000-0000-000000000000}"/>
+                    <w:dataBinding w:prefixMappings="&lt;xmlns:ns0='urn:microsoft-dynamics-nav/reports/Standard_Sales_Pro_Forma_Inv/1302/' " w:xpath="/ns0:NavWordReportXmlPart[1]/ns0:Header[1]/ns0:Line[1]/ns0:Quantity[1]" w:storeItemID="{9EFA8D47-512C-4E9A-880B-24DA1144706D}"/>
                     <w15:color w:val="808080"/>
                     <w:text/>
                   </w:sdtPr>
+                  <w:sdtEndPr/>
                   <w:sdtContent>
                     <w:tc>
                       <w:tcPr>
-                        <w:tcW w:w="467" w:type="pct"/>
+                        <w:tcW w:w="460" w:type="pct"/>
                       </w:tcPr>
                       <w:p>
                         <w:pPr>
@@ -2327,14 +2325,15 @@
                     <w:placeholder>
                       <w:docPart w:val="568F44E2AB434794973B7660D657E151"/>
                     </w:placeholder>
-                    <w:dataBinding w:prefixMappings="xmlns:ns0='urn:microsoft-dynamics-nav/reports/Standard_Sales_Pro_Forma_Inv/1302/'" w:xpath="/ns0:NavWordReportXmlPart[1]/ns0:Header[1]/ns0:Line[1]/ns0:Price[1]" w:storeItemID="{00000000-0000-0000-0000-000000000000}"/>
+                    <w:dataBinding w:prefixMappings="&lt;xmlns:ns0='urn:microsoft-dynamics-nav/reports/Standard_Sales_Pro_Forma_Inv/1302/' " w:xpath="/ns0:NavWordReportXmlPart[1]/ns0:Header[1]/ns0:Line[1]/ns0:Price[1]" w:storeItemID="{9EFA8D47-512C-4E9A-880B-24DA1144706D}"/>
                     <w15:color w:val="808080"/>
                     <w:text/>
                   </w:sdtPr>
+                  <w:sdtEndPr/>
                   <w:sdtContent>
                     <w:tc>
                       <w:tcPr>
-                        <w:tcW w:w="496" w:type="pct"/>
+                        <w:tcW w:w="487" w:type="pct"/>
                       </w:tcPr>
                       <w:p>
                         <w:pPr>
@@ -2367,14 +2366,15 @@
                     <w:placeholder>
                       <w:docPart w:val="6288621E7A9C433688E04BF4E07CAF57"/>
                     </w:placeholder>
-                    <w:dataBinding w:prefixMappings="xmlns:ns0='urn:microsoft-dynamics-nav/reports/Standard_Sales_Pro_Forma_Inv/1302/'" w:xpath="/ns0:NavWordReportXmlPart[1]/ns0:Header[1]/ns0:Line[1]/ns0:NetWeight[1]" w:storeItemID="{00000000-0000-0000-0000-000000000000}"/>
+                    <w:dataBinding w:prefixMappings="&lt;xmlns:ns0='urn:microsoft-dynamics-nav/reports/Standard_Sales_Pro_Forma_Inv/1302/' " w:xpath="/ns0:NavWordReportXmlPart[1]/ns0:Header[1]/ns0:Line[1]/ns0:NetWeight[1]" w:storeItemID="{9EFA8D47-512C-4E9A-880B-24DA1144706D}"/>
                     <w15:color w:val="808080"/>
                     <w:text/>
                   </w:sdtPr>
+                  <w:sdtEndPr/>
                   <w:sdtContent>
                     <w:tc>
                       <w:tcPr>
-                        <w:tcW w:w="613" w:type="pct"/>
+                        <w:tcW w:w="531" w:type="pct"/>
                       </w:tcPr>
                       <w:p>
                         <w:pPr>
@@ -2384,7 +2384,6 @@
                             <w:szCs w:val="18"/>
                           </w:rPr>
                         </w:pPr>
-                        <w:proofErr w:type="spellStart"/>
                         <w:r>
                           <w:rPr>
                             <w:sz w:val="18"/>
@@ -2392,7 +2391,6 @@
                           </w:rPr>
                           <w:t>NetWeight</w:t>
                         </w:r>
-                        <w:proofErr w:type="spellEnd"/>
                       </w:p>
                     </w:tc>
                   </w:sdtContent>
@@ -2409,14 +2407,15 @@
                     <w:placeholder>
                       <w:docPart w:val="6288621E7A9C433688E04BF4E07CAF57"/>
                     </w:placeholder>
-                    <w:dataBinding w:prefixMappings="xmlns:ns0='urn:microsoft-dynamics-nav/reports/Standard_Sales_Pro_Forma_Inv/1302/'" w:xpath="/ns0:NavWordReportXmlPart[1]/ns0:Header[1]/ns0:Line[1]/ns0:VATPct[1]" w:storeItemID="{00000000-0000-0000-0000-000000000000}"/>
+                    <w:dataBinding w:prefixMappings="&lt;xmlns:ns0='urn:microsoft-dynamics-nav/reports/Standard_Sales_Pro_Forma_Inv/1302/' " w:xpath="/ns0:NavWordReportXmlPart[1]/ns0:Header[1]/ns0:Line[1]/ns0:VATPct[1]" w:storeItemID="{9EFA8D47-512C-4E9A-880B-24DA1144706D}"/>
                     <w15:color w:val="808080"/>
                     <w:text/>
                   </w:sdtPr>
+                  <w:sdtEndPr/>
                   <w:sdtContent>
                     <w:tc>
                       <w:tcPr>
-                        <w:tcW w:w="383" w:type="pct"/>
+                        <w:tcW w:w="430" w:type="pct"/>
                       </w:tcPr>
                       <w:p>
                         <w:pPr>
@@ -2426,7 +2425,6 @@
                             <w:szCs w:val="18"/>
                           </w:rPr>
                         </w:pPr>
-                        <w:proofErr w:type="spellStart"/>
                         <w:r>
                           <w:rPr>
                             <w:sz w:val="18"/>
@@ -2434,7 +2432,6 @@
                           </w:rPr>
                           <w:t>VATPct</w:t>
                         </w:r>
-                        <w:proofErr w:type="spellEnd"/>
                       </w:p>
                     </w:tc>
                   </w:sdtContent>
@@ -2451,14 +2448,15 @@
                     <w:placeholder>
                       <w:docPart w:val="6288621E7A9C433688E04BF4E07CAF57"/>
                     </w:placeholder>
-                    <w:dataBinding w:prefixMappings="xmlns:ns0='urn:microsoft-dynamics-nav/reports/Standard_Sales_Pro_Forma_Inv/1302/'" w:xpath="/ns0:NavWordReportXmlPart[1]/ns0:Header[1]/ns0:Line[1]/ns0:VATAmount[1]" w:storeItemID="{00000000-0000-0000-0000-000000000000}"/>
+                    <w:dataBinding w:prefixMappings="&lt;xmlns:ns0='urn:microsoft-dynamics-nav/reports/Standard_Sales_Pro_Forma_Inv/1302/' " w:xpath="/ns0:NavWordReportXmlPart[1]/ns0:Header[1]/ns0:Line[1]/ns0:VATAmount[1]" w:storeItemID="{9EFA8D47-512C-4E9A-880B-24DA1144706D}"/>
                     <w15:color w:val="808080"/>
                     <w:text/>
                   </w:sdtPr>
+                  <w:sdtEndPr/>
                   <w:sdtContent>
                     <w:tc>
                       <w:tcPr>
-                        <w:tcW w:w="609" w:type="pct"/>
+                        <w:tcW w:w="571" w:type="pct"/>
                       </w:tcPr>
                       <w:p>
                         <w:pPr>
@@ -2469,7 +2467,6 @@
                             <w:szCs w:val="18"/>
                           </w:rPr>
                         </w:pPr>
-                        <w:proofErr w:type="spellStart"/>
                         <w:r>
                           <w:rPr>
                             <w:sz w:val="18"/>
@@ -2477,7 +2474,6 @@
                           </w:rPr>
                           <w:t>VATAmount</w:t>
                         </w:r>
-                        <w:proofErr w:type="spellEnd"/>
                       </w:p>
                     </w:tc>
                   </w:sdtContent>
@@ -2494,14 +2490,15 @@
                     <w:placeholder>
                       <w:docPart w:val="6288621E7A9C433688E04BF4E07CAF57"/>
                     </w:placeholder>
-                    <w:dataBinding w:prefixMappings="xmlns:ns0='urn:microsoft-dynamics-nav/reports/Standard_Sales_Pro_Forma_Inv/1302/'" w:xpath="/ns0:NavWordReportXmlPart[1]/ns0:Header[1]/ns0:Line[1]/ns0:LineAmount[1]" w:storeItemID="{00000000-0000-0000-0000-000000000000}"/>
+                    <w:dataBinding w:prefixMappings="&lt;xmlns:ns0='urn:microsoft-dynamics-nav/reports/Standard_Sales_Pro_Forma_Inv/1302/' " w:xpath="/ns0:NavWordReportXmlPart[1]/ns0:Header[1]/ns0:Line[1]/ns0:LineAmount[1]" w:storeItemID="{9EFA8D47-512C-4E9A-880B-24DA1144706D}"/>
                     <w15:color w:val="808080"/>
                     <w:text/>
                   </w:sdtPr>
+                  <w:sdtEndPr/>
                   <w:sdtContent>
                     <w:tc>
                       <w:tcPr>
-                        <w:tcW w:w="536" w:type="pct"/>
+                        <w:tcW w:w="506" w:type="pct"/>
                       </w:tcPr>
                       <w:p>
                         <w:pPr>
@@ -2512,7 +2509,6 @@
                             <w:szCs w:val="18"/>
                           </w:rPr>
                         </w:pPr>
-                        <w:proofErr w:type="spellStart"/>
                         <w:r>
                           <w:rPr>
                             <w:sz w:val="18"/>
@@ -2520,7 +2516,6 @@
                           </w:rPr>
                           <w:t>LineAmount</w:t>
                         </w:r>
-                        <w:proofErr w:type="spellEnd"/>
                       </w:p>
                     </w:tc>
                   </w:sdtContent>
@@ -2555,7 +2550,7 @@
       <w:tr>
         <w:trPr>
           <w:cantSplit/>
-          <w:trHeight w:val="490"/>
+          <w:trHeight w:val="274"/>
         </w:trPr>
         <w:sdt>
           <w:sdtPr>
@@ -2569,10 +2564,11 @@
             <w:placeholder>
               <w:docPart w:val="DefaultPlaceholder_-1854013440"/>
             </w:placeholder>
-            <w:dataBinding w:prefixMappings="xmlns:ns0='urn:microsoft-dynamics-nav/reports/Standard_Sales_Pro_Forma_Inv/1302/'" w:xpath="/ns0:NavWordReportXmlPart[1]/ns0:Header[1]/ns0:TotalWeightLbl[1]" w:storeItemID="{00000000-0000-0000-0000-000000000000}"/>
+            <w:dataBinding w:prefixMappings="&lt;xmlns:ns0='urn:microsoft-dynamics-nav/reports/Standard_Sales_Pro_Forma_Inv/1302/' " w:xpath="/ns0:NavWordReportXmlPart[1]/ns0:Header[1]/ns0:TotalWeightLbl[1]" w:storeItemID="{9EFA8D47-512C-4E9A-880B-24DA1144706D}"/>
             <w15:color w:val="808080"/>
             <w:text/>
           </w:sdtPr>
+          <w:sdtEndPr/>
           <w:sdtContent>
             <w:tc>
               <w:tcPr>
@@ -2581,13 +2577,12 @@
               <w:p>
                 <w:pPr>
                   <w:pStyle w:val="NoSpacing"/>
-                  <w:spacing w:before="120" w:after="120"/>
+                  <w:spacing w:before="80" w:after="80"/>
                   <w:rPr>
                     <w:sz w:val="18"/>
                     <w:szCs w:val="18"/>
                   </w:rPr>
                 </w:pPr>
-                <w:proofErr w:type="spellStart"/>
                 <w:r>
                   <w:rPr>
                     <w:sz w:val="18"/>
@@ -2595,7 +2590,6 @@
                   </w:rPr>
                   <w:t>TotalWeightLbl</w:t>
                 </w:r>
-                <w:proofErr w:type="spellEnd"/>
               </w:p>
             </w:tc>
           </w:sdtContent>
@@ -2612,10 +2606,11 @@
             <w:placeholder>
               <w:docPart w:val="DefaultPlaceholder_-1854013440"/>
             </w:placeholder>
-            <w:dataBinding w:prefixMappings="xmlns:ns0='urn:microsoft-dynamics-nav/reports/Standard_Sales_Pro_Forma_Inv/1302/'" w:xpath="/ns0:NavWordReportXmlPart[1]/ns0:Header[1]/ns0:Totals[1]/ns0:TotalWeight[1]" w:storeItemID="{00000000-0000-0000-0000-000000000000}"/>
+            <w:dataBinding w:prefixMappings="&lt;xmlns:ns0='urn:microsoft-dynamics-nav/reports/Standard_Sales_Pro_Forma_Inv/1302/' " w:xpath="/ns0:NavWordReportXmlPart[1]/ns0:Header[1]/ns0:Totals[1]/ns0:TotalWeight[1]" w:storeItemID="{9EFA8D47-512C-4E9A-880B-24DA1144706D}"/>
             <w15:color w:val="808080"/>
             <w:text/>
           </w:sdtPr>
+          <w:sdtEndPr/>
           <w:sdtContent>
             <w:tc>
               <w:tcPr>
@@ -2624,14 +2619,13 @@
               <w:p>
                 <w:pPr>
                   <w:pStyle w:val="BCNumber"/>
-                  <w:spacing w:before="120" w:after="120"/>
+                  <w:spacing w:before="80" w:after="80"/>
                   <w:jc w:val="right"/>
                   <w:rPr>
                     <w:sz w:val="18"/>
                     <w:szCs w:val="18"/>
                   </w:rPr>
                 </w:pPr>
-                <w:proofErr w:type="spellStart"/>
                 <w:r>
                   <w:rPr>
                     <w:sz w:val="18"/>
@@ -2639,7 +2633,6 @@
                   </w:rPr>
                   <w:t>TotalWeight</w:t>
                 </w:r>
-                <w:proofErr w:type="spellEnd"/>
               </w:p>
             </w:tc>
           </w:sdtContent>
@@ -2648,7 +2641,7 @@
       <w:tr>
         <w:trPr>
           <w:cantSplit/>
-          <w:trHeight w:val="490"/>
+          <w:trHeight w:val="274"/>
         </w:trPr>
         <w:sdt>
           <w:sdtPr>
@@ -2662,10 +2655,11 @@
             <w:placeholder>
               <w:docPart w:val="DefaultPlaceholder_-1854013440"/>
             </w:placeholder>
-            <w:dataBinding w:prefixMappings="xmlns:ns0='urn:microsoft-dynamics-nav/reports/Standard_Sales_Pro_Forma_Inv/1302/'" w:xpath="/ns0:NavWordReportXmlPart[1]/ns0:Header[1]/ns0:TotalAmountLbl[1]" w:storeItemID="{00000000-0000-0000-0000-000000000000}"/>
+            <w:dataBinding w:prefixMappings="&lt;xmlns:ns0='urn:microsoft-dynamics-nav/reports/Standard_Sales_Pro_Forma_Inv/1302/' " w:xpath="/ns0:NavWordReportXmlPart[1]/ns0:Header[1]/ns0:TotalAmountLbl[1]" w:storeItemID="{9EFA8D47-512C-4E9A-880B-24DA1144706D}"/>
             <w15:color w:val="808080"/>
             <w:text/>
           </w:sdtPr>
+          <w:sdtEndPr/>
           <w:sdtContent>
             <w:tc>
               <w:tcPr>
@@ -2674,13 +2668,12 @@
               <w:p>
                 <w:pPr>
                   <w:pStyle w:val="NoSpacing"/>
-                  <w:spacing w:before="120" w:after="120"/>
+                  <w:spacing w:before="80" w:after="80"/>
                   <w:rPr>
                     <w:sz w:val="18"/>
                     <w:szCs w:val="18"/>
                   </w:rPr>
                 </w:pPr>
-                <w:proofErr w:type="spellStart"/>
                 <w:r>
                   <w:rPr>
                     <w:sz w:val="18"/>
@@ -2688,7 +2681,6 @@
                   </w:rPr>
                   <w:t>TotalAmountLbl</w:t>
                 </w:r>
-                <w:proofErr w:type="spellEnd"/>
               </w:p>
             </w:tc>
           </w:sdtContent>
@@ -2705,10 +2697,11 @@
             <w:placeholder>
               <w:docPart w:val="DefaultPlaceholder_-1854013440"/>
             </w:placeholder>
-            <w:dataBinding w:prefixMappings="xmlns:ns0='urn:microsoft-dynamics-nav/reports/Standard_Sales_Pro_Forma_Inv/1302/'" w:xpath="/ns0:NavWordReportXmlPart[1]/ns0:Header[1]/ns0:Totals[1]/ns0:TotalValue[1]" w:storeItemID="{00000000-0000-0000-0000-000000000000}"/>
+            <w:dataBinding w:prefixMappings="&lt;xmlns:ns0='urn:microsoft-dynamics-nav/reports/Standard_Sales_Pro_Forma_Inv/1302/' " w:xpath="/ns0:NavWordReportXmlPart[1]/ns0:Header[1]/ns0:Totals[1]/ns0:TotalValue[1]" w:storeItemID="{9EFA8D47-512C-4E9A-880B-24DA1144706D}"/>
             <w15:color w:val="808080"/>
             <w:text/>
           </w:sdtPr>
+          <w:sdtEndPr/>
           <w:sdtContent>
             <w:tc>
               <w:tcPr>
@@ -2717,7 +2710,7 @@
               <w:p>
                 <w:pPr>
                   <w:pStyle w:val="BCNumber"/>
-                  <w:spacing w:before="120" w:after="120"/>
+                  <w:spacing w:before="80" w:after="80"/>
                   <w:jc w:val="right"/>
                   <w:rPr>
                     <w:sz w:val="18"/>
@@ -2739,7 +2732,7 @@
       <w:tr>
         <w:trPr>
           <w:cantSplit/>
-          <w:trHeight w:val="490"/>
+          <w:trHeight w:val="274"/>
         </w:trPr>
         <w:sdt>
           <w:sdtPr>
@@ -2753,10 +2746,11 @@
             <w:placeholder>
               <w:docPart w:val="DefaultPlaceholder_-1854013440"/>
             </w:placeholder>
-            <w:dataBinding w:prefixMappings="xmlns:ns0='urn:microsoft-dynamics-nav/reports/Standard_Sales_Pro_Forma_Inv/1302/'" w:xpath="/ns0:NavWordReportXmlPart[1]/ns0:Header[1]/ns0:VATAmountLbl[1]" w:storeItemID="{00000000-0000-0000-0000-000000000000}"/>
+            <w:dataBinding w:prefixMappings="&lt;xmlns:ns0='urn:microsoft-dynamics-nav/reports/Standard_Sales_Pro_Forma_Inv/1302/' " w:xpath="/ns0:NavWordReportXmlPart[1]/ns0:Header[1]/ns0:VATAmountLbl[1]" w:storeItemID="{9EFA8D47-512C-4E9A-880B-24DA1144706D}"/>
             <w15:color w:val="808080"/>
             <w:text/>
           </w:sdtPr>
+          <w:sdtEndPr/>
           <w:sdtContent>
             <w:tc>
               <w:tcPr>
@@ -2765,13 +2759,12 @@
               <w:p>
                 <w:pPr>
                   <w:pStyle w:val="NoSpacing"/>
-                  <w:spacing w:before="120" w:after="120"/>
+                  <w:spacing w:before="80" w:after="80"/>
                   <w:rPr>
                     <w:sz w:val="18"/>
                     <w:szCs w:val="18"/>
                   </w:rPr>
                 </w:pPr>
-                <w:proofErr w:type="spellStart"/>
                 <w:r>
                   <w:rPr>
                     <w:sz w:val="18"/>
@@ -2779,7 +2772,6 @@
                   </w:rPr>
                   <w:t>VATAmountLbl</w:t>
                 </w:r>
-                <w:proofErr w:type="spellEnd"/>
               </w:p>
             </w:tc>
           </w:sdtContent>
@@ -2796,10 +2788,11 @@
             <w:placeholder>
               <w:docPart w:val="DefaultPlaceholder_-1854013440"/>
             </w:placeholder>
-            <w:dataBinding w:prefixMappings="xmlns:ns0='urn:microsoft-dynamics-nav/reports/Standard_Sales_Pro_Forma_Inv/1302/'" w:xpath="/ns0:NavWordReportXmlPart[1]/ns0:Header[1]/ns0:Totals[1]/ns0:TotalVATAmount[1]" w:storeItemID="{00000000-0000-0000-0000-000000000000}"/>
+            <w:dataBinding w:prefixMappings="&lt;xmlns:ns0='urn:microsoft-dynamics-nav/reports/Standard_Sales_Pro_Forma_Inv/1302/' " w:xpath="/ns0:NavWordReportXmlPart[1]/ns0:Header[1]/ns0:Totals[1]/ns0:TotalVATAmount[1]" w:storeItemID="{9EFA8D47-512C-4E9A-880B-24DA1144706D}"/>
             <w15:color w:val="808080"/>
             <w:text/>
           </w:sdtPr>
+          <w:sdtEndPr/>
           <w:sdtContent>
             <w:tc>
               <w:tcPr>
@@ -2808,14 +2801,13 @@
               <w:p>
                 <w:pPr>
                   <w:pStyle w:val="BCNumber"/>
-                  <w:spacing w:before="120" w:after="120"/>
+                  <w:spacing w:before="80" w:after="80"/>
                   <w:jc w:val="right"/>
                   <w:rPr>
                     <w:sz w:val="18"/>
                     <w:szCs w:val="18"/>
                   </w:rPr>
                 </w:pPr>
-                <w:proofErr w:type="spellStart"/>
                 <w:r>
                   <w:rPr>
                     <w:sz w:val="18"/>
@@ -2823,7 +2815,6 @@
                   </w:rPr>
                   <w:t>TotalVATAmount</w:t>
                 </w:r>
-                <w:proofErr w:type="spellEnd"/>
               </w:p>
             </w:tc>
           </w:sdtContent>
@@ -2833,7 +2824,7 @@
         <w:trPr>
           <w:cnfStyle w:val="010000000000" w:firstRow="0" w:lastRow="1" w:firstColumn="0" w:lastColumn="0" w:oddVBand="0" w:evenVBand="0" w:oddHBand="0" w:evenHBand="0" w:firstRowFirstColumn="0" w:firstRowLastColumn="0" w:lastRowFirstColumn="0" w:lastRowLastColumn="0"/>
           <w:cantSplit/>
-          <w:trHeight w:val="490"/>
+          <w:trHeight w:val="274"/>
         </w:trPr>
         <w:sdt>
           <w:sdtPr>
@@ -2847,10 +2838,11 @@
             <w:placeholder>
               <w:docPart w:val="DefaultPlaceholder_-1854013440"/>
             </w:placeholder>
-            <w:dataBinding w:prefixMappings="xmlns:ns0='urn:microsoft-dynamics-nav/reports/Standard_Sales_Pro_Forma_Inv/1302/'" w:xpath="/ns0:NavWordReportXmlPart[1]/ns0:Header[1]/ns0:TotalAmountInclVATLbl[1]" w:storeItemID="{00000000-0000-0000-0000-000000000000}"/>
+            <w:dataBinding w:prefixMappings="&lt;xmlns:ns0='urn:microsoft-dynamics-nav/reports/Standard_Sales_Pro_Forma_Inv/1302/' " w:xpath="/ns0:NavWordReportXmlPart[1]/ns0:Header[1]/ns0:TotalAmountInclVATLbl[1]" w:storeItemID="{9EFA8D47-512C-4E9A-880B-24DA1144706D}"/>
             <w15:color w:val="808080"/>
             <w:text/>
           </w:sdtPr>
+          <w:sdtEndPr/>
           <w:sdtContent>
             <w:tc>
               <w:tcPr>
@@ -2863,12 +2855,12 @@
               <w:p>
                 <w:pPr>
                   <w:pStyle w:val="BCLabel"/>
+                  <w:spacing w:before="80" w:after="80"/>
                   <w:rPr>
                     <w:sz w:val="18"/>
                     <w:szCs w:val="18"/>
                   </w:rPr>
                 </w:pPr>
-                <w:proofErr w:type="spellStart"/>
                 <w:r>
                   <w:rPr>
                     <w:sz w:val="18"/>
@@ -2876,7 +2868,6 @@
                   </w:rPr>
                   <w:t>TotalAmountInclVATLbl</w:t>
                 </w:r>
-                <w:proofErr w:type="spellEnd"/>
               </w:p>
             </w:tc>
           </w:sdtContent>
@@ -2893,10 +2884,11 @@
             <w:placeholder>
               <w:docPart w:val="DefaultPlaceholder_-1854013440"/>
             </w:placeholder>
-            <w:dataBinding w:prefixMappings="xmlns:ns0='urn:microsoft-dynamics-nav/reports/Standard_Sales_Pro_Forma_Inv/1302/'" w:xpath="/ns0:NavWordReportXmlPart[1]/ns0:Header[1]/ns0:Totals[1]/ns0:TotalAmountInclVAT[1]" w:storeItemID="{00000000-0000-0000-0000-000000000000}"/>
+            <w:dataBinding w:prefixMappings="&lt;xmlns:ns0='urn:microsoft-dynamics-nav/reports/Standard_Sales_Pro_Forma_Inv/1302/' " w:xpath="/ns0:NavWordReportXmlPart[1]/ns0:Header[1]/ns0:Totals[1]/ns0:TotalAmountInclVAT[1]" w:storeItemID="{9EFA8D47-512C-4E9A-880B-24DA1144706D}"/>
             <w15:color w:val="808080"/>
             <w:text/>
           </w:sdtPr>
+          <w:sdtEndPr/>
           <w:sdtContent>
             <w:tc>
               <w:tcPr>
@@ -2909,13 +2901,13 @@
               <w:p>
                 <w:pPr>
                   <w:pStyle w:val="BCLabelNumber"/>
+                  <w:spacing w:before="80" w:after="80"/>
                   <w:jc w:val="right"/>
                   <w:rPr>
                     <w:sz w:val="18"/>
                     <w:szCs w:val="18"/>
                   </w:rPr>
                 </w:pPr>
-                <w:proofErr w:type="spellStart"/>
                 <w:r>
                   <w:rPr>
                     <w:sz w:val="18"/>
@@ -2923,7 +2915,6 @@
                   </w:rPr>
                   <w:t>TotalAmountInclVAT</w:t>
                 </w:r>
-                <w:proofErr w:type="spellEnd"/>
               </w:p>
             </w:tc>
           </w:sdtContent>
@@ -5165,9 +5156,11 @@
     <w:rsid w:val="00934481"/>
     <w:rsid w:val="00A83744"/>
     <w:rsid w:val="00B67334"/>
+    <w:rsid w:val="00B708D6"/>
     <w:rsid w:val="00BA5D0F"/>
     <w:rsid w:val="00BB0341"/>
     <w:rsid w:val="00D22D42"/>
+    <w:rsid w:val="00D25979"/>
     <w:rsid w:val="00D938E1"/>
     <w:rsid w:val="00DF1A95"/>
     <w:rsid w:val="00E5711F"/>
@@ -6110,7 +6103,11 @@
 </we:webextension>
 </file>
 
-<file path=customXml/item1.xml>��< ? x m l   v e r s i o n = " 1 . 0 "   e n c o d i n g = " u t f - 1 6 " ? > +<file path=customXml/item1.xml><?xml version="1.0" encoding="utf-8"?>
+<b:Sources xmlns:b="http://schemas.openxmlformats.org/officeDocument/2006/bibliography" xmlns="http://schemas.openxmlformats.org/officeDocument/2006/bibliography" SelectedStyle="\APASixthEditionOfficeOnline.xsl" StyleName="APA" Version="6"/>
+</file>
+
+<file path=customXml/item2.xml>��< ? x m l   v e r s i o n = " 1 . 0 "   e n c o d i n g = " u t f - 1 6 " ? >   
  < N a v W o r d R e p o r t X m l P a r t   x m l n s = " u r n : m i c r o s o f t - d y n a m i c s - n a v / r e p o r t s / S t a n d a r d _ S a l e s _ P r o _ F o r m a _ I n v / 1 3 0 2 / " >   
@@ -6130,8 +6127,6 @@
  
              < R e p o r t N a m e > R e p o r t   N a m e < / R e p o r t N a m e >   
-             < R e p o r t C a p t i o n > R e p o r t   C a p t i o n < / R e p o r t C a p t i o n > - 
              < A b o u t T h i s R e p o r t T i t l e > A b o u t   T h i s   R e p o r t   T i t l e < / A b o u t T h i s R e p o r t T i t l e >   
              < A b o u t T h i s R e p o r t T e x t > A b o u t   T h i s   R e p o r t   T e x t < / A b o u t T h i s R e p o r t T e x t > @@ -6186,21 +6181,21 @@
  
              < C o m p a n y A d d r e s s L i n e s >   
-                 < C o m p a n y A d d r e s s L i n e 1 > C o m p a n y   A d d r e s s   L i n e   1 < / C o m p a n y A d d r e s s L i n e 1 > - 
-                 < C o m p a n y A d d r e s s L i n e 2 > C o m p a n y   A d d r e s s   L i n e   2 < / C o m p a n y A d d r e s s L i n e 2 > - 
-                 < C o m p a n y A d d r e s s L i n e 3 > C o m p a n y   A d d r e s s   L i n e   3 < / C o m p a n y A d d r e s s L i n e 3 > - 
-                 < C o m p a n y A d d r e s s L i n e 4 > C o m p a n y   A d d r e s s   L i n e   4 < / C o m p a n y A d d r e s s L i n e 4 > - 
-                 < C o m p a n y A d d r e s s L i n e 5 > C o m p a n y   A d d r e s s   L i n e   5 < / C o m p a n y A d d r e s s L i n e 5 > - 
-                 < C o m p a n y A d d r e s s L i n e 6 > C o m p a n y   A d d r e s s   L i n e   6 < / C o m p a n y A d d r e s s L i n e 6 > - 
-                 < C o m p a n y A d d r e s s L i n e 7 > C o m p a n y   A d d r e s s   L i n e   7 < / C o m p a n y A d d r e s s L i n e 7 > - 
-                 < C o m p a n y A d d r e s s L i n e 8 > C o m p a n y   A d d r e s s   L i n e   8 < / C o m p a n y A d d r e s s L i n e 8 > +                 < C o m p a n y A d d r e s s L i n e > C o m p a n y   A d d r e s s   L i n e   1 < / C o m p a n y A d d r e s s L i n e > + 
+                 < C o m p a n y A d d r e s s L i n e > C o m p a n y   A d d r e s s   L i n e   2 < / C o m p a n y A d d r e s s L i n e > + 
+                 < C o m p a n y A d d r e s s L i n e > C o m p a n y   A d d r e s s   L i n e   3 < / C o m p a n y A d d r e s s L i n e > + 
+                 < C o m p a n y A d d r e s s L i n e > C o m p a n y   A d d r e s s   L i n e   4 < / C o m p a n y A d d r e s s L i n e > + 
+                 < C o m p a n y A d d r e s s L i n e > C o m p a n y   A d d r e s s   L i n e   5 < / C o m p a n y A d d r e s s L i n e > + 
+                 < C o m p a n y A d d r e s s L i n e > C o m p a n y   A d d r e s s   L i n e   6 < / C o m p a n y A d d r e s s L i n e > + 
+                 < C o m p a n y A d d r e s s L i n e > C o m p a n y   A d d r e s s   L i n e   7 < / C o m p a n y A d d r e s s L i n e > + 
+                 < C o m p a n y A d d r e s s L i n e > C o m p a n y   A d d r e s s   L i n e   8 < / C o m p a n y A d d r e s s L i n e >   
              < / C o m p a n y A d d r e s s L i n e s >   
@@ -6451,10 +6446,6 @@
  < / N a v W o r d R e p o r t X m l P a r t > 
 </file>
 
-<file path=customXml/item2.xml><?xml version="1.0" encoding="utf-8"?>
-<b:Sources xmlns:b="http://schemas.openxmlformats.org/officeDocument/2006/bibliography" xmlns="http://schemas.openxmlformats.org/officeDocument/2006/bibliography" SelectedStyle="\APASixthEditionOfficeOnline.xsl" StyleName="APA" Version="6"/>
-</file>
-
 <file path=customXml/item3.xml>��< ? x m l   v e r s i o n = " 1 . 0 "   e n c o d i n g = " u t f - 1 6 " ? >   
  < N a v W o r d R e p o r t X m l P a r t   x m l n s = " u r n : m i c r o s o f t - d y n a m i c s - b u s i n e s s c e n t r a l / i n t e r n a l / e x t e n d e d / r e p o r t s / S t a n d a r d _ S a l e s _ P r o _ F o r m a _ I n v / 1 3 0 2 / " > @@ -6475,8 +6466,6 @@
  
              < R e p o r t N a m e > R e p o r t   N a m e < / R e p o r t N a m e >   
-             < R e p o r t C a p t i o n > R e p o r t   C a p t i o n < / R e p o r t C a p t i o n > - 
              < A b o u t T h i s R e p o r t T i t l e > A b o u t   T h i s   R e p o r t   T i t l e < / A b o u t T h i s R e p o r t T i t l e >   
              < A b o u t T h i s R e p o r t T e x t > A b o u t   T h i s   R e p o r t   T e x t < / A b o u t T h i s R e p o r t T e x t > @@ -6531,21 +6520,21 @@
  
              < C o m p a n y A d d r e s s L i n e s >   
-                 < C o m p a n y A d d r e s s L i n e 1 > C o m p a n y   A d d r e s s   L i n e   1 < / C o m p a n y A d d r e s s L i n e 1 > - 
-                 < C o m p a n y A d d r e s s L i n e 2 > C o m p a n y   A d d r e s s   L i n e   2 < / C o m p a n y A d d r e s s L i n e 2 > - 
-                 < C o m p a n y A d d r e s s L i n e 3 > C o m p a n y   A d d r e s s   L i n e   3 < / C o m p a n y A d d r e s s L i n e 3 > - 
-                 < C o m p a n y A d d r e s s L i n e 4 > C o m p a n y   A d d r e s s   L i n e   4 < / C o m p a n y A d d r e s s L i n e 4 > - 
-                 < C o m p a n y A d d r e s s L i n e 5 > C o m p a n y   A d d r e s s   L i n e   5 < / C o m p a n y A d d r e s s L i n e 5 > - 
-                 < C o m p a n y A d d r e s s L i n e 6 > C o m p a n y   A d d r e s s   L i n e   6 < / C o m p a n y A d d r e s s L i n e 6 > - 
-                 < C o m p a n y A d d r e s s L i n e 7 > C o m p a n y   A d d r e s s   L i n e   7 < / C o m p a n y A d d r e s s L i n e 7 > - 
-                 < C o m p a n y A d d r e s s L i n e 8 > C o m p a n y   A d d r e s s   L i n e   8 < / C o m p a n y A d d r e s s L i n e 8 > +                 < C o m p a n y A d d r e s s L i n e > C o m p a n y   A d d r e s s   L i n e   1 < / C o m p a n y A d d r e s s L i n e > + 
+                 < C o m p a n y A d d r e s s L i n e > C o m p a n y   A d d r e s s   L i n e   2 < / C o m p a n y A d d r e s s L i n e > + 
+                 < C o m p a n y A d d r e s s L i n e > C o m p a n y   A d d r e s s   L i n e   3 < / C o m p a n y A d d r e s s L i n e > + 
+                 < C o m p a n y A d d r e s s L i n e > C o m p a n y   A d d r e s s   L i n e   4 < / C o m p a n y A d d r e s s L i n e > + 
+                 < C o m p a n y A d d r e s s L i n e > C o m p a n y   A d d r e s s   L i n e   5 < / C o m p a n y A d d r e s s L i n e > + 
+                 < C o m p a n y A d d r e s s L i n e > C o m p a n y   A d d r e s s   L i n e   6 < / C o m p a n y A d d r e s s L i n e > + 
+                 < C o m p a n y A d d r e s s L i n e > C o m p a n y   A d d r e s s   L i n e   7 < / C o m p a n y A d d r e s s L i n e > + 
+                 < C o m p a n y A d d r e s s L i n e > C o m p a n y   A d d r e s s   L i n e   8 < / C o m p a n y A d d r e s s L i n e >   
              < / C o m p a n y A d d r e s s L i n e s >   
@@ -6603,117 +6592,7 @@
  
      < / B C R e p o r t I n f o r m a t i o n >   
-     < T o o l t i p s > - 
-         < T o o l t i p   c o l u m n = " C o m p a n y P i c t u r e "   E l e m e n t I d = " 1 3 9 7 4 1 1 0 7 4 " > - 
-             < T o o l t i p T e x t   l a n g = " e n - U S " > S p e c i f i e s   t h e   p i c t u r e   t h a t   h a s   b e e n   s e t   u p   f o r   t h e   c o m p a n y ,   s u c h   a s   a   c o m p a n y   l o g o . < / T o o l t i p T e x t > - 
-         < / T o o l t i p > - 
-         < T o o l t i p   c o l u m n = " C o m p a n y E M a i l "   E l e m e n t I d = " 1 6 7 7 0 7 4 0 5 8 " > - 
-             < T o o l t i p T e x t   l a n g = " e n - U S " > S p e c i f i e s   t h e   c o m p a n y ' s   e m a i l   a d d r e s s . < / T o o l t i p T e x t > - 
-         < / T o o l t i p > - 
-         < T o o l t i p   c o l u m n = " C o m p a n y H o m e P a g e "   E l e m e n t I d = " 1 9 8 9 1 8 8 7 0 " > - 
-             < T o o l t i p T e x t   l a n g = " e n - U S " > S p e c i f i e s   y o u r   c o m p a n y ' s   w e b   s i t e . < / T o o l t i p T e x t > - 
-         < / T o o l t i p > - 
-         < T o o l t i p   c o l u m n = " C o m p a n y P h o n e N o "   E l e m e n t I d = " 2 5 0 4 4 0 6 5 5 " > - 
-             < T o o l t i p T e x t   l a n g = " e n - U S " > S p e c i f i e s   t h e   c o m p a n y ' s   t e l e p h o n e   n u m b e r . < / T o o l t i p T e x t > - 
-         < / T o o l t i p > - 
-         < T o o l t i p   c o l u m n = " S e l l T o C o n t a c t P h o n e N o "   E l e m e n t I d = " 1 6 1 3 8 2 2 4 8 3 " > - 
-             < T o o l t i p T e x t   l a n g = " e n - U S " > S p e c i f i e s   t h e   c o n t a c t ' s   p h o n e   n u m b e r . < / T o o l t i p T e x t > - 
-         < / T o o l t i p > - 
-         < T o o l t i p   c o l u m n = " S e l l T o C o n t a c t M o b i l e P h o n e N o "   E l e m e n t I d = " 1 8 4 3 5 8 7 4 7 " > - 
-             < T o o l t i p T e x t   l a n g = " e n - U S " > S p e c i f i e s   t h e   c o n t a c t ' s   m o b i l e   t e l e p h o n e   n u m b e r . < / T o o l t i p T e x t > - 
-         < / T o o l t i p > - 
-         < T o o l t i p   c o l u m n = " S e l l T o C o n t a c t E m a i l "   E l e m e n t I d = " 2 6 2 8 2 4 5 6 4 " > - 
-             < T o o l t i p T e x t   l a n g = " e n - U S " > S p e c i f i e s   t h e   e m a i l   a d d r e s s   o f   t h e   c o n t a c t . < / T o o l t i p T e x t > - 
-         < / T o o l t i p > - 
-         < T o o l t i p   c o l u m n = " B i l l T o C o n t a c t P h o n e N o "   E l e m e n t I d = " 3 6 2 4 7 7 4 8 8 " > - 
-             < T o o l t i p T e x t   l a n g = " e n - U S " > S p e c i f i e s   t h e   c o n t a c t ' s   p h o n e   n u m b e r . < / T o o l t i p T e x t > - 
-         < / T o o l t i p > - 
-         < T o o l t i p   c o l u m n = " B i l l T o C o n t a c t M o b i l e P h o n e N o "   E l e m e n t I d = " 2 4 8 4 8 8 6 9 6 " > - 
-             < T o o l t i p T e x t   l a n g = " e n - U S " > S p e c i f i e s   t h e   c o n t a c t ' s   m o b i l e   t e l e p h o n e   n u m b e r . < / T o o l t i p T e x t > - 
-         < / T o o l t i p > - 
-         < T o o l t i p   c o l u m n = " B i l l T o C o n t a c t E m a i l "   E l e m e n t I d = " 3 3 5 8 2 7 8 9 5 " > - 
-             < T o o l t i p T e x t   l a n g = " e n - U S " > S p e c i f i e s   t h e   e m a i l   a d d r e s s   o f   t h e   c o n t a c t . < / T o o l t i p T e x t > - 
-         < / T o o l t i p > - 
-         < T o o l t i p   c o l u m n = " Y o u r R e f e r e n c e "   E l e m e n t I d = " 1 1 0 3 9 9 5 1 " > - 
-             < T o o l t i p T e x t   l a n g = " e n - U S " > S p e c i f i e s   t h e   c u s t o m e r ' s   r e f e r e n c e .   T h e   c o n t e n t   w i l l   b e   p r i n t e d   o n   s a l e s   d o c u m e n t s . < / T o o l t i p T e x t > - 
-         < / T o o l t i p > - 
-         < T o o l t i p   c o l u m n = " E x t e r n a l D o c u m e n t N o "   E l e m e n t I d = " 7 3 3 9 5 3 9 6 6 " > - 
-             < T o o l t i p T e x t   l a n g = " e n - U S " > S p e c i f i e s   a   d o c u m e n t   n u m b e r   t h a t   r e f e r s   t o   t h e   c u s t o m e r ' s   o r   v e n d o r ' s   n u m b e r i n g   s y s t e m . < / T o o l t i p T e x t > - 
-         < / T o o l t i p > - 
-         < T o o l t i p   c o l u m n = " D o c u m e n t N o "   E l e m e n t I d = " 9 7 0 3 5 0 5 3 9 " > - 
-             < T o o l t i p T e x t   l a n g = " e n - U S " > S p e c i f i e s   a   u n i q u e   n u m b e r   t h a t   i d e n t i f i e s   t h e   s a l e s   d o c u m e n t .   T h e   n u m b e r   c a n   b e   g e n e r a t e d   a u t o m a t i c a l l y   f r o m   a   n u m b e r   s e r i e s ,   o r   y o u   c a n   n u m b e r   e a c h   o f   t h e m   m a n u a l l y . < / T o o l t i p T e x t > - 
-         < / T o o l t i p > - 
-         < T o o l t i p   c o l u m n = " I t e m D e s c r i p t i o n "   E l e m e n t I d = " 1 9 6 5 3 9 3 7 9 0 " > - 
-             < T o o l t i p T e x t   l a n g = " e n - U S " > S p e c i f i e s   a   d e s c r i p t i o n   o f   t h e   e n t r y   o f   t h e   p r o d u c t   t o   b e   s o l d .   T o   a d d   a   n o n - t r a n s a c t i o n a l   t e x t   l i n e ,   f i l l   i n   t h e   D e s c r i p t i o n   f i e l d   o n l y . < / T o o l t i p T e x t > - 
-         < / T o o l t i p > - 
-         < T o o l t i p   c o l u m n = " C o u n t r y O f M a n u f a c t u r i n g "   E l e m e n t I d = " 9 6 7 5 1 0 9 9 6 " > - 
-             < T o o l t i p T e x t   l a n g = " e n - U S " > S p e c i f i e s   a   c o d e   f o r   t h e   c o u n t r y / r e g i o n   w h e r e   t h e   i t e m   w a s   p r o d u c e d   o r   p r o c e s s e d . < / T o o l t i p T e x t > - 
-         < / T o o l t i p > - 
-         < T o o l t i p   c o l u m n = " T a r i f f "   E l e m e n t I d = " 1 6 1 7 3 6 3 7 2 3 " > - 
-             < T o o l t i p T e x t   l a n g = " e n - U S " > S p e c i f i e s   a   c o d e   f o r   t h e   i t e m ' s   t a r i f f   n u m b e r . < / T o o l t i p T e x t > - 
-         < / T o o l t i p > - 
-         < T o o l t i p   c o l u m n = " Q u a n t i t y "   E l e m e n t I d = " 5 5 6 9 2 0 8 8 6 " > - 
-             < T o o l t i p T e x t   l a n g = " e n - U S " > S p e c i f i e s   t h e   q u a n t i t y   t h a t   r e m a i n s   t o   b e   i n v o i c e d .   I t   i s   c a l c u l a t e d   a s   Q u a n t i t y   -   Q t y .   I n v o i c e d . < / T o o l t i p T e x t > - 
-         < / T o o l t i p > - 
-         < T o o l t i p   c o l u m n = " N e t W e i g h t "   E l e m e n t I d = " 1 8 1 6 3 8 9 3 4 2 " > - 
-             < T o o l t i p T e x t   l a n g = " e n - U S " > S p e c i f i e s   t h e   n e t   w e i g h t   o f   o n e   u n i t   o f   t h e   i t e m .   I n   t h e   s a l e s   s t a t i s t i c s   w i n d o w ,   t h e   n e t   w e i g h t   o n   t h e   l i n e   i s   i n c l u d e d   i n   t h e   t o t a l   n e t   w e i g h t   o f   a l l   t h e   l i n e s   f o r   t h e   p a r t i c u l a r   s a l e s   d o c u m e n t . < / T o o l t i p T e x t > - 
-         < / T o o l t i p > - 
-     < / T o o l t i p s > +     < T o o l t i p s   / >   
      < H e a d e r   E l e m e n t T y p e = " D a t a I t e m "   E l e m e n t I d = " 1 2 4 0 3 7 3 8 8 6 " >   
@@ -6721,15 +6600,15 @@
  
          < B i l l T o C o n t a c t E m a i l   E l e m e n t T y p e = " C o l u m n "   E l e m e n t I d = " 3 3 5 8 2 7 8 9 5 "   D a t a T y p e = " T e x t " > B i l l T o C o n t a c t E m a i l < / B i l l T o C o n t a c t E m a i l >   
-         < B i l l T o C o n t a c t E m a i l L b l   E l e m e n t T y p e = " C o l u m n "   E l e m e n t I d = " 2 9 6 4 7 8 3 6 5 "   D a t a T y p e = " L a b e l " > B i l l T o C o n t a c t E m a i l L b l < / B i l l T o C o n t a c t E m a i l L b l > +         < B i l l T o C o n t a c t E m a i l L b l   E l e m e n t T y p e = " C o l u m n "   E l e m e n t I d = " 2 9 6 4 7 8 3 6 5 "   D a t a T y p e = " T e x t C o n s t " > B i l l T o C o n t a c t E m a i l L b l < / B i l l T o C o n t a c t E m a i l L b l >   
          < B i l l T o C o n t a c t M o b i l e P h o n e N o   E l e m e n t T y p e = " C o l u m n "   E l e m e n t I d = " 2 4 8 4 8 8 6 9 6 "   D a t a T y p e = " T e x t " > B i l l T o C o n t a c t M o b i l e P h o n e N o < / B i l l T o C o n t a c t M o b i l e P h o n e N o >   
-         < B i l l T o C o n t a c t M o b i l e P h o n e N o L b l   E l e m e n t T y p e = " C o l u m n "   E l e m e n t I d = " 2 7 6 3 1 1 3 3 8 "   D a t a T y p e = " L a b e l " > B i l l T o C o n t a c t M o b i l e P h o n e N o L b l < / B i l l T o C o n t a c t M o b i l e P h o n e N o L b l > +         < B i l l T o C o n t a c t M o b i l e P h o n e N o L b l   E l e m e n t T y p e = " C o l u m n "   E l e m e n t I d = " 2 7 6 3 1 1 3 3 8 "   D a t a T y p e = " T e x t C o n s t " > B i l l T o C o n t a c t M o b i l e P h o n e N o L b l < / B i l l T o C o n t a c t M o b i l e P h o n e N o L b l >   
          < B i l l T o C o n t a c t P h o n e N o   E l e m e n t T y p e = " C o l u m n "   E l e m e n t I d = " 3 6 2 4 7 7 4 8 8 "   D a t a T y p e = " T e x t " > B i l l T o C o n t a c t P h o n e N o < / B i l l T o C o n t a c t P h o n e N o >   
-         < B i l l T o C o n t a c t P h o n e N o L b l   E l e m e n t T y p e = " C o l u m n "   E l e m e n t I d = " 2 1 2 3 3 4 5 9 6 6 "   D a t a T y p e = " L a b e l " > B i l l T o C o n t a c t P h o n e N o L b l < / B i l l T o C o n t a c t P h o n e N o L b l > +         < B i l l T o C o n t a c t P h o n e N o L b l   E l e m e n t T y p e = " C o l u m n "   E l e m e n t I d = " 2 1 2 3 3 4 5 9 6 6 "   D a t a T y p e = " T e x t C o n s t " > B i l l T o C o n t a c t P h o n e N o L b l < / B i l l T o C o n t a c t P h o n e N o L b l >   
          < C o m p a n y A d d r e s s 1   E l e m e n t T y p e = " C o l u m n "   E l e m e n t I d = " 1 8 8 4 1 6 4 3 2 3 "   D a t a T y p e = " T e x t " > C o m p a n y A d d r e s s 1 < / C o m p a n y A d d r e s s 1 >   
@@ -6759,11 +6638,11 @@
  
          < C o m p a n y P h o n e N o L b l   E l e m e n t T y p e = " C o l u m n "   E l e m e n t I d = " 1 4 0 2 7 9 8 1 5 5 "   D a t a T y p e = " S t r i n g " > C o m p a n y P h o n e N o L b l < / C o m p a n y P h o n e N o L b l >   
-         < C o m p a n y P i c t u r e   E l e m e n t T y p e = " C o l u m n "   E l e m e n t I d = " 1 3 9 7 4 1 1 0 7 4 "   D a t a T y p e = " B l o b "   / > +         < C o m p a n y P i c t u r e   E l e m e n t T y p e = " C o l u m n "   E l e m e n t I d = " 1 3 9 7 4 1 1 0 7 4 "   D a t a T y p e = " B L O B "   / >   
          < C o m p a n y V A T R e g N o   E l e m e n t T y p e = " C o l u m n "   E l e m e n t I d = " 1 7 1 4 3 1 9 3 6 "   D a t a T y p e = " T e x t " > C o m p a n y V A T R e g N o < / C o m p a n y V A T R e g N o >   
-         < C o u n t r y O f M a n u f a c t u c t u r e L b l   E l e m e n t T y p e = " C o l u m n "   E l e m e n t I d = " 6 8 3 0 8 4 6 7 9 "   D a t a T y p e = " L a b e l " > C o u n t r y O f M a n u f a c t u c t u r e L b l < / C o u n t r y O f M a n u f a c t u c t u r e L b l > +         < C o u n t r y O f M a n u f a c t u c t u r e L b l   E l e m e n t T y p e = " C o l u m n "   E l e m e n t I d = " 6 8 3 0 8 4 6 7 9 "   D a t a T y p e = " T e x t C o n s t " > C o u n t r y O f M a n u f a c t u c t u r e L b l < / C o u n t r y O f M a n u f a c t u c t u r e L b l >   
          < C u r r e n c y   E l e m e n t T y p e = " C o l u m n "   E l e m e n t I d = " 1 4 1 3 6 7 1 0 5 8 "   D a t a T y p e = " C o d e " > C u r r e n c y < / C u r r e n c y >   
@@ -6789,7 +6668,7 @@
  
          < C u s t o m e r V A T R e g N o   E l e m e n t T y p e = " C o l u m n "   E l e m e n t I d = " 3 6 6 7 3 9 2 6 9 "   D a t a T y p e = " T e x t " > C u s t o m e r V A T R e g N o < / C u s t o m e r V A T R e g N o >   
-         < D e c l a r t i o n L b l   E l e m e n t T y p e = " C o l u m n "   E l e m e n t I d = " 1 7 3 1 1 5 3 7 1 8 "   D a t a T y p e = " L a b e l " > D e c l a r t i o n L b l < / D e c l a r t i o n L b l > +         < D e c l a r t i o n L b l   E l e m e n t T y p e = " C o l u m n "   E l e m e n t I d = " 1 7 3 1 1 5 3 7 1 8 "   D a t a T y p e = " T e x t C o n s t " > D e c l a r t i o n L b l < / D e c l a r t i o n L b l >   
          < D o c u m e n t D a t e   E l e m e n t T y p e = " C o l u m n "   E l e m e n t I d = " 5 5 2 8 7 1 9 1 4 "   D a t a T y p e = " S t r i n g " > D o c u m e n t D a t e < / D o c u m e n t D a t e >   
@@ -6809,7 +6688,7 @@
  
          < N e t W e i g h t L b l   E l e m e n t T y p e = " C o l u m n "   E l e m e n t I d = " 8 0 8 0 5 9 8 5 6 "   D a t a T y p e = " S t r i n g " > N e t W e i g h t L b l < / N e t W e i g h t L b l >   
-         < P a g e L b l   E l e m e n t T y p e = " C o l u m n "   E l e m e n t I d = " 2 7 0 2 9 6 3 3 2 "   D a t a T y p e = " L a b e l " > P a g e L b l < / P a g e L b l > +         < P a g e L b l   E l e m e n t T y p e = " C o l u m n "   E l e m e n t I d = " 2 7 0 2 9 6 3 3 2 "   D a t a T y p e = " T e x t C o n s t " > P a g e L b l < / P a g e L b l >   
          < Q u a n t i t y L b l   E l e m e n t T y p e = " C o l u m n "   E l e m e n t I d = " 2 7 2 0 7 7 8 0 "   D a t a T y p e = " S t r i n g " > Q u a n t i t y L b l < / Q u a n t i t y L b l >   
@@ -6819,15 +6698,15 @@
  
          < S e l l T o C o n t a c t E m a i l   E l e m e n t T y p e = " C o l u m n "   E l e m e n t I d = " 2 6 2 8 2 4 5 6 4 "   D a t a T y p e = " T e x t " > S e l l T o C o n t a c t E m a i l < / S e l l T o C o n t a c t E m a i l >   
-         < S e l l T o C o n t a c t E m a i l L b l   E l e m e n t T y p e = " C o l u m n "   E l e m e n t I d = " 3 7 0 9 2 0 3 7 4 "   D a t a T y p e = " L a b e l " > S e l l T o C o n t a c t E m a i l L b l < / S e l l T o C o n t a c t E m a i l L b l > +         < S e l l T o C o n t a c t E m a i l L b l   E l e m e n t T y p e = " C o l u m n "   E l e m e n t I d = " 3 7 0 9 2 0 3 7 4 "   D a t a T y p e = " T e x t C o n s t " > S e l l T o C o n t a c t E m a i l L b l < / S e l l T o C o n t a c t E m a i l L b l >   
          < S e l l T o C o n t a c t M o b i l e P h o n e N o   E l e m e n t T y p e = " C o l u m n "   E l e m e n t I d = " 1 8 4 3 5 8 7 4 7 "   D a t a T y p e = " T e x t " > S e l l T o C o n t a c t M o b i l e P h o n e N o < / S e l l T o C o n t a c t M o b i l e P h o n e N o >   
-         < S e l l T o C o n t a c t M o b i l e P h o n e N o L b l   E l e m e n t T y p e = " C o l u m n "   E l e m e n t I d = " 1 4 5 7 5 2 8 4 1 7 "   D a t a T y p e = " L a b e l " > S e l l T o C o n t a c t M o b i l e P h o n e N o L b l < / S e l l T o C o n t a c t M o b i l e P h o n e N o L b l > +         < S e l l T o C o n t a c t M o b i l e P h o n e N o L b l   E l e m e n t T y p e = " C o l u m n "   E l e m e n t I d = " 1 4 5 7 5 2 8 4 1 7 "   D a t a T y p e = " T e x t C o n s t " > S e l l T o C o n t a c t M o b i l e P h o n e N o L b l < / S e l l T o C o n t a c t M o b i l e P h o n e N o L b l >   
          < S e l l T o C o n t a c t P h o n e N o   E l e m e n t T y p e = " C o l u m n "   E l e m e n t I d = " 1 6 1 3 8 2 2 4 8 3 "   D a t a T y p e = " T e x t " > S e l l T o C o n t a c t P h o n e N o < / S e l l T o C o n t a c t P h o n e N o >   
-         < S e l l T o C o n t a c t P h o n e N o L b l   E l e m e n t T y p e = " C o l u m n "   E l e m e n t I d = " 1 0 5 0 6 8 6 8 0 9 "   D a t a T y p e = " L a b e l " > S e l l T o C o n t a c t P h o n e N o L b l < / S e l l T o C o n t a c t P h o n e N o L b l > +         < S e l l T o C o n t a c t P h o n e N o L b l   E l e m e n t T y p e = " C o l u m n "   E l e m e n t I d = " 1 0 5 0 6 8 6 8 0 9 "   D a t a T y p e = " T e x t C o n s t " > S e l l T o C o n t a c t P h o n e N o L b l < / S e l l T o C o n t a c t P h o n e N o L b l >   
          < S h i p m e n t M e t h o d D e s c r i p t i o n   E l e m e n t T y p e = " C o l u m n "   E l e m e n t I d = " 2 0 5 9 4 0 3 2 6 0 "   D a t a T y p e = " T e x t " > S h i p m e n t M e t h o d D e s c r i p t i o n < / S h i p m e n t M e t h o d D e s c r i p t i o n >   
@@ -6835,11 +6714,11 @@
  
          < S h o w W o r k D e s c r i p t i o n   E l e m e n t T y p e = " C o l u m n "   E l e m e n t I d = " 7 8 5 4 6 8 8 6 5 "   D a t a T y p e = " B o o l e a n " > S h o w W o r k D e s c r i p t i o n < / S h o w W o r k D e s c r i p t i o n >   
-         < S i g n a t u r e L b l   E l e m e n t T y p e = " C o l u m n "   E l e m e n t I d = " 9 1 0 9 5 0 3 4 7 "   D a t a T y p e = " L a b e l " > S i g n a t u r e L b l < / S i g n a t u r e L b l > - 
-         < S i g n a t u r e N a m e L b l   E l e m e n t T y p e = " C o l u m n "   E l e m e n t I d = " 1 0 2 8 2 9 0 9 4 0 "   D a t a T y p e = " L a b e l " > S i g n a t u r e N a m e L b l < / S i g n a t u r e N a m e L b l > - 
-         < S i g n a t u r e P o s i t i o n L b l   E l e m e n t T y p e = " C o l u m n "   E l e m e n t I d = " 6 0 9 3 1 5 1 8 6 "   D a t a T y p e = " L a b e l " > S i g n a t u r e P o s i t i o n L b l < / S i g n a t u r e P o s i t i o n L b l > +         < S i g n a t u r e L b l   E l e m e n t T y p e = " C o l u m n "   E l e m e n t I d = " 9 1 0 9 5 0 3 4 7 "   D a t a T y p e = " T e x t C o n s t " > S i g n a t u r e L b l < / S i g n a t u r e L b l > + 
+         < S i g n a t u r e N a m e L b l   E l e m e n t T y p e = " C o l u m n "   E l e m e n t I d = " 1 0 2 8 2 9 0 9 4 0 "   D a t a T y p e = " T e x t C o n s t " > S i g n a t u r e N a m e L b l < / S i g n a t u r e N a m e L b l > + 
+         < S i g n a t u r e P o s i t i o n L b l   E l e m e n t T y p e = " C o l u m n "   E l e m e n t I d = " 6 0 9 3 1 5 1 8 6 "   D a t a T y p e = " T e x t C o n s t " > S i g n a t u r e P o s i t i o n L b l < / S i g n a t u r e P o s i t i o n L b l >   
          < T a r i f f L b l   E l e m e n t T y p e = " C o l u m n "   E l e m e n t I d = " 1 7 9 3 6 1 9 4 0 9 "   D a t a T y p e = " S t r i n g " > T a r i f f L b l < / T a r i f f L b l >   
@@ -6847,7 +6726,7 @@
  
          < T o t a l A m o u n t L b l   E l e m e n t T y p e = " C o l u m n "   E l e m e n t I d = " 1 2 1 0 2 0 8 3 7 7 "   D a t a T y p e = " T e x t " > T o t a l A m o u n t L b l < / T o t a l A m o u n t L b l >   
-         < T o t a l W e i g h t L b l   E l e m e n t T y p e = " C o l u m n "   E l e m e n t I d = " 1 0 3 4 9 8 5 3 9 7 "   D a t a T y p e = " L a b e l " > T o t a l W e i g h t L b l < / T o t a l W e i g h t L b l > +         < T o t a l W e i g h t L b l   E l e m e n t T y p e = " C o l u m n "   E l e m e n t I d = " 1 0 3 4 9 8 5 3 9 7 "   D a t a T y p e = " T e x t C o n s t " > T o t a l W e i g h t L b l < / T o t a l W e i g h t L b l >   
          < U n i t P r i c e L b l   E l e m e n t T y p e = " C o l u m n "   E l e m e n t I d = " 6 3 9 0 7 3 1 5 6 "   D a t a T y p e = " S t r i n g " > U n i t P r i c e L b l < / U n i t P r i c e L b l >   
@@ -6909,17 +6788,17 @@
 </file>
 
 <file path=customXml/itemProps1.xml><?xml version="1.0" encoding="utf-8"?>
-<ds:datastoreItem xmlns:ds="http://schemas.openxmlformats.org/officeDocument/2006/customXml" ds:itemID="{9EFA8D47-512C-4E9A-880B-24DA1144706D}">
+<ds:datastoreItem xmlns:ds="http://schemas.openxmlformats.org/officeDocument/2006/customXml" ds:itemID="{8C00CB74-2B00-4575-BDB7-0D4EE853C3C1}">
   <ds:schemaRefs>
-    <ds:schemaRef ds:uri="urn:microsoft-dynamics-nav/reports/Standard_Sales_Pro_Forma_Inv/1302/"/>
+    <ds:schemaRef ds:uri="http://schemas.openxmlformats.org/officeDocument/2006/bibliography"/>
   </ds:schemaRefs>
 </ds:datastoreItem>
 </file>
 
 <file path=customXml/itemProps2.xml><?xml version="1.0" encoding="utf-8"?>
-<ds:datastoreItem xmlns:ds="http://schemas.openxmlformats.org/officeDocument/2006/customXml" ds:itemID="{8C00CB74-2B00-4575-BDB7-0D4EE853C3C1}">
+<ds:datastoreItem xmlns:ds="http://schemas.openxmlformats.org/officeDocument/2006/customXml" ds:itemID="{9EFA8D47-512C-4E9A-880B-24DA1144706D}">
   <ds:schemaRefs>
-    <ds:schemaRef ds:uri="http://schemas.openxmlformats.org/officeDocument/2006/bibliography"/>
+    <ds:schemaRef ds:uri="urn:microsoft-dynamics-nav/reports/Standard_Sales_Pro_Forma_Inv/1302/"/>
   </ds:schemaRefs>
 </ds:datastoreItem>
 </file>

--- a/src/Layers/W1/BaseApp/Sales/Document/StandardSalesProFormaInvBody.docx
+++ b/src/Layers/W1/BaseApp/Sales/Document/StandardSalesProFormaInvBody.docx
@@ -34,7 +34,7 @@
             <w:placeholder>
               <w:docPart w:val="BB1050C2C8994367A8126BE74A881D55"/>
             </w:placeholder>
-            <w:dataBinding w:prefixMappings="&lt;xmlns:ns0='urn:microsoft-dynamics-nav/reports/Standard_Sales_Pro_Forma_Inv/1302/' " w:xpath="/ns0:NavWordReportXmlPart[1]/ns0:Header[1]/ns0:CustomerAddress1[1]" w:storeItemID="{9EFA8D47-512C-4E9A-880B-24DA1144706D}"/>
+            <w:dataBinding w:prefixMappings="xmlns:ns0='urn:microsoft-dynamics-nav/reports/Standard_Sales_Pro_Forma_Inv/1302/'" w:xpath="/ns0:NavWordReportXmlPart[1]/ns0:Header[1]/ns0:CustomerAddress1[1]" w:storeItemID="{9EFA8D47-512C-4E9A-880B-24DA1144706D}"/>
             <w15:color w:val="808080"/>
             <w:text/>
           </w:sdtPr>
@@ -95,7 +95,7 @@
             <w:placeholder>
               <w:docPart w:val="E1C3DFAE78E14FD2B2D0C1DCF6D40B28"/>
             </w:placeholder>
-            <w:dataBinding w:prefixMappings="&lt;xmlns:ns0='urn:microsoft-dynamics-nav/reports/Standard_Sales_Pro_Forma_Inv/1302/' " w:xpath="/ns0:NavWordReportXmlPart[1]/ns0:Header[1]/ns0:CompanyAddress1[1]" w:storeItemID="{9EFA8D47-512C-4E9A-880B-24DA1144706D}"/>
+            <w:dataBinding w:prefixMappings="xmlns:ns0='urn:microsoft-dynamics-nav/reports/Standard_Sales_Pro_Forma_Inv/1302/'" w:xpath="/ns0:NavWordReportXmlPart[1]/ns0:Header[1]/ns0:CompanyAddress1[1]" w:storeItemID="{9EFA8D47-512C-4E9A-880B-24DA1144706D}"/>
             <w15:color w:val="808080"/>
             <w:text/>
           </w:sdtPr>
@@ -146,7 +146,7 @@
             <w:placeholder>
               <w:docPart w:val="BB1050C2C8994367A8126BE74A881D55"/>
             </w:placeholder>
-            <w:dataBinding w:prefixMappings="&lt;xmlns:ns0='urn:microsoft-dynamics-nav/reports/Standard_Sales_Pro_Forma_Inv/1302/' " w:xpath="/ns0:NavWordReportXmlPart[1]/ns0:Header[1]/ns0:CustomerAddress2[1]" w:storeItemID="{9EFA8D47-512C-4E9A-880B-24DA1144706D}"/>
+            <w:dataBinding w:prefixMappings="xmlns:ns0='urn:microsoft-dynamics-nav/reports/Standard_Sales_Pro_Forma_Inv/1302/'" w:xpath="/ns0:NavWordReportXmlPart[1]/ns0:Header[1]/ns0:CustomerAddress2[1]" w:storeItemID="{9EFA8D47-512C-4E9A-880B-24DA1144706D}"/>
             <w15:color w:val="808080"/>
             <w:text/>
           </w:sdtPr>
@@ -201,7 +201,7 @@
             <w:placeholder>
               <w:docPart w:val="C0C1B5D2A0B74192B7E45A7530D8650F"/>
             </w:placeholder>
-            <w:dataBinding w:prefixMappings="&lt;xmlns:ns0='urn:microsoft-dynamics-nav/reports/Standard_Sales_Pro_Forma_Inv/1302/' " w:xpath="/ns0:NavWordReportXmlPart[1]/ns0:Header[1]/ns0:CompanyAddress2[1]" w:storeItemID="{9EFA8D47-512C-4E9A-880B-24DA1144706D}"/>
+            <w:dataBinding w:prefixMappings="xmlns:ns0='urn:microsoft-dynamics-nav/reports/Standard_Sales_Pro_Forma_Inv/1302/'" w:xpath="/ns0:NavWordReportXmlPart[1]/ns0:Header[1]/ns0:CompanyAddress2[1]" w:storeItemID="{9EFA8D47-512C-4E9A-880B-24DA1144706D}"/>
             <w15:color w:val="808080"/>
             <w:text/>
           </w:sdtPr>
@@ -249,7 +249,7 @@
             <w:placeholder>
               <w:docPart w:val="BB1050C2C8994367A8126BE74A881D55"/>
             </w:placeholder>
-            <w:dataBinding w:prefixMappings="&lt;xmlns:ns0='urn:microsoft-dynamics-nav/reports/Standard_Sales_Pro_Forma_Inv/1302/' " w:xpath="/ns0:NavWordReportXmlPart[1]/ns0:Header[1]/ns0:CustomerAddress3[1]" w:storeItemID="{9EFA8D47-512C-4E9A-880B-24DA1144706D}"/>
+            <w:dataBinding w:prefixMappings="xmlns:ns0='urn:microsoft-dynamics-nav/reports/Standard_Sales_Pro_Forma_Inv/1302/'" w:xpath="/ns0:NavWordReportXmlPart[1]/ns0:Header[1]/ns0:CustomerAddress3[1]" w:storeItemID="{9EFA8D47-512C-4E9A-880B-24DA1144706D}"/>
             <w15:color w:val="808080"/>
             <w:text/>
           </w:sdtPr>
@@ -304,7 +304,7 @@
             <w:placeholder>
               <w:docPart w:val="FBFF5AC15E064F02AB44E2AFC1AF80D5"/>
             </w:placeholder>
-            <w:dataBinding w:prefixMappings="&lt;xmlns:ns0='urn:microsoft-dynamics-nav/reports/Standard_Sales_Pro_Forma_Inv/1302/' " w:xpath="/ns0:NavWordReportXmlPart[1]/ns0:Header[1]/ns0:CompanyAddress3[1]" w:storeItemID="{9EFA8D47-512C-4E9A-880B-24DA1144706D}"/>
+            <w:dataBinding w:prefixMappings="xmlns:ns0='urn:microsoft-dynamics-nav/reports/Standard_Sales_Pro_Forma_Inv/1302/'" w:xpath="/ns0:NavWordReportXmlPart[1]/ns0:Header[1]/ns0:CompanyAddress3[1]" w:storeItemID="{9EFA8D47-512C-4E9A-880B-24DA1144706D}"/>
             <w15:color w:val="808080"/>
             <w:text/>
           </w:sdtPr>
@@ -352,7 +352,7 @@
             <w:placeholder>
               <w:docPart w:val="BB1050C2C8994367A8126BE74A881D55"/>
             </w:placeholder>
-            <w:dataBinding w:prefixMappings="&lt;xmlns:ns0='urn:microsoft-dynamics-nav/reports/Standard_Sales_Pro_Forma_Inv/1302/' " w:xpath="/ns0:NavWordReportXmlPart[1]/ns0:Header[1]/ns0:CustomerAddress4[1]" w:storeItemID="{9EFA8D47-512C-4E9A-880B-24DA1144706D}"/>
+            <w:dataBinding w:prefixMappings="xmlns:ns0='urn:microsoft-dynamics-nav/reports/Standard_Sales_Pro_Forma_Inv/1302/'" w:xpath="/ns0:NavWordReportXmlPart[1]/ns0:Header[1]/ns0:CustomerAddress4[1]" w:storeItemID="{9EFA8D47-512C-4E9A-880B-24DA1144706D}"/>
             <w15:color w:val="808080"/>
             <w:text/>
           </w:sdtPr>
@@ -407,7 +407,7 @@
             <w:placeholder>
               <w:docPart w:val="E4A3209ACF2B4C339143EDB1A7517A2D"/>
             </w:placeholder>
-            <w:dataBinding w:prefixMappings="&lt;xmlns:ns0='urn:microsoft-dynamics-nav/reports/Standard_Sales_Pro_Forma_Inv/1302/' " w:xpath="/ns0:NavWordReportXmlPart[1]/ns0:Header[1]/ns0:CompanyAddress4[1]" w:storeItemID="{9EFA8D47-512C-4E9A-880B-24DA1144706D}"/>
+            <w:dataBinding w:prefixMappings="xmlns:ns0='urn:microsoft-dynamics-nav/reports/Standard_Sales_Pro_Forma_Inv/1302/'" w:xpath="/ns0:NavWordReportXmlPart[1]/ns0:Header[1]/ns0:CompanyAddress4[1]" w:storeItemID="{9EFA8D47-512C-4E9A-880B-24DA1144706D}"/>
             <w15:color w:val="808080"/>
             <w:text/>
           </w:sdtPr>
@@ -455,7 +455,7 @@
             <w:placeholder>
               <w:docPart w:val="BB1050C2C8994367A8126BE74A881D55"/>
             </w:placeholder>
-            <w:dataBinding w:prefixMappings="&lt;xmlns:ns0='urn:microsoft-dynamics-nav/reports/Standard_Sales_Pro_Forma_Inv/1302/' " w:xpath="/ns0:NavWordReportXmlPart[1]/ns0:Header[1]/ns0:CustomerAddress5[1]" w:storeItemID="{9EFA8D47-512C-4E9A-880B-24DA1144706D}"/>
+            <w:dataBinding w:prefixMappings="xmlns:ns0='urn:microsoft-dynamics-nav/reports/Standard_Sales_Pro_Forma_Inv/1302/'" w:xpath="/ns0:NavWordReportXmlPart[1]/ns0:Header[1]/ns0:CustomerAddress5[1]" w:storeItemID="{9EFA8D47-512C-4E9A-880B-24DA1144706D}"/>
             <w15:color w:val="808080"/>
             <w:text/>
           </w:sdtPr>
@@ -510,7 +510,7 @@
             <w:placeholder>
               <w:docPart w:val="4CE97AB939E04268923FA8C8602250DA"/>
             </w:placeholder>
-            <w:dataBinding w:prefixMappings="&lt;xmlns:ns0='urn:microsoft-dynamics-nav/reports/Standard_Sales_Pro_Forma_Inv/1302/' " w:xpath="/ns0:NavWordReportXmlPart[1]/ns0:Header[1]/ns0:CompanyAddress5[1]" w:storeItemID="{9EFA8D47-512C-4E9A-880B-24DA1144706D}"/>
+            <w:dataBinding w:prefixMappings="xmlns:ns0='urn:microsoft-dynamics-nav/reports/Standard_Sales_Pro_Forma_Inv/1302/'" w:xpath="/ns0:NavWordReportXmlPart[1]/ns0:Header[1]/ns0:CompanyAddress5[1]" w:storeItemID="{9EFA8D47-512C-4E9A-880B-24DA1144706D}"/>
             <w15:color w:val="808080"/>
             <w:text/>
           </w:sdtPr>
@@ -558,7 +558,7 @@
             <w:placeholder>
               <w:docPart w:val="BB1050C2C8994367A8126BE74A881D55"/>
             </w:placeholder>
-            <w:dataBinding w:prefixMappings="&lt;xmlns:ns0='urn:microsoft-dynamics-nav/reports/Standard_Sales_Pro_Forma_Inv/1302/' " w:xpath="/ns0:NavWordReportXmlPart[1]/ns0:Header[1]/ns0:CustomerAddress6[1]" w:storeItemID="{9EFA8D47-512C-4E9A-880B-24DA1144706D}"/>
+            <w:dataBinding w:prefixMappings="xmlns:ns0='urn:microsoft-dynamics-nav/reports/Standard_Sales_Pro_Forma_Inv/1302/'" w:xpath="/ns0:NavWordReportXmlPart[1]/ns0:Header[1]/ns0:CustomerAddress6[1]" w:storeItemID="{9EFA8D47-512C-4E9A-880B-24DA1144706D}"/>
             <w15:color w:val="808080"/>
             <w:text/>
           </w:sdtPr>
@@ -613,7 +613,7 @@
             <w:placeholder>
               <w:docPart w:val="7A4FFA8C27C24AC0B5B0461E1B3B8ED4"/>
             </w:placeholder>
-            <w:dataBinding w:prefixMappings="&lt;xmlns:ns0='urn:microsoft-dynamics-nav/reports/Standard_Sales_Pro_Forma_Inv/1302/' " w:xpath="/ns0:NavWordReportXmlPart[1]/ns0:Header[1]/ns0:CompanyAddress6[1]" w:storeItemID="{9EFA8D47-512C-4E9A-880B-24DA1144706D}"/>
+            <w:dataBinding w:prefixMappings="xmlns:ns0='urn:microsoft-dynamics-nav/reports/Standard_Sales_Pro_Forma_Inv/1302/'" w:xpath="/ns0:NavWordReportXmlPart[1]/ns0:Header[1]/ns0:CompanyAddress6[1]" w:storeItemID="{9EFA8D47-512C-4E9A-880B-24DA1144706D}"/>
             <w15:color w:val="808080"/>
             <w:text/>
           </w:sdtPr>
@@ -661,7 +661,7 @@
             <w:placeholder>
               <w:docPart w:val="BB1050C2C8994367A8126BE74A881D55"/>
             </w:placeholder>
-            <w:dataBinding w:prefixMappings="&lt;xmlns:ns0='urn:microsoft-dynamics-nav/reports/Standard_Sales_Pro_Forma_Inv/1302/' " w:xpath="/ns0:NavWordReportXmlPart[1]/ns0:Header[1]/ns0:CustomerAddress7[1]" w:storeItemID="{9EFA8D47-512C-4E9A-880B-24DA1144706D}"/>
+            <w:dataBinding w:prefixMappings="xmlns:ns0='urn:microsoft-dynamics-nav/reports/Standard_Sales_Pro_Forma_Inv/1302/'" w:xpath="/ns0:NavWordReportXmlPart[1]/ns0:Header[1]/ns0:CustomerAddress7[1]" w:storeItemID="{9EFA8D47-512C-4E9A-880B-24DA1144706D}"/>
             <w15:color w:val="808080"/>
             <w:text/>
           </w:sdtPr>
@@ -737,7 +737,7 @@
             <w:placeholder>
               <w:docPart w:val="BB1050C2C8994367A8126BE74A881D55"/>
             </w:placeholder>
-            <w:dataBinding w:prefixMappings="&lt;xmlns:ns0='urn:microsoft-dynamics-nav/reports/Standard_Sales_Pro_Forma_Inv/1302/' " w:xpath="/ns0:NavWordReportXmlPart[1]/ns0:Header[1]/ns0:CustomerAddress8[1]" w:storeItemID="{9EFA8D47-512C-4E9A-880B-24DA1144706D}"/>
+            <w:dataBinding w:prefixMappings="xmlns:ns0='urn:microsoft-dynamics-nav/reports/Standard_Sales_Pro_Forma_Inv/1302/'" w:xpath="/ns0:NavWordReportXmlPart[1]/ns0:Header[1]/ns0:CustomerAddress8[1]" w:storeItemID="{9EFA8D47-512C-4E9A-880B-24DA1144706D}"/>
             <w15:color w:val="808080"/>
             <w:text/>
           </w:sdtPr>
@@ -837,7 +837,7 @@
             </w:placeholder>
             <w15:color w:val="808080"/>
             <w:text/>
-            <w:dataBinding w:prefixMappings="&lt;xmlns:ns0='urn:microsoft-dynamics-nav/reports/Standard_Sales_Pro_Forma_Inv/1302/' " w:xpath="/ns0:NavWordReportXmlPart[1]/ns0:Header[1]/ns0:DocumentTitleLbl[1]"/>
+            <w:dataBinding w:prefixMappings="xmlns:ns0='urn:microsoft-dynamics-nav/reports/Standard_Sales_Pro_Forma_Inv/1302/'" w:xpath="/ns0:NavWordReportXmlPart[1]/ns0:Header[1]/ns0:DocumentTitleLbl[1]"/>
           </w:sdtPr>
           <w:sdtEndPr/>
           <w:sdtContent>
@@ -876,7 +876,7 @@
             <w:placeholder>
               <w:docPart w:val="E4A936BB3F784CE892CE53F1B8632C13"/>
             </w:placeholder>
-            <w:dataBinding w:prefixMappings="&lt;xmlns:ns0='urn:microsoft-dynamics-nav/reports/Standard_Sales_Pro_Forma_Inv/1302/' " w:xpath="/ns0:NavWordReportXmlPart[1]/ns0:Header[1]/ns0:ExternalDocumentNoLbl[1]" w:storeItemID="{9EFA8D47-512C-4E9A-880B-24DA1144706D}"/>
+            <w:dataBinding w:prefixMappings="xmlns:ns0='urn:microsoft-dynamics-nav/reports/Standard_Sales_Pro_Forma_Inv/1302/'" w:xpath="/ns0:NavWordReportXmlPart[1]/ns0:Header[1]/ns0:ExternalDocumentNoLbl[1]" w:storeItemID="{9EFA8D47-512C-4E9A-880B-24DA1144706D}"/>
             <w15:color w:val="808080"/>
             <w:text/>
           </w:sdtPr>
@@ -917,7 +917,7 @@
             <w:placeholder>
               <w:docPart w:val="F43B6BD8035C4471A8C4B2E257BE925C"/>
             </w:placeholder>
-            <w:dataBinding w:prefixMappings="&lt;xmlns:ns0='urn:microsoft-dynamics-nav/reports/Standard_Sales_Pro_Forma_Inv/1302/' " w:xpath="/ns0:NavWordReportXmlPart[1]/ns0:Header[1]/ns0:CustomerVATRegistrationNoLbl[1]" w:storeItemID="{9EFA8D47-512C-4E9A-880B-24DA1144706D}"/>
+            <w:dataBinding w:prefixMappings="xmlns:ns0='urn:microsoft-dynamics-nav/reports/Standard_Sales_Pro_Forma_Inv/1302/'" w:xpath="/ns0:NavWordReportXmlPart[1]/ns0:Header[1]/ns0:CustomerVATRegistrationNoLbl[1]" w:storeItemID="{9EFA8D47-512C-4E9A-880B-24DA1144706D}"/>
             <w15:color w:val="808080"/>
             <w:text/>
           </w:sdtPr>
@@ -958,7 +958,7 @@
             <w:placeholder>
               <w:docPart w:val="3DA281722B2D421BAAB5F481FEF3A94A"/>
             </w:placeholder>
-            <w:dataBinding w:prefixMappings="&lt;xmlns:ns0='urn:microsoft-dynamics-nav/reports/Standard_Sales_Pro_Forma_Inv/1302/' " w:xpath="/ns0:NavWordReportXmlPart[1]/ns0:Header[1]/ns0:YourReferenceLbl[1]" w:storeItemID="{9EFA8D47-512C-4E9A-880B-24DA1144706D}"/>
+            <w:dataBinding w:prefixMappings="xmlns:ns0='urn:microsoft-dynamics-nav/reports/Standard_Sales_Pro_Forma_Inv/1302/'" w:xpath="/ns0:NavWordReportXmlPart[1]/ns0:Header[1]/ns0:YourReferenceLbl[1]" w:storeItemID="{9EFA8D47-512C-4E9A-880B-24DA1144706D}"/>
             <w15:color w:val="808080"/>
             <w:text/>
           </w:sdtPr>
@@ -1016,7 +1016,7 @@
                 <w:placeholder>
                   <w:docPart w:val="60DF775C9DB9498CBF16C9016D12D869"/>
                 </w:placeholder>
-                <w:dataBinding w:prefixMappings="&lt;xmlns:ns0='urn:microsoft-dynamics-nav/reports/Standard_Sales_Pro_Forma_Inv/1302/' " w:xpath="/ns0:NavWordReportXmlPart[1]/ns0:Header[1]/ns0:DocumentNo[1]" w:storeItemID="{9EFA8D47-512C-4E9A-880B-24DA1144706D}"/>
+                <w:dataBinding w:prefixMappings="xmlns:ns0='urn:microsoft-dynamics-nav/reports/Standard_Sales_Pro_Forma_Inv/1302/'" w:xpath="/ns0:NavWordReportXmlPart[1]/ns0:Header[1]/ns0:DocumentNo[1]" w:storeItemID="{9EFA8D47-512C-4E9A-880B-24DA1144706D}"/>
                 <w:text/>
               </w:sdtPr>
               <w:sdtEndPr/>
@@ -1044,7 +1044,7 @@
             <w:placeholder>
               <w:docPart w:val="D6204E6720F44A199DE256409D1A9028"/>
             </w:placeholder>
-            <w:dataBinding w:prefixMappings="&lt;xmlns:ns0='urn:microsoft-dynamics-nav/reports/Standard_Sales_Pro_Forma_Inv/1302/' " w:xpath="/ns0:NavWordReportXmlPart[1]/ns0:Header[1]/ns0:ExternalDocumentNo[1]" w:storeItemID="{9EFA8D47-512C-4E9A-880B-24DA1144706D}"/>
+            <w:dataBinding w:prefixMappings="xmlns:ns0='urn:microsoft-dynamics-nav/reports/Standard_Sales_Pro_Forma_Inv/1302/'" w:xpath="/ns0:NavWordReportXmlPart[1]/ns0:Header[1]/ns0:ExternalDocumentNo[1]" w:storeItemID="{9EFA8D47-512C-4E9A-880B-24DA1144706D}"/>
             <w15:color w:val="808080"/>
             <w:text/>
           </w:sdtPr>
@@ -1085,7 +1085,7 @@
             <w:placeholder>
               <w:docPart w:val="1FBC201A7B774392B0F5729EFA4322DC"/>
             </w:placeholder>
-            <w:dataBinding w:prefixMappings="&lt;xmlns:ns0='urn:microsoft-dynamics-nav/reports/Standard_Sales_Pro_Forma_Inv/1302/' " w:xpath="/ns0:NavWordReportXmlPart[1]/ns0:Header[1]/ns0:CustomerVATRegNo[1]" w:storeItemID="{9EFA8D47-512C-4E9A-880B-24DA1144706D}"/>
+            <w:dataBinding w:prefixMappings="xmlns:ns0='urn:microsoft-dynamics-nav/reports/Standard_Sales_Pro_Forma_Inv/1302/'" w:xpath="/ns0:NavWordReportXmlPart[1]/ns0:Header[1]/ns0:CustomerVATRegNo[1]" w:storeItemID="{9EFA8D47-512C-4E9A-880B-24DA1144706D}"/>
             <w15:color w:val="808080"/>
             <w:text/>
           </w:sdtPr>
@@ -1126,7 +1126,7 @@
             <w:placeholder>
               <w:docPart w:val="976365F18AF44D9D95B0086103816739"/>
             </w:placeholder>
-            <w:dataBinding w:prefixMappings="&lt;xmlns:ns0='urn:microsoft-dynamics-nav/reports/Standard_Sales_Pro_Forma_Inv/1302/' " w:xpath="/ns0:NavWordReportXmlPart[1]/ns0:Header[1]/ns0:YourReference[1]" w:storeItemID="{9EFA8D47-512C-4E9A-880B-24DA1144706D}"/>
+            <w:dataBinding w:prefixMappings="xmlns:ns0='urn:microsoft-dynamics-nav/reports/Standard_Sales_Pro_Forma_Inv/1302/'" w:xpath="/ns0:NavWordReportXmlPart[1]/ns0:Header[1]/ns0:YourReference[1]" w:storeItemID="{9EFA8D47-512C-4E9A-880B-24DA1144706D}"/>
             <w15:color w:val="808080"/>
             <w:text/>
           </w:sdtPr>
@@ -1233,7 +1233,7 @@
             <w:placeholder>
               <w:docPart w:val="5556F837F7DC48A4A3304BE7CEB52FBD"/>
             </w:placeholder>
-            <w:dataBinding w:prefixMappings="&lt;xmlns:ns0='urn:microsoft-dynamics-nav/reports/Standard_Sales_Pro_Forma_Inv/1302/' " w:xpath="/ns0:NavWordReportXmlPart[1]/ns0:Header[1]/ns0:ShipmentMethodDescriptionLbl[1]" w:storeItemID="{9EFA8D47-512C-4E9A-880B-24DA1144706D}"/>
+            <w:dataBinding w:prefixMappings="xmlns:ns0='urn:microsoft-dynamics-nav/reports/Standard_Sales_Pro_Forma_Inv/1302/'" w:xpath="/ns0:NavWordReportXmlPart[1]/ns0:Header[1]/ns0:ShipmentMethodDescriptionLbl[1]" w:storeItemID="{9EFA8D47-512C-4E9A-880B-24DA1144706D}"/>
             <w15:color w:val="808080"/>
             <w:text/>
           </w:sdtPr>
@@ -1274,7 +1274,7 @@
             <w:placeholder>
               <w:docPart w:val="873EC22A4E994BE4AB06F5D3EE8F90A0"/>
             </w:placeholder>
-            <w:dataBinding w:prefixMappings="&lt;xmlns:ns0='urn:microsoft-dynamics-nav/reports/Standard_Sales_Pro_Forma_Inv/1302/' " w:xpath="/ns0:NavWordReportXmlPart[1]/ns0:Header[1]/ns0:VATRegNoLbl[1]" w:storeItemID="{9EFA8D47-512C-4E9A-880B-24DA1144706D}"/>
+            <w:dataBinding w:prefixMappings="xmlns:ns0='urn:microsoft-dynamics-nav/reports/Standard_Sales_Pro_Forma_Inv/1302/'" w:xpath="/ns0:NavWordReportXmlPart[1]/ns0:Header[1]/ns0:VATRegNoLbl[1]" w:storeItemID="{9EFA8D47-512C-4E9A-880B-24DA1144706D}"/>
             <w15:color w:val="808080"/>
             <w:text/>
           </w:sdtPr>
@@ -1315,7 +1315,7 @@
             <w:placeholder>
               <w:docPart w:val="67EB4ACD3855486A89ACF09215B856F5"/>
             </w:placeholder>
-            <w:dataBinding w:prefixMappings="&lt;xmlns:ns0='urn:microsoft-dynamics-nav/reports/Standard_Sales_Pro_Forma_Inv/1302/' " w:xpath="/ns0:NavWordReportXmlPart[1]/ns0:Header[1]/ns0:SalesPersonLbl[1]" w:storeItemID="{9EFA8D47-512C-4E9A-880B-24DA1144706D}"/>
+            <w:dataBinding w:prefixMappings="xmlns:ns0='urn:microsoft-dynamics-nav/reports/Standard_Sales_Pro_Forma_Inv/1302/'" w:xpath="/ns0:NavWordReportXmlPart[1]/ns0:Header[1]/ns0:SalesPersonLbl[1]" w:storeItemID="{9EFA8D47-512C-4E9A-880B-24DA1144706D}"/>
             <w15:color w:val="808080"/>
             <w:text/>
           </w:sdtPr>
@@ -1356,7 +1356,7 @@
             <w:placeholder>
               <w:docPart w:val="0DFE205F07344CDE8B7DE04F8418A41F"/>
             </w:placeholder>
-            <w:dataBinding w:prefixMappings="&lt;xmlns:ns0='urn:microsoft-dynamics-nav/reports/Standard_Sales_Pro_Forma_Inv/1302/' " w:xpath="/ns0:NavWordReportXmlPart[1]/ns0:Header[1]/ns0:CurrencyLbl[1]" w:storeItemID="{9EFA8D47-512C-4E9A-880B-24DA1144706D}"/>
+            <w:dataBinding w:prefixMappings="xmlns:ns0='urn:microsoft-dynamics-nav/reports/Standard_Sales_Pro_Forma_Inv/1302/'" w:xpath="/ns0:NavWordReportXmlPart[1]/ns0:Header[1]/ns0:CurrencyLbl[1]" w:storeItemID="{9EFA8D47-512C-4E9A-880B-24DA1144706D}"/>
             <w15:color w:val="808080"/>
             <w:text/>
           </w:sdtPr>
@@ -1402,7 +1402,7 @@
             <w:placeholder>
               <w:docPart w:val="6E8A85BDCDA04E56BA61810B3222EC63"/>
             </w:placeholder>
-            <w:dataBinding w:prefixMappings="&lt;xmlns:ns0='urn:microsoft-dynamics-nav/reports/Standard_Sales_Pro_Forma_Inv/1302/' " w:xpath="/ns0:NavWordReportXmlPart[1]/ns0:Header[1]/ns0:ShipmentMethodDescription[1]" w:storeItemID="{9EFA8D47-512C-4E9A-880B-24DA1144706D}"/>
+            <w:dataBinding w:prefixMappings="xmlns:ns0='urn:microsoft-dynamics-nav/reports/Standard_Sales_Pro_Forma_Inv/1302/'" w:xpath="/ns0:NavWordReportXmlPart[1]/ns0:Header[1]/ns0:ShipmentMethodDescription[1]" w:storeItemID="{9EFA8D47-512C-4E9A-880B-24DA1144706D}"/>
             <w15:color w:val="808080"/>
             <w:text/>
           </w:sdtPr>
@@ -1443,7 +1443,7 @@
             <w:placeholder>
               <w:docPart w:val="CB615668107247839B31122A120F9A2F"/>
             </w:placeholder>
-            <w:dataBinding w:prefixMappings="&lt;xmlns:ns0='urn:microsoft-dynamics-nav/reports/Standard_Sales_Pro_Forma_Inv/1302/' " w:xpath="/ns0:NavWordReportXmlPart[1]/ns0:Header[1]/ns0:CompanyVATRegNo[1]" w:storeItemID="{9EFA8D47-512C-4E9A-880B-24DA1144706D}"/>
+            <w:dataBinding w:prefixMappings="xmlns:ns0='urn:microsoft-dynamics-nav/reports/Standard_Sales_Pro_Forma_Inv/1302/'" w:xpath="/ns0:NavWordReportXmlPart[1]/ns0:Header[1]/ns0:CompanyVATRegNo[1]" w:storeItemID="{9EFA8D47-512C-4E9A-880B-24DA1144706D}"/>
             <w15:color w:val="808080"/>
             <w:text/>
           </w:sdtPr>
@@ -1484,7 +1484,7 @@
             <w:placeholder>
               <w:docPart w:val="16A10E0276444A26B405BA7B0CF5D71B"/>
             </w:placeholder>
-            <w:dataBinding w:prefixMappings="&lt;xmlns:ns0='urn:microsoft-dynamics-nav/reports/Standard_Sales_Pro_Forma_Inv/1302/' " w:xpath="/ns0:NavWordReportXmlPart[1]/ns0:Header[1]/ns0:SalesPersonName[1]" w:storeItemID="{9EFA8D47-512C-4E9A-880B-24DA1144706D}"/>
+            <w:dataBinding w:prefixMappings="xmlns:ns0='urn:microsoft-dynamics-nav/reports/Standard_Sales_Pro_Forma_Inv/1302/'" w:xpath="/ns0:NavWordReportXmlPart[1]/ns0:Header[1]/ns0:SalesPersonName[1]" w:storeItemID="{9EFA8D47-512C-4E9A-880B-24DA1144706D}"/>
             <w15:color w:val="808080"/>
             <w:text/>
           </w:sdtPr>
@@ -1529,7 +1529,7 @@
               <w:placeholder>
                 <w:docPart w:val="9356E4569D544DCAB55BFED5F810B3B6"/>
               </w:placeholder>
-              <w:dataBinding w:prefixMappings="&lt;xmlns:ns0='urn:microsoft-dynamics-nav/reports/Standard_Sales_Pro_Forma_Inv/1302/' " w:xpath="/ns0:NavWordReportXmlPart[1]/ns0:Header[1]/ns0:Currency[1]" w:storeItemID="{9EFA8D47-512C-4E9A-880B-24DA1144706D}"/>
+              <w:dataBinding w:prefixMappings="xmlns:ns0='urn:microsoft-dynamics-nav/reports/Standard_Sales_Pro_Forma_Inv/1302/'" w:xpath="/ns0:NavWordReportXmlPart[1]/ns0:Header[1]/ns0:Currency[1]" w:storeItemID="{9EFA8D47-512C-4E9A-880B-24DA1144706D}"/>
               <w15:color w:val="808080"/>
               <w:text/>
             </w:sdtPr>
@@ -1602,7 +1602,7 @@
             <w:placeholder>
               <w:docPart w:val="568F44E2AB434794973B7660D657E151"/>
             </w:placeholder>
-            <w:dataBinding w:prefixMappings="&lt;xmlns:ns0='urn:microsoft-dynamics-nav/reports/Standard_Sales_Pro_Forma_Inv/1302/' " w:xpath="/ns0:NavWordReportXmlPart[1]/ns0:Header[1]/ns0:ItemLbl[1]" w:storeItemID="{9EFA8D47-512C-4E9A-880B-24DA1144706D}"/>
+            <w:dataBinding w:prefixMappings="xmlns:ns0='urn:microsoft-dynamics-nav/reports/Standard_Sales_Pro_Forma_Inv/1302/'" w:xpath="/ns0:NavWordReportXmlPart[1]/ns0:Header[1]/ns0:ItemLbl[1]" w:storeItemID="{9EFA8D47-512C-4E9A-880B-24DA1144706D}"/>
             <w15:color w:val="808080"/>
             <w:text/>
           </w:sdtPr>
@@ -1643,7 +1643,7 @@
             <w:placeholder>
               <w:docPart w:val="568F44E2AB434794973B7660D657E151"/>
             </w:placeholder>
-            <w:dataBinding w:prefixMappings="&lt;xmlns:ns0='urn:microsoft-dynamics-nav/reports/Standard_Sales_Pro_Forma_Inv/1302/' " w:xpath="/ns0:NavWordReportXmlPart[1]/ns0:Header[1]/ns0:CountryOfManufactuctureLbl[1]" w:storeItemID="{9EFA8D47-512C-4E9A-880B-24DA1144706D}"/>
+            <w:dataBinding w:prefixMappings="xmlns:ns0='urn:microsoft-dynamics-nav/reports/Standard_Sales_Pro_Forma_Inv/1302/'" w:xpath="/ns0:NavWordReportXmlPart[1]/ns0:Header[1]/ns0:CountryOfManufactuctureLbl[1]" w:storeItemID="{9EFA8D47-512C-4E9A-880B-24DA1144706D}"/>
             <w15:color w:val="808080"/>
             <w:text/>
           </w:sdtPr>
@@ -1684,7 +1684,7 @@
             <w:placeholder>
               <w:docPart w:val="568F44E2AB434794973B7660D657E151"/>
             </w:placeholder>
-            <w:dataBinding w:prefixMappings="&lt;xmlns:ns0='urn:microsoft-dynamics-nav/reports/Standard_Sales_Pro_Forma_Inv/1302/' " w:xpath="/ns0:NavWordReportXmlPart[1]/ns0:Header[1]/ns0:TariffLbl[1]" w:storeItemID="{9EFA8D47-512C-4E9A-880B-24DA1144706D}"/>
+            <w:dataBinding w:prefixMappings="xmlns:ns0='urn:microsoft-dynamics-nav/reports/Standard_Sales_Pro_Forma_Inv/1302/'" w:xpath="/ns0:NavWordReportXmlPart[1]/ns0:Header[1]/ns0:TariffLbl[1]" w:storeItemID="{9EFA8D47-512C-4E9A-880B-24DA1144706D}"/>
             <w15:color w:val="808080"/>
             <w:text/>
           </w:sdtPr>
@@ -1725,7 +1725,7 @@
             <w:placeholder>
               <w:docPart w:val="568F44E2AB434794973B7660D657E151"/>
             </w:placeholder>
-            <w:dataBinding w:prefixMappings="&lt;xmlns:ns0='urn:microsoft-dynamics-nav/reports/Standard_Sales_Pro_Forma_Inv/1302/' " w:xpath="/ns0:NavWordReportXmlPart[1]/ns0:Header[1]/ns0:QuantityLbl[1]" w:storeItemID="{9EFA8D47-512C-4E9A-880B-24DA1144706D}"/>
+            <w:dataBinding w:prefixMappings="xmlns:ns0='urn:microsoft-dynamics-nav/reports/Standard_Sales_Pro_Forma_Inv/1302/'" w:xpath="/ns0:NavWordReportXmlPart[1]/ns0:Header[1]/ns0:QuantityLbl[1]" w:storeItemID="{9EFA8D47-512C-4E9A-880B-24DA1144706D}"/>
             <w15:color w:val="808080"/>
             <w:text/>
           </w:sdtPr>
@@ -1767,7 +1767,7 @@
             <w:placeholder>
               <w:docPart w:val="568F44E2AB434794973B7660D657E151"/>
             </w:placeholder>
-            <w:dataBinding w:prefixMappings="&lt;xmlns:ns0='urn:microsoft-dynamics-nav/reports/Standard_Sales_Pro_Forma_Inv/1302/' " w:xpath="/ns0:NavWordReportXmlPart[1]/ns0:Header[1]/ns0:UnitPriceLbl[1]" w:storeItemID="{9EFA8D47-512C-4E9A-880B-24DA1144706D}"/>
+            <w:dataBinding w:prefixMappings="xmlns:ns0='urn:microsoft-dynamics-nav/reports/Standard_Sales_Pro_Forma_Inv/1302/'" w:xpath="/ns0:NavWordReportXmlPart[1]/ns0:Header[1]/ns0:UnitPriceLbl[1]" w:storeItemID="{9EFA8D47-512C-4E9A-880B-24DA1144706D}"/>
             <w15:color w:val="808080"/>
             <w:text/>
           </w:sdtPr>
@@ -1808,7 +1808,7 @@
             <w:placeholder>
               <w:docPart w:val="6288621E7A9C433688E04BF4E07CAF57"/>
             </w:placeholder>
-            <w:dataBinding w:prefixMappings="&lt;xmlns:ns0='urn:microsoft-dynamics-nav/reports/Standard_Sales_Pro_Forma_Inv/1302/' " w:xpath="/ns0:NavWordReportXmlPart[1]/ns0:Header[1]/ns0:NetWeightLbl[1]" w:storeItemID="{9EFA8D47-512C-4E9A-880B-24DA1144706D}"/>
+            <w:dataBinding w:prefixMappings="xmlns:ns0='urn:microsoft-dynamics-nav/reports/Standard_Sales_Pro_Forma_Inv/1302/'" w:xpath="/ns0:NavWordReportXmlPart[1]/ns0:Header[1]/ns0:NetWeightLbl[1]" w:storeItemID="{9EFA8D47-512C-4E9A-880B-24DA1144706D}"/>
             <w15:color w:val="808080"/>
             <w:text/>
           </w:sdtPr>
@@ -1849,7 +1849,7 @@
             <w:placeholder>
               <w:docPart w:val="6288621E7A9C433688E04BF4E07CAF57"/>
             </w:placeholder>
-            <w:dataBinding w:prefixMappings="&lt;xmlns:ns0='urn:microsoft-dynamics-nav/reports/Standard_Sales_Pro_Forma_Inv/1302/' " w:xpath="/ns0:NavWordReportXmlPart[1]/ns0:Header[1]/ns0:VATPctLbl[1]" w:storeItemID="{9EFA8D47-512C-4E9A-880B-24DA1144706D}"/>
+            <w:dataBinding w:prefixMappings="xmlns:ns0='urn:microsoft-dynamics-nav/reports/Standard_Sales_Pro_Forma_Inv/1302/'" w:xpath="/ns0:NavWordReportXmlPart[1]/ns0:Header[1]/ns0:VATPctLbl[1]" w:storeItemID="{9EFA8D47-512C-4E9A-880B-24DA1144706D}"/>
             <w15:color w:val="808080"/>
             <w:text/>
           </w:sdtPr>
@@ -1890,7 +1890,7 @@
             <w:placeholder>
               <w:docPart w:val="6288621E7A9C433688E04BF4E07CAF57"/>
             </w:placeholder>
-            <w:dataBinding w:prefixMappings="&lt;xmlns:ns0='urn:microsoft-dynamics-nav/reports/Standard_Sales_Pro_Forma_Inv/1302/' " w:xpath="/ns0:NavWordReportXmlPart[1]/ns0:Header[1]/ns0:VATAmountLbl[1]" w:storeItemID="{9EFA8D47-512C-4E9A-880B-24DA1144706D}"/>
+            <w:dataBinding w:prefixMappings="xmlns:ns0='urn:microsoft-dynamics-nav/reports/Standard_Sales_Pro_Forma_Inv/1302/'" w:xpath="/ns0:NavWordReportXmlPart[1]/ns0:Header[1]/ns0:VATAmountLbl[1]" w:storeItemID="{9EFA8D47-512C-4E9A-880B-24DA1144706D}"/>
             <w15:color w:val="808080"/>
             <w:text/>
           </w:sdtPr>
@@ -1932,7 +1932,7 @@
             <w:placeholder>
               <w:docPart w:val="6288621E7A9C433688E04BF4E07CAF57"/>
             </w:placeholder>
-            <w:dataBinding w:prefixMappings="&lt;xmlns:ns0='urn:microsoft-dynamics-nav/reports/Standard_Sales_Pro_Forma_Inv/1302/' " w:xpath="/ns0:NavWordReportXmlPart[1]/ns0:Header[1]/ns0:AmountLbl[1]" w:storeItemID="{9EFA8D47-512C-4E9A-880B-24DA1144706D}"/>
+            <w:dataBinding w:prefixMappings="xmlns:ns0='urn:microsoft-dynamics-nav/reports/Standard_Sales_Pro_Forma_Inv/1302/'" w:xpath="/ns0:NavWordReportXmlPart[1]/ns0:Header[1]/ns0:AmountLbl[1]" w:storeItemID="{9EFA8D47-512C-4E9A-880B-24DA1144706D}"/>
             <w15:color w:val="808080"/>
             <w:text/>
           </w:sdtPr>
@@ -2116,7 +2116,7 @@
           <w:placeholder>
             <w:docPart w:val="9186D105DE5F42ABB688D396D0418C2D"/>
           </w:placeholder>
-          <w15:dataBinding w:prefixMappings="&lt;xmlns:ns0='urn:microsoft-dynamics-nav/reports/Standard_Sales_Pro_Forma_Inv/1302/' " w:xpath="/ns0:NavWordReportXmlPart[1]/ns0:Header[1]/ns0:Line" w:storeItemID="{9EFA8D47-512C-4E9A-880B-24DA1144706D}"/>
+          <w15:dataBinding w:prefixMappings="xmlns:ns0='urn:microsoft-dynamics-nav/reports/Standard_Sales_Pro_Forma_Inv/1302/'" w:xpath="/ns0:NavWordReportXmlPart[1]/ns0:Header[1]/ns0:Line" w:storeItemID="{9EFA8D47-512C-4E9A-880B-24DA1144706D}"/>
           <w15:color w:val="808080"/>
           <w15:repeatingSection/>
         </w:sdtPr>
@@ -2155,7 +2155,7 @@
                     <w:placeholder>
                       <w:docPart w:val="DefaultPlaceholder_-1854013440"/>
                     </w:placeholder>
-                    <w:dataBinding w:prefixMappings="&lt;xmlns:ns0='urn:microsoft-dynamics-nav/reports/Standard_Sales_Pro_Forma_Inv/1302/' " w:xpath="/ns0:NavWordReportXmlPart[1]/ns0:Header[1]/ns0:Line[1]/ns0:ItemDescription[1]" w:storeItemID="{9EFA8D47-512C-4E9A-880B-24DA1144706D}"/>
+                    <w:dataBinding w:prefixMappings="xmlns:ns0='urn:microsoft-dynamics-nav/reports/Standard_Sales_Pro_Forma_Inv/1302/'" w:xpath="/ns0:NavWordReportXmlPart[1]/ns0:Header[1]/ns0:Line[1]/ns0:ItemDescription[1]" w:storeItemID="{9EFA8D47-512C-4E9A-880B-24DA1144706D}"/>
                     <w15:color w:val="808080"/>
                     <w:text/>
                   </w:sdtPr>
@@ -2201,7 +2201,7 @@
                     <w:placeholder>
                       <w:docPart w:val="568F44E2AB434794973B7660D657E151"/>
                     </w:placeholder>
-                    <w:dataBinding w:prefixMappings="&lt;xmlns:ns0='urn:microsoft-dynamics-nav/reports/Standard_Sales_Pro_Forma_Inv/1302/' " w:xpath="/ns0:NavWordReportXmlPart[1]/ns0:Header[1]/ns0:Line[1]/ns0:CountryOfManufacturing[1]" w:storeItemID="{9EFA8D47-512C-4E9A-880B-24DA1144706D}"/>
+                    <w:dataBinding w:prefixMappings="xmlns:ns0='urn:microsoft-dynamics-nav/reports/Standard_Sales_Pro_Forma_Inv/1302/'" w:xpath="/ns0:NavWordReportXmlPart[1]/ns0:Header[1]/ns0:Line[1]/ns0:CountryOfManufacturing[1]" w:storeItemID="{9EFA8D47-512C-4E9A-880B-24DA1144706D}"/>
                     <w15:color w:val="808080"/>
                     <w:text/>
                   </w:sdtPr>
@@ -2242,7 +2242,7 @@
                     <w:placeholder>
                       <w:docPart w:val="568F44E2AB434794973B7660D657E151"/>
                     </w:placeholder>
-                    <w:dataBinding w:prefixMappings="&lt;xmlns:ns0='urn:microsoft-dynamics-nav/reports/Standard_Sales_Pro_Forma_Inv/1302/' " w:xpath="/ns0:NavWordReportXmlPart[1]/ns0:Header[1]/ns0:Line[1]/ns0:Tariff[1]" w:storeItemID="{9EFA8D47-512C-4E9A-880B-24DA1144706D}"/>
+                    <w:dataBinding w:prefixMappings="xmlns:ns0='urn:microsoft-dynamics-nav/reports/Standard_Sales_Pro_Forma_Inv/1302/'" w:xpath="/ns0:NavWordReportXmlPart[1]/ns0:Header[1]/ns0:Line[1]/ns0:Tariff[1]" w:storeItemID="{9EFA8D47-512C-4E9A-880B-24DA1144706D}"/>
                     <w15:color w:val="808080"/>
                     <w:text/>
                   </w:sdtPr>
@@ -2283,7 +2283,7 @@
                     <w:placeholder>
                       <w:docPart w:val="568F44E2AB434794973B7660D657E151"/>
                     </w:placeholder>
-                    <w:dataBinding w:prefixMappings="&lt;xmlns:ns0='urn:microsoft-dynamics-nav/reports/Standard_Sales_Pro_Forma_Inv/1302/' " w:xpath="/ns0:NavWordReportXmlPart[1]/ns0:Header[1]/ns0:Line[1]/ns0:Quantity[1]" w:storeItemID="{9EFA8D47-512C-4E9A-880B-24DA1144706D}"/>
+                    <w:dataBinding w:prefixMappings="xmlns:ns0='urn:microsoft-dynamics-nav/reports/Standard_Sales_Pro_Forma_Inv/1302/'" w:xpath="/ns0:NavWordReportXmlPart[1]/ns0:Header[1]/ns0:Line[1]/ns0:Quantity[1]" w:storeItemID="{9EFA8D47-512C-4E9A-880B-24DA1144706D}"/>
                     <w15:color w:val="808080"/>
                     <w:text/>
                   </w:sdtPr>
@@ -2325,7 +2325,7 @@
                     <w:placeholder>
                       <w:docPart w:val="568F44E2AB434794973B7660D657E151"/>
                     </w:placeholder>
-                    <w:dataBinding w:prefixMappings="&lt;xmlns:ns0='urn:microsoft-dynamics-nav/reports/Standard_Sales_Pro_Forma_Inv/1302/' " w:xpath="/ns0:NavWordReportXmlPart[1]/ns0:Header[1]/ns0:Line[1]/ns0:Price[1]" w:storeItemID="{9EFA8D47-512C-4E9A-880B-24DA1144706D}"/>
+                    <w:dataBinding w:prefixMappings="xmlns:ns0='urn:microsoft-dynamics-nav/reports/Standard_Sales_Pro_Forma_Inv/1302/'" w:xpath="/ns0:NavWordReportXmlPart[1]/ns0:Header[1]/ns0:Line[1]/ns0:Price[1]" w:storeItemID="{9EFA8D47-512C-4E9A-880B-24DA1144706D}"/>
                     <w15:color w:val="808080"/>
                     <w:text/>
                   </w:sdtPr>
@@ -2366,7 +2366,7 @@
                     <w:placeholder>
                       <w:docPart w:val="6288621E7A9C433688E04BF4E07CAF57"/>
                     </w:placeholder>
-                    <w:dataBinding w:prefixMappings="&lt;xmlns:ns0='urn:microsoft-dynamics-nav/reports/Standard_Sales_Pro_Forma_Inv/1302/' " w:xpath="/ns0:NavWordReportXmlPart[1]/ns0:Header[1]/ns0:Line[1]/ns0:NetWeight[1]" w:storeItemID="{9EFA8D47-512C-4E9A-880B-24DA1144706D}"/>
+                    <w:dataBinding w:prefixMappings="xmlns:ns0='urn:microsoft-dynamics-nav/reports/Standard_Sales_Pro_Forma_Inv/1302/'" w:xpath="/ns0:NavWordReportXmlPart[1]/ns0:Header[1]/ns0:Line[1]/ns0:NetWeight[1]" w:storeItemID="{9EFA8D47-512C-4E9A-880B-24DA1144706D}"/>
                     <w15:color w:val="808080"/>
                     <w:text/>
                   </w:sdtPr>
@@ -2407,7 +2407,7 @@
                     <w:placeholder>
                       <w:docPart w:val="6288621E7A9C433688E04BF4E07CAF57"/>
                     </w:placeholder>
-                    <w:dataBinding w:prefixMappings="&lt;xmlns:ns0='urn:microsoft-dynamics-nav/reports/Standard_Sales_Pro_Forma_Inv/1302/' " w:xpath="/ns0:NavWordReportXmlPart[1]/ns0:Header[1]/ns0:Line[1]/ns0:VATPct[1]" w:storeItemID="{9EFA8D47-512C-4E9A-880B-24DA1144706D}"/>
+                    <w:dataBinding w:prefixMappings="xmlns:ns0='urn:microsoft-dynamics-nav/reports/Standard_Sales_Pro_Forma_Inv/1302/'" w:xpath="/ns0:NavWordReportXmlPart[1]/ns0:Header[1]/ns0:Line[1]/ns0:VATPct[1]" w:storeItemID="{9EFA8D47-512C-4E9A-880B-24DA1144706D}"/>
                     <w15:color w:val="808080"/>
                     <w:text/>
                   </w:sdtPr>
@@ -2448,7 +2448,7 @@
                     <w:placeholder>
                       <w:docPart w:val="6288621E7A9C433688E04BF4E07CAF57"/>
                     </w:placeholder>
-                    <w:dataBinding w:prefixMappings="&lt;xmlns:ns0='urn:microsoft-dynamics-nav/reports/Standard_Sales_Pro_Forma_Inv/1302/' " w:xpath="/ns0:NavWordReportXmlPart[1]/ns0:Header[1]/ns0:Line[1]/ns0:VATAmount[1]" w:storeItemID="{9EFA8D47-512C-4E9A-880B-24DA1144706D}"/>
+                    <w:dataBinding w:prefixMappings="xmlns:ns0='urn:microsoft-dynamics-nav/reports/Standard_Sales_Pro_Forma_Inv/1302/'" w:xpath="/ns0:NavWordReportXmlPart[1]/ns0:Header[1]/ns0:Line[1]/ns0:VATAmount[1]" w:storeItemID="{9EFA8D47-512C-4E9A-880B-24DA1144706D}"/>
                     <w15:color w:val="808080"/>
                     <w:text/>
                   </w:sdtPr>
@@ -2490,7 +2490,7 @@
                     <w:placeholder>
                       <w:docPart w:val="6288621E7A9C433688E04BF4E07CAF57"/>
                     </w:placeholder>
-                    <w:dataBinding w:prefixMappings="&lt;xmlns:ns0='urn:microsoft-dynamics-nav/reports/Standard_Sales_Pro_Forma_Inv/1302/' " w:xpath="/ns0:NavWordReportXmlPart[1]/ns0:Header[1]/ns0:Line[1]/ns0:LineAmount[1]" w:storeItemID="{9EFA8D47-512C-4E9A-880B-24DA1144706D}"/>
+                    <w:dataBinding w:prefixMappings="xmlns:ns0='urn:microsoft-dynamics-nav/reports/Standard_Sales_Pro_Forma_Inv/1302/'" w:xpath="/ns0:NavWordReportXmlPart[1]/ns0:Header[1]/ns0:Line[1]/ns0:LineAmount[1]" w:storeItemID="{9EFA8D47-512C-4E9A-880B-24DA1144706D}"/>
                     <w15:color w:val="808080"/>
                     <w:text/>
                   </w:sdtPr>
@@ -2564,7 +2564,7 @@
             <w:placeholder>
               <w:docPart w:val="DefaultPlaceholder_-1854013440"/>
             </w:placeholder>
-            <w:dataBinding w:prefixMappings="&lt;xmlns:ns0='urn:microsoft-dynamics-nav/reports/Standard_Sales_Pro_Forma_Inv/1302/' " w:xpath="/ns0:NavWordReportXmlPart[1]/ns0:Header[1]/ns0:TotalWeightLbl[1]" w:storeItemID="{9EFA8D47-512C-4E9A-880B-24DA1144706D}"/>
+            <w:dataBinding w:prefixMappings="xmlns:ns0='urn:microsoft-dynamics-nav/reports/Standard_Sales_Pro_Forma_Inv/1302/'" w:xpath="/ns0:NavWordReportXmlPart[1]/ns0:Header[1]/ns0:TotalWeightLbl[1]" w:storeItemID="{9EFA8D47-512C-4E9A-880B-24DA1144706D}"/>
             <w15:color w:val="808080"/>
             <w:text/>
           </w:sdtPr>
@@ -2606,7 +2606,7 @@
             <w:placeholder>
               <w:docPart w:val="DefaultPlaceholder_-1854013440"/>
             </w:placeholder>
-            <w:dataBinding w:prefixMappings="&lt;xmlns:ns0='urn:microsoft-dynamics-nav/reports/Standard_Sales_Pro_Forma_Inv/1302/' " w:xpath="/ns0:NavWordReportXmlPart[1]/ns0:Header[1]/ns0:Totals[1]/ns0:TotalWeight[1]" w:storeItemID="{9EFA8D47-512C-4E9A-880B-24DA1144706D}"/>
+            <w:dataBinding w:prefixMappings="xmlns:ns0='urn:microsoft-dynamics-nav/reports/Standard_Sales_Pro_Forma_Inv/1302/'" w:xpath="/ns0:NavWordReportXmlPart[1]/ns0:Header[1]/ns0:Totals[1]/ns0:TotalWeight[1]" w:storeItemID="{9EFA8D47-512C-4E9A-880B-24DA1144706D}"/>
             <w15:color w:val="808080"/>
             <w:text/>
           </w:sdtPr>
@@ -2655,7 +2655,7 @@
             <w:placeholder>
               <w:docPart w:val="DefaultPlaceholder_-1854013440"/>
             </w:placeholder>
-            <w:dataBinding w:prefixMappings="&lt;xmlns:ns0='urn:microsoft-dynamics-nav/reports/Standard_Sales_Pro_Forma_Inv/1302/' " w:xpath="/ns0:NavWordReportXmlPart[1]/ns0:Header[1]/ns0:TotalAmountLbl[1]" w:storeItemID="{9EFA8D47-512C-4E9A-880B-24DA1144706D}"/>
+            <w:dataBinding w:prefixMappings="xmlns:ns0='urn:microsoft-dynamics-nav/reports/Standard_Sales_Pro_Forma_Inv/1302/'" w:xpath="/ns0:NavWordReportXmlPart[1]/ns0:Header[1]/ns0:TotalAmountLbl[1]" w:storeItemID="{9EFA8D47-512C-4E9A-880B-24DA1144706D}"/>
             <w15:color w:val="808080"/>
             <w:text/>
           </w:sdtPr>
@@ -2697,7 +2697,7 @@
             <w:placeholder>
               <w:docPart w:val="DefaultPlaceholder_-1854013440"/>
             </w:placeholder>
-            <w:dataBinding w:prefixMappings="&lt;xmlns:ns0='urn:microsoft-dynamics-nav/reports/Standard_Sales_Pro_Forma_Inv/1302/' " w:xpath="/ns0:NavWordReportXmlPart[1]/ns0:Header[1]/ns0:Totals[1]/ns0:TotalValue[1]" w:storeItemID="{9EFA8D47-512C-4E9A-880B-24DA1144706D}"/>
+            <w:dataBinding w:prefixMappings="xmlns:ns0='urn:microsoft-dynamics-nav/reports/Standard_Sales_Pro_Forma_Inv/1302/'" w:xpath="/ns0:NavWordReportXmlPart[1]/ns0:Header[1]/ns0:Totals[1]/ns0:TotalValue[1]" w:storeItemID="{9EFA8D47-512C-4E9A-880B-24DA1144706D}"/>
             <w15:color w:val="808080"/>
             <w:text/>
           </w:sdtPr>
@@ -2746,7 +2746,7 @@
             <w:placeholder>
               <w:docPart w:val="DefaultPlaceholder_-1854013440"/>
             </w:placeholder>
-            <w:dataBinding w:prefixMappings="&lt;xmlns:ns0='urn:microsoft-dynamics-nav/reports/Standard_Sales_Pro_Forma_Inv/1302/' " w:xpath="/ns0:NavWordReportXmlPart[1]/ns0:Header[1]/ns0:VATAmountLbl[1]" w:storeItemID="{9EFA8D47-512C-4E9A-880B-24DA1144706D}"/>
+            <w:dataBinding w:prefixMappings="xmlns:ns0='urn:microsoft-dynamics-nav/reports/Standard_Sales_Pro_Forma_Inv/1302/'" w:xpath="/ns0:NavWordReportXmlPart[1]/ns0:Header[1]/ns0:VATAmountLbl[1]" w:storeItemID="{9EFA8D47-512C-4E9A-880B-24DA1144706D}"/>
             <w15:color w:val="808080"/>
             <w:text/>
           </w:sdtPr>
@@ -2788,7 +2788,7 @@
             <w:placeholder>
               <w:docPart w:val="DefaultPlaceholder_-1854013440"/>
             </w:placeholder>
-            <w:dataBinding w:prefixMappings="&lt;xmlns:ns0='urn:microsoft-dynamics-nav/reports/Standard_Sales_Pro_Forma_Inv/1302/' " w:xpath="/ns0:NavWordReportXmlPart[1]/ns0:Header[1]/ns0:Totals[1]/ns0:TotalVATAmount[1]" w:storeItemID="{9EFA8D47-512C-4E9A-880B-24DA1144706D}"/>
+            <w:dataBinding w:prefixMappings="xmlns:ns0='urn:microsoft-dynamics-nav/reports/Standard_Sales_Pro_Forma_Inv/1302/'" w:xpath="/ns0:NavWordReportXmlPart[1]/ns0:Header[1]/ns0:Totals[1]/ns0:TotalVATAmount[1]" w:storeItemID="{9EFA8D47-512C-4E9A-880B-24DA1144706D}"/>
             <w15:color w:val="808080"/>
             <w:text/>
           </w:sdtPr>
@@ -2838,7 +2838,7 @@
             <w:placeholder>
               <w:docPart w:val="DefaultPlaceholder_-1854013440"/>
             </w:placeholder>
-            <w:dataBinding w:prefixMappings="&lt;xmlns:ns0='urn:microsoft-dynamics-nav/reports/Standard_Sales_Pro_Forma_Inv/1302/' " w:xpath="/ns0:NavWordReportXmlPart[1]/ns0:Header[1]/ns0:TotalAmountInclVATLbl[1]" w:storeItemID="{9EFA8D47-512C-4E9A-880B-24DA1144706D}"/>
+            <w:dataBinding w:prefixMappings="xmlns:ns0='urn:microsoft-dynamics-nav/reports/Standard_Sales_Pro_Forma_Inv/1302/'" w:xpath="/ns0:NavWordReportXmlPart[1]/ns0:Header[1]/ns0:TotalAmountInclVATLbl[1]" w:storeItemID="{9EFA8D47-512C-4E9A-880B-24DA1144706D}"/>
             <w15:color w:val="808080"/>
             <w:text/>
           </w:sdtPr>
@@ -2884,7 +2884,7 @@
             <w:placeholder>
               <w:docPart w:val="DefaultPlaceholder_-1854013440"/>
             </w:placeholder>
-            <w:dataBinding w:prefixMappings="&lt;xmlns:ns0='urn:microsoft-dynamics-nav/reports/Standard_Sales_Pro_Forma_Inv/1302/' " w:xpath="/ns0:NavWordReportXmlPart[1]/ns0:Header[1]/ns0:Totals[1]/ns0:TotalAmountInclVAT[1]" w:storeItemID="{9EFA8D47-512C-4E9A-880B-24DA1144706D}"/>
+            <w:dataBinding w:prefixMappings="xmlns:ns0='urn:microsoft-dynamics-nav/reports/Standard_Sales_Pro_Forma_Inv/1302/'" w:xpath="/ns0:NavWordReportXmlPart[1]/ns0:Header[1]/ns0:Totals[1]/ns0:TotalAmountInclVAT[1]" w:storeItemID="{9EFA8D47-512C-4E9A-880B-24DA1144706D}"/>
             <w15:color w:val="808080"/>
             <w:text/>
           </w:sdtPr>
@@ -6127,6 +6127,8 @@
  
              < R e p o r t N a m e > R e p o r t   N a m e < / R e p o r t N a m e >   
+             < R e p o r t C a p t i o n > R e p o r t   C a p t i o n < / R e p o r t C a p t i o n > + 
              < A b o u t T h i s R e p o r t T i t l e > A b o u t   T h i s   R e p o r t   T i t l e < / A b o u t T h i s R e p o r t T i t l e >   
              < A b o u t T h i s R e p o r t T e x t > A b o u t   T h i s   R e p o r t   T e x t < / A b o u t T h i s R e p o r t T e x t > @@ -6181,21 +6183,21 @@
  
              < C o m p a n y A d d r e s s L i n e s >   
-                 < C o m p a n y A d d r e s s L i n e > C o m p a n y   A d d r e s s   L i n e   1 < / C o m p a n y A d d r e s s L i n e > - 
-                 < C o m p a n y A d d r e s s L i n e > C o m p a n y   A d d r e s s   L i n e   2 < / C o m p a n y A d d r e s s L i n e > - 
-                 < C o m p a n y A d d r e s s L i n e > C o m p a n y   A d d r e s s   L i n e   3 < / C o m p a n y A d d r e s s L i n e > - 
-                 < C o m p a n y A d d r e s s L i n e > C o m p a n y   A d d r e s s   L i n e   4 < / C o m p a n y A d d r e s s L i n e > - 
-                 < C o m p a n y A d d r e s s L i n e > C o m p a n y   A d d r e s s   L i n e   5 < / C o m p a n y A d d r e s s L i n e > - 
-                 < C o m p a n y A d d r e s s L i n e > C o m p a n y   A d d r e s s   L i n e   6 < / C o m p a n y A d d r e s s L i n e > - 
-                 < C o m p a n y A d d r e s s L i n e > C o m p a n y   A d d r e s s   L i n e   7 < / C o m p a n y A d d r e s s L i n e > - 
-                 < C o m p a n y A d d r e s s L i n e > C o m p a n y   A d d r e s s   L i n e   8 < / C o m p a n y A d d r e s s L i n e > +                 < C o m p a n y A d d r e s s L i n e 1 > C o m p a n y   A d d r e s s   L i n e   1 < / C o m p a n y A d d r e s s L i n e 1 > + 
+                 < C o m p a n y A d d r e s s L i n e 2 > C o m p a n y   A d d r e s s   L i n e   2 < / C o m p a n y A d d r e s s L i n e 2 > + 
+                 < C o m p a n y A d d r e s s L i n e 3 > C o m p a n y   A d d r e s s   L i n e   3 < / C o m p a n y A d d r e s s L i n e 3 > + 
+                 < C o m p a n y A d d r e s s L i n e 4 > C o m p a n y   A d d r e s s   L i n e   4 < / C o m p a n y A d d r e s s L i n e 4 > + 
+                 < C o m p a n y A d d r e s s L i n e 5 > C o m p a n y   A d d r e s s   L i n e   5 < / C o m p a n y A d d r e s s L i n e 5 > + 
+                 < C o m p a n y A d d r e s s L i n e 6 > C o m p a n y   A d d r e s s   L i n e   6 < / C o m p a n y A d d r e s s L i n e 6 > + 
+                 < C o m p a n y A d d r e s s L i n e 7 > C o m p a n y   A d d r e s s   L i n e   7 < / C o m p a n y A d d r e s s L i n e 7 > + 
+                 < C o m p a n y A d d r e s s L i n e 8 > C o m p a n y   A d d r e s s   L i n e   8 < / C o m p a n y A d d r e s s L i n e 8 >   
              < / C o m p a n y A d d r e s s L i n e s >   
@@ -6466,6 +6468,8 @@
  
              < R e p o r t N a m e > R e p o r t   N a m e < / R e p o r t N a m e >   
+             < R e p o r t C a p t i o n > R e p o r t   C a p t i o n < / R e p o r t C a p t i o n > + 
              < A b o u t T h i s R e p o r t T i t l e > A b o u t   T h i s   R e p o r t   T i t l e < / A b o u t T h i s R e p o r t T i t l e >   
              < A b o u t T h i s R e p o r t T e x t > A b o u t   T h i s   R e p o r t   T e x t < / A b o u t T h i s R e p o r t T e x t > @@ -6520,21 +6524,21 @@
  
              < C o m p a n y A d d r e s s L i n e s >   
-                 < C o m p a n y A d d r e s s L i n e > C o m p a n y   A d d r e s s   L i n e   1 < / C o m p a n y A d d r e s s L i n e > - 
-                 < C o m p a n y A d d r e s s L i n e > C o m p a n y   A d d r e s s   L i n e   2 < / C o m p a n y A d d r e s s L i n e > - 
-                 < C o m p a n y A d d r e s s L i n e > C o m p a n y   A d d r e s s   L i n e   3 < / C o m p a n y A d d r e s s L i n e > - 
-                 < C o m p a n y A d d r e s s L i n e > C o m p a n y   A d d r e s s   L i n e   4 < / C o m p a n y A d d r e s s L i n e > - 
-                 < C o m p a n y A d d r e s s L i n e > C o m p a n y   A d d r e s s   L i n e   5 < / C o m p a n y A d d r e s s L i n e > - 
-                 < C o m p a n y A d d r e s s L i n e > C o m p a n y   A d d r e s s   L i n e   6 < / C o m p a n y A d d r e s s L i n e > - 
-                 < C o m p a n y A d d r e s s L i n e > C o m p a n y   A d d r e s s   L i n e   7 < / C o m p a n y A d d r e s s L i n e > - 
-                 < C o m p a n y A d d r e s s L i n e > C o m p a n y   A d d r e s s   L i n e   8 < / C o m p a n y A d d r e s s L i n e > +                 < C o m p a n y A d d r e s s L i n e 1 > C o m p a n y   A d d r e s s   L i n e   1 < / C o m p a n y A d d r e s s L i n e 1 > + 
+                 < C o m p a n y A d d r e s s L i n e 2 > C o m p a n y   A d d r e s s   L i n e   2 < / C o m p a n y A d d r e s s L i n e 2 > + 
+                 < C o m p a n y A d d r e s s L i n e 3 > C o m p a n y   A d d r e s s   L i n e   3 < / C o m p a n y A d d r e s s L i n e 3 > + 
+                 < C o m p a n y A d d r e s s L i n e 4 > C o m p a n y   A d d r e s s   L i n e   4 < / C o m p a n y A d d r e s s L i n e 4 > + 
+                 < C o m p a n y A d d r e s s L i n e 5 > C o m p a n y   A d d r e s s   L i n e   5 < / C o m p a n y A d d r e s s L i n e 5 > + 
+                 < C o m p a n y A d d r e s s L i n e 6 > C o m p a n y   A d d r e s s   L i n e   6 < / C o m p a n y A d d r e s s L i n e 6 > + 
+                 < C o m p a n y A d d r e s s L i n e 7 > C o m p a n y   A d d r e s s   L i n e   7 < / C o m p a n y A d d r e s s L i n e 7 > + 
+                 < C o m p a n y A d d r e s s L i n e 8 > C o m p a n y   A d d r e s s   L i n e   8 < / C o m p a n y A d d r e s s L i n e 8 >   
              < / C o m p a n y A d d r e s s L i n e s >   
@@ -6592,7 +6596,117 @@
  
      < / B C R e p o r t I n f o r m a t i o n >   
-     < T o o l t i p s   / > +     < T o o l t i p s > + 
+         < T o o l t i p   c o l u m n = " C o m p a n y P i c t u r e "   E l e m e n t I d = " 1 3 9 7 4 1 1 0 7 4 " > + 
+             < T o o l t i p T e x t   l a n g = " e n - U S " > S p e c i f i e s   t h e   p i c t u r e   t h a t   h a s   b e e n   s e t   u p   f o r   t h e   c o m p a n y ,   s u c h   a s   a   c o m p a n y   l o g o . < / T o o l t i p T e x t > + 
+         < / T o o l t i p > + 
+         < T o o l t i p   c o l u m n = " C o m p a n y E M a i l "   E l e m e n t I d = " 1 6 7 7 0 7 4 0 5 8 " > + 
+             < T o o l t i p T e x t   l a n g = " e n - U S " > S p e c i f i e s   t h e   c o m p a n y ' s   e m a i l   a d d r e s s . < / T o o l t i p T e x t > + 
+         < / T o o l t i p > + 
+         < T o o l t i p   c o l u m n = " C o m p a n y H o m e P a g e "   E l e m e n t I d = " 1 9 8 9 1 8 8 7 0 " > + 
+             < T o o l t i p T e x t   l a n g = " e n - U S " > S p e c i f i e s   y o u r   c o m p a n y ' s   w e b   s i t e . < / T o o l t i p T e x t > + 
+         < / T o o l t i p > + 
+         < T o o l t i p   c o l u m n = " C o m p a n y P h o n e N o "   E l e m e n t I d = " 2 5 0 4 4 0 6 5 5 " > + 
+             < T o o l t i p T e x t   l a n g = " e n - U S " > S p e c i f i e s   t h e   c o m p a n y ' s   t e l e p h o n e   n u m b e r . < / T o o l t i p T e x t > + 
+         < / T o o l t i p > + 
+         < T o o l t i p   c o l u m n = " S e l l T o C o n t a c t P h o n e N o "   E l e m e n t I d = " 1 6 1 3 8 2 2 4 8 3 " > + 
+             < T o o l t i p T e x t   l a n g = " e n - U S " > S p e c i f i e s   t h e   c o n t a c t ' s   p h o n e   n u m b e r . < / T o o l t i p T e x t > + 
+         < / T o o l t i p > + 
+         < T o o l t i p   c o l u m n = " S e l l T o C o n t a c t M o b i l e P h o n e N o "   E l e m e n t I d = " 1 8 4 3 5 8 7 4 7 " > + 
+             < T o o l t i p T e x t   l a n g = " e n - U S " > S p e c i f i e s   t h e   c o n t a c t ' s   m o b i l e   t e l e p h o n e   n u m b e r . < / T o o l t i p T e x t > + 
+         < / T o o l t i p > + 
+         < T o o l t i p   c o l u m n = " S e l l T o C o n t a c t E m a i l "   E l e m e n t I d = " 2 6 2 8 2 4 5 6 4 " > + 
+             < T o o l t i p T e x t   l a n g = " e n - U S " > S p e c i f i e s   t h e   e m a i l   a d d r e s s   o f   t h e   c o n t a c t . < / T o o l t i p T e x t > + 
+         < / T o o l t i p > + 
+         < T o o l t i p   c o l u m n = " B i l l T o C o n t a c t P h o n e N o "   E l e m e n t I d = " 3 6 2 4 7 7 4 8 8 " > + 
+             < T o o l t i p T e x t   l a n g = " e n - U S " > S p e c i f i e s   t h e   c o n t a c t ' s   p h o n e   n u m b e r . < / T o o l t i p T e x t > + 
+         < / T o o l t i p > + 
+         < T o o l t i p   c o l u m n = " B i l l T o C o n t a c t M o b i l e P h o n e N o "   E l e m e n t I d = " 2 4 8 4 8 8 6 9 6 " > + 
+             < T o o l t i p T e x t   l a n g = " e n - U S " > S p e c i f i e s   t h e   c o n t a c t ' s   m o b i l e   t e l e p h o n e   n u m b e r . < / T o o l t i p T e x t > + 
+         < / T o o l t i p > + 
+         < T o o l t i p   c o l u m n = " B i l l T o C o n t a c t E m a i l "   E l e m e n t I d = " 3 3 5 8 2 7 8 9 5 " > + 
+             < T o o l t i p T e x t   l a n g = " e n - U S " > S p e c i f i e s   t h e   e m a i l   a d d r e s s   o f   t h e   c o n t a c t . < / T o o l t i p T e x t > + 
+         < / T o o l t i p > + 
+         < T o o l t i p   c o l u m n = " Y o u r R e f e r e n c e "   E l e m e n t I d = " 1 1 0 3 9 9 5 1 " > + 
+             < T o o l t i p T e x t   l a n g = " e n - U S " > S p e c i f i e s   t h e   c u s t o m e r ' s   r e f e r e n c e .   T h e   c o n t e n t   w i l l   b e   p r i n t e d   o n   s a l e s   d o c u m e n t s . < / T o o l t i p T e x t > + 
+         < / T o o l t i p > + 
+         < T o o l t i p   c o l u m n = " E x t e r n a l D o c u m e n t N o "   E l e m e n t I d = " 7 3 3 9 5 3 9 6 6 " > + 
+             < T o o l t i p T e x t   l a n g = " e n - U S " > S p e c i f i e s   a   d o c u m e n t   n u m b e r   t h a t   r e f e r s   t o   t h e   c u s t o m e r ' s   o r   v e n d o r ' s   n u m b e r i n g   s y s t e m . < / T o o l t i p T e x t > + 
+         < / T o o l t i p > + 
+         < T o o l t i p   c o l u m n = " D o c u m e n t N o "   E l e m e n t I d = " 9 7 0 3 5 0 5 3 9 " > + 
+             < T o o l t i p T e x t   l a n g = " e n - U S " > S p e c i f i e s   a   u n i q u e   n u m b e r   t h a t   i d e n t i f i e s   t h e   s a l e s   d o c u m e n t .   T h e   n u m b e r   c a n   b e   g e n e r a t e d   a u t o m a t i c a l l y   f r o m   a   n u m b e r   s e r i e s ,   o r   y o u   c a n   n u m b e r   e a c h   o f   t h e m   m a n u a l l y . < / T o o l t i p T e x t > + 
+         < / T o o l t i p > + 
+         < T o o l t i p   c o l u m n = " I t e m D e s c r i p t i o n "   E l e m e n t I d = " 1 9 6 5 3 9 3 7 9 0 " > + 
+             < T o o l t i p T e x t   l a n g = " e n - U S " > S p e c i f i e s   a   d e s c r i p t i o n   o f   t h e   e n t r y   o f   t h e   p r o d u c t   t o   b e   s o l d .   T o   a d d   a   n o n - t r a n s a c t i o n a l   t e x t   l i n e ,   f i l l   i n   t h e   D e s c r i p t i o n   f i e l d   o n l y . < / T o o l t i p T e x t > + 
+         < / T o o l t i p > + 
+         < T o o l t i p   c o l u m n = " C o u n t r y O f M a n u f a c t u r i n g "   E l e m e n t I d = " 9 6 7 5 1 0 9 9 6 " > + 
+             < T o o l t i p T e x t   l a n g = " e n - U S " > S p e c i f i e s   a   c o d e   f o r   t h e   c o u n t r y / r e g i o n   w h e r e   t h e   i t e m   w a s   p r o d u c e d   o r   p r o c e s s e d . < / T o o l t i p T e x t > + 
+         < / T o o l t i p > + 
+         < T o o l t i p   c o l u m n = " T a r i f f "   E l e m e n t I d = " 1 6 1 7 3 6 3 7 2 3 " > + 
+             < T o o l t i p T e x t   l a n g = " e n - U S " > S p e c i f i e s   a   c o d e   f o r   t h e   i t e m ' s   t a r i f f   n u m b e r . < / T o o l t i p T e x t > + 
+         < / T o o l t i p > + 
+         < T o o l t i p   c o l u m n = " Q u a n t i t y "   E l e m e n t I d = " 5 5 6 9 2 0 8 8 6 " > + 
+             < T o o l t i p T e x t   l a n g = " e n - U S " > S p e c i f i e s   t h e   q u a n t i t y   t h a t   r e m a i n s   t o   b e   i n v o i c e d .   I t   i s   c a l c u l a t e d   a s   Q u a n t i t y   -   Q t y .   I n v o i c e d . < / T o o l t i p T e x t > + 
+         < / T o o l t i p > + 
+         < T o o l t i p   c o l u m n = " N e t W e i g h t "   E l e m e n t I d = " 1 8 1 6 3 8 9 3 4 2 " > + 
+             < T o o l t i p T e x t   l a n g = " e n - U S " > S p e c i f i e s   t h e   n e t   w e i g h t   o f   o n e   u n i t   o f   t h e   i t e m .   I n   t h e   s a l e s   s t a t i s t i c s   w i n d o w ,   t h e   n e t   w e i g h t   o n   t h e   l i n e   i s   i n c l u d e d   i n   t h e   t o t a l   n e t   w e i g h t   o f   a l l   t h e   l i n e s   f o r   t h e   p a r t i c u l a r   s a l e s   d o c u m e n t . < / T o o l t i p T e x t > + 
+         < / T o o l t i p > + 
+     < / T o o l t i p s >   
      < H e a d e r   E l e m e n t T y p e = " D a t a I t e m "   E l e m e n t I d = " 1 2 4 0 3 7 3 8 8 6 " >   
@@ -6600,15 +6714,15 @@
  
          < B i l l T o C o n t a c t E m a i l   E l e m e n t T y p e = " C o l u m n "   E l e m e n t I d = " 3 3 5 8 2 7 8 9 5 "   D a t a T y p e = " T e x t " > B i l l T o C o n t a c t E m a i l < / B i l l T o C o n t a c t E m a i l >   
-         < B i l l T o C o n t a c t E m a i l L b l   E l e m e n t T y p e = " C o l u m n "   E l e m e n t I d = " 2 9 6 4 7 8 3 6 5 "   D a t a T y p e = " T e x t C o n s t " > B i l l T o C o n t a c t E m a i l L b l < / B i l l T o C o n t a c t E m a i l L b l > +         < B i l l T o C o n t a c t E m a i l L b l   E l e m e n t T y p e = " C o l u m n "   E l e m e n t I d = " 2 9 6 4 7 8 3 6 5 "   D a t a T y p e = " L a b e l " > B i l l T o C o n t a c t E m a i l L b l < / B i l l T o C o n t a c t E m a i l L b l >   
          < B i l l T o C o n t a c t M o b i l e P h o n e N o   E l e m e n t T y p e = " C o l u m n "   E l e m e n t I d = " 2 4 8 4 8 8 6 9 6 "   D a t a T y p e = " T e x t " > B i l l T o C o n t a c t M o b i l e P h o n e N o < / B i l l T o C o n t a c t M o b i l e P h o n e N o >   
-         < B i l l T o C o n t a c t M o b i l e P h o n e N o L b l   E l e m e n t T y p e = " C o l u m n "   E l e m e n t I d = " 2 7 6 3 1 1 3 3 8 "   D a t a T y p e = " T e x t C o n s t " > B i l l T o C o n t a c t M o b i l e P h o n e N o L b l < / B i l l T o C o n t a c t M o b i l e P h o n e N o L b l > +         < B i l l T o C o n t a c t M o b i l e P h o n e N o L b l   E l e m e n t T y p e = " C o l u m n "   E l e m e n t I d = " 2 7 6 3 1 1 3 3 8 "   D a t a T y p e = " L a b e l " > B i l l T o C o n t a c t M o b i l e P h o n e N o L b l < / B i l l T o C o n t a c t M o b i l e P h o n e N o L b l >   
          < B i l l T o C o n t a c t P h o n e N o   E l e m e n t T y p e = " C o l u m n "   E l e m e n t I d = " 3 6 2 4 7 7 4 8 8 "   D a t a T y p e = " T e x t " > B i l l T o C o n t a c t P h o n e N o < / B i l l T o C o n t a c t P h o n e N o >   
-         < B i l l T o C o n t a c t P h o n e N o L b l   E l e m e n t T y p e = " C o l u m n "   E l e m e n t I d = " 2 1 2 3 3 4 5 9 6 6 "   D a t a T y p e = " T e x t C o n s t " > B i l l T o C o n t a c t P h o n e N o L b l < / B i l l T o C o n t a c t P h o n e N o L b l > +         < B i l l T o C o n t a c t P h o n e N o L b l   E l e m e n t T y p e = " C o l u m n "   E l e m e n t I d = " 2 1 2 3 3 4 5 9 6 6 "   D a t a T y p e = " L a b e l " > B i l l T o C o n t a c t P h o n e N o L b l < / B i l l T o C o n t a c t P h o n e N o L b l >   
          < C o m p a n y A d d r e s s 1   E l e m e n t T y p e = " C o l u m n "   E l e m e n t I d = " 1 8 8 4 1 6 4 3 2 3 "   D a t a T y p e = " T e x t " > C o m p a n y A d d r e s s 1 < / C o m p a n y A d d r e s s 1 >   
@@ -6638,11 +6752,11 @@
  
          < C o m p a n y P h o n e N o L b l   E l e m e n t T y p e = " C o l u m n "   E l e m e n t I d = " 1 4 0 2 7 9 8 1 5 5 "   D a t a T y p e = " S t r i n g " > C o m p a n y P h o n e N o L b l < / C o m p a n y P h o n e N o L b l >   
-         < C o m p a n y P i c t u r e   E l e m e n t T y p e = " C o l u m n "   E l e m e n t I d = " 1 3 9 7 4 1 1 0 7 4 "   D a t a T y p e = " B L O B "   / > +         < C o m p a n y P i c t u r e   E l e m e n t T y p e = " C o l u m n "   E l e m e n t I d = " 1 3 9 7 4 1 1 0 7 4 "   D a t a T y p e = " B l o b "   / >   
          < C o m p a n y V A T R e g N o   E l e m e n t T y p e = " C o l u m n "   E l e m e n t I d = " 1 7 1 4 3 1 9 3 6 "   D a t a T y p e = " T e x t " > C o m p a n y V A T R e g N o < / C o m p a n y V A T R e g N o >   
-         < C o u n t r y O f M a n u f a c t u c t u r e L b l   E l e m e n t T y p e = " C o l u m n "   E l e m e n t I d = " 6 8 3 0 8 4 6 7 9 "   D a t a T y p e = " T e x t C o n s t " > C o u n t r y O f M a n u f a c t u c t u r e L b l < / C o u n t r y O f M a n u f a c t u c t u r e L b l > +         < C o u n t r y O f M a n u f a c t u c t u r e L b l   E l e m e n t T y p e = " C o l u m n "   E l e m e n t I d = " 6 8 3 0 8 4 6 7 9 "   D a t a T y p e = " L a b e l " > C o u n t r y O f M a n u f a c t u c t u r e L b l < / C o u n t r y O f M a n u f a c t u c t u r e L b l >   
          < C u r r e n c y   E l e m e n t T y p e = " C o l u m n "   E l e m e n t I d = " 1 4 1 3 6 7 1 0 5 8 "   D a t a T y p e = " C o d e " > C u r r e n c y < / C u r r e n c y >   
@@ -6668,7 +6782,7 @@
  
          < C u s t o m e r V A T R e g N o   E l e m e n t T y p e = " C o l u m n "   E l e m e n t I d = " 3 6 6 7 3 9 2 6 9 "   D a t a T y p e = " T e x t " > C u s t o m e r V A T R e g N o < / C u s t o m e r V A T R e g N o >   
-         < D e c l a r t i o n L b l   E l e m e n t T y p e = " C o l u m n "   E l e m e n t I d = " 1 7 3 1 1 5 3 7 1 8 "   D a t a T y p e = " T e x t C o n s t " > D e c l a r t i o n L b l < / D e c l a r t i o n L b l > +         < D e c l a r t i o n L b l   E l e m e n t T y p e = " C o l u m n "   E l e m e n t I d = " 1 7 3 1 1 5 3 7 1 8 "   D a t a T y p e = " L a b e l " > D e c l a r t i o n L b l < / D e c l a r t i o n L b l >   
          < D o c u m e n t D a t e   E l e m e n t T y p e = " C o l u m n "   E l e m e n t I d = " 5 5 2 8 7 1 9 1 4 "   D a t a T y p e = " S t r i n g " > D o c u m e n t D a t e < / D o c u m e n t D a t e >   
@@ -6688,7 +6802,7 @@
  
          < N e t W e i g h t L b l   E l e m e n t T y p e = " C o l u m n "   E l e m e n t I d = " 8 0 8 0 5 9 8 5 6 "   D a t a T y p e = " S t r i n g " > N e t W e i g h t L b l < / N e t W e i g h t L b l >   
-         < P a g e L b l   E l e m e n t T y p e = " C o l u m n "   E l e m e n t I d = " 2 7 0 2 9 6 3 3 2 "   D a t a T y p e = " T e x t C o n s t " > P a g e L b l < / P a g e L b l > +         < P a g e L b l   E l e m e n t T y p e = " C o l u m n "   E l e m e n t I d = " 2 7 0 2 9 6 3 3 2 "   D a t a T y p e = " L a b e l " > P a g e L b l < / P a g e L b l >   
          < Q u a n t i t y L b l   E l e m e n t T y p e = " C o l u m n "   E l e m e n t I d = " 2 7 2 0 7 7 8 0 "   D a t a T y p e = " S t r i n g " > Q u a n t i t y L b l < / Q u a n t i t y L b l >   
@@ -6698,15 +6812,15 @@
  
          < S e l l T o C o n t a c t E m a i l   E l e m e n t T y p e = " C o l u m n "   E l e m e n t I d = " 2 6 2 8 2 4 5 6 4 "   D a t a T y p e = " T e x t " > S e l l T o C o n t a c t E m a i l < / S e l l T o C o n t a c t E m a i l >   
-         < S e l l T o C o n t a c t E m a i l L b l   E l e m e n t T y p e = " C o l u m n "   E l e m e n t I d = " 3 7 0 9 2 0 3 7 4 "   D a t a T y p e = " T e x t C o n s t " > S e l l T o C o n t a c t E m a i l L b l < / S e l l T o C o n t a c t E m a i l L b l > +         < S e l l T o C o n t a c t E m a i l L b l   E l e m e n t T y p e = " C o l u m n "   E l e m e n t I d = " 3 7 0 9 2 0 3 7 4 "   D a t a T y p e = " L a b e l " > S e l l T o C o n t a c t E m a i l L b l < / S e l l T o C o n t a c t E m a i l L b l >   
          < S e l l T o C o n t a c t M o b i l e P h o n e N o   E l e m e n t T y p e = " C o l u m n "   E l e m e n t I d = " 1 8 4 3 5 8 7 4 7 "   D a t a T y p e = " T e x t " > S e l l T o C o n t a c t M o b i l e P h o n e N o < / S e l l T o C o n t a c t M o b i l e P h o n e N o >   
-         < S e l l T o C o n t a c t M o b i l e P h o n e N o L b l   E l e m e n t T y p e = " C o l u m n "   E l e m e n t I d = " 1 4 5 7 5 2 8 4 1 7 "   D a t a T y p e = " T e x t C o n s t " > S e l l T o C o n t a c t M o b i l e P h o n e N o L b l < / S e l l T o C o n t a c t M o b i l e P h o n e N o L b l > +         < S e l l T o C o n t a c t M o b i l e P h o n e N o L b l   E l e m e n t T y p e = " C o l u m n "   E l e m e n t I d = " 1 4 5 7 5 2 8 4 1 7 "   D a t a T y p e = " L a b e l " > S e l l T o C o n t a c t M o b i l e P h o n e N o L b l < / S e l l T o C o n t a c t M o b i l e P h o n e N o L b l >   
          < S e l l T o C o n t a c t P h o n e N o   E l e m e n t T y p e = " C o l u m n "   E l e m e n t I d = " 1 6 1 3 8 2 2 4 8 3 "   D a t a T y p e = " T e x t " > S e l l T o C o n t a c t P h o n e N o < / S e l l T o C o n t a c t P h o n e N o >   
-         < S e l l T o C o n t a c t P h o n e N o L b l   E l e m e n t T y p e = " C o l u m n "   E l e m e n t I d = " 1 0 5 0 6 8 6 8 0 9 "   D a t a T y p e = " T e x t C o n s t " > S e l l T o C o n t a c t P h o n e N o L b l < / S e l l T o C o n t a c t P h o n e N o L b l > +         < S e l l T o C o n t a c t P h o n e N o L b l   E l e m e n t T y p e = " C o l u m n "   E l e m e n t I d = " 1 0 5 0 6 8 6 8 0 9 "   D a t a T y p e = " L a b e l " > S e l l T o C o n t a c t P h o n e N o L b l < / S e l l T o C o n t a c t P h o n e N o L b l >   
          < S h i p m e n t M e t h o d D e s c r i p t i o n   E l e m e n t T y p e = " C o l u m n "   E l e m e n t I d = " 2 0 5 9 4 0 3 2 6 0 "   D a t a T y p e = " T e x t " > S h i p m e n t M e t h o d D e s c r i p t i o n < / S h i p m e n t M e t h o d D e s c r i p t i o n >   
@@ -6714,11 +6828,11 @@
  
          < S h o w W o r k D e s c r i p t i o n   E l e m e n t T y p e = " C o l u m n "   E l e m e n t I d = " 7 8 5 4 6 8 8 6 5 "   D a t a T y p e = " B o o l e a n " > S h o w W o r k D e s c r i p t i o n < / S h o w W o r k D e s c r i p t i o n >   
-         < S i g n a t u r e L b l   E l e m e n t T y p e = " C o l u m n "   E l e m e n t I d = " 9 1 0 9 5 0 3 4 7 "   D a t a T y p e = " T e x t C o n s t " > S i g n a t u r e L b l < / S i g n a t u r e L b l > - 
-         < S i g n a t u r e N a m e L b l   E l e m e n t T y p e = " C o l u m n "   E l e m e n t I d = " 1 0 2 8 2 9 0 9 4 0 "   D a t a T y p e = " T e x t C o n s t " > S i g n a t u r e N a m e L b l < / S i g n a t u r e N a m e L b l > - 
-         < S i g n a t u r e P o s i t i o n L b l   E l e m e n t T y p e = " C o l u m n "   E l e m e n t I d = " 6 0 9 3 1 5 1 8 6 "   D a t a T y p e = " T e x t C o n s t " > S i g n a t u r e P o s i t i o n L b l < / S i g n a t u r e P o s i t i o n L b l > +         < S i g n a t u r e L b l   E l e m e n t T y p e = " C o l u m n "   E l e m e n t I d = " 9 1 0 9 5 0 3 4 7 "   D a t a T y p e = " L a b e l " > S i g n a t u r e L b l < / S i g n a t u r e L b l > + 
+         < S i g n a t u r e N a m e L b l   E l e m e n t T y p e = " C o l u m n "   E l e m e n t I d = " 1 0 2 8 2 9 0 9 4 0 "   D a t a T y p e = " L a b e l " > S i g n a t u r e N a m e L b l < / S i g n a t u r e N a m e L b l > + 
+         < S i g n a t u r e P o s i t i o n L b l   E l e m e n t T y p e = " C o l u m n "   E l e m e n t I d = " 6 0 9 3 1 5 1 8 6 "   D a t a T y p e = " L a b e l " > S i g n a t u r e P o s i t i o n L b l < / S i g n a t u r e P o s i t i o n L b l >   
          < T a r i f f L b l   E l e m e n t T y p e = " C o l u m n "   E l e m e n t I d = " 1 7 9 3 6 1 9 4 0 9 "   D a t a T y p e = " S t r i n g " > T a r i f f L b l < / T a r i f f L b l >   
@@ -6726,7 +6840,7 @@
  
          < T o t a l A m o u n t L b l   E l e m e n t T y p e = " C o l u m n "   E l e m e n t I d = " 1 2 1 0 2 0 8 3 7 7 "   D a t a T y p e = " T e x t " > T o t a l A m o u n t L b l < / T o t a l A m o u n t L b l >   
-         < T o t a l W e i g h t L b l   E l e m e n t T y p e = " C o l u m n "   E l e m e n t I d = " 1 0 3 4 9 8 5 3 9 7 "   D a t a T y p e = " T e x t C o n s t " > T o t a l W e i g h t L b l < / T o t a l W e i g h t L b l > +         < T o t a l W e i g h t L b l   E l e m e n t T y p e = " C o l u m n "   E l e m e n t I d = " 1 0 3 4 9 8 5 3 9 7 "   D a t a T y p e = " L a b e l " > T o t a l W e i g h t L b l < / T o t a l W e i g h t L b l >   
          < U n i t P r i c e L b l   E l e m e n t T y p e = " C o l u m n "   E l e m e n t I d = " 6 3 9 0 7 3 1 5 6 "   D a t a T y p e = " S t r i n g " > U n i t P r i c e L b l < / U n i t P r i c e L b l >   

--- a/src/Layers/W1/BaseApp/Sales/Document/StandardSalesProFormaInvBody.docx
+++ b/src/Layers/W1/BaseApp/Sales/Document/StandardSalesProFormaInvBody.docx
@@ -704,21 +704,46 @@
             </w:pPr>
           </w:p>
         </w:tc>
-        <w:tc>
-          <w:tcPr>
-            <w:tcW w:w="1924" w:type="pct"/>
-          </w:tcPr>
-          <w:p>
-            <w:pPr>
-              <w:pStyle w:val="BCNumber"/>
-              <w:jc w:val="right"/>
-              <w:rPr>
-                <w:sz w:val="18"/>
-                <w:szCs w:val="18"/>
-              </w:rPr>
-            </w:pPr>
-          </w:p>
-        </w:tc>
+        <w:sdt>
+          <w:sdtPr>
+            <w:rPr>
+              <w:sz w:val="18"/>
+              <w:szCs w:val="18"/>
+            </w:rPr>
+            <w:alias w:val="DocumentDate"/>
+            <w:tag w:val="#BC:InsertDataItem,DataItems/Header/DocumentDate"/>
+            <w:id w:val="94552698"/>
+            <w:dataBinding w:prefixMappings="xmlns:ns0='urn:microsoft-dynamics-nav/reports/Standard_Sales_Pro_Forma_Inv/1302/'" w:xpath="/ns0:NavWordReportXmlPart[1]/ns0:Header[1]/ns0:DocumentDate[1]" w:storeItemID="{9EFA8D47-512C-4E9A-880B-24DA1144706D}"/>
+            <w15:color w:val="808080"/>
+            <w:text/>
+          </w:sdtPr>
+          <w:sdtContent>
+            <w:tc>
+              <w:tcPr>
+                <w:tcW w:w="1924" w:type="pct"/>
+              </w:tcPr>
+              <w:p>
+                <w:pPr>
+                  <w:pStyle w:val="BCNumber"/>
+                  <w:jc w:val="right"/>
+                  <w:rPr>
+                    <w:sz w:val="18"/>
+                    <w:szCs w:val="18"/>
+                  </w:rPr>
+                </w:pPr>
+                <w:proofErr w:type="spellStart"/>
+                <w:r>
+                  <w:rPr>
+                    <w:sz w:val="18"/>
+                    <w:szCs w:val="18"/>
+                  </w:rPr>
+                  <w:t>DocumentDate</w:t>
+                </w:r>
+                <w:proofErr w:type="spellEnd"/>
+              </w:p>
+            </w:tc>
+          </w:sdtContent>
+        </w:sdt>
       </w:tr>
       <w:tr>
         <w:trPr>
@@ -813,10 +838,10 @@
         <w:tblLook w:val="04A0" w:firstRow="1" w:lastRow="0" w:firstColumn="1" w:lastColumn="0" w:noHBand="0" w:noVBand="1"/>
       </w:tblPr>
       <w:tblGrid>
-        <w:gridCol w:w="2840"/>
-        <w:gridCol w:w="2508"/>
-        <w:gridCol w:w="2849"/>
-        <w:gridCol w:w="2300"/>
+        <w:gridCol w:w="2834"/>
+        <w:gridCol w:w="2496"/>
+        <w:gridCol w:w="2836"/>
+        <w:gridCol w:w="2331"/>
       </w:tblGrid>
       <w:tr>
         <w:trPr>
@@ -826,40 +851,40 @@
         <w:sdt>
           <w:sdtPr>
             <w:rPr>
+              <w:rFonts w:ascii="Aptos Display" w:hAnsi="Aptos Display"/>
               <w:sz w:val="18"/>
-              <w:szCs w:val="18"/>
             </w:rPr>
-            <w:alias w:val="DocumentTitleLbl"/>
-            <w:tag w:val="#BC:InsertDataItem,DataItems/Header/DocumentTitleLbl"/>
-            <w:id w:val="1301574715"/>
+            <w:alias w:val="YourReferenceLbl"/>
+            <w:tag w:val="#BC:InsertDataItem,DataItems/Header/YourReferenceLbl"/>
+            <w:id w:val="1897083134"/>
             <w:placeholder>
-              <w:docPart w:val="E74F6518D6584F12848140EC5D947688"/>
+              <w:docPart w:val="DefaultPlaceholder_-1854013440"/>
             </w:placeholder>
             <w15:color w:val="808080"/>
             <w:text/>
-            <w:dataBinding w:prefixMappings="xmlns:ns0='urn:microsoft-dynamics-nav/reports/Standard_Sales_Pro_Forma_Inv/1302/'" w:xpath="/ns0:NavWordReportXmlPart[1]/ns0:Header[1]/ns0:DocumentTitleLbl[1]"/>
           </w:sdtPr>
-          <w:sdtEndPr/>
           <w:sdtContent>
             <w:tc>
               <w:tcPr>
-                <w:tcW w:w="2840" w:type="dxa"/>
+                <w:tcW w:w="2834" w:type="dxa"/>
               </w:tcPr>
               <w:p>
                 <w:pPr>
                   <w:pStyle w:val="BCLabel"/>
                   <w:rPr>
-                    <w:sz w:val="18"/>
-                    <w:szCs w:val="18"/>
+                    <w:rFonts w:ascii="Aptos Display" w:hAnsi="Aptos Display"/>
+                    <w:sz w:val="18"/>
                   </w:rPr>
                 </w:pPr>
+                <w:proofErr w:type="spellStart"/>
                 <w:r>
                   <w:rPr>
-                    <w:sz w:val="18"/>
-                    <w:szCs w:val="18"/>
-                  </w:rPr>
-                  <w:t>DocumentTitleLbl</w:t>
+                    <w:rFonts w:ascii="Aptos Display" w:hAnsi="Aptos Display"/>
+                    <w:sz w:val="18"/>
+                  </w:rPr>
+                  <w:t>YourReferenceLbl</w:t>
                 </w:r>
+                <w:proofErr w:type="spellEnd"/>
               </w:p>
             </w:tc>
           </w:sdtContent>
@@ -867,40 +892,38 @@
         <w:sdt>
           <w:sdtPr>
             <w:rPr>
+              <w:rFonts w:ascii="Aptos Display" w:hAnsi="Aptos Display"/>
               <w:sz w:val="18"/>
-              <w:szCs w:val="18"/>
             </w:rPr>
-            <w:alias w:val="ExternalDocumentNoLbl"/>
-            <w:tag w:val="#BC:InsertDataItem,DataItems/Header/ExternalDocumentNoLbl"/>
-            <w:id w:val="752322027"/>
-            <w:placeholder>
-              <w:docPart w:val="E4A936BB3F784CE892CE53F1B8632C13"/>
-            </w:placeholder>
-            <w:dataBinding w:prefixMappings="xmlns:ns0='urn:microsoft-dynamics-nav/reports/Standard_Sales_Pro_Forma_Inv/1302/'" w:xpath="/ns0:NavWordReportXmlPart[1]/ns0:Header[1]/ns0:ExternalDocumentNoLbl[1]" w:storeItemID="{9EFA8D47-512C-4E9A-880B-24DA1144706D}"/>
+            <w:alias w:val="DocumentTitleLbl"/>
+            <w:tag w:val="#BC:InsertDataItem,DataItems/Header/DocumentTitleLbl"/>
+            <w:id w:val="79903284"/>
+            <w:dataBinding w:prefixMappings="xmlns:ns0='urn:microsoft-dynamics-nav/reports/Standard_Sales_Pro_Forma_Inv/1302/'" w:xpath="/ns0:NavWordReportXmlPart[1]/ns0:Header[1]/ns0:DocumentTitleLbl[1]" w:storeItemID="{9EFA8D47-512C-4E9A-880B-24DA1144706D}"/>
             <w15:color w:val="808080"/>
             <w:text/>
           </w:sdtPr>
-          <w:sdtEndPr/>
           <w:sdtContent>
             <w:tc>
               <w:tcPr>
-                <w:tcW w:w="2508" w:type="dxa"/>
+                <w:tcW w:w="2496" w:type="dxa"/>
               </w:tcPr>
               <w:p>
                 <w:pPr>
                   <w:pStyle w:val="BCLabel"/>
                   <w:rPr>
-                    <w:sz w:val="18"/>
-                    <w:szCs w:val="18"/>
+                    <w:rFonts w:ascii="Aptos Display" w:hAnsi="Aptos Display"/>
+                    <w:sz w:val="18"/>
                   </w:rPr>
                 </w:pPr>
+                <w:proofErr w:type="spellStart"/>
                 <w:r>
                   <w:rPr>
-                    <w:sz w:val="18"/>
-                    <w:szCs w:val="18"/>
-                  </w:rPr>
-                  <w:t>ExternalDocumentNoLbl</w:t>
+                    <w:rFonts w:ascii="Aptos Display" w:hAnsi="Aptos Display"/>
+                    <w:sz w:val="18"/>
+                  </w:rPr>
+                  <w:t>DocumentTitleLbl</w:t>
                 </w:r>
+                <w:proofErr w:type="spellEnd"/>
               </w:p>
             </w:tc>
           </w:sdtContent>
@@ -908,40 +931,38 @@
         <w:sdt>
           <w:sdtPr>
             <w:rPr>
+              <w:rFonts w:ascii="Aptos Display" w:hAnsi="Aptos Display"/>
               <w:sz w:val="18"/>
-              <w:szCs w:val="18"/>
             </w:rPr>
-            <w:alias w:val="CustomerVATRegistrationNoLbl"/>
-            <w:tag w:val="#BC:InsertDataItem,DataItems/Header/CustomerVATRegistrationNoLbl"/>
-            <w:id w:val="624894316"/>
-            <w:placeholder>
-              <w:docPart w:val="F43B6BD8035C4471A8C4B2E257BE925C"/>
-            </w:placeholder>
-            <w:dataBinding w:prefixMappings="xmlns:ns0='urn:microsoft-dynamics-nav/reports/Standard_Sales_Pro_Forma_Inv/1302/'" w:xpath="/ns0:NavWordReportXmlPart[1]/ns0:Header[1]/ns0:CustomerVATRegistrationNoLbl[1]" w:storeItemID="{9EFA8D47-512C-4E9A-880B-24DA1144706D}"/>
+            <w:alias w:val="ExternalDocumentNoLbl"/>
+            <w:tag w:val="#BC:InsertDataItem,DataItems/Header/ExternalDocumentNoLbl"/>
+            <w:id w:val="66194844"/>
+            <w:dataBinding w:prefixMappings="xmlns:ns0='urn:microsoft-dynamics-nav/reports/Standard_Sales_Pro_Forma_Inv/1302/'" w:xpath="/ns0:NavWordReportXmlPart[1]/ns0:Header[1]/ns0:ExternalDocumentNoLbl[1]" w:storeItemID="{9EFA8D47-512C-4E9A-880B-24DA1144706D}"/>
             <w15:color w:val="808080"/>
             <w:text/>
           </w:sdtPr>
-          <w:sdtEndPr/>
           <w:sdtContent>
             <w:tc>
               <w:tcPr>
-                <w:tcW w:w="2849" w:type="dxa"/>
+                <w:tcW w:w="2836" w:type="dxa"/>
               </w:tcPr>
               <w:p>
                 <w:pPr>
                   <w:pStyle w:val="BCLabel"/>
                   <w:rPr>
-                    <w:sz w:val="18"/>
-                    <w:szCs w:val="18"/>
+                    <w:rFonts w:ascii="Aptos Display" w:hAnsi="Aptos Display"/>
+                    <w:sz w:val="18"/>
                   </w:rPr>
                 </w:pPr>
+                <w:proofErr w:type="spellStart"/>
                 <w:r>
                   <w:rPr>
-                    <w:sz w:val="18"/>
-                    <w:szCs w:val="18"/>
-                  </w:rPr>
-                  <w:t>CustomerVATRegistrationNoLbl</w:t>
+                    <w:rFonts w:ascii="Aptos Display" w:hAnsi="Aptos Display"/>
+                    <w:sz w:val="18"/>
+                  </w:rPr>
+                  <w:t>ExternalDocumentNoLbl</w:t>
                 </w:r>
+                <w:proofErr w:type="spellEnd"/>
               </w:p>
             </w:tc>
           </w:sdtContent>
@@ -949,40 +970,38 @@
         <w:sdt>
           <w:sdtPr>
             <w:rPr>
+              <w:rFonts w:ascii="Aptos Display" w:hAnsi="Aptos Display"/>
               <w:sz w:val="18"/>
-              <w:szCs w:val="18"/>
             </w:rPr>
-            <w:alias w:val="YourReferenceLbl"/>
-            <w:tag w:val="#BC:InsertDataItem,DataItems/Header/YourReferenceLbl"/>
-            <w:id w:val="92367059"/>
-            <w:placeholder>
-              <w:docPart w:val="3DA281722B2D421BAAB5F481FEF3A94A"/>
-            </w:placeholder>
-            <w:dataBinding w:prefixMappings="xmlns:ns0='urn:microsoft-dynamics-nav/reports/Standard_Sales_Pro_Forma_Inv/1302/'" w:xpath="/ns0:NavWordReportXmlPart[1]/ns0:Header[1]/ns0:YourReferenceLbl[1]" w:storeItemID="{9EFA8D47-512C-4E9A-880B-24DA1144706D}"/>
+            <w:alias w:val="CustomerVATRegistrationNoLbl"/>
+            <w:tag w:val="#BC:InsertDataItem,DataItems/Header/CustomerVATRegistrationNoLbl"/>
+            <w:id w:val="66611972"/>
+            <w:dataBinding w:prefixMappings="xmlns:ns0='urn:microsoft-dynamics-nav/reports/Standard_Sales_Pro_Forma_Inv/1302/'" w:xpath="/ns0:NavWordReportXmlPart[1]/ns0:Header[1]/ns0:CustomerVATRegistrationNoLbl[1]" w:storeItemID="{9EFA8D47-512C-4E9A-880B-24DA1144706D}"/>
             <w15:color w:val="808080"/>
             <w:text/>
           </w:sdtPr>
-          <w:sdtEndPr/>
           <w:sdtContent>
             <w:tc>
               <w:tcPr>
-                <w:tcW w:w="2300" w:type="dxa"/>
+                <w:tcW w:w="2331" w:type="dxa"/>
               </w:tcPr>
               <w:p>
                 <w:pPr>
                   <w:pStyle w:val="BCLabel"/>
                   <w:rPr>
-                    <w:sz w:val="18"/>
-                    <w:szCs w:val="18"/>
+                    <w:rFonts w:ascii="Aptos Display" w:hAnsi="Aptos Display"/>
+                    <w:sz w:val="18"/>
                   </w:rPr>
                 </w:pPr>
+                <w:proofErr w:type="spellStart"/>
                 <w:r>
                   <w:rPr>
-                    <w:sz w:val="18"/>
-                    <w:szCs w:val="18"/>
-                  </w:rPr>
-                  <w:t>YourReferenceLbl</w:t>
+                    <w:rFonts w:ascii="Aptos Display" w:hAnsi="Aptos Display"/>
+                    <w:sz w:val="18"/>
+                  </w:rPr>
+                  <w:t>CustomerVATRegistrationNoLbl</w:t>
                 </w:r>
+                <w:proofErr w:type="spellEnd"/>
               </w:p>
             </w:tc>
           </w:sdtContent>
@@ -992,83 +1011,43 @@
         <w:trPr>
           <w:trHeight w:val="242"/>
         </w:trPr>
-        <w:tc>
-          <w:tcPr>
-            <w:tcW w:w="2840" w:type="dxa"/>
-          </w:tcPr>
-          <w:p>
-            <w:pPr>
-              <w:pStyle w:val="BCLabel"/>
-              <w:rPr>
-                <w:sz w:val="18"/>
-                <w:szCs w:val="18"/>
-              </w:rPr>
-            </w:pPr>
-            <w:sdt>
-              <w:sdtPr>
-                <w:rPr>
-                  <w:sz w:val="18"/>
-                  <w:szCs w:val="18"/>
-                </w:rPr>
-                <w:alias w:val="#Nav: /Header/DocumentNo"/>
-                <w:tag w:val="#Nav: Standard_Sales_Pro_Forma_Inv/1302"/>
-                <w:id w:val="1256330535"/>
-                <w:placeholder>
-                  <w:docPart w:val="60DF775C9DB9498CBF16C9016D12D869"/>
-                </w:placeholder>
-                <w:dataBinding w:prefixMappings="xmlns:ns0='urn:microsoft-dynamics-nav/reports/Standard_Sales_Pro_Forma_Inv/1302/'" w:xpath="/ns0:NavWordReportXmlPart[1]/ns0:Header[1]/ns0:DocumentNo[1]" w:storeItemID="{9EFA8D47-512C-4E9A-880B-24DA1144706D}"/>
-                <w:text/>
-              </w:sdtPr>
-              <w:sdtEndPr/>
-              <w:sdtContent>
-                <w:r>
-                  <w:rPr>
-                    <w:sz w:val="18"/>
-                    <w:szCs w:val="18"/>
-                  </w:rPr>
-                  <w:t>DocumentNo</w:t>
-                </w:r>
-              </w:sdtContent>
-            </w:sdt>
-          </w:p>
-        </w:tc>
         <w:sdt>
           <w:sdtPr>
             <w:rPr>
+              <w:rFonts w:ascii="Aptos Display" w:hAnsi="Aptos Display"/>
               <w:sz w:val="18"/>
-              <w:szCs w:val="18"/>
             </w:rPr>
-            <w:alias w:val="ExternalDocumentNo"/>
-            <w:tag w:val="#BC:InsertDataItem,DataItems/Header/ExternalDocumentNo"/>
-            <w:id w:val="-1939287562"/>
+            <w:alias w:val="YourReference"/>
+            <w:tag w:val="#BC:InsertDataItem,DataItems/Header/YourReference"/>
+            <w:id w:val="-926023418"/>
             <w:placeholder>
-              <w:docPart w:val="D6204E6720F44A199DE256409D1A9028"/>
+              <w:docPart w:val="DefaultPlaceholder_-1854013440"/>
             </w:placeholder>
-            <w:dataBinding w:prefixMappings="xmlns:ns0='urn:microsoft-dynamics-nav/reports/Standard_Sales_Pro_Forma_Inv/1302/'" w:xpath="/ns0:NavWordReportXmlPart[1]/ns0:Header[1]/ns0:ExternalDocumentNo[1]" w:storeItemID="{9EFA8D47-512C-4E9A-880B-24DA1144706D}"/>
             <w15:color w:val="808080"/>
             <w:text/>
           </w:sdtPr>
-          <w:sdtEndPr/>
           <w:sdtContent>
             <w:tc>
               <w:tcPr>
-                <w:tcW w:w="2508" w:type="dxa"/>
+                <w:tcW w:w="2834" w:type="dxa"/>
               </w:tcPr>
               <w:p>
                 <w:pPr>
                   <w:pStyle w:val="BCLabel"/>
                   <w:rPr>
-                    <w:sz w:val="18"/>
-                    <w:szCs w:val="18"/>
+                    <w:rFonts w:ascii="Aptos Display" w:hAnsi="Aptos Display"/>
+                    <w:sz w:val="18"/>
                   </w:rPr>
                 </w:pPr>
+                <w:proofErr w:type="spellStart"/>
                 <w:r>
                   <w:rPr>
-                    <w:sz w:val="18"/>
-                    <w:szCs w:val="18"/>
-                  </w:rPr>
-                  <w:t>ExternalDocumentNo</w:t>
+                    <w:rFonts w:ascii="Aptos Display" w:hAnsi="Aptos Display"/>
+                    <w:sz w:val="18"/>
+                  </w:rPr>
+                  <w:t>YourReference</w:t>
                 </w:r>
+                <w:proofErr w:type="spellEnd"/>
               </w:p>
             </w:tc>
           </w:sdtContent>
@@ -1076,40 +1055,38 @@
         <w:sdt>
           <w:sdtPr>
             <w:rPr>
+              <w:rFonts w:ascii="Aptos Display" w:hAnsi="Aptos Display"/>
               <w:sz w:val="18"/>
-              <w:szCs w:val="18"/>
             </w:rPr>
-            <w:alias w:val="CustomerVATRegNo"/>
-            <w:tag w:val="#BC:InsertDataItem,DataItems/Header/CustomerVATRegNo"/>
-            <w:id w:val="-227159413"/>
-            <w:placeholder>
-              <w:docPart w:val="1FBC201A7B774392B0F5729EFA4322DC"/>
-            </w:placeholder>
-            <w:dataBinding w:prefixMappings="xmlns:ns0='urn:microsoft-dynamics-nav/reports/Standard_Sales_Pro_Forma_Inv/1302/'" w:xpath="/ns0:NavWordReportXmlPart[1]/ns0:Header[1]/ns0:CustomerVATRegNo[1]" w:storeItemID="{9EFA8D47-512C-4E9A-880B-24DA1144706D}"/>
+            <w:alias w:val="DocumentNo"/>
+            <w:tag w:val="#BC:InsertDataItem,DataItems/Header/DocumentNo"/>
+            <w:id w:val="5747252"/>
+            <w:dataBinding w:prefixMappings="xmlns:ns0='urn:microsoft-dynamics-nav/reports/Standard_Sales_Pro_Forma_Inv/1302/'" w:xpath="/ns0:NavWordReportXmlPart[1]/ns0:Header[1]/ns0:DocumentNo[1]" w:storeItemID="{9EFA8D47-512C-4E9A-880B-24DA1144706D}"/>
             <w15:color w:val="808080"/>
             <w:text/>
           </w:sdtPr>
-          <w:sdtEndPr/>
           <w:sdtContent>
             <w:tc>
               <w:tcPr>
-                <w:tcW w:w="2849" w:type="dxa"/>
+                <w:tcW w:w="2496" w:type="dxa"/>
               </w:tcPr>
               <w:p>
                 <w:pPr>
                   <w:pStyle w:val="BCLabel"/>
                   <w:rPr>
-                    <w:sz w:val="18"/>
-                    <w:szCs w:val="18"/>
+                    <w:rFonts w:ascii="Aptos Display" w:hAnsi="Aptos Display"/>
+                    <w:sz w:val="18"/>
                   </w:rPr>
                 </w:pPr>
+                <w:proofErr w:type="spellStart"/>
                 <w:r>
                   <w:rPr>
-                    <w:sz w:val="18"/>
-                    <w:szCs w:val="18"/>
-                  </w:rPr>
-                  <w:t>CustomerVATRegNo</w:t>
+                    <w:rFonts w:ascii="Aptos Display" w:hAnsi="Aptos Display"/>
+                    <w:sz w:val="18"/>
+                  </w:rPr>
+                  <w:t>DocumentNo</w:t>
                 </w:r>
+                <w:proofErr w:type="spellEnd"/>
               </w:p>
             </w:tc>
           </w:sdtContent>
@@ -1117,40 +1094,77 @@
         <w:sdt>
           <w:sdtPr>
             <w:rPr>
+              <w:rFonts w:ascii="Aptos Display" w:hAnsi="Aptos Display"/>
               <w:sz w:val="18"/>
-              <w:szCs w:val="18"/>
             </w:rPr>
-            <w:alias w:val="YourReference"/>
-            <w:tag w:val="#BC:InsertDataItem,DataItems/Header/YourReference"/>
-            <w:id w:val="2137601095"/>
-            <w:placeholder>
-              <w:docPart w:val="976365F18AF44D9D95B0086103816739"/>
-            </w:placeholder>
-            <w:dataBinding w:prefixMappings="xmlns:ns0='urn:microsoft-dynamics-nav/reports/Standard_Sales_Pro_Forma_Inv/1302/'" w:xpath="/ns0:NavWordReportXmlPart[1]/ns0:Header[1]/ns0:YourReference[1]" w:storeItemID="{9EFA8D47-512C-4E9A-880B-24DA1144706D}"/>
+            <w:alias w:val="ExternalDocumentNo"/>
+            <w:tag w:val="#BC:InsertDataItem,DataItems/Header/ExternalDocumentNo"/>
+            <w:id w:val="13040868"/>
+            <w:dataBinding w:prefixMappings="xmlns:ns0='urn:microsoft-dynamics-nav/reports/Standard_Sales_Pro_Forma_Inv/1302/'" w:xpath="/ns0:NavWordReportXmlPart[1]/ns0:Header[1]/ns0:ExternalDocumentNo[1]" w:storeItemID="{9EFA8D47-512C-4E9A-880B-24DA1144706D}"/>
             <w15:color w:val="808080"/>
             <w:text/>
           </w:sdtPr>
-          <w:sdtEndPr/>
           <w:sdtContent>
             <w:tc>
               <w:tcPr>
-                <w:tcW w:w="2300" w:type="dxa"/>
+                <w:tcW w:w="2836" w:type="dxa"/>
               </w:tcPr>
               <w:p>
                 <w:pPr>
                   <w:pStyle w:val="BCLabel"/>
                   <w:rPr>
-                    <w:sz w:val="18"/>
-                    <w:szCs w:val="18"/>
+                    <w:rFonts w:ascii="Aptos Display" w:hAnsi="Aptos Display"/>
+                    <w:sz w:val="18"/>
                   </w:rPr>
                 </w:pPr>
+                <w:proofErr w:type="spellStart"/>
                 <w:r>
                   <w:rPr>
-                    <w:sz w:val="18"/>
-                    <w:szCs w:val="18"/>
-                  </w:rPr>
-                  <w:t>YourReference</w:t>
+                    <w:rFonts w:ascii="Aptos Display" w:hAnsi="Aptos Display"/>
+                    <w:sz w:val="18"/>
+                  </w:rPr>
+                  <w:t>ExternalDocumentNo</w:t>
                 </w:r>
+                <w:proofErr w:type="spellEnd"/>
+              </w:p>
+            </w:tc>
+          </w:sdtContent>
+        </w:sdt>
+        <w:sdt>
+          <w:sdtPr>
+            <w:rPr>
+              <w:rFonts w:ascii="Aptos Display" w:hAnsi="Aptos Display"/>
+              <w:sz w:val="18"/>
+            </w:rPr>
+            <w:alias w:val="CustomerVATRegNo"/>
+            <w:tag w:val="#BC:InsertDataItem,DataItems/Header/CustomerVATRegNo"/>
+            <w:id w:val="61624646"/>
+            <w:dataBinding w:prefixMappings="xmlns:ns0='urn:microsoft-dynamics-nav/reports/Standard_Sales_Pro_Forma_Inv/1302/'" w:xpath="/ns0:NavWordReportXmlPart[1]/ns0:Header[1]/ns0:CustomerVATRegNo[1]" w:storeItemID="{9EFA8D47-512C-4E9A-880B-24DA1144706D}"/>
+            <w15:color w:val="808080"/>
+            <w:text/>
+          </w:sdtPr>
+          <w:sdtContent>
+            <w:tc>
+              <w:tcPr>
+                <w:tcW w:w="2331" w:type="dxa"/>
+              </w:tcPr>
+              <w:p>
+                <w:pPr>
+                  <w:pStyle w:val="BCLabel"/>
+                  <w:rPr>
+                    <w:rFonts w:ascii="Aptos Display" w:hAnsi="Aptos Display"/>
+                    <w:sz w:val="18"/>
+                  </w:rPr>
+                </w:pPr>
+                <w:proofErr w:type="spellStart"/>
+                <w:r>
+                  <w:rPr>
+                    <w:rFonts w:ascii="Aptos Display" w:hAnsi="Aptos Display"/>
+                    <w:sz w:val="18"/>
+                  </w:rPr>
+                  <w:t>CustomerVATRegNo</w:t>
+                </w:r>
+                <w:proofErr w:type="spellEnd"/>
               </w:p>
             </w:tc>
           </w:sdtContent>
@@ -1162,56 +1176,56 @@
         </w:trPr>
         <w:tc>
           <w:tcPr>
-            <w:tcW w:w="2840" w:type="dxa"/>
+            <w:tcW w:w="2834" w:type="dxa"/>
           </w:tcPr>
           <w:p>
             <w:pPr>
               <w:pStyle w:val="BCLabel"/>
               <w:rPr>
+                <w:rFonts w:ascii="Aptos Display" w:hAnsi="Aptos Display"/>
                 <w:sz w:val="18"/>
-                <w:szCs w:val="18"/>
               </w:rPr>
             </w:pPr>
           </w:p>
         </w:tc>
         <w:tc>
           <w:tcPr>
-            <w:tcW w:w="2508" w:type="dxa"/>
+            <w:tcW w:w="2496" w:type="dxa"/>
           </w:tcPr>
           <w:p>
             <w:pPr>
               <w:pStyle w:val="BCLabel"/>
               <w:rPr>
+                <w:rFonts w:ascii="Aptos Display" w:hAnsi="Aptos Display"/>
                 <w:sz w:val="18"/>
-                <w:szCs w:val="18"/>
               </w:rPr>
             </w:pPr>
           </w:p>
         </w:tc>
         <w:tc>
           <w:tcPr>
-            <w:tcW w:w="2849" w:type="dxa"/>
+            <w:tcW w:w="2836" w:type="dxa"/>
           </w:tcPr>
           <w:p>
             <w:pPr>
               <w:pStyle w:val="BCLabel"/>
               <w:rPr>
+                <w:rFonts w:ascii="Aptos Display" w:hAnsi="Aptos Display"/>
                 <w:sz w:val="18"/>
-                <w:szCs w:val="18"/>
               </w:rPr>
             </w:pPr>
           </w:p>
         </w:tc>
         <w:tc>
           <w:tcPr>
-            <w:tcW w:w="2300" w:type="dxa"/>
+            <w:tcW w:w="2331" w:type="dxa"/>
           </w:tcPr>
           <w:p>
             <w:pPr>
               <w:pStyle w:val="BCLabel"/>
               <w:rPr>
+                <w:rFonts w:ascii="Aptos Display" w:hAnsi="Aptos Display"/>
                 <w:sz w:val="18"/>
-                <w:szCs w:val="18"/>
               </w:rPr>
             </w:pPr>
           </w:p>
@@ -1224,8 +1238,8 @@
         <w:sdt>
           <w:sdtPr>
             <w:rPr>
+              <w:rFonts w:ascii="Aptos Display" w:hAnsi="Aptos Display"/>
               <w:sz w:val="18"/>
-              <w:szCs w:val="18"/>
             </w:rPr>
             <w:alias w:val="ShipmentMethodDescriptionLbl"/>
             <w:tag w:val="#BC:InsertDataItem,DataItems/Header/ShipmentMethodDescriptionLbl"/>
@@ -1241,23 +1255,25 @@
           <w:sdtContent>
             <w:tc>
               <w:tcPr>
-                <w:tcW w:w="2840" w:type="dxa"/>
+                <w:tcW w:w="2834" w:type="dxa"/>
               </w:tcPr>
               <w:p>
                 <w:pPr>
                   <w:pStyle w:val="BCLabel"/>
                   <w:rPr>
-                    <w:sz w:val="18"/>
-                    <w:szCs w:val="18"/>
+                    <w:rFonts w:ascii="Aptos Display" w:hAnsi="Aptos Display"/>
+                    <w:sz w:val="18"/>
                   </w:rPr>
                 </w:pPr>
+                <w:proofErr w:type="spellStart"/>
                 <w:r>
                   <w:rPr>
-                    <w:sz w:val="18"/>
-                    <w:szCs w:val="18"/>
+                    <w:rFonts w:ascii="Aptos Display" w:hAnsi="Aptos Display"/>
+                    <w:sz w:val="18"/>
                   </w:rPr>
                   <w:t>ShipmentMethodDescriptionLbl</w:t>
                 </w:r>
+                <w:proofErr w:type="spellEnd"/>
               </w:p>
             </w:tc>
           </w:sdtContent>
@@ -1265,8 +1281,8 @@
         <w:sdt>
           <w:sdtPr>
             <w:rPr>
+              <w:rFonts w:ascii="Aptos Display" w:hAnsi="Aptos Display"/>
               <w:sz w:val="18"/>
-              <w:szCs w:val="18"/>
             </w:rPr>
             <w:alias w:val="VATRegNoLbl"/>
             <w:tag w:val="#BC:InsertDataItem,DataItems/Header/VATRegNoLbl"/>
@@ -1282,23 +1298,25 @@
           <w:sdtContent>
             <w:tc>
               <w:tcPr>
-                <w:tcW w:w="2508" w:type="dxa"/>
+                <w:tcW w:w="2496" w:type="dxa"/>
               </w:tcPr>
               <w:p>
                 <w:pPr>
                   <w:pStyle w:val="BCLabel"/>
                   <w:rPr>
-                    <w:sz w:val="18"/>
-                    <w:szCs w:val="18"/>
+                    <w:rFonts w:ascii="Aptos Display" w:hAnsi="Aptos Display"/>
+                    <w:sz w:val="18"/>
                   </w:rPr>
                 </w:pPr>
+                <w:proofErr w:type="spellStart"/>
                 <w:r>
                   <w:rPr>
-                    <w:sz w:val="18"/>
-                    <w:szCs w:val="18"/>
+                    <w:rFonts w:ascii="Aptos Display" w:hAnsi="Aptos Display"/>
+                    <w:sz w:val="18"/>
                   </w:rPr>
                   <w:t>VATRegNoLbl</w:t>
                 </w:r>
+                <w:proofErr w:type="spellEnd"/>
               </w:p>
             </w:tc>
           </w:sdtContent>
@@ -1306,8 +1324,8 @@
         <w:sdt>
           <w:sdtPr>
             <w:rPr>
+              <w:rFonts w:ascii="Aptos Display" w:hAnsi="Aptos Display"/>
               <w:sz w:val="18"/>
-              <w:szCs w:val="18"/>
             </w:rPr>
             <w:alias w:val="SalesPersonLbl"/>
             <w:tag w:val="#BC:InsertDataItem,DataItems/Header/SalesPersonLbl"/>
@@ -1323,23 +1341,25 @@
           <w:sdtContent>
             <w:tc>
               <w:tcPr>
-                <w:tcW w:w="2849" w:type="dxa"/>
+                <w:tcW w:w="2836" w:type="dxa"/>
               </w:tcPr>
               <w:p>
                 <w:pPr>
                   <w:pStyle w:val="BCLabel"/>
                   <w:rPr>
-                    <w:sz w:val="18"/>
-                    <w:szCs w:val="18"/>
+                    <w:rFonts w:ascii="Aptos Display" w:hAnsi="Aptos Display"/>
+                    <w:sz w:val="18"/>
                   </w:rPr>
                 </w:pPr>
+                <w:proofErr w:type="spellStart"/>
                 <w:r>
                   <w:rPr>
-                    <w:sz w:val="18"/>
-                    <w:szCs w:val="18"/>
+                    <w:rFonts w:ascii="Aptos Display" w:hAnsi="Aptos Display"/>
+                    <w:sz w:val="18"/>
                   </w:rPr>
                   <w:t>SalesPersonLbl</w:t>
                 </w:r>
+                <w:proofErr w:type="spellEnd"/>
               </w:p>
             </w:tc>
           </w:sdtContent>
@@ -1347,37 +1367,35 @@
         <w:sdt>
           <w:sdtPr>
             <w:rPr>
+              <w:rFonts w:ascii="Aptos Display" w:hAnsi="Aptos Display"/>
               <w:sz w:val="18"/>
-              <w:szCs w:val="18"/>
             </w:rPr>
             <w:alias w:val="CurrencyLbl"/>
             <w:tag w:val="#BC:InsertDataItem,DataItems/Header/CurrencyLbl"/>
-            <w:id w:val="1568063017"/>
+            <w:id w:val="-953637312"/>
             <w:placeholder>
-              <w:docPart w:val="0DFE205F07344CDE8B7DE04F8418A41F"/>
+              <w:docPart w:val="DefaultPlaceholder_-1854013440"/>
             </w:placeholder>
-            <w:dataBinding w:prefixMappings="xmlns:ns0='urn:microsoft-dynamics-nav/reports/Standard_Sales_Pro_Forma_Inv/1302/'" w:xpath="/ns0:NavWordReportXmlPart[1]/ns0:Header[1]/ns0:CurrencyLbl[1]" w:storeItemID="{9EFA8D47-512C-4E9A-880B-24DA1144706D}"/>
             <w15:color w:val="808080"/>
             <w:text/>
           </w:sdtPr>
-          <w:sdtEndPr/>
           <w:sdtContent>
             <w:tc>
               <w:tcPr>
-                <w:tcW w:w="2300" w:type="dxa"/>
+                <w:tcW w:w="2331" w:type="dxa"/>
               </w:tcPr>
               <w:p>
                 <w:pPr>
                   <w:pStyle w:val="BCLabel"/>
                   <w:rPr>
-                    <w:sz w:val="18"/>
-                    <w:szCs w:val="18"/>
+                    <w:rFonts w:ascii="Aptos Display" w:hAnsi="Aptos Display"/>
+                    <w:sz w:val="18"/>
                   </w:rPr>
                 </w:pPr>
                 <w:r>
                   <w:rPr>
-                    <w:sz w:val="18"/>
-                    <w:szCs w:val="18"/>
+                    <w:rFonts w:ascii="Aptos Display" w:hAnsi="Aptos Display"/>
+                    <w:sz w:val="18"/>
                   </w:rPr>
                   <w:t>CurrencyLbl</w:t>
                 </w:r>
@@ -1393,8 +1411,8 @@
         <w:sdt>
           <w:sdtPr>
             <w:rPr>
+              <w:rFonts w:ascii="Aptos Display" w:hAnsi="Aptos Display"/>
               <w:sz w:val="18"/>
-              <w:szCs w:val="18"/>
             </w:rPr>
             <w:alias w:val="ShipmentMethodDescription"/>
             <w:tag w:val="#BC:InsertDataItem,DataItems/Header/ShipmentMethodDescription"/>
@@ -1410,23 +1428,25 @@
           <w:sdtContent>
             <w:tc>
               <w:tcPr>
-                <w:tcW w:w="2840" w:type="dxa"/>
+                <w:tcW w:w="2834" w:type="dxa"/>
               </w:tcPr>
               <w:p>
                 <w:pPr>
                   <w:pStyle w:val="BCLabel"/>
                   <w:rPr>
-                    <w:sz w:val="18"/>
-                    <w:szCs w:val="18"/>
+                    <w:rFonts w:ascii="Aptos Display" w:hAnsi="Aptos Display"/>
+                    <w:sz w:val="18"/>
                   </w:rPr>
                 </w:pPr>
+                <w:proofErr w:type="spellStart"/>
                 <w:r>
                   <w:rPr>
-                    <w:sz w:val="18"/>
-                    <w:szCs w:val="18"/>
+                    <w:rFonts w:ascii="Aptos Display" w:hAnsi="Aptos Display"/>
+                    <w:sz w:val="18"/>
                   </w:rPr>
                   <w:t>ShipmentMethodDescription</w:t>
                 </w:r>
+                <w:proofErr w:type="spellEnd"/>
               </w:p>
             </w:tc>
           </w:sdtContent>
@@ -1434,8 +1454,8 @@
         <w:sdt>
           <w:sdtPr>
             <w:rPr>
+              <w:rFonts w:ascii="Aptos Display" w:hAnsi="Aptos Display"/>
               <w:sz w:val="18"/>
-              <w:szCs w:val="18"/>
             </w:rPr>
             <w:alias w:val="CompanyVATRegNo"/>
             <w:tag w:val="#BC:InsertDataItem,DataItems/Header/CompanyVATRegNo"/>
@@ -1451,23 +1471,25 @@
           <w:sdtContent>
             <w:tc>
               <w:tcPr>
-                <w:tcW w:w="2508" w:type="dxa"/>
+                <w:tcW w:w="2496" w:type="dxa"/>
               </w:tcPr>
               <w:p>
                 <w:pPr>
                   <w:pStyle w:val="BCLabel"/>
                   <w:rPr>
-                    <w:sz w:val="18"/>
-                    <w:szCs w:val="18"/>
+                    <w:rFonts w:ascii="Aptos Display" w:hAnsi="Aptos Display"/>
+                    <w:sz w:val="18"/>
                   </w:rPr>
                 </w:pPr>
+                <w:proofErr w:type="spellStart"/>
                 <w:r>
                   <w:rPr>
-                    <w:sz w:val="18"/>
-                    <w:szCs w:val="18"/>
+                    <w:rFonts w:ascii="Aptos Display" w:hAnsi="Aptos Display"/>
+                    <w:sz w:val="18"/>
                   </w:rPr>
                   <w:t>CompanyVATRegNo</w:t>
                 </w:r>
+                <w:proofErr w:type="spellEnd"/>
               </w:p>
             </w:tc>
           </w:sdtContent>
@@ -1475,8 +1497,8 @@
         <w:sdt>
           <w:sdtPr>
             <w:rPr>
+              <w:rFonts w:ascii="Aptos Display" w:hAnsi="Aptos Display"/>
               <w:sz w:val="18"/>
-              <w:szCs w:val="18"/>
             </w:rPr>
             <w:alias w:val="SalesPersonName"/>
             <w:tag w:val="#BC:InsertDataItem,DataItems/Header/SalesPersonName"/>
@@ -1492,36 +1514,38 @@
           <w:sdtContent>
             <w:tc>
               <w:tcPr>
-                <w:tcW w:w="2849" w:type="dxa"/>
+                <w:tcW w:w="2836" w:type="dxa"/>
               </w:tcPr>
               <w:p>
                 <w:pPr>
                   <w:pStyle w:val="BCLabel"/>
                   <w:rPr>
-                    <w:sz w:val="18"/>
-                    <w:szCs w:val="18"/>
+                    <w:rFonts w:ascii="Aptos Display" w:hAnsi="Aptos Display"/>
+                    <w:sz w:val="18"/>
                   </w:rPr>
                 </w:pPr>
+                <w:proofErr w:type="spellStart"/>
                 <w:r>
                   <w:rPr>
-                    <w:sz w:val="18"/>
-                    <w:szCs w:val="18"/>
+                    <w:rFonts w:ascii="Aptos Display" w:hAnsi="Aptos Display"/>
+                    <w:sz w:val="18"/>
                   </w:rPr>
                   <w:t>SalesPersonName</w:t>
                 </w:r>
+                <w:proofErr w:type="spellEnd"/>
               </w:p>
             </w:tc>
           </w:sdtContent>
         </w:sdt>
         <w:tc>
           <w:tcPr>
-            <w:tcW w:w="2300" w:type="dxa"/>
+            <w:tcW w:w="2331" w:type="dxa"/>
           </w:tcPr>
           <w:sdt>
             <w:sdtPr>
               <w:rPr>
+                <w:rFonts w:ascii="Aptos Display" w:hAnsi="Aptos Display"/>
                 <w:sz w:val="18"/>
-                <w:szCs w:val="18"/>
               </w:rPr>
               <w:alias w:val="Currency"/>
               <w:tag w:val="#BC:InsertDataItem,DataItems/Header/Currency"/>
@@ -1539,14 +1563,14 @@
                 <w:pPr>
                   <w:pStyle w:val="BCLabel"/>
                   <w:rPr>
-                    <w:sz w:val="18"/>
-                    <w:szCs w:val="18"/>
+                    <w:rFonts w:ascii="Aptos Display" w:hAnsi="Aptos Display"/>
+                    <w:sz w:val="18"/>
                   </w:rPr>
                 </w:pPr>
                 <w:r>
                   <w:rPr>
-                    <w:sz w:val="18"/>
-                    <w:szCs w:val="18"/>
+                    <w:rFonts w:ascii="Aptos Display" w:hAnsi="Aptos Display"/>
+                    <w:sz w:val="18"/>
                   </w:rPr>
                   <w:t>Currency</w:t>
                 </w:r>
@@ -1620,6 +1644,7 @@
                     <w:szCs w:val="18"/>
                   </w:rPr>
                 </w:pPr>
+                <w:proofErr w:type="spellStart"/>
                 <w:r>
                   <w:rPr>
                     <w:sz w:val="18"/>
@@ -1627,6 +1652,7 @@
                   </w:rPr>
                   <w:t>ItemLbl</w:t>
                 </w:r>
+                <w:proofErr w:type="spellEnd"/>
               </w:p>
             </w:tc>
           </w:sdtContent>
@@ -1661,6 +1687,7 @@
                     <w:szCs w:val="18"/>
                   </w:rPr>
                 </w:pPr>
+                <w:proofErr w:type="spellStart"/>
                 <w:r>
                   <w:rPr>
                     <w:sz w:val="18"/>
@@ -1668,6 +1695,7 @@
                   </w:rPr>
                   <w:t>CountryOfManufactuctureLbl</w:t>
                 </w:r>
+                <w:proofErr w:type="spellEnd"/>
               </w:p>
             </w:tc>
           </w:sdtContent>
@@ -1702,6 +1730,7 @@
                     <w:szCs w:val="18"/>
                   </w:rPr>
                 </w:pPr>
+                <w:proofErr w:type="spellStart"/>
                 <w:r>
                   <w:rPr>
                     <w:sz w:val="18"/>
@@ -1709,6 +1738,7 @@
                   </w:rPr>
                   <w:t>TariffLbl</w:t>
                 </w:r>
+                <w:proofErr w:type="spellEnd"/>
               </w:p>
             </w:tc>
           </w:sdtContent>
@@ -1744,6 +1774,7 @@
                     <w:szCs w:val="18"/>
                   </w:rPr>
                 </w:pPr>
+                <w:proofErr w:type="spellStart"/>
                 <w:r>
                   <w:rPr>
                     <w:sz w:val="18"/>
@@ -1751,6 +1782,7 @@
                   </w:rPr>
                   <w:t>QuantityLbl</w:t>
                 </w:r>
+                <w:proofErr w:type="spellEnd"/>
               </w:p>
             </w:tc>
           </w:sdtContent>
@@ -1780,11 +1812,13 @@
               <w:p>
                 <w:pPr>
                   <w:pStyle w:val="BCLabel"/>
+                  <w:jc w:val="right"/>
                   <w:rPr>
                     <w:sz w:val="18"/>
                     <w:szCs w:val="18"/>
                   </w:rPr>
                 </w:pPr>
+                <w:proofErr w:type="spellStart"/>
                 <w:r>
                   <w:rPr>
                     <w:sz w:val="18"/>
@@ -1792,6 +1826,7 @@
                   </w:rPr>
                   <w:t>UnitPriceLbl</w:t>
                 </w:r>
+                <w:proofErr w:type="spellEnd"/>
               </w:p>
             </w:tc>
           </w:sdtContent>
@@ -1821,11 +1856,13 @@
               <w:p>
                 <w:pPr>
                   <w:pStyle w:val="BCLabel"/>
+                  <w:jc w:val="right"/>
                   <w:rPr>
                     <w:sz w:val="18"/>
                     <w:szCs w:val="18"/>
                   </w:rPr>
                 </w:pPr>
+                <w:proofErr w:type="spellStart"/>
                 <w:r>
                   <w:rPr>
                     <w:sz w:val="18"/>
@@ -1833,6 +1870,7 @@
                   </w:rPr>
                   <w:t>NetWeightLbl</w:t>
                 </w:r>
+                <w:proofErr w:type="spellEnd"/>
               </w:p>
             </w:tc>
           </w:sdtContent>
@@ -1862,11 +1900,13 @@
               <w:p>
                 <w:pPr>
                   <w:pStyle w:val="BCLabel"/>
+                  <w:jc w:val="right"/>
                   <w:rPr>
                     <w:sz w:val="18"/>
                     <w:szCs w:val="18"/>
                   </w:rPr>
                 </w:pPr>
+                <w:proofErr w:type="spellStart"/>
                 <w:r>
                   <w:rPr>
                     <w:sz w:val="18"/>
@@ -1874,6 +1914,7 @@
                   </w:rPr>
                   <w:t>VATPctLbl</w:t>
                 </w:r>
+                <w:proofErr w:type="spellEnd"/>
               </w:p>
             </w:tc>
           </w:sdtContent>
@@ -1909,6 +1950,7 @@
                     <w:szCs w:val="18"/>
                   </w:rPr>
                 </w:pPr>
+                <w:proofErr w:type="spellStart"/>
                 <w:r>
                   <w:rPr>
                     <w:sz w:val="18"/>
@@ -1916,6 +1958,7 @@
                   </w:rPr>
                   <w:t>VATAmountLbl</w:t>
                 </w:r>
+                <w:proofErr w:type="spellEnd"/>
               </w:p>
             </w:tc>
           </w:sdtContent>
@@ -1951,6 +1994,7 @@
                     <w:szCs w:val="18"/>
                   </w:rPr>
                 </w:pPr>
+                <w:proofErr w:type="spellStart"/>
                 <w:r>
                   <w:rPr>
                     <w:sz w:val="18"/>
@@ -1958,6 +2002,7 @@
                   </w:rPr>
                   <w:t>AmountLbl</w:t>
                 </w:r>
+                <w:proofErr w:type="spellEnd"/>
               </w:p>
             </w:tc>
           </w:sdtContent>
@@ -2116,7 +2161,7 @@
           <w:placeholder>
             <w:docPart w:val="9186D105DE5F42ABB688D396D0418C2D"/>
           </w:placeholder>
-          <w15:dataBinding w:prefixMappings="xmlns:ns0='urn:microsoft-dynamics-nav/reports/Standard_Sales_Pro_Forma_Inv/1302/'" w:xpath="/ns0:NavWordReportXmlPart[1]/ns0:Header[1]/ns0:Line" w:storeItemID="{9EFA8D47-512C-4E9A-880B-24DA1144706D}"/>
+          <w15:dataBinding w:prefixMappings="xmlns:ns0='urn:microsoft-dynamics-nav/reports/Standard_Sales_Pro_Forma_Inv/1302/' " w:xpath="/ns0:NavWordReportXmlPart[1]/ns0:Header[1]/ns0:Line" w:storeItemID="{9EFA8D47-512C-4E9A-880B-24DA1144706D}"/>
           <w15:color w:val="808080"/>
           <w15:repeatingSection/>
         </w:sdtPr>
@@ -2219,6 +2264,7 @@
                             <w:szCs w:val="18"/>
                           </w:rPr>
                         </w:pPr>
+                        <w:proofErr w:type="spellStart"/>
                         <w:r>
                           <w:rPr>
                             <w:sz w:val="18"/>
@@ -2226,6 +2272,7 @@
                           </w:rPr>
                           <w:t>CountryOfManufacturing</w:t>
                         </w:r>
+                        <w:proofErr w:type="spellEnd"/>
                       </w:p>
                     </w:tc>
                   </w:sdtContent>
@@ -2338,6 +2385,7 @@
                       <w:p>
                         <w:pPr>
                           <w:pStyle w:val="NoSpacing"/>
+                          <w:jc w:val="right"/>
                           <w:rPr>
                             <w:sz w:val="18"/>
                             <w:szCs w:val="18"/>
@@ -2379,11 +2427,13 @@
                       <w:p>
                         <w:pPr>
                           <w:pStyle w:val="NoSpacing"/>
+                          <w:jc w:val="right"/>
                           <w:rPr>
                             <w:sz w:val="18"/>
                             <w:szCs w:val="18"/>
                           </w:rPr>
                         </w:pPr>
+                        <w:proofErr w:type="spellStart"/>
                         <w:r>
                           <w:rPr>
                             <w:sz w:val="18"/>
@@ -2391,6 +2441,7 @@
                           </w:rPr>
                           <w:t>NetWeight</w:t>
                         </w:r>
+                        <w:proofErr w:type="spellEnd"/>
                       </w:p>
                     </w:tc>
                   </w:sdtContent>
@@ -2420,11 +2471,13 @@
                       <w:p>
                         <w:pPr>
                           <w:pStyle w:val="NoSpacing"/>
+                          <w:jc w:val="right"/>
                           <w:rPr>
                             <w:sz w:val="18"/>
                             <w:szCs w:val="18"/>
                           </w:rPr>
                         </w:pPr>
+                        <w:proofErr w:type="spellStart"/>
                         <w:r>
                           <w:rPr>
                             <w:sz w:val="18"/>
@@ -2432,6 +2485,7 @@
                           </w:rPr>
                           <w:t>VATPct</w:t>
                         </w:r>
+                        <w:proofErr w:type="spellEnd"/>
                       </w:p>
                     </w:tc>
                   </w:sdtContent>
@@ -2467,6 +2521,7 @@
                             <w:szCs w:val="18"/>
                           </w:rPr>
                         </w:pPr>
+                        <w:proofErr w:type="spellStart"/>
                         <w:r>
                           <w:rPr>
                             <w:sz w:val="18"/>
@@ -2474,6 +2529,7 @@
                           </w:rPr>
                           <w:t>VATAmount</w:t>
                         </w:r>
+                        <w:proofErr w:type="spellEnd"/>
                       </w:p>
                     </w:tc>
                   </w:sdtContent>
@@ -2509,6 +2565,7 @@
                             <w:szCs w:val="18"/>
                           </w:rPr>
                         </w:pPr>
+                        <w:proofErr w:type="spellStart"/>
                         <w:r>
                           <w:rPr>
                             <w:sz w:val="18"/>
@@ -2516,6 +2573,7 @@
                           </w:rPr>
                           <w:t>LineAmount</w:t>
                         </w:r>
+                        <w:proofErr w:type="spellEnd"/>
                       </w:p>
                     </w:tc>
                   </w:sdtContent>
@@ -2577,12 +2635,13 @@
               <w:p>
                 <w:pPr>
                   <w:pStyle w:val="NoSpacing"/>
-                  <w:spacing w:before="80" w:after="80"/>
+                  <w:spacing w:before="120" w:after="120"/>
                   <w:rPr>
                     <w:sz w:val="18"/>
                     <w:szCs w:val="18"/>
                   </w:rPr>
                 </w:pPr>
+                <w:proofErr w:type="spellStart"/>
                 <w:r>
                   <w:rPr>
                     <w:sz w:val="18"/>
@@ -2590,6 +2649,7 @@
                   </w:rPr>
                   <w:t>TotalWeightLbl</w:t>
                 </w:r>
+                <w:proofErr w:type="spellEnd"/>
               </w:p>
             </w:tc>
           </w:sdtContent>
@@ -2619,13 +2679,14 @@
               <w:p>
                 <w:pPr>
                   <w:pStyle w:val="BCNumber"/>
-                  <w:spacing w:before="80" w:after="80"/>
+                  <w:spacing w:before="120" w:after="120"/>
                   <w:jc w:val="right"/>
                   <w:rPr>
                     <w:sz w:val="18"/>
                     <w:szCs w:val="18"/>
                   </w:rPr>
                 </w:pPr>
+                <w:proofErr w:type="spellStart"/>
                 <w:r>
                   <w:rPr>
                     <w:sz w:val="18"/>
@@ -2633,6 +2694,7 @@
                   </w:rPr>
                   <w:t>TotalWeight</w:t>
                 </w:r>
+                <w:proofErr w:type="spellEnd"/>
               </w:p>
             </w:tc>
           </w:sdtContent>
@@ -2668,12 +2730,13 @@
               <w:p>
                 <w:pPr>
                   <w:pStyle w:val="NoSpacing"/>
-                  <w:spacing w:before="80" w:after="80"/>
+                  <w:spacing w:before="120" w:after="120"/>
                   <w:rPr>
                     <w:sz w:val="18"/>
                     <w:szCs w:val="18"/>
                   </w:rPr>
                 </w:pPr>
+                <w:proofErr w:type="spellStart"/>
                 <w:r>
                   <w:rPr>
                     <w:sz w:val="18"/>
@@ -2681,6 +2744,7 @@
                   </w:rPr>
                   <w:t>TotalAmountLbl</w:t>
                 </w:r>
+                <w:proofErr w:type="spellEnd"/>
               </w:p>
             </w:tc>
           </w:sdtContent>
@@ -2710,7 +2774,7 @@
               <w:p>
                 <w:pPr>
                   <w:pStyle w:val="BCNumber"/>
-                  <w:spacing w:before="80" w:after="80"/>
+                  <w:spacing w:before="120" w:after="120"/>
                   <w:jc w:val="right"/>
                   <w:rPr>
                     <w:sz w:val="18"/>
@@ -2759,12 +2823,13 @@
               <w:p>
                 <w:pPr>
                   <w:pStyle w:val="NoSpacing"/>
-                  <w:spacing w:before="80" w:after="80"/>
+                  <w:spacing w:before="120" w:after="120"/>
                   <w:rPr>
                     <w:sz w:val="18"/>
                     <w:szCs w:val="18"/>
                   </w:rPr>
                 </w:pPr>
+                <w:proofErr w:type="spellStart"/>
                 <w:r>
                   <w:rPr>
                     <w:sz w:val="18"/>
@@ -2772,6 +2837,7 @@
                   </w:rPr>
                   <w:t>VATAmountLbl</w:t>
                 </w:r>
+                <w:proofErr w:type="spellEnd"/>
               </w:p>
             </w:tc>
           </w:sdtContent>
@@ -2801,13 +2867,14 @@
               <w:p>
                 <w:pPr>
                   <w:pStyle w:val="BCNumber"/>
-                  <w:spacing w:before="80" w:after="80"/>
+                  <w:spacing w:before="120" w:after="120"/>
                   <w:jc w:val="right"/>
                   <w:rPr>
                     <w:sz w:val="18"/>
                     <w:szCs w:val="18"/>
                   </w:rPr>
                 </w:pPr>
+                <w:proofErr w:type="spellStart"/>
                 <w:r>
                   <w:rPr>
                     <w:sz w:val="18"/>
@@ -2815,6 +2882,7 @@
                   </w:rPr>
                   <w:t>TotalVATAmount</w:t>
                 </w:r>
+                <w:proofErr w:type="spellEnd"/>
               </w:p>
             </w:tc>
           </w:sdtContent>
@@ -2848,19 +2916,20 @@
               <w:tcPr>
                 <w:tcW w:w="2500" w:type="pct"/>
                 <w:tcBorders>
-                  <w:top w:val="single" w:color="242424" w:sz="6" w:space="0"/>
-                  <w:bottom w:val="single" w:color="auto" w:sz="12" w:space="0"/>
+                  <w:top w:val="single" w:sz="6" w:space="0" w:color="242424"/>
+                  <w:bottom w:val="single" w:sz="12" w:space="0" w:color="auto"/>
                 </w:tcBorders>
               </w:tcPr>
               <w:p>
                 <w:pPr>
                   <w:pStyle w:val="BCLabel"/>
-                  <w:spacing w:before="80" w:after="80"/>
+                  <w:spacing w:before="120" w:after="120"/>
                   <w:rPr>
                     <w:sz w:val="18"/>
                     <w:szCs w:val="18"/>
                   </w:rPr>
                 </w:pPr>
+                <w:proofErr w:type="spellStart"/>
                 <w:r>
                   <w:rPr>
                     <w:sz w:val="18"/>
@@ -2868,6 +2937,7 @@
                   </w:rPr>
                   <w:t>TotalAmountInclVATLbl</w:t>
                 </w:r>
+                <w:proofErr w:type="spellEnd"/>
               </w:p>
             </w:tc>
           </w:sdtContent>
@@ -2894,20 +2964,21 @@
               <w:tcPr>
                 <w:tcW w:w="2500" w:type="pct"/>
                 <w:tcBorders>
-                  <w:top w:val="single" w:color="242424" w:sz="6" w:space="0"/>
-                  <w:bottom w:val="single" w:color="auto" w:sz="12" w:space="0"/>
+                  <w:top w:val="single" w:sz="6" w:space="0" w:color="242424"/>
+                  <w:bottom w:val="single" w:sz="12" w:space="0" w:color="auto"/>
                 </w:tcBorders>
               </w:tcPr>
               <w:p>
                 <w:pPr>
                   <w:pStyle w:val="BCLabelNumber"/>
-                  <w:spacing w:before="80" w:after="80"/>
+                  <w:spacing w:before="120" w:after="120"/>
                   <w:jc w:val="right"/>
                   <w:rPr>
                     <w:sz w:val="18"/>
                     <w:szCs w:val="18"/>
                   </w:rPr>
                 </w:pPr>
+                <w:proofErr w:type="spellStart"/>
                 <w:r>
                   <w:rPr>
                     <w:sz w:val="18"/>
@@ -2915,6 +2986,7 @@
                   </w:rPr>
                   <w:t>TotalAmountInclVAT</w:t>
                 </w:r>
+                <w:proofErr w:type="spellEnd"/>
               </w:p>
             </w:tc>
           </w:sdtContent>
@@ -2931,13 +3003,6 @@
           <w:szCs w:val="18"/>
         </w:rPr>
       </w:pPr>
-      <w:r>
-        <w:rPr>
-          <w:sz w:val="18"/>
-          <w:szCs w:val="18"/>
-        </w:rPr>
-        <w:tab/>
-      </w:r>
     </w:p>
     <w:sectPr>
       <w:headerReference w:type="even" r:id="rId9"/>
@@ -4593,238 +4658,6 @@
     </w:docPart>
     <w:docPart>
       <w:docPartPr>
-        <w:name w:val="E74F6518D6584F12848140EC5D947688"/>
-        <w:category>
-          <w:name w:val="General"/>
-          <w:gallery w:val="placeholder"/>
-        </w:category>
-        <w:types>
-          <w:type w:val="bbPlcHdr"/>
-        </w:types>
-        <w:behaviors>
-          <w:behavior w:val="content"/>
-        </w:behaviors>
-        <w:guid w:val="{6D0BCF76-9BC0-4171-AD67-D598E7C0D137}"/>
-      </w:docPartPr>
-      <w:docPartBody>
-        <w:p>
-          <w:pPr>
-            <w:pStyle w:val="E74F6518D6584F12848140EC5D947688"/>
-          </w:pPr>
-          <w:r>
-            <w:rPr>
-              <w:rStyle w:val="PlaceholderText"/>
-            </w:rPr>
-            <w:t>Click or tap here to enter text.</w:t>
-          </w:r>
-        </w:p>
-      </w:docPartBody>
-    </w:docPart>
-    <w:docPart>
-      <w:docPartPr>
-        <w:name w:val="E4A936BB3F784CE892CE53F1B8632C13"/>
-        <w:category>
-          <w:name w:val="General"/>
-          <w:gallery w:val="placeholder"/>
-        </w:category>
-        <w:types>
-          <w:type w:val="bbPlcHdr"/>
-        </w:types>
-        <w:behaviors>
-          <w:behavior w:val="content"/>
-        </w:behaviors>
-        <w:guid w:val="{A8B55F41-C6DD-472F-840E-BD13E948A565}"/>
-      </w:docPartPr>
-      <w:docPartBody>
-        <w:p>
-          <w:pPr>
-            <w:pStyle w:val="E4A936BB3F784CE892CE53F1B8632C13"/>
-          </w:pPr>
-          <w:r>
-            <w:rPr>
-              <w:rStyle w:val="PlaceholderText"/>
-            </w:rPr>
-            <w:t>Click or tap here to enter text.</w:t>
-          </w:r>
-        </w:p>
-      </w:docPartBody>
-    </w:docPart>
-    <w:docPart>
-      <w:docPartPr>
-        <w:name w:val="F43B6BD8035C4471A8C4B2E257BE925C"/>
-        <w:category>
-          <w:name w:val="General"/>
-          <w:gallery w:val="placeholder"/>
-        </w:category>
-        <w:types>
-          <w:type w:val="bbPlcHdr"/>
-        </w:types>
-        <w:behaviors>
-          <w:behavior w:val="content"/>
-        </w:behaviors>
-        <w:guid w:val="{79F7F576-EDE5-468A-A901-9FDB537055D0}"/>
-      </w:docPartPr>
-      <w:docPartBody>
-        <w:p>
-          <w:pPr>
-            <w:pStyle w:val="F43B6BD8035C4471A8C4B2E257BE925C"/>
-          </w:pPr>
-          <w:r>
-            <w:rPr>
-              <w:rStyle w:val="PlaceholderText"/>
-            </w:rPr>
-            <w:t>Click or tap here to enter text.</w:t>
-          </w:r>
-        </w:p>
-      </w:docPartBody>
-    </w:docPart>
-    <w:docPart>
-      <w:docPartPr>
-        <w:name w:val="3DA281722B2D421BAAB5F481FEF3A94A"/>
-        <w:category>
-          <w:name w:val="General"/>
-          <w:gallery w:val="placeholder"/>
-        </w:category>
-        <w:types>
-          <w:type w:val="bbPlcHdr"/>
-        </w:types>
-        <w:behaviors>
-          <w:behavior w:val="content"/>
-        </w:behaviors>
-        <w:guid w:val="{EE6480C3-298E-46F4-961C-9DFAFA1A6211}"/>
-      </w:docPartPr>
-      <w:docPartBody>
-        <w:p>
-          <w:pPr>
-            <w:pStyle w:val="3DA281722B2D421BAAB5F481FEF3A94A"/>
-          </w:pPr>
-          <w:r>
-            <w:rPr>
-              <w:rStyle w:val="PlaceholderText"/>
-            </w:rPr>
-            <w:t>Click or tap here to enter text.</w:t>
-          </w:r>
-        </w:p>
-      </w:docPartBody>
-    </w:docPart>
-    <w:docPart>
-      <w:docPartPr>
-        <w:name w:val="60DF775C9DB9498CBF16C9016D12D869"/>
-        <w:category>
-          <w:name w:val="General"/>
-          <w:gallery w:val="placeholder"/>
-        </w:category>
-        <w:types>
-          <w:type w:val="bbPlcHdr"/>
-        </w:types>
-        <w:behaviors>
-          <w:behavior w:val="content"/>
-        </w:behaviors>
-        <w:guid w:val="{F12DD2E1-E855-4D1C-A0E1-0C65C6F36544}"/>
-      </w:docPartPr>
-      <w:docPartBody>
-        <w:p>
-          <w:pPr>
-            <w:pStyle w:val="60DF775C9DB9498CBF16C9016D12D869"/>
-          </w:pPr>
-          <w:r>
-            <w:rPr>
-              <w:rStyle w:val="PlaceholderText"/>
-            </w:rPr>
-            <w:t>Click here to enter text.</w:t>
-          </w:r>
-        </w:p>
-      </w:docPartBody>
-    </w:docPart>
-    <w:docPart>
-      <w:docPartPr>
-        <w:name w:val="D6204E6720F44A199DE256409D1A9028"/>
-        <w:category>
-          <w:name w:val="General"/>
-          <w:gallery w:val="placeholder"/>
-        </w:category>
-        <w:types>
-          <w:type w:val="bbPlcHdr"/>
-        </w:types>
-        <w:behaviors>
-          <w:behavior w:val="content"/>
-        </w:behaviors>
-        <w:guid w:val="{30005578-FE32-4898-A34B-7E6D68D9FFEB}"/>
-      </w:docPartPr>
-      <w:docPartBody>
-        <w:p>
-          <w:pPr>
-            <w:pStyle w:val="D6204E6720F44A199DE256409D1A9028"/>
-          </w:pPr>
-          <w:r>
-            <w:rPr>
-              <w:rStyle w:val="PlaceholderText"/>
-            </w:rPr>
-            <w:t>Click or tap here to enter text.</w:t>
-          </w:r>
-        </w:p>
-      </w:docPartBody>
-    </w:docPart>
-    <w:docPart>
-      <w:docPartPr>
-        <w:name w:val="1FBC201A7B774392B0F5729EFA4322DC"/>
-        <w:category>
-          <w:name w:val="General"/>
-          <w:gallery w:val="placeholder"/>
-        </w:category>
-        <w:types>
-          <w:type w:val="bbPlcHdr"/>
-        </w:types>
-        <w:behaviors>
-          <w:behavior w:val="content"/>
-        </w:behaviors>
-        <w:guid w:val="{5CA387AF-A76A-40D4-832E-9333997CC9A3}"/>
-      </w:docPartPr>
-      <w:docPartBody>
-        <w:p>
-          <w:pPr>
-            <w:pStyle w:val="1FBC201A7B774392B0F5729EFA4322DC"/>
-          </w:pPr>
-          <w:r>
-            <w:rPr>
-              <w:rStyle w:val="PlaceholderText"/>
-            </w:rPr>
-            <w:t>Click or tap here to enter text.</w:t>
-          </w:r>
-        </w:p>
-      </w:docPartBody>
-    </w:docPart>
-    <w:docPart>
-      <w:docPartPr>
-        <w:name w:val="976365F18AF44D9D95B0086103816739"/>
-        <w:category>
-          <w:name w:val="General"/>
-          <w:gallery w:val="placeholder"/>
-        </w:category>
-        <w:types>
-          <w:type w:val="bbPlcHdr"/>
-        </w:types>
-        <w:behaviors>
-          <w:behavior w:val="content"/>
-        </w:behaviors>
-        <w:guid w:val="{71B38D2F-1494-4C85-822E-A23206ED5A10}"/>
-      </w:docPartPr>
-      <w:docPartBody>
-        <w:p>
-          <w:pPr>
-            <w:pStyle w:val="976365F18AF44D9D95B0086103816739"/>
-          </w:pPr>
-          <w:r>
-            <w:rPr>
-              <w:rStyle w:val="PlaceholderText"/>
-            </w:rPr>
-            <w:t>Click or tap here to enter text.</w:t>
-          </w:r>
-        </w:p>
-      </w:docPartBody>
-    </w:docPart>
-    <w:docPart>
-      <w:docPartPr>
         <w:name w:val="5556F837F7DC48A4A3304BE7CEB52FBD"/>
         <w:category>
           <w:name w:val="General"/>
@@ -4900,35 +4733,6 @@
         <w:p>
           <w:pPr>
             <w:pStyle w:val="67EB4ACD3855486A89ACF09215B856F5"/>
-          </w:pPr>
-          <w:r>
-            <w:rPr>
-              <w:rStyle w:val="PlaceholderText"/>
-            </w:rPr>
-            <w:t>Click or tap here to enter text.</w:t>
-          </w:r>
-        </w:p>
-      </w:docPartBody>
-    </w:docPart>
-    <w:docPart>
-      <w:docPartPr>
-        <w:name w:val="0DFE205F07344CDE8B7DE04F8418A41F"/>
-        <w:category>
-          <w:name w:val="General"/>
-          <w:gallery w:val="placeholder"/>
-        </w:category>
-        <w:types>
-          <w:type w:val="bbPlcHdr"/>
-        </w:types>
-        <w:behaviors>
-          <w:behavior w:val="content"/>
-        </w:behaviors>
-        <w:guid w:val="{1D0CB245-D21B-4F5B-9C2D-A888654E3D6E}"/>
-      </w:docPartPr>
-      <w:docPartBody>
-        <w:p>
-          <w:pPr>
-            <w:pStyle w:val="0DFE205F07344CDE8B7DE04F8418A41F"/>
           </w:pPr>
           <w:r>
             <w:rPr>
@@ -5138,6 +4942,7 @@
     <w:rsid w:val="00090E10"/>
     <w:rsid w:val="000A76FF"/>
     <w:rsid w:val="000B0428"/>
+    <w:rsid w:val="000F0B64"/>
     <w:rsid w:val="000F4AFD"/>
     <w:rsid w:val="00140433"/>
     <w:rsid w:val="002657F2"/>
@@ -5155,6 +4960,7 @@
     <w:rsid w:val="00905144"/>
     <w:rsid w:val="00934481"/>
     <w:rsid w:val="00A83744"/>
+    <w:rsid w:val="00B44593"/>
     <w:rsid w:val="00B67334"/>
     <w:rsid w:val="00B708D6"/>
     <w:rsid w:val="00BA5D0F"/>
@@ -5621,7 +5427,7 @@
     <w:basedOn w:val="DefaultParagraphFont"/>
     <w:uiPriority w:val="99"/>
     <w:semiHidden/>
-    <w:rsid w:val="002657F2"/>
+    <w:rsid w:val="00B44593"/>
     <w:rPr>
       <w:color w:val="808080"/>
     </w:rPr>
@@ -5725,6 +5531,38 @@
   <w:style w:type="paragraph" w:customStyle="1" w:styleId="9356E4569D544DCAB55BFED5F810B3B6">
     <w:name w:val="9356E4569D544DCAB55BFED5F810B3B6"/>
     <w:rsid w:val="002657F2"/>
+  </w:style>
+  <w:style w:type="paragraph" w:customStyle="1" w:styleId="080344AE00734BF990F770AEFDA4BC67">
+    <w:name w:val="080344AE00734BF990F770AEFDA4BC67"/>
+    <w:rsid w:val="00B44593"/>
+  </w:style>
+  <w:style w:type="paragraph" w:customStyle="1" w:styleId="73405A54DB544FF4956F72B6C4764CBB">
+    <w:name w:val="73405A54DB544FF4956F72B6C4764CBB"/>
+    <w:rsid w:val="00B44593"/>
+  </w:style>
+  <w:style w:type="paragraph" w:customStyle="1" w:styleId="B6D36B23800A441DA2C3EAF9FD920D32">
+    <w:name w:val="B6D36B23800A441DA2C3EAF9FD920D32"/>
+    <w:rsid w:val="00B44593"/>
+  </w:style>
+  <w:style w:type="paragraph" w:customStyle="1" w:styleId="C4CCD7FF8FA84CB3965B87C18F1DDF95">
+    <w:name w:val="C4CCD7FF8FA84CB3965B87C18F1DDF95"/>
+    <w:rsid w:val="00B44593"/>
+  </w:style>
+  <w:style w:type="paragraph" w:customStyle="1" w:styleId="23A2B5C1FE484485B5B6A20EDDF0190C">
+    <w:name w:val="23A2B5C1FE484485B5B6A20EDDF0190C"/>
+    <w:rsid w:val="00B44593"/>
+  </w:style>
+  <w:style w:type="paragraph" w:customStyle="1" w:styleId="C8DC9E587D84407A9BB4C7BC25530F96">
+    <w:name w:val="C8DC9E587D84407A9BB4C7BC25530F96"/>
+    <w:rsid w:val="00B44593"/>
+  </w:style>
+  <w:style w:type="paragraph" w:customStyle="1" w:styleId="C413D40A727B406B8EEA5005BEB9FAE9">
+    <w:name w:val="C413D40A727B406B8EEA5005BEB9FAE9"/>
+    <w:rsid w:val="00B44593"/>
+  </w:style>
+  <w:style w:type="paragraph" w:customStyle="1" w:styleId="6EFA0E0BF5444EF2A7148577CF28DC7E">
+    <w:name w:val="6EFA0E0BF5444EF2A7148577CF28DC7E"/>
+    <w:rsid w:val="00B44593"/>
   </w:style>
 </w:styles>
 </file>
@@ -6059,8 +5897,11 @@
   <wetp:taskpane dockstate="right" visibility="0" width="350" row="2">
     <wetp:webextensionref xmlns:r="http://schemas.openxmlformats.org/officeDocument/2006/relationships" r:id="rId2"/>
   </wetp:taskpane>
-  <wetp:taskpane dockstate="right" visibility="0" width="350" row="0">
+  <wetp:taskpane dockstate="right" visibility="0" width="350" row="3">
     <wetp:webextensionref xmlns:r="http://schemas.openxmlformats.org/officeDocument/2006/relationships" r:id="rId3"/>
+  </wetp:taskpane>
+  <wetp:taskpane dockstate="right" visibility="0" width="350" row="2">
+    <wetp:webextensionref xmlns:r="http://schemas.openxmlformats.org/officeDocument/2006/relationships" r:id="rId4"/>
   </wetp:taskpane>
 </wetp:taskpanes>
 </file>
@@ -6103,808 +5944,818 @@
 </we:webextension>
 </file>
 
-<file path=customXml/item1.xml><?xml version="1.0" encoding="utf-8"?>
+<file path=word/webextensions/webextension4.xml><?xml version="1.0" encoding="utf-8"?>
+<we:webextension xmlns:we="http://schemas.microsoft.com/office/webextensions/webextension/2010/11" id="{8A0BFF7F-2A08-4E44-93C8-BC433EE4FE83}">
+  <we:reference id="WA200010725" version="1.0.0.1" store="Omex" storeType="OMEX"/>
+  <we:alternateReferences>
+    <we:reference id="WA200010725" version="1.0.0.1" store="WA200010725" storeType="OMEX"/>
+  </we:alternateReferences>
+  <we:properties>
+    <we:property name="claude.fileId" value="&quot;6333191d-6e80-4430-9d07-f3814ceee306&quot;"/>
+  </we:properties>
+  <we:bindings/>
+  <we:snapshot xmlns:r="http://schemas.openxmlformats.org/officeDocument/2006/relationships"/>
+</we:webextension>
+</file>
+
+<file path=customXml/item1.xml>��< ? x m l   v e r s i o n = " 1 . 0 "   e n c o d i n g = " u t f - 1 6 " ? > < N a v W o r d R e p o r t X m l P a r t   x m l n s = " u r n : m i c r o s o f t - d y n a m i c s - b u s i n e s s c e n t r a l / i n t e r n a l / e x t e n d e d / r e p o r t s / S t a n d a r d _ S a l e s _ P r o _ F o r m a _ I n v / 1 3 0 2 / " > + 
+     < B C R e p o r t I n f o r m a t i o n > + 
+         < R e p o r t M e t a d a t a > + 
+             < E x t e n s i o n I d > E x t e n s i o n   I D < / E x t e n s i o n I d > + 
+             < E x t e n s i o n N a m e > E x t e n s i o n   N a m e < / E x t e n s i o n N a m e > + 
+             < E x t e n s i o n P u b l i s h e r > E x t e n s i o n   P u b l i s h e r < / E x t e n s i o n P u b l i s h e r > + 
+             < E x t e n s i o n V e r s i o n > E x t e n s i o n   V e r s i o n < / E x t e n s i o n V e r s i o n > + 
+             < R e p o r t I d > R e p o r t   I D < / R e p o r t I d > + 
+             < R e p o r t N a m e > R e p o r t   N a m e < / R e p o r t N a m e > + 
+             < R e p o r t C a p t i o n > R e p o r t   C a p t i o n < / R e p o r t C a p t i o n > + 
+             < A b o u t T h i s R e p o r t T i t l e > A b o u t   T h i s   R e p o r t   T i t l e < / A b o u t T h i s R e p o r t T i t l e > + 
+             < A b o u t T h i s R e p o r t T e x t > A b o u t   T h i s   R e p o r t   T e x t < / A b o u t T h i s R e p o r t T e x t > + 
+             < R e p o r t H e l p L i n k > R e p o r t   H e l p   L i n k < / R e p o r t H e l p L i n k > + 
+         < / R e p o r t M e t a d a t a > + 
+         < R e p o r t R e q u e s t > + 
+             < T e n a n t E n t r a I d > T e n a n t   E n t r a   I d < / T e n a n t E n t r a I d > + 
+             < E n v i r o n m e n t N a m e > E n v i r o n m e n t   N a m e < / E n v i r o n m e n t N a m e > + 
+             < E n v i r o n m e n t T y p e > E n v i r o n m e n t   T y p e < / E n v i r o n m e n t T y p e > + 
+             < C o m p a n y N a m e > C o m p a n y   N a m e < / C o m p a n y N a m e > + 
+             < C o m p a n y D i s p l a y N a m e > C o m p a n y   D i s p l a y   N a m e < / C o m p a n y D i s p l a y N a m e > + 
+             < C o m p a n y I d > C o m p a n y   I D < / C o m p a n y I d > + 
+             < U s e r N a m e > U s e r   N a m e < / U s e r N a m e > + 
+             < D a t e A n d T i m e > D a t e   a n d   T i m e < / D a t e A n d T i m e > + 
+             < L a n g u a g e > L a n g u a g e < / L a n g u a g e > + 
+             < F o r m a t R e g i o n > F o r m a t   R e g i o n < / F o r m a t R e g i o n > + 
+             < D a t e T i m e V a l u e s > + 
+                 < Y e a r > Y e a r < / Y e a r > + 
+                 < M o n t h N u m b e r > M o n t h   N u m b e r < / M o n t h N u m b e r > + 
+                 < D a y N u m b e r > D a y   N u m b e r < / D a y N u m b e r > + 
+                 < H o u r > H o u r < / H o u r > + 
+                 < M i n u t e > M i n u t e < / M i n u t e > + 
+             < / D a t e T i m e V a l u e s > + 
+         < / R e p o r t R e q u e s t > + 
+         < C o m p a n y M e t a d a t a > + 
+             < C o m p a n y N a m e > C o m p a n y   N a m e < / C o m p a n y N a m e > + 
+             < C o m p a n y D i s p l a y N a m e > C o m p a n y   D i s p l a y   N a m e < / C o m p a n y D i s p l a y N a m e > + 
+             < C o m p a n y A d d r e s s L i n e s > + 
+                 < C o m p a n y A d d r e s s L i n e 1 > C o m p a n y   A d d r e s s   L i n e   1 < / C o m p a n y A d d r e s s L i n e 1 > + 
+                 < C o m p a n y A d d r e s s L i n e 2 > C o m p a n y   A d d r e s s   L i n e   2 < / C o m p a n y A d d r e s s L i n e 2 > + 
+                 < C o m p a n y A d d r e s s L i n e 3 > C o m p a n y   A d d r e s s   L i n e   3 < / C o m p a n y A d d r e s s L i n e 3 > + 
+                 < C o m p a n y A d d r e s s L i n e 4 > C o m p a n y   A d d r e s s   L i n e   4 < / C o m p a n y A d d r e s s L i n e 4 > + 
+                 < C o m p a n y A d d r e s s L i n e 5 > C o m p a n y   A d d r e s s   L i n e   5 < / C o m p a n y A d d r e s s L i n e 5 > + 
+                 < C o m p a n y A d d r e s s L i n e 6 > C o m p a n y   A d d r e s s   L i n e   6 < / C o m p a n y A d d r e s s L i n e 6 > + 
+                 < C o m p a n y A d d r e s s L i n e 7 > C o m p a n y   A d d r e s s   L i n e   7 < / C o m p a n y A d d r e s s L i n e 7 > + 
+                 < C o m p a n y A d d r e s s L i n e 8 > C o m p a n y   A d d r e s s   L i n e   8 < / C o m p a n y A d d r e s s L i n e 8 > + 
+             < / C o m p a n y A d d r e s s L i n e s > + 
+             < C o m p a n y P h o n e > C o m p a n y   P h o n e < / C o m p a n y P h o n e > + 
+             < C o m p a n y P h o n e C a p t i o n > C o m p a n y   P h o n e   C a p t i o n < / C o m p a n y P h o n e C a p t i o n > + 
+             < C o m p a n y F a x N o > C o m p a n y   F a x   N o . < / C o m p a n y F a x N o > + 
+             < C o m p a n y F a x N o C a p t i o n > C o m p a n y   F a x   N o .   C a p t i o n < / C o m p a n y F a x N o C a p t i o n > + 
+             < C o m p a n y E m a i l > C o m p a n y   E m a i l < / C o m p a n y E m a i l > + 
+             < C o m p a n y E m a i l C a p t i o n > C o m p a n y   E m a i l   C a p t i o n < / C o m p a n y E m a i l C a p t i o n > + 
+             < C o m p a n y H o m e P a g e > C o m p a n y   H o m e   P a g e < / C o m p a n y H o m e P a g e > + 
+             < C o m p a n y H o m e P a g e C a p t i o n > C o m p a n y   H o m e   P a g e   C a p t i o n < / C o m p a n y H o m e P a g e C a p t i o n > + 
+             < C o m p a n y L o g o > C o m p a n y   L o g o < / C o m p a n y L o g o > + 
+             < C o m p a n y V A T R e g i s t r a t i o n N o > C o m p a n y   V A T   R e g i s t r a t i o n   N o . < / C o m p a n y V A T R e g i s t r a t i o n N o > + 
+             < C o m p a n y V A T R e g i s t r a t i o n N o C a p t i o n > C o m p a n y   V A T   R e g i s t r a t i o n   N o .   C a p t i o n < / C o m p a n y V A T R e g i s t r a t i o n N o C a p t i o n > + 
+             < C o m p a n y R e g i s t r a t i o n N o > C o m p a n y   R e g i s t r a t i o n   N o . < / C o m p a n y R e g i s t r a t i o n N o > + 
+             < C o m p a n y R e g i s t r a t i o n N o C a p t i o n > C o m p a n y   R e g i s t r a t i o n   N o .   C a p t i o n < / C o m p a n y R e g i s t r a t i o n N o C a p t i o n > + 
+             < C o m p a n y B a n k N a m e > C o m p a n y   B a n k   N a m e < / C o m p a n y B a n k N a m e > + 
+             < C o m p a n y B a n k N a m e C a p t i o n > C o m p a n y   B a n k   N a m e   C a p t i o n < / C o m p a n y B a n k N a m e C a p t i o n > + 
+             < C o m p a n y B a n k A c c o u n t N o > C o m p a n y   B a n k   A c c o u n t   N o . < / C o m p a n y B a n k A c c o u n t N o > + 
+             < C o m p a n y B a n k A c c o u n t N o C a p t i o n > C o m p a n y   B a n k   A c c o u n t   N o .   C a p t i o n < / C o m p a n y B a n k A c c o u n t N o C a p t i o n > + 
+             < C o m p a n y B a n k B r a n c h N o > C o m p a n y   B a n k   B r a n c h   N o . < / C o m p a n y B a n k B r a n c h N o > + 
+             < C o m p a n y B a n k B r a n c h N o C a p t i o n > C o m p a n y   B a n k   B r a n c h   N o .   C a p t i o n < / C o m p a n y B a n k B r a n c h N o C a p t i o n > + 
+             < C o m p a n y I B A N > C o m p a n y   I B A N < / C o m p a n y I B A N > + 
+             < C o m p a n y I B A N C a p t i o n > C o m p a n y   I B A N   C a p t i o n < / C o m p a n y I B A N C a p t i o n > + 
+             < C o m p a n y B a n k S W I F T > C o m p a n y   B a n k   S W I F T < / C o m p a n y B a n k S W I F T > + 
+             < C o m p a n y B a n k S W I F T C a p t i o n > C o m p a n y   B a n k   S W I F T   C a p t i o n < / C o m p a n y B a n k S W I F T C a p t i o n > + 
+             < C o m p a n y G i r o N o > C o m p a n y   G i r o   N o . < / C o m p a n y G i r o N o > + 
+             < C o m p a n y G i r o N o C a p t i o n > C o m p a n y   G i r o   N o .   C a p t i o n < / C o m p a n y G i r o N o C a p t i o n > + 
+         < / C o m p a n y M e t a d a t a > + 
+     < / B C R e p o r t I n f o r m a t i o n > + 
+     < T o o l t i p s > + 
+         < T o o l t i p   c o l u m n = " C o m p a n y P i c t u r e "   E l e m e n t I d = " 1 3 9 7 4 1 1 0 7 4 " > + 
+             < T o o l t i p T e x t   l a n g = " e n - U S " > S p e c i f i e s   t h e   p i c t u r e   t h a t   h a s   b e e n   s e t   u p   f o r   t h e   c o m p a n y ,   s u c h   a s   a   c o m p a n y   l o g o . < / T o o l t i p T e x t > + 
+         < / T o o l t i p > + 
+         < T o o l t i p   c o l u m n = " C o m p a n y E M a i l "   E l e m e n t I d = " 1 6 7 7 0 7 4 0 5 8 " > + 
+             < T o o l t i p T e x t   l a n g = " e n - U S " > S p e c i f i e s   t h e   c o m p a n y ' s   e m a i l   a d d r e s s . < / T o o l t i p T e x t > + 
+         < / T o o l t i p > + 
+         < T o o l t i p   c o l u m n = " C o m p a n y H o m e P a g e "   E l e m e n t I d = " 1 9 8 9 1 8 8 7 0 " > + 
+             < T o o l t i p T e x t   l a n g = " e n - U S " > S p e c i f i e s   y o u r   c o m p a n y ' s   w e b   s i t e . < / T o o l t i p T e x t > + 
+         < / T o o l t i p > + 
+         < T o o l t i p   c o l u m n = " C o m p a n y P h o n e N o "   E l e m e n t I d = " 2 5 0 4 4 0 6 5 5 " > + 
+             < T o o l t i p T e x t   l a n g = " e n - U S " > S p e c i f i e s   t h e   c o m p a n y ' s   t e l e p h o n e   n u m b e r . < / T o o l t i p T e x t > + 
+         < / T o o l t i p > + 
+         < T o o l t i p   c o l u m n = " S e l l T o C o n t a c t P h o n e N o "   E l e m e n t I d = " 1 6 1 3 8 2 2 4 8 3 " > + 
+             < T o o l t i p T e x t   l a n g = " e n - U S " > S p e c i f i e s   t h e   c o n t a c t ' s   p h o n e   n u m b e r . < / T o o l t i p T e x t > + 
+         < / T o o l t i p > + 
+         < T o o l t i p   c o l u m n = " S e l l T o C o n t a c t M o b i l e P h o n e N o "   E l e m e n t I d = " 1 8 4 3 5 8 7 4 7 " > + 
+             < T o o l t i p T e x t   l a n g = " e n - U S " > S p e c i f i e s   t h e   c o n t a c t ' s   m o b i l e   t e l e p h o n e   n u m b e r . < / T o o l t i p T e x t > + 
+         < / T o o l t i p > + 
+         < T o o l t i p   c o l u m n = " S e l l T o C o n t a c t E m a i l "   E l e m e n t I d = " 2 6 2 8 2 4 5 6 4 " > + 
+             < T o o l t i p T e x t   l a n g = " e n - U S " > S p e c i f i e s   t h e   e m a i l   a d d r e s s   o f   t h e   c o n t a c t . < / T o o l t i p T e x t > + 
+         < / T o o l t i p > + 
+         < T o o l t i p   c o l u m n = " B i l l T o C o n t a c t P h o n e N o "   E l e m e n t I d = " 3 6 2 4 7 7 4 8 8 " > + 
+             < T o o l t i p T e x t   l a n g = " e n - U S " > S p e c i f i e s   t h e   c o n t a c t ' s   p h o n e   n u m b e r . < / T o o l t i p T e x t > + 
+         < / T o o l t i p > + 
+         < T o o l t i p   c o l u m n = " B i l l T o C o n t a c t M o b i l e P h o n e N o "   E l e m e n t I d = " 2 4 8 4 8 8 6 9 6 " > + 
+             < T o o l t i p T e x t   l a n g = " e n - U S " > S p e c i f i e s   t h e   c o n t a c t ' s   m o b i l e   t e l e p h o n e   n u m b e r . < / T o o l t i p T e x t > + 
+         < / T o o l t i p > + 
+         < T o o l t i p   c o l u m n = " B i l l T o C o n t a c t E m a i l "   E l e m e n t I d = " 3 3 5 8 2 7 8 9 5 " > + 
+             < T o o l t i p T e x t   l a n g = " e n - U S " > S p e c i f i e s   t h e   e m a i l   a d d r e s s   o f   t h e   c o n t a c t . < / T o o l t i p T e x t > + 
+         < / T o o l t i p > + 
+         < T o o l t i p   c o l u m n = " Y o u r R e f e r e n c e "   E l e m e n t I d = " 1 1 0 3 9 9 5 1 " > + 
+             < T o o l t i p T e x t   l a n g = " e n - U S " > S p e c i f i e s   t h e   c u s t o m e r ' s   r e f e r e n c e .   T h e   c o n t e n t   w i l l   b e   p r i n t e d   o n   s a l e s   d o c u m e n t s . < / T o o l t i p T e x t > + 
+         < / T o o l t i p > + 
+         < T o o l t i p   c o l u m n = " E x t e r n a l D o c u m e n t N o "   E l e m e n t I d = " 7 3 3 9 5 3 9 6 6 " > + 
+             < T o o l t i p T e x t   l a n g = " e n - U S " > S p e c i f i e s   a   d o c u m e n t   n u m b e r   t h a t   r e f e r s   t o   t h e   c u s t o m e r ' s   o r   v e n d o r ' s   n u m b e r i n g   s y s t e m . < / T o o l t i p T e x t > + 
+         < / T o o l t i p > + 
+         < T o o l t i p   c o l u m n = " D o c u m e n t N o "   E l e m e n t I d = " 9 7 0 3 5 0 5 3 9 " > + 
+             < T o o l t i p T e x t   l a n g = " e n - U S " > S p e c i f i e s   a   u n i q u e   n u m b e r   t h a t   i d e n t i f i e s   t h e   s a l e s   d o c u m e n t .   T h e   n u m b e r   c a n   b e   g e n e r a t e d   a u t o m a t i c a l l y   f r o m   a   n u m b e r   s e r i e s ,   o r   y o u   c a n   n u m b e r   e a c h   o f   t h e m   m a n u a l l y . < / T o o l t i p T e x t > + 
+         < / T o o l t i p > + 
+         < T o o l t i p   c o l u m n = " I t e m D e s c r i p t i o n "   E l e m e n t I d = " 1 9 6 5 3 9 3 7 9 0 " > + 
+             < T o o l t i p T e x t   l a n g = " e n - U S " > S p e c i f i e s   a   d e s c r i p t i o n   o f   t h e   e n t r y   o f   t h e   p r o d u c t   t o   b e   s o l d .   T o   a d d   a   n o n - t r a n s a c t i o n a l   t e x t   l i n e ,   f i l l   i n   t h e   D e s c r i p t i o n   f i e l d   o n l y . < / T o o l t i p T e x t > + 
+         < / T o o l t i p > + 
+         < T o o l t i p   c o l u m n = " C o u n t r y O f M a n u f a c t u r i n g "   E l e m e n t I d = " 9 6 7 5 1 0 9 9 6 " > + 
+             < T o o l t i p T e x t   l a n g = " e n - U S " > S p e c i f i e s   a   c o d e   f o r   t h e   c o u n t r y / r e g i o n   w h e r e   t h e   i t e m   w a s   p r o d u c e d   o r   p r o c e s s e d . < / T o o l t i p T e x t > + 
+         < / T o o l t i p > + 
+         < T o o l t i p   c o l u m n = " T a r i f f "   E l e m e n t I d = " 1 6 1 7 3 6 3 7 2 3 " > + 
+             < T o o l t i p T e x t   l a n g = " e n - U S " > S p e c i f i e s   a   c o d e   f o r   t h e   i t e m ' s   t a r i f f   n u m b e r . < / T o o l t i p T e x t > + 
+         < / T o o l t i p > + 
+         < T o o l t i p   c o l u m n = " Q u a n t i t y "   E l e m e n t I d = " 5 5 6 9 2 0 8 8 6 " > + 
+             < T o o l t i p T e x t   l a n g = " e n - U S " > S p e c i f i e s   t h e   q u a n t i t y   t h a t   r e m a i n s   t o   b e   i n v o i c e d .   I t   i s   c a l c u l a t e d   a s   Q u a n t i t y   -   Q t y .   I n v o i c e d . < / T o o l t i p T e x t > + 
+         < / T o o l t i p > + 
+         < T o o l t i p   c o l u m n = " N e t W e i g h t "   E l e m e n t I d = " 1 8 1 6 3 8 9 3 4 2 " > + 
+             < T o o l t i p T e x t   l a n g = " e n - U S " > S p e c i f i e s   t h e   n e t   w e i g h t   o f   o n e   u n i t   o f   t h e   i t e m .   I n   t h e   s a l e s   s t a t i s t i c s   w i n d o w ,   t h e   n e t   w e i g h t   o n   t h e   l i n e   i s   i n c l u d e d   i n   t h e   t o t a l   n e t   w e i g h t   o f   a l l   t h e   l i n e s   f o r   t h e   p a r t i c u l a r   s a l e s   d o c u m e n t . < / T o o l t i p T e x t > + 
+         < / T o o l t i p > + 
+     < / T o o l t i p s > + 
+     < H e a d e r   E l e m e n t T y p e = " D a t a I t e m "   E l e m e n t I d = " 1 2 4 0 3 7 3 8 8 6 " > + 
+         < A m o u n t L b l   E l e m e n t T y p e = " C o l u m n "   E l e m e n t I d = " 9 0 1 6 2 1 0 3 7 "   D a t a T y p e = " S t r i n g " > A m o u n t L b l < / A m o u n t L b l > + 
+         < B i l l T o C o n t a c t E m a i l   E l e m e n t T y p e = " C o l u m n "   E l e m e n t I d = " 3 3 5 8 2 7 8 9 5 "   D a t a T y p e = " T e x t " > B i l l T o C o n t a c t E m a i l < / B i l l T o C o n t a c t E m a i l > + 
+         < B i l l T o C o n t a c t E m a i l L b l   E l e m e n t T y p e = " C o l u m n "   E l e m e n t I d = " 2 9 6 4 7 8 3 6 5 "   D a t a T y p e = " L a b e l " > B i l l T o C o n t a c t E m a i l L b l < / B i l l T o C o n t a c t E m a i l L b l > + 
+         < B i l l T o C o n t a c t M o b i l e P h o n e N o   E l e m e n t T y p e = " C o l u m n "   E l e m e n t I d = " 2 4 8 4 8 8 6 9 6 "   D a t a T y p e = " T e x t " > B i l l T o C o n t a c t M o b i l e P h o n e N o < / B i l l T o C o n t a c t M o b i l e P h o n e N o > + 
+         < B i l l T o C o n t a c t M o b i l e P h o n e N o L b l   E l e m e n t T y p e = " C o l u m n "   E l e m e n t I d = " 2 7 6 3 1 1 3 3 8 "   D a t a T y p e = " L a b e l " > B i l l T o C o n t a c t M o b i l e P h o n e N o L b l < / B i l l T o C o n t a c t M o b i l e P h o n e N o L b l > + 
+         < B i l l T o C o n t a c t P h o n e N o   E l e m e n t T y p e = " C o l u m n "   E l e m e n t I d = " 3 6 2 4 7 7 4 8 8 "   D a t a T y p e = " T e x t " > B i l l T o C o n t a c t P h o n e N o < / B i l l T o C o n t a c t P h o n e N o > + 
+         < B i l l T o C o n t a c t P h o n e N o L b l   E l e m e n t T y p e = " C o l u m n "   E l e m e n t I d = " 2 1 2 3 3 4 5 9 6 6 "   D a t a T y p e = " L a b e l " > B i l l T o C o n t a c t P h o n e N o L b l < / B i l l T o C o n t a c t P h o n e N o L b l > + 
+         < C o m p a n y A d d r e s s 1   E l e m e n t T y p e = " C o l u m n "   E l e m e n t I d = " 1 8 8 4 1 6 4 3 2 3 "   D a t a T y p e = " T e x t " > C o m p a n y A d d r e s s 1 < / C o m p a n y A d d r e s s 1 > + 
+         < C o m p a n y A d d r e s s 2   E l e m e n t T y p e = " C o l u m n "   E l e m e n t I d = " 1 2 4 6 4 6 7 7 0 6 "   D a t a T y p e = " T e x t " > C o m p a n y A d d r e s s 2 < / C o m p a n y A d d r e s s 2 > + 
+         < C o m p a n y A d d r e s s 3   E l e m e n t T y p e = " C o l u m n "   E l e m e n t I d = " 6 0 8 7 7 1 0 8 9 "   D a t a T y p e = " T e x t " > C o m p a n y A d d r e s s 3 < / C o m p a n y A d d r e s s 3 > + 
+         < C o m p a n y A d d r e s s 4   E l e m e n t T y p e = " C o l u m n "   E l e m e n t I d = " 7 7 7 6 8 0 1 1 2 "   D a t a T y p e = " T e x t " > C o m p a n y A d d r e s s 4 < / C o m p a n y A d d r e s s 4 > + 
+         < C o m p a n y A d d r e s s 5   E l e m e n t T y p e = " C o l u m n "   E l e m e n t I d = " 1 3 9 9 8 3 4 9 5 "   D a t a T y p e = " T e x t " > C o m p a n y A d d r e s s 5 < / C o m p a n y A d d r e s s 5 > + 
+         < C o m p a n y A d d r e s s 6   E l e m e n t T y p e = " C o l u m n "   E l e m e n t I d = " 4 9 7 7 1 3 1 2 2 "   D a t a T y p e = " T e x t " > C o m p a n y A d d r e s s 6 < / C o m p a n y A d d r e s s 6 > + 
+         < C o m p a n y A d d r e s s 7   E l e m e n t T y p e = " C o l u m n "   E l e m e n t I d = " 1 1 3 5 4 0 9 7 3 9 "   D a t a T y p e = " T e x t " > C o m p a n y A d d r e s s 7 < / C o m p a n y A d d r e s s 7 > + 
+         < C o m p a n y A d d r e s s 8   E l e m e n t T y p e = " C o l u m n "   E l e m e n t I d = " 1 7 1 5 2 5 5 3 0 0 "   D a t a T y p e = " T e x t " > C o m p a n y A d d r e s s 8 < / C o m p a n y A d d r e s s 8 > + 
+         < C o m p a n y E M a i l   E l e m e n t T y p e = " C o l u m n "   E l e m e n t I d = " 1 6 7 7 0 7 4 0 5 8 "   D a t a T y p e = " T e x t " > C o m p a n y E M a i l < / C o m p a n y E M a i l > + 
+         < C o m p a n y H o m e P a g e   E l e m e n t T y p e = " C o l u m n "   E l e m e n t I d = " 1 9 8 9 1 8 8 7 0 "   D a t a T y p e = " T e x t " > C o m p a n y H o m e P a g e < / C o m p a n y H o m e P a g e > + 
+         < C o m p a n y L e g a l O f f i c e   E l e m e n t T y p e = " C o l u m n "   E l e m e n t I d = " 7 1 4 2 5 8 1 1 1 "   D a t a T y p e = " T e x t " > C o m p a n y L e g a l O f f i c e < / C o m p a n y L e g a l O f f i c e > + 
+         < C o m p a n y L e g a l O f f i c e L b l   E l e m e n t T y p e = " C o l u m n "   E l e m e n t I d = " 7 0 0 0 1 4 3 6 3 "   D a t a T y p e = " T e x t " > C o m p a n y L e g a l O f f i c e L b l < / C o m p a n y L e g a l O f f i c e L b l > + 
+         < C o m p a n y P h o n e N o   E l e m e n t T y p e = " C o l u m n "   E l e m e n t I d = " 2 5 0 4 4 0 6 5 5 "   D a t a T y p e = " T e x t " > C o m p a n y P h o n e N o < / C o m p a n y P h o n e N o > + 
+         < C o m p a n y P h o n e N o L b l   E l e m e n t T y p e = " C o l u m n "   E l e m e n t I d = " 1 4 0 2 7 9 8 1 5 5 "   D a t a T y p e = " S t r i n g " > C o m p a n y P h o n e N o L b l < / C o m p a n y P h o n e N o L b l > + 
+         < C o m p a n y P i c t u r e   E l e m e n t T y p e = " C o l u m n "   E l e m e n t I d = " 1 3 9 7 4 1 1 0 7 4 "   D a t a T y p e = " B l o b " / > + 
+         < C o m p a n y V A T R e g N o   E l e m e n t T y p e = " C o l u m n "   E l e m e n t I d = " 1 7 1 4 3 1 9 3 6 "   D a t a T y p e = " T e x t " > C o m p a n y V A T R e g N o < / C o m p a n y V A T R e g N o > + 
+         < C o u n t r y O f M a n u f a c t u c t u r e L b l   E l e m e n t T y p e = " C o l u m n "   E l e m e n t I d = " 6 8 3 0 8 4 6 7 9 "   D a t a T y p e = " L a b e l " > C o u n t r y O f M a n u f a c t u c t u r e L b l < / C o u n t r y O f M a n u f a c t u c t u r e L b l > + 
+         < C u r r e n c y   E l e m e n t T y p e = " C o l u m n "   E l e m e n t I d = " 1 4 1 3 6 7 1 0 5 8 "   D a t a T y p e = " C o d e " > C u r r e n c y < / C u r r e n c y > + 
+         < C u r r e n c y L b l   E l e m e n t T y p e = " C o l u m n "   E l e m e n t I d = " 1 1 6 2 5 3 0 8 4 8 "   D a t a T y p e = " S t r i n g " > C u r r e n c y L b l < / C u r r e n c y L b l > + 
+         < C u s t o m e r A d d r e s s 1   E l e m e n t T y p e = " C o l u m n "   E l e m e n t I d = " 1 8 0 1 9 6 6 4 5 4 "   D a t a T y p e = " T e x t " > C u s t o m e r A d d r e s s 1 < / C u s t o m e r A d d r e s s 1 > + 
+         < C u s t o m e r A d d r e s s 2   E l e m e n t T y p e = " C o l u m n "   E l e m e n t I d = " 1 1 6 4 2 6 9 8 3 7 "   D a t a T y p e = " T e x t " > C u s t o m e r A d d r e s s 2 < / C u s t o m e r A d d r e s s 2 > + 
+         < C u s t o m e r A d d r e s s 3   E l e m e n t T y p e = " C o l u m n "   E l e m e n t I d = " 5 2 6 5 7 3 2 2 0 "   D a t a T y p e = " T e x t " > C u s t o m e r A d d r e s s 3 < / C u s t o m e r A d d r e s s 3 > + 
+         < C u s t o m e r A d d r e s s 4   E l e m e n t T y p e = " C o l u m n "   E l e m e n t I d = " 1 1 1 1 2 3 3 9 7 "   D a t a T y p e = " T e x t " > C u s t o m e r A d d r e s s 4 < / C u s t o m e r A d d r e s s 4 > + 
+         < C u s t o m e r A d d r e s s 5   E l e m e n t T y p e = " C o l u m n "   E l e m e n t I d = " 7 4 8 8 2 0 0 1 4 "   D a t a T y p e = " T e x t " > C u s t o m e r A d d r e s s 5 < / C u s t o m e r A d d r e s s 5 > + 
+         < C u s t o m e r A d d r e s s 6   E l e m e n t T y p e = " C o l u m n "   E l e m e n t I d = " 1 3 8 6 5 1 6 6 3 1 "   D a t a T y p e = " T e x t " > C u s t o m e r A d d r e s s 6 < / C u s t o m e r A d d r e s s 6 > + 
+         < C u s t o m e r A d d r e s s 7   E l e m e n t T y p e = " C o l u m n "   E l e m e n t I d = " 2 0 2 4 2 1 3 2 4 8 "   D a t a T y p e = " T e x t " > C u s t o m e r A d d r e s s 7 < / C u s t o m e r A d d r e s s 7 > + 
+         < C u s t o m e r A d d r e s s 8   E l e m e n t T y p e = " C o l u m n "   E l e m e n t I d = " 1 0 4 8 6 9 8 5 8 5 "   D a t a T y p e = " T e x t " > C u s t o m e r A d d r e s s 8 < / C u s t o m e r A d d r e s s 8 > + 
+         < C u s t o m e r V A T R e g i s t r a t i o n N o L b l   E l e m e n t T y p e = " C o l u m n "   E l e m e n t I d = " 1 9 3 3 3 6 8 9 6 "   D a t a T y p e = " T e x t " > C u s t o m e r V A T R e g i s t r a t i o n N o L b l < / C u s t o m e r V A T R e g i s t r a t i o n N o L b l > + 
+         < C u s t o m e r V A T R e g N o   E l e m e n t T y p e = " C o l u m n "   E l e m e n t I d = " 3 6 6 7 3 9 2 6 9 "   D a t a T y p e = " T e x t " > C u s t o m e r V A T R e g N o < / C u s t o m e r V A T R e g N o > + 
+         < D e c l a r t i o n L b l   E l e m e n t T y p e = " C o l u m n "   E l e m e n t I d = " 1 7 3 1 1 5 3 7 1 8 "   D a t a T y p e = " L a b e l " > D e c l a r t i o n L b l < / D e c l a r t i o n L b l > + 
+         < D o c u m e n t D a t e   E l e m e n t T y p e = " C o l u m n "   E l e m e n t I d = " 5 5 2 8 7 1 9 1 4 "   D a t a T y p e = " S t r i n g " > D o c u m e n t D a t e < / D o c u m e n t D a t e > + 
+         < D o c u m e n t N o   E l e m e n t T y p e = " C o l u m n "   E l e m e n t I d = " 9 7 0 3 5 0 5 3 9 "   D a t a T y p e = " C o d e " > D o c u m e n t N o < / D o c u m e n t N o > + 
+         < D o c u m e n t T i t l e L b l   E l e m e n t T y p e = " C o l u m n "   E l e m e n t I d = " 4 7 5 6 0 9 4 4 8 "   D a t a T y p e = " T e x t " > D o c u m e n t T i t l e L b l < / D o c u m e n t T i t l e L b l > + 
+         < E M a i l L b l   E l e m e n t T y p e = " C o l u m n "   E l e m e n t I d = " 9 4 8 6 9 2 2 4 5 "   D a t a T y p e = " S t r i n g " > E M a i l L b l < / E M a i l L b l > + 
+         < E x t e r n a l D o c u m e n t N o   E l e m e n t T y p e = " C o l u m n "   E l e m e n t I d = " 7 3 3 9 5 3 9 6 6 "   D a t a T y p e = " C o d e " > E x t e r n a l D o c u m e n t N o < / E x t e r n a l D o c u m e n t N o > + 
+         < E x t e r n a l D o c u m e n t N o L b l   E l e m e n t T y p e = " C o l u m n "   E l e m e n t I d = " 7 8 3 2 8 7 4 5 2 "   D a t a T y p e = " S t r i n g " > E x t e r n a l D o c u m e n t N o L b l < / E x t e r n a l D o c u m e n t N o L b l > + 
+         < H o m e P a g e L b l   E l e m e n t T y p e = " C o l u m n "   E l e m e n t I d = " 9 0 3 6 3 2 5 7 3 "   D a t a T y p e = " S t r i n g " > H o m e P a g e L b l < / H o m e P a g e L b l > + 
+         < I t e m L b l   E l e m e n t T y p e = " C o l u m n "   E l e m e n t I d = " 2 1 1 5 2 0 3 3 0 "   D a t a T y p e = " S t r i n g " > I t e m L b l < / I t e m L b l > + 
+         < N e t W e i g h t L b l   E l e m e n t T y p e = " C o l u m n "   E l e m e n t I d = " 8 0 8 0 5 9 8 5 6 "   D a t a T y p e = " S t r i n g " > N e t W e i g h t L b l < / N e t W e i g h t L b l > + 
+         < P a g e L b l   E l e m e n t T y p e = " C o l u m n "   E l e m e n t I d = " 2 7 0 2 9 6 3 3 2 "   D a t a T y p e = " L a b e l " > P a g e L b l < / P a g e L b l > + 
+         < Q u a n t i t y L b l   E l e m e n t T y p e = " C o l u m n "   E l e m e n t I d = " 2 7 2 0 7 7 8 0 "   D a t a T y p e = " S t r i n g " > Q u a n t i t y L b l < / Q u a n t i t y L b l > + 
+         < S a l e s P e r s o n L b l   E l e m e n t T y p e = " C o l u m n "   E l e m e n t I d = " 2 0 3 5 7 5 8 2 2 2 "   D a t a T y p e = " T e x t " > S a l e s P e r s o n L b l < / S a l e s P e r s o n L b l > + 
+         < S a l e s P e r s o n N a m e   E l e m e n t T y p e = " C o l u m n "   E l e m e n t I d = " 8 7 1 4 9 2 9 8 3 "   D a t a T y p e = " T e x t " > S a l e s P e r s o n N a m e < / S a l e s P e r s o n N a m e > + 
+         < S e l l T o C o n t a c t E m a i l   E l e m e n t T y p e = " C o l u m n "   E l e m e n t I d = " 2 6 2 8 2 4 5 6 4 "   D a t a T y p e = " T e x t " > S e l l T o C o n t a c t E m a i l < / S e l l T o C o n t a c t E m a i l > + 
+         < S e l l T o C o n t a c t E m a i l L b l   E l e m e n t T y p e = " C o l u m n "   E l e m e n t I d = " 3 7 0 9 2 0 3 7 4 "   D a t a T y p e = " L a b e l " > S e l l T o C o n t a c t E m a i l L b l < / S e l l T o C o n t a c t E m a i l L b l > + 
+         < S e l l T o C o n t a c t M o b i l e P h o n e N o   E l e m e n t T y p e = " C o l u m n "   E l e m e n t I d = " 1 8 4 3 5 8 7 4 7 "   D a t a T y p e = " T e x t " > S e l l T o C o n t a c t M o b i l e P h o n e N o < / S e l l T o C o n t a c t M o b i l e P h o n e N o > + 
+         < S e l l T o C o n t a c t M o b i l e P h o n e N o L b l   E l e m e n t T y p e = " C o l u m n "   E l e m e n t I d = " 1 4 5 7 5 2 8 4 1 7 "   D a t a T y p e = " L a b e l " > S e l l T o C o n t a c t M o b i l e P h o n e N o L b l < / S e l l T o C o n t a c t M o b i l e P h o n e N o L b l > + 
+         < S e l l T o C o n t a c t P h o n e N o   E l e m e n t T y p e = " C o l u m n "   E l e m e n t I d = " 1 6 1 3 8 2 2 4 8 3 "   D a t a T y p e = " T e x t " > S e l l T o C o n t a c t P h o n e N o < / S e l l T o C o n t a c t P h o n e N o > + 
+         < S e l l T o C o n t a c t P h o n e N o L b l   E l e m e n t T y p e = " C o l u m n "   E l e m e n t I d = " 1 0 5 0 6 8 6 8 0 9 "   D a t a T y p e = " L a b e l " > S e l l T o C o n t a c t P h o n e N o L b l < / S e l l T o C o n t a c t P h o n e N o L b l > + 
+         < S h i p m e n t M e t h o d D e s c r i p t i o n   E l e m e n t T y p e = " C o l u m n "   E l e m e n t I d = " 2 0 5 9 4 0 3 2 6 0 "   D a t a T y p e = " T e x t " > S h i p m e n t M e t h o d D e s c r i p t i o n < / S h i p m e n t M e t h o d D e s c r i p t i o n > + 
+         < S h i p m e n t M e t h o d D e s c r i p t i o n L b l   E l e m e n t T y p e = " C o l u m n "   E l e m e n t I d = " 1 3 1 0 7 6 9 9 4 "   D a t a T y p e = " S t r i n g " > S h i p m e n t M e t h o d D e s c r i p t i o n L b l < / S h i p m e n t M e t h o d D e s c r i p t i o n L b l > + 
+         < S h o w W o r k D e s c r i p t i o n   E l e m e n t T y p e = " C o l u m n "   E l e m e n t I d = " 7 8 5 4 6 8 8 6 5 "   D a t a T y p e = " B o o l e a n " > S h o w W o r k D e s c r i p t i o n < / S h o w W o r k D e s c r i p t i o n > + 
+         < S i g n a t u r e L b l   E l e m e n t T y p e = " C o l u m n "   E l e m e n t I d = " 9 1 0 9 5 0 3 4 7 "   D a t a T y p e = " L a b e l " > S i g n a t u r e L b l < / S i g n a t u r e L b l > + 
+         < S i g n a t u r e N a m e L b l   E l e m e n t T y p e = " C o l u m n "   E l e m e n t I d = " 1 0 2 8 2 9 0 9 4 0 "   D a t a T y p e = " L a b e l " > S i g n a t u r e N a m e L b l < / S i g n a t u r e N a m e L b l > + 
+         < S i g n a t u r e P o s i t i o n L b l   E l e m e n t T y p e = " C o l u m n "   E l e m e n t I d = " 6 0 9 3 1 5 1 8 6 "   D a t a T y p e = " L a b e l " > S i g n a t u r e P o s i t i o n L b l < / S i g n a t u r e P o s i t i o n L b l > + 
+         < T a r i f f L b l   E l e m e n t T y p e = " C o l u m n "   E l e m e n t I d = " 1 7 9 3 6 1 9 4 0 9 "   D a t a T y p e = " S t r i n g " > T a r i f f L b l < / T a r i f f L b l > + 
+         < T o t a l A m o u n t I n c l V A T L b l   E l e m e n t T y p e = " C o l u m n "   E l e m e n t I d = " 1 3 1 7 8 8 7 6 3 0 "   D a t a T y p e = " T e x t " > T o t a l A m o u n t I n c l V A T L b l < / T o t a l A m o u n t I n c l V A T L b l > + 
+         < T o t a l A m o u n t L b l   E l e m e n t T y p e = " C o l u m n "   E l e m e n t I d = " 1 2 1 0 2 0 8 3 7 7 "   D a t a T y p e = " T e x t " > T o t a l A m o u n t L b l < / T o t a l A m o u n t L b l > + 
+         < T o t a l W e i g h t L b l   E l e m e n t T y p e = " C o l u m n "   E l e m e n t I d = " 1 0 3 4 9 8 5 3 9 7 "   D a t a T y p e = " L a b e l " > T o t a l W e i g h t L b l < / T o t a l W e i g h t L b l > + 
+         < U n i t P r i c e L b l   E l e m e n t T y p e = " C o l u m n "   E l e m e n t I d = " 6 3 9 0 7 3 1 5 6 "   D a t a T y p e = " S t r i n g " > U n i t P r i c e L b l < / U n i t P r i c e L b l > + 
+         < V A T A m o u n t L b l   E l e m e n t T y p e = " C o l u m n "   E l e m e n t I d = " 1 8 4 5 5 5 8 6 7 2 "   D a t a T y p e = " T e x t " > V A T A m o u n t L b l < / V A T A m o u n t L b l > + 
+         < V A T P c t L b l   E l e m e n t T y p e = " C o l u m n "   E l e m e n t I d = " 8 8 4 3 2 7 1 8 1 "   D a t a T y p e = " S t r i n g " > V A T P c t L b l < / V A T P c t L b l > + 
+         < V A T R e g N o L b l   E l e m e n t T y p e = " C o l u m n "   E l e m e n t I d = " 1 5 8 9 8 1 5 5 5 7 "   D a t a T y p e = " T e x t " > V A T R e g N o L b l < / V A T R e g N o L b l > + 
+         < Y o u r R e f e r e n c e   E l e m e n t T y p e = " C o l u m n "   E l e m e n t I d = " 1 1 0 3 9 9 5 1 "   D a t a T y p e = " T e x t " > Y o u r R e f e r e n c e < / Y o u r R e f e r e n c e > + 
+         < Y o u r R e f e r e n c e L b l   E l e m e n t T y p e = " C o l u m n "   E l e m e n t I d = " 1 0 4 0 0 4 0 1 1 7 "   D a t a T y p e = " S t r i n g " > Y o u r R e f e r e n c e L b l < / Y o u r R e f e r e n c e L b l > + 
+         < L i n e   E l e m e n t T y p e = " D a t a I t e m "   E l e m e n t I d = " 4 1 1 9 7 6 1 3 3 " > + 
+             < C o u n t r y O f M a n u f a c t u r i n g   E l e m e n t T y p e = " C o l u m n "   E l e m e n t I d = " 9 6 7 5 1 0 9 9 6 "   D a t a T y p e = " C o d e " > C o u n t r y O f M a n u f a c t u r i n g < / C o u n t r y O f M a n u f a c t u r i n g > + 
+             < I t e m D e s c r i p t i o n   E l e m e n t T y p e = " C o l u m n "   E l e m e n t I d = " 1 9 6 5 3 9 3 7 9 0 "   D a t a T y p e = " T e x t " > I t e m D e s c r i p t i o n < / I t e m D e s c r i p t i o n > + 
+             < L i n e A m o u n t   E l e m e n t T y p e = " C o l u m n "   E l e m e n t I d = " 1 6 4 5 5 1 1 0 0 1 "   D a t a T y p e = " T e x t " > L i n e A m o u n t < / L i n e A m o u n t > + 
+             < N e t W e i g h t   E l e m e n t T y p e = " C o l u m n "   E l e m e n t I d = " 1 8 1 6 3 8 9 3 4 2 "   D a t a T y p e = " D e c i m a l " > N e t W e i g h t < / N e t W e i g h t > + 
+             < P r i c e   E l e m e n t T y p e = " C o l u m n "   E l e m e n t I d = " 1 4 8 7 8 5 5 2 6 4 "   D a t a T y p e = " T e x t " > P r i c e < / P r i c e > + 
+             < Q u a n t i t y   E l e m e n t T y p e = " C o l u m n "   E l e m e n t I d = " 5 5 6 9 2 0 8 8 6 "   D a t a T y p e = " D e c i m a l " > Q u a n t i t y < / Q u a n t i t y > + 
+             < T a r i f f   E l e m e n t T y p e = " C o l u m n "   E l e m e n t I d = " 1 6 1 7 3 6 3 7 2 3 "   D a t a T y p e = " C o d e " > T a r i f f < / T a r i f f > + 
+             < V A T A m o u n t   E l e m e n t T y p e = " C o l u m n "   E l e m e n t I d = " 7 4 4 7 0 7 5 5 4 "   D a t a T y p e = " T e x t " > V A T A m o u n t < / V A T A m o u n t > + 
+             < V A T P c t   E l e m e n t T y p e = " C o l u m n "   E l e m e n t I d = " 4 2 6 2 1 7 3 8 3 "   D a t a T y p e = " D e c i m a l " > V A T P c t < / V A T P c t > + 
+         < / L i n e > + 
+         < W o r k D e s c r i p t i o n L i n e s   E l e m e n t T y p e = " D a t a I t e m "   E l e m e n t I d = " 2 7 6 8 1 9 4 4 7 " > + 
+             < W o r k D e s c r i p t i o n L i n e   E l e m e n t T y p e = " C o l u m n "   E l e m e n t I d = " 1 9 4 7 6 2 1 6 7 6 "   D a t a T y p e = " T e x t " > W o r k D e s c r i p t i o n L i n e < / W o r k D e s c r i p t i o n L i n e > + 
+             < W o r k D e s c r i p t i o n L i n e N u m b e r   E l e m e n t T y p e = " C o l u m n "   E l e m e n t I d = " 7 9 7 3 0 7 2 2 3 "   D a t a T y p e = " I n t e g e r " > W o r k D e s c r i p t i o n L i n e N u m b e r < / W o r k D e s c r i p t i o n L i n e N u m b e r > + 
+         < / W o r k D e s c r i p t i o n L i n e s > + 
+         < T o t a l s   E l e m e n t T y p e = " D a t a I t e m "   E l e m e n t I d = " 1 8 2 3 9 5 0 0 4 4 " > + 
+             < T o t a l A m o u n t I n c l V A T   E l e m e n t T y p e = " C o l u m n "   E l e m e n t I d = " 1 4 2 2 4 2 7 9 5 2 "   D a t a T y p e = " T e x t " > T o t a l A m o u n t I n c l V A T < / T o t a l A m o u n t I n c l V A T > + 
+             < T o t a l V a l u e   E l e m e n t T y p e = " C o l u m n "   E l e m e n t I d = " 2 1 0 1 8 1 0 8 8 4 "   D a t a T y p e = " T e x t " > T o t a l V a l u e < / T o t a l V a l u e > + 
+             < T o t a l V A T A m o u n t   E l e m e n t T y p e = " C o l u m n "   E l e m e n t I d = " 1 6 2 7 1 0 2 3 2 8 "   D a t a T y p e = " T e x t " > T o t a l V A T A m o u n t < / T o t a l V A T A m o u n t > + 
+             < T o t a l W e i g h t   E l e m e n t T y p e = " C o l u m n "   E l e m e n t I d = " 2 1 4 2 2 3 7 7 4 5 "   D a t a T y p e = " D e c i m a l " > T o t a l W e i g h t < / T o t a l W e i g h t > + 
+         < / T o t a l s > + 
+     < / H e a d e r > + 
+ < / N a v W o r d R e p o r t X m l P a r t > 
+</file>
+
+<file path=customXml/item2.xml>��< ? x m l   v e r s i o n = " 1 . 0 "   e n c o d i n g = " u t f - 1 6 " ? > < N a v W o r d R e p o r t X m l P a r t   x m l n s = " u r n : m i c r o s o f t - d y n a m i c s - n a v / r e p o r t s / S t a n d a r d _ S a l e s _ P r o _ F o r m a _ I n v / 1 3 0 2 / " > + 
+     < B C R e p o r t I n f o r m a t i o n > + 
+         < R e p o r t M e t a d a t a > + 
+             < E x t e n s i o n I d > E x t e n s i o n   I D < / E x t e n s i o n I d > + 
+             < E x t e n s i o n N a m e > E x t e n s i o n   N a m e < / E x t e n s i o n N a m e > + 
+             < E x t e n s i o n P u b l i s h e r > E x t e n s i o n   P u b l i s h e r < / E x t e n s i o n P u b l i s h e r > + 
+             < E x t e n s i o n V e r s i o n > E x t e n s i o n   V e r s i o n < / E x t e n s i o n V e r s i o n > + 
+             < R e p o r t I d > R e p o r t   I D < / R e p o r t I d > + 
+             < R e p o r t N a m e > R e p o r t   N a m e < / R e p o r t N a m e > + 
+             < R e p o r t C a p t i o n > R e p o r t   C a p t i o n < / R e p o r t C a p t i o n > + 
+             < A b o u t T h i s R e p o r t T i t l e > A b o u t   T h i s   R e p o r t   T i t l e < / A b o u t T h i s R e p o r t T i t l e > + 
+             < A b o u t T h i s R e p o r t T e x t > A b o u t   T h i s   R e p o r t   T e x t < / A b o u t T h i s R e p o r t T e x t > + 
+             < R e p o r t H e l p L i n k > R e p o r t   H e l p   L i n k < / R e p o r t H e l p L i n k > + 
+         < / R e p o r t M e t a d a t a > + 
+         < R e p o r t R e q u e s t > + 
+             < T e n a n t E n t r a I d > T e n a n t   E n t r a   I d < / T e n a n t E n t r a I d > + 
+             < E n v i r o n m e n t N a m e > E n v i r o n m e n t   N a m e < / E n v i r o n m e n t N a m e > + 
+             < E n v i r o n m e n t T y p e > E n v i r o n m e n t   T y p e < / E n v i r o n m e n t T y p e > + 
+             < C o m p a n y N a m e > C o m p a n y   N a m e < / C o m p a n y N a m e > + 
+             < C o m p a n y D i s p l a y N a m e > C o m p a n y   D i s p l a y   N a m e < / C o m p a n y D i s p l a y N a m e > + 
+             < C o m p a n y I d > C o m p a n y   I D < / C o m p a n y I d > + 
+             < U s e r N a m e > U s e r   N a m e < / U s e r N a m e > + 
+             < D a t e A n d T i m e > D a t e   a n d   T i m e < / D a t e A n d T i m e > + 
+             < L a n g u a g e > L a n g u a g e < / L a n g u a g e > + 
+             < F o r m a t R e g i o n > F o r m a t   R e g i o n < / F o r m a t R e g i o n > + 
+             < D a t e T i m e V a l u e s > + 
+                 < Y e a r > Y e a r < / Y e a r > + 
+                 < M o n t h N u m b e r > M o n t h   N u m b e r < / M o n t h N u m b e r > + 
+                 < D a y N u m b e r > D a y   N u m b e r < / D a y N u m b e r > + 
+                 < H o u r > H o u r < / H o u r > + 
+                 < M i n u t e > M i n u t e < / M i n u t e > + 
+             < / D a t e T i m e V a l u e s > + 
+         < / R e p o r t R e q u e s t > + 
+         < C o m p a n y M e t a d a t a > + 
+             < C o m p a n y N a m e > C o m p a n y   N a m e < / C o m p a n y N a m e > + 
+             < C o m p a n y D i s p l a y N a m e > C o m p a n y   D i s p l a y   N a m e < / C o m p a n y D i s p l a y N a m e > + 
+             < C o m p a n y A d d r e s s L i n e s > + 
+                 < C o m p a n y A d d r e s s L i n e 1 > C o m p a n y   A d d r e s s   L i n e   1 < / C o m p a n y A d d r e s s L i n e 1 > + 
+                 < C o m p a n y A d d r e s s L i n e 2 > C o m p a n y   A d d r e s s   L i n e   2 < / C o m p a n y A d d r e s s L i n e 2 > + 
+                 < C o m p a n y A d d r e s s L i n e 3 > C o m p a n y   A d d r e s s   L i n e   3 < / C o m p a n y A d d r e s s L i n e 3 > + 
+                 < C o m p a n y A d d r e s s L i n e 4 > C o m p a n y   A d d r e s s   L i n e   4 < / C o m p a n y A d d r e s s L i n e 4 > + 
+                 < C o m p a n y A d d r e s s L i n e 5 > C o m p a n y   A d d r e s s   L i n e   5 < / C o m p a n y A d d r e s s L i n e 5 > + 
+                 < C o m p a n y A d d r e s s L i n e 6 > C o m p a n y   A d d r e s s   L i n e   6 < / C o m p a n y A d d r e s s L i n e 6 > + 
+                 < C o m p a n y A d d r e s s L i n e 7 > C o m p a n y   A d d r e s s   L i n e   7 < / C o m p a n y A d d r e s s L i n e 7 > + 
+                 < C o m p a n y A d d r e s s L i n e 8 > C o m p a n y   A d d r e s s   L i n e   8 < / C o m p a n y A d d r e s s L i n e 8 > + 
+             < / C o m p a n y A d d r e s s L i n e s > + 
+             < C o m p a n y P h o n e > C o m p a n y   P h o n e < / C o m p a n y P h o n e > + 
+             < C o m p a n y P h o n e C a p t i o n > C o m p a n y   P h o n e   C a p t i o n < / C o m p a n y P h o n e C a p t i o n > + 
+             < C o m p a n y F a x N o > C o m p a n y   F a x   N o . < / C o m p a n y F a x N o > + 
+             < C o m p a n y F a x N o C a p t i o n > C o m p a n y   F a x   N o .   C a p t i o n < / C o m p a n y F a x N o C a p t i o n > + 
+             < C o m p a n y E m a i l > C o m p a n y   E m a i l < / C o m p a n y E m a i l > + 
+             < C o m p a n y E m a i l C a p t i o n > C o m p a n y   E m a i l   C a p t i o n < / C o m p a n y E m a i l C a p t i o n > + 
+             < C o m p a n y H o m e P a g e > C o m p a n y   H o m e   P a g e < / C o m p a n y H o m e P a g e > + 
+             < C o m p a n y H o m e P a g e C a p t i o n > C o m p a n y   H o m e   P a g e   C a p t i o n < / C o m p a n y H o m e P a g e C a p t i o n > + 
+             < C o m p a n y L o g o > C o m p a n y   L o g o < / C o m p a n y L o g o > + 
+             < C o m p a n y V A T R e g i s t r a t i o n N o > C o m p a n y   V A T   R e g i s t r a t i o n   N o . < / C o m p a n y V A T R e g i s t r a t i o n N o > + 
+             < C o m p a n y V A T R e g i s t r a t i o n N o C a p t i o n > C o m p a n y   V A T   R e g i s t r a t i o n   N o .   C a p t i o n < / C o m p a n y V A T R e g i s t r a t i o n N o C a p t i o n > + 
+             < C o m p a n y R e g i s t r a t i o n N o > C o m p a n y   R e g i s t r a t i o n   N o . < / C o m p a n y R e g i s t r a t i o n N o > + 
+             < C o m p a n y R e g i s t r a t i o n N o C a p t i o n > C o m p a n y   R e g i s t r a t i o n   N o .   C a p t i o n < / C o m p a n y R e g i s t r a t i o n N o C a p t i o n > + 
+             < C o m p a n y B a n k N a m e > C o m p a n y   B a n k   N a m e < / C o m p a n y B a n k N a m e > + 
+             < C o m p a n y B a n k N a m e C a p t i o n > C o m p a n y   B a n k   N a m e   C a p t i o n < / C o m p a n y B a n k N a m e C a p t i o n > + 
+             < C o m p a n y B a n k A c c o u n t N o > C o m p a n y   B a n k   A c c o u n t   N o . < / C o m p a n y B a n k A c c o u n t N o > + 
+             < C o m p a n y B a n k A c c o u n t N o C a p t i o n > C o m p a n y   B a n k   A c c o u n t   N o .   C a p t i o n < / C o m p a n y B a n k A c c o u n t N o C a p t i o n > + 
+             < C o m p a n y B a n k B r a n c h N o > C o m p a n y   B a n k   B r a n c h   N o . < / C o m p a n y B a n k B r a n c h N o > + 
+             < C o m p a n y B a n k B r a n c h N o C a p t i o n > C o m p a n y   B a n k   B r a n c h   N o .   C a p t i o n < / C o m p a n y B a n k B r a n c h N o C a p t i o n > + 
+             < C o m p a n y I B A N > C o m p a n y   I B A N < / C o m p a n y I B A N > + 
+             < C o m p a n y I B A N C a p t i o n > C o m p a n y   I B A N   C a p t i o n < / C o m p a n y I B A N C a p t i o n > + 
+             < C o m p a n y B a n k S W I F T > C o m p a n y   B a n k   S W I F T < / C o m p a n y B a n k S W I F T > + 
+             < C o m p a n y B a n k S W I F T C a p t i o n > C o m p a n y   B a n k   S W I F T   C a p t i o n < / C o m p a n y B a n k S W I F T C a p t i o n > + 
+             < C o m p a n y G i r o N o > C o m p a n y   G i r o   N o . < / C o m p a n y G i r o N o > + 
+             < C o m p a n y G i r o N o C a p t i o n > C o m p a n y   G i r o   N o .   C a p t i o n < / C o m p a n y G i r o N o C a p t i o n > + 
+         < / C o m p a n y M e t a d a t a > + 
+     < / B C R e p o r t I n f o r m a t i o n > + 
+     < H e a d e r > + 
+         < A m o u n t L b l > A m o u n t L b l < / A m o u n t L b l > + 
+         < B i l l T o C o n t a c t E m a i l > B i l l T o C o n t a c t E m a i l < / B i l l T o C o n t a c t E m a i l > + 
+         < B i l l T o C o n t a c t E m a i l L b l > B i l l T o C o n t a c t E m a i l L b l < / B i l l T o C o n t a c t E m a i l L b l > + 
+         < B i l l T o C o n t a c t M o b i l e P h o n e N o > B i l l T o C o n t a c t M o b i l e P h o n e N o < / B i l l T o C o n t a c t M o b i l e P h o n e N o > + 
+         < B i l l T o C o n t a c t M o b i l e P h o n e N o L b l > B i l l T o C o n t a c t M o b i l e P h o n e N o L b l < / B i l l T o C o n t a c t M o b i l e P h o n e N o L b l > + 
+         < B i l l T o C o n t a c t P h o n e N o > B i l l T o C o n t a c t P h o n e N o < / B i l l T o C o n t a c t P h o n e N o > + 
+         < B i l l T o C o n t a c t P h o n e N o L b l > B i l l T o C o n t a c t P h o n e N o L b l < / B i l l T o C o n t a c t P h o n e N o L b l > + 
+         < C o m p a n y A d d r e s s 1 > C o m p a n y A d d r e s s 1 < / C o m p a n y A d d r e s s 1 > + 
+         < C o m p a n y A d d r e s s 2 > C o m p a n y A d d r e s s 2 < / C o m p a n y A d d r e s s 2 > + 
+         < C o m p a n y A d d r e s s 3 > C o m p a n y A d d r e s s 3 < / C o m p a n y A d d r e s s 3 > + 
+         < C o m p a n y A d d r e s s 4 > C o m p a n y A d d r e s s 4 < / C o m p a n y A d d r e s s 4 > + 
+         < C o m p a n y A d d r e s s 5 > C o m p a n y A d d r e s s 5 < / C o m p a n y A d d r e s s 5 > + 
+         < C o m p a n y A d d r e s s 6 > C o m p a n y A d d r e s s 6 < / C o m p a n y A d d r e s s 6 > + 
+         < C o m p a n y A d d r e s s 7 > C o m p a n y A d d r e s s 7 < / C o m p a n y A d d r e s s 7 > + 
+         < C o m p a n y A d d r e s s 8 > C o m p a n y A d d r e s s 8 < / C o m p a n y A d d r e s s 8 > + 
+         < C o m p a n y E M a i l > C o m p a n y E M a i l < / C o m p a n y E M a i l > + 
+         < C o m p a n y H o m e P a g e > C o m p a n y H o m e P a g e < / C o m p a n y H o m e P a g e > + 
+         < C o m p a n y L e g a l O f f i c e > C o m p a n y L e g a l O f f i c e < / C o m p a n y L e g a l O f f i c e > + 
+         < C o m p a n y L e g a l O f f i c e L b l > C o m p a n y L e g a l O f f i c e L b l < / C o m p a n y L e g a l O f f i c e L b l > + 
+         < C o m p a n y P h o n e N o > C o m p a n y P h o n e N o < / C o m p a n y P h o n e N o > + 
+         < C o m p a n y P h o n e N o L b l > C o m p a n y P h o n e N o L b l < / C o m p a n y P h o n e N o L b l > + 
+         < C o m p a n y P i c t u r e / > + 
+         < C o m p a n y V A T R e g N o > C o m p a n y V A T R e g N o < / C o m p a n y V A T R e g N o > + 
+         < C o u n t r y O f M a n u f a c t u c t u r e L b l > C o u n t r y O f M a n u f a c t u c t u r e L b l < / C o u n t r y O f M a n u f a c t u c t u r e L b l > + 
+         < C u r r e n c y > C u r r e n c y < / C u r r e n c y > + 
+         < C u r r e n c y L b l / > + 
+         < C u s t o m e r A d d r e s s 1 > C u s t o m e r A d d r e s s 1 < / C u s t o m e r A d d r e s s 1 > + 
+         < C u s t o m e r A d d r e s s 2 > C u s t o m e r A d d r e s s 2 < / C u s t o m e r A d d r e s s 2 > + 
+         < C u s t o m e r A d d r e s s 3 > C u s t o m e r A d d r e s s 3 < / C u s t o m e r A d d r e s s 3 > + 
+         < C u s t o m e r A d d r e s s 4 > C u s t o m e r A d d r e s s 4 < / C u s t o m e r A d d r e s s 4 > + 
+         < C u s t o m e r A d d r e s s 5 > C u s t o m e r A d d r e s s 5 < / C u s t o m e r A d d r e s s 5 > + 
+         < C u s t o m e r A d d r e s s 6 > C u s t o m e r A d d r e s s 6 < / C u s t o m e r A d d r e s s 6 > + 
+         < C u s t o m e r A d d r e s s 7 > C u s t o m e r A d d r e s s 7 < / C u s t o m e r A d d r e s s 7 > + 
+         < C u s t o m e r A d d r e s s 8 > C u s t o m e r A d d r e s s 8 < / C u s t o m e r A d d r e s s 8 > + 
+         < C u s t o m e r V A T R e g i s t r a t i o n N o L b l > C u s t o m e r V A T R e g i s t r a t i o n N o L b l < / C u s t o m e r V A T R e g i s t r a t i o n N o L b l > + 
+         < C u s t o m e r V A T R e g N o > C u s t o m e r V A T R e g N o < / C u s t o m e r V A T R e g N o > + 
+         < D e c l a r t i o n L b l > D e c l a r t i o n L b l < / D e c l a r t i o n L b l > + 
+         < D o c u m e n t D a t e > D o c u m e n t D a t e < / D o c u m e n t D a t e > + 
+         < D o c u m e n t N o > D o c u m e n t N o < / D o c u m e n t N o > + 
+         < D o c u m e n t T i t l e L b l > D o c u m e n t T i t l e L b l < / D o c u m e n t T i t l e L b l > + 
+         < E M a i l L b l > E M a i l L b l < / E M a i l L b l > + 
+         < E x t e r n a l D o c u m e n t N o > E x t e r n a l D o c u m e n t N o < / E x t e r n a l D o c u m e n t N o > + 
+         < E x t e r n a l D o c u m e n t N o L b l > E x t e r n a l D o c u m e n t N o L b l < / E x t e r n a l D o c u m e n t N o L b l > + 
+         < H o m e P a g e L b l > H o m e P a g e L b l < / H o m e P a g e L b l > + 
+         < I t e m L b l > I t e m L b l < / I t e m L b l > + 
+         < N e t W e i g h t L b l > N e t W e i g h t L b l < / N e t W e i g h t L b l > + 
+         < P a g e L b l > P a g e L b l < / P a g e L b l > + 
+         < Q u a n t i t y L b l > Q u a n t i t y L b l < / Q u a n t i t y L b l > + 
+         < S a l e s P e r s o n L b l > S a l e s P e r s o n L b l < / S a l e s P e r s o n L b l > + 
+         < S a l e s P e r s o n N a m e > S a l e s P e r s o n N a m e < / S a l e s P e r s o n N a m e > + 
+         < S e l l T o C o n t a c t E m a i l > S e l l T o C o n t a c t E m a i l < / S e l l T o C o n t a c t E m a i l > + 
+         < S e l l T o C o n t a c t E m a i l L b l > S e l l T o C o n t a c t E m a i l L b l < / S e l l T o C o n t a c t E m a i l L b l > + 
+         < S e l l T o C o n t a c t M o b i l e P h o n e N o > S e l l T o C o n t a c t M o b i l e P h o n e N o < / S e l l T o C o n t a c t M o b i l e P h o n e N o > + 
+         < S e l l T o C o n t a c t M o b i l e P h o n e N o L b l > S e l l T o C o n t a c t M o b i l e P h o n e N o L b l < / S e l l T o C o n t a c t M o b i l e P h o n e N o L b l > + 
+         < S e l l T o C o n t a c t P h o n e N o > S e l l T o C o n t a c t P h o n e N o < / S e l l T o C o n t a c t P h o n e N o > + 
+         < S e l l T o C o n t a c t P h o n e N o L b l > S e l l T o C o n t a c t P h o n e N o L b l < / S e l l T o C o n t a c t P h o n e N o L b l > + 
+         < S h i p m e n t M e t h o d D e s c r i p t i o n > S h i p m e n t M e t h o d D e s c r i p t i o n < / S h i p m e n t M e t h o d D e s c r i p t i o n > + 
+         < S h i p m e n t M e t h o d D e s c r i p t i o n L b l > S h i p m e n t M e t h o d D e s c r i p t i o n L b l < / S h i p m e n t M e t h o d D e s c r i p t i o n L b l > + 
+         < S h o w W o r k D e s c r i p t i o n > S h o w W o r k D e s c r i p t i o n < / S h o w W o r k D e s c r i p t i o n > + 
+         < S i g n a t u r e L b l > S i g n a t u r e L b l < / S i g n a t u r e L b l > + 
+         < S i g n a t u r e N a m e L b l > S i g n a t u r e N a m e L b l < / S i g n a t u r e N a m e L b l > + 
+         < S i g n a t u r e P o s i t i o n L b l > S i g n a t u r e P o s i t i o n L b l < / S i g n a t u r e P o s i t i o n L b l > + 
+         < T a r i f f L b l > T a r i f f L b l < / T a r i f f L b l > + 
+         < T o t a l A m o u n t I n c l V A T L b l > T o t a l A m o u n t I n c l V A T L b l < / T o t a l A m o u n t I n c l V A T L b l > + 
+         < T o t a l A m o u n t L b l > T o t a l A m o u n t L b l < / T o t a l A m o u n t L b l > + 
+         < T o t a l W e i g h t L b l > T o t a l W e i g h t L b l < / T o t a l W e i g h t L b l > + 
+         < U n i t P r i c e L b l > U n i t P r i c e L b l < / U n i t P r i c e L b l > + 
+         < V A T A m o u n t L b l > V A T A m o u n t L b l < / V A T A m o u n t L b l > + 
+         < V A T P c t L b l > V A T P c t L b l < / V A T P c t L b l > + 
+         < V A T R e g N o L b l > V A T R e g N o L b l < / V A T R e g N o L b l > + 
+         < Y o u r R e f e r e n c e / > + 
+         < Y o u r R e f e r e n c e L b l / > + 
+         < L i n e > + 
+             < C o u n t r y O f M a n u f a c t u r i n g > C o u n t r y O f M a n u f a c t u r i n g < / C o u n t r y O f M a n u f a c t u r i n g > + 
+             < I t e m D e s c r i p t i o n > I t e m D e s c r i p t i o n < / I t e m D e s c r i p t i o n > + 
+             < L i n e A m o u n t > L i n e A m o u n t < / L i n e A m o u n t > + 
+             < N e t W e i g h t > N e t W e i g h t < / N e t W e i g h t > + 
+             < P r i c e > P r i c e < / P r i c e > + 
+             < Q u a n t i t y > Q u a n t i t y < / Q u a n t i t y > + 
+             < T a r i f f > T a r i f f < / T a r i f f > + 
+             < V A T A m o u n t > V A T A m o u n t < / V A T A m o u n t > + 
+             < V A T P c t > V A T P c t < / V A T P c t > + 
+         < / L i n e > + 
+         < W o r k D e s c r i p t i o n L i n e s > + 
+             < W o r k D e s c r i p t i o n L i n e > W o r k D e s c r i p t i o n L i n e < / W o r k D e s c r i p t i o n L i n e > + 
+             < W o r k D e s c r i p t i o n L i n e N u m b e r > W o r k D e s c r i p t i o n L i n e N u m b e r < / W o r k D e s c r i p t i o n L i n e N u m b e r > + 
+         < / W o r k D e s c r i p t i o n L i n e s > + 
+         < T o t a l s > + 
+             < T o t a l A m o u n t I n c l V A T > T o t a l A m o u n t I n c l V A T < / T o t a l A m o u n t I n c l V A T > + 
+             < T o t a l V a l u e > T o t a l V a l u e < / T o t a l V a l u e > + 
+             < T o t a l V A T A m o u n t > T o t a l V A T A m o u n t < / T o t a l V A T A m o u n t > + 
+             < T o t a l W e i g h t > T o t a l W e i g h t < / T o t a l W e i g h t > + 
+         < / T o t a l s > + 
+     < / H e a d e r > + 
+ < / N a v W o r d R e p o r t X m l P a r t > 
+</file>
+
+<file path=customXml/item3.xml><?xml version="1.0" encoding="utf-8"?>
 <b:Sources xmlns:b="http://schemas.openxmlformats.org/officeDocument/2006/bibliography" xmlns="http://schemas.openxmlformats.org/officeDocument/2006/bibliography" SelectedStyle="\APASixthEditionOfficeOnline.xsl" StyleName="APA" Version="6"/>
 </file>
 
-<file path=customXml/item2.xml>��< ? x m l   v e r s i o n = " 1 . 0 "   e n c o d i n g = " u t f - 1 6 " ? > - 
- < N a v W o r d R e p o r t X m l P a r t   x m l n s = " u r n : m i c r o s o f t - d y n a m i c s - n a v / r e p o r t s / S t a n d a r d _ S a l e s _ P r o _ F o r m a _ I n v / 1 3 0 2 / " > - 
-     < B C R e p o r t I n f o r m a t i o n > - 
-         < R e p o r t M e t a d a t a > - 
-             < E x t e n s i o n I d > E x t e n s i o n   I D < / E x t e n s i o n I d > - 
-             < E x t e n s i o n N a m e > E x t e n s i o n   N a m e < / E x t e n s i o n N a m e > - 
-             < E x t e n s i o n P u b l i s h e r > E x t e n s i o n   P u b l i s h e r < / E x t e n s i o n P u b l i s h e r > - 
-             < E x t e n s i o n V e r s i o n > E x t e n s i o n   V e r s i o n < / E x t e n s i o n V e r s i o n > - 
-             < R e p o r t I d > R e p o r t   I D < / R e p o r t I d > - 
-             < R e p o r t N a m e > R e p o r t   N a m e < / R e p o r t N a m e > - 
-             < R e p o r t C a p t i o n > R e p o r t   C a p t i o n < / R e p o r t C a p t i o n > - 
-             < A b o u t T h i s R e p o r t T i t l e > A b o u t   T h i s   R e p o r t   T i t l e < / A b o u t T h i s R e p o r t T i t l e > - 
-             < A b o u t T h i s R e p o r t T e x t > A b o u t   T h i s   R e p o r t   T e x t < / A b o u t T h i s R e p o r t T e x t > - 
-             < R e p o r t H e l p L i n k > R e p o r t   H e l p   L i n k < / R e p o r t H e l p L i n k > - 
-         < / R e p o r t M e t a d a t a > - 
-         < R e p o r t R e q u e s t > - 
-             < T e n a n t E n t r a I d > T e n a n t   E n t r a   I d < / T e n a n t E n t r a I d > - 
-             < E n v i r o n m e n t N a m e > E n v i r o n m e n t   N a m e < / E n v i r o n m e n t N a m e > - 
-             < E n v i r o n m e n t T y p e > E n v i r o n m e n t   T y p e < / E n v i r o n m e n t T y p e > - 
-             < C o m p a n y N a m e > C o m p a n y   N a m e < / C o m p a n y N a m e > - 
-             < C o m p a n y D i s p l a y N a m e > C o m p a n y   D i s p l a y   N a m e < / C o m p a n y D i s p l a y N a m e > - 
-             < C o m p a n y I d > C o m p a n y   I D < / C o m p a n y I d > - 
-             < U s e r N a m e > U s e r   N a m e < / U s e r N a m e > - 
-             < D a t e A n d T i m e > D a t e   a n d   T i m e < / D a t e A n d T i m e > - 
-             < L a n g u a g e > L a n g u a g e < / L a n g u a g e > - 
-             < F o r m a t R e g i o n > F o r m a t   R e g i o n < / F o r m a t R e g i o n > - 
-             < D a t e T i m e V a l u e s > - 
-                 < Y e a r > Y e a r < / Y e a r > - 
-                 < M o n t h N u m b e r > M o n t h   N u m b e r < / M o n t h N u m b e r > - 
-                 < D a y N u m b e r > D a y   N u m b e r < / D a y N u m b e r > - 
-                 < H o u r > H o u r < / H o u r > - 
-                 < M i n u t e > M i n u t e < / M i n u t e > - 
-             < / D a t e T i m e V a l u e s > - 
-         < / R e p o r t R e q u e s t > - 
-         < C o m p a n y M e t a d a t a > - 
-             < C o m p a n y N a m e > C o m p a n y   N a m e < / C o m p a n y N a m e > - 
-             < C o m p a n y D i s p l a y N a m e > C o m p a n y   D i s p l a y   N a m e < / C o m p a n y D i s p l a y N a m e > - 
-             < C o m p a n y A d d r e s s L i n e s > - 
-                 < C o m p a n y A d d r e s s L i n e 1 > C o m p a n y   A d d r e s s   L i n e   1 < / C o m p a n y A d d r e s s L i n e 1 > - 
-                 < C o m p a n y A d d r e s s L i n e 2 > C o m p a n y   A d d r e s s   L i n e   2 < / C o m p a n y A d d r e s s L i n e 2 > - 
-                 < C o m p a n y A d d r e s s L i n e 3 > C o m p a n y   A d d r e s s   L i n e   3 < / C o m p a n y A d d r e s s L i n e 3 > - 
-                 < C o m p a n y A d d r e s s L i n e 4 > C o m p a n y   A d d r e s s   L i n e   4 < / C o m p a n y A d d r e s s L i n e 4 > - 
-                 < C o m p a n y A d d r e s s L i n e 5 > C o m p a n y   A d d r e s s   L i n e   5 < / C o m p a n y A d d r e s s L i n e 5 > - 
-                 < C o m p a n y A d d r e s s L i n e 6 > C o m p a n y   A d d r e s s   L i n e   6 < / C o m p a n y A d d r e s s L i n e 6 > - 
-                 < C o m p a n y A d d r e s s L i n e 7 > C o m p a n y   A d d r e s s   L i n e   7 < / C o m p a n y A d d r e s s L i n e 7 > - 
-                 < C o m p a n y A d d r e s s L i n e 8 > C o m p a n y   A d d r e s s   L i n e   8 < / C o m p a n y A d d r e s s L i n e 8 > - 
-             < / C o m p a n y A d d r e s s L i n e s > - 
-             < C o m p a n y P h o n e > C o m p a n y   P h o n e < / C o m p a n y P h o n e > - 
-             < C o m p a n y P h o n e C a p t i o n > C o m p a n y   P h o n e   C a p t i o n < / C o m p a n y P h o n e C a p t i o n > - 
-             < C o m p a n y F a x N o > C o m p a n y   F a x   N o . < / C o m p a n y F a x N o > - 
-             < C o m p a n y F a x N o C a p t i o n > C o m p a n y   F a x   N o .   C a p t i o n < / C o m p a n y F a x N o C a p t i o n > - 
-             < C o m p a n y E m a i l > C o m p a n y   E m a i l < / C o m p a n y E m a i l > - 
-             < C o m p a n y E m a i l C a p t i o n > C o m p a n y   E m a i l   C a p t i o n < / C o m p a n y E m a i l C a p t i o n > - 
-             < C o m p a n y H o m e P a g e > C o m p a n y   H o m e   P a g e < / C o m p a n y H o m e P a g e > - 
-             < C o m p a n y H o m e P a g e C a p t i o n > C o m p a n y   H o m e   P a g e   C a p t i o n < / C o m p a n y H o m e P a g e C a p t i o n > - 
-             < C o m p a n y L o g o > C o m p a n y   L o g o < / C o m p a n y L o g o > - 
-             < C o m p a n y V A T R e g i s t r a t i o n N o > C o m p a n y   V A T   R e g i s t r a t i o n   N o . < / C o m p a n y V A T R e g i s t r a t i o n N o > - 
-             < C o m p a n y V A T R e g i s t r a t i o n N o C a p t i o n > C o m p a n y   V A T   R e g i s t r a t i o n   N o .   C a p t i o n < / C o m p a n y V A T R e g i s t r a t i o n N o C a p t i o n > - 
-             < C o m p a n y R e g i s t r a t i o n N o > C o m p a n y   R e g i s t r a t i o n   N o . < / C o m p a n y R e g i s t r a t i o n N o > - 
-             < C o m p a n y R e g i s t r a t i o n N o C a p t i o n > C o m p a n y   R e g i s t r a t i o n   N o .   C a p t i o n < / C o m p a n y R e g i s t r a t i o n N o C a p t i o n > - 
-             < C o m p a n y B a n k N a m e > C o m p a n y   B a n k   N a m e < / C o m p a n y B a n k N a m e > - 
-             < C o m p a n y B a n k N a m e C a p t i o n > C o m p a n y   B a n k   N a m e   C a p t i o n < / C o m p a n y B a n k N a m e C a p t i o n > - 
-             < C o m p a n y B a n k A c c o u n t N o > C o m p a n y   B a n k   A c c o u n t   N o . < / C o m p a n y B a n k A c c o u n t N o > - 
-             < C o m p a n y B a n k A c c o u n t N o C a p t i o n > C o m p a n y   B a n k   A c c o u n t   N o .   C a p t i o n < / C o m p a n y B a n k A c c o u n t N o C a p t i o n > - 
-             < C o m p a n y B a n k B r a n c h N o > C o m p a n y   B a n k   B r a n c h   N o . < / C o m p a n y B a n k B r a n c h N o > - 
-             < C o m p a n y B a n k B r a n c h N o C a p t i o n > C o m p a n y   B a n k   B r a n c h   N o .   C a p t i o n < / C o m p a n y B a n k B r a n c h N o C a p t i o n > - 
-             < C o m p a n y I B A N > C o m p a n y   I B A N < / C o m p a n y I B A N > - 
-             < C o m p a n y I B A N C a p t i o n > C o m p a n y   I B A N   C a p t i o n < / C o m p a n y I B A N C a p t i o n > - 
-             < C o m p a n y B a n k S W I F T > C o m p a n y   B a n k   S W I F T < / C o m p a n y B a n k S W I F T > - 
-             < C o m p a n y B a n k S W I F T C a p t i o n > C o m p a n y   B a n k   S W I F T   C a p t i o n < / C o m p a n y B a n k S W I F T C a p t i o n > - 
-             < C o m p a n y G i r o N o > C o m p a n y   G i r o   N o . < / C o m p a n y G i r o N o > - 
-             < C o m p a n y G i r o N o C a p t i o n > C o m p a n y   G i r o   N o .   C a p t i o n < / C o m p a n y G i r o N o C a p t i o n > - 
-         < / C o m p a n y M e t a d a t a > - 
-     < / B C R e p o r t I n f o r m a t i o n > - 
-     < H e a d e r > - 
-         < A m o u n t L b l > A m o u n t L b l < / A m o u n t L b l > - 
-         < B i l l T o C o n t a c t E m a i l > B i l l T o C o n t a c t E m a i l < / B i l l T o C o n t a c t E m a i l > - 
-         < B i l l T o C o n t a c t E m a i l L b l > B i l l T o C o n t a c t E m a i l L b l < / B i l l T o C o n t a c t E m a i l L b l > - 
-         < B i l l T o C o n t a c t M o b i l e P h o n e N o > B i l l T o C o n t a c t M o b i l e P h o n e N o < / B i l l T o C o n t a c t M o b i l e P h o n e N o > - 
-         < B i l l T o C o n t a c t M o b i l e P h o n e N o L b l > B i l l T o C o n t a c t M o b i l e P h o n e N o L b l < / B i l l T o C o n t a c t M o b i l e P h o n e N o L b l > - 
-         < B i l l T o C o n t a c t P h o n e N o > B i l l T o C o n t a c t P h o n e N o < / B i l l T o C o n t a c t P h o n e N o > - 
-         < B i l l T o C o n t a c t P h o n e N o L b l > B i l l T o C o n t a c t P h o n e N o L b l < / B i l l T o C o n t a c t P h o n e N o L b l > - 
-         < C o m p a n y A d d r e s s 1 > C o m p a n y A d d r e s s 1 < / C o m p a n y A d d r e s s 1 > - 
-         < C o m p a n y A d d r e s s 2 > C o m p a n y A d d r e s s 2 < / C o m p a n y A d d r e s s 2 > - 
-         < C o m p a n y A d d r e s s 3 > C o m p a n y A d d r e s s 3 < / C o m p a n y A d d r e s s 3 > - 
-         < C o m p a n y A d d r e s s 4 > C o m p a n y A d d r e s s 4 < / C o m p a n y A d d r e s s 4 > - 
-         < C o m p a n y A d d r e s s 5 > C o m p a n y A d d r e s s 5 < / C o m p a n y A d d r e s s 5 > - 
-         < C o m p a n y A d d r e s s 6 > C o m p a n y A d d r e s s 6 < / C o m p a n y A d d r e s s 6 > - 
-         < C o m p a n y A d d r e s s 7 > C o m p a n y A d d r e s s 7 < / C o m p a n y A d d r e s s 7 > - 
-         < C o m p a n y A d d r e s s 8 > C o m p a n y A d d r e s s 8 < / C o m p a n y A d d r e s s 8 > - 
-         < C o m p a n y E M a i l > C o m p a n y E M a i l < / C o m p a n y E M a i l > - 
-         < C o m p a n y H o m e P a g e > C o m p a n y H o m e P a g e < / C o m p a n y H o m e P a g e > - 
-         < C o m p a n y L e g a l O f f i c e > C o m p a n y L e g a l O f f i c e < / C o m p a n y L e g a l O f f i c e > - 
-         < C o m p a n y L e g a l O f f i c e L b l > C o m p a n y L e g a l O f f i c e L b l < / C o m p a n y L e g a l O f f i c e L b l > - 
-         < C o m p a n y P h o n e N o > C o m p a n y P h o n e N o < / C o m p a n y P h o n e N o > - 
-         < C o m p a n y P h o n e N o L b l > C o m p a n y P h o n e N o L b l < / C o m p a n y P h o n e N o L b l > - 
-         < C o m p a n y P i c t u r e   / > - 
-         < C o m p a n y V A T R e g N o > C o m p a n y V A T R e g N o < / C o m p a n y V A T R e g N o > - 
-         < C o u n t r y O f M a n u f a c t u c t u r e L b l > C o u n t r y O f M a n u f a c t u c t u r e L b l < / C o u n t r y O f M a n u f a c t u c t u r e L b l > - 
-         < C u r r e n c y > C u r r e n c y < / C u r r e n c y > - 
-         < C u r r e n c y L b l > C u r r e n c y L b l < / C u r r e n c y L b l > - 
-         < C u s t o m e r A d d r e s s 1 > C u s t o m e r A d d r e s s 1 < / C u s t o m e r A d d r e s s 1 > - 
-         < C u s t o m e r A d d r e s s 2 > C u s t o m e r A d d r e s s 2 < / C u s t o m e r A d d r e s s 2 > - 
-         < C u s t o m e r A d d r e s s 3 > C u s t o m e r A d d r e s s 3 < / C u s t o m e r A d d r e s s 3 > - 
-         < C u s t o m e r A d d r e s s 4 > C u s t o m e r A d d r e s s 4 < / C u s t o m e r A d d r e s s 4 > - 
-         < C u s t o m e r A d d r e s s 5 > C u s t o m e r A d d r e s s 5 < / C u s t o m e r A d d r e s s 5 > - 
-         < C u s t o m e r A d d r e s s 6 > C u s t o m e r A d d r e s s 6 < / C u s t o m e r A d d r e s s 6 > - 
-         < C u s t o m e r A d d r e s s 7 > C u s t o m e r A d d r e s s 7 < / C u s t o m e r A d d r e s s 7 > - 
-         < C u s t o m e r A d d r e s s 8 > C u s t o m e r A d d r e s s 8 < / C u s t o m e r A d d r e s s 8 > - 
-         < C u s t o m e r V A T R e g i s t r a t i o n N o L b l > C u s t o m e r V A T R e g i s t r a t i o n N o L b l < / C u s t o m e r V A T R e g i s t r a t i o n N o L b l > - 
-         < C u s t o m e r V A T R e g N o > C u s t o m e r V A T R e g N o < / C u s t o m e r V A T R e g N o > - 
-         < D e c l a r t i o n L b l > D e c l a r t i o n L b l < / D e c l a r t i o n L b l > - 
-         < D o c u m e n t D a t e > D o c u m e n t D a t e < / D o c u m e n t D a t e > - 
-         < D o c u m e n t N o > D o c u m e n t N o < / D o c u m e n t N o > - 
-         < D o c u m e n t T i t l e L b l > D o c u m e n t T i t l e L b l < / D o c u m e n t T i t l e L b l > - 
-         < E M a i l L b l > E M a i l L b l < / E M a i l L b l > - 
-         < E x t e r n a l D o c u m e n t N o > E x t e r n a l D o c u m e n t N o < / E x t e r n a l D o c u m e n t N o > - 
-         < E x t e r n a l D o c u m e n t N o L b l > E x t e r n a l D o c u m e n t N o L b l < / E x t e r n a l D o c u m e n t N o L b l > - 
-         < H o m e P a g e L b l > H o m e P a g e L b l < / H o m e P a g e L b l > - 
-         < I t e m L b l > I t e m L b l < / I t e m L b l > - 
-         < N e t W e i g h t L b l > N e t W e i g h t L b l < / N e t W e i g h t L b l > - 
-         < P a g e L b l > P a g e L b l < / P a g e L b l > - 
-         < Q u a n t i t y L b l > Q u a n t i t y L b l < / Q u a n t i t y L b l > - 
-         < S a l e s P e r s o n L b l > S a l e s P e r s o n L b l < / S a l e s P e r s o n L b l > - 
-         < S a l e s P e r s o n N a m e > S a l e s P e r s o n N a m e < / S a l e s P e r s o n N a m e > - 
-         < S e l l T o C o n t a c t E m a i l > S e l l T o C o n t a c t E m a i l < / S e l l T o C o n t a c t E m a i l > - 
-         < S e l l T o C o n t a c t E m a i l L b l > S e l l T o C o n t a c t E m a i l L b l < / S e l l T o C o n t a c t E m a i l L b l > - 
-         < S e l l T o C o n t a c t M o b i l e P h o n e N o > S e l l T o C o n t a c t M o b i l e P h o n e N o < / S e l l T o C o n t a c t M o b i l e P h o n e N o > - 
-         < S e l l T o C o n t a c t M o b i l e P h o n e N o L b l > S e l l T o C o n t a c t M o b i l e P h o n e N o L b l < / S e l l T o C o n t a c t M o b i l e P h o n e N o L b l > - 
-         < S e l l T o C o n t a c t P h o n e N o > S e l l T o C o n t a c t P h o n e N o < / S e l l T o C o n t a c t P h o n e N o > - 
-         < S e l l T o C o n t a c t P h o n e N o L b l > S e l l T o C o n t a c t P h o n e N o L b l < / S e l l T o C o n t a c t P h o n e N o L b l > - 
-         < S h i p m e n t M e t h o d D e s c r i p t i o n > S h i p m e n t M e t h o d D e s c r i p t i o n < / S h i p m e n t M e t h o d D e s c r i p t i o n > - 
-         < S h i p m e n t M e t h o d D e s c r i p t i o n L b l > S h i p m e n t M e t h o d D e s c r i p t i o n L b l < / S h i p m e n t M e t h o d D e s c r i p t i o n L b l > - 
-         < S h o w W o r k D e s c r i p t i o n > S h o w W o r k D e s c r i p t i o n < / S h o w W o r k D e s c r i p t i o n > - 
-         < S i g n a t u r e L b l > S i g n a t u r e L b l < / S i g n a t u r e L b l > - 
-         < S i g n a t u r e N a m e L b l > S i g n a t u r e N a m e L b l < / S i g n a t u r e N a m e L b l > - 
-         < S i g n a t u r e P o s i t i o n L b l > S i g n a t u r e P o s i t i o n L b l < / S i g n a t u r e P o s i t i o n L b l > - 
-         < T a r i f f L b l > T a r i f f L b l < / T a r i f f L b l > - 
-         < T o t a l A m o u n t I n c l V A T L b l > T o t a l A m o u n t I n c l V A T L b l < / T o t a l A m o u n t I n c l V A T L b l > - 
-         < T o t a l A m o u n t L b l > T o t a l A m o u n t L b l < / T o t a l A m o u n t L b l > - 
-         < T o t a l W e i g h t L b l > T o t a l W e i g h t L b l < / T o t a l W e i g h t L b l > - 
-         < U n i t P r i c e L b l > U n i t P r i c e L b l < / U n i t P r i c e L b l > - 
-         < V A T A m o u n t L b l > V A T A m o u n t L b l < / V A T A m o u n t L b l > - 
-         < V A T P c t L b l > V A T P c t L b l < / V A T P c t L b l > - 
-         < V A T R e g N o L b l > V A T R e g N o L b l < / V A T R e g N o L b l > - 
-         < Y o u r R e f e r e n c e > Y o u r R e f e r e n c e < / Y o u r R e f e r e n c e > - 
-         < Y o u r R e f e r e n c e L b l > Y o u r R e f e r e n c e L b l < / Y o u r R e f e r e n c e L b l > - 
-         < L i n e > - 
-             < C o u n t r y O f M a n u f a c t u r i n g > C o u n t r y O f M a n u f a c t u r i n g < / C o u n t r y O f M a n u f a c t u r i n g > - 
-             < I t e m D e s c r i p t i o n > I t e m D e s c r i p t i o n < / I t e m D e s c r i p t i o n > - 
-             < L i n e A m o u n t > L i n e A m o u n t < / L i n e A m o u n t > - 
-             < N e t W e i g h t > N e t W e i g h t < / N e t W e i g h t > - 
-             < P r i c e > P r i c e < / P r i c e > - 
-             < Q u a n t i t y > Q u a n t i t y < / Q u a n t i t y > - 
-             < T a r i f f > T a r i f f < / T a r i f f > - 
-             < V A T A m o u n t > V A T A m o u n t < / V A T A m o u n t > - 
-             < V A T P c t > V A T P c t < / V A T P c t > - 
-         < / L i n e > - 
-         < W o r k D e s c r i p t i o n L i n e s > - 
-             < W o r k D e s c r i p t i o n L i n e > W o r k D e s c r i p t i o n L i n e < / W o r k D e s c r i p t i o n L i n e > - 
-             < W o r k D e s c r i p t i o n L i n e N u m b e r > W o r k D e s c r i p t i o n L i n e N u m b e r < / W o r k D e s c r i p t i o n L i n e N u m b e r > - 
-         < / W o r k D e s c r i p t i o n L i n e s > - 
-         < T o t a l s > - 
-             < T o t a l A m o u n t I n c l V A T > T o t a l A m o u n t I n c l V A T < / T o t a l A m o u n t I n c l V A T > - 
-             < T o t a l V a l u e > T o t a l V a l u e < / T o t a l V a l u e > - 
-             < T o t a l V A T A m o u n t > T o t a l V A T A m o u n t < / T o t a l V A T A m o u n t > - 
-             < T o t a l W e i g h t > T o t a l W e i g h t < / T o t a l W e i g h t > - 
-         < / T o t a l s > - 
-     < / H e a d e r > - 
- < / N a v W o r d R e p o r t X m l P a r t > 
-</file>
-
-<file path=customXml/item3.xml>��< ? x m l   v e r s i o n = " 1 . 0 "   e n c o d i n g = " u t f - 1 6 " ? > - 
- < N a v W o r d R e p o r t X m l P a r t   x m l n s = " u r n : m i c r o s o f t - d y n a m i c s - b u s i n e s s c e n t r a l / i n t e r n a l / e x t e n d e d / r e p o r t s / S t a n d a r d _ S a l e s _ P r o _ F o r m a _ I n v / 1 3 0 2 / " > - 
-     < B C R e p o r t I n f o r m a t i o n > - 
-         < R e p o r t M e t a d a t a > - 
-             < E x t e n s i o n I d > E x t e n s i o n   I D < / E x t e n s i o n I d > - 
-             < E x t e n s i o n N a m e > E x t e n s i o n   N a m e < / E x t e n s i o n N a m e > - 
-             < E x t e n s i o n P u b l i s h e r > E x t e n s i o n   P u b l i s h e r < / E x t e n s i o n P u b l i s h e r > - 
-             < E x t e n s i o n V e r s i o n > E x t e n s i o n   V e r s i o n < / E x t e n s i o n V e r s i o n > - 
-             < R e p o r t I d > R e p o r t   I D < / R e p o r t I d > - 
-             < R e p o r t N a m e > R e p o r t   N a m e < / R e p o r t N a m e > - 
-             < R e p o r t C a p t i o n > R e p o r t   C a p t i o n < / R e p o r t C a p t i o n > - 
-             < A b o u t T h i s R e p o r t T i t l e > A b o u t   T h i s   R e p o r t   T i t l e < / A b o u t T h i s R e p o r t T i t l e > - 
-             < A b o u t T h i s R e p o r t T e x t > A b o u t   T h i s   R e p o r t   T e x t < / A b o u t T h i s R e p o r t T e x t > - 
-             < R e p o r t H e l p L i n k > R e p o r t   H e l p   L i n k < / R e p o r t H e l p L i n k > - 
-         < / R e p o r t M e t a d a t a > - 
-         < R e p o r t R e q u e s t > - 
-             < T e n a n t E n t r a I d > T e n a n t   E n t r a   I d < / T e n a n t E n t r a I d > - 
-             < E n v i r o n m e n t N a m e > E n v i r o n m e n t   N a m e < / E n v i r o n m e n t N a m e > - 
-             < E n v i r o n m e n t T y p e > E n v i r o n m e n t   T y p e < / E n v i r o n m e n t T y p e > - 
-             < C o m p a n y N a m e > C o m p a n y   N a m e < / C o m p a n y N a m e > - 
-             < C o m p a n y D i s p l a y N a m e > C o m p a n y   D i s p l a y   N a m e < / C o m p a n y D i s p l a y N a m e > - 
-             < C o m p a n y I d > C o m p a n y   I D < / C o m p a n y I d > - 
-             < U s e r N a m e > U s e r   N a m e < / U s e r N a m e > - 
-             < D a t e A n d T i m e > D a t e   a n d   T i m e < / D a t e A n d T i m e > - 
-             < L a n g u a g e > L a n g u a g e < / L a n g u a g e > - 
-             < F o r m a t R e g i o n > F o r m a t   R e g i o n < / F o r m a t R e g i o n > - 
-             < D a t e T i m e V a l u e s > - 
-                 < Y e a r > Y e a r < / Y e a r > - 
-                 < M o n t h N u m b e r > M o n t h   N u m b e r < / M o n t h N u m b e r > - 
-                 < D a y N u m b e r > D a y   N u m b e r < / D a y N u m b e r > - 
-                 < H o u r > H o u r < / H o u r > - 
-                 < M i n u t e > M i n u t e < / M i n u t e > - 
-             < / D a t e T i m e V a l u e s > - 
-         < / R e p o r t R e q u e s t > - 
-         < C o m p a n y M e t a d a t a > - 
-             < C o m p a n y N a m e > C o m p a n y   N a m e < / C o m p a n y N a m e > - 
-             < C o m p a n y D i s p l a y N a m e > C o m p a n y   D i s p l a y   N a m e < / C o m p a n y D i s p l a y N a m e > - 
-             < C o m p a n y A d d r e s s L i n e s > - 
-                 < C o m p a n y A d d r e s s L i n e 1 > C o m p a n y   A d d r e s s   L i n e   1 < / C o m p a n y A d d r e s s L i n e 1 > - 
-                 < C o m p a n y A d d r e s s L i n e 2 > C o m p a n y   A d d r e s s   L i n e   2 < / C o m p a n y A d d r e s s L i n e 2 > - 
-                 < C o m p a n y A d d r e s s L i n e 3 > C o m p a n y   A d d r e s s   L i n e   3 < / C o m p a n y A d d r e s s L i n e 3 > - 
-                 < C o m p a n y A d d r e s s L i n e 4 > C o m p a n y   A d d r e s s   L i n e   4 < / C o m p a n y A d d r e s s L i n e 4 > - 
-                 < C o m p a n y A d d r e s s L i n e 5 > C o m p a n y   A d d r e s s   L i n e   5 < / C o m p a n y A d d r e s s L i n e 5 > - 
-                 < C o m p a n y A d d r e s s L i n e 6 > C o m p a n y   A d d r e s s   L i n e   6 < / C o m p a n y A d d r e s s L i n e 6 > - 
-                 < C o m p a n y A d d r e s s L i n e 7 > C o m p a n y   A d d r e s s   L i n e   7 < / C o m p a n y A d d r e s s L i n e 7 > - 
-                 < C o m p a n y A d d r e s s L i n e 8 > C o m p a n y   A d d r e s s   L i n e   8 < / C o m p a n y A d d r e s s L i n e 8 > - 
-             < / C o m p a n y A d d r e s s L i n e s > - 
-             < C o m p a n y P h o n e > C o m p a n y   P h o n e < / C o m p a n y P h o n e > - 
-             < C o m p a n y P h o n e C a p t i o n > C o m p a n y   P h o n e   C a p t i o n < / C o m p a n y P h o n e C a p t i o n > - 
-             < C o m p a n y F a x N o > C o m p a n y   F a x   N o . < / C o m p a n y F a x N o > - 
-             < C o m p a n y F a x N o C a p t i o n > C o m p a n y   F a x   N o .   C a p t i o n < / C o m p a n y F a x N o C a p t i o n > - 
-             < C o m p a n y E m a i l > C o m p a n y   E m a i l < / C o m p a n y E m a i l > - 
-             < C o m p a n y E m a i l C a p t i o n > C o m p a n y   E m a i l   C a p t i o n < / C o m p a n y E m a i l C a p t i o n > - 
-             < C o m p a n y H o m e P a g e > C o m p a n y   H o m e   P a g e < / C o m p a n y H o m e P a g e > - 
-             < C o m p a n y H o m e P a g e C a p t i o n > C o m p a n y   H o m e   P a g e   C a p t i o n < / C o m p a n y H o m e P a g e C a p t i o n > - 
-             < C o m p a n y L o g o > C o m p a n y   L o g o < / C o m p a n y L o g o > - 
-             < C o m p a n y V A T R e g i s t r a t i o n N o > C o m p a n y   V A T   R e g i s t r a t i o n   N o . < / C o m p a n y V A T R e g i s t r a t i o n N o > - 
-             < C o m p a n y V A T R e g i s t r a t i o n N o C a p t i o n > C o m p a n y   V A T   R e g i s t r a t i o n   N o .   C a p t i o n < / C o m p a n y V A T R e g i s t r a t i o n N o C a p t i o n > - 
-             < C o m p a n y R e g i s t r a t i o n N o > C o m p a n y   R e g i s t r a t i o n   N o . < / C o m p a n y R e g i s t r a t i o n N o > - 
-             < C o m p a n y R e g i s t r a t i o n N o C a p t i o n > C o m p a n y   R e g i s t r a t i o n   N o .   C a p t i o n < / C o m p a n y R e g i s t r a t i o n N o C a p t i o n > - 
-             < C o m p a n y B a n k N a m e > C o m p a n y   B a n k   N a m e < / C o m p a n y B a n k N a m e > - 
-             < C o m p a n y B a n k N a m e C a p t i o n > C o m p a n y   B a n k   N a m e   C a p t i o n < / C o m p a n y B a n k N a m e C a p t i o n > - 
-             < C o m p a n y B a n k A c c o u n t N o > C o m p a n y   B a n k   A c c o u n t   N o . < / C o m p a n y B a n k A c c o u n t N o > - 
-             < C o m p a n y B a n k A c c o u n t N o C a p t i o n > C o m p a n y   B a n k   A c c o u n t   N o .   C a p t i o n < / C o m p a n y B a n k A c c o u n t N o C a p t i o n > - 
-             < C o m p a n y B a n k B r a n c h N o > C o m p a n y   B a n k   B r a n c h   N o . < / C o m p a n y B a n k B r a n c h N o > - 
-             < C o m p a n y B a n k B r a n c h N o C a p t i o n > C o m p a n y   B a n k   B r a n c h   N o .   C a p t i o n < / C o m p a n y B a n k B r a n c h N o C a p t i o n > - 
-             < C o m p a n y I B A N > C o m p a n y   I B A N < / C o m p a n y I B A N > - 
-             < C o m p a n y I B A N C a p t i o n > C o m p a n y   I B A N   C a p t i o n < / C o m p a n y I B A N C a p t i o n > - 
-             < C o m p a n y B a n k S W I F T > C o m p a n y   B a n k   S W I F T < / C o m p a n y B a n k S W I F T > - 
-             < C o m p a n y B a n k S W I F T C a p t i o n > C o m p a n y   B a n k   S W I F T   C a p t i o n < / C o m p a n y B a n k S W I F T C a p t i o n > - 
-             < C o m p a n y G i r o N o > C o m p a n y   G i r o   N o . < / C o m p a n y G i r o N o > - 
-             < C o m p a n y G i r o N o C a p t i o n > C o m p a n y   G i r o   N o .   C a p t i o n < / C o m p a n y G i r o N o C a p t i o n > - 
-         < / C o m p a n y M e t a d a t a > - 
-     < / B C R e p o r t I n f o r m a t i o n > - 
-     < T o o l t i p s > - 
-         < T o o l t i p   c o l u m n = " C o m p a n y P i c t u r e "   E l e m e n t I d = " 1 3 9 7 4 1 1 0 7 4 " > - 
-             < T o o l t i p T e x t   l a n g = " e n - U S " > S p e c i f i e s   t h e   p i c t u r e   t h a t   h a s   b e e n   s e t   u p   f o r   t h e   c o m p a n y ,   s u c h   a s   a   c o m p a n y   l o g o . < / T o o l t i p T e x t > - 
-         < / T o o l t i p > - 
-         < T o o l t i p   c o l u m n = " C o m p a n y E M a i l "   E l e m e n t I d = " 1 6 7 7 0 7 4 0 5 8 " > - 
-             < T o o l t i p T e x t   l a n g = " e n - U S " > S p e c i f i e s   t h e   c o m p a n y ' s   e m a i l   a d d r e s s . < / T o o l t i p T e x t > - 
-         < / T o o l t i p > - 
-         < T o o l t i p   c o l u m n = " C o m p a n y H o m e P a g e "   E l e m e n t I d = " 1 9 8 9 1 8 8 7 0 " > - 
-             < T o o l t i p T e x t   l a n g = " e n - U S " > S p e c i f i e s   y o u r   c o m p a n y ' s   w e b   s i t e . < / T o o l t i p T e x t > - 
-         < / T o o l t i p > - 
-         < T o o l t i p   c o l u m n = " C o m p a n y P h o n e N o "   E l e m e n t I d = " 2 5 0 4 4 0 6 5 5 " > - 
-             < T o o l t i p T e x t   l a n g = " e n - U S " > S p e c i f i e s   t h e   c o m p a n y ' s   t e l e p h o n e   n u m b e r . < / T o o l t i p T e x t > - 
-         < / T o o l t i p > - 
-         < T o o l t i p   c o l u m n = " S e l l T o C o n t a c t P h o n e N o "   E l e m e n t I d = " 1 6 1 3 8 2 2 4 8 3 " > - 
-             < T o o l t i p T e x t   l a n g = " e n - U S " > S p e c i f i e s   t h e   c o n t a c t ' s   p h o n e   n u m b e r . < / T o o l t i p T e x t > - 
-         < / T o o l t i p > - 
-         < T o o l t i p   c o l u m n = " S e l l T o C o n t a c t M o b i l e P h o n e N o "   E l e m e n t I d = " 1 8 4 3 5 8 7 4 7 " > - 
-             < T o o l t i p T e x t   l a n g = " e n - U S " > S p e c i f i e s   t h e   c o n t a c t ' s   m o b i l e   t e l e p h o n e   n u m b e r . < / T o o l t i p T e x t > - 
-         < / T o o l t i p > - 
-         < T o o l t i p   c o l u m n = " S e l l T o C o n t a c t E m a i l "   E l e m e n t I d = " 2 6 2 8 2 4 5 6 4 " > - 
-             < T o o l t i p T e x t   l a n g = " e n - U S " > S p e c i f i e s   t h e   e m a i l   a d d r e s s   o f   t h e   c o n t a c t . < / T o o l t i p T e x t > - 
-         < / T o o l t i p > - 
-         < T o o l t i p   c o l u m n = " B i l l T o C o n t a c t P h o n e N o "   E l e m e n t I d = " 3 6 2 4 7 7 4 8 8 " > - 
-             < T o o l t i p T e x t   l a n g = " e n - U S " > S p e c i f i e s   t h e   c o n t a c t ' s   p h o n e   n u m b e r . < / T o o l t i p T e x t > - 
-         < / T o o l t i p > - 
-         < T o o l t i p   c o l u m n = " B i l l T o C o n t a c t M o b i l e P h o n e N o "   E l e m e n t I d = " 2 4 8 4 8 8 6 9 6 " > - 
-             < T o o l t i p T e x t   l a n g = " e n - U S " > S p e c i f i e s   t h e   c o n t a c t ' s   m o b i l e   t e l e p h o n e   n u m b e r . < / T o o l t i p T e x t > - 
-         < / T o o l t i p > - 
-         < T o o l t i p   c o l u m n = " B i l l T o C o n t a c t E m a i l "   E l e m e n t I d = " 3 3 5 8 2 7 8 9 5 " > - 
-             < T o o l t i p T e x t   l a n g = " e n - U S " > S p e c i f i e s   t h e   e m a i l   a d d r e s s   o f   t h e   c o n t a c t . < / T o o l t i p T e x t > - 
-         < / T o o l t i p > - 
-         < T o o l t i p   c o l u m n = " Y o u r R e f e r e n c e "   E l e m e n t I d = " 1 1 0 3 9 9 5 1 " > - 
-             < T o o l t i p T e x t   l a n g = " e n - U S " > S p e c i f i e s   t h e   c u s t o m e r ' s   r e f e r e n c e .   T h e   c o n t e n t   w i l l   b e   p r i n t e d   o n   s a l e s   d o c u m e n t s . < / T o o l t i p T e x t > - 
-         < / T o o l t i p > - 
-         < T o o l t i p   c o l u m n = " E x t e r n a l D o c u m e n t N o "   E l e m e n t I d = " 7 3 3 9 5 3 9 6 6 " > - 
-             < T o o l t i p T e x t   l a n g = " e n - U S " > S p e c i f i e s   a   d o c u m e n t   n u m b e r   t h a t   r e f e r s   t o   t h e   c u s t o m e r ' s   o r   v e n d o r ' s   n u m b e r i n g   s y s t e m . < / T o o l t i p T e x t > - 
-         < / T o o l t i p > - 
-         < T o o l t i p   c o l u m n = " D o c u m e n t N o "   E l e m e n t I d = " 9 7 0 3 5 0 5 3 9 " > - 
-             < T o o l t i p T e x t   l a n g = " e n - U S " > S p e c i f i e s   a   u n i q u e   n u m b e r   t h a t   i d e n t i f i e s   t h e   s a l e s   d o c u m e n t .   T h e   n u m b e r   c a n   b e   g e n e r a t e d   a u t o m a t i c a l l y   f r o m   a   n u m b e r   s e r i e s ,   o r   y o u   c a n   n u m b e r   e a c h   o f   t h e m   m a n u a l l y . < / T o o l t i p T e x t > - 
-         < / T o o l t i p > - 
-         < T o o l t i p   c o l u m n = " I t e m D e s c r i p t i o n "   E l e m e n t I d = " 1 9 6 5 3 9 3 7 9 0 " > - 
-             < T o o l t i p T e x t   l a n g = " e n - U S " > S p e c i f i e s   a   d e s c r i p t i o n   o f   t h e   e n t r y   o f   t h e   p r o d u c t   t o   b e   s o l d .   T o   a d d   a   n o n - t r a n s a c t i o n a l   t e x t   l i n e ,   f i l l   i n   t h e   D e s c r i p t i o n   f i e l d   o n l y . < / T o o l t i p T e x t > - 
-         < / T o o l t i p > - 
-         < T o o l t i p   c o l u m n = " C o u n t r y O f M a n u f a c t u r i n g "   E l e m e n t I d = " 9 6 7 5 1 0 9 9 6 " > - 
-             < T o o l t i p T e x t   l a n g = " e n - U S " > S p e c i f i e s   a   c o d e   f o r   t h e   c o u n t r y / r e g i o n   w h e r e   t h e   i t e m   w a s   p r o d u c e d   o r   p r o c e s s e d . < / T o o l t i p T e x t > - 
-         < / T o o l t i p > - 
-         < T o o l t i p   c o l u m n = " T a r i f f "   E l e m e n t I d = " 1 6 1 7 3 6 3 7 2 3 " > - 
-             < T o o l t i p T e x t   l a n g = " e n - U S " > S p e c i f i e s   a   c o d e   f o r   t h e   i t e m ' s   t a r i f f   n u m b e r . < / T o o l t i p T e x t > - 
-         < / T o o l t i p > - 
-         < T o o l t i p   c o l u m n = " Q u a n t i t y "   E l e m e n t I d = " 5 5 6 9 2 0 8 8 6 " > - 
-             < T o o l t i p T e x t   l a n g = " e n - U S " > S p e c i f i e s   t h e   q u a n t i t y   t h a t   r e m a i n s   t o   b e   i n v o i c e d .   I t   i s   c a l c u l a t e d   a s   Q u a n t i t y   -   Q t y .   I n v o i c e d . < / T o o l t i p T e x t > - 
-         < / T o o l t i p > - 
-         < T o o l t i p   c o l u m n = " N e t W e i g h t "   E l e m e n t I d = " 1 8 1 6 3 8 9 3 4 2 " > - 
-             < T o o l t i p T e x t   l a n g = " e n - U S " > S p e c i f i e s   t h e   n e t   w e i g h t   o f   o n e   u n i t   o f   t h e   i t e m .   I n   t h e   s a l e s   s t a t i s t i c s   w i n d o w ,   t h e   n e t   w e i g h t   o n   t h e   l i n e   i s   i n c l u d e d   i n   t h e   t o t a l   n e t   w e i g h t   o f   a l l   t h e   l i n e s   f o r   t h e   p a r t i c u l a r   s a l e s   d o c u m e n t . < / T o o l t i p T e x t > - 
-         < / T o o l t i p > - 
-     < / T o o l t i p s > - 
-     < H e a d e r   E l e m e n t T y p e = " D a t a I t e m "   E l e m e n t I d = " 1 2 4 0 3 7 3 8 8 6 " > - 
-         < A m o u n t L b l   E l e m e n t T y p e = " C o l u m n "   E l e m e n t I d = " 9 0 1 6 2 1 0 3 7 "   D a t a T y p e = " S t r i n g " > A m o u n t L b l < / A m o u n t L b l > - 
-         < B i l l T o C o n t a c t E m a i l   E l e m e n t T y p e = " C o l u m n "   E l e m e n t I d = " 3 3 5 8 2 7 8 9 5 "   D a t a T y p e = " T e x t " > B i l l T o C o n t a c t E m a i l < / B i l l T o C o n t a c t E m a i l > - 
-         < B i l l T o C o n t a c t E m a i l L b l   E l e m e n t T y p e = " C o l u m n "   E l e m e n t I d = " 2 9 6 4 7 8 3 6 5 "   D a t a T y p e = " L a b e l " > B i l l T o C o n t a c t E m a i l L b l < / B i l l T o C o n t a c t E m a i l L b l > - 
-         < B i l l T o C o n t a c t M o b i l e P h o n e N o   E l e m e n t T y p e = " C o l u m n "   E l e m e n t I d = " 2 4 8 4 8 8 6 9 6 "   D a t a T y p e = " T e x t " > B i l l T o C o n t a c t M o b i l e P h o n e N o < / B i l l T o C o n t a c t M o b i l e P h o n e N o > - 
-         < B i l l T o C o n t a c t M o b i l e P h o n e N o L b l   E l e m e n t T y p e = " C o l u m n "   E l e m e n t I d = " 2 7 6 3 1 1 3 3 8 "   D a t a T y p e = " L a b e l " > B i l l T o C o n t a c t M o b i l e P h o n e N o L b l < / B i l l T o C o n t a c t M o b i l e P h o n e N o L b l > - 
-         < B i l l T o C o n t a c t P h o n e N o   E l e m e n t T y p e = " C o l u m n "   E l e m e n t I d = " 3 6 2 4 7 7 4 8 8 "   D a t a T y p e = " T e x t " > B i l l T o C o n t a c t P h o n e N o < / B i l l T o C o n t a c t P h o n e N o > - 
-         < B i l l T o C o n t a c t P h o n e N o L b l   E l e m e n t T y p e = " C o l u m n "   E l e m e n t I d = " 2 1 2 3 3 4 5 9 6 6 "   D a t a T y p e = " L a b e l " > B i l l T o C o n t a c t P h o n e N o L b l < / B i l l T o C o n t a c t P h o n e N o L b l > - 
-         < C o m p a n y A d d r e s s 1   E l e m e n t T y p e = " C o l u m n "   E l e m e n t I d = " 1 8 8 4 1 6 4 3 2 3 "   D a t a T y p e = " T e x t " > C o m p a n y A d d r e s s 1 < / C o m p a n y A d d r e s s 1 > - 
-         < C o m p a n y A d d r e s s 2   E l e m e n t T y p e = " C o l u m n "   E l e m e n t I d = " 1 2 4 6 4 6 7 7 0 6 "   D a t a T y p e = " T e x t " > C o m p a n y A d d r e s s 2 < / C o m p a n y A d d r e s s 2 > - 
-         < C o m p a n y A d d r e s s 3   E l e m e n t T y p e = " C o l u m n "   E l e m e n t I d = " 6 0 8 7 7 1 0 8 9 "   D a t a T y p e = " T e x t " > C o m p a n y A d d r e s s 3 < / C o m p a n y A d d r e s s 3 > - 
-         < C o m p a n y A d d r e s s 4   E l e m e n t T y p e = " C o l u m n "   E l e m e n t I d = " 7 7 7 6 8 0 1 1 2 "   D a t a T y p e = " T e x t " > C o m p a n y A d d r e s s 4 < / C o m p a n y A d d r e s s 4 > - 
-         < C o m p a n y A d d r e s s 5   E l e m e n t T y p e = " C o l u m n "   E l e m e n t I d = " 1 3 9 9 8 3 4 9 5 "   D a t a T y p e = " T e x t " > C o m p a n y A d d r e s s 5 < / C o m p a n y A d d r e s s 5 > - 
-         < C o m p a n y A d d r e s s 6   E l e m e n t T y p e = " C o l u m n "   E l e m e n t I d = " 4 9 7 7 1 3 1 2 2 "   D a t a T y p e = " T e x t " > C o m p a n y A d d r e s s 6 < / C o m p a n y A d d r e s s 6 > - 
-         < C o m p a n y A d d r e s s 7   E l e m e n t T y p e = " C o l u m n "   E l e m e n t I d = " 1 1 3 5 4 0 9 7 3 9 "   D a t a T y p e = " T e x t " > C o m p a n y A d d r e s s 7 < / C o m p a n y A d d r e s s 7 > - 
-         < C o m p a n y A d d r e s s 8   E l e m e n t T y p e = " C o l u m n "   E l e m e n t I d = " 1 7 1 5 2 5 5 3 0 0 "   D a t a T y p e = " T e x t " > C o m p a n y A d d r e s s 8 < / C o m p a n y A d d r e s s 8 > - 
-         < C o m p a n y E M a i l   E l e m e n t T y p e = " C o l u m n "   E l e m e n t I d = " 1 6 7 7 0 7 4 0 5 8 "   D a t a T y p e = " T e x t " > C o m p a n y E M a i l < / C o m p a n y E M a i l > - 
-         < C o m p a n y H o m e P a g e   E l e m e n t T y p e = " C o l u m n "   E l e m e n t I d = " 1 9 8 9 1 8 8 7 0 "   D a t a T y p e = " T e x t " > C o m p a n y H o m e P a g e < / C o m p a n y H o m e P a g e > - 
-         < C o m p a n y L e g a l O f f i c e   E l e m e n t T y p e = " C o l u m n "   E l e m e n t I d = " 7 1 4 2 5 8 1 1 1 "   D a t a T y p e = " T e x t " > C o m p a n y L e g a l O f f i c e < / C o m p a n y L e g a l O f f i c e > - 
-         < C o m p a n y L e g a l O f f i c e L b l   E l e m e n t T y p e = " C o l u m n "   E l e m e n t I d = " 7 0 0 0 1 4 3 6 3 "   D a t a T y p e = " T e x t " > C o m p a n y L e g a l O f f i c e L b l < / C o m p a n y L e g a l O f f i c e L b l > - 
-         < C o m p a n y P h o n e N o   E l e m e n t T y p e = " C o l u m n "   E l e m e n t I d = " 2 5 0 4 4 0 6 5 5 "   D a t a T y p e = " T e x t " > C o m p a n y P h o n e N o < / C o m p a n y P h o n e N o > - 
-         < C o m p a n y P h o n e N o L b l   E l e m e n t T y p e = " C o l u m n "   E l e m e n t I d = " 1 4 0 2 7 9 8 1 5 5 "   D a t a T y p e = " S t r i n g " > C o m p a n y P h o n e N o L b l < / C o m p a n y P h o n e N o L b l > - 
-         < C o m p a n y P i c t u r e   E l e m e n t T y p e = " C o l u m n "   E l e m e n t I d = " 1 3 9 7 4 1 1 0 7 4 "   D a t a T y p e = " B l o b "   / > - 
-         < C o m p a n y V A T R e g N o   E l e m e n t T y p e = " C o l u m n "   E l e m e n t I d = " 1 7 1 4 3 1 9 3 6 "   D a t a T y p e = " T e x t " > C o m p a n y V A T R e g N o < / C o m p a n y V A T R e g N o > - 
-         < C o u n t r y O f M a n u f a c t u c t u r e L b l   E l e m e n t T y p e = " C o l u m n "   E l e m e n t I d = " 6 8 3 0 8 4 6 7 9 "   D a t a T y p e = " L a b e l " > C o u n t r y O f M a n u f a c t u c t u r e L b l < / C o u n t r y O f M a n u f a c t u c t u r e L b l > - 
-         < C u r r e n c y   E l e m e n t T y p e = " C o l u m n "   E l e m e n t I d = " 1 4 1 3 6 7 1 0 5 8 "   D a t a T y p e = " C o d e " > C u r r e n c y < / C u r r e n c y > - 
-         < C u r r e n c y L b l   E l e m e n t T y p e = " C o l u m n "   E l e m e n t I d = " 1 1 6 2 5 3 0 8 4 8 "   D a t a T y p e = " S t r i n g " > C u r r e n c y L b l < / C u r r e n c y L b l > - 
-         < C u s t o m e r A d d r e s s 1   E l e m e n t T y p e = " C o l u m n "   E l e m e n t I d = " 1 8 0 1 9 6 6 4 5 4 "   D a t a T y p e = " T e x t " > C u s t o m e r A d d r e s s 1 < / C u s t o m e r A d d r e s s 1 > - 
-         < C u s t o m e r A d d r e s s 2   E l e m e n t T y p e = " C o l u m n "   E l e m e n t I d = " 1 1 6 4 2 6 9 8 3 7 "   D a t a T y p e = " T e x t " > C u s t o m e r A d d r e s s 2 < / C u s t o m e r A d d r e s s 2 > - 
-         < C u s t o m e r A d d r e s s 3   E l e m e n t T y p e = " C o l u m n "   E l e m e n t I d = " 5 2 6 5 7 3 2 2 0 "   D a t a T y p e = " T e x t " > C u s t o m e r A d d r e s s 3 < / C u s t o m e r A d d r e s s 3 > - 
-         < C u s t o m e r A d d r e s s 4   E l e m e n t T y p e = " C o l u m n "   E l e m e n t I d = " 1 1 1 1 2 3 3 9 7 "   D a t a T y p e = " T e x t " > C u s t o m e r A d d r e s s 4 < / C u s t o m e r A d d r e s s 4 > - 
-         < C u s t o m e r A d d r e s s 5   E l e m e n t T y p e = " C o l u m n "   E l e m e n t I d = " 7 4 8 8 2 0 0 1 4 "   D a t a T y p e = " T e x t " > C u s t o m e r A d d r e s s 5 < / C u s t o m e r A d d r e s s 5 > - 
-         < C u s t o m e r A d d r e s s 6   E l e m e n t T y p e = " C o l u m n "   E l e m e n t I d = " 1 3 8 6 5 1 6 6 3 1 "   D a t a T y p e = " T e x t " > C u s t o m e r A d d r e s s 6 < / C u s t o m e r A d d r e s s 6 > - 
-         < C u s t o m e r A d d r e s s 7   E l e m e n t T y p e = " C o l u m n "   E l e m e n t I d = " 2 0 2 4 2 1 3 2 4 8 "   D a t a T y p e = " T e x t " > C u s t o m e r A d d r e s s 7 < / C u s t o m e r A d d r e s s 7 > - 
-         < C u s t o m e r A d d r e s s 8   E l e m e n t T y p e = " C o l u m n "   E l e m e n t I d = " 1 0 4 8 6 9 8 5 8 5 "   D a t a T y p e = " T e x t " > C u s t o m e r A d d r e s s 8 < / C u s t o m e r A d d r e s s 8 > - 
-         < C u s t o m e r V A T R e g i s t r a t i o n N o L b l   E l e m e n t T y p e = " C o l u m n "   E l e m e n t I d = " 1 9 3 3 3 6 8 9 6 "   D a t a T y p e = " T e x t " > C u s t o m e r V A T R e g i s t r a t i o n N o L b l < / C u s t o m e r V A T R e g i s t r a t i o n N o L b l > - 
-         < C u s t o m e r V A T R e g N o   E l e m e n t T y p e = " C o l u m n "   E l e m e n t I d = " 3 6 6 7 3 9 2 6 9 "   D a t a T y p e = " T e x t " > C u s t o m e r V A T R e g N o < / C u s t o m e r V A T R e g N o > - 
-         < D e c l a r t i o n L b l   E l e m e n t T y p e = " C o l u m n "   E l e m e n t I d = " 1 7 3 1 1 5 3 7 1 8 "   D a t a T y p e = " L a b e l " > D e c l a r t i o n L b l < / D e c l a r t i o n L b l > - 
-         < D o c u m e n t D a t e   E l e m e n t T y p e = " C o l u m n "   E l e m e n t I d = " 5 5 2 8 7 1 9 1 4 "   D a t a T y p e = " S t r i n g " > D o c u m e n t D a t e < / D o c u m e n t D a t e > - 
-         < D o c u m e n t N o   E l e m e n t T y p e = " C o l u m n "   E l e m e n t I d = " 9 7 0 3 5 0 5 3 9 "   D a t a T y p e = " C o d e " > D o c u m e n t N o < / D o c u m e n t N o > - 
-         < D o c u m e n t T i t l e L b l   E l e m e n t T y p e = " C o l u m n "   E l e m e n t I d = " 4 7 5 6 0 9 4 4 8 "   D a t a T y p e = " T e x t " > D o c u m e n t T i t l e L b l < / D o c u m e n t T i t l e L b l > - 
-         < E M a i l L b l   E l e m e n t T y p e = " C o l u m n "   E l e m e n t I d = " 9 4 8 6 9 2 2 4 5 "   D a t a T y p e = " S t r i n g " > E M a i l L b l < / E M a i l L b l > - 
-         < E x t e r n a l D o c u m e n t N o   E l e m e n t T y p e = " C o l u m n "   E l e m e n t I d = " 7 3 3 9 5 3 9 6 6 "   D a t a T y p e = " C o d e " > E x t e r n a l D o c u m e n t N o < / E x t e r n a l D o c u m e n t N o > - 
-         < E x t e r n a l D o c u m e n t N o L b l   E l e m e n t T y p e = " C o l u m n "   E l e m e n t I d = " 7 8 3 2 8 7 4 5 2 "   D a t a T y p e = " S t r i n g " > E x t e r n a l D o c u m e n t N o L b l < / E x t e r n a l D o c u m e n t N o L b l > - 
-         < H o m e P a g e L b l   E l e m e n t T y p e = " C o l u m n "   E l e m e n t I d = " 9 0 3 6 3 2 5 7 3 "   D a t a T y p e = " S t r i n g " > H o m e P a g e L b l < / H o m e P a g e L b l > - 
-         < I t e m L b l   E l e m e n t T y p e = " C o l u m n "   E l e m e n t I d = " 2 1 1 5 2 0 3 3 0 "   D a t a T y p e = " S t r i n g " > I t e m L b l < / I t e m L b l > - 
-         < N e t W e i g h t L b l   E l e m e n t T y p e = " C o l u m n "   E l e m e n t I d = " 8 0 8 0 5 9 8 5 6 "   D a t a T y p e = " S t r i n g " > N e t W e i g h t L b l < / N e t W e i g h t L b l > - 
-         < P a g e L b l   E l e m e n t T y p e = " C o l u m n "   E l e m e n t I d = " 2 7 0 2 9 6 3 3 2 "   D a t a T y p e = " L a b e l " > P a g e L b l < / P a g e L b l > - 
-         < Q u a n t i t y L b l   E l e m e n t T y p e = " C o l u m n "   E l e m e n t I d = " 2 7 2 0 7 7 8 0 "   D a t a T y p e = " S t r i n g " > Q u a n t i t y L b l < / Q u a n t i t y L b l > - 
-         < S a l e s P e r s o n L b l   E l e m e n t T y p e = " C o l u m n "   E l e m e n t I d = " 2 0 3 5 7 5 8 2 2 2 "   D a t a T y p e = " T e x t " > S a l e s P e r s o n L b l < / S a l e s P e r s o n L b l > - 
-         < S a l e s P e r s o n N a m e   E l e m e n t T y p e = " C o l u m n "   E l e m e n t I d = " 8 7 1 4 9 2 9 8 3 "   D a t a T y p e = " T e x t " > S a l e s P e r s o n N a m e < / S a l e s P e r s o n N a m e > - 
-         < S e l l T o C o n t a c t E m a i l   E l e m e n t T y p e = " C o l u m n "   E l e m e n t I d = " 2 6 2 8 2 4 5 6 4 "   D a t a T y p e = " T e x t " > S e l l T o C o n t a c t E m a i l < / S e l l T o C o n t a c t E m a i l > - 
-         < S e l l T o C o n t a c t E m a i l L b l   E l e m e n t T y p e = " C o l u m n "   E l e m e n t I d = " 3 7 0 9 2 0 3 7 4 "   D a t a T y p e = " L a b e l " > S e l l T o C o n t a c t E m a i l L b l < / S e l l T o C o n t a c t E m a i l L b l > - 
-         < S e l l T o C o n t a c t M o b i l e P h o n e N o   E l e m e n t T y p e = " C o l u m n "   E l e m e n t I d = " 1 8 4 3 5 8 7 4 7 "   D a t a T y p e = " T e x t " > S e l l T o C o n t a c t M o b i l e P h o n e N o < / S e l l T o C o n t a c t M o b i l e P h o n e N o > - 
-         < S e l l T o C o n t a c t M o b i l e P h o n e N o L b l   E l e m e n t T y p e = " C o l u m n "   E l e m e n t I d = " 1 4 5 7 5 2 8 4 1 7 "   D a t a T y p e = " L a b e l " > S e l l T o C o n t a c t M o b i l e P h o n e N o L b l < / S e l l T o C o n t a c t M o b i l e P h o n e N o L b l > - 
-         < S e l l T o C o n t a c t P h o n e N o   E l e m e n t T y p e = " C o l u m n "   E l e m e n t I d = " 1 6 1 3 8 2 2 4 8 3 "   D a t a T y p e = " T e x t " > S e l l T o C o n t a c t P h o n e N o < / S e l l T o C o n t a c t P h o n e N o > - 
-         < S e l l T o C o n t a c t P h o n e N o L b l   E l e m e n t T y p e = " C o l u m n "   E l e m e n t I d = " 1 0 5 0 6 8 6 8 0 9 "   D a t a T y p e = " L a b e l " > S e l l T o C o n t a c t P h o n e N o L b l < / S e l l T o C o n t a c t P h o n e N o L b l > - 
-         < S h i p m e n t M e t h o d D e s c r i p t i o n   E l e m e n t T y p e = " C o l u m n "   E l e m e n t I d = " 2 0 5 9 4 0 3 2 6 0 "   D a t a T y p e = " T e x t " > S h i p m e n t M e t h o d D e s c r i p t i o n < / S h i p m e n t M e t h o d D e s c r i p t i o n > - 
-         < S h i p m e n t M e t h o d D e s c r i p t i o n L b l   E l e m e n t T y p e = " C o l u m n "   E l e m e n t I d = " 1 3 1 0 7 6 9 9 4 "   D a t a T y p e = " S t r i n g " > S h i p m e n t M e t h o d D e s c r i p t i o n L b l < / S h i p m e n t M e t h o d D e s c r i p t i o n L b l > - 
-         < S h o w W o r k D e s c r i p t i o n   E l e m e n t T y p e = " C o l u m n "   E l e m e n t I d = " 7 8 5 4 6 8 8 6 5 "   D a t a T y p e = " B o o l e a n " > S h o w W o r k D e s c r i p t i o n < / S h o w W o r k D e s c r i p t i o n > - 
-         < S i g n a t u r e L b l   E l e m e n t T y p e = " C o l u m n "   E l e m e n t I d = " 9 1 0 9 5 0 3 4 7 "   D a t a T y p e = " L a b e l " > S i g n a t u r e L b l < / S i g n a t u r e L b l > - 
-         < S i g n a t u r e N a m e L b l   E l e m e n t T y p e = " C o l u m n "   E l e m e n t I d = " 1 0 2 8 2 9 0 9 4 0 "   D a t a T y p e = " L a b e l " > S i g n a t u r e N a m e L b l < / S i g n a t u r e N a m e L b l > - 
-         < S i g n a t u r e P o s i t i o n L b l   E l e m e n t T y p e = " C o l u m n "   E l e m e n t I d = " 6 0 9 3 1 5 1 8 6 "   D a t a T y p e = " L a b e l " > S i g n a t u r e P o s i t i o n L b l < / S i g n a t u r e P o s i t i o n L b l > - 
-         < T a r i f f L b l   E l e m e n t T y p e = " C o l u m n "   E l e m e n t I d = " 1 7 9 3 6 1 9 4 0 9 "   D a t a T y p e = " S t r i n g " > T a r i f f L b l < / T a r i f f L b l > - 
-         < T o t a l A m o u n t I n c l V A T L b l   E l e m e n t T y p e = " C o l u m n "   E l e m e n t I d = " 1 3 1 7 8 8 7 6 3 0 "   D a t a T y p e = " T e x t " > T o t a l A m o u n t I n c l V A T L b l < / T o t a l A m o u n t I n c l V A T L b l > - 
-         < T o t a l A m o u n t L b l   E l e m e n t T y p e = " C o l u m n "   E l e m e n t I d = " 1 2 1 0 2 0 8 3 7 7 "   D a t a T y p e = " T e x t " > T o t a l A m o u n t L b l < / T o t a l A m o u n t L b l > - 
-         < T o t a l W e i g h t L b l   E l e m e n t T y p e = " C o l u m n "   E l e m e n t I d = " 1 0 3 4 9 8 5 3 9 7 "   D a t a T y p e = " L a b e l " > T o t a l W e i g h t L b l < / T o t a l W e i g h t L b l > - 
-         < U n i t P r i c e L b l   E l e m e n t T y p e = " C o l u m n "   E l e m e n t I d = " 6 3 9 0 7 3 1 5 6 "   D a t a T y p e = " S t r i n g " > U n i t P r i c e L b l < / U n i t P r i c e L b l > - 
-         < V A T A m o u n t L b l   E l e m e n t T y p e = " C o l u m n "   E l e m e n t I d = " 1 8 4 5 5 5 8 6 7 2 "   D a t a T y p e = " T e x t " > V A T A m o u n t L b l < / V A T A m o u n t L b l > - 
-         < V A T P c t L b l   E l e m e n t T y p e = " C o l u m n "   E l e m e n t I d = " 8 8 4 3 2 7 1 8 1 "   D a t a T y p e = " S t r i n g " > V A T P c t L b l < / V A T P c t L b l > - 
-         < V A T R e g N o L b l   E l e m e n t T y p e = " C o l u m n "   E l e m e n t I d = " 1 5 8 9 8 1 5 5 5 7 "   D a t a T y p e = " T e x t " > V A T R e g N o L b l < / V A T R e g N o L b l > - 
-         < Y o u r R e f e r e n c e   E l e m e n t T y p e = " C o l u m n "   E l e m e n t I d = " 1 1 0 3 9 9 5 1 "   D a t a T y p e = " T e x t " > Y o u r R e f e r e n c e < / Y o u r R e f e r e n c e > - 
-         < Y o u r R e f e r e n c e L b l   E l e m e n t T y p e = " C o l u m n "   E l e m e n t I d = " 1 0 4 0 0 4 0 1 1 7 "   D a t a T y p e = " S t r i n g " > Y o u r R e f e r e n c e L b l < / Y o u r R e f e r e n c e L b l > - 
-         < L i n e   E l e m e n t T y p e = " D a t a I t e m "   E l e m e n t I d = " 4 1 1 9 7 6 1 3 3 " > - 
-             < C o u n t r y O f M a n u f a c t u r i n g   E l e m e n t T y p e = " C o l u m n "   E l e m e n t I d = " 9 6 7 5 1 0 9 9 6 "   D a t a T y p e = " C o d e " > C o u n t r y O f M a n u f a c t u r i n g < / C o u n t r y O f M a n u f a c t u r i n g > - 
-             < I t e m D e s c r i p t i o n   E l e m e n t T y p e = " C o l u m n "   E l e m e n t I d = " 1 9 6 5 3 9 3 7 9 0 "   D a t a T y p e = " T e x t " > I t e m D e s c r i p t i o n < / I t e m D e s c r i p t i o n > - 
-             < L i n e A m o u n t   E l e m e n t T y p e = " C o l u m n "   E l e m e n t I d = " 1 6 4 5 5 1 1 0 0 1 "   D a t a T y p e = " T e x t " > L i n e A m o u n t < / L i n e A m o u n t > - 
-             < N e t W e i g h t   E l e m e n t T y p e = " C o l u m n "   E l e m e n t I d = " 1 8 1 6 3 8 9 3 4 2 "   D a t a T y p e = " D e c i m a l " > N e t W e i g h t < / N e t W e i g h t > - 
-             < P r i c e   E l e m e n t T y p e = " C o l u m n "   E l e m e n t I d = " 1 4 8 7 8 5 5 2 6 4 "   D a t a T y p e = " T e x t " > P r i c e < / P r i c e > - 
-             < Q u a n t i t y   E l e m e n t T y p e = " C o l u m n "   E l e m e n t I d = " 5 5 6 9 2 0 8 8 6 "   D a t a T y p e = " D e c i m a l " > Q u a n t i t y < / Q u a n t i t y > - 
-             < T a r i f f   E l e m e n t T y p e = " C o l u m n "   E l e m e n t I d = " 1 6 1 7 3 6 3 7 2 3 "   D a t a T y p e = " C o d e " > T a r i f f < / T a r i f f > - 
-             < V A T A m o u n t   E l e m e n t T y p e = " C o l u m n "   E l e m e n t I d = " 7 4 4 7 0 7 5 5 4 "   D a t a T y p e = " T e x t " > V A T A m o u n t < / V A T A m o u n t > - 
-             < V A T P c t   E l e m e n t T y p e = " C o l u m n "   E l e m e n t I d = " 4 2 6 2 1 7 3 8 3 "   D a t a T y p e = " D e c i m a l " > V A T P c t < / V A T P c t > - 
-         < / L i n e > - 
-         < W o r k D e s c r i p t i o n L i n e s   E l e m e n t T y p e = " D a t a I t e m "   E l e m e n t I d = " 2 7 6 8 1 9 4 4 7 " > - 
-             < W o r k D e s c r i p t i o n L i n e   E l e m e n t T y p e = " C o l u m n "   E l e m e n t I d = " 1 9 4 7 6 2 1 6 7 6 "   D a t a T y p e = " T e x t " > W o r k D e s c r i p t i o n L i n e < / W o r k D e s c r i p t i o n L i n e > - 
-             < W o r k D e s c r i p t i o n L i n e N u m b e r   E l e m e n t T y p e = " C o l u m n "   E l e m e n t I d = " 7 9 7 3 0 7 2 2 3 "   D a t a T y p e = " I n t e g e r " > W o r k D e s c r i p t i o n L i n e N u m b e r < / W o r k D e s c r i p t i o n L i n e N u m b e r > - 
-         < / W o r k D e s c r i p t i o n L i n e s > - 
-         < T o t a l s   E l e m e n t T y p e = " D a t a I t e m "   E l e m e n t I d = " 1 8 2 3 9 5 0 0 4 4 " > - 
-             < T o t a l A m o u n t I n c l V A T   E l e m e n t T y p e = " C o l u m n "   E l e m e n t I d = " 1 4 2 2 4 2 7 9 5 2 "   D a t a T y p e = " T e x t " > T o t a l A m o u n t I n c l V A T < / T o t a l A m o u n t I n c l V A T > - 
-             < T o t a l V a l u e   E l e m e n t T y p e = " C o l u m n "   E l e m e n t I d = " 2 1 0 1 8 1 0 8 8 4 "   D a t a T y p e = " T e x t " > T o t a l V a l u e < / T o t a l V a l u e > - 
-             < T o t a l V A T A m o u n t   E l e m e n t T y p e = " C o l u m n "   E l e m e n t I d = " 1 6 2 7 1 0 2 3 2 8 "   D a t a T y p e = " T e x t " > T o t a l V A T A m o u n t < / T o t a l V A T A m o u n t > - 
-             < T o t a l W e i g h t   E l e m e n t T y p e = " C o l u m n "   E l e m e n t I d = " 2 1 4 2 2 3 7 7 4 5 "   D a t a T y p e = " D e c i m a l " > T o t a l W e i g h t < / T o t a l W e i g h t > - 
-         < / T o t a l s > - 
-     < / H e a d e r > - 
- < / N a v W o r d R e p o r t X m l P a r t > 
-</file>
-
 <file path=customXml/itemProps1.xml><?xml version="1.0" encoding="utf-8"?>
-<ds:datastoreItem xmlns:ds="http://schemas.openxmlformats.org/officeDocument/2006/customXml" ds:itemID="{8C00CB74-2B00-4575-BDB7-0D4EE853C3C1}">
+<ds:datastoreItem xmlns:ds="http://schemas.openxmlformats.org/officeDocument/2006/customXml" ds:itemID="{3C17B632-D076-48F1-904C-89B662E446FA}">
   <ds:schemaRefs>
-    <ds:schemaRef ds:uri="http://schemas.openxmlformats.org/officeDocument/2006/bibliography"/>
+    <ds:schemaRef ds:uri="urn:microsoft-dynamics-businesscentral/internal/extended/reports/Standard_Sales_Pro_Forma_Inv/1302/"/>
   </ds:schemaRefs>
 </ds:datastoreItem>
 </file>
@@ -6918,9 +6769,9 @@
 </file>
 
 <file path=customXml/itemProps3.xml><?xml version="1.0" encoding="utf-8"?>
-<ds:datastoreItem xmlns:ds="http://schemas.openxmlformats.org/officeDocument/2006/customXml" ds:itemID="{3C17B632-D076-48F1-904C-89B662E446FA}">
+<ds:datastoreItem xmlns:ds="http://schemas.openxmlformats.org/officeDocument/2006/customXml" ds:itemID="{8C00CB74-2B00-4575-BDB7-0D4EE853C3C1}">
   <ds:schemaRefs>
-    <ds:schemaRef ds:uri="urn:microsoft-dynamics-businesscentral/internal/extended/reports/Standard_Sales_Pro_Forma_Inv/1302/"/>
+    <ds:schemaRef ds:uri="http://schemas.openxmlformats.org/officeDocument/2006/bibliography"/>
   </ds:schemaRefs>
 </ds:datastoreItem>
 </file>

--- a/src/Layers/W1/BaseApp/Sales/Document/StandardSalesProFormaInvBody.docx
+++ b/src/Layers/W1/BaseApp/Sales/Document/StandardSalesProFormaInvBody.docx
@@ -2916,8 +2916,8 @@
               <w:tcPr>
                 <w:tcW w:w="2500" w:type="pct"/>
                 <w:tcBorders>
-                  <w:top w:val="single" w:sz="6" w:space="0" w:color="242424"/>
-                  <w:bottom w:val="single" w:sz="12" w:space="0" w:color="auto"/>
+                  <w:top w:val="single" w:color="242424" w:sz="6" w:space="0"/>
+                  <w:bottom w:val="single" w:color="auto" w:sz="12" w:space="0"/>
                 </w:tcBorders>
               </w:tcPr>
               <w:p>
@@ -2964,8 +2964,8 @@
               <w:tcPr>
                 <w:tcW w:w="2500" w:type="pct"/>
                 <w:tcBorders>
-                  <w:top w:val="single" w:sz="6" w:space="0" w:color="242424"/>
-                  <w:bottom w:val="single" w:sz="12" w:space="0" w:color="auto"/>
+                  <w:top w:val="single" w:color="242424" w:sz="6" w:space="0"/>
+                  <w:bottom w:val="single" w:color="auto" w:sz="12" w:space="0"/>
                 </w:tcBorders>
               </w:tcPr>
               <w:p>
@@ -6409,7 +6409,9 @@
  < / N a v W o r d R e p o r t X m l P a r t > 
 </file>
 
-<file path=customXml/item2.xml>��< ? x m l   v e r s i o n = " 1 . 0 "   e n c o d i n g = " u t f - 1 6 " ? > < N a v W o r d R e p o r t X m l P a r t   x m l n s = " u r n : m i c r o s o f t - d y n a m i c s - n a v / r e p o r t s / S t a n d a r d _ S a l e s _ P r o _ F o r m a _ I n v / 1 3 0 2 / " > +<file path=customXml/item2.xml>��< ? x m l   v e r s i o n = " 1 . 0 "   e n c o d i n g = " u t f - 1 6 " ? > + 
+ < N a v W o r d R e p o r t X m l P a r t   x m l n s = " u r n : m i c r o s o f t - d y n a m i c s - n a v / r e p o r t s / S t a n d a r d _ S a l e s _ P r o _ F o r m a _ I n v / 1 3 0 2 / " >   
      < B C R e p o r t I n f o r m a t i o n >   
@@ -6599,7 +6601,7 @@
  
          < C o m p a n y P h o n e N o L b l > C o m p a n y P h o n e N o L b l < / C o m p a n y P h o n e N o L b l >   
-         < C o m p a n y P i c t u r e / > +         < C o m p a n y P i c t u r e   / >   
          < C o m p a n y V A T R e g N o > C o m p a n y V A T R e g N o < / C o m p a n y V A T R e g N o >   
@@ -6607,7 +6609,7 @@
  
          < C u r r e n c y > C u r r e n c y < / C u r r e n c y >   
-         < C u r r e n c y L b l / > +         < C u r r e n c y L b l > C u r r e n c y L b l < / C u r r e n c y L b l >   
          < C u s t o m e r A d d r e s s 1 > C u s t o m e r A d d r e s s 1 < / C u s t o m e r A d d r e s s 1 >   
@@ -6697,9 +6699,9 @@
  
          < V A T R e g N o L b l > V A T R e g N o L b l < / V A T R e g N o L b l >   
-         < Y o u r R e f e r e n c e / > - 
-         < Y o u r R e f e r e n c e L b l / > +         < Y o u r R e f e r e n c e > Y o u r R e f e r e n c e < / Y o u r R e f e r e n c e > + 
+         < Y o u r R e f e r e n c e L b l > Y o u r R e f e r e n c e L b l < / Y o u r R e f e r e n c e L b l >   
          < L i n e >   
